--- a/Kubernetes/6-deployment.docx
+++ b/Kubernetes/6-deployment.docx
@@ -12123,6 +12123,4754 @@
           <w:rFonts w:asciiTheme="majorBidi" w:hAnsiTheme="majorBidi" w:cstheme="majorBidi"/>
           <w:b/>
           <w:bCs/>
+          <w:noProof/>
+          <w:sz w:val="36"/>
+          <w:szCs w:val="36"/>
+        </w:rPr>
+        <w:lastRenderedPageBreak/>
+        <mc:AlternateContent>
+          <mc:Choice Requires="wps">
+            <w:drawing>
+              <wp:anchor distT="0" distB="0" distL="114300" distR="114300" simplePos="0" relativeHeight="251679744" behindDoc="0" locked="0" layoutInCell="1" allowOverlap="1" wp14:anchorId="06D43647" wp14:editId="5CF87850">
+                <wp:simplePos x="0" y="0"/>
+                <wp:positionH relativeFrom="margin">
+                  <wp:align>left</wp:align>
+                </wp:positionH>
+                <wp:positionV relativeFrom="paragraph">
+                  <wp:posOffset>7620</wp:posOffset>
+                </wp:positionV>
+                <wp:extent cx="6850380" cy="9105900"/>
+                <wp:effectExtent l="0" t="0" r="26670" b="19050"/>
+                <wp:wrapNone/>
+                <wp:docPr id="2117266555" name="Rectangle 21"/>
+                <wp:cNvGraphicFramePr/>
+                <a:graphic xmlns:a="http://schemas.openxmlformats.org/drawingml/2006/main">
+                  <a:graphicData uri="http://schemas.microsoft.com/office/word/2010/wordprocessingShape">
+                    <wps:wsp>
+                      <wps:cNvSpPr/>
+                      <wps:spPr>
+                        <a:xfrm>
+                          <a:off x="0" y="0"/>
+                          <a:ext cx="6850380" cy="9105900"/>
+                        </a:xfrm>
+                        <a:prstGeom prst="rect">
+                          <a:avLst/>
+                        </a:prstGeom>
+                      </wps:spPr>
+                      <wps:style>
+                        <a:lnRef idx="1">
+                          <a:schemeClr val="dk1"/>
+                        </a:lnRef>
+                        <a:fillRef idx="2">
+                          <a:schemeClr val="dk1"/>
+                        </a:fillRef>
+                        <a:effectRef idx="1">
+                          <a:schemeClr val="dk1"/>
+                        </a:effectRef>
+                        <a:fontRef idx="minor">
+                          <a:schemeClr val="dk1"/>
+                        </a:fontRef>
+                      </wps:style>
+                      <wps:txbx>
+                        <w:txbxContent>
+                          <w:p>
+                            <w:pPr>
+                              <w:spacing w:after="60"/>
+                              <w:jc w:val="both"/>
+                              <w:rPr>
+                                <w:rFonts w:asciiTheme="majorBidi" w:hAnsiTheme="majorBidi" w:cstheme="majorBidi"/>
+                                <w:b/>
+                                <w:bCs/>
+                                <w:sz w:val="36"/>
+                                <w:szCs w:val="36"/>
+                              </w:rPr>
+                            </w:pPr>
+                            <w:r>
+                              <w:rPr>
+                                <w:rFonts w:asciiTheme="majorBidi" w:hAnsiTheme="majorBidi" w:cstheme="majorBidi"/>
+                                <w:b/>
+                                <w:bCs/>
+                                <w:sz w:val="36"/>
+                                <w:szCs w:val="36"/>
+                              </w:rPr>
+                              <w:t>Blue‑Green Deployment</w:t>
+                            </w:r>
+                          </w:p>
+                          <w:p>
+                            <w:pPr>
+                              <w:spacing w:after="120"/>
+                              <w:jc w:val="both"/>
+                              <w:rPr>
+                                <w:rFonts w:asciiTheme="majorBidi" w:hAnsiTheme="majorBidi" w:cstheme="majorBidi"/>
+                                <w:sz w:val="28"/>
+                                <w:szCs w:val="28"/>
+                              </w:rPr>
+                            </w:pPr>
+                            <w:r>
+                              <w:rPr>
+                                <w:rFonts w:asciiTheme="majorBidi" w:hAnsiTheme="majorBidi" w:cstheme="majorBidi"/>
+                                <w:sz w:val="28"/>
+                                <w:szCs w:val="28"/>
+                              </w:rPr>
+                              <w:t>Blue‑Green deployment is a release strategy for updating applications with zero downtime and instant rollback capability.</w:t>
+                            </w:r>
+                            <w:r>
+                              <w:rPr>
+                                <w:rFonts w:asciiTheme="majorBidi" w:hAnsiTheme="majorBidi" w:cstheme="majorBidi"/>
+                                <w:sz w:val="28"/>
+                                <w:szCs w:val="28"/>
+                              </w:rPr>
+                              <w:t xml:space="preserve"> </w:t>
+                            </w:r>
+                            <w:r>
+                              <w:rPr>
+                                <w:rFonts w:asciiTheme="majorBidi" w:hAnsiTheme="majorBidi" w:cstheme="majorBidi"/>
+                                <w:sz w:val="28"/>
+                                <w:szCs w:val="28"/>
+                              </w:rPr>
+                              <w:t>It works by running two identical environments called Blue and Green and switching traffic between them.</w:t>
+                            </w:r>
+                          </w:p>
+                          <w:p>
+                            <w:pPr>
+                              <w:spacing w:after="60"/>
+                              <w:jc w:val="both"/>
+                              <w:rPr>
+                                <w:rFonts w:asciiTheme="majorBidi" w:hAnsiTheme="majorBidi" w:cstheme="majorBidi"/>
+                                <w:b/>
+                                <w:bCs/>
+                                <w:sz w:val="28"/>
+                                <w:szCs w:val="28"/>
+                              </w:rPr>
+                            </w:pPr>
+                            <w:r>
+                              <w:rPr>
+                                <w:rFonts w:asciiTheme="majorBidi" w:hAnsiTheme="majorBidi" w:cstheme="majorBidi"/>
+                                <w:b/>
+                                <w:bCs/>
+                                <w:sz w:val="28"/>
+                                <w:szCs w:val="28"/>
+                              </w:rPr>
+                              <w:t>The Core Idea</w:t>
+                            </w:r>
+                          </w:p>
+                          <w:p>
+                            <w:pPr>
+                              <w:pStyle w:val="ListParagraph"/>
+                              <w:numPr>
+                                <w:ilvl w:val="0"/>
+                                <w:numId w:val="74"/>
+                              </w:numPr>
+                              <w:spacing w:after="60"/>
+                              <w:ind w:left="360"/>
+                              <w:jc w:val="both"/>
+                              <w:rPr>
+                                <w:rFonts w:asciiTheme="majorBidi" w:hAnsiTheme="majorBidi" w:cstheme="majorBidi"/>
+                                <w:sz w:val="28"/>
+                                <w:szCs w:val="28"/>
+                              </w:rPr>
+                            </w:pPr>
+                            <w:r>
+                              <w:rPr>
+                                <w:rFonts w:asciiTheme="majorBidi" w:hAnsiTheme="majorBidi" w:cstheme="majorBidi"/>
+                                <w:sz w:val="28"/>
+                                <w:szCs w:val="28"/>
+                              </w:rPr>
+                              <w:t>Blue → the current production environment (actively serving users)</w:t>
+                            </w:r>
+                          </w:p>
+                          <w:p>
+                            <w:pPr>
+                              <w:pStyle w:val="ListParagraph"/>
+                              <w:numPr>
+                                <w:ilvl w:val="0"/>
+                                <w:numId w:val="74"/>
+                              </w:numPr>
+                              <w:spacing w:after="60"/>
+                              <w:ind w:left="360"/>
+                              <w:jc w:val="both"/>
+                              <w:rPr>
+                                <w:rFonts w:asciiTheme="majorBidi" w:hAnsiTheme="majorBidi" w:cstheme="majorBidi"/>
+                                <w:sz w:val="28"/>
+                                <w:szCs w:val="28"/>
+                              </w:rPr>
+                            </w:pPr>
+                            <w:r>
+                              <w:rPr>
+                                <w:rFonts w:asciiTheme="majorBidi" w:hAnsiTheme="majorBidi" w:cstheme="majorBidi"/>
+                                <w:sz w:val="28"/>
+                                <w:szCs w:val="28"/>
+                              </w:rPr>
+                              <w:t>Green → the new version of the application (prepared but not yet live)</w:t>
+                            </w:r>
+                          </w:p>
+                          <w:p>
+                            <w:pPr>
+                              <w:spacing w:after="120"/>
+                              <w:jc w:val="both"/>
+                              <w:rPr>
+                                <w:rFonts w:asciiTheme="majorBidi" w:hAnsiTheme="majorBidi" w:cstheme="majorBidi"/>
+                                <w:sz w:val="28"/>
+                                <w:szCs w:val="28"/>
+                              </w:rPr>
+                            </w:pPr>
+                            <w:r>
+                              <w:rPr>
+                                <w:rFonts w:asciiTheme="majorBidi" w:hAnsiTheme="majorBidi" w:cstheme="majorBidi"/>
+                                <w:sz w:val="28"/>
+                                <w:szCs w:val="28"/>
+                              </w:rPr>
+                              <w:t>Traffic is routed to only one environment at a time.</w:t>
+                            </w:r>
+                            <w:r>
+                              <w:rPr>
+                                <w:rFonts w:asciiTheme="majorBidi" w:hAnsiTheme="majorBidi" w:cstheme="majorBidi"/>
+                                <w:sz w:val="28"/>
+                                <w:szCs w:val="28"/>
+                              </w:rPr>
+                              <w:t xml:space="preserve"> </w:t>
+                            </w:r>
+                            <w:r>
+                              <w:rPr>
+                                <w:rFonts w:asciiTheme="majorBidi" w:hAnsiTheme="majorBidi" w:cstheme="majorBidi"/>
+                                <w:sz w:val="28"/>
+                                <w:szCs w:val="28"/>
+                              </w:rPr>
+                              <w:t>When the new version (Green) is ready and tested, traffic is switched atomically from Blue to Green</w:t>
+                            </w:r>
+                            <w:r>
+                              <w:rPr>
+                                <w:rFonts w:asciiTheme="majorBidi" w:hAnsiTheme="majorBidi" w:cstheme="majorBidi"/>
+                                <w:sz w:val="28"/>
+                                <w:szCs w:val="28"/>
+                              </w:rPr>
+                              <w:t>.</w:t>
+                            </w:r>
+                            <w:r>
+                              <w:rPr>
+                                <w:rFonts w:asciiTheme="majorBidi" w:hAnsiTheme="majorBidi" w:cstheme="majorBidi"/>
+                                <w:sz w:val="28"/>
+                                <w:szCs w:val="28"/>
+                              </w:rPr>
+                              <w:t xml:space="preserve"> instantly putting the new version in production.</w:t>
+                            </w:r>
+                            <w:r>
+                              <w:rPr>
+                                <w:rFonts w:asciiTheme="majorBidi" w:hAnsiTheme="majorBidi" w:cstheme="majorBidi"/>
+                                <w:sz w:val="28"/>
+                                <w:szCs w:val="28"/>
+                              </w:rPr>
+                              <w:t xml:space="preserve"> </w:t>
+                            </w:r>
+                            <w:r>
+                              <w:rPr>
+                                <w:rFonts w:asciiTheme="majorBidi" w:hAnsiTheme="majorBidi" w:cstheme="majorBidi"/>
+                                <w:sz w:val="28"/>
+                                <w:szCs w:val="28"/>
+                              </w:rPr>
+                              <w:t xml:space="preserve">If something goes wrong, you can switch traffic back to Blue just as quickly </w:t>
+                            </w:r>
+                            <w:r>
+                              <w:rPr>
+                                <w:rFonts w:asciiTheme="majorBidi" w:hAnsiTheme="majorBidi" w:cstheme="majorBidi"/>
+                                <w:sz w:val="28"/>
+                                <w:szCs w:val="28"/>
+                              </w:rPr>
+                              <w:t>-</w:t>
+                            </w:r>
+                            <w:r>
+                              <w:rPr>
+                                <w:rFonts w:asciiTheme="majorBidi" w:hAnsiTheme="majorBidi" w:cstheme="majorBidi"/>
+                                <w:sz w:val="28"/>
+                                <w:szCs w:val="28"/>
+                              </w:rPr>
+                              <w:t xml:space="preserve"> giving you a safe, instantaneous rollback.</w:t>
+                            </w:r>
+                          </w:p>
+                          <w:p>
+                            <w:pPr>
+                              <w:spacing w:after="60"/>
+                              <w:jc w:val="both"/>
+                              <w:rPr>
+                                <w:rFonts w:asciiTheme="majorBidi" w:hAnsiTheme="majorBidi" w:cstheme="majorBidi"/>
+                                <w:b/>
+                                <w:bCs/>
+                                <w:sz w:val="28"/>
+                                <w:szCs w:val="28"/>
+                              </w:rPr>
+                            </w:pPr>
+                            <w:r>
+                              <w:rPr>
+                                <w:rFonts w:asciiTheme="majorBidi" w:hAnsiTheme="majorBidi" w:cstheme="majorBidi"/>
+                                <w:b/>
+                                <w:bCs/>
+                                <w:sz w:val="28"/>
+                                <w:szCs w:val="28"/>
+                              </w:rPr>
+                              <w:t>Step‑by‑Step Process</w:t>
+                            </w:r>
+                            <w:r>
+                              <w:rPr>
+                                <w:rFonts w:asciiTheme="majorBidi" w:hAnsiTheme="majorBidi" w:cstheme="majorBidi"/>
+                                <w:b/>
+                                <w:bCs/>
+                                <w:sz w:val="28"/>
+                                <w:szCs w:val="28"/>
+                              </w:rPr>
+                              <w:t>:</w:t>
+                            </w:r>
+                          </w:p>
+                          <w:p>
+                            <w:pPr>
+                              <w:pStyle w:val="ListParagraph"/>
+                              <w:numPr>
+                                <w:ilvl w:val="0"/>
+                                <w:numId w:val="75"/>
+                              </w:numPr>
+                              <w:ind w:left="360"/>
+                              <w:jc w:val="both"/>
+                              <w:rPr>
+                                <w:rFonts w:asciiTheme="majorBidi" w:hAnsiTheme="majorBidi" w:cstheme="majorBidi"/>
+                                <w:sz w:val="28"/>
+                                <w:szCs w:val="28"/>
+                              </w:rPr>
+                            </w:pPr>
+                            <w:r>
+                              <w:rPr>
+                                <w:rFonts w:asciiTheme="majorBidi" w:hAnsiTheme="majorBidi" w:cstheme="majorBidi"/>
+                                <w:b/>
+                                <w:bCs/>
+                                <w:sz w:val="28"/>
+                                <w:szCs w:val="28"/>
+                              </w:rPr>
+                              <w:t>Current version is Blue</w:t>
+                            </w:r>
+                            <w:r>
+                              <w:rPr>
+                                <w:rFonts w:asciiTheme="majorBidi" w:hAnsiTheme="majorBidi" w:cstheme="majorBidi"/>
+                                <w:sz w:val="28"/>
+                                <w:szCs w:val="28"/>
+                              </w:rPr>
+                              <w:t xml:space="preserve"> </w:t>
+                            </w:r>
+                            <w:r>
+                              <w:rPr>
+                                <w:rFonts w:asciiTheme="majorBidi" w:hAnsiTheme="majorBidi" w:cstheme="majorBidi"/>
+                                <w:sz w:val="28"/>
+                                <w:szCs w:val="28"/>
+                              </w:rPr>
+                              <w:t>→ The “Blue” environment is live and serving all traffic.</w:t>
+                            </w:r>
+                          </w:p>
+                          <w:p>
+                            <w:pPr>
+                              <w:pStyle w:val="ListParagraph"/>
+                              <w:numPr>
+                                <w:ilvl w:val="0"/>
+                                <w:numId w:val="75"/>
+                              </w:numPr>
+                              <w:ind w:left="360"/>
+                              <w:jc w:val="both"/>
+                              <w:rPr>
+                                <w:rFonts w:asciiTheme="majorBidi" w:hAnsiTheme="majorBidi" w:cstheme="majorBidi"/>
+                                <w:sz w:val="28"/>
+                                <w:szCs w:val="28"/>
+                              </w:rPr>
+                            </w:pPr>
+                            <w:r>
+                              <w:rPr>
+                                <w:rFonts w:asciiTheme="majorBidi" w:hAnsiTheme="majorBidi" w:cstheme="majorBidi"/>
+                                <w:b/>
+                                <w:bCs/>
+                                <w:sz w:val="28"/>
+                                <w:szCs w:val="28"/>
+                              </w:rPr>
+                              <w:t>Deploy the new version (Green)</w:t>
+                            </w:r>
+                            <w:r>
+                              <w:rPr>
+                                <w:rFonts w:asciiTheme="majorBidi" w:hAnsiTheme="majorBidi" w:cstheme="majorBidi"/>
+                                <w:sz w:val="28"/>
+                                <w:szCs w:val="28"/>
+                              </w:rPr>
+                              <w:t xml:space="preserve"> </w:t>
+                            </w:r>
+                            <w:r>
+                              <w:rPr>
+                                <w:rFonts w:asciiTheme="majorBidi" w:hAnsiTheme="majorBidi" w:cstheme="majorBidi"/>
+                                <w:sz w:val="28"/>
+                                <w:szCs w:val="28"/>
+                              </w:rPr>
+                              <w:t>→ The new application version is deployed alongside Blue</w:t>
+                            </w:r>
+                            <w:r>
+                              <w:rPr>
+                                <w:rFonts w:asciiTheme="majorBidi" w:hAnsiTheme="majorBidi" w:cstheme="majorBidi"/>
+                                <w:sz w:val="28"/>
+                                <w:szCs w:val="28"/>
+                              </w:rPr>
+                              <w:t>.</w:t>
+                            </w:r>
+                            <w:r>
+                              <w:rPr>
+                                <w:rFonts w:asciiTheme="majorBidi" w:hAnsiTheme="majorBidi" w:cstheme="majorBidi"/>
+                                <w:sz w:val="28"/>
+                                <w:szCs w:val="28"/>
+                              </w:rPr>
+                              <w:t xml:space="preserve"> same configuration, same backing services</w:t>
+                            </w:r>
+                            <w:r>
+                              <w:rPr>
+                                <w:rFonts w:asciiTheme="majorBidi" w:hAnsiTheme="majorBidi" w:cstheme="majorBidi"/>
+                                <w:sz w:val="28"/>
+                                <w:szCs w:val="28"/>
+                              </w:rPr>
+                              <w:t>,</w:t>
+                            </w:r>
+                            <w:r>
+                              <w:rPr>
+                                <w:rFonts w:asciiTheme="majorBidi" w:hAnsiTheme="majorBidi" w:cstheme="majorBidi"/>
+                                <w:sz w:val="28"/>
+                                <w:szCs w:val="28"/>
+                              </w:rPr>
+                              <w:t xml:space="preserve"> but receives no user traffic yet.</w:t>
+                            </w:r>
+                          </w:p>
+                          <w:p>
+                            <w:pPr>
+                              <w:pStyle w:val="ListParagraph"/>
+                              <w:numPr>
+                                <w:ilvl w:val="0"/>
+                                <w:numId w:val="75"/>
+                              </w:numPr>
+                              <w:ind w:left="360"/>
+                              <w:jc w:val="both"/>
+                              <w:rPr>
+                                <w:rFonts w:asciiTheme="majorBidi" w:hAnsiTheme="majorBidi" w:cstheme="majorBidi"/>
+                                <w:sz w:val="28"/>
+                                <w:szCs w:val="28"/>
+                              </w:rPr>
+                            </w:pPr>
+                            <w:r>
+                              <w:rPr>
+                                <w:rFonts w:asciiTheme="majorBidi" w:hAnsiTheme="majorBidi" w:cstheme="majorBidi"/>
+                                <w:b/>
+                                <w:bCs/>
+                                <w:sz w:val="28"/>
+                                <w:szCs w:val="28"/>
+                              </w:rPr>
+                              <w:t>Test Green</w:t>
+                            </w:r>
+                            <w:r>
+                              <w:rPr>
+                                <w:rFonts w:asciiTheme="majorBidi" w:hAnsiTheme="majorBidi" w:cstheme="majorBidi"/>
+                                <w:sz w:val="28"/>
+                                <w:szCs w:val="28"/>
+                              </w:rPr>
+                              <w:t xml:space="preserve"> </w:t>
+                            </w:r>
+                            <w:r>
+                              <w:rPr>
+                                <w:rFonts w:asciiTheme="majorBidi" w:hAnsiTheme="majorBidi" w:cstheme="majorBidi"/>
+                                <w:sz w:val="28"/>
+                                <w:szCs w:val="28"/>
+                              </w:rPr>
+                              <w:t>→ Verify that the</w:t>
+                            </w:r>
+                            <w:r>
+                              <w:rPr>
+                                <w:rFonts w:asciiTheme="majorBidi" w:hAnsiTheme="majorBidi" w:cstheme="majorBidi"/>
+                                <w:sz w:val="28"/>
+                                <w:szCs w:val="28"/>
+                              </w:rPr>
+                              <w:t xml:space="preserve"> </w:t>
+                            </w:r>
+                            <w:proofErr w:type="gramStart"/>
+                            <w:r>
+                              <w:rPr>
+                                <w:rFonts w:asciiTheme="majorBidi" w:hAnsiTheme="majorBidi" w:cstheme="majorBidi"/>
+                                <w:sz w:val="28"/>
+                                <w:szCs w:val="28"/>
+                              </w:rPr>
+                              <w:t>Green</w:t>
+                            </w:r>
+                            <w:proofErr w:type="gramEnd"/>
+                            <w:r>
+                              <w:rPr>
+                                <w:rFonts w:asciiTheme="majorBidi" w:hAnsiTheme="majorBidi" w:cstheme="majorBidi"/>
+                                <w:sz w:val="28"/>
+                                <w:szCs w:val="28"/>
+                              </w:rPr>
+                              <w:t xml:space="preserve"> version works correctly (you can use staging tests, health checks, or temporary routing rules).</w:t>
+                            </w:r>
+                          </w:p>
+                          <w:p>
+                            <w:pPr>
+                              <w:pStyle w:val="ListParagraph"/>
+                              <w:numPr>
+                                <w:ilvl w:val="0"/>
+                                <w:numId w:val="75"/>
+                              </w:numPr>
+                              <w:ind w:left="360"/>
+                              <w:jc w:val="both"/>
+                              <w:rPr>
+                                <w:rFonts w:asciiTheme="majorBidi" w:hAnsiTheme="majorBidi" w:cstheme="majorBidi"/>
+                                <w:sz w:val="28"/>
+                                <w:szCs w:val="28"/>
+                              </w:rPr>
+                            </w:pPr>
+                            <w:r>
+                              <w:rPr>
+                                <w:rFonts w:asciiTheme="majorBidi" w:hAnsiTheme="majorBidi" w:cstheme="majorBidi"/>
+                                <w:b/>
+                                <w:bCs/>
+                                <w:sz w:val="28"/>
+                                <w:szCs w:val="28"/>
+                              </w:rPr>
+                              <w:t>Switch traffic</w:t>
+                            </w:r>
+                            <w:r>
+                              <w:rPr>
+                                <w:rFonts w:asciiTheme="majorBidi" w:hAnsiTheme="majorBidi" w:cstheme="majorBidi"/>
+                                <w:sz w:val="28"/>
+                                <w:szCs w:val="28"/>
+                              </w:rPr>
+                              <w:t xml:space="preserve"> </w:t>
+                            </w:r>
+                            <w:r>
+                              <w:rPr>
+                                <w:rFonts w:asciiTheme="majorBidi" w:hAnsiTheme="majorBidi" w:cstheme="majorBidi"/>
+                                <w:sz w:val="28"/>
+                                <w:szCs w:val="28"/>
+                              </w:rPr>
+                              <w:t>→ Once validated, update the routing (via a Service, Ingress, or Load Balancer) to send requests to Green instead of Blue.</w:t>
+                            </w:r>
+                          </w:p>
+                          <w:p>
+                            <w:pPr>
+                              <w:pStyle w:val="ListParagraph"/>
+                              <w:numPr>
+                                <w:ilvl w:val="0"/>
+                                <w:numId w:val="75"/>
+                              </w:numPr>
+                              <w:ind w:left="360"/>
+                              <w:jc w:val="both"/>
+                              <w:rPr>
+                                <w:rFonts w:asciiTheme="majorBidi" w:hAnsiTheme="majorBidi" w:cstheme="majorBidi"/>
+                                <w:sz w:val="28"/>
+                                <w:szCs w:val="28"/>
+                              </w:rPr>
+                            </w:pPr>
+                            <w:r>
+                              <w:rPr>
+                                <w:rFonts w:asciiTheme="majorBidi" w:hAnsiTheme="majorBidi" w:cstheme="majorBidi"/>
+                                <w:b/>
+                                <w:bCs/>
+                                <w:sz w:val="28"/>
+                                <w:szCs w:val="28"/>
+                              </w:rPr>
+                              <w:t>Verify and monitor</w:t>
+                            </w:r>
+                            <w:r>
+                              <w:rPr>
+                                <w:rFonts w:asciiTheme="majorBidi" w:hAnsiTheme="majorBidi" w:cstheme="majorBidi"/>
+                                <w:sz w:val="28"/>
+                                <w:szCs w:val="28"/>
+                              </w:rPr>
+                              <w:t xml:space="preserve"> </w:t>
+                            </w:r>
+                            <w:r>
+                              <w:rPr>
+                                <w:rFonts w:asciiTheme="majorBidi" w:hAnsiTheme="majorBidi" w:cstheme="majorBidi"/>
+                                <w:sz w:val="28"/>
+                                <w:szCs w:val="28"/>
+                              </w:rPr>
+                              <w:t>→ Green now serves production traffic. Keep Blue running for a short safety period.</w:t>
+                            </w:r>
+                          </w:p>
+                          <w:p>
+                            <w:pPr>
+                              <w:pStyle w:val="ListParagraph"/>
+                              <w:numPr>
+                                <w:ilvl w:val="0"/>
+                                <w:numId w:val="75"/>
+                              </w:numPr>
+                              <w:ind w:left="360"/>
+                              <w:jc w:val="both"/>
+                              <w:rPr>
+                                <w:rFonts w:asciiTheme="majorBidi" w:hAnsiTheme="majorBidi" w:cstheme="majorBidi"/>
+                                <w:sz w:val="28"/>
+                                <w:szCs w:val="28"/>
+                              </w:rPr>
+                            </w:pPr>
+                            <w:r>
+                              <w:rPr>
+                                <w:rFonts w:asciiTheme="majorBidi" w:hAnsiTheme="majorBidi" w:cstheme="majorBidi"/>
+                                <w:b/>
+                                <w:bCs/>
+                                <w:sz w:val="28"/>
+                                <w:szCs w:val="28"/>
+                              </w:rPr>
+                              <w:t>Rollback (if needed)</w:t>
+                            </w:r>
+                            <w:r>
+                              <w:rPr>
+                                <w:rFonts w:asciiTheme="majorBidi" w:hAnsiTheme="majorBidi" w:cstheme="majorBidi"/>
+                                <w:sz w:val="28"/>
+                                <w:szCs w:val="28"/>
+                              </w:rPr>
+                              <w:t xml:space="preserve"> </w:t>
+                            </w:r>
+                            <w:r>
+                              <w:rPr>
+                                <w:rFonts w:asciiTheme="majorBidi" w:hAnsiTheme="majorBidi" w:cstheme="majorBidi"/>
+                                <w:sz w:val="28"/>
+                                <w:szCs w:val="28"/>
+                              </w:rPr>
+                              <w:t xml:space="preserve">→ If an issue appears, simply flip the routing back to Blue </w:t>
+                            </w:r>
+                            <w:r>
+                              <w:rPr>
+                                <w:rFonts w:asciiTheme="majorBidi" w:hAnsiTheme="majorBidi" w:cstheme="majorBidi"/>
+                                <w:sz w:val="28"/>
+                                <w:szCs w:val="28"/>
+                              </w:rPr>
+                              <w:t>-</w:t>
+                            </w:r>
+                            <w:r>
+                              <w:rPr>
+                                <w:rFonts w:asciiTheme="majorBidi" w:hAnsiTheme="majorBidi" w:cstheme="majorBidi"/>
+                                <w:sz w:val="28"/>
+                                <w:szCs w:val="28"/>
+                              </w:rPr>
+                              <w:t xml:space="preserve"> no redeployments are needed.</w:t>
+                            </w:r>
+                          </w:p>
+                          <w:p>
+                            <w:pPr>
+                              <w:pStyle w:val="ListParagraph"/>
+                              <w:numPr>
+                                <w:ilvl w:val="0"/>
+                                <w:numId w:val="75"/>
+                              </w:numPr>
+                              <w:spacing w:after="120"/>
+                              <w:ind w:left="360"/>
+                              <w:jc w:val="both"/>
+                              <w:rPr>
+                                <w:rFonts w:asciiTheme="majorBidi" w:hAnsiTheme="majorBidi" w:cstheme="majorBidi"/>
+                                <w:sz w:val="28"/>
+                                <w:szCs w:val="28"/>
+                              </w:rPr>
+                            </w:pPr>
+                            <w:r>
+                              <w:rPr>
+                                <w:rFonts w:asciiTheme="majorBidi" w:hAnsiTheme="majorBidi" w:cstheme="majorBidi"/>
+                                <w:b/>
+                                <w:bCs/>
+                                <w:sz w:val="28"/>
+                                <w:szCs w:val="28"/>
+                              </w:rPr>
+                              <w:t>Cleanup</w:t>
+                            </w:r>
+                            <w:r>
+                              <w:rPr>
+                                <w:rFonts w:asciiTheme="majorBidi" w:hAnsiTheme="majorBidi" w:cstheme="majorBidi"/>
+                                <w:sz w:val="28"/>
+                                <w:szCs w:val="28"/>
+                              </w:rPr>
+                              <w:t xml:space="preserve"> </w:t>
+                            </w:r>
+                            <w:r>
+                              <w:rPr>
+                                <w:rFonts w:asciiTheme="majorBidi" w:hAnsiTheme="majorBidi" w:cstheme="majorBidi"/>
+                                <w:sz w:val="28"/>
+                                <w:szCs w:val="28"/>
+                              </w:rPr>
+                              <w:t xml:space="preserve">→ After confirmation that Green is stable, delete the </w:t>
+                            </w:r>
+                            <w:proofErr w:type="gramStart"/>
+                            <w:r>
+                              <w:rPr>
+                                <w:rFonts w:asciiTheme="majorBidi" w:hAnsiTheme="majorBidi" w:cstheme="majorBidi"/>
+                                <w:sz w:val="28"/>
+                                <w:szCs w:val="28"/>
+                              </w:rPr>
+                              <w:t>Blue</w:t>
+                            </w:r>
+                            <w:proofErr w:type="gramEnd"/>
+                            <w:r>
+                              <w:rPr>
+                                <w:rFonts w:asciiTheme="majorBidi" w:hAnsiTheme="majorBidi" w:cstheme="majorBidi"/>
+                                <w:sz w:val="28"/>
+                                <w:szCs w:val="28"/>
+                              </w:rPr>
+                              <w:t xml:space="preserve"> environment or prepare it for the next version.</w:t>
+                            </w:r>
+                          </w:p>
+                          <w:p>
+                            <w:pPr>
+                              <w:spacing w:after="60"/>
+                              <w:jc w:val="both"/>
+                              <w:rPr>
+                                <w:rFonts w:asciiTheme="majorBidi" w:hAnsiTheme="majorBidi" w:cstheme="majorBidi"/>
+                                <w:b/>
+                                <w:bCs/>
+                                <w:sz w:val="32"/>
+                                <w:szCs w:val="32"/>
+                              </w:rPr>
+                            </w:pPr>
+                            <w:r>
+                              <w:rPr>
+                                <w:rFonts w:asciiTheme="majorBidi" w:hAnsiTheme="majorBidi" w:cstheme="majorBidi"/>
+                                <w:b/>
+                                <w:bCs/>
+                                <w:sz w:val="32"/>
+                                <w:szCs w:val="32"/>
+                              </w:rPr>
+                              <w:t>Blue‑Green in Kubernetes</w:t>
+                            </w:r>
+                            <w:r>
+                              <w:rPr>
+                                <w:rFonts w:asciiTheme="majorBidi" w:hAnsiTheme="majorBidi" w:cstheme="majorBidi"/>
+                                <w:b/>
+                                <w:bCs/>
+                                <w:sz w:val="32"/>
+                                <w:szCs w:val="32"/>
+                              </w:rPr>
+                              <w:t>:</w:t>
+                            </w:r>
+                          </w:p>
+                          <w:p>
+                            <w:pPr>
+                              <w:spacing w:after="60"/>
+                              <w:jc w:val="both"/>
+                              <w:rPr>
+                                <w:rFonts w:asciiTheme="majorBidi" w:hAnsiTheme="majorBidi" w:cstheme="majorBidi"/>
+                                <w:sz w:val="28"/>
+                                <w:szCs w:val="28"/>
+                              </w:rPr>
+                            </w:pPr>
+                            <w:r>
+                              <w:rPr>
+                                <w:rFonts w:asciiTheme="majorBidi" w:hAnsiTheme="majorBidi" w:cstheme="majorBidi"/>
+                                <w:sz w:val="28"/>
+                                <w:szCs w:val="28"/>
+                              </w:rPr>
+                              <w:t>In Kubernetes, Blue‑Green can be implemented with two Deployments and one Service.</w:t>
+                            </w:r>
+                          </w:p>
+                          <w:p>
+                            <w:pPr>
+                              <w:spacing w:after="60"/>
+                              <w:jc w:val="both"/>
+                              <w:rPr>
+                                <w:rFonts w:asciiTheme="majorBidi" w:hAnsiTheme="majorBidi" w:cstheme="majorBidi"/>
+                                <w:sz w:val="28"/>
+                                <w:szCs w:val="28"/>
+                              </w:rPr>
+                            </w:pPr>
+                            <w:r>
+                              <w:rPr>
+                                <w:rFonts w:asciiTheme="majorBidi" w:hAnsiTheme="majorBidi" w:cstheme="majorBidi"/>
+                                <w:sz w:val="28"/>
+                                <w:szCs w:val="28"/>
+                              </w:rPr>
+                              <w:t xml:space="preserve">Initially, the Service selector points to </w:t>
+                            </w:r>
+                            <w:r>
+                              <w:rPr>
+                                <w:rFonts w:asciiTheme="majorBidi" w:hAnsiTheme="majorBidi" w:cstheme="majorBidi"/>
+                                <w:b/>
+                                <w:bCs/>
+                                <w:i/>
+                                <w:iCs/>
+                                <w:sz w:val="28"/>
+                                <w:szCs w:val="28"/>
+                              </w:rPr>
+                              <w:t>version: blue</w:t>
+                            </w:r>
+                            <w:r>
+                              <w:rPr>
+                                <w:rFonts w:asciiTheme="majorBidi" w:hAnsiTheme="majorBidi" w:cstheme="majorBidi"/>
+                                <w:sz w:val="28"/>
+                                <w:szCs w:val="28"/>
+                              </w:rPr>
+                              <w:t>.</w:t>
+                            </w:r>
+                          </w:p>
+                          <w:p>
+                            <w:pPr>
+                              <w:spacing w:after="60"/>
+                              <w:jc w:val="both"/>
+                              <w:rPr>
+                                <w:rFonts w:asciiTheme="majorBidi" w:hAnsiTheme="majorBidi" w:cstheme="majorBidi"/>
+                                <w:sz w:val="28"/>
+                                <w:szCs w:val="28"/>
+                              </w:rPr>
+                            </w:pPr>
+                            <w:r>
+                              <w:rPr>
+                                <w:rFonts w:asciiTheme="majorBidi" w:hAnsiTheme="majorBidi" w:cstheme="majorBidi"/>
+                                <w:sz w:val="28"/>
+                                <w:szCs w:val="28"/>
+                              </w:rPr>
+                              <w:t xml:space="preserve">When you’re ready to release, you simply update the Service selector to </w:t>
+                            </w:r>
+                            <w:r>
+                              <w:rPr>
+                                <w:rFonts w:asciiTheme="majorBidi" w:hAnsiTheme="majorBidi" w:cstheme="majorBidi"/>
+                                <w:b/>
+                                <w:bCs/>
+                                <w:i/>
+                                <w:iCs/>
+                                <w:sz w:val="28"/>
+                                <w:szCs w:val="28"/>
+                              </w:rPr>
+                              <w:t>version: green</w:t>
+                            </w:r>
+                            <w:r>
+                              <w:rPr>
+                                <w:rFonts w:asciiTheme="majorBidi" w:hAnsiTheme="majorBidi" w:cstheme="majorBidi"/>
+                                <w:sz w:val="28"/>
+                                <w:szCs w:val="28"/>
+                              </w:rPr>
+                              <w:t>.</w:t>
+                            </w:r>
+                          </w:p>
+                          <w:p>
+                            <w:pPr>
+                              <w:spacing w:after="60"/>
+                              <w:jc w:val="both"/>
+                              <w:rPr>
+                                <w:rFonts w:asciiTheme="majorBidi" w:hAnsiTheme="majorBidi" w:cstheme="majorBidi"/>
+                                <w:sz w:val="28"/>
+                                <w:szCs w:val="28"/>
+                              </w:rPr>
+                            </w:pPr>
+                            <w:r>
+                              <w:rPr>
+                                <w:rFonts w:asciiTheme="majorBidi" w:hAnsiTheme="majorBidi" w:cstheme="majorBidi"/>
+                                <w:sz w:val="28"/>
+                                <w:szCs w:val="28"/>
+                              </w:rPr>
+                              <w:t xml:space="preserve">That instantly transfers all traffic to the </w:t>
+                            </w:r>
+                            <w:proofErr w:type="gramStart"/>
+                            <w:r>
+                              <w:rPr>
+                                <w:rFonts w:asciiTheme="majorBidi" w:hAnsiTheme="majorBidi" w:cstheme="majorBidi"/>
+                                <w:sz w:val="28"/>
+                                <w:szCs w:val="28"/>
+                              </w:rPr>
+                              <w:t>Green</w:t>
+                            </w:r>
+                            <w:proofErr w:type="gramEnd"/>
+                            <w:r>
+                              <w:rPr>
+                                <w:rFonts w:asciiTheme="majorBidi" w:hAnsiTheme="majorBidi" w:cstheme="majorBidi"/>
+                                <w:sz w:val="28"/>
+                                <w:szCs w:val="28"/>
+                              </w:rPr>
+                              <w:t xml:space="preserve"> pods.</w:t>
+                            </w:r>
+                          </w:p>
+                          <w:p>
+                            <w:pPr>
+                              <w:spacing w:after="120"/>
+                              <w:jc w:val="both"/>
+                              <w:rPr>
+                                <w:rFonts w:asciiTheme="majorBidi" w:hAnsiTheme="majorBidi" w:cstheme="majorBidi"/>
+                                <w:sz w:val="28"/>
+                                <w:szCs w:val="28"/>
+                              </w:rPr>
+                            </w:pPr>
+                            <w:r>
+                              <w:rPr>
+                                <w:rFonts w:asciiTheme="majorBidi" w:hAnsiTheme="majorBidi" w:cstheme="majorBidi"/>
+                                <w:sz w:val="28"/>
+                                <w:szCs w:val="28"/>
+                              </w:rPr>
+                              <w:t>If there’s an issue → change it back to version: blue.</w:t>
+                            </w:r>
+                          </w:p>
+                          <w:p>
+                            <w:pPr>
+                              <w:spacing w:after="120"/>
+                              <w:jc w:val="both"/>
+                              <w:rPr>
+                                <w:rFonts w:asciiTheme="majorBidi" w:hAnsiTheme="majorBidi" w:cstheme="majorBidi"/>
+                                <w:b/>
+                                <w:bCs/>
+                                <w:sz w:val="28"/>
+                                <w:szCs w:val="28"/>
+                              </w:rPr>
+                            </w:pPr>
+                            <w:r>
+                              <w:rPr>
+                                <w:rFonts w:asciiTheme="majorBidi" w:hAnsiTheme="majorBidi" w:cstheme="majorBidi"/>
+                                <w:b/>
+                                <w:bCs/>
+                                <w:sz w:val="28"/>
+                                <w:szCs w:val="28"/>
+                              </w:rPr>
+                              <w:t>Advantages</w:t>
+                            </w:r>
+                            <w:r>
+                              <w:rPr>
+                                <w:rFonts w:asciiTheme="majorBidi" w:hAnsiTheme="majorBidi" w:cstheme="majorBidi"/>
+                                <w:b/>
+                                <w:bCs/>
+                                <w:sz w:val="28"/>
+                                <w:szCs w:val="28"/>
+                              </w:rPr>
+                              <w:t>:</w:t>
+                            </w:r>
+                          </w:p>
+                          <w:p>
+                            <w:pPr>
+                              <w:pStyle w:val="ListParagraph"/>
+                              <w:numPr>
+                                <w:ilvl w:val="0"/>
+                                <w:numId w:val="76"/>
+                              </w:numPr>
+                              <w:ind w:left="360"/>
+                              <w:jc w:val="both"/>
+                              <w:rPr>
+                                <w:rFonts w:asciiTheme="majorBidi" w:hAnsiTheme="majorBidi" w:cstheme="majorBidi"/>
+                                <w:sz w:val="28"/>
+                                <w:szCs w:val="28"/>
+                              </w:rPr>
+                            </w:pPr>
+                            <w:r>
+                              <w:rPr>
+                                <w:rFonts w:asciiTheme="majorBidi" w:hAnsiTheme="majorBidi" w:cstheme="majorBidi"/>
+                                <w:sz w:val="28"/>
+                                <w:szCs w:val="28"/>
+                              </w:rPr>
+                              <w:t>Zero downtime</w:t>
+                            </w:r>
+                            <w:r>
+                              <w:rPr>
+                                <w:rFonts w:asciiTheme="majorBidi" w:hAnsiTheme="majorBidi" w:cstheme="majorBidi"/>
+                                <w:sz w:val="28"/>
+                                <w:szCs w:val="28"/>
+                              </w:rPr>
+                              <w:t xml:space="preserve"> </w:t>
+                            </w:r>
+                            <w:r>
+                              <w:rPr>
+                                <w:rFonts w:asciiTheme="majorBidi" w:hAnsiTheme="majorBidi" w:cstheme="majorBidi"/>
+                                <w:sz w:val="28"/>
+                                <w:szCs w:val="28"/>
+                              </w:rPr>
+                              <w:t>→ Traffic is switched instantly; no overlap of half‑updated Pods.</w:t>
+                            </w:r>
+                          </w:p>
+                          <w:p>
+                            <w:pPr>
+                              <w:pStyle w:val="ListParagraph"/>
+                              <w:numPr>
+                                <w:ilvl w:val="0"/>
+                                <w:numId w:val="76"/>
+                              </w:numPr>
+                              <w:ind w:left="360"/>
+                              <w:jc w:val="both"/>
+                              <w:rPr>
+                                <w:rFonts w:asciiTheme="majorBidi" w:hAnsiTheme="majorBidi" w:cstheme="majorBidi"/>
+                                <w:sz w:val="28"/>
+                                <w:szCs w:val="28"/>
+                              </w:rPr>
+                            </w:pPr>
+                            <w:r>
+                              <w:rPr>
+                                <w:rFonts w:asciiTheme="majorBidi" w:hAnsiTheme="majorBidi" w:cstheme="majorBidi"/>
+                                <w:sz w:val="28"/>
+                                <w:szCs w:val="28"/>
+                              </w:rPr>
+                              <w:t>Instant rollback</w:t>
+                            </w:r>
+                            <w:r>
+                              <w:rPr>
+                                <w:rFonts w:asciiTheme="majorBidi" w:hAnsiTheme="majorBidi" w:cstheme="majorBidi"/>
+                                <w:sz w:val="28"/>
+                                <w:szCs w:val="28"/>
+                              </w:rPr>
+                              <w:t xml:space="preserve"> </w:t>
+                            </w:r>
+                            <w:r>
+                              <w:rPr>
+                                <w:rFonts w:asciiTheme="majorBidi" w:hAnsiTheme="majorBidi" w:cstheme="majorBidi"/>
+                                <w:sz w:val="28"/>
+                                <w:szCs w:val="28"/>
+                              </w:rPr>
+                              <w:t>→ Just re‑point the Service or load balancer.</w:t>
+                            </w:r>
+                          </w:p>
+                          <w:p>
+                            <w:pPr>
+                              <w:jc w:val="both"/>
+                              <w:rPr>
+                                <w:rFonts w:asciiTheme="majorBidi" w:hAnsiTheme="majorBidi" w:cstheme="majorBidi"/>
+                                <w:sz w:val="28"/>
+                                <w:szCs w:val="28"/>
+                              </w:rPr>
+                            </w:pPr>
+                          </w:p>
+                          <w:p>
+                            <w:pPr>
+                              <w:jc w:val="both"/>
+                              <w:rPr>
+                                <w:rFonts w:asciiTheme="majorBidi" w:hAnsiTheme="majorBidi" w:cstheme="majorBidi"/>
+                                <w:sz w:val="28"/>
+                                <w:szCs w:val="28"/>
+                              </w:rPr>
+                            </w:pPr>
+                          </w:p>
+                          <w:p>
+                            <w:pPr>
+                              <w:jc w:val="both"/>
+                              <w:rPr>
+                                <w:rFonts w:asciiTheme="majorBidi" w:hAnsiTheme="majorBidi" w:cstheme="majorBidi"/>
+                                <w:sz w:val="28"/>
+                                <w:szCs w:val="28"/>
+                              </w:rPr>
+                            </w:pPr>
+                          </w:p>
+                          <w:p>
+                            <w:pPr>
+                              <w:jc w:val="both"/>
+                              <w:rPr>
+                                <w:rFonts w:asciiTheme="majorBidi" w:hAnsiTheme="majorBidi" w:cstheme="majorBidi"/>
+                                <w:sz w:val="28"/>
+                                <w:szCs w:val="28"/>
+                              </w:rPr>
+                            </w:pPr>
+                          </w:p>
+                          <w:p>
+                            <w:pPr>
+                              <w:jc w:val="both"/>
+                              <w:rPr>
+                                <w:rFonts w:asciiTheme="majorBidi" w:hAnsiTheme="majorBidi" w:cstheme="majorBidi"/>
+                                <w:sz w:val="28"/>
+                                <w:szCs w:val="28"/>
+                              </w:rPr>
+                            </w:pPr>
+                          </w:p>
+                        </w:txbxContent>
+                      </wps:txbx>
+                      <wps:bodyPr rot="0" spcFirstLastPara="0" vertOverflow="overflow" horzOverflow="overflow" vert="horz" wrap="square" lIns="91440" tIns="45720" rIns="91440" bIns="45720" numCol="1" spcCol="0" rtlCol="0" fromWordArt="0" anchor="ctr" anchorCtr="0" forceAA="0" compatLnSpc="1">
+                        <a:prstTxWarp prst="textNoShape">
+                          <a:avLst/>
+                        </a:prstTxWarp>
+                        <a:noAutofit/>
+                      </wps:bodyPr>
+                    </wps:wsp>
+                  </a:graphicData>
+                </a:graphic>
+                <wp14:sizeRelH relativeFrom="margin">
+                  <wp14:pctWidth>0</wp14:pctWidth>
+                </wp14:sizeRelH>
+                <wp14:sizeRelV relativeFrom="margin">
+                  <wp14:pctHeight>0</wp14:pctHeight>
+                </wp14:sizeRelV>
+              </wp:anchor>
+            </w:drawing>
+          </mc:Choice>
+          <mc:Fallback>
+            <w:pict>
+              <v:rect w14:anchorId="06D43647" id="Rectangle 21" o:spid="_x0000_s1034" style="position:absolute;left:0;text-align:left;margin-left:0;margin-top:.6pt;width:539.4pt;height:717pt;z-index:251679744;visibility:visible;mso-wrap-style:square;mso-width-percent:0;mso-height-percent:0;mso-wrap-distance-left:9pt;mso-wrap-distance-top:0;mso-wrap-distance-right:9pt;mso-wrap-distance-bottom:0;mso-position-horizontal:left;mso-position-horizontal-relative:margin;mso-position-vertical:absolute;mso-position-vertical-relative:text;mso-width-percent:0;mso-height-percent:0;mso-width-relative:margin;mso-height-relative:margin;v-text-anchor:middle" o:gfxdata="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" fillcolor="#555 [2160]" strokecolor="black [3200]" strokeweight=".5pt">
+                <v:fill color2="#313131 [2608]" rotate="t" colors="0 #9b9b9b;.5 #8e8e8e;1 #797979" focus="100%" type="gradient">
+                  <o:fill v:ext="view" type="gradientUnscaled"/>
+                </v:fill>
+                <v:textbox>
+                  <w:txbxContent>
+                    <w:p>
+                      <w:pPr>
+                        <w:spacing w:after="60"/>
+                        <w:jc w:val="both"/>
+                        <w:rPr>
+                          <w:rFonts w:asciiTheme="majorBidi" w:hAnsiTheme="majorBidi" w:cstheme="majorBidi"/>
+                          <w:b/>
+                          <w:bCs/>
+                          <w:sz w:val="36"/>
+                          <w:szCs w:val="36"/>
+                        </w:rPr>
+                      </w:pPr>
+                      <w:r>
+                        <w:rPr>
+                          <w:rFonts w:asciiTheme="majorBidi" w:hAnsiTheme="majorBidi" w:cstheme="majorBidi"/>
+                          <w:b/>
+                          <w:bCs/>
+                          <w:sz w:val="36"/>
+                          <w:szCs w:val="36"/>
+                        </w:rPr>
+                        <w:t>Blue‑Green Deployment</w:t>
+                      </w:r>
+                    </w:p>
+                    <w:p>
+                      <w:pPr>
+                        <w:spacing w:after="120"/>
+                        <w:jc w:val="both"/>
+                        <w:rPr>
+                          <w:rFonts w:asciiTheme="majorBidi" w:hAnsiTheme="majorBidi" w:cstheme="majorBidi"/>
+                          <w:sz w:val="28"/>
+                          <w:szCs w:val="28"/>
+                        </w:rPr>
+                      </w:pPr>
+                      <w:r>
+                        <w:rPr>
+                          <w:rFonts w:asciiTheme="majorBidi" w:hAnsiTheme="majorBidi" w:cstheme="majorBidi"/>
+                          <w:sz w:val="28"/>
+                          <w:szCs w:val="28"/>
+                        </w:rPr>
+                        <w:t>Blue‑Green deployment is a release strategy for updating applications with zero downtime and instant rollback capability.</w:t>
+                      </w:r>
+                      <w:r>
+                        <w:rPr>
+                          <w:rFonts w:asciiTheme="majorBidi" w:hAnsiTheme="majorBidi" w:cstheme="majorBidi"/>
+                          <w:sz w:val="28"/>
+                          <w:szCs w:val="28"/>
+                        </w:rPr>
+                        <w:t xml:space="preserve"> </w:t>
+                      </w:r>
+                      <w:r>
+                        <w:rPr>
+                          <w:rFonts w:asciiTheme="majorBidi" w:hAnsiTheme="majorBidi" w:cstheme="majorBidi"/>
+                          <w:sz w:val="28"/>
+                          <w:szCs w:val="28"/>
+                        </w:rPr>
+                        <w:t>It works by running two identical environments called Blue and Green and switching traffic between them.</w:t>
+                      </w:r>
+                    </w:p>
+                    <w:p>
+                      <w:pPr>
+                        <w:spacing w:after="60"/>
+                        <w:jc w:val="both"/>
+                        <w:rPr>
+                          <w:rFonts w:asciiTheme="majorBidi" w:hAnsiTheme="majorBidi" w:cstheme="majorBidi"/>
+                          <w:b/>
+                          <w:bCs/>
+                          <w:sz w:val="28"/>
+                          <w:szCs w:val="28"/>
+                        </w:rPr>
+                      </w:pPr>
+                      <w:r>
+                        <w:rPr>
+                          <w:rFonts w:asciiTheme="majorBidi" w:hAnsiTheme="majorBidi" w:cstheme="majorBidi"/>
+                          <w:b/>
+                          <w:bCs/>
+                          <w:sz w:val="28"/>
+                          <w:szCs w:val="28"/>
+                        </w:rPr>
+                        <w:t>The Core Idea</w:t>
+                      </w:r>
+                    </w:p>
+                    <w:p>
+                      <w:pPr>
+                        <w:pStyle w:val="ListParagraph"/>
+                        <w:numPr>
+                          <w:ilvl w:val="0"/>
+                          <w:numId w:val="74"/>
+                        </w:numPr>
+                        <w:spacing w:after="60"/>
+                        <w:ind w:left="360"/>
+                        <w:jc w:val="both"/>
+                        <w:rPr>
+                          <w:rFonts w:asciiTheme="majorBidi" w:hAnsiTheme="majorBidi" w:cstheme="majorBidi"/>
+                          <w:sz w:val="28"/>
+                          <w:szCs w:val="28"/>
+                        </w:rPr>
+                      </w:pPr>
+                      <w:r>
+                        <w:rPr>
+                          <w:rFonts w:asciiTheme="majorBidi" w:hAnsiTheme="majorBidi" w:cstheme="majorBidi"/>
+                          <w:sz w:val="28"/>
+                          <w:szCs w:val="28"/>
+                        </w:rPr>
+                        <w:t>Blue → the current production environment (actively serving users)</w:t>
+                      </w:r>
+                    </w:p>
+                    <w:p>
+                      <w:pPr>
+                        <w:pStyle w:val="ListParagraph"/>
+                        <w:numPr>
+                          <w:ilvl w:val="0"/>
+                          <w:numId w:val="74"/>
+                        </w:numPr>
+                        <w:spacing w:after="60"/>
+                        <w:ind w:left="360"/>
+                        <w:jc w:val="both"/>
+                        <w:rPr>
+                          <w:rFonts w:asciiTheme="majorBidi" w:hAnsiTheme="majorBidi" w:cstheme="majorBidi"/>
+                          <w:sz w:val="28"/>
+                          <w:szCs w:val="28"/>
+                        </w:rPr>
+                      </w:pPr>
+                      <w:r>
+                        <w:rPr>
+                          <w:rFonts w:asciiTheme="majorBidi" w:hAnsiTheme="majorBidi" w:cstheme="majorBidi"/>
+                          <w:sz w:val="28"/>
+                          <w:szCs w:val="28"/>
+                        </w:rPr>
+                        <w:t>Green → the new version of the application (prepared but not yet live)</w:t>
+                      </w:r>
+                    </w:p>
+                    <w:p>
+                      <w:pPr>
+                        <w:spacing w:after="120"/>
+                        <w:jc w:val="both"/>
+                        <w:rPr>
+                          <w:rFonts w:asciiTheme="majorBidi" w:hAnsiTheme="majorBidi" w:cstheme="majorBidi"/>
+                          <w:sz w:val="28"/>
+                          <w:szCs w:val="28"/>
+                        </w:rPr>
+                      </w:pPr>
+                      <w:r>
+                        <w:rPr>
+                          <w:rFonts w:asciiTheme="majorBidi" w:hAnsiTheme="majorBidi" w:cstheme="majorBidi"/>
+                          <w:sz w:val="28"/>
+                          <w:szCs w:val="28"/>
+                        </w:rPr>
+                        <w:t>Traffic is routed to only one environment at a time.</w:t>
+                      </w:r>
+                      <w:r>
+                        <w:rPr>
+                          <w:rFonts w:asciiTheme="majorBidi" w:hAnsiTheme="majorBidi" w:cstheme="majorBidi"/>
+                          <w:sz w:val="28"/>
+                          <w:szCs w:val="28"/>
+                        </w:rPr>
+                        <w:t xml:space="preserve"> </w:t>
+                      </w:r>
+                      <w:r>
+                        <w:rPr>
+                          <w:rFonts w:asciiTheme="majorBidi" w:hAnsiTheme="majorBidi" w:cstheme="majorBidi"/>
+                          <w:sz w:val="28"/>
+                          <w:szCs w:val="28"/>
+                        </w:rPr>
+                        <w:t>When the new version (Green) is ready and tested, traffic is switched atomically from Blue to Green</w:t>
+                      </w:r>
+                      <w:r>
+                        <w:rPr>
+                          <w:rFonts w:asciiTheme="majorBidi" w:hAnsiTheme="majorBidi" w:cstheme="majorBidi"/>
+                          <w:sz w:val="28"/>
+                          <w:szCs w:val="28"/>
+                        </w:rPr>
+                        <w:t>.</w:t>
+                      </w:r>
+                      <w:r>
+                        <w:rPr>
+                          <w:rFonts w:asciiTheme="majorBidi" w:hAnsiTheme="majorBidi" w:cstheme="majorBidi"/>
+                          <w:sz w:val="28"/>
+                          <w:szCs w:val="28"/>
+                        </w:rPr>
+                        <w:t xml:space="preserve"> instantly putting the new version in production.</w:t>
+                      </w:r>
+                      <w:r>
+                        <w:rPr>
+                          <w:rFonts w:asciiTheme="majorBidi" w:hAnsiTheme="majorBidi" w:cstheme="majorBidi"/>
+                          <w:sz w:val="28"/>
+                          <w:szCs w:val="28"/>
+                        </w:rPr>
+                        <w:t xml:space="preserve"> </w:t>
+                      </w:r>
+                      <w:r>
+                        <w:rPr>
+                          <w:rFonts w:asciiTheme="majorBidi" w:hAnsiTheme="majorBidi" w:cstheme="majorBidi"/>
+                          <w:sz w:val="28"/>
+                          <w:szCs w:val="28"/>
+                        </w:rPr>
+                        <w:t xml:space="preserve">If something goes wrong, you can switch traffic back to Blue just as quickly </w:t>
+                      </w:r>
+                      <w:r>
+                        <w:rPr>
+                          <w:rFonts w:asciiTheme="majorBidi" w:hAnsiTheme="majorBidi" w:cstheme="majorBidi"/>
+                          <w:sz w:val="28"/>
+                          <w:szCs w:val="28"/>
+                        </w:rPr>
+                        <w:t>-</w:t>
+                      </w:r>
+                      <w:r>
+                        <w:rPr>
+                          <w:rFonts w:asciiTheme="majorBidi" w:hAnsiTheme="majorBidi" w:cstheme="majorBidi"/>
+                          <w:sz w:val="28"/>
+                          <w:szCs w:val="28"/>
+                        </w:rPr>
+                        <w:t xml:space="preserve"> giving you a safe, instantaneous rollback.</w:t>
+                      </w:r>
+                    </w:p>
+                    <w:p>
+                      <w:pPr>
+                        <w:spacing w:after="60"/>
+                        <w:jc w:val="both"/>
+                        <w:rPr>
+                          <w:rFonts w:asciiTheme="majorBidi" w:hAnsiTheme="majorBidi" w:cstheme="majorBidi"/>
+                          <w:b/>
+                          <w:bCs/>
+                          <w:sz w:val="28"/>
+                          <w:szCs w:val="28"/>
+                        </w:rPr>
+                      </w:pPr>
+                      <w:r>
+                        <w:rPr>
+                          <w:rFonts w:asciiTheme="majorBidi" w:hAnsiTheme="majorBidi" w:cstheme="majorBidi"/>
+                          <w:b/>
+                          <w:bCs/>
+                          <w:sz w:val="28"/>
+                          <w:szCs w:val="28"/>
+                        </w:rPr>
+                        <w:t>Step‑by‑Step Process</w:t>
+                      </w:r>
+                      <w:r>
+                        <w:rPr>
+                          <w:rFonts w:asciiTheme="majorBidi" w:hAnsiTheme="majorBidi" w:cstheme="majorBidi"/>
+                          <w:b/>
+                          <w:bCs/>
+                          <w:sz w:val="28"/>
+                          <w:szCs w:val="28"/>
+                        </w:rPr>
+                        <w:t>:</w:t>
+                      </w:r>
+                    </w:p>
+                    <w:p>
+                      <w:pPr>
+                        <w:pStyle w:val="ListParagraph"/>
+                        <w:numPr>
+                          <w:ilvl w:val="0"/>
+                          <w:numId w:val="75"/>
+                        </w:numPr>
+                        <w:ind w:left="360"/>
+                        <w:jc w:val="both"/>
+                        <w:rPr>
+                          <w:rFonts w:asciiTheme="majorBidi" w:hAnsiTheme="majorBidi" w:cstheme="majorBidi"/>
+                          <w:sz w:val="28"/>
+                          <w:szCs w:val="28"/>
+                        </w:rPr>
+                      </w:pPr>
+                      <w:r>
+                        <w:rPr>
+                          <w:rFonts w:asciiTheme="majorBidi" w:hAnsiTheme="majorBidi" w:cstheme="majorBidi"/>
+                          <w:b/>
+                          <w:bCs/>
+                          <w:sz w:val="28"/>
+                          <w:szCs w:val="28"/>
+                        </w:rPr>
+                        <w:t>Current version is Blue</w:t>
+                      </w:r>
+                      <w:r>
+                        <w:rPr>
+                          <w:rFonts w:asciiTheme="majorBidi" w:hAnsiTheme="majorBidi" w:cstheme="majorBidi"/>
+                          <w:sz w:val="28"/>
+                          <w:szCs w:val="28"/>
+                        </w:rPr>
+                        <w:t xml:space="preserve"> </w:t>
+                      </w:r>
+                      <w:r>
+                        <w:rPr>
+                          <w:rFonts w:asciiTheme="majorBidi" w:hAnsiTheme="majorBidi" w:cstheme="majorBidi"/>
+                          <w:sz w:val="28"/>
+                          <w:szCs w:val="28"/>
+                        </w:rPr>
+                        <w:t>→ The “Blue” environment is live and serving all traffic.</w:t>
+                      </w:r>
+                    </w:p>
+                    <w:p>
+                      <w:pPr>
+                        <w:pStyle w:val="ListParagraph"/>
+                        <w:numPr>
+                          <w:ilvl w:val="0"/>
+                          <w:numId w:val="75"/>
+                        </w:numPr>
+                        <w:ind w:left="360"/>
+                        <w:jc w:val="both"/>
+                        <w:rPr>
+                          <w:rFonts w:asciiTheme="majorBidi" w:hAnsiTheme="majorBidi" w:cstheme="majorBidi"/>
+                          <w:sz w:val="28"/>
+                          <w:szCs w:val="28"/>
+                        </w:rPr>
+                      </w:pPr>
+                      <w:r>
+                        <w:rPr>
+                          <w:rFonts w:asciiTheme="majorBidi" w:hAnsiTheme="majorBidi" w:cstheme="majorBidi"/>
+                          <w:b/>
+                          <w:bCs/>
+                          <w:sz w:val="28"/>
+                          <w:szCs w:val="28"/>
+                        </w:rPr>
+                        <w:t>Deploy the new version (Green)</w:t>
+                      </w:r>
+                      <w:r>
+                        <w:rPr>
+                          <w:rFonts w:asciiTheme="majorBidi" w:hAnsiTheme="majorBidi" w:cstheme="majorBidi"/>
+                          <w:sz w:val="28"/>
+                          <w:szCs w:val="28"/>
+                        </w:rPr>
+                        <w:t xml:space="preserve"> </w:t>
+                      </w:r>
+                      <w:r>
+                        <w:rPr>
+                          <w:rFonts w:asciiTheme="majorBidi" w:hAnsiTheme="majorBidi" w:cstheme="majorBidi"/>
+                          <w:sz w:val="28"/>
+                          <w:szCs w:val="28"/>
+                        </w:rPr>
+                        <w:t>→ The new application version is deployed alongside Blue</w:t>
+                      </w:r>
+                      <w:r>
+                        <w:rPr>
+                          <w:rFonts w:asciiTheme="majorBidi" w:hAnsiTheme="majorBidi" w:cstheme="majorBidi"/>
+                          <w:sz w:val="28"/>
+                          <w:szCs w:val="28"/>
+                        </w:rPr>
+                        <w:t>.</w:t>
+                      </w:r>
+                      <w:r>
+                        <w:rPr>
+                          <w:rFonts w:asciiTheme="majorBidi" w:hAnsiTheme="majorBidi" w:cstheme="majorBidi"/>
+                          <w:sz w:val="28"/>
+                          <w:szCs w:val="28"/>
+                        </w:rPr>
+                        <w:t xml:space="preserve"> same configuration, same backing services</w:t>
+                      </w:r>
+                      <w:r>
+                        <w:rPr>
+                          <w:rFonts w:asciiTheme="majorBidi" w:hAnsiTheme="majorBidi" w:cstheme="majorBidi"/>
+                          <w:sz w:val="28"/>
+                          <w:szCs w:val="28"/>
+                        </w:rPr>
+                        <w:t>,</w:t>
+                      </w:r>
+                      <w:r>
+                        <w:rPr>
+                          <w:rFonts w:asciiTheme="majorBidi" w:hAnsiTheme="majorBidi" w:cstheme="majorBidi"/>
+                          <w:sz w:val="28"/>
+                          <w:szCs w:val="28"/>
+                        </w:rPr>
+                        <w:t xml:space="preserve"> but receives no user traffic yet.</w:t>
+                      </w:r>
+                    </w:p>
+                    <w:p>
+                      <w:pPr>
+                        <w:pStyle w:val="ListParagraph"/>
+                        <w:numPr>
+                          <w:ilvl w:val="0"/>
+                          <w:numId w:val="75"/>
+                        </w:numPr>
+                        <w:ind w:left="360"/>
+                        <w:jc w:val="both"/>
+                        <w:rPr>
+                          <w:rFonts w:asciiTheme="majorBidi" w:hAnsiTheme="majorBidi" w:cstheme="majorBidi"/>
+                          <w:sz w:val="28"/>
+                          <w:szCs w:val="28"/>
+                        </w:rPr>
+                      </w:pPr>
+                      <w:r>
+                        <w:rPr>
+                          <w:rFonts w:asciiTheme="majorBidi" w:hAnsiTheme="majorBidi" w:cstheme="majorBidi"/>
+                          <w:b/>
+                          <w:bCs/>
+                          <w:sz w:val="28"/>
+                          <w:szCs w:val="28"/>
+                        </w:rPr>
+                        <w:t>Test Green</w:t>
+                      </w:r>
+                      <w:r>
+                        <w:rPr>
+                          <w:rFonts w:asciiTheme="majorBidi" w:hAnsiTheme="majorBidi" w:cstheme="majorBidi"/>
+                          <w:sz w:val="28"/>
+                          <w:szCs w:val="28"/>
+                        </w:rPr>
+                        <w:t xml:space="preserve"> </w:t>
+                      </w:r>
+                      <w:r>
+                        <w:rPr>
+                          <w:rFonts w:asciiTheme="majorBidi" w:hAnsiTheme="majorBidi" w:cstheme="majorBidi"/>
+                          <w:sz w:val="28"/>
+                          <w:szCs w:val="28"/>
+                        </w:rPr>
+                        <w:t>→ Verify that the</w:t>
+                      </w:r>
+                      <w:r>
+                        <w:rPr>
+                          <w:rFonts w:asciiTheme="majorBidi" w:hAnsiTheme="majorBidi" w:cstheme="majorBidi"/>
+                          <w:sz w:val="28"/>
+                          <w:szCs w:val="28"/>
+                        </w:rPr>
+                        <w:t xml:space="preserve"> </w:t>
+                      </w:r>
+                      <w:proofErr w:type="gramStart"/>
+                      <w:r>
+                        <w:rPr>
+                          <w:rFonts w:asciiTheme="majorBidi" w:hAnsiTheme="majorBidi" w:cstheme="majorBidi"/>
+                          <w:sz w:val="28"/>
+                          <w:szCs w:val="28"/>
+                        </w:rPr>
+                        <w:t>Green</w:t>
+                      </w:r>
+                      <w:proofErr w:type="gramEnd"/>
+                      <w:r>
+                        <w:rPr>
+                          <w:rFonts w:asciiTheme="majorBidi" w:hAnsiTheme="majorBidi" w:cstheme="majorBidi"/>
+                          <w:sz w:val="28"/>
+                          <w:szCs w:val="28"/>
+                        </w:rPr>
+                        <w:t xml:space="preserve"> version works correctly (you can use staging tests, health checks, or temporary routing rules).</w:t>
+                      </w:r>
+                    </w:p>
+                    <w:p>
+                      <w:pPr>
+                        <w:pStyle w:val="ListParagraph"/>
+                        <w:numPr>
+                          <w:ilvl w:val="0"/>
+                          <w:numId w:val="75"/>
+                        </w:numPr>
+                        <w:ind w:left="360"/>
+                        <w:jc w:val="both"/>
+                        <w:rPr>
+                          <w:rFonts w:asciiTheme="majorBidi" w:hAnsiTheme="majorBidi" w:cstheme="majorBidi"/>
+                          <w:sz w:val="28"/>
+                          <w:szCs w:val="28"/>
+                        </w:rPr>
+                      </w:pPr>
+                      <w:r>
+                        <w:rPr>
+                          <w:rFonts w:asciiTheme="majorBidi" w:hAnsiTheme="majorBidi" w:cstheme="majorBidi"/>
+                          <w:b/>
+                          <w:bCs/>
+                          <w:sz w:val="28"/>
+                          <w:szCs w:val="28"/>
+                        </w:rPr>
+                        <w:t>Switch traffic</w:t>
+                      </w:r>
+                      <w:r>
+                        <w:rPr>
+                          <w:rFonts w:asciiTheme="majorBidi" w:hAnsiTheme="majorBidi" w:cstheme="majorBidi"/>
+                          <w:sz w:val="28"/>
+                          <w:szCs w:val="28"/>
+                        </w:rPr>
+                        <w:t xml:space="preserve"> </w:t>
+                      </w:r>
+                      <w:r>
+                        <w:rPr>
+                          <w:rFonts w:asciiTheme="majorBidi" w:hAnsiTheme="majorBidi" w:cstheme="majorBidi"/>
+                          <w:sz w:val="28"/>
+                          <w:szCs w:val="28"/>
+                        </w:rPr>
+                        <w:t>→ Once validated, update the routing (via a Service, Ingress, or Load Balancer) to send requests to Green instead of Blue.</w:t>
+                      </w:r>
+                    </w:p>
+                    <w:p>
+                      <w:pPr>
+                        <w:pStyle w:val="ListParagraph"/>
+                        <w:numPr>
+                          <w:ilvl w:val="0"/>
+                          <w:numId w:val="75"/>
+                        </w:numPr>
+                        <w:ind w:left="360"/>
+                        <w:jc w:val="both"/>
+                        <w:rPr>
+                          <w:rFonts w:asciiTheme="majorBidi" w:hAnsiTheme="majorBidi" w:cstheme="majorBidi"/>
+                          <w:sz w:val="28"/>
+                          <w:szCs w:val="28"/>
+                        </w:rPr>
+                      </w:pPr>
+                      <w:r>
+                        <w:rPr>
+                          <w:rFonts w:asciiTheme="majorBidi" w:hAnsiTheme="majorBidi" w:cstheme="majorBidi"/>
+                          <w:b/>
+                          <w:bCs/>
+                          <w:sz w:val="28"/>
+                          <w:szCs w:val="28"/>
+                        </w:rPr>
+                        <w:t>Verify and monitor</w:t>
+                      </w:r>
+                      <w:r>
+                        <w:rPr>
+                          <w:rFonts w:asciiTheme="majorBidi" w:hAnsiTheme="majorBidi" w:cstheme="majorBidi"/>
+                          <w:sz w:val="28"/>
+                          <w:szCs w:val="28"/>
+                        </w:rPr>
+                        <w:t xml:space="preserve"> </w:t>
+                      </w:r>
+                      <w:r>
+                        <w:rPr>
+                          <w:rFonts w:asciiTheme="majorBidi" w:hAnsiTheme="majorBidi" w:cstheme="majorBidi"/>
+                          <w:sz w:val="28"/>
+                          <w:szCs w:val="28"/>
+                        </w:rPr>
+                        <w:t>→ Green now serves production traffic. Keep Blue running for a short safety period.</w:t>
+                      </w:r>
+                    </w:p>
+                    <w:p>
+                      <w:pPr>
+                        <w:pStyle w:val="ListParagraph"/>
+                        <w:numPr>
+                          <w:ilvl w:val="0"/>
+                          <w:numId w:val="75"/>
+                        </w:numPr>
+                        <w:ind w:left="360"/>
+                        <w:jc w:val="both"/>
+                        <w:rPr>
+                          <w:rFonts w:asciiTheme="majorBidi" w:hAnsiTheme="majorBidi" w:cstheme="majorBidi"/>
+                          <w:sz w:val="28"/>
+                          <w:szCs w:val="28"/>
+                        </w:rPr>
+                      </w:pPr>
+                      <w:r>
+                        <w:rPr>
+                          <w:rFonts w:asciiTheme="majorBidi" w:hAnsiTheme="majorBidi" w:cstheme="majorBidi"/>
+                          <w:b/>
+                          <w:bCs/>
+                          <w:sz w:val="28"/>
+                          <w:szCs w:val="28"/>
+                        </w:rPr>
+                        <w:t>Rollback (if needed)</w:t>
+                      </w:r>
+                      <w:r>
+                        <w:rPr>
+                          <w:rFonts w:asciiTheme="majorBidi" w:hAnsiTheme="majorBidi" w:cstheme="majorBidi"/>
+                          <w:sz w:val="28"/>
+                          <w:szCs w:val="28"/>
+                        </w:rPr>
+                        <w:t xml:space="preserve"> </w:t>
+                      </w:r>
+                      <w:r>
+                        <w:rPr>
+                          <w:rFonts w:asciiTheme="majorBidi" w:hAnsiTheme="majorBidi" w:cstheme="majorBidi"/>
+                          <w:sz w:val="28"/>
+                          <w:szCs w:val="28"/>
+                        </w:rPr>
+                        <w:t xml:space="preserve">→ If an issue appears, simply flip the routing back to Blue </w:t>
+                      </w:r>
+                      <w:r>
+                        <w:rPr>
+                          <w:rFonts w:asciiTheme="majorBidi" w:hAnsiTheme="majorBidi" w:cstheme="majorBidi"/>
+                          <w:sz w:val="28"/>
+                          <w:szCs w:val="28"/>
+                        </w:rPr>
+                        <w:t>-</w:t>
+                      </w:r>
+                      <w:r>
+                        <w:rPr>
+                          <w:rFonts w:asciiTheme="majorBidi" w:hAnsiTheme="majorBidi" w:cstheme="majorBidi"/>
+                          <w:sz w:val="28"/>
+                          <w:szCs w:val="28"/>
+                        </w:rPr>
+                        <w:t xml:space="preserve"> no redeployments are needed.</w:t>
+                      </w:r>
+                    </w:p>
+                    <w:p>
+                      <w:pPr>
+                        <w:pStyle w:val="ListParagraph"/>
+                        <w:numPr>
+                          <w:ilvl w:val="0"/>
+                          <w:numId w:val="75"/>
+                        </w:numPr>
+                        <w:spacing w:after="120"/>
+                        <w:ind w:left="360"/>
+                        <w:jc w:val="both"/>
+                        <w:rPr>
+                          <w:rFonts w:asciiTheme="majorBidi" w:hAnsiTheme="majorBidi" w:cstheme="majorBidi"/>
+                          <w:sz w:val="28"/>
+                          <w:szCs w:val="28"/>
+                        </w:rPr>
+                      </w:pPr>
+                      <w:r>
+                        <w:rPr>
+                          <w:rFonts w:asciiTheme="majorBidi" w:hAnsiTheme="majorBidi" w:cstheme="majorBidi"/>
+                          <w:b/>
+                          <w:bCs/>
+                          <w:sz w:val="28"/>
+                          <w:szCs w:val="28"/>
+                        </w:rPr>
+                        <w:t>Cleanup</w:t>
+                      </w:r>
+                      <w:r>
+                        <w:rPr>
+                          <w:rFonts w:asciiTheme="majorBidi" w:hAnsiTheme="majorBidi" w:cstheme="majorBidi"/>
+                          <w:sz w:val="28"/>
+                          <w:szCs w:val="28"/>
+                        </w:rPr>
+                        <w:t xml:space="preserve"> </w:t>
+                      </w:r>
+                      <w:r>
+                        <w:rPr>
+                          <w:rFonts w:asciiTheme="majorBidi" w:hAnsiTheme="majorBidi" w:cstheme="majorBidi"/>
+                          <w:sz w:val="28"/>
+                          <w:szCs w:val="28"/>
+                        </w:rPr>
+                        <w:t xml:space="preserve">→ After confirmation that Green is stable, delete the </w:t>
+                      </w:r>
+                      <w:proofErr w:type="gramStart"/>
+                      <w:r>
+                        <w:rPr>
+                          <w:rFonts w:asciiTheme="majorBidi" w:hAnsiTheme="majorBidi" w:cstheme="majorBidi"/>
+                          <w:sz w:val="28"/>
+                          <w:szCs w:val="28"/>
+                        </w:rPr>
+                        <w:t>Blue</w:t>
+                      </w:r>
+                      <w:proofErr w:type="gramEnd"/>
+                      <w:r>
+                        <w:rPr>
+                          <w:rFonts w:asciiTheme="majorBidi" w:hAnsiTheme="majorBidi" w:cstheme="majorBidi"/>
+                          <w:sz w:val="28"/>
+                          <w:szCs w:val="28"/>
+                        </w:rPr>
+                        <w:t xml:space="preserve"> environment or prepare it for the next version.</w:t>
+                      </w:r>
+                    </w:p>
+                    <w:p>
+                      <w:pPr>
+                        <w:spacing w:after="60"/>
+                        <w:jc w:val="both"/>
+                        <w:rPr>
+                          <w:rFonts w:asciiTheme="majorBidi" w:hAnsiTheme="majorBidi" w:cstheme="majorBidi"/>
+                          <w:b/>
+                          <w:bCs/>
+                          <w:sz w:val="32"/>
+                          <w:szCs w:val="32"/>
+                        </w:rPr>
+                      </w:pPr>
+                      <w:r>
+                        <w:rPr>
+                          <w:rFonts w:asciiTheme="majorBidi" w:hAnsiTheme="majorBidi" w:cstheme="majorBidi"/>
+                          <w:b/>
+                          <w:bCs/>
+                          <w:sz w:val="32"/>
+                          <w:szCs w:val="32"/>
+                        </w:rPr>
+                        <w:t>Blue‑Green in Kubernetes</w:t>
+                      </w:r>
+                      <w:r>
+                        <w:rPr>
+                          <w:rFonts w:asciiTheme="majorBidi" w:hAnsiTheme="majorBidi" w:cstheme="majorBidi"/>
+                          <w:b/>
+                          <w:bCs/>
+                          <w:sz w:val="32"/>
+                          <w:szCs w:val="32"/>
+                        </w:rPr>
+                        <w:t>:</w:t>
+                      </w:r>
+                    </w:p>
+                    <w:p>
+                      <w:pPr>
+                        <w:spacing w:after="60"/>
+                        <w:jc w:val="both"/>
+                        <w:rPr>
+                          <w:rFonts w:asciiTheme="majorBidi" w:hAnsiTheme="majorBidi" w:cstheme="majorBidi"/>
+                          <w:sz w:val="28"/>
+                          <w:szCs w:val="28"/>
+                        </w:rPr>
+                      </w:pPr>
+                      <w:r>
+                        <w:rPr>
+                          <w:rFonts w:asciiTheme="majorBidi" w:hAnsiTheme="majorBidi" w:cstheme="majorBidi"/>
+                          <w:sz w:val="28"/>
+                          <w:szCs w:val="28"/>
+                        </w:rPr>
+                        <w:t>In Kubernetes, Blue‑Green can be implemented with two Deployments and one Service.</w:t>
+                      </w:r>
+                    </w:p>
+                    <w:p>
+                      <w:pPr>
+                        <w:spacing w:after="60"/>
+                        <w:jc w:val="both"/>
+                        <w:rPr>
+                          <w:rFonts w:asciiTheme="majorBidi" w:hAnsiTheme="majorBidi" w:cstheme="majorBidi"/>
+                          <w:sz w:val="28"/>
+                          <w:szCs w:val="28"/>
+                        </w:rPr>
+                      </w:pPr>
+                      <w:r>
+                        <w:rPr>
+                          <w:rFonts w:asciiTheme="majorBidi" w:hAnsiTheme="majorBidi" w:cstheme="majorBidi"/>
+                          <w:sz w:val="28"/>
+                          <w:szCs w:val="28"/>
+                        </w:rPr>
+                        <w:t xml:space="preserve">Initially, the Service selector points to </w:t>
+                      </w:r>
+                      <w:r>
+                        <w:rPr>
+                          <w:rFonts w:asciiTheme="majorBidi" w:hAnsiTheme="majorBidi" w:cstheme="majorBidi"/>
+                          <w:b/>
+                          <w:bCs/>
+                          <w:i/>
+                          <w:iCs/>
+                          <w:sz w:val="28"/>
+                          <w:szCs w:val="28"/>
+                        </w:rPr>
+                        <w:t>version: blue</w:t>
+                      </w:r>
+                      <w:r>
+                        <w:rPr>
+                          <w:rFonts w:asciiTheme="majorBidi" w:hAnsiTheme="majorBidi" w:cstheme="majorBidi"/>
+                          <w:sz w:val="28"/>
+                          <w:szCs w:val="28"/>
+                        </w:rPr>
+                        <w:t>.</w:t>
+                      </w:r>
+                    </w:p>
+                    <w:p>
+                      <w:pPr>
+                        <w:spacing w:after="60"/>
+                        <w:jc w:val="both"/>
+                        <w:rPr>
+                          <w:rFonts w:asciiTheme="majorBidi" w:hAnsiTheme="majorBidi" w:cstheme="majorBidi"/>
+                          <w:sz w:val="28"/>
+                          <w:szCs w:val="28"/>
+                        </w:rPr>
+                      </w:pPr>
+                      <w:r>
+                        <w:rPr>
+                          <w:rFonts w:asciiTheme="majorBidi" w:hAnsiTheme="majorBidi" w:cstheme="majorBidi"/>
+                          <w:sz w:val="28"/>
+                          <w:szCs w:val="28"/>
+                        </w:rPr>
+                        <w:t xml:space="preserve">When you’re ready to release, you simply update the Service selector to </w:t>
+                      </w:r>
+                      <w:r>
+                        <w:rPr>
+                          <w:rFonts w:asciiTheme="majorBidi" w:hAnsiTheme="majorBidi" w:cstheme="majorBidi"/>
+                          <w:b/>
+                          <w:bCs/>
+                          <w:i/>
+                          <w:iCs/>
+                          <w:sz w:val="28"/>
+                          <w:szCs w:val="28"/>
+                        </w:rPr>
+                        <w:t>version: green</w:t>
+                      </w:r>
+                      <w:r>
+                        <w:rPr>
+                          <w:rFonts w:asciiTheme="majorBidi" w:hAnsiTheme="majorBidi" w:cstheme="majorBidi"/>
+                          <w:sz w:val="28"/>
+                          <w:szCs w:val="28"/>
+                        </w:rPr>
+                        <w:t>.</w:t>
+                      </w:r>
+                    </w:p>
+                    <w:p>
+                      <w:pPr>
+                        <w:spacing w:after="60"/>
+                        <w:jc w:val="both"/>
+                        <w:rPr>
+                          <w:rFonts w:asciiTheme="majorBidi" w:hAnsiTheme="majorBidi" w:cstheme="majorBidi"/>
+                          <w:sz w:val="28"/>
+                          <w:szCs w:val="28"/>
+                        </w:rPr>
+                      </w:pPr>
+                      <w:r>
+                        <w:rPr>
+                          <w:rFonts w:asciiTheme="majorBidi" w:hAnsiTheme="majorBidi" w:cstheme="majorBidi"/>
+                          <w:sz w:val="28"/>
+                          <w:szCs w:val="28"/>
+                        </w:rPr>
+                        <w:t xml:space="preserve">That instantly transfers all traffic to the </w:t>
+                      </w:r>
+                      <w:proofErr w:type="gramStart"/>
+                      <w:r>
+                        <w:rPr>
+                          <w:rFonts w:asciiTheme="majorBidi" w:hAnsiTheme="majorBidi" w:cstheme="majorBidi"/>
+                          <w:sz w:val="28"/>
+                          <w:szCs w:val="28"/>
+                        </w:rPr>
+                        <w:t>Green</w:t>
+                      </w:r>
+                      <w:proofErr w:type="gramEnd"/>
+                      <w:r>
+                        <w:rPr>
+                          <w:rFonts w:asciiTheme="majorBidi" w:hAnsiTheme="majorBidi" w:cstheme="majorBidi"/>
+                          <w:sz w:val="28"/>
+                          <w:szCs w:val="28"/>
+                        </w:rPr>
+                        <w:t xml:space="preserve"> pods.</w:t>
+                      </w:r>
+                    </w:p>
+                    <w:p>
+                      <w:pPr>
+                        <w:spacing w:after="120"/>
+                        <w:jc w:val="both"/>
+                        <w:rPr>
+                          <w:rFonts w:asciiTheme="majorBidi" w:hAnsiTheme="majorBidi" w:cstheme="majorBidi"/>
+                          <w:sz w:val="28"/>
+                          <w:szCs w:val="28"/>
+                        </w:rPr>
+                      </w:pPr>
+                      <w:r>
+                        <w:rPr>
+                          <w:rFonts w:asciiTheme="majorBidi" w:hAnsiTheme="majorBidi" w:cstheme="majorBidi"/>
+                          <w:sz w:val="28"/>
+                          <w:szCs w:val="28"/>
+                        </w:rPr>
+                        <w:t>If there’s an issue → change it back to version: blue.</w:t>
+                      </w:r>
+                    </w:p>
+                    <w:p>
+                      <w:pPr>
+                        <w:spacing w:after="120"/>
+                        <w:jc w:val="both"/>
+                        <w:rPr>
+                          <w:rFonts w:asciiTheme="majorBidi" w:hAnsiTheme="majorBidi" w:cstheme="majorBidi"/>
+                          <w:b/>
+                          <w:bCs/>
+                          <w:sz w:val="28"/>
+                          <w:szCs w:val="28"/>
+                        </w:rPr>
+                      </w:pPr>
+                      <w:r>
+                        <w:rPr>
+                          <w:rFonts w:asciiTheme="majorBidi" w:hAnsiTheme="majorBidi" w:cstheme="majorBidi"/>
+                          <w:b/>
+                          <w:bCs/>
+                          <w:sz w:val="28"/>
+                          <w:szCs w:val="28"/>
+                        </w:rPr>
+                        <w:t>Advantages</w:t>
+                      </w:r>
+                      <w:r>
+                        <w:rPr>
+                          <w:rFonts w:asciiTheme="majorBidi" w:hAnsiTheme="majorBidi" w:cstheme="majorBidi"/>
+                          <w:b/>
+                          <w:bCs/>
+                          <w:sz w:val="28"/>
+                          <w:szCs w:val="28"/>
+                        </w:rPr>
+                        <w:t>:</w:t>
+                      </w:r>
+                    </w:p>
+                    <w:p>
+                      <w:pPr>
+                        <w:pStyle w:val="ListParagraph"/>
+                        <w:numPr>
+                          <w:ilvl w:val="0"/>
+                          <w:numId w:val="76"/>
+                        </w:numPr>
+                        <w:ind w:left="360"/>
+                        <w:jc w:val="both"/>
+                        <w:rPr>
+                          <w:rFonts w:asciiTheme="majorBidi" w:hAnsiTheme="majorBidi" w:cstheme="majorBidi"/>
+                          <w:sz w:val="28"/>
+                          <w:szCs w:val="28"/>
+                        </w:rPr>
+                      </w:pPr>
+                      <w:r>
+                        <w:rPr>
+                          <w:rFonts w:asciiTheme="majorBidi" w:hAnsiTheme="majorBidi" w:cstheme="majorBidi"/>
+                          <w:sz w:val="28"/>
+                          <w:szCs w:val="28"/>
+                        </w:rPr>
+                        <w:t>Zero downtime</w:t>
+                      </w:r>
+                      <w:r>
+                        <w:rPr>
+                          <w:rFonts w:asciiTheme="majorBidi" w:hAnsiTheme="majorBidi" w:cstheme="majorBidi"/>
+                          <w:sz w:val="28"/>
+                          <w:szCs w:val="28"/>
+                        </w:rPr>
+                        <w:t xml:space="preserve"> </w:t>
+                      </w:r>
+                      <w:r>
+                        <w:rPr>
+                          <w:rFonts w:asciiTheme="majorBidi" w:hAnsiTheme="majorBidi" w:cstheme="majorBidi"/>
+                          <w:sz w:val="28"/>
+                          <w:szCs w:val="28"/>
+                        </w:rPr>
+                        <w:t>→ Traffic is switched instantly; no overlap of half‑updated Pods.</w:t>
+                      </w:r>
+                    </w:p>
+                    <w:p>
+                      <w:pPr>
+                        <w:pStyle w:val="ListParagraph"/>
+                        <w:numPr>
+                          <w:ilvl w:val="0"/>
+                          <w:numId w:val="76"/>
+                        </w:numPr>
+                        <w:ind w:left="360"/>
+                        <w:jc w:val="both"/>
+                        <w:rPr>
+                          <w:rFonts w:asciiTheme="majorBidi" w:hAnsiTheme="majorBidi" w:cstheme="majorBidi"/>
+                          <w:sz w:val="28"/>
+                          <w:szCs w:val="28"/>
+                        </w:rPr>
+                      </w:pPr>
+                      <w:r>
+                        <w:rPr>
+                          <w:rFonts w:asciiTheme="majorBidi" w:hAnsiTheme="majorBidi" w:cstheme="majorBidi"/>
+                          <w:sz w:val="28"/>
+                          <w:szCs w:val="28"/>
+                        </w:rPr>
+                        <w:t>Instant rollback</w:t>
+                      </w:r>
+                      <w:r>
+                        <w:rPr>
+                          <w:rFonts w:asciiTheme="majorBidi" w:hAnsiTheme="majorBidi" w:cstheme="majorBidi"/>
+                          <w:sz w:val="28"/>
+                          <w:szCs w:val="28"/>
+                        </w:rPr>
+                        <w:t xml:space="preserve"> </w:t>
+                      </w:r>
+                      <w:r>
+                        <w:rPr>
+                          <w:rFonts w:asciiTheme="majorBidi" w:hAnsiTheme="majorBidi" w:cstheme="majorBidi"/>
+                          <w:sz w:val="28"/>
+                          <w:szCs w:val="28"/>
+                        </w:rPr>
+                        <w:t>→ Just re‑point the Service or load balancer.</w:t>
+                      </w:r>
+                    </w:p>
+                    <w:p>
+                      <w:pPr>
+                        <w:jc w:val="both"/>
+                        <w:rPr>
+                          <w:rFonts w:asciiTheme="majorBidi" w:hAnsiTheme="majorBidi" w:cstheme="majorBidi"/>
+                          <w:sz w:val="28"/>
+                          <w:szCs w:val="28"/>
+                        </w:rPr>
+                      </w:pPr>
+                    </w:p>
+                    <w:p>
+                      <w:pPr>
+                        <w:jc w:val="both"/>
+                        <w:rPr>
+                          <w:rFonts w:asciiTheme="majorBidi" w:hAnsiTheme="majorBidi" w:cstheme="majorBidi"/>
+                          <w:sz w:val="28"/>
+                          <w:szCs w:val="28"/>
+                        </w:rPr>
+                      </w:pPr>
+                    </w:p>
+                    <w:p>
+                      <w:pPr>
+                        <w:jc w:val="both"/>
+                        <w:rPr>
+                          <w:rFonts w:asciiTheme="majorBidi" w:hAnsiTheme="majorBidi" w:cstheme="majorBidi"/>
+                          <w:sz w:val="28"/>
+                          <w:szCs w:val="28"/>
+                        </w:rPr>
+                      </w:pPr>
+                    </w:p>
+                    <w:p>
+                      <w:pPr>
+                        <w:jc w:val="both"/>
+                        <w:rPr>
+                          <w:rFonts w:asciiTheme="majorBidi" w:hAnsiTheme="majorBidi" w:cstheme="majorBidi"/>
+                          <w:sz w:val="28"/>
+                          <w:szCs w:val="28"/>
+                        </w:rPr>
+                      </w:pPr>
+                    </w:p>
+                    <w:p>
+                      <w:pPr>
+                        <w:jc w:val="both"/>
+                        <w:rPr>
+                          <w:rFonts w:asciiTheme="majorBidi" w:hAnsiTheme="majorBidi" w:cstheme="majorBidi"/>
+                          <w:sz w:val="28"/>
+                          <w:szCs w:val="28"/>
+                        </w:rPr>
+                      </w:pPr>
+                    </w:p>
+                  </w:txbxContent>
+                </v:textbox>
+                <w10:wrap anchorx="margin"/>
+              </v:rect>
+            </w:pict>
+          </mc:Fallback>
+        </mc:AlternateContent>
+      </w:r>
+    </w:p>
+    <w:p>
+      <w:pPr>
+        <w:jc w:val="both"/>
+        <w:rPr>
+          <w:rFonts w:asciiTheme="majorBidi" w:hAnsiTheme="majorBidi" w:cstheme="majorBidi"/>
+          <w:b/>
+          <w:bCs/>
+          <w:sz w:val="36"/>
+          <w:szCs w:val="36"/>
+        </w:rPr>
+      </w:pPr>
+    </w:p>
+    <w:p>
+      <w:pPr>
+        <w:jc w:val="both"/>
+        <w:rPr>
+          <w:rFonts w:asciiTheme="majorBidi" w:hAnsiTheme="majorBidi" w:cstheme="majorBidi"/>
+          <w:b/>
+          <w:bCs/>
+          <w:sz w:val="36"/>
+          <w:szCs w:val="36"/>
+        </w:rPr>
+      </w:pPr>
+    </w:p>
+    <w:p>
+      <w:pPr>
+        <w:jc w:val="both"/>
+        <w:rPr>
+          <w:rFonts w:asciiTheme="majorBidi" w:hAnsiTheme="majorBidi" w:cstheme="majorBidi"/>
+          <w:b/>
+          <w:bCs/>
+          <w:sz w:val="36"/>
+          <w:szCs w:val="36"/>
+        </w:rPr>
+      </w:pPr>
+    </w:p>
+    <w:p>
+      <w:pPr>
+        <w:jc w:val="both"/>
+        <w:rPr>
+          <w:rFonts w:asciiTheme="majorBidi" w:hAnsiTheme="majorBidi" w:cstheme="majorBidi"/>
+          <w:b/>
+          <w:bCs/>
+          <w:sz w:val="36"/>
+          <w:szCs w:val="36"/>
+        </w:rPr>
+      </w:pPr>
+    </w:p>
+    <w:p>
+      <w:pPr>
+        <w:jc w:val="both"/>
+        <w:rPr>
+          <w:rFonts w:asciiTheme="majorBidi" w:hAnsiTheme="majorBidi" w:cstheme="majorBidi"/>
+          <w:b/>
+          <w:bCs/>
+          <w:sz w:val="36"/>
+          <w:szCs w:val="36"/>
+        </w:rPr>
+      </w:pPr>
+    </w:p>
+    <w:p>
+      <w:pPr>
+        <w:jc w:val="both"/>
+        <w:rPr>
+          <w:rFonts w:asciiTheme="majorBidi" w:hAnsiTheme="majorBidi" w:cstheme="majorBidi"/>
+          <w:b/>
+          <w:bCs/>
+          <w:sz w:val="36"/>
+          <w:szCs w:val="36"/>
+        </w:rPr>
+      </w:pPr>
+    </w:p>
+    <w:p>
+      <w:pPr>
+        <w:jc w:val="both"/>
+        <w:rPr>
+          <w:rFonts w:asciiTheme="majorBidi" w:hAnsiTheme="majorBidi" w:cstheme="majorBidi"/>
+          <w:b/>
+          <w:bCs/>
+          <w:sz w:val="36"/>
+          <w:szCs w:val="36"/>
+        </w:rPr>
+      </w:pPr>
+    </w:p>
+    <w:p>
+      <w:pPr>
+        <w:jc w:val="both"/>
+        <w:rPr>
+          <w:rFonts w:asciiTheme="majorBidi" w:hAnsiTheme="majorBidi" w:cstheme="majorBidi"/>
+          <w:b/>
+          <w:bCs/>
+          <w:sz w:val="36"/>
+          <w:szCs w:val="36"/>
+        </w:rPr>
+      </w:pPr>
+    </w:p>
+    <w:p>
+      <w:pPr>
+        <w:jc w:val="both"/>
+        <w:rPr>
+          <w:rFonts w:asciiTheme="majorBidi" w:hAnsiTheme="majorBidi" w:cstheme="majorBidi"/>
+          <w:b/>
+          <w:bCs/>
+          <w:sz w:val="36"/>
+          <w:szCs w:val="36"/>
+        </w:rPr>
+      </w:pPr>
+    </w:p>
+    <w:p>
+      <w:pPr>
+        <w:jc w:val="both"/>
+        <w:rPr>
+          <w:rFonts w:asciiTheme="majorBidi" w:hAnsiTheme="majorBidi" w:cstheme="majorBidi"/>
+          <w:b/>
+          <w:bCs/>
+          <w:sz w:val="36"/>
+          <w:szCs w:val="36"/>
+        </w:rPr>
+      </w:pPr>
+    </w:p>
+    <w:p>
+      <w:pPr>
+        <w:jc w:val="both"/>
+        <w:rPr>
+          <w:rFonts w:asciiTheme="majorBidi" w:hAnsiTheme="majorBidi" w:cstheme="majorBidi"/>
+          <w:b/>
+          <w:bCs/>
+          <w:sz w:val="36"/>
+          <w:szCs w:val="36"/>
+        </w:rPr>
+      </w:pPr>
+    </w:p>
+    <w:p>
+      <w:pPr>
+        <w:jc w:val="both"/>
+        <w:rPr>
+          <w:rFonts w:asciiTheme="majorBidi" w:hAnsiTheme="majorBidi" w:cstheme="majorBidi"/>
+          <w:b/>
+          <w:bCs/>
+          <w:sz w:val="36"/>
+          <w:szCs w:val="36"/>
+        </w:rPr>
+      </w:pPr>
+    </w:p>
+    <w:p>
+      <w:pPr>
+        <w:jc w:val="both"/>
+        <w:rPr>
+          <w:rFonts w:asciiTheme="majorBidi" w:hAnsiTheme="majorBidi" w:cstheme="majorBidi"/>
+          <w:b/>
+          <w:bCs/>
+          <w:sz w:val="36"/>
+          <w:szCs w:val="36"/>
+        </w:rPr>
+      </w:pPr>
+    </w:p>
+    <w:p>
+      <w:pPr>
+        <w:jc w:val="both"/>
+        <w:rPr>
+          <w:rFonts w:asciiTheme="majorBidi" w:hAnsiTheme="majorBidi" w:cstheme="majorBidi"/>
+          <w:b/>
+          <w:bCs/>
+          <w:sz w:val="36"/>
+          <w:szCs w:val="36"/>
+        </w:rPr>
+      </w:pPr>
+    </w:p>
+    <w:p>
+      <w:pPr>
+        <w:jc w:val="both"/>
+        <w:rPr>
+          <w:rFonts w:asciiTheme="majorBidi" w:hAnsiTheme="majorBidi" w:cstheme="majorBidi"/>
+          <w:b/>
+          <w:bCs/>
+          <w:sz w:val="36"/>
+          <w:szCs w:val="36"/>
+        </w:rPr>
+      </w:pPr>
+    </w:p>
+    <w:p>
+      <w:pPr>
+        <w:jc w:val="both"/>
+        <w:rPr>
+          <w:rFonts w:asciiTheme="majorBidi" w:hAnsiTheme="majorBidi" w:cstheme="majorBidi"/>
+          <w:b/>
+          <w:bCs/>
+          <w:sz w:val="36"/>
+          <w:szCs w:val="36"/>
+        </w:rPr>
+      </w:pPr>
+    </w:p>
+    <w:p>
+      <w:pPr>
+        <w:jc w:val="both"/>
+        <w:rPr>
+          <w:rFonts w:asciiTheme="majorBidi" w:hAnsiTheme="majorBidi" w:cstheme="majorBidi"/>
+          <w:b/>
+          <w:bCs/>
+          <w:sz w:val="36"/>
+          <w:szCs w:val="36"/>
+        </w:rPr>
+      </w:pPr>
+    </w:p>
+    <w:p>
+      <w:pPr>
+        <w:jc w:val="both"/>
+        <w:rPr>
+          <w:rFonts w:asciiTheme="majorBidi" w:hAnsiTheme="majorBidi" w:cstheme="majorBidi"/>
+          <w:b/>
+          <w:bCs/>
+          <w:sz w:val="36"/>
+          <w:szCs w:val="36"/>
+        </w:rPr>
+      </w:pPr>
+    </w:p>
+    <w:p>
+      <w:pPr>
+        <w:jc w:val="both"/>
+        <w:rPr>
+          <w:rFonts w:asciiTheme="majorBidi" w:hAnsiTheme="majorBidi" w:cstheme="majorBidi"/>
+          <w:b/>
+          <w:bCs/>
+          <w:sz w:val="36"/>
+          <w:szCs w:val="36"/>
+        </w:rPr>
+      </w:pPr>
+    </w:p>
+    <w:p>
+      <w:pPr>
+        <w:jc w:val="both"/>
+        <w:rPr>
+          <w:rFonts w:asciiTheme="majorBidi" w:hAnsiTheme="majorBidi" w:cstheme="majorBidi"/>
+          <w:b/>
+          <w:bCs/>
+          <w:sz w:val="36"/>
+          <w:szCs w:val="36"/>
+        </w:rPr>
+      </w:pPr>
+    </w:p>
+    <w:p>
+      <w:pPr>
+        <w:jc w:val="both"/>
+        <w:rPr>
+          <w:rFonts w:asciiTheme="majorBidi" w:hAnsiTheme="majorBidi" w:cstheme="majorBidi"/>
+          <w:b/>
+          <w:bCs/>
+          <w:sz w:val="36"/>
+          <w:szCs w:val="36"/>
+        </w:rPr>
+      </w:pPr>
+    </w:p>
+    <w:p>
+      <w:pPr>
+        <w:jc w:val="both"/>
+        <w:rPr>
+          <w:rFonts w:asciiTheme="majorBidi" w:hAnsiTheme="majorBidi" w:cstheme="majorBidi"/>
+          <w:b/>
+          <w:bCs/>
+          <w:sz w:val="36"/>
+          <w:szCs w:val="36"/>
+        </w:rPr>
+      </w:pPr>
+      <w:r>
+        <w:rPr>
+          <w:rFonts w:asciiTheme="majorBidi" w:hAnsiTheme="majorBidi" w:cstheme="majorBidi"/>
+          <w:b/>
+          <w:bCs/>
+          <w:noProof/>
+          <w:sz w:val="36"/>
+          <w:szCs w:val="36"/>
+        </w:rPr>
+        <w:lastRenderedPageBreak/>
+        <mc:AlternateContent>
+          <mc:Choice Requires="wps">
+            <w:drawing>
+              <wp:anchor distT="0" distB="0" distL="114300" distR="114300" simplePos="0" relativeHeight="251681792" behindDoc="0" locked="0" layoutInCell="1" allowOverlap="1" wp14:anchorId="2DD4B9FD" wp14:editId="62F25068">
+                <wp:simplePos x="0" y="0"/>
+                <wp:positionH relativeFrom="margin">
+                  <wp:align>right</wp:align>
+                </wp:positionH>
+                <wp:positionV relativeFrom="paragraph">
+                  <wp:posOffset>7620</wp:posOffset>
+                </wp:positionV>
+                <wp:extent cx="6835140" cy="7467600"/>
+                <wp:effectExtent l="0" t="0" r="22860" b="19050"/>
+                <wp:wrapNone/>
+                <wp:docPr id="1946883900" name="Rectangle 21"/>
+                <wp:cNvGraphicFramePr/>
+                <a:graphic xmlns:a="http://schemas.openxmlformats.org/drawingml/2006/main">
+                  <a:graphicData uri="http://schemas.microsoft.com/office/word/2010/wordprocessingShape">
+                    <wps:wsp>
+                      <wps:cNvSpPr/>
+                      <wps:spPr>
+                        <a:xfrm>
+                          <a:off x="0" y="0"/>
+                          <a:ext cx="6835140" cy="7467600"/>
+                        </a:xfrm>
+                        <a:prstGeom prst="rect">
+                          <a:avLst/>
+                        </a:prstGeom>
+                      </wps:spPr>
+                      <wps:style>
+                        <a:lnRef idx="1">
+                          <a:schemeClr val="dk1"/>
+                        </a:lnRef>
+                        <a:fillRef idx="2">
+                          <a:schemeClr val="dk1"/>
+                        </a:fillRef>
+                        <a:effectRef idx="1">
+                          <a:schemeClr val="dk1"/>
+                        </a:effectRef>
+                        <a:fontRef idx="minor">
+                          <a:schemeClr val="dk1"/>
+                        </a:fontRef>
+                      </wps:style>
+                      <wps:txbx>
+                        <w:txbxContent>
+                          <w:p>
+                            <w:pPr>
+                              <w:pStyle w:val="ListParagraph"/>
+                              <w:numPr>
+                                <w:ilvl w:val="0"/>
+                                <w:numId w:val="77"/>
+                              </w:numPr>
+                              <w:ind w:left="360"/>
+                              <w:jc w:val="both"/>
+                              <w:rPr>
+                                <w:rFonts w:asciiTheme="majorBidi" w:hAnsiTheme="majorBidi" w:cstheme="majorBidi"/>
+                                <w:sz w:val="28"/>
+                                <w:szCs w:val="28"/>
+                              </w:rPr>
+                            </w:pPr>
+                            <w:r>
+                              <w:rPr>
+                                <w:rFonts w:asciiTheme="majorBidi" w:hAnsiTheme="majorBidi" w:cstheme="majorBidi"/>
+                                <w:sz w:val="28"/>
+                                <w:szCs w:val="28"/>
+                              </w:rPr>
+                              <w:t>Safe testing</w:t>
+                            </w:r>
+                            <w:r>
+                              <w:rPr>
+                                <w:rFonts w:asciiTheme="majorBidi" w:hAnsiTheme="majorBidi" w:cstheme="majorBidi"/>
+                                <w:sz w:val="28"/>
+                                <w:szCs w:val="28"/>
+                              </w:rPr>
+                              <w:t xml:space="preserve"> </w:t>
+                            </w:r>
+                            <w:r>
+                              <w:rPr>
+                                <w:rFonts w:asciiTheme="majorBidi" w:hAnsiTheme="majorBidi" w:cstheme="majorBidi"/>
+                                <w:sz w:val="28"/>
+                                <w:szCs w:val="28"/>
+                              </w:rPr>
+                              <w:t xml:space="preserve">→ The Green environment runs side‑by‑side </w:t>
+                            </w:r>
+                            <w:r>
+                              <w:rPr>
+                                <w:rFonts w:asciiTheme="majorBidi" w:hAnsiTheme="majorBidi" w:cstheme="majorBidi"/>
+                                <w:sz w:val="28"/>
+                                <w:szCs w:val="28"/>
+                              </w:rPr>
+                              <w:t>-</w:t>
+                            </w:r>
+                            <w:r>
+                              <w:rPr>
+                                <w:rFonts w:asciiTheme="majorBidi" w:hAnsiTheme="majorBidi" w:cstheme="majorBidi"/>
+                                <w:sz w:val="28"/>
+                                <w:szCs w:val="28"/>
+                              </w:rPr>
+                              <w:t xml:space="preserve"> can be validated before serving users.</w:t>
+                            </w:r>
+                          </w:p>
+                          <w:p>
+                            <w:pPr>
+                              <w:pStyle w:val="ListParagraph"/>
+                              <w:numPr>
+                                <w:ilvl w:val="0"/>
+                                <w:numId w:val="77"/>
+                              </w:numPr>
+                              <w:spacing w:after="120"/>
+                              <w:ind w:left="360"/>
+                              <w:jc w:val="both"/>
+                              <w:rPr>
+                                <w:rFonts w:asciiTheme="majorBidi" w:hAnsiTheme="majorBidi" w:cstheme="majorBidi"/>
+                                <w:sz w:val="28"/>
+                                <w:szCs w:val="28"/>
+                              </w:rPr>
+                            </w:pPr>
+                            <w:r>
+                              <w:rPr>
+                                <w:rFonts w:asciiTheme="majorBidi" w:hAnsiTheme="majorBidi" w:cstheme="majorBidi"/>
+                                <w:sz w:val="28"/>
+                                <w:szCs w:val="28"/>
+                              </w:rPr>
+                              <w:t xml:space="preserve">Predictable </w:t>
+                            </w:r>
+                            <w:proofErr w:type="spellStart"/>
+                            <w:r>
+                              <w:rPr>
+                                <w:rFonts w:asciiTheme="majorBidi" w:hAnsiTheme="majorBidi" w:cstheme="majorBidi"/>
+                                <w:sz w:val="28"/>
+                                <w:szCs w:val="28"/>
+                              </w:rPr>
+                              <w:t>behaviour</w:t>
+                            </w:r>
+                            <w:proofErr w:type="spellEnd"/>
+                            <w:r>
+                              <w:rPr>
+                                <w:rFonts w:asciiTheme="majorBidi" w:hAnsiTheme="majorBidi" w:cstheme="majorBidi"/>
+                                <w:sz w:val="28"/>
+                                <w:szCs w:val="28"/>
+                              </w:rPr>
+                              <w:t xml:space="preserve"> </w:t>
+                            </w:r>
+                            <w:r>
+                              <w:rPr>
+                                <w:rFonts w:asciiTheme="majorBidi" w:hAnsiTheme="majorBidi" w:cstheme="majorBidi"/>
+                                <w:sz w:val="28"/>
+                                <w:szCs w:val="28"/>
+                              </w:rPr>
+                              <w:t>→ Both environments are identical except for the version being tested.</w:t>
+                            </w:r>
+                          </w:p>
+                          <w:p>
+                            <w:pPr>
+                              <w:spacing w:after="60"/>
+                              <w:jc w:val="both"/>
+                              <w:rPr>
+                                <w:rFonts w:asciiTheme="majorBidi" w:hAnsiTheme="majorBidi" w:cstheme="majorBidi"/>
+                                <w:b/>
+                                <w:bCs/>
+                                <w:sz w:val="28"/>
+                                <w:szCs w:val="28"/>
+                              </w:rPr>
+                            </w:pPr>
+                            <w:r>
+                              <w:rPr>
+                                <w:rFonts w:asciiTheme="majorBidi" w:hAnsiTheme="majorBidi" w:cstheme="majorBidi"/>
+                                <w:b/>
+                                <w:bCs/>
+                                <w:sz w:val="28"/>
+                                <w:szCs w:val="28"/>
+                              </w:rPr>
+                              <w:t>Disadvantages &amp; Considerations</w:t>
+                            </w:r>
+                          </w:p>
+                          <w:p>
+                            <w:pPr>
+                              <w:pStyle w:val="ListParagraph"/>
+                              <w:numPr>
+                                <w:ilvl w:val="0"/>
+                                <w:numId w:val="78"/>
+                              </w:numPr>
+                              <w:ind w:left="360"/>
+                              <w:jc w:val="both"/>
+                              <w:rPr>
+                                <w:rFonts w:asciiTheme="majorBidi" w:hAnsiTheme="majorBidi" w:cstheme="majorBidi"/>
+                                <w:sz w:val="28"/>
+                                <w:szCs w:val="28"/>
+                              </w:rPr>
+                            </w:pPr>
+                            <w:r>
+                              <w:rPr>
+                                <w:rFonts w:asciiTheme="majorBidi" w:hAnsiTheme="majorBidi" w:cstheme="majorBidi"/>
+                                <w:sz w:val="28"/>
+                                <w:szCs w:val="28"/>
+                              </w:rPr>
+                              <w:t>Higher resource usage</w:t>
+                            </w:r>
+                            <w:r>
+                              <w:rPr>
+                                <w:rFonts w:asciiTheme="majorBidi" w:hAnsiTheme="majorBidi" w:cstheme="majorBidi"/>
+                                <w:sz w:val="28"/>
+                                <w:szCs w:val="28"/>
+                              </w:rPr>
+                              <w:t xml:space="preserve"> </w:t>
+                            </w:r>
+                            <w:r>
+                              <w:rPr>
+                                <w:rFonts w:asciiTheme="majorBidi" w:hAnsiTheme="majorBidi" w:cstheme="majorBidi"/>
+                                <w:sz w:val="28"/>
+                                <w:szCs w:val="28"/>
+                              </w:rPr>
+                              <w:t>→ Requires two full environments (double Pods, volumes, etc.).</w:t>
+                            </w:r>
+                          </w:p>
+                          <w:p>
+                            <w:pPr>
+                              <w:pStyle w:val="ListParagraph"/>
+                              <w:numPr>
+                                <w:ilvl w:val="0"/>
+                                <w:numId w:val="78"/>
+                              </w:numPr>
+                              <w:ind w:left="360"/>
+                              <w:jc w:val="both"/>
+                              <w:rPr>
+                                <w:rFonts w:asciiTheme="majorBidi" w:hAnsiTheme="majorBidi" w:cstheme="majorBidi"/>
+                                <w:sz w:val="28"/>
+                                <w:szCs w:val="28"/>
+                              </w:rPr>
+                            </w:pPr>
+                            <w:r>
+                              <w:rPr>
+                                <w:rFonts w:asciiTheme="majorBidi" w:hAnsiTheme="majorBidi" w:cstheme="majorBidi"/>
+                                <w:sz w:val="28"/>
+                                <w:szCs w:val="28"/>
+                              </w:rPr>
+                              <w:t>Stateful complications</w:t>
+                            </w:r>
+                            <w:r>
+                              <w:rPr>
+                                <w:rFonts w:asciiTheme="majorBidi" w:hAnsiTheme="majorBidi" w:cstheme="majorBidi"/>
+                                <w:sz w:val="28"/>
+                                <w:szCs w:val="28"/>
+                              </w:rPr>
+                              <w:t xml:space="preserve"> </w:t>
+                            </w:r>
+                            <w:r>
+                              <w:rPr>
+                                <w:rFonts w:asciiTheme="majorBidi" w:hAnsiTheme="majorBidi" w:cstheme="majorBidi"/>
+                                <w:sz w:val="28"/>
+                                <w:szCs w:val="28"/>
+                              </w:rPr>
+                              <w:t xml:space="preserve">→ For databases and </w:t>
+                            </w:r>
+                            <w:proofErr w:type="spellStart"/>
+                            <w:r>
+                              <w:rPr>
+                                <w:rFonts w:asciiTheme="majorBidi" w:hAnsiTheme="majorBidi" w:cstheme="majorBidi"/>
+                                <w:sz w:val="28"/>
+                                <w:szCs w:val="28"/>
+                              </w:rPr>
+                              <w:t>StatefulSets</w:t>
+                            </w:r>
+                            <w:proofErr w:type="spellEnd"/>
+                            <w:r>
+                              <w:rPr>
+                                <w:rFonts w:asciiTheme="majorBidi" w:hAnsiTheme="majorBidi" w:cstheme="majorBidi"/>
+                                <w:sz w:val="28"/>
+                                <w:szCs w:val="28"/>
+                              </w:rPr>
+                              <w:t>, data consistency between Blue and Green needs to be managed carefully.</w:t>
+                            </w:r>
+                          </w:p>
+                          <w:p>
+                            <w:pPr>
+                              <w:pStyle w:val="ListParagraph"/>
+                              <w:numPr>
+                                <w:ilvl w:val="0"/>
+                                <w:numId w:val="78"/>
+                              </w:numPr>
+                              <w:ind w:left="360"/>
+                              <w:jc w:val="both"/>
+                              <w:rPr>
+                                <w:rFonts w:asciiTheme="majorBidi" w:hAnsiTheme="majorBidi" w:cstheme="majorBidi"/>
+                                <w:sz w:val="28"/>
+                                <w:szCs w:val="28"/>
+                              </w:rPr>
+                            </w:pPr>
+                            <w:r>
+                              <w:rPr>
+                                <w:rFonts w:asciiTheme="majorBidi" w:hAnsiTheme="majorBidi" w:cstheme="majorBidi"/>
+                                <w:sz w:val="28"/>
+                                <w:szCs w:val="28"/>
+                              </w:rPr>
+                              <w:t>Network caching or connection drain</w:t>
+                            </w:r>
+                            <w:r>
+                              <w:rPr>
+                                <w:rFonts w:asciiTheme="majorBidi" w:hAnsiTheme="majorBidi" w:cstheme="majorBidi"/>
+                                <w:sz w:val="28"/>
+                                <w:szCs w:val="28"/>
+                              </w:rPr>
+                              <w:t xml:space="preserve"> </w:t>
+                            </w:r>
+                            <w:r>
+                              <w:rPr>
+                                <w:rFonts w:asciiTheme="majorBidi" w:hAnsiTheme="majorBidi" w:cstheme="majorBidi"/>
+                                <w:sz w:val="28"/>
+                                <w:szCs w:val="28"/>
+                              </w:rPr>
+                              <w:t>→ Long‑lived connections may require extra care to drain old traffic gracefully.</w:t>
+                            </w:r>
+                          </w:p>
+                          <w:p>
+                            <w:pPr>
+                              <w:jc w:val="both"/>
+                              <w:rPr>
+                                <w:rFonts w:asciiTheme="majorBidi" w:hAnsiTheme="majorBidi" w:cstheme="majorBidi"/>
+                                <w:b/>
+                                <w:bCs/>
+                                <w:sz w:val="28"/>
+                                <w:szCs w:val="28"/>
+                              </w:rPr>
+                            </w:pPr>
+                            <w:r>
+                              <w:rPr>
+                                <w:rFonts w:asciiTheme="majorBidi" w:hAnsiTheme="majorBidi" w:cstheme="majorBidi"/>
+                                <w:b/>
+                                <w:bCs/>
+                                <w:sz w:val="28"/>
+                                <w:szCs w:val="28"/>
+                              </w:rPr>
+                              <w:t xml:space="preserve">Blue‑Green vs </w:t>
+                            </w:r>
+                            <w:proofErr w:type="spellStart"/>
+                            <w:r>
+                              <w:rPr>
+                                <w:rFonts w:asciiTheme="majorBidi" w:hAnsiTheme="majorBidi" w:cstheme="majorBidi"/>
+                                <w:b/>
+                                <w:bCs/>
+                                <w:sz w:val="28"/>
+                                <w:szCs w:val="28"/>
+                              </w:rPr>
+                              <w:t>RollingUpdate</w:t>
+                            </w:r>
+                            <w:proofErr w:type="spellEnd"/>
+                            <w:r>
+                              <w:rPr>
+                                <w:rFonts w:asciiTheme="majorBidi" w:hAnsiTheme="majorBidi" w:cstheme="majorBidi"/>
+                                <w:b/>
+                                <w:bCs/>
+                                <w:sz w:val="28"/>
+                                <w:szCs w:val="28"/>
+                              </w:rPr>
+                              <w:t xml:space="preserve"> (Key Difference)</w:t>
+                            </w:r>
+                            <w:r>
+                              <w:rPr>
+                                <w:rFonts w:asciiTheme="majorBidi" w:hAnsiTheme="majorBidi" w:cstheme="majorBidi"/>
+                                <w:b/>
+                                <w:bCs/>
+                                <w:sz w:val="28"/>
+                                <w:szCs w:val="28"/>
+                              </w:rPr>
+                              <w:t>:</w:t>
+                            </w:r>
+                          </w:p>
+                          <w:tbl>
+                            <w:tblPr>
+                              <w:tblStyle w:val="GridTable3"/>
+                              <w:tblW w:w="0" w:type="auto"/>
+                              <w:tblInd w:w="-5" w:type="dxa"/>
+                              <w:tblLook w:val="04A0" w:firstRow="1" w:lastRow="0" w:firstColumn="1" w:lastColumn="0" w:noHBand="0" w:noVBand="1"/>
+                            </w:tblPr>
+                            <w:tblGrid>
+                              <w:gridCol w:w="3489"/>
+                              <w:gridCol w:w="3488"/>
+                              <w:gridCol w:w="3489"/>
+                            </w:tblGrid>
+                            <w:tr>
+                              <w:trPr>
+                                <w:cnfStyle w:val="100000000000" w:firstRow="1" w:lastRow="0" w:firstColumn="0" w:lastColumn="0" w:oddVBand="0" w:evenVBand="0" w:oddHBand="0" w:evenHBand="0" w:firstRowFirstColumn="0" w:firstRowLastColumn="0" w:lastRowFirstColumn="0" w:lastRowLastColumn="0"/>
+                              </w:trPr>
+                              <w:tc>
+                                <w:tcPr>
+                                  <w:cnfStyle w:val="001000000100" w:firstRow="0" w:lastRow="0" w:firstColumn="1" w:lastColumn="0" w:oddVBand="0" w:evenVBand="0" w:oddHBand="0" w:evenHBand="0" w:firstRowFirstColumn="1" w:firstRowLastColumn="0" w:lastRowFirstColumn="0" w:lastRowLastColumn="0"/>
+                                  <w:tcW w:w="3489" w:type="dxa"/>
+                                  <w:tcBorders>
+                                    <w:top w:val="single" w:sz="12" w:space="0" w:color="000000"/>
+                                  </w:tcBorders>
+                                  <w:shd w:val="clear" w:color="auto" w:fill="auto"/>
+                                  <w:vAlign w:val="center"/>
+                                </w:tcPr>
+                                <w:p>
+                                  <w:pPr>
+                                    <w:spacing w:before="120" w:after="120"/>
+                                    <w:jc w:val="center"/>
+                                    <w:rPr>
+                                      <w:rFonts w:asciiTheme="majorBidi" w:hAnsiTheme="majorBidi" w:cstheme="majorBidi"/>
+                                      <w:i w:val="0"/>
+                                      <w:iCs w:val="0"/>
+                                      <w:sz w:val="28"/>
+                                      <w:szCs w:val="28"/>
+                                    </w:rPr>
+                                  </w:pPr>
+                                  <w:r>
+                                    <w:rPr>
+                                      <w:rFonts w:asciiTheme="majorBidi" w:hAnsiTheme="majorBidi" w:cstheme="majorBidi"/>
+                                      <w:i w:val="0"/>
+                                      <w:iCs w:val="0"/>
+                                      <w:sz w:val="28"/>
+                                      <w:szCs w:val="28"/>
+                                    </w:rPr>
+                                    <w:t>Feature</w:t>
+                                  </w:r>
+                                </w:p>
+                              </w:tc>
+                              <w:tc>
+                                <w:tcPr>
+                                  <w:tcW w:w="3488" w:type="dxa"/>
+                                  <w:tcBorders>
+                                    <w:top w:val="single" w:sz="12" w:space="0" w:color="000000"/>
+                                  </w:tcBorders>
+                                  <w:shd w:val="clear" w:color="auto" w:fill="auto"/>
+                                  <w:vAlign w:val="center"/>
+                                </w:tcPr>
+                                <w:p>
+                                  <w:pPr>
+                                    <w:spacing w:before="120" w:after="120"/>
+                                    <w:jc w:val="center"/>
+                                    <w:cnfStyle w:val="100000000000" w:firstRow="1" w:lastRow="0" w:firstColumn="0" w:lastColumn="0" w:oddVBand="0" w:evenVBand="0" w:oddHBand="0" w:evenHBand="0" w:firstRowFirstColumn="0" w:firstRowLastColumn="0" w:lastRowFirstColumn="0" w:lastRowLastColumn="0"/>
+                                    <w:rPr>
+                                      <w:rFonts w:asciiTheme="majorBidi" w:hAnsiTheme="majorBidi" w:cstheme="majorBidi"/>
+                                      <w:sz w:val="28"/>
+                                      <w:szCs w:val="28"/>
+                                    </w:rPr>
+                                  </w:pPr>
+                                  <w:r>
+                                    <w:rPr>
+                                      <w:rFonts w:asciiTheme="majorBidi" w:hAnsiTheme="majorBidi" w:cstheme="majorBidi"/>
+                                      <w:sz w:val="28"/>
+                                      <w:szCs w:val="28"/>
+                                    </w:rPr>
+                                    <w:t>Blue‑Green Deployment</w:t>
+                                  </w:r>
+                                </w:p>
+                              </w:tc>
+                              <w:tc>
+                                <w:tcPr>
+                                  <w:tcW w:w="3489" w:type="dxa"/>
+                                  <w:tcBorders>
+                                    <w:top w:val="single" w:sz="12" w:space="0" w:color="000000"/>
+                                  </w:tcBorders>
+                                  <w:shd w:val="clear" w:color="auto" w:fill="auto"/>
+                                  <w:vAlign w:val="center"/>
+                                </w:tcPr>
+                                <w:p>
+                                  <w:pPr>
+                                    <w:spacing w:before="120" w:after="120"/>
+                                    <w:jc w:val="center"/>
+                                    <w:cnfStyle w:val="100000000000" w:firstRow="1" w:lastRow="0" w:firstColumn="0" w:lastColumn="0" w:oddVBand="0" w:evenVBand="0" w:oddHBand="0" w:evenHBand="0" w:firstRowFirstColumn="0" w:firstRowLastColumn="0" w:lastRowFirstColumn="0" w:lastRowLastColumn="0"/>
+                                    <w:rPr>
+                                      <w:rFonts w:asciiTheme="majorBidi" w:hAnsiTheme="majorBidi" w:cstheme="majorBidi"/>
+                                      <w:sz w:val="28"/>
+                                      <w:szCs w:val="28"/>
+                                    </w:rPr>
+                                  </w:pPr>
+                                  <w:r>
+                                    <w:rPr>
+                                      <w:rFonts w:asciiTheme="majorBidi" w:hAnsiTheme="majorBidi" w:cstheme="majorBidi"/>
+                                      <w:sz w:val="28"/>
+                                      <w:szCs w:val="28"/>
+                                    </w:rPr>
+                                    <w:t>Rolling Update</w:t>
+                                  </w:r>
+                                </w:p>
+                              </w:tc>
+                            </w:tr>
+                            <w:tr>
+                              <w:trPr>
+                                <w:cnfStyle w:val="000000100000" w:firstRow="0" w:lastRow="0" w:firstColumn="0" w:lastColumn="0" w:oddVBand="0" w:evenVBand="0" w:oddHBand="1" w:evenHBand="0" w:firstRowFirstColumn="0" w:firstRowLastColumn="0" w:lastRowFirstColumn="0" w:lastRowLastColumn="0"/>
+                              </w:trPr>
+                              <w:tc>
+                                <w:tcPr>
+                                  <w:cnfStyle w:val="001000000000" w:firstRow="0" w:lastRow="0" w:firstColumn="1" w:lastColumn="0" w:oddVBand="0" w:evenVBand="0" w:oddHBand="0" w:evenHBand="0" w:firstRowFirstColumn="0" w:firstRowLastColumn="0" w:lastRowFirstColumn="0" w:lastRowLastColumn="0"/>
+                                  <w:tcW w:w="3489" w:type="dxa"/>
+                                  <w:shd w:val="clear" w:color="auto" w:fill="auto"/>
+                                  <w:vAlign w:val="center"/>
+                                </w:tcPr>
+                                <w:p>
+                                  <w:pPr>
+                                    <w:spacing w:before="120" w:after="120"/>
+                                    <w:jc w:val="center"/>
+                                    <w:rPr>
+                                      <w:rFonts w:asciiTheme="majorBidi" w:hAnsiTheme="majorBidi" w:cstheme="majorBidi"/>
+                                      <w:b/>
+                                      <w:bCs/>
+                                      <w:sz w:val="28"/>
+                                      <w:szCs w:val="28"/>
+                                    </w:rPr>
+                                  </w:pPr>
+                                  <w:r>
+                                    <w:rPr>
+                                      <w:rFonts w:asciiTheme="majorBidi" w:hAnsiTheme="majorBidi" w:cstheme="majorBidi"/>
+                                      <w:b/>
+                                      <w:bCs/>
+                                      <w:sz w:val="28"/>
+                                      <w:szCs w:val="28"/>
+                                    </w:rPr>
+                                    <w:t>Availability</w:t>
+                                  </w:r>
+                                </w:p>
+                              </w:tc>
+                              <w:tc>
+                                <w:tcPr>
+                                  <w:tcW w:w="3488" w:type="dxa"/>
+                                  <w:vAlign w:val="center"/>
+                                </w:tcPr>
+                                <w:p>
+                                  <w:pPr>
+                                    <w:spacing w:before="120" w:after="120"/>
+                                    <w:jc w:val="center"/>
+                                    <w:cnfStyle w:val="000000100000" w:firstRow="0" w:lastRow="0" w:firstColumn="0" w:lastColumn="0" w:oddVBand="0" w:evenVBand="0" w:oddHBand="1" w:evenHBand="0" w:firstRowFirstColumn="0" w:firstRowLastColumn="0" w:lastRowFirstColumn="0" w:lastRowLastColumn="0"/>
+                                    <w:rPr>
+                                      <w:rFonts w:asciiTheme="majorBidi" w:hAnsiTheme="majorBidi" w:cstheme="majorBidi"/>
+                                      <w:sz w:val="28"/>
+                                      <w:szCs w:val="28"/>
+                                    </w:rPr>
+                                  </w:pPr>
+                                  <w:r>
+                                    <w:rPr>
+                                      <w:rFonts w:asciiTheme="majorBidi" w:hAnsiTheme="majorBidi" w:cstheme="majorBidi"/>
+                                      <w:sz w:val="28"/>
+                                      <w:szCs w:val="28"/>
+                                    </w:rPr>
+                                    <w:t>Zero downtime</w:t>
+                                  </w:r>
+                                </w:p>
+                              </w:tc>
+                              <w:tc>
+                                <w:tcPr>
+                                  <w:tcW w:w="3489" w:type="dxa"/>
+                                  <w:vAlign w:val="center"/>
+                                </w:tcPr>
+                                <w:p>
+                                  <w:pPr>
+                                    <w:spacing w:before="120" w:after="120"/>
+                                    <w:jc w:val="center"/>
+                                    <w:cnfStyle w:val="000000100000" w:firstRow="0" w:lastRow="0" w:firstColumn="0" w:lastColumn="0" w:oddVBand="0" w:evenVBand="0" w:oddHBand="1" w:evenHBand="0" w:firstRowFirstColumn="0" w:firstRowLastColumn="0" w:lastRowFirstColumn="0" w:lastRowLastColumn="0"/>
+                                    <w:rPr>
+                                      <w:rFonts w:asciiTheme="majorBidi" w:hAnsiTheme="majorBidi" w:cstheme="majorBidi"/>
+                                      <w:sz w:val="28"/>
+                                      <w:szCs w:val="28"/>
+                                    </w:rPr>
+                                  </w:pPr>
+                                  <w:r>
+                                    <w:rPr>
+                                      <w:rFonts w:asciiTheme="majorBidi" w:hAnsiTheme="majorBidi" w:cstheme="majorBidi"/>
+                                      <w:sz w:val="28"/>
+                                      <w:szCs w:val="28"/>
+                                    </w:rPr>
+                                    <w:t>Minimal downtime</w:t>
+                                  </w:r>
+                                </w:p>
+                              </w:tc>
+                            </w:tr>
+                            <w:tr>
+                              <w:tc>
+                                <w:tcPr>
+                                  <w:cnfStyle w:val="001000000000" w:firstRow="0" w:lastRow="0" w:firstColumn="1" w:lastColumn="0" w:oddVBand="0" w:evenVBand="0" w:oddHBand="0" w:evenHBand="0" w:firstRowFirstColumn="0" w:firstRowLastColumn="0" w:lastRowFirstColumn="0" w:lastRowLastColumn="0"/>
+                                  <w:tcW w:w="3489" w:type="dxa"/>
+                                  <w:shd w:val="clear" w:color="auto" w:fill="auto"/>
+                                  <w:vAlign w:val="center"/>
+                                </w:tcPr>
+                                <w:p>
+                                  <w:pPr>
+                                    <w:spacing w:before="120" w:after="120"/>
+                                    <w:jc w:val="center"/>
+                                    <w:rPr>
+                                      <w:rFonts w:asciiTheme="majorBidi" w:hAnsiTheme="majorBidi" w:cstheme="majorBidi"/>
+                                      <w:b/>
+                                      <w:bCs/>
+                                      <w:sz w:val="28"/>
+                                      <w:szCs w:val="28"/>
+                                    </w:rPr>
+                                  </w:pPr>
+                                  <w:r>
+                                    <w:rPr>
+                                      <w:rFonts w:asciiTheme="majorBidi" w:hAnsiTheme="majorBidi" w:cstheme="majorBidi"/>
+                                      <w:b/>
+                                      <w:bCs/>
+                                      <w:sz w:val="28"/>
+                                      <w:szCs w:val="28"/>
+                                    </w:rPr>
+                                    <w:t>Speed</w:t>
+                                  </w:r>
+                                </w:p>
+                              </w:tc>
+                              <w:tc>
+                                <w:tcPr>
+                                  <w:tcW w:w="3488" w:type="dxa"/>
+                                  <w:vAlign w:val="center"/>
+                                </w:tcPr>
+                                <w:p>
+                                  <w:pPr>
+                                    <w:spacing w:before="120" w:after="120"/>
+                                    <w:jc w:val="center"/>
+                                    <w:cnfStyle w:val="000000000000" w:firstRow="0" w:lastRow="0" w:firstColumn="0" w:lastColumn="0" w:oddVBand="0" w:evenVBand="0" w:oddHBand="0" w:evenHBand="0" w:firstRowFirstColumn="0" w:firstRowLastColumn="0" w:lastRowFirstColumn="0" w:lastRowLastColumn="0"/>
+                                    <w:rPr>
+                                      <w:rFonts w:asciiTheme="majorBidi" w:hAnsiTheme="majorBidi" w:cstheme="majorBidi"/>
+                                      <w:sz w:val="28"/>
+                                      <w:szCs w:val="28"/>
+                                    </w:rPr>
+                                  </w:pPr>
+                                  <w:r>
+                                    <w:rPr>
+                                      <w:rFonts w:asciiTheme="majorBidi" w:hAnsiTheme="majorBidi" w:cstheme="majorBidi"/>
+                                      <w:sz w:val="28"/>
+                                      <w:szCs w:val="28"/>
+                                    </w:rPr>
+                                    <w:t>Instant cut‑over</w:t>
+                                  </w:r>
+                                </w:p>
+                              </w:tc>
+                              <w:tc>
+                                <w:tcPr>
+                                  <w:tcW w:w="3489" w:type="dxa"/>
+                                  <w:vAlign w:val="center"/>
+                                </w:tcPr>
+                                <w:p>
+                                  <w:pPr>
+                                    <w:spacing w:before="120" w:after="120"/>
+                                    <w:jc w:val="center"/>
+                                    <w:cnfStyle w:val="000000000000" w:firstRow="0" w:lastRow="0" w:firstColumn="0" w:lastColumn="0" w:oddVBand="0" w:evenVBand="0" w:oddHBand="0" w:evenHBand="0" w:firstRowFirstColumn="0" w:firstRowLastColumn="0" w:lastRowFirstColumn="0" w:lastRowLastColumn="0"/>
+                                    <w:rPr>
+                                      <w:rFonts w:asciiTheme="majorBidi" w:hAnsiTheme="majorBidi" w:cstheme="majorBidi"/>
+                                      <w:sz w:val="28"/>
+                                      <w:szCs w:val="28"/>
+                                    </w:rPr>
+                                  </w:pPr>
+                                  <w:r>
+                                    <w:rPr>
+                                      <w:rFonts w:asciiTheme="majorBidi" w:hAnsiTheme="majorBidi" w:cstheme="majorBidi"/>
+                                      <w:sz w:val="28"/>
+                                      <w:szCs w:val="28"/>
+                                    </w:rPr>
+                                    <w:t>Gradual rollout</w:t>
+                                  </w:r>
+                                </w:p>
+                              </w:tc>
+                            </w:tr>
+                            <w:tr>
+                              <w:trPr>
+                                <w:cnfStyle w:val="000000100000" w:firstRow="0" w:lastRow="0" w:firstColumn="0" w:lastColumn="0" w:oddVBand="0" w:evenVBand="0" w:oddHBand="1" w:evenHBand="0" w:firstRowFirstColumn="0" w:firstRowLastColumn="0" w:lastRowFirstColumn="0" w:lastRowLastColumn="0"/>
+                              </w:trPr>
+                              <w:tc>
+                                <w:tcPr>
+                                  <w:cnfStyle w:val="001000000000" w:firstRow="0" w:lastRow="0" w:firstColumn="1" w:lastColumn="0" w:oddVBand="0" w:evenVBand="0" w:oddHBand="0" w:evenHBand="0" w:firstRowFirstColumn="0" w:firstRowLastColumn="0" w:lastRowFirstColumn="0" w:lastRowLastColumn="0"/>
+                                  <w:tcW w:w="3489" w:type="dxa"/>
+                                  <w:shd w:val="clear" w:color="auto" w:fill="auto"/>
+                                  <w:vAlign w:val="center"/>
+                                </w:tcPr>
+                                <w:p>
+                                  <w:pPr>
+                                    <w:spacing w:before="120" w:after="120"/>
+                                    <w:jc w:val="center"/>
+                                    <w:rPr>
+                                      <w:rFonts w:asciiTheme="majorBidi" w:hAnsiTheme="majorBidi" w:cstheme="majorBidi"/>
+                                      <w:b/>
+                                      <w:bCs/>
+                                      <w:sz w:val="28"/>
+                                      <w:szCs w:val="28"/>
+                                    </w:rPr>
+                                  </w:pPr>
+                                  <w:r>
+                                    <w:rPr>
+                                      <w:rFonts w:asciiTheme="majorBidi" w:hAnsiTheme="majorBidi" w:cstheme="majorBidi"/>
+                                      <w:b/>
+                                      <w:bCs/>
+                                      <w:sz w:val="28"/>
+                                      <w:szCs w:val="28"/>
+                                    </w:rPr>
+                                    <w:t>Rollback</w:t>
+                                  </w:r>
+                                </w:p>
+                              </w:tc>
+                              <w:tc>
+                                <w:tcPr>
+                                  <w:tcW w:w="3488" w:type="dxa"/>
+                                  <w:vAlign w:val="center"/>
+                                </w:tcPr>
+                                <w:p>
+                                  <w:pPr>
+                                    <w:spacing w:before="120" w:after="120"/>
+                                    <w:jc w:val="center"/>
+                                    <w:cnfStyle w:val="000000100000" w:firstRow="0" w:lastRow="0" w:firstColumn="0" w:lastColumn="0" w:oddVBand="0" w:evenVBand="0" w:oddHBand="1" w:evenHBand="0" w:firstRowFirstColumn="0" w:firstRowLastColumn="0" w:lastRowFirstColumn="0" w:lastRowLastColumn="0"/>
+                                    <w:rPr>
+                                      <w:rFonts w:asciiTheme="majorBidi" w:hAnsiTheme="majorBidi" w:cstheme="majorBidi"/>
+                                      <w:sz w:val="28"/>
+                                      <w:szCs w:val="28"/>
+                                    </w:rPr>
+                                  </w:pPr>
+                                  <w:r>
+                                    <w:rPr>
+                                      <w:rFonts w:asciiTheme="majorBidi" w:hAnsiTheme="majorBidi" w:cstheme="majorBidi"/>
+                                      <w:sz w:val="28"/>
+                                      <w:szCs w:val="28"/>
+                                    </w:rPr>
+                                    <w:t>Instant (switch back)</w:t>
+                                  </w:r>
+                                </w:p>
+                              </w:tc>
+                              <w:tc>
+                                <w:tcPr>
+                                  <w:tcW w:w="3489" w:type="dxa"/>
+                                  <w:vAlign w:val="center"/>
+                                </w:tcPr>
+                                <w:p>
+                                  <w:pPr>
+                                    <w:spacing w:before="120" w:after="120"/>
+                                    <w:jc w:val="center"/>
+                                    <w:cnfStyle w:val="000000100000" w:firstRow="0" w:lastRow="0" w:firstColumn="0" w:lastColumn="0" w:oddVBand="0" w:evenVBand="0" w:oddHBand="1" w:evenHBand="0" w:firstRowFirstColumn="0" w:firstRowLastColumn="0" w:lastRowFirstColumn="0" w:lastRowLastColumn="0"/>
+                                    <w:rPr>
+                                      <w:rFonts w:asciiTheme="majorBidi" w:hAnsiTheme="majorBidi" w:cstheme="majorBidi"/>
+                                      <w:sz w:val="28"/>
+                                      <w:szCs w:val="28"/>
+                                    </w:rPr>
+                                  </w:pPr>
+                                  <w:r>
+                                    <w:rPr>
+                                      <w:rFonts w:asciiTheme="majorBidi" w:hAnsiTheme="majorBidi" w:cstheme="majorBidi"/>
+                                      <w:sz w:val="28"/>
+                                      <w:szCs w:val="28"/>
+                                    </w:rPr>
+                                    <w:t>Needs re‑rollout of old version</w:t>
+                                  </w:r>
+                                </w:p>
+                              </w:tc>
+                            </w:tr>
+                            <w:tr>
+                              <w:tc>
+                                <w:tcPr>
+                                  <w:cnfStyle w:val="001000000000" w:firstRow="0" w:lastRow="0" w:firstColumn="1" w:lastColumn="0" w:oddVBand="0" w:evenVBand="0" w:oddHBand="0" w:evenHBand="0" w:firstRowFirstColumn="0" w:firstRowLastColumn="0" w:lastRowFirstColumn="0" w:lastRowLastColumn="0"/>
+                                  <w:tcW w:w="3489" w:type="dxa"/>
+                                  <w:shd w:val="clear" w:color="auto" w:fill="auto"/>
+                                  <w:vAlign w:val="center"/>
+                                </w:tcPr>
+                                <w:p>
+                                  <w:pPr>
+                                    <w:spacing w:before="120" w:after="120"/>
+                                    <w:jc w:val="center"/>
+                                    <w:rPr>
+                                      <w:rFonts w:asciiTheme="majorBidi" w:hAnsiTheme="majorBidi" w:cstheme="majorBidi"/>
+                                      <w:b/>
+                                      <w:bCs/>
+                                      <w:sz w:val="28"/>
+                                      <w:szCs w:val="28"/>
+                                    </w:rPr>
+                                  </w:pPr>
+                                  <w:r>
+                                    <w:rPr>
+                                      <w:rFonts w:asciiTheme="majorBidi" w:hAnsiTheme="majorBidi" w:cstheme="majorBidi"/>
+                                      <w:b/>
+                                      <w:bCs/>
+                                      <w:sz w:val="28"/>
+                                      <w:szCs w:val="28"/>
+                                    </w:rPr>
+                                    <w:t>Pods at same time</w:t>
+                                  </w:r>
+                                </w:p>
+                              </w:tc>
+                              <w:tc>
+                                <w:tcPr>
+                                  <w:tcW w:w="3488" w:type="dxa"/>
+                                  <w:vAlign w:val="center"/>
+                                </w:tcPr>
+                                <w:p>
+                                  <w:pPr>
+                                    <w:spacing w:before="120" w:after="120"/>
+                                    <w:jc w:val="center"/>
+                                    <w:cnfStyle w:val="000000000000" w:firstRow="0" w:lastRow="0" w:firstColumn="0" w:lastColumn="0" w:oddVBand="0" w:evenVBand="0" w:oddHBand="0" w:evenHBand="0" w:firstRowFirstColumn="0" w:firstRowLastColumn="0" w:lastRowFirstColumn="0" w:lastRowLastColumn="0"/>
+                                    <w:rPr>
+                                      <w:rFonts w:asciiTheme="majorBidi" w:hAnsiTheme="majorBidi" w:cstheme="majorBidi"/>
+                                      <w:sz w:val="28"/>
+                                      <w:szCs w:val="28"/>
+                                    </w:rPr>
+                                  </w:pPr>
+                                  <w:r>
+                                    <w:rPr>
+                                      <w:rFonts w:asciiTheme="majorBidi" w:hAnsiTheme="majorBidi" w:cstheme="majorBidi"/>
+                                      <w:sz w:val="28"/>
+                                      <w:szCs w:val="28"/>
+                                    </w:rPr>
+                                    <w:t>Two separate environments</w:t>
+                                  </w:r>
+                                </w:p>
+                              </w:tc>
+                              <w:tc>
+                                <w:tcPr>
+                                  <w:tcW w:w="3489" w:type="dxa"/>
+                                  <w:vAlign w:val="center"/>
+                                </w:tcPr>
+                                <w:p>
+                                  <w:pPr>
+                                    <w:spacing w:before="120" w:after="120"/>
+                                    <w:jc w:val="center"/>
+                                    <w:cnfStyle w:val="000000000000" w:firstRow="0" w:lastRow="0" w:firstColumn="0" w:lastColumn="0" w:oddVBand="0" w:evenVBand="0" w:oddHBand="0" w:evenHBand="0" w:firstRowFirstColumn="0" w:firstRowLastColumn="0" w:lastRowFirstColumn="0" w:lastRowLastColumn="0"/>
+                                    <w:rPr>
+                                      <w:rFonts w:asciiTheme="majorBidi" w:hAnsiTheme="majorBidi" w:cstheme="majorBidi"/>
+                                      <w:sz w:val="28"/>
+                                      <w:szCs w:val="28"/>
+                                    </w:rPr>
+                                  </w:pPr>
+                                  <w:r>
+                                    <w:rPr>
+                                      <w:rFonts w:asciiTheme="majorBidi" w:hAnsiTheme="majorBidi" w:cstheme="majorBidi"/>
+                                      <w:sz w:val="28"/>
+                                      <w:szCs w:val="28"/>
+                                    </w:rPr>
+                                    <w:t>Mixed versions during rollout</w:t>
+                                  </w:r>
+                                </w:p>
+                              </w:tc>
+                            </w:tr>
+                            <w:tr>
+                              <w:trPr>
+                                <w:cnfStyle w:val="000000100000" w:firstRow="0" w:lastRow="0" w:firstColumn="0" w:lastColumn="0" w:oddVBand="0" w:evenVBand="0" w:oddHBand="1" w:evenHBand="0" w:firstRowFirstColumn="0" w:firstRowLastColumn="0" w:lastRowFirstColumn="0" w:lastRowLastColumn="0"/>
+                              </w:trPr>
+                              <w:tc>
+                                <w:tcPr>
+                                  <w:cnfStyle w:val="001000000000" w:firstRow="0" w:lastRow="0" w:firstColumn="1" w:lastColumn="0" w:oddVBand="0" w:evenVBand="0" w:oddHBand="0" w:evenHBand="0" w:firstRowFirstColumn="0" w:firstRowLastColumn="0" w:lastRowFirstColumn="0" w:lastRowLastColumn="0"/>
+                                  <w:tcW w:w="3489" w:type="dxa"/>
+                                  <w:shd w:val="clear" w:color="auto" w:fill="auto"/>
+                                  <w:vAlign w:val="center"/>
+                                </w:tcPr>
+                                <w:p>
+                                  <w:pPr>
+                                    <w:spacing w:before="120" w:after="120"/>
+                                    <w:jc w:val="center"/>
+                                    <w:rPr>
+                                      <w:rFonts w:asciiTheme="majorBidi" w:hAnsiTheme="majorBidi" w:cstheme="majorBidi"/>
+                                      <w:b/>
+                                      <w:bCs/>
+                                      <w:sz w:val="28"/>
+                                      <w:szCs w:val="28"/>
+                                    </w:rPr>
+                                  </w:pPr>
+                                  <w:r>
+                                    <w:rPr>
+                                      <w:rFonts w:asciiTheme="majorBidi" w:hAnsiTheme="majorBidi" w:cstheme="majorBidi"/>
+                                      <w:b/>
+                                      <w:bCs/>
+                                      <w:sz w:val="28"/>
+                                      <w:szCs w:val="28"/>
+                                    </w:rPr>
+                                    <w:t>Resource use</w:t>
+                                  </w:r>
+                                </w:p>
+                              </w:tc>
+                              <w:tc>
+                                <w:tcPr>
+                                  <w:tcW w:w="3488" w:type="dxa"/>
+                                  <w:vAlign w:val="center"/>
+                                </w:tcPr>
+                                <w:p>
+                                  <w:pPr>
+                                    <w:spacing w:before="120" w:after="120"/>
+                                    <w:jc w:val="center"/>
+                                    <w:cnfStyle w:val="000000100000" w:firstRow="0" w:lastRow="0" w:firstColumn="0" w:lastColumn="0" w:oddVBand="0" w:evenVBand="0" w:oddHBand="1" w:evenHBand="0" w:firstRowFirstColumn="0" w:firstRowLastColumn="0" w:lastRowFirstColumn="0" w:lastRowLastColumn="0"/>
+                                    <w:rPr>
+                                      <w:rFonts w:asciiTheme="majorBidi" w:hAnsiTheme="majorBidi" w:cstheme="majorBidi"/>
+                                      <w:sz w:val="28"/>
+                                      <w:szCs w:val="28"/>
+                                    </w:rPr>
+                                  </w:pPr>
+                                  <w:r>
+                                    <w:rPr>
+                                      <w:rFonts w:asciiTheme="majorBidi" w:hAnsiTheme="majorBidi" w:cstheme="majorBidi"/>
+                                      <w:sz w:val="28"/>
+                                      <w:szCs w:val="28"/>
+                                    </w:rPr>
+                                    <w:t>Double</w:t>
+                                  </w:r>
+                                </w:p>
+                              </w:tc>
+                              <w:tc>
+                                <w:tcPr>
+                                  <w:tcW w:w="3489" w:type="dxa"/>
+                                  <w:vAlign w:val="center"/>
+                                </w:tcPr>
+                                <w:p>
+                                  <w:pPr>
+                                    <w:spacing w:before="120" w:after="120"/>
+                                    <w:jc w:val="center"/>
+                                    <w:cnfStyle w:val="000000100000" w:firstRow="0" w:lastRow="0" w:firstColumn="0" w:lastColumn="0" w:oddVBand="0" w:evenVBand="0" w:oddHBand="1" w:evenHBand="0" w:firstRowFirstColumn="0" w:firstRowLastColumn="0" w:lastRowFirstColumn="0" w:lastRowLastColumn="0"/>
+                                    <w:rPr>
+                                      <w:rFonts w:asciiTheme="majorBidi" w:hAnsiTheme="majorBidi" w:cstheme="majorBidi"/>
+                                      <w:sz w:val="28"/>
+                                      <w:szCs w:val="28"/>
+                                    </w:rPr>
+                                  </w:pPr>
+                                  <w:r>
+                                    <w:rPr>
+                                      <w:rFonts w:asciiTheme="majorBidi" w:hAnsiTheme="majorBidi" w:cstheme="majorBidi"/>
+                                      <w:sz w:val="28"/>
+                                      <w:szCs w:val="28"/>
+                                    </w:rPr>
+                                    <w:t>Moderate</w:t>
+                                  </w:r>
+                                </w:p>
+                              </w:tc>
+                            </w:tr>
+                            <w:tr>
+                              <w:tc>
+                                <w:tcPr>
+                                  <w:cnfStyle w:val="001000000000" w:firstRow="0" w:lastRow="0" w:firstColumn="1" w:lastColumn="0" w:oddVBand="0" w:evenVBand="0" w:oddHBand="0" w:evenHBand="0" w:firstRowFirstColumn="0" w:firstRowLastColumn="0" w:lastRowFirstColumn="0" w:lastRowLastColumn="0"/>
+                                  <w:tcW w:w="3489" w:type="dxa"/>
+                                  <w:tcBorders>
+                                    <w:bottom w:val="single" w:sz="12" w:space="0" w:color="000000"/>
+                                  </w:tcBorders>
+                                  <w:shd w:val="clear" w:color="auto" w:fill="auto"/>
+                                  <w:vAlign w:val="center"/>
+                                </w:tcPr>
+                                <w:p>
+                                  <w:pPr>
+                                    <w:spacing w:before="120" w:after="120"/>
+                                    <w:jc w:val="center"/>
+                                    <w:rPr>
+                                      <w:rFonts w:asciiTheme="majorBidi" w:hAnsiTheme="majorBidi" w:cstheme="majorBidi"/>
+                                      <w:b/>
+                                      <w:bCs/>
+                                      <w:sz w:val="28"/>
+                                      <w:szCs w:val="28"/>
+                                    </w:rPr>
+                                  </w:pPr>
+                                  <w:r>
+                                    <w:rPr>
+                                      <w:rFonts w:asciiTheme="majorBidi" w:hAnsiTheme="majorBidi" w:cstheme="majorBidi"/>
+                                      <w:b/>
+                                      <w:bCs/>
+                                      <w:sz w:val="28"/>
+                                      <w:szCs w:val="28"/>
+                                    </w:rPr>
+                                    <w:t>Risk management</w:t>
+                                  </w:r>
+                                </w:p>
+                              </w:tc>
+                              <w:tc>
+                                <w:tcPr>
+                                  <w:tcW w:w="3488" w:type="dxa"/>
+                                  <w:tcBorders>
+                                    <w:bottom w:val="single" w:sz="12" w:space="0" w:color="000000"/>
+                                  </w:tcBorders>
+                                  <w:vAlign w:val="center"/>
+                                </w:tcPr>
+                                <w:p>
+                                  <w:pPr>
+                                    <w:spacing w:before="120" w:after="120"/>
+                                    <w:jc w:val="center"/>
+                                    <w:cnfStyle w:val="000000000000" w:firstRow="0" w:lastRow="0" w:firstColumn="0" w:lastColumn="0" w:oddVBand="0" w:evenVBand="0" w:oddHBand="0" w:evenHBand="0" w:firstRowFirstColumn="0" w:firstRowLastColumn="0" w:lastRowFirstColumn="0" w:lastRowLastColumn="0"/>
+                                    <w:rPr>
+                                      <w:rFonts w:asciiTheme="majorBidi" w:hAnsiTheme="majorBidi" w:cstheme="majorBidi"/>
+                                      <w:sz w:val="28"/>
+                                      <w:szCs w:val="28"/>
+                                    </w:rPr>
+                                  </w:pPr>
+                                  <w:r>
+                                    <w:rPr>
+                                      <w:rFonts w:asciiTheme="majorBidi" w:hAnsiTheme="majorBidi" w:cstheme="majorBidi"/>
+                                      <w:sz w:val="28"/>
+                                      <w:szCs w:val="28"/>
+                                    </w:rPr>
+                                    <w:t>Safer, isolated</w:t>
+                                  </w:r>
+                                </w:p>
+                              </w:tc>
+                              <w:tc>
+                                <w:tcPr>
+                                  <w:tcW w:w="3489" w:type="dxa"/>
+                                  <w:tcBorders>
+                                    <w:bottom w:val="single" w:sz="12" w:space="0" w:color="000000"/>
+                                  </w:tcBorders>
+                                  <w:vAlign w:val="center"/>
+                                </w:tcPr>
+                                <w:p>
+                                  <w:pPr>
+                                    <w:spacing w:before="120" w:after="120"/>
+                                    <w:jc w:val="center"/>
+                                    <w:cnfStyle w:val="000000000000" w:firstRow="0" w:lastRow="0" w:firstColumn="0" w:lastColumn="0" w:oddVBand="0" w:evenVBand="0" w:oddHBand="0" w:evenHBand="0" w:firstRowFirstColumn="0" w:firstRowLastColumn="0" w:lastRowFirstColumn="0" w:lastRowLastColumn="0"/>
+                                    <w:rPr>
+                                      <w:rFonts w:asciiTheme="majorBidi" w:hAnsiTheme="majorBidi" w:cstheme="majorBidi"/>
+                                      <w:sz w:val="28"/>
+                                      <w:szCs w:val="28"/>
+                                    </w:rPr>
+                                  </w:pPr>
+                                  <w:r>
+                                    <w:rPr>
+                                      <w:rFonts w:asciiTheme="majorBidi" w:hAnsiTheme="majorBidi" w:cstheme="majorBidi"/>
+                                      <w:sz w:val="28"/>
+                                      <w:szCs w:val="28"/>
+                                    </w:rPr>
+                                    <w:t>Continuous but risk of partial exposure</w:t>
+                                  </w:r>
+                                </w:p>
+                              </w:tc>
+                            </w:tr>
+                          </w:tbl>
+                          <w:p>
+                            <w:pPr>
+                              <w:rPr>
+                                <w:rFonts w:asciiTheme="majorBidi" w:hAnsiTheme="majorBidi" w:cstheme="majorBidi"/>
+                                <w:sz w:val="2"/>
+                                <w:szCs w:val="2"/>
+                              </w:rPr>
+                            </w:pPr>
+                          </w:p>
+                          <w:p>
+                            <w:pPr>
+                              <w:rPr>
+                                <w:rFonts w:asciiTheme="majorBidi" w:hAnsiTheme="majorBidi" w:cstheme="majorBidi"/>
+                                <w:b/>
+                                <w:bCs/>
+                                <w:sz w:val="28"/>
+                                <w:szCs w:val="28"/>
+                              </w:rPr>
+                            </w:pPr>
+                            <w:r>
+                              <w:rPr>
+                                <w:rFonts w:asciiTheme="majorBidi" w:hAnsiTheme="majorBidi" w:cstheme="majorBidi"/>
+                                <w:b/>
+                                <w:bCs/>
+                                <w:sz w:val="28"/>
+                                <w:szCs w:val="28"/>
+                              </w:rPr>
+                              <w:t>Summary</w:t>
+                            </w:r>
+                            <w:r>
+                              <w:rPr>
+                                <w:rFonts w:asciiTheme="majorBidi" w:hAnsiTheme="majorBidi" w:cstheme="majorBidi"/>
+                                <w:b/>
+                                <w:bCs/>
+                                <w:sz w:val="28"/>
+                                <w:szCs w:val="28"/>
+                              </w:rPr>
+                              <w:t>:</w:t>
+                            </w:r>
+                          </w:p>
+                          <w:p>
+                            <w:pPr>
+                              <w:jc w:val="both"/>
+                              <w:rPr>
+                                <w:rFonts w:asciiTheme="majorBidi" w:hAnsiTheme="majorBidi" w:cstheme="majorBidi"/>
+                                <w:sz w:val="28"/>
+                                <w:szCs w:val="28"/>
+                              </w:rPr>
+                            </w:pPr>
+                            <w:r>
+                              <w:rPr>
+                                <w:rFonts w:asciiTheme="majorBidi" w:hAnsiTheme="majorBidi" w:cstheme="majorBidi"/>
+                                <w:sz w:val="28"/>
+                                <w:szCs w:val="28"/>
+                              </w:rPr>
+                              <w:t>Blue‑Green Deployment is about running two complete environments and toggling traffic between them.</w:t>
+                            </w:r>
+                            <w:r>
+                              <w:rPr>
+                                <w:rFonts w:asciiTheme="majorBidi" w:hAnsiTheme="majorBidi" w:cstheme="majorBidi"/>
+                                <w:sz w:val="28"/>
+                                <w:szCs w:val="28"/>
+                              </w:rPr>
+                              <w:t xml:space="preserve"> </w:t>
+                            </w:r>
+                            <w:r>
+                              <w:rPr>
+                                <w:rFonts w:asciiTheme="majorBidi" w:hAnsiTheme="majorBidi" w:cstheme="majorBidi"/>
+                                <w:sz w:val="28"/>
+                                <w:szCs w:val="28"/>
+                              </w:rPr>
+                              <w:t>It trades extra resource cost for speed, safety, and zero downtime, making it ideal for production‑critical applications where you want instant rollback capability.</w:t>
+                            </w:r>
+                          </w:p>
+                        </w:txbxContent>
+                      </wps:txbx>
+                      <wps:bodyPr rot="0" spcFirstLastPara="0" vertOverflow="overflow" horzOverflow="overflow" vert="horz" wrap="square" lIns="91440" tIns="45720" rIns="91440" bIns="45720" numCol="1" spcCol="0" rtlCol="0" fromWordArt="0" anchor="ctr" anchorCtr="0" forceAA="0" compatLnSpc="1">
+                        <a:prstTxWarp prst="textNoShape">
+                          <a:avLst/>
+                        </a:prstTxWarp>
+                        <a:noAutofit/>
+                      </wps:bodyPr>
+                    </wps:wsp>
+                  </a:graphicData>
+                </a:graphic>
+                <wp14:sizeRelH relativeFrom="margin">
+                  <wp14:pctWidth>0</wp14:pctWidth>
+                </wp14:sizeRelH>
+                <wp14:sizeRelV relativeFrom="margin">
+                  <wp14:pctHeight>0</wp14:pctHeight>
+                </wp14:sizeRelV>
+              </wp:anchor>
+            </w:drawing>
+          </mc:Choice>
+          <mc:Fallback>
+            <w:pict>
+              <v:rect w14:anchorId="2DD4B9FD" id="_x0000_s1035" style="position:absolute;left:0;text-align:left;margin-left:487pt;margin-top:.6pt;width:538.2pt;height:588pt;z-index:251681792;visibility:visible;mso-wrap-style:square;mso-width-percent:0;mso-height-percent:0;mso-wrap-distance-left:9pt;mso-wrap-distance-top:0;mso-wrap-distance-right:9pt;mso-wrap-distance-bottom:0;mso-position-horizontal:right;mso-position-horizontal-relative:margin;mso-position-vertical:absolute;mso-position-vertical-relative:text;mso-width-percent:0;mso-height-percent:0;mso-width-relative:margin;mso-height-relative:margin;v-text-anchor:middle" o:gfxdata="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" fillcolor="#555 [2160]" strokecolor="black [3200]" strokeweight=".5pt">
+                <v:fill color2="#313131 [2608]" rotate="t" colors="0 #9b9b9b;.5 #8e8e8e;1 #797979" focus="100%" type="gradient">
+                  <o:fill v:ext="view" type="gradientUnscaled"/>
+                </v:fill>
+                <v:textbox>
+                  <w:txbxContent>
+                    <w:p>
+                      <w:pPr>
+                        <w:pStyle w:val="ListParagraph"/>
+                        <w:numPr>
+                          <w:ilvl w:val="0"/>
+                          <w:numId w:val="77"/>
+                        </w:numPr>
+                        <w:ind w:left="360"/>
+                        <w:jc w:val="both"/>
+                        <w:rPr>
+                          <w:rFonts w:asciiTheme="majorBidi" w:hAnsiTheme="majorBidi" w:cstheme="majorBidi"/>
+                          <w:sz w:val="28"/>
+                          <w:szCs w:val="28"/>
+                        </w:rPr>
+                      </w:pPr>
+                      <w:r>
+                        <w:rPr>
+                          <w:rFonts w:asciiTheme="majorBidi" w:hAnsiTheme="majorBidi" w:cstheme="majorBidi"/>
+                          <w:sz w:val="28"/>
+                          <w:szCs w:val="28"/>
+                        </w:rPr>
+                        <w:t>Safe testing</w:t>
+                      </w:r>
+                      <w:r>
+                        <w:rPr>
+                          <w:rFonts w:asciiTheme="majorBidi" w:hAnsiTheme="majorBidi" w:cstheme="majorBidi"/>
+                          <w:sz w:val="28"/>
+                          <w:szCs w:val="28"/>
+                        </w:rPr>
+                        <w:t xml:space="preserve"> </w:t>
+                      </w:r>
+                      <w:r>
+                        <w:rPr>
+                          <w:rFonts w:asciiTheme="majorBidi" w:hAnsiTheme="majorBidi" w:cstheme="majorBidi"/>
+                          <w:sz w:val="28"/>
+                          <w:szCs w:val="28"/>
+                        </w:rPr>
+                        <w:t xml:space="preserve">→ The Green environment runs side‑by‑side </w:t>
+                      </w:r>
+                      <w:r>
+                        <w:rPr>
+                          <w:rFonts w:asciiTheme="majorBidi" w:hAnsiTheme="majorBidi" w:cstheme="majorBidi"/>
+                          <w:sz w:val="28"/>
+                          <w:szCs w:val="28"/>
+                        </w:rPr>
+                        <w:t>-</w:t>
+                      </w:r>
+                      <w:r>
+                        <w:rPr>
+                          <w:rFonts w:asciiTheme="majorBidi" w:hAnsiTheme="majorBidi" w:cstheme="majorBidi"/>
+                          <w:sz w:val="28"/>
+                          <w:szCs w:val="28"/>
+                        </w:rPr>
+                        <w:t xml:space="preserve"> can be validated before serving users.</w:t>
+                      </w:r>
+                    </w:p>
+                    <w:p>
+                      <w:pPr>
+                        <w:pStyle w:val="ListParagraph"/>
+                        <w:numPr>
+                          <w:ilvl w:val="0"/>
+                          <w:numId w:val="77"/>
+                        </w:numPr>
+                        <w:spacing w:after="120"/>
+                        <w:ind w:left="360"/>
+                        <w:jc w:val="both"/>
+                        <w:rPr>
+                          <w:rFonts w:asciiTheme="majorBidi" w:hAnsiTheme="majorBidi" w:cstheme="majorBidi"/>
+                          <w:sz w:val="28"/>
+                          <w:szCs w:val="28"/>
+                        </w:rPr>
+                      </w:pPr>
+                      <w:r>
+                        <w:rPr>
+                          <w:rFonts w:asciiTheme="majorBidi" w:hAnsiTheme="majorBidi" w:cstheme="majorBidi"/>
+                          <w:sz w:val="28"/>
+                          <w:szCs w:val="28"/>
+                        </w:rPr>
+                        <w:t xml:space="preserve">Predictable </w:t>
+                      </w:r>
+                      <w:proofErr w:type="spellStart"/>
+                      <w:r>
+                        <w:rPr>
+                          <w:rFonts w:asciiTheme="majorBidi" w:hAnsiTheme="majorBidi" w:cstheme="majorBidi"/>
+                          <w:sz w:val="28"/>
+                          <w:szCs w:val="28"/>
+                        </w:rPr>
+                        <w:t>behaviour</w:t>
+                      </w:r>
+                      <w:proofErr w:type="spellEnd"/>
+                      <w:r>
+                        <w:rPr>
+                          <w:rFonts w:asciiTheme="majorBidi" w:hAnsiTheme="majorBidi" w:cstheme="majorBidi"/>
+                          <w:sz w:val="28"/>
+                          <w:szCs w:val="28"/>
+                        </w:rPr>
+                        <w:t xml:space="preserve"> </w:t>
+                      </w:r>
+                      <w:r>
+                        <w:rPr>
+                          <w:rFonts w:asciiTheme="majorBidi" w:hAnsiTheme="majorBidi" w:cstheme="majorBidi"/>
+                          <w:sz w:val="28"/>
+                          <w:szCs w:val="28"/>
+                        </w:rPr>
+                        <w:t>→ Both environments are identical except for the version being tested.</w:t>
+                      </w:r>
+                    </w:p>
+                    <w:p>
+                      <w:pPr>
+                        <w:spacing w:after="60"/>
+                        <w:jc w:val="both"/>
+                        <w:rPr>
+                          <w:rFonts w:asciiTheme="majorBidi" w:hAnsiTheme="majorBidi" w:cstheme="majorBidi"/>
+                          <w:b/>
+                          <w:bCs/>
+                          <w:sz w:val="28"/>
+                          <w:szCs w:val="28"/>
+                        </w:rPr>
+                      </w:pPr>
+                      <w:r>
+                        <w:rPr>
+                          <w:rFonts w:asciiTheme="majorBidi" w:hAnsiTheme="majorBidi" w:cstheme="majorBidi"/>
+                          <w:b/>
+                          <w:bCs/>
+                          <w:sz w:val="28"/>
+                          <w:szCs w:val="28"/>
+                        </w:rPr>
+                        <w:t>Disadvantages &amp; Considerations</w:t>
+                      </w:r>
+                    </w:p>
+                    <w:p>
+                      <w:pPr>
+                        <w:pStyle w:val="ListParagraph"/>
+                        <w:numPr>
+                          <w:ilvl w:val="0"/>
+                          <w:numId w:val="78"/>
+                        </w:numPr>
+                        <w:ind w:left="360"/>
+                        <w:jc w:val="both"/>
+                        <w:rPr>
+                          <w:rFonts w:asciiTheme="majorBidi" w:hAnsiTheme="majorBidi" w:cstheme="majorBidi"/>
+                          <w:sz w:val="28"/>
+                          <w:szCs w:val="28"/>
+                        </w:rPr>
+                      </w:pPr>
+                      <w:r>
+                        <w:rPr>
+                          <w:rFonts w:asciiTheme="majorBidi" w:hAnsiTheme="majorBidi" w:cstheme="majorBidi"/>
+                          <w:sz w:val="28"/>
+                          <w:szCs w:val="28"/>
+                        </w:rPr>
+                        <w:t>Higher resource usage</w:t>
+                      </w:r>
+                      <w:r>
+                        <w:rPr>
+                          <w:rFonts w:asciiTheme="majorBidi" w:hAnsiTheme="majorBidi" w:cstheme="majorBidi"/>
+                          <w:sz w:val="28"/>
+                          <w:szCs w:val="28"/>
+                        </w:rPr>
+                        <w:t xml:space="preserve"> </w:t>
+                      </w:r>
+                      <w:r>
+                        <w:rPr>
+                          <w:rFonts w:asciiTheme="majorBidi" w:hAnsiTheme="majorBidi" w:cstheme="majorBidi"/>
+                          <w:sz w:val="28"/>
+                          <w:szCs w:val="28"/>
+                        </w:rPr>
+                        <w:t>→ Requires two full environments (double Pods, volumes, etc.).</w:t>
+                      </w:r>
+                    </w:p>
+                    <w:p>
+                      <w:pPr>
+                        <w:pStyle w:val="ListParagraph"/>
+                        <w:numPr>
+                          <w:ilvl w:val="0"/>
+                          <w:numId w:val="78"/>
+                        </w:numPr>
+                        <w:ind w:left="360"/>
+                        <w:jc w:val="both"/>
+                        <w:rPr>
+                          <w:rFonts w:asciiTheme="majorBidi" w:hAnsiTheme="majorBidi" w:cstheme="majorBidi"/>
+                          <w:sz w:val="28"/>
+                          <w:szCs w:val="28"/>
+                        </w:rPr>
+                      </w:pPr>
+                      <w:r>
+                        <w:rPr>
+                          <w:rFonts w:asciiTheme="majorBidi" w:hAnsiTheme="majorBidi" w:cstheme="majorBidi"/>
+                          <w:sz w:val="28"/>
+                          <w:szCs w:val="28"/>
+                        </w:rPr>
+                        <w:t>Stateful complications</w:t>
+                      </w:r>
+                      <w:r>
+                        <w:rPr>
+                          <w:rFonts w:asciiTheme="majorBidi" w:hAnsiTheme="majorBidi" w:cstheme="majorBidi"/>
+                          <w:sz w:val="28"/>
+                          <w:szCs w:val="28"/>
+                        </w:rPr>
+                        <w:t xml:space="preserve"> </w:t>
+                      </w:r>
+                      <w:r>
+                        <w:rPr>
+                          <w:rFonts w:asciiTheme="majorBidi" w:hAnsiTheme="majorBidi" w:cstheme="majorBidi"/>
+                          <w:sz w:val="28"/>
+                          <w:szCs w:val="28"/>
+                        </w:rPr>
+                        <w:t xml:space="preserve">→ For databases and </w:t>
+                      </w:r>
+                      <w:proofErr w:type="spellStart"/>
+                      <w:r>
+                        <w:rPr>
+                          <w:rFonts w:asciiTheme="majorBidi" w:hAnsiTheme="majorBidi" w:cstheme="majorBidi"/>
+                          <w:sz w:val="28"/>
+                          <w:szCs w:val="28"/>
+                        </w:rPr>
+                        <w:t>StatefulSets</w:t>
+                      </w:r>
+                      <w:proofErr w:type="spellEnd"/>
+                      <w:r>
+                        <w:rPr>
+                          <w:rFonts w:asciiTheme="majorBidi" w:hAnsiTheme="majorBidi" w:cstheme="majorBidi"/>
+                          <w:sz w:val="28"/>
+                          <w:szCs w:val="28"/>
+                        </w:rPr>
+                        <w:t>, data consistency between Blue and Green needs to be managed carefully.</w:t>
+                      </w:r>
+                    </w:p>
+                    <w:p>
+                      <w:pPr>
+                        <w:pStyle w:val="ListParagraph"/>
+                        <w:numPr>
+                          <w:ilvl w:val="0"/>
+                          <w:numId w:val="78"/>
+                        </w:numPr>
+                        <w:ind w:left="360"/>
+                        <w:jc w:val="both"/>
+                        <w:rPr>
+                          <w:rFonts w:asciiTheme="majorBidi" w:hAnsiTheme="majorBidi" w:cstheme="majorBidi"/>
+                          <w:sz w:val="28"/>
+                          <w:szCs w:val="28"/>
+                        </w:rPr>
+                      </w:pPr>
+                      <w:r>
+                        <w:rPr>
+                          <w:rFonts w:asciiTheme="majorBidi" w:hAnsiTheme="majorBidi" w:cstheme="majorBidi"/>
+                          <w:sz w:val="28"/>
+                          <w:szCs w:val="28"/>
+                        </w:rPr>
+                        <w:t>Network caching or connection drain</w:t>
+                      </w:r>
+                      <w:r>
+                        <w:rPr>
+                          <w:rFonts w:asciiTheme="majorBidi" w:hAnsiTheme="majorBidi" w:cstheme="majorBidi"/>
+                          <w:sz w:val="28"/>
+                          <w:szCs w:val="28"/>
+                        </w:rPr>
+                        <w:t xml:space="preserve"> </w:t>
+                      </w:r>
+                      <w:r>
+                        <w:rPr>
+                          <w:rFonts w:asciiTheme="majorBidi" w:hAnsiTheme="majorBidi" w:cstheme="majorBidi"/>
+                          <w:sz w:val="28"/>
+                          <w:szCs w:val="28"/>
+                        </w:rPr>
+                        <w:t>→ Long‑lived connections may require extra care to drain old traffic gracefully.</w:t>
+                      </w:r>
+                    </w:p>
+                    <w:p>
+                      <w:pPr>
+                        <w:jc w:val="both"/>
+                        <w:rPr>
+                          <w:rFonts w:asciiTheme="majorBidi" w:hAnsiTheme="majorBidi" w:cstheme="majorBidi"/>
+                          <w:b/>
+                          <w:bCs/>
+                          <w:sz w:val="28"/>
+                          <w:szCs w:val="28"/>
+                        </w:rPr>
+                      </w:pPr>
+                      <w:r>
+                        <w:rPr>
+                          <w:rFonts w:asciiTheme="majorBidi" w:hAnsiTheme="majorBidi" w:cstheme="majorBidi"/>
+                          <w:b/>
+                          <w:bCs/>
+                          <w:sz w:val="28"/>
+                          <w:szCs w:val="28"/>
+                        </w:rPr>
+                        <w:t xml:space="preserve">Blue‑Green vs </w:t>
+                      </w:r>
+                      <w:proofErr w:type="spellStart"/>
+                      <w:r>
+                        <w:rPr>
+                          <w:rFonts w:asciiTheme="majorBidi" w:hAnsiTheme="majorBidi" w:cstheme="majorBidi"/>
+                          <w:b/>
+                          <w:bCs/>
+                          <w:sz w:val="28"/>
+                          <w:szCs w:val="28"/>
+                        </w:rPr>
+                        <w:t>RollingUpdate</w:t>
+                      </w:r>
+                      <w:proofErr w:type="spellEnd"/>
+                      <w:r>
+                        <w:rPr>
+                          <w:rFonts w:asciiTheme="majorBidi" w:hAnsiTheme="majorBidi" w:cstheme="majorBidi"/>
+                          <w:b/>
+                          <w:bCs/>
+                          <w:sz w:val="28"/>
+                          <w:szCs w:val="28"/>
+                        </w:rPr>
+                        <w:t xml:space="preserve"> (Key Difference)</w:t>
+                      </w:r>
+                      <w:r>
+                        <w:rPr>
+                          <w:rFonts w:asciiTheme="majorBidi" w:hAnsiTheme="majorBidi" w:cstheme="majorBidi"/>
+                          <w:b/>
+                          <w:bCs/>
+                          <w:sz w:val="28"/>
+                          <w:szCs w:val="28"/>
+                        </w:rPr>
+                        <w:t>:</w:t>
+                      </w:r>
+                    </w:p>
+                    <w:tbl>
+                      <w:tblPr>
+                        <w:tblStyle w:val="GridTable3"/>
+                        <w:tblW w:w="0" w:type="auto"/>
+                        <w:tblInd w:w="-5" w:type="dxa"/>
+                        <w:tblLook w:val="04A0" w:firstRow="1" w:lastRow="0" w:firstColumn="1" w:lastColumn="0" w:noHBand="0" w:noVBand="1"/>
+                      </w:tblPr>
+                      <w:tblGrid>
+                        <w:gridCol w:w="3489"/>
+                        <w:gridCol w:w="3488"/>
+                        <w:gridCol w:w="3489"/>
+                      </w:tblGrid>
+                      <w:tr>
+                        <w:trPr>
+                          <w:cnfStyle w:val="100000000000" w:firstRow="1" w:lastRow="0" w:firstColumn="0" w:lastColumn="0" w:oddVBand="0" w:evenVBand="0" w:oddHBand="0" w:evenHBand="0" w:firstRowFirstColumn="0" w:firstRowLastColumn="0" w:lastRowFirstColumn="0" w:lastRowLastColumn="0"/>
+                        </w:trPr>
+                        <w:tc>
+                          <w:tcPr>
+                            <w:cnfStyle w:val="001000000100" w:firstRow="0" w:lastRow="0" w:firstColumn="1" w:lastColumn="0" w:oddVBand="0" w:evenVBand="0" w:oddHBand="0" w:evenHBand="0" w:firstRowFirstColumn="1" w:firstRowLastColumn="0" w:lastRowFirstColumn="0" w:lastRowLastColumn="0"/>
+                            <w:tcW w:w="3489" w:type="dxa"/>
+                            <w:tcBorders>
+                              <w:top w:val="single" w:sz="12" w:space="0" w:color="000000"/>
+                            </w:tcBorders>
+                            <w:shd w:val="clear" w:color="auto" w:fill="auto"/>
+                            <w:vAlign w:val="center"/>
+                          </w:tcPr>
+                          <w:p>
+                            <w:pPr>
+                              <w:spacing w:before="120" w:after="120"/>
+                              <w:jc w:val="center"/>
+                              <w:rPr>
+                                <w:rFonts w:asciiTheme="majorBidi" w:hAnsiTheme="majorBidi" w:cstheme="majorBidi"/>
+                                <w:i w:val="0"/>
+                                <w:iCs w:val="0"/>
+                                <w:sz w:val="28"/>
+                                <w:szCs w:val="28"/>
+                              </w:rPr>
+                            </w:pPr>
+                            <w:r>
+                              <w:rPr>
+                                <w:rFonts w:asciiTheme="majorBidi" w:hAnsiTheme="majorBidi" w:cstheme="majorBidi"/>
+                                <w:i w:val="0"/>
+                                <w:iCs w:val="0"/>
+                                <w:sz w:val="28"/>
+                                <w:szCs w:val="28"/>
+                              </w:rPr>
+                              <w:t>Feature</w:t>
+                            </w:r>
+                          </w:p>
+                        </w:tc>
+                        <w:tc>
+                          <w:tcPr>
+                            <w:tcW w:w="3488" w:type="dxa"/>
+                            <w:tcBorders>
+                              <w:top w:val="single" w:sz="12" w:space="0" w:color="000000"/>
+                            </w:tcBorders>
+                            <w:shd w:val="clear" w:color="auto" w:fill="auto"/>
+                            <w:vAlign w:val="center"/>
+                          </w:tcPr>
+                          <w:p>
+                            <w:pPr>
+                              <w:spacing w:before="120" w:after="120"/>
+                              <w:jc w:val="center"/>
+                              <w:cnfStyle w:val="100000000000" w:firstRow="1" w:lastRow="0" w:firstColumn="0" w:lastColumn="0" w:oddVBand="0" w:evenVBand="0" w:oddHBand="0" w:evenHBand="0" w:firstRowFirstColumn="0" w:firstRowLastColumn="0" w:lastRowFirstColumn="0" w:lastRowLastColumn="0"/>
+                              <w:rPr>
+                                <w:rFonts w:asciiTheme="majorBidi" w:hAnsiTheme="majorBidi" w:cstheme="majorBidi"/>
+                                <w:sz w:val="28"/>
+                                <w:szCs w:val="28"/>
+                              </w:rPr>
+                            </w:pPr>
+                            <w:r>
+                              <w:rPr>
+                                <w:rFonts w:asciiTheme="majorBidi" w:hAnsiTheme="majorBidi" w:cstheme="majorBidi"/>
+                                <w:sz w:val="28"/>
+                                <w:szCs w:val="28"/>
+                              </w:rPr>
+                              <w:t>Blue‑Green Deployment</w:t>
+                            </w:r>
+                          </w:p>
+                        </w:tc>
+                        <w:tc>
+                          <w:tcPr>
+                            <w:tcW w:w="3489" w:type="dxa"/>
+                            <w:tcBorders>
+                              <w:top w:val="single" w:sz="12" w:space="0" w:color="000000"/>
+                            </w:tcBorders>
+                            <w:shd w:val="clear" w:color="auto" w:fill="auto"/>
+                            <w:vAlign w:val="center"/>
+                          </w:tcPr>
+                          <w:p>
+                            <w:pPr>
+                              <w:spacing w:before="120" w:after="120"/>
+                              <w:jc w:val="center"/>
+                              <w:cnfStyle w:val="100000000000" w:firstRow="1" w:lastRow="0" w:firstColumn="0" w:lastColumn="0" w:oddVBand="0" w:evenVBand="0" w:oddHBand="0" w:evenHBand="0" w:firstRowFirstColumn="0" w:firstRowLastColumn="0" w:lastRowFirstColumn="0" w:lastRowLastColumn="0"/>
+                              <w:rPr>
+                                <w:rFonts w:asciiTheme="majorBidi" w:hAnsiTheme="majorBidi" w:cstheme="majorBidi"/>
+                                <w:sz w:val="28"/>
+                                <w:szCs w:val="28"/>
+                              </w:rPr>
+                            </w:pPr>
+                            <w:r>
+                              <w:rPr>
+                                <w:rFonts w:asciiTheme="majorBidi" w:hAnsiTheme="majorBidi" w:cstheme="majorBidi"/>
+                                <w:sz w:val="28"/>
+                                <w:szCs w:val="28"/>
+                              </w:rPr>
+                              <w:t>Rolling Update</w:t>
+                            </w:r>
+                          </w:p>
+                        </w:tc>
+                      </w:tr>
+                      <w:tr>
+                        <w:trPr>
+                          <w:cnfStyle w:val="000000100000" w:firstRow="0" w:lastRow="0" w:firstColumn="0" w:lastColumn="0" w:oddVBand="0" w:evenVBand="0" w:oddHBand="1" w:evenHBand="0" w:firstRowFirstColumn="0" w:firstRowLastColumn="0" w:lastRowFirstColumn="0" w:lastRowLastColumn="0"/>
+                        </w:trPr>
+                        <w:tc>
+                          <w:tcPr>
+                            <w:cnfStyle w:val="001000000000" w:firstRow="0" w:lastRow="0" w:firstColumn="1" w:lastColumn="0" w:oddVBand="0" w:evenVBand="0" w:oddHBand="0" w:evenHBand="0" w:firstRowFirstColumn="0" w:firstRowLastColumn="0" w:lastRowFirstColumn="0" w:lastRowLastColumn="0"/>
+                            <w:tcW w:w="3489" w:type="dxa"/>
+                            <w:shd w:val="clear" w:color="auto" w:fill="auto"/>
+                            <w:vAlign w:val="center"/>
+                          </w:tcPr>
+                          <w:p>
+                            <w:pPr>
+                              <w:spacing w:before="120" w:after="120"/>
+                              <w:jc w:val="center"/>
+                              <w:rPr>
+                                <w:rFonts w:asciiTheme="majorBidi" w:hAnsiTheme="majorBidi" w:cstheme="majorBidi"/>
+                                <w:b/>
+                                <w:bCs/>
+                                <w:sz w:val="28"/>
+                                <w:szCs w:val="28"/>
+                              </w:rPr>
+                            </w:pPr>
+                            <w:r>
+                              <w:rPr>
+                                <w:rFonts w:asciiTheme="majorBidi" w:hAnsiTheme="majorBidi" w:cstheme="majorBidi"/>
+                                <w:b/>
+                                <w:bCs/>
+                                <w:sz w:val="28"/>
+                                <w:szCs w:val="28"/>
+                              </w:rPr>
+                              <w:t>Availability</w:t>
+                            </w:r>
+                          </w:p>
+                        </w:tc>
+                        <w:tc>
+                          <w:tcPr>
+                            <w:tcW w:w="3488" w:type="dxa"/>
+                            <w:vAlign w:val="center"/>
+                          </w:tcPr>
+                          <w:p>
+                            <w:pPr>
+                              <w:spacing w:before="120" w:after="120"/>
+                              <w:jc w:val="center"/>
+                              <w:cnfStyle w:val="000000100000" w:firstRow="0" w:lastRow="0" w:firstColumn="0" w:lastColumn="0" w:oddVBand="0" w:evenVBand="0" w:oddHBand="1" w:evenHBand="0" w:firstRowFirstColumn="0" w:firstRowLastColumn="0" w:lastRowFirstColumn="0" w:lastRowLastColumn="0"/>
+                              <w:rPr>
+                                <w:rFonts w:asciiTheme="majorBidi" w:hAnsiTheme="majorBidi" w:cstheme="majorBidi"/>
+                                <w:sz w:val="28"/>
+                                <w:szCs w:val="28"/>
+                              </w:rPr>
+                            </w:pPr>
+                            <w:r>
+                              <w:rPr>
+                                <w:rFonts w:asciiTheme="majorBidi" w:hAnsiTheme="majorBidi" w:cstheme="majorBidi"/>
+                                <w:sz w:val="28"/>
+                                <w:szCs w:val="28"/>
+                              </w:rPr>
+                              <w:t>Zero downtime</w:t>
+                            </w:r>
+                          </w:p>
+                        </w:tc>
+                        <w:tc>
+                          <w:tcPr>
+                            <w:tcW w:w="3489" w:type="dxa"/>
+                            <w:vAlign w:val="center"/>
+                          </w:tcPr>
+                          <w:p>
+                            <w:pPr>
+                              <w:spacing w:before="120" w:after="120"/>
+                              <w:jc w:val="center"/>
+                              <w:cnfStyle w:val="000000100000" w:firstRow="0" w:lastRow="0" w:firstColumn="0" w:lastColumn="0" w:oddVBand="0" w:evenVBand="0" w:oddHBand="1" w:evenHBand="0" w:firstRowFirstColumn="0" w:firstRowLastColumn="0" w:lastRowFirstColumn="0" w:lastRowLastColumn="0"/>
+                              <w:rPr>
+                                <w:rFonts w:asciiTheme="majorBidi" w:hAnsiTheme="majorBidi" w:cstheme="majorBidi"/>
+                                <w:sz w:val="28"/>
+                                <w:szCs w:val="28"/>
+                              </w:rPr>
+                            </w:pPr>
+                            <w:r>
+                              <w:rPr>
+                                <w:rFonts w:asciiTheme="majorBidi" w:hAnsiTheme="majorBidi" w:cstheme="majorBidi"/>
+                                <w:sz w:val="28"/>
+                                <w:szCs w:val="28"/>
+                              </w:rPr>
+                              <w:t>Minimal downtime</w:t>
+                            </w:r>
+                          </w:p>
+                        </w:tc>
+                      </w:tr>
+                      <w:tr>
+                        <w:tc>
+                          <w:tcPr>
+                            <w:cnfStyle w:val="001000000000" w:firstRow="0" w:lastRow="0" w:firstColumn="1" w:lastColumn="0" w:oddVBand="0" w:evenVBand="0" w:oddHBand="0" w:evenHBand="0" w:firstRowFirstColumn="0" w:firstRowLastColumn="0" w:lastRowFirstColumn="0" w:lastRowLastColumn="0"/>
+                            <w:tcW w:w="3489" w:type="dxa"/>
+                            <w:shd w:val="clear" w:color="auto" w:fill="auto"/>
+                            <w:vAlign w:val="center"/>
+                          </w:tcPr>
+                          <w:p>
+                            <w:pPr>
+                              <w:spacing w:before="120" w:after="120"/>
+                              <w:jc w:val="center"/>
+                              <w:rPr>
+                                <w:rFonts w:asciiTheme="majorBidi" w:hAnsiTheme="majorBidi" w:cstheme="majorBidi"/>
+                                <w:b/>
+                                <w:bCs/>
+                                <w:sz w:val="28"/>
+                                <w:szCs w:val="28"/>
+                              </w:rPr>
+                            </w:pPr>
+                            <w:r>
+                              <w:rPr>
+                                <w:rFonts w:asciiTheme="majorBidi" w:hAnsiTheme="majorBidi" w:cstheme="majorBidi"/>
+                                <w:b/>
+                                <w:bCs/>
+                                <w:sz w:val="28"/>
+                                <w:szCs w:val="28"/>
+                              </w:rPr>
+                              <w:t>Speed</w:t>
+                            </w:r>
+                          </w:p>
+                        </w:tc>
+                        <w:tc>
+                          <w:tcPr>
+                            <w:tcW w:w="3488" w:type="dxa"/>
+                            <w:vAlign w:val="center"/>
+                          </w:tcPr>
+                          <w:p>
+                            <w:pPr>
+                              <w:spacing w:before="120" w:after="120"/>
+                              <w:jc w:val="center"/>
+                              <w:cnfStyle w:val="000000000000" w:firstRow="0" w:lastRow="0" w:firstColumn="0" w:lastColumn="0" w:oddVBand="0" w:evenVBand="0" w:oddHBand="0" w:evenHBand="0" w:firstRowFirstColumn="0" w:firstRowLastColumn="0" w:lastRowFirstColumn="0" w:lastRowLastColumn="0"/>
+                              <w:rPr>
+                                <w:rFonts w:asciiTheme="majorBidi" w:hAnsiTheme="majorBidi" w:cstheme="majorBidi"/>
+                                <w:sz w:val="28"/>
+                                <w:szCs w:val="28"/>
+                              </w:rPr>
+                            </w:pPr>
+                            <w:r>
+                              <w:rPr>
+                                <w:rFonts w:asciiTheme="majorBidi" w:hAnsiTheme="majorBidi" w:cstheme="majorBidi"/>
+                                <w:sz w:val="28"/>
+                                <w:szCs w:val="28"/>
+                              </w:rPr>
+                              <w:t>Instant cut‑over</w:t>
+                            </w:r>
+                          </w:p>
+                        </w:tc>
+                        <w:tc>
+                          <w:tcPr>
+                            <w:tcW w:w="3489" w:type="dxa"/>
+                            <w:vAlign w:val="center"/>
+                          </w:tcPr>
+                          <w:p>
+                            <w:pPr>
+                              <w:spacing w:before="120" w:after="120"/>
+                              <w:jc w:val="center"/>
+                              <w:cnfStyle w:val="000000000000" w:firstRow="0" w:lastRow="0" w:firstColumn="0" w:lastColumn="0" w:oddVBand="0" w:evenVBand="0" w:oddHBand="0" w:evenHBand="0" w:firstRowFirstColumn="0" w:firstRowLastColumn="0" w:lastRowFirstColumn="0" w:lastRowLastColumn="0"/>
+                              <w:rPr>
+                                <w:rFonts w:asciiTheme="majorBidi" w:hAnsiTheme="majorBidi" w:cstheme="majorBidi"/>
+                                <w:sz w:val="28"/>
+                                <w:szCs w:val="28"/>
+                              </w:rPr>
+                            </w:pPr>
+                            <w:r>
+                              <w:rPr>
+                                <w:rFonts w:asciiTheme="majorBidi" w:hAnsiTheme="majorBidi" w:cstheme="majorBidi"/>
+                                <w:sz w:val="28"/>
+                                <w:szCs w:val="28"/>
+                              </w:rPr>
+                              <w:t>Gradual rollout</w:t>
+                            </w:r>
+                          </w:p>
+                        </w:tc>
+                      </w:tr>
+                      <w:tr>
+                        <w:trPr>
+                          <w:cnfStyle w:val="000000100000" w:firstRow="0" w:lastRow="0" w:firstColumn="0" w:lastColumn="0" w:oddVBand="0" w:evenVBand="0" w:oddHBand="1" w:evenHBand="0" w:firstRowFirstColumn="0" w:firstRowLastColumn="0" w:lastRowFirstColumn="0" w:lastRowLastColumn="0"/>
+                        </w:trPr>
+                        <w:tc>
+                          <w:tcPr>
+                            <w:cnfStyle w:val="001000000000" w:firstRow="0" w:lastRow="0" w:firstColumn="1" w:lastColumn="0" w:oddVBand="0" w:evenVBand="0" w:oddHBand="0" w:evenHBand="0" w:firstRowFirstColumn="0" w:firstRowLastColumn="0" w:lastRowFirstColumn="0" w:lastRowLastColumn="0"/>
+                            <w:tcW w:w="3489" w:type="dxa"/>
+                            <w:shd w:val="clear" w:color="auto" w:fill="auto"/>
+                            <w:vAlign w:val="center"/>
+                          </w:tcPr>
+                          <w:p>
+                            <w:pPr>
+                              <w:spacing w:before="120" w:after="120"/>
+                              <w:jc w:val="center"/>
+                              <w:rPr>
+                                <w:rFonts w:asciiTheme="majorBidi" w:hAnsiTheme="majorBidi" w:cstheme="majorBidi"/>
+                                <w:b/>
+                                <w:bCs/>
+                                <w:sz w:val="28"/>
+                                <w:szCs w:val="28"/>
+                              </w:rPr>
+                            </w:pPr>
+                            <w:r>
+                              <w:rPr>
+                                <w:rFonts w:asciiTheme="majorBidi" w:hAnsiTheme="majorBidi" w:cstheme="majorBidi"/>
+                                <w:b/>
+                                <w:bCs/>
+                                <w:sz w:val="28"/>
+                                <w:szCs w:val="28"/>
+                              </w:rPr>
+                              <w:t>Rollback</w:t>
+                            </w:r>
+                          </w:p>
+                        </w:tc>
+                        <w:tc>
+                          <w:tcPr>
+                            <w:tcW w:w="3488" w:type="dxa"/>
+                            <w:vAlign w:val="center"/>
+                          </w:tcPr>
+                          <w:p>
+                            <w:pPr>
+                              <w:spacing w:before="120" w:after="120"/>
+                              <w:jc w:val="center"/>
+                              <w:cnfStyle w:val="000000100000" w:firstRow="0" w:lastRow="0" w:firstColumn="0" w:lastColumn="0" w:oddVBand="0" w:evenVBand="0" w:oddHBand="1" w:evenHBand="0" w:firstRowFirstColumn="0" w:firstRowLastColumn="0" w:lastRowFirstColumn="0" w:lastRowLastColumn="0"/>
+                              <w:rPr>
+                                <w:rFonts w:asciiTheme="majorBidi" w:hAnsiTheme="majorBidi" w:cstheme="majorBidi"/>
+                                <w:sz w:val="28"/>
+                                <w:szCs w:val="28"/>
+                              </w:rPr>
+                            </w:pPr>
+                            <w:r>
+                              <w:rPr>
+                                <w:rFonts w:asciiTheme="majorBidi" w:hAnsiTheme="majorBidi" w:cstheme="majorBidi"/>
+                                <w:sz w:val="28"/>
+                                <w:szCs w:val="28"/>
+                              </w:rPr>
+                              <w:t>Instant (switch back)</w:t>
+                            </w:r>
+                          </w:p>
+                        </w:tc>
+                        <w:tc>
+                          <w:tcPr>
+                            <w:tcW w:w="3489" w:type="dxa"/>
+                            <w:vAlign w:val="center"/>
+                          </w:tcPr>
+                          <w:p>
+                            <w:pPr>
+                              <w:spacing w:before="120" w:after="120"/>
+                              <w:jc w:val="center"/>
+                              <w:cnfStyle w:val="000000100000" w:firstRow="0" w:lastRow="0" w:firstColumn="0" w:lastColumn="0" w:oddVBand="0" w:evenVBand="0" w:oddHBand="1" w:evenHBand="0" w:firstRowFirstColumn="0" w:firstRowLastColumn="0" w:lastRowFirstColumn="0" w:lastRowLastColumn="0"/>
+                              <w:rPr>
+                                <w:rFonts w:asciiTheme="majorBidi" w:hAnsiTheme="majorBidi" w:cstheme="majorBidi"/>
+                                <w:sz w:val="28"/>
+                                <w:szCs w:val="28"/>
+                              </w:rPr>
+                            </w:pPr>
+                            <w:r>
+                              <w:rPr>
+                                <w:rFonts w:asciiTheme="majorBidi" w:hAnsiTheme="majorBidi" w:cstheme="majorBidi"/>
+                                <w:sz w:val="28"/>
+                                <w:szCs w:val="28"/>
+                              </w:rPr>
+                              <w:t>Needs re‑rollout of old version</w:t>
+                            </w:r>
+                          </w:p>
+                        </w:tc>
+                      </w:tr>
+                      <w:tr>
+                        <w:tc>
+                          <w:tcPr>
+                            <w:cnfStyle w:val="001000000000" w:firstRow="0" w:lastRow="0" w:firstColumn="1" w:lastColumn="0" w:oddVBand="0" w:evenVBand="0" w:oddHBand="0" w:evenHBand="0" w:firstRowFirstColumn="0" w:firstRowLastColumn="0" w:lastRowFirstColumn="0" w:lastRowLastColumn="0"/>
+                            <w:tcW w:w="3489" w:type="dxa"/>
+                            <w:shd w:val="clear" w:color="auto" w:fill="auto"/>
+                            <w:vAlign w:val="center"/>
+                          </w:tcPr>
+                          <w:p>
+                            <w:pPr>
+                              <w:spacing w:before="120" w:after="120"/>
+                              <w:jc w:val="center"/>
+                              <w:rPr>
+                                <w:rFonts w:asciiTheme="majorBidi" w:hAnsiTheme="majorBidi" w:cstheme="majorBidi"/>
+                                <w:b/>
+                                <w:bCs/>
+                                <w:sz w:val="28"/>
+                                <w:szCs w:val="28"/>
+                              </w:rPr>
+                            </w:pPr>
+                            <w:r>
+                              <w:rPr>
+                                <w:rFonts w:asciiTheme="majorBidi" w:hAnsiTheme="majorBidi" w:cstheme="majorBidi"/>
+                                <w:b/>
+                                <w:bCs/>
+                                <w:sz w:val="28"/>
+                                <w:szCs w:val="28"/>
+                              </w:rPr>
+                              <w:t>Pods at same time</w:t>
+                            </w:r>
+                          </w:p>
+                        </w:tc>
+                        <w:tc>
+                          <w:tcPr>
+                            <w:tcW w:w="3488" w:type="dxa"/>
+                            <w:vAlign w:val="center"/>
+                          </w:tcPr>
+                          <w:p>
+                            <w:pPr>
+                              <w:spacing w:before="120" w:after="120"/>
+                              <w:jc w:val="center"/>
+                              <w:cnfStyle w:val="000000000000" w:firstRow="0" w:lastRow="0" w:firstColumn="0" w:lastColumn="0" w:oddVBand="0" w:evenVBand="0" w:oddHBand="0" w:evenHBand="0" w:firstRowFirstColumn="0" w:firstRowLastColumn="0" w:lastRowFirstColumn="0" w:lastRowLastColumn="0"/>
+                              <w:rPr>
+                                <w:rFonts w:asciiTheme="majorBidi" w:hAnsiTheme="majorBidi" w:cstheme="majorBidi"/>
+                                <w:sz w:val="28"/>
+                                <w:szCs w:val="28"/>
+                              </w:rPr>
+                            </w:pPr>
+                            <w:r>
+                              <w:rPr>
+                                <w:rFonts w:asciiTheme="majorBidi" w:hAnsiTheme="majorBidi" w:cstheme="majorBidi"/>
+                                <w:sz w:val="28"/>
+                                <w:szCs w:val="28"/>
+                              </w:rPr>
+                              <w:t>Two separate environments</w:t>
+                            </w:r>
+                          </w:p>
+                        </w:tc>
+                        <w:tc>
+                          <w:tcPr>
+                            <w:tcW w:w="3489" w:type="dxa"/>
+                            <w:vAlign w:val="center"/>
+                          </w:tcPr>
+                          <w:p>
+                            <w:pPr>
+                              <w:spacing w:before="120" w:after="120"/>
+                              <w:jc w:val="center"/>
+                              <w:cnfStyle w:val="000000000000" w:firstRow="0" w:lastRow="0" w:firstColumn="0" w:lastColumn="0" w:oddVBand="0" w:evenVBand="0" w:oddHBand="0" w:evenHBand="0" w:firstRowFirstColumn="0" w:firstRowLastColumn="0" w:lastRowFirstColumn="0" w:lastRowLastColumn="0"/>
+                              <w:rPr>
+                                <w:rFonts w:asciiTheme="majorBidi" w:hAnsiTheme="majorBidi" w:cstheme="majorBidi"/>
+                                <w:sz w:val="28"/>
+                                <w:szCs w:val="28"/>
+                              </w:rPr>
+                            </w:pPr>
+                            <w:r>
+                              <w:rPr>
+                                <w:rFonts w:asciiTheme="majorBidi" w:hAnsiTheme="majorBidi" w:cstheme="majorBidi"/>
+                                <w:sz w:val="28"/>
+                                <w:szCs w:val="28"/>
+                              </w:rPr>
+                              <w:t>Mixed versions during rollout</w:t>
+                            </w:r>
+                          </w:p>
+                        </w:tc>
+                      </w:tr>
+                      <w:tr>
+                        <w:trPr>
+                          <w:cnfStyle w:val="000000100000" w:firstRow="0" w:lastRow="0" w:firstColumn="0" w:lastColumn="0" w:oddVBand="0" w:evenVBand="0" w:oddHBand="1" w:evenHBand="0" w:firstRowFirstColumn="0" w:firstRowLastColumn="0" w:lastRowFirstColumn="0" w:lastRowLastColumn="0"/>
+                        </w:trPr>
+                        <w:tc>
+                          <w:tcPr>
+                            <w:cnfStyle w:val="001000000000" w:firstRow="0" w:lastRow="0" w:firstColumn="1" w:lastColumn="0" w:oddVBand="0" w:evenVBand="0" w:oddHBand="0" w:evenHBand="0" w:firstRowFirstColumn="0" w:firstRowLastColumn="0" w:lastRowFirstColumn="0" w:lastRowLastColumn="0"/>
+                            <w:tcW w:w="3489" w:type="dxa"/>
+                            <w:shd w:val="clear" w:color="auto" w:fill="auto"/>
+                            <w:vAlign w:val="center"/>
+                          </w:tcPr>
+                          <w:p>
+                            <w:pPr>
+                              <w:spacing w:before="120" w:after="120"/>
+                              <w:jc w:val="center"/>
+                              <w:rPr>
+                                <w:rFonts w:asciiTheme="majorBidi" w:hAnsiTheme="majorBidi" w:cstheme="majorBidi"/>
+                                <w:b/>
+                                <w:bCs/>
+                                <w:sz w:val="28"/>
+                                <w:szCs w:val="28"/>
+                              </w:rPr>
+                            </w:pPr>
+                            <w:r>
+                              <w:rPr>
+                                <w:rFonts w:asciiTheme="majorBidi" w:hAnsiTheme="majorBidi" w:cstheme="majorBidi"/>
+                                <w:b/>
+                                <w:bCs/>
+                                <w:sz w:val="28"/>
+                                <w:szCs w:val="28"/>
+                              </w:rPr>
+                              <w:t>Resource use</w:t>
+                            </w:r>
+                          </w:p>
+                        </w:tc>
+                        <w:tc>
+                          <w:tcPr>
+                            <w:tcW w:w="3488" w:type="dxa"/>
+                            <w:vAlign w:val="center"/>
+                          </w:tcPr>
+                          <w:p>
+                            <w:pPr>
+                              <w:spacing w:before="120" w:after="120"/>
+                              <w:jc w:val="center"/>
+                              <w:cnfStyle w:val="000000100000" w:firstRow="0" w:lastRow="0" w:firstColumn="0" w:lastColumn="0" w:oddVBand="0" w:evenVBand="0" w:oddHBand="1" w:evenHBand="0" w:firstRowFirstColumn="0" w:firstRowLastColumn="0" w:lastRowFirstColumn="0" w:lastRowLastColumn="0"/>
+                              <w:rPr>
+                                <w:rFonts w:asciiTheme="majorBidi" w:hAnsiTheme="majorBidi" w:cstheme="majorBidi"/>
+                                <w:sz w:val="28"/>
+                                <w:szCs w:val="28"/>
+                              </w:rPr>
+                            </w:pPr>
+                            <w:r>
+                              <w:rPr>
+                                <w:rFonts w:asciiTheme="majorBidi" w:hAnsiTheme="majorBidi" w:cstheme="majorBidi"/>
+                                <w:sz w:val="28"/>
+                                <w:szCs w:val="28"/>
+                              </w:rPr>
+                              <w:t>Double</w:t>
+                            </w:r>
+                          </w:p>
+                        </w:tc>
+                        <w:tc>
+                          <w:tcPr>
+                            <w:tcW w:w="3489" w:type="dxa"/>
+                            <w:vAlign w:val="center"/>
+                          </w:tcPr>
+                          <w:p>
+                            <w:pPr>
+                              <w:spacing w:before="120" w:after="120"/>
+                              <w:jc w:val="center"/>
+                              <w:cnfStyle w:val="000000100000" w:firstRow="0" w:lastRow="0" w:firstColumn="0" w:lastColumn="0" w:oddVBand="0" w:evenVBand="0" w:oddHBand="1" w:evenHBand="0" w:firstRowFirstColumn="0" w:firstRowLastColumn="0" w:lastRowFirstColumn="0" w:lastRowLastColumn="0"/>
+                              <w:rPr>
+                                <w:rFonts w:asciiTheme="majorBidi" w:hAnsiTheme="majorBidi" w:cstheme="majorBidi"/>
+                                <w:sz w:val="28"/>
+                                <w:szCs w:val="28"/>
+                              </w:rPr>
+                            </w:pPr>
+                            <w:r>
+                              <w:rPr>
+                                <w:rFonts w:asciiTheme="majorBidi" w:hAnsiTheme="majorBidi" w:cstheme="majorBidi"/>
+                                <w:sz w:val="28"/>
+                                <w:szCs w:val="28"/>
+                              </w:rPr>
+                              <w:t>Moderate</w:t>
+                            </w:r>
+                          </w:p>
+                        </w:tc>
+                      </w:tr>
+                      <w:tr>
+                        <w:tc>
+                          <w:tcPr>
+                            <w:cnfStyle w:val="001000000000" w:firstRow="0" w:lastRow="0" w:firstColumn="1" w:lastColumn="0" w:oddVBand="0" w:evenVBand="0" w:oddHBand="0" w:evenHBand="0" w:firstRowFirstColumn="0" w:firstRowLastColumn="0" w:lastRowFirstColumn="0" w:lastRowLastColumn="0"/>
+                            <w:tcW w:w="3489" w:type="dxa"/>
+                            <w:tcBorders>
+                              <w:bottom w:val="single" w:sz="12" w:space="0" w:color="000000"/>
+                            </w:tcBorders>
+                            <w:shd w:val="clear" w:color="auto" w:fill="auto"/>
+                            <w:vAlign w:val="center"/>
+                          </w:tcPr>
+                          <w:p>
+                            <w:pPr>
+                              <w:spacing w:before="120" w:after="120"/>
+                              <w:jc w:val="center"/>
+                              <w:rPr>
+                                <w:rFonts w:asciiTheme="majorBidi" w:hAnsiTheme="majorBidi" w:cstheme="majorBidi"/>
+                                <w:b/>
+                                <w:bCs/>
+                                <w:sz w:val="28"/>
+                                <w:szCs w:val="28"/>
+                              </w:rPr>
+                            </w:pPr>
+                            <w:r>
+                              <w:rPr>
+                                <w:rFonts w:asciiTheme="majorBidi" w:hAnsiTheme="majorBidi" w:cstheme="majorBidi"/>
+                                <w:b/>
+                                <w:bCs/>
+                                <w:sz w:val="28"/>
+                                <w:szCs w:val="28"/>
+                              </w:rPr>
+                              <w:t>Risk management</w:t>
+                            </w:r>
+                          </w:p>
+                        </w:tc>
+                        <w:tc>
+                          <w:tcPr>
+                            <w:tcW w:w="3488" w:type="dxa"/>
+                            <w:tcBorders>
+                              <w:bottom w:val="single" w:sz="12" w:space="0" w:color="000000"/>
+                            </w:tcBorders>
+                            <w:vAlign w:val="center"/>
+                          </w:tcPr>
+                          <w:p>
+                            <w:pPr>
+                              <w:spacing w:before="120" w:after="120"/>
+                              <w:jc w:val="center"/>
+                              <w:cnfStyle w:val="000000000000" w:firstRow="0" w:lastRow="0" w:firstColumn="0" w:lastColumn="0" w:oddVBand="0" w:evenVBand="0" w:oddHBand="0" w:evenHBand="0" w:firstRowFirstColumn="0" w:firstRowLastColumn="0" w:lastRowFirstColumn="0" w:lastRowLastColumn="0"/>
+                              <w:rPr>
+                                <w:rFonts w:asciiTheme="majorBidi" w:hAnsiTheme="majorBidi" w:cstheme="majorBidi"/>
+                                <w:sz w:val="28"/>
+                                <w:szCs w:val="28"/>
+                              </w:rPr>
+                            </w:pPr>
+                            <w:r>
+                              <w:rPr>
+                                <w:rFonts w:asciiTheme="majorBidi" w:hAnsiTheme="majorBidi" w:cstheme="majorBidi"/>
+                                <w:sz w:val="28"/>
+                                <w:szCs w:val="28"/>
+                              </w:rPr>
+                              <w:t>Safer, isolated</w:t>
+                            </w:r>
+                          </w:p>
+                        </w:tc>
+                        <w:tc>
+                          <w:tcPr>
+                            <w:tcW w:w="3489" w:type="dxa"/>
+                            <w:tcBorders>
+                              <w:bottom w:val="single" w:sz="12" w:space="0" w:color="000000"/>
+                            </w:tcBorders>
+                            <w:vAlign w:val="center"/>
+                          </w:tcPr>
+                          <w:p>
+                            <w:pPr>
+                              <w:spacing w:before="120" w:after="120"/>
+                              <w:jc w:val="center"/>
+                              <w:cnfStyle w:val="000000000000" w:firstRow="0" w:lastRow="0" w:firstColumn="0" w:lastColumn="0" w:oddVBand="0" w:evenVBand="0" w:oddHBand="0" w:evenHBand="0" w:firstRowFirstColumn="0" w:firstRowLastColumn="0" w:lastRowFirstColumn="0" w:lastRowLastColumn="0"/>
+                              <w:rPr>
+                                <w:rFonts w:asciiTheme="majorBidi" w:hAnsiTheme="majorBidi" w:cstheme="majorBidi"/>
+                                <w:sz w:val="28"/>
+                                <w:szCs w:val="28"/>
+                              </w:rPr>
+                            </w:pPr>
+                            <w:r>
+                              <w:rPr>
+                                <w:rFonts w:asciiTheme="majorBidi" w:hAnsiTheme="majorBidi" w:cstheme="majorBidi"/>
+                                <w:sz w:val="28"/>
+                                <w:szCs w:val="28"/>
+                              </w:rPr>
+                              <w:t>Continuous but risk of partial exposure</w:t>
+                            </w:r>
+                          </w:p>
+                        </w:tc>
+                      </w:tr>
+                    </w:tbl>
+                    <w:p>
+                      <w:pPr>
+                        <w:rPr>
+                          <w:rFonts w:asciiTheme="majorBidi" w:hAnsiTheme="majorBidi" w:cstheme="majorBidi"/>
+                          <w:sz w:val="2"/>
+                          <w:szCs w:val="2"/>
+                        </w:rPr>
+                      </w:pPr>
+                    </w:p>
+                    <w:p>
+                      <w:pPr>
+                        <w:rPr>
+                          <w:rFonts w:asciiTheme="majorBidi" w:hAnsiTheme="majorBidi" w:cstheme="majorBidi"/>
+                          <w:b/>
+                          <w:bCs/>
+                          <w:sz w:val="28"/>
+                          <w:szCs w:val="28"/>
+                        </w:rPr>
+                      </w:pPr>
+                      <w:r>
+                        <w:rPr>
+                          <w:rFonts w:asciiTheme="majorBidi" w:hAnsiTheme="majorBidi" w:cstheme="majorBidi"/>
+                          <w:b/>
+                          <w:bCs/>
+                          <w:sz w:val="28"/>
+                          <w:szCs w:val="28"/>
+                        </w:rPr>
+                        <w:t>Summary</w:t>
+                      </w:r>
+                      <w:r>
+                        <w:rPr>
+                          <w:rFonts w:asciiTheme="majorBidi" w:hAnsiTheme="majorBidi" w:cstheme="majorBidi"/>
+                          <w:b/>
+                          <w:bCs/>
+                          <w:sz w:val="28"/>
+                          <w:szCs w:val="28"/>
+                        </w:rPr>
+                        <w:t>:</w:t>
+                      </w:r>
+                    </w:p>
+                    <w:p>
+                      <w:pPr>
+                        <w:jc w:val="both"/>
+                        <w:rPr>
+                          <w:rFonts w:asciiTheme="majorBidi" w:hAnsiTheme="majorBidi" w:cstheme="majorBidi"/>
+                          <w:sz w:val="28"/>
+                          <w:szCs w:val="28"/>
+                        </w:rPr>
+                      </w:pPr>
+                      <w:r>
+                        <w:rPr>
+                          <w:rFonts w:asciiTheme="majorBidi" w:hAnsiTheme="majorBidi" w:cstheme="majorBidi"/>
+                          <w:sz w:val="28"/>
+                          <w:szCs w:val="28"/>
+                        </w:rPr>
+                        <w:t>Blue‑Green Deployment is about running two complete environments and toggling traffic between them.</w:t>
+                      </w:r>
+                      <w:r>
+                        <w:rPr>
+                          <w:rFonts w:asciiTheme="majorBidi" w:hAnsiTheme="majorBidi" w:cstheme="majorBidi"/>
+                          <w:sz w:val="28"/>
+                          <w:szCs w:val="28"/>
+                        </w:rPr>
+                        <w:t xml:space="preserve"> </w:t>
+                      </w:r>
+                      <w:r>
+                        <w:rPr>
+                          <w:rFonts w:asciiTheme="majorBidi" w:hAnsiTheme="majorBidi" w:cstheme="majorBidi"/>
+                          <w:sz w:val="28"/>
+                          <w:szCs w:val="28"/>
+                        </w:rPr>
+                        <w:t>It trades extra resource cost for speed, safety, and zero downtime, making it ideal for production‑critical applications where you want instant rollback capability.</w:t>
+                      </w:r>
+                    </w:p>
+                  </w:txbxContent>
+                </v:textbox>
+                <w10:wrap anchorx="margin"/>
+              </v:rect>
+            </w:pict>
+          </mc:Fallback>
+        </mc:AlternateContent>
+      </w:r>
+    </w:p>
+    <w:p>
+      <w:pPr>
+        <w:jc w:val="both"/>
+        <w:rPr>
+          <w:rFonts w:asciiTheme="majorBidi" w:hAnsiTheme="majorBidi" w:cstheme="majorBidi"/>
+          <w:b/>
+          <w:bCs/>
+          <w:sz w:val="36"/>
+          <w:szCs w:val="36"/>
+        </w:rPr>
+      </w:pPr>
+    </w:p>
+    <w:p>
+      <w:pPr>
+        <w:jc w:val="both"/>
+        <w:rPr>
+          <w:rFonts w:asciiTheme="majorBidi" w:hAnsiTheme="majorBidi" w:cstheme="majorBidi"/>
+          <w:b/>
+          <w:bCs/>
+          <w:sz w:val="36"/>
+          <w:szCs w:val="36"/>
+        </w:rPr>
+      </w:pPr>
+    </w:p>
+    <w:p>
+      <w:pPr>
+        <w:jc w:val="both"/>
+        <w:rPr>
+          <w:rFonts w:asciiTheme="majorBidi" w:hAnsiTheme="majorBidi" w:cstheme="majorBidi"/>
+          <w:b/>
+          <w:bCs/>
+          <w:sz w:val="36"/>
+          <w:szCs w:val="36"/>
+        </w:rPr>
+      </w:pPr>
+    </w:p>
+    <w:p>
+      <w:pPr>
+        <w:jc w:val="both"/>
+        <w:rPr>
+          <w:rFonts w:asciiTheme="majorBidi" w:hAnsiTheme="majorBidi" w:cstheme="majorBidi"/>
+          <w:b/>
+          <w:bCs/>
+          <w:sz w:val="36"/>
+          <w:szCs w:val="36"/>
+        </w:rPr>
+      </w:pPr>
+    </w:p>
+    <w:p>
+      <w:pPr>
+        <w:jc w:val="both"/>
+        <w:rPr>
+          <w:rFonts w:asciiTheme="majorBidi" w:hAnsiTheme="majorBidi" w:cstheme="majorBidi"/>
+          <w:b/>
+          <w:bCs/>
+          <w:sz w:val="36"/>
+          <w:szCs w:val="36"/>
+        </w:rPr>
+      </w:pPr>
+    </w:p>
+    <w:p>
+      <w:pPr>
+        <w:jc w:val="both"/>
+        <w:rPr>
+          <w:rFonts w:asciiTheme="majorBidi" w:hAnsiTheme="majorBidi" w:cstheme="majorBidi"/>
+          <w:b/>
+          <w:bCs/>
+          <w:sz w:val="36"/>
+          <w:szCs w:val="36"/>
+        </w:rPr>
+      </w:pPr>
+    </w:p>
+    <w:p>
+      <w:pPr>
+        <w:jc w:val="both"/>
+        <w:rPr>
+          <w:rFonts w:asciiTheme="majorBidi" w:hAnsiTheme="majorBidi" w:cstheme="majorBidi"/>
+          <w:b/>
+          <w:bCs/>
+          <w:sz w:val="36"/>
+          <w:szCs w:val="36"/>
+        </w:rPr>
+      </w:pPr>
+    </w:p>
+    <w:p>
+      <w:pPr>
+        <w:jc w:val="both"/>
+        <w:rPr>
+          <w:rFonts w:asciiTheme="majorBidi" w:hAnsiTheme="majorBidi" w:cstheme="majorBidi"/>
+          <w:b/>
+          <w:bCs/>
+          <w:sz w:val="36"/>
+          <w:szCs w:val="36"/>
+        </w:rPr>
+      </w:pPr>
+    </w:p>
+    <w:p>
+      <w:pPr>
+        <w:jc w:val="both"/>
+        <w:rPr>
+          <w:rFonts w:asciiTheme="majorBidi" w:hAnsiTheme="majorBidi" w:cstheme="majorBidi"/>
+          <w:b/>
+          <w:bCs/>
+          <w:sz w:val="36"/>
+          <w:szCs w:val="36"/>
+        </w:rPr>
+      </w:pPr>
+    </w:p>
+    <w:p>
+      <w:pPr>
+        <w:jc w:val="both"/>
+        <w:rPr>
+          <w:rFonts w:asciiTheme="majorBidi" w:hAnsiTheme="majorBidi" w:cstheme="majorBidi"/>
+          <w:b/>
+          <w:bCs/>
+          <w:sz w:val="36"/>
+          <w:szCs w:val="36"/>
+        </w:rPr>
+      </w:pPr>
+    </w:p>
+    <w:p>
+      <w:pPr>
+        <w:jc w:val="both"/>
+        <w:rPr>
+          <w:rFonts w:asciiTheme="majorBidi" w:hAnsiTheme="majorBidi" w:cstheme="majorBidi"/>
+          <w:b/>
+          <w:bCs/>
+          <w:sz w:val="36"/>
+          <w:szCs w:val="36"/>
+        </w:rPr>
+      </w:pPr>
+    </w:p>
+    <w:p>
+      <w:pPr>
+        <w:jc w:val="both"/>
+        <w:rPr>
+          <w:rFonts w:asciiTheme="majorBidi" w:hAnsiTheme="majorBidi" w:cstheme="majorBidi"/>
+          <w:b/>
+          <w:bCs/>
+          <w:sz w:val="36"/>
+          <w:szCs w:val="36"/>
+        </w:rPr>
+      </w:pPr>
+    </w:p>
+    <w:p>
+      <w:pPr>
+        <w:jc w:val="both"/>
+        <w:rPr>
+          <w:rFonts w:asciiTheme="majorBidi" w:hAnsiTheme="majorBidi" w:cstheme="majorBidi"/>
+          <w:b/>
+          <w:bCs/>
+          <w:sz w:val="36"/>
+          <w:szCs w:val="36"/>
+        </w:rPr>
+      </w:pPr>
+    </w:p>
+    <w:p>
+      <w:pPr>
+        <w:jc w:val="both"/>
+        <w:rPr>
+          <w:rFonts w:asciiTheme="majorBidi" w:hAnsiTheme="majorBidi" w:cstheme="majorBidi"/>
+          <w:b/>
+          <w:bCs/>
+          <w:sz w:val="36"/>
+          <w:szCs w:val="36"/>
+        </w:rPr>
+      </w:pPr>
+    </w:p>
+    <w:p>
+      <w:pPr>
+        <w:jc w:val="both"/>
+        <w:rPr>
+          <w:rFonts w:asciiTheme="majorBidi" w:hAnsiTheme="majorBidi" w:cstheme="majorBidi"/>
+          <w:b/>
+          <w:bCs/>
+          <w:sz w:val="36"/>
+          <w:szCs w:val="36"/>
+        </w:rPr>
+      </w:pPr>
+    </w:p>
+    <w:p>
+      <w:pPr>
+        <w:jc w:val="both"/>
+        <w:rPr>
+          <w:rFonts w:asciiTheme="majorBidi" w:hAnsiTheme="majorBidi" w:cstheme="majorBidi"/>
+          <w:b/>
+          <w:bCs/>
+          <w:sz w:val="36"/>
+          <w:szCs w:val="36"/>
+        </w:rPr>
+      </w:pPr>
+    </w:p>
+    <w:p>
+      <w:pPr>
+        <w:jc w:val="both"/>
+        <w:rPr>
+          <w:rFonts w:asciiTheme="majorBidi" w:hAnsiTheme="majorBidi" w:cstheme="majorBidi"/>
+          <w:b/>
+          <w:bCs/>
+          <w:sz w:val="36"/>
+          <w:szCs w:val="36"/>
+        </w:rPr>
+      </w:pPr>
+    </w:p>
+    <w:p>
+      <w:pPr>
+        <w:jc w:val="both"/>
+        <w:rPr>
+          <w:rFonts w:asciiTheme="majorBidi" w:hAnsiTheme="majorBidi" w:cstheme="majorBidi"/>
+          <w:b/>
+          <w:bCs/>
+          <w:sz w:val="36"/>
+          <w:szCs w:val="36"/>
+        </w:rPr>
+      </w:pPr>
+    </w:p>
+    <w:p>
+      <w:pPr>
+        <w:jc w:val="both"/>
+        <w:rPr>
+          <w:rFonts w:asciiTheme="majorBidi" w:hAnsiTheme="majorBidi" w:cstheme="majorBidi"/>
+          <w:b/>
+          <w:bCs/>
+          <w:sz w:val="36"/>
+          <w:szCs w:val="36"/>
+        </w:rPr>
+      </w:pPr>
+    </w:p>
+    <w:p>
+      <w:pPr>
+        <w:jc w:val="both"/>
+        <w:rPr>
+          <w:rFonts w:asciiTheme="majorBidi" w:hAnsiTheme="majorBidi" w:cstheme="majorBidi"/>
+          <w:b/>
+          <w:bCs/>
+          <w:sz w:val="36"/>
+          <w:szCs w:val="36"/>
+        </w:rPr>
+      </w:pPr>
+    </w:p>
+    <w:p>
+      <w:pPr>
+        <w:jc w:val="both"/>
+        <w:rPr>
+          <w:rFonts w:asciiTheme="majorBidi" w:hAnsiTheme="majorBidi" w:cstheme="majorBidi"/>
+          <w:b/>
+          <w:bCs/>
+          <w:sz w:val="36"/>
+          <w:szCs w:val="36"/>
+        </w:rPr>
+      </w:pPr>
+    </w:p>
+    <w:p>
+      <w:pPr>
+        <w:jc w:val="both"/>
+        <w:rPr>
+          <w:rFonts w:asciiTheme="majorBidi" w:hAnsiTheme="majorBidi" w:cstheme="majorBidi"/>
+          <w:b/>
+          <w:bCs/>
+          <w:sz w:val="36"/>
+          <w:szCs w:val="36"/>
+        </w:rPr>
+      </w:pPr>
+      <w:r>
+        <w:rPr>
+          <w:rFonts w:asciiTheme="majorBidi" w:hAnsiTheme="majorBidi" w:cstheme="majorBidi"/>
+          <w:b/>
+          <w:bCs/>
           <w:sz w:val="36"/>
           <w:szCs w:val="36"/>
         </w:rPr>
@@ -13196,7 +17944,7 @@
           </mc:Choice>
           <mc:Fallback>
             <w:pict>
-              <v:rect w14:anchorId="799CAF81" id="Rectangle 13" o:spid="_x0000_s1034" style="position:absolute;margin-left:-.55pt;margin-top:39.15pt;width:352.35pt;height:82.35pt;z-index:251667456;visibility:visible;mso-wrap-style:square;mso-width-percent:0;mso-height-percent:0;mso-wrap-distance-left:9pt;mso-wrap-distance-top:0;mso-wrap-distance-right:9pt;mso-wrap-distance-bottom:0;mso-position-horizontal:absolute;mso-position-horizontal-relative:text;mso-position-vertical:absolute;mso-position-vertical-relative:text;mso-width-percent:0;mso-height-percent:0;mso-width-relative:margin;mso-height-relative:margin;v-text-anchor:middle" o:gfxdata="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" fillcolor="black [3200]" strokecolor="black [480]" strokeweight="1pt">
+              <v:rect w14:anchorId="799CAF81" id="Rectangle 13" o:spid="_x0000_s1036" style="position:absolute;margin-left:-.55pt;margin-top:39.15pt;width:352.35pt;height:82.35pt;z-index:251667456;visibility:visible;mso-wrap-style:square;mso-width-percent:0;mso-height-percent:0;mso-wrap-distance-left:9pt;mso-wrap-distance-top:0;mso-wrap-distance-right:9pt;mso-wrap-distance-bottom:0;mso-position-horizontal:absolute;mso-position-horizontal-relative:text;mso-position-vertical:absolute;mso-position-vertical-relative:text;mso-width-percent:0;mso-height-percent:0;mso-width-relative:margin;mso-height-relative:margin;v-text-anchor:middle" o:gfxdata="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" fillcolor="black [3200]" strokecolor="black [480]" strokeweight="1pt">
                 <v:textbox>
                   <w:txbxContent>
                     <w:p>
@@ -14376,7 +19124,7 @@
           </mc:Choice>
           <mc:Fallback>
             <w:pict>
-              <v:rect w14:anchorId="7C70E83F" id="Rectangle 12" o:spid="_x0000_s1035" style="position:absolute;left:0;text-align:left;margin-left:-1.1pt;margin-top:22.2pt;width:205.65pt;height:43.65pt;z-index:251666432;visibility:visible;mso-wrap-style:square;mso-height-percent:0;mso-wrap-distance-left:9pt;mso-wrap-distance-top:0;mso-wrap-distance-right:9pt;mso-wrap-distance-bottom:0;mso-position-horizontal:absolute;mso-position-horizontal-relative:text;mso-position-vertical:absolute;mso-position-vertical-relative:text;mso-height-percent:0;mso-height-relative:margin;v-text-anchor:middle" o:gfxdata="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" fillcolor="black [3200]" strokecolor="black [480]" strokeweight="1pt">
+              <v:rect w14:anchorId="7C70E83F" id="Rectangle 12" o:spid="_x0000_s1037" style="position:absolute;left:0;text-align:left;margin-left:-1.1pt;margin-top:22.2pt;width:205.65pt;height:43.65pt;z-index:251666432;visibility:visible;mso-wrap-style:square;mso-height-percent:0;mso-wrap-distance-left:9pt;mso-wrap-distance-top:0;mso-wrap-distance-right:9pt;mso-wrap-distance-bottom:0;mso-position-horizontal:absolute;mso-position-horizontal-relative:text;mso-position-vertical:absolute;mso-position-vertical-relative:text;mso-height-percent:0;mso-height-relative:margin;v-text-anchor:middle" o:gfxdata="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" fillcolor="black [3200]" strokecolor="black [480]" strokeweight="1pt">
                 <v:textbox>
                   <w:txbxContent>
                     <w:p>
@@ -19097,7 +23845,7 @@
           </mc:Choice>
           <mc:Fallback>
             <w:pict>
-              <v:rect w14:anchorId="6F83D22C" id="Rectangle 14" o:spid="_x0000_s1036" style="position:absolute;left:0;text-align:left;margin-left:0;margin-top:26.5pt;width:279.25pt;height:138pt;z-index:251671552;visibility:visible;mso-wrap-style:square;mso-width-percent:0;mso-height-percent:0;mso-wrap-distance-left:9pt;mso-wrap-distance-top:0;mso-wrap-distance-right:9pt;mso-wrap-distance-bottom:0;mso-position-horizontal:left;mso-position-horizontal-relative:margin;mso-position-vertical:absolute;mso-position-vertical-relative:text;mso-width-percent:0;mso-height-percent:0;mso-width-relative:margin;mso-height-relative:margin;v-text-anchor:middle" o:gfxdata="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" fillcolor="black [3200]" strokecolor="black [480]" strokeweight="1pt">
+              <v:rect w14:anchorId="6F83D22C" id="Rectangle 14" o:spid="_x0000_s1038" style="position:absolute;left:0;text-align:left;margin-left:0;margin-top:26.5pt;width:279.25pt;height:138pt;z-index:251671552;visibility:visible;mso-wrap-style:square;mso-width-percent:0;mso-height-percent:0;mso-wrap-distance-left:9pt;mso-wrap-distance-top:0;mso-wrap-distance-right:9pt;mso-wrap-distance-bottom:0;mso-position-horizontal:left;mso-position-horizontal-relative:margin;mso-position-vertical:absolute;mso-position-vertical-relative:text;mso-width-percent:0;mso-height-percent:0;mso-width-relative:margin;mso-height-relative:margin;v-text-anchor:middle" o:gfxdata="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" fillcolor="black [3200]" strokecolor="black [480]" strokeweight="1pt">
                 <v:textbox>
                   <w:txbxContent>
                     <w:p>
@@ -20297,7 +25045,7 @@
           </mc:Choice>
           <mc:Fallback>
             <w:pict>
-              <v:rect w14:anchorId="643E6BF2" id="_x0000_s1037" style="position:absolute;left:0;text-align:left;margin-left:0;margin-top:.6pt;width:279.25pt;height:324pt;z-index:251668480;visibility:visible;mso-wrap-style:square;mso-width-percent:0;mso-height-percent:0;mso-wrap-distance-left:9pt;mso-wrap-distance-top:0;mso-wrap-distance-right:9pt;mso-wrap-distance-bottom:0;mso-position-horizontal:left;mso-position-horizontal-relative:margin;mso-position-vertical:absolute;mso-position-vertical-relative:text;mso-width-percent:0;mso-height-percent:0;mso-width-relative:margin;mso-height-relative:margin;v-text-anchor:middle" o:gfxdata="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" fillcolor="black [3200]" strokecolor="black [480]" strokeweight="1pt">
+              <v:rect w14:anchorId="643E6BF2" id="_x0000_s1039" style="position:absolute;left:0;text-align:left;margin-left:0;margin-top:.6pt;width:279.25pt;height:324pt;z-index:251668480;visibility:visible;mso-wrap-style:square;mso-width-percent:0;mso-height-percent:0;mso-wrap-distance-left:9pt;mso-wrap-distance-top:0;mso-wrap-distance-right:9pt;mso-wrap-distance-bottom:0;mso-position-horizontal:left;mso-position-horizontal-relative:margin;mso-position-vertical:absolute;mso-position-vertical-relative:text;mso-width-percent:0;mso-height-percent:0;mso-width-relative:margin;mso-height-relative:margin;v-text-anchor:middle" o:gfxdata="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" fillcolor="black [3200]" strokecolor="black [480]" strokeweight="1pt">
                 <v:textbox>
                   <w:txbxContent>
                     <w:p>
@@ -22206,7 +26954,7 @@
           </mc:Choice>
           <mc:Fallback>
             <w:pict>
-              <v:rect w14:anchorId="6610E11E" id="Rectangle 15" o:spid="_x0000_s1038" style="position:absolute;left:0;text-align:left;margin-left:18pt;margin-top:19.6pt;width:162.55pt;height:84.55pt;z-index:251669504;visibility:visible;mso-wrap-style:square;mso-width-percent:0;mso-height-percent:0;mso-wrap-distance-left:9pt;mso-wrap-distance-top:0;mso-wrap-distance-right:9pt;mso-wrap-distance-bottom:0;mso-position-horizontal:absolute;mso-position-horizontal-relative:text;mso-position-vertical:absolute;mso-position-vertical-relative:text;mso-width-percent:0;mso-height-percent:0;mso-width-relative:margin;mso-height-relative:margin;v-text-anchor:middle" o:gfxdata="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" fillcolor="black [3200]" strokecolor="black [480]" strokeweight="1pt">
+              <v:rect w14:anchorId="6610E11E" id="Rectangle 15" o:spid="_x0000_s1040" style="position:absolute;left:0;text-align:left;margin-left:18pt;margin-top:19.6pt;width:162.55pt;height:84.55pt;z-index:251669504;visibility:visible;mso-wrap-style:square;mso-width-percent:0;mso-height-percent:0;mso-wrap-distance-left:9pt;mso-wrap-distance-top:0;mso-wrap-distance-right:9pt;mso-wrap-distance-bottom:0;mso-position-horizontal:absolute;mso-position-horizontal-relative:text;mso-position-vertical:absolute;mso-position-vertical-relative:text;mso-width-percent:0;mso-height-percent:0;mso-width-relative:margin;mso-height-relative:margin;v-text-anchor:middle" o:gfxdata="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" fillcolor="black [3200]" strokecolor="black [480]" strokeweight="1pt">
                 <v:textbox>
                   <w:txbxContent>
                     <w:p>
@@ -23230,19 +27978,7 @@
                                 <w:sz w:val="28"/>
                                 <w:szCs w:val="28"/>
                               </w:rPr>
-                              <w:t xml:space="preserve">     </w:t>
-                            </w:r>
-                            <w:r>
-                              <w:rPr>
-                                <w:rFonts w:asciiTheme="majorBidi" w:hAnsiTheme="majorBidi" w:cstheme="majorBidi"/>
-                                <w:b/>
-                                <w:bCs/>
-                                <w:i/>
-                                <w:iCs/>
-                                <w:sz w:val="28"/>
-                                <w:szCs w:val="28"/>
-                              </w:rPr>
-                              <w:t>requests:</w:t>
+                              <w:t xml:space="preserve">     requests:</w:t>
                             </w:r>
                           </w:p>
                           <w:p>
@@ -23348,7 +28084,7 @@
           </mc:Choice>
           <mc:Fallback>
             <w:pict>
-              <v:rect w14:anchorId="74A9D9DA" id="Rectangle 18" o:spid="_x0000_s1039" style="position:absolute;left:0;text-align:left;margin-left:18pt;margin-top:22.3pt;width:169.65pt;height:80.75pt;z-index:251676672;visibility:visible;mso-wrap-style:square;mso-height-percent:0;mso-wrap-distance-left:9pt;mso-wrap-distance-top:0;mso-wrap-distance-right:9pt;mso-wrap-distance-bottom:0;mso-position-horizontal:absolute;mso-position-horizontal-relative:text;mso-position-vertical:absolute;mso-position-vertical-relative:text;mso-height-percent:0;mso-height-relative:margin;v-text-anchor:middle" o:gfxdata="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" fillcolor="black [3200]" strokecolor="black [480]" strokeweight="1pt">
+              <v:rect w14:anchorId="74A9D9DA" id="Rectangle 18" o:spid="_x0000_s1041" style="position:absolute;left:0;text-align:left;margin-left:18pt;margin-top:22.3pt;width:169.65pt;height:80.75pt;z-index:251676672;visibility:visible;mso-wrap-style:square;mso-height-percent:0;mso-wrap-distance-left:9pt;mso-wrap-distance-top:0;mso-wrap-distance-right:9pt;mso-wrap-distance-bottom:0;mso-position-horizontal:absolute;mso-position-horizontal-relative:text;mso-position-vertical:absolute;mso-position-vertical-relative:text;mso-height-percent:0;mso-height-relative:margin;v-text-anchor:middle" o:gfxdata="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" fillcolor="black [3200]" strokecolor="black [480]" strokeweight="1pt">
                 <v:textbox>
                   <w:txbxContent>
                     <w:p>
@@ -23400,19 +28136,7 @@
                           <w:sz w:val="28"/>
                           <w:szCs w:val="28"/>
                         </w:rPr>
-                        <w:t xml:space="preserve">     </w:t>
-                      </w:r>
-                      <w:r>
-                        <w:rPr>
-                          <w:rFonts w:asciiTheme="majorBidi" w:hAnsiTheme="majorBidi" w:cstheme="majorBidi"/>
-                          <w:b/>
-                          <w:bCs/>
-                          <w:i/>
-                          <w:iCs/>
-                          <w:sz w:val="28"/>
-                          <w:szCs w:val="28"/>
-                        </w:rPr>
-                        <w:t>requests:</w:t>
+                        <w:t xml:space="preserve">     requests:</w:t>
                       </w:r>
                     </w:p>
                     <w:p>
@@ -24866,7 +29590,7 @@
           </mc:Choice>
           <mc:Fallback>
             <w:pict>
-              <v:rect w14:anchorId="4897CED0" id="Rectangle 19" o:spid="_x0000_s1040" style="position:absolute;left:0;text-align:left;margin-left:0;margin-top:24.65pt;width:219.8pt;height:134.75pt;z-index:251677696;visibility:visible;mso-wrap-style:square;mso-width-percent:0;mso-height-percent:0;mso-wrap-distance-left:9pt;mso-wrap-distance-top:0;mso-wrap-distance-right:9pt;mso-wrap-distance-bottom:0;mso-position-horizontal:left;mso-position-horizontal-relative:margin;mso-position-vertical:absolute;mso-position-vertical-relative:text;mso-width-percent:0;mso-height-percent:0;mso-width-relative:margin;mso-height-relative:margin;v-text-anchor:middle" o:gfxdata="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" fillcolor="black [3200]" strokecolor="black [480]" strokeweight="1pt">
+              <v:rect w14:anchorId="4897CED0" id="Rectangle 19" o:spid="_x0000_s1042" style="position:absolute;left:0;text-align:left;margin-left:0;margin-top:24.65pt;width:219.8pt;height:134.75pt;z-index:251677696;visibility:visible;mso-wrap-style:square;mso-width-percent:0;mso-height-percent:0;mso-wrap-distance-left:9pt;mso-wrap-distance-top:0;mso-wrap-distance-right:9pt;mso-wrap-distance-bottom:0;mso-position-horizontal:left;mso-position-horizontal-relative:margin;mso-position-vertical:absolute;mso-position-vertical-relative:text;mso-width-percent:0;mso-height-percent:0;mso-width-relative:margin;mso-height-relative:margin;v-text-anchor:middle" o:gfxdata="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" fillcolor="black [3200]" strokecolor="black [480]" strokeweight="1pt">
                 <v:textbox>
                   <w:txbxContent>
                     <w:p>
@@ -25738,7 +30462,7 @@
                                 <w:sz w:val="28"/>
                                 <w:szCs w:val="28"/>
                               </w:rPr>
-                              <w:t xml:space="preserve">               </w:t>
+                              <w:t xml:space="preserve">                    </w:t>
                             </w:r>
                             <w:r>
                               <w:rPr>
@@ -25750,9 +30474,12 @@
                                 <w:sz w:val="28"/>
                                 <w:szCs w:val="28"/>
                               </w:rPr>
-                              <w:t xml:space="preserve">     </w:t>
-                            </w:r>
-                            <w:r>
+                              <w:t>requests:</w:t>
+                            </w:r>
+                          </w:p>
+                          <w:p>
+                            <w:pPr>
+                              <w:spacing w:after="0"/>
                               <w:rPr>
                                 <w:rFonts w:asciiTheme="majorBidi" w:hAnsiTheme="majorBidi" w:cstheme="majorBidi"/>
                                 <w:b/>
@@ -25762,12 +30489,8 @@
                                 <w:sz w:val="28"/>
                                 <w:szCs w:val="28"/>
                               </w:rPr>
-                              <w:t>requests:</w:t>
-                            </w:r>
-                          </w:p>
-                          <w:p>
-                            <w:pPr>
-                              <w:spacing w:after="0"/>
+                            </w:pPr>
+                            <w:r>
                               <w:rPr>
                                 <w:rFonts w:asciiTheme="majorBidi" w:hAnsiTheme="majorBidi" w:cstheme="majorBidi"/>
                                 <w:b/>
@@ -25777,30 +30500,7 @@
                                 <w:sz w:val="28"/>
                                 <w:szCs w:val="28"/>
                               </w:rPr>
-                            </w:pPr>
-                            <w:r>
-                              <w:rPr>
-                                <w:rFonts w:asciiTheme="majorBidi" w:hAnsiTheme="majorBidi" w:cstheme="majorBidi"/>
-                                <w:b/>
-                                <w:bCs/>
-                                <w:i/>
-                                <w:iCs/>
-                                <w:sz w:val="28"/>
-                                <w:szCs w:val="28"/>
-                              </w:rPr>
-                              <w:t xml:space="preserve">                    </w:t>
-                            </w:r>
-                            <w:r>
-                              <w:rPr>
-                                <w:rFonts w:asciiTheme="majorBidi" w:hAnsiTheme="majorBidi" w:cstheme="majorBidi"/>
-                                <w:b/>
-                                <w:bCs/>
-                                <w:i/>
-                                <w:iCs/>
-                                <w:sz w:val="28"/>
-                                <w:szCs w:val="28"/>
-                              </w:rPr>
-                              <w:t xml:space="preserve">     </w:t>
+                              <w:t xml:space="preserve">                         </w:t>
                             </w:r>
                             <w:proofErr w:type="spellStart"/>
                             <w:r>
@@ -26029,7 +30729,7 @@
           </mc:Choice>
           <mc:Fallback>
             <w:pict>
-              <v:rect w14:anchorId="6AA14DDD" id="Rectangle 20" o:spid="_x0000_s1041" style="position:absolute;left:0;text-align:left;margin-left:0;margin-top:-.1pt;width:262.9pt;height:321.8pt;z-index:251678720;visibility:visible;mso-wrap-style:square;mso-width-percent:0;mso-height-percent:0;mso-wrap-distance-left:9pt;mso-wrap-distance-top:0;mso-wrap-distance-right:9pt;mso-wrap-distance-bottom:0;mso-position-horizontal:left;mso-position-horizontal-relative:margin;mso-position-vertical:absolute;mso-position-vertical-relative:text;mso-width-percent:0;mso-height-percent:0;mso-width-relative:margin;mso-height-relative:margin;v-text-anchor:middle" o:gfxdata="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" fillcolor="black [3200]" strokecolor="black [480]" strokeweight="1pt">
+              <v:rect w14:anchorId="6AA14DDD" id="Rectangle 20" o:spid="_x0000_s1043" style="position:absolute;left:0;text-align:left;margin-left:0;margin-top:-.1pt;width:262.9pt;height:321.8pt;z-index:251678720;visibility:visible;mso-wrap-style:square;mso-width-percent:0;mso-height-percent:0;mso-wrap-distance-left:9pt;mso-wrap-distance-top:0;mso-wrap-distance-right:9pt;mso-wrap-distance-bottom:0;mso-position-horizontal:left;mso-position-horizontal-relative:margin;mso-position-vertical:absolute;mso-position-vertical-relative:text;mso-width-percent:0;mso-height-percent:0;mso-width-relative:margin;mso-height-relative:margin;v-text-anchor:middle" o:gfxdata="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" fillcolor="black [3200]" strokecolor="black [480]" strokeweight="1pt">
                 <v:textbox>
                   <w:txbxContent>
                     <w:p>
@@ -26487,7 +31187,7 @@
                           <w:sz w:val="28"/>
                           <w:szCs w:val="28"/>
                         </w:rPr>
-                        <w:t xml:space="preserve">               </w:t>
+                        <w:t xml:space="preserve">                    </w:t>
                       </w:r>
                       <w:r>
                         <w:rPr>
@@ -26499,9 +31199,12 @@
                           <w:sz w:val="28"/>
                           <w:szCs w:val="28"/>
                         </w:rPr>
-                        <w:t xml:space="preserve">     </w:t>
-                      </w:r>
-                      <w:r>
+                        <w:t>requests:</w:t>
+                      </w:r>
+                    </w:p>
+                    <w:p>
+                      <w:pPr>
+                        <w:spacing w:after="0"/>
                         <w:rPr>
                           <w:rFonts w:asciiTheme="majorBidi" w:hAnsiTheme="majorBidi" w:cstheme="majorBidi"/>
                           <w:b/>
@@ -26511,12 +31214,8 @@
                           <w:sz w:val="28"/>
                           <w:szCs w:val="28"/>
                         </w:rPr>
-                        <w:t>requests:</w:t>
-                      </w:r>
-                    </w:p>
-                    <w:p>
-                      <w:pPr>
-                        <w:spacing w:after="0"/>
+                      </w:pPr>
+                      <w:r>
                         <w:rPr>
                           <w:rFonts w:asciiTheme="majorBidi" w:hAnsiTheme="majorBidi" w:cstheme="majorBidi"/>
                           <w:b/>
@@ -26526,30 +31225,7 @@
                           <w:sz w:val="28"/>
                           <w:szCs w:val="28"/>
                         </w:rPr>
-                      </w:pPr>
-                      <w:r>
-                        <w:rPr>
-                          <w:rFonts w:asciiTheme="majorBidi" w:hAnsiTheme="majorBidi" w:cstheme="majorBidi"/>
-                          <w:b/>
-                          <w:bCs/>
-                          <w:i/>
-                          <w:iCs/>
-                          <w:sz w:val="28"/>
-                          <w:szCs w:val="28"/>
-                        </w:rPr>
-                        <w:t xml:space="preserve">                    </w:t>
-                      </w:r>
-                      <w:r>
-                        <w:rPr>
-                          <w:rFonts w:asciiTheme="majorBidi" w:hAnsiTheme="majorBidi" w:cstheme="majorBidi"/>
-                          <w:b/>
-                          <w:bCs/>
-                          <w:i/>
-                          <w:iCs/>
-                          <w:sz w:val="28"/>
-                          <w:szCs w:val="28"/>
-                        </w:rPr>
-                        <w:t xml:space="preserve">     </w:t>
+                        <w:t xml:space="preserve">                         </w:t>
                       </w:r>
                       <w:proofErr w:type="spellStart"/>
                       <w:r>
@@ -29363,7 +34039,7 @@
           </mc:Choice>
           <mc:Fallback>
             <w:pict>
-              <v:rect w14:anchorId="52503CAD" id="_x0000_s1042" style="position:absolute;left:0;text-align:left;margin-left:16.9pt;margin-top:21.85pt;width:202.9pt;height:118.35pt;z-index:251672576;visibility:visible;mso-wrap-style:square;mso-width-percent:0;mso-height-percent:0;mso-wrap-distance-left:9pt;mso-wrap-distance-top:0;mso-wrap-distance-right:9pt;mso-wrap-distance-bottom:0;mso-position-horizontal:absolute;mso-position-horizontal-relative:text;mso-position-vertical:absolute;mso-position-vertical-relative:text;mso-width-percent:0;mso-height-percent:0;mso-width-relative:margin;mso-height-relative:margin;v-text-anchor:middle" o:gfxdata="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" fillcolor="black [3200]" strokecolor="black [480]" strokeweight="1pt">
+              <v:rect w14:anchorId="52503CAD" id="_x0000_s1044" style="position:absolute;left:0;text-align:left;margin-left:16.9pt;margin-top:21.85pt;width:202.9pt;height:118.35pt;z-index:251672576;visibility:visible;mso-wrap-style:square;mso-width-percent:0;mso-height-percent:0;mso-wrap-distance-left:9pt;mso-wrap-distance-top:0;mso-wrap-distance-right:9pt;mso-wrap-distance-bottom:0;mso-position-horizontal:absolute;mso-position-horizontal-relative:text;mso-position-vertical:absolute;mso-position-vertical-relative:text;mso-width-percent:0;mso-height-percent:0;mso-width-relative:margin;mso-height-relative:margin;v-text-anchor:middle" o:gfxdata="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" fillcolor="black [3200]" strokecolor="black [480]" strokeweight="1pt">
                 <v:textbox>
                   <w:txbxContent>
                     <w:p>
@@ -30215,7 +34891,7 @@
           </mc:Choice>
           <mc:Fallback>
             <w:pict>
-              <v:rect w14:anchorId="0430BD16" id="_x0000_s1043" style="position:absolute;left:0;text-align:left;margin-left:18pt;margin-top:5pt;width:224.75pt;height:105.25pt;z-index:251673600;visibility:visible;mso-wrap-style:square;mso-height-percent:0;mso-wrap-distance-left:9pt;mso-wrap-distance-top:0;mso-wrap-distance-right:9pt;mso-wrap-distance-bottom:0;mso-position-horizontal:absolute;mso-position-horizontal-relative:text;mso-position-vertical:absolute;mso-position-vertical-relative:text;mso-height-percent:0;mso-height-relative:margin;v-text-anchor:middle" o:gfxdata="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" fillcolor="black [3200]" strokecolor="black [480]" strokeweight="1pt">
+              <v:rect w14:anchorId="0430BD16" id="_x0000_s1045" style="position:absolute;left:0;text-align:left;margin-left:18pt;margin-top:5pt;width:224.75pt;height:105.25pt;z-index:251673600;visibility:visible;mso-wrap-style:square;mso-height-percent:0;mso-wrap-distance-left:9pt;mso-wrap-distance-top:0;mso-wrap-distance-right:9pt;mso-wrap-distance-bottom:0;mso-position-horizontal:absolute;mso-position-horizontal-relative:text;mso-position-vertical:absolute;mso-position-vertical-relative:text;mso-height-percent:0;mso-height-relative:margin;v-text-anchor:middle" o:gfxdata="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" fillcolor="black [3200]" strokecolor="black [480]" strokeweight="1pt">
                 <v:textbox>
                   <w:txbxContent>
                     <w:p>
@@ -30999,7 +35675,7 @@
           </mc:Choice>
           <mc:Fallback>
             <w:pict>
-              <v:rect w14:anchorId="204C0CBA" id="_x0000_s1044" style="position:absolute;left:0;text-align:left;margin-left:17.45pt;margin-top:23.1pt;width:162.55pt;height:119.45pt;z-index:251674624;visibility:visible;mso-wrap-style:square;mso-width-percent:0;mso-height-percent:0;mso-wrap-distance-left:9pt;mso-wrap-distance-top:0;mso-wrap-distance-right:9pt;mso-wrap-distance-bottom:0;mso-position-horizontal:absolute;mso-position-horizontal-relative:text;mso-position-vertical:absolute;mso-position-vertical-relative:text;mso-width-percent:0;mso-height-percent:0;mso-width-relative:margin;mso-height-relative:margin;v-text-anchor:middle" o:gfxdata="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" fillcolor="black [3200]" strokecolor="black [480]" strokeweight="1pt">
+              <v:rect w14:anchorId="204C0CBA" id="_x0000_s1046" style="position:absolute;left:0;text-align:left;margin-left:17.45pt;margin-top:23.1pt;width:162.55pt;height:119.45pt;z-index:251674624;visibility:visible;mso-wrap-style:square;mso-width-percent:0;mso-height-percent:0;mso-wrap-distance-left:9pt;mso-wrap-distance-top:0;mso-wrap-distance-right:9pt;mso-wrap-distance-bottom:0;mso-position-horizontal:absolute;mso-position-horizontal-relative:text;mso-position-vertical:absolute;mso-position-vertical-relative:text;mso-width-percent:0;mso-height-percent:0;mso-width-relative:margin;mso-height-relative:margin;v-text-anchor:middle" o:gfxdata="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" fillcolor="black [3200]" strokecolor="black [480]" strokeweight="1pt">
                 <v:textbox>
                   <w:txbxContent>
                     <w:p>
@@ -32086,7 +36762,7 @@
           </mc:Choice>
           <mc:Fallback>
             <w:pict>
-              <v:rect w14:anchorId="115FEEF4" id="Rectangle 17" o:spid="_x0000_s1045" style="position:absolute;left:0;text-align:left;margin-left:1.1pt;margin-top:21.4pt;width:146.2pt;height:99.25pt;z-index:251675648;visibility:visible;mso-wrap-style:square;mso-width-percent:0;mso-height-percent:0;mso-wrap-distance-left:9pt;mso-wrap-distance-top:0;mso-wrap-distance-right:9pt;mso-wrap-distance-bottom:0;mso-position-horizontal:absolute;mso-position-horizontal-relative:text;mso-position-vertical:absolute;mso-position-vertical-relative:text;mso-width-percent:0;mso-height-percent:0;mso-width-relative:margin;mso-height-relative:margin;v-text-anchor:middle" o:gfxdata="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" fillcolor="black [3200]" strokecolor="black [480]" strokeweight="1pt">
+              <v:rect w14:anchorId="115FEEF4" id="Rectangle 17" o:spid="_x0000_s1047" style="position:absolute;left:0;text-align:left;margin-left:1.1pt;margin-top:21.4pt;width:146.2pt;height:99.25pt;z-index:251675648;visibility:visible;mso-wrap-style:square;mso-width-percent:0;mso-height-percent:0;mso-wrap-distance-left:9pt;mso-wrap-distance-top:0;mso-wrap-distance-right:9pt;mso-wrap-distance-bottom:0;mso-position-horizontal:absolute;mso-position-horizontal-relative:text;mso-position-vertical:absolute;mso-position-vertical-relative:text;mso-width-percent:0;mso-height-percent:0;mso-width-relative:margin;mso-height-relative:margin;v-text-anchor:middle" o:gfxdata="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" fillcolor="black [3200]" strokecolor="black [480]" strokeweight="1pt">
                 <v:textbox>
                   <w:txbxContent>
                     <w:p>
@@ -34082,6 +38758,119 @@
     </w:lvl>
   </w:abstractNum>
   <w:abstractNum w:abstractNumId="9" w15:restartNumberingAfterBreak="0">
+    <w:nsid w:val="11AE7960"/>
+    <w:multiLevelType w:val="hybridMultilevel"/>
+    <w:tmpl w:val="60C4B0C0"/>
+    <w:lvl w:ilvl="0" w:tplc="04090001">
+      <w:start w:val="1"/>
+      <w:numFmt w:val="bullet"/>
+      <w:lvlText w:val=""/>
+      <w:lvlJc w:val="left"/>
+      <w:pPr>
+        <w:ind w:left="720" w:hanging="360"/>
+      </w:pPr>
+      <w:rPr>
+        <w:rFonts w:ascii="Symbol" w:hAnsi="Symbol" w:hint="default"/>
+      </w:rPr>
+    </w:lvl>
+    <w:lvl w:ilvl="1" w:tplc="04090003" w:tentative="1">
+      <w:start w:val="1"/>
+      <w:numFmt w:val="bullet"/>
+      <w:lvlText w:val="o"/>
+      <w:lvlJc w:val="left"/>
+      <w:pPr>
+        <w:ind w:left="1440" w:hanging="360"/>
+      </w:pPr>
+      <w:rPr>
+        <w:rFonts w:ascii="Courier New" w:hAnsi="Courier New" w:cs="Courier New" w:hint="default"/>
+      </w:rPr>
+    </w:lvl>
+    <w:lvl w:ilvl="2" w:tplc="04090005" w:tentative="1">
+      <w:start w:val="1"/>
+      <w:numFmt w:val="bullet"/>
+      <w:lvlText w:val=""/>
+      <w:lvlJc w:val="left"/>
+      <w:pPr>
+        <w:ind w:left="2160" w:hanging="360"/>
+      </w:pPr>
+      <w:rPr>
+        <w:rFonts w:ascii="Wingdings" w:hAnsi="Wingdings" w:hint="default"/>
+      </w:rPr>
+    </w:lvl>
+    <w:lvl w:ilvl="3" w:tplc="04090001" w:tentative="1">
+      <w:start w:val="1"/>
+      <w:numFmt w:val="bullet"/>
+      <w:lvlText w:val=""/>
+      <w:lvlJc w:val="left"/>
+      <w:pPr>
+        <w:ind w:left="2880" w:hanging="360"/>
+      </w:pPr>
+      <w:rPr>
+        <w:rFonts w:ascii="Symbol" w:hAnsi="Symbol" w:hint="default"/>
+      </w:rPr>
+    </w:lvl>
+    <w:lvl w:ilvl="4" w:tplc="04090003" w:tentative="1">
+      <w:start w:val="1"/>
+      <w:numFmt w:val="bullet"/>
+      <w:lvlText w:val="o"/>
+      <w:lvlJc w:val="left"/>
+      <w:pPr>
+        <w:ind w:left="3600" w:hanging="360"/>
+      </w:pPr>
+      <w:rPr>
+        <w:rFonts w:ascii="Courier New" w:hAnsi="Courier New" w:cs="Courier New" w:hint="default"/>
+      </w:rPr>
+    </w:lvl>
+    <w:lvl w:ilvl="5" w:tplc="04090005" w:tentative="1">
+      <w:start w:val="1"/>
+      <w:numFmt w:val="bullet"/>
+      <w:lvlText w:val=""/>
+      <w:lvlJc w:val="left"/>
+      <w:pPr>
+        <w:ind w:left="4320" w:hanging="360"/>
+      </w:pPr>
+      <w:rPr>
+        <w:rFonts w:ascii="Wingdings" w:hAnsi="Wingdings" w:hint="default"/>
+      </w:rPr>
+    </w:lvl>
+    <w:lvl w:ilvl="6" w:tplc="04090001" w:tentative="1">
+      <w:start w:val="1"/>
+      <w:numFmt w:val="bullet"/>
+      <w:lvlText w:val=""/>
+      <w:lvlJc w:val="left"/>
+      <w:pPr>
+        <w:ind w:left="5040" w:hanging="360"/>
+      </w:pPr>
+      <w:rPr>
+        <w:rFonts w:ascii="Symbol" w:hAnsi="Symbol" w:hint="default"/>
+      </w:rPr>
+    </w:lvl>
+    <w:lvl w:ilvl="7" w:tplc="04090003" w:tentative="1">
+      <w:start w:val="1"/>
+      <w:numFmt w:val="bullet"/>
+      <w:lvlText w:val="o"/>
+      <w:lvlJc w:val="left"/>
+      <w:pPr>
+        <w:ind w:left="5760" w:hanging="360"/>
+      </w:pPr>
+      <w:rPr>
+        <w:rFonts w:ascii="Courier New" w:hAnsi="Courier New" w:cs="Courier New" w:hint="default"/>
+      </w:rPr>
+    </w:lvl>
+    <w:lvl w:ilvl="8" w:tplc="04090005" w:tentative="1">
+      <w:start w:val="1"/>
+      <w:numFmt w:val="bullet"/>
+      <w:lvlText w:val=""/>
+      <w:lvlJc w:val="left"/>
+      <w:pPr>
+        <w:ind w:left="6480" w:hanging="360"/>
+      </w:pPr>
+      <w:rPr>
+        <w:rFonts w:ascii="Wingdings" w:hAnsi="Wingdings" w:hint="default"/>
+      </w:rPr>
+    </w:lvl>
+  </w:abstractNum>
+  <w:abstractNum w:abstractNumId="10" w15:restartNumberingAfterBreak="0">
     <w:nsid w:val="11E40472"/>
     <w:multiLevelType w:val="hybridMultilevel"/>
     <w:tmpl w:val="916413BC"/>
@@ -34194,7 +38983,7 @@
       </w:rPr>
     </w:lvl>
   </w:abstractNum>
-  <w:abstractNum w:abstractNumId="10" w15:restartNumberingAfterBreak="0">
+  <w:abstractNum w:abstractNumId="11" w15:restartNumberingAfterBreak="0">
     <w:nsid w:val="121321D0"/>
     <w:multiLevelType w:val="hybridMultilevel"/>
     <w:tmpl w:val="B7FCB814"/>
@@ -34307,7 +39096,7 @@
       </w:rPr>
     </w:lvl>
   </w:abstractNum>
-  <w:abstractNum w:abstractNumId="11" w15:restartNumberingAfterBreak="0">
+  <w:abstractNum w:abstractNumId="12" w15:restartNumberingAfterBreak="0">
     <w:nsid w:val="12726027"/>
     <w:multiLevelType w:val="hybridMultilevel"/>
     <w:tmpl w:val="625AA5B4"/>
@@ -34420,7 +39209,7 @@
       </w:rPr>
     </w:lvl>
   </w:abstractNum>
-  <w:abstractNum w:abstractNumId="12" w15:restartNumberingAfterBreak="0">
+  <w:abstractNum w:abstractNumId="13" w15:restartNumberingAfterBreak="0">
     <w:nsid w:val="13961902"/>
     <w:multiLevelType w:val="hybridMultilevel"/>
     <w:tmpl w:val="DDB861A4"/>
@@ -34533,7 +39322,7 @@
       </w:rPr>
     </w:lvl>
   </w:abstractNum>
-  <w:abstractNum w:abstractNumId="13" w15:restartNumberingAfterBreak="0">
+  <w:abstractNum w:abstractNumId="14" w15:restartNumberingAfterBreak="0">
     <w:nsid w:val="16171997"/>
     <w:multiLevelType w:val="hybridMultilevel"/>
     <w:tmpl w:val="DBF60952"/>
@@ -34646,7 +39435,7 @@
       </w:rPr>
     </w:lvl>
   </w:abstractNum>
-  <w:abstractNum w:abstractNumId="14" w15:restartNumberingAfterBreak="0">
+  <w:abstractNum w:abstractNumId="15" w15:restartNumberingAfterBreak="0">
     <w:nsid w:val="171B0C79"/>
     <w:multiLevelType w:val="hybridMultilevel"/>
     <w:tmpl w:val="72628A0C"/>
@@ -34759,7 +39548,93 @@
       </w:rPr>
     </w:lvl>
   </w:abstractNum>
-  <w:abstractNum w:abstractNumId="15" w15:restartNumberingAfterBreak="0">
+  <w:abstractNum w:abstractNumId="16" w15:restartNumberingAfterBreak="0">
+    <w:nsid w:val="17217C21"/>
+    <w:multiLevelType w:val="hybridMultilevel"/>
+    <w:tmpl w:val="B4EE87B6"/>
+    <w:lvl w:ilvl="0" w:tplc="0409000F">
+      <w:start w:val="1"/>
+      <w:numFmt w:val="decimal"/>
+      <w:lvlText w:val="%1."/>
+      <w:lvlJc w:val="left"/>
+      <w:pPr>
+        <w:ind w:left="720" w:hanging="360"/>
+      </w:pPr>
+    </w:lvl>
+    <w:lvl w:ilvl="1" w:tplc="04090019" w:tentative="1">
+      <w:start w:val="1"/>
+      <w:numFmt w:val="lowerLetter"/>
+      <w:lvlText w:val="%2."/>
+      <w:lvlJc w:val="left"/>
+      <w:pPr>
+        <w:ind w:left="1440" w:hanging="360"/>
+      </w:pPr>
+    </w:lvl>
+    <w:lvl w:ilvl="2" w:tplc="0409001B" w:tentative="1">
+      <w:start w:val="1"/>
+      <w:numFmt w:val="lowerRoman"/>
+      <w:lvlText w:val="%3."/>
+      <w:lvlJc w:val="right"/>
+      <w:pPr>
+        <w:ind w:left="2160" w:hanging="180"/>
+      </w:pPr>
+    </w:lvl>
+    <w:lvl w:ilvl="3" w:tplc="0409000F" w:tentative="1">
+      <w:start w:val="1"/>
+      <w:numFmt w:val="decimal"/>
+      <w:lvlText w:val="%4."/>
+      <w:lvlJc w:val="left"/>
+      <w:pPr>
+        <w:ind w:left="2880" w:hanging="360"/>
+      </w:pPr>
+    </w:lvl>
+    <w:lvl w:ilvl="4" w:tplc="04090019" w:tentative="1">
+      <w:start w:val="1"/>
+      <w:numFmt w:val="lowerLetter"/>
+      <w:lvlText w:val="%5."/>
+      <w:lvlJc w:val="left"/>
+      <w:pPr>
+        <w:ind w:left="3600" w:hanging="360"/>
+      </w:pPr>
+    </w:lvl>
+    <w:lvl w:ilvl="5" w:tplc="0409001B" w:tentative="1">
+      <w:start w:val="1"/>
+      <w:numFmt w:val="lowerRoman"/>
+      <w:lvlText w:val="%6."/>
+      <w:lvlJc w:val="right"/>
+      <w:pPr>
+        <w:ind w:left="4320" w:hanging="180"/>
+      </w:pPr>
+    </w:lvl>
+    <w:lvl w:ilvl="6" w:tplc="0409000F" w:tentative="1">
+      <w:start w:val="1"/>
+      <w:numFmt w:val="decimal"/>
+      <w:lvlText w:val="%7."/>
+      <w:lvlJc w:val="left"/>
+      <w:pPr>
+        <w:ind w:left="5040" w:hanging="360"/>
+      </w:pPr>
+    </w:lvl>
+    <w:lvl w:ilvl="7" w:tplc="04090019" w:tentative="1">
+      <w:start w:val="1"/>
+      <w:numFmt w:val="lowerLetter"/>
+      <w:lvlText w:val="%8."/>
+      <w:lvlJc w:val="left"/>
+      <w:pPr>
+        <w:ind w:left="5760" w:hanging="360"/>
+      </w:pPr>
+    </w:lvl>
+    <w:lvl w:ilvl="8" w:tplc="0409001B" w:tentative="1">
+      <w:start w:val="1"/>
+      <w:numFmt w:val="lowerRoman"/>
+      <w:lvlText w:val="%9."/>
+      <w:lvlJc w:val="right"/>
+      <w:pPr>
+        <w:ind w:left="6480" w:hanging="180"/>
+      </w:pPr>
+    </w:lvl>
+  </w:abstractNum>
+  <w:abstractNum w:abstractNumId="17" w15:restartNumberingAfterBreak="0">
     <w:nsid w:val="1B2B667F"/>
     <w:multiLevelType w:val="hybridMultilevel"/>
     <w:tmpl w:val="564C1C9E"/>
@@ -34872,7 +39747,7 @@
       </w:rPr>
     </w:lvl>
   </w:abstractNum>
-  <w:abstractNum w:abstractNumId="16" w15:restartNumberingAfterBreak="0">
+  <w:abstractNum w:abstractNumId="18" w15:restartNumberingAfterBreak="0">
     <w:nsid w:val="1CD00C06"/>
     <w:multiLevelType w:val="hybridMultilevel"/>
     <w:tmpl w:val="1272E412"/>
@@ -34985,7 +39860,7 @@
       </w:rPr>
     </w:lvl>
   </w:abstractNum>
-  <w:abstractNum w:abstractNumId="17" w15:restartNumberingAfterBreak="0">
+  <w:abstractNum w:abstractNumId="19" w15:restartNumberingAfterBreak="0">
     <w:nsid w:val="1E126237"/>
     <w:multiLevelType w:val="hybridMultilevel"/>
     <w:tmpl w:val="23583404"/>
@@ -35098,7 +39973,7 @@
       </w:rPr>
     </w:lvl>
   </w:abstractNum>
-  <w:abstractNum w:abstractNumId="18" w15:restartNumberingAfterBreak="0">
+  <w:abstractNum w:abstractNumId="20" w15:restartNumberingAfterBreak="0">
     <w:nsid w:val="1EB95B2C"/>
     <w:multiLevelType w:val="hybridMultilevel"/>
     <w:tmpl w:val="F5B2490C"/>
@@ -35211,7 +40086,7 @@
       </w:rPr>
     </w:lvl>
   </w:abstractNum>
-  <w:abstractNum w:abstractNumId="19" w15:restartNumberingAfterBreak="0">
+  <w:abstractNum w:abstractNumId="21" w15:restartNumberingAfterBreak="0">
     <w:nsid w:val="20F45BA7"/>
     <w:multiLevelType w:val="hybridMultilevel"/>
     <w:tmpl w:val="C15A1932"/>
@@ -35297,7 +40172,7 @@
       </w:pPr>
     </w:lvl>
   </w:abstractNum>
-  <w:abstractNum w:abstractNumId="20" w15:restartNumberingAfterBreak="0">
+  <w:abstractNum w:abstractNumId="22" w15:restartNumberingAfterBreak="0">
     <w:nsid w:val="21933502"/>
     <w:multiLevelType w:val="hybridMultilevel"/>
     <w:tmpl w:val="9A9E42FA"/>
@@ -35410,7 +40285,7 @@
       </w:rPr>
     </w:lvl>
   </w:abstractNum>
-  <w:abstractNum w:abstractNumId="21" w15:restartNumberingAfterBreak="0">
+  <w:abstractNum w:abstractNumId="23" w15:restartNumberingAfterBreak="0">
     <w:nsid w:val="22600409"/>
     <w:multiLevelType w:val="hybridMultilevel"/>
     <w:tmpl w:val="D97E413A"/>
@@ -35523,7 +40398,7 @@
       </w:rPr>
     </w:lvl>
   </w:abstractNum>
-  <w:abstractNum w:abstractNumId="22" w15:restartNumberingAfterBreak="0">
+  <w:abstractNum w:abstractNumId="24" w15:restartNumberingAfterBreak="0">
     <w:nsid w:val="22B527E2"/>
     <w:multiLevelType w:val="hybridMultilevel"/>
     <w:tmpl w:val="AA900188"/>
@@ -35636,7 +40511,7 @@
       </w:rPr>
     </w:lvl>
   </w:abstractNum>
-  <w:abstractNum w:abstractNumId="23" w15:restartNumberingAfterBreak="0">
+  <w:abstractNum w:abstractNumId="25" w15:restartNumberingAfterBreak="0">
     <w:nsid w:val="24517805"/>
     <w:multiLevelType w:val="hybridMultilevel"/>
     <w:tmpl w:val="F26A4F48"/>
@@ -35749,7 +40624,7 @@
       </w:rPr>
     </w:lvl>
   </w:abstractNum>
-  <w:abstractNum w:abstractNumId="24" w15:restartNumberingAfterBreak="0">
+  <w:abstractNum w:abstractNumId="26" w15:restartNumberingAfterBreak="0">
     <w:nsid w:val="24551CC8"/>
     <w:multiLevelType w:val="hybridMultilevel"/>
     <w:tmpl w:val="2DDEF534"/>
@@ -35862,7 +40737,7 @@
       </w:rPr>
     </w:lvl>
   </w:abstractNum>
-  <w:abstractNum w:abstractNumId="25" w15:restartNumberingAfterBreak="0">
+  <w:abstractNum w:abstractNumId="27" w15:restartNumberingAfterBreak="0">
     <w:nsid w:val="25630AFF"/>
     <w:multiLevelType w:val="hybridMultilevel"/>
     <w:tmpl w:val="265A9D1C"/>
@@ -35975,7 +40850,7 @@
       </w:rPr>
     </w:lvl>
   </w:abstractNum>
-  <w:abstractNum w:abstractNumId="26" w15:restartNumberingAfterBreak="0">
+  <w:abstractNum w:abstractNumId="28" w15:restartNumberingAfterBreak="0">
     <w:nsid w:val="27D6772B"/>
     <w:multiLevelType w:val="hybridMultilevel"/>
     <w:tmpl w:val="1D9EAD2A"/>
@@ -36088,7 +40963,7 @@
       </w:rPr>
     </w:lvl>
   </w:abstractNum>
-  <w:abstractNum w:abstractNumId="27" w15:restartNumberingAfterBreak="0">
+  <w:abstractNum w:abstractNumId="29" w15:restartNumberingAfterBreak="0">
     <w:nsid w:val="28D943B6"/>
     <w:multiLevelType w:val="hybridMultilevel"/>
     <w:tmpl w:val="AA7038DC"/>
@@ -36201,7 +41076,7 @@
       </w:rPr>
     </w:lvl>
   </w:abstractNum>
-  <w:abstractNum w:abstractNumId="28" w15:restartNumberingAfterBreak="0">
+  <w:abstractNum w:abstractNumId="30" w15:restartNumberingAfterBreak="0">
     <w:nsid w:val="294D205F"/>
     <w:multiLevelType w:val="hybridMultilevel"/>
     <w:tmpl w:val="F3A6B5E2"/>
@@ -36314,7 +41189,7 @@
       </w:rPr>
     </w:lvl>
   </w:abstractNum>
-  <w:abstractNum w:abstractNumId="29" w15:restartNumberingAfterBreak="0">
+  <w:abstractNum w:abstractNumId="31" w15:restartNumberingAfterBreak="0">
     <w:nsid w:val="2A732AE7"/>
     <w:multiLevelType w:val="hybridMultilevel"/>
     <w:tmpl w:val="10563344"/>
@@ -36427,7 +41302,120 @@
       </w:rPr>
     </w:lvl>
   </w:abstractNum>
-  <w:abstractNum w:abstractNumId="30" w15:restartNumberingAfterBreak="0">
+  <w:abstractNum w:abstractNumId="32" w15:restartNumberingAfterBreak="0">
+    <w:nsid w:val="2AA401D6"/>
+    <w:multiLevelType w:val="hybridMultilevel"/>
+    <w:tmpl w:val="2E164BD6"/>
+    <w:lvl w:ilvl="0" w:tplc="04090001">
+      <w:start w:val="1"/>
+      <w:numFmt w:val="bullet"/>
+      <w:lvlText w:val=""/>
+      <w:lvlJc w:val="left"/>
+      <w:pPr>
+        <w:ind w:left="720" w:hanging="360"/>
+      </w:pPr>
+      <w:rPr>
+        <w:rFonts w:ascii="Symbol" w:hAnsi="Symbol" w:hint="default"/>
+      </w:rPr>
+    </w:lvl>
+    <w:lvl w:ilvl="1" w:tplc="04090003" w:tentative="1">
+      <w:start w:val="1"/>
+      <w:numFmt w:val="bullet"/>
+      <w:lvlText w:val="o"/>
+      <w:lvlJc w:val="left"/>
+      <w:pPr>
+        <w:ind w:left="1440" w:hanging="360"/>
+      </w:pPr>
+      <w:rPr>
+        <w:rFonts w:ascii="Courier New" w:hAnsi="Courier New" w:cs="Courier New" w:hint="default"/>
+      </w:rPr>
+    </w:lvl>
+    <w:lvl w:ilvl="2" w:tplc="04090005" w:tentative="1">
+      <w:start w:val="1"/>
+      <w:numFmt w:val="bullet"/>
+      <w:lvlText w:val=""/>
+      <w:lvlJc w:val="left"/>
+      <w:pPr>
+        <w:ind w:left="2160" w:hanging="360"/>
+      </w:pPr>
+      <w:rPr>
+        <w:rFonts w:ascii="Wingdings" w:hAnsi="Wingdings" w:hint="default"/>
+      </w:rPr>
+    </w:lvl>
+    <w:lvl w:ilvl="3" w:tplc="04090001" w:tentative="1">
+      <w:start w:val="1"/>
+      <w:numFmt w:val="bullet"/>
+      <w:lvlText w:val=""/>
+      <w:lvlJc w:val="left"/>
+      <w:pPr>
+        <w:ind w:left="2880" w:hanging="360"/>
+      </w:pPr>
+      <w:rPr>
+        <w:rFonts w:ascii="Symbol" w:hAnsi="Symbol" w:hint="default"/>
+      </w:rPr>
+    </w:lvl>
+    <w:lvl w:ilvl="4" w:tplc="04090003" w:tentative="1">
+      <w:start w:val="1"/>
+      <w:numFmt w:val="bullet"/>
+      <w:lvlText w:val="o"/>
+      <w:lvlJc w:val="left"/>
+      <w:pPr>
+        <w:ind w:left="3600" w:hanging="360"/>
+      </w:pPr>
+      <w:rPr>
+        <w:rFonts w:ascii="Courier New" w:hAnsi="Courier New" w:cs="Courier New" w:hint="default"/>
+      </w:rPr>
+    </w:lvl>
+    <w:lvl w:ilvl="5" w:tplc="04090005" w:tentative="1">
+      <w:start w:val="1"/>
+      <w:numFmt w:val="bullet"/>
+      <w:lvlText w:val=""/>
+      <w:lvlJc w:val="left"/>
+      <w:pPr>
+        <w:ind w:left="4320" w:hanging="360"/>
+      </w:pPr>
+      <w:rPr>
+        <w:rFonts w:ascii="Wingdings" w:hAnsi="Wingdings" w:hint="default"/>
+      </w:rPr>
+    </w:lvl>
+    <w:lvl w:ilvl="6" w:tplc="04090001" w:tentative="1">
+      <w:start w:val="1"/>
+      <w:numFmt w:val="bullet"/>
+      <w:lvlText w:val=""/>
+      <w:lvlJc w:val="left"/>
+      <w:pPr>
+        <w:ind w:left="5040" w:hanging="360"/>
+      </w:pPr>
+      <w:rPr>
+        <w:rFonts w:ascii="Symbol" w:hAnsi="Symbol" w:hint="default"/>
+      </w:rPr>
+    </w:lvl>
+    <w:lvl w:ilvl="7" w:tplc="04090003" w:tentative="1">
+      <w:start w:val="1"/>
+      <w:numFmt w:val="bullet"/>
+      <w:lvlText w:val="o"/>
+      <w:lvlJc w:val="left"/>
+      <w:pPr>
+        <w:ind w:left="5760" w:hanging="360"/>
+      </w:pPr>
+      <w:rPr>
+        <w:rFonts w:ascii="Courier New" w:hAnsi="Courier New" w:cs="Courier New" w:hint="default"/>
+      </w:rPr>
+    </w:lvl>
+    <w:lvl w:ilvl="8" w:tplc="04090005" w:tentative="1">
+      <w:start w:val="1"/>
+      <w:numFmt w:val="bullet"/>
+      <w:lvlText w:val=""/>
+      <w:lvlJc w:val="left"/>
+      <w:pPr>
+        <w:ind w:left="6480" w:hanging="360"/>
+      </w:pPr>
+      <w:rPr>
+        <w:rFonts w:ascii="Wingdings" w:hAnsi="Wingdings" w:hint="default"/>
+      </w:rPr>
+    </w:lvl>
+  </w:abstractNum>
+  <w:abstractNum w:abstractNumId="33" w15:restartNumberingAfterBreak="0">
     <w:nsid w:val="2CAA3C26"/>
     <w:multiLevelType w:val="hybridMultilevel"/>
     <w:tmpl w:val="93FE0272"/>
@@ -36539,7 +41527,7 @@
       </w:rPr>
     </w:lvl>
   </w:abstractNum>
-  <w:abstractNum w:abstractNumId="31" w15:restartNumberingAfterBreak="0">
+  <w:abstractNum w:abstractNumId="34" w15:restartNumberingAfterBreak="0">
     <w:nsid w:val="2F8A7688"/>
     <w:multiLevelType w:val="hybridMultilevel"/>
     <w:tmpl w:val="3C2CE564"/>
@@ -36652,7 +41640,7 @@
       </w:rPr>
     </w:lvl>
   </w:abstractNum>
-  <w:abstractNum w:abstractNumId="32" w15:restartNumberingAfterBreak="0">
+  <w:abstractNum w:abstractNumId="35" w15:restartNumberingAfterBreak="0">
     <w:nsid w:val="30C93D32"/>
     <w:multiLevelType w:val="hybridMultilevel"/>
     <w:tmpl w:val="6E0C4D6A"/>
@@ -36765,7 +41753,7 @@
       </w:rPr>
     </w:lvl>
   </w:abstractNum>
-  <w:abstractNum w:abstractNumId="33" w15:restartNumberingAfterBreak="0">
+  <w:abstractNum w:abstractNumId="36" w15:restartNumberingAfterBreak="0">
     <w:nsid w:val="315243BC"/>
     <w:multiLevelType w:val="hybridMultilevel"/>
     <w:tmpl w:val="A0403748"/>
@@ -36878,7 +41866,7 @@
       </w:rPr>
     </w:lvl>
   </w:abstractNum>
-  <w:abstractNum w:abstractNumId="34" w15:restartNumberingAfterBreak="0">
+  <w:abstractNum w:abstractNumId="37" w15:restartNumberingAfterBreak="0">
     <w:nsid w:val="318F7796"/>
     <w:multiLevelType w:val="hybridMultilevel"/>
     <w:tmpl w:val="25381E70"/>
@@ -36991,7 +41979,7 @@
       </w:rPr>
     </w:lvl>
   </w:abstractNum>
-  <w:abstractNum w:abstractNumId="35" w15:restartNumberingAfterBreak="0">
+  <w:abstractNum w:abstractNumId="38" w15:restartNumberingAfterBreak="0">
     <w:nsid w:val="328844CA"/>
     <w:multiLevelType w:val="hybridMultilevel"/>
     <w:tmpl w:val="3F586B3E"/>
@@ -37077,7 +42065,7 @@
       </w:pPr>
     </w:lvl>
   </w:abstractNum>
-  <w:abstractNum w:abstractNumId="36" w15:restartNumberingAfterBreak="0">
+  <w:abstractNum w:abstractNumId="39" w15:restartNumberingAfterBreak="0">
     <w:nsid w:val="34067D76"/>
     <w:multiLevelType w:val="hybridMultilevel"/>
     <w:tmpl w:val="D334325A"/>
@@ -37189,7 +42177,7 @@
       </w:rPr>
     </w:lvl>
   </w:abstractNum>
-  <w:abstractNum w:abstractNumId="37" w15:restartNumberingAfterBreak="0">
+  <w:abstractNum w:abstractNumId="40" w15:restartNumberingAfterBreak="0">
     <w:nsid w:val="34A00F95"/>
     <w:multiLevelType w:val="hybridMultilevel"/>
     <w:tmpl w:val="14EE6704"/>
@@ -37302,7 +42290,7 @@
       </w:rPr>
     </w:lvl>
   </w:abstractNum>
-  <w:abstractNum w:abstractNumId="38" w15:restartNumberingAfterBreak="0">
+  <w:abstractNum w:abstractNumId="41" w15:restartNumberingAfterBreak="0">
     <w:nsid w:val="39133DFE"/>
     <w:multiLevelType w:val="hybridMultilevel"/>
     <w:tmpl w:val="14DEF5CC"/>
@@ -37415,7 +42403,7 @@
       </w:rPr>
     </w:lvl>
   </w:abstractNum>
-  <w:abstractNum w:abstractNumId="39" w15:restartNumberingAfterBreak="0">
+  <w:abstractNum w:abstractNumId="42" w15:restartNumberingAfterBreak="0">
     <w:nsid w:val="3AF80C4A"/>
     <w:multiLevelType w:val="hybridMultilevel"/>
     <w:tmpl w:val="048A5EC2"/>
@@ -37528,7 +42516,7 @@
       </w:rPr>
     </w:lvl>
   </w:abstractNum>
-  <w:abstractNum w:abstractNumId="40" w15:restartNumberingAfterBreak="0">
+  <w:abstractNum w:abstractNumId="43" w15:restartNumberingAfterBreak="0">
     <w:nsid w:val="3DAF31D9"/>
     <w:multiLevelType w:val="hybridMultilevel"/>
     <w:tmpl w:val="2976DA98"/>
@@ -37640,7 +42628,7 @@
       </w:rPr>
     </w:lvl>
   </w:abstractNum>
-  <w:abstractNum w:abstractNumId="41" w15:restartNumberingAfterBreak="0">
+  <w:abstractNum w:abstractNumId="44" w15:restartNumberingAfterBreak="0">
     <w:nsid w:val="3E3C4053"/>
     <w:multiLevelType w:val="hybridMultilevel"/>
     <w:tmpl w:val="CA9A0E88"/>
@@ -37753,7 +42741,7 @@
       </w:rPr>
     </w:lvl>
   </w:abstractNum>
-  <w:abstractNum w:abstractNumId="42" w15:restartNumberingAfterBreak="0">
+  <w:abstractNum w:abstractNumId="45" w15:restartNumberingAfterBreak="0">
     <w:nsid w:val="3F3E7FD4"/>
     <w:multiLevelType w:val="hybridMultilevel"/>
     <w:tmpl w:val="7E82E6A6"/>
@@ -37866,7 +42854,7 @@
       </w:rPr>
     </w:lvl>
   </w:abstractNum>
-  <w:abstractNum w:abstractNumId="43" w15:restartNumberingAfterBreak="0">
+  <w:abstractNum w:abstractNumId="46" w15:restartNumberingAfterBreak="0">
     <w:nsid w:val="43183CE1"/>
     <w:multiLevelType w:val="hybridMultilevel"/>
     <w:tmpl w:val="AE8A5DA6"/>
@@ -37979,7 +42967,7 @@
       </w:rPr>
     </w:lvl>
   </w:abstractNum>
-  <w:abstractNum w:abstractNumId="44" w15:restartNumberingAfterBreak="0">
+  <w:abstractNum w:abstractNumId="47" w15:restartNumberingAfterBreak="0">
     <w:nsid w:val="444972AD"/>
     <w:multiLevelType w:val="hybridMultilevel"/>
     <w:tmpl w:val="E3B65A18"/>
@@ -38065,7 +43053,7 @@
       </w:pPr>
     </w:lvl>
   </w:abstractNum>
-  <w:abstractNum w:abstractNumId="45" w15:restartNumberingAfterBreak="0">
+  <w:abstractNum w:abstractNumId="48" w15:restartNumberingAfterBreak="0">
     <w:nsid w:val="44E11C8A"/>
     <w:multiLevelType w:val="hybridMultilevel"/>
     <w:tmpl w:val="0C627216"/>
@@ -38178,7 +43166,7 @@
       </w:rPr>
     </w:lvl>
   </w:abstractNum>
-  <w:abstractNum w:abstractNumId="46" w15:restartNumberingAfterBreak="0">
+  <w:abstractNum w:abstractNumId="49" w15:restartNumberingAfterBreak="0">
     <w:nsid w:val="4AFC6BA5"/>
     <w:multiLevelType w:val="hybridMultilevel"/>
     <w:tmpl w:val="DD3843E4"/>
@@ -38291,7 +43279,7 @@
       </w:rPr>
     </w:lvl>
   </w:abstractNum>
-  <w:abstractNum w:abstractNumId="47" w15:restartNumberingAfterBreak="0">
+  <w:abstractNum w:abstractNumId="50" w15:restartNumberingAfterBreak="0">
     <w:nsid w:val="55AA1F03"/>
     <w:multiLevelType w:val="hybridMultilevel"/>
     <w:tmpl w:val="D250D236"/>
@@ -38404,7 +43392,7 @@
       </w:rPr>
     </w:lvl>
   </w:abstractNum>
-  <w:abstractNum w:abstractNumId="48" w15:restartNumberingAfterBreak="0">
+  <w:abstractNum w:abstractNumId="51" w15:restartNumberingAfterBreak="0">
     <w:nsid w:val="57F17E60"/>
     <w:multiLevelType w:val="hybridMultilevel"/>
     <w:tmpl w:val="E1B69E4C"/>
@@ -38517,7 +43505,7 @@
       </w:rPr>
     </w:lvl>
   </w:abstractNum>
-  <w:abstractNum w:abstractNumId="49" w15:restartNumberingAfterBreak="0">
+  <w:abstractNum w:abstractNumId="52" w15:restartNumberingAfterBreak="0">
     <w:nsid w:val="57FD3E6B"/>
     <w:multiLevelType w:val="hybridMultilevel"/>
     <w:tmpl w:val="AA784672"/>
@@ -38630,7 +43618,7 @@
       </w:rPr>
     </w:lvl>
   </w:abstractNum>
-  <w:abstractNum w:abstractNumId="50" w15:restartNumberingAfterBreak="0">
+  <w:abstractNum w:abstractNumId="53" w15:restartNumberingAfterBreak="0">
     <w:nsid w:val="57FF1262"/>
     <w:multiLevelType w:val="hybridMultilevel"/>
     <w:tmpl w:val="C80CFC44"/>
@@ -38743,7 +43731,7 @@
       </w:rPr>
     </w:lvl>
   </w:abstractNum>
-  <w:abstractNum w:abstractNumId="51" w15:restartNumberingAfterBreak="0">
+  <w:abstractNum w:abstractNumId="54" w15:restartNumberingAfterBreak="0">
     <w:nsid w:val="5B337FA7"/>
     <w:multiLevelType w:val="hybridMultilevel"/>
     <w:tmpl w:val="274C1378"/>
@@ -38856,7 +43844,7 @@
       </w:rPr>
     </w:lvl>
   </w:abstractNum>
-  <w:abstractNum w:abstractNumId="52" w15:restartNumberingAfterBreak="0">
+  <w:abstractNum w:abstractNumId="55" w15:restartNumberingAfterBreak="0">
     <w:nsid w:val="5BB57DE5"/>
     <w:multiLevelType w:val="hybridMultilevel"/>
     <w:tmpl w:val="7368C3AA"/>
@@ -38969,7 +43957,7 @@
       </w:rPr>
     </w:lvl>
   </w:abstractNum>
-  <w:abstractNum w:abstractNumId="53" w15:restartNumberingAfterBreak="0">
+  <w:abstractNum w:abstractNumId="56" w15:restartNumberingAfterBreak="0">
     <w:nsid w:val="5C323296"/>
     <w:multiLevelType w:val="hybridMultilevel"/>
     <w:tmpl w:val="D958A63A"/>
@@ -39055,7 +44043,7 @@
       </w:pPr>
     </w:lvl>
   </w:abstractNum>
-  <w:abstractNum w:abstractNumId="54" w15:restartNumberingAfterBreak="0">
+  <w:abstractNum w:abstractNumId="57" w15:restartNumberingAfterBreak="0">
     <w:nsid w:val="5E8305D0"/>
     <w:multiLevelType w:val="hybridMultilevel"/>
     <w:tmpl w:val="508459C0"/>
@@ -39168,7 +44156,7 @@
       </w:rPr>
     </w:lvl>
   </w:abstractNum>
-  <w:abstractNum w:abstractNumId="55" w15:restartNumberingAfterBreak="0">
+  <w:abstractNum w:abstractNumId="58" w15:restartNumberingAfterBreak="0">
     <w:nsid w:val="5F964D8A"/>
     <w:multiLevelType w:val="hybridMultilevel"/>
     <w:tmpl w:val="EBB62B2C"/>
@@ -39281,7 +44269,7 @@
       </w:rPr>
     </w:lvl>
   </w:abstractNum>
-  <w:abstractNum w:abstractNumId="56" w15:restartNumberingAfterBreak="0">
+  <w:abstractNum w:abstractNumId="59" w15:restartNumberingAfterBreak="0">
     <w:nsid w:val="608237FD"/>
     <w:multiLevelType w:val="hybridMultilevel"/>
     <w:tmpl w:val="1B40E5BA"/>
@@ -39367,7 +44355,7 @@
       </w:pPr>
     </w:lvl>
   </w:abstractNum>
-  <w:abstractNum w:abstractNumId="57" w15:restartNumberingAfterBreak="0">
+  <w:abstractNum w:abstractNumId="60" w15:restartNumberingAfterBreak="0">
     <w:nsid w:val="614E32F4"/>
     <w:multiLevelType w:val="hybridMultilevel"/>
     <w:tmpl w:val="97BE0072"/>
@@ -39480,7 +44468,7 @@
       </w:rPr>
     </w:lvl>
   </w:abstractNum>
-  <w:abstractNum w:abstractNumId="58" w15:restartNumberingAfterBreak="0">
+  <w:abstractNum w:abstractNumId="61" w15:restartNumberingAfterBreak="0">
     <w:nsid w:val="61787DBC"/>
     <w:multiLevelType w:val="hybridMultilevel"/>
     <w:tmpl w:val="EE9C8548"/>
@@ -39593,7 +44581,7 @@
       </w:rPr>
     </w:lvl>
   </w:abstractNum>
-  <w:abstractNum w:abstractNumId="59" w15:restartNumberingAfterBreak="0">
+  <w:abstractNum w:abstractNumId="62" w15:restartNumberingAfterBreak="0">
     <w:nsid w:val="670A289A"/>
     <w:multiLevelType w:val="hybridMultilevel"/>
     <w:tmpl w:val="8EAA8596"/>
@@ -39705,7 +44693,7 @@
       </w:rPr>
     </w:lvl>
   </w:abstractNum>
-  <w:abstractNum w:abstractNumId="60" w15:restartNumberingAfterBreak="0">
+  <w:abstractNum w:abstractNumId="63" w15:restartNumberingAfterBreak="0">
     <w:nsid w:val="673A6DD4"/>
     <w:multiLevelType w:val="hybridMultilevel"/>
     <w:tmpl w:val="AD60EDF6"/>
@@ -39817,7 +44805,7 @@
       </w:rPr>
     </w:lvl>
   </w:abstractNum>
-  <w:abstractNum w:abstractNumId="61" w15:restartNumberingAfterBreak="0">
+  <w:abstractNum w:abstractNumId="64" w15:restartNumberingAfterBreak="0">
     <w:nsid w:val="673E77F2"/>
     <w:multiLevelType w:val="hybridMultilevel"/>
     <w:tmpl w:val="AF90BF36"/>
@@ -39930,7 +44918,120 @@
       </w:rPr>
     </w:lvl>
   </w:abstractNum>
-  <w:abstractNum w:abstractNumId="62" w15:restartNumberingAfterBreak="0">
+  <w:abstractNum w:abstractNumId="65" w15:restartNumberingAfterBreak="0">
+    <w:nsid w:val="68EC7611"/>
+    <w:multiLevelType w:val="hybridMultilevel"/>
+    <w:tmpl w:val="57A23898"/>
+    <w:lvl w:ilvl="0" w:tplc="04090001">
+      <w:start w:val="1"/>
+      <w:numFmt w:val="bullet"/>
+      <w:lvlText w:val=""/>
+      <w:lvlJc w:val="left"/>
+      <w:pPr>
+        <w:ind w:left="720" w:hanging="360"/>
+      </w:pPr>
+      <w:rPr>
+        <w:rFonts w:ascii="Symbol" w:hAnsi="Symbol" w:hint="default"/>
+      </w:rPr>
+    </w:lvl>
+    <w:lvl w:ilvl="1" w:tplc="04090003" w:tentative="1">
+      <w:start w:val="1"/>
+      <w:numFmt w:val="bullet"/>
+      <w:lvlText w:val="o"/>
+      <w:lvlJc w:val="left"/>
+      <w:pPr>
+        <w:ind w:left="1440" w:hanging="360"/>
+      </w:pPr>
+      <w:rPr>
+        <w:rFonts w:ascii="Courier New" w:hAnsi="Courier New" w:cs="Courier New" w:hint="default"/>
+      </w:rPr>
+    </w:lvl>
+    <w:lvl w:ilvl="2" w:tplc="04090005" w:tentative="1">
+      <w:start w:val="1"/>
+      <w:numFmt w:val="bullet"/>
+      <w:lvlText w:val=""/>
+      <w:lvlJc w:val="left"/>
+      <w:pPr>
+        <w:ind w:left="2160" w:hanging="360"/>
+      </w:pPr>
+      <w:rPr>
+        <w:rFonts w:ascii="Wingdings" w:hAnsi="Wingdings" w:hint="default"/>
+      </w:rPr>
+    </w:lvl>
+    <w:lvl w:ilvl="3" w:tplc="04090001" w:tentative="1">
+      <w:start w:val="1"/>
+      <w:numFmt w:val="bullet"/>
+      <w:lvlText w:val=""/>
+      <w:lvlJc w:val="left"/>
+      <w:pPr>
+        <w:ind w:left="2880" w:hanging="360"/>
+      </w:pPr>
+      <w:rPr>
+        <w:rFonts w:ascii="Symbol" w:hAnsi="Symbol" w:hint="default"/>
+      </w:rPr>
+    </w:lvl>
+    <w:lvl w:ilvl="4" w:tplc="04090003" w:tentative="1">
+      <w:start w:val="1"/>
+      <w:numFmt w:val="bullet"/>
+      <w:lvlText w:val="o"/>
+      <w:lvlJc w:val="left"/>
+      <w:pPr>
+        <w:ind w:left="3600" w:hanging="360"/>
+      </w:pPr>
+      <w:rPr>
+        <w:rFonts w:ascii="Courier New" w:hAnsi="Courier New" w:cs="Courier New" w:hint="default"/>
+      </w:rPr>
+    </w:lvl>
+    <w:lvl w:ilvl="5" w:tplc="04090005" w:tentative="1">
+      <w:start w:val="1"/>
+      <w:numFmt w:val="bullet"/>
+      <w:lvlText w:val=""/>
+      <w:lvlJc w:val="left"/>
+      <w:pPr>
+        <w:ind w:left="4320" w:hanging="360"/>
+      </w:pPr>
+      <w:rPr>
+        <w:rFonts w:ascii="Wingdings" w:hAnsi="Wingdings" w:hint="default"/>
+      </w:rPr>
+    </w:lvl>
+    <w:lvl w:ilvl="6" w:tplc="04090001" w:tentative="1">
+      <w:start w:val="1"/>
+      <w:numFmt w:val="bullet"/>
+      <w:lvlText w:val=""/>
+      <w:lvlJc w:val="left"/>
+      <w:pPr>
+        <w:ind w:left="5040" w:hanging="360"/>
+      </w:pPr>
+      <w:rPr>
+        <w:rFonts w:ascii="Symbol" w:hAnsi="Symbol" w:hint="default"/>
+      </w:rPr>
+    </w:lvl>
+    <w:lvl w:ilvl="7" w:tplc="04090003" w:tentative="1">
+      <w:start w:val="1"/>
+      <w:numFmt w:val="bullet"/>
+      <w:lvlText w:val="o"/>
+      <w:lvlJc w:val="left"/>
+      <w:pPr>
+        <w:ind w:left="5760" w:hanging="360"/>
+      </w:pPr>
+      <w:rPr>
+        <w:rFonts w:ascii="Courier New" w:hAnsi="Courier New" w:cs="Courier New" w:hint="default"/>
+      </w:rPr>
+    </w:lvl>
+    <w:lvl w:ilvl="8" w:tplc="04090005" w:tentative="1">
+      <w:start w:val="1"/>
+      <w:numFmt w:val="bullet"/>
+      <w:lvlText w:val=""/>
+      <w:lvlJc w:val="left"/>
+      <w:pPr>
+        <w:ind w:left="6480" w:hanging="360"/>
+      </w:pPr>
+      <w:rPr>
+        <w:rFonts w:ascii="Wingdings" w:hAnsi="Wingdings" w:hint="default"/>
+      </w:rPr>
+    </w:lvl>
+  </w:abstractNum>
+  <w:abstractNum w:abstractNumId="66" w15:restartNumberingAfterBreak="0">
     <w:nsid w:val="6A7C5456"/>
     <w:multiLevelType w:val="hybridMultilevel"/>
     <w:tmpl w:val="CF1A9DBE"/>
@@ -40043,7 +45144,7 @@
       </w:rPr>
     </w:lvl>
   </w:abstractNum>
-  <w:abstractNum w:abstractNumId="63" w15:restartNumberingAfterBreak="0">
+  <w:abstractNum w:abstractNumId="67" w15:restartNumberingAfterBreak="0">
     <w:nsid w:val="6E6273CA"/>
     <w:multiLevelType w:val="hybridMultilevel"/>
     <w:tmpl w:val="8940D6DC"/>
@@ -40156,7 +45257,7 @@
       </w:rPr>
     </w:lvl>
   </w:abstractNum>
-  <w:abstractNum w:abstractNumId="64" w15:restartNumberingAfterBreak="0">
+  <w:abstractNum w:abstractNumId="68" w15:restartNumberingAfterBreak="0">
     <w:nsid w:val="6E811CCA"/>
     <w:multiLevelType w:val="hybridMultilevel"/>
     <w:tmpl w:val="7592D3C0"/>
@@ -40269,7 +45370,7 @@
       </w:rPr>
     </w:lvl>
   </w:abstractNum>
-  <w:abstractNum w:abstractNumId="65" w15:restartNumberingAfterBreak="0">
+  <w:abstractNum w:abstractNumId="69" w15:restartNumberingAfterBreak="0">
     <w:nsid w:val="6EB731AA"/>
     <w:multiLevelType w:val="hybridMultilevel"/>
     <w:tmpl w:val="2A7AE050"/>
@@ -40382,7 +45483,7 @@
       </w:rPr>
     </w:lvl>
   </w:abstractNum>
-  <w:abstractNum w:abstractNumId="66" w15:restartNumberingAfterBreak="0">
+  <w:abstractNum w:abstractNumId="70" w15:restartNumberingAfterBreak="0">
     <w:nsid w:val="6EEB05F0"/>
     <w:multiLevelType w:val="hybridMultilevel"/>
     <w:tmpl w:val="D6C25E98"/>
@@ -40495,7 +45596,7 @@
       </w:rPr>
     </w:lvl>
   </w:abstractNum>
-  <w:abstractNum w:abstractNumId="67" w15:restartNumberingAfterBreak="0">
+  <w:abstractNum w:abstractNumId="71" w15:restartNumberingAfterBreak="0">
     <w:nsid w:val="6FCB0D71"/>
     <w:multiLevelType w:val="hybridMultilevel"/>
     <w:tmpl w:val="BBD6B9B0"/>
@@ -40581,7 +45682,7 @@
       </w:pPr>
     </w:lvl>
   </w:abstractNum>
-  <w:abstractNum w:abstractNumId="68" w15:restartNumberingAfterBreak="0">
+  <w:abstractNum w:abstractNumId="72" w15:restartNumberingAfterBreak="0">
     <w:nsid w:val="70210479"/>
     <w:multiLevelType w:val="hybridMultilevel"/>
     <w:tmpl w:val="D22CA248"/>
@@ -40694,7 +45795,7 @@
       </w:rPr>
     </w:lvl>
   </w:abstractNum>
-  <w:abstractNum w:abstractNumId="69" w15:restartNumberingAfterBreak="0">
+  <w:abstractNum w:abstractNumId="73" w15:restartNumberingAfterBreak="0">
     <w:nsid w:val="73850CCB"/>
     <w:multiLevelType w:val="hybridMultilevel"/>
     <w:tmpl w:val="7780F692"/>
@@ -40807,7 +45908,120 @@
       </w:rPr>
     </w:lvl>
   </w:abstractNum>
-  <w:abstractNum w:abstractNumId="70" w15:restartNumberingAfterBreak="0">
+  <w:abstractNum w:abstractNumId="74" w15:restartNumberingAfterBreak="0">
+    <w:nsid w:val="738D3B2A"/>
+    <w:multiLevelType w:val="hybridMultilevel"/>
+    <w:tmpl w:val="15140A52"/>
+    <w:lvl w:ilvl="0" w:tplc="04090001">
+      <w:start w:val="1"/>
+      <w:numFmt w:val="bullet"/>
+      <w:lvlText w:val=""/>
+      <w:lvlJc w:val="left"/>
+      <w:pPr>
+        <w:ind w:left="720" w:hanging="360"/>
+      </w:pPr>
+      <w:rPr>
+        <w:rFonts w:ascii="Symbol" w:hAnsi="Symbol" w:hint="default"/>
+      </w:rPr>
+    </w:lvl>
+    <w:lvl w:ilvl="1" w:tplc="04090003" w:tentative="1">
+      <w:start w:val="1"/>
+      <w:numFmt w:val="bullet"/>
+      <w:lvlText w:val="o"/>
+      <w:lvlJc w:val="left"/>
+      <w:pPr>
+        <w:ind w:left="1440" w:hanging="360"/>
+      </w:pPr>
+      <w:rPr>
+        <w:rFonts w:ascii="Courier New" w:hAnsi="Courier New" w:cs="Courier New" w:hint="default"/>
+      </w:rPr>
+    </w:lvl>
+    <w:lvl w:ilvl="2" w:tplc="04090005" w:tentative="1">
+      <w:start w:val="1"/>
+      <w:numFmt w:val="bullet"/>
+      <w:lvlText w:val=""/>
+      <w:lvlJc w:val="left"/>
+      <w:pPr>
+        <w:ind w:left="2160" w:hanging="360"/>
+      </w:pPr>
+      <w:rPr>
+        <w:rFonts w:ascii="Wingdings" w:hAnsi="Wingdings" w:hint="default"/>
+      </w:rPr>
+    </w:lvl>
+    <w:lvl w:ilvl="3" w:tplc="04090001" w:tentative="1">
+      <w:start w:val="1"/>
+      <w:numFmt w:val="bullet"/>
+      <w:lvlText w:val=""/>
+      <w:lvlJc w:val="left"/>
+      <w:pPr>
+        <w:ind w:left="2880" w:hanging="360"/>
+      </w:pPr>
+      <w:rPr>
+        <w:rFonts w:ascii="Symbol" w:hAnsi="Symbol" w:hint="default"/>
+      </w:rPr>
+    </w:lvl>
+    <w:lvl w:ilvl="4" w:tplc="04090003" w:tentative="1">
+      <w:start w:val="1"/>
+      <w:numFmt w:val="bullet"/>
+      <w:lvlText w:val="o"/>
+      <w:lvlJc w:val="left"/>
+      <w:pPr>
+        <w:ind w:left="3600" w:hanging="360"/>
+      </w:pPr>
+      <w:rPr>
+        <w:rFonts w:ascii="Courier New" w:hAnsi="Courier New" w:cs="Courier New" w:hint="default"/>
+      </w:rPr>
+    </w:lvl>
+    <w:lvl w:ilvl="5" w:tplc="04090005" w:tentative="1">
+      <w:start w:val="1"/>
+      <w:numFmt w:val="bullet"/>
+      <w:lvlText w:val=""/>
+      <w:lvlJc w:val="left"/>
+      <w:pPr>
+        <w:ind w:left="4320" w:hanging="360"/>
+      </w:pPr>
+      <w:rPr>
+        <w:rFonts w:ascii="Wingdings" w:hAnsi="Wingdings" w:hint="default"/>
+      </w:rPr>
+    </w:lvl>
+    <w:lvl w:ilvl="6" w:tplc="04090001" w:tentative="1">
+      <w:start w:val="1"/>
+      <w:numFmt w:val="bullet"/>
+      <w:lvlText w:val=""/>
+      <w:lvlJc w:val="left"/>
+      <w:pPr>
+        <w:ind w:left="5040" w:hanging="360"/>
+      </w:pPr>
+      <w:rPr>
+        <w:rFonts w:ascii="Symbol" w:hAnsi="Symbol" w:hint="default"/>
+      </w:rPr>
+    </w:lvl>
+    <w:lvl w:ilvl="7" w:tplc="04090003" w:tentative="1">
+      <w:start w:val="1"/>
+      <w:numFmt w:val="bullet"/>
+      <w:lvlText w:val="o"/>
+      <w:lvlJc w:val="left"/>
+      <w:pPr>
+        <w:ind w:left="5760" w:hanging="360"/>
+      </w:pPr>
+      <w:rPr>
+        <w:rFonts w:ascii="Courier New" w:hAnsi="Courier New" w:cs="Courier New" w:hint="default"/>
+      </w:rPr>
+    </w:lvl>
+    <w:lvl w:ilvl="8" w:tplc="04090005" w:tentative="1">
+      <w:start w:val="1"/>
+      <w:numFmt w:val="bullet"/>
+      <w:lvlText w:val=""/>
+      <w:lvlJc w:val="left"/>
+      <w:pPr>
+        <w:ind w:left="6480" w:hanging="360"/>
+      </w:pPr>
+      <w:rPr>
+        <w:rFonts w:ascii="Wingdings" w:hAnsi="Wingdings" w:hint="default"/>
+      </w:rPr>
+    </w:lvl>
+  </w:abstractNum>
+  <w:abstractNum w:abstractNumId="75" w15:restartNumberingAfterBreak="0">
     <w:nsid w:val="77CA55A4"/>
     <w:multiLevelType w:val="hybridMultilevel"/>
     <w:tmpl w:val="787EF6C6"/>
@@ -40920,7 +46134,7 @@
       </w:rPr>
     </w:lvl>
   </w:abstractNum>
-  <w:abstractNum w:abstractNumId="71" w15:restartNumberingAfterBreak="0">
+  <w:abstractNum w:abstractNumId="76" w15:restartNumberingAfterBreak="0">
     <w:nsid w:val="795C139B"/>
     <w:multiLevelType w:val="hybridMultilevel"/>
     <w:tmpl w:val="BCE63856"/>
@@ -41006,7 +46220,7 @@
       </w:pPr>
     </w:lvl>
   </w:abstractNum>
-  <w:abstractNum w:abstractNumId="72" w15:restartNumberingAfterBreak="0">
+  <w:abstractNum w:abstractNumId="77" w15:restartNumberingAfterBreak="0">
     <w:nsid w:val="7E6C4EA5"/>
     <w:multiLevelType w:val="hybridMultilevel"/>
     <w:tmpl w:val="86C0D800"/>
@@ -41119,223 +46333,238 @@
     </w:lvl>
   </w:abstractNum>
   <w:num w:numId="1" w16cid:durableId="1635065147">
-    <w:abstractNumId w:val="40"/>
+    <w:abstractNumId w:val="43"/>
   </w:num>
   <w:num w:numId="2" w16cid:durableId="1414159583">
-    <w:abstractNumId w:val="30"/>
+    <w:abstractNumId w:val="33"/>
   </w:num>
   <w:num w:numId="3" w16cid:durableId="435637166">
     <w:abstractNumId w:val="3"/>
   </w:num>
   <w:num w:numId="4" w16cid:durableId="2016955889">
-    <w:abstractNumId w:val="59"/>
+    <w:abstractNumId w:val="62"/>
   </w:num>
   <w:num w:numId="5" w16cid:durableId="665278943">
     <w:abstractNumId w:val="7"/>
   </w:num>
   <w:num w:numId="6" w16cid:durableId="612634043">
-    <w:abstractNumId w:val="60"/>
+    <w:abstractNumId w:val="63"/>
   </w:num>
   <w:num w:numId="7" w16cid:durableId="1684555838">
-    <w:abstractNumId w:val="36"/>
+    <w:abstractNumId w:val="39"/>
   </w:num>
   <w:num w:numId="8" w16cid:durableId="2014261147">
-    <w:abstractNumId w:val="72"/>
+    <w:abstractNumId w:val="77"/>
   </w:num>
   <w:num w:numId="9" w16cid:durableId="1267956913">
-    <w:abstractNumId w:val="49"/>
+    <w:abstractNumId w:val="52"/>
   </w:num>
   <w:num w:numId="10" w16cid:durableId="127750394">
-    <w:abstractNumId w:val="50"/>
+    <w:abstractNumId w:val="53"/>
   </w:num>
   <w:num w:numId="11" w16cid:durableId="647247590">
-    <w:abstractNumId w:val="43"/>
+    <w:abstractNumId w:val="46"/>
   </w:num>
   <w:num w:numId="12" w16cid:durableId="1592855828">
-    <w:abstractNumId w:val="66"/>
+    <w:abstractNumId w:val="70"/>
   </w:num>
   <w:num w:numId="13" w16cid:durableId="814681073">
-    <w:abstractNumId w:val="35"/>
+    <w:abstractNumId w:val="38"/>
   </w:num>
   <w:num w:numId="14" w16cid:durableId="985356382">
-    <w:abstractNumId w:val="62"/>
+    <w:abstractNumId w:val="66"/>
   </w:num>
   <w:num w:numId="15" w16cid:durableId="1439985534">
     <w:abstractNumId w:val="5"/>
   </w:num>
   <w:num w:numId="16" w16cid:durableId="243144593">
-    <w:abstractNumId w:val="48"/>
+    <w:abstractNumId w:val="51"/>
   </w:num>
   <w:num w:numId="17" w16cid:durableId="302004669">
+    <w:abstractNumId w:val="50"/>
+  </w:num>
+  <w:num w:numId="18" w16cid:durableId="2102752133">
+    <w:abstractNumId w:val="18"/>
+  </w:num>
+  <w:num w:numId="19" w16cid:durableId="1547982813">
+    <w:abstractNumId w:val="76"/>
+  </w:num>
+  <w:num w:numId="20" w16cid:durableId="386296522">
+    <w:abstractNumId w:val="11"/>
+  </w:num>
+  <w:num w:numId="21" w16cid:durableId="708144125">
+    <w:abstractNumId w:val="10"/>
+  </w:num>
+  <w:num w:numId="22" w16cid:durableId="1191069953">
+    <w:abstractNumId w:val="75"/>
+  </w:num>
+  <w:num w:numId="23" w16cid:durableId="550699742">
+    <w:abstractNumId w:val="37"/>
+  </w:num>
+  <w:num w:numId="24" w16cid:durableId="544289915">
+    <w:abstractNumId w:val="23"/>
+  </w:num>
+  <w:num w:numId="25" w16cid:durableId="2105761222">
     <w:abstractNumId w:val="47"/>
   </w:num>
-  <w:num w:numId="18" w16cid:durableId="2102752133">
-    <w:abstractNumId w:val="16"/>
-  </w:num>
-  <w:num w:numId="19" w16cid:durableId="1547982813">
-    <w:abstractNumId w:val="71"/>
-  </w:num>
-  <w:num w:numId="20" w16cid:durableId="386296522">
-    <w:abstractNumId w:val="10"/>
-  </w:num>
-  <w:num w:numId="21" w16cid:durableId="708144125">
-    <w:abstractNumId w:val="9"/>
-  </w:num>
-  <w:num w:numId="22" w16cid:durableId="1191069953">
-    <w:abstractNumId w:val="70"/>
-  </w:num>
-  <w:num w:numId="23" w16cid:durableId="550699742">
-    <w:abstractNumId w:val="34"/>
-  </w:num>
-  <w:num w:numId="24" w16cid:durableId="544289915">
-    <w:abstractNumId w:val="21"/>
-  </w:num>
-  <w:num w:numId="25" w16cid:durableId="2105761222">
-    <w:abstractNumId w:val="44"/>
-  </w:num>
   <w:num w:numId="26" w16cid:durableId="993797807">
-    <w:abstractNumId w:val="39"/>
+    <w:abstractNumId w:val="42"/>
   </w:num>
   <w:num w:numId="27" w16cid:durableId="1801148759">
-    <w:abstractNumId w:val="51"/>
+    <w:abstractNumId w:val="54"/>
   </w:num>
   <w:num w:numId="28" w16cid:durableId="477461107">
-    <w:abstractNumId w:val="58"/>
+    <w:abstractNumId w:val="61"/>
   </w:num>
   <w:num w:numId="29" w16cid:durableId="1272131790">
     <w:abstractNumId w:val="0"/>
   </w:num>
   <w:num w:numId="30" w16cid:durableId="1712146447">
-    <w:abstractNumId w:val="38"/>
+    <w:abstractNumId w:val="41"/>
   </w:num>
   <w:num w:numId="31" w16cid:durableId="1922568847">
+    <w:abstractNumId w:val="26"/>
+  </w:num>
+  <w:num w:numId="32" w16cid:durableId="1839153401">
+    <w:abstractNumId w:val="60"/>
+  </w:num>
+  <w:num w:numId="33" w16cid:durableId="876041062">
+    <w:abstractNumId w:val="29"/>
+  </w:num>
+  <w:num w:numId="34" w16cid:durableId="1017079294">
     <w:abstractNumId w:val="24"/>
   </w:num>
-  <w:num w:numId="32" w16cid:durableId="1839153401">
-    <w:abstractNumId w:val="57"/>
+  <w:num w:numId="35" w16cid:durableId="1762991328">
+    <w:abstractNumId w:val="68"/>
   </w:num>
-  <w:num w:numId="33" w16cid:durableId="876041062">
+  <w:num w:numId="36" w16cid:durableId="1546256733">
+    <w:abstractNumId w:val="71"/>
+  </w:num>
+  <w:num w:numId="37" w16cid:durableId="2030402463">
+    <w:abstractNumId w:val="56"/>
+  </w:num>
+  <w:num w:numId="38" w16cid:durableId="778567840">
+    <w:abstractNumId w:val="19"/>
+  </w:num>
+  <w:num w:numId="39" w16cid:durableId="1656685311">
     <w:abstractNumId w:val="27"/>
   </w:num>
-  <w:num w:numId="34" w16cid:durableId="1017079294">
-    <w:abstractNumId w:val="22"/>
-  </w:num>
-  <w:num w:numId="35" w16cid:durableId="1762991328">
-    <w:abstractNumId w:val="64"/>
-  </w:num>
-  <w:num w:numId="36" w16cid:durableId="1546256733">
+  <w:num w:numId="40" w16cid:durableId="1993479625">
     <w:abstractNumId w:val="67"/>
   </w:num>
-  <w:num w:numId="37" w16cid:durableId="2030402463">
-    <w:abstractNumId w:val="53"/>
-  </w:num>
-  <w:num w:numId="38" w16cid:durableId="778567840">
-    <w:abstractNumId w:val="17"/>
-  </w:num>
-  <w:num w:numId="39" w16cid:durableId="1656685311">
+  <w:num w:numId="41" w16cid:durableId="670449054">
     <w:abstractNumId w:val="25"/>
-  </w:num>
-  <w:num w:numId="40" w16cid:durableId="1993479625">
-    <w:abstractNumId w:val="63"/>
-  </w:num>
-  <w:num w:numId="41" w16cid:durableId="670449054">
-    <w:abstractNumId w:val="23"/>
   </w:num>
   <w:num w:numId="42" w16cid:durableId="1328900094">
     <w:abstractNumId w:val="2"/>
   </w:num>
   <w:num w:numId="43" w16cid:durableId="251940448">
-    <w:abstractNumId w:val="28"/>
+    <w:abstractNumId w:val="30"/>
   </w:num>
   <w:num w:numId="44" w16cid:durableId="1246960775">
-    <w:abstractNumId w:val="19"/>
+    <w:abstractNumId w:val="21"/>
   </w:num>
   <w:num w:numId="45" w16cid:durableId="1496804893">
     <w:abstractNumId w:val="6"/>
   </w:num>
   <w:num w:numId="46" w16cid:durableId="534193920">
+    <w:abstractNumId w:val="73"/>
+  </w:num>
+  <w:num w:numId="47" w16cid:durableId="2100366988">
+    <w:abstractNumId w:val="12"/>
+  </w:num>
+  <w:num w:numId="48" w16cid:durableId="484318874">
+    <w:abstractNumId w:val="55"/>
+  </w:num>
+  <w:num w:numId="49" w16cid:durableId="835733622">
+    <w:abstractNumId w:val="14"/>
+  </w:num>
+  <w:num w:numId="50" w16cid:durableId="2110006948">
+    <w:abstractNumId w:val="15"/>
+  </w:num>
+  <w:num w:numId="51" w16cid:durableId="810948350">
+    <w:abstractNumId w:val="40"/>
+  </w:num>
+  <w:num w:numId="52" w16cid:durableId="357004877">
+    <w:abstractNumId w:val="59"/>
+  </w:num>
+  <w:num w:numId="53" w16cid:durableId="207568158">
     <w:abstractNumId w:val="69"/>
   </w:num>
-  <w:num w:numId="47" w16cid:durableId="2100366988">
-    <w:abstractNumId w:val="11"/>
-  </w:num>
-  <w:num w:numId="48" w16cid:durableId="484318874">
-    <w:abstractNumId w:val="52"/>
-  </w:num>
-  <w:num w:numId="49" w16cid:durableId="835733622">
-    <w:abstractNumId w:val="13"/>
-  </w:num>
-  <w:num w:numId="50" w16cid:durableId="2110006948">
-    <w:abstractNumId w:val="14"/>
-  </w:num>
-  <w:num w:numId="51" w16cid:durableId="810948350">
-    <w:abstractNumId w:val="37"/>
-  </w:num>
-  <w:num w:numId="52" w16cid:durableId="357004877">
-    <w:abstractNumId w:val="56"/>
-  </w:num>
-  <w:num w:numId="53" w16cid:durableId="207568158">
-    <w:abstractNumId w:val="65"/>
-  </w:num>
   <w:num w:numId="54" w16cid:durableId="1493334572">
-    <w:abstractNumId w:val="46"/>
+    <w:abstractNumId w:val="49"/>
   </w:num>
   <w:num w:numId="55" w16cid:durableId="1826316795">
-    <w:abstractNumId w:val="33"/>
+    <w:abstractNumId w:val="36"/>
   </w:num>
   <w:num w:numId="56" w16cid:durableId="1073236273">
-    <w:abstractNumId w:val="31"/>
+    <w:abstractNumId w:val="34"/>
   </w:num>
   <w:num w:numId="57" w16cid:durableId="1388184045">
-    <w:abstractNumId w:val="15"/>
+    <w:abstractNumId w:val="17"/>
   </w:num>
   <w:num w:numId="58" w16cid:durableId="644242368">
-    <w:abstractNumId w:val="54"/>
+    <w:abstractNumId w:val="57"/>
   </w:num>
   <w:num w:numId="59" w16cid:durableId="1469123771">
     <w:abstractNumId w:val="8"/>
   </w:num>
   <w:num w:numId="60" w16cid:durableId="1772166774">
-    <w:abstractNumId w:val="45"/>
+    <w:abstractNumId w:val="48"/>
   </w:num>
   <w:num w:numId="61" w16cid:durableId="845510853">
-    <w:abstractNumId w:val="61"/>
+    <w:abstractNumId w:val="64"/>
   </w:num>
   <w:num w:numId="62" w16cid:durableId="1423181119">
     <w:abstractNumId w:val="1"/>
   </w:num>
   <w:num w:numId="63" w16cid:durableId="1718355531">
-    <w:abstractNumId w:val="12"/>
+    <w:abstractNumId w:val="13"/>
   </w:num>
   <w:num w:numId="64" w16cid:durableId="632061589">
-    <w:abstractNumId w:val="55"/>
+    <w:abstractNumId w:val="58"/>
   </w:num>
   <w:num w:numId="65" w16cid:durableId="773742385">
-    <w:abstractNumId w:val="20"/>
+    <w:abstractNumId w:val="22"/>
   </w:num>
   <w:num w:numId="66" w16cid:durableId="1893081187">
-    <w:abstractNumId w:val="29"/>
+    <w:abstractNumId w:val="31"/>
   </w:num>
   <w:num w:numId="67" w16cid:durableId="1770659286">
-    <w:abstractNumId w:val="42"/>
+    <w:abstractNumId w:val="45"/>
   </w:num>
   <w:num w:numId="68" w16cid:durableId="568885239">
     <w:abstractNumId w:val="4"/>
   </w:num>
   <w:num w:numId="69" w16cid:durableId="2105029966">
-    <w:abstractNumId w:val="41"/>
+    <w:abstractNumId w:val="44"/>
   </w:num>
   <w:num w:numId="70" w16cid:durableId="584144648">
-    <w:abstractNumId w:val="26"/>
+    <w:abstractNumId w:val="28"/>
   </w:num>
   <w:num w:numId="71" w16cid:durableId="880752959">
-    <w:abstractNumId w:val="68"/>
+    <w:abstractNumId w:val="72"/>
   </w:num>
   <w:num w:numId="72" w16cid:durableId="462357764">
-    <w:abstractNumId w:val="18"/>
+    <w:abstractNumId w:val="20"/>
   </w:num>
   <w:num w:numId="73" w16cid:durableId="1717119763">
+    <w:abstractNumId w:val="35"/>
+  </w:num>
+  <w:num w:numId="74" w16cid:durableId="1551914520">
+    <w:abstractNumId w:val="9"/>
+  </w:num>
+  <w:num w:numId="75" w16cid:durableId="797144372">
+    <w:abstractNumId w:val="16"/>
+  </w:num>
+  <w:num w:numId="76" w16cid:durableId="501775922">
     <w:abstractNumId w:val="32"/>
+  </w:num>
+  <w:num w:numId="77" w16cid:durableId="1933080846">
+    <w:abstractNumId w:val="74"/>
+  </w:num>
+  <w:num w:numId="78" w16cid:durableId="2134444328">
+    <w:abstractNumId w:val="65"/>
   </w:num>
   <w:numIdMacAtCleanup w:val="58"/>
 </w:numbering>
@@ -42710,4 +47939,16 @@
     </a:ext>
   </a:extLst>
 </a:theme>
+</file>
+
+<file path=customXml/item1.xml><?xml version="1.0" encoding="utf-8"?>
+<b:Sources xmlns:b="http://schemas.openxmlformats.org/officeDocument/2006/bibliography" xmlns="http://schemas.openxmlformats.org/officeDocument/2006/bibliography" SelectedStyle="\APASixthEditionOfficeOnline.xsl" StyleName="APA" Version="6"/>
+</file>
+
+<file path=customXml/itemProps1.xml><?xml version="1.0" encoding="utf-8"?>
+<ds:datastoreItem xmlns:ds="http://schemas.openxmlformats.org/officeDocument/2006/customXml" ds:itemID="{6492F1CA-0C14-411C-A78B-BD045B8AF307}">
+  <ds:schemaRefs>
+    <ds:schemaRef ds:uri="http://schemas.openxmlformats.org/officeDocument/2006/bibliography"/>
+  </ds:schemaRefs>
+</ds:datastoreItem>
 </file>
--- a/Kubernetes/6-deployment.docx
+++ b/Kubernetes/6-deployment.docx
@@ -1,6 +1,6 @@
 
 <file path=word/document.xml><?xml version="1.0" encoding="utf-8"?>
-<w:document xmlns:wpc="http://schemas.microsoft.com/office/word/2010/wordprocessingCanvas" xmlns:cx="http://schemas.microsoft.com/office/drawing/2014/chartex" xmlns:cx1="http://schemas.microsoft.com/office/drawing/2015/9/8/chartex" xmlns:cx2="http://schemas.microsoft.com/office/drawing/2015/10/21/chartex" xmlns:cx3="http://schemas.microsoft.com/office/drawing/2016/5/9/chartex" xmlns:cx4="http://schemas.microsoft.com/office/drawing/2016/5/10/chartex" xmlns:cx5="http://schemas.microsoft.com/office/drawing/2016/5/11/chartex" xmlns:cx6="http://schemas.microsoft.com/office/drawing/2016/5/12/chartex" xmlns:cx7="http://schemas.microsoft.com/office/drawing/2016/5/13/chartex" xmlns:cx8="http://schemas.microsoft.com/office/drawing/2016/5/14/chartex" xmlns:mc="http://schemas.openxmlformats.org/markup-compatibility/2006" xmlns:aink="http://schemas.microsoft.com/office/drawing/2016/ink" xmlns:am3d="http://schemas.microsoft.com/office/drawing/2017/model3d" xmlns:o="urn:schemas-microsoft-com:office:office" xmlns:oel="http://schemas.microsoft.com/office/2019/extlst" xmlns:r="http://schemas.openxmlformats.org/officeDocument/2006/relationships" xmlns:m="http://schemas.openxmlformats.org/officeDocument/2006/math" xmlns:v="urn:schemas-microsoft-com:vml" xmlns:wp14="http://schemas.microsoft.com/office/word/2010/wordprocessingDrawing" xmlns:wp="http://schemas.openxmlformats.org/drawingml/2006/wordprocessingDrawing" xmlns:w10="urn:schemas-microsoft-com:office:word" xmlns:w="http://schemas.openxmlformats.org/wordprocessingml/2006/main" xmlns:w14="http://schemas.microsoft.com/office/word/2010/wordml" xmlns:w15="http://schemas.microsoft.com/office/word/2012/wordml" xmlns:w16cex="http://schemas.microsoft.com/office/word/2018/wordml/cex" xmlns:w16cid="http://schemas.microsoft.com/office/word/2016/wordml/cid" xmlns:w16="http://schemas.microsoft.com/office/word/2018/wordml" xmlns:w16du="http://schemas.microsoft.com/office/word/2023/wordml/word16du" xmlns:w16sdtdh="http://schemas.microsoft.com/office/word/2020/wordml/sdtdatahash" xmlns:w16sdtfl="http://schemas.microsoft.com/office/word/2024/wordml/sdtformatlock" xmlns:w16se="http://schemas.microsoft.com/office/word/2015/wordml/symex" xmlns:wpg="http://schemas.microsoft.com/office/word/2010/wordprocessingGroup" xmlns:wpi="http://schemas.microsoft.com/office/word/2010/wordprocessingInk" xmlns:wne="http://schemas.microsoft.com/office/word/2006/wordml" xmlns:wps="http://schemas.microsoft.com/office/word/2010/wordprocessingShape" mc:Ignorable="w14 w15 w16se w16cid w16 w16cex w16sdtdh w16sdtfl w16du wp14">
+<w:document xmlns:wpc="http://schemas.microsoft.com/office/word/2010/wordprocessingCanvas" xmlns:cx="http://schemas.microsoft.com/office/drawing/2014/chartex" xmlns:cx1="http://schemas.microsoft.com/office/drawing/2015/9/8/chartex" xmlns:cx2="http://schemas.microsoft.com/office/drawing/2015/10/21/chartex" xmlns:cx3="http://schemas.microsoft.com/office/drawing/2016/5/9/chartex" xmlns:cx4="http://schemas.microsoft.com/office/drawing/2016/5/10/chartex" xmlns:cx5="http://schemas.microsoft.com/office/drawing/2016/5/11/chartex" xmlns:cx6="http://schemas.microsoft.com/office/drawing/2016/5/12/chartex" xmlns:cx7="http://schemas.microsoft.com/office/drawing/2016/5/13/chartex" xmlns:cx8="http://schemas.microsoft.com/office/drawing/2016/5/14/chartex" xmlns:mc="http://schemas.openxmlformats.org/markup-compatibility/2006" xmlns:aink="http://schemas.microsoft.com/office/drawing/2016/ink" xmlns:am3d="http://schemas.microsoft.com/office/drawing/2017/model3d" xmlns:o="urn:schemas-microsoft-com:office:office" xmlns:oel="http://schemas.microsoft.com/office/2019/extlst" xmlns:r="http://schemas.openxmlformats.org/officeDocument/2006/relationships" xmlns:m="http://schemas.openxmlformats.org/officeDocument/2006/math" xmlns:v="urn:schemas-microsoft-com:vml" xmlns:wp14="http://schemas.microsoft.com/office/word/2010/wordprocessingDrawing" xmlns:wp="http://schemas.openxmlformats.org/drawingml/2006/wordprocessingDrawing" xmlns:w10="urn:schemas-microsoft-com:office:word" xmlns:w="http://schemas.openxmlformats.org/wordprocessingml/2006/main" xmlns:w14="http://schemas.microsoft.com/office/word/2010/wordml" xmlns:w15="http://schemas.microsoft.com/office/word/2012/wordml" xmlns:w16cex="http://schemas.microsoft.com/office/word/2018/wordml/cex" xmlns:w16cid="http://schemas.microsoft.com/office/word/2016/wordml/cid" xmlns:w16="http://schemas.microsoft.com/office/word/2018/wordml" xmlns:w16sdtdh="http://schemas.microsoft.com/office/word/2020/wordml/sdtdatahash" xmlns:w16se="http://schemas.microsoft.com/office/word/2015/wordml/symex" xmlns:wpg="http://schemas.microsoft.com/office/word/2010/wordprocessingGroup" xmlns:wpi="http://schemas.microsoft.com/office/word/2010/wordprocessingInk" xmlns:wne="http://schemas.microsoft.com/office/word/2006/wordml" xmlns:wps="http://schemas.microsoft.com/office/word/2010/wordprocessingShape" mc:Ignorable="w14 w15 w16se w16cid w16 w16cex w16sdtdh wp14">
   <w:body>
     <w:p>
       <w:pPr>
@@ -12259,7 +12259,7 @@
                               <w:pStyle w:val="ListParagraph"/>
                               <w:numPr>
                                 <w:ilvl w:val="0"/>
-                                <w:numId w:val="74"/>
+                                <w:numId w:val="73"/>
                               </w:numPr>
                               <w:spacing w:after="60"/>
                               <w:ind w:left="360"/>
@@ -12277,6 +12277,147 @@
                                 <w:szCs w:val="28"/>
                               </w:rPr>
                               <w:t>Blue → the current production environment (actively serving users)</w:t>
+                            </w:r>
+                          </w:p>
+                          <w:p>
+                            <w:pPr>
+                              <w:pStyle w:val="ListParagraph"/>
+                              <w:numPr>
+                                <w:ilvl w:val="0"/>
+                                <w:numId w:val="73"/>
+                              </w:numPr>
+                              <w:spacing w:after="60"/>
+                              <w:ind w:left="360"/>
+                              <w:jc w:val="both"/>
+                              <w:rPr>
+                                <w:rFonts w:asciiTheme="majorBidi" w:hAnsiTheme="majorBidi" w:cstheme="majorBidi"/>
+                                <w:sz w:val="28"/>
+                                <w:szCs w:val="28"/>
+                              </w:rPr>
+                            </w:pPr>
+                            <w:r>
+                              <w:rPr>
+                                <w:rFonts w:asciiTheme="majorBidi" w:hAnsiTheme="majorBidi" w:cstheme="majorBidi"/>
+                                <w:sz w:val="28"/>
+                                <w:szCs w:val="28"/>
+                              </w:rPr>
+                              <w:t>Green → the new version of the application (prepared but not yet live)</w:t>
+                            </w:r>
+                          </w:p>
+                          <w:p>
+                            <w:pPr>
+                              <w:spacing w:after="120"/>
+                              <w:jc w:val="both"/>
+                              <w:rPr>
+                                <w:rFonts w:asciiTheme="majorBidi" w:hAnsiTheme="majorBidi" w:cstheme="majorBidi"/>
+                                <w:sz w:val="28"/>
+                                <w:szCs w:val="28"/>
+                              </w:rPr>
+                            </w:pPr>
+                            <w:r>
+                              <w:rPr>
+                                <w:rFonts w:asciiTheme="majorBidi" w:hAnsiTheme="majorBidi" w:cstheme="majorBidi"/>
+                                <w:sz w:val="28"/>
+                                <w:szCs w:val="28"/>
+                              </w:rPr>
+                              <w:t>Traffic is routed to only one environment at a time.</w:t>
+                            </w:r>
+                            <w:r>
+                              <w:rPr>
+                                <w:rFonts w:asciiTheme="majorBidi" w:hAnsiTheme="majorBidi" w:cstheme="majorBidi"/>
+                                <w:sz w:val="28"/>
+                                <w:szCs w:val="28"/>
+                              </w:rPr>
+                              <w:t xml:space="preserve"> </w:t>
+                            </w:r>
+                            <w:r>
+                              <w:rPr>
+                                <w:rFonts w:asciiTheme="majorBidi" w:hAnsiTheme="majorBidi" w:cstheme="majorBidi"/>
+                                <w:sz w:val="28"/>
+                                <w:szCs w:val="28"/>
+                              </w:rPr>
+                              <w:t>When the new version (Green) is ready and tested, traffic is switched atomically from Blue to Green</w:t>
+                            </w:r>
+                            <w:r>
+                              <w:rPr>
+                                <w:rFonts w:asciiTheme="majorBidi" w:hAnsiTheme="majorBidi" w:cstheme="majorBidi"/>
+                                <w:sz w:val="28"/>
+                                <w:szCs w:val="28"/>
+                              </w:rPr>
+                              <w:t>.</w:t>
+                            </w:r>
+                            <w:r>
+                              <w:rPr>
+                                <w:rFonts w:asciiTheme="majorBidi" w:hAnsiTheme="majorBidi" w:cstheme="majorBidi"/>
+                                <w:sz w:val="28"/>
+                                <w:szCs w:val="28"/>
+                              </w:rPr>
+                              <w:t xml:space="preserve"> instantly putting the new version in production.</w:t>
+                            </w:r>
+                            <w:r>
+                              <w:rPr>
+                                <w:rFonts w:asciiTheme="majorBidi" w:hAnsiTheme="majorBidi" w:cstheme="majorBidi"/>
+                                <w:sz w:val="28"/>
+                                <w:szCs w:val="28"/>
+                              </w:rPr>
+                              <w:t xml:space="preserve"> </w:t>
+                            </w:r>
+                            <w:r>
+                              <w:rPr>
+                                <w:rFonts w:asciiTheme="majorBidi" w:hAnsiTheme="majorBidi" w:cstheme="majorBidi"/>
+                                <w:sz w:val="28"/>
+                                <w:szCs w:val="28"/>
+                              </w:rPr>
+                              <w:t xml:space="preserve">If something goes wrong, you can switch traffic back to Blue just as quickly </w:t>
+                            </w:r>
+                            <w:r>
+                              <w:rPr>
+                                <w:rFonts w:asciiTheme="majorBidi" w:hAnsiTheme="majorBidi" w:cstheme="majorBidi"/>
+                                <w:sz w:val="28"/>
+                                <w:szCs w:val="28"/>
+                              </w:rPr>
+                              <w:t>-</w:t>
+                            </w:r>
+                            <w:r>
+                              <w:rPr>
+                                <w:rFonts w:asciiTheme="majorBidi" w:hAnsiTheme="majorBidi" w:cstheme="majorBidi"/>
+                                <w:sz w:val="28"/>
+                                <w:szCs w:val="28"/>
+                              </w:rPr>
+                              <w:t xml:space="preserve"> giving you a safe, instantaneous rollback.</w:t>
+                            </w:r>
+                          </w:p>
+                          <w:p>
+                            <w:pPr>
+                              <w:spacing w:after="60"/>
+                              <w:jc w:val="both"/>
+                              <w:rPr>
+                                <w:rFonts w:asciiTheme="majorBidi" w:hAnsiTheme="majorBidi" w:cstheme="majorBidi"/>
+                                <w:b/>
+                                <w:bCs/>
+                                <w:sz w:val="28"/>
+                                <w:szCs w:val="28"/>
+                              </w:rPr>
+                            </w:pPr>
+                            <w:r>
+                              <w:rPr>
+                                <w:rFonts w:asciiTheme="majorBidi" w:hAnsiTheme="majorBidi" w:cstheme="majorBidi"/>
+                                <w:b/>
+                                <w:bCs/>
+                                <w:sz w:val="28"/>
+                                <w:szCs w:val="28"/>
+                              </w:rPr>
+                              <w:t>Step‑by‑Step Process</w:t>
+                            </w:r>
+                            <w:r>
+                              <w:rPr>
+                                <w:rFonts w:asciiTheme="majorBidi" w:hAnsiTheme="majorBidi" w:cstheme="majorBidi"/>
+                                <w:b/>
+                                <w:bCs/>
+                                <w:sz w:val="28"/>
+                                <w:szCs w:val="28"/>
+                              </w:rPr>
+                              <w:t>:</w:t>
                             </w:r>
                           </w:p>
                           <w:p>
@@ -12286,7 +12427,6 @@
                                 <w:ilvl w:val="0"/>
                                 <w:numId w:val="74"/>
                               </w:numPr>
-                              <w:spacing w:after="60"/>
                               <w:ind w:left="360"/>
                               <w:jc w:val="both"/>
                               <w:rPr>
@@ -12298,10 +12438,532 @@
                             <w:r>
                               <w:rPr>
                                 <w:rFonts w:asciiTheme="majorBidi" w:hAnsiTheme="majorBidi" w:cstheme="majorBidi"/>
-                                <w:sz w:val="28"/>
-                                <w:szCs w:val="28"/>
-                              </w:rPr>
-                              <w:t>Green → the new version of the application (prepared but not yet live)</w:t>
+                                <w:b/>
+                                <w:bCs/>
+                                <w:sz w:val="28"/>
+                                <w:szCs w:val="28"/>
+                              </w:rPr>
+                              <w:t>Current version is Blue</w:t>
+                            </w:r>
+                            <w:r>
+                              <w:rPr>
+                                <w:rFonts w:asciiTheme="majorBidi" w:hAnsiTheme="majorBidi" w:cstheme="majorBidi"/>
+                                <w:sz w:val="28"/>
+                                <w:szCs w:val="28"/>
+                              </w:rPr>
+                              <w:t xml:space="preserve"> </w:t>
+                            </w:r>
+                            <w:r>
+                              <w:rPr>
+                                <w:rFonts w:asciiTheme="majorBidi" w:hAnsiTheme="majorBidi" w:cstheme="majorBidi"/>
+                                <w:sz w:val="28"/>
+                                <w:szCs w:val="28"/>
+                              </w:rPr>
+                              <w:t>→ The “Blue” environment is live and serving all traffic.</w:t>
+                            </w:r>
+                          </w:p>
+                          <w:p>
+                            <w:pPr>
+                              <w:pStyle w:val="ListParagraph"/>
+                              <w:numPr>
+                                <w:ilvl w:val="0"/>
+                                <w:numId w:val="74"/>
+                              </w:numPr>
+                              <w:ind w:left="360"/>
+                              <w:jc w:val="both"/>
+                              <w:rPr>
+                                <w:rFonts w:asciiTheme="majorBidi" w:hAnsiTheme="majorBidi" w:cstheme="majorBidi"/>
+                                <w:sz w:val="28"/>
+                                <w:szCs w:val="28"/>
+                              </w:rPr>
+                            </w:pPr>
+                            <w:r>
+                              <w:rPr>
+                                <w:rFonts w:asciiTheme="majorBidi" w:hAnsiTheme="majorBidi" w:cstheme="majorBidi"/>
+                                <w:b/>
+                                <w:bCs/>
+                                <w:sz w:val="28"/>
+                                <w:szCs w:val="28"/>
+                              </w:rPr>
+                              <w:t>Deploy the new version (Green)</w:t>
+                            </w:r>
+                            <w:r>
+                              <w:rPr>
+                                <w:rFonts w:asciiTheme="majorBidi" w:hAnsiTheme="majorBidi" w:cstheme="majorBidi"/>
+                                <w:sz w:val="28"/>
+                                <w:szCs w:val="28"/>
+                              </w:rPr>
+                              <w:t xml:space="preserve"> → The new application version is deployed alongside Blue</w:t>
+                            </w:r>
+                            <w:r>
+                              <w:rPr>
+                                <w:rFonts w:asciiTheme="majorBidi" w:hAnsiTheme="majorBidi" w:cstheme="majorBidi"/>
+                                <w:sz w:val="28"/>
+                                <w:szCs w:val="28"/>
+                              </w:rPr>
+                              <w:t>.</w:t>
+                            </w:r>
+                            <w:r>
+                              <w:rPr>
+                                <w:rFonts w:asciiTheme="majorBidi" w:hAnsiTheme="majorBidi" w:cstheme="majorBidi"/>
+                                <w:sz w:val="28"/>
+                                <w:szCs w:val="28"/>
+                              </w:rPr>
+                              <w:t xml:space="preserve"> same configuration, same backing services</w:t>
+                            </w:r>
+                            <w:r>
+                              <w:rPr>
+                                <w:rFonts w:asciiTheme="majorBidi" w:hAnsiTheme="majorBidi" w:cstheme="majorBidi"/>
+                                <w:sz w:val="28"/>
+                                <w:szCs w:val="28"/>
+                              </w:rPr>
+                              <w:t>,</w:t>
+                            </w:r>
+                            <w:r>
+                              <w:rPr>
+                                <w:rFonts w:asciiTheme="majorBidi" w:hAnsiTheme="majorBidi" w:cstheme="majorBidi"/>
+                                <w:sz w:val="28"/>
+                                <w:szCs w:val="28"/>
+                              </w:rPr>
+                              <w:t xml:space="preserve"> but receives no user traffic yet.</w:t>
+                            </w:r>
+                          </w:p>
+                          <w:p>
+                            <w:pPr>
+                              <w:pStyle w:val="ListParagraph"/>
+                              <w:numPr>
+                                <w:ilvl w:val="0"/>
+                                <w:numId w:val="74"/>
+                              </w:numPr>
+                              <w:ind w:left="360"/>
+                              <w:jc w:val="both"/>
+                              <w:rPr>
+                                <w:rFonts w:asciiTheme="majorBidi" w:hAnsiTheme="majorBidi" w:cstheme="majorBidi"/>
+                                <w:sz w:val="28"/>
+                                <w:szCs w:val="28"/>
+                              </w:rPr>
+                            </w:pPr>
+                            <w:r>
+                              <w:rPr>
+                                <w:rFonts w:asciiTheme="majorBidi" w:hAnsiTheme="majorBidi" w:cstheme="majorBidi"/>
+                                <w:b/>
+                                <w:bCs/>
+                                <w:sz w:val="28"/>
+                                <w:szCs w:val="28"/>
+                              </w:rPr>
+                              <w:t>Test Green</w:t>
+                            </w:r>
+                            <w:r>
+                              <w:rPr>
+                                <w:rFonts w:asciiTheme="majorBidi" w:hAnsiTheme="majorBidi" w:cstheme="majorBidi"/>
+                                <w:sz w:val="28"/>
+                                <w:szCs w:val="28"/>
+                              </w:rPr>
+                              <w:t xml:space="preserve"> </w:t>
+                            </w:r>
+                            <w:r>
+                              <w:rPr>
+                                <w:rFonts w:asciiTheme="majorBidi" w:hAnsiTheme="majorBidi" w:cstheme="majorBidi"/>
+                                <w:sz w:val="28"/>
+                                <w:szCs w:val="28"/>
+                              </w:rPr>
+                              <w:t>→ Verify that the</w:t>
+                            </w:r>
+                            <w:r>
+                              <w:rPr>
+                                <w:rFonts w:asciiTheme="majorBidi" w:hAnsiTheme="majorBidi" w:cstheme="majorBidi"/>
+                                <w:sz w:val="28"/>
+                                <w:szCs w:val="28"/>
+                              </w:rPr>
+                              <w:t xml:space="preserve"> </w:t>
+                            </w:r>
+                            <w:proofErr w:type="gramStart"/>
+                            <w:r>
+                              <w:rPr>
+                                <w:rFonts w:asciiTheme="majorBidi" w:hAnsiTheme="majorBidi" w:cstheme="majorBidi"/>
+                                <w:sz w:val="28"/>
+                                <w:szCs w:val="28"/>
+                              </w:rPr>
+                              <w:t>Green</w:t>
+                            </w:r>
+                            <w:proofErr w:type="gramEnd"/>
+                            <w:r>
+                              <w:rPr>
+                                <w:rFonts w:asciiTheme="majorBidi" w:hAnsiTheme="majorBidi" w:cstheme="majorBidi"/>
+                                <w:sz w:val="28"/>
+                                <w:szCs w:val="28"/>
+                              </w:rPr>
+                              <w:t xml:space="preserve"> version works correctly (you can use staging tests, health checks, or temporary routing rules).</w:t>
+                            </w:r>
+                          </w:p>
+                          <w:p>
+                            <w:pPr>
+                              <w:pStyle w:val="ListParagraph"/>
+                              <w:numPr>
+                                <w:ilvl w:val="0"/>
+                                <w:numId w:val="74"/>
+                              </w:numPr>
+                              <w:ind w:left="360"/>
+                              <w:jc w:val="both"/>
+                              <w:rPr>
+                                <w:rFonts w:asciiTheme="majorBidi" w:hAnsiTheme="majorBidi" w:cstheme="majorBidi"/>
+                                <w:sz w:val="28"/>
+                                <w:szCs w:val="28"/>
+                              </w:rPr>
+                            </w:pPr>
+                            <w:r>
+                              <w:rPr>
+                                <w:rFonts w:asciiTheme="majorBidi" w:hAnsiTheme="majorBidi" w:cstheme="majorBidi"/>
+                                <w:b/>
+                                <w:bCs/>
+                                <w:sz w:val="28"/>
+                                <w:szCs w:val="28"/>
+                              </w:rPr>
+                              <w:t>Switch traffic</w:t>
+                            </w:r>
+                            <w:r>
+                              <w:rPr>
+                                <w:rFonts w:asciiTheme="majorBidi" w:hAnsiTheme="majorBidi" w:cstheme="majorBidi"/>
+                                <w:sz w:val="28"/>
+                                <w:szCs w:val="28"/>
+                              </w:rPr>
+                              <w:t xml:space="preserve"> </w:t>
+                            </w:r>
+                            <w:r>
+                              <w:rPr>
+                                <w:rFonts w:asciiTheme="majorBidi" w:hAnsiTheme="majorBidi" w:cstheme="majorBidi"/>
+                                <w:sz w:val="28"/>
+                                <w:szCs w:val="28"/>
+                              </w:rPr>
+                              <w:t>→ Once validated, update the routing (via a Service, Ingress, or Load Balancer) to send requests to Green instead of Blue.</w:t>
+                            </w:r>
+                          </w:p>
+                          <w:p>
+                            <w:pPr>
+                              <w:pStyle w:val="ListParagraph"/>
+                              <w:numPr>
+                                <w:ilvl w:val="0"/>
+                                <w:numId w:val="74"/>
+                              </w:numPr>
+                              <w:ind w:left="360"/>
+                              <w:jc w:val="both"/>
+                              <w:rPr>
+                                <w:rFonts w:asciiTheme="majorBidi" w:hAnsiTheme="majorBidi" w:cstheme="majorBidi"/>
+                                <w:sz w:val="28"/>
+                                <w:szCs w:val="28"/>
+                              </w:rPr>
+                            </w:pPr>
+                            <w:r>
+                              <w:rPr>
+                                <w:rFonts w:asciiTheme="majorBidi" w:hAnsiTheme="majorBidi" w:cstheme="majorBidi"/>
+                                <w:b/>
+                                <w:bCs/>
+                                <w:sz w:val="28"/>
+                                <w:szCs w:val="28"/>
+                              </w:rPr>
+                              <w:t>Verify and monitor</w:t>
+                            </w:r>
+                            <w:r>
+                              <w:rPr>
+                                <w:rFonts w:asciiTheme="majorBidi" w:hAnsiTheme="majorBidi" w:cstheme="majorBidi"/>
+                                <w:sz w:val="28"/>
+                                <w:szCs w:val="28"/>
+                              </w:rPr>
+                              <w:t xml:space="preserve"> </w:t>
+                            </w:r>
+                            <w:r>
+                              <w:rPr>
+                                <w:rFonts w:asciiTheme="majorBidi" w:hAnsiTheme="majorBidi" w:cstheme="majorBidi"/>
+                                <w:sz w:val="28"/>
+                                <w:szCs w:val="28"/>
+                              </w:rPr>
+                              <w:t>→ Green now serves production traffic. Keep Blue running for a short safety period.</w:t>
+                            </w:r>
+                          </w:p>
+                          <w:p>
+                            <w:pPr>
+                              <w:pStyle w:val="ListParagraph"/>
+                              <w:numPr>
+                                <w:ilvl w:val="0"/>
+                                <w:numId w:val="74"/>
+                              </w:numPr>
+                              <w:ind w:left="360"/>
+                              <w:jc w:val="both"/>
+                              <w:rPr>
+                                <w:rFonts w:asciiTheme="majorBidi" w:hAnsiTheme="majorBidi" w:cstheme="majorBidi"/>
+                                <w:sz w:val="28"/>
+                                <w:szCs w:val="28"/>
+                              </w:rPr>
+                            </w:pPr>
+                            <w:r>
+                              <w:rPr>
+                                <w:rFonts w:asciiTheme="majorBidi" w:hAnsiTheme="majorBidi" w:cstheme="majorBidi"/>
+                                <w:b/>
+                                <w:bCs/>
+                                <w:sz w:val="28"/>
+                                <w:szCs w:val="28"/>
+                              </w:rPr>
+                              <w:t>Rollback (if needed)</w:t>
+                            </w:r>
+                            <w:r>
+                              <w:rPr>
+                                <w:rFonts w:asciiTheme="majorBidi" w:hAnsiTheme="majorBidi" w:cstheme="majorBidi"/>
+                                <w:sz w:val="28"/>
+                                <w:szCs w:val="28"/>
+                              </w:rPr>
+                              <w:t xml:space="preserve"> </w:t>
+                            </w:r>
+                            <w:r>
+                              <w:rPr>
+                                <w:rFonts w:asciiTheme="majorBidi" w:hAnsiTheme="majorBidi" w:cstheme="majorBidi"/>
+                                <w:sz w:val="28"/>
+                                <w:szCs w:val="28"/>
+                              </w:rPr>
+                              <w:t xml:space="preserve">→ If an issue appears, simply flip the routing back to Blue </w:t>
+                            </w:r>
+                            <w:r>
+                              <w:rPr>
+                                <w:rFonts w:asciiTheme="majorBidi" w:hAnsiTheme="majorBidi" w:cstheme="majorBidi"/>
+                                <w:sz w:val="28"/>
+                                <w:szCs w:val="28"/>
+                              </w:rPr>
+                              <w:t>-</w:t>
+                            </w:r>
+                            <w:r>
+                              <w:rPr>
+                                <w:rFonts w:asciiTheme="majorBidi" w:hAnsiTheme="majorBidi" w:cstheme="majorBidi"/>
+                                <w:sz w:val="28"/>
+                                <w:szCs w:val="28"/>
+                              </w:rPr>
+                              <w:t xml:space="preserve"> no redeployments are needed.</w:t>
+                            </w:r>
+                          </w:p>
+                          <w:p>
+                            <w:pPr>
+                              <w:pStyle w:val="ListParagraph"/>
+                              <w:numPr>
+                                <w:ilvl w:val="0"/>
+                                <w:numId w:val="74"/>
+                              </w:numPr>
+                              <w:spacing w:after="120"/>
+                              <w:ind w:left="360"/>
+                              <w:jc w:val="both"/>
+                              <w:rPr>
+                                <w:rFonts w:asciiTheme="majorBidi" w:hAnsiTheme="majorBidi" w:cstheme="majorBidi"/>
+                                <w:sz w:val="28"/>
+                                <w:szCs w:val="28"/>
+                              </w:rPr>
+                            </w:pPr>
+                            <w:r>
+                              <w:rPr>
+                                <w:rFonts w:asciiTheme="majorBidi" w:hAnsiTheme="majorBidi" w:cstheme="majorBidi"/>
+                                <w:b/>
+                                <w:bCs/>
+                                <w:sz w:val="28"/>
+                                <w:szCs w:val="28"/>
+                              </w:rPr>
+                              <w:t>Cleanup</w:t>
+                            </w:r>
+                            <w:r>
+                              <w:rPr>
+                                <w:rFonts w:asciiTheme="majorBidi" w:hAnsiTheme="majorBidi" w:cstheme="majorBidi"/>
+                                <w:sz w:val="28"/>
+                                <w:szCs w:val="28"/>
+                              </w:rPr>
+                              <w:t xml:space="preserve"> </w:t>
+                            </w:r>
+                            <w:r>
+                              <w:rPr>
+                                <w:rFonts w:asciiTheme="majorBidi" w:hAnsiTheme="majorBidi" w:cstheme="majorBidi"/>
+                                <w:sz w:val="28"/>
+                                <w:szCs w:val="28"/>
+                              </w:rPr>
+                              <w:t xml:space="preserve">→ After confirmation that Green is stable, delete the </w:t>
+                            </w:r>
+                            <w:proofErr w:type="gramStart"/>
+                            <w:r>
+                              <w:rPr>
+                                <w:rFonts w:asciiTheme="majorBidi" w:hAnsiTheme="majorBidi" w:cstheme="majorBidi"/>
+                                <w:sz w:val="28"/>
+                                <w:szCs w:val="28"/>
+                              </w:rPr>
+                              <w:t>Blue</w:t>
+                            </w:r>
+                            <w:proofErr w:type="gramEnd"/>
+                            <w:r>
+                              <w:rPr>
+                                <w:rFonts w:asciiTheme="majorBidi" w:hAnsiTheme="majorBidi" w:cstheme="majorBidi"/>
+                                <w:sz w:val="28"/>
+                                <w:szCs w:val="28"/>
+                              </w:rPr>
+                              <w:t xml:space="preserve"> environment or prepare it for the next version.</w:t>
+                            </w:r>
+                          </w:p>
+                          <w:p>
+                            <w:pPr>
+                              <w:spacing w:after="60"/>
+                              <w:jc w:val="both"/>
+                              <w:rPr>
+                                <w:rFonts w:asciiTheme="majorBidi" w:hAnsiTheme="majorBidi" w:cstheme="majorBidi"/>
+                                <w:b/>
+                                <w:bCs/>
+                                <w:sz w:val="32"/>
+                                <w:szCs w:val="32"/>
+                              </w:rPr>
+                            </w:pPr>
+                            <w:r>
+                              <w:rPr>
+                                <w:rFonts w:asciiTheme="majorBidi" w:hAnsiTheme="majorBidi" w:cstheme="majorBidi"/>
+                                <w:b/>
+                                <w:bCs/>
+                                <w:sz w:val="32"/>
+                                <w:szCs w:val="32"/>
+                              </w:rPr>
+                              <w:t>Blue‑Green in Kubernetes</w:t>
+                            </w:r>
+                            <w:r>
+                              <w:rPr>
+                                <w:rFonts w:asciiTheme="majorBidi" w:hAnsiTheme="majorBidi" w:cstheme="majorBidi"/>
+                                <w:b/>
+                                <w:bCs/>
+                                <w:sz w:val="32"/>
+                                <w:szCs w:val="32"/>
+                              </w:rPr>
+                              <w:t>:</w:t>
+                            </w:r>
+                          </w:p>
+                          <w:p>
+                            <w:pPr>
+                              <w:spacing w:after="60"/>
+                              <w:jc w:val="both"/>
+                              <w:rPr>
+                                <w:rFonts w:asciiTheme="majorBidi" w:hAnsiTheme="majorBidi" w:cstheme="majorBidi"/>
+                                <w:sz w:val="28"/>
+                                <w:szCs w:val="28"/>
+                              </w:rPr>
+                            </w:pPr>
+                            <w:r>
+                              <w:rPr>
+                                <w:rFonts w:asciiTheme="majorBidi" w:hAnsiTheme="majorBidi" w:cstheme="majorBidi"/>
+                                <w:sz w:val="28"/>
+                                <w:szCs w:val="28"/>
+                              </w:rPr>
+                              <w:t>In Kubernetes, Blue‑Green can be implemented with two Deployments and one Service.</w:t>
+                            </w:r>
+                          </w:p>
+                          <w:p>
+                            <w:pPr>
+                              <w:spacing w:after="60"/>
+                              <w:jc w:val="both"/>
+                              <w:rPr>
+                                <w:rFonts w:asciiTheme="majorBidi" w:hAnsiTheme="majorBidi" w:cstheme="majorBidi"/>
+                                <w:sz w:val="28"/>
+                                <w:szCs w:val="28"/>
+                              </w:rPr>
+                            </w:pPr>
+                            <w:r>
+                              <w:rPr>
+                                <w:rFonts w:asciiTheme="majorBidi" w:hAnsiTheme="majorBidi" w:cstheme="majorBidi"/>
+                                <w:sz w:val="28"/>
+                                <w:szCs w:val="28"/>
+                              </w:rPr>
+                              <w:t xml:space="preserve">Initially, the Service selector points to </w:t>
+                            </w:r>
+                            <w:r>
+                              <w:rPr>
+                                <w:rFonts w:asciiTheme="majorBidi" w:hAnsiTheme="majorBidi" w:cstheme="majorBidi"/>
+                                <w:b/>
+                                <w:bCs/>
+                                <w:i/>
+                                <w:iCs/>
+                                <w:sz w:val="28"/>
+                                <w:szCs w:val="28"/>
+                              </w:rPr>
+                              <w:t>version: blue</w:t>
+                            </w:r>
+                            <w:r>
+                              <w:rPr>
+                                <w:rFonts w:asciiTheme="majorBidi" w:hAnsiTheme="majorBidi" w:cstheme="majorBidi"/>
+                                <w:sz w:val="28"/>
+                                <w:szCs w:val="28"/>
+                              </w:rPr>
+                              <w:t>.</w:t>
+                            </w:r>
+                          </w:p>
+                          <w:p>
+                            <w:pPr>
+                              <w:spacing w:after="60"/>
+                              <w:jc w:val="both"/>
+                              <w:rPr>
+                                <w:rFonts w:asciiTheme="majorBidi" w:hAnsiTheme="majorBidi" w:cstheme="majorBidi"/>
+                                <w:sz w:val="28"/>
+                                <w:szCs w:val="28"/>
+                              </w:rPr>
+                            </w:pPr>
+                            <w:r>
+                              <w:rPr>
+                                <w:rFonts w:asciiTheme="majorBidi" w:hAnsiTheme="majorBidi" w:cstheme="majorBidi"/>
+                                <w:sz w:val="28"/>
+                                <w:szCs w:val="28"/>
+                              </w:rPr>
+                              <w:t xml:space="preserve">When you’re ready to release, you simply update the Service selector to </w:t>
+                            </w:r>
+                            <w:r>
+                              <w:rPr>
+                                <w:rFonts w:asciiTheme="majorBidi" w:hAnsiTheme="majorBidi" w:cstheme="majorBidi"/>
+                                <w:b/>
+                                <w:bCs/>
+                                <w:i/>
+                                <w:iCs/>
+                                <w:sz w:val="28"/>
+                                <w:szCs w:val="28"/>
+                              </w:rPr>
+                              <w:t>version: green</w:t>
+                            </w:r>
+                            <w:r>
+                              <w:rPr>
+                                <w:rFonts w:asciiTheme="majorBidi" w:hAnsiTheme="majorBidi" w:cstheme="majorBidi"/>
+                                <w:sz w:val="28"/>
+                                <w:szCs w:val="28"/>
+                              </w:rPr>
+                              <w:t>.</w:t>
+                            </w:r>
+                          </w:p>
+                          <w:p>
+                            <w:pPr>
+                              <w:spacing w:after="60"/>
+                              <w:jc w:val="both"/>
+                              <w:rPr>
+                                <w:rFonts w:asciiTheme="majorBidi" w:hAnsiTheme="majorBidi" w:cstheme="majorBidi"/>
+                                <w:sz w:val="28"/>
+                                <w:szCs w:val="28"/>
+                              </w:rPr>
+                            </w:pPr>
+                            <w:r>
+                              <w:rPr>
+                                <w:rFonts w:asciiTheme="majorBidi" w:hAnsiTheme="majorBidi" w:cstheme="majorBidi"/>
+                                <w:sz w:val="28"/>
+                                <w:szCs w:val="28"/>
+                              </w:rPr>
+                              <w:t xml:space="preserve">That instantly transfers all traffic to the </w:t>
+                            </w:r>
+                            <w:proofErr w:type="gramStart"/>
+                            <w:r>
+                              <w:rPr>
+                                <w:rFonts w:asciiTheme="majorBidi" w:hAnsiTheme="majorBidi" w:cstheme="majorBidi"/>
+                                <w:sz w:val="28"/>
+                                <w:szCs w:val="28"/>
+                              </w:rPr>
+                              <w:t>Green</w:t>
+                            </w:r>
+                            <w:proofErr w:type="gramEnd"/>
+                            <w:r>
+                              <w:rPr>
+                                <w:rFonts w:asciiTheme="majorBidi" w:hAnsiTheme="majorBidi" w:cstheme="majorBidi"/>
+                                <w:sz w:val="28"/>
+                                <w:szCs w:val="28"/>
+                              </w:rPr>
+                              <w:t xml:space="preserve"> pods.</w:t>
                             </w:r>
                           </w:p>
                           <w:p>
@@ -12320,76 +12982,12 @@
                                 <w:sz w:val="28"/>
                                 <w:szCs w:val="28"/>
                               </w:rPr>
-                              <w:t>Traffic is routed to only one environment at a time.</w:t>
-                            </w:r>
-                            <w:r>
-                              <w:rPr>
-                                <w:rFonts w:asciiTheme="majorBidi" w:hAnsiTheme="majorBidi" w:cstheme="majorBidi"/>
-                                <w:sz w:val="28"/>
-                                <w:szCs w:val="28"/>
-                              </w:rPr>
-                              <w:t xml:space="preserve"> </w:t>
-                            </w:r>
-                            <w:r>
-                              <w:rPr>
-                                <w:rFonts w:asciiTheme="majorBidi" w:hAnsiTheme="majorBidi" w:cstheme="majorBidi"/>
-                                <w:sz w:val="28"/>
-                                <w:szCs w:val="28"/>
-                              </w:rPr>
-                              <w:t>When the new version (Green) is ready and tested, traffic is switched atomically from Blue to Green</w:t>
-                            </w:r>
-                            <w:r>
-                              <w:rPr>
-                                <w:rFonts w:asciiTheme="majorBidi" w:hAnsiTheme="majorBidi" w:cstheme="majorBidi"/>
-                                <w:sz w:val="28"/>
-                                <w:szCs w:val="28"/>
-                              </w:rPr>
-                              <w:t>.</w:t>
-                            </w:r>
-                            <w:r>
-                              <w:rPr>
-                                <w:rFonts w:asciiTheme="majorBidi" w:hAnsiTheme="majorBidi" w:cstheme="majorBidi"/>
-                                <w:sz w:val="28"/>
-                                <w:szCs w:val="28"/>
-                              </w:rPr>
-                              <w:t xml:space="preserve"> instantly putting the new version in production.</w:t>
-                            </w:r>
-                            <w:r>
-                              <w:rPr>
-                                <w:rFonts w:asciiTheme="majorBidi" w:hAnsiTheme="majorBidi" w:cstheme="majorBidi"/>
-                                <w:sz w:val="28"/>
-                                <w:szCs w:val="28"/>
-                              </w:rPr>
-                              <w:t xml:space="preserve"> </w:t>
-                            </w:r>
-                            <w:r>
-                              <w:rPr>
-                                <w:rFonts w:asciiTheme="majorBidi" w:hAnsiTheme="majorBidi" w:cstheme="majorBidi"/>
-                                <w:sz w:val="28"/>
-                                <w:szCs w:val="28"/>
-                              </w:rPr>
-                              <w:t xml:space="preserve">If something goes wrong, you can switch traffic back to Blue just as quickly </w:t>
-                            </w:r>
-                            <w:r>
-                              <w:rPr>
-                                <w:rFonts w:asciiTheme="majorBidi" w:hAnsiTheme="majorBidi" w:cstheme="majorBidi"/>
-                                <w:sz w:val="28"/>
-                                <w:szCs w:val="28"/>
-                              </w:rPr>
-                              <w:t>-</w:t>
-                            </w:r>
-                            <w:r>
-                              <w:rPr>
-                                <w:rFonts w:asciiTheme="majorBidi" w:hAnsiTheme="majorBidi" w:cstheme="majorBidi"/>
-                                <w:sz w:val="28"/>
-                                <w:szCs w:val="28"/>
-                              </w:rPr>
-                              <w:t xml:space="preserve"> giving you a safe, instantaneous rollback.</w:t>
+                              <w:t>If there’s an issue → change it back to version: blue.</w:t>
                             </w:r>
                           </w:p>
                           <w:p>
                             <w:pPr>
-                              <w:spacing w:after="60"/>
+                              <w:spacing w:after="120"/>
                               <w:jc w:val="both"/>
                               <w:rPr>
                                 <w:rFonts w:asciiTheme="majorBidi" w:hAnsiTheme="majorBidi" w:cstheme="majorBidi"/>
@@ -12407,7 +13005,7 @@
                                 <w:sz w:val="28"/>
                                 <w:szCs w:val="28"/>
                               </w:rPr>
-                              <w:t>Step‑by‑Step Process</w:t>
+                              <w:t>Advantages</w:t>
                             </w:r>
                             <w:r>
                               <w:rPr>
@@ -12438,28 +13036,10 @@
                             <w:r>
                               <w:rPr>
                                 <w:rFonts w:asciiTheme="majorBidi" w:hAnsiTheme="majorBidi" w:cstheme="majorBidi"/>
-                                <w:b/>
-                                <w:bCs/>
-                                <w:sz w:val="28"/>
-                                <w:szCs w:val="28"/>
-                              </w:rPr>
-                              <w:t>Current version is Blue</w:t>
-                            </w:r>
-                            <w:r>
-                              <w:rPr>
-                                <w:rFonts w:asciiTheme="majorBidi" w:hAnsiTheme="majorBidi" w:cstheme="majorBidi"/>
-                                <w:sz w:val="28"/>
-                                <w:szCs w:val="28"/>
-                              </w:rPr>
-                              <w:t xml:space="preserve"> </w:t>
-                            </w:r>
-                            <w:r>
-                              <w:rPr>
-                                <w:rFonts w:asciiTheme="majorBidi" w:hAnsiTheme="majorBidi" w:cstheme="majorBidi"/>
-                                <w:sz w:val="28"/>
-                                <w:szCs w:val="28"/>
-                              </w:rPr>
-                              <w:t>→ The “Blue” environment is live and serving all traffic.</w:t>
+                                <w:sz w:val="28"/>
+                                <w:szCs w:val="28"/>
+                              </w:rPr>
+                              <w:t>Zero downtime → Traffic is switched instantly; no overlap of half‑updated Pods.</w:t>
                             </w:r>
                           </w:p>
                           <w:p>
@@ -12480,630 +13060,10 @@
                             <w:r>
                               <w:rPr>
                                 <w:rFonts w:asciiTheme="majorBidi" w:hAnsiTheme="majorBidi" w:cstheme="majorBidi"/>
-                                <w:b/>
-                                <w:bCs/>
-                                <w:sz w:val="28"/>
-                                <w:szCs w:val="28"/>
-                              </w:rPr>
-                              <w:t>Deploy the new version (Green)</w:t>
-                            </w:r>
-                            <w:r>
-                              <w:rPr>
-                                <w:rFonts w:asciiTheme="majorBidi" w:hAnsiTheme="majorBidi" w:cstheme="majorBidi"/>
-                                <w:sz w:val="28"/>
-                                <w:szCs w:val="28"/>
-                              </w:rPr>
-                              <w:t xml:space="preserve"> </w:t>
-                            </w:r>
-                            <w:r>
-                              <w:rPr>
-                                <w:rFonts w:asciiTheme="majorBidi" w:hAnsiTheme="majorBidi" w:cstheme="majorBidi"/>
-                                <w:sz w:val="28"/>
-                                <w:szCs w:val="28"/>
-                              </w:rPr>
-                              <w:t>→ The new application version is deployed alongside Blue</w:t>
-                            </w:r>
-                            <w:r>
-                              <w:rPr>
-                                <w:rFonts w:asciiTheme="majorBidi" w:hAnsiTheme="majorBidi" w:cstheme="majorBidi"/>
-                                <w:sz w:val="28"/>
-                                <w:szCs w:val="28"/>
-                              </w:rPr>
-                              <w:t>.</w:t>
-                            </w:r>
-                            <w:r>
-                              <w:rPr>
-                                <w:rFonts w:asciiTheme="majorBidi" w:hAnsiTheme="majorBidi" w:cstheme="majorBidi"/>
-                                <w:sz w:val="28"/>
-                                <w:szCs w:val="28"/>
-                              </w:rPr>
-                              <w:t xml:space="preserve"> same configuration, same backing services</w:t>
-                            </w:r>
-                            <w:r>
-                              <w:rPr>
-                                <w:rFonts w:asciiTheme="majorBidi" w:hAnsiTheme="majorBidi" w:cstheme="majorBidi"/>
-                                <w:sz w:val="28"/>
-                                <w:szCs w:val="28"/>
-                              </w:rPr>
-                              <w:t>,</w:t>
-                            </w:r>
-                            <w:r>
-                              <w:rPr>
-                                <w:rFonts w:asciiTheme="majorBidi" w:hAnsiTheme="majorBidi" w:cstheme="majorBidi"/>
-                                <w:sz w:val="28"/>
-                                <w:szCs w:val="28"/>
-                              </w:rPr>
-                              <w:t xml:space="preserve"> but receives no user traffic yet.</w:t>
-                            </w:r>
-                          </w:p>
-                          <w:p>
-                            <w:pPr>
-                              <w:pStyle w:val="ListParagraph"/>
-                              <w:numPr>
-                                <w:ilvl w:val="0"/>
-                                <w:numId w:val="75"/>
-                              </w:numPr>
-                              <w:ind w:left="360"/>
-                              <w:jc w:val="both"/>
-                              <w:rPr>
-                                <w:rFonts w:asciiTheme="majorBidi" w:hAnsiTheme="majorBidi" w:cstheme="majorBidi"/>
-                                <w:sz w:val="28"/>
-                                <w:szCs w:val="28"/>
-                              </w:rPr>
-                            </w:pPr>
-                            <w:r>
-                              <w:rPr>
-                                <w:rFonts w:asciiTheme="majorBidi" w:hAnsiTheme="majorBidi" w:cstheme="majorBidi"/>
-                                <w:b/>
-                                <w:bCs/>
-                                <w:sz w:val="28"/>
-                                <w:szCs w:val="28"/>
-                              </w:rPr>
-                              <w:t>Test Green</w:t>
-                            </w:r>
-                            <w:r>
-                              <w:rPr>
-                                <w:rFonts w:asciiTheme="majorBidi" w:hAnsiTheme="majorBidi" w:cstheme="majorBidi"/>
-                                <w:sz w:val="28"/>
-                                <w:szCs w:val="28"/>
-                              </w:rPr>
-                              <w:t xml:space="preserve"> </w:t>
-                            </w:r>
-                            <w:r>
-                              <w:rPr>
-                                <w:rFonts w:asciiTheme="majorBidi" w:hAnsiTheme="majorBidi" w:cstheme="majorBidi"/>
-                                <w:sz w:val="28"/>
-                                <w:szCs w:val="28"/>
-                              </w:rPr>
-                              <w:t>→ Verify that the</w:t>
-                            </w:r>
-                            <w:r>
-                              <w:rPr>
-                                <w:rFonts w:asciiTheme="majorBidi" w:hAnsiTheme="majorBidi" w:cstheme="majorBidi"/>
-                                <w:sz w:val="28"/>
-                                <w:szCs w:val="28"/>
-                              </w:rPr>
-                              <w:t xml:space="preserve"> </w:t>
-                            </w:r>
-                            <w:proofErr w:type="gramStart"/>
-                            <w:r>
-                              <w:rPr>
-                                <w:rFonts w:asciiTheme="majorBidi" w:hAnsiTheme="majorBidi" w:cstheme="majorBidi"/>
-                                <w:sz w:val="28"/>
-                                <w:szCs w:val="28"/>
-                              </w:rPr>
-                              <w:t>Green</w:t>
-                            </w:r>
-                            <w:proofErr w:type="gramEnd"/>
-                            <w:r>
-                              <w:rPr>
-                                <w:rFonts w:asciiTheme="majorBidi" w:hAnsiTheme="majorBidi" w:cstheme="majorBidi"/>
-                                <w:sz w:val="28"/>
-                                <w:szCs w:val="28"/>
-                              </w:rPr>
-                              <w:t xml:space="preserve"> version works correctly (you can use staging tests, health checks, or temporary routing rules).</w:t>
-                            </w:r>
-                          </w:p>
-                          <w:p>
-                            <w:pPr>
-                              <w:pStyle w:val="ListParagraph"/>
-                              <w:numPr>
-                                <w:ilvl w:val="0"/>
-                                <w:numId w:val="75"/>
-                              </w:numPr>
-                              <w:ind w:left="360"/>
-                              <w:jc w:val="both"/>
-                              <w:rPr>
-                                <w:rFonts w:asciiTheme="majorBidi" w:hAnsiTheme="majorBidi" w:cstheme="majorBidi"/>
-                                <w:sz w:val="28"/>
-                                <w:szCs w:val="28"/>
-                              </w:rPr>
-                            </w:pPr>
-                            <w:r>
-                              <w:rPr>
-                                <w:rFonts w:asciiTheme="majorBidi" w:hAnsiTheme="majorBidi" w:cstheme="majorBidi"/>
-                                <w:b/>
-                                <w:bCs/>
-                                <w:sz w:val="28"/>
-                                <w:szCs w:val="28"/>
-                              </w:rPr>
-                              <w:t>Switch traffic</w:t>
-                            </w:r>
-                            <w:r>
-                              <w:rPr>
-                                <w:rFonts w:asciiTheme="majorBidi" w:hAnsiTheme="majorBidi" w:cstheme="majorBidi"/>
-                                <w:sz w:val="28"/>
-                                <w:szCs w:val="28"/>
-                              </w:rPr>
-                              <w:t xml:space="preserve"> </w:t>
-                            </w:r>
-                            <w:r>
-                              <w:rPr>
-                                <w:rFonts w:asciiTheme="majorBidi" w:hAnsiTheme="majorBidi" w:cstheme="majorBidi"/>
-                                <w:sz w:val="28"/>
-                                <w:szCs w:val="28"/>
-                              </w:rPr>
-                              <w:t>→ Once validated, update the routing (via a Service, Ingress, or Load Balancer) to send requests to Green instead of Blue.</w:t>
-                            </w:r>
-                          </w:p>
-                          <w:p>
-                            <w:pPr>
-                              <w:pStyle w:val="ListParagraph"/>
-                              <w:numPr>
-                                <w:ilvl w:val="0"/>
-                                <w:numId w:val="75"/>
-                              </w:numPr>
-                              <w:ind w:left="360"/>
-                              <w:jc w:val="both"/>
-                              <w:rPr>
-                                <w:rFonts w:asciiTheme="majorBidi" w:hAnsiTheme="majorBidi" w:cstheme="majorBidi"/>
-                                <w:sz w:val="28"/>
-                                <w:szCs w:val="28"/>
-                              </w:rPr>
-                            </w:pPr>
-                            <w:r>
-                              <w:rPr>
-                                <w:rFonts w:asciiTheme="majorBidi" w:hAnsiTheme="majorBidi" w:cstheme="majorBidi"/>
-                                <w:b/>
-                                <w:bCs/>
-                                <w:sz w:val="28"/>
-                                <w:szCs w:val="28"/>
-                              </w:rPr>
-                              <w:t>Verify and monitor</w:t>
-                            </w:r>
-                            <w:r>
-                              <w:rPr>
-                                <w:rFonts w:asciiTheme="majorBidi" w:hAnsiTheme="majorBidi" w:cstheme="majorBidi"/>
-                                <w:sz w:val="28"/>
-                                <w:szCs w:val="28"/>
-                              </w:rPr>
-                              <w:t xml:space="preserve"> </w:t>
-                            </w:r>
-                            <w:r>
-                              <w:rPr>
-                                <w:rFonts w:asciiTheme="majorBidi" w:hAnsiTheme="majorBidi" w:cstheme="majorBidi"/>
-                                <w:sz w:val="28"/>
-                                <w:szCs w:val="28"/>
-                              </w:rPr>
-                              <w:t>→ Green now serves production traffic. Keep Blue running for a short safety period.</w:t>
-                            </w:r>
-                          </w:p>
-                          <w:p>
-                            <w:pPr>
-                              <w:pStyle w:val="ListParagraph"/>
-                              <w:numPr>
-                                <w:ilvl w:val="0"/>
-                                <w:numId w:val="75"/>
-                              </w:numPr>
-                              <w:ind w:left="360"/>
-                              <w:jc w:val="both"/>
-                              <w:rPr>
-                                <w:rFonts w:asciiTheme="majorBidi" w:hAnsiTheme="majorBidi" w:cstheme="majorBidi"/>
-                                <w:sz w:val="28"/>
-                                <w:szCs w:val="28"/>
-                              </w:rPr>
-                            </w:pPr>
-                            <w:r>
-                              <w:rPr>
-                                <w:rFonts w:asciiTheme="majorBidi" w:hAnsiTheme="majorBidi" w:cstheme="majorBidi"/>
-                                <w:b/>
-                                <w:bCs/>
-                                <w:sz w:val="28"/>
-                                <w:szCs w:val="28"/>
-                              </w:rPr>
-                              <w:t>Rollback (if needed)</w:t>
-                            </w:r>
-                            <w:r>
-                              <w:rPr>
-                                <w:rFonts w:asciiTheme="majorBidi" w:hAnsiTheme="majorBidi" w:cstheme="majorBidi"/>
-                                <w:sz w:val="28"/>
-                                <w:szCs w:val="28"/>
-                              </w:rPr>
-                              <w:t xml:space="preserve"> </w:t>
-                            </w:r>
-                            <w:r>
-                              <w:rPr>
-                                <w:rFonts w:asciiTheme="majorBidi" w:hAnsiTheme="majorBidi" w:cstheme="majorBidi"/>
-                                <w:sz w:val="28"/>
-                                <w:szCs w:val="28"/>
-                              </w:rPr>
-                              <w:t xml:space="preserve">→ If an issue appears, simply flip the routing back to Blue </w:t>
-                            </w:r>
-                            <w:r>
-                              <w:rPr>
-                                <w:rFonts w:asciiTheme="majorBidi" w:hAnsiTheme="majorBidi" w:cstheme="majorBidi"/>
-                                <w:sz w:val="28"/>
-                                <w:szCs w:val="28"/>
-                              </w:rPr>
-                              <w:t>-</w:t>
-                            </w:r>
-                            <w:r>
-                              <w:rPr>
-                                <w:rFonts w:asciiTheme="majorBidi" w:hAnsiTheme="majorBidi" w:cstheme="majorBidi"/>
-                                <w:sz w:val="28"/>
-                                <w:szCs w:val="28"/>
-                              </w:rPr>
-                              <w:t xml:space="preserve"> no redeployments are needed.</w:t>
-                            </w:r>
-                          </w:p>
-                          <w:p>
-                            <w:pPr>
-                              <w:pStyle w:val="ListParagraph"/>
-                              <w:numPr>
-                                <w:ilvl w:val="0"/>
-                                <w:numId w:val="75"/>
-                              </w:numPr>
-                              <w:spacing w:after="120"/>
-                              <w:ind w:left="360"/>
-                              <w:jc w:val="both"/>
-                              <w:rPr>
-                                <w:rFonts w:asciiTheme="majorBidi" w:hAnsiTheme="majorBidi" w:cstheme="majorBidi"/>
-                                <w:sz w:val="28"/>
-                                <w:szCs w:val="28"/>
-                              </w:rPr>
-                            </w:pPr>
-                            <w:r>
-                              <w:rPr>
-                                <w:rFonts w:asciiTheme="majorBidi" w:hAnsiTheme="majorBidi" w:cstheme="majorBidi"/>
-                                <w:b/>
-                                <w:bCs/>
-                                <w:sz w:val="28"/>
-                                <w:szCs w:val="28"/>
-                              </w:rPr>
-                              <w:t>Cleanup</w:t>
-                            </w:r>
-                            <w:r>
-                              <w:rPr>
-                                <w:rFonts w:asciiTheme="majorBidi" w:hAnsiTheme="majorBidi" w:cstheme="majorBidi"/>
-                                <w:sz w:val="28"/>
-                                <w:szCs w:val="28"/>
-                              </w:rPr>
-                              <w:t xml:space="preserve"> </w:t>
-                            </w:r>
-                            <w:r>
-                              <w:rPr>
-                                <w:rFonts w:asciiTheme="majorBidi" w:hAnsiTheme="majorBidi" w:cstheme="majorBidi"/>
-                                <w:sz w:val="28"/>
-                                <w:szCs w:val="28"/>
-                              </w:rPr>
-                              <w:t xml:space="preserve">→ After confirmation that Green is stable, delete the </w:t>
-                            </w:r>
-                            <w:proofErr w:type="gramStart"/>
-                            <w:r>
-                              <w:rPr>
-                                <w:rFonts w:asciiTheme="majorBidi" w:hAnsiTheme="majorBidi" w:cstheme="majorBidi"/>
-                                <w:sz w:val="28"/>
-                                <w:szCs w:val="28"/>
-                              </w:rPr>
-                              <w:t>Blue</w:t>
-                            </w:r>
-                            <w:proofErr w:type="gramEnd"/>
-                            <w:r>
-                              <w:rPr>
-                                <w:rFonts w:asciiTheme="majorBidi" w:hAnsiTheme="majorBidi" w:cstheme="majorBidi"/>
-                                <w:sz w:val="28"/>
-                                <w:szCs w:val="28"/>
-                              </w:rPr>
-                              <w:t xml:space="preserve"> environment or prepare it for the next version.</w:t>
-                            </w:r>
-                          </w:p>
-                          <w:p>
-                            <w:pPr>
-                              <w:spacing w:after="60"/>
-                              <w:jc w:val="both"/>
-                              <w:rPr>
-                                <w:rFonts w:asciiTheme="majorBidi" w:hAnsiTheme="majorBidi" w:cstheme="majorBidi"/>
-                                <w:b/>
-                                <w:bCs/>
-                                <w:sz w:val="32"/>
-                                <w:szCs w:val="32"/>
-                              </w:rPr>
-                            </w:pPr>
-                            <w:r>
-                              <w:rPr>
-                                <w:rFonts w:asciiTheme="majorBidi" w:hAnsiTheme="majorBidi" w:cstheme="majorBidi"/>
-                                <w:b/>
-                                <w:bCs/>
-                                <w:sz w:val="32"/>
-                                <w:szCs w:val="32"/>
-                              </w:rPr>
-                              <w:t>Blue‑Green in Kubernetes</w:t>
-                            </w:r>
-                            <w:r>
-                              <w:rPr>
-                                <w:rFonts w:asciiTheme="majorBidi" w:hAnsiTheme="majorBidi" w:cstheme="majorBidi"/>
-                                <w:b/>
-                                <w:bCs/>
-                                <w:sz w:val="32"/>
-                                <w:szCs w:val="32"/>
-                              </w:rPr>
-                              <w:t>:</w:t>
-                            </w:r>
-                          </w:p>
-                          <w:p>
-                            <w:pPr>
-                              <w:spacing w:after="60"/>
-                              <w:jc w:val="both"/>
-                              <w:rPr>
-                                <w:rFonts w:asciiTheme="majorBidi" w:hAnsiTheme="majorBidi" w:cstheme="majorBidi"/>
-                                <w:sz w:val="28"/>
-                                <w:szCs w:val="28"/>
-                              </w:rPr>
-                            </w:pPr>
-                            <w:r>
-                              <w:rPr>
-                                <w:rFonts w:asciiTheme="majorBidi" w:hAnsiTheme="majorBidi" w:cstheme="majorBidi"/>
-                                <w:sz w:val="28"/>
-                                <w:szCs w:val="28"/>
-                              </w:rPr>
-                              <w:t>In Kubernetes, Blue‑Green can be implemented with two Deployments and one Service.</w:t>
-                            </w:r>
-                          </w:p>
-                          <w:p>
-                            <w:pPr>
-                              <w:spacing w:after="60"/>
-                              <w:jc w:val="both"/>
-                              <w:rPr>
-                                <w:rFonts w:asciiTheme="majorBidi" w:hAnsiTheme="majorBidi" w:cstheme="majorBidi"/>
-                                <w:sz w:val="28"/>
-                                <w:szCs w:val="28"/>
-                              </w:rPr>
-                            </w:pPr>
-                            <w:r>
-                              <w:rPr>
-                                <w:rFonts w:asciiTheme="majorBidi" w:hAnsiTheme="majorBidi" w:cstheme="majorBidi"/>
-                                <w:sz w:val="28"/>
-                                <w:szCs w:val="28"/>
-                              </w:rPr>
-                              <w:t xml:space="preserve">Initially, the Service selector points to </w:t>
-                            </w:r>
-                            <w:r>
-                              <w:rPr>
-                                <w:rFonts w:asciiTheme="majorBidi" w:hAnsiTheme="majorBidi" w:cstheme="majorBidi"/>
-                                <w:b/>
-                                <w:bCs/>
-                                <w:i/>
-                                <w:iCs/>
-                                <w:sz w:val="28"/>
-                                <w:szCs w:val="28"/>
-                              </w:rPr>
-                              <w:t>version: blue</w:t>
-                            </w:r>
-                            <w:r>
-                              <w:rPr>
-                                <w:rFonts w:asciiTheme="majorBidi" w:hAnsiTheme="majorBidi" w:cstheme="majorBidi"/>
-                                <w:sz w:val="28"/>
-                                <w:szCs w:val="28"/>
-                              </w:rPr>
-                              <w:t>.</w:t>
-                            </w:r>
-                          </w:p>
-                          <w:p>
-                            <w:pPr>
-                              <w:spacing w:after="60"/>
-                              <w:jc w:val="both"/>
-                              <w:rPr>
-                                <w:rFonts w:asciiTheme="majorBidi" w:hAnsiTheme="majorBidi" w:cstheme="majorBidi"/>
-                                <w:sz w:val="28"/>
-                                <w:szCs w:val="28"/>
-                              </w:rPr>
-                            </w:pPr>
-                            <w:r>
-                              <w:rPr>
-                                <w:rFonts w:asciiTheme="majorBidi" w:hAnsiTheme="majorBidi" w:cstheme="majorBidi"/>
-                                <w:sz w:val="28"/>
-                                <w:szCs w:val="28"/>
-                              </w:rPr>
-                              <w:t xml:space="preserve">When you’re ready to release, you simply update the Service selector to </w:t>
-                            </w:r>
-                            <w:r>
-                              <w:rPr>
-                                <w:rFonts w:asciiTheme="majorBidi" w:hAnsiTheme="majorBidi" w:cstheme="majorBidi"/>
-                                <w:b/>
-                                <w:bCs/>
-                                <w:i/>
-                                <w:iCs/>
-                                <w:sz w:val="28"/>
-                                <w:szCs w:val="28"/>
-                              </w:rPr>
-                              <w:t>version: green</w:t>
-                            </w:r>
-                            <w:r>
-                              <w:rPr>
-                                <w:rFonts w:asciiTheme="majorBidi" w:hAnsiTheme="majorBidi" w:cstheme="majorBidi"/>
-                                <w:sz w:val="28"/>
-                                <w:szCs w:val="28"/>
-                              </w:rPr>
-                              <w:t>.</w:t>
-                            </w:r>
-                          </w:p>
-                          <w:p>
-                            <w:pPr>
-                              <w:spacing w:after="60"/>
-                              <w:jc w:val="both"/>
-                              <w:rPr>
-                                <w:rFonts w:asciiTheme="majorBidi" w:hAnsiTheme="majorBidi" w:cstheme="majorBidi"/>
-                                <w:sz w:val="28"/>
-                                <w:szCs w:val="28"/>
-                              </w:rPr>
-                            </w:pPr>
-                            <w:r>
-                              <w:rPr>
-                                <w:rFonts w:asciiTheme="majorBidi" w:hAnsiTheme="majorBidi" w:cstheme="majorBidi"/>
-                                <w:sz w:val="28"/>
-                                <w:szCs w:val="28"/>
-                              </w:rPr>
-                              <w:t xml:space="preserve">That instantly transfers all traffic to the </w:t>
-                            </w:r>
-                            <w:proofErr w:type="gramStart"/>
-                            <w:r>
-                              <w:rPr>
-                                <w:rFonts w:asciiTheme="majorBidi" w:hAnsiTheme="majorBidi" w:cstheme="majorBidi"/>
-                                <w:sz w:val="28"/>
-                                <w:szCs w:val="28"/>
-                              </w:rPr>
-                              <w:t>Green</w:t>
-                            </w:r>
-                            <w:proofErr w:type="gramEnd"/>
-                            <w:r>
-                              <w:rPr>
-                                <w:rFonts w:asciiTheme="majorBidi" w:hAnsiTheme="majorBidi" w:cstheme="majorBidi"/>
-                                <w:sz w:val="28"/>
-                                <w:szCs w:val="28"/>
-                              </w:rPr>
-                              <w:t xml:space="preserve"> pods.</w:t>
-                            </w:r>
-                          </w:p>
-                          <w:p>
-                            <w:pPr>
-                              <w:spacing w:after="120"/>
-                              <w:jc w:val="both"/>
-                              <w:rPr>
-                                <w:rFonts w:asciiTheme="majorBidi" w:hAnsiTheme="majorBidi" w:cstheme="majorBidi"/>
-                                <w:sz w:val="28"/>
-                                <w:szCs w:val="28"/>
-                              </w:rPr>
-                            </w:pPr>
-                            <w:r>
-                              <w:rPr>
-                                <w:rFonts w:asciiTheme="majorBidi" w:hAnsiTheme="majorBidi" w:cstheme="majorBidi"/>
-                                <w:sz w:val="28"/>
-                                <w:szCs w:val="28"/>
-                              </w:rPr>
-                              <w:t>If there’s an issue → change it back to version: blue.</w:t>
-                            </w:r>
-                          </w:p>
-                          <w:p>
-                            <w:pPr>
-                              <w:spacing w:after="120"/>
-                              <w:jc w:val="both"/>
-                              <w:rPr>
-                                <w:rFonts w:asciiTheme="majorBidi" w:hAnsiTheme="majorBidi" w:cstheme="majorBidi"/>
-                                <w:b/>
-                                <w:bCs/>
-                                <w:sz w:val="28"/>
-                                <w:szCs w:val="28"/>
-                              </w:rPr>
-                            </w:pPr>
-                            <w:r>
-                              <w:rPr>
-                                <w:rFonts w:asciiTheme="majorBidi" w:hAnsiTheme="majorBidi" w:cstheme="majorBidi"/>
-                                <w:b/>
-                                <w:bCs/>
-                                <w:sz w:val="28"/>
-                                <w:szCs w:val="28"/>
-                              </w:rPr>
-                              <w:t>Advantages</w:t>
-                            </w:r>
-                            <w:r>
-                              <w:rPr>
-                                <w:rFonts w:asciiTheme="majorBidi" w:hAnsiTheme="majorBidi" w:cstheme="majorBidi"/>
-                                <w:b/>
-                                <w:bCs/>
-                                <w:sz w:val="28"/>
-                                <w:szCs w:val="28"/>
-                              </w:rPr>
-                              <w:t>:</w:t>
-                            </w:r>
-                          </w:p>
-                          <w:p>
-                            <w:pPr>
-                              <w:pStyle w:val="ListParagraph"/>
-                              <w:numPr>
-                                <w:ilvl w:val="0"/>
-                                <w:numId w:val="76"/>
-                              </w:numPr>
-                              <w:ind w:left="360"/>
-                              <w:jc w:val="both"/>
-                              <w:rPr>
-                                <w:rFonts w:asciiTheme="majorBidi" w:hAnsiTheme="majorBidi" w:cstheme="majorBidi"/>
-                                <w:sz w:val="28"/>
-                                <w:szCs w:val="28"/>
-                              </w:rPr>
-                            </w:pPr>
-                            <w:r>
-                              <w:rPr>
-                                <w:rFonts w:asciiTheme="majorBidi" w:hAnsiTheme="majorBidi" w:cstheme="majorBidi"/>
-                                <w:sz w:val="28"/>
-                                <w:szCs w:val="28"/>
-                              </w:rPr>
-                              <w:t>Zero downtime</w:t>
-                            </w:r>
-                            <w:r>
-                              <w:rPr>
-                                <w:rFonts w:asciiTheme="majorBidi" w:hAnsiTheme="majorBidi" w:cstheme="majorBidi"/>
-                                <w:sz w:val="28"/>
-                                <w:szCs w:val="28"/>
-                              </w:rPr>
-                              <w:t xml:space="preserve"> </w:t>
-                            </w:r>
-                            <w:r>
-                              <w:rPr>
-                                <w:rFonts w:asciiTheme="majorBidi" w:hAnsiTheme="majorBidi" w:cstheme="majorBidi"/>
-                                <w:sz w:val="28"/>
-                                <w:szCs w:val="28"/>
-                              </w:rPr>
-                              <w:t>→ Traffic is switched instantly; no overlap of half‑updated Pods.</w:t>
-                            </w:r>
-                          </w:p>
-                          <w:p>
-                            <w:pPr>
-                              <w:pStyle w:val="ListParagraph"/>
-                              <w:numPr>
-                                <w:ilvl w:val="0"/>
-                                <w:numId w:val="76"/>
-                              </w:numPr>
-                              <w:ind w:left="360"/>
-                              <w:jc w:val="both"/>
-                              <w:rPr>
-                                <w:rFonts w:asciiTheme="majorBidi" w:hAnsiTheme="majorBidi" w:cstheme="majorBidi"/>
-                                <w:sz w:val="28"/>
-                                <w:szCs w:val="28"/>
-                              </w:rPr>
-                            </w:pPr>
-                            <w:r>
-                              <w:rPr>
-                                <w:rFonts w:asciiTheme="majorBidi" w:hAnsiTheme="majorBidi" w:cstheme="majorBidi"/>
-                                <w:sz w:val="28"/>
-                                <w:szCs w:val="28"/>
-                              </w:rPr>
-                              <w:t>Instant rollback</w:t>
-                            </w:r>
-                            <w:r>
-                              <w:rPr>
-                                <w:rFonts w:asciiTheme="majorBidi" w:hAnsiTheme="majorBidi" w:cstheme="majorBidi"/>
-                                <w:sz w:val="28"/>
-                                <w:szCs w:val="28"/>
-                              </w:rPr>
-                              <w:t xml:space="preserve"> </w:t>
-                            </w:r>
-                            <w:r>
-                              <w:rPr>
-                                <w:rFonts w:asciiTheme="majorBidi" w:hAnsiTheme="majorBidi" w:cstheme="majorBidi"/>
-                                <w:sz w:val="28"/>
-                                <w:szCs w:val="28"/>
-                              </w:rPr>
-                              <w:t>→ Just re‑point the Service or load balancer.</w:t>
+                                <w:sz w:val="28"/>
+                                <w:szCs w:val="28"/>
+                              </w:rPr>
+                              <w:t>Instant rollback → Just re‑point the Service or load balancer.</w:t>
                             </w:r>
                           </w:p>
                           <w:p>
@@ -13270,7 +13230,7 @@
                         <w:pStyle w:val="ListParagraph"/>
                         <w:numPr>
                           <w:ilvl w:val="0"/>
-                          <w:numId w:val="74"/>
+                          <w:numId w:val="73"/>
                         </w:numPr>
                         <w:spacing w:after="60"/>
                         <w:ind w:left="360"/>
@@ -13288,6 +13248,147 @@
                           <w:szCs w:val="28"/>
                         </w:rPr>
                         <w:t>Blue → the current production environment (actively serving users)</w:t>
+                      </w:r>
+                    </w:p>
+                    <w:p>
+                      <w:pPr>
+                        <w:pStyle w:val="ListParagraph"/>
+                        <w:numPr>
+                          <w:ilvl w:val="0"/>
+                          <w:numId w:val="73"/>
+                        </w:numPr>
+                        <w:spacing w:after="60"/>
+                        <w:ind w:left="360"/>
+                        <w:jc w:val="both"/>
+                        <w:rPr>
+                          <w:rFonts w:asciiTheme="majorBidi" w:hAnsiTheme="majorBidi" w:cstheme="majorBidi"/>
+                          <w:sz w:val="28"/>
+                          <w:szCs w:val="28"/>
+                        </w:rPr>
+                      </w:pPr>
+                      <w:r>
+                        <w:rPr>
+                          <w:rFonts w:asciiTheme="majorBidi" w:hAnsiTheme="majorBidi" w:cstheme="majorBidi"/>
+                          <w:sz w:val="28"/>
+                          <w:szCs w:val="28"/>
+                        </w:rPr>
+                        <w:t>Green → the new version of the application (prepared but not yet live)</w:t>
+                      </w:r>
+                    </w:p>
+                    <w:p>
+                      <w:pPr>
+                        <w:spacing w:after="120"/>
+                        <w:jc w:val="both"/>
+                        <w:rPr>
+                          <w:rFonts w:asciiTheme="majorBidi" w:hAnsiTheme="majorBidi" w:cstheme="majorBidi"/>
+                          <w:sz w:val="28"/>
+                          <w:szCs w:val="28"/>
+                        </w:rPr>
+                      </w:pPr>
+                      <w:r>
+                        <w:rPr>
+                          <w:rFonts w:asciiTheme="majorBidi" w:hAnsiTheme="majorBidi" w:cstheme="majorBidi"/>
+                          <w:sz w:val="28"/>
+                          <w:szCs w:val="28"/>
+                        </w:rPr>
+                        <w:t>Traffic is routed to only one environment at a time.</w:t>
+                      </w:r>
+                      <w:r>
+                        <w:rPr>
+                          <w:rFonts w:asciiTheme="majorBidi" w:hAnsiTheme="majorBidi" w:cstheme="majorBidi"/>
+                          <w:sz w:val="28"/>
+                          <w:szCs w:val="28"/>
+                        </w:rPr>
+                        <w:t xml:space="preserve"> </w:t>
+                      </w:r>
+                      <w:r>
+                        <w:rPr>
+                          <w:rFonts w:asciiTheme="majorBidi" w:hAnsiTheme="majorBidi" w:cstheme="majorBidi"/>
+                          <w:sz w:val="28"/>
+                          <w:szCs w:val="28"/>
+                        </w:rPr>
+                        <w:t>When the new version (Green) is ready and tested, traffic is switched atomically from Blue to Green</w:t>
+                      </w:r>
+                      <w:r>
+                        <w:rPr>
+                          <w:rFonts w:asciiTheme="majorBidi" w:hAnsiTheme="majorBidi" w:cstheme="majorBidi"/>
+                          <w:sz w:val="28"/>
+                          <w:szCs w:val="28"/>
+                        </w:rPr>
+                        <w:t>.</w:t>
+                      </w:r>
+                      <w:r>
+                        <w:rPr>
+                          <w:rFonts w:asciiTheme="majorBidi" w:hAnsiTheme="majorBidi" w:cstheme="majorBidi"/>
+                          <w:sz w:val="28"/>
+                          <w:szCs w:val="28"/>
+                        </w:rPr>
+                        <w:t xml:space="preserve"> instantly putting the new version in production.</w:t>
+                      </w:r>
+                      <w:r>
+                        <w:rPr>
+                          <w:rFonts w:asciiTheme="majorBidi" w:hAnsiTheme="majorBidi" w:cstheme="majorBidi"/>
+                          <w:sz w:val="28"/>
+                          <w:szCs w:val="28"/>
+                        </w:rPr>
+                        <w:t xml:space="preserve"> </w:t>
+                      </w:r>
+                      <w:r>
+                        <w:rPr>
+                          <w:rFonts w:asciiTheme="majorBidi" w:hAnsiTheme="majorBidi" w:cstheme="majorBidi"/>
+                          <w:sz w:val="28"/>
+                          <w:szCs w:val="28"/>
+                        </w:rPr>
+                        <w:t xml:space="preserve">If something goes wrong, you can switch traffic back to Blue just as quickly </w:t>
+                      </w:r>
+                      <w:r>
+                        <w:rPr>
+                          <w:rFonts w:asciiTheme="majorBidi" w:hAnsiTheme="majorBidi" w:cstheme="majorBidi"/>
+                          <w:sz w:val="28"/>
+                          <w:szCs w:val="28"/>
+                        </w:rPr>
+                        <w:t>-</w:t>
+                      </w:r>
+                      <w:r>
+                        <w:rPr>
+                          <w:rFonts w:asciiTheme="majorBidi" w:hAnsiTheme="majorBidi" w:cstheme="majorBidi"/>
+                          <w:sz w:val="28"/>
+                          <w:szCs w:val="28"/>
+                        </w:rPr>
+                        <w:t xml:space="preserve"> giving you a safe, instantaneous rollback.</w:t>
+                      </w:r>
+                    </w:p>
+                    <w:p>
+                      <w:pPr>
+                        <w:spacing w:after="60"/>
+                        <w:jc w:val="both"/>
+                        <w:rPr>
+                          <w:rFonts w:asciiTheme="majorBidi" w:hAnsiTheme="majorBidi" w:cstheme="majorBidi"/>
+                          <w:b/>
+                          <w:bCs/>
+                          <w:sz w:val="28"/>
+                          <w:szCs w:val="28"/>
+                        </w:rPr>
+                      </w:pPr>
+                      <w:r>
+                        <w:rPr>
+                          <w:rFonts w:asciiTheme="majorBidi" w:hAnsiTheme="majorBidi" w:cstheme="majorBidi"/>
+                          <w:b/>
+                          <w:bCs/>
+                          <w:sz w:val="28"/>
+                          <w:szCs w:val="28"/>
+                        </w:rPr>
+                        <w:t>Step‑by‑Step Process</w:t>
+                      </w:r>
+                      <w:r>
+                        <w:rPr>
+                          <w:rFonts w:asciiTheme="majorBidi" w:hAnsiTheme="majorBidi" w:cstheme="majorBidi"/>
+                          <w:b/>
+                          <w:bCs/>
+                          <w:sz w:val="28"/>
+                          <w:szCs w:val="28"/>
+                        </w:rPr>
+                        <w:t>:</w:t>
                       </w:r>
                     </w:p>
                     <w:p>
@@ -13297,7 +13398,6 @@
                           <w:ilvl w:val="0"/>
                           <w:numId w:val="74"/>
                         </w:numPr>
-                        <w:spacing w:after="60"/>
                         <w:ind w:left="360"/>
                         <w:jc w:val="both"/>
                         <w:rPr>
@@ -13309,10 +13409,532 @@
                       <w:r>
                         <w:rPr>
                           <w:rFonts w:asciiTheme="majorBidi" w:hAnsiTheme="majorBidi" w:cstheme="majorBidi"/>
-                          <w:sz w:val="28"/>
-                          <w:szCs w:val="28"/>
-                        </w:rPr>
-                        <w:t>Green → the new version of the application (prepared but not yet live)</w:t>
+                          <w:b/>
+                          <w:bCs/>
+                          <w:sz w:val="28"/>
+                          <w:szCs w:val="28"/>
+                        </w:rPr>
+                        <w:t>Current version is Blue</w:t>
+                      </w:r>
+                      <w:r>
+                        <w:rPr>
+                          <w:rFonts w:asciiTheme="majorBidi" w:hAnsiTheme="majorBidi" w:cstheme="majorBidi"/>
+                          <w:sz w:val="28"/>
+                          <w:szCs w:val="28"/>
+                        </w:rPr>
+                        <w:t xml:space="preserve"> </w:t>
+                      </w:r>
+                      <w:r>
+                        <w:rPr>
+                          <w:rFonts w:asciiTheme="majorBidi" w:hAnsiTheme="majorBidi" w:cstheme="majorBidi"/>
+                          <w:sz w:val="28"/>
+                          <w:szCs w:val="28"/>
+                        </w:rPr>
+                        <w:t>→ The “Blue” environment is live and serving all traffic.</w:t>
+                      </w:r>
+                    </w:p>
+                    <w:p>
+                      <w:pPr>
+                        <w:pStyle w:val="ListParagraph"/>
+                        <w:numPr>
+                          <w:ilvl w:val="0"/>
+                          <w:numId w:val="74"/>
+                        </w:numPr>
+                        <w:ind w:left="360"/>
+                        <w:jc w:val="both"/>
+                        <w:rPr>
+                          <w:rFonts w:asciiTheme="majorBidi" w:hAnsiTheme="majorBidi" w:cstheme="majorBidi"/>
+                          <w:sz w:val="28"/>
+                          <w:szCs w:val="28"/>
+                        </w:rPr>
+                      </w:pPr>
+                      <w:r>
+                        <w:rPr>
+                          <w:rFonts w:asciiTheme="majorBidi" w:hAnsiTheme="majorBidi" w:cstheme="majorBidi"/>
+                          <w:b/>
+                          <w:bCs/>
+                          <w:sz w:val="28"/>
+                          <w:szCs w:val="28"/>
+                        </w:rPr>
+                        <w:t>Deploy the new version (Green)</w:t>
+                      </w:r>
+                      <w:r>
+                        <w:rPr>
+                          <w:rFonts w:asciiTheme="majorBidi" w:hAnsiTheme="majorBidi" w:cstheme="majorBidi"/>
+                          <w:sz w:val="28"/>
+                          <w:szCs w:val="28"/>
+                        </w:rPr>
+                        <w:t xml:space="preserve"> → The new application version is deployed alongside Blue</w:t>
+                      </w:r>
+                      <w:r>
+                        <w:rPr>
+                          <w:rFonts w:asciiTheme="majorBidi" w:hAnsiTheme="majorBidi" w:cstheme="majorBidi"/>
+                          <w:sz w:val="28"/>
+                          <w:szCs w:val="28"/>
+                        </w:rPr>
+                        <w:t>.</w:t>
+                      </w:r>
+                      <w:r>
+                        <w:rPr>
+                          <w:rFonts w:asciiTheme="majorBidi" w:hAnsiTheme="majorBidi" w:cstheme="majorBidi"/>
+                          <w:sz w:val="28"/>
+                          <w:szCs w:val="28"/>
+                        </w:rPr>
+                        <w:t xml:space="preserve"> same configuration, same backing services</w:t>
+                      </w:r>
+                      <w:r>
+                        <w:rPr>
+                          <w:rFonts w:asciiTheme="majorBidi" w:hAnsiTheme="majorBidi" w:cstheme="majorBidi"/>
+                          <w:sz w:val="28"/>
+                          <w:szCs w:val="28"/>
+                        </w:rPr>
+                        <w:t>,</w:t>
+                      </w:r>
+                      <w:r>
+                        <w:rPr>
+                          <w:rFonts w:asciiTheme="majorBidi" w:hAnsiTheme="majorBidi" w:cstheme="majorBidi"/>
+                          <w:sz w:val="28"/>
+                          <w:szCs w:val="28"/>
+                        </w:rPr>
+                        <w:t xml:space="preserve"> but receives no user traffic yet.</w:t>
+                      </w:r>
+                    </w:p>
+                    <w:p>
+                      <w:pPr>
+                        <w:pStyle w:val="ListParagraph"/>
+                        <w:numPr>
+                          <w:ilvl w:val="0"/>
+                          <w:numId w:val="74"/>
+                        </w:numPr>
+                        <w:ind w:left="360"/>
+                        <w:jc w:val="both"/>
+                        <w:rPr>
+                          <w:rFonts w:asciiTheme="majorBidi" w:hAnsiTheme="majorBidi" w:cstheme="majorBidi"/>
+                          <w:sz w:val="28"/>
+                          <w:szCs w:val="28"/>
+                        </w:rPr>
+                      </w:pPr>
+                      <w:r>
+                        <w:rPr>
+                          <w:rFonts w:asciiTheme="majorBidi" w:hAnsiTheme="majorBidi" w:cstheme="majorBidi"/>
+                          <w:b/>
+                          <w:bCs/>
+                          <w:sz w:val="28"/>
+                          <w:szCs w:val="28"/>
+                        </w:rPr>
+                        <w:t>Test Green</w:t>
+                      </w:r>
+                      <w:r>
+                        <w:rPr>
+                          <w:rFonts w:asciiTheme="majorBidi" w:hAnsiTheme="majorBidi" w:cstheme="majorBidi"/>
+                          <w:sz w:val="28"/>
+                          <w:szCs w:val="28"/>
+                        </w:rPr>
+                        <w:t xml:space="preserve"> </w:t>
+                      </w:r>
+                      <w:r>
+                        <w:rPr>
+                          <w:rFonts w:asciiTheme="majorBidi" w:hAnsiTheme="majorBidi" w:cstheme="majorBidi"/>
+                          <w:sz w:val="28"/>
+                          <w:szCs w:val="28"/>
+                        </w:rPr>
+                        <w:t>→ Verify that the</w:t>
+                      </w:r>
+                      <w:r>
+                        <w:rPr>
+                          <w:rFonts w:asciiTheme="majorBidi" w:hAnsiTheme="majorBidi" w:cstheme="majorBidi"/>
+                          <w:sz w:val="28"/>
+                          <w:szCs w:val="28"/>
+                        </w:rPr>
+                        <w:t xml:space="preserve"> </w:t>
+                      </w:r>
+                      <w:proofErr w:type="gramStart"/>
+                      <w:r>
+                        <w:rPr>
+                          <w:rFonts w:asciiTheme="majorBidi" w:hAnsiTheme="majorBidi" w:cstheme="majorBidi"/>
+                          <w:sz w:val="28"/>
+                          <w:szCs w:val="28"/>
+                        </w:rPr>
+                        <w:t>Green</w:t>
+                      </w:r>
+                      <w:proofErr w:type="gramEnd"/>
+                      <w:r>
+                        <w:rPr>
+                          <w:rFonts w:asciiTheme="majorBidi" w:hAnsiTheme="majorBidi" w:cstheme="majorBidi"/>
+                          <w:sz w:val="28"/>
+                          <w:szCs w:val="28"/>
+                        </w:rPr>
+                        <w:t xml:space="preserve"> version works correctly (you can use staging tests, health checks, or temporary routing rules).</w:t>
+                      </w:r>
+                    </w:p>
+                    <w:p>
+                      <w:pPr>
+                        <w:pStyle w:val="ListParagraph"/>
+                        <w:numPr>
+                          <w:ilvl w:val="0"/>
+                          <w:numId w:val="74"/>
+                        </w:numPr>
+                        <w:ind w:left="360"/>
+                        <w:jc w:val="both"/>
+                        <w:rPr>
+                          <w:rFonts w:asciiTheme="majorBidi" w:hAnsiTheme="majorBidi" w:cstheme="majorBidi"/>
+                          <w:sz w:val="28"/>
+                          <w:szCs w:val="28"/>
+                        </w:rPr>
+                      </w:pPr>
+                      <w:r>
+                        <w:rPr>
+                          <w:rFonts w:asciiTheme="majorBidi" w:hAnsiTheme="majorBidi" w:cstheme="majorBidi"/>
+                          <w:b/>
+                          <w:bCs/>
+                          <w:sz w:val="28"/>
+                          <w:szCs w:val="28"/>
+                        </w:rPr>
+                        <w:t>Switch traffic</w:t>
+                      </w:r>
+                      <w:r>
+                        <w:rPr>
+                          <w:rFonts w:asciiTheme="majorBidi" w:hAnsiTheme="majorBidi" w:cstheme="majorBidi"/>
+                          <w:sz w:val="28"/>
+                          <w:szCs w:val="28"/>
+                        </w:rPr>
+                        <w:t xml:space="preserve"> </w:t>
+                      </w:r>
+                      <w:r>
+                        <w:rPr>
+                          <w:rFonts w:asciiTheme="majorBidi" w:hAnsiTheme="majorBidi" w:cstheme="majorBidi"/>
+                          <w:sz w:val="28"/>
+                          <w:szCs w:val="28"/>
+                        </w:rPr>
+                        <w:t>→ Once validated, update the routing (via a Service, Ingress, or Load Balancer) to send requests to Green instead of Blue.</w:t>
+                      </w:r>
+                    </w:p>
+                    <w:p>
+                      <w:pPr>
+                        <w:pStyle w:val="ListParagraph"/>
+                        <w:numPr>
+                          <w:ilvl w:val="0"/>
+                          <w:numId w:val="74"/>
+                        </w:numPr>
+                        <w:ind w:left="360"/>
+                        <w:jc w:val="both"/>
+                        <w:rPr>
+                          <w:rFonts w:asciiTheme="majorBidi" w:hAnsiTheme="majorBidi" w:cstheme="majorBidi"/>
+                          <w:sz w:val="28"/>
+                          <w:szCs w:val="28"/>
+                        </w:rPr>
+                      </w:pPr>
+                      <w:r>
+                        <w:rPr>
+                          <w:rFonts w:asciiTheme="majorBidi" w:hAnsiTheme="majorBidi" w:cstheme="majorBidi"/>
+                          <w:b/>
+                          <w:bCs/>
+                          <w:sz w:val="28"/>
+                          <w:szCs w:val="28"/>
+                        </w:rPr>
+                        <w:t>Verify and monitor</w:t>
+                      </w:r>
+                      <w:r>
+                        <w:rPr>
+                          <w:rFonts w:asciiTheme="majorBidi" w:hAnsiTheme="majorBidi" w:cstheme="majorBidi"/>
+                          <w:sz w:val="28"/>
+                          <w:szCs w:val="28"/>
+                        </w:rPr>
+                        <w:t xml:space="preserve"> </w:t>
+                      </w:r>
+                      <w:r>
+                        <w:rPr>
+                          <w:rFonts w:asciiTheme="majorBidi" w:hAnsiTheme="majorBidi" w:cstheme="majorBidi"/>
+                          <w:sz w:val="28"/>
+                          <w:szCs w:val="28"/>
+                        </w:rPr>
+                        <w:t>→ Green now serves production traffic. Keep Blue running for a short safety period.</w:t>
+                      </w:r>
+                    </w:p>
+                    <w:p>
+                      <w:pPr>
+                        <w:pStyle w:val="ListParagraph"/>
+                        <w:numPr>
+                          <w:ilvl w:val="0"/>
+                          <w:numId w:val="74"/>
+                        </w:numPr>
+                        <w:ind w:left="360"/>
+                        <w:jc w:val="both"/>
+                        <w:rPr>
+                          <w:rFonts w:asciiTheme="majorBidi" w:hAnsiTheme="majorBidi" w:cstheme="majorBidi"/>
+                          <w:sz w:val="28"/>
+                          <w:szCs w:val="28"/>
+                        </w:rPr>
+                      </w:pPr>
+                      <w:r>
+                        <w:rPr>
+                          <w:rFonts w:asciiTheme="majorBidi" w:hAnsiTheme="majorBidi" w:cstheme="majorBidi"/>
+                          <w:b/>
+                          <w:bCs/>
+                          <w:sz w:val="28"/>
+                          <w:szCs w:val="28"/>
+                        </w:rPr>
+                        <w:t>Rollback (if needed)</w:t>
+                      </w:r>
+                      <w:r>
+                        <w:rPr>
+                          <w:rFonts w:asciiTheme="majorBidi" w:hAnsiTheme="majorBidi" w:cstheme="majorBidi"/>
+                          <w:sz w:val="28"/>
+                          <w:szCs w:val="28"/>
+                        </w:rPr>
+                        <w:t xml:space="preserve"> </w:t>
+                      </w:r>
+                      <w:r>
+                        <w:rPr>
+                          <w:rFonts w:asciiTheme="majorBidi" w:hAnsiTheme="majorBidi" w:cstheme="majorBidi"/>
+                          <w:sz w:val="28"/>
+                          <w:szCs w:val="28"/>
+                        </w:rPr>
+                        <w:t xml:space="preserve">→ If an issue appears, simply flip the routing back to Blue </w:t>
+                      </w:r>
+                      <w:r>
+                        <w:rPr>
+                          <w:rFonts w:asciiTheme="majorBidi" w:hAnsiTheme="majorBidi" w:cstheme="majorBidi"/>
+                          <w:sz w:val="28"/>
+                          <w:szCs w:val="28"/>
+                        </w:rPr>
+                        <w:t>-</w:t>
+                      </w:r>
+                      <w:r>
+                        <w:rPr>
+                          <w:rFonts w:asciiTheme="majorBidi" w:hAnsiTheme="majorBidi" w:cstheme="majorBidi"/>
+                          <w:sz w:val="28"/>
+                          <w:szCs w:val="28"/>
+                        </w:rPr>
+                        <w:t xml:space="preserve"> no redeployments are needed.</w:t>
+                      </w:r>
+                    </w:p>
+                    <w:p>
+                      <w:pPr>
+                        <w:pStyle w:val="ListParagraph"/>
+                        <w:numPr>
+                          <w:ilvl w:val="0"/>
+                          <w:numId w:val="74"/>
+                        </w:numPr>
+                        <w:spacing w:after="120"/>
+                        <w:ind w:left="360"/>
+                        <w:jc w:val="both"/>
+                        <w:rPr>
+                          <w:rFonts w:asciiTheme="majorBidi" w:hAnsiTheme="majorBidi" w:cstheme="majorBidi"/>
+                          <w:sz w:val="28"/>
+                          <w:szCs w:val="28"/>
+                        </w:rPr>
+                      </w:pPr>
+                      <w:r>
+                        <w:rPr>
+                          <w:rFonts w:asciiTheme="majorBidi" w:hAnsiTheme="majorBidi" w:cstheme="majorBidi"/>
+                          <w:b/>
+                          <w:bCs/>
+                          <w:sz w:val="28"/>
+                          <w:szCs w:val="28"/>
+                        </w:rPr>
+                        <w:t>Cleanup</w:t>
+                      </w:r>
+                      <w:r>
+                        <w:rPr>
+                          <w:rFonts w:asciiTheme="majorBidi" w:hAnsiTheme="majorBidi" w:cstheme="majorBidi"/>
+                          <w:sz w:val="28"/>
+                          <w:szCs w:val="28"/>
+                        </w:rPr>
+                        <w:t xml:space="preserve"> </w:t>
+                      </w:r>
+                      <w:r>
+                        <w:rPr>
+                          <w:rFonts w:asciiTheme="majorBidi" w:hAnsiTheme="majorBidi" w:cstheme="majorBidi"/>
+                          <w:sz w:val="28"/>
+                          <w:szCs w:val="28"/>
+                        </w:rPr>
+                        <w:t xml:space="preserve">→ After confirmation that Green is stable, delete the </w:t>
+                      </w:r>
+                      <w:proofErr w:type="gramStart"/>
+                      <w:r>
+                        <w:rPr>
+                          <w:rFonts w:asciiTheme="majorBidi" w:hAnsiTheme="majorBidi" w:cstheme="majorBidi"/>
+                          <w:sz w:val="28"/>
+                          <w:szCs w:val="28"/>
+                        </w:rPr>
+                        <w:t>Blue</w:t>
+                      </w:r>
+                      <w:proofErr w:type="gramEnd"/>
+                      <w:r>
+                        <w:rPr>
+                          <w:rFonts w:asciiTheme="majorBidi" w:hAnsiTheme="majorBidi" w:cstheme="majorBidi"/>
+                          <w:sz w:val="28"/>
+                          <w:szCs w:val="28"/>
+                        </w:rPr>
+                        <w:t xml:space="preserve"> environment or prepare it for the next version.</w:t>
+                      </w:r>
+                    </w:p>
+                    <w:p>
+                      <w:pPr>
+                        <w:spacing w:after="60"/>
+                        <w:jc w:val="both"/>
+                        <w:rPr>
+                          <w:rFonts w:asciiTheme="majorBidi" w:hAnsiTheme="majorBidi" w:cstheme="majorBidi"/>
+                          <w:b/>
+                          <w:bCs/>
+                          <w:sz w:val="32"/>
+                          <w:szCs w:val="32"/>
+                        </w:rPr>
+                      </w:pPr>
+                      <w:r>
+                        <w:rPr>
+                          <w:rFonts w:asciiTheme="majorBidi" w:hAnsiTheme="majorBidi" w:cstheme="majorBidi"/>
+                          <w:b/>
+                          <w:bCs/>
+                          <w:sz w:val="32"/>
+                          <w:szCs w:val="32"/>
+                        </w:rPr>
+                        <w:t>Blue‑Green in Kubernetes</w:t>
+                      </w:r>
+                      <w:r>
+                        <w:rPr>
+                          <w:rFonts w:asciiTheme="majorBidi" w:hAnsiTheme="majorBidi" w:cstheme="majorBidi"/>
+                          <w:b/>
+                          <w:bCs/>
+                          <w:sz w:val="32"/>
+                          <w:szCs w:val="32"/>
+                        </w:rPr>
+                        <w:t>:</w:t>
+                      </w:r>
+                    </w:p>
+                    <w:p>
+                      <w:pPr>
+                        <w:spacing w:after="60"/>
+                        <w:jc w:val="both"/>
+                        <w:rPr>
+                          <w:rFonts w:asciiTheme="majorBidi" w:hAnsiTheme="majorBidi" w:cstheme="majorBidi"/>
+                          <w:sz w:val="28"/>
+                          <w:szCs w:val="28"/>
+                        </w:rPr>
+                      </w:pPr>
+                      <w:r>
+                        <w:rPr>
+                          <w:rFonts w:asciiTheme="majorBidi" w:hAnsiTheme="majorBidi" w:cstheme="majorBidi"/>
+                          <w:sz w:val="28"/>
+                          <w:szCs w:val="28"/>
+                        </w:rPr>
+                        <w:t>In Kubernetes, Blue‑Green can be implemented with two Deployments and one Service.</w:t>
+                      </w:r>
+                    </w:p>
+                    <w:p>
+                      <w:pPr>
+                        <w:spacing w:after="60"/>
+                        <w:jc w:val="both"/>
+                        <w:rPr>
+                          <w:rFonts w:asciiTheme="majorBidi" w:hAnsiTheme="majorBidi" w:cstheme="majorBidi"/>
+                          <w:sz w:val="28"/>
+                          <w:szCs w:val="28"/>
+                        </w:rPr>
+                      </w:pPr>
+                      <w:r>
+                        <w:rPr>
+                          <w:rFonts w:asciiTheme="majorBidi" w:hAnsiTheme="majorBidi" w:cstheme="majorBidi"/>
+                          <w:sz w:val="28"/>
+                          <w:szCs w:val="28"/>
+                        </w:rPr>
+                        <w:t xml:space="preserve">Initially, the Service selector points to </w:t>
+                      </w:r>
+                      <w:r>
+                        <w:rPr>
+                          <w:rFonts w:asciiTheme="majorBidi" w:hAnsiTheme="majorBidi" w:cstheme="majorBidi"/>
+                          <w:b/>
+                          <w:bCs/>
+                          <w:i/>
+                          <w:iCs/>
+                          <w:sz w:val="28"/>
+                          <w:szCs w:val="28"/>
+                        </w:rPr>
+                        <w:t>version: blue</w:t>
+                      </w:r>
+                      <w:r>
+                        <w:rPr>
+                          <w:rFonts w:asciiTheme="majorBidi" w:hAnsiTheme="majorBidi" w:cstheme="majorBidi"/>
+                          <w:sz w:val="28"/>
+                          <w:szCs w:val="28"/>
+                        </w:rPr>
+                        <w:t>.</w:t>
+                      </w:r>
+                    </w:p>
+                    <w:p>
+                      <w:pPr>
+                        <w:spacing w:after="60"/>
+                        <w:jc w:val="both"/>
+                        <w:rPr>
+                          <w:rFonts w:asciiTheme="majorBidi" w:hAnsiTheme="majorBidi" w:cstheme="majorBidi"/>
+                          <w:sz w:val="28"/>
+                          <w:szCs w:val="28"/>
+                        </w:rPr>
+                      </w:pPr>
+                      <w:r>
+                        <w:rPr>
+                          <w:rFonts w:asciiTheme="majorBidi" w:hAnsiTheme="majorBidi" w:cstheme="majorBidi"/>
+                          <w:sz w:val="28"/>
+                          <w:szCs w:val="28"/>
+                        </w:rPr>
+                        <w:t xml:space="preserve">When you’re ready to release, you simply update the Service selector to </w:t>
+                      </w:r>
+                      <w:r>
+                        <w:rPr>
+                          <w:rFonts w:asciiTheme="majorBidi" w:hAnsiTheme="majorBidi" w:cstheme="majorBidi"/>
+                          <w:b/>
+                          <w:bCs/>
+                          <w:i/>
+                          <w:iCs/>
+                          <w:sz w:val="28"/>
+                          <w:szCs w:val="28"/>
+                        </w:rPr>
+                        <w:t>version: green</w:t>
+                      </w:r>
+                      <w:r>
+                        <w:rPr>
+                          <w:rFonts w:asciiTheme="majorBidi" w:hAnsiTheme="majorBidi" w:cstheme="majorBidi"/>
+                          <w:sz w:val="28"/>
+                          <w:szCs w:val="28"/>
+                        </w:rPr>
+                        <w:t>.</w:t>
+                      </w:r>
+                    </w:p>
+                    <w:p>
+                      <w:pPr>
+                        <w:spacing w:after="60"/>
+                        <w:jc w:val="both"/>
+                        <w:rPr>
+                          <w:rFonts w:asciiTheme="majorBidi" w:hAnsiTheme="majorBidi" w:cstheme="majorBidi"/>
+                          <w:sz w:val="28"/>
+                          <w:szCs w:val="28"/>
+                        </w:rPr>
+                      </w:pPr>
+                      <w:r>
+                        <w:rPr>
+                          <w:rFonts w:asciiTheme="majorBidi" w:hAnsiTheme="majorBidi" w:cstheme="majorBidi"/>
+                          <w:sz w:val="28"/>
+                          <w:szCs w:val="28"/>
+                        </w:rPr>
+                        <w:t xml:space="preserve">That instantly transfers all traffic to the </w:t>
+                      </w:r>
+                      <w:proofErr w:type="gramStart"/>
+                      <w:r>
+                        <w:rPr>
+                          <w:rFonts w:asciiTheme="majorBidi" w:hAnsiTheme="majorBidi" w:cstheme="majorBidi"/>
+                          <w:sz w:val="28"/>
+                          <w:szCs w:val="28"/>
+                        </w:rPr>
+                        <w:t>Green</w:t>
+                      </w:r>
+                      <w:proofErr w:type="gramEnd"/>
+                      <w:r>
+                        <w:rPr>
+                          <w:rFonts w:asciiTheme="majorBidi" w:hAnsiTheme="majorBidi" w:cstheme="majorBidi"/>
+                          <w:sz w:val="28"/>
+                          <w:szCs w:val="28"/>
+                        </w:rPr>
+                        <w:t xml:space="preserve"> pods.</w:t>
                       </w:r>
                     </w:p>
                     <w:p>
@@ -13331,76 +13953,12 @@
                           <w:sz w:val="28"/>
                           <w:szCs w:val="28"/>
                         </w:rPr>
-                        <w:t>Traffic is routed to only one environment at a time.</w:t>
-                      </w:r>
-                      <w:r>
-                        <w:rPr>
-                          <w:rFonts w:asciiTheme="majorBidi" w:hAnsiTheme="majorBidi" w:cstheme="majorBidi"/>
-                          <w:sz w:val="28"/>
-                          <w:szCs w:val="28"/>
-                        </w:rPr>
-                        <w:t xml:space="preserve"> </w:t>
-                      </w:r>
-                      <w:r>
-                        <w:rPr>
-                          <w:rFonts w:asciiTheme="majorBidi" w:hAnsiTheme="majorBidi" w:cstheme="majorBidi"/>
-                          <w:sz w:val="28"/>
-                          <w:szCs w:val="28"/>
-                        </w:rPr>
-                        <w:t>When the new version (Green) is ready and tested, traffic is switched atomically from Blue to Green</w:t>
-                      </w:r>
-                      <w:r>
-                        <w:rPr>
-                          <w:rFonts w:asciiTheme="majorBidi" w:hAnsiTheme="majorBidi" w:cstheme="majorBidi"/>
-                          <w:sz w:val="28"/>
-                          <w:szCs w:val="28"/>
-                        </w:rPr>
-                        <w:t>.</w:t>
-                      </w:r>
-                      <w:r>
-                        <w:rPr>
-                          <w:rFonts w:asciiTheme="majorBidi" w:hAnsiTheme="majorBidi" w:cstheme="majorBidi"/>
-                          <w:sz w:val="28"/>
-                          <w:szCs w:val="28"/>
-                        </w:rPr>
-                        <w:t xml:space="preserve"> instantly putting the new version in production.</w:t>
-                      </w:r>
-                      <w:r>
-                        <w:rPr>
-                          <w:rFonts w:asciiTheme="majorBidi" w:hAnsiTheme="majorBidi" w:cstheme="majorBidi"/>
-                          <w:sz w:val="28"/>
-                          <w:szCs w:val="28"/>
-                        </w:rPr>
-                        <w:t xml:space="preserve"> </w:t>
-                      </w:r>
-                      <w:r>
-                        <w:rPr>
-                          <w:rFonts w:asciiTheme="majorBidi" w:hAnsiTheme="majorBidi" w:cstheme="majorBidi"/>
-                          <w:sz w:val="28"/>
-                          <w:szCs w:val="28"/>
-                        </w:rPr>
-                        <w:t xml:space="preserve">If something goes wrong, you can switch traffic back to Blue just as quickly </w:t>
-                      </w:r>
-                      <w:r>
-                        <w:rPr>
-                          <w:rFonts w:asciiTheme="majorBidi" w:hAnsiTheme="majorBidi" w:cstheme="majorBidi"/>
-                          <w:sz w:val="28"/>
-                          <w:szCs w:val="28"/>
-                        </w:rPr>
-                        <w:t>-</w:t>
-                      </w:r>
-                      <w:r>
-                        <w:rPr>
-                          <w:rFonts w:asciiTheme="majorBidi" w:hAnsiTheme="majorBidi" w:cstheme="majorBidi"/>
-                          <w:sz w:val="28"/>
-                          <w:szCs w:val="28"/>
-                        </w:rPr>
-                        <w:t xml:space="preserve"> giving you a safe, instantaneous rollback.</w:t>
+                        <w:t>If there’s an issue → change it back to version: blue.</w:t>
                       </w:r>
                     </w:p>
                     <w:p>
                       <w:pPr>
-                        <w:spacing w:after="60"/>
+                        <w:spacing w:after="120"/>
                         <w:jc w:val="both"/>
                         <w:rPr>
                           <w:rFonts w:asciiTheme="majorBidi" w:hAnsiTheme="majorBidi" w:cstheme="majorBidi"/>
@@ -13418,7 +13976,7 @@
                           <w:sz w:val="28"/>
                           <w:szCs w:val="28"/>
                         </w:rPr>
-                        <w:t>Step‑by‑Step Process</w:t>
+                        <w:t>Advantages</w:t>
                       </w:r>
                       <w:r>
                         <w:rPr>
@@ -13449,28 +14007,10 @@
                       <w:r>
                         <w:rPr>
                           <w:rFonts w:asciiTheme="majorBidi" w:hAnsiTheme="majorBidi" w:cstheme="majorBidi"/>
-                          <w:b/>
-                          <w:bCs/>
-                          <w:sz w:val="28"/>
-                          <w:szCs w:val="28"/>
-                        </w:rPr>
-                        <w:t>Current version is Blue</w:t>
-                      </w:r>
-                      <w:r>
-                        <w:rPr>
-                          <w:rFonts w:asciiTheme="majorBidi" w:hAnsiTheme="majorBidi" w:cstheme="majorBidi"/>
-                          <w:sz w:val="28"/>
-                          <w:szCs w:val="28"/>
-                        </w:rPr>
-                        <w:t xml:space="preserve"> </w:t>
-                      </w:r>
-                      <w:r>
-                        <w:rPr>
-                          <w:rFonts w:asciiTheme="majorBidi" w:hAnsiTheme="majorBidi" w:cstheme="majorBidi"/>
-                          <w:sz w:val="28"/>
-                          <w:szCs w:val="28"/>
-                        </w:rPr>
-                        <w:t>→ The “Blue” environment is live and serving all traffic.</w:t>
+                          <w:sz w:val="28"/>
+                          <w:szCs w:val="28"/>
+                        </w:rPr>
+                        <w:t>Zero downtime → Traffic is switched instantly; no overlap of half‑updated Pods.</w:t>
                       </w:r>
                     </w:p>
                     <w:p>
@@ -13491,630 +14031,10 @@
                       <w:r>
                         <w:rPr>
                           <w:rFonts w:asciiTheme="majorBidi" w:hAnsiTheme="majorBidi" w:cstheme="majorBidi"/>
-                          <w:b/>
-                          <w:bCs/>
-                          <w:sz w:val="28"/>
-                          <w:szCs w:val="28"/>
-                        </w:rPr>
-                        <w:t>Deploy the new version (Green)</w:t>
-                      </w:r>
-                      <w:r>
-                        <w:rPr>
-                          <w:rFonts w:asciiTheme="majorBidi" w:hAnsiTheme="majorBidi" w:cstheme="majorBidi"/>
-                          <w:sz w:val="28"/>
-                          <w:szCs w:val="28"/>
-                        </w:rPr>
-                        <w:t xml:space="preserve"> </w:t>
-                      </w:r>
-                      <w:r>
-                        <w:rPr>
-                          <w:rFonts w:asciiTheme="majorBidi" w:hAnsiTheme="majorBidi" w:cstheme="majorBidi"/>
-                          <w:sz w:val="28"/>
-                          <w:szCs w:val="28"/>
-                        </w:rPr>
-                        <w:t>→ The new application version is deployed alongside Blue</w:t>
-                      </w:r>
-                      <w:r>
-                        <w:rPr>
-                          <w:rFonts w:asciiTheme="majorBidi" w:hAnsiTheme="majorBidi" w:cstheme="majorBidi"/>
-                          <w:sz w:val="28"/>
-                          <w:szCs w:val="28"/>
-                        </w:rPr>
-                        <w:t>.</w:t>
-                      </w:r>
-                      <w:r>
-                        <w:rPr>
-                          <w:rFonts w:asciiTheme="majorBidi" w:hAnsiTheme="majorBidi" w:cstheme="majorBidi"/>
-                          <w:sz w:val="28"/>
-                          <w:szCs w:val="28"/>
-                        </w:rPr>
-                        <w:t xml:space="preserve"> same configuration, same backing services</w:t>
-                      </w:r>
-                      <w:r>
-                        <w:rPr>
-                          <w:rFonts w:asciiTheme="majorBidi" w:hAnsiTheme="majorBidi" w:cstheme="majorBidi"/>
-                          <w:sz w:val="28"/>
-                          <w:szCs w:val="28"/>
-                        </w:rPr>
-                        <w:t>,</w:t>
-                      </w:r>
-                      <w:r>
-                        <w:rPr>
-                          <w:rFonts w:asciiTheme="majorBidi" w:hAnsiTheme="majorBidi" w:cstheme="majorBidi"/>
-                          <w:sz w:val="28"/>
-                          <w:szCs w:val="28"/>
-                        </w:rPr>
-                        <w:t xml:space="preserve"> but receives no user traffic yet.</w:t>
-                      </w:r>
-                    </w:p>
-                    <w:p>
-                      <w:pPr>
-                        <w:pStyle w:val="ListParagraph"/>
-                        <w:numPr>
-                          <w:ilvl w:val="0"/>
-                          <w:numId w:val="75"/>
-                        </w:numPr>
-                        <w:ind w:left="360"/>
-                        <w:jc w:val="both"/>
-                        <w:rPr>
-                          <w:rFonts w:asciiTheme="majorBidi" w:hAnsiTheme="majorBidi" w:cstheme="majorBidi"/>
-                          <w:sz w:val="28"/>
-                          <w:szCs w:val="28"/>
-                        </w:rPr>
-                      </w:pPr>
-                      <w:r>
-                        <w:rPr>
-                          <w:rFonts w:asciiTheme="majorBidi" w:hAnsiTheme="majorBidi" w:cstheme="majorBidi"/>
-                          <w:b/>
-                          <w:bCs/>
-                          <w:sz w:val="28"/>
-                          <w:szCs w:val="28"/>
-                        </w:rPr>
-                        <w:t>Test Green</w:t>
-                      </w:r>
-                      <w:r>
-                        <w:rPr>
-                          <w:rFonts w:asciiTheme="majorBidi" w:hAnsiTheme="majorBidi" w:cstheme="majorBidi"/>
-                          <w:sz w:val="28"/>
-                          <w:szCs w:val="28"/>
-                        </w:rPr>
-                        <w:t xml:space="preserve"> </w:t>
-                      </w:r>
-                      <w:r>
-                        <w:rPr>
-                          <w:rFonts w:asciiTheme="majorBidi" w:hAnsiTheme="majorBidi" w:cstheme="majorBidi"/>
-                          <w:sz w:val="28"/>
-                          <w:szCs w:val="28"/>
-                        </w:rPr>
-                        <w:t>→ Verify that the</w:t>
-                      </w:r>
-                      <w:r>
-                        <w:rPr>
-                          <w:rFonts w:asciiTheme="majorBidi" w:hAnsiTheme="majorBidi" w:cstheme="majorBidi"/>
-                          <w:sz w:val="28"/>
-                          <w:szCs w:val="28"/>
-                        </w:rPr>
-                        <w:t xml:space="preserve"> </w:t>
-                      </w:r>
-                      <w:proofErr w:type="gramStart"/>
-                      <w:r>
-                        <w:rPr>
-                          <w:rFonts w:asciiTheme="majorBidi" w:hAnsiTheme="majorBidi" w:cstheme="majorBidi"/>
-                          <w:sz w:val="28"/>
-                          <w:szCs w:val="28"/>
-                        </w:rPr>
-                        <w:t>Green</w:t>
-                      </w:r>
-                      <w:proofErr w:type="gramEnd"/>
-                      <w:r>
-                        <w:rPr>
-                          <w:rFonts w:asciiTheme="majorBidi" w:hAnsiTheme="majorBidi" w:cstheme="majorBidi"/>
-                          <w:sz w:val="28"/>
-                          <w:szCs w:val="28"/>
-                        </w:rPr>
-                        <w:t xml:space="preserve"> version works correctly (you can use staging tests, health checks, or temporary routing rules).</w:t>
-                      </w:r>
-                    </w:p>
-                    <w:p>
-                      <w:pPr>
-                        <w:pStyle w:val="ListParagraph"/>
-                        <w:numPr>
-                          <w:ilvl w:val="0"/>
-                          <w:numId w:val="75"/>
-                        </w:numPr>
-                        <w:ind w:left="360"/>
-                        <w:jc w:val="both"/>
-                        <w:rPr>
-                          <w:rFonts w:asciiTheme="majorBidi" w:hAnsiTheme="majorBidi" w:cstheme="majorBidi"/>
-                          <w:sz w:val="28"/>
-                          <w:szCs w:val="28"/>
-                        </w:rPr>
-                      </w:pPr>
-                      <w:r>
-                        <w:rPr>
-                          <w:rFonts w:asciiTheme="majorBidi" w:hAnsiTheme="majorBidi" w:cstheme="majorBidi"/>
-                          <w:b/>
-                          <w:bCs/>
-                          <w:sz w:val="28"/>
-                          <w:szCs w:val="28"/>
-                        </w:rPr>
-                        <w:t>Switch traffic</w:t>
-                      </w:r>
-                      <w:r>
-                        <w:rPr>
-                          <w:rFonts w:asciiTheme="majorBidi" w:hAnsiTheme="majorBidi" w:cstheme="majorBidi"/>
-                          <w:sz w:val="28"/>
-                          <w:szCs w:val="28"/>
-                        </w:rPr>
-                        <w:t xml:space="preserve"> </w:t>
-                      </w:r>
-                      <w:r>
-                        <w:rPr>
-                          <w:rFonts w:asciiTheme="majorBidi" w:hAnsiTheme="majorBidi" w:cstheme="majorBidi"/>
-                          <w:sz w:val="28"/>
-                          <w:szCs w:val="28"/>
-                        </w:rPr>
-                        <w:t>→ Once validated, update the routing (via a Service, Ingress, or Load Balancer) to send requests to Green instead of Blue.</w:t>
-                      </w:r>
-                    </w:p>
-                    <w:p>
-                      <w:pPr>
-                        <w:pStyle w:val="ListParagraph"/>
-                        <w:numPr>
-                          <w:ilvl w:val="0"/>
-                          <w:numId w:val="75"/>
-                        </w:numPr>
-                        <w:ind w:left="360"/>
-                        <w:jc w:val="both"/>
-                        <w:rPr>
-                          <w:rFonts w:asciiTheme="majorBidi" w:hAnsiTheme="majorBidi" w:cstheme="majorBidi"/>
-                          <w:sz w:val="28"/>
-                          <w:szCs w:val="28"/>
-                        </w:rPr>
-                      </w:pPr>
-                      <w:r>
-                        <w:rPr>
-                          <w:rFonts w:asciiTheme="majorBidi" w:hAnsiTheme="majorBidi" w:cstheme="majorBidi"/>
-                          <w:b/>
-                          <w:bCs/>
-                          <w:sz w:val="28"/>
-                          <w:szCs w:val="28"/>
-                        </w:rPr>
-                        <w:t>Verify and monitor</w:t>
-                      </w:r>
-                      <w:r>
-                        <w:rPr>
-                          <w:rFonts w:asciiTheme="majorBidi" w:hAnsiTheme="majorBidi" w:cstheme="majorBidi"/>
-                          <w:sz w:val="28"/>
-                          <w:szCs w:val="28"/>
-                        </w:rPr>
-                        <w:t xml:space="preserve"> </w:t>
-                      </w:r>
-                      <w:r>
-                        <w:rPr>
-                          <w:rFonts w:asciiTheme="majorBidi" w:hAnsiTheme="majorBidi" w:cstheme="majorBidi"/>
-                          <w:sz w:val="28"/>
-                          <w:szCs w:val="28"/>
-                        </w:rPr>
-                        <w:t>→ Green now serves production traffic. Keep Blue running for a short safety period.</w:t>
-                      </w:r>
-                    </w:p>
-                    <w:p>
-                      <w:pPr>
-                        <w:pStyle w:val="ListParagraph"/>
-                        <w:numPr>
-                          <w:ilvl w:val="0"/>
-                          <w:numId w:val="75"/>
-                        </w:numPr>
-                        <w:ind w:left="360"/>
-                        <w:jc w:val="both"/>
-                        <w:rPr>
-                          <w:rFonts w:asciiTheme="majorBidi" w:hAnsiTheme="majorBidi" w:cstheme="majorBidi"/>
-                          <w:sz w:val="28"/>
-                          <w:szCs w:val="28"/>
-                        </w:rPr>
-                      </w:pPr>
-                      <w:r>
-                        <w:rPr>
-                          <w:rFonts w:asciiTheme="majorBidi" w:hAnsiTheme="majorBidi" w:cstheme="majorBidi"/>
-                          <w:b/>
-                          <w:bCs/>
-                          <w:sz w:val="28"/>
-                          <w:szCs w:val="28"/>
-                        </w:rPr>
-                        <w:t>Rollback (if needed)</w:t>
-                      </w:r>
-                      <w:r>
-                        <w:rPr>
-                          <w:rFonts w:asciiTheme="majorBidi" w:hAnsiTheme="majorBidi" w:cstheme="majorBidi"/>
-                          <w:sz w:val="28"/>
-                          <w:szCs w:val="28"/>
-                        </w:rPr>
-                        <w:t xml:space="preserve"> </w:t>
-                      </w:r>
-                      <w:r>
-                        <w:rPr>
-                          <w:rFonts w:asciiTheme="majorBidi" w:hAnsiTheme="majorBidi" w:cstheme="majorBidi"/>
-                          <w:sz w:val="28"/>
-                          <w:szCs w:val="28"/>
-                        </w:rPr>
-                        <w:t xml:space="preserve">→ If an issue appears, simply flip the routing back to Blue </w:t>
-                      </w:r>
-                      <w:r>
-                        <w:rPr>
-                          <w:rFonts w:asciiTheme="majorBidi" w:hAnsiTheme="majorBidi" w:cstheme="majorBidi"/>
-                          <w:sz w:val="28"/>
-                          <w:szCs w:val="28"/>
-                        </w:rPr>
-                        <w:t>-</w:t>
-                      </w:r>
-                      <w:r>
-                        <w:rPr>
-                          <w:rFonts w:asciiTheme="majorBidi" w:hAnsiTheme="majorBidi" w:cstheme="majorBidi"/>
-                          <w:sz w:val="28"/>
-                          <w:szCs w:val="28"/>
-                        </w:rPr>
-                        <w:t xml:space="preserve"> no redeployments are needed.</w:t>
-                      </w:r>
-                    </w:p>
-                    <w:p>
-                      <w:pPr>
-                        <w:pStyle w:val="ListParagraph"/>
-                        <w:numPr>
-                          <w:ilvl w:val="0"/>
-                          <w:numId w:val="75"/>
-                        </w:numPr>
-                        <w:spacing w:after="120"/>
-                        <w:ind w:left="360"/>
-                        <w:jc w:val="both"/>
-                        <w:rPr>
-                          <w:rFonts w:asciiTheme="majorBidi" w:hAnsiTheme="majorBidi" w:cstheme="majorBidi"/>
-                          <w:sz w:val="28"/>
-                          <w:szCs w:val="28"/>
-                        </w:rPr>
-                      </w:pPr>
-                      <w:r>
-                        <w:rPr>
-                          <w:rFonts w:asciiTheme="majorBidi" w:hAnsiTheme="majorBidi" w:cstheme="majorBidi"/>
-                          <w:b/>
-                          <w:bCs/>
-                          <w:sz w:val="28"/>
-                          <w:szCs w:val="28"/>
-                        </w:rPr>
-                        <w:t>Cleanup</w:t>
-                      </w:r>
-                      <w:r>
-                        <w:rPr>
-                          <w:rFonts w:asciiTheme="majorBidi" w:hAnsiTheme="majorBidi" w:cstheme="majorBidi"/>
-                          <w:sz w:val="28"/>
-                          <w:szCs w:val="28"/>
-                        </w:rPr>
-                        <w:t xml:space="preserve"> </w:t>
-                      </w:r>
-                      <w:r>
-                        <w:rPr>
-                          <w:rFonts w:asciiTheme="majorBidi" w:hAnsiTheme="majorBidi" w:cstheme="majorBidi"/>
-                          <w:sz w:val="28"/>
-                          <w:szCs w:val="28"/>
-                        </w:rPr>
-                        <w:t xml:space="preserve">→ After confirmation that Green is stable, delete the </w:t>
-                      </w:r>
-                      <w:proofErr w:type="gramStart"/>
-                      <w:r>
-                        <w:rPr>
-                          <w:rFonts w:asciiTheme="majorBidi" w:hAnsiTheme="majorBidi" w:cstheme="majorBidi"/>
-                          <w:sz w:val="28"/>
-                          <w:szCs w:val="28"/>
-                        </w:rPr>
-                        <w:t>Blue</w:t>
-                      </w:r>
-                      <w:proofErr w:type="gramEnd"/>
-                      <w:r>
-                        <w:rPr>
-                          <w:rFonts w:asciiTheme="majorBidi" w:hAnsiTheme="majorBidi" w:cstheme="majorBidi"/>
-                          <w:sz w:val="28"/>
-                          <w:szCs w:val="28"/>
-                        </w:rPr>
-                        <w:t xml:space="preserve"> environment or prepare it for the next version.</w:t>
-                      </w:r>
-                    </w:p>
-                    <w:p>
-                      <w:pPr>
-                        <w:spacing w:after="60"/>
-                        <w:jc w:val="both"/>
-                        <w:rPr>
-                          <w:rFonts w:asciiTheme="majorBidi" w:hAnsiTheme="majorBidi" w:cstheme="majorBidi"/>
-                          <w:b/>
-                          <w:bCs/>
-                          <w:sz w:val="32"/>
-                          <w:szCs w:val="32"/>
-                        </w:rPr>
-                      </w:pPr>
-                      <w:r>
-                        <w:rPr>
-                          <w:rFonts w:asciiTheme="majorBidi" w:hAnsiTheme="majorBidi" w:cstheme="majorBidi"/>
-                          <w:b/>
-                          <w:bCs/>
-                          <w:sz w:val="32"/>
-                          <w:szCs w:val="32"/>
-                        </w:rPr>
-                        <w:t>Blue‑Green in Kubernetes</w:t>
-                      </w:r>
-                      <w:r>
-                        <w:rPr>
-                          <w:rFonts w:asciiTheme="majorBidi" w:hAnsiTheme="majorBidi" w:cstheme="majorBidi"/>
-                          <w:b/>
-                          <w:bCs/>
-                          <w:sz w:val="32"/>
-                          <w:szCs w:val="32"/>
-                        </w:rPr>
-                        <w:t>:</w:t>
-                      </w:r>
-                    </w:p>
-                    <w:p>
-                      <w:pPr>
-                        <w:spacing w:after="60"/>
-                        <w:jc w:val="both"/>
-                        <w:rPr>
-                          <w:rFonts w:asciiTheme="majorBidi" w:hAnsiTheme="majorBidi" w:cstheme="majorBidi"/>
-                          <w:sz w:val="28"/>
-                          <w:szCs w:val="28"/>
-                        </w:rPr>
-                      </w:pPr>
-                      <w:r>
-                        <w:rPr>
-                          <w:rFonts w:asciiTheme="majorBidi" w:hAnsiTheme="majorBidi" w:cstheme="majorBidi"/>
-                          <w:sz w:val="28"/>
-                          <w:szCs w:val="28"/>
-                        </w:rPr>
-                        <w:t>In Kubernetes, Blue‑Green can be implemented with two Deployments and one Service.</w:t>
-                      </w:r>
-                    </w:p>
-                    <w:p>
-                      <w:pPr>
-                        <w:spacing w:after="60"/>
-                        <w:jc w:val="both"/>
-                        <w:rPr>
-                          <w:rFonts w:asciiTheme="majorBidi" w:hAnsiTheme="majorBidi" w:cstheme="majorBidi"/>
-                          <w:sz w:val="28"/>
-                          <w:szCs w:val="28"/>
-                        </w:rPr>
-                      </w:pPr>
-                      <w:r>
-                        <w:rPr>
-                          <w:rFonts w:asciiTheme="majorBidi" w:hAnsiTheme="majorBidi" w:cstheme="majorBidi"/>
-                          <w:sz w:val="28"/>
-                          <w:szCs w:val="28"/>
-                        </w:rPr>
-                        <w:t xml:space="preserve">Initially, the Service selector points to </w:t>
-                      </w:r>
-                      <w:r>
-                        <w:rPr>
-                          <w:rFonts w:asciiTheme="majorBidi" w:hAnsiTheme="majorBidi" w:cstheme="majorBidi"/>
-                          <w:b/>
-                          <w:bCs/>
-                          <w:i/>
-                          <w:iCs/>
-                          <w:sz w:val="28"/>
-                          <w:szCs w:val="28"/>
-                        </w:rPr>
-                        <w:t>version: blue</w:t>
-                      </w:r>
-                      <w:r>
-                        <w:rPr>
-                          <w:rFonts w:asciiTheme="majorBidi" w:hAnsiTheme="majorBidi" w:cstheme="majorBidi"/>
-                          <w:sz w:val="28"/>
-                          <w:szCs w:val="28"/>
-                        </w:rPr>
-                        <w:t>.</w:t>
-                      </w:r>
-                    </w:p>
-                    <w:p>
-                      <w:pPr>
-                        <w:spacing w:after="60"/>
-                        <w:jc w:val="both"/>
-                        <w:rPr>
-                          <w:rFonts w:asciiTheme="majorBidi" w:hAnsiTheme="majorBidi" w:cstheme="majorBidi"/>
-                          <w:sz w:val="28"/>
-                          <w:szCs w:val="28"/>
-                        </w:rPr>
-                      </w:pPr>
-                      <w:r>
-                        <w:rPr>
-                          <w:rFonts w:asciiTheme="majorBidi" w:hAnsiTheme="majorBidi" w:cstheme="majorBidi"/>
-                          <w:sz w:val="28"/>
-                          <w:szCs w:val="28"/>
-                        </w:rPr>
-                        <w:t xml:space="preserve">When you’re ready to release, you simply update the Service selector to </w:t>
-                      </w:r>
-                      <w:r>
-                        <w:rPr>
-                          <w:rFonts w:asciiTheme="majorBidi" w:hAnsiTheme="majorBidi" w:cstheme="majorBidi"/>
-                          <w:b/>
-                          <w:bCs/>
-                          <w:i/>
-                          <w:iCs/>
-                          <w:sz w:val="28"/>
-                          <w:szCs w:val="28"/>
-                        </w:rPr>
-                        <w:t>version: green</w:t>
-                      </w:r>
-                      <w:r>
-                        <w:rPr>
-                          <w:rFonts w:asciiTheme="majorBidi" w:hAnsiTheme="majorBidi" w:cstheme="majorBidi"/>
-                          <w:sz w:val="28"/>
-                          <w:szCs w:val="28"/>
-                        </w:rPr>
-                        <w:t>.</w:t>
-                      </w:r>
-                    </w:p>
-                    <w:p>
-                      <w:pPr>
-                        <w:spacing w:after="60"/>
-                        <w:jc w:val="both"/>
-                        <w:rPr>
-                          <w:rFonts w:asciiTheme="majorBidi" w:hAnsiTheme="majorBidi" w:cstheme="majorBidi"/>
-                          <w:sz w:val="28"/>
-                          <w:szCs w:val="28"/>
-                        </w:rPr>
-                      </w:pPr>
-                      <w:r>
-                        <w:rPr>
-                          <w:rFonts w:asciiTheme="majorBidi" w:hAnsiTheme="majorBidi" w:cstheme="majorBidi"/>
-                          <w:sz w:val="28"/>
-                          <w:szCs w:val="28"/>
-                        </w:rPr>
-                        <w:t xml:space="preserve">That instantly transfers all traffic to the </w:t>
-                      </w:r>
-                      <w:proofErr w:type="gramStart"/>
-                      <w:r>
-                        <w:rPr>
-                          <w:rFonts w:asciiTheme="majorBidi" w:hAnsiTheme="majorBidi" w:cstheme="majorBidi"/>
-                          <w:sz w:val="28"/>
-                          <w:szCs w:val="28"/>
-                        </w:rPr>
-                        <w:t>Green</w:t>
-                      </w:r>
-                      <w:proofErr w:type="gramEnd"/>
-                      <w:r>
-                        <w:rPr>
-                          <w:rFonts w:asciiTheme="majorBidi" w:hAnsiTheme="majorBidi" w:cstheme="majorBidi"/>
-                          <w:sz w:val="28"/>
-                          <w:szCs w:val="28"/>
-                        </w:rPr>
-                        <w:t xml:space="preserve"> pods.</w:t>
-                      </w:r>
-                    </w:p>
-                    <w:p>
-                      <w:pPr>
-                        <w:spacing w:after="120"/>
-                        <w:jc w:val="both"/>
-                        <w:rPr>
-                          <w:rFonts w:asciiTheme="majorBidi" w:hAnsiTheme="majorBidi" w:cstheme="majorBidi"/>
-                          <w:sz w:val="28"/>
-                          <w:szCs w:val="28"/>
-                        </w:rPr>
-                      </w:pPr>
-                      <w:r>
-                        <w:rPr>
-                          <w:rFonts w:asciiTheme="majorBidi" w:hAnsiTheme="majorBidi" w:cstheme="majorBidi"/>
-                          <w:sz w:val="28"/>
-                          <w:szCs w:val="28"/>
-                        </w:rPr>
-                        <w:t>If there’s an issue → change it back to version: blue.</w:t>
-                      </w:r>
-                    </w:p>
-                    <w:p>
-                      <w:pPr>
-                        <w:spacing w:after="120"/>
-                        <w:jc w:val="both"/>
-                        <w:rPr>
-                          <w:rFonts w:asciiTheme="majorBidi" w:hAnsiTheme="majorBidi" w:cstheme="majorBidi"/>
-                          <w:b/>
-                          <w:bCs/>
-                          <w:sz w:val="28"/>
-                          <w:szCs w:val="28"/>
-                        </w:rPr>
-                      </w:pPr>
-                      <w:r>
-                        <w:rPr>
-                          <w:rFonts w:asciiTheme="majorBidi" w:hAnsiTheme="majorBidi" w:cstheme="majorBidi"/>
-                          <w:b/>
-                          <w:bCs/>
-                          <w:sz w:val="28"/>
-                          <w:szCs w:val="28"/>
-                        </w:rPr>
-                        <w:t>Advantages</w:t>
-                      </w:r>
-                      <w:r>
-                        <w:rPr>
-                          <w:rFonts w:asciiTheme="majorBidi" w:hAnsiTheme="majorBidi" w:cstheme="majorBidi"/>
-                          <w:b/>
-                          <w:bCs/>
-                          <w:sz w:val="28"/>
-                          <w:szCs w:val="28"/>
-                        </w:rPr>
-                        <w:t>:</w:t>
-                      </w:r>
-                    </w:p>
-                    <w:p>
-                      <w:pPr>
-                        <w:pStyle w:val="ListParagraph"/>
-                        <w:numPr>
-                          <w:ilvl w:val="0"/>
-                          <w:numId w:val="76"/>
-                        </w:numPr>
-                        <w:ind w:left="360"/>
-                        <w:jc w:val="both"/>
-                        <w:rPr>
-                          <w:rFonts w:asciiTheme="majorBidi" w:hAnsiTheme="majorBidi" w:cstheme="majorBidi"/>
-                          <w:sz w:val="28"/>
-                          <w:szCs w:val="28"/>
-                        </w:rPr>
-                      </w:pPr>
-                      <w:r>
-                        <w:rPr>
-                          <w:rFonts w:asciiTheme="majorBidi" w:hAnsiTheme="majorBidi" w:cstheme="majorBidi"/>
-                          <w:sz w:val="28"/>
-                          <w:szCs w:val="28"/>
-                        </w:rPr>
-                        <w:t>Zero downtime</w:t>
-                      </w:r>
-                      <w:r>
-                        <w:rPr>
-                          <w:rFonts w:asciiTheme="majorBidi" w:hAnsiTheme="majorBidi" w:cstheme="majorBidi"/>
-                          <w:sz w:val="28"/>
-                          <w:szCs w:val="28"/>
-                        </w:rPr>
-                        <w:t xml:space="preserve"> </w:t>
-                      </w:r>
-                      <w:r>
-                        <w:rPr>
-                          <w:rFonts w:asciiTheme="majorBidi" w:hAnsiTheme="majorBidi" w:cstheme="majorBidi"/>
-                          <w:sz w:val="28"/>
-                          <w:szCs w:val="28"/>
-                        </w:rPr>
-                        <w:t>→ Traffic is switched instantly; no overlap of half‑updated Pods.</w:t>
-                      </w:r>
-                    </w:p>
-                    <w:p>
-                      <w:pPr>
-                        <w:pStyle w:val="ListParagraph"/>
-                        <w:numPr>
-                          <w:ilvl w:val="0"/>
-                          <w:numId w:val="76"/>
-                        </w:numPr>
-                        <w:ind w:left="360"/>
-                        <w:jc w:val="both"/>
-                        <w:rPr>
-                          <w:rFonts w:asciiTheme="majorBidi" w:hAnsiTheme="majorBidi" w:cstheme="majorBidi"/>
-                          <w:sz w:val="28"/>
-                          <w:szCs w:val="28"/>
-                        </w:rPr>
-                      </w:pPr>
-                      <w:r>
-                        <w:rPr>
-                          <w:rFonts w:asciiTheme="majorBidi" w:hAnsiTheme="majorBidi" w:cstheme="majorBidi"/>
-                          <w:sz w:val="28"/>
-                          <w:szCs w:val="28"/>
-                        </w:rPr>
-                        <w:t>Instant rollback</w:t>
-                      </w:r>
-                      <w:r>
-                        <w:rPr>
-                          <w:rFonts w:asciiTheme="majorBidi" w:hAnsiTheme="majorBidi" w:cstheme="majorBidi"/>
-                          <w:sz w:val="28"/>
-                          <w:szCs w:val="28"/>
-                        </w:rPr>
-                        <w:t xml:space="preserve"> </w:t>
-                      </w:r>
-                      <w:r>
-                        <w:rPr>
-                          <w:rFonts w:asciiTheme="majorBidi" w:hAnsiTheme="majorBidi" w:cstheme="majorBidi"/>
-                          <w:sz w:val="28"/>
-                          <w:szCs w:val="28"/>
-                        </w:rPr>
-                        <w:t>→ Just re‑point the Service or load balancer.</w:t>
+                          <w:sz w:val="28"/>
+                          <w:szCs w:val="28"/>
+                        </w:rPr>
+                        <w:t>Instant rollback → Just re‑point the Service or load balancer.</w:t>
                       </w:r>
                     </w:p>
                     <w:p>
@@ -14499,7 +14419,7 @@
                               <w:pStyle w:val="ListParagraph"/>
                               <w:numPr>
                                 <w:ilvl w:val="0"/>
-                                <w:numId w:val="77"/>
+                                <w:numId w:val="76"/>
                               </w:numPr>
                               <w:ind w:left="360"/>
                               <w:jc w:val="both"/>
@@ -14515,39 +14435,73 @@
                                 <w:sz w:val="28"/>
                                 <w:szCs w:val="28"/>
                               </w:rPr>
-                              <w:t>Safe testing</w:t>
-                            </w:r>
-                            <w:r>
-                              <w:rPr>
-                                <w:rFonts w:asciiTheme="majorBidi" w:hAnsiTheme="majorBidi" w:cstheme="majorBidi"/>
-                                <w:sz w:val="28"/>
-                                <w:szCs w:val="28"/>
-                              </w:rPr>
-                              <w:t xml:space="preserve"> </w:t>
-                            </w:r>
-                            <w:r>
-                              <w:rPr>
-                                <w:rFonts w:asciiTheme="majorBidi" w:hAnsiTheme="majorBidi" w:cstheme="majorBidi"/>
-                                <w:sz w:val="28"/>
-                                <w:szCs w:val="28"/>
-                              </w:rPr>
-                              <w:t xml:space="preserve">→ The Green environment runs side‑by‑side </w:t>
-                            </w:r>
-                            <w:r>
-                              <w:rPr>
-                                <w:rFonts w:asciiTheme="majorBidi" w:hAnsiTheme="majorBidi" w:cstheme="majorBidi"/>
-                                <w:sz w:val="28"/>
-                                <w:szCs w:val="28"/>
-                              </w:rPr>
-                              <w:t>-</w:t>
-                            </w:r>
-                            <w:r>
-                              <w:rPr>
-                                <w:rFonts w:asciiTheme="majorBidi" w:hAnsiTheme="majorBidi" w:cstheme="majorBidi"/>
-                                <w:sz w:val="28"/>
-                                <w:szCs w:val="28"/>
-                              </w:rPr>
-                              <w:t xml:space="preserve"> can be validated before serving users.</w:t>
+                              <w:t>Safe testing → The Green environment runs side‑by‑side - can be validated before serving users.</w:t>
+                            </w:r>
+                          </w:p>
+                          <w:p>
+                            <w:pPr>
+                              <w:pStyle w:val="ListParagraph"/>
+                              <w:numPr>
+                                <w:ilvl w:val="0"/>
+                                <w:numId w:val="76"/>
+                              </w:numPr>
+                              <w:spacing w:after="120"/>
+                              <w:ind w:left="360"/>
+                              <w:jc w:val="both"/>
+                              <w:rPr>
+                                <w:rFonts w:asciiTheme="majorBidi" w:hAnsiTheme="majorBidi" w:cstheme="majorBidi"/>
+                                <w:sz w:val="28"/>
+                                <w:szCs w:val="28"/>
+                              </w:rPr>
+                            </w:pPr>
+                            <w:r>
+                              <w:rPr>
+                                <w:rFonts w:asciiTheme="majorBidi" w:hAnsiTheme="majorBidi" w:cstheme="majorBidi"/>
+                                <w:sz w:val="28"/>
+                                <w:szCs w:val="28"/>
+                              </w:rPr>
+                              <w:t xml:space="preserve">Predictable </w:t>
+                            </w:r>
+                            <w:proofErr w:type="spellStart"/>
+                            <w:r>
+                              <w:rPr>
+                                <w:rFonts w:asciiTheme="majorBidi" w:hAnsiTheme="majorBidi" w:cstheme="majorBidi"/>
+                                <w:sz w:val="28"/>
+                                <w:szCs w:val="28"/>
+                              </w:rPr>
+                              <w:t>behaviour</w:t>
+                            </w:r>
+                            <w:proofErr w:type="spellEnd"/>
+                            <w:r>
+                              <w:rPr>
+                                <w:rFonts w:asciiTheme="majorBidi" w:hAnsiTheme="majorBidi" w:cstheme="majorBidi"/>
+                                <w:sz w:val="28"/>
+                                <w:szCs w:val="28"/>
+                              </w:rPr>
+                              <w:t xml:space="preserve"> → Both environments are identical except for the version being tested.</w:t>
+                            </w:r>
+                          </w:p>
+                          <w:p>
+                            <w:pPr>
+                              <w:spacing w:after="60"/>
+                              <w:jc w:val="both"/>
+                              <w:rPr>
+                                <w:rFonts w:asciiTheme="majorBidi" w:hAnsiTheme="majorBidi" w:cstheme="majorBidi"/>
+                                <w:b/>
+                                <w:bCs/>
+                                <w:sz w:val="28"/>
+                                <w:szCs w:val="28"/>
+                              </w:rPr>
+                            </w:pPr>
+                            <w:r>
+                              <w:rPr>
+                                <w:rFonts w:asciiTheme="majorBidi" w:hAnsiTheme="majorBidi" w:cstheme="majorBidi"/>
+                                <w:b/>
+                                <w:bCs/>
+                                <w:sz w:val="28"/>
+                                <w:szCs w:val="28"/>
+                              </w:rPr>
+                              <w:t>Disadvantages &amp; Considerations</w:t>
                             </w:r>
                           </w:p>
                           <w:p>
@@ -14557,7 +14511,6 @@
                                 <w:ilvl w:val="0"/>
                                 <w:numId w:val="77"/>
                               </w:numPr>
-                              <w:spacing w:after="120"/>
                               <w:ind w:left="360"/>
                               <w:jc w:val="both"/>
                               <w:rPr>
@@ -14572,56 +14525,7 @@
                                 <w:sz w:val="28"/>
                                 <w:szCs w:val="28"/>
                               </w:rPr>
-                              <w:t xml:space="preserve">Predictable </w:t>
-                            </w:r>
-                            <w:proofErr w:type="spellStart"/>
-                            <w:r>
-                              <w:rPr>
-                                <w:rFonts w:asciiTheme="majorBidi" w:hAnsiTheme="majorBidi" w:cstheme="majorBidi"/>
-                                <w:sz w:val="28"/>
-                                <w:szCs w:val="28"/>
-                              </w:rPr>
-                              <w:t>behaviour</w:t>
-                            </w:r>
-                            <w:proofErr w:type="spellEnd"/>
-                            <w:r>
-                              <w:rPr>
-                                <w:rFonts w:asciiTheme="majorBidi" w:hAnsiTheme="majorBidi" w:cstheme="majorBidi"/>
-                                <w:sz w:val="28"/>
-                                <w:szCs w:val="28"/>
-                              </w:rPr>
-                              <w:t xml:space="preserve"> </w:t>
-                            </w:r>
-                            <w:r>
-                              <w:rPr>
-                                <w:rFonts w:asciiTheme="majorBidi" w:hAnsiTheme="majorBidi" w:cstheme="majorBidi"/>
-                                <w:sz w:val="28"/>
-                                <w:szCs w:val="28"/>
-                              </w:rPr>
-                              <w:t>→ Both environments are identical except for the version being tested.</w:t>
-                            </w:r>
-                          </w:p>
-                          <w:p>
-                            <w:pPr>
-                              <w:spacing w:after="60"/>
-                              <w:jc w:val="both"/>
-                              <w:rPr>
-                                <w:rFonts w:asciiTheme="majorBidi" w:hAnsiTheme="majorBidi" w:cstheme="majorBidi"/>
-                                <w:b/>
-                                <w:bCs/>
-                                <w:sz w:val="28"/>
-                                <w:szCs w:val="28"/>
-                              </w:rPr>
-                            </w:pPr>
-                            <w:r>
-                              <w:rPr>
-                                <w:rFonts w:asciiTheme="majorBidi" w:hAnsiTheme="majorBidi" w:cstheme="majorBidi"/>
-                                <w:b/>
-                                <w:bCs/>
-                                <w:sz w:val="28"/>
-                                <w:szCs w:val="28"/>
-                              </w:rPr>
-                              <w:t>Disadvantages &amp; Considerations</w:t>
+                              <w:t>Higher resource usage → Requires two full environments (double Pods, volumes, etc.).</w:t>
                             </w:r>
                           </w:p>
                           <w:p>
@@ -14629,7 +14533,7 @@
                               <w:pStyle w:val="ListParagraph"/>
                               <w:numPr>
                                 <w:ilvl w:val="0"/>
-                                <w:numId w:val="78"/>
+                                <w:numId w:val="77"/>
                               </w:numPr>
                               <w:ind w:left="360"/>
                               <w:jc w:val="both"/>
@@ -14645,23 +14549,25 @@
                                 <w:sz w:val="28"/>
                                 <w:szCs w:val="28"/>
                               </w:rPr>
-                              <w:t>Higher resource usage</w:t>
-                            </w:r>
-                            <w:r>
-                              <w:rPr>
-                                <w:rFonts w:asciiTheme="majorBidi" w:hAnsiTheme="majorBidi" w:cstheme="majorBidi"/>
-                                <w:sz w:val="28"/>
-                                <w:szCs w:val="28"/>
-                              </w:rPr>
-                              <w:t xml:space="preserve"> </w:t>
-                            </w:r>
-                            <w:r>
-                              <w:rPr>
-                                <w:rFonts w:asciiTheme="majorBidi" w:hAnsiTheme="majorBidi" w:cstheme="majorBidi"/>
-                                <w:sz w:val="28"/>
-                                <w:szCs w:val="28"/>
-                              </w:rPr>
-                              <w:t>→ Requires two full environments (double Pods, volumes, etc.).</w:t>
+                              <w:t xml:space="preserve">Stateful complications → For databases and </w:t>
+                            </w:r>
+                            <w:proofErr w:type="spellStart"/>
+                            <w:r>
+                              <w:rPr>
+                                <w:rFonts w:asciiTheme="majorBidi" w:hAnsiTheme="majorBidi" w:cstheme="majorBidi"/>
+                                <w:sz w:val="28"/>
+                                <w:szCs w:val="28"/>
+                              </w:rPr>
+                              <w:t>StatefulSets</w:t>
+                            </w:r>
+                            <w:proofErr w:type="spellEnd"/>
+                            <w:r>
+                              <w:rPr>
+                                <w:rFonts w:asciiTheme="majorBidi" w:hAnsiTheme="majorBidi" w:cstheme="majorBidi"/>
+                                <w:sz w:val="28"/>
+                                <w:szCs w:val="28"/>
+                              </w:rPr>
+                              <w:t>, data consistency between Blue and Green needs to be managed carefully.</w:t>
                             </w:r>
                           </w:p>
                           <w:p>
@@ -14669,7 +14575,7 @@
                               <w:pStyle w:val="ListParagraph"/>
                               <w:numPr>
                                 <w:ilvl w:val="0"/>
-                                <w:numId w:val="78"/>
+                                <w:numId w:val="77"/>
                               </w:numPr>
                               <w:ind w:left="360"/>
                               <w:jc w:val="both"/>
@@ -14685,81 +14591,7 @@
                                 <w:sz w:val="28"/>
                                 <w:szCs w:val="28"/>
                               </w:rPr>
-                              <w:t>Stateful complications</w:t>
-                            </w:r>
-                            <w:r>
-                              <w:rPr>
-                                <w:rFonts w:asciiTheme="majorBidi" w:hAnsiTheme="majorBidi" w:cstheme="majorBidi"/>
-                                <w:sz w:val="28"/>
-                                <w:szCs w:val="28"/>
-                              </w:rPr>
-                              <w:t xml:space="preserve"> </w:t>
-                            </w:r>
-                            <w:r>
-                              <w:rPr>
-                                <w:rFonts w:asciiTheme="majorBidi" w:hAnsiTheme="majorBidi" w:cstheme="majorBidi"/>
-                                <w:sz w:val="28"/>
-                                <w:szCs w:val="28"/>
-                              </w:rPr>
-                              <w:t xml:space="preserve">→ For databases and </w:t>
-                            </w:r>
-                            <w:proofErr w:type="spellStart"/>
-                            <w:r>
-                              <w:rPr>
-                                <w:rFonts w:asciiTheme="majorBidi" w:hAnsiTheme="majorBidi" w:cstheme="majorBidi"/>
-                                <w:sz w:val="28"/>
-                                <w:szCs w:val="28"/>
-                              </w:rPr>
-                              <w:t>StatefulSets</w:t>
-                            </w:r>
-                            <w:proofErr w:type="spellEnd"/>
-                            <w:r>
-                              <w:rPr>
-                                <w:rFonts w:asciiTheme="majorBidi" w:hAnsiTheme="majorBidi" w:cstheme="majorBidi"/>
-                                <w:sz w:val="28"/>
-                                <w:szCs w:val="28"/>
-                              </w:rPr>
-                              <w:t>, data consistency between Blue and Green needs to be managed carefully.</w:t>
-                            </w:r>
-                          </w:p>
-                          <w:p>
-                            <w:pPr>
-                              <w:pStyle w:val="ListParagraph"/>
-                              <w:numPr>
-                                <w:ilvl w:val="0"/>
-                                <w:numId w:val="78"/>
-                              </w:numPr>
-                              <w:ind w:left="360"/>
-                              <w:jc w:val="both"/>
-                              <w:rPr>
-                                <w:rFonts w:asciiTheme="majorBidi" w:hAnsiTheme="majorBidi" w:cstheme="majorBidi"/>
-                                <w:sz w:val="28"/>
-                                <w:szCs w:val="28"/>
-                              </w:rPr>
-                            </w:pPr>
-                            <w:r>
-                              <w:rPr>
-                                <w:rFonts w:asciiTheme="majorBidi" w:hAnsiTheme="majorBidi" w:cstheme="majorBidi"/>
-                                <w:sz w:val="28"/>
-                                <w:szCs w:val="28"/>
-                              </w:rPr>
-                              <w:t>Network caching or connection drain</w:t>
-                            </w:r>
-                            <w:r>
-                              <w:rPr>
-                                <w:rFonts w:asciiTheme="majorBidi" w:hAnsiTheme="majorBidi" w:cstheme="majorBidi"/>
-                                <w:sz w:val="28"/>
-                                <w:szCs w:val="28"/>
-                              </w:rPr>
-                              <w:t xml:space="preserve"> </w:t>
-                            </w:r>
-                            <w:r>
-                              <w:rPr>
-                                <w:rFonts w:asciiTheme="majorBidi" w:hAnsiTheme="majorBidi" w:cstheme="majorBidi"/>
-                                <w:sz w:val="28"/>
-                                <w:szCs w:val="28"/>
-                              </w:rPr>
-                              <w:t>→ Long‑lived connections may require extra care to drain old traffic gracefully.</w:t>
+                              <w:t>Network caching or connection drain → Long‑lived connections may require extra care to drain old traffic gracefully.</w:t>
                             </w:r>
                           </w:p>
                           <w:p>
@@ -15563,7 +15395,7 @@
                         <w:pStyle w:val="ListParagraph"/>
                         <w:numPr>
                           <w:ilvl w:val="0"/>
-                          <w:numId w:val="77"/>
+                          <w:numId w:val="76"/>
                         </w:numPr>
                         <w:ind w:left="360"/>
                         <w:jc w:val="both"/>
@@ -15579,39 +15411,73 @@
                           <w:sz w:val="28"/>
                           <w:szCs w:val="28"/>
                         </w:rPr>
-                        <w:t>Safe testing</w:t>
+                        <w:t>Safe testing → The Green environment runs side‑by‑side - can be validated before serving users.</w:t>
                       </w:r>
+                    </w:p>
+                    <w:p>
+                      <w:pPr>
+                        <w:pStyle w:val="ListParagraph"/>
+                        <w:numPr>
+                          <w:ilvl w:val="0"/>
+                          <w:numId w:val="76"/>
+                        </w:numPr>
+                        <w:spacing w:after="120"/>
+                        <w:ind w:left="360"/>
+                        <w:jc w:val="both"/>
+                        <w:rPr>
+                          <w:rFonts w:asciiTheme="majorBidi" w:hAnsiTheme="majorBidi" w:cstheme="majorBidi"/>
+                          <w:sz w:val="28"/>
+                          <w:szCs w:val="28"/>
+                        </w:rPr>
+                      </w:pPr>
                       <w:r>
                         <w:rPr>
                           <w:rFonts w:asciiTheme="majorBidi" w:hAnsiTheme="majorBidi" w:cstheme="majorBidi"/>
                           <w:sz w:val="28"/>
                           <w:szCs w:val="28"/>
                         </w:rPr>
-                        <w:t xml:space="preserve"> </w:t>
+                        <w:t xml:space="preserve">Predictable </w:t>
                       </w:r>
+                      <w:proofErr w:type="spellStart"/>
                       <w:r>
                         <w:rPr>
                           <w:rFonts w:asciiTheme="majorBidi" w:hAnsiTheme="majorBidi" w:cstheme="majorBidi"/>
                           <w:sz w:val="28"/>
                           <w:szCs w:val="28"/>
                         </w:rPr>
-                        <w:t xml:space="preserve">→ The Green environment runs side‑by‑side </w:t>
+                        <w:t>behaviour</w:t>
                       </w:r>
+                      <w:proofErr w:type="spellEnd"/>
                       <w:r>
                         <w:rPr>
                           <w:rFonts w:asciiTheme="majorBidi" w:hAnsiTheme="majorBidi" w:cstheme="majorBidi"/>
                           <w:sz w:val="28"/>
                           <w:szCs w:val="28"/>
                         </w:rPr>
-                        <w:t>-</w:t>
+                        <w:t xml:space="preserve"> → Both environments are identical except for the version being tested.</w:t>
                       </w:r>
+                    </w:p>
+                    <w:p>
+                      <w:pPr>
+                        <w:spacing w:after="60"/>
+                        <w:jc w:val="both"/>
+                        <w:rPr>
+                          <w:rFonts w:asciiTheme="majorBidi" w:hAnsiTheme="majorBidi" w:cstheme="majorBidi"/>
+                          <w:b/>
+                          <w:bCs/>
+                          <w:sz w:val="28"/>
+                          <w:szCs w:val="28"/>
+                        </w:rPr>
+                      </w:pPr>
                       <w:r>
                         <w:rPr>
                           <w:rFonts w:asciiTheme="majorBidi" w:hAnsiTheme="majorBidi" w:cstheme="majorBidi"/>
-                          <w:sz w:val="28"/>
-                          <w:szCs w:val="28"/>
-                        </w:rPr>
-                        <w:t xml:space="preserve"> can be validated before serving users.</w:t>
+                          <w:b/>
+                          <w:bCs/>
+                          <w:sz w:val="28"/>
+                          <w:szCs w:val="28"/>
+                        </w:rPr>
+                        <w:t>Disadvantages &amp; Considerations</w:t>
                       </w:r>
                     </w:p>
                     <w:p>
@@ -15621,7 +15487,6 @@
                           <w:ilvl w:val="0"/>
                           <w:numId w:val="77"/>
                         </w:numPr>
-                        <w:spacing w:after="120"/>
                         <w:ind w:left="360"/>
                         <w:jc w:val="both"/>
                         <w:rPr>
@@ -15636,56 +15501,7 @@
                           <w:sz w:val="28"/>
                           <w:szCs w:val="28"/>
                         </w:rPr>
-                        <w:t xml:space="preserve">Predictable </w:t>
-                      </w:r>
-                      <w:proofErr w:type="spellStart"/>
-                      <w:r>
-                        <w:rPr>
-                          <w:rFonts w:asciiTheme="majorBidi" w:hAnsiTheme="majorBidi" w:cstheme="majorBidi"/>
-                          <w:sz w:val="28"/>
-                          <w:szCs w:val="28"/>
-                        </w:rPr>
-                        <w:t>behaviour</w:t>
-                      </w:r>
-                      <w:proofErr w:type="spellEnd"/>
-                      <w:r>
-                        <w:rPr>
-                          <w:rFonts w:asciiTheme="majorBidi" w:hAnsiTheme="majorBidi" w:cstheme="majorBidi"/>
-                          <w:sz w:val="28"/>
-                          <w:szCs w:val="28"/>
-                        </w:rPr>
-                        <w:t xml:space="preserve"> </w:t>
-                      </w:r>
-                      <w:r>
-                        <w:rPr>
-                          <w:rFonts w:asciiTheme="majorBidi" w:hAnsiTheme="majorBidi" w:cstheme="majorBidi"/>
-                          <w:sz w:val="28"/>
-                          <w:szCs w:val="28"/>
-                        </w:rPr>
-                        <w:t>→ Both environments are identical except for the version being tested.</w:t>
-                      </w:r>
-                    </w:p>
-                    <w:p>
-                      <w:pPr>
-                        <w:spacing w:after="60"/>
-                        <w:jc w:val="both"/>
-                        <w:rPr>
-                          <w:rFonts w:asciiTheme="majorBidi" w:hAnsiTheme="majorBidi" w:cstheme="majorBidi"/>
-                          <w:b/>
-                          <w:bCs/>
-                          <w:sz w:val="28"/>
-                          <w:szCs w:val="28"/>
-                        </w:rPr>
-                      </w:pPr>
-                      <w:r>
-                        <w:rPr>
-                          <w:rFonts w:asciiTheme="majorBidi" w:hAnsiTheme="majorBidi" w:cstheme="majorBidi"/>
-                          <w:b/>
-                          <w:bCs/>
-                          <w:sz w:val="28"/>
-                          <w:szCs w:val="28"/>
-                        </w:rPr>
-                        <w:t>Disadvantages &amp; Considerations</w:t>
+                        <w:t>Higher resource usage → Requires two full environments (double Pods, volumes, etc.).</w:t>
                       </w:r>
                     </w:p>
                     <w:p>
@@ -15693,7 +15509,7 @@
                         <w:pStyle w:val="ListParagraph"/>
                         <w:numPr>
                           <w:ilvl w:val="0"/>
-                          <w:numId w:val="78"/>
+                          <w:numId w:val="77"/>
                         </w:numPr>
                         <w:ind w:left="360"/>
                         <w:jc w:val="both"/>
@@ -15709,63 +15525,7 @@
                           <w:sz w:val="28"/>
                           <w:szCs w:val="28"/>
                         </w:rPr>
-                        <w:t>Higher resource usage</w:t>
-                      </w:r>
-                      <w:r>
-                        <w:rPr>
-                          <w:rFonts w:asciiTheme="majorBidi" w:hAnsiTheme="majorBidi" w:cstheme="majorBidi"/>
-                          <w:sz w:val="28"/>
-                          <w:szCs w:val="28"/>
-                        </w:rPr>
-                        <w:t xml:space="preserve"> </w:t>
-                      </w:r>
-                      <w:r>
-                        <w:rPr>
-                          <w:rFonts w:asciiTheme="majorBidi" w:hAnsiTheme="majorBidi" w:cstheme="majorBidi"/>
-                          <w:sz w:val="28"/>
-                          <w:szCs w:val="28"/>
-                        </w:rPr>
-                        <w:t>→ Requires two full environments (double Pods, volumes, etc.).</w:t>
-                      </w:r>
-                    </w:p>
-                    <w:p>
-                      <w:pPr>
-                        <w:pStyle w:val="ListParagraph"/>
-                        <w:numPr>
-                          <w:ilvl w:val="0"/>
-                          <w:numId w:val="78"/>
-                        </w:numPr>
-                        <w:ind w:left="360"/>
-                        <w:jc w:val="both"/>
-                        <w:rPr>
-                          <w:rFonts w:asciiTheme="majorBidi" w:hAnsiTheme="majorBidi" w:cstheme="majorBidi"/>
-                          <w:sz w:val="28"/>
-                          <w:szCs w:val="28"/>
-                        </w:rPr>
-                      </w:pPr>
-                      <w:r>
-                        <w:rPr>
-                          <w:rFonts w:asciiTheme="majorBidi" w:hAnsiTheme="majorBidi" w:cstheme="majorBidi"/>
-                          <w:sz w:val="28"/>
-                          <w:szCs w:val="28"/>
-                        </w:rPr>
-                        <w:t>Stateful complications</w:t>
-                      </w:r>
-                      <w:r>
-                        <w:rPr>
-                          <w:rFonts w:asciiTheme="majorBidi" w:hAnsiTheme="majorBidi" w:cstheme="majorBidi"/>
-                          <w:sz w:val="28"/>
-                          <w:szCs w:val="28"/>
-                        </w:rPr>
-                        <w:t xml:space="preserve"> </w:t>
-                      </w:r>
-                      <w:r>
-                        <w:rPr>
-                          <w:rFonts w:asciiTheme="majorBidi" w:hAnsiTheme="majorBidi" w:cstheme="majorBidi"/>
-                          <w:sz w:val="28"/>
-                          <w:szCs w:val="28"/>
-                        </w:rPr>
-                        <w:t xml:space="preserve">→ For databases and </w:t>
+                        <w:t xml:space="preserve">Stateful complications → For databases and </w:t>
                       </w:r>
                       <w:proofErr w:type="spellStart"/>
                       <w:r>
@@ -15791,7 +15551,7 @@
                         <w:pStyle w:val="ListParagraph"/>
                         <w:numPr>
                           <w:ilvl w:val="0"/>
-                          <w:numId w:val="78"/>
+                          <w:numId w:val="77"/>
                         </w:numPr>
                         <w:ind w:left="360"/>
                         <w:jc w:val="both"/>
@@ -15807,23 +15567,7 @@
                           <w:sz w:val="28"/>
                           <w:szCs w:val="28"/>
                         </w:rPr>
-                        <w:t>Network caching or connection drain</w:t>
-                      </w:r>
-                      <w:r>
-                        <w:rPr>
-                          <w:rFonts w:asciiTheme="majorBidi" w:hAnsiTheme="majorBidi" w:cstheme="majorBidi"/>
-                          <w:sz w:val="28"/>
-                          <w:szCs w:val="28"/>
-                        </w:rPr>
-                        <w:t xml:space="preserve"> </w:t>
-                      </w:r>
-                      <w:r>
-                        <w:rPr>
-                          <w:rFonts w:asciiTheme="majorBidi" w:hAnsiTheme="majorBidi" w:cstheme="majorBidi"/>
-                          <w:sz w:val="28"/>
-                          <w:szCs w:val="28"/>
-                        </w:rPr>
-                        <w:t>→ Long‑lived connections may require extra care to drain old traffic gracefully.</w:t>
+                        <w:t>Network caching or connection drain → Long‑lived connections may require extra care to drain old traffic gracefully.</w:t>
                       </w:r>
                     </w:p>
                     <w:p>
@@ -32310,7 +32054,7 @@
         <w:pStyle w:val="ListParagraph"/>
         <w:numPr>
           <w:ilvl w:val="0"/>
-          <w:numId w:val="73"/>
+          <w:numId w:val="72"/>
         </w:numPr>
         <w:ind w:left="360"/>
         <w:jc w:val="both"/>
@@ -32334,7 +32078,7 @@
         <w:pStyle w:val="ListParagraph"/>
         <w:numPr>
           <w:ilvl w:val="0"/>
-          <w:numId w:val="73"/>
+          <w:numId w:val="72"/>
         </w:numPr>
         <w:ind w:left="360"/>
         <w:jc w:val="both"/>
@@ -32358,7 +32102,7 @@
         <w:pStyle w:val="ListParagraph"/>
         <w:numPr>
           <w:ilvl w:val="0"/>
-          <w:numId w:val="73"/>
+          <w:numId w:val="72"/>
         </w:numPr>
         <w:ind w:left="360"/>
         <w:jc w:val="both"/>
@@ -32526,10 +32270,7 @@
           <w:szCs w:val="32"/>
         </w:rPr>
       </w:pPr>
-    </w:p>
-    <w:p>
-      <w:pPr>
-        <w:jc w:val="both"/>
+      <w:r>
         <w:rPr>
           <w:rFonts w:asciiTheme="majorBidi" w:hAnsiTheme="majorBidi" w:cstheme="majorBidi"/>
           <w:b/>
@@ -32537,135 +32278,7 @@
           <w:sz w:val="32"/>
           <w:szCs w:val="32"/>
         </w:rPr>
-      </w:pPr>
-    </w:p>
-    <w:p>
-      <w:pPr>
-        <w:jc w:val="both"/>
-        <w:rPr>
-          <w:rFonts w:asciiTheme="majorBidi" w:hAnsiTheme="majorBidi" w:cstheme="majorBidi"/>
-          <w:b/>
-          <w:bCs/>
-          <w:sz w:val="32"/>
-          <w:szCs w:val="32"/>
-        </w:rPr>
-      </w:pPr>
-    </w:p>
-    <w:p>
-      <w:pPr>
-        <w:jc w:val="both"/>
-        <w:rPr>
-          <w:rFonts w:asciiTheme="majorBidi" w:hAnsiTheme="majorBidi" w:cstheme="majorBidi"/>
-          <w:b/>
-          <w:bCs/>
-          <w:sz w:val="32"/>
-          <w:szCs w:val="32"/>
-        </w:rPr>
-      </w:pPr>
-    </w:p>
-    <w:p>
-      <w:pPr>
-        <w:jc w:val="both"/>
-        <w:rPr>
-          <w:rFonts w:asciiTheme="majorBidi" w:hAnsiTheme="majorBidi" w:cstheme="majorBidi"/>
-          <w:b/>
-          <w:bCs/>
-          <w:sz w:val="32"/>
-          <w:szCs w:val="32"/>
-        </w:rPr>
-      </w:pPr>
-    </w:p>
-    <w:p>
-      <w:pPr>
-        <w:jc w:val="both"/>
-        <w:rPr>
-          <w:rFonts w:asciiTheme="majorBidi" w:hAnsiTheme="majorBidi" w:cstheme="majorBidi"/>
-          <w:b/>
-          <w:bCs/>
-          <w:sz w:val="32"/>
-          <w:szCs w:val="32"/>
-        </w:rPr>
-      </w:pPr>
-    </w:p>
-    <w:p>
-      <w:pPr>
-        <w:jc w:val="both"/>
-        <w:rPr>
-          <w:rFonts w:asciiTheme="majorBidi" w:hAnsiTheme="majorBidi" w:cstheme="majorBidi"/>
-          <w:b/>
-          <w:bCs/>
-          <w:sz w:val="32"/>
-          <w:szCs w:val="32"/>
-        </w:rPr>
-      </w:pPr>
-    </w:p>
-    <w:p>
-      <w:pPr>
-        <w:jc w:val="both"/>
-        <w:rPr>
-          <w:rFonts w:asciiTheme="majorBidi" w:hAnsiTheme="majorBidi" w:cstheme="majorBidi"/>
-          <w:b/>
-          <w:bCs/>
-          <w:sz w:val="32"/>
-          <w:szCs w:val="32"/>
-        </w:rPr>
-      </w:pPr>
-    </w:p>
-    <w:p>
-      <w:pPr>
-        <w:jc w:val="both"/>
-        <w:rPr>
-          <w:rFonts w:asciiTheme="majorBidi" w:hAnsiTheme="majorBidi" w:cstheme="majorBidi"/>
-          <w:b/>
-          <w:bCs/>
-          <w:sz w:val="32"/>
-          <w:szCs w:val="32"/>
-        </w:rPr>
-      </w:pPr>
-    </w:p>
-    <w:p>
-      <w:pPr>
-        <w:jc w:val="both"/>
-        <w:rPr>
-          <w:rFonts w:asciiTheme="majorBidi" w:hAnsiTheme="majorBidi" w:cstheme="majorBidi"/>
-          <w:b/>
-          <w:bCs/>
-          <w:sz w:val="32"/>
-          <w:szCs w:val="32"/>
-        </w:rPr>
-      </w:pPr>
-    </w:p>
-    <w:p>
-      <w:pPr>
-        <w:jc w:val="both"/>
-        <w:rPr>
-          <w:rFonts w:asciiTheme="majorBidi" w:hAnsiTheme="majorBidi" w:cstheme="majorBidi"/>
-          <w:b/>
-          <w:bCs/>
-          <w:sz w:val="32"/>
-          <w:szCs w:val="32"/>
-        </w:rPr>
-      </w:pPr>
-    </w:p>
-    <w:p>
-      <w:pPr>
-        <w:jc w:val="both"/>
-        <w:rPr>
-          <w:rFonts w:asciiTheme="majorBidi" w:hAnsiTheme="majorBidi" w:cstheme="majorBidi"/>
-          <w:b/>
-          <w:bCs/>
-          <w:sz w:val="32"/>
-          <w:szCs w:val="32"/>
-        </w:rPr>
-      </w:pPr>
-      <w:r>
-        <w:rPr>
-          <w:rFonts w:asciiTheme="majorBidi" w:hAnsiTheme="majorBidi" w:cstheme="majorBidi"/>
-          <w:b/>
-          <w:bCs/>
-          <w:sz w:val="32"/>
-          <w:szCs w:val="32"/>
-        </w:rPr>
+        <w:lastRenderedPageBreak/>
         <w:t>Managing Deployment Lifecycle</w:t>
       </w:r>
       <w:r>
@@ -33236,16 +32849,7 @@
           <w:sz w:val="28"/>
           <w:szCs w:val="28"/>
         </w:rPr>
-        <w:t xml:space="preserve">If an </w:t>
-      </w:r>
-      <w:r>
-        <w:rPr>
-          <w:rFonts w:asciiTheme="majorBidi" w:hAnsiTheme="majorBidi" w:cstheme="majorBidi"/>
-          <w:sz w:val="28"/>
-          <w:szCs w:val="28"/>
-        </w:rPr>
-        <w:lastRenderedPageBreak/>
-        <w:t xml:space="preserve">application requires unique identities, stable storage, or ordered startup/shutdown, a </w:t>
+        <w:t xml:space="preserve">If an application requires unique identities, stable storage, or ordered startup/shutdown, a </w:t>
       </w:r>
       <w:proofErr w:type="spellStart"/>
       <w:r>
@@ -33466,6 +33070,7 @@
           <w:sz w:val="40"/>
           <w:szCs w:val="40"/>
         </w:rPr>
+        <w:lastRenderedPageBreak/>
         <w:t>Probes:</w:t>
       </w:r>
     </w:p>
@@ -35197,6 +34802,7 @@
           <w:sz w:val="28"/>
           <w:szCs w:val="28"/>
         </w:rPr>
+        <w:lastRenderedPageBreak/>
         <w:t>This checks whether port 8080 is open and able to receive connections.</w:t>
       </w:r>
     </w:p>
@@ -36050,7 +35656,6 @@
           <w:sz w:val="32"/>
           <w:szCs w:val="32"/>
         </w:rPr>
-        <w:lastRenderedPageBreak/>
         <w:t>Key Parameters (common for all probes)</w:t>
       </w:r>
       <w:r>
@@ -37060,6 +36665,7 @@
           <w:sz w:val="32"/>
           <w:szCs w:val="32"/>
         </w:rPr>
+        <w:lastRenderedPageBreak/>
         <w:t>Summary Table</w:t>
       </w:r>
     </w:p>
@@ -37741,7 +37347,7 @@
 </file>
 
 <file path=word/numbering.xml><?xml version="1.0" encoding="utf-8"?>
-<w:numbering xmlns:wpc="http://schemas.microsoft.com/office/word/2010/wordprocessingCanvas" xmlns:cx="http://schemas.microsoft.com/office/drawing/2014/chartex" xmlns:cx1="http://schemas.microsoft.com/office/drawing/2015/9/8/chartex" xmlns:cx2="http://schemas.microsoft.com/office/drawing/2015/10/21/chartex" xmlns:cx3="http://schemas.microsoft.com/office/drawing/2016/5/9/chartex" xmlns:cx4="http://schemas.microsoft.com/office/drawing/2016/5/10/chartex" xmlns:cx5="http://schemas.microsoft.com/office/drawing/2016/5/11/chartex" xmlns:cx6="http://schemas.microsoft.com/office/drawing/2016/5/12/chartex" xmlns:cx7="http://schemas.microsoft.com/office/drawing/2016/5/13/chartex" xmlns:cx8="http://schemas.microsoft.com/office/drawing/2016/5/14/chartex" xmlns:mc="http://schemas.openxmlformats.org/markup-compatibility/2006" xmlns:aink="http://schemas.microsoft.com/office/drawing/2016/ink" xmlns:am3d="http://schemas.microsoft.com/office/drawing/2017/model3d" xmlns:o="urn:schemas-microsoft-com:office:office" xmlns:oel="http://schemas.microsoft.com/office/2019/extlst" xmlns:r="http://schemas.openxmlformats.org/officeDocument/2006/relationships" xmlns:m="http://schemas.openxmlformats.org/officeDocument/2006/math" xmlns:v="urn:schemas-microsoft-com:vml" xmlns:wp14="http://schemas.microsoft.com/office/word/2010/wordprocessingDrawing" xmlns:wp="http://schemas.openxmlformats.org/drawingml/2006/wordprocessingDrawing" xmlns:w10="urn:schemas-microsoft-com:office:word" xmlns:w="http://schemas.openxmlformats.org/wordprocessingml/2006/main" xmlns:w14="http://schemas.microsoft.com/office/word/2010/wordml" xmlns:w15="http://schemas.microsoft.com/office/word/2012/wordml" xmlns:w16cex="http://schemas.microsoft.com/office/word/2018/wordml/cex" xmlns:w16cid="http://schemas.microsoft.com/office/word/2016/wordml/cid" xmlns:w16="http://schemas.microsoft.com/office/word/2018/wordml" xmlns:w16du="http://schemas.microsoft.com/office/word/2023/wordml/word16du" xmlns:w16sdtdh="http://schemas.microsoft.com/office/word/2020/wordml/sdtdatahash" xmlns:w16sdtfl="http://schemas.microsoft.com/office/word/2024/wordml/sdtformatlock" xmlns:w16se="http://schemas.microsoft.com/office/word/2015/wordml/symex" xmlns:wpg="http://schemas.microsoft.com/office/word/2010/wordprocessingGroup" xmlns:wpi="http://schemas.microsoft.com/office/word/2010/wordprocessingInk" xmlns:wne="http://schemas.microsoft.com/office/word/2006/wordml" xmlns:wps="http://schemas.microsoft.com/office/word/2010/wordprocessingShape" mc:Ignorable="w14 w15 w16se w16cid w16 w16cex w16sdtdh w16sdtfl w16du wp14">
+<w:numbering xmlns:wpc="http://schemas.microsoft.com/office/word/2010/wordprocessingCanvas" xmlns:cx="http://schemas.microsoft.com/office/drawing/2014/chartex" xmlns:cx1="http://schemas.microsoft.com/office/drawing/2015/9/8/chartex" xmlns:cx2="http://schemas.microsoft.com/office/drawing/2015/10/21/chartex" xmlns:cx3="http://schemas.microsoft.com/office/drawing/2016/5/9/chartex" xmlns:cx4="http://schemas.microsoft.com/office/drawing/2016/5/10/chartex" xmlns:cx5="http://schemas.microsoft.com/office/drawing/2016/5/11/chartex" xmlns:cx6="http://schemas.microsoft.com/office/drawing/2016/5/12/chartex" xmlns:cx7="http://schemas.microsoft.com/office/drawing/2016/5/13/chartex" xmlns:cx8="http://schemas.microsoft.com/office/drawing/2016/5/14/chartex" xmlns:mc="http://schemas.openxmlformats.org/markup-compatibility/2006" xmlns:aink="http://schemas.microsoft.com/office/drawing/2016/ink" xmlns:am3d="http://schemas.microsoft.com/office/drawing/2017/model3d" xmlns:o="urn:schemas-microsoft-com:office:office" xmlns:oel="http://schemas.microsoft.com/office/2019/extlst" xmlns:r="http://schemas.openxmlformats.org/officeDocument/2006/relationships" xmlns:m="http://schemas.openxmlformats.org/officeDocument/2006/math" xmlns:v="urn:schemas-microsoft-com:vml" xmlns:wp14="http://schemas.microsoft.com/office/word/2010/wordprocessingDrawing" xmlns:wp="http://schemas.openxmlformats.org/drawingml/2006/wordprocessingDrawing" xmlns:w10="urn:schemas-microsoft-com:office:word" xmlns:w="http://schemas.openxmlformats.org/wordprocessingml/2006/main" xmlns:w14="http://schemas.microsoft.com/office/word/2010/wordml" xmlns:w15="http://schemas.microsoft.com/office/word/2012/wordml" xmlns:w16cex="http://schemas.microsoft.com/office/word/2018/wordml/cex" xmlns:w16cid="http://schemas.microsoft.com/office/word/2016/wordml/cid" xmlns:w16="http://schemas.microsoft.com/office/word/2018/wordml" xmlns:w16sdtdh="http://schemas.microsoft.com/office/word/2020/wordml/sdtdatahash" xmlns:w16se="http://schemas.microsoft.com/office/word/2015/wordml/symex" xmlns:wpg="http://schemas.microsoft.com/office/word/2010/wordprocessingGroup" xmlns:wpi="http://schemas.microsoft.com/office/word/2010/wordprocessingInk" xmlns:wne="http://schemas.microsoft.com/office/word/2006/wordml" xmlns:wps="http://schemas.microsoft.com/office/word/2010/wordprocessingShape" mc:Ignorable="w14 w15 w16se w16cid w16 w16cex w16sdtdh wp14">
   <w:abstractNum w:abstractNumId="0" w15:restartNumberingAfterBreak="0">
     <w:nsid w:val="00B547E6"/>
     <w:multiLevelType w:val="hybridMultilevel"/>
@@ -39974,119 +39580,6 @@
     </w:lvl>
   </w:abstractNum>
   <w:abstractNum w:abstractNumId="20" w15:restartNumberingAfterBreak="0">
-    <w:nsid w:val="1EB95B2C"/>
-    <w:multiLevelType w:val="hybridMultilevel"/>
-    <w:tmpl w:val="F5B2490C"/>
-    <w:lvl w:ilvl="0" w:tplc="04090003">
-      <w:start w:val="1"/>
-      <w:numFmt w:val="bullet"/>
-      <w:lvlText w:val="o"/>
-      <w:lvlJc w:val="left"/>
-      <w:pPr>
-        <w:ind w:left="720" w:hanging="360"/>
-      </w:pPr>
-      <w:rPr>
-        <w:rFonts w:ascii="Courier New" w:hAnsi="Courier New" w:cs="Courier New" w:hint="default"/>
-      </w:rPr>
-    </w:lvl>
-    <w:lvl w:ilvl="1" w:tplc="04090003" w:tentative="1">
-      <w:start w:val="1"/>
-      <w:numFmt w:val="bullet"/>
-      <w:lvlText w:val="o"/>
-      <w:lvlJc w:val="left"/>
-      <w:pPr>
-        <w:ind w:left="1440" w:hanging="360"/>
-      </w:pPr>
-      <w:rPr>
-        <w:rFonts w:ascii="Courier New" w:hAnsi="Courier New" w:cs="Courier New" w:hint="default"/>
-      </w:rPr>
-    </w:lvl>
-    <w:lvl w:ilvl="2" w:tplc="04090005" w:tentative="1">
-      <w:start w:val="1"/>
-      <w:numFmt w:val="bullet"/>
-      <w:lvlText w:val=""/>
-      <w:lvlJc w:val="left"/>
-      <w:pPr>
-        <w:ind w:left="2160" w:hanging="360"/>
-      </w:pPr>
-      <w:rPr>
-        <w:rFonts w:ascii="Wingdings" w:hAnsi="Wingdings" w:hint="default"/>
-      </w:rPr>
-    </w:lvl>
-    <w:lvl w:ilvl="3" w:tplc="04090001" w:tentative="1">
-      <w:start w:val="1"/>
-      <w:numFmt w:val="bullet"/>
-      <w:lvlText w:val=""/>
-      <w:lvlJc w:val="left"/>
-      <w:pPr>
-        <w:ind w:left="2880" w:hanging="360"/>
-      </w:pPr>
-      <w:rPr>
-        <w:rFonts w:ascii="Symbol" w:hAnsi="Symbol" w:hint="default"/>
-      </w:rPr>
-    </w:lvl>
-    <w:lvl w:ilvl="4" w:tplc="04090003" w:tentative="1">
-      <w:start w:val="1"/>
-      <w:numFmt w:val="bullet"/>
-      <w:lvlText w:val="o"/>
-      <w:lvlJc w:val="left"/>
-      <w:pPr>
-        <w:ind w:left="3600" w:hanging="360"/>
-      </w:pPr>
-      <w:rPr>
-        <w:rFonts w:ascii="Courier New" w:hAnsi="Courier New" w:cs="Courier New" w:hint="default"/>
-      </w:rPr>
-    </w:lvl>
-    <w:lvl w:ilvl="5" w:tplc="04090005" w:tentative="1">
-      <w:start w:val="1"/>
-      <w:numFmt w:val="bullet"/>
-      <w:lvlText w:val=""/>
-      <w:lvlJc w:val="left"/>
-      <w:pPr>
-        <w:ind w:left="4320" w:hanging="360"/>
-      </w:pPr>
-      <w:rPr>
-        <w:rFonts w:ascii="Wingdings" w:hAnsi="Wingdings" w:hint="default"/>
-      </w:rPr>
-    </w:lvl>
-    <w:lvl w:ilvl="6" w:tplc="04090001" w:tentative="1">
-      <w:start w:val="1"/>
-      <w:numFmt w:val="bullet"/>
-      <w:lvlText w:val=""/>
-      <w:lvlJc w:val="left"/>
-      <w:pPr>
-        <w:ind w:left="5040" w:hanging="360"/>
-      </w:pPr>
-      <w:rPr>
-        <w:rFonts w:ascii="Symbol" w:hAnsi="Symbol" w:hint="default"/>
-      </w:rPr>
-    </w:lvl>
-    <w:lvl w:ilvl="7" w:tplc="04090003" w:tentative="1">
-      <w:start w:val="1"/>
-      <w:numFmt w:val="bullet"/>
-      <w:lvlText w:val="o"/>
-      <w:lvlJc w:val="left"/>
-      <w:pPr>
-        <w:ind w:left="5760" w:hanging="360"/>
-      </w:pPr>
-      <w:rPr>
-        <w:rFonts w:ascii="Courier New" w:hAnsi="Courier New" w:cs="Courier New" w:hint="default"/>
-      </w:rPr>
-    </w:lvl>
-    <w:lvl w:ilvl="8" w:tplc="04090005" w:tentative="1">
-      <w:start w:val="1"/>
-      <w:numFmt w:val="bullet"/>
-      <w:lvlText w:val=""/>
-      <w:lvlJc w:val="left"/>
-      <w:pPr>
-        <w:ind w:left="6480" w:hanging="360"/>
-      </w:pPr>
-      <w:rPr>
-        <w:rFonts w:ascii="Wingdings" w:hAnsi="Wingdings" w:hint="default"/>
-      </w:rPr>
-    </w:lvl>
-  </w:abstractNum>
-  <w:abstractNum w:abstractNumId="21" w15:restartNumberingAfterBreak="0">
     <w:nsid w:val="20F45BA7"/>
     <w:multiLevelType w:val="hybridMultilevel"/>
     <w:tmpl w:val="C15A1932"/>
@@ -40172,7 +39665,7 @@
       </w:pPr>
     </w:lvl>
   </w:abstractNum>
-  <w:abstractNum w:abstractNumId="22" w15:restartNumberingAfterBreak="0">
+  <w:abstractNum w:abstractNumId="21" w15:restartNumberingAfterBreak="0">
     <w:nsid w:val="21933502"/>
     <w:multiLevelType w:val="hybridMultilevel"/>
     <w:tmpl w:val="9A9E42FA"/>
@@ -40285,7 +39778,7 @@
       </w:rPr>
     </w:lvl>
   </w:abstractNum>
-  <w:abstractNum w:abstractNumId="23" w15:restartNumberingAfterBreak="0">
+  <w:abstractNum w:abstractNumId="22" w15:restartNumberingAfterBreak="0">
     <w:nsid w:val="22600409"/>
     <w:multiLevelType w:val="hybridMultilevel"/>
     <w:tmpl w:val="D97E413A"/>
@@ -40398,7 +39891,7 @@
       </w:rPr>
     </w:lvl>
   </w:abstractNum>
-  <w:abstractNum w:abstractNumId="24" w15:restartNumberingAfterBreak="0">
+  <w:abstractNum w:abstractNumId="23" w15:restartNumberingAfterBreak="0">
     <w:nsid w:val="22B527E2"/>
     <w:multiLevelType w:val="hybridMultilevel"/>
     <w:tmpl w:val="AA900188"/>
@@ -40511,7 +40004,7 @@
       </w:rPr>
     </w:lvl>
   </w:abstractNum>
-  <w:abstractNum w:abstractNumId="25" w15:restartNumberingAfterBreak="0">
+  <w:abstractNum w:abstractNumId="24" w15:restartNumberingAfterBreak="0">
     <w:nsid w:val="24517805"/>
     <w:multiLevelType w:val="hybridMultilevel"/>
     <w:tmpl w:val="F26A4F48"/>
@@ -40624,7 +40117,7 @@
       </w:rPr>
     </w:lvl>
   </w:abstractNum>
-  <w:abstractNum w:abstractNumId="26" w15:restartNumberingAfterBreak="0">
+  <w:abstractNum w:abstractNumId="25" w15:restartNumberingAfterBreak="0">
     <w:nsid w:val="24551CC8"/>
     <w:multiLevelType w:val="hybridMultilevel"/>
     <w:tmpl w:val="2DDEF534"/>
@@ -40737,7 +40230,7 @@
       </w:rPr>
     </w:lvl>
   </w:abstractNum>
-  <w:abstractNum w:abstractNumId="27" w15:restartNumberingAfterBreak="0">
+  <w:abstractNum w:abstractNumId="26" w15:restartNumberingAfterBreak="0">
     <w:nsid w:val="25630AFF"/>
     <w:multiLevelType w:val="hybridMultilevel"/>
     <w:tmpl w:val="265A9D1C"/>
@@ -40850,7 +40343,7 @@
       </w:rPr>
     </w:lvl>
   </w:abstractNum>
-  <w:abstractNum w:abstractNumId="28" w15:restartNumberingAfterBreak="0">
+  <w:abstractNum w:abstractNumId="27" w15:restartNumberingAfterBreak="0">
     <w:nsid w:val="27D6772B"/>
     <w:multiLevelType w:val="hybridMultilevel"/>
     <w:tmpl w:val="1D9EAD2A"/>
@@ -40963,7 +40456,7 @@
       </w:rPr>
     </w:lvl>
   </w:abstractNum>
-  <w:abstractNum w:abstractNumId="29" w15:restartNumberingAfterBreak="0">
+  <w:abstractNum w:abstractNumId="28" w15:restartNumberingAfterBreak="0">
     <w:nsid w:val="28D943B6"/>
     <w:multiLevelType w:val="hybridMultilevel"/>
     <w:tmpl w:val="AA7038DC"/>
@@ -41076,7 +40569,7 @@
       </w:rPr>
     </w:lvl>
   </w:abstractNum>
-  <w:abstractNum w:abstractNumId="30" w15:restartNumberingAfterBreak="0">
+  <w:abstractNum w:abstractNumId="29" w15:restartNumberingAfterBreak="0">
     <w:nsid w:val="294D205F"/>
     <w:multiLevelType w:val="hybridMultilevel"/>
     <w:tmpl w:val="F3A6B5E2"/>
@@ -41189,7 +40682,7 @@
       </w:rPr>
     </w:lvl>
   </w:abstractNum>
-  <w:abstractNum w:abstractNumId="31" w15:restartNumberingAfterBreak="0">
+  <w:abstractNum w:abstractNumId="30" w15:restartNumberingAfterBreak="0">
     <w:nsid w:val="2A732AE7"/>
     <w:multiLevelType w:val="hybridMultilevel"/>
     <w:tmpl w:val="10563344"/>
@@ -41302,7 +40795,7 @@
       </w:rPr>
     </w:lvl>
   </w:abstractNum>
-  <w:abstractNum w:abstractNumId="32" w15:restartNumberingAfterBreak="0">
+  <w:abstractNum w:abstractNumId="31" w15:restartNumberingAfterBreak="0">
     <w:nsid w:val="2AA401D6"/>
     <w:multiLevelType w:val="hybridMultilevel"/>
     <w:tmpl w:val="2E164BD6"/>
@@ -41415,7 +40908,7 @@
       </w:rPr>
     </w:lvl>
   </w:abstractNum>
-  <w:abstractNum w:abstractNumId="33" w15:restartNumberingAfterBreak="0">
+  <w:abstractNum w:abstractNumId="32" w15:restartNumberingAfterBreak="0">
     <w:nsid w:val="2CAA3C26"/>
     <w:multiLevelType w:val="hybridMultilevel"/>
     <w:tmpl w:val="93FE0272"/>
@@ -41527,7 +41020,7 @@
       </w:rPr>
     </w:lvl>
   </w:abstractNum>
-  <w:abstractNum w:abstractNumId="34" w15:restartNumberingAfterBreak="0">
+  <w:abstractNum w:abstractNumId="33" w15:restartNumberingAfterBreak="0">
     <w:nsid w:val="2F8A7688"/>
     <w:multiLevelType w:val="hybridMultilevel"/>
     <w:tmpl w:val="3C2CE564"/>
@@ -41640,7 +41133,7 @@
       </w:rPr>
     </w:lvl>
   </w:abstractNum>
-  <w:abstractNum w:abstractNumId="35" w15:restartNumberingAfterBreak="0">
+  <w:abstractNum w:abstractNumId="34" w15:restartNumberingAfterBreak="0">
     <w:nsid w:val="30C93D32"/>
     <w:multiLevelType w:val="hybridMultilevel"/>
     <w:tmpl w:val="6E0C4D6A"/>
@@ -41753,7 +41246,7 @@
       </w:rPr>
     </w:lvl>
   </w:abstractNum>
-  <w:abstractNum w:abstractNumId="36" w15:restartNumberingAfterBreak="0">
+  <w:abstractNum w:abstractNumId="35" w15:restartNumberingAfterBreak="0">
     <w:nsid w:val="315243BC"/>
     <w:multiLevelType w:val="hybridMultilevel"/>
     <w:tmpl w:val="A0403748"/>
@@ -41866,7 +41359,7 @@
       </w:rPr>
     </w:lvl>
   </w:abstractNum>
-  <w:abstractNum w:abstractNumId="37" w15:restartNumberingAfterBreak="0">
+  <w:abstractNum w:abstractNumId="36" w15:restartNumberingAfterBreak="0">
     <w:nsid w:val="318F7796"/>
     <w:multiLevelType w:val="hybridMultilevel"/>
     <w:tmpl w:val="25381E70"/>
@@ -41979,7 +41472,7 @@
       </w:rPr>
     </w:lvl>
   </w:abstractNum>
-  <w:abstractNum w:abstractNumId="38" w15:restartNumberingAfterBreak="0">
+  <w:abstractNum w:abstractNumId="37" w15:restartNumberingAfterBreak="0">
     <w:nsid w:val="328844CA"/>
     <w:multiLevelType w:val="hybridMultilevel"/>
     <w:tmpl w:val="3F586B3E"/>
@@ -42065,7 +41558,7 @@
       </w:pPr>
     </w:lvl>
   </w:abstractNum>
-  <w:abstractNum w:abstractNumId="39" w15:restartNumberingAfterBreak="0">
+  <w:abstractNum w:abstractNumId="38" w15:restartNumberingAfterBreak="0">
     <w:nsid w:val="34067D76"/>
     <w:multiLevelType w:val="hybridMultilevel"/>
     <w:tmpl w:val="D334325A"/>
@@ -42177,7 +41670,7 @@
       </w:rPr>
     </w:lvl>
   </w:abstractNum>
-  <w:abstractNum w:abstractNumId="40" w15:restartNumberingAfterBreak="0">
+  <w:abstractNum w:abstractNumId="39" w15:restartNumberingAfterBreak="0">
     <w:nsid w:val="34A00F95"/>
     <w:multiLevelType w:val="hybridMultilevel"/>
     <w:tmpl w:val="14EE6704"/>
@@ -42290,7 +41783,7 @@
       </w:rPr>
     </w:lvl>
   </w:abstractNum>
-  <w:abstractNum w:abstractNumId="41" w15:restartNumberingAfterBreak="0">
+  <w:abstractNum w:abstractNumId="40" w15:restartNumberingAfterBreak="0">
     <w:nsid w:val="39133DFE"/>
     <w:multiLevelType w:val="hybridMultilevel"/>
     <w:tmpl w:val="14DEF5CC"/>
@@ -42403,7 +41896,7 @@
       </w:rPr>
     </w:lvl>
   </w:abstractNum>
-  <w:abstractNum w:abstractNumId="42" w15:restartNumberingAfterBreak="0">
+  <w:abstractNum w:abstractNumId="41" w15:restartNumberingAfterBreak="0">
     <w:nsid w:val="3AF80C4A"/>
     <w:multiLevelType w:val="hybridMultilevel"/>
     <w:tmpl w:val="048A5EC2"/>
@@ -42516,7 +42009,7 @@
       </w:rPr>
     </w:lvl>
   </w:abstractNum>
-  <w:abstractNum w:abstractNumId="43" w15:restartNumberingAfterBreak="0">
+  <w:abstractNum w:abstractNumId="42" w15:restartNumberingAfterBreak="0">
     <w:nsid w:val="3DAF31D9"/>
     <w:multiLevelType w:val="hybridMultilevel"/>
     <w:tmpl w:val="2976DA98"/>
@@ -42628,7 +42121,7 @@
       </w:rPr>
     </w:lvl>
   </w:abstractNum>
-  <w:abstractNum w:abstractNumId="44" w15:restartNumberingAfterBreak="0">
+  <w:abstractNum w:abstractNumId="43" w15:restartNumberingAfterBreak="0">
     <w:nsid w:val="3E3C4053"/>
     <w:multiLevelType w:val="hybridMultilevel"/>
     <w:tmpl w:val="CA9A0E88"/>
@@ -42741,7 +42234,7 @@
       </w:rPr>
     </w:lvl>
   </w:abstractNum>
-  <w:abstractNum w:abstractNumId="45" w15:restartNumberingAfterBreak="0">
+  <w:abstractNum w:abstractNumId="44" w15:restartNumberingAfterBreak="0">
     <w:nsid w:val="3F3E7FD4"/>
     <w:multiLevelType w:val="hybridMultilevel"/>
     <w:tmpl w:val="7E82E6A6"/>
@@ -42854,7 +42347,7 @@
       </w:rPr>
     </w:lvl>
   </w:abstractNum>
-  <w:abstractNum w:abstractNumId="46" w15:restartNumberingAfterBreak="0">
+  <w:abstractNum w:abstractNumId="45" w15:restartNumberingAfterBreak="0">
     <w:nsid w:val="43183CE1"/>
     <w:multiLevelType w:val="hybridMultilevel"/>
     <w:tmpl w:val="AE8A5DA6"/>
@@ -42967,7 +42460,7 @@
       </w:rPr>
     </w:lvl>
   </w:abstractNum>
-  <w:abstractNum w:abstractNumId="47" w15:restartNumberingAfterBreak="0">
+  <w:abstractNum w:abstractNumId="46" w15:restartNumberingAfterBreak="0">
     <w:nsid w:val="444972AD"/>
     <w:multiLevelType w:val="hybridMultilevel"/>
     <w:tmpl w:val="E3B65A18"/>
@@ -43053,7 +42546,7 @@
       </w:pPr>
     </w:lvl>
   </w:abstractNum>
-  <w:abstractNum w:abstractNumId="48" w15:restartNumberingAfterBreak="0">
+  <w:abstractNum w:abstractNumId="47" w15:restartNumberingAfterBreak="0">
     <w:nsid w:val="44E11C8A"/>
     <w:multiLevelType w:val="hybridMultilevel"/>
     <w:tmpl w:val="0C627216"/>
@@ -43166,7 +42659,7 @@
       </w:rPr>
     </w:lvl>
   </w:abstractNum>
-  <w:abstractNum w:abstractNumId="49" w15:restartNumberingAfterBreak="0">
+  <w:abstractNum w:abstractNumId="48" w15:restartNumberingAfterBreak="0">
     <w:nsid w:val="4AFC6BA5"/>
     <w:multiLevelType w:val="hybridMultilevel"/>
     <w:tmpl w:val="DD3843E4"/>
@@ -43279,7 +42772,7 @@
       </w:rPr>
     </w:lvl>
   </w:abstractNum>
-  <w:abstractNum w:abstractNumId="50" w15:restartNumberingAfterBreak="0">
+  <w:abstractNum w:abstractNumId="49" w15:restartNumberingAfterBreak="0">
     <w:nsid w:val="55AA1F03"/>
     <w:multiLevelType w:val="hybridMultilevel"/>
     <w:tmpl w:val="D250D236"/>
@@ -43392,7 +42885,7 @@
       </w:rPr>
     </w:lvl>
   </w:abstractNum>
-  <w:abstractNum w:abstractNumId="51" w15:restartNumberingAfterBreak="0">
+  <w:abstractNum w:abstractNumId="50" w15:restartNumberingAfterBreak="0">
     <w:nsid w:val="57F17E60"/>
     <w:multiLevelType w:val="hybridMultilevel"/>
     <w:tmpl w:val="E1B69E4C"/>
@@ -43505,7 +42998,7 @@
       </w:rPr>
     </w:lvl>
   </w:abstractNum>
-  <w:abstractNum w:abstractNumId="52" w15:restartNumberingAfterBreak="0">
+  <w:abstractNum w:abstractNumId="51" w15:restartNumberingAfterBreak="0">
     <w:nsid w:val="57FD3E6B"/>
     <w:multiLevelType w:val="hybridMultilevel"/>
     <w:tmpl w:val="AA784672"/>
@@ -43618,7 +43111,7 @@
       </w:rPr>
     </w:lvl>
   </w:abstractNum>
-  <w:abstractNum w:abstractNumId="53" w15:restartNumberingAfterBreak="0">
+  <w:abstractNum w:abstractNumId="52" w15:restartNumberingAfterBreak="0">
     <w:nsid w:val="57FF1262"/>
     <w:multiLevelType w:val="hybridMultilevel"/>
     <w:tmpl w:val="C80CFC44"/>
@@ -43731,7 +43224,7 @@
       </w:rPr>
     </w:lvl>
   </w:abstractNum>
-  <w:abstractNum w:abstractNumId="54" w15:restartNumberingAfterBreak="0">
+  <w:abstractNum w:abstractNumId="53" w15:restartNumberingAfterBreak="0">
     <w:nsid w:val="5B337FA7"/>
     <w:multiLevelType w:val="hybridMultilevel"/>
     <w:tmpl w:val="274C1378"/>
@@ -43844,7 +43337,7 @@
       </w:rPr>
     </w:lvl>
   </w:abstractNum>
-  <w:abstractNum w:abstractNumId="55" w15:restartNumberingAfterBreak="0">
+  <w:abstractNum w:abstractNumId="54" w15:restartNumberingAfterBreak="0">
     <w:nsid w:val="5BB57DE5"/>
     <w:multiLevelType w:val="hybridMultilevel"/>
     <w:tmpl w:val="7368C3AA"/>
@@ -43957,7 +43450,7 @@
       </w:rPr>
     </w:lvl>
   </w:abstractNum>
-  <w:abstractNum w:abstractNumId="56" w15:restartNumberingAfterBreak="0">
+  <w:abstractNum w:abstractNumId="55" w15:restartNumberingAfterBreak="0">
     <w:nsid w:val="5C323296"/>
     <w:multiLevelType w:val="hybridMultilevel"/>
     <w:tmpl w:val="D958A63A"/>
@@ -44043,7 +43536,7 @@
       </w:pPr>
     </w:lvl>
   </w:abstractNum>
-  <w:abstractNum w:abstractNumId="57" w15:restartNumberingAfterBreak="0">
+  <w:abstractNum w:abstractNumId="56" w15:restartNumberingAfterBreak="0">
     <w:nsid w:val="5E8305D0"/>
     <w:multiLevelType w:val="hybridMultilevel"/>
     <w:tmpl w:val="508459C0"/>
@@ -44156,7 +43649,7 @@
       </w:rPr>
     </w:lvl>
   </w:abstractNum>
-  <w:abstractNum w:abstractNumId="58" w15:restartNumberingAfterBreak="0">
+  <w:abstractNum w:abstractNumId="57" w15:restartNumberingAfterBreak="0">
     <w:nsid w:val="5F964D8A"/>
     <w:multiLevelType w:val="hybridMultilevel"/>
     <w:tmpl w:val="EBB62B2C"/>
@@ -44269,7 +43762,7 @@
       </w:rPr>
     </w:lvl>
   </w:abstractNum>
-  <w:abstractNum w:abstractNumId="59" w15:restartNumberingAfterBreak="0">
+  <w:abstractNum w:abstractNumId="58" w15:restartNumberingAfterBreak="0">
     <w:nsid w:val="608237FD"/>
     <w:multiLevelType w:val="hybridMultilevel"/>
     <w:tmpl w:val="1B40E5BA"/>
@@ -44355,7 +43848,7 @@
       </w:pPr>
     </w:lvl>
   </w:abstractNum>
-  <w:abstractNum w:abstractNumId="60" w15:restartNumberingAfterBreak="0">
+  <w:abstractNum w:abstractNumId="59" w15:restartNumberingAfterBreak="0">
     <w:nsid w:val="614E32F4"/>
     <w:multiLevelType w:val="hybridMultilevel"/>
     <w:tmpl w:val="97BE0072"/>
@@ -44468,7 +43961,7 @@
       </w:rPr>
     </w:lvl>
   </w:abstractNum>
-  <w:abstractNum w:abstractNumId="61" w15:restartNumberingAfterBreak="0">
+  <w:abstractNum w:abstractNumId="60" w15:restartNumberingAfterBreak="0">
     <w:nsid w:val="61787DBC"/>
     <w:multiLevelType w:val="hybridMultilevel"/>
     <w:tmpl w:val="EE9C8548"/>
@@ -44581,7 +44074,7 @@
       </w:rPr>
     </w:lvl>
   </w:abstractNum>
-  <w:abstractNum w:abstractNumId="62" w15:restartNumberingAfterBreak="0">
+  <w:abstractNum w:abstractNumId="61" w15:restartNumberingAfterBreak="0">
     <w:nsid w:val="670A289A"/>
     <w:multiLevelType w:val="hybridMultilevel"/>
     <w:tmpl w:val="8EAA8596"/>
@@ -44693,7 +44186,7 @@
       </w:rPr>
     </w:lvl>
   </w:abstractNum>
-  <w:abstractNum w:abstractNumId="63" w15:restartNumberingAfterBreak="0">
+  <w:abstractNum w:abstractNumId="62" w15:restartNumberingAfterBreak="0">
     <w:nsid w:val="673A6DD4"/>
     <w:multiLevelType w:val="hybridMultilevel"/>
     <w:tmpl w:val="AD60EDF6"/>
@@ -44805,7 +44298,7 @@
       </w:rPr>
     </w:lvl>
   </w:abstractNum>
-  <w:abstractNum w:abstractNumId="64" w15:restartNumberingAfterBreak="0">
+  <w:abstractNum w:abstractNumId="63" w15:restartNumberingAfterBreak="0">
     <w:nsid w:val="673E77F2"/>
     <w:multiLevelType w:val="hybridMultilevel"/>
     <w:tmpl w:val="AF90BF36"/>
@@ -44918,7 +44411,7 @@
       </w:rPr>
     </w:lvl>
   </w:abstractNum>
-  <w:abstractNum w:abstractNumId="65" w15:restartNumberingAfterBreak="0">
+  <w:abstractNum w:abstractNumId="64" w15:restartNumberingAfterBreak="0">
     <w:nsid w:val="68EC7611"/>
     <w:multiLevelType w:val="hybridMultilevel"/>
     <w:tmpl w:val="57A23898"/>
@@ -45031,7 +44524,7 @@
       </w:rPr>
     </w:lvl>
   </w:abstractNum>
-  <w:abstractNum w:abstractNumId="66" w15:restartNumberingAfterBreak="0">
+  <w:abstractNum w:abstractNumId="65" w15:restartNumberingAfterBreak="0">
     <w:nsid w:val="6A7C5456"/>
     <w:multiLevelType w:val="hybridMultilevel"/>
     <w:tmpl w:val="CF1A9DBE"/>
@@ -45144,7 +44637,7 @@
       </w:rPr>
     </w:lvl>
   </w:abstractNum>
-  <w:abstractNum w:abstractNumId="67" w15:restartNumberingAfterBreak="0">
+  <w:abstractNum w:abstractNumId="66" w15:restartNumberingAfterBreak="0">
     <w:nsid w:val="6E6273CA"/>
     <w:multiLevelType w:val="hybridMultilevel"/>
     <w:tmpl w:val="8940D6DC"/>
@@ -45257,7 +44750,7 @@
       </w:rPr>
     </w:lvl>
   </w:abstractNum>
-  <w:abstractNum w:abstractNumId="68" w15:restartNumberingAfterBreak="0">
+  <w:abstractNum w:abstractNumId="67" w15:restartNumberingAfterBreak="0">
     <w:nsid w:val="6E811CCA"/>
     <w:multiLevelType w:val="hybridMultilevel"/>
     <w:tmpl w:val="7592D3C0"/>
@@ -45370,7 +44863,7 @@
       </w:rPr>
     </w:lvl>
   </w:abstractNum>
-  <w:abstractNum w:abstractNumId="69" w15:restartNumberingAfterBreak="0">
+  <w:abstractNum w:abstractNumId="68" w15:restartNumberingAfterBreak="0">
     <w:nsid w:val="6EB731AA"/>
     <w:multiLevelType w:val="hybridMultilevel"/>
     <w:tmpl w:val="2A7AE050"/>
@@ -45483,7 +44976,7 @@
       </w:rPr>
     </w:lvl>
   </w:abstractNum>
-  <w:abstractNum w:abstractNumId="70" w15:restartNumberingAfterBreak="0">
+  <w:abstractNum w:abstractNumId="69" w15:restartNumberingAfterBreak="0">
     <w:nsid w:val="6EEB05F0"/>
     <w:multiLevelType w:val="hybridMultilevel"/>
     <w:tmpl w:val="D6C25E98"/>
@@ -45596,7 +45089,7 @@
       </w:rPr>
     </w:lvl>
   </w:abstractNum>
-  <w:abstractNum w:abstractNumId="71" w15:restartNumberingAfterBreak="0">
+  <w:abstractNum w:abstractNumId="70" w15:restartNumberingAfterBreak="0">
     <w:nsid w:val="6FCB0D71"/>
     <w:multiLevelType w:val="hybridMultilevel"/>
     <w:tmpl w:val="BBD6B9B0"/>
@@ -45682,7 +45175,7 @@
       </w:pPr>
     </w:lvl>
   </w:abstractNum>
-  <w:abstractNum w:abstractNumId="72" w15:restartNumberingAfterBreak="0">
+  <w:abstractNum w:abstractNumId="71" w15:restartNumberingAfterBreak="0">
     <w:nsid w:val="70210479"/>
     <w:multiLevelType w:val="hybridMultilevel"/>
     <w:tmpl w:val="D22CA248"/>
@@ -45795,7 +45288,7 @@
       </w:rPr>
     </w:lvl>
   </w:abstractNum>
-  <w:abstractNum w:abstractNumId="73" w15:restartNumberingAfterBreak="0">
+  <w:abstractNum w:abstractNumId="72" w15:restartNumberingAfterBreak="0">
     <w:nsid w:val="73850CCB"/>
     <w:multiLevelType w:val="hybridMultilevel"/>
     <w:tmpl w:val="7780F692"/>
@@ -45908,7 +45401,7 @@
       </w:rPr>
     </w:lvl>
   </w:abstractNum>
-  <w:abstractNum w:abstractNumId="74" w15:restartNumberingAfterBreak="0">
+  <w:abstractNum w:abstractNumId="73" w15:restartNumberingAfterBreak="0">
     <w:nsid w:val="738D3B2A"/>
     <w:multiLevelType w:val="hybridMultilevel"/>
     <w:tmpl w:val="15140A52"/>
@@ -46021,7 +45514,7 @@
       </w:rPr>
     </w:lvl>
   </w:abstractNum>
-  <w:abstractNum w:abstractNumId="75" w15:restartNumberingAfterBreak="0">
+  <w:abstractNum w:abstractNumId="74" w15:restartNumberingAfterBreak="0">
     <w:nsid w:val="77CA55A4"/>
     <w:multiLevelType w:val="hybridMultilevel"/>
     <w:tmpl w:val="787EF6C6"/>
@@ -46134,7 +45627,7 @@
       </w:rPr>
     </w:lvl>
   </w:abstractNum>
-  <w:abstractNum w:abstractNumId="76" w15:restartNumberingAfterBreak="0">
+  <w:abstractNum w:abstractNumId="75" w15:restartNumberingAfterBreak="0">
     <w:nsid w:val="795C139B"/>
     <w:multiLevelType w:val="hybridMultilevel"/>
     <w:tmpl w:val="BCE63856"/>
@@ -46220,7 +45713,7 @@
       </w:pPr>
     </w:lvl>
   </w:abstractNum>
-  <w:abstractNum w:abstractNumId="77" w15:restartNumberingAfterBreak="0">
+  <w:abstractNum w:abstractNumId="76" w15:restartNumberingAfterBreak="0">
     <w:nsid w:val="7E6C4EA5"/>
     <w:multiLevelType w:val="hybridMultilevel"/>
     <w:tmpl w:val="86C0D800"/>
@@ -46333,61 +45826,61 @@
     </w:lvl>
   </w:abstractNum>
   <w:num w:numId="1" w16cid:durableId="1635065147">
-    <w:abstractNumId w:val="43"/>
+    <w:abstractNumId w:val="42"/>
   </w:num>
   <w:num w:numId="2" w16cid:durableId="1414159583">
-    <w:abstractNumId w:val="33"/>
+    <w:abstractNumId w:val="32"/>
   </w:num>
   <w:num w:numId="3" w16cid:durableId="435637166">
     <w:abstractNumId w:val="3"/>
   </w:num>
   <w:num w:numId="4" w16cid:durableId="2016955889">
-    <w:abstractNumId w:val="62"/>
+    <w:abstractNumId w:val="61"/>
   </w:num>
   <w:num w:numId="5" w16cid:durableId="665278943">
     <w:abstractNumId w:val="7"/>
   </w:num>
   <w:num w:numId="6" w16cid:durableId="612634043">
-    <w:abstractNumId w:val="63"/>
+    <w:abstractNumId w:val="62"/>
   </w:num>
   <w:num w:numId="7" w16cid:durableId="1684555838">
-    <w:abstractNumId w:val="39"/>
+    <w:abstractNumId w:val="38"/>
   </w:num>
   <w:num w:numId="8" w16cid:durableId="2014261147">
-    <w:abstractNumId w:val="77"/>
+    <w:abstractNumId w:val="76"/>
   </w:num>
   <w:num w:numId="9" w16cid:durableId="1267956913">
+    <w:abstractNumId w:val="51"/>
+  </w:num>
+  <w:num w:numId="10" w16cid:durableId="127750394">
     <w:abstractNumId w:val="52"/>
   </w:num>
-  <w:num w:numId="10" w16cid:durableId="127750394">
-    <w:abstractNumId w:val="53"/>
-  </w:num>
   <w:num w:numId="11" w16cid:durableId="647247590">
-    <w:abstractNumId w:val="46"/>
+    <w:abstractNumId w:val="45"/>
   </w:num>
   <w:num w:numId="12" w16cid:durableId="1592855828">
-    <w:abstractNumId w:val="70"/>
+    <w:abstractNumId w:val="69"/>
   </w:num>
   <w:num w:numId="13" w16cid:durableId="814681073">
-    <w:abstractNumId w:val="38"/>
+    <w:abstractNumId w:val="37"/>
   </w:num>
   <w:num w:numId="14" w16cid:durableId="985356382">
-    <w:abstractNumId w:val="66"/>
+    <w:abstractNumId w:val="65"/>
   </w:num>
   <w:num w:numId="15" w16cid:durableId="1439985534">
     <w:abstractNumId w:val="5"/>
   </w:num>
   <w:num w:numId="16" w16cid:durableId="243144593">
-    <w:abstractNumId w:val="51"/>
+    <w:abstractNumId w:val="50"/>
   </w:num>
   <w:num w:numId="17" w16cid:durableId="302004669">
-    <w:abstractNumId w:val="50"/>
+    <w:abstractNumId w:val="49"/>
   </w:num>
   <w:num w:numId="18" w16cid:durableId="2102752133">
     <w:abstractNumId w:val="18"/>
   </w:num>
   <w:num w:numId="19" w16cid:durableId="1547982813">
-    <w:abstractNumId w:val="76"/>
+    <w:abstractNumId w:val="75"/>
   </w:num>
   <w:num w:numId="20" w16cid:durableId="386296522">
     <w:abstractNumId w:val="11"/>
@@ -46396,85 +45889,85 @@
     <w:abstractNumId w:val="10"/>
   </w:num>
   <w:num w:numId="22" w16cid:durableId="1191069953">
-    <w:abstractNumId w:val="75"/>
+    <w:abstractNumId w:val="74"/>
   </w:num>
   <w:num w:numId="23" w16cid:durableId="550699742">
-    <w:abstractNumId w:val="37"/>
+    <w:abstractNumId w:val="36"/>
   </w:num>
   <w:num w:numId="24" w16cid:durableId="544289915">
-    <w:abstractNumId w:val="23"/>
+    <w:abstractNumId w:val="22"/>
   </w:num>
   <w:num w:numId="25" w16cid:durableId="2105761222">
-    <w:abstractNumId w:val="47"/>
+    <w:abstractNumId w:val="46"/>
   </w:num>
   <w:num w:numId="26" w16cid:durableId="993797807">
-    <w:abstractNumId w:val="42"/>
+    <w:abstractNumId w:val="41"/>
   </w:num>
   <w:num w:numId="27" w16cid:durableId="1801148759">
-    <w:abstractNumId w:val="54"/>
+    <w:abstractNumId w:val="53"/>
   </w:num>
   <w:num w:numId="28" w16cid:durableId="477461107">
-    <w:abstractNumId w:val="61"/>
+    <w:abstractNumId w:val="60"/>
   </w:num>
   <w:num w:numId="29" w16cid:durableId="1272131790">
     <w:abstractNumId w:val="0"/>
   </w:num>
   <w:num w:numId="30" w16cid:durableId="1712146447">
-    <w:abstractNumId w:val="41"/>
+    <w:abstractNumId w:val="40"/>
   </w:num>
   <w:num w:numId="31" w16cid:durableId="1922568847">
-    <w:abstractNumId w:val="26"/>
+    <w:abstractNumId w:val="25"/>
   </w:num>
   <w:num w:numId="32" w16cid:durableId="1839153401">
-    <w:abstractNumId w:val="60"/>
+    <w:abstractNumId w:val="59"/>
   </w:num>
   <w:num w:numId="33" w16cid:durableId="876041062">
-    <w:abstractNumId w:val="29"/>
+    <w:abstractNumId w:val="28"/>
   </w:num>
   <w:num w:numId="34" w16cid:durableId="1017079294">
-    <w:abstractNumId w:val="24"/>
+    <w:abstractNumId w:val="23"/>
   </w:num>
   <w:num w:numId="35" w16cid:durableId="1762991328">
-    <w:abstractNumId w:val="68"/>
+    <w:abstractNumId w:val="67"/>
   </w:num>
   <w:num w:numId="36" w16cid:durableId="1546256733">
-    <w:abstractNumId w:val="71"/>
+    <w:abstractNumId w:val="70"/>
   </w:num>
   <w:num w:numId="37" w16cid:durableId="2030402463">
-    <w:abstractNumId w:val="56"/>
+    <w:abstractNumId w:val="55"/>
   </w:num>
   <w:num w:numId="38" w16cid:durableId="778567840">
     <w:abstractNumId w:val="19"/>
   </w:num>
   <w:num w:numId="39" w16cid:durableId="1656685311">
-    <w:abstractNumId w:val="27"/>
+    <w:abstractNumId w:val="26"/>
   </w:num>
   <w:num w:numId="40" w16cid:durableId="1993479625">
-    <w:abstractNumId w:val="67"/>
+    <w:abstractNumId w:val="66"/>
   </w:num>
   <w:num w:numId="41" w16cid:durableId="670449054">
-    <w:abstractNumId w:val="25"/>
+    <w:abstractNumId w:val="24"/>
   </w:num>
   <w:num w:numId="42" w16cid:durableId="1328900094">
     <w:abstractNumId w:val="2"/>
   </w:num>
   <w:num w:numId="43" w16cid:durableId="251940448">
-    <w:abstractNumId w:val="30"/>
+    <w:abstractNumId w:val="29"/>
   </w:num>
   <w:num w:numId="44" w16cid:durableId="1246960775">
-    <w:abstractNumId w:val="21"/>
+    <w:abstractNumId w:val="20"/>
   </w:num>
   <w:num w:numId="45" w16cid:durableId="1496804893">
     <w:abstractNumId w:val="6"/>
   </w:num>
   <w:num w:numId="46" w16cid:durableId="534193920">
-    <w:abstractNumId w:val="73"/>
+    <w:abstractNumId w:val="72"/>
   </w:num>
   <w:num w:numId="47" w16cid:durableId="2100366988">
     <w:abstractNumId w:val="12"/>
   </w:num>
   <w:num w:numId="48" w16cid:durableId="484318874">
-    <w:abstractNumId w:val="55"/>
+    <w:abstractNumId w:val="54"/>
   </w:num>
   <w:num w:numId="49" w16cid:durableId="835733622">
     <w:abstractNumId w:val="14"/>
@@ -46483,37 +45976,37 @@
     <w:abstractNumId w:val="15"/>
   </w:num>
   <w:num w:numId="51" w16cid:durableId="810948350">
-    <w:abstractNumId w:val="40"/>
+    <w:abstractNumId w:val="39"/>
   </w:num>
   <w:num w:numId="52" w16cid:durableId="357004877">
-    <w:abstractNumId w:val="59"/>
+    <w:abstractNumId w:val="58"/>
   </w:num>
   <w:num w:numId="53" w16cid:durableId="207568158">
-    <w:abstractNumId w:val="69"/>
+    <w:abstractNumId w:val="68"/>
   </w:num>
   <w:num w:numId="54" w16cid:durableId="1493334572">
-    <w:abstractNumId w:val="49"/>
+    <w:abstractNumId w:val="48"/>
   </w:num>
   <w:num w:numId="55" w16cid:durableId="1826316795">
-    <w:abstractNumId w:val="36"/>
+    <w:abstractNumId w:val="35"/>
   </w:num>
   <w:num w:numId="56" w16cid:durableId="1073236273">
-    <w:abstractNumId w:val="34"/>
+    <w:abstractNumId w:val="33"/>
   </w:num>
   <w:num w:numId="57" w16cid:durableId="1388184045">
     <w:abstractNumId w:val="17"/>
   </w:num>
   <w:num w:numId="58" w16cid:durableId="644242368">
-    <w:abstractNumId w:val="57"/>
+    <w:abstractNumId w:val="56"/>
   </w:num>
   <w:num w:numId="59" w16cid:durableId="1469123771">
     <w:abstractNumId w:val="8"/>
   </w:num>
   <w:num w:numId="60" w16cid:durableId="1772166774">
-    <w:abstractNumId w:val="48"/>
+    <w:abstractNumId w:val="47"/>
   </w:num>
   <w:num w:numId="61" w16cid:durableId="845510853">
-    <w:abstractNumId w:val="64"/>
+    <w:abstractNumId w:val="63"/>
   </w:num>
   <w:num w:numId="62" w16cid:durableId="1423181119">
     <w:abstractNumId w:val="1"/>
@@ -46522,56 +46015,53 @@
     <w:abstractNumId w:val="13"/>
   </w:num>
   <w:num w:numId="64" w16cid:durableId="632061589">
-    <w:abstractNumId w:val="58"/>
+    <w:abstractNumId w:val="57"/>
   </w:num>
   <w:num w:numId="65" w16cid:durableId="773742385">
-    <w:abstractNumId w:val="22"/>
+    <w:abstractNumId w:val="21"/>
   </w:num>
   <w:num w:numId="66" w16cid:durableId="1893081187">
-    <w:abstractNumId w:val="31"/>
+    <w:abstractNumId w:val="30"/>
   </w:num>
   <w:num w:numId="67" w16cid:durableId="1770659286">
-    <w:abstractNumId w:val="45"/>
+    <w:abstractNumId w:val="44"/>
   </w:num>
   <w:num w:numId="68" w16cid:durableId="568885239">
     <w:abstractNumId w:val="4"/>
   </w:num>
   <w:num w:numId="69" w16cid:durableId="2105029966">
-    <w:abstractNumId w:val="44"/>
+    <w:abstractNumId w:val="43"/>
   </w:num>
   <w:num w:numId="70" w16cid:durableId="584144648">
-    <w:abstractNumId w:val="28"/>
+    <w:abstractNumId w:val="27"/>
   </w:num>
   <w:num w:numId="71" w16cid:durableId="880752959">
-    <w:abstractNumId w:val="72"/>
+    <w:abstractNumId w:val="71"/>
   </w:num>
-  <w:num w:numId="72" w16cid:durableId="462357764">
-    <w:abstractNumId w:val="20"/>
+  <w:num w:numId="72" w16cid:durableId="1717119763">
+    <w:abstractNumId w:val="34"/>
   </w:num>
-  <w:num w:numId="73" w16cid:durableId="1717119763">
-    <w:abstractNumId w:val="35"/>
-  </w:num>
-  <w:num w:numId="74" w16cid:durableId="1551914520">
+  <w:num w:numId="73" w16cid:durableId="1551914520">
     <w:abstractNumId w:val="9"/>
   </w:num>
-  <w:num w:numId="75" w16cid:durableId="797144372">
+  <w:num w:numId="74" w16cid:durableId="797144372">
     <w:abstractNumId w:val="16"/>
   </w:num>
-  <w:num w:numId="76" w16cid:durableId="501775922">
-    <w:abstractNumId w:val="32"/>
+  <w:num w:numId="75" w16cid:durableId="501775922">
+    <w:abstractNumId w:val="31"/>
   </w:num>
-  <w:num w:numId="77" w16cid:durableId="1933080846">
-    <w:abstractNumId w:val="74"/>
+  <w:num w:numId="76" w16cid:durableId="1933080846">
+    <w:abstractNumId w:val="73"/>
   </w:num>
-  <w:num w:numId="78" w16cid:durableId="2134444328">
-    <w:abstractNumId w:val="65"/>
+  <w:num w:numId="77" w16cid:durableId="2134444328">
+    <w:abstractNumId w:val="64"/>
   </w:num>
-  <w:numIdMacAtCleanup w:val="58"/>
+  <w:numIdMacAtCleanup w:val="77"/>
 </w:numbering>
 </file>
 
 <file path=word/styles.xml><?xml version="1.0" encoding="utf-8"?>
-<w:styles xmlns:mc="http://schemas.openxmlformats.org/markup-compatibility/2006" xmlns:r="http://schemas.openxmlformats.org/officeDocument/2006/relationships" xmlns:w="http://schemas.openxmlformats.org/wordprocessingml/2006/main" xmlns:w14="http://schemas.microsoft.com/office/word/2010/wordml" xmlns:w15="http://schemas.microsoft.com/office/word/2012/wordml" xmlns:w16cex="http://schemas.microsoft.com/office/word/2018/wordml/cex" xmlns:w16cid="http://schemas.microsoft.com/office/word/2016/wordml/cid" xmlns:w16="http://schemas.microsoft.com/office/word/2018/wordml" xmlns:w16du="http://schemas.microsoft.com/office/word/2023/wordml/word16du" xmlns:w16sdtdh="http://schemas.microsoft.com/office/word/2020/wordml/sdtdatahash" xmlns:w16sdtfl="http://schemas.microsoft.com/office/word/2024/wordml/sdtformatlock" xmlns:w16se="http://schemas.microsoft.com/office/word/2015/wordml/symex" mc:Ignorable="w14 w15 w16se w16cid w16 w16cex w16sdtdh w16sdtfl w16du">
+<w:styles xmlns:mc="http://schemas.openxmlformats.org/markup-compatibility/2006" xmlns:r="http://schemas.openxmlformats.org/officeDocument/2006/relationships" xmlns:w="http://schemas.openxmlformats.org/wordprocessingml/2006/main" xmlns:w14="http://schemas.microsoft.com/office/word/2010/wordml" xmlns:w15="http://schemas.microsoft.com/office/word/2012/wordml" xmlns:w16cex="http://schemas.microsoft.com/office/word/2018/wordml/cex" xmlns:w16cid="http://schemas.microsoft.com/office/word/2016/wordml/cid" xmlns:w16="http://schemas.microsoft.com/office/word/2018/wordml" xmlns:w16sdtdh="http://schemas.microsoft.com/office/word/2020/wordml/sdtdatahash" xmlns:w16se="http://schemas.microsoft.com/office/word/2015/wordml/symex" mc:Ignorable="w14 w15 w16se w16cid w16 w16cex w16sdtdh">
   <w:docDefaults>
     <w:rPrDefault>
       <w:rPr>

--- a/Kubernetes/6-deployment.docx
+++ b/Kubernetes/6-deployment.docx
@@ -1,6 +1,6 @@
 
 <file path=word/document.xml><?xml version="1.0" encoding="utf-8"?>
-<w:document xmlns:wpc="http://schemas.microsoft.com/office/word/2010/wordprocessingCanvas" xmlns:cx="http://schemas.microsoft.com/office/drawing/2014/chartex" xmlns:cx1="http://schemas.microsoft.com/office/drawing/2015/9/8/chartex" xmlns:cx2="http://schemas.microsoft.com/office/drawing/2015/10/21/chartex" xmlns:cx3="http://schemas.microsoft.com/office/drawing/2016/5/9/chartex" xmlns:cx4="http://schemas.microsoft.com/office/drawing/2016/5/10/chartex" xmlns:cx5="http://schemas.microsoft.com/office/drawing/2016/5/11/chartex" xmlns:cx6="http://schemas.microsoft.com/office/drawing/2016/5/12/chartex" xmlns:cx7="http://schemas.microsoft.com/office/drawing/2016/5/13/chartex" xmlns:cx8="http://schemas.microsoft.com/office/drawing/2016/5/14/chartex" xmlns:mc="http://schemas.openxmlformats.org/markup-compatibility/2006" xmlns:aink="http://schemas.microsoft.com/office/drawing/2016/ink" xmlns:am3d="http://schemas.microsoft.com/office/drawing/2017/model3d" xmlns:o="urn:schemas-microsoft-com:office:office" xmlns:oel="http://schemas.microsoft.com/office/2019/extlst" xmlns:r="http://schemas.openxmlformats.org/officeDocument/2006/relationships" xmlns:m="http://schemas.openxmlformats.org/officeDocument/2006/math" xmlns:v="urn:schemas-microsoft-com:vml" xmlns:wp14="http://schemas.microsoft.com/office/word/2010/wordprocessingDrawing" xmlns:wp="http://schemas.openxmlformats.org/drawingml/2006/wordprocessingDrawing" xmlns:w10="urn:schemas-microsoft-com:office:word" xmlns:w="http://schemas.openxmlformats.org/wordprocessingml/2006/main" xmlns:w14="http://schemas.microsoft.com/office/word/2010/wordml" xmlns:w15="http://schemas.microsoft.com/office/word/2012/wordml" xmlns:w16cex="http://schemas.microsoft.com/office/word/2018/wordml/cex" xmlns:w16cid="http://schemas.microsoft.com/office/word/2016/wordml/cid" xmlns:w16="http://schemas.microsoft.com/office/word/2018/wordml" xmlns:w16sdtdh="http://schemas.microsoft.com/office/word/2020/wordml/sdtdatahash" xmlns:w16se="http://schemas.microsoft.com/office/word/2015/wordml/symex" xmlns:wpg="http://schemas.microsoft.com/office/word/2010/wordprocessingGroup" xmlns:wpi="http://schemas.microsoft.com/office/word/2010/wordprocessingInk" xmlns:wne="http://schemas.microsoft.com/office/word/2006/wordml" xmlns:wps="http://schemas.microsoft.com/office/word/2010/wordprocessingShape" mc:Ignorable="w14 w15 w16se w16cid w16 w16cex w16sdtdh wp14">
+<w:document xmlns:wpc="http://schemas.microsoft.com/office/word/2010/wordprocessingCanvas" xmlns:cx="http://schemas.microsoft.com/office/drawing/2014/chartex" xmlns:cx1="http://schemas.microsoft.com/office/drawing/2015/9/8/chartex" xmlns:cx2="http://schemas.microsoft.com/office/drawing/2015/10/21/chartex" xmlns:cx3="http://schemas.microsoft.com/office/drawing/2016/5/9/chartex" xmlns:cx4="http://schemas.microsoft.com/office/drawing/2016/5/10/chartex" xmlns:cx5="http://schemas.microsoft.com/office/drawing/2016/5/11/chartex" xmlns:cx6="http://schemas.microsoft.com/office/drawing/2016/5/12/chartex" xmlns:cx7="http://schemas.microsoft.com/office/drawing/2016/5/13/chartex" xmlns:cx8="http://schemas.microsoft.com/office/drawing/2016/5/14/chartex" xmlns:mc="http://schemas.openxmlformats.org/markup-compatibility/2006" xmlns:aink="http://schemas.microsoft.com/office/drawing/2016/ink" xmlns:am3d="http://schemas.microsoft.com/office/drawing/2017/model3d" xmlns:o="urn:schemas-microsoft-com:office:office" xmlns:oel="http://schemas.microsoft.com/office/2019/extlst" xmlns:r="http://schemas.openxmlformats.org/officeDocument/2006/relationships" xmlns:m="http://schemas.openxmlformats.org/officeDocument/2006/math" xmlns:v="urn:schemas-microsoft-com:vml" xmlns:wp14="http://schemas.microsoft.com/office/word/2010/wordprocessingDrawing" xmlns:wp="http://schemas.openxmlformats.org/drawingml/2006/wordprocessingDrawing" xmlns:w10="urn:schemas-microsoft-com:office:word" xmlns:w="http://schemas.openxmlformats.org/wordprocessingml/2006/main" xmlns:w14="http://schemas.microsoft.com/office/word/2010/wordml" xmlns:w15="http://schemas.microsoft.com/office/word/2012/wordml" xmlns:w16cex="http://schemas.microsoft.com/office/word/2018/wordml/cex" xmlns:w16cid="http://schemas.microsoft.com/office/word/2016/wordml/cid" xmlns:w16="http://schemas.microsoft.com/office/word/2018/wordml" xmlns:w16du="http://schemas.microsoft.com/office/word/2023/wordml/word16du" xmlns:w16sdtdh="http://schemas.microsoft.com/office/word/2020/wordml/sdtdatahash" xmlns:w16sdtfl="http://schemas.microsoft.com/office/word/2024/wordml/sdtformatlock" xmlns:w16se="http://schemas.microsoft.com/office/word/2015/wordml/symex" xmlns:wpg="http://schemas.microsoft.com/office/word/2010/wordprocessingGroup" xmlns:wpi="http://schemas.microsoft.com/office/word/2010/wordprocessingInk" xmlns:wne="http://schemas.microsoft.com/office/word/2006/wordml" xmlns:wps="http://schemas.microsoft.com/office/word/2010/wordprocessingShape" mc:Ignorable="w14 w15 w16se w16cid w16 w16cex w16sdtdh w16sdtfl w16du wp14">
   <w:body>
     <w:p>
       <w:pPr>
@@ -244,7 +244,43 @@
                                 <w:sz w:val="28"/>
                                 <w:szCs w:val="28"/>
                               </w:rPr>
-                              <w:t>as stateless or stateful depending on whether they store or depend on persistent data between</w:t>
+                              <w:t xml:space="preserve">as </w:t>
+                            </w:r>
+                            <w:r>
+                              <w:rPr>
+                                <w:rFonts w:asciiTheme="majorBidi" w:hAnsiTheme="majorBidi" w:cstheme="majorBidi"/>
+                                <w:b/>
+                                <w:bCs/>
+                                <w:sz w:val="28"/>
+                                <w:szCs w:val="28"/>
+                              </w:rPr>
+                              <w:t>stateless</w:t>
+                            </w:r>
+                            <w:r>
+                              <w:rPr>
+                                <w:rFonts w:asciiTheme="majorBidi" w:hAnsiTheme="majorBidi" w:cstheme="majorBidi"/>
+                                <w:sz w:val="28"/>
+                                <w:szCs w:val="28"/>
+                              </w:rPr>
+                              <w:t xml:space="preserve"> or </w:t>
+                            </w:r>
+                            <w:r>
+                              <w:rPr>
+                                <w:rFonts w:asciiTheme="majorBidi" w:hAnsiTheme="majorBidi" w:cstheme="majorBidi"/>
+                                <w:b/>
+                                <w:bCs/>
+                                <w:sz w:val="28"/>
+                                <w:szCs w:val="28"/>
+                              </w:rPr>
+                              <w:t>stateful</w:t>
+                            </w:r>
+                            <w:r>
+                              <w:rPr>
+                                <w:rFonts w:asciiTheme="majorBidi" w:hAnsiTheme="majorBidi" w:cstheme="majorBidi"/>
+                                <w:sz w:val="28"/>
+                                <w:szCs w:val="28"/>
+                              </w:rPr>
+                              <w:t xml:space="preserve"> depending on whether they store or depend on persistent data between</w:t>
                             </w:r>
                             <w:r>
                               <w:rPr>
@@ -739,7 +775,43 @@
                           <w:sz w:val="28"/>
                           <w:szCs w:val="28"/>
                         </w:rPr>
-                        <w:t>as stateless or stateful depending on whether they store or depend on persistent data between</w:t>
+                        <w:t xml:space="preserve">as </w:t>
+                      </w:r>
+                      <w:r>
+                        <w:rPr>
+                          <w:rFonts w:asciiTheme="majorBidi" w:hAnsiTheme="majorBidi" w:cstheme="majorBidi"/>
+                          <w:b/>
+                          <w:bCs/>
+                          <w:sz w:val="28"/>
+                          <w:szCs w:val="28"/>
+                        </w:rPr>
+                        <w:t>stateless</w:t>
+                      </w:r>
+                      <w:r>
+                        <w:rPr>
+                          <w:rFonts w:asciiTheme="majorBidi" w:hAnsiTheme="majorBidi" w:cstheme="majorBidi"/>
+                          <w:sz w:val="28"/>
+                          <w:szCs w:val="28"/>
+                        </w:rPr>
+                        <w:t xml:space="preserve"> or </w:t>
+                      </w:r>
+                      <w:r>
+                        <w:rPr>
+                          <w:rFonts w:asciiTheme="majorBidi" w:hAnsiTheme="majorBidi" w:cstheme="majorBidi"/>
+                          <w:b/>
+                          <w:bCs/>
+                          <w:sz w:val="28"/>
+                          <w:szCs w:val="28"/>
+                        </w:rPr>
+                        <w:t>stateful</w:t>
+                      </w:r>
+                      <w:r>
+                        <w:rPr>
+                          <w:rFonts w:asciiTheme="majorBidi" w:hAnsiTheme="majorBidi" w:cstheme="majorBidi"/>
+                          <w:sz w:val="28"/>
+                          <w:szCs w:val="28"/>
+                        </w:rPr>
+                        <w:t xml:space="preserve"> depending on whether they store or depend on persistent data between</w:t>
                       </w:r>
                       <w:r>
                         <w:rPr>
@@ -5581,7 +5653,7 @@
         <mc:AlternateContent>
           <mc:Choice Requires="wps">
             <w:drawing>
-              <wp:anchor distT="0" distB="0" distL="114300" distR="114300" simplePos="0" relativeHeight="251663360" behindDoc="0" locked="0" layoutInCell="1" allowOverlap="1" wp14:anchorId="709DF79A" wp14:editId="7730CF5F">
+              <wp:anchor distT="0" distB="0" distL="114300" distR="114300" simplePos="0" relativeHeight="251663360" behindDoc="0" locked="0" layoutInCell="1" allowOverlap="1" wp14:anchorId="709DF79A" wp14:editId="2C2CC901">
                 <wp:simplePos x="0" y="0"/>
                 <wp:positionH relativeFrom="margin">
                   <wp:align>left</wp:align>
@@ -5589,8 +5661,8 @@
                 <wp:positionV relativeFrom="paragraph">
                   <wp:posOffset>408708</wp:posOffset>
                 </wp:positionV>
-                <wp:extent cx="4892040" cy="6241473"/>
-                <wp:effectExtent l="0" t="0" r="22860" b="26035"/>
+                <wp:extent cx="2674620" cy="6241473"/>
+                <wp:effectExtent l="0" t="0" r="11430" b="26035"/>
                 <wp:wrapNone/>
                 <wp:docPr id="1971709200" name="Rectangle 6"/>
                 <wp:cNvGraphicFramePr/>
@@ -5601,7 +5673,7 @@
                       <wps:spPr>
                         <a:xfrm>
                           <a:off x="0" y="0"/>
-                          <a:ext cx="4892040" cy="6241473"/>
+                          <a:ext cx="2674620" cy="6241473"/>
                         </a:xfrm>
                         <a:prstGeom prst="rect">
                           <a:avLst/>
@@ -6739,7 +6811,7 @@
           </mc:Choice>
           <mc:Fallback>
             <w:pict>
-              <v:rect w14:anchorId="709DF79A" id="Rectangle 6" o:spid="_x0000_s1030" style="position:absolute;left:0;text-align:left;margin-left:0;margin-top:32.2pt;width:385.2pt;height:491.45pt;z-index:251663360;visibility:visible;mso-wrap-style:square;mso-width-percent:0;mso-height-percent:0;mso-wrap-distance-left:9pt;mso-wrap-distance-top:0;mso-wrap-distance-right:9pt;mso-wrap-distance-bottom:0;mso-position-horizontal:left;mso-position-horizontal-relative:margin;mso-position-vertical:absolute;mso-position-vertical-relative:text;mso-width-percent:0;mso-height-percent:0;mso-width-relative:margin;mso-height-relative:margin;v-text-anchor:middle" o:gfxdata="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" fillcolor="black [3200]" strokecolor="black [480]" strokeweight="1pt">
+              <v:rect w14:anchorId="709DF79A" id="Rectangle 6" o:spid="_x0000_s1030" style="position:absolute;left:0;text-align:left;margin-left:0;margin-top:32.2pt;width:210.6pt;height:491.45pt;z-index:251663360;visibility:visible;mso-wrap-style:square;mso-width-percent:0;mso-height-percent:0;mso-wrap-distance-left:9pt;mso-wrap-distance-top:0;mso-wrap-distance-right:9pt;mso-wrap-distance-bottom:0;mso-position-horizontal:left;mso-position-horizontal-relative:margin;mso-position-vertical:absolute;mso-position-vertical-relative:text;mso-width-percent:0;mso-height-percent:0;mso-width-relative:margin;mso-height-relative:margin;v-text-anchor:middle" o:gfxdata="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" fillcolor="black [3200]" strokecolor="black [480]" strokeweight="1pt">
                 <v:textbox>
                   <w:txbxContent>
                     <w:p>
@@ -8035,6 +8107,7 @@
     </w:p>
     <w:p>
       <w:pPr>
+        <w:spacing w:after="120"/>
         <w:jc w:val="both"/>
         <w:rPr>
           <w:rFonts w:asciiTheme="majorBidi" w:hAnsiTheme="majorBidi" w:cstheme="majorBidi"/>
@@ -8107,6 +8180,7 @@
     </w:p>
     <w:p>
       <w:pPr>
+        <w:spacing w:after="60"/>
         <w:jc w:val="both"/>
         <w:rPr>
           <w:rFonts w:asciiTheme="majorBidi" w:hAnsiTheme="majorBidi" w:cstheme="majorBidi"/>
@@ -8129,6 +8203,7 @@
     </w:p>
     <w:p>
       <w:pPr>
+        <w:spacing w:after="60"/>
         <w:jc w:val="both"/>
         <w:rPr>
           <w:rFonts w:asciiTheme="majorBidi" w:hAnsiTheme="majorBidi" w:cstheme="majorBidi"/>
@@ -8163,6 +8238,7 @@
     </w:p>
     <w:p>
       <w:pPr>
+        <w:spacing w:after="120"/>
         <w:jc w:val="both"/>
         <w:rPr>
           <w:rFonts w:asciiTheme="majorBidi" w:hAnsiTheme="majorBidi" w:cstheme="majorBidi"/>
@@ -8215,6 +8291,7 @@
     </w:p>
     <w:p>
       <w:pPr>
+        <w:spacing w:after="60"/>
         <w:jc w:val="both"/>
         <w:rPr>
           <w:rFonts w:asciiTheme="majorBidi" w:hAnsiTheme="majorBidi" w:cstheme="majorBidi"/>
@@ -8256,7 +8333,6 @@
           <w:sz w:val="28"/>
           <w:szCs w:val="28"/>
         </w:rPr>
-        <w:lastRenderedPageBreak/>
         <w:t>nginx-deployment-7c9d8f6d5b-abc12</w:t>
       </w:r>
     </w:p>
@@ -8280,6 +8356,7 @@
           <w:sz w:val="28"/>
           <w:szCs w:val="28"/>
         </w:rPr>
+        <w:lastRenderedPageBreak/>
         <w:t>ReplicaSet</w:t>
       </w:r>
       <w:proofErr w:type="spellEnd"/>
@@ -8591,7 +8668,11 @@
           <w:szCs w:val="40"/>
         </w:rPr>
       </w:pPr>
-      <w:r>
+    </w:p>
+    <w:p>
+      <w:pPr>
+        <w:spacing w:after="120"/>
+        <w:jc w:val="both"/>
         <w:rPr>
           <w:rFonts w:asciiTheme="majorBidi" w:hAnsiTheme="majorBidi" w:cstheme="majorBidi"/>
           <w:b/>
@@ -8599,12 +8680,22 @@
           <w:sz w:val="40"/>
           <w:szCs w:val="40"/>
         </w:rPr>
+      </w:pPr>
+      <w:r>
+        <w:rPr>
+          <w:rFonts w:asciiTheme="majorBidi" w:hAnsiTheme="majorBidi" w:cstheme="majorBidi"/>
+          <w:b/>
+          <w:bCs/>
+          <w:sz w:val="40"/>
+          <w:szCs w:val="40"/>
+        </w:rPr>
         <w:lastRenderedPageBreak/>
         <w:t>Update Strategy:</w:t>
       </w:r>
     </w:p>
     <w:p>
       <w:pPr>
+        <w:spacing w:after="120"/>
         <w:jc w:val="both"/>
         <w:rPr>
           <w:rFonts w:asciiTheme="majorBidi" w:hAnsiTheme="majorBidi" w:cstheme="majorBidi"/>
@@ -8623,6 +8714,7 @@
     </w:p>
     <w:p>
       <w:pPr>
+        <w:spacing w:after="60"/>
         <w:jc w:val="both"/>
         <w:rPr>
           <w:rFonts w:asciiTheme="majorBidi" w:hAnsiTheme="majorBidi" w:cstheme="majorBidi"/>
@@ -8683,6 +8775,10 @@
       <w:r>
         <w:rPr>
           <w:rFonts w:asciiTheme="majorBidi" w:hAnsiTheme="majorBidi" w:cstheme="majorBidi"/>
+          <w:b/>
+          <w:bCs/>
+          <w:i/>
+          <w:iCs/>
           <w:sz w:val="28"/>
           <w:szCs w:val="28"/>
         </w:rPr>
@@ -9978,6 +10074,7 @@
     </w:p>
     <w:p>
       <w:pPr>
+        <w:spacing w:after="80"/>
         <w:ind w:left="360"/>
         <w:jc w:val="both"/>
         <w:rPr>
@@ -9998,6 +10095,10 @@
       <w:r>
         <w:rPr>
           <w:rFonts w:asciiTheme="majorBidi" w:hAnsiTheme="majorBidi" w:cstheme="majorBidi"/>
+          <w:b/>
+          <w:bCs/>
+          <w:i/>
+          <w:iCs/>
           <w:sz w:val="28"/>
           <w:szCs w:val="28"/>
         </w:rPr>
@@ -10113,6 +10214,7 @@
           <w:ilvl w:val="0"/>
           <w:numId w:val="19"/>
         </w:numPr>
+        <w:spacing w:after="80"/>
         <w:ind w:left="720"/>
         <w:jc w:val="both"/>
         <w:rPr>
@@ -10152,16 +10254,16 @@
         <mc:AlternateContent>
           <mc:Choice Requires="wps">
             <w:drawing>
-              <wp:anchor distT="0" distB="0" distL="114300" distR="114300" simplePos="0" relativeHeight="251665408" behindDoc="0" locked="0" layoutInCell="1" allowOverlap="1" wp14:anchorId="36BD9B9B" wp14:editId="23074720">
+              <wp:anchor distT="0" distB="0" distL="114300" distR="114300" simplePos="0" relativeHeight="251665408" behindDoc="0" locked="0" layoutInCell="1" allowOverlap="1" wp14:anchorId="36BD9B9B" wp14:editId="0A21B3DA">
                 <wp:simplePos x="0" y="0"/>
                 <wp:positionH relativeFrom="column">
-                  <wp:posOffset>235527</wp:posOffset>
+                  <wp:posOffset>236220</wp:posOffset>
                 </wp:positionH>
                 <wp:positionV relativeFrom="paragraph">
-                  <wp:posOffset>289098</wp:posOffset>
+                  <wp:posOffset>265430</wp:posOffset>
                 </wp:positionV>
-                <wp:extent cx="2327564" cy="651164"/>
-                <wp:effectExtent l="0" t="0" r="15875" b="15875"/>
+                <wp:extent cx="2327564" cy="594360"/>
+                <wp:effectExtent l="0" t="0" r="15875" b="15240"/>
                 <wp:wrapNone/>
                 <wp:docPr id="122299299" name="Rectangle 11"/>
                 <wp:cNvGraphicFramePr/>
@@ -10172,7 +10274,7 @@
                       <wps:spPr>
                         <a:xfrm>
                           <a:off x="0" y="0"/>
-                          <a:ext cx="2327564" cy="651164"/>
+                          <a:ext cx="2327564" cy="594360"/>
                         </a:xfrm>
                         <a:prstGeom prst="rect">
                           <a:avLst/>
@@ -10274,7 +10376,7 @@
           </mc:Choice>
           <mc:Fallback>
             <w:pict>
-              <v:rect w14:anchorId="36BD9B9B" id="Rectangle 11" o:spid="_x0000_s1032" style="position:absolute;left:0;text-align:left;margin-left:18.55pt;margin-top:22.75pt;width:183.25pt;height:51.25pt;z-index:251665408;visibility:visible;mso-wrap-style:square;mso-width-percent:0;mso-height-percent:0;mso-wrap-distance-left:9pt;mso-wrap-distance-top:0;mso-wrap-distance-right:9pt;mso-wrap-distance-bottom:0;mso-position-horizontal:absolute;mso-position-horizontal-relative:text;mso-position-vertical:absolute;mso-position-vertical-relative:text;mso-width-percent:0;mso-height-percent:0;mso-width-relative:margin;mso-height-relative:margin;v-text-anchor:middle" o:gfxdata="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" fillcolor="black [3200]" strokecolor="black [480]" strokeweight="1pt">
+              <v:rect w14:anchorId="36BD9B9B" id="Rectangle 11" o:spid="_x0000_s1032" style="position:absolute;left:0;text-align:left;margin-left:18.6pt;margin-top:20.9pt;width:183.25pt;height:46.8pt;z-index:251665408;visibility:visible;mso-wrap-style:square;mso-width-percent:0;mso-height-percent:0;mso-wrap-distance-left:9pt;mso-wrap-distance-top:0;mso-wrap-distance-right:9pt;mso-wrap-distance-bottom:0;mso-position-horizontal:absolute;mso-position-horizontal-relative:text;mso-position-vertical:absolute;mso-position-vertical-relative:text;mso-width-percent:0;mso-height-percent:0;mso-width-relative:margin;mso-height-relative:margin;v-text-anchor:middle" o:gfxdata="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" fillcolor="black [3200]" strokecolor="black [480]" strokeweight="1pt">
                 <v:textbox>
                   <w:txbxContent>
                     <w:p>
@@ -10367,13 +10469,14 @@
         <w:jc w:val="both"/>
         <w:rPr>
           <w:rFonts w:asciiTheme="majorBidi" w:hAnsiTheme="majorBidi" w:cstheme="majorBidi"/>
-          <w:sz w:val="28"/>
-          <w:szCs w:val="28"/>
-        </w:rPr>
-      </w:pPr>
-    </w:p>
-    <w:p>
-      <w:pPr>
+          <w:sz w:val="16"/>
+          <w:szCs w:val="16"/>
+        </w:rPr>
+      </w:pPr>
+    </w:p>
+    <w:p>
+      <w:pPr>
+        <w:spacing w:after="60"/>
         <w:ind w:left="360"/>
         <w:jc w:val="both"/>
         <w:rPr>
@@ -10460,6 +10563,7 @@
           <w:ilvl w:val="0"/>
           <w:numId w:val="20"/>
         </w:numPr>
+        <w:spacing w:after="120"/>
         <w:ind w:left="720"/>
         <w:jc w:val="both"/>
         <w:rPr>
@@ -10479,6 +10583,7 @@
     </w:p>
     <w:p>
       <w:pPr>
+        <w:spacing w:after="60"/>
         <w:ind w:left="360"/>
         <w:jc w:val="both"/>
         <w:rPr>
@@ -10529,6 +10634,7 @@
           <w:ilvl w:val="0"/>
           <w:numId w:val="21"/>
         </w:numPr>
+        <w:spacing w:after="120"/>
         <w:ind w:left="720"/>
         <w:jc w:val="both"/>
         <w:rPr>
@@ -10548,30 +10654,30 @@
     </w:p>
     <w:p>
       <w:pPr>
-        <w:jc w:val="both"/>
-        <w:rPr>
-          <w:rFonts w:asciiTheme="majorBidi" w:hAnsiTheme="majorBidi" w:cstheme="majorBidi"/>
-          <w:b/>
-          <w:bCs/>
-          <w:sz w:val="28"/>
-          <w:szCs w:val="28"/>
-          <w:u w:val="single"/>
-        </w:rPr>
-      </w:pPr>
-      <w:r>
-        <w:rPr>
-          <w:rFonts w:asciiTheme="majorBidi" w:hAnsiTheme="majorBidi" w:cstheme="majorBidi"/>
-          <w:b/>
-          <w:bCs/>
-          <w:sz w:val="28"/>
-          <w:szCs w:val="28"/>
-          <w:u w:val="single"/>
+        <w:spacing w:after="60"/>
+        <w:jc w:val="both"/>
+        <w:rPr>
+          <w:rFonts w:asciiTheme="majorBidi" w:hAnsiTheme="majorBidi" w:cstheme="majorBidi"/>
+          <w:b/>
+          <w:bCs/>
+          <w:sz w:val="32"/>
+          <w:szCs w:val="32"/>
+        </w:rPr>
+      </w:pPr>
+      <w:r>
+        <w:rPr>
+          <w:rFonts w:asciiTheme="majorBidi" w:hAnsiTheme="majorBidi" w:cstheme="majorBidi"/>
+          <w:b/>
+          <w:bCs/>
+          <w:sz w:val="32"/>
+          <w:szCs w:val="32"/>
         </w:rPr>
         <w:t>Quick Comparison:</w:t>
       </w:r>
     </w:p>
     <w:p>
       <w:pPr>
+        <w:spacing w:after="60"/>
         <w:jc w:val="both"/>
         <w:rPr>
           <w:rFonts w:asciiTheme="majorBidi" w:hAnsiTheme="majorBidi" w:cstheme="majorBidi"/>
@@ -10683,6 +10789,7 @@
           <w:ilvl w:val="0"/>
           <w:numId w:val="22"/>
         </w:numPr>
+        <w:spacing w:after="80"/>
         <w:ind w:left="360"/>
         <w:jc w:val="both"/>
         <w:rPr>
@@ -10702,6 +10809,7 @@
     </w:p>
     <w:p>
       <w:pPr>
+        <w:spacing w:after="60"/>
         <w:jc w:val="both"/>
         <w:rPr>
           <w:rFonts w:asciiTheme="majorBidi" w:hAnsiTheme="majorBidi" w:cstheme="majorBidi"/>
@@ -10801,6 +10909,7 @@
           <w:ilvl w:val="0"/>
           <w:numId w:val="23"/>
         </w:numPr>
+        <w:spacing w:after="80"/>
         <w:ind w:left="360"/>
         <w:jc w:val="both"/>
         <w:rPr>
@@ -10820,29 +10929,30 @@
     </w:p>
     <w:p>
       <w:pPr>
-        <w:jc w:val="both"/>
-        <w:rPr>
-          <w:rFonts w:asciiTheme="majorBidi" w:hAnsiTheme="majorBidi" w:cstheme="majorBidi"/>
-          <w:b/>
-          <w:bCs/>
-          <w:sz w:val="28"/>
-          <w:szCs w:val="28"/>
-        </w:rPr>
-      </w:pPr>
-      <w:r>
-        <w:rPr>
-          <w:rFonts w:asciiTheme="majorBidi" w:hAnsiTheme="majorBidi" w:cstheme="majorBidi"/>
-          <w:b/>
-          <w:bCs/>
-          <w:sz w:val="28"/>
-          <w:szCs w:val="28"/>
-        </w:rPr>
-        <w:lastRenderedPageBreak/>
+        <w:spacing w:after="60"/>
+        <w:jc w:val="both"/>
+        <w:rPr>
+          <w:rFonts w:asciiTheme="majorBidi" w:hAnsiTheme="majorBidi" w:cstheme="majorBidi"/>
+          <w:b/>
+          <w:bCs/>
+          <w:sz w:val="28"/>
+          <w:szCs w:val="28"/>
+        </w:rPr>
+      </w:pPr>
+      <w:r>
+        <w:rPr>
+          <w:rFonts w:asciiTheme="majorBidi" w:hAnsiTheme="majorBidi" w:cstheme="majorBidi"/>
+          <w:b/>
+          <w:bCs/>
+          <w:sz w:val="28"/>
+          <w:szCs w:val="28"/>
+        </w:rPr>
         <w:t>Important Concept</w:t>
       </w:r>
     </w:p>
     <w:p>
       <w:pPr>
+        <w:spacing w:after="60"/>
         <w:jc w:val="both"/>
         <w:rPr>
           <w:rFonts w:asciiTheme="majorBidi" w:hAnsiTheme="majorBidi" w:cstheme="majorBidi"/>
@@ -10916,6 +11026,7 @@
           <w:sz w:val="28"/>
           <w:szCs w:val="28"/>
         </w:rPr>
+        <w:lastRenderedPageBreak/>
         <w:t>gradually shift traffic to new Pods</w:t>
       </w:r>
     </w:p>
@@ -10950,6 +11061,7 @@
           <w:ilvl w:val="0"/>
           <w:numId w:val="24"/>
         </w:numPr>
+        <w:spacing w:after="60"/>
         <w:ind w:left="360"/>
         <w:jc w:val="both"/>
         <w:rPr>
@@ -11004,7 +11116,7 @@
         <mc:AlternateContent>
           <mc:Choice Requires="wps">
             <w:drawing>
-              <wp:anchor distT="0" distB="0" distL="114300" distR="114300" simplePos="0" relativeHeight="251670528" behindDoc="0" locked="0" layoutInCell="1" allowOverlap="1" wp14:anchorId="69406AD8" wp14:editId="674FC09A">
+              <wp:anchor distT="0" distB="0" distL="114300" distR="114300" simplePos="0" relativeHeight="251670528" behindDoc="0" locked="0" layoutInCell="1" allowOverlap="1" wp14:anchorId="69406AD8" wp14:editId="28EC90E1">
                 <wp:simplePos x="0" y="0"/>
                 <wp:positionH relativeFrom="margin">
                   <wp:align>right</wp:align>
@@ -11012,8 +11124,8 @@
                 <wp:positionV relativeFrom="paragraph">
                   <wp:posOffset>355715</wp:posOffset>
                 </wp:positionV>
-                <wp:extent cx="6850380" cy="6988984"/>
-                <wp:effectExtent l="0" t="0" r="26670" b="21590"/>
+                <wp:extent cx="6850380" cy="6804660"/>
+                <wp:effectExtent l="0" t="0" r="26670" b="15240"/>
                 <wp:wrapNone/>
                 <wp:docPr id="1353480336" name="Rectangle 16"/>
                 <wp:cNvGraphicFramePr/>
@@ -11024,7 +11136,7 @@
                       <wps:spPr>
                         <a:xfrm>
                           <a:off x="0" y="0"/>
-                          <a:ext cx="6850380" cy="6988984"/>
+                          <a:ext cx="6850380" cy="6804660"/>
                         </a:xfrm>
                         <a:prstGeom prst="rect">
                           <a:avLst/>
@@ -11100,7 +11212,7 @@
                           </w:p>
                           <w:p>
                             <w:pPr>
-                              <w:spacing w:after="120"/>
+                              <w:spacing w:after="80"/>
                               <w:jc w:val="both"/>
                               <w:rPr>
                                 <w:rFonts w:asciiTheme="majorBidi" w:hAnsiTheme="majorBidi" w:cstheme="majorBidi"/>
@@ -11140,7 +11252,7 @@
                                 <w:ilvl w:val="0"/>
                                 <w:numId w:val="57"/>
                               </w:numPr>
-                              <w:spacing w:after="60"/>
+                              <w:spacing w:after="0"/>
                               <w:ind w:left="360"/>
                               <w:jc w:val="both"/>
                               <w:rPr>
@@ -11156,6 +11268,22 @@
                                 <w:szCs w:val="28"/>
                               </w:rPr>
                               <w:t>Rolling update can resemble canary, but it is not a full canary strategy.</w:t>
+                            </w:r>
+                            <w:r>
+                              <w:rPr>
+                                <w:rFonts w:asciiTheme="majorBidi" w:hAnsiTheme="majorBidi" w:cstheme="majorBidi"/>
+                                <w:sz w:val="28"/>
+                                <w:szCs w:val="28"/>
+                              </w:rPr>
+                              <w:t xml:space="preserve"> </w:t>
+                            </w:r>
+                            <w:r>
+                              <w:rPr>
+                                <w:rFonts w:asciiTheme="majorBidi" w:hAnsiTheme="majorBidi" w:cstheme="majorBidi"/>
+                                <w:sz w:val="28"/>
+                                <w:szCs w:val="28"/>
+                              </w:rPr>
+                              <w:t>A canary update intentionally releases the new version to a very small portion of traffic first, while the majority of users still use the old version. While a rolling update gradually replaces old Pods with new Pods until all Pods run the new version.</w:t>
                             </w:r>
                           </w:p>
                           <w:p>
@@ -11175,64 +11303,28 @@
                                 <w:sz w:val="28"/>
                                 <w:szCs w:val="28"/>
                               </w:rPr>
-                              <w:t>A canary update intentionally releases the new version to a very small portion of traffic first, while the majority of users still use the old version.</w:t>
-                            </w:r>
-                            <w:r>
-                              <w:rPr>
-                                <w:rFonts w:asciiTheme="majorBidi" w:hAnsiTheme="majorBidi" w:cstheme="majorBidi"/>
-                                <w:sz w:val="28"/>
-                                <w:szCs w:val="28"/>
-                              </w:rPr>
-                              <w:t xml:space="preserve"> While a</w:t>
-                            </w:r>
-                            <w:r>
-                              <w:rPr>
-                                <w:rFonts w:asciiTheme="majorBidi" w:hAnsiTheme="majorBidi" w:cstheme="majorBidi"/>
-                                <w:sz w:val="28"/>
-                                <w:szCs w:val="28"/>
-                              </w:rPr>
-                              <w:t xml:space="preserve"> rolling update gradually replaces old Pods with new Pods until all Pods run the new version.</w:t>
+                              <w:t>Rolling update focuses on gradually replacing Pods.</w:t>
+                            </w:r>
+                            <w:r>
+                              <w:rPr>
+                                <w:rFonts w:asciiTheme="majorBidi" w:hAnsiTheme="majorBidi" w:cstheme="majorBidi"/>
+                                <w:sz w:val="28"/>
+                                <w:szCs w:val="28"/>
+                              </w:rPr>
+                              <w:t xml:space="preserve"> </w:t>
+                            </w:r>
+                            <w:r>
+                              <w:rPr>
+                                <w:rFonts w:asciiTheme="majorBidi" w:hAnsiTheme="majorBidi" w:cstheme="majorBidi"/>
+                                <w:sz w:val="28"/>
+                                <w:szCs w:val="28"/>
+                              </w:rPr>
+                              <w:t>Canary update focuses on testing a new version on a small portion of users first.</w:t>
                             </w:r>
                           </w:p>
                           <w:p>
                             <w:pPr>
-                              <w:spacing w:after="60"/>
-                              <w:ind w:left="360"/>
-                              <w:jc w:val="both"/>
-                              <w:rPr>
-                                <w:rFonts w:asciiTheme="majorBidi" w:hAnsiTheme="majorBidi" w:cstheme="majorBidi"/>
-                                <w:sz w:val="28"/>
-                                <w:szCs w:val="28"/>
-                              </w:rPr>
-                            </w:pPr>
-                            <w:r>
-                              <w:rPr>
-                                <w:rFonts w:asciiTheme="majorBidi" w:hAnsiTheme="majorBidi" w:cstheme="majorBidi"/>
-                                <w:sz w:val="28"/>
-                                <w:szCs w:val="28"/>
-                              </w:rPr>
-                              <w:t>Rolling update focuses on gradually replacing Pods.</w:t>
-                            </w:r>
-                            <w:r>
-                              <w:rPr>
-                                <w:rFonts w:asciiTheme="majorBidi" w:hAnsiTheme="majorBidi" w:cstheme="majorBidi"/>
-                                <w:sz w:val="28"/>
-                                <w:szCs w:val="28"/>
-                              </w:rPr>
-                              <w:t xml:space="preserve"> </w:t>
-                            </w:r>
-                            <w:r>
-                              <w:rPr>
-                                <w:rFonts w:asciiTheme="majorBidi" w:hAnsiTheme="majorBidi" w:cstheme="majorBidi"/>
-                                <w:sz w:val="28"/>
-                                <w:szCs w:val="28"/>
-                              </w:rPr>
-                              <w:t>Canary update focuses on testing a new version on a small portion of users first.</w:t>
-                            </w:r>
-                          </w:p>
-                          <w:p>
-                            <w:pPr>
-                              <w:spacing w:after="60"/>
+                              <w:spacing w:after="0"/>
                               <w:rPr>
                                 <w:rFonts w:asciiTheme="majorBidi" w:hAnsiTheme="majorBidi" w:cstheme="majorBidi"/>
                                 <w:sz w:val="28"/>
@@ -11462,7 +11554,7 @@
           </mc:Choice>
           <mc:Fallback>
             <w:pict>
-              <v:rect w14:anchorId="69406AD8" id="Rectangle 16" o:spid="_x0000_s1033" style="position:absolute;left:0;text-align:left;margin-left:488.2pt;margin-top:28pt;width:539.4pt;height:550.3pt;z-index:251670528;visibility:visible;mso-wrap-style:square;mso-width-percent:0;mso-height-percent:0;mso-wrap-distance-left:9pt;mso-wrap-distance-top:0;mso-wrap-distance-right:9pt;mso-wrap-distance-bottom:0;mso-position-horizontal:right;mso-position-horizontal-relative:margin;mso-position-vertical:absolute;mso-position-vertical-relative:text;mso-width-percent:0;mso-height-percent:0;mso-width-relative:margin;mso-height-relative:margin;v-text-anchor:middle" o:gfxdata="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" fillcolor="#555 [2160]" strokecolor="black [3200]" strokeweight=".5pt">
+              <v:rect w14:anchorId="69406AD8" id="Rectangle 16" o:spid="_x0000_s1033" style="position:absolute;left:0;text-align:left;margin-left:488.2pt;margin-top:28pt;width:539.4pt;height:535.8pt;z-index:251670528;visibility:visible;mso-wrap-style:square;mso-width-percent:0;mso-height-percent:0;mso-wrap-distance-left:9pt;mso-wrap-distance-top:0;mso-wrap-distance-right:9pt;mso-wrap-distance-bottom:0;mso-position-horizontal:right;mso-position-horizontal-relative:margin;mso-position-vertical:absolute;mso-position-vertical-relative:text;mso-width-percent:0;mso-height-percent:0;mso-width-relative:margin;mso-height-relative:margin;v-text-anchor:middle" o:gfxdata="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" fillcolor="#555 [2160]" strokecolor="black [3200]" strokeweight=".5pt">
                 <v:fill color2="#313131 [2608]" rotate="t" colors="0 #9b9b9b;.5 #8e8e8e;1 #797979" focus="100%" type="gradient">
                   <o:fill v:ext="view" type="gradientUnscaled"/>
                 </v:fill>
@@ -11522,7 +11614,7 @@
                     </w:p>
                     <w:p>
                       <w:pPr>
-                        <w:spacing w:after="120"/>
+                        <w:spacing w:after="80"/>
                         <w:jc w:val="both"/>
                         <w:rPr>
                           <w:rFonts w:asciiTheme="majorBidi" w:hAnsiTheme="majorBidi" w:cstheme="majorBidi"/>
@@ -11562,7 +11654,7 @@
                           <w:ilvl w:val="0"/>
                           <w:numId w:val="57"/>
                         </w:numPr>
-                        <w:spacing w:after="60"/>
+                        <w:spacing w:after="0"/>
                         <w:ind w:left="360"/>
                         <w:jc w:val="both"/>
                         <w:rPr>
@@ -11578,6 +11670,22 @@
                           <w:szCs w:val="28"/>
                         </w:rPr>
                         <w:t>Rolling update can resemble canary, but it is not a full canary strategy.</w:t>
+                      </w:r>
+                      <w:r>
+                        <w:rPr>
+                          <w:rFonts w:asciiTheme="majorBidi" w:hAnsiTheme="majorBidi" w:cstheme="majorBidi"/>
+                          <w:sz w:val="28"/>
+                          <w:szCs w:val="28"/>
+                        </w:rPr>
+                        <w:t xml:space="preserve"> </w:t>
+                      </w:r>
+                      <w:r>
+                        <w:rPr>
+                          <w:rFonts w:asciiTheme="majorBidi" w:hAnsiTheme="majorBidi" w:cstheme="majorBidi"/>
+                          <w:sz w:val="28"/>
+                          <w:szCs w:val="28"/>
+                        </w:rPr>
+                        <w:t>A canary update intentionally releases the new version to a very small portion of traffic first, while the majority of users still use the old version. While a rolling update gradually replaces old Pods with new Pods until all Pods run the new version.</w:t>
                       </w:r>
                     </w:p>
                     <w:p>
@@ -11597,64 +11705,28 @@
                           <w:sz w:val="28"/>
                           <w:szCs w:val="28"/>
                         </w:rPr>
-                        <w:t>A canary update intentionally releases the new version to a very small portion of traffic first, while the majority of users still use the old version.</w:t>
-                      </w:r>
-                      <w:r>
-                        <w:rPr>
-                          <w:rFonts w:asciiTheme="majorBidi" w:hAnsiTheme="majorBidi" w:cstheme="majorBidi"/>
-                          <w:sz w:val="28"/>
-                          <w:szCs w:val="28"/>
-                        </w:rPr>
-                        <w:t xml:space="preserve"> While a</w:t>
-                      </w:r>
-                      <w:r>
-                        <w:rPr>
-                          <w:rFonts w:asciiTheme="majorBidi" w:hAnsiTheme="majorBidi" w:cstheme="majorBidi"/>
-                          <w:sz w:val="28"/>
-                          <w:szCs w:val="28"/>
-                        </w:rPr>
-                        <w:t xml:space="preserve"> rolling update gradually replaces old Pods with new Pods until all Pods run the new version.</w:t>
+                        <w:t>Rolling update focuses on gradually replacing Pods.</w:t>
+                      </w:r>
+                      <w:r>
+                        <w:rPr>
+                          <w:rFonts w:asciiTheme="majorBidi" w:hAnsiTheme="majorBidi" w:cstheme="majorBidi"/>
+                          <w:sz w:val="28"/>
+                          <w:szCs w:val="28"/>
+                        </w:rPr>
+                        <w:t xml:space="preserve"> </w:t>
+                      </w:r>
+                      <w:r>
+                        <w:rPr>
+                          <w:rFonts w:asciiTheme="majorBidi" w:hAnsiTheme="majorBidi" w:cstheme="majorBidi"/>
+                          <w:sz w:val="28"/>
+                          <w:szCs w:val="28"/>
+                        </w:rPr>
+                        <w:t>Canary update focuses on testing a new version on a small portion of users first.</w:t>
                       </w:r>
                     </w:p>
                     <w:p>
                       <w:pPr>
-                        <w:spacing w:after="60"/>
-                        <w:ind w:left="360"/>
-                        <w:jc w:val="both"/>
-                        <w:rPr>
-                          <w:rFonts w:asciiTheme="majorBidi" w:hAnsiTheme="majorBidi" w:cstheme="majorBidi"/>
-                          <w:sz w:val="28"/>
-                          <w:szCs w:val="28"/>
-                        </w:rPr>
-                      </w:pPr>
-                      <w:r>
-                        <w:rPr>
-                          <w:rFonts w:asciiTheme="majorBidi" w:hAnsiTheme="majorBidi" w:cstheme="majorBidi"/>
-                          <w:sz w:val="28"/>
-                          <w:szCs w:val="28"/>
-                        </w:rPr>
-                        <w:t>Rolling update focuses on gradually replacing Pods.</w:t>
-                      </w:r>
-                      <w:r>
-                        <w:rPr>
-                          <w:rFonts w:asciiTheme="majorBidi" w:hAnsiTheme="majorBidi" w:cstheme="majorBidi"/>
-                          <w:sz w:val="28"/>
-                          <w:szCs w:val="28"/>
-                        </w:rPr>
-                        <w:t xml:space="preserve"> </w:t>
-                      </w:r>
-                      <w:r>
-                        <w:rPr>
-                          <w:rFonts w:asciiTheme="majorBidi" w:hAnsiTheme="majorBidi" w:cstheme="majorBidi"/>
-                          <w:sz w:val="28"/>
-                          <w:szCs w:val="28"/>
-                        </w:rPr>
-                        <w:t>Canary update focuses on testing a new version on a small portion of users first.</w:t>
-                      </w:r>
-                    </w:p>
-                    <w:p>
-                      <w:pPr>
-                        <w:spacing w:after="60"/>
+                        <w:spacing w:after="0"/>
                         <w:rPr>
                           <w:rFonts w:asciiTheme="majorBidi" w:hAnsiTheme="majorBidi" w:cstheme="majorBidi"/>
                           <w:sz w:val="28"/>
@@ -12106,6 +12178,244 @@
           <w:szCs w:val="28"/>
         </w:rPr>
       </w:pPr>
+      <w:r>
+        <w:rPr>
+          <w:rFonts w:asciiTheme="majorBidi" w:hAnsiTheme="majorBidi" w:cstheme="majorBidi"/>
+          <w:noProof/>
+          <w:sz w:val="28"/>
+          <w:szCs w:val="28"/>
+        </w:rPr>
+        <mc:AlternateContent>
+          <mc:Choice Requires="wps">
+            <w:drawing>
+              <wp:anchor distT="0" distB="0" distL="114300" distR="114300" simplePos="0" relativeHeight="251682816" behindDoc="0" locked="0" layoutInCell="1" allowOverlap="1" wp14:anchorId="1D33CCC7" wp14:editId="56876E5A">
+                <wp:simplePos x="0" y="0"/>
+                <wp:positionH relativeFrom="margin">
+                  <wp:align>right</wp:align>
+                </wp:positionH>
+                <wp:positionV relativeFrom="paragraph">
+                  <wp:posOffset>107315</wp:posOffset>
+                </wp:positionV>
+                <wp:extent cx="6842760" cy="1112520"/>
+                <wp:effectExtent l="0" t="0" r="15240" b="11430"/>
+                <wp:wrapNone/>
+                <wp:docPr id="66070506" name="Rectangle 23"/>
+                <wp:cNvGraphicFramePr/>
+                <a:graphic xmlns:a="http://schemas.openxmlformats.org/drawingml/2006/main">
+                  <a:graphicData uri="http://schemas.microsoft.com/office/word/2010/wordprocessingShape">
+                    <wps:wsp>
+                      <wps:cNvSpPr/>
+                      <wps:spPr>
+                        <a:xfrm>
+                          <a:off x="0" y="0"/>
+                          <a:ext cx="6842760" cy="1112520"/>
+                        </a:xfrm>
+                        <a:prstGeom prst="rect">
+                          <a:avLst/>
+                        </a:prstGeom>
+                      </wps:spPr>
+                      <wps:style>
+                        <a:lnRef idx="1">
+                          <a:schemeClr val="dk1"/>
+                        </a:lnRef>
+                        <a:fillRef idx="2">
+                          <a:schemeClr val="dk1"/>
+                        </a:fillRef>
+                        <a:effectRef idx="1">
+                          <a:schemeClr val="dk1"/>
+                        </a:effectRef>
+                        <a:fontRef idx="minor">
+                          <a:schemeClr val="dk1"/>
+                        </a:fontRef>
+                      </wps:style>
+                      <wps:txbx>
+                        <w:txbxContent>
+                          <w:p>
+                            <w:pPr>
+                              <w:spacing w:after="0"/>
+                              <w:jc w:val="both"/>
+                              <w:rPr>
+                                <w:rFonts w:asciiTheme="majorBidi" w:hAnsiTheme="majorBidi" w:cstheme="majorBidi"/>
+                                <w:b/>
+                                <w:bCs/>
+                                <w:sz w:val="36"/>
+                                <w:szCs w:val="36"/>
+                              </w:rPr>
+                            </w:pPr>
+                            <w:r>
+                              <w:rPr>
+                                <w:rFonts w:asciiTheme="majorBidi" w:hAnsiTheme="majorBidi" w:cstheme="majorBidi"/>
+                                <w:b/>
+                                <w:bCs/>
+                                <w:sz w:val="36"/>
+                                <w:szCs w:val="36"/>
+                              </w:rPr>
+                              <w:t>Blue‑Green Deployment</w:t>
+                            </w:r>
+                          </w:p>
+                          <w:p>
+                            <w:pPr>
+                              <w:spacing w:after="120"/>
+                              <w:jc w:val="both"/>
+                              <w:rPr>
+                                <w:rFonts w:asciiTheme="majorBidi" w:hAnsiTheme="majorBidi" w:cstheme="majorBidi"/>
+                                <w:sz w:val="28"/>
+                                <w:szCs w:val="28"/>
+                              </w:rPr>
+                            </w:pPr>
+                            <w:r>
+                              <w:rPr>
+                                <w:rFonts w:asciiTheme="majorBidi" w:hAnsiTheme="majorBidi" w:cstheme="majorBidi"/>
+                                <w:sz w:val="28"/>
+                                <w:szCs w:val="28"/>
+                              </w:rPr>
+                              <w:t>Blue‑Green deployment is a release strategy for updating applications with zero downtime and instant rollback capability.</w:t>
+                            </w:r>
+                            <w:r>
+                              <w:rPr>
+                                <w:rFonts w:asciiTheme="majorBidi" w:hAnsiTheme="majorBidi" w:cstheme="majorBidi"/>
+                                <w:sz w:val="28"/>
+                                <w:szCs w:val="28"/>
+                              </w:rPr>
+                              <w:t xml:space="preserve"> </w:t>
+                            </w:r>
+                            <w:r>
+                              <w:rPr>
+                                <w:rFonts w:asciiTheme="majorBidi" w:hAnsiTheme="majorBidi" w:cstheme="majorBidi"/>
+                                <w:sz w:val="28"/>
+                                <w:szCs w:val="28"/>
+                              </w:rPr>
+                              <w:t>It works by running two identical environments called Blue and Green and switching traffic between them.</w:t>
+                            </w:r>
+                          </w:p>
+                          <w:p>
+                            <w:pPr>
+                              <w:jc w:val="center"/>
+                            </w:pPr>
+                          </w:p>
+                        </w:txbxContent>
+                      </wps:txbx>
+                      <wps:bodyPr rot="0" spcFirstLastPara="0" vertOverflow="overflow" horzOverflow="overflow" vert="horz" wrap="square" lIns="91440" tIns="45720" rIns="91440" bIns="45720" numCol="1" spcCol="0" rtlCol="0" fromWordArt="0" anchor="ctr" anchorCtr="0" forceAA="0" compatLnSpc="1">
+                        <a:prstTxWarp prst="textNoShape">
+                          <a:avLst/>
+                        </a:prstTxWarp>
+                        <a:noAutofit/>
+                      </wps:bodyPr>
+                    </wps:wsp>
+                  </a:graphicData>
+                </a:graphic>
+                <wp14:sizeRelH relativeFrom="margin">
+                  <wp14:pctWidth>0</wp14:pctWidth>
+                </wp14:sizeRelH>
+                <wp14:sizeRelV relativeFrom="margin">
+                  <wp14:pctHeight>0</wp14:pctHeight>
+                </wp14:sizeRelV>
+              </wp:anchor>
+            </w:drawing>
+          </mc:Choice>
+          <mc:Fallback>
+            <w:pict>
+              <v:rect w14:anchorId="1D33CCC7" id="Rectangle 23" o:spid="_x0000_s1034" style="position:absolute;left:0;text-align:left;margin-left:487.6pt;margin-top:8.45pt;width:538.8pt;height:87.6pt;z-index:251682816;visibility:visible;mso-wrap-style:square;mso-width-percent:0;mso-height-percent:0;mso-wrap-distance-left:9pt;mso-wrap-distance-top:0;mso-wrap-distance-right:9pt;mso-wrap-distance-bottom:0;mso-position-horizontal:right;mso-position-horizontal-relative:margin;mso-position-vertical:absolute;mso-position-vertical-relative:text;mso-width-percent:0;mso-height-percent:0;mso-width-relative:margin;mso-height-relative:margin;v-text-anchor:middle" o:gfxdata="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" fillcolor="#555 [2160]" strokecolor="black [3200]" strokeweight=".5pt">
+                <v:fill color2="#313131 [2608]" rotate="t" colors="0 #9b9b9b;.5 #8e8e8e;1 #797979" focus="100%" type="gradient">
+                  <o:fill v:ext="view" type="gradientUnscaled"/>
+                </v:fill>
+                <v:textbox>
+                  <w:txbxContent>
+                    <w:p>
+                      <w:pPr>
+                        <w:spacing w:after="0"/>
+                        <w:jc w:val="both"/>
+                        <w:rPr>
+                          <w:rFonts w:asciiTheme="majorBidi" w:hAnsiTheme="majorBidi" w:cstheme="majorBidi"/>
+                          <w:b/>
+                          <w:bCs/>
+                          <w:sz w:val="36"/>
+                          <w:szCs w:val="36"/>
+                        </w:rPr>
+                      </w:pPr>
+                      <w:r>
+                        <w:rPr>
+                          <w:rFonts w:asciiTheme="majorBidi" w:hAnsiTheme="majorBidi" w:cstheme="majorBidi"/>
+                          <w:b/>
+                          <w:bCs/>
+                          <w:sz w:val="36"/>
+                          <w:szCs w:val="36"/>
+                        </w:rPr>
+                        <w:t>Blue‑Green Deployment</w:t>
+                      </w:r>
+                    </w:p>
+                    <w:p>
+                      <w:pPr>
+                        <w:spacing w:after="120"/>
+                        <w:jc w:val="both"/>
+                        <w:rPr>
+                          <w:rFonts w:asciiTheme="majorBidi" w:hAnsiTheme="majorBidi" w:cstheme="majorBidi"/>
+                          <w:sz w:val="28"/>
+                          <w:szCs w:val="28"/>
+                        </w:rPr>
+                      </w:pPr>
+                      <w:r>
+                        <w:rPr>
+                          <w:rFonts w:asciiTheme="majorBidi" w:hAnsiTheme="majorBidi" w:cstheme="majorBidi"/>
+                          <w:sz w:val="28"/>
+                          <w:szCs w:val="28"/>
+                        </w:rPr>
+                        <w:t>Blue‑Green deployment is a release strategy for updating applications with zero downtime and instant rollback capability.</w:t>
+                      </w:r>
+                      <w:r>
+                        <w:rPr>
+                          <w:rFonts w:asciiTheme="majorBidi" w:hAnsiTheme="majorBidi" w:cstheme="majorBidi"/>
+                          <w:sz w:val="28"/>
+                          <w:szCs w:val="28"/>
+                        </w:rPr>
+                        <w:t xml:space="preserve"> </w:t>
+                      </w:r>
+                      <w:r>
+                        <w:rPr>
+                          <w:rFonts w:asciiTheme="majorBidi" w:hAnsiTheme="majorBidi" w:cstheme="majorBidi"/>
+                          <w:sz w:val="28"/>
+                          <w:szCs w:val="28"/>
+                        </w:rPr>
+                        <w:t>It works by running two identical environments called Blue and Green and switching traffic between them.</w:t>
+                      </w:r>
+                    </w:p>
+                    <w:p>
+                      <w:pPr>
+                        <w:jc w:val="center"/>
+                      </w:pPr>
+                    </w:p>
+                  </w:txbxContent>
+                </v:textbox>
+                <w10:wrap anchorx="margin"/>
+              </v:rect>
+            </w:pict>
+          </mc:Fallback>
+        </mc:AlternateContent>
+      </w:r>
+    </w:p>
+    <w:p>
+      <w:pPr>
+        <w:jc w:val="both"/>
+        <w:rPr>
+          <w:rFonts w:asciiTheme="majorBidi" w:hAnsiTheme="majorBidi" w:cstheme="majorBidi"/>
+          <w:b/>
+          <w:bCs/>
+          <w:sz w:val="36"/>
+          <w:szCs w:val="36"/>
+        </w:rPr>
+      </w:pPr>
+    </w:p>
+    <w:p>
+      <w:pPr>
+        <w:jc w:val="both"/>
+        <w:rPr>
+          <w:rFonts w:asciiTheme="majorBidi" w:hAnsiTheme="majorBidi" w:cstheme="majorBidi"/>
+          <w:b/>
+          <w:bCs/>
+          <w:sz w:val="36"/>
+          <w:szCs w:val="36"/>
+        </w:rPr>
+      </w:pPr>
     </w:p>
     <w:p>
       <w:pPr>
@@ -12131,13 +12441,13 @@
         <mc:AlternateContent>
           <mc:Choice Requires="wps">
             <w:drawing>
-              <wp:anchor distT="0" distB="0" distL="114300" distR="114300" simplePos="0" relativeHeight="251679744" behindDoc="0" locked="0" layoutInCell="1" allowOverlap="1" wp14:anchorId="06D43647" wp14:editId="5CF87850">
+              <wp:anchor distT="0" distB="0" distL="114300" distR="114300" simplePos="0" relativeHeight="251679744" behindDoc="0" locked="0" layoutInCell="1" allowOverlap="1" wp14:anchorId="06D43647" wp14:editId="5085118B">
                 <wp:simplePos x="0" y="0"/>
                 <wp:positionH relativeFrom="margin">
-                  <wp:align>left</wp:align>
+                  <wp:align>right</wp:align>
                 </wp:positionH>
                 <wp:positionV relativeFrom="paragraph">
-                  <wp:posOffset>7620</wp:posOffset>
+                  <wp:posOffset>10160</wp:posOffset>
                 </wp:positionV>
                 <wp:extent cx="6850380" cy="9105900"/>
                 <wp:effectExtent l="0" t="0" r="26670" b="19050"/>
@@ -12175,65 +12485,7 @@
                         <w:txbxContent>
                           <w:p>
                             <w:pPr>
-                              <w:spacing w:after="60"/>
-                              <w:jc w:val="both"/>
-                              <w:rPr>
-                                <w:rFonts w:asciiTheme="majorBidi" w:hAnsiTheme="majorBidi" w:cstheme="majorBidi"/>
-                                <w:b/>
-                                <w:bCs/>
-                                <w:sz w:val="36"/>
-                                <w:szCs w:val="36"/>
-                              </w:rPr>
-                            </w:pPr>
-                            <w:r>
-                              <w:rPr>
-                                <w:rFonts w:asciiTheme="majorBidi" w:hAnsiTheme="majorBidi" w:cstheme="majorBidi"/>
-                                <w:b/>
-                                <w:bCs/>
-                                <w:sz w:val="36"/>
-                                <w:szCs w:val="36"/>
-                              </w:rPr>
-                              <w:t>Blue‑Green Deployment</w:t>
-                            </w:r>
-                          </w:p>
-                          <w:p>
-                            <w:pPr>
-                              <w:spacing w:after="120"/>
-                              <w:jc w:val="both"/>
-                              <w:rPr>
-                                <w:rFonts w:asciiTheme="majorBidi" w:hAnsiTheme="majorBidi" w:cstheme="majorBidi"/>
-                                <w:sz w:val="28"/>
-                                <w:szCs w:val="28"/>
-                              </w:rPr>
-                            </w:pPr>
-                            <w:r>
-                              <w:rPr>
-                                <w:rFonts w:asciiTheme="majorBidi" w:hAnsiTheme="majorBidi" w:cstheme="majorBidi"/>
-                                <w:sz w:val="28"/>
-                                <w:szCs w:val="28"/>
-                              </w:rPr>
-                              <w:t>Blue‑Green deployment is a release strategy for updating applications with zero downtime and instant rollback capability.</w:t>
-                            </w:r>
-                            <w:r>
-                              <w:rPr>
-                                <w:rFonts w:asciiTheme="majorBidi" w:hAnsiTheme="majorBidi" w:cstheme="majorBidi"/>
-                                <w:sz w:val="28"/>
-                                <w:szCs w:val="28"/>
-                              </w:rPr>
-                              <w:t xml:space="preserve"> </w:t>
-                            </w:r>
-                            <w:r>
-                              <w:rPr>
-                                <w:rFonts w:asciiTheme="majorBidi" w:hAnsiTheme="majorBidi" w:cstheme="majorBidi"/>
-                                <w:sz w:val="28"/>
-                                <w:szCs w:val="28"/>
-                              </w:rPr>
-                              <w:t>It works by running two identical environments called Blue and Green and switching traffic between them.</w:t>
-                            </w:r>
-                          </w:p>
-                          <w:p>
-                            <w:pPr>
-                              <w:spacing w:after="60"/>
+                              <w:spacing w:after="0"/>
                               <w:jc w:val="both"/>
                               <w:rPr>
                                 <w:rFonts w:asciiTheme="majorBidi" w:hAnsiTheme="majorBidi" w:cstheme="majorBidi"/>
@@ -12286,7 +12538,7 @@
                                 <w:ilvl w:val="0"/>
                                 <w:numId w:val="73"/>
                               </w:numPr>
-                              <w:spacing w:after="60"/>
+                              <w:spacing w:after="0"/>
                               <w:ind w:left="360"/>
                               <w:jc w:val="both"/>
                               <w:rPr>
@@ -12368,15 +12620,15 @@
                                 <w:sz w:val="28"/>
                                 <w:szCs w:val="28"/>
                               </w:rPr>
-                              <w:t xml:space="preserve">If something goes wrong, you can switch traffic back to Blue just as quickly </w:t>
-                            </w:r>
-                            <w:r>
-                              <w:rPr>
-                                <w:rFonts w:asciiTheme="majorBidi" w:hAnsiTheme="majorBidi" w:cstheme="majorBidi"/>
-                                <w:sz w:val="28"/>
-                                <w:szCs w:val="28"/>
-                              </w:rPr>
-                              <w:t>-</w:t>
+                              <w:t>If something goes wrong, you can switch traffic back to Blue just as quickly</w:t>
+                            </w:r>
+                            <w:r>
+                              <w:rPr>
+                                <w:rFonts w:asciiTheme="majorBidi" w:hAnsiTheme="majorBidi" w:cstheme="majorBidi"/>
+                                <w:sz w:val="28"/>
+                                <w:szCs w:val="28"/>
+                              </w:rPr>
+                              <w:t>.</w:t>
                             </w:r>
                             <w:r>
                               <w:rPr>
@@ -12745,7 +12997,7 @@
                                 <w:ilvl w:val="0"/>
                                 <w:numId w:val="74"/>
                               </w:numPr>
-                              <w:spacing w:after="120"/>
+                              <w:spacing w:after="60"/>
                               <w:ind w:left="360"/>
                               <w:jc w:val="both"/>
                               <w:rPr>
@@ -12797,6 +13049,39 @@
                                 <w:szCs w:val="28"/>
                               </w:rPr>
                               <w:t xml:space="preserve"> environment or prepare it for the next version.</w:t>
+                            </w:r>
+                          </w:p>
+                          <w:p>
+                            <w:pPr>
+                              <w:spacing w:after="0"/>
+                              <w:jc w:val="both"/>
+                              <w:rPr>
+                                <w:rFonts w:asciiTheme="majorBidi" w:hAnsiTheme="majorBidi" w:cstheme="majorBidi"/>
+                                <w:b/>
+                                <w:bCs/>
+                                <w:sz w:val="32"/>
+                                <w:szCs w:val="32"/>
+                              </w:rPr>
+                            </w:pPr>
+                            <w:r>
+                              <w:rPr>
+                                <w:rFonts w:asciiTheme="majorBidi" w:hAnsiTheme="majorBidi" w:cstheme="majorBidi"/>
+                                <w:b/>
+                                <w:bCs/>
+                                <w:sz w:val="32"/>
+                                <w:szCs w:val="32"/>
+                              </w:rPr>
+                              <w:t>Blue‑Green in Kubernetes</w:t>
+                            </w:r>
+                            <w:r>
+                              <w:rPr>
+                                <w:rFonts w:asciiTheme="majorBidi" w:hAnsiTheme="majorBidi" w:cstheme="majorBidi"/>
+                                <w:b/>
+                                <w:bCs/>
+                                <w:sz w:val="32"/>
+                                <w:szCs w:val="32"/>
+                              </w:rPr>
+                              <w:t>:</w:t>
                             </w:r>
                           </w:p>
                           <w:p>
@@ -12805,31 +13090,56 @@
                               <w:jc w:val="both"/>
                               <w:rPr>
                                 <w:rFonts w:asciiTheme="majorBidi" w:hAnsiTheme="majorBidi" w:cstheme="majorBidi"/>
-                                <w:b/>
-                                <w:bCs/>
-                                <w:sz w:val="32"/>
-                                <w:szCs w:val="32"/>
+                                <w:sz w:val="28"/>
+                                <w:szCs w:val="28"/>
                               </w:rPr>
                             </w:pPr>
                             <w:r>
                               <w:rPr>
                                 <w:rFonts w:asciiTheme="majorBidi" w:hAnsiTheme="majorBidi" w:cstheme="majorBidi"/>
-                                <w:b/>
-                                <w:bCs/>
-                                <w:sz w:val="32"/>
-                                <w:szCs w:val="32"/>
-                              </w:rPr>
-                              <w:t>Blue‑Green in Kubernetes</w:t>
-                            </w:r>
-                            <w:r>
-                              <w:rPr>
-                                <w:rFonts w:asciiTheme="majorBidi" w:hAnsiTheme="majorBidi" w:cstheme="majorBidi"/>
-                                <w:b/>
-                                <w:bCs/>
-                                <w:sz w:val="32"/>
-                                <w:szCs w:val="32"/>
-                              </w:rPr>
-                              <w:t>:</w:t>
+                                <w:sz w:val="28"/>
+                                <w:szCs w:val="28"/>
+                              </w:rPr>
+                              <w:t>In Kubernetes, Blue‑Green can be implemented with two Deployments and one Service.</w:t>
+                            </w:r>
+                          </w:p>
+                          <w:p>
+                            <w:pPr>
+                              <w:spacing w:after="0"/>
+                              <w:jc w:val="both"/>
+                              <w:rPr>
+                                <w:rFonts w:asciiTheme="majorBidi" w:hAnsiTheme="majorBidi" w:cstheme="majorBidi"/>
+                                <w:sz w:val="28"/>
+                                <w:szCs w:val="28"/>
+                              </w:rPr>
+                            </w:pPr>
+                            <w:r>
+                              <w:rPr>
+                                <w:rFonts w:asciiTheme="majorBidi" w:hAnsiTheme="majorBidi" w:cstheme="majorBidi"/>
+                                <w:sz w:val="28"/>
+                                <w:szCs w:val="28"/>
+                              </w:rPr>
+                              <w:t xml:space="preserve">Initially, the Service selector points to </w:t>
+                            </w:r>
+                            <w:r>
+                              <w:rPr>
+                                <w:rFonts w:asciiTheme="majorBidi" w:hAnsiTheme="majorBidi" w:cstheme="majorBidi"/>
+                                <w:b/>
+                                <w:bCs/>
+                                <w:i/>
+                                <w:iCs/>
+                                <w:sz w:val="28"/>
+                                <w:szCs w:val="28"/>
+                              </w:rPr>
+                              <w:t>version: blue</w:t>
+                            </w:r>
+                            <w:r>
+                              <w:rPr>
+                                <w:rFonts w:asciiTheme="majorBidi" w:hAnsiTheme="majorBidi" w:cstheme="majorBidi"/>
+                                <w:sz w:val="28"/>
+                                <w:szCs w:val="28"/>
+                              </w:rPr>
+                              <w:t>.</w:t>
                             </w:r>
                           </w:p>
                           <w:p>
@@ -12848,7 +13158,64 @@
                                 <w:sz w:val="28"/>
                                 <w:szCs w:val="28"/>
                               </w:rPr>
-                              <w:t>In Kubernetes, Blue‑Green can be implemented with two Deployments and one Service.</w:t>
+                              <w:t xml:space="preserve">When you’re ready to release, you simply update the Service selector to </w:t>
+                            </w:r>
+                            <w:r>
+                              <w:rPr>
+                                <w:rFonts w:asciiTheme="majorBidi" w:hAnsiTheme="majorBidi" w:cstheme="majorBidi"/>
+                                <w:b/>
+                                <w:bCs/>
+                                <w:i/>
+                                <w:iCs/>
+                                <w:sz w:val="28"/>
+                                <w:szCs w:val="28"/>
+                              </w:rPr>
+                              <w:t>version: green</w:t>
+                            </w:r>
+                            <w:r>
+                              <w:rPr>
+                                <w:rFonts w:asciiTheme="majorBidi" w:hAnsiTheme="majorBidi" w:cstheme="majorBidi"/>
+                                <w:sz w:val="28"/>
+                                <w:szCs w:val="28"/>
+                              </w:rPr>
+                              <w:t>.</w:t>
+                            </w:r>
+                          </w:p>
+                          <w:p>
+                            <w:pPr>
+                              <w:spacing w:after="0"/>
+                              <w:jc w:val="both"/>
+                              <w:rPr>
+                                <w:rFonts w:asciiTheme="majorBidi" w:hAnsiTheme="majorBidi" w:cstheme="majorBidi"/>
+                                <w:sz w:val="28"/>
+                                <w:szCs w:val="28"/>
+                              </w:rPr>
+                            </w:pPr>
+                            <w:r>
+                              <w:rPr>
+                                <w:rFonts w:asciiTheme="majorBidi" w:hAnsiTheme="majorBidi" w:cstheme="majorBidi"/>
+                                <w:sz w:val="28"/>
+                                <w:szCs w:val="28"/>
+                              </w:rPr>
+                              <w:t xml:space="preserve">That instantly transfers all traffic to the </w:t>
+                            </w:r>
+                            <w:proofErr w:type="gramStart"/>
+                            <w:r>
+                              <w:rPr>
+                                <w:rFonts w:asciiTheme="majorBidi" w:hAnsiTheme="majorBidi" w:cstheme="majorBidi"/>
+                                <w:sz w:val="28"/>
+                                <w:szCs w:val="28"/>
+                              </w:rPr>
+                              <w:t>Green</w:t>
+                            </w:r>
+                            <w:proofErr w:type="gramEnd"/>
+                            <w:r>
+                              <w:rPr>
+                                <w:rFonts w:asciiTheme="majorBidi" w:hAnsiTheme="majorBidi" w:cstheme="majorBidi"/>
+                                <w:sz w:val="28"/>
+                                <w:szCs w:val="28"/>
+                              </w:rPr>
+                              <w:t xml:space="preserve"> pods.</w:t>
                             </w:r>
                           </w:p>
                           <w:p>
@@ -12867,127 +13234,12 @@
                                 <w:sz w:val="28"/>
                                 <w:szCs w:val="28"/>
                               </w:rPr>
-                              <w:t xml:space="preserve">Initially, the Service selector points to </w:t>
-                            </w:r>
-                            <w:r>
-                              <w:rPr>
-                                <w:rFonts w:asciiTheme="majorBidi" w:hAnsiTheme="majorBidi" w:cstheme="majorBidi"/>
-                                <w:b/>
-                                <w:bCs/>
-                                <w:i/>
-                                <w:iCs/>
-                                <w:sz w:val="28"/>
-                                <w:szCs w:val="28"/>
-                              </w:rPr>
-                              <w:t>version: blue</w:t>
-                            </w:r>
-                            <w:r>
-                              <w:rPr>
-                                <w:rFonts w:asciiTheme="majorBidi" w:hAnsiTheme="majorBidi" w:cstheme="majorBidi"/>
-                                <w:sz w:val="28"/>
-                                <w:szCs w:val="28"/>
-                              </w:rPr>
-                              <w:t>.</w:t>
+                              <w:t>If there’s an issue → change it back to version: blue.</w:t>
                             </w:r>
                           </w:p>
                           <w:p>
                             <w:pPr>
-                              <w:spacing w:after="60"/>
-                              <w:jc w:val="both"/>
-                              <w:rPr>
-                                <w:rFonts w:asciiTheme="majorBidi" w:hAnsiTheme="majorBidi" w:cstheme="majorBidi"/>
-                                <w:sz w:val="28"/>
-                                <w:szCs w:val="28"/>
-                              </w:rPr>
-                            </w:pPr>
-                            <w:r>
-                              <w:rPr>
-                                <w:rFonts w:asciiTheme="majorBidi" w:hAnsiTheme="majorBidi" w:cstheme="majorBidi"/>
-                                <w:sz w:val="28"/>
-                                <w:szCs w:val="28"/>
-                              </w:rPr>
-                              <w:t xml:space="preserve">When you’re ready to release, you simply update the Service selector to </w:t>
-                            </w:r>
-                            <w:r>
-                              <w:rPr>
-                                <w:rFonts w:asciiTheme="majorBidi" w:hAnsiTheme="majorBidi" w:cstheme="majorBidi"/>
-                                <w:b/>
-                                <w:bCs/>
-                                <w:i/>
-                                <w:iCs/>
-                                <w:sz w:val="28"/>
-                                <w:szCs w:val="28"/>
-                              </w:rPr>
-                              <w:t>version: green</w:t>
-                            </w:r>
-                            <w:r>
-                              <w:rPr>
-                                <w:rFonts w:asciiTheme="majorBidi" w:hAnsiTheme="majorBidi" w:cstheme="majorBidi"/>
-                                <w:sz w:val="28"/>
-                                <w:szCs w:val="28"/>
-                              </w:rPr>
-                              <w:t>.</w:t>
-                            </w:r>
-                          </w:p>
-                          <w:p>
-                            <w:pPr>
-                              <w:spacing w:after="60"/>
-                              <w:jc w:val="both"/>
-                              <w:rPr>
-                                <w:rFonts w:asciiTheme="majorBidi" w:hAnsiTheme="majorBidi" w:cstheme="majorBidi"/>
-                                <w:sz w:val="28"/>
-                                <w:szCs w:val="28"/>
-                              </w:rPr>
-                            </w:pPr>
-                            <w:r>
-                              <w:rPr>
-                                <w:rFonts w:asciiTheme="majorBidi" w:hAnsiTheme="majorBidi" w:cstheme="majorBidi"/>
-                                <w:sz w:val="28"/>
-                                <w:szCs w:val="28"/>
-                              </w:rPr>
-                              <w:t xml:space="preserve">That instantly transfers all traffic to the </w:t>
-                            </w:r>
-                            <w:proofErr w:type="gramStart"/>
-                            <w:r>
-                              <w:rPr>
-                                <w:rFonts w:asciiTheme="majorBidi" w:hAnsiTheme="majorBidi" w:cstheme="majorBidi"/>
-                                <w:sz w:val="28"/>
-                                <w:szCs w:val="28"/>
-                              </w:rPr>
-                              <w:t>Green</w:t>
-                            </w:r>
-                            <w:proofErr w:type="gramEnd"/>
-                            <w:r>
-                              <w:rPr>
-                                <w:rFonts w:asciiTheme="majorBidi" w:hAnsiTheme="majorBidi" w:cstheme="majorBidi"/>
-                                <w:sz w:val="28"/>
-                                <w:szCs w:val="28"/>
-                              </w:rPr>
-                              <w:t xml:space="preserve"> pods.</w:t>
-                            </w:r>
-                          </w:p>
-                          <w:p>
-                            <w:pPr>
-                              <w:spacing w:after="120"/>
-                              <w:jc w:val="both"/>
-                              <w:rPr>
-                                <w:rFonts w:asciiTheme="majorBidi" w:hAnsiTheme="majorBidi" w:cstheme="majorBidi"/>
-                                <w:sz w:val="28"/>
-                                <w:szCs w:val="28"/>
-                              </w:rPr>
-                            </w:pPr>
-                            <w:r>
-                              <w:rPr>
-                                <w:rFonts w:asciiTheme="majorBidi" w:hAnsiTheme="majorBidi" w:cstheme="majorBidi"/>
-                                <w:sz w:val="28"/>
-                                <w:szCs w:val="28"/>
-                              </w:rPr>
-                              <w:t>If there’s an issue → change it back to version: blue.</w:t>
-                            </w:r>
-                          </w:p>
-                          <w:p>
-                            <w:pPr>
-                              <w:spacing w:after="120"/>
+                              <w:spacing w:after="0"/>
                               <w:jc w:val="both"/>
                               <w:rPr>
                                 <w:rFonts w:asciiTheme="majorBidi" w:hAnsiTheme="majorBidi" w:cstheme="majorBidi"/>
@@ -13036,10 +13288,20 @@
                             <w:r>
                               <w:rPr>
                                 <w:rFonts w:asciiTheme="majorBidi" w:hAnsiTheme="majorBidi" w:cstheme="majorBidi"/>
-                                <w:sz w:val="28"/>
-                                <w:szCs w:val="28"/>
-                              </w:rPr>
-                              <w:t>Zero downtime → Traffic is switched instantly; no overlap of half‑updated Pods.</w:t>
+                                <w:b/>
+                                <w:bCs/>
+                                <w:sz w:val="28"/>
+                                <w:szCs w:val="28"/>
+                              </w:rPr>
+                              <w:t>Zero downtime</w:t>
+                            </w:r>
+                            <w:r>
+                              <w:rPr>
+                                <w:rFonts w:asciiTheme="majorBidi" w:hAnsiTheme="majorBidi" w:cstheme="majorBidi"/>
+                                <w:sz w:val="28"/>
+                                <w:szCs w:val="28"/>
+                              </w:rPr>
+                              <w:t xml:space="preserve"> → Traffic is switched instantly; no overlap of half‑updated Pods.</w:t>
                             </w:r>
                           </w:p>
                           <w:p>
@@ -13060,10 +13322,158 @@
                             <w:r>
                               <w:rPr>
                                 <w:rFonts w:asciiTheme="majorBidi" w:hAnsiTheme="majorBidi" w:cstheme="majorBidi"/>
-                                <w:sz w:val="28"/>
-                                <w:szCs w:val="28"/>
-                              </w:rPr>
-                              <w:t>Instant rollback → Just re‑point the Service or load balancer.</w:t>
+                                <w:b/>
+                                <w:bCs/>
+                                <w:sz w:val="28"/>
+                                <w:szCs w:val="28"/>
+                              </w:rPr>
+                              <w:t>Instant rollback</w:t>
+                            </w:r>
+                            <w:r>
+                              <w:rPr>
+                                <w:rFonts w:asciiTheme="majorBidi" w:hAnsiTheme="majorBidi" w:cstheme="majorBidi"/>
+                                <w:sz w:val="28"/>
+                                <w:szCs w:val="28"/>
+                              </w:rPr>
+                              <w:t xml:space="preserve"> → Just re‑point the Service or load balancer.</w:t>
+                            </w:r>
+                          </w:p>
+                          <w:p>
+                            <w:pPr>
+                              <w:pStyle w:val="ListParagraph"/>
+                              <w:numPr>
+                                <w:ilvl w:val="0"/>
+                                <w:numId w:val="76"/>
+                              </w:numPr>
+                              <w:ind w:left="360"/>
+                              <w:jc w:val="both"/>
+                              <w:rPr>
+                                <w:rFonts w:asciiTheme="majorBidi" w:hAnsiTheme="majorBidi" w:cstheme="majorBidi"/>
+                                <w:sz w:val="28"/>
+                                <w:szCs w:val="28"/>
+                              </w:rPr>
+                            </w:pPr>
+                            <w:r>
+                              <w:rPr>
+                                <w:rFonts w:asciiTheme="majorBidi" w:hAnsiTheme="majorBidi" w:cstheme="majorBidi"/>
+                                <w:b/>
+                                <w:bCs/>
+                                <w:sz w:val="28"/>
+                                <w:szCs w:val="28"/>
+                              </w:rPr>
+                              <w:t>Safe testing</w:t>
+                            </w:r>
+                            <w:r>
+                              <w:rPr>
+                                <w:rFonts w:asciiTheme="majorBidi" w:hAnsiTheme="majorBidi" w:cstheme="majorBidi"/>
+                                <w:sz w:val="28"/>
+                                <w:szCs w:val="28"/>
+                              </w:rPr>
+                              <w:t xml:space="preserve"> → The Green environment runs side‑by‑side - can be validated before serving users.</w:t>
+                            </w:r>
+                          </w:p>
+                          <w:p>
+                            <w:pPr>
+                              <w:pStyle w:val="ListParagraph"/>
+                              <w:numPr>
+                                <w:ilvl w:val="0"/>
+                                <w:numId w:val="76"/>
+                              </w:numPr>
+                              <w:spacing w:after="60"/>
+                              <w:ind w:left="360"/>
+                              <w:jc w:val="both"/>
+                              <w:rPr>
+                                <w:rFonts w:asciiTheme="majorBidi" w:hAnsiTheme="majorBidi" w:cstheme="majorBidi"/>
+                                <w:sz w:val="28"/>
+                                <w:szCs w:val="28"/>
+                              </w:rPr>
+                            </w:pPr>
+                            <w:r>
+                              <w:rPr>
+                                <w:rFonts w:asciiTheme="majorBidi" w:hAnsiTheme="majorBidi" w:cstheme="majorBidi"/>
+                                <w:b/>
+                                <w:bCs/>
+                                <w:sz w:val="28"/>
+                                <w:szCs w:val="28"/>
+                              </w:rPr>
+                              <w:t xml:space="preserve">Predictable </w:t>
+                            </w:r>
+                            <w:proofErr w:type="spellStart"/>
+                            <w:r>
+                              <w:rPr>
+                                <w:rFonts w:asciiTheme="majorBidi" w:hAnsiTheme="majorBidi" w:cstheme="majorBidi"/>
+                                <w:b/>
+                                <w:bCs/>
+                                <w:sz w:val="28"/>
+                                <w:szCs w:val="28"/>
+                              </w:rPr>
+                              <w:t>behaviour</w:t>
+                            </w:r>
+                            <w:proofErr w:type="spellEnd"/>
+                            <w:r>
+                              <w:rPr>
+                                <w:rFonts w:asciiTheme="majorBidi" w:hAnsiTheme="majorBidi" w:cstheme="majorBidi"/>
+                                <w:sz w:val="28"/>
+                                <w:szCs w:val="28"/>
+                              </w:rPr>
+                              <w:t xml:space="preserve"> → Both environments are identical except for the version being tested.</w:t>
+                            </w:r>
+                          </w:p>
+                          <w:p>
+                            <w:pPr>
+                              <w:spacing w:after="0"/>
+                              <w:jc w:val="both"/>
+                              <w:rPr>
+                                <w:rFonts w:asciiTheme="majorBidi" w:hAnsiTheme="majorBidi" w:cstheme="majorBidi"/>
+                                <w:b/>
+                                <w:bCs/>
+                                <w:sz w:val="28"/>
+                                <w:szCs w:val="28"/>
+                              </w:rPr>
+                            </w:pPr>
+                            <w:r>
+                              <w:rPr>
+                                <w:rFonts w:asciiTheme="majorBidi" w:hAnsiTheme="majorBidi" w:cstheme="majorBidi"/>
+                                <w:b/>
+                                <w:bCs/>
+                                <w:sz w:val="28"/>
+                                <w:szCs w:val="28"/>
+                              </w:rPr>
+                              <w:t>Disadvantages &amp; Considerations</w:t>
+                            </w:r>
+                          </w:p>
+                          <w:p>
+                            <w:pPr>
+                              <w:pStyle w:val="ListParagraph"/>
+                              <w:numPr>
+                                <w:ilvl w:val="0"/>
+                                <w:numId w:val="77"/>
+                              </w:numPr>
+                              <w:ind w:left="360"/>
+                              <w:jc w:val="both"/>
+                              <w:rPr>
+                                <w:rFonts w:asciiTheme="majorBidi" w:hAnsiTheme="majorBidi" w:cstheme="majorBidi"/>
+                                <w:sz w:val="28"/>
+                                <w:szCs w:val="28"/>
+                              </w:rPr>
+                            </w:pPr>
+                            <w:r>
+                              <w:rPr>
+                                <w:rFonts w:asciiTheme="majorBidi" w:hAnsiTheme="majorBidi" w:cstheme="majorBidi"/>
+                                <w:b/>
+                                <w:bCs/>
+                                <w:sz w:val="28"/>
+                                <w:szCs w:val="28"/>
+                              </w:rPr>
+                              <w:t>Higher resource usage</w:t>
+                            </w:r>
+                            <w:r>
+                              <w:rPr>
+                                <w:rFonts w:asciiTheme="majorBidi" w:hAnsiTheme="majorBidi" w:cstheme="majorBidi"/>
+                                <w:sz w:val="28"/>
+                                <w:szCs w:val="28"/>
+                              </w:rPr>
+                              <w:t xml:space="preserve"> → Requires two full environments (double Pods, volumes, etc.).</w:t>
                             </w:r>
                           </w:p>
                           <w:p>
@@ -13138,7 +13548,7 @@
           </mc:Choice>
           <mc:Fallback>
             <w:pict>
-              <v:rect w14:anchorId="06D43647" id="Rectangle 21" o:spid="_x0000_s1034" style="position:absolute;left:0;text-align:left;margin-left:0;margin-top:.6pt;width:539.4pt;height:717pt;z-index:251679744;visibility:visible;mso-wrap-style:square;mso-width-percent:0;mso-height-percent:0;mso-wrap-distance-left:9pt;mso-wrap-distance-top:0;mso-wrap-distance-right:9pt;mso-wrap-distance-bottom:0;mso-position-horizontal:left;mso-position-horizontal-relative:margin;mso-position-vertical:absolute;mso-position-vertical-relative:text;mso-width-percent:0;mso-height-percent:0;mso-width-relative:margin;mso-height-relative:margin;v-text-anchor:middle" o:gfxdata="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" fillcolor="#555 [2160]" strokecolor="black [3200]" strokeweight=".5pt">
+              <v:rect w14:anchorId="06D43647" id="Rectangle 21" o:spid="_x0000_s1035" style="position:absolute;left:0;text-align:left;margin-left:488.2pt;margin-top:.8pt;width:539.4pt;height:717pt;z-index:251679744;visibility:visible;mso-wrap-style:square;mso-width-percent:0;mso-height-percent:0;mso-wrap-distance-left:9pt;mso-wrap-distance-top:0;mso-wrap-distance-right:9pt;mso-wrap-distance-bottom:0;mso-position-horizontal:right;mso-position-horizontal-relative:margin;mso-position-vertical:absolute;mso-position-vertical-relative:text;mso-width-percent:0;mso-height-percent:0;mso-width-relative:margin;mso-height-relative:margin;v-text-anchor:middle" o:gfxdata="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" fillcolor="#555 [2160]" strokecolor="black [3200]" strokeweight=".5pt">
                 <v:fill color2="#313131 [2608]" rotate="t" colors="0 #9b9b9b;.5 #8e8e8e;1 #797979" focus="100%" type="gradient">
                   <o:fill v:ext="view" type="gradientUnscaled"/>
                 </v:fill>
@@ -13146,65 +13556,7 @@
                   <w:txbxContent>
                     <w:p>
                       <w:pPr>
-                        <w:spacing w:after="60"/>
-                        <w:jc w:val="both"/>
-                        <w:rPr>
-                          <w:rFonts w:asciiTheme="majorBidi" w:hAnsiTheme="majorBidi" w:cstheme="majorBidi"/>
-                          <w:b/>
-                          <w:bCs/>
-                          <w:sz w:val="36"/>
-                          <w:szCs w:val="36"/>
-                        </w:rPr>
-                      </w:pPr>
-                      <w:r>
-                        <w:rPr>
-                          <w:rFonts w:asciiTheme="majorBidi" w:hAnsiTheme="majorBidi" w:cstheme="majorBidi"/>
-                          <w:b/>
-                          <w:bCs/>
-                          <w:sz w:val="36"/>
-                          <w:szCs w:val="36"/>
-                        </w:rPr>
-                        <w:t>Blue‑Green Deployment</w:t>
-                      </w:r>
-                    </w:p>
-                    <w:p>
-                      <w:pPr>
-                        <w:spacing w:after="120"/>
-                        <w:jc w:val="both"/>
-                        <w:rPr>
-                          <w:rFonts w:asciiTheme="majorBidi" w:hAnsiTheme="majorBidi" w:cstheme="majorBidi"/>
-                          <w:sz w:val="28"/>
-                          <w:szCs w:val="28"/>
-                        </w:rPr>
-                      </w:pPr>
-                      <w:r>
-                        <w:rPr>
-                          <w:rFonts w:asciiTheme="majorBidi" w:hAnsiTheme="majorBidi" w:cstheme="majorBidi"/>
-                          <w:sz w:val="28"/>
-                          <w:szCs w:val="28"/>
-                        </w:rPr>
-                        <w:t>Blue‑Green deployment is a release strategy for updating applications with zero downtime and instant rollback capability.</w:t>
-                      </w:r>
-                      <w:r>
-                        <w:rPr>
-                          <w:rFonts w:asciiTheme="majorBidi" w:hAnsiTheme="majorBidi" w:cstheme="majorBidi"/>
-                          <w:sz w:val="28"/>
-                          <w:szCs w:val="28"/>
-                        </w:rPr>
-                        <w:t xml:space="preserve"> </w:t>
-                      </w:r>
-                      <w:r>
-                        <w:rPr>
-                          <w:rFonts w:asciiTheme="majorBidi" w:hAnsiTheme="majorBidi" w:cstheme="majorBidi"/>
-                          <w:sz w:val="28"/>
-                          <w:szCs w:val="28"/>
-                        </w:rPr>
-                        <w:t>It works by running two identical environments called Blue and Green and switching traffic between them.</w:t>
-                      </w:r>
-                    </w:p>
-                    <w:p>
-                      <w:pPr>
-                        <w:spacing w:after="60"/>
+                        <w:spacing w:after="0"/>
                         <w:jc w:val="both"/>
                         <w:rPr>
                           <w:rFonts w:asciiTheme="majorBidi" w:hAnsiTheme="majorBidi" w:cstheme="majorBidi"/>
@@ -13257,7 +13609,7 @@
                           <w:ilvl w:val="0"/>
                           <w:numId w:val="73"/>
                         </w:numPr>
-                        <w:spacing w:after="60"/>
+                        <w:spacing w:after="0"/>
                         <w:ind w:left="360"/>
                         <w:jc w:val="both"/>
                         <w:rPr>
@@ -13339,15 +13691,15 @@
                           <w:sz w:val="28"/>
                           <w:szCs w:val="28"/>
                         </w:rPr>
-                        <w:t xml:space="preserve">If something goes wrong, you can switch traffic back to Blue just as quickly </w:t>
-                      </w:r>
-                      <w:r>
-                        <w:rPr>
-                          <w:rFonts w:asciiTheme="majorBidi" w:hAnsiTheme="majorBidi" w:cstheme="majorBidi"/>
-                          <w:sz w:val="28"/>
-                          <w:szCs w:val="28"/>
-                        </w:rPr>
-                        <w:t>-</w:t>
+                        <w:t>If something goes wrong, you can switch traffic back to Blue just as quickly</w:t>
+                      </w:r>
+                      <w:r>
+                        <w:rPr>
+                          <w:rFonts w:asciiTheme="majorBidi" w:hAnsiTheme="majorBidi" w:cstheme="majorBidi"/>
+                          <w:sz w:val="28"/>
+                          <w:szCs w:val="28"/>
+                        </w:rPr>
+                        <w:t>.</w:t>
                       </w:r>
                       <w:r>
                         <w:rPr>
@@ -13716,7 +14068,7 @@
                           <w:ilvl w:val="0"/>
                           <w:numId w:val="74"/>
                         </w:numPr>
-                        <w:spacing w:after="120"/>
+                        <w:spacing w:after="60"/>
                         <w:ind w:left="360"/>
                         <w:jc w:val="both"/>
                         <w:rPr>
@@ -13768,6 +14120,39 @@
                           <w:szCs w:val="28"/>
                         </w:rPr>
                         <w:t xml:space="preserve"> environment or prepare it for the next version.</w:t>
+                      </w:r>
+                    </w:p>
+                    <w:p>
+                      <w:pPr>
+                        <w:spacing w:after="0"/>
+                        <w:jc w:val="both"/>
+                        <w:rPr>
+                          <w:rFonts w:asciiTheme="majorBidi" w:hAnsiTheme="majorBidi" w:cstheme="majorBidi"/>
+                          <w:b/>
+                          <w:bCs/>
+                          <w:sz w:val="32"/>
+                          <w:szCs w:val="32"/>
+                        </w:rPr>
+                      </w:pPr>
+                      <w:r>
+                        <w:rPr>
+                          <w:rFonts w:asciiTheme="majorBidi" w:hAnsiTheme="majorBidi" w:cstheme="majorBidi"/>
+                          <w:b/>
+                          <w:bCs/>
+                          <w:sz w:val="32"/>
+                          <w:szCs w:val="32"/>
+                        </w:rPr>
+                        <w:t>Blue‑Green in Kubernetes</w:t>
+                      </w:r>
+                      <w:r>
+                        <w:rPr>
+                          <w:rFonts w:asciiTheme="majorBidi" w:hAnsiTheme="majorBidi" w:cstheme="majorBidi"/>
+                          <w:b/>
+                          <w:bCs/>
+                          <w:sz w:val="32"/>
+                          <w:szCs w:val="32"/>
+                        </w:rPr>
+                        <w:t>:</w:t>
                       </w:r>
                     </w:p>
                     <w:p>
@@ -13776,31 +14161,56 @@
                         <w:jc w:val="both"/>
                         <w:rPr>
                           <w:rFonts w:asciiTheme="majorBidi" w:hAnsiTheme="majorBidi" w:cstheme="majorBidi"/>
+                          <w:sz w:val="28"/>
+                          <w:szCs w:val="28"/>
+                        </w:rPr>
+                      </w:pPr>
+                      <w:r>
+                        <w:rPr>
+                          <w:rFonts w:asciiTheme="majorBidi" w:hAnsiTheme="majorBidi" w:cstheme="majorBidi"/>
+                          <w:sz w:val="28"/>
+                          <w:szCs w:val="28"/>
+                        </w:rPr>
+                        <w:t>In Kubernetes, Blue‑Green can be implemented with two Deployments and one Service.</w:t>
+                      </w:r>
+                    </w:p>
+                    <w:p>
+                      <w:pPr>
+                        <w:spacing w:after="0"/>
+                        <w:jc w:val="both"/>
+                        <w:rPr>
+                          <w:rFonts w:asciiTheme="majorBidi" w:hAnsiTheme="majorBidi" w:cstheme="majorBidi"/>
+                          <w:sz w:val="28"/>
+                          <w:szCs w:val="28"/>
+                        </w:rPr>
+                      </w:pPr>
+                      <w:r>
+                        <w:rPr>
+                          <w:rFonts w:asciiTheme="majorBidi" w:hAnsiTheme="majorBidi" w:cstheme="majorBidi"/>
+                          <w:sz w:val="28"/>
+                          <w:szCs w:val="28"/>
+                        </w:rPr>
+                        <w:t xml:space="preserve">Initially, the Service selector points to </w:t>
+                      </w:r>
+                      <w:r>
+                        <w:rPr>
+                          <w:rFonts w:asciiTheme="majorBidi" w:hAnsiTheme="majorBidi" w:cstheme="majorBidi"/>
                           <w:b/>
                           <w:bCs/>
-                          <w:sz w:val="32"/>
-                          <w:szCs w:val="32"/>
-                        </w:rPr>
-                      </w:pPr>
-                      <w:r>
-                        <w:rPr>
-                          <w:rFonts w:asciiTheme="majorBidi" w:hAnsiTheme="majorBidi" w:cstheme="majorBidi"/>
-                          <w:b/>
-                          <w:bCs/>
-                          <w:sz w:val="32"/>
-                          <w:szCs w:val="32"/>
-                        </w:rPr>
-                        <w:t>Blue‑Green in Kubernetes</w:t>
-                      </w:r>
-                      <w:r>
-                        <w:rPr>
-                          <w:rFonts w:asciiTheme="majorBidi" w:hAnsiTheme="majorBidi" w:cstheme="majorBidi"/>
-                          <w:b/>
-                          <w:bCs/>
-                          <w:sz w:val="32"/>
-                          <w:szCs w:val="32"/>
-                        </w:rPr>
-                        <w:t>:</w:t>
+                          <w:i/>
+                          <w:iCs/>
+                          <w:sz w:val="28"/>
+                          <w:szCs w:val="28"/>
+                        </w:rPr>
+                        <w:t>version: blue</w:t>
+                      </w:r>
+                      <w:r>
+                        <w:rPr>
+                          <w:rFonts w:asciiTheme="majorBidi" w:hAnsiTheme="majorBidi" w:cstheme="majorBidi"/>
+                          <w:sz w:val="28"/>
+                          <w:szCs w:val="28"/>
+                        </w:rPr>
+                        <w:t>.</w:t>
                       </w:r>
                     </w:p>
                     <w:p>
@@ -13819,7 +14229,64 @@
                           <w:sz w:val="28"/>
                           <w:szCs w:val="28"/>
                         </w:rPr>
-                        <w:t>In Kubernetes, Blue‑Green can be implemented with two Deployments and one Service.</w:t>
+                        <w:t xml:space="preserve">When you’re ready to release, you simply update the Service selector to </w:t>
+                      </w:r>
+                      <w:r>
+                        <w:rPr>
+                          <w:rFonts w:asciiTheme="majorBidi" w:hAnsiTheme="majorBidi" w:cstheme="majorBidi"/>
+                          <w:b/>
+                          <w:bCs/>
+                          <w:i/>
+                          <w:iCs/>
+                          <w:sz w:val="28"/>
+                          <w:szCs w:val="28"/>
+                        </w:rPr>
+                        <w:t>version: green</w:t>
+                      </w:r>
+                      <w:r>
+                        <w:rPr>
+                          <w:rFonts w:asciiTheme="majorBidi" w:hAnsiTheme="majorBidi" w:cstheme="majorBidi"/>
+                          <w:sz w:val="28"/>
+                          <w:szCs w:val="28"/>
+                        </w:rPr>
+                        <w:t>.</w:t>
+                      </w:r>
+                    </w:p>
+                    <w:p>
+                      <w:pPr>
+                        <w:spacing w:after="0"/>
+                        <w:jc w:val="both"/>
+                        <w:rPr>
+                          <w:rFonts w:asciiTheme="majorBidi" w:hAnsiTheme="majorBidi" w:cstheme="majorBidi"/>
+                          <w:sz w:val="28"/>
+                          <w:szCs w:val="28"/>
+                        </w:rPr>
+                      </w:pPr>
+                      <w:r>
+                        <w:rPr>
+                          <w:rFonts w:asciiTheme="majorBidi" w:hAnsiTheme="majorBidi" w:cstheme="majorBidi"/>
+                          <w:sz w:val="28"/>
+                          <w:szCs w:val="28"/>
+                        </w:rPr>
+                        <w:t xml:space="preserve">That instantly transfers all traffic to the </w:t>
+                      </w:r>
+                      <w:proofErr w:type="gramStart"/>
+                      <w:r>
+                        <w:rPr>
+                          <w:rFonts w:asciiTheme="majorBidi" w:hAnsiTheme="majorBidi" w:cstheme="majorBidi"/>
+                          <w:sz w:val="28"/>
+                          <w:szCs w:val="28"/>
+                        </w:rPr>
+                        <w:t>Green</w:t>
+                      </w:r>
+                      <w:proofErr w:type="gramEnd"/>
+                      <w:r>
+                        <w:rPr>
+                          <w:rFonts w:asciiTheme="majorBidi" w:hAnsiTheme="majorBidi" w:cstheme="majorBidi"/>
+                          <w:sz w:val="28"/>
+                          <w:szCs w:val="28"/>
+                        </w:rPr>
+                        <w:t xml:space="preserve"> pods.</w:t>
                       </w:r>
                     </w:p>
                     <w:p>
@@ -13838,127 +14305,12 @@
                           <w:sz w:val="28"/>
                           <w:szCs w:val="28"/>
                         </w:rPr>
-                        <w:t xml:space="preserve">Initially, the Service selector points to </w:t>
-                      </w:r>
-                      <w:r>
-                        <w:rPr>
-                          <w:rFonts w:asciiTheme="majorBidi" w:hAnsiTheme="majorBidi" w:cstheme="majorBidi"/>
-                          <w:b/>
-                          <w:bCs/>
-                          <w:i/>
-                          <w:iCs/>
-                          <w:sz w:val="28"/>
-                          <w:szCs w:val="28"/>
-                        </w:rPr>
-                        <w:t>version: blue</w:t>
-                      </w:r>
-                      <w:r>
-                        <w:rPr>
-                          <w:rFonts w:asciiTheme="majorBidi" w:hAnsiTheme="majorBidi" w:cstheme="majorBidi"/>
-                          <w:sz w:val="28"/>
-                          <w:szCs w:val="28"/>
-                        </w:rPr>
-                        <w:t>.</w:t>
+                        <w:t>If there’s an issue → change it back to version: blue.</w:t>
                       </w:r>
                     </w:p>
                     <w:p>
                       <w:pPr>
-                        <w:spacing w:after="60"/>
-                        <w:jc w:val="both"/>
-                        <w:rPr>
-                          <w:rFonts w:asciiTheme="majorBidi" w:hAnsiTheme="majorBidi" w:cstheme="majorBidi"/>
-                          <w:sz w:val="28"/>
-                          <w:szCs w:val="28"/>
-                        </w:rPr>
-                      </w:pPr>
-                      <w:r>
-                        <w:rPr>
-                          <w:rFonts w:asciiTheme="majorBidi" w:hAnsiTheme="majorBidi" w:cstheme="majorBidi"/>
-                          <w:sz w:val="28"/>
-                          <w:szCs w:val="28"/>
-                        </w:rPr>
-                        <w:t xml:space="preserve">When you’re ready to release, you simply update the Service selector to </w:t>
-                      </w:r>
-                      <w:r>
-                        <w:rPr>
-                          <w:rFonts w:asciiTheme="majorBidi" w:hAnsiTheme="majorBidi" w:cstheme="majorBidi"/>
-                          <w:b/>
-                          <w:bCs/>
-                          <w:i/>
-                          <w:iCs/>
-                          <w:sz w:val="28"/>
-                          <w:szCs w:val="28"/>
-                        </w:rPr>
-                        <w:t>version: green</w:t>
-                      </w:r>
-                      <w:r>
-                        <w:rPr>
-                          <w:rFonts w:asciiTheme="majorBidi" w:hAnsiTheme="majorBidi" w:cstheme="majorBidi"/>
-                          <w:sz w:val="28"/>
-                          <w:szCs w:val="28"/>
-                        </w:rPr>
-                        <w:t>.</w:t>
-                      </w:r>
-                    </w:p>
-                    <w:p>
-                      <w:pPr>
-                        <w:spacing w:after="60"/>
-                        <w:jc w:val="both"/>
-                        <w:rPr>
-                          <w:rFonts w:asciiTheme="majorBidi" w:hAnsiTheme="majorBidi" w:cstheme="majorBidi"/>
-                          <w:sz w:val="28"/>
-                          <w:szCs w:val="28"/>
-                        </w:rPr>
-                      </w:pPr>
-                      <w:r>
-                        <w:rPr>
-                          <w:rFonts w:asciiTheme="majorBidi" w:hAnsiTheme="majorBidi" w:cstheme="majorBidi"/>
-                          <w:sz w:val="28"/>
-                          <w:szCs w:val="28"/>
-                        </w:rPr>
-                        <w:t xml:space="preserve">That instantly transfers all traffic to the </w:t>
-                      </w:r>
-                      <w:proofErr w:type="gramStart"/>
-                      <w:r>
-                        <w:rPr>
-                          <w:rFonts w:asciiTheme="majorBidi" w:hAnsiTheme="majorBidi" w:cstheme="majorBidi"/>
-                          <w:sz w:val="28"/>
-                          <w:szCs w:val="28"/>
-                        </w:rPr>
-                        <w:t>Green</w:t>
-                      </w:r>
-                      <w:proofErr w:type="gramEnd"/>
-                      <w:r>
-                        <w:rPr>
-                          <w:rFonts w:asciiTheme="majorBidi" w:hAnsiTheme="majorBidi" w:cstheme="majorBidi"/>
-                          <w:sz w:val="28"/>
-                          <w:szCs w:val="28"/>
-                        </w:rPr>
-                        <w:t xml:space="preserve"> pods.</w:t>
-                      </w:r>
-                    </w:p>
-                    <w:p>
-                      <w:pPr>
-                        <w:spacing w:after="120"/>
-                        <w:jc w:val="both"/>
-                        <w:rPr>
-                          <w:rFonts w:asciiTheme="majorBidi" w:hAnsiTheme="majorBidi" w:cstheme="majorBidi"/>
-                          <w:sz w:val="28"/>
-                          <w:szCs w:val="28"/>
-                        </w:rPr>
-                      </w:pPr>
-                      <w:r>
-                        <w:rPr>
-                          <w:rFonts w:asciiTheme="majorBidi" w:hAnsiTheme="majorBidi" w:cstheme="majorBidi"/>
-                          <w:sz w:val="28"/>
-                          <w:szCs w:val="28"/>
-                        </w:rPr>
-                        <w:t>If there’s an issue → change it back to version: blue.</w:t>
-                      </w:r>
-                    </w:p>
-                    <w:p>
-                      <w:pPr>
-                        <w:spacing w:after="120"/>
+                        <w:spacing w:after="0"/>
                         <w:jc w:val="both"/>
                         <w:rPr>
                           <w:rFonts w:asciiTheme="majorBidi" w:hAnsiTheme="majorBidi" w:cstheme="majorBidi"/>
@@ -14007,10 +14359,20 @@
                       <w:r>
                         <w:rPr>
                           <w:rFonts w:asciiTheme="majorBidi" w:hAnsiTheme="majorBidi" w:cstheme="majorBidi"/>
-                          <w:sz w:val="28"/>
-                          <w:szCs w:val="28"/>
-                        </w:rPr>
-                        <w:t>Zero downtime → Traffic is switched instantly; no overlap of half‑updated Pods.</w:t>
+                          <w:b/>
+                          <w:bCs/>
+                          <w:sz w:val="28"/>
+                          <w:szCs w:val="28"/>
+                        </w:rPr>
+                        <w:t>Zero downtime</w:t>
+                      </w:r>
+                      <w:r>
+                        <w:rPr>
+                          <w:rFonts w:asciiTheme="majorBidi" w:hAnsiTheme="majorBidi" w:cstheme="majorBidi"/>
+                          <w:sz w:val="28"/>
+                          <w:szCs w:val="28"/>
+                        </w:rPr>
+                        <w:t xml:space="preserve"> → Traffic is switched instantly; no overlap of half‑updated Pods.</w:t>
                       </w:r>
                     </w:p>
                     <w:p>
@@ -14031,10 +14393,158 @@
                       <w:r>
                         <w:rPr>
                           <w:rFonts w:asciiTheme="majorBidi" w:hAnsiTheme="majorBidi" w:cstheme="majorBidi"/>
-                          <w:sz w:val="28"/>
-                          <w:szCs w:val="28"/>
-                        </w:rPr>
-                        <w:t>Instant rollback → Just re‑point the Service or load balancer.</w:t>
+                          <w:b/>
+                          <w:bCs/>
+                          <w:sz w:val="28"/>
+                          <w:szCs w:val="28"/>
+                        </w:rPr>
+                        <w:t>Instant rollback</w:t>
+                      </w:r>
+                      <w:r>
+                        <w:rPr>
+                          <w:rFonts w:asciiTheme="majorBidi" w:hAnsiTheme="majorBidi" w:cstheme="majorBidi"/>
+                          <w:sz w:val="28"/>
+                          <w:szCs w:val="28"/>
+                        </w:rPr>
+                        <w:t xml:space="preserve"> → Just re‑point the Service or load balancer.</w:t>
+                      </w:r>
+                    </w:p>
+                    <w:p>
+                      <w:pPr>
+                        <w:pStyle w:val="ListParagraph"/>
+                        <w:numPr>
+                          <w:ilvl w:val="0"/>
+                          <w:numId w:val="76"/>
+                        </w:numPr>
+                        <w:ind w:left="360"/>
+                        <w:jc w:val="both"/>
+                        <w:rPr>
+                          <w:rFonts w:asciiTheme="majorBidi" w:hAnsiTheme="majorBidi" w:cstheme="majorBidi"/>
+                          <w:sz w:val="28"/>
+                          <w:szCs w:val="28"/>
+                        </w:rPr>
+                      </w:pPr>
+                      <w:r>
+                        <w:rPr>
+                          <w:rFonts w:asciiTheme="majorBidi" w:hAnsiTheme="majorBidi" w:cstheme="majorBidi"/>
+                          <w:b/>
+                          <w:bCs/>
+                          <w:sz w:val="28"/>
+                          <w:szCs w:val="28"/>
+                        </w:rPr>
+                        <w:t>Safe testing</w:t>
+                      </w:r>
+                      <w:r>
+                        <w:rPr>
+                          <w:rFonts w:asciiTheme="majorBidi" w:hAnsiTheme="majorBidi" w:cstheme="majorBidi"/>
+                          <w:sz w:val="28"/>
+                          <w:szCs w:val="28"/>
+                        </w:rPr>
+                        <w:t xml:space="preserve"> → The Green environment runs side‑by‑side - can be validated before serving users.</w:t>
+                      </w:r>
+                    </w:p>
+                    <w:p>
+                      <w:pPr>
+                        <w:pStyle w:val="ListParagraph"/>
+                        <w:numPr>
+                          <w:ilvl w:val="0"/>
+                          <w:numId w:val="76"/>
+                        </w:numPr>
+                        <w:spacing w:after="60"/>
+                        <w:ind w:left="360"/>
+                        <w:jc w:val="both"/>
+                        <w:rPr>
+                          <w:rFonts w:asciiTheme="majorBidi" w:hAnsiTheme="majorBidi" w:cstheme="majorBidi"/>
+                          <w:sz w:val="28"/>
+                          <w:szCs w:val="28"/>
+                        </w:rPr>
+                      </w:pPr>
+                      <w:r>
+                        <w:rPr>
+                          <w:rFonts w:asciiTheme="majorBidi" w:hAnsiTheme="majorBidi" w:cstheme="majorBidi"/>
+                          <w:b/>
+                          <w:bCs/>
+                          <w:sz w:val="28"/>
+                          <w:szCs w:val="28"/>
+                        </w:rPr>
+                        <w:t xml:space="preserve">Predictable </w:t>
+                      </w:r>
+                      <w:proofErr w:type="spellStart"/>
+                      <w:r>
+                        <w:rPr>
+                          <w:rFonts w:asciiTheme="majorBidi" w:hAnsiTheme="majorBidi" w:cstheme="majorBidi"/>
+                          <w:b/>
+                          <w:bCs/>
+                          <w:sz w:val="28"/>
+                          <w:szCs w:val="28"/>
+                        </w:rPr>
+                        <w:t>behaviour</w:t>
+                      </w:r>
+                      <w:proofErr w:type="spellEnd"/>
+                      <w:r>
+                        <w:rPr>
+                          <w:rFonts w:asciiTheme="majorBidi" w:hAnsiTheme="majorBidi" w:cstheme="majorBidi"/>
+                          <w:sz w:val="28"/>
+                          <w:szCs w:val="28"/>
+                        </w:rPr>
+                        <w:t xml:space="preserve"> → Both environments are identical except for the version being tested.</w:t>
+                      </w:r>
+                    </w:p>
+                    <w:p>
+                      <w:pPr>
+                        <w:spacing w:after="0"/>
+                        <w:jc w:val="both"/>
+                        <w:rPr>
+                          <w:rFonts w:asciiTheme="majorBidi" w:hAnsiTheme="majorBidi" w:cstheme="majorBidi"/>
+                          <w:b/>
+                          <w:bCs/>
+                          <w:sz w:val="28"/>
+                          <w:szCs w:val="28"/>
+                        </w:rPr>
+                      </w:pPr>
+                      <w:r>
+                        <w:rPr>
+                          <w:rFonts w:asciiTheme="majorBidi" w:hAnsiTheme="majorBidi" w:cstheme="majorBidi"/>
+                          <w:b/>
+                          <w:bCs/>
+                          <w:sz w:val="28"/>
+                          <w:szCs w:val="28"/>
+                        </w:rPr>
+                        <w:t>Disadvantages &amp; Considerations</w:t>
+                      </w:r>
+                    </w:p>
+                    <w:p>
+                      <w:pPr>
+                        <w:pStyle w:val="ListParagraph"/>
+                        <w:numPr>
+                          <w:ilvl w:val="0"/>
+                          <w:numId w:val="77"/>
+                        </w:numPr>
+                        <w:ind w:left="360"/>
+                        <w:jc w:val="both"/>
+                        <w:rPr>
+                          <w:rFonts w:asciiTheme="majorBidi" w:hAnsiTheme="majorBidi" w:cstheme="majorBidi"/>
+                          <w:sz w:val="28"/>
+                          <w:szCs w:val="28"/>
+                        </w:rPr>
+                      </w:pPr>
+                      <w:r>
+                        <w:rPr>
+                          <w:rFonts w:asciiTheme="majorBidi" w:hAnsiTheme="majorBidi" w:cstheme="majorBidi"/>
+                          <w:b/>
+                          <w:bCs/>
+                          <w:sz w:val="28"/>
+                          <w:szCs w:val="28"/>
+                        </w:rPr>
+                        <w:t>Higher resource usage</w:t>
+                      </w:r>
+                      <w:r>
+                        <w:rPr>
+                          <w:rFonts w:asciiTheme="majorBidi" w:hAnsiTheme="majorBidi" w:cstheme="majorBidi"/>
+                          <w:sz w:val="28"/>
+                          <w:szCs w:val="28"/>
+                        </w:rPr>
+                        <w:t xml:space="preserve"> → Requires two full environments (double Pods, volumes, etc.).</w:t>
                       </w:r>
                     </w:p>
                     <w:p>
@@ -14372,16 +14882,16 @@
         <mc:AlternateContent>
           <mc:Choice Requires="wps">
             <w:drawing>
-              <wp:anchor distT="0" distB="0" distL="114300" distR="114300" simplePos="0" relativeHeight="251681792" behindDoc="0" locked="0" layoutInCell="1" allowOverlap="1" wp14:anchorId="2DD4B9FD" wp14:editId="62F25068">
+              <wp:anchor distT="0" distB="0" distL="114300" distR="114300" simplePos="0" relativeHeight="251681792" behindDoc="0" locked="0" layoutInCell="1" allowOverlap="1" wp14:anchorId="2DD4B9FD" wp14:editId="578F0BD4">
                 <wp:simplePos x="0" y="0"/>
                 <wp:positionH relativeFrom="margin">
                   <wp:align>right</wp:align>
                 </wp:positionH>
                 <wp:positionV relativeFrom="paragraph">
-                  <wp:posOffset>7620</wp:posOffset>
+                  <wp:posOffset>-1270</wp:posOffset>
                 </wp:positionV>
-                <wp:extent cx="6835140" cy="7467600"/>
-                <wp:effectExtent l="0" t="0" r="22860" b="19050"/>
+                <wp:extent cx="6835140" cy="5745480"/>
+                <wp:effectExtent l="0" t="0" r="22860" b="26670"/>
                 <wp:wrapNone/>
                 <wp:docPr id="1946883900" name="Rectangle 21"/>
                 <wp:cNvGraphicFramePr/>
@@ -14392,7 +14902,7 @@
                       <wps:spPr>
                         <a:xfrm>
                           <a:off x="0" y="0"/>
-                          <a:ext cx="6835140" cy="7467600"/>
+                          <a:ext cx="6835140" cy="5745480"/>
                         </a:xfrm>
                         <a:prstGeom prst="rect">
                           <a:avLst/>
@@ -14419,7 +14929,7 @@
                               <w:pStyle w:val="ListParagraph"/>
                               <w:numPr>
                                 <w:ilvl w:val="0"/>
-                                <w:numId w:val="76"/>
+                                <w:numId w:val="77"/>
                               </w:numPr>
                               <w:ind w:left="360"/>
                               <w:jc w:val="both"/>
@@ -14432,35 +14942,20 @@
                             <w:r>
                               <w:rPr>
                                 <w:rFonts w:asciiTheme="majorBidi" w:hAnsiTheme="majorBidi" w:cstheme="majorBidi"/>
-                                <w:sz w:val="28"/>
-                                <w:szCs w:val="28"/>
-                              </w:rPr>
-                              <w:t>Safe testing → The Green environment runs side‑by‑side - can be validated before serving users.</w:t>
-                            </w:r>
-                          </w:p>
-                          <w:p>
-                            <w:pPr>
-                              <w:pStyle w:val="ListParagraph"/>
-                              <w:numPr>
-                                <w:ilvl w:val="0"/>
-                                <w:numId w:val="76"/>
-                              </w:numPr>
-                              <w:spacing w:after="120"/>
-                              <w:ind w:left="360"/>
-                              <w:jc w:val="both"/>
-                              <w:rPr>
-                                <w:rFonts w:asciiTheme="majorBidi" w:hAnsiTheme="majorBidi" w:cstheme="majorBidi"/>
-                                <w:sz w:val="28"/>
-                                <w:szCs w:val="28"/>
-                              </w:rPr>
-                            </w:pPr>
-                            <w:r>
-                              <w:rPr>
-                                <w:rFonts w:asciiTheme="majorBidi" w:hAnsiTheme="majorBidi" w:cstheme="majorBidi"/>
-                                <w:sz w:val="28"/>
-                                <w:szCs w:val="28"/>
-                              </w:rPr>
-                              <w:t xml:space="preserve">Predictable </w:t>
+                                <w:b/>
+                                <w:bCs/>
+                                <w:sz w:val="28"/>
+                                <w:szCs w:val="28"/>
+                              </w:rPr>
+                              <w:t>Stateful complications</w:t>
+                            </w:r>
+                            <w:r>
+                              <w:rPr>
+                                <w:rFonts w:asciiTheme="majorBidi" w:hAnsiTheme="majorBidi" w:cstheme="majorBidi"/>
+                                <w:sz w:val="28"/>
+                                <w:szCs w:val="28"/>
+                              </w:rPr>
+                              <w:t xml:space="preserve"> → For databases and </w:t>
                             </w:r>
                             <w:proofErr w:type="spellStart"/>
                             <w:r>
@@ -14469,7 +14964,7 @@
                                 <w:sz w:val="28"/>
                                 <w:szCs w:val="28"/>
                               </w:rPr>
-                              <w:t>behaviour</w:t>
+                              <w:t>StatefulSets</w:t>
                             </w:r>
                             <w:proofErr w:type="spellEnd"/>
                             <w:r>
@@ -14478,30 +14973,7 @@
                                 <w:sz w:val="28"/>
                                 <w:szCs w:val="28"/>
                               </w:rPr>
-                              <w:t xml:space="preserve"> → Both environments are identical except for the version being tested.</w:t>
-                            </w:r>
-                          </w:p>
-                          <w:p>
-                            <w:pPr>
-                              <w:spacing w:after="60"/>
-                              <w:jc w:val="both"/>
-                              <w:rPr>
-                                <w:rFonts w:asciiTheme="majorBidi" w:hAnsiTheme="majorBidi" w:cstheme="majorBidi"/>
-                                <w:b/>
-                                <w:bCs/>
-                                <w:sz w:val="28"/>
-                                <w:szCs w:val="28"/>
-                              </w:rPr>
-                            </w:pPr>
-                            <w:r>
-                              <w:rPr>
-                                <w:rFonts w:asciiTheme="majorBidi" w:hAnsiTheme="majorBidi" w:cstheme="majorBidi"/>
-                                <w:b/>
-                                <w:bCs/>
-                                <w:sz w:val="28"/>
-                                <w:szCs w:val="28"/>
-                              </w:rPr>
-                              <w:t>Disadvantages &amp; Considerations</w:t>
+                              <w:t>, data consistency between Blue and Green needs to be managed carefully.</w:t>
                             </w:r>
                           </w:p>
                           <w:p>
@@ -14511,6 +14983,7 @@
                                 <w:ilvl w:val="0"/>
                                 <w:numId w:val="77"/>
                               </w:numPr>
+                              <w:spacing w:after="120"/>
                               <w:ind w:left="360"/>
                               <w:jc w:val="both"/>
                               <w:rPr>
@@ -14522,76 +14995,20 @@
                             <w:r>
                               <w:rPr>
                                 <w:rFonts w:asciiTheme="majorBidi" w:hAnsiTheme="majorBidi" w:cstheme="majorBidi"/>
-                                <w:sz w:val="28"/>
-                                <w:szCs w:val="28"/>
-                              </w:rPr>
-                              <w:t>Higher resource usage → Requires two full environments (double Pods, volumes, etc.).</w:t>
-                            </w:r>
-                          </w:p>
-                          <w:p>
-                            <w:pPr>
-                              <w:pStyle w:val="ListParagraph"/>
-                              <w:numPr>
-                                <w:ilvl w:val="0"/>
-                                <w:numId w:val="77"/>
-                              </w:numPr>
-                              <w:ind w:left="360"/>
-                              <w:jc w:val="both"/>
-                              <w:rPr>
-                                <w:rFonts w:asciiTheme="majorBidi" w:hAnsiTheme="majorBidi" w:cstheme="majorBidi"/>
-                                <w:sz w:val="28"/>
-                                <w:szCs w:val="28"/>
-                              </w:rPr>
-                            </w:pPr>
-                            <w:r>
-                              <w:rPr>
-                                <w:rFonts w:asciiTheme="majorBidi" w:hAnsiTheme="majorBidi" w:cstheme="majorBidi"/>
-                                <w:sz w:val="28"/>
-                                <w:szCs w:val="28"/>
-                              </w:rPr>
-                              <w:t xml:space="preserve">Stateful complications → For databases and </w:t>
-                            </w:r>
-                            <w:proofErr w:type="spellStart"/>
-                            <w:r>
-                              <w:rPr>
-                                <w:rFonts w:asciiTheme="majorBidi" w:hAnsiTheme="majorBidi" w:cstheme="majorBidi"/>
-                                <w:sz w:val="28"/>
-                                <w:szCs w:val="28"/>
-                              </w:rPr>
-                              <w:t>StatefulSets</w:t>
-                            </w:r>
-                            <w:proofErr w:type="spellEnd"/>
-                            <w:r>
-                              <w:rPr>
-                                <w:rFonts w:asciiTheme="majorBidi" w:hAnsiTheme="majorBidi" w:cstheme="majorBidi"/>
-                                <w:sz w:val="28"/>
-                                <w:szCs w:val="28"/>
-                              </w:rPr>
-                              <w:t>, data consistency between Blue and Green needs to be managed carefully.</w:t>
-                            </w:r>
-                          </w:p>
-                          <w:p>
-                            <w:pPr>
-                              <w:pStyle w:val="ListParagraph"/>
-                              <w:numPr>
-                                <w:ilvl w:val="0"/>
-                                <w:numId w:val="77"/>
-                              </w:numPr>
-                              <w:ind w:left="360"/>
-                              <w:jc w:val="both"/>
-                              <w:rPr>
-                                <w:rFonts w:asciiTheme="majorBidi" w:hAnsiTheme="majorBidi" w:cstheme="majorBidi"/>
-                                <w:sz w:val="28"/>
-                                <w:szCs w:val="28"/>
-                              </w:rPr>
-                            </w:pPr>
-                            <w:r>
-                              <w:rPr>
-                                <w:rFonts w:asciiTheme="majorBidi" w:hAnsiTheme="majorBidi" w:cstheme="majorBidi"/>
-                                <w:sz w:val="28"/>
-                                <w:szCs w:val="28"/>
-                              </w:rPr>
-                              <w:t>Network caching or connection drain → Long‑lived connections may require extra care to drain old traffic gracefully.</w:t>
+                                <w:b/>
+                                <w:bCs/>
+                                <w:sz w:val="28"/>
+                                <w:szCs w:val="28"/>
+                              </w:rPr>
+                              <w:t>Network caching or connection drain</w:t>
+                            </w:r>
+                            <w:r>
+                              <w:rPr>
+                                <w:rFonts w:asciiTheme="majorBidi" w:hAnsiTheme="majorBidi" w:cstheme="majorBidi"/>
+                                <w:sz w:val="28"/>
+                                <w:szCs w:val="28"/>
+                              </w:rPr>
+                              <w:t xml:space="preserve"> → Long‑lived connections may require extra care to drain old traffic gracefully.</w:t>
                             </w:r>
                           </w:p>
                           <w:p>
@@ -15290,6 +15707,7 @@
                           </w:tbl>
                           <w:p>
                             <w:pPr>
+                              <w:spacing w:after="120"/>
                               <w:rPr>
                                 <w:rFonts w:asciiTheme="majorBidi" w:hAnsiTheme="majorBidi" w:cstheme="majorBidi"/>
                                 <w:sz w:val="2"/>
@@ -15299,6 +15717,7 @@
                           </w:p>
                           <w:p>
                             <w:pPr>
+                              <w:spacing w:after="60"/>
                               <w:rPr>
                                 <w:rFonts w:asciiTheme="majorBidi" w:hAnsiTheme="majorBidi" w:cstheme="majorBidi"/>
                                 <w:b/>
@@ -15384,7 +15803,7 @@
           </mc:Choice>
           <mc:Fallback>
             <w:pict>
-              <v:rect w14:anchorId="2DD4B9FD" id="_x0000_s1035" style="position:absolute;left:0;text-align:left;margin-left:487pt;margin-top:.6pt;width:538.2pt;height:588pt;z-index:251681792;visibility:visible;mso-wrap-style:square;mso-width-percent:0;mso-height-percent:0;mso-wrap-distance-left:9pt;mso-wrap-distance-top:0;mso-wrap-distance-right:9pt;mso-wrap-distance-bottom:0;mso-position-horizontal:right;mso-position-horizontal-relative:margin;mso-position-vertical:absolute;mso-position-vertical-relative:text;mso-width-percent:0;mso-height-percent:0;mso-width-relative:margin;mso-height-relative:margin;v-text-anchor:middle" o:gfxdata="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" fillcolor="#555 [2160]" strokecolor="black [3200]" strokeweight=".5pt">
+              <v:rect w14:anchorId="2DD4B9FD" id="_x0000_s1036" style="position:absolute;left:0;text-align:left;margin-left:487pt;margin-top:-.1pt;width:538.2pt;height:452.4pt;z-index:251681792;visibility:visible;mso-wrap-style:square;mso-width-percent:0;mso-height-percent:0;mso-wrap-distance-left:9pt;mso-wrap-distance-top:0;mso-wrap-distance-right:9pt;mso-wrap-distance-bottom:0;mso-position-horizontal:right;mso-position-horizontal-relative:margin;mso-position-vertical:absolute;mso-position-vertical-relative:text;mso-width-percent:0;mso-height-percent:0;mso-width-relative:margin;mso-height-relative:margin;v-text-anchor:middle" o:gfxdata="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" fillcolor="#555 [2160]" strokecolor="black [3200]" strokeweight=".5pt">
                 <v:fill color2="#313131 [2608]" rotate="t" colors="0 #9b9b9b;.5 #8e8e8e;1 #797979" focus="100%" type="gradient">
                   <o:fill v:ext="view" type="gradientUnscaled"/>
                 </v:fill>
@@ -15395,7 +15814,7 @@
                         <w:pStyle w:val="ListParagraph"/>
                         <w:numPr>
                           <w:ilvl w:val="0"/>
-                          <w:numId w:val="76"/>
+                          <w:numId w:val="77"/>
                         </w:numPr>
                         <w:ind w:left="360"/>
                         <w:jc w:val="both"/>
@@ -15408,76 +15827,38 @@
                       <w:r>
                         <w:rPr>
                           <w:rFonts w:asciiTheme="majorBidi" w:hAnsiTheme="majorBidi" w:cstheme="majorBidi"/>
-                          <w:sz w:val="28"/>
-                          <w:szCs w:val="28"/>
-                        </w:rPr>
-                        <w:t>Safe testing → The Green environment runs side‑by‑side - can be validated before serving users.</w:t>
-                      </w:r>
-                    </w:p>
-                    <w:p>
-                      <w:pPr>
-                        <w:pStyle w:val="ListParagraph"/>
-                        <w:numPr>
-                          <w:ilvl w:val="0"/>
-                          <w:numId w:val="76"/>
-                        </w:numPr>
-                        <w:spacing w:after="120"/>
-                        <w:ind w:left="360"/>
-                        <w:jc w:val="both"/>
-                        <w:rPr>
-                          <w:rFonts w:asciiTheme="majorBidi" w:hAnsiTheme="majorBidi" w:cstheme="majorBidi"/>
-                          <w:sz w:val="28"/>
-                          <w:szCs w:val="28"/>
-                        </w:rPr>
-                      </w:pPr>
-                      <w:r>
-                        <w:rPr>
-                          <w:rFonts w:asciiTheme="majorBidi" w:hAnsiTheme="majorBidi" w:cstheme="majorBidi"/>
-                          <w:sz w:val="28"/>
-                          <w:szCs w:val="28"/>
-                        </w:rPr>
-                        <w:t xml:space="preserve">Predictable </w:t>
-                      </w:r>
-                      <w:proofErr w:type="spellStart"/>
-                      <w:r>
-                        <w:rPr>
-                          <w:rFonts w:asciiTheme="majorBidi" w:hAnsiTheme="majorBidi" w:cstheme="majorBidi"/>
-                          <w:sz w:val="28"/>
-                          <w:szCs w:val="28"/>
-                        </w:rPr>
-                        <w:t>behaviour</w:t>
-                      </w:r>
-                      <w:proofErr w:type="spellEnd"/>
-                      <w:r>
-                        <w:rPr>
-                          <w:rFonts w:asciiTheme="majorBidi" w:hAnsiTheme="majorBidi" w:cstheme="majorBidi"/>
-                          <w:sz w:val="28"/>
-                          <w:szCs w:val="28"/>
-                        </w:rPr>
-                        <w:t xml:space="preserve"> → Both environments are identical except for the version being tested.</w:t>
-                      </w:r>
-                    </w:p>
-                    <w:p>
-                      <w:pPr>
-                        <w:spacing w:after="60"/>
-                        <w:jc w:val="both"/>
-                        <w:rPr>
-                          <w:rFonts w:asciiTheme="majorBidi" w:hAnsiTheme="majorBidi" w:cstheme="majorBidi"/>
                           <w:b/>
                           <w:bCs/>
                           <w:sz w:val="28"/>
                           <w:szCs w:val="28"/>
                         </w:rPr>
-                      </w:pPr>
-                      <w:r>
-                        <w:rPr>
-                          <w:rFonts w:asciiTheme="majorBidi" w:hAnsiTheme="majorBidi" w:cstheme="majorBidi"/>
-                          <w:b/>
-                          <w:bCs/>
-                          <w:sz w:val="28"/>
-                          <w:szCs w:val="28"/>
-                        </w:rPr>
-                        <w:t>Disadvantages &amp; Considerations</w:t>
+                        <w:t>Stateful complications</w:t>
+                      </w:r>
+                      <w:r>
+                        <w:rPr>
+                          <w:rFonts w:asciiTheme="majorBidi" w:hAnsiTheme="majorBidi" w:cstheme="majorBidi"/>
+                          <w:sz w:val="28"/>
+                          <w:szCs w:val="28"/>
+                        </w:rPr>
+                        <w:t xml:space="preserve"> → For databases and </w:t>
+                      </w:r>
+                      <w:proofErr w:type="spellStart"/>
+                      <w:r>
+                        <w:rPr>
+                          <w:rFonts w:asciiTheme="majorBidi" w:hAnsiTheme="majorBidi" w:cstheme="majorBidi"/>
+                          <w:sz w:val="28"/>
+                          <w:szCs w:val="28"/>
+                        </w:rPr>
+                        <w:t>StatefulSets</w:t>
+                      </w:r>
+                      <w:proofErr w:type="spellEnd"/>
+                      <w:r>
+                        <w:rPr>
+                          <w:rFonts w:asciiTheme="majorBidi" w:hAnsiTheme="majorBidi" w:cstheme="majorBidi"/>
+                          <w:sz w:val="28"/>
+                          <w:szCs w:val="28"/>
+                        </w:rPr>
+                        <w:t>, data consistency between Blue and Green needs to be managed carefully.</w:t>
                       </w:r>
                     </w:p>
                     <w:p>
@@ -15487,6 +15868,7 @@
                           <w:ilvl w:val="0"/>
                           <w:numId w:val="77"/>
                         </w:numPr>
+                        <w:spacing w:after="120"/>
                         <w:ind w:left="360"/>
                         <w:jc w:val="both"/>
                         <w:rPr>
@@ -15498,76 +15880,20 @@
                       <w:r>
                         <w:rPr>
                           <w:rFonts w:asciiTheme="majorBidi" w:hAnsiTheme="majorBidi" w:cstheme="majorBidi"/>
-                          <w:sz w:val="28"/>
-                          <w:szCs w:val="28"/>
-                        </w:rPr>
-                        <w:t>Higher resource usage → Requires two full environments (double Pods, volumes, etc.).</w:t>
-                      </w:r>
-                    </w:p>
-                    <w:p>
-                      <w:pPr>
-                        <w:pStyle w:val="ListParagraph"/>
-                        <w:numPr>
-                          <w:ilvl w:val="0"/>
-                          <w:numId w:val="77"/>
-                        </w:numPr>
-                        <w:ind w:left="360"/>
-                        <w:jc w:val="both"/>
-                        <w:rPr>
-                          <w:rFonts w:asciiTheme="majorBidi" w:hAnsiTheme="majorBidi" w:cstheme="majorBidi"/>
-                          <w:sz w:val="28"/>
-                          <w:szCs w:val="28"/>
-                        </w:rPr>
-                      </w:pPr>
-                      <w:r>
-                        <w:rPr>
-                          <w:rFonts w:asciiTheme="majorBidi" w:hAnsiTheme="majorBidi" w:cstheme="majorBidi"/>
-                          <w:sz w:val="28"/>
-                          <w:szCs w:val="28"/>
-                        </w:rPr>
-                        <w:t xml:space="preserve">Stateful complications → For databases and </w:t>
-                      </w:r>
-                      <w:proofErr w:type="spellStart"/>
-                      <w:r>
-                        <w:rPr>
-                          <w:rFonts w:asciiTheme="majorBidi" w:hAnsiTheme="majorBidi" w:cstheme="majorBidi"/>
-                          <w:sz w:val="28"/>
-                          <w:szCs w:val="28"/>
-                        </w:rPr>
-                        <w:t>StatefulSets</w:t>
-                      </w:r>
-                      <w:proofErr w:type="spellEnd"/>
-                      <w:r>
-                        <w:rPr>
-                          <w:rFonts w:asciiTheme="majorBidi" w:hAnsiTheme="majorBidi" w:cstheme="majorBidi"/>
-                          <w:sz w:val="28"/>
-                          <w:szCs w:val="28"/>
-                        </w:rPr>
-                        <w:t>, data consistency between Blue and Green needs to be managed carefully.</w:t>
-                      </w:r>
-                    </w:p>
-                    <w:p>
-                      <w:pPr>
-                        <w:pStyle w:val="ListParagraph"/>
-                        <w:numPr>
-                          <w:ilvl w:val="0"/>
-                          <w:numId w:val="77"/>
-                        </w:numPr>
-                        <w:ind w:left="360"/>
-                        <w:jc w:val="both"/>
-                        <w:rPr>
-                          <w:rFonts w:asciiTheme="majorBidi" w:hAnsiTheme="majorBidi" w:cstheme="majorBidi"/>
-                          <w:sz w:val="28"/>
-                          <w:szCs w:val="28"/>
-                        </w:rPr>
-                      </w:pPr>
-                      <w:r>
-                        <w:rPr>
-                          <w:rFonts w:asciiTheme="majorBidi" w:hAnsiTheme="majorBidi" w:cstheme="majorBidi"/>
-                          <w:sz w:val="28"/>
-                          <w:szCs w:val="28"/>
-                        </w:rPr>
-                        <w:t>Network caching or connection drain → Long‑lived connections may require extra care to drain old traffic gracefully.</w:t>
+                          <w:b/>
+                          <w:bCs/>
+                          <w:sz w:val="28"/>
+                          <w:szCs w:val="28"/>
+                        </w:rPr>
+                        <w:t>Network caching or connection drain</w:t>
+                      </w:r>
+                      <w:r>
+                        <w:rPr>
+                          <w:rFonts w:asciiTheme="majorBidi" w:hAnsiTheme="majorBidi" w:cstheme="majorBidi"/>
+                          <w:sz w:val="28"/>
+                          <w:szCs w:val="28"/>
+                        </w:rPr>
+                        <w:t xml:space="preserve"> → Long‑lived connections may require extra care to drain old traffic gracefully.</w:t>
                       </w:r>
                     </w:p>
                     <w:p>
@@ -16266,6 +16592,7 @@
                     </w:tbl>
                     <w:p>
                       <w:pPr>
+                        <w:spacing w:after="120"/>
                         <w:rPr>
                           <w:rFonts w:asciiTheme="majorBidi" w:hAnsiTheme="majorBidi" w:cstheme="majorBidi"/>
                           <w:sz w:val="2"/>
@@ -16275,6 +16602,7 @@
                     </w:p>
                     <w:p>
                       <w:pPr>
+                        <w:spacing w:after="60"/>
                         <w:rPr>
                           <w:rFonts w:asciiTheme="majorBidi" w:hAnsiTheme="majorBidi" w:cstheme="majorBidi"/>
                           <w:b/>
@@ -17688,7 +18016,7 @@
           </mc:Choice>
           <mc:Fallback>
             <w:pict>
-              <v:rect w14:anchorId="799CAF81" id="Rectangle 13" o:spid="_x0000_s1036" style="position:absolute;margin-left:-.55pt;margin-top:39.15pt;width:352.35pt;height:82.35pt;z-index:251667456;visibility:visible;mso-wrap-style:square;mso-width-percent:0;mso-height-percent:0;mso-wrap-distance-left:9pt;mso-wrap-distance-top:0;mso-wrap-distance-right:9pt;mso-wrap-distance-bottom:0;mso-position-horizontal:absolute;mso-position-horizontal-relative:text;mso-position-vertical:absolute;mso-position-vertical-relative:text;mso-width-percent:0;mso-height-percent:0;mso-width-relative:margin;mso-height-relative:margin;v-text-anchor:middle" o:gfxdata="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" fillcolor="black [3200]" strokecolor="black [480]" strokeweight="1pt">
+              <v:rect w14:anchorId="799CAF81" id="Rectangle 13" o:spid="_x0000_s1037" style="position:absolute;margin-left:-.55pt;margin-top:39.15pt;width:352.35pt;height:82.35pt;z-index:251667456;visibility:visible;mso-wrap-style:square;mso-width-percent:0;mso-height-percent:0;mso-wrap-distance-left:9pt;mso-wrap-distance-top:0;mso-wrap-distance-right:9pt;mso-wrap-distance-bottom:0;mso-position-horizontal:absolute;mso-position-horizontal-relative:text;mso-position-vertical:absolute;mso-position-vertical-relative:text;mso-width-percent:0;mso-height-percent:0;mso-width-relative:margin;mso-height-relative:margin;v-text-anchor:middle" o:gfxdata="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" fillcolor="black [3200]" strokecolor="black [480]" strokeweight="1pt">
                 <v:textbox>
                   <w:txbxContent>
                     <w:p>
@@ -18868,7 +19196,7 @@
           </mc:Choice>
           <mc:Fallback>
             <w:pict>
-              <v:rect w14:anchorId="7C70E83F" id="Rectangle 12" o:spid="_x0000_s1037" style="position:absolute;left:0;text-align:left;margin-left:-1.1pt;margin-top:22.2pt;width:205.65pt;height:43.65pt;z-index:251666432;visibility:visible;mso-wrap-style:square;mso-height-percent:0;mso-wrap-distance-left:9pt;mso-wrap-distance-top:0;mso-wrap-distance-right:9pt;mso-wrap-distance-bottom:0;mso-position-horizontal:absolute;mso-position-horizontal-relative:text;mso-position-vertical:absolute;mso-position-vertical-relative:text;mso-height-percent:0;mso-height-relative:margin;v-text-anchor:middle" o:gfxdata="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" fillcolor="black [3200]" strokecolor="black [480]" strokeweight="1pt">
+              <v:rect w14:anchorId="7C70E83F" id="Rectangle 12" o:spid="_x0000_s1038" style="position:absolute;left:0;text-align:left;margin-left:-1.1pt;margin-top:22.2pt;width:205.65pt;height:43.65pt;z-index:251666432;visibility:visible;mso-wrap-style:square;mso-height-percent:0;mso-wrap-distance-left:9pt;mso-wrap-distance-top:0;mso-wrap-distance-right:9pt;mso-wrap-distance-bottom:0;mso-position-horizontal:absolute;mso-position-horizontal-relative:text;mso-position-vertical:absolute;mso-position-vertical-relative:text;mso-height-percent:0;mso-height-relative:margin;v-text-anchor:middle" o:gfxdata="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" fillcolor="black [3200]" strokecolor="black [480]" strokeweight="1pt">
                 <v:textbox>
                   <w:txbxContent>
                     <w:p>
@@ -23589,7 +23917,7 @@
           </mc:Choice>
           <mc:Fallback>
             <w:pict>
-              <v:rect w14:anchorId="6F83D22C" id="Rectangle 14" o:spid="_x0000_s1038" style="position:absolute;left:0;text-align:left;margin-left:0;margin-top:26.5pt;width:279.25pt;height:138pt;z-index:251671552;visibility:visible;mso-wrap-style:square;mso-width-percent:0;mso-height-percent:0;mso-wrap-distance-left:9pt;mso-wrap-distance-top:0;mso-wrap-distance-right:9pt;mso-wrap-distance-bottom:0;mso-position-horizontal:left;mso-position-horizontal-relative:margin;mso-position-vertical:absolute;mso-position-vertical-relative:text;mso-width-percent:0;mso-height-percent:0;mso-width-relative:margin;mso-height-relative:margin;v-text-anchor:middle" o:gfxdata="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" fillcolor="black [3200]" strokecolor="black [480]" strokeweight="1pt">
+              <v:rect w14:anchorId="6F83D22C" id="Rectangle 14" o:spid="_x0000_s1039" style="position:absolute;left:0;text-align:left;margin-left:0;margin-top:26.5pt;width:279.25pt;height:138pt;z-index:251671552;visibility:visible;mso-wrap-style:square;mso-width-percent:0;mso-height-percent:0;mso-wrap-distance-left:9pt;mso-wrap-distance-top:0;mso-wrap-distance-right:9pt;mso-wrap-distance-bottom:0;mso-position-horizontal:left;mso-position-horizontal-relative:margin;mso-position-vertical:absolute;mso-position-vertical-relative:text;mso-width-percent:0;mso-height-percent:0;mso-width-relative:margin;mso-height-relative:margin;v-text-anchor:middle" o:gfxdata="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" fillcolor="black [3200]" strokecolor="black [480]" strokeweight="1pt">
                 <v:textbox>
                   <w:txbxContent>
                     <w:p>
@@ -24789,7 +25117,7 @@
           </mc:Choice>
           <mc:Fallback>
             <w:pict>
-              <v:rect w14:anchorId="643E6BF2" id="_x0000_s1039" style="position:absolute;left:0;text-align:left;margin-left:0;margin-top:.6pt;width:279.25pt;height:324pt;z-index:251668480;visibility:visible;mso-wrap-style:square;mso-width-percent:0;mso-height-percent:0;mso-wrap-distance-left:9pt;mso-wrap-distance-top:0;mso-wrap-distance-right:9pt;mso-wrap-distance-bottom:0;mso-position-horizontal:left;mso-position-horizontal-relative:margin;mso-position-vertical:absolute;mso-position-vertical-relative:text;mso-width-percent:0;mso-height-percent:0;mso-width-relative:margin;mso-height-relative:margin;v-text-anchor:middle" o:gfxdata="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" fillcolor="black [3200]" strokecolor="black [480]" strokeweight="1pt">
+              <v:rect w14:anchorId="643E6BF2" id="_x0000_s1040" style="position:absolute;left:0;text-align:left;margin-left:0;margin-top:.6pt;width:279.25pt;height:324pt;z-index:251668480;visibility:visible;mso-wrap-style:square;mso-width-percent:0;mso-height-percent:0;mso-wrap-distance-left:9pt;mso-wrap-distance-top:0;mso-wrap-distance-right:9pt;mso-wrap-distance-bottom:0;mso-position-horizontal:left;mso-position-horizontal-relative:margin;mso-position-vertical:absolute;mso-position-vertical-relative:text;mso-width-percent:0;mso-height-percent:0;mso-width-relative:margin;mso-height-relative:margin;v-text-anchor:middle" o:gfxdata="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" fillcolor="black [3200]" strokecolor="black [480]" strokeweight="1pt">
                 <v:textbox>
                   <w:txbxContent>
                     <w:p>
@@ -26698,7 +27026,7 @@
           </mc:Choice>
           <mc:Fallback>
             <w:pict>
-              <v:rect w14:anchorId="6610E11E" id="Rectangle 15" o:spid="_x0000_s1040" style="position:absolute;left:0;text-align:left;margin-left:18pt;margin-top:19.6pt;width:162.55pt;height:84.55pt;z-index:251669504;visibility:visible;mso-wrap-style:square;mso-width-percent:0;mso-height-percent:0;mso-wrap-distance-left:9pt;mso-wrap-distance-top:0;mso-wrap-distance-right:9pt;mso-wrap-distance-bottom:0;mso-position-horizontal:absolute;mso-position-horizontal-relative:text;mso-position-vertical:absolute;mso-position-vertical-relative:text;mso-width-percent:0;mso-height-percent:0;mso-width-relative:margin;mso-height-relative:margin;v-text-anchor:middle" o:gfxdata="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" fillcolor="black [3200]" strokecolor="black [480]" strokeweight="1pt">
+              <v:rect w14:anchorId="6610E11E" id="Rectangle 15" o:spid="_x0000_s1041" style="position:absolute;left:0;text-align:left;margin-left:18pt;margin-top:19.6pt;width:162.55pt;height:84.55pt;z-index:251669504;visibility:visible;mso-wrap-style:square;mso-width-percent:0;mso-height-percent:0;mso-wrap-distance-left:9pt;mso-wrap-distance-top:0;mso-wrap-distance-right:9pt;mso-wrap-distance-bottom:0;mso-position-horizontal:absolute;mso-position-horizontal-relative:text;mso-position-vertical:absolute;mso-position-vertical-relative:text;mso-width-percent:0;mso-height-percent:0;mso-width-relative:margin;mso-height-relative:margin;v-text-anchor:middle" o:gfxdata="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" fillcolor="black [3200]" strokecolor="black [480]" strokeweight="1pt">
                 <v:textbox>
                   <w:txbxContent>
                     <w:p>
@@ -27828,7 +28156,7 @@
           </mc:Choice>
           <mc:Fallback>
             <w:pict>
-              <v:rect w14:anchorId="74A9D9DA" id="Rectangle 18" o:spid="_x0000_s1041" style="position:absolute;left:0;text-align:left;margin-left:18pt;margin-top:22.3pt;width:169.65pt;height:80.75pt;z-index:251676672;visibility:visible;mso-wrap-style:square;mso-height-percent:0;mso-wrap-distance-left:9pt;mso-wrap-distance-top:0;mso-wrap-distance-right:9pt;mso-wrap-distance-bottom:0;mso-position-horizontal:absolute;mso-position-horizontal-relative:text;mso-position-vertical:absolute;mso-position-vertical-relative:text;mso-height-percent:0;mso-height-relative:margin;v-text-anchor:middle" o:gfxdata="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" fillcolor="black [3200]" strokecolor="black [480]" strokeweight="1pt">
+              <v:rect w14:anchorId="74A9D9DA" id="Rectangle 18" o:spid="_x0000_s1042" style="position:absolute;left:0;text-align:left;margin-left:18pt;margin-top:22.3pt;width:169.65pt;height:80.75pt;z-index:251676672;visibility:visible;mso-wrap-style:square;mso-height-percent:0;mso-wrap-distance-left:9pt;mso-wrap-distance-top:0;mso-wrap-distance-right:9pt;mso-wrap-distance-bottom:0;mso-position-horizontal:absolute;mso-position-horizontal-relative:text;mso-position-vertical:absolute;mso-position-vertical-relative:text;mso-height-percent:0;mso-height-relative:margin;v-text-anchor:middle" o:gfxdata="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" fillcolor="black [3200]" strokecolor="black [480]" strokeweight="1pt">
                 <v:textbox>
                   <w:txbxContent>
                     <w:p>
@@ -29334,7 +29662,7 @@
           </mc:Choice>
           <mc:Fallback>
             <w:pict>
-              <v:rect w14:anchorId="4897CED0" id="Rectangle 19" o:spid="_x0000_s1042" style="position:absolute;left:0;text-align:left;margin-left:0;margin-top:24.65pt;width:219.8pt;height:134.75pt;z-index:251677696;visibility:visible;mso-wrap-style:square;mso-width-percent:0;mso-height-percent:0;mso-wrap-distance-left:9pt;mso-wrap-distance-top:0;mso-wrap-distance-right:9pt;mso-wrap-distance-bottom:0;mso-position-horizontal:left;mso-position-horizontal-relative:margin;mso-position-vertical:absolute;mso-position-vertical-relative:text;mso-width-percent:0;mso-height-percent:0;mso-width-relative:margin;mso-height-relative:margin;v-text-anchor:middle" o:gfxdata="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" fillcolor="black [3200]" strokecolor="black [480]" strokeweight="1pt">
+              <v:rect w14:anchorId="4897CED0" id="Rectangle 19" o:spid="_x0000_s1043" style="position:absolute;left:0;text-align:left;margin-left:0;margin-top:24.65pt;width:219.8pt;height:134.75pt;z-index:251677696;visibility:visible;mso-wrap-style:square;mso-width-percent:0;mso-height-percent:0;mso-wrap-distance-left:9pt;mso-wrap-distance-top:0;mso-wrap-distance-right:9pt;mso-wrap-distance-bottom:0;mso-position-horizontal:left;mso-position-horizontal-relative:margin;mso-position-vertical:absolute;mso-position-vertical-relative:text;mso-width-percent:0;mso-height-percent:0;mso-width-relative:margin;mso-height-relative:margin;v-text-anchor:middle" o:gfxdata="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" fillcolor="black [3200]" strokecolor="black [480]" strokeweight="1pt">
                 <v:textbox>
                   <w:txbxContent>
                     <w:p>
@@ -30473,7 +30801,7 @@
           </mc:Choice>
           <mc:Fallback>
             <w:pict>
-              <v:rect w14:anchorId="6AA14DDD" id="Rectangle 20" o:spid="_x0000_s1043" style="position:absolute;left:0;text-align:left;margin-left:0;margin-top:-.1pt;width:262.9pt;height:321.8pt;z-index:251678720;visibility:visible;mso-wrap-style:square;mso-width-percent:0;mso-height-percent:0;mso-wrap-distance-left:9pt;mso-wrap-distance-top:0;mso-wrap-distance-right:9pt;mso-wrap-distance-bottom:0;mso-position-horizontal:left;mso-position-horizontal-relative:margin;mso-position-vertical:absolute;mso-position-vertical-relative:text;mso-width-percent:0;mso-height-percent:0;mso-width-relative:margin;mso-height-relative:margin;v-text-anchor:middle" o:gfxdata="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" fillcolor="black [3200]" strokecolor="black [480]" strokeweight="1pt">
+              <v:rect w14:anchorId="6AA14DDD" id="Rectangle 20" o:spid="_x0000_s1044" style="position:absolute;left:0;text-align:left;margin-left:0;margin-top:-.1pt;width:262.9pt;height:321.8pt;z-index:251678720;visibility:visible;mso-wrap-style:square;mso-width-percent:0;mso-height-percent:0;mso-wrap-distance-left:9pt;mso-wrap-distance-top:0;mso-wrap-distance-right:9pt;mso-wrap-distance-bottom:0;mso-position-horizontal:left;mso-position-horizontal-relative:margin;mso-position-vertical:absolute;mso-position-vertical-relative:text;mso-width-percent:0;mso-height-percent:0;mso-width-relative:margin;mso-height-relative:margin;v-text-anchor:middle" o:gfxdata="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" fillcolor="black [3200]" strokecolor="black [480]" strokeweight="1pt">
                 <v:textbox>
                   <w:txbxContent>
                     <w:p>
@@ -33644,7 +33972,7 @@
           </mc:Choice>
           <mc:Fallback>
             <w:pict>
-              <v:rect w14:anchorId="52503CAD" id="_x0000_s1044" style="position:absolute;left:0;text-align:left;margin-left:16.9pt;margin-top:21.85pt;width:202.9pt;height:118.35pt;z-index:251672576;visibility:visible;mso-wrap-style:square;mso-width-percent:0;mso-height-percent:0;mso-wrap-distance-left:9pt;mso-wrap-distance-top:0;mso-wrap-distance-right:9pt;mso-wrap-distance-bottom:0;mso-position-horizontal:absolute;mso-position-horizontal-relative:text;mso-position-vertical:absolute;mso-position-vertical-relative:text;mso-width-percent:0;mso-height-percent:0;mso-width-relative:margin;mso-height-relative:margin;v-text-anchor:middle" o:gfxdata="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" fillcolor="black [3200]" strokecolor="black [480]" strokeweight="1pt">
+              <v:rect w14:anchorId="52503CAD" id="_x0000_s1045" style="position:absolute;left:0;text-align:left;margin-left:16.9pt;margin-top:21.85pt;width:202.9pt;height:118.35pt;z-index:251672576;visibility:visible;mso-wrap-style:square;mso-width-percent:0;mso-height-percent:0;mso-wrap-distance-left:9pt;mso-wrap-distance-top:0;mso-wrap-distance-right:9pt;mso-wrap-distance-bottom:0;mso-position-horizontal:absolute;mso-position-horizontal-relative:text;mso-position-vertical:absolute;mso-position-vertical-relative:text;mso-width-percent:0;mso-height-percent:0;mso-width-relative:margin;mso-height-relative:margin;v-text-anchor:middle" o:gfxdata="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" fillcolor="black [3200]" strokecolor="black [480]" strokeweight="1pt">
                 <v:textbox>
                   <w:txbxContent>
                     <w:p>
@@ -34496,7 +34824,7 @@
           </mc:Choice>
           <mc:Fallback>
             <w:pict>
-              <v:rect w14:anchorId="0430BD16" id="_x0000_s1045" style="position:absolute;left:0;text-align:left;margin-left:18pt;margin-top:5pt;width:224.75pt;height:105.25pt;z-index:251673600;visibility:visible;mso-wrap-style:square;mso-height-percent:0;mso-wrap-distance-left:9pt;mso-wrap-distance-top:0;mso-wrap-distance-right:9pt;mso-wrap-distance-bottom:0;mso-position-horizontal:absolute;mso-position-horizontal-relative:text;mso-position-vertical:absolute;mso-position-vertical-relative:text;mso-height-percent:0;mso-height-relative:margin;v-text-anchor:middle" o:gfxdata="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" fillcolor="black [3200]" strokecolor="black [480]" strokeweight="1pt">
+              <v:rect w14:anchorId="0430BD16" id="_x0000_s1046" style="position:absolute;left:0;text-align:left;margin-left:18pt;margin-top:5pt;width:224.75pt;height:105.25pt;z-index:251673600;visibility:visible;mso-wrap-style:square;mso-height-percent:0;mso-wrap-distance-left:9pt;mso-wrap-distance-top:0;mso-wrap-distance-right:9pt;mso-wrap-distance-bottom:0;mso-position-horizontal:absolute;mso-position-horizontal-relative:text;mso-position-vertical:absolute;mso-position-vertical-relative:text;mso-height-percent:0;mso-height-relative:margin;v-text-anchor:middle" o:gfxdata="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" fillcolor="black [3200]" strokecolor="black [480]" strokeweight="1pt">
                 <v:textbox>
                   <w:txbxContent>
                     <w:p>
@@ -35281,7 +35609,7 @@
           </mc:Choice>
           <mc:Fallback>
             <w:pict>
-              <v:rect w14:anchorId="204C0CBA" id="_x0000_s1046" style="position:absolute;left:0;text-align:left;margin-left:17.45pt;margin-top:23.1pt;width:162.55pt;height:119.45pt;z-index:251674624;visibility:visible;mso-wrap-style:square;mso-width-percent:0;mso-height-percent:0;mso-wrap-distance-left:9pt;mso-wrap-distance-top:0;mso-wrap-distance-right:9pt;mso-wrap-distance-bottom:0;mso-position-horizontal:absolute;mso-position-horizontal-relative:text;mso-position-vertical:absolute;mso-position-vertical-relative:text;mso-width-percent:0;mso-height-percent:0;mso-width-relative:margin;mso-height-relative:margin;v-text-anchor:middle" o:gfxdata="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" fillcolor="black [3200]" strokecolor="black [480]" strokeweight="1pt">
+              <v:rect w14:anchorId="204C0CBA" id="_x0000_s1047" style="position:absolute;left:0;text-align:left;margin-left:17.45pt;margin-top:23.1pt;width:162.55pt;height:119.45pt;z-index:251674624;visibility:visible;mso-wrap-style:square;mso-width-percent:0;mso-height-percent:0;mso-wrap-distance-left:9pt;mso-wrap-distance-top:0;mso-wrap-distance-right:9pt;mso-wrap-distance-bottom:0;mso-position-horizontal:absolute;mso-position-horizontal-relative:text;mso-position-vertical:absolute;mso-position-vertical-relative:text;mso-width-percent:0;mso-height-percent:0;mso-width-relative:margin;mso-height-relative:margin;v-text-anchor:middle" o:gfxdata="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" fillcolor="black [3200]" strokecolor="black [480]" strokeweight="1pt">
                 <v:textbox>
                   <w:txbxContent>
                     <w:p>
@@ -36367,7 +36695,7 @@
           </mc:Choice>
           <mc:Fallback>
             <w:pict>
-              <v:rect w14:anchorId="115FEEF4" id="Rectangle 17" o:spid="_x0000_s1047" style="position:absolute;left:0;text-align:left;margin-left:1.1pt;margin-top:21.4pt;width:146.2pt;height:99.25pt;z-index:251675648;visibility:visible;mso-wrap-style:square;mso-width-percent:0;mso-height-percent:0;mso-wrap-distance-left:9pt;mso-wrap-distance-top:0;mso-wrap-distance-right:9pt;mso-wrap-distance-bottom:0;mso-position-horizontal:absolute;mso-position-horizontal-relative:text;mso-position-vertical:absolute;mso-position-vertical-relative:text;mso-width-percent:0;mso-height-percent:0;mso-width-relative:margin;mso-height-relative:margin;v-text-anchor:middle" o:gfxdata="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" fillcolor="black [3200]" strokecolor="black [480]" strokeweight="1pt">
+              <v:rect w14:anchorId="115FEEF4" id="Rectangle 17" o:spid="_x0000_s1048" style="position:absolute;left:0;text-align:left;margin-left:1.1pt;margin-top:21.4pt;width:146.2pt;height:99.25pt;z-index:251675648;visibility:visible;mso-wrap-style:square;mso-width-percent:0;mso-height-percent:0;mso-wrap-distance-left:9pt;mso-wrap-distance-top:0;mso-wrap-distance-right:9pt;mso-wrap-distance-bottom:0;mso-position-horizontal:absolute;mso-position-horizontal-relative:text;mso-position-vertical:absolute;mso-position-vertical-relative:text;mso-width-percent:0;mso-height-percent:0;mso-width-relative:margin;mso-height-relative:margin;v-text-anchor:middle" o:gfxdata="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" fillcolor="black [3200]" strokecolor="black [480]" strokeweight="1pt">
                 <v:textbox>
                   <w:txbxContent>
                     <w:p>
@@ -37347,7 +37675,7 @@
 </file>
 
 <file path=word/numbering.xml><?xml version="1.0" encoding="utf-8"?>
-<w:numbering xmlns:wpc="http://schemas.microsoft.com/office/word/2010/wordprocessingCanvas" xmlns:cx="http://schemas.microsoft.com/office/drawing/2014/chartex" xmlns:cx1="http://schemas.microsoft.com/office/drawing/2015/9/8/chartex" xmlns:cx2="http://schemas.microsoft.com/office/drawing/2015/10/21/chartex" xmlns:cx3="http://schemas.microsoft.com/office/drawing/2016/5/9/chartex" xmlns:cx4="http://schemas.microsoft.com/office/drawing/2016/5/10/chartex" xmlns:cx5="http://schemas.microsoft.com/office/drawing/2016/5/11/chartex" xmlns:cx6="http://schemas.microsoft.com/office/drawing/2016/5/12/chartex" xmlns:cx7="http://schemas.microsoft.com/office/drawing/2016/5/13/chartex" xmlns:cx8="http://schemas.microsoft.com/office/drawing/2016/5/14/chartex" xmlns:mc="http://schemas.openxmlformats.org/markup-compatibility/2006" xmlns:aink="http://schemas.microsoft.com/office/drawing/2016/ink" xmlns:am3d="http://schemas.microsoft.com/office/drawing/2017/model3d" xmlns:o="urn:schemas-microsoft-com:office:office" xmlns:oel="http://schemas.microsoft.com/office/2019/extlst" xmlns:r="http://schemas.openxmlformats.org/officeDocument/2006/relationships" xmlns:m="http://schemas.openxmlformats.org/officeDocument/2006/math" xmlns:v="urn:schemas-microsoft-com:vml" xmlns:wp14="http://schemas.microsoft.com/office/word/2010/wordprocessingDrawing" xmlns:wp="http://schemas.openxmlformats.org/drawingml/2006/wordprocessingDrawing" xmlns:w10="urn:schemas-microsoft-com:office:word" xmlns:w="http://schemas.openxmlformats.org/wordprocessingml/2006/main" xmlns:w14="http://schemas.microsoft.com/office/word/2010/wordml" xmlns:w15="http://schemas.microsoft.com/office/word/2012/wordml" xmlns:w16cex="http://schemas.microsoft.com/office/word/2018/wordml/cex" xmlns:w16cid="http://schemas.microsoft.com/office/word/2016/wordml/cid" xmlns:w16="http://schemas.microsoft.com/office/word/2018/wordml" xmlns:w16sdtdh="http://schemas.microsoft.com/office/word/2020/wordml/sdtdatahash" xmlns:w16se="http://schemas.microsoft.com/office/word/2015/wordml/symex" xmlns:wpg="http://schemas.microsoft.com/office/word/2010/wordprocessingGroup" xmlns:wpi="http://schemas.microsoft.com/office/word/2010/wordprocessingInk" xmlns:wne="http://schemas.microsoft.com/office/word/2006/wordml" xmlns:wps="http://schemas.microsoft.com/office/word/2010/wordprocessingShape" mc:Ignorable="w14 w15 w16se w16cid w16 w16cex w16sdtdh wp14">
+<w:numbering xmlns:wpc="http://schemas.microsoft.com/office/word/2010/wordprocessingCanvas" xmlns:cx="http://schemas.microsoft.com/office/drawing/2014/chartex" xmlns:cx1="http://schemas.microsoft.com/office/drawing/2015/9/8/chartex" xmlns:cx2="http://schemas.microsoft.com/office/drawing/2015/10/21/chartex" xmlns:cx3="http://schemas.microsoft.com/office/drawing/2016/5/9/chartex" xmlns:cx4="http://schemas.microsoft.com/office/drawing/2016/5/10/chartex" xmlns:cx5="http://schemas.microsoft.com/office/drawing/2016/5/11/chartex" xmlns:cx6="http://schemas.microsoft.com/office/drawing/2016/5/12/chartex" xmlns:cx7="http://schemas.microsoft.com/office/drawing/2016/5/13/chartex" xmlns:cx8="http://schemas.microsoft.com/office/drawing/2016/5/14/chartex" xmlns:mc="http://schemas.openxmlformats.org/markup-compatibility/2006" xmlns:aink="http://schemas.microsoft.com/office/drawing/2016/ink" xmlns:am3d="http://schemas.microsoft.com/office/drawing/2017/model3d" xmlns:o="urn:schemas-microsoft-com:office:office" xmlns:oel="http://schemas.microsoft.com/office/2019/extlst" xmlns:r="http://schemas.openxmlformats.org/officeDocument/2006/relationships" xmlns:m="http://schemas.openxmlformats.org/officeDocument/2006/math" xmlns:v="urn:schemas-microsoft-com:vml" xmlns:wp14="http://schemas.microsoft.com/office/word/2010/wordprocessingDrawing" xmlns:wp="http://schemas.openxmlformats.org/drawingml/2006/wordprocessingDrawing" xmlns:w10="urn:schemas-microsoft-com:office:word" xmlns:w="http://schemas.openxmlformats.org/wordprocessingml/2006/main" xmlns:w14="http://schemas.microsoft.com/office/word/2010/wordml" xmlns:w15="http://schemas.microsoft.com/office/word/2012/wordml" xmlns:w16cex="http://schemas.microsoft.com/office/word/2018/wordml/cex" xmlns:w16cid="http://schemas.microsoft.com/office/word/2016/wordml/cid" xmlns:w16="http://schemas.microsoft.com/office/word/2018/wordml" xmlns:w16du="http://schemas.microsoft.com/office/word/2023/wordml/word16du" xmlns:w16sdtdh="http://schemas.microsoft.com/office/word/2020/wordml/sdtdatahash" xmlns:w16sdtfl="http://schemas.microsoft.com/office/word/2024/wordml/sdtformatlock" xmlns:w16se="http://schemas.microsoft.com/office/word/2015/wordml/symex" xmlns:wpg="http://schemas.microsoft.com/office/word/2010/wordprocessingGroup" xmlns:wpi="http://schemas.microsoft.com/office/word/2010/wordprocessingInk" xmlns:wne="http://schemas.microsoft.com/office/word/2006/wordml" xmlns:wps="http://schemas.microsoft.com/office/word/2010/wordprocessingShape" mc:Ignorable="w14 w15 w16se w16cid w16 w16cex w16sdtdh w16sdtfl w16du wp14">
   <w:abstractNum w:abstractNumId="0" w15:restartNumberingAfterBreak="0">
     <w:nsid w:val="00B547E6"/>
     <w:multiLevelType w:val="hybridMultilevel"/>
@@ -46061,7 +46389,7 @@
 </file>
 
 <file path=word/styles.xml><?xml version="1.0" encoding="utf-8"?>
-<w:styles xmlns:mc="http://schemas.openxmlformats.org/markup-compatibility/2006" xmlns:r="http://schemas.openxmlformats.org/officeDocument/2006/relationships" xmlns:w="http://schemas.openxmlformats.org/wordprocessingml/2006/main" xmlns:w14="http://schemas.microsoft.com/office/word/2010/wordml" xmlns:w15="http://schemas.microsoft.com/office/word/2012/wordml" xmlns:w16cex="http://schemas.microsoft.com/office/word/2018/wordml/cex" xmlns:w16cid="http://schemas.microsoft.com/office/word/2016/wordml/cid" xmlns:w16="http://schemas.microsoft.com/office/word/2018/wordml" xmlns:w16sdtdh="http://schemas.microsoft.com/office/word/2020/wordml/sdtdatahash" xmlns:w16se="http://schemas.microsoft.com/office/word/2015/wordml/symex" mc:Ignorable="w14 w15 w16se w16cid w16 w16cex w16sdtdh">
+<w:styles xmlns:mc="http://schemas.openxmlformats.org/markup-compatibility/2006" xmlns:r="http://schemas.openxmlformats.org/officeDocument/2006/relationships" xmlns:w="http://schemas.openxmlformats.org/wordprocessingml/2006/main" xmlns:w14="http://schemas.microsoft.com/office/word/2010/wordml" xmlns:w15="http://schemas.microsoft.com/office/word/2012/wordml" xmlns:w16cex="http://schemas.microsoft.com/office/word/2018/wordml/cex" xmlns:w16cid="http://schemas.microsoft.com/office/word/2016/wordml/cid" xmlns:w16="http://schemas.microsoft.com/office/word/2018/wordml" xmlns:w16du="http://schemas.microsoft.com/office/word/2023/wordml/word16du" xmlns:w16sdtdh="http://schemas.microsoft.com/office/word/2020/wordml/sdtdatahash" xmlns:w16sdtfl="http://schemas.microsoft.com/office/word/2024/wordml/sdtformatlock" xmlns:w16se="http://schemas.microsoft.com/office/word/2015/wordml/symex" mc:Ignorable="w14 w15 w16se w16cid w16 w16cex w16sdtdh w16sdtfl w16du">
   <w:docDefaults>
     <w:rPrDefault>
       <w:rPr>

--- a/Kubernetes/6-deployment.docx
+++ b/Kubernetes/6-deployment.docx
@@ -16929,6 +16929,7 @@
     </w:p>
     <w:p>
       <w:pPr>
+        <w:spacing w:after="60"/>
         <w:jc w:val="both"/>
         <w:rPr>
           <w:rFonts w:asciiTheme="majorBidi" w:hAnsiTheme="majorBidi" w:cstheme="majorBidi"/>
@@ -16962,6 +16963,7 @@
     </w:p>
     <w:p>
       <w:pPr>
+        <w:spacing w:after="60"/>
         <w:jc w:val="both"/>
         <w:rPr>
           <w:rFonts w:asciiTheme="majorBidi" w:hAnsiTheme="majorBidi" w:cstheme="majorBidi"/>
@@ -17016,6 +17018,7 @@
     </w:p>
     <w:p>
       <w:pPr>
+        <w:spacing w:after="120"/>
         <w:jc w:val="both"/>
         <w:rPr>
           <w:rFonts w:asciiTheme="majorBidi" w:hAnsiTheme="majorBidi" w:cstheme="majorBidi"/>
@@ -17066,42 +17069,6 @@
           <w:szCs w:val="28"/>
         </w:rPr>
         <w:t xml:space="preserve"> is not immediately deleted, which allows Kubernetes to roll back to it if needed.</w:t>
-      </w:r>
-    </w:p>
-    <w:p>
-      <w:pPr>
-        <w:jc w:val="both"/>
-        <w:rPr>
-          <w:rFonts w:asciiTheme="majorBidi" w:hAnsiTheme="majorBidi" w:cstheme="majorBidi"/>
-          <w:sz w:val="28"/>
-          <w:szCs w:val="28"/>
-        </w:rPr>
-      </w:pPr>
-      <w:r>
-        <w:rPr>
-          <w:rFonts w:asciiTheme="majorBidi" w:hAnsiTheme="majorBidi" w:cstheme="majorBidi"/>
-          <w:sz w:val="28"/>
-          <w:szCs w:val="28"/>
-        </w:rPr>
-        <w:t>Why Rollbacks Are Important</w:t>
-      </w:r>
-    </w:p>
-    <w:p>
-      <w:pPr>
-        <w:jc w:val="both"/>
-        <w:rPr>
-          <w:rFonts w:asciiTheme="majorBidi" w:hAnsiTheme="majorBidi" w:cstheme="majorBidi"/>
-          <w:sz w:val="28"/>
-          <w:szCs w:val="28"/>
-        </w:rPr>
-      </w:pPr>
-      <w:r>
-        <w:rPr>
-          <w:rFonts w:asciiTheme="majorBidi" w:hAnsiTheme="majorBidi" w:cstheme="majorBidi"/>
-          <w:sz w:val="28"/>
-          <w:szCs w:val="28"/>
-        </w:rPr>
-        <w:t>Sometimes a new release may introduce issues such as:</w:t>
       </w:r>
     </w:p>
     <w:p>
@@ -17123,18 +17090,63 @@
           <w:sz w:val="32"/>
           <w:szCs w:val="32"/>
         </w:rPr>
+        <w:t>Why Rollbacks Are Important</w:t>
+      </w:r>
+      <w:r>
+        <w:rPr>
+          <w:rFonts w:asciiTheme="majorBidi" w:hAnsiTheme="majorBidi" w:cstheme="majorBidi"/>
+          <w:b/>
+          <w:bCs/>
+          <w:sz w:val="32"/>
+          <w:szCs w:val="32"/>
+        </w:rPr>
+        <w:t>:</w:t>
+      </w:r>
+    </w:p>
+    <w:p>
+      <w:pPr>
+        <w:spacing w:after="60"/>
+        <w:jc w:val="both"/>
+        <w:rPr>
+          <w:rFonts w:asciiTheme="majorBidi" w:hAnsiTheme="majorBidi" w:cstheme="majorBidi"/>
+          <w:sz w:val="28"/>
+          <w:szCs w:val="28"/>
+        </w:rPr>
+      </w:pPr>
+      <w:r>
+        <w:rPr>
+          <w:rFonts w:asciiTheme="majorBidi" w:hAnsiTheme="majorBidi" w:cstheme="majorBidi"/>
+          <w:sz w:val="28"/>
+          <w:szCs w:val="28"/>
+        </w:rPr>
+        <w:t>Sometimes a new release may introduce issues such as</w:t>
+      </w:r>
+      <w:r>
+        <w:rPr>
+          <w:rFonts w:asciiTheme="majorBidi" w:hAnsiTheme="majorBidi" w:cstheme="majorBidi"/>
+          <w:sz w:val="28"/>
+          <w:szCs w:val="28"/>
+        </w:rPr>
+        <w:t xml:space="preserve"> </w:t>
+      </w:r>
+      <w:r>
+        <w:rPr>
+          <w:rFonts w:asciiTheme="majorBidi" w:hAnsiTheme="majorBidi" w:cstheme="majorBidi"/>
+          <w:b/>
+          <w:bCs/>
+          <w:sz w:val="28"/>
+          <w:szCs w:val="28"/>
+        </w:rPr>
         <w:t>Viewing Deployment History</w:t>
       </w:r>
-    </w:p>
-    <w:p>
-      <w:pPr>
-        <w:jc w:val="both"/>
-        <w:rPr>
-          <w:rFonts w:asciiTheme="majorBidi" w:hAnsiTheme="majorBidi" w:cstheme="majorBidi"/>
-          <w:sz w:val="28"/>
-          <w:szCs w:val="28"/>
-        </w:rPr>
-      </w:pPr>
+      <w:r>
+        <w:rPr>
+          <w:rFonts w:asciiTheme="majorBidi" w:hAnsiTheme="majorBidi" w:cstheme="majorBidi"/>
+          <w:sz w:val="28"/>
+          <w:szCs w:val="28"/>
+        </w:rPr>
+        <w:t xml:space="preserve">. </w:t>
+      </w:r>
       <w:r>
         <w:rPr>
           <w:rFonts w:asciiTheme="majorBidi" w:hAnsiTheme="majorBidi" w:cstheme="majorBidi"/>
@@ -17146,6 +17158,7 @@
     </w:p>
     <w:p>
       <w:pPr>
+        <w:spacing w:after="120"/>
         <w:jc w:val="both"/>
         <w:rPr>
           <w:rFonts w:asciiTheme="majorBidi" w:hAnsiTheme="majorBidi" w:cstheme="majorBidi"/>
@@ -17216,15 +17229,19 @@
           <w:rFonts w:asciiTheme="majorBidi" w:hAnsiTheme="majorBidi" w:cstheme="majorBidi"/>
           <w:b/>
           <w:bCs/>
-          <w:sz w:val="28"/>
-          <w:szCs w:val="28"/>
-        </w:rPr>
-      </w:pPr>
-      <w:r>
-        <w:rPr>
-          <w:rFonts w:asciiTheme="majorBidi" w:hAnsiTheme="majorBidi" w:cstheme="majorBidi"/>
-          <w:b/>
-          <w:bCs/>
+          <w:i/>
+          <w:iCs/>
+          <w:sz w:val="28"/>
+          <w:szCs w:val="28"/>
+        </w:rPr>
+      </w:pPr>
+      <w:r>
+        <w:rPr>
+          <w:rFonts w:asciiTheme="majorBidi" w:hAnsiTheme="majorBidi" w:cstheme="majorBidi"/>
+          <w:b/>
+          <w:bCs/>
+          <w:i/>
+          <w:iCs/>
           <w:sz w:val="28"/>
           <w:szCs w:val="28"/>
         </w:rPr>
@@ -17233,20 +17250,41 @@
     </w:p>
     <w:p>
       <w:pPr>
-        <w:jc w:val="both"/>
-        <w:rPr>
-          <w:rFonts w:asciiTheme="majorBidi" w:hAnsiTheme="majorBidi" w:cstheme="majorBidi"/>
-          <w:sz w:val="28"/>
-          <w:szCs w:val="28"/>
-        </w:rPr>
-      </w:pPr>
-      <w:r>
-        <w:rPr>
-          <w:rFonts w:asciiTheme="majorBidi" w:hAnsiTheme="majorBidi" w:cstheme="majorBidi"/>
-          <w:sz w:val="28"/>
-          <w:szCs w:val="28"/>
-        </w:rPr>
-        <w:t>The CHANGE-CAUSE annotation is used to provide context about why a specific revision of a Deployment was created.</w:t>
+        <w:spacing w:after="120"/>
+        <w:jc w:val="both"/>
+        <w:rPr>
+          <w:rFonts w:asciiTheme="majorBidi" w:hAnsiTheme="majorBidi" w:cstheme="majorBidi"/>
+          <w:sz w:val="28"/>
+          <w:szCs w:val="28"/>
+        </w:rPr>
+      </w:pPr>
+      <w:r>
+        <w:rPr>
+          <w:rFonts w:asciiTheme="majorBidi" w:hAnsiTheme="majorBidi" w:cstheme="majorBidi"/>
+          <w:sz w:val="28"/>
+          <w:szCs w:val="28"/>
+        </w:rPr>
+        <w:t xml:space="preserve">The </w:t>
+      </w:r>
+      <w:r>
+        <w:rPr>
+          <w:rFonts w:asciiTheme="majorBidi" w:hAnsiTheme="majorBidi" w:cstheme="majorBidi"/>
+          <w:b/>
+          <w:bCs/>
+          <w:i/>
+          <w:iCs/>
+          <w:sz w:val="28"/>
+          <w:szCs w:val="28"/>
+        </w:rPr>
+        <w:t>CHANGE-CAUSE</w:t>
+      </w:r>
+      <w:r>
+        <w:rPr>
+          <w:rFonts w:asciiTheme="majorBidi" w:hAnsiTheme="majorBidi" w:cstheme="majorBidi"/>
+          <w:sz w:val="28"/>
+          <w:szCs w:val="28"/>
+        </w:rPr>
+        <w:t xml:space="preserve"> annotation is used to provide context about why a specific revision of a Deployment was created.</w:t>
       </w:r>
     </w:p>
     <w:p>
@@ -17255,17 +17293,19 @@
         <w:jc w:val="both"/>
         <w:rPr>
           <w:rFonts w:asciiTheme="majorBidi" w:hAnsiTheme="majorBidi" w:cstheme="majorBidi"/>
-          <w:sz w:val="28"/>
-          <w:szCs w:val="28"/>
-          <w:u w:val="single"/>
-        </w:rPr>
-      </w:pPr>
-      <w:r>
-        <w:rPr>
-          <w:rFonts w:asciiTheme="majorBidi" w:hAnsiTheme="majorBidi" w:cstheme="majorBidi"/>
-          <w:sz w:val="28"/>
-          <w:szCs w:val="28"/>
-          <w:u w:val="single"/>
+          <w:b/>
+          <w:bCs/>
+          <w:sz w:val="28"/>
+          <w:szCs w:val="28"/>
+        </w:rPr>
+      </w:pPr>
+      <w:r>
+        <w:rPr>
+          <w:rFonts w:asciiTheme="majorBidi" w:hAnsiTheme="majorBidi" w:cstheme="majorBidi"/>
+          <w:b/>
+          <w:bCs/>
+          <w:sz w:val="28"/>
+          <w:szCs w:val="28"/>
         </w:rPr>
         <w:t>Usage:</w:t>
       </w:r>
@@ -17470,7 +17510,7 @@
           <w:sz w:val="28"/>
           <w:szCs w:val="28"/>
         </w:rPr>
-        <w:t>–</w:t>
+        <w:t>--</w:t>
       </w:r>
       <w:r>
         <w:rPr>
@@ -17522,7 +17562,27 @@
           <w:sz w:val="28"/>
           <w:szCs w:val="28"/>
         </w:rPr>
-        <w:t xml:space="preserve"> flag is used, Kubernetes automatically adds a CHANGE-CAUSE annotation to the revision. This annotation typically includes the command that made the change.</w:t>
+        <w:t xml:space="preserve"> flag is used, Kubernetes automatically adds a </w:t>
+      </w:r>
+      <w:r>
+        <w:rPr>
+          <w:rFonts w:asciiTheme="majorBidi" w:hAnsiTheme="majorBidi" w:cstheme="majorBidi"/>
+          <w:b/>
+          <w:bCs/>
+          <w:i/>
+          <w:iCs/>
+          <w:sz w:val="28"/>
+          <w:szCs w:val="28"/>
+        </w:rPr>
+        <w:t>CHANGE-CAUSE</w:t>
+      </w:r>
+      <w:r>
+        <w:rPr>
+          <w:rFonts w:asciiTheme="majorBidi" w:hAnsiTheme="majorBidi" w:cstheme="majorBidi"/>
+          <w:sz w:val="28"/>
+          <w:szCs w:val="28"/>
+        </w:rPr>
+        <w:t xml:space="preserve"> annotation to the revision. This annotation typically includes the command that made the change.</w:t>
       </w:r>
       <w:r>
         <w:rPr>
@@ -17537,13 +17597,14 @@
           <w:rFonts w:asciiTheme="majorBidi" w:hAnsiTheme="majorBidi" w:cstheme="majorBidi"/>
           <w:sz w:val="28"/>
           <w:szCs w:val="28"/>
+          <w:u w:val="single"/>
         </w:rPr>
         <w:t>Example:</w:t>
       </w:r>
     </w:p>
     <w:p>
       <w:pPr>
-        <w:spacing w:after="120"/>
+        <w:spacing w:after="60"/>
         <w:ind w:left="360"/>
         <w:jc w:val="both"/>
         <w:rPr>
@@ -17659,6 +17720,7 @@
     <w:p>
       <w:pPr>
         <w:spacing w:after="60"/>
+        <w:jc w:val="both"/>
         <w:rPr>
           <w:rFonts w:asciiTheme="majorBidi" w:hAnsiTheme="majorBidi" w:cstheme="majorBidi"/>
           <w:sz w:val="28"/>
@@ -17676,6 +17738,7 @@
     </w:p>
     <w:p>
       <w:pPr>
+        <w:jc w:val="both"/>
         <w:rPr>
           <w:rFonts w:asciiTheme="majorBidi" w:hAnsiTheme="majorBidi" w:cstheme="majorBidi"/>
           <w:sz w:val="28"/>
@@ -18016,7 +18079,7 @@
           </mc:Choice>
           <mc:Fallback>
             <w:pict>
-              <v:rect w14:anchorId="799CAF81" id="Rectangle 13" o:spid="_x0000_s1037" style="position:absolute;margin-left:-.55pt;margin-top:39.15pt;width:352.35pt;height:82.35pt;z-index:251667456;visibility:visible;mso-wrap-style:square;mso-width-percent:0;mso-height-percent:0;mso-wrap-distance-left:9pt;mso-wrap-distance-top:0;mso-wrap-distance-right:9pt;mso-wrap-distance-bottom:0;mso-position-horizontal:absolute;mso-position-horizontal-relative:text;mso-position-vertical:absolute;mso-position-vertical-relative:text;mso-width-percent:0;mso-height-percent:0;mso-width-relative:margin;mso-height-relative:margin;v-text-anchor:middle" o:gfxdata="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" fillcolor="black [3200]" strokecolor="black [480]" strokeweight="1pt">
+              <v:rect w14:anchorId="799CAF81" id="Rectangle 13" o:spid="_x0000_s1037" style="position:absolute;left:0;text-align:left;margin-left:-.55pt;margin-top:39.15pt;width:352.35pt;height:82.35pt;z-index:251667456;visibility:visible;mso-wrap-style:square;mso-width-percent:0;mso-height-percent:0;mso-wrap-distance-left:9pt;mso-wrap-distance-top:0;mso-wrap-distance-right:9pt;mso-wrap-distance-bottom:0;mso-position-horizontal:absolute;mso-position-horizontal-relative:text;mso-position-vertical:absolute;mso-position-vertical-relative:text;mso-width-percent:0;mso-height-percent:0;mso-width-relative:margin;mso-height-relative:margin;v-text-anchor:middle" o:gfxdata="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" fillcolor="black [3200]" strokecolor="black [480]" strokeweight="1pt">
                 <v:textbox>
                   <w:txbxContent>
                     <w:p>
@@ -18337,24 +18400,27 @@
     </w:p>
     <w:p>
       <w:pPr>
-        <w:rPr>
-          <w:rFonts w:asciiTheme="majorBidi" w:hAnsiTheme="majorBidi" w:cstheme="majorBidi"/>
-          <w:sz w:val="28"/>
-          <w:szCs w:val="28"/>
-        </w:rPr>
-      </w:pPr>
-    </w:p>
-    <w:p>
-      <w:pPr>
-        <w:rPr>
-          <w:rFonts w:asciiTheme="majorBidi" w:hAnsiTheme="majorBidi" w:cstheme="majorBidi"/>
-          <w:sz w:val="28"/>
-          <w:szCs w:val="28"/>
-        </w:rPr>
-      </w:pPr>
-    </w:p>
-    <w:p>
-      <w:pPr>
+        <w:jc w:val="both"/>
+        <w:rPr>
+          <w:rFonts w:asciiTheme="majorBidi" w:hAnsiTheme="majorBidi" w:cstheme="majorBidi"/>
+          <w:sz w:val="28"/>
+          <w:szCs w:val="28"/>
+        </w:rPr>
+      </w:pPr>
+    </w:p>
+    <w:p>
+      <w:pPr>
+        <w:jc w:val="both"/>
+        <w:rPr>
+          <w:rFonts w:asciiTheme="majorBidi" w:hAnsiTheme="majorBidi" w:cstheme="majorBidi"/>
+          <w:sz w:val="28"/>
+          <w:szCs w:val="28"/>
+        </w:rPr>
+      </w:pPr>
+    </w:p>
+    <w:p>
+      <w:pPr>
+        <w:jc w:val="both"/>
         <w:rPr>
           <w:rFonts w:asciiTheme="majorBidi" w:hAnsiTheme="majorBidi" w:cstheme="majorBidi"/>
           <w:b/>
@@ -18368,24 +18434,24 @@
     </w:p>
     <w:p>
       <w:pPr>
-        <w:jc w:val="both"/>
-        <w:rPr>
-          <w:rFonts w:asciiTheme="majorBidi" w:hAnsiTheme="majorBidi" w:cstheme="majorBidi"/>
-          <w:b/>
-          <w:bCs/>
-          <w:sz w:val="28"/>
-          <w:szCs w:val="28"/>
-        </w:rPr>
-      </w:pPr>
-      <w:r>
-        <w:rPr>
-          <w:rFonts w:asciiTheme="majorBidi" w:hAnsiTheme="majorBidi" w:cstheme="majorBidi"/>
-          <w:b/>
-          <w:bCs/>
-          <w:sz w:val="28"/>
-          <w:szCs w:val="28"/>
-        </w:rPr>
-        <w:lastRenderedPageBreak/>
+        <w:spacing w:after="60"/>
+        <w:jc w:val="both"/>
+        <w:rPr>
+          <w:rFonts w:asciiTheme="majorBidi" w:hAnsiTheme="majorBidi" w:cstheme="majorBidi"/>
+          <w:b/>
+          <w:bCs/>
+          <w:sz w:val="28"/>
+          <w:szCs w:val="28"/>
+        </w:rPr>
+      </w:pPr>
+      <w:r>
+        <w:rPr>
+          <w:rFonts w:asciiTheme="majorBidi" w:hAnsiTheme="majorBidi" w:cstheme="majorBidi"/>
+          <w:b/>
+          <w:bCs/>
+          <w:sz w:val="28"/>
+          <w:szCs w:val="28"/>
+        </w:rPr>
         <w:t>R</w:t>
       </w:r>
       <w:r>
@@ -18396,21 +18462,22 @@
           <w:sz w:val="28"/>
           <w:szCs w:val="28"/>
         </w:rPr>
-        <w:t>oll back to the previous revision</w:t>
-      </w:r>
-      <w:r>
-        <w:rPr>
-          <w:rFonts w:asciiTheme="majorBidi" w:hAnsiTheme="majorBidi" w:cstheme="majorBidi"/>
-          <w:b/>
-          <w:bCs/>
-          <w:sz w:val="28"/>
-          <w:szCs w:val="28"/>
-        </w:rPr>
-        <w:t>:</w:t>
-      </w:r>
-    </w:p>
-    <w:p>
-      <w:pPr>
+        <w:t>oll ba</w:t>
+      </w:r>
+      <w:r>
+        <w:rPr>
+          <w:rFonts w:asciiTheme="majorBidi" w:hAnsiTheme="majorBidi" w:cstheme="majorBidi"/>
+          <w:b/>
+          <w:bCs/>
+          <w:sz w:val="32"/>
+          <w:szCs w:val="32"/>
+        </w:rPr>
+        <w:t>ck to the previous revision:</w:t>
+      </w:r>
+    </w:p>
+    <w:p>
+      <w:pPr>
+        <w:spacing w:after="60"/>
         <w:jc w:val="both"/>
         <w:rPr>
           <w:rFonts w:asciiTheme="majorBidi" w:hAnsiTheme="majorBidi" w:cstheme="majorBidi"/>
@@ -18438,14 +18505,6 @@
         </w:rPr>
         <w:t xml:space="preserve"> </w:t>
       </w:r>
-      <w:r>
-        <w:rPr>
-          <w:rFonts w:asciiTheme="majorBidi" w:hAnsiTheme="majorBidi" w:cstheme="majorBidi"/>
-          <w:sz w:val="28"/>
-          <w:szCs w:val="28"/>
-        </w:rPr>
-        <w:t xml:space="preserve">→ </w:t>
-      </w:r>
       <w:proofErr w:type="spellStart"/>
       <w:r>
         <w:rPr>
@@ -18482,15 +18541,31 @@
           <w:sz w:val="28"/>
           <w:szCs w:val="28"/>
         </w:rPr>
-        <w:t xml:space="preserve"> </w:t>
-      </w:r>
-      <w:r>
-        <w:rPr>
-          <w:rFonts w:asciiTheme="majorBidi" w:hAnsiTheme="majorBidi" w:cstheme="majorBidi"/>
-          <w:sz w:val="28"/>
-          <w:szCs w:val="28"/>
-        </w:rPr>
-        <w:t xml:space="preserve">→ </w:t>
+        <w:t>.</w:t>
+      </w:r>
+    </w:p>
+    <w:p>
+      <w:pPr>
+        <w:spacing w:after="120"/>
+        <w:jc w:val="both"/>
+        <w:rPr>
+          <w:rFonts w:asciiTheme="majorBidi" w:hAnsiTheme="majorBidi" w:cstheme="majorBidi"/>
+          <w:b/>
+          <w:bCs/>
+          <w:i/>
+          <w:iCs/>
+          <w:sz w:val="28"/>
+          <w:szCs w:val="28"/>
+        </w:rPr>
+      </w:pPr>
+      <w:r>
+        <w:rPr>
+          <w:rFonts w:asciiTheme="majorBidi" w:hAnsiTheme="majorBidi" w:cstheme="majorBidi"/>
+          <w:sz w:val="28"/>
+          <w:szCs w:val="28"/>
+        </w:rPr>
+        <w:lastRenderedPageBreak/>
+        <w:t xml:space="preserve">Then </w:t>
       </w:r>
       <w:r>
         <w:rPr>
@@ -18521,38 +18596,30 @@
     </w:p>
     <w:p>
       <w:pPr>
-        <w:jc w:val="both"/>
-        <w:rPr>
-          <w:rFonts w:asciiTheme="majorBidi" w:hAnsiTheme="majorBidi" w:cstheme="majorBidi"/>
-          <w:b/>
-          <w:bCs/>
-          <w:sz w:val="28"/>
-          <w:szCs w:val="28"/>
-        </w:rPr>
-      </w:pPr>
-      <w:r>
-        <w:rPr>
-          <w:rFonts w:asciiTheme="majorBidi" w:hAnsiTheme="majorBidi" w:cstheme="majorBidi"/>
-          <w:b/>
-          <w:bCs/>
-          <w:sz w:val="28"/>
-          <w:szCs w:val="28"/>
-        </w:rPr>
-        <w:t>Rolling Back to a Specific Revision</w:t>
-      </w:r>
-      <w:r>
-        <w:rPr>
-          <w:rFonts w:asciiTheme="majorBidi" w:hAnsiTheme="majorBidi" w:cstheme="majorBidi"/>
-          <w:b/>
-          <w:bCs/>
-          <w:sz w:val="28"/>
-          <w:szCs w:val="28"/>
-        </w:rPr>
-        <w:t>:</w:t>
-      </w:r>
-    </w:p>
-    <w:p>
-      <w:pPr>
+        <w:spacing w:after="60"/>
+        <w:jc w:val="both"/>
+        <w:rPr>
+          <w:rFonts w:asciiTheme="majorBidi" w:hAnsiTheme="majorBidi" w:cstheme="majorBidi"/>
+          <w:b/>
+          <w:bCs/>
+          <w:sz w:val="32"/>
+          <w:szCs w:val="32"/>
+        </w:rPr>
+      </w:pPr>
+      <w:r>
+        <w:rPr>
+          <w:rFonts w:asciiTheme="majorBidi" w:hAnsiTheme="majorBidi" w:cstheme="majorBidi"/>
+          <w:b/>
+          <w:bCs/>
+          <w:sz w:val="32"/>
+          <w:szCs w:val="32"/>
+        </w:rPr>
+        <w:t>Rolling Back to a Specific Revision:</w:t>
+      </w:r>
+    </w:p>
+    <w:p>
+      <w:pPr>
+        <w:spacing w:after="60"/>
         <w:jc w:val="both"/>
         <w:rPr>
           <w:rFonts w:asciiTheme="majorBidi" w:hAnsiTheme="majorBidi" w:cstheme="majorBidi"/>
@@ -18742,6 +18809,7 @@
     </w:p>
     <w:p>
       <w:pPr>
+        <w:spacing w:after="120"/>
         <w:ind w:left="360"/>
         <w:jc w:val="both"/>
         <w:rPr>
@@ -18761,38 +18829,30 @@
     </w:p>
     <w:p>
       <w:pPr>
-        <w:jc w:val="both"/>
-        <w:rPr>
-          <w:rFonts w:asciiTheme="majorBidi" w:hAnsiTheme="majorBidi" w:cstheme="majorBidi"/>
-          <w:b/>
-          <w:bCs/>
-          <w:sz w:val="28"/>
-          <w:szCs w:val="28"/>
-        </w:rPr>
-      </w:pPr>
-      <w:r>
-        <w:rPr>
-          <w:rFonts w:asciiTheme="majorBidi" w:hAnsiTheme="majorBidi" w:cstheme="majorBidi"/>
-          <w:b/>
-          <w:bCs/>
-          <w:sz w:val="28"/>
-          <w:szCs w:val="28"/>
-        </w:rPr>
-        <w:t>Checking Rollout Status</w:t>
-      </w:r>
-      <w:r>
-        <w:rPr>
-          <w:rFonts w:asciiTheme="majorBidi" w:hAnsiTheme="majorBidi" w:cstheme="majorBidi"/>
-          <w:b/>
-          <w:bCs/>
-          <w:sz w:val="28"/>
-          <w:szCs w:val="28"/>
-        </w:rPr>
-        <w:t>:</w:t>
-      </w:r>
-    </w:p>
-    <w:p>
-      <w:pPr>
+        <w:spacing w:after="60"/>
+        <w:jc w:val="both"/>
+        <w:rPr>
+          <w:rFonts w:asciiTheme="majorBidi" w:hAnsiTheme="majorBidi" w:cstheme="majorBidi"/>
+          <w:b/>
+          <w:bCs/>
+          <w:sz w:val="32"/>
+          <w:szCs w:val="32"/>
+        </w:rPr>
+      </w:pPr>
+      <w:r>
+        <w:rPr>
+          <w:rFonts w:asciiTheme="majorBidi" w:hAnsiTheme="majorBidi" w:cstheme="majorBidi"/>
+          <w:b/>
+          <w:bCs/>
+          <w:sz w:val="32"/>
+          <w:szCs w:val="32"/>
+        </w:rPr>
+        <w:t>Checking Rollout Status:</w:t>
+      </w:r>
+    </w:p>
+    <w:p>
+      <w:pPr>
+        <w:spacing w:after="60"/>
         <w:jc w:val="both"/>
         <w:rPr>
           <w:rFonts w:asciiTheme="majorBidi" w:hAnsiTheme="majorBidi" w:cstheme="majorBidi"/>
@@ -18811,6 +18871,7 @@
     </w:p>
     <w:p>
       <w:pPr>
+        <w:spacing w:after="120"/>
         <w:jc w:val="both"/>
         <w:rPr>
           <w:rFonts w:asciiTheme="majorBidi" w:hAnsiTheme="majorBidi" w:cstheme="majorBidi"/>
@@ -18871,41 +18932,30 @@
     </w:p>
     <w:p>
       <w:pPr>
-        <w:jc w:val="both"/>
-        <w:rPr>
-          <w:rFonts w:asciiTheme="majorBidi" w:hAnsiTheme="majorBidi" w:cstheme="majorBidi"/>
-          <w:b/>
-          <w:bCs/>
-          <w:sz w:val="28"/>
-          <w:szCs w:val="28"/>
-          <w:u w:val="single"/>
-        </w:rPr>
-      </w:pPr>
-      <w:r>
-        <w:rPr>
-          <w:rFonts w:asciiTheme="majorBidi" w:hAnsiTheme="majorBidi" w:cstheme="majorBidi"/>
-          <w:b/>
-          <w:bCs/>
-          <w:sz w:val="28"/>
-          <w:szCs w:val="28"/>
-          <w:u w:val="single"/>
-        </w:rPr>
-        <w:t>Important Notes</w:t>
-      </w:r>
-      <w:r>
-        <w:rPr>
-          <w:rFonts w:asciiTheme="majorBidi" w:hAnsiTheme="majorBidi" w:cstheme="majorBidi"/>
-          <w:b/>
-          <w:bCs/>
-          <w:sz w:val="28"/>
-          <w:szCs w:val="28"/>
-          <w:u w:val="single"/>
-        </w:rPr>
-        <w:t>:</w:t>
-      </w:r>
-    </w:p>
-    <w:p>
-      <w:pPr>
+        <w:spacing w:after="60"/>
+        <w:jc w:val="both"/>
+        <w:rPr>
+          <w:rFonts w:asciiTheme="majorBidi" w:hAnsiTheme="majorBidi" w:cstheme="majorBidi"/>
+          <w:b/>
+          <w:bCs/>
+          <w:sz w:val="28"/>
+          <w:szCs w:val="28"/>
+        </w:rPr>
+      </w:pPr>
+      <w:r>
+        <w:rPr>
+          <w:rFonts w:asciiTheme="majorBidi" w:hAnsiTheme="majorBidi" w:cstheme="majorBidi"/>
+          <w:b/>
+          <w:bCs/>
+          <w:sz w:val="28"/>
+          <w:szCs w:val="28"/>
+        </w:rPr>
+        <w:t>Important Notes:</w:t>
+      </w:r>
+    </w:p>
+    <w:p>
+      <w:pPr>
+        <w:spacing w:after="60"/>
         <w:jc w:val="both"/>
         <w:rPr>
           <w:rFonts w:asciiTheme="majorBidi" w:hAnsiTheme="majorBidi" w:cstheme="majorBidi"/>
@@ -19022,6 +19072,23 @@
           <w:szCs w:val="28"/>
         </w:rPr>
         <w:t>field.</w:t>
+      </w:r>
+      <w:r>
+        <w:rPr>
+          <w:rFonts w:asciiTheme="majorBidi" w:hAnsiTheme="majorBidi" w:cstheme="majorBidi"/>
+          <w:sz w:val="28"/>
+          <w:szCs w:val="28"/>
+        </w:rPr>
+        <w:t xml:space="preserve"> </w:t>
+      </w:r>
+      <w:r>
+        <w:rPr>
+          <w:rFonts w:asciiTheme="majorBidi" w:hAnsiTheme="majorBidi" w:cstheme="majorBidi"/>
+          <w:sz w:val="28"/>
+          <w:szCs w:val="28"/>
+          <w:u w:val="single"/>
+        </w:rPr>
+        <w:t>Example:</w:t>
       </w:r>
     </w:p>
     <w:p>
@@ -19043,16 +19110,16 @@
         <mc:AlternateContent>
           <mc:Choice Requires="wps">
             <w:drawing>
-              <wp:anchor distT="0" distB="0" distL="114300" distR="114300" simplePos="0" relativeHeight="251666432" behindDoc="0" locked="0" layoutInCell="1" allowOverlap="1" wp14:anchorId="7C70E83F" wp14:editId="128ABD10">
+              <wp:anchor distT="0" distB="0" distL="114300" distR="114300" simplePos="0" relativeHeight="251666432" behindDoc="0" locked="0" layoutInCell="1" allowOverlap="1" wp14:anchorId="7C70E83F" wp14:editId="302107EE">
                 <wp:simplePos x="0" y="0"/>
-                <wp:positionH relativeFrom="column">
-                  <wp:posOffset>-13855</wp:posOffset>
+                <wp:positionH relativeFrom="margin">
+                  <wp:align>left</wp:align>
                 </wp:positionH>
                 <wp:positionV relativeFrom="paragraph">
-                  <wp:posOffset>281999</wp:posOffset>
+                  <wp:posOffset>5080</wp:posOffset>
                 </wp:positionV>
-                <wp:extent cx="2611582" cy="554182"/>
-                <wp:effectExtent l="0" t="0" r="17780" b="17780"/>
+                <wp:extent cx="2240280" cy="554182"/>
+                <wp:effectExtent l="0" t="0" r="26670" b="17780"/>
                 <wp:wrapNone/>
                 <wp:docPr id="480786319" name="Rectangle 12"/>
                 <wp:cNvGraphicFramePr/>
@@ -19063,7 +19130,7 @@
                       <wps:spPr>
                         <a:xfrm>
                           <a:off x="0" y="0"/>
-                          <a:ext cx="2611582" cy="554182"/>
+                          <a:ext cx="2240280" cy="554182"/>
                         </a:xfrm>
                         <a:prstGeom prst="rect">
                           <a:avLst/>
@@ -19188,6 +19255,9 @@
                     </wps:wsp>
                   </a:graphicData>
                 </a:graphic>
+                <wp14:sizeRelH relativeFrom="margin">
+                  <wp14:pctWidth>0</wp14:pctWidth>
+                </wp14:sizeRelH>
                 <wp14:sizeRelV relativeFrom="margin">
                   <wp14:pctHeight>0</wp14:pctHeight>
                 </wp14:sizeRelV>
@@ -19196,7 +19266,7 @@
           </mc:Choice>
           <mc:Fallback>
             <w:pict>
-              <v:rect w14:anchorId="7C70E83F" id="Rectangle 12" o:spid="_x0000_s1038" style="position:absolute;left:0;text-align:left;margin-left:-1.1pt;margin-top:22.2pt;width:205.65pt;height:43.65pt;z-index:251666432;visibility:visible;mso-wrap-style:square;mso-height-percent:0;mso-wrap-distance-left:9pt;mso-wrap-distance-top:0;mso-wrap-distance-right:9pt;mso-wrap-distance-bottom:0;mso-position-horizontal:absolute;mso-position-horizontal-relative:text;mso-position-vertical:absolute;mso-position-vertical-relative:text;mso-height-percent:0;mso-height-relative:margin;v-text-anchor:middle" o:gfxdata="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" fillcolor="black [3200]" strokecolor="black [480]" strokeweight="1pt">
+              <v:rect w14:anchorId="7C70E83F" id="Rectangle 12" o:spid="_x0000_s1038" style="position:absolute;left:0;text-align:left;margin-left:0;margin-top:.4pt;width:176.4pt;height:43.65pt;z-index:251666432;visibility:visible;mso-wrap-style:square;mso-width-percent:0;mso-height-percent:0;mso-wrap-distance-left:9pt;mso-wrap-distance-top:0;mso-wrap-distance-right:9pt;mso-wrap-distance-bottom:0;mso-position-horizontal:left;mso-position-horizontal-relative:margin;mso-position-vertical:absolute;mso-position-vertical-relative:text;mso-width-percent:0;mso-height-percent:0;mso-width-relative:margin;mso-height-relative:margin;v-text-anchor:middle" o:gfxdata="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" fillcolor="black [3200]" strokecolor="black [480]" strokeweight="1pt">
                 <v:textbox>
                   <w:txbxContent>
                     <w:p>
@@ -19291,42 +19361,26 @@
                     </w:p>
                   </w:txbxContent>
                 </v:textbox>
+                <w10:wrap anchorx="margin"/>
               </v:rect>
             </w:pict>
           </mc:Fallback>
         </mc:AlternateContent>
       </w:r>
-      <w:r>
-        <w:rPr>
-          <w:rFonts w:asciiTheme="majorBidi" w:hAnsiTheme="majorBidi" w:cstheme="majorBidi"/>
-          <w:sz w:val="28"/>
-          <w:szCs w:val="28"/>
-        </w:rPr>
-        <w:t>Example:</w:t>
-      </w:r>
-    </w:p>
-    <w:p>
-      <w:pPr>
-        <w:jc w:val="both"/>
-        <w:rPr>
-          <w:rFonts w:asciiTheme="majorBidi" w:hAnsiTheme="majorBidi" w:cstheme="majorBidi"/>
-          <w:sz w:val="28"/>
-          <w:szCs w:val="28"/>
-        </w:rPr>
-      </w:pPr>
-    </w:p>
-    <w:p>
-      <w:pPr>
-        <w:jc w:val="both"/>
-        <w:rPr>
-          <w:rFonts w:asciiTheme="majorBidi" w:hAnsiTheme="majorBidi" w:cstheme="majorBidi"/>
-          <w:sz w:val="14"/>
-          <w:szCs w:val="14"/>
-        </w:rPr>
-      </w:pPr>
-    </w:p>
-    <w:p>
-      <w:pPr>
+    </w:p>
+    <w:p>
+      <w:pPr>
+        <w:jc w:val="both"/>
+        <w:rPr>
+          <w:rFonts w:asciiTheme="majorBidi" w:hAnsiTheme="majorBidi" w:cstheme="majorBidi"/>
+          <w:sz w:val="18"/>
+          <w:szCs w:val="18"/>
+        </w:rPr>
+      </w:pPr>
+    </w:p>
+    <w:p>
+      <w:pPr>
+        <w:spacing w:after="120"/>
         <w:jc w:val="both"/>
         <w:rPr>
           <w:rFonts w:asciiTheme="majorBidi" w:hAnsiTheme="majorBidi" w:cstheme="majorBidi"/>
@@ -19434,7 +19488,7 @@
     </w:p>
     <w:p>
       <w:pPr>
-        <w:spacing w:after="60"/>
+        <w:spacing w:after="40"/>
         <w:ind w:left="360"/>
         <w:jc w:val="both"/>
         <w:rPr>
@@ -19577,8 +19631,8 @@
         <w:jc w:val="both"/>
         <w:rPr>
           <w:rFonts w:asciiTheme="majorBidi" w:hAnsiTheme="majorBidi" w:cstheme="majorBidi"/>
-          <w:sz w:val="12"/>
-          <w:szCs w:val="12"/>
+          <w:sz w:val="8"/>
+          <w:szCs w:val="8"/>
         </w:rPr>
       </w:pPr>
     </w:p>
@@ -19603,7 +19657,6 @@
           <w:sz w:val="28"/>
           <w:szCs w:val="28"/>
         </w:rPr>
-        <w:lastRenderedPageBreak/>
         <w:t xml:space="preserve">When Kubernetes updates a Deployment, it keeps track of revisions. Each revision represents a version of the Deployment configuration. These revisions are mainly stored and tracked through </w:t>
       </w:r>
       <w:proofErr w:type="spellStart"/>
@@ -19632,8 +19685,8 @@
         <w:jc w:val="both"/>
         <w:rPr>
           <w:rFonts w:asciiTheme="majorBidi" w:hAnsiTheme="majorBidi" w:cstheme="majorBidi"/>
-          <w:sz w:val="8"/>
-          <w:szCs w:val="8"/>
+          <w:sz w:val="6"/>
+          <w:szCs w:val="6"/>
         </w:rPr>
       </w:pPr>
     </w:p>
@@ -19694,7 +19747,15 @@
           <w:sz w:val="28"/>
           <w:szCs w:val="28"/>
         </w:rPr>
-        <w:t>Kubernetes automatically adds the annotation:</w:t>
+        <w:t>Kubernetes automatically adds the annotation</w:t>
+      </w:r>
+      <w:r>
+        <w:rPr>
+          <w:rFonts w:asciiTheme="majorBidi" w:hAnsiTheme="majorBidi" w:cstheme="majorBidi"/>
+          <w:sz w:val="28"/>
+          <w:szCs w:val="28"/>
+        </w:rPr>
+        <w:t>.</w:t>
       </w:r>
       <w:r>
         <w:rPr>
@@ -19710,23 +19771,16 @@
           <w:sz w:val="28"/>
           <w:szCs w:val="28"/>
         </w:rPr>
-        <w:t>This annotation contains the revision number of the Deployment.</w:t>
-      </w:r>
-      <w:r>
-        <w:rPr>
-          <w:rFonts w:asciiTheme="majorBidi" w:hAnsiTheme="majorBidi" w:cstheme="majorBidi"/>
-          <w:sz w:val="28"/>
-          <w:szCs w:val="28"/>
-        </w:rPr>
-        <w:t xml:space="preserve"> </w:t>
-      </w:r>
-      <w:r>
-        <w:rPr>
-          <w:rFonts w:asciiTheme="majorBidi" w:hAnsiTheme="majorBidi" w:cstheme="majorBidi"/>
-          <w:sz w:val="28"/>
-          <w:szCs w:val="28"/>
-        </w:rPr>
-        <w:t>Example:</w:t>
+        <w:t>This annotation contains the revision number of the Deployment</w:t>
+      </w:r>
+      <w:r>
+        <w:rPr>
+          <w:rFonts w:asciiTheme="majorBidi" w:hAnsiTheme="majorBidi" w:cstheme="majorBidi"/>
+          <w:sz w:val="28"/>
+          <w:szCs w:val="28"/>
+          <w:u w:val="single"/>
+        </w:rPr>
+        <w:t>. Example:</w:t>
       </w:r>
     </w:p>
     <w:p>
@@ -19754,6 +19808,7 @@
           <w:sz w:val="28"/>
           <w:szCs w:val="28"/>
         </w:rPr>
+        <w:lastRenderedPageBreak/>
         <w:t>deployment.kubernetes.io/revision: "3"</w:t>
       </w:r>
       <w:r>
@@ -19773,7 +19828,7 @@
         <w:pStyle w:val="ListParagraph"/>
         <w:numPr>
           <w:ilvl w:val="0"/>
-          <w:numId w:val="27"/>
+          <w:numId w:val="78"/>
         </w:numPr>
         <w:ind w:left="1080"/>
         <w:jc w:val="both"/>
@@ -19797,7 +19852,7 @@
         <w:pStyle w:val="ListParagraph"/>
         <w:numPr>
           <w:ilvl w:val="0"/>
-          <w:numId w:val="27"/>
+          <w:numId w:val="78"/>
         </w:numPr>
         <w:ind w:left="1080"/>
         <w:jc w:val="both"/>
@@ -19821,7 +19876,7 @@
         <w:pStyle w:val="ListParagraph"/>
         <w:numPr>
           <w:ilvl w:val="0"/>
-          <w:numId w:val="27"/>
+          <w:numId w:val="78"/>
         </w:numPr>
         <w:spacing w:after="60"/>
         <w:ind w:left="1080"/>
@@ -19843,7 +19898,7 @@
     </w:p>
     <w:p>
       <w:pPr>
-        <w:spacing w:after="60"/>
+        <w:spacing w:after="40"/>
         <w:ind w:left="720"/>
         <w:jc w:val="both"/>
         <w:rPr>
@@ -19866,7 +19921,7 @@
         <w:pStyle w:val="ListParagraph"/>
         <w:numPr>
           <w:ilvl w:val="0"/>
-          <w:numId w:val="28"/>
+          <w:numId w:val="79"/>
         </w:numPr>
         <w:jc w:val="both"/>
         <w:rPr>
@@ -19899,7 +19954,7 @@
         <w:pStyle w:val="ListParagraph"/>
         <w:numPr>
           <w:ilvl w:val="0"/>
-          <w:numId w:val="28"/>
+          <w:numId w:val="79"/>
         </w:numPr>
         <w:jc w:val="both"/>
         <w:rPr>
@@ -19922,7 +19977,7 @@
         <w:pStyle w:val="ListParagraph"/>
         <w:numPr>
           <w:ilvl w:val="0"/>
-          <w:numId w:val="28"/>
+          <w:numId w:val="79"/>
         </w:numPr>
         <w:spacing w:after="60"/>
         <w:jc w:val="both"/>
@@ -19943,7 +19998,7 @@
     </w:p>
     <w:p>
       <w:pPr>
-        <w:spacing w:after="120"/>
+        <w:spacing w:after="80"/>
         <w:ind w:left="720"/>
         <w:jc w:val="both"/>
         <w:rPr>
@@ -20103,6 +20158,8 @@
           <w:rFonts w:asciiTheme="majorBidi" w:hAnsiTheme="majorBidi" w:cstheme="majorBidi"/>
           <w:b/>
           <w:bCs/>
+          <w:i/>
+          <w:iCs/>
           <w:sz w:val="28"/>
           <w:szCs w:val="28"/>
         </w:rPr>
@@ -20157,17 +20214,19 @@
         <w:jc w:val="both"/>
         <w:rPr>
           <w:rFonts w:asciiTheme="majorBidi" w:hAnsiTheme="majorBidi" w:cstheme="majorBidi"/>
-          <w:sz w:val="28"/>
-          <w:szCs w:val="28"/>
-          <w:u w:val="single"/>
-        </w:rPr>
-      </w:pPr>
-      <w:r>
-        <w:rPr>
-          <w:rFonts w:asciiTheme="majorBidi" w:hAnsiTheme="majorBidi" w:cstheme="majorBidi"/>
-          <w:sz w:val="28"/>
-          <w:szCs w:val="28"/>
-          <w:u w:val="single"/>
+          <w:b/>
+          <w:bCs/>
+          <w:sz w:val="28"/>
+          <w:szCs w:val="28"/>
+        </w:rPr>
+      </w:pPr>
+      <w:r>
+        <w:rPr>
+          <w:rFonts w:asciiTheme="majorBidi" w:hAnsiTheme="majorBidi" w:cstheme="majorBidi"/>
+          <w:b/>
+          <w:bCs/>
+          <w:sz w:val="28"/>
+          <w:szCs w:val="28"/>
         </w:rPr>
         <w:t>Purpose:</w:t>
       </w:r>
@@ -20177,7 +20236,7 @@
         <w:pStyle w:val="ListParagraph"/>
         <w:numPr>
           <w:ilvl w:val="0"/>
-          <w:numId w:val="29"/>
+          <w:numId w:val="80"/>
         </w:numPr>
         <w:ind w:left="1080"/>
         <w:jc w:val="both"/>
@@ -20235,7 +20294,7 @@
         <w:pStyle w:val="ListParagraph"/>
         <w:numPr>
           <w:ilvl w:val="0"/>
-          <w:numId w:val="29"/>
+          <w:numId w:val="80"/>
         </w:numPr>
         <w:ind w:left="1080"/>
         <w:jc w:val="both"/>
@@ -20259,7 +20318,7 @@
         <w:pStyle w:val="ListParagraph"/>
         <w:numPr>
           <w:ilvl w:val="0"/>
-          <w:numId w:val="29"/>
+          <w:numId w:val="80"/>
         </w:numPr>
         <w:spacing w:after="60"/>
         <w:ind w:left="1080"/>
@@ -20282,6 +20341,10 @@
       <w:r>
         <w:rPr>
           <w:rFonts w:asciiTheme="majorBidi" w:hAnsiTheme="majorBidi" w:cstheme="majorBidi"/>
+          <w:b/>
+          <w:bCs/>
+          <w:i/>
+          <w:iCs/>
           <w:sz w:val="28"/>
           <w:szCs w:val="28"/>
         </w:rPr>
@@ -20304,17 +20367,19 @@
         <w:jc w:val="both"/>
         <w:rPr>
           <w:rFonts w:asciiTheme="majorBidi" w:hAnsiTheme="majorBidi" w:cstheme="majorBidi"/>
-          <w:sz w:val="28"/>
-          <w:szCs w:val="28"/>
-          <w:u w:val="single"/>
-        </w:rPr>
-      </w:pPr>
-      <w:r>
-        <w:rPr>
-          <w:rFonts w:asciiTheme="majorBidi" w:hAnsiTheme="majorBidi" w:cstheme="majorBidi"/>
-          <w:sz w:val="28"/>
-          <w:szCs w:val="28"/>
-          <w:u w:val="single"/>
+          <w:b/>
+          <w:bCs/>
+          <w:sz w:val="28"/>
+          <w:szCs w:val="28"/>
+        </w:rPr>
+      </w:pPr>
+      <w:r>
+        <w:rPr>
+          <w:rFonts w:asciiTheme="majorBidi" w:hAnsiTheme="majorBidi" w:cstheme="majorBidi"/>
+          <w:b/>
+          <w:bCs/>
+          <w:sz w:val="28"/>
+          <w:szCs w:val="28"/>
         </w:rPr>
         <w:t>Important points:</w:t>
       </w:r>
@@ -20324,7 +20389,7 @@
         <w:pStyle w:val="ListParagraph"/>
         <w:numPr>
           <w:ilvl w:val="0"/>
-          <w:numId w:val="30"/>
+          <w:numId w:val="81"/>
         </w:numPr>
         <w:ind w:left="1080"/>
         <w:jc w:val="both"/>
@@ -20366,12 +20431,16 @@
         <w:pStyle w:val="ListParagraph"/>
         <w:numPr>
           <w:ilvl w:val="0"/>
-          <w:numId w:val="30"/>
+          <w:numId w:val="81"/>
         </w:numPr>
         <w:ind w:left="1080"/>
         <w:jc w:val="both"/>
         <w:rPr>
           <w:rFonts w:asciiTheme="majorBidi" w:hAnsiTheme="majorBidi" w:cstheme="majorBidi"/>
+          <w:b/>
+          <w:bCs/>
+          <w:i/>
+          <w:iCs/>
           <w:sz w:val="28"/>
           <w:szCs w:val="28"/>
         </w:rPr>
@@ -20388,6 +20457,10 @@
       <w:r>
         <w:rPr>
           <w:rFonts w:asciiTheme="majorBidi" w:hAnsiTheme="majorBidi" w:cstheme="majorBidi"/>
+          <w:b/>
+          <w:bCs/>
+          <w:i/>
+          <w:iCs/>
           <w:sz w:val="28"/>
           <w:szCs w:val="28"/>
         </w:rPr>
@@ -20397,6 +20470,10 @@
       <w:r>
         <w:rPr>
           <w:rFonts w:asciiTheme="majorBidi" w:hAnsiTheme="majorBidi" w:cstheme="majorBidi"/>
+          <w:b/>
+          <w:bCs/>
+          <w:i/>
+          <w:iCs/>
           <w:sz w:val="28"/>
           <w:szCs w:val="28"/>
         </w:rPr>
@@ -20408,7 +20485,7 @@
         <w:pStyle w:val="ListParagraph"/>
         <w:numPr>
           <w:ilvl w:val="0"/>
-          <w:numId w:val="30"/>
+          <w:numId w:val="81"/>
         </w:numPr>
         <w:ind w:left="1080"/>
         <w:jc w:val="both"/>
@@ -20430,6 +20507,10 @@
       <w:r>
         <w:rPr>
           <w:rFonts w:asciiTheme="majorBidi" w:hAnsiTheme="majorBidi" w:cstheme="majorBidi"/>
+          <w:b/>
+          <w:bCs/>
+          <w:i/>
+          <w:iCs/>
           <w:sz w:val="28"/>
           <w:szCs w:val="28"/>
         </w:rPr>
@@ -20439,6 +20520,10 @@
       <w:r>
         <w:rPr>
           <w:rFonts w:asciiTheme="majorBidi" w:hAnsiTheme="majorBidi" w:cstheme="majorBidi"/>
+          <w:b/>
+          <w:bCs/>
+          <w:i/>
+          <w:iCs/>
           <w:sz w:val="28"/>
           <w:szCs w:val="28"/>
         </w:rPr>
@@ -20452,8 +20537,8 @@
         <w:jc w:val="both"/>
         <w:rPr>
           <w:rFonts w:asciiTheme="majorBidi" w:hAnsiTheme="majorBidi" w:cstheme="majorBidi"/>
-          <w:sz w:val="12"/>
-          <w:szCs w:val="12"/>
+          <w:sz w:val="8"/>
+          <w:szCs w:val="8"/>
         </w:rPr>
       </w:pPr>
     </w:p>
@@ -20464,6 +20549,7 @@
           <w:ilvl w:val="0"/>
           <w:numId w:val="33"/>
         </w:numPr>
+        <w:spacing w:after="120"/>
         <w:ind w:left="360"/>
         <w:jc w:val="both"/>
         <w:rPr>
@@ -20478,12 +20564,64 @@
           <w:sz w:val="28"/>
           <w:szCs w:val="28"/>
         </w:rPr>
-        <w:t xml:space="preserve">The Deployment rollback mechanism in Kubernetes operates entirely at the application layer, not at the storage or data layer. When you roll back a Deployment, Kubernetes only reverts the Deployment configuration - things like the image version, environment variables, and Pod template - but it does not revert or restore the contents of any </w:t>
+        <w:t>The Deployment rollback mechanism in Kubernetes operates entirely at the application layer, not at the storage or data layer. When you roll back a Deployment, Kubernetes only reverts the Deployment configuration</w:t>
+      </w:r>
+      <w:r>
+        <w:rPr>
+          <w:rFonts w:asciiTheme="majorBidi" w:hAnsiTheme="majorBidi" w:cstheme="majorBidi"/>
+          <w:sz w:val="28"/>
+          <w:szCs w:val="28"/>
+        </w:rPr>
+        <w:t>.</w:t>
+      </w:r>
+      <w:r>
+        <w:rPr>
+          <w:rFonts w:asciiTheme="majorBidi" w:hAnsiTheme="majorBidi" w:cstheme="majorBidi"/>
+          <w:sz w:val="28"/>
+          <w:szCs w:val="28"/>
+        </w:rPr>
+        <w:t xml:space="preserve"> </w:t>
+      </w:r>
+      <w:r>
+        <w:rPr>
+          <w:rFonts w:asciiTheme="majorBidi" w:hAnsiTheme="majorBidi" w:cstheme="majorBidi"/>
+          <w:sz w:val="28"/>
+          <w:szCs w:val="28"/>
+        </w:rPr>
+        <w:t>T</w:t>
+      </w:r>
+      <w:r>
+        <w:rPr>
+          <w:rFonts w:asciiTheme="majorBidi" w:hAnsiTheme="majorBidi" w:cstheme="majorBidi"/>
+          <w:sz w:val="28"/>
+          <w:szCs w:val="28"/>
+        </w:rPr>
+        <w:t>hings like the image version, environment variables, and Pod template</w:t>
+      </w:r>
+      <w:r>
+        <w:rPr>
+          <w:rFonts w:asciiTheme="majorBidi" w:hAnsiTheme="majorBidi" w:cstheme="majorBidi"/>
+          <w:sz w:val="28"/>
+          <w:szCs w:val="28"/>
+        </w:rPr>
+        <w:t>,</w:t>
+      </w:r>
+      <w:r>
+        <w:rPr>
+          <w:rFonts w:asciiTheme="majorBidi" w:hAnsiTheme="majorBidi" w:cstheme="majorBidi"/>
+          <w:sz w:val="28"/>
+          <w:szCs w:val="28"/>
+        </w:rPr>
+        <w:t xml:space="preserve"> but it does not revert or restore the contents of any </w:t>
       </w:r>
       <w:proofErr w:type="spellStart"/>
       <w:r>
         <w:rPr>
           <w:rFonts w:asciiTheme="majorBidi" w:hAnsiTheme="majorBidi" w:cstheme="majorBidi"/>
+          <w:b/>
+          <w:bCs/>
+          <w:i/>
+          <w:iCs/>
           <w:sz w:val="28"/>
           <w:szCs w:val="28"/>
         </w:rPr>
@@ -20496,20 +20634,60 @@
           <w:sz w:val="28"/>
           <w:szCs w:val="28"/>
         </w:rPr>
-        <w:t xml:space="preserve"> or attached storage. So even if you return the application container to an older version, the data stored on the volume remains as it was - including any changes made while the newer version was </w:t>
-      </w:r>
-      <w:r>
-        <w:rPr>
-          <w:rFonts w:asciiTheme="majorBidi" w:hAnsiTheme="majorBidi" w:cstheme="majorBidi"/>
-          <w:sz w:val="28"/>
-          <w:szCs w:val="28"/>
-        </w:rPr>
-        <w:lastRenderedPageBreak/>
-        <w:t>running. That’s why a Deployment rollback is called an application‑level rollback: it changes the application code and configuration, but not persistent state.</w:t>
-      </w:r>
-    </w:p>
-    <w:p>
-      <w:pPr>
+        <w:t xml:space="preserve"> or attached storage. So even if you return the application container to an older version, the data stored on the volume remains as it was</w:t>
+      </w:r>
+      <w:r>
+        <w:rPr>
+          <w:rFonts w:asciiTheme="majorBidi" w:hAnsiTheme="majorBidi" w:cstheme="majorBidi"/>
+          <w:sz w:val="28"/>
+          <w:szCs w:val="28"/>
+        </w:rPr>
+        <w:t>,</w:t>
+      </w:r>
+      <w:r>
+        <w:rPr>
+          <w:rFonts w:asciiTheme="majorBidi" w:hAnsiTheme="majorBidi" w:cstheme="majorBidi"/>
+          <w:sz w:val="28"/>
+          <w:szCs w:val="28"/>
+        </w:rPr>
+        <w:t xml:space="preserve"> including any changes made while the newer version was running. That’s why a Deployment rollback is called an application‑level rollback</w:t>
+      </w:r>
+      <w:r>
+        <w:rPr>
+          <w:rFonts w:asciiTheme="majorBidi" w:hAnsiTheme="majorBidi" w:cstheme="majorBidi"/>
+          <w:sz w:val="28"/>
+          <w:szCs w:val="28"/>
+        </w:rPr>
+        <w:t>.</w:t>
+      </w:r>
+      <w:r>
+        <w:rPr>
+          <w:rFonts w:asciiTheme="majorBidi" w:hAnsiTheme="majorBidi" w:cstheme="majorBidi"/>
+          <w:sz w:val="28"/>
+          <w:szCs w:val="28"/>
+        </w:rPr>
+        <w:t xml:space="preserve"> </w:t>
+      </w:r>
+      <w:r>
+        <w:rPr>
+          <w:rFonts w:asciiTheme="majorBidi" w:hAnsiTheme="majorBidi" w:cstheme="majorBidi"/>
+          <w:sz w:val="28"/>
+          <w:szCs w:val="28"/>
+        </w:rPr>
+        <w:t>I</w:t>
+      </w:r>
+      <w:r>
+        <w:rPr>
+          <w:rFonts w:asciiTheme="majorBidi" w:hAnsiTheme="majorBidi" w:cstheme="majorBidi"/>
+          <w:sz w:val="28"/>
+          <w:szCs w:val="28"/>
+        </w:rPr>
+        <w:t>t changes the application code and configuration, but not persistent state.</w:t>
+      </w:r>
+    </w:p>
+    <w:p>
+      <w:pPr>
+        <w:spacing w:after="60"/>
         <w:jc w:val="both"/>
         <w:rPr>
           <w:rFonts w:asciiTheme="majorBidi" w:hAnsiTheme="majorBidi" w:cstheme="majorBidi"/>
@@ -20527,9 +20705,18 @@
           <w:sz w:val="32"/>
           <w:szCs w:val="32"/>
         </w:rPr>
-        <w:t>Rollout Pause and Resume (</w:t>
-      </w:r>
-      <w:proofErr w:type="spellStart"/>
+        <w:t xml:space="preserve">Rollout Pause </w:t>
+      </w:r>
+      <w:r>
+        <w:rPr>
+          <w:rFonts w:asciiTheme="majorBidi" w:hAnsiTheme="majorBidi" w:cstheme="majorBidi"/>
+          <w:b/>
+          <w:bCs/>
+          <w:sz w:val="36"/>
+          <w:szCs w:val="36"/>
+        </w:rPr>
+        <w:t xml:space="preserve">and Resume </w:t>
+      </w:r>
       <w:r>
         <w:rPr>
           <w:rFonts w:asciiTheme="majorBidi" w:hAnsiTheme="majorBidi" w:cstheme="majorBidi"/>
@@ -20538,9 +20725,9 @@
           <w:sz w:val="32"/>
           <w:szCs w:val="32"/>
         </w:rPr>
-        <w:t>Unpause</w:t>
-      </w:r>
-      <w:proofErr w:type="spellEnd"/>
+        <w:t>(</w:t>
+      </w:r>
+      <w:proofErr w:type="spellStart"/>
       <w:r>
         <w:rPr>
           <w:rFonts w:asciiTheme="majorBidi" w:hAnsiTheme="majorBidi" w:cstheme="majorBidi"/>
@@ -20549,8 +20736,9 @@
           <w:sz w:val="32"/>
           <w:szCs w:val="32"/>
         </w:rPr>
-        <w:t>)</w:t>
-      </w:r>
+        <w:t>Unpause</w:t>
+      </w:r>
+      <w:proofErr w:type="spellEnd"/>
       <w:r>
         <w:rPr>
           <w:rFonts w:asciiTheme="majorBidi" w:hAnsiTheme="majorBidi" w:cstheme="majorBidi"/>
@@ -20559,6 +20747,16 @@
           <w:sz w:val="32"/>
           <w:szCs w:val="32"/>
         </w:rPr>
+        <w:t>)</w:t>
+      </w:r>
+      <w:r>
+        <w:rPr>
+          <w:rFonts w:asciiTheme="majorBidi" w:hAnsiTheme="majorBidi" w:cstheme="majorBidi"/>
+          <w:b/>
+          <w:bCs/>
+          <w:sz w:val="32"/>
+          <w:szCs w:val="32"/>
+        </w:rPr>
         <w:t>:</w:t>
       </w:r>
     </w:p>
@@ -20583,19 +20781,21 @@
     </w:p>
     <w:p>
       <w:pPr>
-        <w:jc w:val="both"/>
-        <w:rPr>
-          <w:rFonts w:asciiTheme="majorBidi" w:hAnsiTheme="majorBidi" w:cstheme="majorBidi"/>
-          <w:sz w:val="28"/>
-          <w:szCs w:val="28"/>
-        </w:rPr>
-      </w:pPr>
-      <w:r>
-        <w:rPr>
-          <w:rFonts w:asciiTheme="majorBidi" w:hAnsiTheme="majorBidi" w:cstheme="majorBidi"/>
-          <w:sz w:val="28"/>
-          <w:szCs w:val="28"/>
-        </w:rPr>
+        <w:spacing w:after="120"/>
+        <w:jc w:val="both"/>
+        <w:rPr>
+          <w:rFonts w:asciiTheme="majorBidi" w:hAnsiTheme="majorBidi" w:cstheme="majorBidi"/>
+          <w:sz w:val="28"/>
+          <w:szCs w:val="28"/>
+        </w:rPr>
+      </w:pPr>
+      <w:r>
+        <w:rPr>
+          <w:rFonts w:asciiTheme="majorBidi" w:hAnsiTheme="majorBidi" w:cstheme="majorBidi"/>
+          <w:sz w:val="28"/>
+          <w:szCs w:val="28"/>
+        </w:rPr>
+        <w:lastRenderedPageBreak/>
         <w:t xml:space="preserve">Normally, every change to a Deployment’s Pod template creates a new </w:t>
       </w:r>
       <w:proofErr w:type="spellStart"/>
@@ -20619,24 +20819,35 @@
     </w:p>
     <w:p>
       <w:pPr>
-        <w:jc w:val="both"/>
-        <w:rPr>
-          <w:rFonts w:asciiTheme="majorBidi" w:hAnsiTheme="majorBidi" w:cstheme="majorBidi"/>
-          <w:b/>
-          <w:bCs/>
-          <w:sz w:val="28"/>
-          <w:szCs w:val="28"/>
-        </w:rPr>
-      </w:pPr>
-      <w:r>
-        <w:rPr>
-          <w:rFonts w:asciiTheme="majorBidi" w:hAnsiTheme="majorBidi" w:cstheme="majorBidi"/>
-          <w:b/>
-          <w:bCs/>
-          <w:sz w:val="28"/>
-          <w:szCs w:val="28"/>
-        </w:rPr>
-        <w:t>Pausing a Deployment Rollout</w:t>
+        <w:spacing w:after="60"/>
+        <w:jc w:val="both"/>
+        <w:rPr>
+          <w:rFonts w:asciiTheme="majorBidi" w:hAnsiTheme="majorBidi" w:cstheme="majorBidi"/>
+          <w:b/>
+          <w:bCs/>
+          <w:sz w:val="28"/>
+          <w:szCs w:val="28"/>
+        </w:rPr>
+      </w:pPr>
+      <w:r>
+        <w:rPr>
+          <w:rFonts w:asciiTheme="majorBidi" w:hAnsiTheme="majorBidi" w:cstheme="majorBidi"/>
+          <w:b/>
+          <w:bCs/>
+          <w:sz w:val="28"/>
+          <w:szCs w:val="28"/>
+        </w:rPr>
+        <w:t xml:space="preserve">Pausing a </w:t>
+      </w:r>
+      <w:r>
+        <w:rPr>
+          <w:rFonts w:asciiTheme="majorBidi" w:hAnsiTheme="majorBidi" w:cstheme="majorBidi"/>
+          <w:b/>
+          <w:bCs/>
+          <w:sz w:val="32"/>
+          <w:szCs w:val="32"/>
+        </w:rPr>
+        <w:t>Deployment Rollout</w:t>
       </w:r>
       <w:r>
         <w:rPr>
@@ -20651,6 +20862,7 @@
     </w:p>
     <w:p>
       <w:pPr>
+        <w:spacing w:after="60"/>
         <w:jc w:val="both"/>
         <w:rPr>
           <w:rFonts w:asciiTheme="majorBidi" w:hAnsiTheme="majorBidi" w:cstheme="majorBidi"/>
@@ -20669,6 +20881,7 @@
     </w:p>
     <w:p>
       <w:pPr>
+        <w:spacing w:after="120"/>
         <w:jc w:val="both"/>
         <w:rPr>
           <w:rFonts w:asciiTheme="majorBidi" w:hAnsiTheme="majorBidi" w:cstheme="majorBidi"/>
@@ -20709,6 +20922,7 @@
     </w:p>
     <w:p>
       <w:pPr>
+        <w:spacing w:after="60"/>
         <w:jc w:val="both"/>
         <w:rPr>
           <w:rFonts w:asciiTheme="majorBidi" w:hAnsiTheme="majorBidi" w:cstheme="majorBidi"/>
@@ -20798,6 +21012,7 @@
           <w:ilvl w:val="0"/>
           <w:numId w:val="49"/>
         </w:numPr>
+        <w:spacing w:after="60"/>
         <w:ind w:left="360"/>
         <w:jc w:val="both"/>
         <w:rPr>
@@ -20817,6 +21032,7 @@
     </w:p>
     <w:p>
       <w:pPr>
+        <w:spacing w:after="60"/>
         <w:jc w:val="both"/>
         <w:rPr>
           <w:rFonts w:asciiTheme="majorBidi" w:hAnsiTheme="majorBidi" w:cstheme="majorBidi"/>
@@ -20835,18 +21051,21 @@
     </w:p>
     <w:p>
       <w:pPr>
-        <w:jc w:val="both"/>
-        <w:rPr>
-          <w:rFonts w:asciiTheme="majorBidi" w:hAnsiTheme="majorBidi" w:cstheme="majorBidi"/>
-          <w:sz w:val="28"/>
-          <w:szCs w:val="28"/>
-        </w:rPr>
-      </w:pPr>
-      <w:r>
-        <w:rPr>
-          <w:rFonts w:asciiTheme="majorBidi" w:hAnsiTheme="majorBidi" w:cstheme="majorBidi"/>
-          <w:sz w:val="28"/>
-          <w:szCs w:val="28"/>
+        <w:spacing w:after="60"/>
+        <w:jc w:val="both"/>
+        <w:rPr>
+          <w:rFonts w:asciiTheme="majorBidi" w:hAnsiTheme="majorBidi" w:cstheme="majorBidi"/>
+          <w:sz w:val="28"/>
+          <w:szCs w:val="28"/>
+          <w:u w:val="single"/>
+        </w:rPr>
+      </w:pPr>
+      <w:r>
+        <w:rPr>
+          <w:rFonts w:asciiTheme="majorBidi" w:hAnsiTheme="majorBidi" w:cstheme="majorBidi"/>
+          <w:sz w:val="28"/>
+          <w:szCs w:val="28"/>
+          <w:u w:val="single"/>
         </w:rPr>
         <w:t>Example changes while paused:</w:t>
       </w:r>
@@ -20930,6 +21149,7 @@
           <w:ilvl w:val="0"/>
           <w:numId w:val="50"/>
         </w:numPr>
+        <w:spacing w:after="60"/>
         <w:ind w:left="360"/>
         <w:jc w:val="both"/>
         <w:rPr>
@@ -20949,6 +21169,7 @@
     </w:p>
     <w:p>
       <w:pPr>
+        <w:spacing w:after="120"/>
         <w:jc w:val="both"/>
         <w:rPr>
           <w:rFonts w:asciiTheme="majorBidi" w:hAnsiTheme="majorBidi" w:cstheme="majorBidi"/>
@@ -20967,6 +21188,7 @@
     </w:p>
     <w:p>
       <w:pPr>
+        <w:spacing w:after="60"/>
         <w:jc w:val="both"/>
         <w:rPr>
           <w:rFonts w:asciiTheme="majorBidi" w:hAnsiTheme="majorBidi" w:cstheme="majorBidi"/>
@@ -20985,6 +21207,7 @@
     </w:p>
     <w:p>
       <w:pPr>
+        <w:spacing w:after="120"/>
         <w:jc w:val="both"/>
         <w:rPr>
           <w:rFonts w:asciiTheme="majorBidi" w:hAnsiTheme="majorBidi" w:cstheme="majorBidi"/>
@@ -21068,7 +21291,6 @@
           <w:iCs/>
           <w:sz w:val="28"/>
           <w:szCs w:val="28"/>
-          <w:u w:val="single"/>
         </w:rPr>
         <w:t>Paused: True</w:t>
       </w:r>
@@ -21080,17 +21302,17 @@
           <w:rFonts w:asciiTheme="majorBidi" w:hAnsiTheme="majorBidi" w:cstheme="majorBidi"/>
           <w:b/>
           <w:bCs/>
-          <w:sz w:val="28"/>
-          <w:szCs w:val="28"/>
-        </w:rPr>
-      </w:pPr>
-      <w:r>
-        <w:rPr>
-          <w:rFonts w:asciiTheme="majorBidi" w:hAnsiTheme="majorBidi" w:cstheme="majorBidi"/>
-          <w:b/>
-          <w:bCs/>
-          <w:sz w:val="28"/>
-          <w:szCs w:val="28"/>
+          <w:sz w:val="32"/>
+          <w:szCs w:val="32"/>
+        </w:rPr>
+      </w:pPr>
+      <w:r>
+        <w:rPr>
+          <w:rFonts w:asciiTheme="majorBidi" w:hAnsiTheme="majorBidi" w:cstheme="majorBidi"/>
+          <w:b/>
+          <w:bCs/>
+          <w:sz w:val="32"/>
+          <w:szCs w:val="32"/>
         </w:rPr>
         <w:t>Resuming (Unpausing) the Rollout</w:t>
       </w:r>
@@ -21099,33 +21321,48 @@
           <w:rFonts w:asciiTheme="majorBidi" w:hAnsiTheme="majorBidi" w:cstheme="majorBidi"/>
           <w:b/>
           <w:bCs/>
-          <w:sz w:val="28"/>
-          <w:szCs w:val="28"/>
-        </w:rPr>
-        <w:t>;</w:t>
-      </w:r>
-    </w:p>
-    <w:p>
-      <w:pPr>
-        <w:jc w:val="both"/>
-        <w:rPr>
-          <w:rFonts w:asciiTheme="majorBidi" w:hAnsiTheme="majorBidi" w:cstheme="majorBidi"/>
-          <w:sz w:val="28"/>
-          <w:szCs w:val="28"/>
-        </w:rPr>
-      </w:pPr>
-      <w:r>
-        <w:rPr>
-          <w:rFonts w:asciiTheme="majorBidi" w:hAnsiTheme="majorBidi" w:cstheme="majorBidi"/>
-          <w:sz w:val="28"/>
-          <w:szCs w:val="28"/>
-        </w:rPr>
-        <w:t>To continue the rollout:</w:t>
-      </w:r>
-    </w:p>
-    <w:p>
-      <w:pPr>
-        <w:jc w:val="both"/>
+          <w:sz w:val="32"/>
+          <w:szCs w:val="32"/>
+        </w:rPr>
+        <w:t>:</w:t>
+      </w:r>
+    </w:p>
+    <w:p>
+      <w:pPr>
+        <w:spacing w:after="120"/>
+        <w:jc w:val="both"/>
+        <w:rPr>
+          <w:rFonts w:asciiTheme="majorBidi" w:hAnsiTheme="majorBidi" w:cstheme="majorBidi"/>
+          <w:sz w:val="28"/>
+          <w:szCs w:val="28"/>
+        </w:rPr>
+      </w:pPr>
+      <w:r>
+        <w:rPr>
+          <w:rFonts w:asciiTheme="majorBidi" w:hAnsiTheme="majorBidi" w:cstheme="majorBidi"/>
+          <w:sz w:val="28"/>
+          <w:szCs w:val="28"/>
+        </w:rPr>
+        <w:t>To continue the rollout</w:t>
+      </w:r>
+      <w:r>
+        <w:rPr>
+          <w:rFonts w:asciiTheme="majorBidi" w:hAnsiTheme="majorBidi" w:cstheme="majorBidi"/>
+          <w:sz w:val="28"/>
+          <w:szCs w:val="28"/>
+        </w:rPr>
+        <w:t xml:space="preserve"> </w:t>
+      </w:r>
+      <w:r>
+        <w:rPr>
+          <w:rFonts w:asciiTheme="majorBidi" w:hAnsiTheme="majorBidi" w:cstheme="majorBidi"/>
+          <w:sz w:val="28"/>
+          <w:szCs w:val="28"/>
+        </w:rPr>
+        <w:t xml:space="preserve">→ </w:t>
+      </w:r>
+      <w:proofErr w:type="spellStart"/>
+      <w:r>
         <w:rPr>
           <w:rFonts w:asciiTheme="majorBidi" w:hAnsiTheme="majorBidi" w:cstheme="majorBidi"/>
           <w:b/>
@@ -21135,8 +21372,9 @@
           <w:sz w:val="28"/>
           <w:szCs w:val="28"/>
         </w:rPr>
-      </w:pPr>
-      <w:proofErr w:type="spellStart"/>
+        <w:t>kubectl</w:t>
+      </w:r>
+      <w:proofErr w:type="spellEnd"/>
       <w:r>
         <w:rPr>
           <w:rFonts w:asciiTheme="majorBidi" w:hAnsiTheme="majorBidi" w:cstheme="majorBidi"/>
@@ -21147,24 +21385,12 @@
           <w:sz w:val="28"/>
           <w:szCs w:val="28"/>
         </w:rPr>
-        <w:t>kubectl</w:t>
-      </w:r>
-      <w:proofErr w:type="spellEnd"/>
-      <w:r>
-        <w:rPr>
-          <w:rFonts w:asciiTheme="majorBidi" w:hAnsiTheme="majorBidi" w:cstheme="majorBidi"/>
-          <w:b/>
-          <w:bCs/>
-          <w:i/>
-          <w:iCs/>
-          <w:sz w:val="28"/>
-          <w:szCs w:val="28"/>
-        </w:rPr>
         <w:t xml:space="preserve"> rollout resume deployment &lt;deployment-name&gt;</w:t>
       </w:r>
     </w:p>
     <w:p>
       <w:pPr>
+        <w:spacing w:after="60"/>
         <w:jc w:val="both"/>
         <w:rPr>
           <w:rFonts w:asciiTheme="majorBidi" w:hAnsiTheme="majorBidi" w:cstheme="majorBidi"/>
@@ -21254,6 +21480,7 @@
           <w:ilvl w:val="0"/>
           <w:numId w:val="51"/>
         </w:numPr>
+        <w:spacing w:after="60"/>
         <w:ind w:left="360"/>
         <w:jc w:val="both"/>
         <w:rPr>
@@ -21268,12 +21495,12 @@
           <w:sz w:val="28"/>
           <w:szCs w:val="28"/>
         </w:rPr>
-        <w:lastRenderedPageBreak/>
         <w:t>A rolling update begins</w:t>
       </w:r>
     </w:p>
     <w:p>
       <w:pPr>
+        <w:spacing w:after="120"/>
         <w:jc w:val="both"/>
         <w:rPr>
           <w:rFonts w:asciiTheme="majorBidi" w:hAnsiTheme="majorBidi" w:cstheme="majorBidi"/>
@@ -21293,6 +21520,10 @@
       <w:r>
         <w:rPr>
           <w:rFonts w:asciiTheme="majorBidi" w:hAnsiTheme="majorBidi" w:cstheme="majorBidi"/>
+          <w:b/>
+          <w:bCs/>
+          <w:i/>
+          <w:iCs/>
           <w:sz w:val="28"/>
           <w:szCs w:val="28"/>
         </w:rPr>
@@ -21310,6 +21541,7 @@
     </w:p>
     <w:p>
       <w:pPr>
+        <w:spacing w:after="60"/>
         <w:jc w:val="both"/>
         <w:rPr>
           <w:rFonts w:asciiTheme="majorBidi" w:hAnsiTheme="majorBidi" w:cstheme="majorBidi"/>
@@ -21550,11 +21782,13 @@
           <w:sz w:val="28"/>
           <w:szCs w:val="28"/>
         </w:rPr>
+        <w:lastRenderedPageBreak/>
         <w:t>Resume rollout:</w:t>
       </w:r>
     </w:p>
     <w:p>
       <w:pPr>
+        <w:spacing w:after="120"/>
         <w:ind w:left="360"/>
         <w:jc w:val="both"/>
         <w:rPr>
@@ -21718,6 +21952,7 @@
           <w:ilvl w:val="0"/>
           <w:numId w:val="54"/>
         </w:numPr>
+        <w:spacing w:after="120"/>
         <w:ind w:left="360"/>
         <w:jc w:val="both"/>
         <w:rPr>
@@ -21873,17 +22108,19 @@
         <w:jc w:val="both"/>
         <w:rPr>
           <w:rFonts w:asciiTheme="majorBidi" w:hAnsiTheme="majorBidi" w:cstheme="majorBidi"/>
-          <w:sz w:val="28"/>
-          <w:szCs w:val="28"/>
-          <w:u w:val="single"/>
-        </w:rPr>
-      </w:pPr>
-      <w:r>
-        <w:rPr>
-          <w:rFonts w:asciiTheme="majorBidi" w:hAnsiTheme="majorBidi" w:cstheme="majorBidi"/>
-          <w:sz w:val="28"/>
-          <w:szCs w:val="28"/>
-          <w:u w:val="single"/>
+          <w:b/>
+          <w:bCs/>
+          <w:sz w:val="28"/>
+          <w:szCs w:val="28"/>
+        </w:rPr>
+      </w:pPr>
+      <w:r>
+        <w:rPr>
+          <w:rFonts w:asciiTheme="majorBidi" w:hAnsiTheme="majorBidi" w:cstheme="majorBidi"/>
+          <w:b/>
+          <w:bCs/>
+          <w:sz w:val="28"/>
+          <w:szCs w:val="28"/>
         </w:rPr>
         <w:t>That means:</w:t>
       </w:r>
@@ -22159,6 +22396,7 @@
     </w:p>
     <w:p>
       <w:pPr>
+        <w:spacing w:after="60"/>
         <w:jc w:val="both"/>
         <w:rPr>
           <w:rFonts w:asciiTheme="majorBidi" w:hAnsiTheme="majorBidi" w:cstheme="majorBidi"/>
@@ -22176,12 +22414,12 @@
           <w:sz w:val="40"/>
           <w:szCs w:val="40"/>
         </w:rPr>
-        <w:lastRenderedPageBreak/>
         <w:t>Scaling with Deployment:</w:t>
       </w:r>
     </w:p>
     <w:p>
       <w:pPr>
+        <w:spacing w:after="60"/>
         <w:jc w:val="both"/>
         <w:rPr>
           <w:rFonts w:asciiTheme="majorBidi" w:hAnsiTheme="majorBidi" w:cstheme="majorBidi"/>
@@ -22255,6 +22493,7 @@
           <w:ilvl w:val="0"/>
           <w:numId w:val="9"/>
         </w:numPr>
+        <w:spacing w:after="120"/>
         <w:ind w:left="360"/>
         <w:jc w:val="both"/>
         <w:rPr>
@@ -22269,12 +22508,24 @@
           <w:sz w:val="28"/>
           <w:szCs w:val="28"/>
         </w:rPr>
-        <w:t xml:space="preserve">Autoscaling uses the Horizontal Pod </w:t>
+        <w:t xml:space="preserve">Autoscaling uses the </w:t>
+      </w:r>
+      <w:r>
+        <w:rPr>
+          <w:rFonts w:asciiTheme="majorBidi" w:hAnsiTheme="majorBidi" w:cstheme="majorBidi"/>
+          <w:b/>
+          <w:bCs/>
+          <w:sz w:val="28"/>
+          <w:szCs w:val="28"/>
+        </w:rPr>
+        <w:t xml:space="preserve">Horizontal Pod </w:t>
       </w:r>
       <w:proofErr w:type="spellStart"/>
       <w:r>
         <w:rPr>
           <w:rFonts w:asciiTheme="majorBidi" w:hAnsiTheme="majorBidi" w:cstheme="majorBidi"/>
+          <w:b/>
+          <w:bCs/>
           <w:sz w:val="28"/>
           <w:szCs w:val="28"/>
         </w:rPr>
@@ -22287,7 +22538,25 @@
           <w:sz w:val="28"/>
           <w:szCs w:val="28"/>
         </w:rPr>
-        <w:t xml:space="preserve"> (HPA), which adjusts replicas dynamically based on CPU, memory, or custom metrics.</w:t>
+        <w:t xml:space="preserve"> (</w:t>
+      </w:r>
+      <w:r>
+        <w:rPr>
+          <w:rFonts w:asciiTheme="majorBidi" w:hAnsiTheme="majorBidi" w:cstheme="majorBidi"/>
+          <w:b/>
+          <w:bCs/>
+          <w:sz w:val="28"/>
+          <w:szCs w:val="28"/>
+        </w:rPr>
+        <w:t>HPA</w:t>
+      </w:r>
+      <w:r>
+        <w:rPr>
+          <w:rFonts w:asciiTheme="majorBidi" w:hAnsiTheme="majorBidi" w:cstheme="majorBidi"/>
+          <w:sz w:val="28"/>
+          <w:szCs w:val="28"/>
+        </w:rPr>
+        <w:t>), which adjusts replicas dynamically based on CPU, memory, or custom metrics.</w:t>
       </w:r>
     </w:p>
     <w:p>
@@ -22399,23 +22668,25 @@
     </w:p>
     <w:p>
       <w:pPr>
-        <w:jc w:val="both"/>
-        <w:rPr>
-          <w:rFonts w:asciiTheme="majorBidi" w:hAnsiTheme="majorBidi" w:cstheme="majorBidi"/>
-          <w:b/>
-          <w:bCs/>
-          <w:sz w:val="28"/>
-          <w:szCs w:val="28"/>
-        </w:rPr>
-      </w:pPr>
-      <w:r>
-        <w:rPr>
-          <w:rFonts w:asciiTheme="majorBidi" w:hAnsiTheme="majorBidi" w:cstheme="majorBidi"/>
-          <w:b/>
-          <w:bCs/>
-          <w:sz w:val="28"/>
-          <w:szCs w:val="28"/>
-        </w:rPr>
+        <w:spacing w:after="60"/>
+        <w:jc w:val="both"/>
+        <w:rPr>
+          <w:rFonts w:asciiTheme="majorBidi" w:hAnsiTheme="majorBidi" w:cstheme="majorBidi"/>
+          <w:b/>
+          <w:bCs/>
+          <w:sz w:val="28"/>
+          <w:szCs w:val="28"/>
+        </w:rPr>
+      </w:pPr>
+      <w:r>
+        <w:rPr>
+          <w:rFonts w:asciiTheme="majorBidi" w:hAnsiTheme="majorBidi" w:cstheme="majorBidi"/>
+          <w:b/>
+          <w:bCs/>
+          <w:sz w:val="28"/>
+          <w:szCs w:val="28"/>
+        </w:rPr>
+        <w:lastRenderedPageBreak/>
         <w:t>What “Horizontal” Means</w:t>
       </w:r>
       <w:r>
@@ -22431,6 +22702,7 @@
     </w:p>
     <w:p>
       <w:pPr>
+        <w:spacing w:after="60"/>
         <w:jc w:val="both"/>
         <w:rPr>
           <w:rFonts w:asciiTheme="majorBidi" w:hAnsiTheme="majorBidi" w:cstheme="majorBidi"/>
@@ -22498,7 +22770,7 @@
     </w:p>
     <w:p>
       <w:pPr>
-        <w:spacing w:after="120"/>
+        <w:spacing w:after="60"/>
         <w:ind w:left="360"/>
         <w:jc w:val="both"/>
         <w:rPr>
@@ -22512,8 +22784,17 @@
           <w:rFonts w:asciiTheme="majorBidi" w:hAnsiTheme="majorBidi" w:cstheme="majorBidi"/>
           <w:sz w:val="28"/>
           <w:szCs w:val="28"/>
-        </w:rPr>
-        <w:t>Example: from 3 Pods → 10 Pods</w:t>
+          <w:u w:val="single"/>
+        </w:rPr>
+        <w:t>Example:</w:t>
+      </w:r>
+      <w:r>
+        <w:rPr>
+          <w:rFonts w:asciiTheme="majorBidi" w:hAnsiTheme="majorBidi" w:cstheme="majorBidi"/>
+          <w:sz w:val="28"/>
+          <w:szCs w:val="28"/>
+        </w:rPr>
+        <w:t xml:space="preserve"> from 3 Pods → 10 Pods</w:t>
       </w:r>
     </w:p>
     <w:p>
@@ -22580,32 +22861,45 @@
           <w:rFonts w:asciiTheme="majorBidi" w:hAnsiTheme="majorBidi" w:cstheme="majorBidi"/>
           <w:sz w:val="28"/>
           <w:szCs w:val="28"/>
-        </w:rPr>
-        <w:t>Example: from 500m CPU → 1 CPU</w:t>
-      </w:r>
-    </w:p>
-    <w:p>
-      <w:pPr>
-        <w:jc w:val="both"/>
-        <w:rPr>
-          <w:rFonts w:asciiTheme="majorBidi" w:hAnsiTheme="majorBidi" w:cstheme="majorBidi"/>
-          <w:sz w:val="28"/>
-          <w:szCs w:val="28"/>
           <w:u w:val="single"/>
         </w:rPr>
-      </w:pPr>
-      <w:r>
-        <w:rPr>
-          <w:rFonts w:asciiTheme="majorBidi" w:hAnsiTheme="majorBidi" w:cstheme="majorBidi"/>
-          <w:sz w:val="28"/>
-          <w:szCs w:val="28"/>
-          <w:u w:val="single"/>
+        <w:t>Example:</w:t>
+      </w:r>
+      <w:r>
+        <w:rPr>
+          <w:rFonts w:asciiTheme="majorBidi" w:hAnsiTheme="majorBidi" w:cstheme="majorBidi"/>
+          <w:sz w:val="28"/>
+          <w:szCs w:val="28"/>
+        </w:rPr>
+        <w:t xml:space="preserve"> from 500m CPU → 1 CPU</w:t>
+      </w:r>
+    </w:p>
+    <w:p>
+      <w:pPr>
+        <w:spacing w:after="60"/>
+        <w:jc w:val="both"/>
+        <w:rPr>
+          <w:rFonts w:asciiTheme="majorBidi" w:hAnsiTheme="majorBidi" w:cstheme="majorBidi"/>
+          <w:b/>
+          <w:bCs/>
+          <w:sz w:val="28"/>
+          <w:szCs w:val="28"/>
+        </w:rPr>
+      </w:pPr>
+      <w:r>
+        <w:rPr>
+          <w:rFonts w:asciiTheme="majorBidi" w:hAnsiTheme="majorBidi" w:cstheme="majorBidi"/>
+          <w:b/>
+          <w:bCs/>
+          <w:sz w:val="28"/>
+          <w:szCs w:val="28"/>
         </w:rPr>
         <w:t>What HPA Works With</w:t>
       </w:r>
     </w:p>
     <w:p>
       <w:pPr>
+        <w:spacing w:after="120"/>
         <w:jc w:val="both"/>
         <w:rPr>
           <w:rFonts w:asciiTheme="majorBidi" w:hAnsiTheme="majorBidi" w:cstheme="majorBidi"/>
@@ -22643,46 +22937,32 @@
           <w:sz w:val="28"/>
           <w:szCs w:val="28"/>
         </w:rPr>
-        <w:t xml:space="preserve"> like </w:t>
-      </w:r>
-      <w:proofErr w:type="gramStart"/>
-      <w:r>
-        <w:rPr>
-          <w:rFonts w:asciiTheme="majorBidi" w:hAnsiTheme="majorBidi" w:cstheme="majorBidi"/>
-          <w:sz w:val="28"/>
-          <w:szCs w:val="28"/>
-        </w:rPr>
-        <w:t>de[</w:t>
-      </w:r>
-      <w:proofErr w:type="spellStart"/>
-      <w:proofErr w:type="gramEnd"/>
-      <w:r>
-        <w:rPr>
-          <w:rFonts w:asciiTheme="majorBidi" w:hAnsiTheme="majorBidi" w:cstheme="majorBidi"/>
-          <w:sz w:val="28"/>
-          <w:szCs w:val="28"/>
-        </w:rPr>
-        <w:t>loyment</w:t>
-      </w:r>
-      <w:proofErr w:type="spellEnd"/>
-      <w:r>
-        <w:rPr>
-          <w:rFonts w:asciiTheme="majorBidi" w:hAnsiTheme="majorBidi" w:cstheme="majorBidi"/>
-          <w:sz w:val="28"/>
-          <w:szCs w:val="28"/>
-        </w:rPr>
-        <w:t>.</w:t>
-      </w:r>
-    </w:p>
-    <w:p>
-      <w:pPr>
-        <w:jc w:val="both"/>
-        <w:rPr>
-          <w:rFonts w:asciiTheme="majorBidi" w:hAnsiTheme="majorBidi" w:cstheme="majorBidi"/>
-          <w:sz w:val="28"/>
-          <w:szCs w:val="28"/>
-        </w:rPr>
-      </w:pPr>
+        <w:t xml:space="preserve"> like de</w:t>
+      </w:r>
+      <w:r>
+        <w:rPr>
+          <w:rFonts w:asciiTheme="majorBidi" w:hAnsiTheme="majorBidi" w:cstheme="majorBidi"/>
+          <w:sz w:val="28"/>
+          <w:szCs w:val="28"/>
+        </w:rPr>
+        <w:t>p</w:t>
+      </w:r>
+      <w:r>
+        <w:rPr>
+          <w:rFonts w:asciiTheme="majorBidi" w:hAnsiTheme="majorBidi" w:cstheme="majorBidi"/>
+          <w:sz w:val="28"/>
+          <w:szCs w:val="28"/>
+        </w:rPr>
+        <w:t>loyment.</w:t>
+      </w:r>
+      <w:r>
+        <w:rPr>
+          <w:rFonts w:asciiTheme="majorBidi" w:hAnsiTheme="majorBidi" w:cstheme="majorBidi"/>
+          <w:sz w:val="28"/>
+          <w:szCs w:val="28"/>
+        </w:rPr>
+        <w:t xml:space="preserve"> </w:t>
+      </w:r>
       <w:r>
         <w:rPr>
           <w:rFonts w:asciiTheme="majorBidi" w:hAnsiTheme="majorBidi" w:cstheme="majorBidi"/>
@@ -22694,6 +22974,7 @@
     </w:p>
     <w:p>
       <w:pPr>
+        <w:spacing w:after="60"/>
         <w:jc w:val="both"/>
         <w:rPr>
           <w:rFonts w:asciiTheme="majorBidi" w:hAnsiTheme="majorBidi" w:cstheme="majorBidi"/>
@@ -22716,6 +22997,7 @@
     </w:p>
     <w:p>
       <w:pPr>
+        <w:spacing w:after="60"/>
         <w:jc w:val="both"/>
         <w:rPr>
           <w:rFonts w:asciiTheme="majorBidi" w:hAnsiTheme="majorBidi" w:cstheme="majorBidi"/>
@@ -22835,6 +23117,7 @@
           <w:ilvl w:val="0"/>
           <w:numId w:val="36"/>
         </w:numPr>
+        <w:spacing w:after="120"/>
         <w:ind w:left="360"/>
         <w:jc w:val="both"/>
         <w:rPr>
@@ -22854,6 +23137,7 @@
     </w:p>
     <w:p>
       <w:pPr>
+        <w:spacing w:after="60"/>
         <w:jc w:val="both"/>
         <w:rPr>
           <w:rFonts w:asciiTheme="majorBidi" w:hAnsiTheme="majorBidi" w:cstheme="majorBidi"/>
@@ -22874,12 +23158,7 @@
     </w:p>
     <w:p>
       <w:pPr>
-        <w:pStyle w:val="ListParagraph"/>
-        <w:numPr>
-          <w:ilvl w:val="0"/>
-          <w:numId w:val="37"/>
-        </w:numPr>
-        <w:ind w:left="360"/>
+        <w:spacing w:after="120"/>
         <w:jc w:val="both"/>
         <w:rPr>
           <w:rFonts w:asciiTheme="majorBidi" w:hAnsiTheme="majorBidi" w:cstheme="majorBidi"/>
@@ -22895,47 +23174,38 @@
         </w:rPr>
         <w:t>Target CPU usage: 50%</w:t>
       </w:r>
-    </w:p>
-    <w:p>
-      <w:pPr>
-        <w:pStyle w:val="ListParagraph"/>
-        <w:numPr>
-          <w:ilvl w:val="0"/>
-          <w:numId w:val="37"/>
-        </w:numPr>
-        <w:ind w:left="360"/>
-        <w:jc w:val="both"/>
-        <w:rPr>
-          <w:rFonts w:asciiTheme="majorBidi" w:hAnsiTheme="majorBidi" w:cstheme="majorBidi"/>
-          <w:sz w:val="28"/>
-          <w:szCs w:val="28"/>
-        </w:rPr>
-      </w:pPr>
-      <w:r>
-        <w:rPr>
-          <w:rFonts w:asciiTheme="majorBidi" w:hAnsiTheme="majorBidi" w:cstheme="majorBidi"/>
-          <w:sz w:val="28"/>
-          <w:szCs w:val="28"/>
-        </w:rPr>
-        <w:lastRenderedPageBreak/>
+      <w:r>
+        <w:rPr>
+          <w:rFonts w:asciiTheme="majorBidi" w:hAnsiTheme="majorBidi" w:cstheme="majorBidi"/>
+          <w:sz w:val="28"/>
+          <w:szCs w:val="28"/>
+        </w:rPr>
+        <w:t xml:space="preserve"> &amp; </w:t>
+      </w:r>
+      <w:r>
+        <w:rPr>
+          <w:rFonts w:asciiTheme="majorBidi" w:hAnsiTheme="majorBidi" w:cstheme="majorBidi"/>
+          <w:sz w:val="28"/>
+          <w:szCs w:val="28"/>
+        </w:rPr>
         <w:t>Current usage: 80%</w:t>
       </w:r>
-    </w:p>
-    <w:p>
-      <w:pPr>
-        <w:pStyle w:val="ListParagraph"/>
-        <w:numPr>
-          <w:ilvl w:val="0"/>
-          <w:numId w:val="37"/>
-        </w:numPr>
-        <w:ind w:left="360"/>
-        <w:jc w:val="both"/>
-        <w:rPr>
-          <w:rFonts w:asciiTheme="majorBidi" w:hAnsiTheme="majorBidi" w:cstheme="majorBidi"/>
-          <w:sz w:val="28"/>
-          <w:szCs w:val="28"/>
-        </w:rPr>
-      </w:pPr>
+      <w:r>
+        <w:rPr>
+          <w:rFonts w:asciiTheme="majorBidi" w:hAnsiTheme="majorBidi" w:cstheme="majorBidi"/>
+          <w:sz w:val="28"/>
+          <w:szCs w:val="28"/>
+        </w:rPr>
+        <w:t xml:space="preserve"> </w:t>
+      </w:r>
+      <w:r>
+        <w:rPr>
+          <w:rFonts w:asciiTheme="majorBidi" w:hAnsiTheme="majorBidi" w:cstheme="majorBidi"/>
+          <w:sz w:val="28"/>
+          <w:szCs w:val="28"/>
+        </w:rPr>
+        <w:t xml:space="preserve">→ </w:t>
+      </w:r>
       <w:r>
         <w:rPr>
           <w:rFonts w:asciiTheme="majorBidi" w:hAnsiTheme="majorBidi" w:cstheme="majorBidi"/>
@@ -22947,6 +23217,7 @@
     </w:p>
     <w:p>
       <w:pPr>
+        <w:spacing w:after="60"/>
         <w:jc w:val="both"/>
         <w:rPr>
           <w:rFonts w:asciiTheme="majorBidi" w:hAnsiTheme="majorBidi" w:cstheme="majorBidi"/>
@@ -22979,6 +23250,7 @@
     </w:p>
     <w:p>
       <w:pPr>
+        <w:spacing w:after="60"/>
         <w:jc w:val="both"/>
         <w:rPr>
           <w:rFonts w:asciiTheme="majorBidi" w:hAnsiTheme="majorBidi" w:cstheme="majorBidi"/>
@@ -23135,7 +23407,7 @@
     </w:p>
     <w:p>
       <w:pPr>
-        <w:spacing w:after="120"/>
+        <w:spacing w:after="80"/>
         <w:ind w:left="360"/>
         <w:jc w:val="both"/>
         <w:rPr>
@@ -23247,14 +23519,17 @@
           <w:rFonts w:asciiTheme="majorBidi" w:hAnsiTheme="majorBidi" w:cstheme="majorBidi"/>
           <w:sz w:val="28"/>
           <w:szCs w:val="28"/>
-        </w:rPr>
-      </w:pPr>
-      <w:r>
-        <w:rPr>
-          <w:rFonts w:asciiTheme="majorBidi" w:hAnsiTheme="majorBidi" w:cstheme="majorBidi"/>
-          <w:sz w:val="28"/>
-          <w:szCs w:val="28"/>
-        </w:rPr>
+          <w:u w:val="single"/>
+        </w:rPr>
+      </w:pPr>
+      <w:r>
+        <w:rPr>
+          <w:rFonts w:asciiTheme="majorBidi" w:hAnsiTheme="majorBidi" w:cstheme="majorBidi"/>
+          <w:sz w:val="28"/>
+          <w:szCs w:val="28"/>
+          <w:u w:val="single"/>
+        </w:rPr>
+        <w:lastRenderedPageBreak/>
         <w:t>Examples:</w:t>
       </w:r>
     </w:p>
@@ -23400,8 +23675,8 @@
         <w:jc w:val="both"/>
         <w:rPr>
           <w:rFonts w:asciiTheme="majorBidi" w:hAnsiTheme="majorBidi" w:cstheme="majorBidi"/>
-          <w:sz w:val="12"/>
-          <w:szCs w:val="12"/>
+          <w:sz w:val="6"/>
+          <w:szCs w:val="6"/>
         </w:rPr>
       </w:pPr>
     </w:p>
@@ -23466,6 +23741,7 @@
           <w:rFonts w:asciiTheme="majorBidi" w:hAnsiTheme="majorBidi" w:cstheme="majorBidi"/>
           <w:sz w:val="28"/>
           <w:szCs w:val="28"/>
+          <w:u w:val="single"/>
         </w:rPr>
         <w:t>Examples:</w:t>
       </w:r>
@@ -23537,7 +23813,7 @@
         <mc:AlternateContent>
           <mc:Choice Requires="wps">
             <w:drawing>
-              <wp:anchor distT="0" distB="0" distL="114300" distR="114300" simplePos="0" relativeHeight="251671552" behindDoc="0" locked="0" layoutInCell="1" allowOverlap="1" wp14:anchorId="6F83D22C" wp14:editId="2F22C724">
+              <wp:anchor distT="0" distB="0" distL="114300" distR="114300" simplePos="0" relativeHeight="251671552" behindDoc="0" locked="0" layoutInCell="1" allowOverlap="1" wp14:anchorId="6F83D22C" wp14:editId="622A0BA8">
                 <wp:simplePos x="0" y="0"/>
                 <wp:positionH relativeFrom="margin">
                   <wp:align>left</wp:align>
@@ -23545,8 +23821,8 @@
                 <wp:positionV relativeFrom="paragraph">
                   <wp:posOffset>336723</wp:posOffset>
                 </wp:positionV>
-                <wp:extent cx="3546475" cy="1752600"/>
-                <wp:effectExtent l="0" t="0" r="15875" b="19050"/>
+                <wp:extent cx="3546475" cy="5814060"/>
+                <wp:effectExtent l="0" t="0" r="15875" b="15240"/>
                 <wp:wrapNone/>
                 <wp:docPr id="545739982" name="Rectangle 14"/>
                 <wp:cNvGraphicFramePr/>
@@ -23557,7 +23833,7 @@
                       <wps:spPr>
                         <a:xfrm>
                           <a:off x="0" y="0"/>
-                          <a:ext cx="3546475" cy="1752600"/>
+                          <a:ext cx="3546475" cy="5814060"/>
                         </a:xfrm>
                         <a:prstGeom prst="rect">
                           <a:avLst/>
@@ -23882,6 +24158,736 @@
                                 <w:szCs w:val="28"/>
                               </w:rPr>
                             </w:pPr>
+                            <w:r>
+                              <w:rPr>
+                                <w:rFonts w:asciiTheme="majorBidi" w:hAnsiTheme="majorBidi" w:cstheme="majorBidi"/>
+                                <w:b/>
+                                <w:bCs/>
+                                <w:i/>
+                                <w:iCs/>
+                                <w:sz w:val="28"/>
+                                <w:szCs w:val="28"/>
+                              </w:rPr>
+                              <w:t xml:space="preserve">          </w:t>
+                            </w:r>
+                            <w:r>
+                              <w:rPr>
+                                <w:rFonts w:asciiTheme="majorBidi" w:hAnsiTheme="majorBidi" w:cstheme="majorBidi"/>
+                                <w:b/>
+                                <w:bCs/>
+                                <w:i/>
+                                <w:iCs/>
+                                <w:sz w:val="28"/>
+                                <w:szCs w:val="28"/>
+                              </w:rPr>
+                              <w:t>kind: Deployment</w:t>
+                            </w:r>
+                          </w:p>
+                          <w:p>
+                            <w:pPr>
+                              <w:spacing w:after="0"/>
+                              <w:rPr>
+                                <w:rFonts w:asciiTheme="majorBidi" w:hAnsiTheme="majorBidi" w:cstheme="majorBidi"/>
+                                <w:b/>
+                                <w:bCs/>
+                                <w:i/>
+                                <w:iCs/>
+                                <w:sz w:val="28"/>
+                                <w:szCs w:val="28"/>
+                              </w:rPr>
+                            </w:pPr>
+                            <w:r>
+                              <w:rPr>
+                                <w:rFonts w:asciiTheme="majorBidi" w:hAnsiTheme="majorBidi" w:cstheme="majorBidi"/>
+                                <w:b/>
+                                <w:bCs/>
+                                <w:i/>
+                                <w:iCs/>
+                                <w:sz w:val="28"/>
+                                <w:szCs w:val="28"/>
+                              </w:rPr>
+                              <w:t xml:space="preserve">          </w:t>
+                            </w:r>
+                            <w:r>
+                              <w:rPr>
+                                <w:rFonts w:asciiTheme="majorBidi" w:hAnsiTheme="majorBidi" w:cstheme="majorBidi"/>
+                                <w:b/>
+                                <w:bCs/>
+                                <w:i/>
+                                <w:iCs/>
+                                <w:sz w:val="28"/>
+                                <w:szCs w:val="28"/>
+                              </w:rPr>
+                              <w:t>name: nginx-deployment</w:t>
+                            </w:r>
+                          </w:p>
+                          <w:p>
+                            <w:pPr>
+                              <w:spacing w:after="0"/>
+                              <w:rPr>
+                                <w:rFonts w:asciiTheme="majorBidi" w:hAnsiTheme="majorBidi" w:cstheme="majorBidi"/>
+                                <w:b/>
+                                <w:bCs/>
+                                <w:i/>
+                                <w:iCs/>
+                                <w:sz w:val="28"/>
+                                <w:szCs w:val="28"/>
+                              </w:rPr>
+                            </w:pPr>
+                            <w:r>
+                              <w:rPr>
+                                <w:rFonts w:asciiTheme="majorBidi" w:hAnsiTheme="majorBidi" w:cstheme="majorBidi"/>
+                                <w:b/>
+                                <w:bCs/>
+                                <w:i/>
+                                <w:iCs/>
+                                <w:sz w:val="28"/>
+                                <w:szCs w:val="28"/>
+                              </w:rPr>
+                              <w:t xml:space="preserve">     </w:t>
+                            </w:r>
+                            <w:proofErr w:type="spellStart"/>
+                            <w:r>
+                              <w:rPr>
+                                <w:rFonts w:asciiTheme="majorBidi" w:hAnsiTheme="majorBidi" w:cstheme="majorBidi"/>
+                                <w:b/>
+                                <w:bCs/>
+                                <w:i/>
+                                <w:iCs/>
+                                <w:sz w:val="28"/>
+                                <w:szCs w:val="28"/>
+                              </w:rPr>
+                              <w:t>minReplicas</w:t>
+                            </w:r>
+                            <w:proofErr w:type="spellEnd"/>
+                            <w:r>
+                              <w:rPr>
+                                <w:rFonts w:asciiTheme="majorBidi" w:hAnsiTheme="majorBidi" w:cstheme="majorBidi"/>
+                                <w:b/>
+                                <w:bCs/>
+                                <w:i/>
+                                <w:iCs/>
+                                <w:sz w:val="28"/>
+                                <w:szCs w:val="28"/>
+                              </w:rPr>
+                              <w:t>: 2</w:t>
+                            </w:r>
+                          </w:p>
+                          <w:p>
+                            <w:pPr>
+                              <w:spacing w:after="0"/>
+                              <w:rPr>
+                                <w:rFonts w:asciiTheme="majorBidi" w:hAnsiTheme="majorBidi" w:cstheme="majorBidi"/>
+                                <w:b/>
+                                <w:bCs/>
+                                <w:i/>
+                                <w:iCs/>
+                                <w:sz w:val="28"/>
+                                <w:szCs w:val="28"/>
+                              </w:rPr>
+                            </w:pPr>
+                            <w:r>
+                              <w:rPr>
+                                <w:rFonts w:asciiTheme="majorBidi" w:hAnsiTheme="majorBidi" w:cstheme="majorBidi"/>
+                                <w:b/>
+                                <w:bCs/>
+                                <w:i/>
+                                <w:iCs/>
+                                <w:sz w:val="28"/>
+                                <w:szCs w:val="28"/>
+                              </w:rPr>
+                              <w:t xml:space="preserve">     </w:t>
+                            </w:r>
+                            <w:proofErr w:type="spellStart"/>
+                            <w:r>
+                              <w:rPr>
+                                <w:rFonts w:asciiTheme="majorBidi" w:hAnsiTheme="majorBidi" w:cstheme="majorBidi"/>
+                                <w:b/>
+                                <w:bCs/>
+                                <w:i/>
+                                <w:iCs/>
+                                <w:sz w:val="28"/>
+                                <w:szCs w:val="28"/>
+                              </w:rPr>
+                              <w:t>maxReplicas</w:t>
+                            </w:r>
+                            <w:proofErr w:type="spellEnd"/>
+                            <w:r>
+                              <w:rPr>
+                                <w:rFonts w:asciiTheme="majorBidi" w:hAnsiTheme="majorBidi" w:cstheme="majorBidi"/>
+                                <w:b/>
+                                <w:bCs/>
+                                <w:i/>
+                                <w:iCs/>
+                                <w:sz w:val="28"/>
+                                <w:szCs w:val="28"/>
+                              </w:rPr>
+                              <w:t>: 10</w:t>
+                            </w:r>
+                          </w:p>
+                          <w:p>
+                            <w:pPr>
+                              <w:spacing w:after="0"/>
+                              <w:rPr>
+                                <w:rFonts w:asciiTheme="majorBidi" w:hAnsiTheme="majorBidi" w:cstheme="majorBidi"/>
+                                <w:b/>
+                                <w:bCs/>
+                                <w:i/>
+                                <w:iCs/>
+                                <w:sz w:val="28"/>
+                                <w:szCs w:val="28"/>
+                              </w:rPr>
+                            </w:pPr>
+                            <w:r>
+                              <w:rPr>
+                                <w:rFonts w:asciiTheme="majorBidi" w:hAnsiTheme="majorBidi" w:cstheme="majorBidi"/>
+                                <w:b/>
+                                <w:bCs/>
+                                <w:i/>
+                                <w:iCs/>
+                                <w:sz w:val="28"/>
+                                <w:szCs w:val="28"/>
+                              </w:rPr>
+                              <w:t xml:space="preserve">     </w:t>
+                            </w:r>
+                            <w:r>
+                              <w:rPr>
+                                <w:rFonts w:asciiTheme="majorBidi" w:hAnsiTheme="majorBidi" w:cstheme="majorBidi"/>
+                                <w:b/>
+                                <w:bCs/>
+                                <w:i/>
+                                <w:iCs/>
+                                <w:sz w:val="28"/>
+                                <w:szCs w:val="28"/>
+                              </w:rPr>
+                              <w:t>metrics:</w:t>
+                            </w:r>
+                          </w:p>
+                          <w:p>
+                            <w:pPr>
+                              <w:spacing w:after="0"/>
+                              <w:rPr>
+                                <w:rFonts w:asciiTheme="majorBidi" w:hAnsiTheme="majorBidi" w:cstheme="majorBidi"/>
+                                <w:b/>
+                                <w:bCs/>
+                                <w:i/>
+                                <w:iCs/>
+                                <w:sz w:val="28"/>
+                                <w:szCs w:val="28"/>
+                              </w:rPr>
+                            </w:pPr>
+                            <w:r>
+                              <w:rPr>
+                                <w:rFonts w:asciiTheme="majorBidi" w:hAnsiTheme="majorBidi" w:cstheme="majorBidi"/>
+                                <w:b/>
+                                <w:bCs/>
+                                <w:i/>
+                                <w:iCs/>
+                                <w:sz w:val="28"/>
+                                <w:szCs w:val="28"/>
+                              </w:rPr>
+                              <w:t xml:space="preserve">        </w:t>
+                            </w:r>
+                            <w:r>
+                              <w:rPr>
+                                <w:rFonts w:asciiTheme="majorBidi" w:hAnsiTheme="majorBidi" w:cstheme="majorBidi"/>
+                                <w:b/>
+                                <w:bCs/>
+                                <w:i/>
+                                <w:iCs/>
+                                <w:sz w:val="28"/>
+                                <w:szCs w:val="28"/>
+                              </w:rPr>
+                              <w:t>- type: Resource</w:t>
+                            </w:r>
+                          </w:p>
+                          <w:p>
+                            <w:pPr>
+                              <w:spacing w:after="0"/>
+                              <w:rPr>
+                                <w:rFonts w:asciiTheme="majorBidi" w:hAnsiTheme="majorBidi" w:cstheme="majorBidi"/>
+                                <w:b/>
+                                <w:bCs/>
+                                <w:i/>
+                                <w:iCs/>
+                                <w:sz w:val="28"/>
+                                <w:szCs w:val="28"/>
+                              </w:rPr>
+                            </w:pPr>
+                            <w:r>
+                              <w:rPr>
+                                <w:rFonts w:asciiTheme="majorBidi" w:hAnsiTheme="majorBidi" w:cstheme="majorBidi"/>
+                                <w:b/>
+                                <w:bCs/>
+                                <w:i/>
+                                <w:iCs/>
+                                <w:sz w:val="28"/>
+                                <w:szCs w:val="28"/>
+                              </w:rPr>
+                              <w:t xml:space="preserve">          </w:t>
+                            </w:r>
+                            <w:r>
+                              <w:rPr>
+                                <w:rFonts w:asciiTheme="majorBidi" w:hAnsiTheme="majorBidi" w:cstheme="majorBidi"/>
+                                <w:b/>
+                                <w:bCs/>
+                                <w:i/>
+                                <w:iCs/>
+                                <w:sz w:val="28"/>
+                                <w:szCs w:val="28"/>
+                              </w:rPr>
+                              <w:t>resource:</w:t>
+                            </w:r>
+                          </w:p>
+                          <w:p>
+                            <w:pPr>
+                              <w:spacing w:after="0"/>
+                              <w:rPr>
+                                <w:rFonts w:asciiTheme="majorBidi" w:hAnsiTheme="majorBidi" w:cstheme="majorBidi"/>
+                                <w:b/>
+                                <w:bCs/>
+                                <w:i/>
+                                <w:iCs/>
+                                <w:sz w:val="28"/>
+                                <w:szCs w:val="28"/>
+                              </w:rPr>
+                            </w:pPr>
+                            <w:r>
+                              <w:rPr>
+                                <w:rFonts w:asciiTheme="majorBidi" w:hAnsiTheme="majorBidi" w:cstheme="majorBidi"/>
+                                <w:b/>
+                                <w:bCs/>
+                                <w:i/>
+                                <w:iCs/>
+                                <w:sz w:val="28"/>
+                                <w:szCs w:val="28"/>
+                              </w:rPr>
+                              <w:t xml:space="preserve">               </w:t>
+                            </w:r>
+                            <w:r>
+                              <w:rPr>
+                                <w:rFonts w:asciiTheme="majorBidi" w:hAnsiTheme="majorBidi" w:cstheme="majorBidi"/>
+                                <w:b/>
+                                <w:bCs/>
+                                <w:i/>
+                                <w:iCs/>
+                                <w:sz w:val="28"/>
+                                <w:szCs w:val="28"/>
+                              </w:rPr>
+                              <w:t xml:space="preserve">name: </w:t>
+                            </w:r>
+                            <w:proofErr w:type="spellStart"/>
+                            <w:r>
+                              <w:rPr>
+                                <w:rFonts w:asciiTheme="majorBidi" w:hAnsiTheme="majorBidi" w:cstheme="majorBidi"/>
+                                <w:b/>
+                                <w:bCs/>
+                                <w:i/>
+                                <w:iCs/>
+                                <w:sz w:val="28"/>
+                                <w:szCs w:val="28"/>
+                              </w:rPr>
+                              <w:t>cpu</w:t>
+                            </w:r>
+                            <w:proofErr w:type="spellEnd"/>
+                          </w:p>
+                          <w:p>
+                            <w:pPr>
+                              <w:spacing w:after="0"/>
+                              <w:rPr>
+                                <w:rFonts w:asciiTheme="majorBidi" w:hAnsiTheme="majorBidi" w:cstheme="majorBidi"/>
+                                <w:b/>
+                                <w:bCs/>
+                                <w:i/>
+                                <w:iCs/>
+                                <w:sz w:val="28"/>
+                                <w:szCs w:val="28"/>
+                              </w:rPr>
+                            </w:pPr>
+                            <w:r>
+                              <w:rPr>
+                                <w:rFonts w:asciiTheme="majorBidi" w:hAnsiTheme="majorBidi" w:cstheme="majorBidi"/>
+                                <w:b/>
+                                <w:bCs/>
+                                <w:i/>
+                                <w:iCs/>
+                                <w:sz w:val="28"/>
+                                <w:szCs w:val="28"/>
+                              </w:rPr>
+                              <w:t xml:space="preserve">               </w:t>
+                            </w:r>
+                            <w:r>
+                              <w:rPr>
+                                <w:rFonts w:asciiTheme="majorBidi" w:hAnsiTheme="majorBidi" w:cstheme="majorBidi"/>
+                                <w:b/>
+                                <w:bCs/>
+                                <w:i/>
+                                <w:iCs/>
+                                <w:sz w:val="28"/>
+                                <w:szCs w:val="28"/>
+                              </w:rPr>
+                              <w:t>target:</w:t>
+                            </w:r>
+                          </w:p>
+                          <w:p>
+                            <w:pPr>
+                              <w:spacing w:after="0"/>
+                              <w:rPr>
+                                <w:rFonts w:asciiTheme="majorBidi" w:hAnsiTheme="majorBidi" w:cstheme="majorBidi"/>
+                                <w:b/>
+                                <w:bCs/>
+                                <w:i/>
+                                <w:iCs/>
+                                <w:sz w:val="28"/>
+                                <w:szCs w:val="28"/>
+                              </w:rPr>
+                            </w:pPr>
+                            <w:r>
+                              <w:rPr>
+                                <w:rFonts w:asciiTheme="majorBidi" w:hAnsiTheme="majorBidi" w:cstheme="majorBidi"/>
+                                <w:b/>
+                                <w:bCs/>
+                                <w:i/>
+                                <w:iCs/>
+                                <w:sz w:val="28"/>
+                                <w:szCs w:val="28"/>
+                              </w:rPr>
+                              <w:t xml:space="preserve">                    </w:t>
+                            </w:r>
+                            <w:r>
+                              <w:rPr>
+                                <w:rFonts w:asciiTheme="majorBidi" w:hAnsiTheme="majorBidi" w:cstheme="majorBidi"/>
+                                <w:b/>
+                                <w:bCs/>
+                                <w:i/>
+                                <w:iCs/>
+                                <w:sz w:val="28"/>
+                                <w:szCs w:val="28"/>
+                              </w:rPr>
+                              <w:t>type: Utilization</w:t>
+                            </w:r>
+                          </w:p>
+                          <w:p>
+                            <w:pPr>
+                              <w:spacing w:after="0"/>
+                              <w:rPr>
+                                <w:rFonts w:asciiTheme="majorBidi" w:hAnsiTheme="majorBidi" w:cstheme="majorBidi"/>
+                                <w:b/>
+                                <w:bCs/>
+                                <w:i/>
+                                <w:iCs/>
+                                <w:sz w:val="28"/>
+                                <w:szCs w:val="28"/>
+                              </w:rPr>
+                            </w:pPr>
+                            <w:r>
+                              <w:rPr>
+                                <w:rFonts w:asciiTheme="majorBidi" w:hAnsiTheme="majorBidi" w:cstheme="majorBidi"/>
+                                <w:b/>
+                                <w:bCs/>
+                                <w:i/>
+                                <w:iCs/>
+                                <w:sz w:val="28"/>
+                                <w:szCs w:val="28"/>
+                              </w:rPr>
+                              <w:t xml:space="preserve">                    </w:t>
+                            </w:r>
+                            <w:proofErr w:type="spellStart"/>
+                            <w:r>
+                              <w:rPr>
+                                <w:rFonts w:asciiTheme="majorBidi" w:hAnsiTheme="majorBidi" w:cstheme="majorBidi"/>
+                                <w:b/>
+                                <w:bCs/>
+                                <w:i/>
+                                <w:iCs/>
+                                <w:sz w:val="28"/>
+                                <w:szCs w:val="28"/>
+                              </w:rPr>
+                              <w:t>averageUtilization</w:t>
+                            </w:r>
+                            <w:proofErr w:type="spellEnd"/>
+                            <w:r>
+                              <w:rPr>
+                                <w:rFonts w:asciiTheme="majorBidi" w:hAnsiTheme="majorBidi" w:cstheme="majorBidi"/>
+                                <w:b/>
+                                <w:bCs/>
+                                <w:i/>
+                                <w:iCs/>
+                                <w:sz w:val="28"/>
+                                <w:szCs w:val="28"/>
+                              </w:rPr>
+                              <w:t>: 50</w:t>
+                            </w:r>
+                          </w:p>
+                          <w:p>
+                            <w:pPr>
+                              <w:spacing w:after="0"/>
+                              <w:rPr>
+                                <w:rFonts w:asciiTheme="majorBidi" w:hAnsiTheme="majorBidi" w:cstheme="majorBidi"/>
+                                <w:b/>
+                                <w:bCs/>
+                                <w:i/>
+                                <w:iCs/>
+                                <w:sz w:val="28"/>
+                                <w:szCs w:val="28"/>
+                              </w:rPr>
+                            </w:pPr>
+                            <w:r>
+                              <w:rPr>
+                                <w:rFonts w:asciiTheme="majorBidi" w:hAnsiTheme="majorBidi" w:cstheme="majorBidi"/>
+                                <w:b/>
+                                <w:bCs/>
+                                <w:i/>
+                                <w:iCs/>
+                                <w:sz w:val="28"/>
+                                <w:szCs w:val="28"/>
+                              </w:rPr>
+                              <w:t xml:space="preserve">        </w:t>
+                            </w:r>
+                            <w:r>
+                              <w:rPr>
+                                <w:rFonts w:asciiTheme="majorBidi" w:hAnsiTheme="majorBidi" w:cstheme="majorBidi"/>
+                                <w:b/>
+                                <w:bCs/>
+                                <w:i/>
+                                <w:iCs/>
+                                <w:sz w:val="28"/>
+                                <w:szCs w:val="28"/>
+                              </w:rPr>
+                              <w:t>- type: Resource</w:t>
+                            </w:r>
+                          </w:p>
+                          <w:p>
+                            <w:pPr>
+                              <w:spacing w:after="0"/>
+                              <w:rPr>
+                                <w:rFonts w:asciiTheme="majorBidi" w:hAnsiTheme="majorBidi" w:cstheme="majorBidi"/>
+                                <w:b/>
+                                <w:bCs/>
+                                <w:i/>
+                                <w:iCs/>
+                                <w:sz w:val="28"/>
+                                <w:szCs w:val="28"/>
+                              </w:rPr>
+                            </w:pPr>
+                            <w:r>
+                              <w:rPr>
+                                <w:rFonts w:asciiTheme="majorBidi" w:hAnsiTheme="majorBidi" w:cstheme="majorBidi"/>
+                                <w:b/>
+                                <w:bCs/>
+                                <w:i/>
+                                <w:iCs/>
+                                <w:sz w:val="28"/>
+                                <w:szCs w:val="28"/>
+                              </w:rPr>
+                              <w:t xml:space="preserve">          </w:t>
+                            </w:r>
+                            <w:r>
+                              <w:rPr>
+                                <w:rFonts w:asciiTheme="majorBidi" w:hAnsiTheme="majorBidi" w:cstheme="majorBidi"/>
+                                <w:b/>
+                                <w:bCs/>
+                                <w:i/>
+                                <w:iCs/>
+                                <w:sz w:val="28"/>
+                                <w:szCs w:val="28"/>
+                              </w:rPr>
+                              <w:t>resource:</w:t>
+                            </w:r>
+                          </w:p>
+                          <w:p>
+                            <w:pPr>
+                              <w:spacing w:after="0"/>
+                              <w:rPr>
+                                <w:rFonts w:asciiTheme="majorBidi" w:hAnsiTheme="majorBidi" w:cstheme="majorBidi"/>
+                                <w:b/>
+                                <w:bCs/>
+                                <w:i/>
+                                <w:iCs/>
+                                <w:sz w:val="28"/>
+                                <w:szCs w:val="28"/>
+                              </w:rPr>
+                            </w:pPr>
+                            <w:r>
+                              <w:rPr>
+                                <w:rFonts w:asciiTheme="majorBidi" w:hAnsiTheme="majorBidi" w:cstheme="majorBidi"/>
+                                <w:b/>
+                                <w:bCs/>
+                                <w:i/>
+                                <w:iCs/>
+                                <w:sz w:val="28"/>
+                                <w:szCs w:val="28"/>
+                              </w:rPr>
+                              <w:t xml:space="preserve">               </w:t>
+                            </w:r>
+                            <w:r>
+                              <w:rPr>
+                                <w:rFonts w:asciiTheme="majorBidi" w:hAnsiTheme="majorBidi" w:cstheme="majorBidi"/>
+                                <w:b/>
+                                <w:bCs/>
+                                <w:i/>
+                                <w:iCs/>
+                                <w:sz w:val="28"/>
+                                <w:szCs w:val="28"/>
+                              </w:rPr>
+                              <w:t>name: memory</w:t>
+                            </w:r>
+                          </w:p>
+                          <w:p>
+                            <w:pPr>
+                              <w:spacing w:after="0"/>
+                              <w:rPr>
+                                <w:rFonts w:asciiTheme="majorBidi" w:hAnsiTheme="majorBidi" w:cstheme="majorBidi"/>
+                                <w:b/>
+                                <w:bCs/>
+                                <w:i/>
+                                <w:iCs/>
+                                <w:sz w:val="28"/>
+                                <w:szCs w:val="28"/>
+                              </w:rPr>
+                            </w:pPr>
+                            <w:r>
+                              <w:rPr>
+                                <w:rFonts w:asciiTheme="majorBidi" w:hAnsiTheme="majorBidi" w:cstheme="majorBidi"/>
+                                <w:b/>
+                                <w:bCs/>
+                                <w:i/>
+                                <w:iCs/>
+                                <w:sz w:val="28"/>
+                                <w:szCs w:val="28"/>
+                              </w:rPr>
+                              <w:t xml:space="preserve">               </w:t>
+                            </w:r>
+                            <w:r>
+                              <w:rPr>
+                                <w:rFonts w:asciiTheme="majorBidi" w:hAnsiTheme="majorBidi" w:cstheme="majorBidi"/>
+                                <w:b/>
+                                <w:bCs/>
+                                <w:i/>
+                                <w:iCs/>
+                                <w:sz w:val="28"/>
+                                <w:szCs w:val="28"/>
+                              </w:rPr>
+                              <w:t>target:</w:t>
+                            </w:r>
+                          </w:p>
+                          <w:p>
+                            <w:pPr>
+                              <w:spacing w:after="0"/>
+                              <w:rPr>
+                                <w:rFonts w:asciiTheme="majorBidi" w:hAnsiTheme="majorBidi" w:cstheme="majorBidi"/>
+                                <w:b/>
+                                <w:bCs/>
+                                <w:i/>
+                                <w:iCs/>
+                                <w:sz w:val="28"/>
+                                <w:szCs w:val="28"/>
+                              </w:rPr>
+                            </w:pPr>
+                            <w:r>
+                              <w:rPr>
+                                <w:rFonts w:asciiTheme="majorBidi" w:hAnsiTheme="majorBidi" w:cstheme="majorBidi"/>
+                                <w:b/>
+                                <w:bCs/>
+                                <w:i/>
+                                <w:iCs/>
+                                <w:sz w:val="28"/>
+                                <w:szCs w:val="28"/>
+                              </w:rPr>
+                              <w:t xml:space="preserve">                    </w:t>
+                            </w:r>
+                            <w:r>
+                              <w:rPr>
+                                <w:rFonts w:asciiTheme="majorBidi" w:hAnsiTheme="majorBidi" w:cstheme="majorBidi"/>
+                                <w:b/>
+                                <w:bCs/>
+                                <w:i/>
+                                <w:iCs/>
+                                <w:sz w:val="28"/>
+                                <w:szCs w:val="28"/>
+                              </w:rPr>
+                              <w:t>type: Utilization</w:t>
+                            </w:r>
+                          </w:p>
+                          <w:p>
+                            <w:pPr>
+                              <w:spacing w:after="0"/>
+                              <w:rPr>
+                                <w:rFonts w:asciiTheme="majorBidi" w:hAnsiTheme="majorBidi" w:cstheme="majorBidi"/>
+                                <w:b/>
+                                <w:bCs/>
+                                <w:i/>
+                                <w:iCs/>
+                                <w:sz w:val="28"/>
+                                <w:szCs w:val="28"/>
+                              </w:rPr>
+                            </w:pPr>
+                            <w:r>
+                              <w:rPr>
+                                <w:rFonts w:asciiTheme="majorBidi" w:hAnsiTheme="majorBidi" w:cstheme="majorBidi"/>
+                                <w:b/>
+                                <w:bCs/>
+                                <w:i/>
+                                <w:iCs/>
+                                <w:sz w:val="28"/>
+                                <w:szCs w:val="28"/>
+                              </w:rPr>
+                              <w:t xml:space="preserve">                    </w:t>
+                            </w:r>
+                            <w:proofErr w:type="spellStart"/>
+                            <w:r>
+                              <w:rPr>
+                                <w:rFonts w:asciiTheme="majorBidi" w:hAnsiTheme="majorBidi" w:cstheme="majorBidi"/>
+                                <w:b/>
+                                <w:bCs/>
+                                <w:i/>
+                                <w:iCs/>
+                                <w:sz w:val="28"/>
+                                <w:szCs w:val="28"/>
+                              </w:rPr>
+                              <w:t>averageUtilization</w:t>
+                            </w:r>
+                            <w:proofErr w:type="spellEnd"/>
+                            <w:r>
+                              <w:rPr>
+                                <w:rFonts w:asciiTheme="majorBidi" w:hAnsiTheme="majorBidi" w:cstheme="majorBidi"/>
+                                <w:b/>
+                                <w:bCs/>
+                                <w:i/>
+                                <w:iCs/>
+                                <w:sz w:val="28"/>
+                                <w:szCs w:val="28"/>
+                              </w:rPr>
+                              <w:t>: 70</w:t>
+                            </w:r>
+                          </w:p>
+                          <w:p>
+                            <w:pPr>
+                              <w:spacing w:after="0"/>
+                              <w:rPr>
+                                <w:rFonts w:asciiTheme="majorBidi" w:hAnsiTheme="majorBidi" w:cstheme="majorBidi"/>
+                                <w:b/>
+                                <w:bCs/>
+                                <w:i/>
+                                <w:iCs/>
+                                <w:sz w:val="28"/>
+                                <w:szCs w:val="28"/>
+                              </w:rPr>
+                            </w:pPr>
+                          </w:p>
+                          <w:p>
+                            <w:pPr>
+                              <w:spacing w:after="0"/>
+                              <w:rPr>
+                                <w:rFonts w:asciiTheme="majorBidi" w:hAnsiTheme="majorBidi" w:cstheme="majorBidi"/>
+                                <w:b/>
+                                <w:bCs/>
+                                <w:i/>
+                                <w:iCs/>
+                                <w:sz w:val="28"/>
+                                <w:szCs w:val="28"/>
+                              </w:rPr>
+                            </w:pPr>
                           </w:p>
                           <w:p>
                             <w:pPr>
@@ -23917,7 +24923,7 @@
           </mc:Choice>
           <mc:Fallback>
             <w:pict>
-              <v:rect w14:anchorId="6F83D22C" id="Rectangle 14" o:spid="_x0000_s1039" style="position:absolute;left:0;text-align:left;margin-left:0;margin-top:26.5pt;width:279.25pt;height:138pt;z-index:251671552;visibility:visible;mso-wrap-style:square;mso-width-percent:0;mso-height-percent:0;mso-wrap-distance-left:9pt;mso-wrap-distance-top:0;mso-wrap-distance-right:9pt;mso-wrap-distance-bottom:0;mso-position-horizontal:left;mso-position-horizontal-relative:margin;mso-position-vertical:absolute;mso-position-vertical-relative:text;mso-width-percent:0;mso-height-percent:0;mso-width-relative:margin;mso-height-relative:margin;v-text-anchor:middle" o:gfxdata="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" fillcolor="black [3200]" strokecolor="black [480]" strokeweight="1pt">
+              <v:rect w14:anchorId="6F83D22C" id="Rectangle 14" o:spid="_x0000_s1039" style="position:absolute;left:0;text-align:left;margin-left:0;margin-top:26.5pt;width:279.25pt;height:457.8pt;z-index:251671552;visibility:visible;mso-wrap-style:square;mso-width-percent:0;mso-height-percent:0;mso-wrap-distance-left:9pt;mso-wrap-distance-top:0;mso-wrap-distance-right:9pt;mso-wrap-distance-bottom:0;mso-position-horizontal:left;mso-position-horizontal-relative:margin;mso-position-vertical:absolute;mso-position-vertical-relative:text;mso-width-percent:0;mso-height-percent:0;mso-width-relative:margin;mso-height-relative:margin;v-text-anchor:middle" o:gfxdata="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" fillcolor="black [3200]" strokecolor="black [480]" strokeweight="1pt">
                 <v:textbox>
                   <w:txbxContent>
                     <w:p>
@@ -24207,6 +25213,736 @@
                         </w:rPr>
                         <w:t>: apps/v1</w:t>
                       </w:r>
+                    </w:p>
+                    <w:p>
+                      <w:pPr>
+                        <w:spacing w:after="0"/>
+                        <w:rPr>
+                          <w:rFonts w:asciiTheme="majorBidi" w:hAnsiTheme="majorBidi" w:cstheme="majorBidi"/>
+                          <w:b/>
+                          <w:bCs/>
+                          <w:i/>
+                          <w:iCs/>
+                          <w:sz w:val="28"/>
+                          <w:szCs w:val="28"/>
+                        </w:rPr>
+                      </w:pPr>
+                      <w:r>
+                        <w:rPr>
+                          <w:rFonts w:asciiTheme="majorBidi" w:hAnsiTheme="majorBidi" w:cstheme="majorBidi"/>
+                          <w:b/>
+                          <w:bCs/>
+                          <w:i/>
+                          <w:iCs/>
+                          <w:sz w:val="28"/>
+                          <w:szCs w:val="28"/>
+                        </w:rPr>
+                        <w:t xml:space="preserve">          </w:t>
+                      </w:r>
+                      <w:r>
+                        <w:rPr>
+                          <w:rFonts w:asciiTheme="majorBidi" w:hAnsiTheme="majorBidi" w:cstheme="majorBidi"/>
+                          <w:b/>
+                          <w:bCs/>
+                          <w:i/>
+                          <w:iCs/>
+                          <w:sz w:val="28"/>
+                          <w:szCs w:val="28"/>
+                        </w:rPr>
+                        <w:t>kind: Deployment</w:t>
+                      </w:r>
+                    </w:p>
+                    <w:p>
+                      <w:pPr>
+                        <w:spacing w:after="0"/>
+                        <w:rPr>
+                          <w:rFonts w:asciiTheme="majorBidi" w:hAnsiTheme="majorBidi" w:cstheme="majorBidi"/>
+                          <w:b/>
+                          <w:bCs/>
+                          <w:i/>
+                          <w:iCs/>
+                          <w:sz w:val="28"/>
+                          <w:szCs w:val="28"/>
+                        </w:rPr>
+                      </w:pPr>
+                      <w:r>
+                        <w:rPr>
+                          <w:rFonts w:asciiTheme="majorBidi" w:hAnsiTheme="majorBidi" w:cstheme="majorBidi"/>
+                          <w:b/>
+                          <w:bCs/>
+                          <w:i/>
+                          <w:iCs/>
+                          <w:sz w:val="28"/>
+                          <w:szCs w:val="28"/>
+                        </w:rPr>
+                        <w:t xml:space="preserve">          </w:t>
+                      </w:r>
+                      <w:r>
+                        <w:rPr>
+                          <w:rFonts w:asciiTheme="majorBidi" w:hAnsiTheme="majorBidi" w:cstheme="majorBidi"/>
+                          <w:b/>
+                          <w:bCs/>
+                          <w:i/>
+                          <w:iCs/>
+                          <w:sz w:val="28"/>
+                          <w:szCs w:val="28"/>
+                        </w:rPr>
+                        <w:t>name: nginx-deployment</w:t>
+                      </w:r>
+                    </w:p>
+                    <w:p>
+                      <w:pPr>
+                        <w:spacing w:after="0"/>
+                        <w:rPr>
+                          <w:rFonts w:asciiTheme="majorBidi" w:hAnsiTheme="majorBidi" w:cstheme="majorBidi"/>
+                          <w:b/>
+                          <w:bCs/>
+                          <w:i/>
+                          <w:iCs/>
+                          <w:sz w:val="28"/>
+                          <w:szCs w:val="28"/>
+                        </w:rPr>
+                      </w:pPr>
+                      <w:r>
+                        <w:rPr>
+                          <w:rFonts w:asciiTheme="majorBidi" w:hAnsiTheme="majorBidi" w:cstheme="majorBidi"/>
+                          <w:b/>
+                          <w:bCs/>
+                          <w:i/>
+                          <w:iCs/>
+                          <w:sz w:val="28"/>
+                          <w:szCs w:val="28"/>
+                        </w:rPr>
+                        <w:t xml:space="preserve">     </w:t>
+                      </w:r>
+                      <w:proofErr w:type="spellStart"/>
+                      <w:r>
+                        <w:rPr>
+                          <w:rFonts w:asciiTheme="majorBidi" w:hAnsiTheme="majorBidi" w:cstheme="majorBidi"/>
+                          <w:b/>
+                          <w:bCs/>
+                          <w:i/>
+                          <w:iCs/>
+                          <w:sz w:val="28"/>
+                          <w:szCs w:val="28"/>
+                        </w:rPr>
+                        <w:t>minReplicas</w:t>
+                      </w:r>
+                      <w:proofErr w:type="spellEnd"/>
+                      <w:r>
+                        <w:rPr>
+                          <w:rFonts w:asciiTheme="majorBidi" w:hAnsiTheme="majorBidi" w:cstheme="majorBidi"/>
+                          <w:b/>
+                          <w:bCs/>
+                          <w:i/>
+                          <w:iCs/>
+                          <w:sz w:val="28"/>
+                          <w:szCs w:val="28"/>
+                        </w:rPr>
+                        <w:t>: 2</w:t>
+                      </w:r>
+                    </w:p>
+                    <w:p>
+                      <w:pPr>
+                        <w:spacing w:after="0"/>
+                        <w:rPr>
+                          <w:rFonts w:asciiTheme="majorBidi" w:hAnsiTheme="majorBidi" w:cstheme="majorBidi"/>
+                          <w:b/>
+                          <w:bCs/>
+                          <w:i/>
+                          <w:iCs/>
+                          <w:sz w:val="28"/>
+                          <w:szCs w:val="28"/>
+                        </w:rPr>
+                      </w:pPr>
+                      <w:r>
+                        <w:rPr>
+                          <w:rFonts w:asciiTheme="majorBidi" w:hAnsiTheme="majorBidi" w:cstheme="majorBidi"/>
+                          <w:b/>
+                          <w:bCs/>
+                          <w:i/>
+                          <w:iCs/>
+                          <w:sz w:val="28"/>
+                          <w:szCs w:val="28"/>
+                        </w:rPr>
+                        <w:t xml:space="preserve">     </w:t>
+                      </w:r>
+                      <w:proofErr w:type="spellStart"/>
+                      <w:r>
+                        <w:rPr>
+                          <w:rFonts w:asciiTheme="majorBidi" w:hAnsiTheme="majorBidi" w:cstheme="majorBidi"/>
+                          <w:b/>
+                          <w:bCs/>
+                          <w:i/>
+                          <w:iCs/>
+                          <w:sz w:val="28"/>
+                          <w:szCs w:val="28"/>
+                        </w:rPr>
+                        <w:t>maxReplicas</w:t>
+                      </w:r>
+                      <w:proofErr w:type="spellEnd"/>
+                      <w:r>
+                        <w:rPr>
+                          <w:rFonts w:asciiTheme="majorBidi" w:hAnsiTheme="majorBidi" w:cstheme="majorBidi"/>
+                          <w:b/>
+                          <w:bCs/>
+                          <w:i/>
+                          <w:iCs/>
+                          <w:sz w:val="28"/>
+                          <w:szCs w:val="28"/>
+                        </w:rPr>
+                        <w:t>: 10</w:t>
+                      </w:r>
+                    </w:p>
+                    <w:p>
+                      <w:pPr>
+                        <w:spacing w:after="0"/>
+                        <w:rPr>
+                          <w:rFonts w:asciiTheme="majorBidi" w:hAnsiTheme="majorBidi" w:cstheme="majorBidi"/>
+                          <w:b/>
+                          <w:bCs/>
+                          <w:i/>
+                          <w:iCs/>
+                          <w:sz w:val="28"/>
+                          <w:szCs w:val="28"/>
+                        </w:rPr>
+                      </w:pPr>
+                      <w:r>
+                        <w:rPr>
+                          <w:rFonts w:asciiTheme="majorBidi" w:hAnsiTheme="majorBidi" w:cstheme="majorBidi"/>
+                          <w:b/>
+                          <w:bCs/>
+                          <w:i/>
+                          <w:iCs/>
+                          <w:sz w:val="28"/>
+                          <w:szCs w:val="28"/>
+                        </w:rPr>
+                        <w:t xml:space="preserve">     </w:t>
+                      </w:r>
+                      <w:r>
+                        <w:rPr>
+                          <w:rFonts w:asciiTheme="majorBidi" w:hAnsiTheme="majorBidi" w:cstheme="majorBidi"/>
+                          <w:b/>
+                          <w:bCs/>
+                          <w:i/>
+                          <w:iCs/>
+                          <w:sz w:val="28"/>
+                          <w:szCs w:val="28"/>
+                        </w:rPr>
+                        <w:t>metrics:</w:t>
+                      </w:r>
+                    </w:p>
+                    <w:p>
+                      <w:pPr>
+                        <w:spacing w:after="0"/>
+                        <w:rPr>
+                          <w:rFonts w:asciiTheme="majorBidi" w:hAnsiTheme="majorBidi" w:cstheme="majorBidi"/>
+                          <w:b/>
+                          <w:bCs/>
+                          <w:i/>
+                          <w:iCs/>
+                          <w:sz w:val="28"/>
+                          <w:szCs w:val="28"/>
+                        </w:rPr>
+                      </w:pPr>
+                      <w:r>
+                        <w:rPr>
+                          <w:rFonts w:asciiTheme="majorBidi" w:hAnsiTheme="majorBidi" w:cstheme="majorBidi"/>
+                          <w:b/>
+                          <w:bCs/>
+                          <w:i/>
+                          <w:iCs/>
+                          <w:sz w:val="28"/>
+                          <w:szCs w:val="28"/>
+                        </w:rPr>
+                        <w:t xml:space="preserve">        </w:t>
+                      </w:r>
+                      <w:r>
+                        <w:rPr>
+                          <w:rFonts w:asciiTheme="majorBidi" w:hAnsiTheme="majorBidi" w:cstheme="majorBidi"/>
+                          <w:b/>
+                          <w:bCs/>
+                          <w:i/>
+                          <w:iCs/>
+                          <w:sz w:val="28"/>
+                          <w:szCs w:val="28"/>
+                        </w:rPr>
+                        <w:t>- type: Resource</w:t>
+                      </w:r>
+                    </w:p>
+                    <w:p>
+                      <w:pPr>
+                        <w:spacing w:after="0"/>
+                        <w:rPr>
+                          <w:rFonts w:asciiTheme="majorBidi" w:hAnsiTheme="majorBidi" w:cstheme="majorBidi"/>
+                          <w:b/>
+                          <w:bCs/>
+                          <w:i/>
+                          <w:iCs/>
+                          <w:sz w:val="28"/>
+                          <w:szCs w:val="28"/>
+                        </w:rPr>
+                      </w:pPr>
+                      <w:r>
+                        <w:rPr>
+                          <w:rFonts w:asciiTheme="majorBidi" w:hAnsiTheme="majorBidi" w:cstheme="majorBidi"/>
+                          <w:b/>
+                          <w:bCs/>
+                          <w:i/>
+                          <w:iCs/>
+                          <w:sz w:val="28"/>
+                          <w:szCs w:val="28"/>
+                        </w:rPr>
+                        <w:t xml:space="preserve">          </w:t>
+                      </w:r>
+                      <w:r>
+                        <w:rPr>
+                          <w:rFonts w:asciiTheme="majorBidi" w:hAnsiTheme="majorBidi" w:cstheme="majorBidi"/>
+                          <w:b/>
+                          <w:bCs/>
+                          <w:i/>
+                          <w:iCs/>
+                          <w:sz w:val="28"/>
+                          <w:szCs w:val="28"/>
+                        </w:rPr>
+                        <w:t>resource:</w:t>
+                      </w:r>
+                    </w:p>
+                    <w:p>
+                      <w:pPr>
+                        <w:spacing w:after="0"/>
+                        <w:rPr>
+                          <w:rFonts w:asciiTheme="majorBidi" w:hAnsiTheme="majorBidi" w:cstheme="majorBidi"/>
+                          <w:b/>
+                          <w:bCs/>
+                          <w:i/>
+                          <w:iCs/>
+                          <w:sz w:val="28"/>
+                          <w:szCs w:val="28"/>
+                        </w:rPr>
+                      </w:pPr>
+                      <w:r>
+                        <w:rPr>
+                          <w:rFonts w:asciiTheme="majorBidi" w:hAnsiTheme="majorBidi" w:cstheme="majorBidi"/>
+                          <w:b/>
+                          <w:bCs/>
+                          <w:i/>
+                          <w:iCs/>
+                          <w:sz w:val="28"/>
+                          <w:szCs w:val="28"/>
+                        </w:rPr>
+                        <w:t xml:space="preserve">               </w:t>
+                      </w:r>
+                      <w:r>
+                        <w:rPr>
+                          <w:rFonts w:asciiTheme="majorBidi" w:hAnsiTheme="majorBidi" w:cstheme="majorBidi"/>
+                          <w:b/>
+                          <w:bCs/>
+                          <w:i/>
+                          <w:iCs/>
+                          <w:sz w:val="28"/>
+                          <w:szCs w:val="28"/>
+                        </w:rPr>
+                        <w:t xml:space="preserve">name: </w:t>
+                      </w:r>
+                      <w:proofErr w:type="spellStart"/>
+                      <w:r>
+                        <w:rPr>
+                          <w:rFonts w:asciiTheme="majorBidi" w:hAnsiTheme="majorBidi" w:cstheme="majorBidi"/>
+                          <w:b/>
+                          <w:bCs/>
+                          <w:i/>
+                          <w:iCs/>
+                          <w:sz w:val="28"/>
+                          <w:szCs w:val="28"/>
+                        </w:rPr>
+                        <w:t>cpu</w:t>
+                      </w:r>
+                      <w:proofErr w:type="spellEnd"/>
+                    </w:p>
+                    <w:p>
+                      <w:pPr>
+                        <w:spacing w:after="0"/>
+                        <w:rPr>
+                          <w:rFonts w:asciiTheme="majorBidi" w:hAnsiTheme="majorBidi" w:cstheme="majorBidi"/>
+                          <w:b/>
+                          <w:bCs/>
+                          <w:i/>
+                          <w:iCs/>
+                          <w:sz w:val="28"/>
+                          <w:szCs w:val="28"/>
+                        </w:rPr>
+                      </w:pPr>
+                      <w:r>
+                        <w:rPr>
+                          <w:rFonts w:asciiTheme="majorBidi" w:hAnsiTheme="majorBidi" w:cstheme="majorBidi"/>
+                          <w:b/>
+                          <w:bCs/>
+                          <w:i/>
+                          <w:iCs/>
+                          <w:sz w:val="28"/>
+                          <w:szCs w:val="28"/>
+                        </w:rPr>
+                        <w:t xml:space="preserve">               </w:t>
+                      </w:r>
+                      <w:r>
+                        <w:rPr>
+                          <w:rFonts w:asciiTheme="majorBidi" w:hAnsiTheme="majorBidi" w:cstheme="majorBidi"/>
+                          <w:b/>
+                          <w:bCs/>
+                          <w:i/>
+                          <w:iCs/>
+                          <w:sz w:val="28"/>
+                          <w:szCs w:val="28"/>
+                        </w:rPr>
+                        <w:t>target:</w:t>
+                      </w:r>
+                    </w:p>
+                    <w:p>
+                      <w:pPr>
+                        <w:spacing w:after="0"/>
+                        <w:rPr>
+                          <w:rFonts w:asciiTheme="majorBidi" w:hAnsiTheme="majorBidi" w:cstheme="majorBidi"/>
+                          <w:b/>
+                          <w:bCs/>
+                          <w:i/>
+                          <w:iCs/>
+                          <w:sz w:val="28"/>
+                          <w:szCs w:val="28"/>
+                        </w:rPr>
+                      </w:pPr>
+                      <w:r>
+                        <w:rPr>
+                          <w:rFonts w:asciiTheme="majorBidi" w:hAnsiTheme="majorBidi" w:cstheme="majorBidi"/>
+                          <w:b/>
+                          <w:bCs/>
+                          <w:i/>
+                          <w:iCs/>
+                          <w:sz w:val="28"/>
+                          <w:szCs w:val="28"/>
+                        </w:rPr>
+                        <w:t xml:space="preserve">                    </w:t>
+                      </w:r>
+                      <w:r>
+                        <w:rPr>
+                          <w:rFonts w:asciiTheme="majorBidi" w:hAnsiTheme="majorBidi" w:cstheme="majorBidi"/>
+                          <w:b/>
+                          <w:bCs/>
+                          <w:i/>
+                          <w:iCs/>
+                          <w:sz w:val="28"/>
+                          <w:szCs w:val="28"/>
+                        </w:rPr>
+                        <w:t>type: Utilization</w:t>
+                      </w:r>
+                    </w:p>
+                    <w:p>
+                      <w:pPr>
+                        <w:spacing w:after="0"/>
+                        <w:rPr>
+                          <w:rFonts w:asciiTheme="majorBidi" w:hAnsiTheme="majorBidi" w:cstheme="majorBidi"/>
+                          <w:b/>
+                          <w:bCs/>
+                          <w:i/>
+                          <w:iCs/>
+                          <w:sz w:val="28"/>
+                          <w:szCs w:val="28"/>
+                        </w:rPr>
+                      </w:pPr>
+                      <w:r>
+                        <w:rPr>
+                          <w:rFonts w:asciiTheme="majorBidi" w:hAnsiTheme="majorBidi" w:cstheme="majorBidi"/>
+                          <w:b/>
+                          <w:bCs/>
+                          <w:i/>
+                          <w:iCs/>
+                          <w:sz w:val="28"/>
+                          <w:szCs w:val="28"/>
+                        </w:rPr>
+                        <w:t xml:space="preserve">                    </w:t>
+                      </w:r>
+                      <w:proofErr w:type="spellStart"/>
+                      <w:r>
+                        <w:rPr>
+                          <w:rFonts w:asciiTheme="majorBidi" w:hAnsiTheme="majorBidi" w:cstheme="majorBidi"/>
+                          <w:b/>
+                          <w:bCs/>
+                          <w:i/>
+                          <w:iCs/>
+                          <w:sz w:val="28"/>
+                          <w:szCs w:val="28"/>
+                        </w:rPr>
+                        <w:t>averageUtilization</w:t>
+                      </w:r>
+                      <w:proofErr w:type="spellEnd"/>
+                      <w:r>
+                        <w:rPr>
+                          <w:rFonts w:asciiTheme="majorBidi" w:hAnsiTheme="majorBidi" w:cstheme="majorBidi"/>
+                          <w:b/>
+                          <w:bCs/>
+                          <w:i/>
+                          <w:iCs/>
+                          <w:sz w:val="28"/>
+                          <w:szCs w:val="28"/>
+                        </w:rPr>
+                        <w:t>: 50</w:t>
+                      </w:r>
+                    </w:p>
+                    <w:p>
+                      <w:pPr>
+                        <w:spacing w:after="0"/>
+                        <w:rPr>
+                          <w:rFonts w:asciiTheme="majorBidi" w:hAnsiTheme="majorBidi" w:cstheme="majorBidi"/>
+                          <w:b/>
+                          <w:bCs/>
+                          <w:i/>
+                          <w:iCs/>
+                          <w:sz w:val="28"/>
+                          <w:szCs w:val="28"/>
+                        </w:rPr>
+                      </w:pPr>
+                      <w:r>
+                        <w:rPr>
+                          <w:rFonts w:asciiTheme="majorBidi" w:hAnsiTheme="majorBidi" w:cstheme="majorBidi"/>
+                          <w:b/>
+                          <w:bCs/>
+                          <w:i/>
+                          <w:iCs/>
+                          <w:sz w:val="28"/>
+                          <w:szCs w:val="28"/>
+                        </w:rPr>
+                        <w:t xml:space="preserve">        </w:t>
+                      </w:r>
+                      <w:r>
+                        <w:rPr>
+                          <w:rFonts w:asciiTheme="majorBidi" w:hAnsiTheme="majorBidi" w:cstheme="majorBidi"/>
+                          <w:b/>
+                          <w:bCs/>
+                          <w:i/>
+                          <w:iCs/>
+                          <w:sz w:val="28"/>
+                          <w:szCs w:val="28"/>
+                        </w:rPr>
+                        <w:t>- type: Resource</w:t>
+                      </w:r>
+                    </w:p>
+                    <w:p>
+                      <w:pPr>
+                        <w:spacing w:after="0"/>
+                        <w:rPr>
+                          <w:rFonts w:asciiTheme="majorBidi" w:hAnsiTheme="majorBidi" w:cstheme="majorBidi"/>
+                          <w:b/>
+                          <w:bCs/>
+                          <w:i/>
+                          <w:iCs/>
+                          <w:sz w:val="28"/>
+                          <w:szCs w:val="28"/>
+                        </w:rPr>
+                      </w:pPr>
+                      <w:r>
+                        <w:rPr>
+                          <w:rFonts w:asciiTheme="majorBidi" w:hAnsiTheme="majorBidi" w:cstheme="majorBidi"/>
+                          <w:b/>
+                          <w:bCs/>
+                          <w:i/>
+                          <w:iCs/>
+                          <w:sz w:val="28"/>
+                          <w:szCs w:val="28"/>
+                        </w:rPr>
+                        <w:t xml:space="preserve">          </w:t>
+                      </w:r>
+                      <w:r>
+                        <w:rPr>
+                          <w:rFonts w:asciiTheme="majorBidi" w:hAnsiTheme="majorBidi" w:cstheme="majorBidi"/>
+                          <w:b/>
+                          <w:bCs/>
+                          <w:i/>
+                          <w:iCs/>
+                          <w:sz w:val="28"/>
+                          <w:szCs w:val="28"/>
+                        </w:rPr>
+                        <w:t>resource:</w:t>
+                      </w:r>
+                    </w:p>
+                    <w:p>
+                      <w:pPr>
+                        <w:spacing w:after="0"/>
+                        <w:rPr>
+                          <w:rFonts w:asciiTheme="majorBidi" w:hAnsiTheme="majorBidi" w:cstheme="majorBidi"/>
+                          <w:b/>
+                          <w:bCs/>
+                          <w:i/>
+                          <w:iCs/>
+                          <w:sz w:val="28"/>
+                          <w:szCs w:val="28"/>
+                        </w:rPr>
+                      </w:pPr>
+                      <w:r>
+                        <w:rPr>
+                          <w:rFonts w:asciiTheme="majorBidi" w:hAnsiTheme="majorBidi" w:cstheme="majorBidi"/>
+                          <w:b/>
+                          <w:bCs/>
+                          <w:i/>
+                          <w:iCs/>
+                          <w:sz w:val="28"/>
+                          <w:szCs w:val="28"/>
+                        </w:rPr>
+                        <w:t xml:space="preserve">               </w:t>
+                      </w:r>
+                      <w:r>
+                        <w:rPr>
+                          <w:rFonts w:asciiTheme="majorBidi" w:hAnsiTheme="majorBidi" w:cstheme="majorBidi"/>
+                          <w:b/>
+                          <w:bCs/>
+                          <w:i/>
+                          <w:iCs/>
+                          <w:sz w:val="28"/>
+                          <w:szCs w:val="28"/>
+                        </w:rPr>
+                        <w:t>name: memory</w:t>
+                      </w:r>
+                    </w:p>
+                    <w:p>
+                      <w:pPr>
+                        <w:spacing w:after="0"/>
+                        <w:rPr>
+                          <w:rFonts w:asciiTheme="majorBidi" w:hAnsiTheme="majorBidi" w:cstheme="majorBidi"/>
+                          <w:b/>
+                          <w:bCs/>
+                          <w:i/>
+                          <w:iCs/>
+                          <w:sz w:val="28"/>
+                          <w:szCs w:val="28"/>
+                        </w:rPr>
+                      </w:pPr>
+                      <w:r>
+                        <w:rPr>
+                          <w:rFonts w:asciiTheme="majorBidi" w:hAnsiTheme="majorBidi" w:cstheme="majorBidi"/>
+                          <w:b/>
+                          <w:bCs/>
+                          <w:i/>
+                          <w:iCs/>
+                          <w:sz w:val="28"/>
+                          <w:szCs w:val="28"/>
+                        </w:rPr>
+                        <w:t xml:space="preserve">               </w:t>
+                      </w:r>
+                      <w:r>
+                        <w:rPr>
+                          <w:rFonts w:asciiTheme="majorBidi" w:hAnsiTheme="majorBidi" w:cstheme="majorBidi"/>
+                          <w:b/>
+                          <w:bCs/>
+                          <w:i/>
+                          <w:iCs/>
+                          <w:sz w:val="28"/>
+                          <w:szCs w:val="28"/>
+                        </w:rPr>
+                        <w:t>target:</w:t>
+                      </w:r>
+                    </w:p>
+                    <w:p>
+                      <w:pPr>
+                        <w:spacing w:after="0"/>
+                        <w:rPr>
+                          <w:rFonts w:asciiTheme="majorBidi" w:hAnsiTheme="majorBidi" w:cstheme="majorBidi"/>
+                          <w:b/>
+                          <w:bCs/>
+                          <w:i/>
+                          <w:iCs/>
+                          <w:sz w:val="28"/>
+                          <w:szCs w:val="28"/>
+                        </w:rPr>
+                      </w:pPr>
+                      <w:r>
+                        <w:rPr>
+                          <w:rFonts w:asciiTheme="majorBidi" w:hAnsiTheme="majorBidi" w:cstheme="majorBidi"/>
+                          <w:b/>
+                          <w:bCs/>
+                          <w:i/>
+                          <w:iCs/>
+                          <w:sz w:val="28"/>
+                          <w:szCs w:val="28"/>
+                        </w:rPr>
+                        <w:t xml:space="preserve">                    </w:t>
+                      </w:r>
+                      <w:r>
+                        <w:rPr>
+                          <w:rFonts w:asciiTheme="majorBidi" w:hAnsiTheme="majorBidi" w:cstheme="majorBidi"/>
+                          <w:b/>
+                          <w:bCs/>
+                          <w:i/>
+                          <w:iCs/>
+                          <w:sz w:val="28"/>
+                          <w:szCs w:val="28"/>
+                        </w:rPr>
+                        <w:t>type: Utilization</w:t>
+                      </w:r>
+                    </w:p>
+                    <w:p>
+                      <w:pPr>
+                        <w:spacing w:after="0"/>
+                        <w:rPr>
+                          <w:rFonts w:asciiTheme="majorBidi" w:hAnsiTheme="majorBidi" w:cstheme="majorBidi"/>
+                          <w:b/>
+                          <w:bCs/>
+                          <w:i/>
+                          <w:iCs/>
+                          <w:sz w:val="28"/>
+                          <w:szCs w:val="28"/>
+                        </w:rPr>
+                      </w:pPr>
+                      <w:r>
+                        <w:rPr>
+                          <w:rFonts w:asciiTheme="majorBidi" w:hAnsiTheme="majorBidi" w:cstheme="majorBidi"/>
+                          <w:b/>
+                          <w:bCs/>
+                          <w:i/>
+                          <w:iCs/>
+                          <w:sz w:val="28"/>
+                          <w:szCs w:val="28"/>
+                        </w:rPr>
+                        <w:t xml:space="preserve">                    </w:t>
+                      </w:r>
+                      <w:proofErr w:type="spellStart"/>
+                      <w:r>
+                        <w:rPr>
+                          <w:rFonts w:asciiTheme="majorBidi" w:hAnsiTheme="majorBidi" w:cstheme="majorBidi"/>
+                          <w:b/>
+                          <w:bCs/>
+                          <w:i/>
+                          <w:iCs/>
+                          <w:sz w:val="28"/>
+                          <w:szCs w:val="28"/>
+                        </w:rPr>
+                        <w:t>averageUtilization</w:t>
+                      </w:r>
+                      <w:proofErr w:type="spellEnd"/>
+                      <w:r>
+                        <w:rPr>
+                          <w:rFonts w:asciiTheme="majorBidi" w:hAnsiTheme="majorBidi" w:cstheme="majorBidi"/>
+                          <w:b/>
+                          <w:bCs/>
+                          <w:i/>
+                          <w:iCs/>
+                          <w:sz w:val="28"/>
+                          <w:szCs w:val="28"/>
+                        </w:rPr>
+                        <w:t>: 70</w:t>
+                      </w:r>
+                    </w:p>
+                    <w:p>
+                      <w:pPr>
+                        <w:spacing w:after="0"/>
+                        <w:rPr>
+                          <w:rFonts w:asciiTheme="majorBidi" w:hAnsiTheme="majorBidi" w:cstheme="majorBidi"/>
+                          <w:b/>
+                          <w:bCs/>
+                          <w:i/>
+                          <w:iCs/>
+                          <w:sz w:val="28"/>
+                          <w:szCs w:val="28"/>
+                        </w:rPr>
+                      </w:pPr>
                     </w:p>
                     <w:p>
                       <w:pPr>
@@ -24312,1550 +26048,6 @@
           <w:szCs w:val="28"/>
         </w:rPr>
       </w:pPr>
-      <w:r>
-        <w:rPr>
-          <w:rFonts w:asciiTheme="majorBidi" w:hAnsiTheme="majorBidi" w:cstheme="majorBidi"/>
-          <w:noProof/>
-          <w:sz w:val="28"/>
-          <w:szCs w:val="28"/>
-        </w:rPr>
-        <w:lastRenderedPageBreak/>
-        <mc:AlternateContent>
-          <mc:Choice Requires="wps">
-            <w:drawing>
-              <wp:anchor distT="0" distB="0" distL="114300" distR="114300" simplePos="0" relativeHeight="251668480" behindDoc="0" locked="0" layoutInCell="1" allowOverlap="1" wp14:anchorId="643E6BF2" wp14:editId="49C001C6">
-                <wp:simplePos x="0" y="0"/>
-                <wp:positionH relativeFrom="margin">
-                  <wp:align>left</wp:align>
-                </wp:positionH>
-                <wp:positionV relativeFrom="paragraph">
-                  <wp:posOffset>7677</wp:posOffset>
-                </wp:positionV>
-                <wp:extent cx="3546475" cy="4114800"/>
-                <wp:effectExtent l="0" t="0" r="15875" b="19050"/>
-                <wp:wrapNone/>
-                <wp:docPr id="2069854889" name="Rectangle 14"/>
-                <wp:cNvGraphicFramePr/>
-                <a:graphic xmlns:a="http://schemas.openxmlformats.org/drawingml/2006/main">
-                  <a:graphicData uri="http://schemas.microsoft.com/office/word/2010/wordprocessingShape">
-                    <wps:wsp>
-                      <wps:cNvSpPr/>
-                      <wps:spPr>
-                        <a:xfrm>
-                          <a:off x="0" y="0"/>
-                          <a:ext cx="3546475" cy="4114800"/>
-                        </a:xfrm>
-                        <a:prstGeom prst="rect">
-                          <a:avLst/>
-                        </a:prstGeom>
-                      </wps:spPr>
-                      <wps:style>
-                        <a:lnRef idx="2">
-                          <a:schemeClr val="dk1">
-                            <a:shade val="15000"/>
-                          </a:schemeClr>
-                        </a:lnRef>
-                        <a:fillRef idx="1">
-                          <a:schemeClr val="dk1"/>
-                        </a:fillRef>
-                        <a:effectRef idx="0">
-                          <a:schemeClr val="dk1"/>
-                        </a:effectRef>
-                        <a:fontRef idx="minor">
-                          <a:schemeClr val="lt1"/>
-                        </a:fontRef>
-                      </wps:style>
-                      <wps:txbx>
-                        <w:txbxContent>
-                          <w:p>
-                            <w:pPr>
-                              <w:spacing w:after="0"/>
-                              <w:rPr>
-                                <w:rFonts w:asciiTheme="majorBidi" w:hAnsiTheme="majorBidi" w:cstheme="majorBidi"/>
-                                <w:b/>
-                                <w:bCs/>
-                                <w:i/>
-                                <w:iCs/>
-                                <w:sz w:val="28"/>
-                                <w:szCs w:val="28"/>
-                              </w:rPr>
-                            </w:pPr>
-                            <w:r>
-                              <w:rPr>
-                                <w:rFonts w:asciiTheme="majorBidi" w:hAnsiTheme="majorBidi" w:cstheme="majorBidi"/>
-                                <w:b/>
-                                <w:bCs/>
-                                <w:i/>
-                                <w:iCs/>
-                                <w:sz w:val="28"/>
-                                <w:szCs w:val="28"/>
-                              </w:rPr>
-                              <w:t xml:space="preserve">          </w:t>
-                            </w:r>
-                            <w:r>
-                              <w:rPr>
-                                <w:rFonts w:asciiTheme="majorBidi" w:hAnsiTheme="majorBidi" w:cstheme="majorBidi"/>
-                                <w:b/>
-                                <w:bCs/>
-                                <w:i/>
-                                <w:iCs/>
-                                <w:sz w:val="28"/>
-                                <w:szCs w:val="28"/>
-                              </w:rPr>
-                              <w:t>kind: Deployment</w:t>
-                            </w:r>
-                          </w:p>
-                          <w:p>
-                            <w:pPr>
-                              <w:spacing w:after="0"/>
-                              <w:rPr>
-                                <w:rFonts w:asciiTheme="majorBidi" w:hAnsiTheme="majorBidi" w:cstheme="majorBidi"/>
-                                <w:b/>
-                                <w:bCs/>
-                                <w:i/>
-                                <w:iCs/>
-                                <w:sz w:val="28"/>
-                                <w:szCs w:val="28"/>
-                              </w:rPr>
-                            </w:pPr>
-                            <w:r>
-                              <w:rPr>
-                                <w:rFonts w:asciiTheme="majorBidi" w:hAnsiTheme="majorBidi" w:cstheme="majorBidi"/>
-                                <w:b/>
-                                <w:bCs/>
-                                <w:i/>
-                                <w:iCs/>
-                                <w:sz w:val="28"/>
-                                <w:szCs w:val="28"/>
-                              </w:rPr>
-                              <w:t xml:space="preserve">          </w:t>
-                            </w:r>
-                            <w:r>
-                              <w:rPr>
-                                <w:rFonts w:asciiTheme="majorBidi" w:hAnsiTheme="majorBidi" w:cstheme="majorBidi"/>
-                                <w:b/>
-                                <w:bCs/>
-                                <w:i/>
-                                <w:iCs/>
-                                <w:sz w:val="28"/>
-                                <w:szCs w:val="28"/>
-                              </w:rPr>
-                              <w:t>name: nginx-deployment</w:t>
-                            </w:r>
-                          </w:p>
-                          <w:p>
-                            <w:pPr>
-                              <w:spacing w:after="0"/>
-                              <w:rPr>
-                                <w:rFonts w:asciiTheme="majorBidi" w:hAnsiTheme="majorBidi" w:cstheme="majorBidi"/>
-                                <w:b/>
-                                <w:bCs/>
-                                <w:i/>
-                                <w:iCs/>
-                                <w:sz w:val="28"/>
-                                <w:szCs w:val="28"/>
-                              </w:rPr>
-                            </w:pPr>
-                            <w:r>
-                              <w:rPr>
-                                <w:rFonts w:asciiTheme="majorBidi" w:hAnsiTheme="majorBidi" w:cstheme="majorBidi"/>
-                                <w:b/>
-                                <w:bCs/>
-                                <w:i/>
-                                <w:iCs/>
-                                <w:sz w:val="28"/>
-                                <w:szCs w:val="28"/>
-                              </w:rPr>
-                              <w:t xml:space="preserve">     </w:t>
-                            </w:r>
-                            <w:proofErr w:type="spellStart"/>
-                            <w:r>
-                              <w:rPr>
-                                <w:rFonts w:asciiTheme="majorBidi" w:hAnsiTheme="majorBidi" w:cstheme="majorBidi"/>
-                                <w:b/>
-                                <w:bCs/>
-                                <w:i/>
-                                <w:iCs/>
-                                <w:sz w:val="28"/>
-                                <w:szCs w:val="28"/>
-                              </w:rPr>
-                              <w:t>minReplicas</w:t>
-                            </w:r>
-                            <w:proofErr w:type="spellEnd"/>
-                            <w:r>
-                              <w:rPr>
-                                <w:rFonts w:asciiTheme="majorBidi" w:hAnsiTheme="majorBidi" w:cstheme="majorBidi"/>
-                                <w:b/>
-                                <w:bCs/>
-                                <w:i/>
-                                <w:iCs/>
-                                <w:sz w:val="28"/>
-                                <w:szCs w:val="28"/>
-                              </w:rPr>
-                              <w:t>: 2</w:t>
-                            </w:r>
-                          </w:p>
-                          <w:p>
-                            <w:pPr>
-                              <w:spacing w:after="0"/>
-                              <w:rPr>
-                                <w:rFonts w:asciiTheme="majorBidi" w:hAnsiTheme="majorBidi" w:cstheme="majorBidi"/>
-                                <w:b/>
-                                <w:bCs/>
-                                <w:i/>
-                                <w:iCs/>
-                                <w:sz w:val="28"/>
-                                <w:szCs w:val="28"/>
-                              </w:rPr>
-                            </w:pPr>
-                            <w:r>
-                              <w:rPr>
-                                <w:rFonts w:asciiTheme="majorBidi" w:hAnsiTheme="majorBidi" w:cstheme="majorBidi"/>
-                                <w:b/>
-                                <w:bCs/>
-                                <w:i/>
-                                <w:iCs/>
-                                <w:sz w:val="28"/>
-                                <w:szCs w:val="28"/>
-                              </w:rPr>
-                              <w:t xml:space="preserve">     </w:t>
-                            </w:r>
-                            <w:proofErr w:type="spellStart"/>
-                            <w:r>
-                              <w:rPr>
-                                <w:rFonts w:asciiTheme="majorBidi" w:hAnsiTheme="majorBidi" w:cstheme="majorBidi"/>
-                                <w:b/>
-                                <w:bCs/>
-                                <w:i/>
-                                <w:iCs/>
-                                <w:sz w:val="28"/>
-                                <w:szCs w:val="28"/>
-                              </w:rPr>
-                              <w:t>maxReplicas</w:t>
-                            </w:r>
-                            <w:proofErr w:type="spellEnd"/>
-                            <w:r>
-                              <w:rPr>
-                                <w:rFonts w:asciiTheme="majorBidi" w:hAnsiTheme="majorBidi" w:cstheme="majorBidi"/>
-                                <w:b/>
-                                <w:bCs/>
-                                <w:i/>
-                                <w:iCs/>
-                                <w:sz w:val="28"/>
-                                <w:szCs w:val="28"/>
-                              </w:rPr>
-                              <w:t>: 10</w:t>
-                            </w:r>
-                          </w:p>
-                          <w:p>
-                            <w:pPr>
-                              <w:spacing w:after="0"/>
-                              <w:rPr>
-                                <w:rFonts w:asciiTheme="majorBidi" w:hAnsiTheme="majorBidi" w:cstheme="majorBidi"/>
-                                <w:b/>
-                                <w:bCs/>
-                                <w:i/>
-                                <w:iCs/>
-                                <w:sz w:val="28"/>
-                                <w:szCs w:val="28"/>
-                              </w:rPr>
-                            </w:pPr>
-                            <w:r>
-                              <w:rPr>
-                                <w:rFonts w:asciiTheme="majorBidi" w:hAnsiTheme="majorBidi" w:cstheme="majorBidi"/>
-                                <w:b/>
-                                <w:bCs/>
-                                <w:i/>
-                                <w:iCs/>
-                                <w:sz w:val="28"/>
-                                <w:szCs w:val="28"/>
-                              </w:rPr>
-                              <w:t xml:space="preserve">     </w:t>
-                            </w:r>
-                            <w:r>
-                              <w:rPr>
-                                <w:rFonts w:asciiTheme="majorBidi" w:hAnsiTheme="majorBidi" w:cstheme="majorBidi"/>
-                                <w:b/>
-                                <w:bCs/>
-                                <w:i/>
-                                <w:iCs/>
-                                <w:sz w:val="28"/>
-                                <w:szCs w:val="28"/>
-                              </w:rPr>
-                              <w:t>metrics:</w:t>
-                            </w:r>
-                          </w:p>
-                          <w:p>
-                            <w:pPr>
-                              <w:spacing w:after="0"/>
-                              <w:rPr>
-                                <w:rFonts w:asciiTheme="majorBidi" w:hAnsiTheme="majorBidi" w:cstheme="majorBidi"/>
-                                <w:b/>
-                                <w:bCs/>
-                                <w:i/>
-                                <w:iCs/>
-                                <w:sz w:val="28"/>
-                                <w:szCs w:val="28"/>
-                              </w:rPr>
-                            </w:pPr>
-                            <w:r>
-                              <w:rPr>
-                                <w:rFonts w:asciiTheme="majorBidi" w:hAnsiTheme="majorBidi" w:cstheme="majorBidi"/>
-                                <w:b/>
-                                <w:bCs/>
-                                <w:i/>
-                                <w:iCs/>
-                                <w:sz w:val="28"/>
-                                <w:szCs w:val="28"/>
-                              </w:rPr>
-                              <w:t xml:space="preserve">        </w:t>
-                            </w:r>
-                            <w:r>
-                              <w:rPr>
-                                <w:rFonts w:asciiTheme="majorBidi" w:hAnsiTheme="majorBidi" w:cstheme="majorBidi"/>
-                                <w:b/>
-                                <w:bCs/>
-                                <w:i/>
-                                <w:iCs/>
-                                <w:sz w:val="28"/>
-                                <w:szCs w:val="28"/>
-                              </w:rPr>
-                              <w:t>- type: Resource</w:t>
-                            </w:r>
-                          </w:p>
-                          <w:p>
-                            <w:pPr>
-                              <w:spacing w:after="0"/>
-                              <w:rPr>
-                                <w:rFonts w:asciiTheme="majorBidi" w:hAnsiTheme="majorBidi" w:cstheme="majorBidi"/>
-                                <w:b/>
-                                <w:bCs/>
-                                <w:i/>
-                                <w:iCs/>
-                                <w:sz w:val="28"/>
-                                <w:szCs w:val="28"/>
-                              </w:rPr>
-                            </w:pPr>
-                            <w:r>
-                              <w:rPr>
-                                <w:rFonts w:asciiTheme="majorBidi" w:hAnsiTheme="majorBidi" w:cstheme="majorBidi"/>
-                                <w:b/>
-                                <w:bCs/>
-                                <w:i/>
-                                <w:iCs/>
-                                <w:sz w:val="28"/>
-                                <w:szCs w:val="28"/>
-                              </w:rPr>
-                              <w:t xml:space="preserve">          </w:t>
-                            </w:r>
-                            <w:r>
-                              <w:rPr>
-                                <w:rFonts w:asciiTheme="majorBidi" w:hAnsiTheme="majorBidi" w:cstheme="majorBidi"/>
-                                <w:b/>
-                                <w:bCs/>
-                                <w:i/>
-                                <w:iCs/>
-                                <w:sz w:val="28"/>
-                                <w:szCs w:val="28"/>
-                              </w:rPr>
-                              <w:t>resource:</w:t>
-                            </w:r>
-                          </w:p>
-                          <w:p>
-                            <w:pPr>
-                              <w:spacing w:after="0"/>
-                              <w:rPr>
-                                <w:rFonts w:asciiTheme="majorBidi" w:hAnsiTheme="majorBidi" w:cstheme="majorBidi"/>
-                                <w:b/>
-                                <w:bCs/>
-                                <w:i/>
-                                <w:iCs/>
-                                <w:sz w:val="28"/>
-                                <w:szCs w:val="28"/>
-                              </w:rPr>
-                            </w:pPr>
-                            <w:r>
-                              <w:rPr>
-                                <w:rFonts w:asciiTheme="majorBidi" w:hAnsiTheme="majorBidi" w:cstheme="majorBidi"/>
-                                <w:b/>
-                                <w:bCs/>
-                                <w:i/>
-                                <w:iCs/>
-                                <w:sz w:val="28"/>
-                                <w:szCs w:val="28"/>
-                              </w:rPr>
-                              <w:t xml:space="preserve">               </w:t>
-                            </w:r>
-                            <w:r>
-                              <w:rPr>
-                                <w:rFonts w:asciiTheme="majorBidi" w:hAnsiTheme="majorBidi" w:cstheme="majorBidi"/>
-                                <w:b/>
-                                <w:bCs/>
-                                <w:i/>
-                                <w:iCs/>
-                                <w:sz w:val="28"/>
-                                <w:szCs w:val="28"/>
-                              </w:rPr>
-                              <w:t xml:space="preserve">name: </w:t>
-                            </w:r>
-                            <w:proofErr w:type="spellStart"/>
-                            <w:r>
-                              <w:rPr>
-                                <w:rFonts w:asciiTheme="majorBidi" w:hAnsiTheme="majorBidi" w:cstheme="majorBidi"/>
-                                <w:b/>
-                                <w:bCs/>
-                                <w:i/>
-                                <w:iCs/>
-                                <w:sz w:val="28"/>
-                                <w:szCs w:val="28"/>
-                              </w:rPr>
-                              <w:t>cpu</w:t>
-                            </w:r>
-                            <w:proofErr w:type="spellEnd"/>
-                          </w:p>
-                          <w:p>
-                            <w:pPr>
-                              <w:spacing w:after="0"/>
-                              <w:rPr>
-                                <w:rFonts w:asciiTheme="majorBidi" w:hAnsiTheme="majorBidi" w:cstheme="majorBidi"/>
-                                <w:b/>
-                                <w:bCs/>
-                                <w:i/>
-                                <w:iCs/>
-                                <w:sz w:val="28"/>
-                                <w:szCs w:val="28"/>
-                              </w:rPr>
-                            </w:pPr>
-                            <w:r>
-                              <w:rPr>
-                                <w:rFonts w:asciiTheme="majorBidi" w:hAnsiTheme="majorBidi" w:cstheme="majorBidi"/>
-                                <w:b/>
-                                <w:bCs/>
-                                <w:i/>
-                                <w:iCs/>
-                                <w:sz w:val="28"/>
-                                <w:szCs w:val="28"/>
-                              </w:rPr>
-                              <w:t xml:space="preserve">               </w:t>
-                            </w:r>
-                            <w:r>
-                              <w:rPr>
-                                <w:rFonts w:asciiTheme="majorBidi" w:hAnsiTheme="majorBidi" w:cstheme="majorBidi"/>
-                                <w:b/>
-                                <w:bCs/>
-                                <w:i/>
-                                <w:iCs/>
-                                <w:sz w:val="28"/>
-                                <w:szCs w:val="28"/>
-                              </w:rPr>
-                              <w:t>target:</w:t>
-                            </w:r>
-                          </w:p>
-                          <w:p>
-                            <w:pPr>
-                              <w:spacing w:after="0"/>
-                              <w:rPr>
-                                <w:rFonts w:asciiTheme="majorBidi" w:hAnsiTheme="majorBidi" w:cstheme="majorBidi"/>
-                                <w:b/>
-                                <w:bCs/>
-                                <w:i/>
-                                <w:iCs/>
-                                <w:sz w:val="28"/>
-                                <w:szCs w:val="28"/>
-                              </w:rPr>
-                            </w:pPr>
-                            <w:r>
-                              <w:rPr>
-                                <w:rFonts w:asciiTheme="majorBidi" w:hAnsiTheme="majorBidi" w:cstheme="majorBidi"/>
-                                <w:b/>
-                                <w:bCs/>
-                                <w:i/>
-                                <w:iCs/>
-                                <w:sz w:val="28"/>
-                                <w:szCs w:val="28"/>
-                              </w:rPr>
-                              <w:t xml:space="preserve">                    </w:t>
-                            </w:r>
-                            <w:r>
-                              <w:rPr>
-                                <w:rFonts w:asciiTheme="majorBidi" w:hAnsiTheme="majorBidi" w:cstheme="majorBidi"/>
-                                <w:b/>
-                                <w:bCs/>
-                                <w:i/>
-                                <w:iCs/>
-                                <w:sz w:val="28"/>
-                                <w:szCs w:val="28"/>
-                              </w:rPr>
-                              <w:t>type: Utilization</w:t>
-                            </w:r>
-                          </w:p>
-                          <w:p>
-                            <w:pPr>
-                              <w:spacing w:after="0"/>
-                              <w:rPr>
-                                <w:rFonts w:asciiTheme="majorBidi" w:hAnsiTheme="majorBidi" w:cstheme="majorBidi"/>
-                                <w:b/>
-                                <w:bCs/>
-                                <w:i/>
-                                <w:iCs/>
-                                <w:sz w:val="28"/>
-                                <w:szCs w:val="28"/>
-                              </w:rPr>
-                            </w:pPr>
-                            <w:r>
-                              <w:rPr>
-                                <w:rFonts w:asciiTheme="majorBidi" w:hAnsiTheme="majorBidi" w:cstheme="majorBidi"/>
-                                <w:b/>
-                                <w:bCs/>
-                                <w:i/>
-                                <w:iCs/>
-                                <w:sz w:val="28"/>
-                                <w:szCs w:val="28"/>
-                              </w:rPr>
-                              <w:t xml:space="preserve">                    </w:t>
-                            </w:r>
-                            <w:proofErr w:type="spellStart"/>
-                            <w:r>
-                              <w:rPr>
-                                <w:rFonts w:asciiTheme="majorBidi" w:hAnsiTheme="majorBidi" w:cstheme="majorBidi"/>
-                                <w:b/>
-                                <w:bCs/>
-                                <w:i/>
-                                <w:iCs/>
-                                <w:sz w:val="28"/>
-                                <w:szCs w:val="28"/>
-                              </w:rPr>
-                              <w:t>averageUtilization</w:t>
-                            </w:r>
-                            <w:proofErr w:type="spellEnd"/>
-                            <w:r>
-                              <w:rPr>
-                                <w:rFonts w:asciiTheme="majorBidi" w:hAnsiTheme="majorBidi" w:cstheme="majorBidi"/>
-                                <w:b/>
-                                <w:bCs/>
-                                <w:i/>
-                                <w:iCs/>
-                                <w:sz w:val="28"/>
-                                <w:szCs w:val="28"/>
-                              </w:rPr>
-                              <w:t>: 50</w:t>
-                            </w:r>
-                          </w:p>
-                          <w:p>
-                            <w:pPr>
-                              <w:spacing w:after="0"/>
-                              <w:rPr>
-                                <w:rFonts w:asciiTheme="majorBidi" w:hAnsiTheme="majorBidi" w:cstheme="majorBidi"/>
-                                <w:b/>
-                                <w:bCs/>
-                                <w:i/>
-                                <w:iCs/>
-                                <w:sz w:val="28"/>
-                                <w:szCs w:val="28"/>
-                              </w:rPr>
-                            </w:pPr>
-                            <w:r>
-                              <w:rPr>
-                                <w:rFonts w:asciiTheme="majorBidi" w:hAnsiTheme="majorBidi" w:cstheme="majorBidi"/>
-                                <w:b/>
-                                <w:bCs/>
-                                <w:i/>
-                                <w:iCs/>
-                                <w:sz w:val="28"/>
-                                <w:szCs w:val="28"/>
-                              </w:rPr>
-                              <w:t xml:space="preserve">        </w:t>
-                            </w:r>
-                            <w:r>
-                              <w:rPr>
-                                <w:rFonts w:asciiTheme="majorBidi" w:hAnsiTheme="majorBidi" w:cstheme="majorBidi"/>
-                                <w:b/>
-                                <w:bCs/>
-                                <w:i/>
-                                <w:iCs/>
-                                <w:sz w:val="28"/>
-                                <w:szCs w:val="28"/>
-                              </w:rPr>
-                              <w:t>- type: Resource</w:t>
-                            </w:r>
-                          </w:p>
-                          <w:p>
-                            <w:pPr>
-                              <w:spacing w:after="0"/>
-                              <w:rPr>
-                                <w:rFonts w:asciiTheme="majorBidi" w:hAnsiTheme="majorBidi" w:cstheme="majorBidi"/>
-                                <w:b/>
-                                <w:bCs/>
-                                <w:i/>
-                                <w:iCs/>
-                                <w:sz w:val="28"/>
-                                <w:szCs w:val="28"/>
-                              </w:rPr>
-                            </w:pPr>
-                            <w:r>
-                              <w:rPr>
-                                <w:rFonts w:asciiTheme="majorBidi" w:hAnsiTheme="majorBidi" w:cstheme="majorBidi"/>
-                                <w:b/>
-                                <w:bCs/>
-                                <w:i/>
-                                <w:iCs/>
-                                <w:sz w:val="28"/>
-                                <w:szCs w:val="28"/>
-                              </w:rPr>
-                              <w:t xml:space="preserve">          </w:t>
-                            </w:r>
-                            <w:r>
-                              <w:rPr>
-                                <w:rFonts w:asciiTheme="majorBidi" w:hAnsiTheme="majorBidi" w:cstheme="majorBidi"/>
-                                <w:b/>
-                                <w:bCs/>
-                                <w:i/>
-                                <w:iCs/>
-                                <w:sz w:val="28"/>
-                                <w:szCs w:val="28"/>
-                              </w:rPr>
-                              <w:t>resource:</w:t>
-                            </w:r>
-                          </w:p>
-                          <w:p>
-                            <w:pPr>
-                              <w:spacing w:after="0"/>
-                              <w:rPr>
-                                <w:rFonts w:asciiTheme="majorBidi" w:hAnsiTheme="majorBidi" w:cstheme="majorBidi"/>
-                                <w:b/>
-                                <w:bCs/>
-                                <w:i/>
-                                <w:iCs/>
-                                <w:sz w:val="28"/>
-                                <w:szCs w:val="28"/>
-                              </w:rPr>
-                            </w:pPr>
-                            <w:r>
-                              <w:rPr>
-                                <w:rFonts w:asciiTheme="majorBidi" w:hAnsiTheme="majorBidi" w:cstheme="majorBidi"/>
-                                <w:b/>
-                                <w:bCs/>
-                                <w:i/>
-                                <w:iCs/>
-                                <w:sz w:val="28"/>
-                                <w:szCs w:val="28"/>
-                              </w:rPr>
-                              <w:t xml:space="preserve">               </w:t>
-                            </w:r>
-                            <w:r>
-                              <w:rPr>
-                                <w:rFonts w:asciiTheme="majorBidi" w:hAnsiTheme="majorBidi" w:cstheme="majorBidi"/>
-                                <w:b/>
-                                <w:bCs/>
-                                <w:i/>
-                                <w:iCs/>
-                                <w:sz w:val="28"/>
-                                <w:szCs w:val="28"/>
-                              </w:rPr>
-                              <w:t>name: memory</w:t>
-                            </w:r>
-                          </w:p>
-                          <w:p>
-                            <w:pPr>
-                              <w:spacing w:after="0"/>
-                              <w:rPr>
-                                <w:rFonts w:asciiTheme="majorBidi" w:hAnsiTheme="majorBidi" w:cstheme="majorBidi"/>
-                                <w:b/>
-                                <w:bCs/>
-                                <w:i/>
-                                <w:iCs/>
-                                <w:sz w:val="28"/>
-                                <w:szCs w:val="28"/>
-                              </w:rPr>
-                            </w:pPr>
-                            <w:r>
-                              <w:rPr>
-                                <w:rFonts w:asciiTheme="majorBidi" w:hAnsiTheme="majorBidi" w:cstheme="majorBidi"/>
-                                <w:b/>
-                                <w:bCs/>
-                                <w:i/>
-                                <w:iCs/>
-                                <w:sz w:val="28"/>
-                                <w:szCs w:val="28"/>
-                              </w:rPr>
-                              <w:t xml:space="preserve">               </w:t>
-                            </w:r>
-                            <w:r>
-                              <w:rPr>
-                                <w:rFonts w:asciiTheme="majorBidi" w:hAnsiTheme="majorBidi" w:cstheme="majorBidi"/>
-                                <w:b/>
-                                <w:bCs/>
-                                <w:i/>
-                                <w:iCs/>
-                                <w:sz w:val="28"/>
-                                <w:szCs w:val="28"/>
-                              </w:rPr>
-                              <w:t>target:</w:t>
-                            </w:r>
-                          </w:p>
-                          <w:p>
-                            <w:pPr>
-                              <w:spacing w:after="0"/>
-                              <w:rPr>
-                                <w:rFonts w:asciiTheme="majorBidi" w:hAnsiTheme="majorBidi" w:cstheme="majorBidi"/>
-                                <w:b/>
-                                <w:bCs/>
-                                <w:i/>
-                                <w:iCs/>
-                                <w:sz w:val="28"/>
-                                <w:szCs w:val="28"/>
-                              </w:rPr>
-                            </w:pPr>
-                            <w:r>
-                              <w:rPr>
-                                <w:rFonts w:asciiTheme="majorBidi" w:hAnsiTheme="majorBidi" w:cstheme="majorBidi"/>
-                                <w:b/>
-                                <w:bCs/>
-                                <w:i/>
-                                <w:iCs/>
-                                <w:sz w:val="28"/>
-                                <w:szCs w:val="28"/>
-                              </w:rPr>
-                              <w:t xml:space="preserve">                    </w:t>
-                            </w:r>
-                            <w:r>
-                              <w:rPr>
-                                <w:rFonts w:asciiTheme="majorBidi" w:hAnsiTheme="majorBidi" w:cstheme="majorBidi"/>
-                                <w:b/>
-                                <w:bCs/>
-                                <w:i/>
-                                <w:iCs/>
-                                <w:sz w:val="28"/>
-                                <w:szCs w:val="28"/>
-                              </w:rPr>
-                              <w:t>type: Utilization</w:t>
-                            </w:r>
-                          </w:p>
-                          <w:p>
-                            <w:pPr>
-                              <w:spacing w:after="0"/>
-                              <w:rPr>
-                                <w:rFonts w:asciiTheme="majorBidi" w:hAnsiTheme="majorBidi" w:cstheme="majorBidi"/>
-                                <w:b/>
-                                <w:bCs/>
-                                <w:i/>
-                                <w:iCs/>
-                                <w:sz w:val="28"/>
-                                <w:szCs w:val="28"/>
-                              </w:rPr>
-                            </w:pPr>
-                            <w:r>
-                              <w:rPr>
-                                <w:rFonts w:asciiTheme="majorBidi" w:hAnsiTheme="majorBidi" w:cstheme="majorBidi"/>
-                                <w:b/>
-                                <w:bCs/>
-                                <w:i/>
-                                <w:iCs/>
-                                <w:sz w:val="28"/>
-                                <w:szCs w:val="28"/>
-                              </w:rPr>
-                              <w:t xml:space="preserve">                    </w:t>
-                            </w:r>
-                            <w:proofErr w:type="spellStart"/>
-                            <w:r>
-                              <w:rPr>
-                                <w:rFonts w:asciiTheme="majorBidi" w:hAnsiTheme="majorBidi" w:cstheme="majorBidi"/>
-                                <w:b/>
-                                <w:bCs/>
-                                <w:i/>
-                                <w:iCs/>
-                                <w:sz w:val="28"/>
-                                <w:szCs w:val="28"/>
-                              </w:rPr>
-                              <w:t>averageUtilization</w:t>
-                            </w:r>
-                            <w:proofErr w:type="spellEnd"/>
-                            <w:r>
-                              <w:rPr>
-                                <w:rFonts w:asciiTheme="majorBidi" w:hAnsiTheme="majorBidi" w:cstheme="majorBidi"/>
-                                <w:b/>
-                                <w:bCs/>
-                                <w:i/>
-                                <w:iCs/>
-                                <w:sz w:val="28"/>
-                                <w:szCs w:val="28"/>
-                              </w:rPr>
-                              <w:t>: 70</w:t>
-                            </w:r>
-                          </w:p>
-                          <w:p>
-                            <w:pPr>
-                              <w:spacing w:after="0"/>
-                              <w:jc w:val="center"/>
-                              <w:rPr>
-                                <w:b/>
-                                <w:bCs/>
-                                <w:i/>
-                                <w:iCs/>
-                              </w:rPr>
-                            </w:pPr>
-                          </w:p>
-                        </w:txbxContent>
-                      </wps:txbx>
-                      <wps:bodyPr rot="0" spcFirstLastPara="0" vertOverflow="overflow" horzOverflow="overflow" vert="horz" wrap="square" lIns="91440" tIns="45720" rIns="91440" bIns="45720" numCol="1" spcCol="0" rtlCol="0" fromWordArt="0" anchor="ctr" anchorCtr="0" forceAA="0" compatLnSpc="1">
-                        <a:prstTxWarp prst="textNoShape">
-                          <a:avLst/>
-                        </a:prstTxWarp>
-                        <a:noAutofit/>
-                      </wps:bodyPr>
-                    </wps:wsp>
-                  </a:graphicData>
-                </a:graphic>
-                <wp14:sizeRelH relativeFrom="margin">
-                  <wp14:pctWidth>0</wp14:pctWidth>
-                </wp14:sizeRelH>
-                <wp14:sizeRelV relativeFrom="margin">
-                  <wp14:pctHeight>0</wp14:pctHeight>
-                </wp14:sizeRelV>
-              </wp:anchor>
-            </w:drawing>
-          </mc:Choice>
-          <mc:Fallback>
-            <w:pict>
-              <v:rect w14:anchorId="643E6BF2" id="_x0000_s1040" style="position:absolute;left:0;text-align:left;margin-left:0;margin-top:.6pt;width:279.25pt;height:324pt;z-index:251668480;visibility:visible;mso-wrap-style:square;mso-width-percent:0;mso-height-percent:0;mso-wrap-distance-left:9pt;mso-wrap-distance-top:0;mso-wrap-distance-right:9pt;mso-wrap-distance-bottom:0;mso-position-horizontal:left;mso-position-horizontal-relative:margin;mso-position-vertical:absolute;mso-position-vertical-relative:text;mso-width-percent:0;mso-height-percent:0;mso-width-relative:margin;mso-height-relative:margin;v-text-anchor:middle" o:gfxdata="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" fillcolor="black [3200]" strokecolor="black [480]" strokeweight="1pt">
-                <v:textbox>
-                  <w:txbxContent>
-                    <w:p>
-                      <w:pPr>
-                        <w:spacing w:after="0"/>
-                        <w:rPr>
-                          <w:rFonts w:asciiTheme="majorBidi" w:hAnsiTheme="majorBidi" w:cstheme="majorBidi"/>
-                          <w:b/>
-                          <w:bCs/>
-                          <w:i/>
-                          <w:iCs/>
-                          <w:sz w:val="28"/>
-                          <w:szCs w:val="28"/>
-                        </w:rPr>
-                      </w:pPr>
-                      <w:r>
-                        <w:rPr>
-                          <w:rFonts w:asciiTheme="majorBidi" w:hAnsiTheme="majorBidi" w:cstheme="majorBidi"/>
-                          <w:b/>
-                          <w:bCs/>
-                          <w:i/>
-                          <w:iCs/>
-                          <w:sz w:val="28"/>
-                          <w:szCs w:val="28"/>
-                        </w:rPr>
-                        <w:t xml:space="preserve">          </w:t>
-                      </w:r>
-                      <w:r>
-                        <w:rPr>
-                          <w:rFonts w:asciiTheme="majorBidi" w:hAnsiTheme="majorBidi" w:cstheme="majorBidi"/>
-                          <w:b/>
-                          <w:bCs/>
-                          <w:i/>
-                          <w:iCs/>
-                          <w:sz w:val="28"/>
-                          <w:szCs w:val="28"/>
-                        </w:rPr>
-                        <w:t>kind: Deployment</w:t>
-                      </w:r>
-                    </w:p>
-                    <w:p>
-                      <w:pPr>
-                        <w:spacing w:after="0"/>
-                        <w:rPr>
-                          <w:rFonts w:asciiTheme="majorBidi" w:hAnsiTheme="majorBidi" w:cstheme="majorBidi"/>
-                          <w:b/>
-                          <w:bCs/>
-                          <w:i/>
-                          <w:iCs/>
-                          <w:sz w:val="28"/>
-                          <w:szCs w:val="28"/>
-                        </w:rPr>
-                      </w:pPr>
-                      <w:r>
-                        <w:rPr>
-                          <w:rFonts w:asciiTheme="majorBidi" w:hAnsiTheme="majorBidi" w:cstheme="majorBidi"/>
-                          <w:b/>
-                          <w:bCs/>
-                          <w:i/>
-                          <w:iCs/>
-                          <w:sz w:val="28"/>
-                          <w:szCs w:val="28"/>
-                        </w:rPr>
-                        <w:t xml:space="preserve">          </w:t>
-                      </w:r>
-                      <w:r>
-                        <w:rPr>
-                          <w:rFonts w:asciiTheme="majorBidi" w:hAnsiTheme="majorBidi" w:cstheme="majorBidi"/>
-                          <w:b/>
-                          <w:bCs/>
-                          <w:i/>
-                          <w:iCs/>
-                          <w:sz w:val="28"/>
-                          <w:szCs w:val="28"/>
-                        </w:rPr>
-                        <w:t>name: nginx-deployment</w:t>
-                      </w:r>
-                    </w:p>
-                    <w:p>
-                      <w:pPr>
-                        <w:spacing w:after="0"/>
-                        <w:rPr>
-                          <w:rFonts w:asciiTheme="majorBidi" w:hAnsiTheme="majorBidi" w:cstheme="majorBidi"/>
-                          <w:b/>
-                          <w:bCs/>
-                          <w:i/>
-                          <w:iCs/>
-                          <w:sz w:val="28"/>
-                          <w:szCs w:val="28"/>
-                        </w:rPr>
-                      </w:pPr>
-                      <w:r>
-                        <w:rPr>
-                          <w:rFonts w:asciiTheme="majorBidi" w:hAnsiTheme="majorBidi" w:cstheme="majorBidi"/>
-                          <w:b/>
-                          <w:bCs/>
-                          <w:i/>
-                          <w:iCs/>
-                          <w:sz w:val="28"/>
-                          <w:szCs w:val="28"/>
-                        </w:rPr>
-                        <w:t xml:space="preserve">     </w:t>
-                      </w:r>
-                      <w:proofErr w:type="spellStart"/>
-                      <w:r>
-                        <w:rPr>
-                          <w:rFonts w:asciiTheme="majorBidi" w:hAnsiTheme="majorBidi" w:cstheme="majorBidi"/>
-                          <w:b/>
-                          <w:bCs/>
-                          <w:i/>
-                          <w:iCs/>
-                          <w:sz w:val="28"/>
-                          <w:szCs w:val="28"/>
-                        </w:rPr>
-                        <w:t>minReplicas</w:t>
-                      </w:r>
-                      <w:proofErr w:type="spellEnd"/>
-                      <w:r>
-                        <w:rPr>
-                          <w:rFonts w:asciiTheme="majorBidi" w:hAnsiTheme="majorBidi" w:cstheme="majorBidi"/>
-                          <w:b/>
-                          <w:bCs/>
-                          <w:i/>
-                          <w:iCs/>
-                          <w:sz w:val="28"/>
-                          <w:szCs w:val="28"/>
-                        </w:rPr>
-                        <w:t>: 2</w:t>
-                      </w:r>
-                    </w:p>
-                    <w:p>
-                      <w:pPr>
-                        <w:spacing w:after="0"/>
-                        <w:rPr>
-                          <w:rFonts w:asciiTheme="majorBidi" w:hAnsiTheme="majorBidi" w:cstheme="majorBidi"/>
-                          <w:b/>
-                          <w:bCs/>
-                          <w:i/>
-                          <w:iCs/>
-                          <w:sz w:val="28"/>
-                          <w:szCs w:val="28"/>
-                        </w:rPr>
-                      </w:pPr>
-                      <w:r>
-                        <w:rPr>
-                          <w:rFonts w:asciiTheme="majorBidi" w:hAnsiTheme="majorBidi" w:cstheme="majorBidi"/>
-                          <w:b/>
-                          <w:bCs/>
-                          <w:i/>
-                          <w:iCs/>
-                          <w:sz w:val="28"/>
-                          <w:szCs w:val="28"/>
-                        </w:rPr>
-                        <w:t xml:space="preserve">     </w:t>
-                      </w:r>
-                      <w:proofErr w:type="spellStart"/>
-                      <w:r>
-                        <w:rPr>
-                          <w:rFonts w:asciiTheme="majorBidi" w:hAnsiTheme="majorBidi" w:cstheme="majorBidi"/>
-                          <w:b/>
-                          <w:bCs/>
-                          <w:i/>
-                          <w:iCs/>
-                          <w:sz w:val="28"/>
-                          <w:szCs w:val="28"/>
-                        </w:rPr>
-                        <w:t>maxReplicas</w:t>
-                      </w:r>
-                      <w:proofErr w:type="spellEnd"/>
-                      <w:r>
-                        <w:rPr>
-                          <w:rFonts w:asciiTheme="majorBidi" w:hAnsiTheme="majorBidi" w:cstheme="majorBidi"/>
-                          <w:b/>
-                          <w:bCs/>
-                          <w:i/>
-                          <w:iCs/>
-                          <w:sz w:val="28"/>
-                          <w:szCs w:val="28"/>
-                        </w:rPr>
-                        <w:t>: 10</w:t>
-                      </w:r>
-                    </w:p>
-                    <w:p>
-                      <w:pPr>
-                        <w:spacing w:after="0"/>
-                        <w:rPr>
-                          <w:rFonts w:asciiTheme="majorBidi" w:hAnsiTheme="majorBidi" w:cstheme="majorBidi"/>
-                          <w:b/>
-                          <w:bCs/>
-                          <w:i/>
-                          <w:iCs/>
-                          <w:sz w:val="28"/>
-                          <w:szCs w:val="28"/>
-                        </w:rPr>
-                      </w:pPr>
-                      <w:r>
-                        <w:rPr>
-                          <w:rFonts w:asciiTheme="majorBidi" w:hAnsiTheme="majorBidi" w:cstheme="majorBidi"/>
-                          <w:b/>
-                          <w:bCs/>
-                          <w:i/>
-                          <w:iCs/>
-                          <w:sz w:val="28"/>
-                          <w:szCs w:val="28"/>
-                        </w:rPr>
-                        <w:t xml:space="preserve">     </w:t>
-                      </w:r>
-                      <w:r>
-                        <w:rPr>
-                          <w:rFonts w:asciiTheme="majorBidi" w:hAnsiTheme="majorBidi" w:cstheme="majorBidi"/>
-                          <w:b/>
-                          <w:bCs/>
-                          <w:i/>
-                          <w:iCs/>
-                          <w:sz w:val="28"/>
-                          <w:szCs w:val="28"/>
-                        </w:rPr>
-                        <w:t>metrics:</w:t>
-                      </w:r>
-                    </w:p>
-                    <w:p>
-                      <w:pPr>
-                        <w:spacing w:after="0"/>
-                        <w:rPr>
-                          <w:rFonts w:asciiTheme="majorBidi" w:hAnsiTheme="majorBidi" w:cstheme="majorBidi"/>
-                          <w:b/>
-                          <w:bCs/>
-                          <w:i/>
-                          <w:iCs/>
-                          <w:sz w:val="28"/>
-                          <w:szCs w:val="28"/>
-                        </w:rPr>
-                      </w:pPr>
-                      <w:r>
-                        <w:rPr>
-                          <w:rFonts w:asciiTheme="majorBidi" w:hAnsiTheme="majorBidi" w:cstheme="majorBidi"/>
-                          <w:b/>
-                          <w:bCs/>
-                          <w:i/>
-                          <w:iCs/>
-                          <w:sz w:val="28"/>
-                          <w:szCs w:val="28"/>
-                        </w:rPr>
-                        <w:t xml:space="preserve">        </w:t>
-                      </w:r>
-                      <w:r>
-                        <w:rPr>
-                          <w:rFonts w:asciiTheme="majorBidi" w:hAnsiTheme="majorBidi" w:cstheme="majorBidi"/>
-                          <w:b/>
-                          <w:bCs/>
-                          <w:i/>
-                          <w:iCs/>
-                          <w:sz w:val="28"/>
-                          <w:szCs w:val="28"/>
-                        </w:rPr>
-                        <w:t>- type: Resource</w:t>
-                      </w:r>
-                    </w:p>
-                    <w:p>
-                      <w:pPr>
-                        <w:spacing w:after="0"/>
-                        <w:rPr>
-                          <w:rFonts w:asciiTheme="majorBidi" w:hAnsiTheme="majorBidi" w:cstheme="majorBidi"/>
-                          <w:b/>
-                          <w:bCs/>
-                          <w:i/>
-                          <w:iCs/>
-                          <w:sz w:val="28"/>
-                          <w:szCs w:val="28"/>
-                        </w:rPr>
-                      </w:pPr>
-                      <w:r>
-                        <w:rPr>
-                          <w:rFonts w:asciiTheme="majorBidi" w:hAnsiTheme="majorBidi" w:cstheme="majorBidi"/>
-                          <w:b/>
-                          <w:bCs/>
-                          <w:i/>
-                          <w:iCs/>
-                          <w:sz w:val="28"/>
-                          <w:szCs w:val="28"/>
-                        </w:rPr>
-                        <w:t xml:space="preserve">          </w:t>
-                      </w:r>
-                      <w:r>
-                        <w:rPr>
-                          <w:rFonts w:asciiTheme="majorBidi" w:hAnsiTheme="majorBidi" w:cstheme="majorBidi"/>
-                          <w:b/>
-                          <w:bCs/>
-                          <w:i/>
-                          <w:iCs/>
-                          <w:sz w:val="28"/>
-                          <w:szCs w:val="28"/>
-                        </w:rPr>
-                        <w:t>resource:</w:t>
-                      </w:r>
-                    </w:p>
-                    <w:p>
-                      <w:pPr>
-                        <w:spacing w:after="0"/>
-                        <w:rPr>
-                          <w:rFonts w:asciiTheme="majorBidi" w:hAnsiTheme="majorBidi" w:cstheme="majorBidi"/>
-                          <w:b/>
-                          <w:bCs/>
-                          <w:i/>
-                          <w:iCs/>
-                          <w:sz w:val="28"/>
-                          <w:szCs w:val="28"/>
-                        </w:rPr>
-                      </w:pPr>
-                      <w:r>
-                        <w:rPr>
-                          <w:rFonts w:asciiTheme="majorBidi" w:hAnsiTheme="majorBidi" w:cstheme="majorBidi"/>
-                          <w:b/>
-                          <w:bCs/>
-                          <w:i/>
-                          <w:iCs/>
-                          <w:sz w:val="28"/>
-                          <w:szCs w:val="28"/>
-                        </w:rPr>
-                        <w:t xml:space="preserve">               </w:t>
-                      </w:r>
-                      <w:r>
-                        <w:rPr>
-                          <w:rFonts w:asciiTheme="majorBidi" w:hAnsiTheme="majorBidi" w:cstheme="majorBidi"/>
-                          <w:b/>
-                          <w:bCs/>
-                          <w:i/>
-                          <w:iCs/>
-                          <w:sz w:val="28"/>
-                          <w:szCs w:val="28"/>
-                        </w:rPr>
-                        <w:t xml:space="preserve">name: </w:t>
-                      </w:r>
-                      <w:proofErr w:type="spellStart"/>
-                      <w:r>
-                        <w:rPr>
-                          <w:rFonts w:asciiTheme="majorBidi" w:hAnsiTheme="majorBidi" w:cstheme="majorBidi"/>
-                          <w:b/>
-                          <w:bCs/>
-                          <w:i/>
-                          <w:iCs/>
-                          <w:sz w:val="28"/>
-                          <w:szCs w:val="28"/>
-                        </w:rPr>
-                        <w:t>cpu</w:t>
-                      </w:r>
-                      <w:proofErr w:type="spellEnd"/>
-                    </w:p>
-                    <w:p>
-                      <w:pPr>
-                        <w:spacing w:after="0"/>
-                        <w:rPr>
-                          <w:rFonts w:asciiTheme="majorBidi" w:hAnsiTheme="majorBidi" w:cstheme="majorBidi"/>
-                          <w:b/>
-                          <w:bCs/>
-                          <w:i/>
-                          <w:iCs/>
-                          <w:sz w:val="28"/>
-                          <w:szCs w:val="28"/>
-                        </w:rPr>
-                      </w:pPr>
-                      <w:r>
-                        <w:rPr>
-                          <w:rFonts w:asciiTheme="majorBidi" w:hAnsiTheme="majorBidi" w:cstheme="majorBidi"/>
-                          <w:b/>
-                          <w:bCs/>
-                          <w:i/>
-                          <w:iCs/>
-                          <w:sz w:val="28"/>
-                          <w:szCs w:val="28"/>
-                        </w:rPr>
-                        <w:t xml:space="preserve">               </w:t>
-                      </w:r>
-                      <w:r>
-                        <w:rPr>
-                          <w:rFonts w:asciiTheme="majorBidi" w:hAnsiTheme="majorBidi" w:cstheme="majorBidi"/>
-                          <w:b/>
-                          <w:bCs/>
-                          <w:i/>
-                          <w:iCs/>
-                          <w:sz w:val="28"/>
-                          <w:szCs w:val="28"/>
-                        </w:rPr>
-                        <w:t>target:</w:t>
-                      </w:r>
-                    </w:p>
-                    <w:p>
-                      <w:pPr>
-                        <w:spacing w:after="0"/>
-                        <w:rPr>
-                          <w:rFonts w:asciiTheme="majorBidi" w:hAnsiTheme="majorBidi" w:cstheme="majorBidi"/>
-                          <w:b/>
-                          <w:bCs/>
-                          <w:i/>
-                          <w:iCs/>
-                          <w:sz w:val="28"/>
-                          <w:szCs w:val="28"/>
-                        </w:rPr>
-                      </w:pPr>
-                      <w:r>
-                        <w:rPr>
-                          <w:rFonts w:asciiTheme="majorBidi" w:hAnsiTheme="majorBidi" w:cstheme="majorBidi"/>
-                          <w:b/>
-                          <w:bCs/>
-                          <w:i/>
-                          <w:iCs/>
-                          <w:sz w:val="28"/>
-                          <w:szCs w:val="28"/>
-                        </w:rPr>
-                        <w:t xml:space="preserve">                    </w:t>
-                      </w:r>
-                      <w:r>
-                        <w:rPr>
-                          <w:rFonts w:asciiTheme="majorBidi" w:hAnsiTheme="majorBidi" w:cstheme="majorBidi"/>
-                          <w:b/>
-                          <w:bCs/>
-                          <w:i/>
-                          <w:iCs/>
-                          <w:sz w:val="28"/>
-                          <w:szCs w:val="28"/>
-                        </w:rPr>
-                        <w:t>type: Utilization</w:t>
-                      </w:r>
-                    </w:p>
-                    <w:p>
-                      <w:pPr>
-                        <w:spacing w:after="0"/>
-                        <w:rPr>
-                          <w:rFonts w:asciiTheme="majorBidi" w:hAnsiTheme="majorBidi" w:cstheme="majorBidi"/>
-                          <w:b/>
-                          <w:bCs/>
-                          <w:i/>
-                          <w:iCs/>
-                          <w:sz w:val="28"/>
-                          <w:szCs w:val="28"/>
-                        </w:rPr>
-                      </w:pPr>
-                      <w:r>
-                        <w:rPr>
-                          <w:rFonts w:asciiTheme="majorBidi" w:hAnsiTheme="majorBidi" w:cstheme="majorBidi"/>
-                          <w:b/>
-                          <w:bCs/>
-                          <w:i/>
-                          <w:iCs/>
-                          <w:sz w:val="28"/>
-                          <w:szCs w:val="28"/>
-                        </w:rPr>
-                        <w:t xml:space="preserve">                    </w:t>
-                      </w:r>
-                      <w:proofErr w:type="spellStart"/>
-                      <w:r>
-                        <w:rPr>
-                          <w:rFonts w:asciiTheme="majorBidi" w:hAnsiTheme="majorBidi" w:cstheme="majorBidi"/>
-                          <w:b/>
-                          <w:bCs/>
-                          <w:i/>
-                          <w:iCs/>
-                          <w:sz w:val="28"/>
-                          <w:szCs w:val="28"/>
-                        </w:rPr>
-                        <w:t>averageUtilization</w:t>
-                      </w:r>
-                      <w:proofErr w:type="spellEnd"/>
-                      <w:r>
-                        <w:rPr>
-                          <w:rFonts w:asciiTheme="majorBidi" w:hAnsiTheme="majorBidi" w:cstheme="majorBidi"/>
-                          <w:b/>
-                          <w:bCs/>
-                          <w:i/>
-                          <w:iCs/>
-                          <w:sz w:val="28"/>
-                          <w:szCs w:val="28"/>
-                        </w:rPr>
-                        <w:t>: 50</w:t>
-                      </w:r>
-                    </w:p>
-                    <w:p>
-                      <w:pPr>
-                        <w:spacing w:after="0"/>
-                        <w:rPr>
-                          <w:rFonts w:asciiTheme="majorBidi" w:hAnsiTheme="majorBidi" w:cstheme="majorBidi"/>
-                          <w:b/>
-                          <w:bCs/>
-                          <w:i/>
-                          <w:iCs/>
-                          <w:sz w:val="28"/>
-                          <w:szCs w:val="28"/>
-                        </w:rPr>
-                      </w:pPr>
-                      <w:r>
-                        <w:rPr>
-                          <w:rFonts w:asciiTheme="majorBidi" w:hAnsiTheme="majorBidi" w:cstheme="majorBidi"/>
-                          <w:b/>
-                          <w:bCs/>
-                          <w:i/>
-                          <w:iCs/>
-                          <w:sz w:val="28"/>
-                          <w:szCs w:val="28"/>
-                        </w:rPr>
-                        <w:t xml:space="preserve">        </w:t>
-                      </w:r>
-                      <w:r>
-                        <w:rPr>
-                          <w:rFonts w:asciiTheme="majorBidi" w:hAnsiTheme="majorBidi" w:cstheme="majorBidi"/>
-                          <w:b/>
-                          <w:bCs/>
-                          <w:i/>
-                          <w:iCs/>
-                          <w:sz w:val="28"/>
-                          <w:szCs w:val="28"/>
-                        </w:rPr>
-                        <w:t>- type: Resource</w:t>
-                      </w:r>
-                    </w:p>
-                    <w:p>
-                      <w:pPr>
-                        <w:spacing w:after="0"/>
-                        <w:rPr>
-                          <w:rFonts w:asciiTheme="majorBidi" w:hAnsiTheme="majorBidi" w:cstheme="majorBidi"/>
-                          <w:b/>
-                          <w:bCs/>
-                          <w:i/>
-                          <w:iCs/>
-                          <w:sz w:val="28"/>
-                          <w:szCs w:val="28"/>
-                        </w:rPr>
-                      </w:pPr>
-                      <w:r>
-                        <w:rPr>
-                          <w:rFonts w:asciiTheme="majorBidi" w:hAnsiTheme="majorBidi" w:cstheme="majorBidi"/>
-                          <w:b/>
-                          <w:bCs/>
-                          <w:i/>
-                          <w:iCs/>
-                          <w:sz w:val="28"/>
-                          <w:szCs w:val="28"/>
-                        </w:rPr>
-                        <w:t xml:space="preserve">          </w:t>
-                      </w:r>
-                      <w:r>
-                        <w:rPr>
-                          <w:rFonts w:asciiTheme="majorBidi" w:hAnsiTheme="majorBidi" w:cstheme="majorBidi"/>
-                          <w:b/>
-                          <w:bCs/>
-                          <w:i/>
-                          <w:iCs/>
-                          <w:sz w:val="28"/>
-                          <w:szCs w:val="28"/>
-                        </w:rPr>
-                        <w:t>resource:</w:t>
-                      </w:r>
-                    </w:p>
-                    <w:p>
-                      <w:pPr>
-                        <w:spacing w:after="0"/>
-                        <w:rPr>
-                          <w:rFonts w:asciiTheme="majorBidi" w:hAnsiTheme="majorBidi" w:cstheme="majorBidi"/>
-                          <w:b/>
-                          <w:bCs/>
-                          <w:i/>
-                          <w:iCs/>
-                          <w:sz w:val="28"/>
-                          <w:szCs w:val="28"/>
-                        </w:rPr>
-                      </w:pPr>
-                      <w:r>
-                        <w:rPr>
-                          <w:rFonts w:asciiTheme="majorBidi" w:hAnsiTheme="majorBidi" w:cstheme="majorBidi"/>
-                          <w:b/>
-                          <w:bCs/>
-                          <w:i/>
-                          <w:iCs/>
-                          <w:sz w:val="28"/>
-                          <w:szCs w:val="28"/>
-                        </w:rPr>
-                        <w:t xml:space="preserve">               </w:t>
-                      </w:r>
-                      <w:r>
-                        <w:rPr>
-                          <w:rFonts w:asciiTheme="majorBidi" w:hAnsiTheme="majorBidi" w:cstheme="majorBidi"/>
-                          <w:b/>
-                          <w:bCs/>
-                          <w:i/>
-                          <w:iCs/>
-                          <w:sz w:val="28"/>
-                          <w:szCs w:val="28"/>
-                        </w:rPr>
-                        <w:t>name: memory</w:t>
-                      </w:r>
-                    </w:p>
-                    <w:p>
-                      <w:pPr>
-                        <w:spacing w:after="0"/>
-                        <w:rPr>
-                          <w:rFonts w:asciiTheme="majorBidi" w:hAnsiTheme="majorBidi" w:cstheme="majorBidi"/>
-                          <w:b/>
-                          <w:bCs/>
-                          <w:i/>
-                          <w:iCs/>
-                          <w:sz w:val="28"/>
-                          <w:szCs w:val="28"/>
-                        </w:rPr>
-                      </w:pPr>
-                      <w:r>
-                        <w:rPr>
-                          <w:rFonts w:asciiTheme="majorBidi" w:hAnsiTheme="majorBidi" w:cstheme="majorBidi"/>
-                          <w:b/>
-                          <w:bCs/>
-                          <w:i/>
-                          <w:iCs/>
-                          <w:sz w:val="28"/>
-                          <w:szCs w:val="28"/>
-                        </w:rPr>
-                        <w:t xml:space="preserve">               </w:t>
-                      </w:r>
-                      <w:r>
-                        <w:rPr>
-                          <w:rFonts w:asciiTheme="majorBidi" w:hAnsiTheme="majorBidi" w:cstheme="majorBidi"/>
-                          <w:b/>
-                          <w:bCs/>
-                          <w:i/>
-                          <w:iCs/>
-                          <w:sz w:val="28"/>
-                          <w:szCs w:val="28"/>
-                        </w:rPr>
-                        <w:t>target:</w:t>
-                      </w:r>
-                    </w:p>
-                    <w:p>
-                      <w:pPr>
-                        <w:spacing w:after="0"/>
-                        <w:rPr>
-                          <w:rFonts w:asciiTheme="majorBidi" w:hAnsiTheme="majorBidi" w:cstheme="majorBidi"/>
-                          <w:b/>
-                          <w:bCs/>
-                          <w:i/>
-                          <w:iCs/>
-                          <w:sz w:val="28"/>
-                          <w:szCs w:val="28"/>
-                        </w:rPr>
-                      </w:pPr>
-                      <w:r>
-                        <w:rPr>
-                          <w:rFonts w:asciiTheme="majorBidi" w:hAnsiTheme="majorBidi" w:cstheme="majorBidi"/>
-                          <w:b/>
-                          <w:bCs/>
-                          <w:i/>
-                          <w:iCs/>
-                          <w:sz w:val="28"/>
-                          <w:szCs w:val="28"/>
-                        </w:rPr>
-                        <w:t xml:space="preserve">                    </w:t>
-                      </w:r>
-                      <w:r>
-                        <w:rPr>
-                          <w:rFonts w:asciiTheme="majorBidi" w:hAnsiTheme="majorBidi" w:cstheme="majorBidi"/>
-                          <w:b/>
-                          <w:bCs/>
-                          <w:i/>
-                          <w:iCs/>
-                          <w:sz w:val="28"/>
-                          <w:szCs w:val="28"/>
-                        </w:rPr>
-                        <w:t>type: Utilization</w:t>
-                      </w:r>
-                    </w:p>
-                    <w:p>
-                      <w:pPr>
-                        <w:spacing w:after="0"/>
-                        <w:rPr>
-                          <w:rFonts w:asciiTheme="majorBidi" w:hAnsiTheme="majorBidi" w:cstheme="majorBidi"/>
-                          <w:b/>
-                          <w:bCs/>
-                          <w:i/>
-                          <w:iCs/>
-                          <w:sz w:val="28"/>
-                          <w:szCs w:val="28"/>
-                        </w:rPr>
-                      </w:pPr>
-                      <w:r>
-                        <w:rPr>
-                          <w:rFonts w:asciiTheme="majorBidi" w:hAnsiTheme="majorBidi" w:cstheme="majorBidi"/>
-                          <w:b/>
-                          <w:bCs/>
-                          <w:i/>
-                          <w:iCs/>
-                          <w:sz w:val="28"/>
-                          <w:szCs w:val="28"/>
-                        </w:rPr>
-                        <w:t xml:space="preserve">                    </w:t>
-                      </w:r>
-                      <w:proofErr w:type="spellStart"/>
-                      <w:r>
-                        <w:rPr>
-                          <w:rFonts w:asciiTheme="majorBidi" w:hAnsiTheme="majorBidi" w:cstheme="majorBidi"/>
-                          <w:b/>
-                          <w:bCs/>
-                          <w:i/>
-                          <w:iCs/>
-                          <w:sz w:val="28"/>
-                          <w:szCs w:val="28"/>
-                        </w:rPr>
-                        <w:t>averageUtilization</w:t>
-                      </w:r>
-                      <w:proofErr w:type="spellEnd"/>
-                      <w:r>
-                        <w:rPr>
-                          <w:rFonts w:asciiTheme="majorBidi" w:hAnsiTheme="majorBidi" w:cstheme="majorBidi"/>
-                          <w:b/>
-                          <w:bCs/>
-                          <w:i/>
-                          <w:iCs/>
-                          <w:sz w:val="28"/>
-                          <w:szCs w:val="28"/>
-                        </w:rPr>
-                        <w:t>: 70</w:t>
-                      </w:r>
-                    </w:p>
-                    <w:p>
-                      <w:pPr>
-                        <w:spacing w:after="0"/>
-                        <w:jc w:val="center"/>
-                        <w:rPr>
-                          <w:b/>
-                          <w:bCs/>
-                          <w:i/>
-                          <w:iCs/>
-                        </w:rPr>
-                      </w:pPr>
-                    </w:p>
-                  </w:txbxContent>
-                </v:textbox>
-                <w10:wrap anchorx="margin"/>
-              </v:rect>
-            </w:pict>
-          </mc:Fallback>
-        </mc:AlternateContent>
-      </w:r>
     </w:p>
     <w:p>
       <w:pPr>
@@ -25985,6 +26177,7 @@
           <w:szCs w:val="28"/>
           <w:u w:val="single"/>
         </w:rPr>
+        <w:lastRenderedPageBreak/>
         <w:t>Meaning:</w:t>
       </w:r>
     </w:p>
@@ -26009,7 +26202,19 @@
           <w:sz w:val="28"/>
           <w:szCs w:val="28"/>
         </w:rPr>
-        <w:t>Target object → nginx-deployment</w:t>
+        <w:t xml:space="preserve">Target object → </w:t>
+      </w:r>
+      <w:r>
+        <w:rPr>
+          <w:rFonts w:asciiTheme="majorBidi" w:hAnsiTheme="majorBidi" w:cstheme="majorBidi"/>
+          <w:b/>
+          <w:bCs/>
+          <w:i/>
+          <w:iCs/>
+          <w:sz w:val="28"/>
+          <w:szCs w:val="28"/>
+        </w:rPr>
+        <w:t>nginx-deployment</w:t>
       </w:r>
     </w:p>
     <w:p>
@@ -26115,6 +26320,7 @@
           <w:ilvl w:val="0"/>
           <w:numId w:val="43"/>
         </w:numPr>
+        <w:spacing w:after="120"/>
         <w:ind w:left="360"/>
         <w:jc w:val="both"/>
         <w:rPr>
@@ -26517,6 +26723,7 @@
     </w:p>
     <w:p>
       <w:pPr>
+        <w:spacing w:after="60"/>
         <w:jc w:val="both"/>
         <w:rPr>
           <w:rFonts w:asciiTheme="majorBidi" w:hAnsiTheme="majorBidi" w:cstheme="majorBidi"/>
@@ -26549,20 +26756,20 @@
     </w:p>
     <w:p>
       <w:pPr>
-        <w:jc w:val="both"/>
-        <w:rPr>
-          <w:rFonts w:asciiTheme="majorBidi" w:hAnsiTheme="majorBidi" w:cstheme="majorBidi"/>
-          <w:sz w:val="28"/>
-          <w:szCs w:val="28"/>
-        </w:rPr>
-      </w:pPr>
-      <w:r>
-        <w:rPr>
-          <w:rFonts w:asciiTheme="majorBidi" w:hAnsiTheme="majorBidi" w:cstheme="majorBidi"/>
-          <w:sz w:val="28"/>
-          <w:szCs w:val="28"/>
-        </w:rPr>
-        <w:lastRenderedPageBreak/>
+        <w:spacing w:after="60"/>
+        <w:jc w:val="both"/>
+        <w:rPr>
+          <w:rFonts w:asciiTheme="majorBidi" w:hAnsiTheme="majorBidi" w:cstheme="majorBidi"/>
+          <w:sz w:val="28"/>
+          <w:szCs w:val="28"/>
+        </w:rPr>
+      </w:pPr>
+      <w:r>
+        <w:rPr>
+          <w:rFonts w:asciiTheme="majorBidi" w:hAnsiTheme="majorBidi" w:cstheme="majorBidi"/>
+          <w:sz w:val="28"/>
+          <w:szCs w:val="28"/>
+        </w:rPr>
         <w:t>For CPU/memory scaling to work, Kubernetes needs:</w:t>
       </w:r>
     </w:p>
@@ -26614,35 +26821,16 @@
         </w:rPr>
         <w:t>Installed in the cluster to provide resource metrics.</w:t>
       </w:r>
-    </w:p>
-    <w:p>
-      <w:pPr>
-        <w:spacing w:after="60"/>
-        <w:ind w:left="360"/>
-        <w:jc w:val="both"/>
-        <w:rPr>
-          <w:rFonts w:asciiTheme="majorBidi" w:hAnsiTheme="majorBidi" w:cstheme="majorBidi"/>
-          <w:sz w:val="28"/>
-          <w:szCs w:val="28"/>
-        </w:rPr>
-      </w:pPr>
-      <w:r>
-        <w:rPr>
-          <w:rFonts w:asciiTheme="majorBidi" w:hAnsiTheme="majorBidi" w:cstheme="majorBidi"/>
-          <w:sz w:val="28"/>
-          <w:szCs w:val="28"/>
-        </w:rPr>
-        <w:t>Check:</w:t>
-      </w:r>
-    </w:p>
-    <w:p>
-      <w:pPr>
-        <w:pStyle w:val="ListParagraph"/>
-        <w:numPr>
-          <w:ilvl w:val="0"/>
-          <w:numId w:val="47"/>
-        </w:numPr>
-        <w:jc w:val="both"/>
+      <w:r>
+        <w:rPr>
+          <w:rFonts w:asciiTheme="majorBidi" w:hAnsiTheme="majorBidi" w:cstheme="majorBidi"/>
+          <w:sz w:val="28"/>
+          <w:szCs w:val="28"/>
+        </w:rPr>
+        <w:t xml:space="preserve"> Check </w:t>
+      </w:r>
+      <w:proofErr w:type="spellStart"/>
+      <w:r>
         <w:rPr>
           <w:rFonts w:asciiTheme="majorBidi" w:hAnsiTheme="majorBidi" w:cstheme="majorBidi"/>
           <w:b/>
@@ -26652,8 +26840,9 @@
           <w:sz w:val="28"/>
           <w:szCs w:val="28"/>
         </w:rPr>
-      </w:pPr>
-      <w:proofErr w:type="spellStart"/>
+        <w:t>kubectl</w:t>
+      </w:r>
+      <w:proofErr w:type="spellEnd"/>
       <w:r>
         <w:rPr>
           <w:rFonts w:asciiTheme="majorBidi" w:hAnsiTheme="majorBidi" w:cstheme="majorBidi"/>
@@ -26664,9 +26853,17 @@
           <w:sz w:val="28"/>
           <w:szCs w:val="28"/>
         </w:rPr>
-        <w:t>kubectl</w:t>
-      </w:r>
-      <w:proofErr w:type="spellEnd"/>
+        <w:t xml:space="preserve"> top nodes</w:t>
+      </w:r>
+      <w:r>
+        <w:rPr>
+          <w:rFonts w:asciiTheme="majorBidi" w:hAnsiTheme="majorBidi" w:cstheme="majorBidi"/>
+          <w:sz w:val="28"/>
+          <w:szCs w:val="28"/>
+        </w:rPr>
+        <w:t xml:space="preserve"> and </w:t>
+      </w:r>
+      <w:proofErr w:type="spellStart"/>
       <w:r>
         <w:rPr>
           <w:rFonts w:asciiTheme="majorBidi" w:hAnsiTheme="majorBidi" w:cstheme="majorBidi"/>
@@ -26677,18 +26874,10 @@
           <w:sz w:val="28"/>
           <w:szCs w:val="28"/>
         </w:rPr>
-        <w:t xml:space="preserve"> top nodes</w:t>
-      </w:r>
-    </w:p>
-    <w:p>
-      <w:pPr>
-        <w:pStyle w:val="ListParagraph"/>
-        <w:numPr>
-          <w:ilvl w:val="0"/>
-          <w:numId w:val="47"/>
-        </w:numPr>
-        <w:spacing w:after="60"/>
-        <w:jc w:val="both"/>
+        <w:t>kubectl</w:t>
+      </w:r>
+      <w:proofErr w:type="spellEnd"/>
+      <w:r>
         <w:rPr>
           <w:rFonts w:asciiTheme="majorBidi" w:hAnsiTheme="majorBidi" w:cstheme="majorBidi"/>
           <w:b/>
@@ -26698,51 +26887,33 @@
           <w:sz w:val="28"/>
           <w:szCs w:val="28"/>
         </w:rPr>
-      </w:pPr>
-      <w:proofErr w:type="spellStart"/>
-      <w:r>
-        <w:rPr>
-          <w:rFonts w:asciiTheme="majorBidi" w:hAnsiTheme="majorBidi" w:cstheme="majorBidi"/>
-          <w:b/>
-          <w:bCs/>
-          <w:i/>
-          <w:iCs/>
-          <w:sz w:val="28"/>
-          <w:szCs w:val="28"/>
-        </w:rPr>
-        <w:t>kubectl</w:t>
-      </w:r>
-      <w:proofErr w:type="spellEnd"/>
-      <w:r>
-        <w:rPr>
-          <w:rFonts w:asciiTheme="majorBidi" w:hAnsiTheme="majorBidi" w:cstheme="majorBidi"/>
-          <w:b/>
-          <w:bCs/>
-          <w:i/>
-          <w:iCs/>
-          <w:sz w:val="28"/>
-          <w:szCs w:val="28"/>
-        </w:rPr>
         <w:t xml:space="preserve"> top pods</w:t>
       </w:r>
-    </w:p>
-    <w:p>
-      <w:pPr>
-        <w:ind w:left="360"/>
-        <w:jc w:val="both"/>
-        <w:rPr>
-          <w:rFonts w:asciiTheme="majorBidi" w:hAnsiTheme="majorBidi" w:cstheme="majorBidi"/>
-          <w:sz w:val="28"/>
-          <w:szCs w:val="28"/>
-        </w:rPr>
-      </w:pPr>
-      <w:r>
-        <w:rPr>
-          <w:rFonts w:asciiTheme="majorBidi" w:hAnsiTheme="majorBidi" w:cstheme="majorBidi"/>
-          <w:sz w:val="28"/>
-          <w:szCs w:val="28"/>
-        </w:rPr>
-        <w:t>If these work → metrics server is running.</w:t>
+      <w:r>
+        <w:rPr>
+          <w:rFonts w:asciiTheme="majorBidi" w:hAnsiTheme="majorBidi" w:cstheme="majorBidi"/>
+          <w:sz w:val="28"/>
+          <w:szCs w:val="28"/>
+        </w:rPr>
+        <w:t xml:space="preserve">, </w:t>
+      </w:r>
+      <w:proofErr w:type="gramStart"/>
+      <w:r>
+        <w:rPr>
+          <w:rFonts w:asciiTheme="majorBidi" w:hAnsiTheme="majorBidi" w:cstheme="majorBidi"/>
+          <w:sz w:val="28"/>
+          <w:szCs w:val="28"/>
+        </w:rPr>
+        <w:t>If</w:t>
+      </w:r>
+      <w:proofErr w:type="gramEnd"/>
+      <w:r>
+        <w:rPr>
+          <w:rFonts w:asciiTheme="majorBidi" w:hAnsiTheme="majorBidi" w:cstheme="majorBidi"/>
+          <w:sz w:val="28"/>
+          <w:szCs w:val="28"/>
+        </w:rPr>
+        <w:t xml:space="preserve"> these work → metrics server is running.</w:t>
       </w:r>
     </w:p>
     <w:p>
@@ -27026,7 +27197,7 @@
           </mc:Choice>
           <mc:Fallback>
             <w:pict>
-              <v:rect w14:anchorId="6610E11E" id="Rectangle 15" o:spid="_x0000_s1041" style="position:absolute;left:0;text-align:left;margin-left:18pt;margin-top:19.6pt;width:162.55pt;height:84.55pt;z-index:251669504;visibility:visible;mso-wrap-style:square;mso-width-percent:0;mso-height-percent:0;mso-wrap-distance-left:9pt;mso-wrap-distance-top:0;mso-wrap-distance-right:9pt;mso-wrap-distance-bottom:0;mso-position-horizontal:absolute;mso-position-horizontal-relative:text;mso-position-vertical:absolute;mso-position-vertical-relative:text;mso-width-percent:0;mso-height-percent:0;mso-width-relative:margin;mso-height-relative:margin;v-text-anchor:middle" o:gfxdata="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" fillcolor="black [3200]" strokecolor="black [480]" strokeweight="1pt">
+              <v:rect w14:anchorId="6610E11E" id="Rectangle 15" o:spid="_x0000_s1040" style="position:absolute;left:0;text-align:left;margin-left:18pt;margin-top:19.6pt;width:162.55pt;height:84.55pt;z-index:251669504;visibility:visible;mso-wrap-style:square;mso-width-percent:0;mso-height-percent:0;mso-wrap-distance-left:9pt;mso-wrap-distance-top:0;mso-wrap-distance-right:9pt;mso-wrap-distance-bottom:0;mso-position-horizontal:absolute;mso-position-horizontal-relative:text;mso-position-vertical:absolute;mso-position-vertical-relative:text;mso-width-percent:0;mso-height-percent:0;mso-width-relative:margin;mso-height-relative:margin;v-text-anchor:middle" o:gfxdata="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" fillcolor="black [3200]" strokecolor="black [480]" strokeweight="1pt">
                 <v:textbox>
                   <w:txbxContent>
                     <w:p>
@@ -27223,6 +27394,7 @@
           <w:rFonts w:asciiTheme="majorBidi" w:hAnsiTheme="majorBidi" w:cstheme="majorBidi"/>
           <w:sz w:val="28"/>
           <w:szCs w:val="28"/>
+          <w:u w:val="single"/>
         </w:rPr>
         <w:t>Example:</w:t>
       </w:r>
@@ -27262,6 +27434,7 @@
     </w:p>
     <w:p>
       <w:pPr>
+        <w:spacing w:after="120"/>
         <w:ind w:left="360"/>
         <w:jc w:val="both"/>
         <w:rPr>
@@ -27281,6 +27454,7 @@
     </w:p>
     <w:p>
       <w:pPr>
+        <w:spacing w:after="60"/>
         <w:jc w:val="both"/>
         <w:rPr>
           <w:rFonts w:asciiTheme="majorBidi" w:hAnsiTheme="majorBidi" w:cstheme="majorBidi"/>
@@ -27505,136 +27679,6 @@
     </w:p>
     <w:p>
       <w:pPr>
-        <w:jc w:val="both"/>
-        <w:rPr>
-          <w:rFonts w:asciiTheme="majorBidi" w:hAnsiTheme="majorBidi" w:cstheme="majorBidi"/>
-          <w:b/>
-          <w:bCs/>
-          <w:sz w:val="32"/>
-          <w:szCs w:val="32"/>
-        </w:rPr>
-      </w:pPr>
-    </w:p>
-    <w:p>
-      <w:pPr>
-        <w:jc w:val="both"/>
-        <w:rPr>
-          <w:rFonts w:asciiTheme="majorBidi" w:hAnsiTheme="majorBidi" w:cstheme="majorBidi"/>
-          <w:b/>
-          <w:bCs/>
-          <w:sz w:val="32"/>
-          <w:szCs w:val="32"/>
-        </w:rPr>
-      </w:pPr>
-    </w:p>
-    <w:p>
-      <w:pPr>
-        <w:jc w:val="both"/>
-        <w:rPr>
-          <w:rFonts w:asciiTheme="majorBidi" w:hAnsiTheme="majorBidi" w:cstheme="majorBidi"/>
-          <w:b/>
-          <w:bCs/>
-          <w:sz w:val="32"/>
-          <w:szCs w:val="32"/>
-        </w:rPr>
-      </w:pPr>
-    </w:p>
-    <w:p>
-      <w:pPr>
-        <w:jc w:val="both"/>
-        <w:rPr>
-          <w:rFonts w:asciiTheme="majorBidi" w:hAnsiTheme="majorBidi" w:cstheme="majorBidi"/>
-          <w:b/>
-          <w:bCs/>
-          <w:sz w:val="32"/>
-          <w:szCs w:val="32"/>
-        </w:rPr>
-      </w:pPr>
-    </w:p>
-    <w:p>
-      <w:pPr>
-        <w:jc w:val="both"/>
-        <w:rPr>
-          <w:rFonts w:asciiTheme="majorBidi" w:hAnsiTheme="majorBidi" w:cstheme="majorBidi"/>
-          <w:b/>
-          <w:bCs/>
-          <w:sz w:val="32"/>
-          <w:szCs w:val="32"/>
-        </w:rPr>
-      </w:pPr>
-    </w:p>
-    <w:p>
-      <w:pPr>
-        <w:jc w:val="both"/>
-        <w:rPr>
-          <w:rFonts w:asciiTheme="majorBidi" w:hAnsiTheme="majorBidi" w:cstheme="majorBidi"/>
-          <w:b/>
-          <w:bCs/>
-          <w:sz w:val="32"/>
-          <w:szCs w:val="32"/>
-        </w:rPr>
-      </w:pPr>
-    </w:p>
-    <w:p>
-      <w:pPr>
-        <w:jc w:val="both"/>
-        <w:rPr>
-          <w:rFonts w:asciiTheme="majorBidi" w:hAnsiTheme="majorBidi" w:cstheme="majorBidi"/>
-          <w:b/>
-          <w:bCs/>
-          <w:sz w:val="32"/>
-          <w:szCs w:val="32"/>
-        </w:rPr>
-      </w:pPr>
-    </w:p>
-    <w:p>
-      <w:pPr>
-        <w:jc w:val="both"/>
-        <w:rPr>
-          <w:rFonts w:asciiTheme="majorBidi" w:hAnsiTheme="majorBidi" w:cstheme="majorBidi"/>
-          <w:b/>
-          <w:bCs/>
-          <w:sz w:val="32"/>
-          <w:szCs w:val="32"/>
-        </w:rPr>
-      </w:pPr>
-    </w:p>
-    <w:p>
-      <w:pPr>
-        <w:jc w:val="both"/>
-        <w:rPr>
-          <w:rFonts w:asciiTheme="majorBidi" w:hAnsiTheme="majorBidi" w:cstheme="majorBidi"/>
-          <w:b/>
-          <w:bCs/>
-          <w:sz w:val="32"/>
-          <w:szCs w:val="32"/>
-        </w:rPr>
-      </w:pPr>
-    </w:p>
-    <w:p>
-      <w:pPr>
-        <w:jc w:val="both"/>
-        <w:rPr>
-          <w:rFonts w:asciiTheme="majorBidi" w:hAnsiTheme="majorBidi" w:cstheme="majorBidi"/>
-          <w:b/>
-          <w:bCs/>
-          <w:sz w:val="32"/>
-          <w:szCs w:val="32"/>
-        </w:rPr>
-      </w:pPr>
-    </w:p>
-    <w:p>
-      <w:pPr>
-        <w:jc w:val="both"/>
-        <w:rPr>
-          <w:rFonts w:asciiTheme="majorBidi" w:hAnsiTheme="majorBidi" w:cstheme="majorBidi"/>
-          <w:sz w:val="28"/>
-          <w:szCs w:val="28"/>
-        </w:rPr>
-      </w:pPr>
-    </w:p>
-    <w:p>
-      <w:pPr>
         <w:spacing w:after="60"/>
         <w:jc w:val="both"/>
         <w:rPr>
@@ -27669,6 +27713,7 @@
     </w:p>
     <w:p>
       <w:pPr>
+        <w:spacing w:after="60"/>
         <w:jc w:val="both"/>
         <w:rPr>
           <w:rFonts w:asciiTheme="majorBidi" w:hAnsiTheme="majorBidi" w:cstheme="majorBidi"/>
@@ -27687,6 +27732,7 @@
     </w:p>
     <w:p>
       <w:pPr>
+        <w:spacing w:after="120"/>
         <w:jc w:val="both"/>
         <w:rPr>
           <w:rFonts w:asciiTheme="majorBidi" w:hAnsiTheme="majorBidi" w:cstheme="majorBidi"/>
@@ -27705,6 +27751,7 @@
     </w:p>
     <w:p>
       <w:pPr>
+        <w:spacing w:after="60"/>
         <w:jc w:val="both"/>
         <w:rPr>
           <w:rFonts w:asciiTheme="majorBidi" w:hAnsiTheme="majorBidi" w:cstheme="majorBidi"/>
@@ -27800,6 +27847,7 @@
           <w:ilvl w:val="0"/>
           <w:numId w:val="62"/>
         </w:numPr>
+        <w:spacing w:after="60"/>
         <w:ind w:left="360"/>
         <w:jc w:val="both"/>
         <w:rPr>
@@ -27819,25 +27867,38 @@
     </w:p>
     <w:p>
       <w:pPr>
-        <w:jc w:val="both"/>
-        <w:rPr>
-          <w:rFonts w:asciiTheme="majorBidi" w:hAnsiTheme="majorBidi" w:cstheme="majorBidi"/>
-          <w:sz w:val="28"/>
-          <w:szCs w:val="28"/>
-        </w:rPr>
-      </w:pPr>
-      <w:r>
-        <w:rPr>
-          <w:rFonts w:asciiTheme="majorBidi" w:hAnsiTheme="majorBidi" w:cstheme="majorBidi"/>
-          <w:sz w:val="28"/>
-          <w:szCs w:val="28"/>
-        </w:rPr>
-        <w:t xml:space="preserve">They are also required for some features such as the Horizontal Pod </w:t>
+        <w:spacing w:after="120"/>
+        <w:jc w:val="both"/>
+        <w:rPr>
+          <w:rFonts w:asciiTheme="majorBidi" w:hAnsiTheme="majorBidi" w:cstheme="majorBidi"/>
+          <w:sz w:val="28"/>
+          <w:szCs w:val="28"/>
+        </w:rPr>
+      </w:pPr>
+      <w:r>
+        <w:rPr>
+          <w:rFonts w:asciiTheme="majorBidi" w:hAnsiTheme="majorBidi" w:cstheme="majorBidi"/>
+          <w:sz w:val="28"/>
+          <w:szCs w:val="28"/>
+        </w:rPr>
+        <w:t xml:space="preserve">They are also required for some features such as the </w:t>
+      </w:r>
+      <w:r>
+        <w:rPr>
+          <w:rFonts w:asciiTheme="majorBidi" w:hAnsiTheme="majorBidi" w:cstheme="majorBidi"/>
+          <w:b/>
+          <w:bCs/>
+          <w:sz w:val="28"/>
+          <w:szCs w:val="28"/>
+        </w:rPr>
+        <w:t xml:space="preserve">Horizontal Pod </w:t>
       </w:r>
       <w:proofErr w:type="spellStart"/>
       <w:r>
         <w:rPr>
           <w:rFonts w:asciiTheme="majorBidi" w:hAnsiTheme="majorBidi" w:cstheme="majorBidi"/>
+          <w:b/>
+          <w:bCs/>
           <w:sz w:val="28"/>
           <w:szCs w:val="28"/>
         </w:rPr>
@@ -27850,25 +27911,58 @@
           <w:sz w:val="28"/>
           <w:szCs w:val="28"/>
         </w:rPr>
-        <w:t xml:space="preserve"> (HPA) when scaling based on CPU or memory utilization.</w:t>
-      </w:r>
-    </w:p>
-    <w:p>
-      <w:pPr>
-        <w:jc w:val="both"/>
-        <w:rPr>
-          <w:rFonts w:asciiTheme="majorBidi" w:hAnsiTheme="majorBidi" w:cstheme="majorBidi"/>
-          <w:sz w:val="28"/>
-          <w:szCs w:val="28"/>
-        </w:rPr>
-      </w:pPr>
-      <w:r>
-        <w:rPr>
-          <w:rFonts w:asciiTheme="majorBidi" w:hAnsiTheme="majorBidi" w:cstheme="majorBidi"/>
+        <w:t xml:space="preserve"> (</w:t>
+      </w:r>
+      <w:r>
+        <w:rPr>
+          <w:rFonts w:asciiTheme="majorBidi" w:hAnsiTheme="majorBidi" w:cstheme="majorBidi"/>
+          <w:b/>
+          <w:bCs/>
+          <w:sz w:val="28"/>
+          <w:szCs w:val="28"/>
+        </w:rPr>
+        <w:t>HPA</w:t>
+      </w:r>
+      <w:r>
+        <w:rPr>
+          <w:rFonts w:asciiTheme="majorBidi" w:hAnsiTheme="majorBidi" w:cstheme="majorBidi"/>
+          <w:sz w:val="28"/>
+          <w:szCs w:val="28"/>
+        </w:rPr>
+        <w:t>) when scaling based on CPU or memory utilization.</w:t>
+      </w:r>
+    </w:p>
+    <w:p>
+      <w:pPr>
+        <w:spacing w:after="60"/>
+        <w:jc w:val="both"/>
+        <w:rPr>
+          <w:rFonts w:asciiTheme="majorBidi" w:hAnsiTheme="majorBidi" w:cstheme="majorBidi"/>
+          <w:b/>
+          <w:bCs/>
+          <w:sz w:val="28"/>
+          <w:szCs w:val="28"/>
+        </w:rPr>
+      </w:pPr>
+      <w:r>
+        <w:rPr>
+          <w:rFonts w:asciiTheme="majorBidi" w:hAnsiTheme="majorBidi" w:cstheme="majorBidi"/>
+          <w:b/>
+          <w:bCs/>
           <w:sz w:val="28"/>
           <w:szCs w:val="28"/>
         </w:rPr>
         <w:t>Two Key Concepts</w:t>
+      </w:r>
+      <w:r>
+        <w:rPr>
+          <w:rFonts w:asciiTheme="majorBidi" w:hAnsiTheme="majorBidi" w:cstheme="majorBidi"/>
+          <w:b/>
+          <w:bCs/>
+          <w:sz w:val="28"/>
+          <w:szCs w:val="28"/>
+        </w:rPr>
+        <w:t>:</w:t>
       </w:r>
     </w:p>
     <w:p>
@@ -28156,7 +28250,7 @@
           </mc:Choice>
           <mc:Fallback>
             <w:pict>
-              <v:rect w14:anchorId="74A9D9DA" id="Rectangle 18" o:spid="_x0000_s1042" style="position:absolute;left:0;text-align:left;margin-left:18pt;margin-top:22.3pt;width:169.65pt;height:80.75pt;z-index:251676672;visibility:visible;mso-wrap-style:square;mso-height-percent:0;mso-wrap-distance-left:9pt;mso-wrap-distance-top:0;mso-wrap-distance-right:9pt;mso-wrap-distance-bottom:0;mso-position-horizontal:absolute;mso-position-horizontal-relative:text;mso-position-vertical:absolute;mso-position-vertical-relative:text;mso-height-percent:0;mso-height-relative:margin;v-text-anchor:middle" o:gfxdata="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" fillcolor="black [3200]" strokecolor="black [480]" strokeweight="1pt">
+              <v:rect w14:anchorId="74A9D9DA" id="Rectangle 18" o:spid="_x0000_s1041" style="position:absolute;left:0;text-align:left;margin-left:18pt;margin-top:22.3pt;width:169.65pt;height:80.75pt;z-index:251676672;visibility:visible;mso-wrap-style:square;mso-height-percent:0;mso-wrap-distance-left:9pt;mso-wrap-distance-top:0;mso-wrap-distance-right:9pt;mso-wrap-distance-bottom:0;mso-position-horizontal:absolute;mso-position-horizontal-relative:text;mso-position-vertical:absolute;mso-position-vertical-relative:text;mso-height-percent:0;mso-height-relative:margin;v-text-anchor:middle" o:gfxdata="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" fillcolor="black [3200]" strokecolor="black [480]" strokeweight="1pt">
                 <v:textbox>
                   <w:txbxContent>
                     <w:p>
@@ -28371,17 +28465,19 @@
         <w:jc w:val="both"/>
         <w:rPr>
           <w:rFonts w:asciiTheme="majorBidi" w:hAnsiTheme="majorBidi" w:cstheme="majorBidi"/>
-          <w:sz w:val="28"/>
-          <w:szCs w:val="28"/>
-          <w:u w:val="single"/>
-        </w:rPr>
-      </w:pPr>
-      <w:r>
-        <w:rPr>
-          <w:rFonts w:asciiTheme="majorBidi" w:hAnsiTheme="majorBidi" w:cstheme="majorBidi"/>
-          <w:sz w:val="28"/>
-          <w:szCs w:val="28"/>
-          <w:u w:val="single"/>
+          <w:b/>
+          <w:bCs/>
+          <w:sz w:val="28"/>
+          <w:szCs w:val="28"/>
+        </w:rPr>
+      </w:pPr>
+      <w:r>
+        <w:rPr>
+          <w:rFonts w:asciiTheme="majorBidi" w:hAnsiTheme="majorBidi" w:cstheme="majorBidi"/>
+          <w:b/>
+          <w:bCs/>
+          <w:sz w:val="28"/>
+          <w:szCs w:val="28"/>
         </w:rPr>
         <w:t>Important points:</w:t>
       </w:r>
@@ -28819,6 +28915,7 @@
     </w:p>
     <w:p>
       <w:pPr>
+        <w:spacing w:after="120"/>
         <w:ind w:left="360"/>
         <w:jc w:val="both"/>
         <w:rPr>
@@ -29325,7 +29422,7 @@
         <mc:AlternateContent>
           <mc:Choice Requires="wps">
             <w:drawing>
-              <wp:anchor distT="0" distB="0" distL="114300" distR="114300" simplePos="0" relativeHeight="251677696" behindDoc="0" locked="0" layoutInCell="1" allowOverlap="1" wp14:anchorId="4897CED0" wp14:editId="53002BFA">
+              <wp:anchor distT="0" distB="0" distL="114300" distR="114300" simplePos="0" relativeHeight="251677696" behindDoc="0" locked="0" layoutInCell="1" allowOverlap="1" wp14:anchorId="4897CED0" wp14:editId="4FFE8B42">
                 <wp:simplePos x="0" y="0"/>
                 <wp:positionH relativeFrom="margin">
                   <wp:align>left</wp:align>
@@ -29333,8 +29430,8 @@
                 <wp:positionV relativeFrom="paragraph">
                   <wp:posOffset>313228</wp:posOffset>
                 </wp:positionV>
-                <wp:extent cx="2791691" cy="1711037"/>
-                <wp:effectExtent l="0" t="0" r="27940" b="22860"/>
+                <wp:extent cx="2918460" cy="1711037"/>
+                <wp:effectExtent l="0" t="0" r="15240" b="22860"/>
                 <wp:wrapNone/>
                 <wp:docPr id="1999959555" name="Rectangle 19"/>
                 <wp:cNvGraphicFramePr/>
@@ -29345,7 +29442,7 @@
                       <wps:spPr>
                         <a:xfrm>
                           <a:off x="0" y="0"/>
-                          <a:ext cx="2791691" cy="1711037"/>
+                          <a:ext cx="2918460" cy="1711037"/>
                         </a:xfrm>
                         <a:prstGeom prst="rect">
                           <a:avLst/>
@@ -29662,7 +29759,7 @@
           </mc:Choice>
           <mc:Fallback>
             <w:pict>
-              <v:rect w14:anchorId="4897CED0" id="Rectangle 19" o:spid="_x0000_s1043" style="position:absolute;left:0;text-align:left;margin-left:0;margin-top:24.65pt;width:219.8pt;height:134.75pt;z-index:251677696;visibility:visible;mso-wrap-style:square;mso-width-percent:0;mso-height-percent:0;mso-wrap-distance-left:9pt;mso-wrap-distance-top:0;mso-wrap-distance-right:9pt;mso-wrap-distance-bottom:0;mso-position-horizontal:left;mso-position-horizontal-relative:margin;mso-position-vertical:absolute;mso-position-vertical-relative:text;mso-width-percent:0;mso-height-percent:0;mso-width-relative:margin;mso-height-relative:margin;v-text-anchor:middle" o:gfxdata="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" fillcolor="black [3200]" strokecolor="black [480]" strokeweight="1pt">
+              <v:rect w14:anchorId="4897CED0" id="Rectangle 19" o:spid="_x0000_s1042" style="position:absolute;left:0;text-align:left;margin-left:0;margin-top:24.65pt;width:229.8pt;height:134.75pt;z-index:251677696;visibility:visible;mso-wrap-style:square;mso-width-percent:0;mso-height-percent:0;mso-wrap-distance-left:9pt;mso-wrap-distance-top:0;mso-wrap-distance-right:9pt;mso-wrap-distance-bottom:0;mso-position-horizontal:left;mso-position-horizontal-relative:margin;mso-position-vertical:absolute;mso-position-vertical-relative:text;mso-width-percent:0;mso-height-percent:0;mso-width-relative:margin;mso-height-relative:margin;v-text-anchor:middle" o:gfxdata="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" fillcolor="black [3200]" strokecolor="black [480]" strokeweight="1pt">
                 <v:textbox>
                   <w:txbxContent>
                     <w:p>
@@ -30035,7 +30132,7 @@
         <mc:AlternateContent>
           <mc:Choice Requires="wps">
             <w:drawing>
-              <wp:anchor distT="0" distB="0" distL="114300" distR="114300" simplePos="0" relativeHeight="251678720" behindDoc="0" locked="0" layoutInCell="1" allowOverlap="1" wp14:anchorId="6AA14DDD" wp14:editId="6957602F">
+              <wp:anchor distT="0" distB="0" distL="114300" distR="114300" simplePos="0" relativeHeight="251678720" behindDoc="0" locked="0" layoutInCell="1" allowOverlap="1" wp14:anchorId="6AA14DDD" wp14:editId="03FF8FA0">
                 <wp:simplePos x="0" y="0"/>
                 <wp:positionH relativeFrom="margin">
                   <wp:align>left</wp:align>
@@ -30043,8 +30140,8 @@
                 <wp:positionV relativeFrom="paragraph">
                   <wp:posOffset>-982</wp:posOffset>
                 </wp:positionV>
-                <wp:extent cx="3338657" cy="4087091"/>
-                <wp:effectExtent l="0" t="0" r="14605" b="27940"/>
+                <wp:extent cx="2918460" cy="4087091"/>
+                <wp:effectExtent l="0" t="0" r="15240" b="27940"/>
                 <wp:wrapNone/>
                 <wp:docPr id="1642417434" name="Rectangle 20"/>
                 <wp:cNvGraphicFramePr/>
@@ -30055,7 +30152,7 @@
                       <wps:spPr>
                         <a:xfrm>
                           <a:off x="0" y="0"/>
-                          <a:ext cx="3338657" cy="4087091"/>
+                          <a:ext cx="2918460" cy="4087091"/>
                         </a:xfrm>
                         <a:prstGeom prst="rect">
                           <a:avLst/>
@@ -30318,6 +30415,18 @@
                                 <w:sz w:val="28"/>
                                 <w:szCs w:val="28"/>
                               </w:rPr>
+                              <w:t xml:space="preserve">     </w:t>
+                            </w:r>
+                            <w:r>
+                              <w:rPr>
+                                <w:rFonts w:asciiTheme="majorBidi" w:hAnsiTheme="majorBidi" w:cstheme="majorBidi"/>
+                                <w:b/>
+                                <w:bCs/>
+                                <w:i/>
+                                <w:iCs/>
+                                <w:sz w:val="28"/>
+                                <w:szCs w:val="28"/>
+                              </w:rPr>
                               <w:t>app: nginx</w:t>
                             </w:r>
                           </w:p>
@@ -30344,7 +30453,7 @@
                                 <w:sz w:val="28"/>
                                 <w:szCs w:val="28"/>
                               </w:rPr>
-                              <w:t xml:space="preserve">     </w:t>
+                              <w:t xml:space="preserve">          </w:t>
                             </w:r>
                             <w:r>
                               <w:rPr>
@@ -30394,6 +30503,18 @@
                                 <w:sz w:val="28"/>
                                 <w:szCs w:val="28"/>
                               </w:rPr>
+                              <w:t xml:space="preserve">     </w:t>
+                            </w:r>
+                            <w:r>
+                              <w:rPr>
+                                <w:rFonts w:asciiTheme="majorBidi" w:hAnsiTheme="majorBidi" w:cstheme="majorBidi"/>
+                                <w:b/>
+                                <w:bCs/>
+                                <w:i/>
+                                <w:iCs/>
+                                <w:sz w:val="28"/>
+                                <w:szCs w:val="28"/>
+                              </w:rPr>
                               <w:t>containers:</w:t>
                             </w:r>
                           </w:p>
@@ -30432,6 +30553,18 @@
                                 <w:sz w:val="28"/>
                                 <w:szCs w:val="28"/>
                               </w:rPr>
+                              <w:t xml:space="preserve">     </w:t>
+                            </w:r>
+                            <w:r>
+                              <w:rPr>
+                                <w:rFonts w:asciiTheme="majorBidi" w:hAnsiTheme="majorBidi" w:cstheme="majorBidi"/>
+                                <w:b/>
+                                <w:bCs/>
+                                <w:i/>
+                                <w:iCs/>
+                                <w:sz w:val="28"/>
+                                <w:szCs w:val="28"/>
+                              </w:rPr>
                               <w:t>- name: nginx</w:t>
                             </w:r>
                           </w:p>
@@ -30470,6 +30603,18 @@
                                 <w:sz w:val="28"/>
                                 <w:szCs w:val="28"/>
                               </w:rPr>
+                              <w:t xml:space="preserve">     </w:t>
+                            </w:r>
+                            <w:r>
+                              <w:rPr>
+                                <w:rFonts w:asciiTheme="majorBidi" w:hAnsiTheme="majorBidi" w:cstheme="majorBidi"/>
+                                <w:b/>
+                                <w:bCs/>
+                                <w:i/>
+                                <w:iCs/>
+                                <w:sz w:val="28"/>
+                                <w:szCs w:val="28"/>
+                              </w:rPr>
                               <w:t>image: nginx:1.26</w:t>
                             </w:r>
                           </w:p>
@@ -30508,6 +30653,18 @@
                                 <w:sz w:val="28"/>
                                 <w:szCs w:val="28"/>
                               </w:rPr>
+                              <w:t xml:space="preserve">     </w:t>
+                            </w:r>
+                            <w:r>
+                              <w:rPr>
+                                <w:rFonts w:asciiTheme="majorBidi" w:hAnsiTheme="majorBidi" w:cstheme="majorBidi"/>
+                                <w:b/>
+                                <w:bCs/>
+                                <w:i/>
+                                <w:iCs/>
+                                <w:sz w:val="28"/>
+                                <w:szCs w:val="28"/>
+                              </w:rPr>
                               <w:t>resources:</w:t>
                             </w:r>
                           </w:p>
@@ -30546,6 +30703,18 @@
                                 <w:sz w:val="28"/>
                                 <w:szCs w:val="28"/>
                               </w:rPr>
+                              <w:t xml:space="preserve">     </w:t>
+                            </w:r>
+                            <w:r>
+                              <w:rPr>
+                                <w:rFonts w:asciiTheme="majorBidi" w:hAnsiTheme="majorBidi" w:cstheme="majorBidi"/>
+                                <w:b/>
+                                <w:bCs/>
+                                <w:i/>
+                                <w:iCs/>
+                                <w:sz w:val="28"/>
+                                <w:szCs w:val="28"/>
+                              </w:rPr>
                               <w:t>requests:</w:t>
                             </w:r>
                           </w:p>
@@ -30574,7 +30743,6 @@
                               </w:rPr>
                               <w:t xml:space="preserve">                         </w:t>
                             </w:r>
-                            <w:proofErr w:type="spellStart"/>
                             <w:r>
                               <w:rPr>
                                 <w:rFonts w:asciiTheme="majorBidi" w:hAnsiTheme="majorBidi" w:cstheme="majorBidi"/>
@@ -30585,9 +30753,9 @@
                                 <w:sz w:val="28"/>
                                 <w:szCs w:val="28"/>
                               </w:rPr>
-                              <w:t>cpu</w:t>
-                            </w:r>
-                            <w:proofErr w:type="spellEnd"/>
+                              <w:t xml:space="preserve">     </w:t>
+                            </w:r>
+                            <w:proofErr w:type="spellStart"/>
                             <w:r>
                               <w:rPr>
                                 <w:rFonts w:asciiTheme="majorBidi" w:hAnsiTheme="majorBidi" w:cstheme="majorBidi"/>
@@ -30598,6 +30766,19 @@
                                 <w:sz w:val="28"/>
                                 <w:szCs w:val="28"/>
                               </w:rPr>
+                              <w:t>cpu</w:t>
+                            </w:r>
+                            <w:proofErr w:type="spellEnd"/>
+                            <w:r>
+                              <w:rPr>
+                                <w:rFonts w:asciiTheme="majorBidi" w:hAnsiTheme="majorBidi" w:cstheme="majorBidi"/>
+                                <w:b/>
+                                <w:bCs/>
+                                <w:i/>
+                                <w:iCs/>
+                                <w:sz w:val="28"/>
+                                <w:szCs w:val="28"/>
+                              </w:rPr>
                               <w:t>: "250m"</w:t>
                             </w:r>
                           </w:p>
@@ -30636,6 +30817,18 @@
                                 <w:sz w:val="28"/>
                                 <w:szCs w:val="28"/>
                               </w:rPr>
+                              <w:t xml:space="preserve">     </w:t>
+                            </w:r>
+                            <w:r>
+                              <w:rPr>
+                                <w:rFonts w:asciiTheme="majorBidi" w:hAnsiTheme="majorBidi" w:cstheme="majorBidi"/>
+                                <w:b/>
+                                <w:bCs/>
+                                <w:i/>
+                                <w:iCs/>
+                                <w:sz w:val="28"/>
+                                <w:szCs w:val="28"/>
+                              </w:rPr>
                               <w:t>memory: "128Mi"</w:t>
                             </w:r>
                           </w:p>
@@ -30674,6 +30867,18 @@
                                 <w:sz w:val="28"/>
                                 <w:szCs w:val="28"/>
                               </w:rPr>
+                              <w:t xml:space="preserve">     </w:t>
+                            </w:r>
+                            <w:r>
+                              <w:rPr>
+                                <w:rFonts w:asciiTheme="majorBidi" w:hAnsiTheme="majorBidi" w:cstheme="majorBidi"/>
+                                <w:b/>
+                                <w:bCs/>
+                                <w:i/>
+                                <w:iCs/>
+                                <w:sz w:val="28"/>
+                                <w:szCs w:val="28"/>
+                              </w:rPr>
                               <w:t>limits:</w:t>
                             </w:r>
                           </w:p>
@@ -30702,7 +30907,6 @@
                               </w:rPr>
                               <w:t xml:space="preserve">                         </w:t>
                             </w:r>
-                            <w:proofErr w:type="spellStart"/>
                             <w:r>
                               <w:rPr>
                                 <w:rFonts w:asciiTheme="majorBidi" w:hAnsiTheme="majorBidi" w:cstheme="majorBidi"/>
@@ -30713,9 +30917,9 @@
                                 <w:sz w:val="28"/>
                                 <w:szCs w:val="28"/>
                               </w:rPr>
-                              <w:t>cpu</w:t>
-                            </w:r>
-                            <w:proofErr w:type="spellEnd"/>
+                              <w:t xml:space="preserve">     </w:t>
+                            </w:r>
+                            <w:proofErr w:type="spellStart"/>
                             <w:r>
                               <w:rPr>
                                 <w:rFonts w:asciiTheme="majorBidi" w:hAnsiTheme="majorBidi" w:cstheme="majorBidi"/>
@@ -30726,6 +30930,19 @@
                                 <w:sz w:val="28"/>
                                 <w:szCs w:val="28"/>
                               </w:rPr>
+                              <w:t>cpu</w:t>
+                            </w:r>
+                            <w:proofErr w:type="spellEnd"/>
+                            <w:r>
+                              <w:rPr>
+                                <w:rFonts w:asciiTheme="majorBidi" w:hAnsiTheme="majorBidi" w:cstheme="majorBidi"/>
+                                <w:b/>
+                                <w:bCs/>
+                                <w:i/>
+                                <w:iCs/>
+                                <w:sz w:val="28"/>
+                                <w:szCs w:val="28"/>
+                              </w:rPr>
                               <w:t>: "500m"</w:t>
                             </w:r>
                           </w:p>
@@ -30753,6 +30970,18 @@
                                 <w:szCs w:val="28"/>
                               </w:rPr>
                               <w:t xml:space="preserve">                         </w:t>
+                            </w:r>
+                            <w:r>
+                              <w:rPr>
+                                <w:rFonts w:asciiTheme="majorBidi" w:hAnsiTheme="majorBidi" w:cstheme="majorBidi"/>
+                                <w:b/>
+                                <w:bCs/>
+                                <w:i/>
+                                <w:iCs/>
+                                <w:sz w:val="28"/>
+                                <w:szCs w:val="28"/>
+                              </w:rPr>
+                              <w:t xml:space="preserve">     </w:t>
                             </w:r>
                             <w:r>
                               <w:rPr>
@@ -30801,7 +31030,7 @@
           </mc:Choice>
           <mc:Fallback>
             <w:pict>
-              <v:rect w14:anchorId="6AA14DDD" id="Rectangle 20" o:spid="_x0000_s1044" style="position:absolute;left:0;text-align:left;margin-left:0;margin-top:-.1pt;width:262.9pt;height:321.8pt;z-index:251678720;visibility:visible;mso-wrap-style:square;mso-width-percent:0;mso-height-percent:0;mso-wrap-distance-left:9pt;mso-wrap-distance-top:0;mso-wrap-distance-right:9pt;mso-wrap-distance-bottom:0;mso-position-horizontal:left;mso-position-horizontal-relative:margin;mso-position-vertical:absolute;mso-position-vertical-relative:text;mso-width-percent:0;mso-height-percent:0;mso-width-relative:margin;mso-height-relative:margin;v-text-anchor:middle" o:gfxdata="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" fillcolor="black [3200]" strokecolor="black [480]" strokeweight="1pt">
+              <v:rect w14:anchorId="6AA14DDD" id="Rectangle 20" o:spid="_x0000_s1043" style="position:absolute;left:0;text-align:left;margin-left:0;margin-top:-.1pt;width:229.8pt;height:321.8pt;z-index:251678720;visibility:visible;mso-wrap-style:square;mso-width-percent:0;mso-height-percent:0;mso-wrap-distance-left:9pt;mso-wrap-distance-top:0;mso-wrap-distance-right:9pt;mso-wrap-distance-bottom:0;mso-position-horizontal:left;mso-position-horizontal-relative:margin;mso-position-vertical:absolute;mso-position-vertical-relative:text;mso-width-percent:0;mso-height-percent:0;mso-width-relative:margin;mso-height-relative:margin;v-text-anchor:middle" o:gfxdata="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" fillcolor="black [3200]" strokecolor="black [480]" strokeweight="1pt">
                 <v:textbox>
                   <w:txbxContent>
                     <w:p>
@@ -31043,6 +31272,18 @@
                           <w:sz w:val="28"/>
                           <w:szCs w:val="28"/>
                         </w:rPr>
+                        <w:t xml:space="preserve">     </w:t>
+                      </w:r>
+                      <w:r>
+                        <w:rPr>
+                          <w:rFonts w:asciiTheme="majorBidi" w:hAnsiTheme="majorBidi" w:cstheme="majorBidi"/>
+                          <w:b/>
+                          <w:bCs/>
+                          <w:i/>
+                          <w:iCs/>
+                          <w:sz w:val="28"/>
+                          <w:szCs w:val="28"/>
+                        </w:rPr>
                         <w:t>app: nginx</w:t>
                       </w:r>
                     </w:p>
@@ -31069,7 +31310,7 @@
                           <w:sz w:val="28"/>
                           <w:szCs w:val="28"/>
                         </w:rPr>
-                        <w:t xml:space="preserve">     </w:t>
+                        <w:t xml:space="preserve">          </w:t>
                       </w:r>
                       <w:r>
                         <w:rPr>
@@ -31119,6 +31360,18 @@
                           <w:sz w:val="28"/>
                           <w:szCs w:val="28"/>
                         </w:rPr>
+                        <w:t xml:space="preserve">     </w:t>
+                      </w:r>
+                      <w:r>
+                        <w:rPr>
+                          <w:rFonts w:asciiTheme="majorBidi" w:hAnsiTheme="majorBidi" w:cstheme="majorBidi"/>
+                          <w:b/>
+                          <w:bCs/>
+                          <w:i/>
+                          <w:iCs/>
+                          <w:sz w:val="28"/>
+                          <w:szCs w:val="28"/>
+                        </w:rPr>
                         <w:t>containers:</w:t>
                       </w:r>
                     </w:p>
@@ -31157,6 +31410,18 @@
                           <w:sz w:val="28"/>
                           <w:szCs w:val="28"/>
                         </w:rPr>
+                        <w:t xml:space="preserve">     </w:t>
+                      </w:r>
+                      <w:r>
+                        <w:rPr>
+                          <w:rFonts w:asciiTheme="majorBidi" w:hAnsiTheme="majorBidi" w:cstheme="majorBidi"/>
+                          <w:b/>
+                          <w:bCs/>
+                          <w:i/>
+                          <w:iCs/>
+                          <w:sz w:val="28"/>
+                          <w:szCs w:val="28"/>
+                        </w:rPr>
                         <w:t>- name: nginx</w:t>
                       </w:r>
                     </w:p>
@@ -31195,6 +31460,18 @@
                           <w:sz w:val="28"/>
                           <w:szCs w:val="28"/>
                         </w:rPr>
+                        <w:t xml:space="preserve">     </w:t>
+                      </w:r>
+                      <w:r>
+                        <w:rPr>
+                          <w:rFonts w:asciiTheme="majorBidi" w:hAnsiTheme="majorBidi" w:cstheme="majorBidi"/>
+                          <w:b/>
+                          <w:bCs/>
+                          <w:i/>
+                          <w:iCs/>
+                          <w:sz w:val="28"/>
+                          <w:szCs w:val="28"/>
+                        </w:rPr>
                         <w:t>image: nginx:1.26</w:t>
                       </w:r>
                     </w:p>
@@ -31233,6 +31510,18 @@
                           <w:sz w:val="28"/>
                           <w:szCs w:val="28"/>
                         </w:rPr>
+                        <w:t xml:space="preserve">     </w:t>
+                      </w:r>
+                      <w:r>
+                        <w:rPr>
+                          <w:rFonts w:asciiTheme="majorBidi" w:hAnsiTheme="majorBidi" w:cstheme="majorBidi"/>
+                          <w:b/>
+                          <w:bCs/>
+                          <w:i/>
+                          <w:iCs/>
+                          <w:sz w:val="28"/>
+                          <w:szCs w:val="28"/>
+                        </w:rPr>
                         <w:t>resources:</w:t>
                       </w:r>
                     </w:p>
@@ -31271,6 +31560,18 @@
                           <w:sz w:val="28"/>
                           <w:szCs w:val="28"/>
                         </w:rPr>
+                        <w:t xml:space="preserve">     </w:t>
+                      </w:r>
+                      <w:r>
+                        <w:rPr>
+                          <w:rFonts w:asciiTheme="majorBidi" w:hAnsiTheme="majorBidi" w:cstheme="majorBidi"/>
+                          <w:b/>
+                          <w:bCs/>
+                          <w:i/>
+                          <w:iCs/>
+                          <w:sz w:val="28"/>
+                          <w:szCs w:val="28"/>
+                        </w:rPr>
                         <w:t>requests:</w:t>
                       </w:r>
                     </w:p>
@@ -31299,7 +31600,6 @@
                         </w:rPr>
                         <w:t xml:space="preserve">                         </w:t>
                       </w:r>
-                      <w:proofErr w:type="spellStart"/>
                       <w:r>
                         <w:rPr>
                           <w:rFonts w:asciiTheme="majorBidi" w:hAnsiTheme="majorBidi" w:cstheme="majorBidi"/>
@@ -31310,9 +31610,9 @@
                           <w:sz w:val="28"/>
                           <w:szCs w:val="28"/>
                         </w:rPr>
-                        <w:t>cpu</w:t>
-                      </w:r>
-                      <w:proofErr w:type="spellEnd"/>
+                        <w:t xml:space="preserve">     </w:t>
+                      </w:r>
+                      <w:proofErr w:type="spellStart"/>
                       <w:r>
                         <w:rPr>
                           <w:rFonts w:asciiTheme="majorBidi" w:hAnsiTheme="majorBidi" w:cstheme="majorBidi"/>
@@ -31323,6 +31623,19 @@
                           <w:sz w:val="28"/>
                           <w:szCs w:val="28"/>
                         </w:rPr>
+                        <w:t>cpu</w:t>
+                      </w:r>
+                      <w:proofErr w:type="spellEnd"/>
+                      <w:r>
+                        <w:rPr>
+                          <w:rFonts w:asciiTheme="majorBidi" w:hAnsiTheme="majorBidi" w:cstheme="majorBidi"/>
+                          <w:b/>
+                          <w:bCs/>
+                          <w:i/>
+                          <w:iCs/>
+                          <w:sz w:val="28"/>
+                          <w:szCs w:val="28"/>
+                        </w:rPr>
                         <w:t>: "250m"</w:t>
                       </w:r>
                     </w:p>
@@ -31361,6 +31674,18 @@
                           <w:sz w:val="28"/>
                           <w:szCs w:val="28"/>
                         </w:rPr>
+                        <w:t xml:space="preserve">     </w:t>
+                      </w:r>
+                      <w:r>
+                        <w:rPr>
+                          <w:rFonts w:asciiTheme="majorBidi" w:hAnsiTheme="majorBidi" w:cstheme="majorBidi"/>
+                          <w:b/>
+                          <w:bCs/>
+                          <w:i/>
+                          <w:iCs/>
+                          <w:sz w:val="28"/>
+                          <w:szCs w:val="28"/>
+                        </w:rPr>
                         <w:t>memory: "128Mi"</w:t>
                       </w:r>
                     </w:p>
@@ -31399,6 +31724,18 @@
                           <w:sz w:val="28"/>
                           <w:szCs w:val="28"/>
                         </w:rPr>
+                        <w:t xml:space="preserve">     </w:t>
+                      </w:r>
+                      <w:r>
+                        <w:rPr>
+                          <w:rFonts w:asciiTheme="majorBidi" w:hAnsiTheme="majorBidi" w:cstheme="majorBidi"/>
+                          <w:b/>
+                          <w:bCs/>
+                          <w:i/>
+                          <w:iCs/>
+                          <w:sz w:val="28"/>
+                          <w:szCs w:val="28"/>
+                        </w:rPr>
                         <w:t>limits:</w:t>
                       </w:r>
                     </w:p>
@@ -31427,7 +31764,6 @@
                         </w:rPr>
                         <w:t xml:space="preserve">                         </w:t>
                       </w:r>
-                      <w:proofErr w:type="spellStart"/>
                       <w:r>
                         <w:rPr>
                           <w:rFonts w:asciiTheme="majorBidi" w:hAnsiTheme="majorBidi" w:cstheme="majorBidi"/>
@@ -31438,9 +31774,9 @@
                           <w:sz w:val="28"/>
                           <w:szCs w:val="28"/>
                         </w:rPr>
-                        <w:t>cpu</w:t>
-                      </w:r>
-                      <w:proofErr w:type="spellEnd"/>
+                        <w:t xml:space="preserve">     </w:t>
+                      </w:r>
+                      <w:proofErr w:type="spellStart"/>
                       <w:r>
                         <w:rPr>
                           <w:rFonts w:asciiTheme="majorBidi" w:hAnsiTheme="majorBidi" w:cstheme="majorBidi"/>
@@ -31451,6 +31787,19 @@
                           <w:sz w:val="28"/>
                           <w:szCs w:val="28"/>
                         </w:rPr>
+                        <w:t>cpu</w:t>
+                      </w:r>
+                      <w:proofErr w:type="spellEnd"/>
+                      <w:r>
+                        <w:rPr>
+                          <w:rFonts w:asciiTheme="majorBidi" w:hAnsiTheme="majorBidi" w:cstheme="majorBidi"/>
+                          <w:b/>
+                          <w:bCs/>
+                          <w:i/>
+                          <w:iCs/>
+                          <w:sz w:val="28"/>
+                          <w:szCs w:val="28"/>
+                        </w:rPr>
                         <w:t>: "500m"</w:t>
                       </w:r>
                     </w:p>
@@ -31478,6 +31827,18 @@
                           <w:szCs w:val="28"/>
                         </w:rPr>
                         <w:t xml:space="preserve">                         </w:t>
+                      </w:r>
+                      <w:r>
+                        <w:rPr>
+                          <w:rFonts w:asciiTheme="majorBidi" w:hAnsiTheme="majorBidi" w:cstheme="majorBidi"/>
+                          <w:b/>
+                          <w:bCs/>
+                          <w:i/>
+                          <w:iCs/>
+                          <w:sz w:val="28"/>
+                          <w:szCs w:val="28"/>
+                        </w:rPr>
+                        <w:t xml:space="preserve">     </w:t>
                       </w:r>
                       <w:r>
                         <w:rPr>
@@ -31618,13 +31979,14 @@
         <w:jc w:val="both"/>
         <w:rPr>
           <w:rFonts w:asciiTheme="majorBidi" w:hAnsiTheme="majorBidi" w:cstheme="majorBidi"/>
-          <w:sz w:val="40"/>
-          <w:szCs w:val="40"/>
-        </w:rPr>
-      </w:pPr>
-    </w:p>
-    <w:p>
-      <w:pPr>
+          <w:sz w:val="36"/>
+          <w:szCs w:val="36"/>
+        </w:rPr>
+      </w:pPr>
+    </w:p>
+    <w:p>
+      <w:pPr>
+        <w:spacing w:after="60"/>
         <w:jc w:val="both"/>
         <w:rPr>
           <w:rFonts w:asciiTheme="majorBidi" w:hAnsiTheme="majorBidi" w:cstheme="majorBidi"/>
@@ -31666,7 +32028,89 @@
           <w:sz w:val="28"/>
           <w:szCs w:val="28"/>
         </w:rPr>
-        <w:t>Kubernetes schedules the Pod on a node that has at least 250m CPU and 128Mi memory available.</w:t>
+        <w:t xml:space="preserve">Kubernetes schedules the Pod on a node that has at least </w:t>
+      </w:r>
+      <w:r>
+        <w:rPr>
+          <w:rFonts w:asciiTheme="majorBidi" w:hAnsiTheme="majorBidi" w:cstheme="majorBidi"/>
+          <w:sz w:val="28"/>
+          <w:szCs w:val="28"/>
+        </w:rPr>
+        <w:t>250m</w:t>
+      </w:r>
+      <w:r>
+        <w:rPr>
+          <w:rFonts w:asciiTheme="majorBidi" w:hAnsiTheme="majorBidi" w:cstheme="majorBidi"/>
+          <w:i/>
+          <w:iCs/>
+          <w:sz w:val="28"/>
+          <w:szCs w:val="28"/>
+        </w:rPr>
+        <w:t xml:space="preserve"> </w:t>
+      </w:r>
+      <w:r>
+        <w:rPr>
+          <w:rFonts w:asciiTheme="majorBidi" w:hAnsiTheme="majorBidi" w:cstheme="majorBidi"/>
+          <w:sz w:val="28"/>
+          <w:szCs w:val="28"/>
+        </w:rPr>
+        <w:t>CPU</w:t>
+      </w:r>
+      <w:r>
+        <w:rPr>
+          <w:rFonts w:asciiTheme="majorBidi" w:hAnsiTheme="majorBidi" w:cstheme="majorBidi"/>
+          <w:sz w:val="28"/>
+          <w:szCs w:val="28"/>
+        </w:rPr>
+        <w:t xml:space="preserve"> </w:t>
+      </w:r>
+      <w:r>
+        <w:rPr>
+          <w:rFonts w:asciiTheme="majorBidi" w:hAnsiTheme="majorBidi" w:cstheme="majorBidi"/>
+          <w:sz w:val="28"/>
+          <w:szCs w:val="28"/>
+        </w:rPr>
+        <w:t>&amp;</w:t>
+      </w:r>
+      <w:r>
+        <w:rPr>
+          <w:rFonts w:asciiTheme="majorBidi" w:hAnsiTheme="majorBidi" w:cstheme="majorBidi"/>
+          <w:sz w:val="28"/>
+          <w:szCs w:val="28"/>
+        </w:rPr>
+        <w:t xml:space="preserve"> </w:t>
+      </w:r>
+      <w:r>
+        <w:rPr>
+          <w:rFonts w:asciiTheme="majorBidi" w:hAnsiTheme="majorBidi" w:cstheme="majorBidi"/>
+          <w:sz w:val="28"/>
+          <w:szCs w:val="28"/>
+        </w:rPr>
+        <w:t>128Mi</w:t>
+      </w:r>
+      <w:r>
+        <w:rPr>
+          <w:rFonts w:asciiTheme="majorBidi" w:hAnsiTheme="majorBidi" w:cstheme="majorBidi"/>
+          <w:sz w:val="28"/>
+          <w:szCs w:val="28"/>
+        </w:rPr>
+        <w:t xml:space="preserve"> memory available.</w:t>
+      </w:r>
+      <w:r>
+        <w:rPr>
+          <w:rFonts w:asciiTheme="majorBidi" w:hAnsiTheme="majorBidi" w:cstheme="majorBidi"/>
+          <w:sz w:val="28"/>
+          <w:szCs w:val="28"/>
+        </w:rPr>
+        <w:t xml:space="preserve"> </w:t>
+      </w:r>
+      <w:r>
+        <w:rPr>
+          <w:rFonts w:asciiTheme="majorBidi" w:hAnsiTheme="majorBidi" w:cstheme="majorBidi"/>
+          <w:sz w:val="28"/>
+          <w:szCs w:val="28"/>
+        </w:rPr>
+        <w:t>The container can use up to 500m CPU and 256Mi memory.</w:t>
       </w:r>
     </w:p>
     <w:p>
@@ -31676,6 +32120,7 @@
           <w:ilvl w:val="0"/>
           <w:numId w:val="67"/>
         </w:numPr>
+        <w:spacing w:after="120"/>
         <w:ind w:left="360"/>
         <w:jc w:val="both"/>
         <w:rPr>
@@ -31690,48 +32135,16 @@
           <w:sz w:val="28"/>
           <w:szCs w:val="28"/>
         </w:rPr>
-        <w:t>The container can use up to 500m CPU and 256Mi memory.</w:t>
-      </w:r>
-    </w:p>
-    <w:p>
-      <w:pPr>
-        <w:pStyle w:val="ListParagraph"/>
-        <w:numPr>
-          <w:ilvl w:val="0"/>
-          <w:numId w:val="67"/>
-        </w:numPr>
-        <w:ind w:left="360"/>
-        <w:jc w:val="both"/>
-        <w:rPr>
-          <w:rFonts w:asciiTheme="majorBidi" w:hAnsiTheme="majorBidi" w:cstheme="majorBidi"/>
-          <w:sz w:val="28"/>
-          <w:szCs w:val="28"/>
-        </w:rPr>
-      </w:pPr>
-      <w:r>
-        <w:rPr>
-          <w:rFonts w:asciiTheme="majorBidi" w:hAnsiTheme="majorBidi" w:cstheme="majorBidi"/>
-          <w:sz w:val="28"/>
-          <w:szCs w:val="28"/>
-        </w:rPr>
         <w:t>If it tries to exceed 500m CPU, it will be throttled.</w:t>
       </w:r>
-    </w:p>
-    <w:p>
-      <w:pPr>
-        <w:pStyle w:val="ListParagraph"/>
-        <w:numPr>
-          <w:ilvl w:val="0"/>
-          <w:numId w:val="67"/>
-        </w:numPr>
-        <w:ind w:left="360"/>
-        <w:jc w:val="both"/>
-        <w:rPr>
-          <w:rFonts w:asciiTheme="majorBidi" w:hAnsiTheme="majorBidi" w:cstheme="majorBidi"/>
-          <w:sz w:val="28"/>
-          <w:szCs w:val="28"/>
-        </w:rPr>
-      </w:pPr>
+      <w:r>
+        <w:rPr>
+          <w:rFonts w:asciiTheme="majorBidi" w:hAnsiTheme="majorBidi" w:cstheme="majorBidi"/>
+          <w:sz w:val="28"/>
+          <w:szCs w:val="28"/>
+        </w:rPr>
+        <w:t xml:space="preserve"> </w:t>
+      </w:r>
       <w:r>
         <w:rPr>
           <w:rFonts w:asciiTheme="majorBidi" w:hAnsiTheme="majorBidi" w:cstheme="majorBidi"/>
@@ -31761,6 +32174,7 @@
     </w:p>
     <w:p>
       <w:pPr>
+        <w:spacing w:after="60"/>
         <w:jc w:val="both"/>
         <w:rPr>
           <w:rFonts w:asciiTheme="majorBidi" w:hAnsiTheme="majorBidi" w:cstheme="majorBidi"/>
@@ -31879,7 +32293,7 @@
     </w:p>
     <w:p>
       <w:pPr>
-        <w:spacing w:after="120"/>
+        <w:spacing w:after="60"/>
         <w:ind w:left="360"/>
         <w:jc w:val="both"/>
         <w:rPr>
@@ -31997,6 +32411,8 @@
       <w:r>
         <w:rPr>
           <w:rFonts w:asciiTheme="majorBidi" w:hAnsiTheme="majorBidi" w:cstheme="majorBidi"/>
+          <w:b/>
+          <w:bCs/>
           <w:sz w:val="28"/>
           <w:szCs w:val="28"/>
         </w:rPr>
@@ -32032,7 +32448,7 @@
     </w:p>
     <w:p>
       <w:pPr>
-        <w:spacing w:after="120"/>
+        <w:spacing w:after="60"/>
         <w:ind w:left="360"/>
         <w:jc w:val="both"/>
         <w:rPr>
@@ -32052,6 +32468,7 @@
     </w:p>
     <w:p>
       <w:pPr>
+        <w:spacing w:after="60"/>
         <w:jc w:val="both"/>
         <w:rPr>
           <w:rFonts w:asciiTheme="majorBidi" w:hAnsiTheme="majorBidi" w:cstheme="majorBidi"/>
@@ -32069,7 +32486,6 @@
           <w:sz w:val="32"/>
           <w:szCs w:val="32"/>
         </w:rPr>
-        <w:lastRenderedPageBreak/>
         <w:t xml:space="preserve">Relationship with Horizontal Pod </w:t>
       </w:r>
       <w:proofErr w:type="spellStart"/>
@@ -32097,6 +32513,7 @@
     </w:p>
     <w:p>
       <w:pPr>
+        <w:spacing w:after="60"/>
         <w:jc w:val="both"/>
         <w:rPr>
           <w:rFonts w:asciiTheme="majorBidi" w:hAnsiTheme="majorBidi" w:cstheme="majorBidi"/>
@@ -32152,11 +32569,13 @@
           <w:sz w:val="28"/>
           <w:szCs w:val="28"/>
         </w:rPr>
+        <w:lastRenderedPageBreak/>
         <w:t>CPU utilization = actual CPU usage / CPU request</w:t>
       </w:r>
     </w:p>
     <w:p>
       <w:pPr>
+        <w:spacing w:after="120"/>
         <w:jc w:val="both"/>
         <w:rPr>
           <w:rFonts w:asciiTheme="majorBidi" w:hAnsiTheme="majorBidi" w:cstheme="majorBidi"/>
@@ -32175,6 +32594,7 @@
     </w:p>
     <w:p>
       <w:pPr>
+        <w:spacing w:after="60"/>
         <w:jc w:val="both"/>
         <w:rPr>
           <w:rFonts w:asciiTheme="majorBidi" w:hAnsiTheme="majorBidi" w:cstheme="majorBidi"/>
@@ -32195,25 +32615,32 @@
     </w:p>
     <w:p>
       <w:pPr>
-        <w:jc w:val="both"/>
-        <w:rPr>
-          <w:rFonts w:asciiTheme="majorBidi" w:hAnsiTheme="majorBidi" w:cstheme="majorBidi"/>
-          <w:sz w:val="28"/>
-          <w:szCs w:val="28"/>
-        </w:rPr>
-      </w:pPr>
-      <w:r>
-        <w:rPr>
-          <w:rFonts w:asciiTheme="majorBidi" w:hAnsiTheme="majorBidi" w:cstheme="majorBidi"/>
-          <w:sz w:val="28"/>
-          <w:szCs w:val="28"/>
-        </w:rPr>
-        <w:t>If request is:</w:t>
-      </w:r>
-    </w:p>
-    <w:p>
-      <w:pPr>
-        <w:jc w:val="both"/>
+        <w:spacing w:after="60"/>
+        <w:jc w:val="both"/>
+        <w:rPr>
+          <w:rFonts w:asciiTheme="majorBidi" w:hAnsiTheme="majorBidi" w:cstheme="majorBidi"/>
+          <w:sz w:val="28"/>
+          <w:szCs w:val="28"/>
+        </w:rPr>
+      </w:pPr>
+      <w:r>
+        <w:rPr>
+          <w:rFonts w:asciiTheme="majorBidi" w:hAnsiTheme="majorBidi" w:cstheme="majorBidi"/>
+          <w:sz w:val="28"/>
+          <w:szCs w:val="28"/>
+        </w:rPr>
+        <w:t>If request is</w:t>
+      </w:r>
+      <w:r>
+        <w:rPr>
+          <w:rFonts w:asciiTheme="majorBidi" w:hAnsiTheme="majorBidi" w:cstheme="majorBidi"/>
+          <w:sz w:val="28"/>
+          <w:szCs w:val="28"/>
+        </w:rPr>
+        <w:t xml:space="preserve"> </w:t>
+      </w:r>
+      <w:proofErr w:type="spellStart"/>
+      <w:r>
         <w:rPr>
           <w:rFonts w:asciiTheme="majorBidi" w:hAnsiTheme="majorBidi" w:cstheme="majorBidi"/>
           <w:b/>
@@ -32223,8 +32650,9 @@
           <w:sz w:val="28"/>
           <w:szCs w:val="28"/>
         </w:rPr>
-      </w:pPr>
-      <w:proofErr w:type="spellStart"/>
+        <w:t>cpu</w:t>
+      </w:r>
+      <w:proofErr w:type="spellEnd"/>
       <w:r>
         <w:rPr>
           <w:rFonts w:asciiTheme="majorBidi" w:hAnsiTheme="majorBidi" w:cstheme="majorBidi"/>
@@ -32235,9 +32663,32 @@
           <w:sz w:val="28"/>
           <w:szCs w:val="28"/>
         </w:rPr>
-        <w:t>cpu</w:t>
-      </w:r>
-      <w:proofErr w:type="spellEnd"/>
+        <w:t>: 500m</w:t>
+      </w:r>
+      <w:r>
+        <w:rPr>
+          <w:rFonts w:asciiTheme="majorBidi" w:hAnsiTheme="majorBidi" w:cstheme="majorBidi"/>
+          <w:sz w:val="28"/>
+          <w:szCs w:val="28"/>
+        </w:rPr>
+        <w:t xml:space="preserve"> </w:t>
+      </w:r>
+      <w:r>
+        <w:rPr>
+          <w:rFonts w:asciiTheme="majorBidi" w:hAnsiTheme="majorBidi" w:cstheme="majorBidi"/>
+          <w:sz w:val="28"/>
+          <w:szCs w:val="28"/>
+        </w:rPr>
+        <w:t>and the container uses</w:t>
+      </w:r>
+      <w:r>
+        <w:rPr>
+          <w:rFonts w:asciiTheme="majorBidi" w:hAnsiTheme="majorBidi" w:cstheme="majorBidi"/>
+          <w:sz w:val="28"/>
+          <w:szCs w:val="28"/>
+        </w:rPr>
+        <w:t xml:space="preserve"> </w:t>
+      </w:r>
       <w:r>
         <w:rPr>
           <w:rFonts w:asciiTheme="majorBidi" w:hAnsiTheme="majorBidi" w:cstheme="majorBidi"/>
@@ -32248,62 +32699,24 @@
           <w:sz w:val="28"/>
           <w:szCs w:val="28"/>
         </w:rPr>
-        <w:t>: 500m</w:t>
-      </w:r>
-    </w:p>
-    <w:p>
-      <w:pPr>
-        <w:jc w:val="both"/>
-        <w:rPr>
-          <w:rFonts w:asciiTheme="majorBidi" w:hAnsiTheme="majorBidi" w:cstheme="majorBidi"/>
-          <w:sz w:val="28"/>
-          <w:szCs w:val="28"/>
-        </w:rPr>
-      </w:pPr>
-      <w:r>
-        <w:rPr>
-          <w:rFonts w:asciiTheme="majorBidi" w:hAnsiTheme="majorBidi" w:cstheme="majorBidi"/>
-          <w:sz w:val="28"/>
-          <w:szCs w:val="28"/>
-        </w:rPr>
-        <w:t>and the container uses:</w:t>
-      </w:r>
-    </w:p>
-    <w:p>
-      <w:pPr>
-        <w:jc w:val="both"/>
-        <w:rPr>
-          <w:rFonts w:asciiTheme="majorBidi" w:hAnsiTheme="majorBidi" w:cstheme="majorBidi"/>
-          <w:b/>
-          <w:bCs/>
-          <w:i/>
-          <w:iCs/>
-          <w:sz w:val="28"/>
-          <w:szCs w:val="28"/>
-        </w:rPr>
-      </w:pPr>
-      <w:r>
-        <w:rPr>
-          <w:rFonts w:asciiTheme="majorBidi" w:hAnsiTheme="majorBidi" w:cstheme="majorBidi"/>
-          <w:b/>
-          <w:bCs/>
-          <w:i/>
-          <w:iCs/>
-          <w:sz w:val="28"/>
-          <w:szCs w:val="28"/>
-        </w:rPr>
         <w:t>250m</w:t>
       </w:r>
-    </w:p>
-    <w:p>
-      <w:pPr>
-        <w:jc w:val="both"/>
-        <w:rPr>
-          <w:rFonts w:asciiTheme="majorBidi" w:hAnsiTheme="majorBidi" w:cstheme="majorBidi"/>
-          <w:sz w:val="28"/>
-          <w:szCs w:val="28"/>
-        </w:rPr>
-      </w:pPr>
+      <w:r>
+        <w:rPr>
+          <w:rFonts w:asciiTheme="majorBidi" w:hAnsiTheme="majorBidi" w:cstheme="majorBidi"/>
+          <w:sz w:val="28"/>
+          <w:szCs w:val="28"/>
+        </w:rPr>
+        <w:t xml:space="preserve"> </w:t>
+      </w:r>
+      <w:r>
+        <w:rPr>
+          <w:rFonts w:asciiTheme="majorBidi" w:hAnsiTheme="majorBidi" w:cstheme="majorBidi"/>
+          <w:sz w:val="28"/>
+          <w:szCs w:val="28"/>
+        </w:rPr>
+        <w:t xml:space="preserve">→ </w:t>
+      </w:r>
       <w:r>
         <w:rPr>
           <w:rFonts w:asciiTheme="majorBidi" w:hAnsiTheme="majorBidi" w:cstheme="majorBidi"/>
@@ -32326,19 +32739,12 @@
           <w:sz w:val="28"/>
           <w:szCs w:val="28"/>
         </w:rPr>
-        <w:t xml:space="preserve">→ </w:t>
-      </w:r>
-      <w:r>
-        <w:rPr>
-          <w:rFonts w:asciiTheme="majorBidi" w:hAnsiTheme="majorBidi" w:cstheme="majorBidi"/>
-          <w:sz w:val="28"/>
-          <w:szCs w:val="28"/>
-        </w:rPr>
         <w:t>50%</w:t>
       </w:r>
     </w:p>
     <w:p>
       <w:pPr>
+        <w:spacing w:after="120"/>
         <w:jc w:val="both"/>
         <w:rPr>
           <w:rFonts w:asciiTheme="majorBidi" w:hAnsiTheme="majorBidi" w:cstheme="majorBidi"/>
@@ -32357,6 +32763,7 @@
     </w:p>
     <w:p>
       <w:pPr>
+        <w:spacing w:after="60"/>
         <w:jc w:val="both"/>
         <w:rPr>
           <w:rFonts w:asciiTheme="majorBidi" w:hAnsiTheme="majorBidi" w:cstheme="majorBidi"/>
@@ -32589,6 +32996,91 @@
     </w:p>
     <w:p>
       <w:pPr>
+        <w:jc w:val="both"/>
+        <w:rPr>
+          <w:rFonts w:asciiTheme="majorBidi" w:hAnsiTheme="majorBidi" w:cstheme="majorBidi"/>
+          <w:b/>
+          <w:bCs/>
+          <w:sz w:val="32"/>
+          <w:szCs w:val="32"/>
+        </w:rPr>
+      </w:pPr>
+    </w:p>
+    <w:p>
+      <w:pPr>
+        <w:jc w:val="both"/>
+        <w:rPr>
+          <w:rFonts w:asciiTheme="majorBidi" w:hAnsiTheme="majorBidi" w:cstheme="majorBidi"/>
+          <w:b/>
+          <w:bCs/>
+          <w:sz w:val="32"/>
+          <w:szCs w:val="32"/>
+        </w:rPr>
+      </w:pPr>
+    </w:p>
+    <w:p>
+      <w:pPr>
+        <w:jc w:val="both"/>
+        <w:rPr>
+          <w:rFonts w:asciiTheme="majorBidi" w:hAnsiTheme="majorBidi" w:cstheme="majorBidi"/>
+          <w:b/>
+          <w:bCs/>
+          <w:sz w:val="32"/>
+          <w:szCs w:val="32"/>
+        </w:rPr>
+      </w:pPr>
+    </w:p>
+    <w:p>
+      <w:pPr>
+        <w:jc w:val="both"/>
+        <w:rPr>
+          <w:rFonts w:asciiTheme="majorBidi" w:hAnsiTheme="majorBidi" w:cstheme="majorBidi"/>
+          <w:b/>
+          <w:bCs/>
+          <w:sz w:val="32"/>
+          <w:szCs w:val="32"/>
+        </w:rPr>
+      </w:pPr>
+    </w:p>
+    <w:p>
+      <w:pPr>
+        <w:jc w:val="both"/>
+        <w:rPr>
+          <w:rFonts w:asciiTheme="majorBidi" w:hAnsiTheme="majorBidi" w:cstheme="majorBidi"/>
+          <w:b/>
+          <w:bCs/>
+          <w:sz w:val="32"/>
+          <w:szCs w:val="32"/>
+        </w:rPr>
+      </w:pPr>
+    </w:p>
+    <w:p>
+      <w:pPr>
+        <w:jc w:val="both"/>
+        <w:rPr>
+          <w:rFonts w:asciiTheme="majorBidi" w:hAnsiTheme="majorBidi" w:cstheme="majorBidi"/>
+          <w:b/>
+          <w:bCs/>
+          <w:sz w:val="32"/>
+          <w:szCs w:val="32"/>
+        </w:rPr>
+      </w:pPr>
+    </w:p>
+    <w:p>
+      <w:pPr>
+        <w:jc w:val="both"/>
+        <w:rPr>
+          <w:rFonts w:asciiTheme="majorBidi" w:hAnsiTheme="majorBidi" w:cstheme="majorBidi"/>
+          <w:b/>
+          <w:bCs/>
+          <w:sz w:val="32"/>
+          <w:szCs w:val="32"/>
+        </w:rPr>
+      </w:pPr>
+    </w:p>
+    <w:p>
+      <w:pPr>
+        <w:spacing w:after="80"/>
         <w:jc w:val="both"/>
         <w:rPr>
           <w:rFonts w:asciiTheme="majorBidi" w:hAnsiTheme="majorBidi" w:cstheme="majorBidi"/>
@@ -33009,26 +33501,27 @@
           <w:ilvl w:val="0"/>
           <w:numId w:val="11"/>
         </w:numPr>
+        <w:spacing w:after="60"/>
+        <w:ind w:left="360"/>
+        <w:jc w:val="both"/>
+        <w:rPr>
+          <w:rFonts w:asciiTheme="majorBidi" w:hAnsiTheme="majorBidi" w:cstheme="majorBidi"/>
+          <w:sz w:val="28"/>
+          <w:szCs w:val="28"/>
+        </w:rPr>
+      </w:pPr>
+      <w:r>
+        <w:rPr>
+          <w:rFonts w:asciiTheme="majorBidi" w:hAnsiTheme="majorBidi" w:cstheme="majorBidi"/>
+          <w:sz w:val="28"/>
+          <w:szCs w:val="28"/>
+        </w:rPr>
+        <w:t>Pods run container instances</w:t>
+      </w:r>
+    </w:p>
+    <w:p>
+      <w:pPr>
         <w:spacing w:after="120"/>
-        <w:ind w:left="360"/>
-        <w:jc w:val="both"/>
-        <w:rPr>
-          <w:rFonts w:asciiTheme="majorBidi" w:hAnsiTheme="majorBidi" w:cstheme="majorBidi"/>
-          <w:sz w:val="28"/>
-          <w:szCs w:val="28"/>
-        </w:rPr>
-      </w:pPr>
-      <w:r>
-        <w:rPr>
-          <w:rFonts w:asciiTheme="majorBidi" w:hAnsiTheme="majorBidi" w:cstheme="majorBidi"/>
-          <w:sz w:val="28"/>
-          <w:szCs w:val="28"/>
-        </w:rPr>
-        <w:t>Pods run container instances</w:t>
-      </w:r>
-    </w:p>
-    <w:p>
-      <w:pPr>
         <w:jc w:val="both"/>
         <w:rPr>
           <w:rFonts w:asciiTheme="majorBidi" w:hAnsiTheme="majorBidi" w:cstheme="majorBidi"/>
@@ -33132,6 +33625,7 @@
     </w:p>
     <w:p>
       <w:pPr>
+        <w:spacing w:after="120"/>
         <w:jc w:val="both"/>
         <w:rPr>
           <w:rFonts w:asciiTheme="majorBidi" w:hAnsiTheme="majorBidi" w:cstheme="majorBidi"/>
@@ -33200,6 +33694,7 @@
     </w:p>
     <w:p>
       <w:pPr>
+        <w:spacing w:after="60"/>
         <w:jc w:val="both"/>
         <w:rPr>
           <w:rFonts w:asciiTheme="majorBidi" w:hAnsiTheme="majorBidi" w:cstheme="majorBidi"/>
@@ -33232,6 +33727,7 @@
     </w:p>
     <w:p>
       <w:pPr>
+        <w:spacing w:after="120"/>
         <w:jc w:val="both"/>
         <w:rPr>
           <w:rFonts w:asciiTheme="majorBidi" w:hAnsiTheme="majorBidi" w:cstheme="majorBidi"/>
@@ -33282,6 +33778,7 @@
     </w:p>
     <w:p>
       <w:pPr>
+        <w:spacing w:after="60"/>
         <w:jc w:val="both"/>
         <w:rPr>
           <w:rFonts w:asciiTheme="majorBidi" w:hAnsiTheme="majorBidi" w:cstheme="majorBidi"/>
@@ -33424,6 +33921,8 @@
       <w:r>
         <w:rPr>
           <w:rFonts w:asciiTheme="majorBidi" w:hAnsiTheme="majorBidi" w:cstheme="majorBidi"/>
+          <w:b/>
+          <w:bCs/>
           <w:sz w:val="28"/>
           <w:szCs w:val="28"/>
         </w:rPr>
@@ -33972,7 +34471,7 @@
           </mc:Choice>
           <mc:Fallback>
             <w:pict>
-              <v:rect w14:anchorId="52503CAD" id="_x0000_s1045" style="position:absolute;left:0;text-align:left;margin-left:16.9pt;margin-top:21.85pt;width:202.9pt;height:118.35pt;z-index:251672576;visibility:visible;mso-wrap-style:square;mso-width-percent:0;mso-height-percent:0;mso-wrap-distance-left:9pt;mso-wrap-distance-top:0;mso-wrap-distance-right:9pt;mso-wrap-distance-bottom:0;mso-position-horizontal:absolute;mso-position-horizontal-relative:text;mso-position-vertical:absolute;mso-position-vertical-relative:text;mso-width-percent:0;mso-height-percent:0;mso-width-relative:margin;mso-height-relative:margin;v-text-anchor:middle" o:gfxdata="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" fillcolor="black [3200]" strokecolor="black [480]" strokeweight="1pt">
+              <v:rect w14:anchorId="52503CAD" id="_x0000_s1044" style="position:absolute;left:0;text-align:left;margin-left:16.9pt;margin-top:21.85pt;width:202.9pt;height:118.35pt;z-index:251672576;visibility:visible;mso-wrap-style:square;mso-width-percent:0;mso-height-percent:0;mso-wrap-distance-left:9pt;mso-wrap-distance-top:0;mso-wrap-distance-right:9pt;mso-wrap-distance-bottom:0;mso-position-horizontal:absolute;mso-position-horizontal-relative:text;mso-position-vertical:absolute;mso-position-vertical-relative:text;mso-width-percent:0;mso-height-percent:0;mso-width-relative:margin;mso-height-relative:margin;v-text-anchor:middle" o:gfxdata="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" fillcolor="black [3200]" strokecolor="black [480]" strokeweight="1pt">
                 <v:textbox>
                   <w:txbxContent>
                     <w:p>
@@ -34342,6 +34841,7 @@
     </w:p>
     <w:p>
       <w:pPr>
+        <w:spacing w:after="60"/>
         <w:ind w:left="360"/>
         <w:jc w:val="both"/>
         <w:rPr>
@@ -34356,12 +34856,44 @@
           <w:sz w:val="28"/>
           <w:szCs w:val="28"/>
         </w:rPr>
-        <w:t>This means: after 10 seconds, Kubernetes will send a GET request to /</w:t>
+        <w:t>This means</w:t>
+      </w:r>
+      <w:r>
+        <w:rPr>
+          <w:rFonts w:asciiTheme="majorBidi" w:hAnsiTheme="majorBidi" w:cstheme="majorBidi"/>
+          <w:sz w:val="28"/>
+          <w:szCs w:val="28"/>
+        </w:rPr>
+        <w:t>,</w:t>
+      </w:r>
+      <w:r>
+        <w:rPr>
+          <w:rFonts w:asciiTheme="majorBidi" w:hAnsiTheme="majorBidi" w:cstheme="majorBidi"/>
+          <w:sz w:val="28"/>
+          <w:szCs w:val="28"/>
+        </w:rPr>
+        <w:t xml:space="preserve"> after 10 seconds, Kubernetes will send a GET request to </w:t>
+      </w:r>
+      <w:r>
+        <w:rPr>
+          <w:rFonts w:asciiTheme="majorBidi" w:hAnsiTheme="majorBidi" w:cstheme="majorBidi"/>
+          <w:b/>
+          <w:bCs/>
+          <w:i/>
+          <w:iCs/>
+          <w:sz w:val="28"/>
+          <w:szCs w:val="28"/>
+        </w:rPr>
+        <w:t>/</w:t>
       </w:r>
       <w:proofErr w:type="spellStart"/>
       <w:r>
         <w:rPr>
           <w:rFonts w:asciiTheme="majorBidi" w:hAnsiTheme="majorBidi" w:cstheme="majorBidi"/>
+          <w:b/>
+          <w:bCs/>
+          <w:i/>
+          <w:iCs/>
           <w:sz w:val="28"/>
           <w:szCs w:val="28"/>
         </w:rPr>
@@ -34439,15 +34971,15 @@
           <w:sz w:val="28"/>
           <w:szCs w:val="28"/>
         </w:rPr>
-        <w:t xml:space="preserve">If the probe fails, Kubernetes removes the Pod from the Service’s load balancer temporarily, so no new requests are sent to it </w:t>
-      </w:r>
-      <w:r>
-        <w:rPr>
-          <w:rFonts w:asciiTheme="majorBidi" w:hAnsiTheme="majorBidi" w:cstheme="majorBidi"/>
-          <w:sz w:val="28"/>
-          <w:szCs w:val="28"/>
-        </w:rPr>
-        <w:t>-</w:t>
+        <w:t>If the probe fails, Kubernetes removes the Pod from the Service’s load balancer temporarily, so no new requests are sent to it</w:t>
+      </w:r>
+      <w:r>
+        <w:rPr>
+          <w:rFonts w:asciiTheme="majorBidi" w:hAnsiTheme="majorBidi" w:cstheme="majorBidi"/>
+          <w:sz w:val="28"/>
+          <w:szCs w:val="28"/>
+        </w:rPr>
+        <w:t>,</w:t>
       </w:r>
       <w:r>
         <w:rPr>
@@ -34516,16 +35048,16 @@
         <mc:AlternateContent>
           <mc:Choice Requires="wps">
             <w:drawing>
-              <wp:anchor distT="0" distB="0" distL="114300" distR="114300" simplePos="0" relativeHeight="251673600" behindDoc="0" locked="0" layoutInCell="1" allowOverlap="1" wp14:anchorId="0430BD16" wp14:editId="68E5CACC">
+              <wp:anchor distT="0" distB="0" distL="114300" distR="114300" simplePos="0" relativeHeight="251673600" behindDoc="0" locked="0" layoutInCell="1" allowOverlap="1" wp14:anchorId="0430BD16" wp14:editId="2E2561A4">
                 <wp:simplePos x="0" y="0"/>
                 <wp:positionH relativeFrom="column">
                   <wp:posOffset>228600</wp:posOffset>
                 </wp:positionH>
                 <wp:positionV relativeFrom="paragraph">
-                  <wp:posOffset>63211</wp:posOffset>
+                  <wp:posOffset>8256</wp:posOffset>
                 </wp:positionV>
-                <wp:extent cx="2854036" cy="1336964"/>
-                <wp:effectExtent l="0" t="0" r="22860" b="15875"/>
+                <wp:extent cx="2854036" cy="1264920"/>
+                <wp:effectExtent l="0" t="0" r="22860" b="11430"/>
                 <wp:wrapNone/>
                 <wp:docPr id="1673113642" name="Rectangle 15"/>
                 <wp:cNvGraphicFramePr/>
@@ -34536,7 +35068,7 @@
                       <wps:spPr>
                         <a:xfrm>
                           <a:off x="0" y="0"/>
-                          <a:ext cx="2854036" cy="1336964"/>
+                          <a:ext cx="2854036" cy="1264920"/>
                         </a:xfrm>
                         <a:prstGeom prst="rect">
                           <a:avLst/>
@@ -34824,7 +35356,7 @@
           </mc:Choice>
           <mc:Fallback>
             <w:pict>
-              <v:rect w14:anchorId="0430BD16" id="_x0000_s1046" style="position:absolute;left:0;text-align:left;margin-left:18pt;margin-top:5pt;width:224.75pt;height:105.25pt;z-index:251673600;visibility:visible;mso-wrap-style:square;mso-height-percent:0;mso-wrap-distance-left:9pt;mso-wrap-distance-top:0;mso-wrap-distance-right:9pt;mso-wrap-distance-bottom:0;mso-position-horizontal:absolute;mso-position-horizontal-relative:text;mso-position-vertical:absolute;mso-position-vertical-relative:text;mso-height-percent:0;mso-height-relative:margin;v-text-anchor:middle" o:gfxdata="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" fillcolor="black [3200]" strokecolor="black [480]" strokeweight="1pt">
+              <v:rect w14:anchorId="0430BD16" id="_x0000_s1045" style="position:absolute;left:0;text-align:left;margin-left:18pt;margin-top:.65pt;width:224.75pt;height:99.6pt;z-index:251673600;visibility:visible;mso-wrap-style:square;mso-height-percent:0;mso-wrap-distance-left:9pt;mso-wrap-distance-top:0;mso-wrap-distance-right:9pt;mso-wrap-distance-bottom:0;mso-position-horizontal:absolute;mso-position-horizontal-relative:text;mso-position-vertical:absolute;mso-position-vertical-relative:text;mso-height-percent:0;mso-height-relative:margin;v-text-anchor:middle" o:gfxdata="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" fillcolor="black [3200]" strokecolor="black [480]" strokeweight="1pt">
                 <v:textbox>
                   <w:txbxContent>
                     <w:p>
@@ -35108,8 +35640,8 @@
         <w:jc w:val="both"/>
         <w:rPr>
           <w:rFonts w:asciiTheme="majorBidi" w:hAnsiTheme="majorBidi" w:cstheme="majorBidi"/>
-          <w:sz w:val="28"/>
-          <w:szCs w:val="28"/>
+          <w:sz w:val="22"/>
+          <w:szCs w:val="22"/>
         </w:rPr>
       </w:pPr>
     </w:p>
@@ -35130,7 +35662,6 @@
           <w:sz w:val="28"/>
           <w:szCs w:val="28"/>
         </w:rPr>
-        <w:lastRenderedPageBreak/>
         <w:t>This checks whether port 8080 is open and able to receive connections.</w:t>
       </w:r>
     </w:p>
@@ -35145,24 +35676,23 @@
           <w:bCs/>
           <w:sz w:val="28"/>
           <w:szCs w:val="28"/>
-          <w:u w:val="single"/>
-        </w:rPr>
-      </w:pPr>
-      <w:r>
-        <w:rPr>
-          <w:rFonts w:asciiTheme="majorBidi" w:hAnsiTheme="majorBidi" w:cstheme="majorBidi"/>
-          <w:b/>
-          <w:bCs/>
-          <w:sz w:val="28"/>
-          <w:szCs w:val="28"/>
-          <w:u w:val="single"/>
-        </w:rPr>
+        </w:rPr>
+      </w:pPr>
+      <w:r>
+        <w:rPr>
+          <w:rFonts w:asciiTheme="majorBidi" w:hAnsiTheme="majorBidi" w:cstheme="majorBidi"/>
+          <w:b/>
+          <w:bCs/>
+          <w:sz w:val="28"/>
+          <w:szCs w:val="28"/>
+        </w:rPr>
+        <w:lastRenderedPageBreak/>
         <w:t>Use case:</w:t>
       </w:r>
     </w:p>
     <w:p>
       <w:pPr>
-        <w:spacing w:after="120"/>
+        <w:spacing w:after="60"/>
         <w:ind w:left="360"/>
         <w:jc w:val="both"/>
         <w:rPr>
@@ -35609,7 +36139,7 @@
           </mc:Choice>
           <mc:Fallback>
             <w:pict>
-              <v:rect w14:anchorId="204C0CBA" id="_x0000_s1047" style="position:absolute;left:0;text-align:left;margin-left:17.45pt;margin-top:23.1pt;width:162.55pt;height:119.45pt;z-index:251674624;visibility:visible;mso-wrap-style:square;mso-width-percent:0;mso-height-percent:0;mso-wrap-distance-left:9pt;mso-wrap-distance-top:0;mso-wrap-distance-right:9pt;mso-wrap-distance-bottom:0;mso-position-horizontal:absolute;mso-position-horizontal-relative:text;mso-position-vertical:absolute;mso-position-vertical-relative:text;mso-width-percent:0;mso-height-percent:0;mso-width-relative:margin;mso-height-relative:margin;v-text-anchor:middle" o:gfxdata="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" fillcolor="black [3200]" strokecolor="black [480]" strokeweight="1pt">
+              <v:rect w14:anchorId="204C0CBA" id="_x0000_s1046" style="position:absolute;left:0;text-align:left;margin-left:17.45pt;margin-top:23.1pt;width:162.55pt;height:119.45pt;z-index:251674624;visibility:visible;mso-wrap-style:square;mso-width-percent:0;mso-height-percent:0;mso-wrap-distance-left:9pt;mso-wrap-distance-top:0;mso-wrap-distance-right:9pt;mso-wrap-distance-bottom:0;mso-position-horizontal:absolute;mso-position-horizontal-relative:text;mso-position-vertical:absolute;mso-position-vertical-relative:text;mso-width-percent:0;mso-height-percent:0;mso-width-relative:margin;mso-height-relative:margin;v-text-anchor:middle" o:gfxdata="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" fillcolor="black [3200]" strokecolor="black [480]" strokeweight="1pt">
                 <v:textbox>
                   <w:txbxContent>
                     <w:p>
@@ -36695,7 +37225,7 @@
           </mc:Choice>
           <mc:Fallback>
             <w:pict>
-              <v:rect w14:anchorId="115FEEF4" id="Rectangle 17" o:spid="_x0000_s1048" style="position:absolute;left:0;text-align:left;margin-left:1.1pt;margin-top:21.4pt;width:146.2pt;height:99.25pt;z-index:251675648;visibility:visible;mso-wrap-style:square;mso-width-percent:0;mso-height-percent:0;mso-wrap-distance-left:9pt;mso-wrap-distance-top:0;mso-wrap-distance-right:9pt;mso-wrap-distance-bottom:0;mso-position-horizontal:absolute;mso-position-horizontal-relative:text;mso-position-vertical:absolute;mso-position-vertical-relative:text;mso-width-percent:0;mso-height-percent:0;mso-width-relative:margin;mso-height-relative:margin;v-text-anchor:middle" o:gfxdata="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" fillcolor="black [3200]" strokecolor="black [480]" strokeweight="1pt">
+              <v:rect w14:anchorId="115FEEF4" id="Rectangle 17" o:spid="_x0000_s1047" style="position:absolute;left:0;text-align:left;margin-left:1.1pt;margin-top:21.4pt;width:146.2pt;height:99.25pt;z-index:251675648;visibility:visible;mso-wrap-style:square;mso-width-percent:0;mso-height-percent:0;mso-wrap-distance-left:9pt;mso-wrap-distance-top:0;mso-wrap-distance-right:9pt;mso-wrap-distance-bottom:0;mso-position-horizontal:absolute;mso-position-horizontal-relative:text;mso-position-vertical:absolute;mso-position-vertical-relative:text;mso-width-percent:0;mso-height-percent:0;mso-width-relative:margin;mso-height-relative:margin;v-text-anchor:middle" o:gfxdata="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" fillcolor="black [3200]" strokecolor="black [480]" strokeweight="1pt">
                 <v:textbox>
                   <w:txbxContent>
                     <w:p>
@@ -36978,6 +37508,16 @@
       <w:pPr>
         <w:jc w:val="both"/>
         <w:rPr>
+          <w:rFonts w:ascii="Segoe UI Emoji" w:hAnsi="Segoe UI Emoji" w:cs="Segoe UI Emoji"/>
+          <w:sz w:val="8"/>
+          <w:szCs w:val="8"/>
+        </w:rPr>
+      </w:pPr>
+    </w:p>
+    <w:p>
+      <w:pPr>
+        <w:jc w:val="both"/>
+        <w:rPr>
           <w:rFonts w:asciiTheme="majorBidi" w:hAnsiTheme="majorBidi" w:cstheme="majorBidi"/>
           <w:b/>
           <w:bCs/>
@@ -36993,8 +37533,17 @@
           <w:sz w:val="32"/>
           <w:szCs w:val="32"/>
         </w:rPr>
-        <w:lastRenderedPageBreak/>
         <w:t>Summary Table</w:t>
+      </w:r>
+      <w:r>
+        <w:rPr>
+          <w:rFonts w:asciiTheme="majorBidi" w:hAnsiTheme="majorBidi" w:cstheme="majorBidi"/>
+          <w:b/>
+          <w:bCs/>
+          <w:sz w:val="32"/>
+          <w:szCs w:val="32"/>
+        </w:rPr>
+        <w:t>:</w:t>
       </w:r>
     </w:p>
     <w:tbl>
@@ -37042,6 +37591,7 @@
                 <w:sz w:val="28"/>
                 <w:szCs w:val="28"/>
               </w:rPr>
+              <w:lastRenderedPageBreak/>
               <w:t>Probe Type</w:t>
             </w:r>
           </w:p>
@@ -37495,6 +38045,7 @@
     </w:tbl>
     <w:p>
       <w:pPr>
+        <w:spacing w:after="60"/>
         <w:jc w:val="both"/>
         <w:rPr>
           <w:rFonts w:asciiTheme="majorBidi" w:hAnsiTheme="majorBidi" w:cstheme="majorBidi"/>
@@ -37505,6 +38056,7 @@
     </w:p>
     <w:p>
       <w:pPr>
+        <w:spacing w:after="60"/>
         <w:jc w:val="both"/>
         <w:rPr>
           <w:rFonts w:asciiTheme="majorBidi" w:hAnsiTheme="majorBidi" w:cstheme="majorBidi"/>
@@ -37537,6 +38089,7 @@
     </w:p>
     <w:p>
       <w:pPr>
+        <w:spacing w:after="60"/>
         <w:jc w:val="both"/>
         <w:rPr>
           <w:rFonts w:asciiTheme="majorBidi" w:hAnsiTheme="majorBidi" w:cstheme="majorBidi"/>
@@ -37624,6 +38177,7 @@
           <w:ilvl w:val="0"/>
           <w:numId w:val="61"/>
         </w:numPr>
+        <w:spacing w:after="60"/>
         <w:ind w:left="360"/>
         <w:jc w:val="both"/>
         <w:rPr>
@@ -37674,6 +38228,56 @@
 </w:document>
 </file>
 
+<file path=word/endnotes.xml><?xml version="1.0" encoding="utf-8"?>
+<w:endnotes xmlns:wpc="http://schemas.microsoft.com/office/word/2010/wordprocessingCanvas" xmlns:cx="http://schemas.microsoft.com/office/drawing/2014/chartex" xmlns:cx1="http://schemas.microsoft.com/office/drawing/2015/9/8/chartex" xmlns:cx2="http://schemas.microsoft.com/office/drawing/2015/10/21/chartex" xmlns:cx3="http://schemas.microsoft.com/office/drawing/2016/5/9/chartex" xmlns:cx4="http://schemas.microsoft.com/office/drawing/2016/5/10/chartex" xmlns:cx5="http://schemas.microsoft.com/office/drawing/2016/5/11/chartex" xmlns:cx6="http://schemas.microsoft.com/office/drawing/2016/5/12/chartex" xmlns:cx7="http://schemas.microsoft.com/office/drawing/2016/5/13/chartex" xmlns:cx8="http://schemas.microsoft.com/office/drawing/2016/5/14/chartex" xmlns:mc="http://schemas.openxmlformats.org/markup-compatibility/2006" xmlns:aink="http://schemas.microsoft.com/office/drawing/2016/ink" xmlns:am3d="http://schemas.microsoft.com/office/drawing/2017/model3d" xmlns:o="urn:schemas-microsoft-com:office:office" xmlns:oel="http://schemas.microsoft.com/office/2019/extlst" xmlns:r="http://schemas.openxmlformats.org/officeDocument/2006/relationships" xmlns:m="http://schemas.openxmlformats.org/officeDocument/2006/math" xmlns:v="urn:schemas-microsoft-com:vml" xmlns:wp14="http://schemas.microsoft.com/office/word/2010/wordprocessingDrawing" xmlns:wp="http://schemas.openxmlformats.org/drawingml/2006/wordprocessingDrawing" xmlns:w10="urn:schemas-microsoft-com:office:word" xmlns:w="http://schemas.openxmlformats.org/wordprocessingml/2006/main" xmlns:w14="http://schemas.microsoft.com/office/word/2010/wordml" xmlns:w15="http://schemas.microsoft.com/office/word/2012/wordml" xmlns:w16cex="http://schemas.microsoft.com/office/word/2018/wordml/cex" xmlns:w16cid="http://schemas.microsoft.com/office/word/2016/wordml/cid" xmlns:w16="http://schemas.microsoft.com/office/word/2018/wordml" xmlns:w16du="http://schemas.microsoft.com/office/word/2023/wordml/word16du" xmlns:w16sdtdh="http://schemas.microsoft.com/office/word/2020/wordml/sdtdatahash" xmlns:w16sdtfl="http://schemas.microsoft.com/office/word/2024/wordml/sdtformatlock" xmlns:w16se="http://schemas.microsoft.com/office/word/2015/wordml/symex" xmlns:wpg="http://schemas.microsoft.com/office/word/2010/wordprocessingGroup" xmlns:wpi="http://schemas.microsoft.com/office/word/2010/wordprocessingInk" xmlns:wne="http://schemas.microsoft.com/office/word/2006/wordml" xmlns:wps="http://schemas.microsoft.com/office/word/2010/wordprocessingShape" mc:Ignorable="w14 w15 w16se w16cid w16 w16cex w16sdtdh w16sdtfl w16du wp14">
+  <w:endnote w:type="separator" w:id="-1">
+    <w:p>
+      <w:pPr>
+        <w:spacing w:after="0" w:line="240" w:lineRule="auto"/>
+      </w:pPr>
+      <w:r>
+        <w:separator/>
+      </w:r>
+    </w:p>
+  </w:endnote>
+  <w:endnote w:type="continuationSeparator" w:id="0">
+    <w:p>
+      <w:pPr>
+        <w:spacing w:after="0" w:line="240" w:lineRule="auto"/>
+      </w:pPr>
+      <w:r>
+        <w:continuationSeparator/>
+      </w:r>
+    </w:p>
+  </w:endnote>
+</w:endnotes>
+</file>
+
+<file path=word/footnotes.xml><?xml version="1.0" encoding="utf-8"?>
+<w:footnotes xmlns:wpc="http://schemas.microsoft.com/office/word/2010/wordprocessingCanvas" xmlns:cx="http://schemas.microsoft.com/office/drawing/2014/chartex" xmlns:cx1="http://schemas.microsoft.com/office/drawing/2015/9/8/chartex" xmlns:cx2="http://schemas.microsoft.com/office/drawing/2015/10/21/chartex" xmlns:cx3="http://schemas.microsoft.com/office/drawing/2016/5/9/chartex" xmlns:cx4="http://schemas.microsoft.com/office/drawing/2016/5/10/chartex" xmlns:cx5="http://schemas.microsoft.com/office/drawing/2016/5/11/chartex" xmlns:cx6="http://schemas.microsoft.com/office/drawing/2016/5/12/chartex" xmlns:cx7="http://schemas.microsoft.com/office/drawing/2016/5/13/chartex" xmlns:cx8="http://schemas.microsoft.com/office/drawing/2016/5/14/chartex" xmlns:mc="http://schemas.openxmlformats.org/markup-compatibility/2006" xmlns:aink="http://schemas.microsoft.com/office/drawing/2016/ink" xmlns:am3d="http://schemas.microsoft.com/office/drawing/2017/model3d" xmlns:o="urn:schemas-microsoft-com:office:office" xmlns:oel="http://schemas.microsoft.com/office/2019/extlst" xmlns:r="http://schemas.openxmlformats.org/officeDocument/2006/relationships" xmlns:m="http://schemas.openxmlformats.org/officeDocument/2006/math" xmlns:v="urn:schemas-microsoft-com:vml" xmlns:wp14="http://schemas.microsoft.com/office/word/2010/wordprocessingDrawing" xmlns:wp="http://schemas.openxmlformats.org/drawingml/2006/wordprocessingDrawing" xmlns:w10="urn:schemas-microsoft-com:office:word" xmlns:w="http://schemas.openxmlformats.org/wordprocessingml/2006/main" xmlns:w14="http://schemas.microsoft.com/office/word/2010/wordml" xmlns:w15="http://schemas.microsoft.com/office/word/2012/wordml" xmlns:w16cex="http://schemas.microsoft.com/office/word/2018/wordml/cex" xmlns:w16cid="http://schemas.microsoft.com/office/word/2016/wordml/cid" xmlns:w16="http://schemas.microsoft.com/office/word/2018/wordml" xmlns:w16du="http://schemas.microsoft.com/office/word/2023/wordml/word16du" xmlns:w16sdtdh="http://schemas.microsoft.com/office/word/2020/wordml/sdtdatahash" xmlns:w16sdtfl="http://schemas.microsoft.com/office/word/2024/wordml/sdtformatlock" xmlns:w16se="http://schemas.microsoft.com/office/word/2015/wordml/symex" xmlns:wpg="http://schemas.microsoft.com/office/word/2010/wordprocessingGroup" xmlns:wpi="http://schemas.microsoft.com/office/word/2010/wordprocessingInk" xmlns:wne="http://schemas.microsoft.com/office/word/2006/wordml" xmlns:wps="http://schemas.microsoft.com/office/word/2010/wordprocessingShape" mc:Ignorable="w14 w15 w16se w16cid w16 w16cex w16sdtdh w16sdtfl w16du wp14">
+  <w:footnote w:type="separator" w:id="-1">
+    <w:p>
+      <w:pPr>
+        <w:spacing w:after="0" w:line="240" w:lineRule="auto"/>
+      </w:pPr>
+      <w:r>
+        <w:separator/>
+      </w:r>
+    </w:p>
+  </w:footnote>
+  <w:footnote w:type="continuationSeparator" w:id="0">
+    <w:p>
+      <w:pPr>
+        <w:spacing w:after="0" w:line="240" w:lineRule="auto"/>
+      </w:pPr>
+      <w:r>
+        <w:continuationSeparator/>
+      </w:r>
+    </w:p>
+  </w:footnote>
+</w:footnotes>
+</file>
+
 <file path=word/numbering.xml><?xml version="1.0" encoding="utf-8"?>
 <w:numbering xmlns:wpc="http://schemas.microsoft.com/office/word/2010/wordprocessingCanvas" xmlns:cx="http://schemas.microsoft.com/office/drawing/2014/chartex" xmlns:cx1="http://schemas.microsoft.com/office/drawing/2015/9/8/chartex" xmlns:cx2="http://schemas.microsoft.com/office/drawing/2015/10/21/chartex" xmlns:cx3="http://schemas.microsoft.com/office/drawing/2016/5/9/chartex" xmlns:cx4="http://schemas.microsoft.com/office/drawing/2016/5/10/chartex" xmlns:cx5="http://schemas.microsoft.com/office/drawing/2016/5/11/chartex" xmlns:cx6="http://schemas.microsoft.com/office/drawing/2016/5/12/chartex" xmlns:cx7="http://schemas.microsoft.com/office/drawing/2016/5/13/chartex" xmlns:cx8="http://schemas.microsoft.com/office/drawing/2016/5/14/chartex" xmlns:mc="http://schemas.openxmlformats.org/markup-compatibility/2006" xmlns:aink="http://schemas.microsoft.com/office/drawing/2016/ink" xmlns:am3d="http://schemas.microsoft.com/office/drawing/2017/model3d" xmlns:o="urn:schemas-microsoft-com:office:office" xmlns:oel="http://schemas.microsoft.com/office/2019/extlst" xmlns:r="http://schemas.openxmlformats.org/officeDocument/2006/relationships" xmlns:m="http://schemas.openxmlformats.org/officeDocument/2006/math" xmlns:v="urn:schemas-microsoft-com:vml" xmlns:wp14="http://schemas.microsoft.com/office/word/2010/wordprocessingDrawing" xmlns:wp="http://schemas.openxmlformats.org/drawingml/2006/wordprocessingDrawing" xmlns:w10="urn:schemas-microsoft-com:office:word" xmlns:w="http://schemas.openxmlformats.org/wordprocessingml/2006/main" xmlns:w14="http://schemas.microsoft.com/office/word/2010/wordml" xmlns:w15="http://schemas.microsoft.com/office/word/2012/wordml" xmlns:w16cex="http://schemas.microsoft.com/office/word/2018/wordml/cex" xmlns:w16cid="http://schemas.microsoft.com/office/word/2016/wordml/cid" xmlns:w16="http://schemas.microsoft.com/office/word/2018/wordml" xmlns:w16du="http://schemas.microsoft.com/office/word/2023/wordml/word16du" xmlns:w16sdtdh="http://schemas.microsoft.com/office/word/2020/wordml/sdtdatahash" xmlns:w16sdtfl="http://schemas.microsoft.com/office/word/2024/wordml/sdtformatlock" xmlns:w16se="http://schemas.microsoft.com/office/word/2015/wordml/symex" xmlns:wpg="http://schemas.microsoft.com/office/word/2010/wordprocessingGroup" xmlns:wpi="http://schemas.microsoft.com/office/word/2010/wordprocessingInk" xmlns:wne="http://schemas.microsoft.com/office/word/2006/wordml" xmlns:wps="http://schemas.microsoft.com/office/word/2010/wordprocessingShape" mc:Ignorable="w14 w15 w16se w16cid w16 w16cex w16sdtdh w16sdtfl w16du wp14">
   <w:abstractNum w:abstractNumId="0" w15:restartNumberingAfterBreak="0">
@@ -38128,6 +38732,119 @@
     </w:lvl>
   </w:abstractNum>
   <w:abstractNum w:abstractNumId="4" w15:restartNumberingAfterBreak="0">
+    <w:nsid w:val="0CEA2EDA"/>
+    <w:multiLevelType w:val="hybridMultilevel"/>
+    <w:tmpl w:val="956EFFF0"/>
+    <w:lvl w:ilvl="0" w:tplc="04090003">
+      <w:start w:val="1"/>
+      <w:numFmt w:val="bullet"/>
+      <w:lvlText w:val="o"/>
+      <w:lvlJc w:val="left"/>
+      <w:pPr>
+        <w:ind w:left="720" w:hanging="360"/>
+      </w:pPr>
+      <w:rPr>
+        <w:rFonts w:ascii="Courier New" w:hAnsi="Courier New" w:cs="Courier New" w:hint="default"/>
+      </w:rPr>
+    </w:lvl>
+    <w:lvl w:ilvl="1" w:tplc="FFFFFFFF" w:tentative="1">
+      <w:start w:val="1"/>
+      <w:numFmt w:val="bullet"/>
+      <w:lvlText w:val="o"/>
+      <w:lvlJc w:val="left"/>
+      <w:pPr>
+        <w:ind w:left="1440" w:hanging="360"/>
+      </w:pPr>
+      <w:rPr>
+        <w:rFonts w:ascii="Courier New" w:hAnsi="Courier New" w:cs="Courier New" w:hint="default"/>
+      </w:rPr>
+    </w:lvl>
+    <w:lvl w:ilvl="2" w:tplc="FFFFFFFF" w:tentative="1">
+      <w:start w:val="1"/>
+      <w:numFmt w:val="bullet"/>
+      <w:lvlText w:val=""/>
+      <w:lvlJc w:val="left"/>
+      <w:pPr>
+        <w:ind w:left="2160" w:hanging="360"/>
+      </w:pPr>
+      <w:rPr>
+        <w:rFonts w:ascii="Wingdings" w:hAnsi="Wingdings" w:hint="default"/>
+      </w:rPr>
+    </w:lvl>
+    <w:lvl w:ilvl="3" w:tplc="FFFFFFFF" w:tentative="1">
+      <w:start w:val="1"/>
+      <w:numFmt w:val="bullet"/>
+      <w:lvlText w:val=""/>
+      <w:lvlJc w:val="left"/>
+      <w:pPr>
+        <w:ind w:left="2880" w:hanging="360"/>
+      </w:pPr>
+      <w:rPr>
+        <w:rFonts w:ascii="Symbol" w:hAnsi="Symbol" w:hint="default"/>
+      </w:rPr>
+    </w:lvl>
+    <w:lvl w:ilvl="4" w:tplc="FFFFFFFF" w:tentative="1">
+      <w:start w:val="1"/>
+      <w:numFmt w:val="bullet"/>
+      <w:lvlText w:val="o"/>
+      <w:lvlJc w:val="left"/>
+      <w:pPr>
+        <w:ind w:left="3600" w:hanging="360"/>
+      </w:pPr>
+      <w:rPr>
+        <w:rFonts w:ascii="Courier New" w:hAnsi="Courier New" w:cs="Courier New" w:hint="default"/>
+      </w:rPr>
+    </w:lvl>
+    <w:lvl w:ilvl="5" w:tplc="FFFFFFFF" w:tentative="1">
+      <w:start w:val="1"/>
+      <w:numFmt w:val="bullet"/>
+      <w:lvlText w:val=""/>
+      <w:lvlJc w:val="left"/>
+      <w:pPr>
+        <w:ind w:left="4320" w:hanging="360"/>
+      </w:pPr>
+      <w:rPr>
+        <w:rFonts w:ascii="Wingdings" w:hAnsi="Wingdings" w:hint="default"/>
+      </w:rPr>
+    </w:lvl>
+    <w:lvl w:ilvl="6" w:tplc="FFFFFFFF" w:tentative="1">
+      <w:start w:val="1"/>
+      <w:numFmt w:val="bullet"/>
+      <w:lvlText w:val=""/>
+      <w:lvlJc w:val="left"/>
+      <w:pPr>
+        <w:ind w:left="5040" w:hanging="360"/>
+      </w:pPr>
+      <w:rPr>
+        <w:rFonts w:ascii="Symbol" w:hAnsi="Symbol" w:hint="default"/>
+      </w:rPr>
+    </w:lvl>
+    <w:lvl w:ilvl="7" w:tplc="FFFFFFFF" w:tentative="1">
+      <w:start w:val="1"/>
+      <w:numFmt w:val="bullet"/>
+      <w:lvlText w:val="o"/>
+      <w:lvlJc w:val="left"/>
+      <w:pPr>
+        <w:ind w:left="5760" w:hanging="360"/>
+      </w:pPr>
+      <w:rPr>
+        <w:rFonts w:ascii="Courier New" w:hAnsi="Courier New" w:cs="Courier New" w:hint="default"/>
+      </w:rPr>
+    </w:lvl>
+    <w:lvl w:ilvl="8" w:tplc="FFFFFFFF" w:tentative="1">
+      <w:start w:val="1"/>
+      <w:numFmt w:val="bullet"/>
+      <w:lvlText w:val=""/>
+      <w:lvlJc w:val="left"/>
+      <w:pPr>
+        <w:ind w:left="6480" w:hanging="360"/>
+      </w:pPr>
+      <w:rPr>
+        <w:rFonts w:ascii="Wingdings" w:hAnsi="Wingdings" w:hint="default"/>
+      </w:rPr>
+    </w:lvl>
+  </w:abstractNum>
+  <w:abstractNum w:abstractNumId="5" w15:restartNumberingAfterBreak="0">
     <w:nsid w:val="0D1D4C03"/>
     <w:multiLevelType w:val="hybridMultilevel"/>
     <w:tmpl w:val="58587E00"/>
@@ -38240,7 +38957,7 @@
       </w:rPr>
     </w:lvl>
   </w:abstractNum>
-  <w:abstractNum w:abstractNumId="5" w15:restartNumberingAfterBreak="0">
+  <w:abstractNum w:abstractNumId="6" w15:restartNumberingAfterBreak="0">
     <w:nsid w:val="0E87076C"/>
     <w:multiLevelType w:val="hybridMultilevel"/>
     <w:tmpl w:val="47B0AAD4"/>
@@ -38353,7 +39070,7 @@
       </w:rPr>
     </w:lvl>
   </w:abstractNum>
-  <w:abstractNum w:abstractNumId="6" w15:restartNumberingAfterBreak="0">
+  <w:abstractNum w:abstractNumId="7" w15:restartNumberingAfterBreak="0">
     <w:nsid w:val="0EA62907"/>
     <w:multiLevelType w:val="hybridMultilevel"/>
     <w:tmpl w:val="6A162B52"/>
@@ -38466,7 +39183,7 @@
       </w:rPr>
     </w:lvl>
   </w:abstractNum>
-  <w:abstractNum w:abstractNumId="7" w15:restartNumberingAfterBreak="0">
+  <w:abstractNum w:abstractNumId="8" w15:restartNumberingAfterBreak="0">
     <w:nsid w:val="0EB441F6"/>
     <w:multiLevelType w:val="hybridMultilevel"/>
     <w:tmpl w:val="8C62F772"/>
@@ -38578,7 +39295,7 @@
       </w:rPr>
     </w:lvl>
   </w:abstractNum>
-  <w:abstractNum w:abstractNumId="8" w15:restartNumberingAfterBreak="0">
+  <w:abstractNum w:abstractNumId="9" w15:restartNumberingAfterBreak="0">
     <w:nsid w:val="0EE1733B"/>
     <w:multiLevelType w:val="hybridMultilevel"/>
     <w:tmpl w:val="6D52699C"/>
@@ -38691,7 +39408,7 @@
       </w:rPr>
     </w:lvl>
   </w:abstractNum>
-  <w:abstractNum w:abstractNumId="9" w15:restartNumberingAfterBreak="0">
+  <w:abstractNum w:abstractNumId="10" w15:restartNumberingAfterBreak="0">
     <w:nsid w:val="11AE7960"/>
     <w:multiLevelType w:val="hybridMultilevel"/>
     <w:tmpl w:val="60C4B0C0"/>
@@ -38804,7 +39521,7 @@
       </w:rPr>
     </w:lvl>
   </w:abstractNum>
-  <w:abstractNum w:abstractNumId="10" w15:restartNumberingAfterBreak="0">
+  <w:abstractNum w:abstractNumId="11" w15:restartNumberingAfterBreak="0">
     <w:nsid w:val="11E40472"/>
     <w:multiLevelType w:val="hybridMultilevel"/>
     <w:tmpl w:val="916413BC"/>
@@ -38917,7 +39634,7 @@
       </w:rPr>
     </w:lvl>
   </w:abstractNum>
-  <w:abstractNum w:abstractNumId="11" w15:restartNumberingAfterBreak="0">
+  <w:abstractNum w:abstractNumId="12" w15:restartNumberingAfterBreak="0">
     <w:nsid w:val="121321D0"/>
     <w:multiLevelType w:val="hybridMultilevel"/>
     <w:tmpl w:val="B7FCB814"/>
@@ -39030,7 +39747,7 @@
       </w:rPr>
     </w:lvl>
   </w:abstractNum>
-  <w:abstractNum w:abstractNumId="12" w15:restartNumberingAfterBreak="0">
+  <w:abstractNum w:abstractNumId="13" w15:restartNumberingAfterBreak="0">
     <w:nsid w:val="12726027"/>
     <w:multiLevelType w:val="hybridMultilevel"/>
     <w:tmpl w:val="625AA5B4"/>
@@ -39143,7 +39860,7 @@
       </w:rPr>
     </w:lvl>
   </w:abstractNum>
-  <w:abstractNum w:abstractNumId="13" w15:restartNumberingAfterBreak="0">
+  <w:abstractNum w:abstractNumId="14" w15:restartNumberingAfterBreak="0">
     <w:nsid w:val="13961902"/>
     <w:multiLevelType w:val="hybridMultilevel"/>
     <w:tmpl w:val="DDB861A4"/>
@@ -39256,7 +39973,7 @@
       </w:rPr>
     </w:lvl>
   </w:abstractNum>
-  <w:abstractNum w:abstractNumId="14" w15:restartNumberingAfterBreak="0">
+  <w:abstractNum w:abstractNumId="15" w15:restartNumberingAfterBreak="0">
     <w:nsid w:val="16171997"/>
     <w:multiLevelType w:val="hybridMultilevel"/>
     <w:tmpl w:val="DBF60952"/>
@@ -39369,7 +40086,7 @@
       </w:rPr>
     </w:lvl>
   </w:abstractNum>
-  <w:abstractNum w:abstractNumId="15" w15:restartNumberingAfterBreak="0">
+  <w:abstractNum w:abstractNumId="16" w15:restartNumberingAfterBreak="0">
     <w:nsid w:val="171B0C79"/>
     <w:multiLevelType w:val="hybridMultilevel"/>
     <w:tmpl w:val="72628A0C"/>
@@ -39482,7 +40199,7 @@
       </w:rPr>
     </w:lvl>
   </w:abstractNum>
-  <w:abstractNum w:abstractNumId="16" w15:restartNumberingAfterBreak="0">
+  <w:abstractNum w:abstractNumId="17" w15:restartNumberingAfterBreak="0">
     <w:nsid w:val="17217C21"/>
     <w:multiLevelType w:val="hybridMultilevel"/>
     <w:tmpl w:val="B4EE87B6"/>
@@ -39568,7 +40285,120 @@
       </w:pPr>
     </w:lvl>
   </w:abstractNum>
-  <w:abstractNum w:abstractNumId="17" w15:restartNumberingAfterBreak="0">
+  <w:abstractNum w:abstractNumId="18" w15:restartNumberingAfterBreak="0">
+    <w:nsid w:val="19EC2FBD"/>
+    <w:multiLevelType w:val="hybridMultilevel"/>
+    <w:tmpl w:val="1966BED6"/>
+    <w:lvl w:ilvl="0" w:tplc="04090003">
+      <w:start w:val="1"/>
+      <w:numFmt w:val="bullet"/>
+      <w:lvlText w:val="o"/>
+      <w:lvlJc w:val="left"/>
+      <w:pPr>
+        <w:ind w:left="1440" w:hanging="360"/>
+      </w:pPr>
+      <w:rPr>
+        <w:rFonts w:ascii="Courier New" w:hAnsi="Courier New" w:cs="Courier New" w:hint="default"/>
+      </w:rPr>
+    </w:lvl>
+    <w:lvl w:ilvl="1" w:tplc="FFFFFFFF" w:tentative="1">
+      <w:start w:val="1"/>
+      <w:numFmt w:val="bullet"/>
+      <w:lvlText w:val="o"/>
+      <w:lvlJc w:val="left"/>
+      <w:pPr>
+        <w:ind w:left="2160" w:hanging="360"/>
+      </w:pPr>
+      <w:rPr>
+        <w:rFonts w:ascii="Courier New" w:hAnsi="Courier New" w:cs="Courier New" w:hint="default"/>
+      </w:rPr>
+    </w:lvl>
+    <w:lvl w:ilvl="2" w:tplc="FFFFFFFF" w:tentative="1">
+      <w:start w:val="1"/>
+      <w:numFmt w:val="bullet"/>
+      <w:lvlText w:val=""/>
+      <w:lvlJc w:val="left"/>
+      <w:pPr>
+        <w:ind w:left="2880" w:hanging="360"/>
+      </w:pPr>
+      <w:rPr>
+        <w:rFonts w:ascii="Wingdings" w:hAnsi="Wingdings" w:hint="default"/>
+      </w:rPr>
+    </w:lvl>
+    <w:lvl w:ilvl="3" w:tplc="FFFFFFFF" w:tentative="1">
+      <w:start w:val="1"/>
+      <w:numFmt w:val="bullet"/>
+      <w:lvlText w:val=""/>
+      <w:lvlJc w:val="left"/>
+      <w:pPr>
+        <w:ind w:left="3600" w:hanging="360"/>
+      </w:pPr>
+      <w:rPr>
+        <w:rFonts w:ascii="Symbol" w:hAnsi="Symbol" w:hint="default"/>
+      </w:rPr>
+    </w:lvl>
+    <w:lvl w:ilvl="4" w:tplc="FFFFFFFF" w:tentative="1">
+      <w:start w:val="1"/>
+      <w:numFmt w:val="bullet"/>
+      <w:lvlText w:val="o"/>
+      <w:lvlJc w:val="left"/>
+      <w:pPr>
+        <w:ind w:left="4320" w:hanging="360"/>
+      </w:pPr>
+      <w:rPr>
+        <w:rFonts w:ascii="Courier New" w:hAnsi="Courier New" w:cs="Courier New" w:hint="default"/>
+      </w:rPr>
+    </w:lvl>
+    <w:lvl w:ilvl="5" w:tplc="FFFFFFFF" w:tentative="1">
+      <w:start w:val="1"/>
+      <w:numFmt w:val="bullet"/>
+      <w:lvlText w:val=""/>
+      <w:lvlJc w:val="left"/>
+      <w:pPr>
+        <w:ind w:left="5040" w:hanging="360"/>
+      </w:pPr>
+      <w:rPr>
+        <w:rFonts w:ascii="Wingdings" w:hAnsi="Wingdings" w:hint="default"/>
+      </w:rPr>
+    </w:lvl>
+    <w:lvl w:ilvl="6" w:tplc="FFFFFFFF" w:tentative="1">
+      <w:start w:val="1"/>
+      <w:numFmt w:val="bullet"/>
+      <w:lvlText w:val=""/>
+      <w:lvlJc w:val="left"/>
+      <w:pPr>
+        <w:ind w:left="5760" w:hanging="360"/>
+      </w:pPr>
+      <w:rPr>
+        <w:rFonts w:ascii="Symbol" w:hAnsi="Symbol" w:hint="default"/>
+      </w:rPr>
+    </w:lvl>
+    <w:lvl w:ilvl="7" w:tplc="FFFFFFFF" w:tentative="1">
+      <w:start w:val="1"/>
+      <w:numFmt w:val="bullet"/>
+      <w:lvlText w:val="o"/>
+      <w:lvlJc w:val="left"/>
+      <w:pPr>
+        <w:ind w:left="6480" w:hanging="360"/>
+      </w:pPr>
+      <w:rPr>
+        <w:rFonts w:ascii="Courier New" w:hAnsi="Courier New" w:cs="Courier New" w:hint="default"/>
+      </w:rPr>
+    </w:lvl>
+    <w:lvl w:ilvl="8" w:tplc="FFFFFFFF" w:tentative="1">
+      <w:start w:val="1"/>
+      <w:numFmt w:val="bullet"/>
+      <w:lvlText w:val=""/>
+      <w:lvlJc w:val="left"/>
+      <w:pPr>
+        <w:ind w:left="7200" w:hanging="360"/>
+      </w:pPr>
+      <w:rPr>
+        <w:rFonts w:ascii="Wingdings" w:hAnsi="Wingdings" w:hint="default"/>
+      </w:rPr>
+    </w:lvl>
+  </w:abstractNum>
+  <w:abstractNum w:abstractNumId="19" w15:restartNumberingAfterBreak="0">
     <w:nsid w:val="1B2B667F"/>
     <w:multiLevelType w:val="hybridMultilevel"/>
     <w:tmpl w:val="564C1C9E"/>
@@ -39681,7 +40511,7 @@
       </w:rPr>
     </w:lvl>
   </w:abstractNum>
-  <w:abstractNum w:abstractNumId="18" w15:restartNumberingAfterBreak="0">
+  <w:abstractNum w:abstractNumId="20" w15:restartNumberingAfterBreak="0">
     <w:nsid w:val="1CD00C06"/>
     <w:multiLevelType w:val="hybridMultilevel"/>
     <w:tmpl w:val="1272E412"/>
@@ -39794,7 +40624,7 @@
       </w:rPr>
     </w:lvl>
   </w:abstractNum>
-  <w:abstractNum w:abstractNumId="19" w15:restartNumberingAfterBreak="0">
+  <w:abstractNum w:abstractNumId="21" w15:restartNumberingAfterBreak="0">
     <w:nsid w:val="1E126237"/>
     <w:multiLevelType w:val="hybridMultilevel"/>
     <w:tmpl w:val="23583404"/>
@@ -39907,7 +40737,7 @@
       </w:rPr>
     </w:lvl>
   </w:abstractNum>
-  <w:abstractNum w:abstractNumId="20" w15:restartNumberingAfterBreak="0">
+  <w:abstractNum w:abstractNumId="22" w15:restartNumberingAfterBreak="0">
     <w:nsid w:val="20F45BA7"/>
     <w:multiLevelType w:val="hybridMultilevel"/>
     <w:tmpl w:val="C15A1932"/>
@@ -39993,7 +40823,7 @@
       </w:pPr>
     </w:lvl>
   </w:abstractNum>
-  <w:abstractNum w:abstractNumId="21" w15:restartNumberingAfterBreak="0">
+  <w:abstractNum w:abstractNumId="23" w15:restartNumberingAfterBreak="0">
     <w:nsid w:val="21933502"/>
     <w:multiLevelType w:val="hybridMultilevel"/>
     <w:tmpl w:val="9A9E42FA"/>
@@ -40106,7 +40936,7 @@
       </w:rPr>
     </w:lvl>
   </w:abstractNum>
-  <w:abstractNum w:abstractNumId="22" w15:restartNumberingAfterBreak="0">
+  <w:abstractNum w:abstractNumId="24" w15:restartNumberingAfterBreak="0">
     <w:nsid w:val="22600409"/>
     <w:multiLevelType w:val="hybridMultilevel"/>
     <w:tmpl w:val="D97E413A"/>
@@ -40219,7 +41049,7 @@
       </w:rPr>
     </w:lvl>
   </w:abstractNum>
-  <w:abstractNum w:abstractNumId="23" w15:restartNumberingAfterBreak="0">
+  <w:abstractNum w:abstractNumId="25" w15:restartNumberingAfterBreak="0">
     <w:nsid w:val="22B527E2"/>
     <w:multiLevelType w:val="hybridMultilevel"/>
     <w:tmpl w:val="AA900188"/>
@@ -40332,7 +41162,7 @@
       </w:rPr>
     </w:lvl>
   </w:abstractNum>
-  <w:abstractNum w:abstractNumId="24" w15:restartNumberingAfterBreak="0">
+  <w:abstractNum w:abstractNumId="26" w15:restartNumberingAfterBreak="0">
     <w:nsid w:val="24517805"/>
     <w:multiLevelType w:val="hybridMultilevel"/>
     <w:tmpl w:val="F26A4F48"/>
@@ -40445,7 +41275,7 @@
       </w:rPr>
     </w:lvl>
   </w:abstractNum>
-  <w:abstractNum w:abstractNumId="25" w15:restartNumberingAfterBreak="0">
+  <w:abstractNum w:abstractNumId="27" w15:restartNumberingAfterBreak="0">
     <w:nsid w:val="24551CC8"/>
     <w:multiLevelType w:val="hybridMultilevel"/>
     <w:tmpl w:val="2DDEF534"/>
@@ -40558,7 +41388,7 @@
       </w:rPr>
     </w:lvl>
   </w:abstractNum>
-  <w:abstractNum w:abstractNumId="26" w15:restartNumberingAfterBreak="0">
+  <w:abstractNum w:abstractNumId="28" w15:restartNumberingAfterBreak="0">
     <w:nsid w:val="25630AFF"/>
     <w:multiLevelType w:val="hybridMultilevel"/>
     <w:tmpl w:val="265A9D1C"/>
@@ -40671,7 +41501,7 @@
       </w:rPr>
     </w:lvl>
   </w:abstractNum>
-  <w:abstractNum w:abstractNumId="27" w15:restartNumberingAfterBreak="0">
+  <w:abstractNum w:abstractNumId="29" w15:restartNumberingAfterBreak="0">
     <w:nsid w:val="27D6772B"/>
     <w:multiLevelType w:val="hybridMultilevel"/>
     <w:tmpl w:val="1D9EAD2A"/>
@@ -40784,7 +41614,7 @@
       </w:rPr>
     </w:lvl>
   </w:abstractNum>
-  <w:abstractNum w:abstractNumId="28" w15:restartNumberingAfterBreak="0">
+  <w:abstractNum w:abstractNumId="30" w15:restartNumberingAfterBreak="0">
     <w:nsid w:val="28D943B6"/>
     <w:multiLevelType w:val="hybridMultilevel"/>
     <w:tmpl w:val="AA7038DC"/>
@@ -40897,7 +41727,7 @@
       </w:rPr>
     </w:lvl>
   </w:abstractNum>
-  <w:abstractNum w:abstractNumId="29" w15:restartNumberingAfterBreak="0">
+  <w:abstractNum w:abstractNumId="31" w15:restartNumberingAfterBreak="0">
     <w:nsid w:val="294D205F"/>
     <w:multiLevelType w:val="hybridMultilevel"/>
     <w:tmpl w:val="F3A6B5E2"/>
@@ -41010,7 +41840,7 @@
       </w:rPr>
     </w:lvl>
   </w:abstractNum>
-  <w:abstractNum w:abstractNumId="30" w15:restartNumberingAfterBreak="0">
+  <w:abstractNum w:abstractNumId="32" w15:restartNumberingAfterBreak="0">
     <w:nsid w:val="2A732AE7"/>
     <w:multiLevelType w:val="hybridMultilevel"/>
     <w:tmpl w:val="10563344"/>
@@ -41123,7 +41953,7 @@
       </w:rPr>
     </w:lvl>
   </w:abstractNum>
-  <w:abstractNum w:abstractNumId="31" w15:restartNumberingAfterBreak="0">
+  <w:abstractNum w:abstractNumId="33" w15:restartNumberingAfterBreak="0">
     <w:nsid w:val="2AA401D6"/>
     <w:multiLevelType w:val="hybridMultilevel"/>
     <w:tmpl w:val="2E164BD6"/>
@@ -41236,7 +42066,7 @@
       </w:rPr>
     </w:lvl>
   </w:abstractNum>
-  <w:abstractNum w:abstractNumId="32" w15:restartNumberingAfterBreak="0">
+  <w:abstractNum w:abstractNumId="34" w15:restartNumberingAfterBreak="0">
     <w:nsid w:val="2CAA3C26"/>
     <w:multiLevelType w:val="hybridMultilevel"/>
     <w:tmpl w:val="93FE0272"/>
@@ -41348,7 +42178,7 @@
       </w:rPr>
     </w:lvl>
   </w:abstractNum>
-  <w:abstractNum w:abstractNumId="33" w15:restartNumberingAfterBreak="0">
+  <w:abstractNum w:abstractNumId="35" w15:restartNumberingAfterBreak="0">
     <w:nsid w:val="2F8A7688"/>
     <w:multiLevelType w:val="hybridMultilevel"/>
     <w:tmpl w:val="3C2CE564"/>
@@ -41461,7 +42291,7 @@
       </w:rPr>
     </w:lvl>
   </w:abstractNum>
-  <w:abstractNum w:abstractNumId="34" w15:restartNumberingAfterBreak="0">
+  <w:abstractNum w:abstractNumId="36" w15:restartNumberingAfterBreak="0">
     <w:nsid w:val="30C93D32"/>
     <w:multiLevelType w:val="hybridMultilevel"/>
     <w:tmpl w:val="6E0C4D6A"/>
@@ -41574,7 +42404,7 @@
       </w:rPr>
     </w:lvl>
   </w:abstractNum>
-  <w:abstractNum w:abstractNumId="35" w15:restartNumberingAfterBreak="0">
+  <w:abstractNum w:abstractNumId="37" w15:restartNumberingAfterBreak="0">
     <w:nsid w:val="315243BC"/>
     <w:multiLevelType w:val="hybridMultilevel"/>
     <w:tmpl w:val="A0403748"/>
@@ -41687,7 +42517,7 @@
       </w:rPr>
     </w:lvl>
   </w:abstractNum>
-  <w:abstractNum w:abstractNumId="36" w15:restartNumberingAfterBreak="0">
+  <w:abstractNum w:abstractNumId="38" w15:restartNumberingAfterBreak="0">
     <w:nsid w:val="318F7796"/>
     <w:multiLevelType w:val="hybridMultilevel"/>
     <w:tmpl w:val="25381E70"/>
@@ -41800,7 +42630,7 @@
       </w:rPr>
     </w:lvl>
   </w:abstractNum>
-  <w:abstractNum w:abstractNumId="37" w15:restartNumberingAfterBreak="0">
+  <w:abstractNum w:abstractNumId="39" w15:restartNumberingAfterBreak="0">
     <w:nsid w:val="328844CA"/>
     <w:multiLevelType w:val="hybridMultilevel"/>
     <w:tmpl w:val="3F586B3E"/>
@@ -41886,7 +42716,7 @@
       </w:pPr>
     </w:lvl>
   </w:abstractNum>
-  <w:abstractNum w:abstractNumId="38" w15:restartNumberingAfterBreak="0">
+  <w:abstractNum w:abstractNumId="40" w15:restartNumberingAfterBreak="0">
     <w:nsid w:val="34067D76"/>
     <w:multiLevelType w:val="hybridMultilevel"/>
     <w:tmpl w:val="D334325A"/>
@@ -41998,7 +42828,7 @@
       </w:rPr>
     </w:lvl>
   </w:abstractNum>
-  <w:abstractNum w:abstractNumId="39" w15:restartNumberingAfterBreak="0">
+  <w:abstractNum w:abstractNumId="41" w15:restartNumberingAfterBreak="0">
     <w:nsid w:val="34A00F95"/>
     <w:multiLevelType w:val="hybridMultilevel"/>
     <w:tmpl w:val="14EE6704"/>
@@ -42111,7 +42941,7 @@
       </w:rPr>
     </w:lvl>
   </w:abstractNum>
-  <w:abstractNum w:abstractNumId="40" w15:restartNumberingAfterBreak="0">
+  <w:abstractNum w:abstractNumId="42" w15:restartNumberingAfterBreak="0">
     <w:nsid w:val="39133DFE"/>
     <w:multiLevelType w:val="hybridMultilevel"/>
     <w:tmpl w:val="14DEF5CC"/>
@@ -42224,7 +43054,7 @@
       </w:rPr>
     </w:lvl>
   </w:abstractNum>
-  <w:abstractNum w:abstractNumId="41" w15:restartNumberingAfterBreak="0">
+  <w:abstractNum w:abstractNumId="43" w15:restartNumberingAfterBreak="0">
     <w:nsid w:val="3AF80C4A"/>
     <w:multiLevelType w:val="hybridMultilevel"/>
     <w:tmpl w:val="048A5EC2"/>
@@ -42337,7 +43167,7 @@
       </w:rPr>
     </w:lvl>
   </w:abstractNum>
-  <w:abstractNum w:abstractNumId="42" w15:restartNumberingAfterBreak="0">
+  <w:abstractNum w:abstractNumId="44" w15:restartNumberingAfterBreak="0">
     <w:nsid w:val="3DAF31D9"/>
     <w:multiLevelType w:val="hybridMultilevel"/>
     <w:tmpl w:val="2976DA98"/>
@@ -42449,7 +43279,7 @@
       </w:rPr>
     </w:lvl>
   </w:abstractNum>
-  <w:abstractNum w:abstractNumId="43" w15:restartNumberingAfterBreak="0">
+  <w:abstractNum w:abstractNumId="45" w15:restartNumberingAfterBreak="0">
     <w:nsid w:val="3E3C4053"/>
     <w:multiLevelType w:val="hybridMultilevel"/>
     <w:tmpl w:val="CA9A0E88"/>
@@ -42562,7 +43392,7 @@
       </w:rPr>
     </w:lvl>
   </w:abstractNum>
-  <w:abstractNum w:abstractNumId="44" w15:restartNumberingAfterBreak="0">
+  <w:abstractNum w:abstractNumId="46" w15:restartNumberingAfterBreak="0">
     <w:nsid w:val="3F3E7FD4"/>
     <w:multiLevelType w:val="hybridMultilevel"/>
     <w:tmpl w:val="7E82E6A6"/>
@@ -42675,7 +43505,7 @@
       </w:rPr>
     </w:lvl>
   </w:abstractNum>
-  <w:abstractNum w:abstractNumId="45" w15:restartNumberingAfterBreak="0">
+  <w:abstractNum w:abstractNumId="47" w15:restartNumberingAfterBreak="0">
     <w:nsid w:val="43183CE1"/>
     <w:multiLevelType w:val="hybridMultilevel"/>
     <w:tmpl w:val="AE8A5DA6"/>
@@ -42788,7 +43618,7 @@
       </w:rPr>
     </w:lvl>
   </w:abstractNum>
-  <w:abstractNum w:abstractNumId="46" w15:restartNumberingAfterBreak="0">
+  <w:abstractNum w:abstractNumId="48" w15:restartNumberingAfterBreak="0">
     <w:nsid w:val="444972AD"/>
     <w:multiLevelType w:val="hybridMultilevel"/>
     <w:tmpl w:val="E3B65A18"/>
@@ -42874,7 +43704,7 @@
       </w:pPr>
     </w:lvl>
   </w:abstractNum>
-  <w:abstractNum w:abstractNumId="47" w15:restartNumberingAfterBreak="0">
+  <w:abstractNum w:abstractNumId="49" w15:restartNumberingAfterBreak="0">
     <w:nsid w:val="44E11C8A"/>
     <w:multiLevelType w:val="hybridMultilevel"/>
     <w:tmpl w:val="0C627216"/>
@@ -42987,7 +43817,7 @@
       </w:rPr>
     </w:lvl>
   </w:abstractNum>
-  <w:abstractNum w:abstractNumId="48" w15:restartNumberingAfterBreak="0">
+  <w:abstractNum w:abstractNumId="50" w15:restartNumberingAfterBreak="0">
     <w:nsid w:val="4AFC6BA5"/>
     <w:multiLevelType w:val="hybridMultilevel"/>
     <w:tmpl w:val="DD3843E4"/>
@@ -43100,7 +43930,7 @@
       </w:rPr>
     </w:lvl>
   </w:abstractNum>
-  <w:abstractNum w:abstractNumId="49" w15:restartNumberingAfterBreak="0">
+  <w:abstractNum w:abstractNumId="51" w15:restartNumberingAfterBreak="0">
     <w:nsid w:val="55AA1F03"/>
     <w:multiLevelType w:val="hybridMultilevel"/>
     <w:tmpl w:val="D250D236"/>
@@ -43213,7 +44043,7 @@
       </w:rPr>
     </w:lvl>
   </w:abstractNum>
-  <w:abstractNum w:abstractNumId="50" w15:restartNumberingAfterBreak="0">
+  <w:abstractNum w:abstractNumId="52" w15:restartNumberingAfterBreak="0">
     <w:nsid w:val="57F17E60"/>
     <w:multiLevelType w:val="hybridMultilevel"/>
     <w:tmpl w:val="E1B69E4C"/>
@@ -43326,7 +44156,7 @@
       </w:rPr>
     </w:lvl>
   </w:abstractNum>
-  <w:abstractNum w:abstractNumId="51" w15:restartNumberingAfterBreak="0">
+  <w:abstractNum w:abstractNumId="53" w15:restartNumberingAfterBreak="0">
     <w:nsid w:val="57FD3E6B"/>
     <w:multiLevelType w:val="hybridMultilevel"/>
     <w:tmpl w:val="AA784672"/>
@@ -43439,7 +44269,7 @@
       </w:rPr>
     </w:lvl>
   </w:abstractNum>
-  <w:abstractNum w:abstractNumId="52" w15:restartNumberingAfterBreak="0">
+  <w:abstractNum w:abstractNumId="54" w15:restartNumberingAfterBreak="0">
     <w:nsid w:val="57FF1262"/>
     <w:multiLevelType w:val="hybridMultilevel"/>
     <w:tmpl w:val="C80CFC44"/>
@@ -43552,7 +44382,233 @@
       </w:rPr>
     </w:lvl>
   </w:abstractNum>
-  <w:abstractNum w:abstractNumId="53" w15:restartNumberingAfterBreak="0">
+  <w:abstractNum w:abstractNumId="55" w15:restartNumberingAfterBreak="0">
+    <w:nsid w:val="58520057"/>
+    <w:multiLevelType w:val="hybridMultilevel"/>
+    <w:tmpl w:val="EAFA21AE"/>
+    <w:lvl w:ilvl="0" w:tplc="04090003">
+      <w:start w:val="1"/>
+      <w:numFmt w:val="bullet"/>
+      <w:lvlText w:val="o"/>
+      <w:lvlJc w:val="left"/>
+      <w:pPr>
+        <w:ind w:left="1080" w:hanging="360"/>
+      </w:pPr>
+      <w:rPr>
+        <w:rFonts w:ascii="Courier New" w:hAnsi="Courier New" w:cs="Courier New" w:hint="default"/>
+      </w:rPr>
+    </w:lvl>
+    <w:lvl w:ilvl="1" w:tplc="FFFFFFFF" w:tentative="1">
+      <w:start w:val="1"/>
+      <w:numFmt w:val="bullet"/>
+      <w:lvlText w:val="o"/>
+      <w:lvlJc w:val="left"/>
+      <w:pPr>
+        <w:ind w:left="1800" w:hanging="360"/>
+      </w:pPr>
+      <w:rPr>
+        <w:rFonts w:ascii="Courier New" w:hAnsi="Courier New" w:cs="Courier New" w:hint="default"/>
+      </w:rPr>
+    </w:lvl>
+    <w:lvl w:ilvl="2" w:tplc="FFFFFFFF" w:tentative="1">
+      <w:start w:val="1"/>
+      <w:numFmt w:val="bullet"/>
+      <w:lvlText w:val=""/>
+      <w:lvlJc w:val="left"/>
+      <w:pPr>
+        <w:ind w:left="2520" w:hanging="360"/>
+      </w:pPr>
+      <w:rPr>
+        <w:rFonts w:ascii="Wingdings" w:hAnsi="Wingdings" w:hint="default"/>
+      </w:rPr>
+    </w:lvl>
+    <w:lvl w:ilvl="3" w:tplc="FFFFFFFF" w:tentative="1">
+      <w:start w:val="1"/>
+      <w:numFmt w:val="bullet"/>
+      <w:lvlText w:val=""/>
+      <w:lvlJc w:val="left"/>
+      <w:pPr>
+        <w:ind w:left="3240" w:hanging="360"/>
+      </w:pPr>
+      <w:rPr>
+        <w:rFonts w:ascii="Symbol" w:hAnsi="Symbol" w:hint="default"/>
+      </w:rPr>
+    </w:lvl>
+    <w:lvl w:ilvl="4" w:tplc="FFFFFFFF" w:tentative="1">
+      <w:start w:val="1"/>
+      <w:numFmt w:val="bullet"/>
+      <w:lvlText w:val="o"/>
+      <w:lvlJc w:val="left"/>
+      <w:pPr>
+        <w:ind w:left="3960" w:hanging="360"/>
+      </w:pPr>
+      <w:rPr>
+        <w:rFonts w:ascii="Courier New" w:hAnsi="Courier New" w:cs="Courier New" w:hint="default"/>
+      </w:rPr>
+    </w:lvl>
+    <w:lvl w:ilvl="5" w:tplc="FFFFFFFF" w:tentative="1">
+      <w:start w:val="1"/>
+      <w:numFmt w:val="bullet"/>
+      <w:lvlText w:val=""/>
+      <w:lvlJc w:val="left"/>
+      <w:pPr>
+        <w:ind w:left="4680" w:hanging="360"/>
+      </w:pPr>
+      <w:rPr>
+        <w:rFonts w:ascii="Wingdings" w:hAnsi="Wingdings" w:hint="default"/>
+      </w:rPr>
+    </w:lvl>
+    <w:lvl w:ilvl="6" w:tplc="FFFFFFFF" w:tentative="1">
+      <w:start w:val="1"/>
+      <w:numFmt w:val="bullet"/>
+      <w:lvlText w:val=""/>
+      <w:lvlJc w:val="left"/>
+      <w:pPr>
+        <w:ind w:left="5400" w:hanging="360"/>
+      </w:pPr>
+      <w:rPr>
+        <w:rFonts w:ascii="Symbol" w:hAnsi="Symbol" w:hint="default"/>
+      </w:rPr>
+    </w:lvl>
+    <w:lvl w:ilvl="7" w:tplc="FFFFFFFF" w:tentative="1">
+      <w:start w:val="1"/>
+      <w:numFmt w:val="bullet"/>
+      <w:lvlText w:val="o"/>
+      <w:lvlJc w:val="left"/>
+      <w:pPr>
+        <w:ind w:left="6120" w:hanging="360"/>
+      </w:pPr>
+      <w:rPr>
+        <w:rFonts w:ascii="Courier New" w:hAnsi="Courier New" w:cs="Courier New" w:hint="default"/>
+      </w:rPr>
+    </w:lvl>
+    <w:lvl w:ilvl="8" w:tplc="FFFFFFFF" w:tentative="1">
+      <w:start w:val="1"/>
+      <w:numFmt w:val="bullet"/>
+      <w:lvlText w:val=""/>
+      <w:lvlJc w:val="left"/>
+      <w:pPr>
+        <w:ind w:left="6840" w:hanging="360"/>
+      </w:pPr>
+      <w:rPr>
+        <w:rFonts w:ascii="Wingdings" w:hAnsi="Wingdings" w:hint="default"/>
+      </w:rPr>
+    </w:lvl>
+  </w:abstractNum>
+  <w:abstractNum w:abstractNumId="56" w15:restartNumberingAfterBreak="0">
+    <w:nsid w:val="5AD97D97"/>
+    <w:multiLevelType w:val="hybridMultilevel"/>
+    <w:tmpl w:val="B9429F3E"/>
+    <w:lvl w:ilvl="0" w:tplc="04090003">
+      <w:start w:val="1"/>
+      <w:numFmt w:val="bullet"/>
+      <w:lvlText w:val="o"/>
+      <w:lvlJc w:val="left"/>
+      <w:pPr>
+        <w:ind w:left="1440" w:hanging="360"/>
+      </w:pPr>
+      <w:rPr>
+        <w:rFonts w:ascii="Courier New" w:hAnsi="Courier New" w:cs="Courier New" w:hint="default"/>
+      </w:rPr>
+    </w:lvl>
+    <w:lvl w:ilvl="1" w:tplc="FFFFFFFF" w:tentative="1">
+      <w:start w:val="1"/>
+      <w:numFmt w:val="bullet"/>
+      <w:lvlText w:val="o"/>
+      <w:lvlJc w:val="left"/>
+      <w:pPr>
+        <w:ind w:left="2160" w:hanging="360"/>
+      </w:pPr>
+      <w:rPr>
+        <w:rFonts w:ascii="Courier New" w:hAnsi="Courier New" w:cs="Courier New" w:hint="default"/>
+      </w:rPr>
+    </w:lvl>
+    <w:lvl w:ilvl="2" w:tplc="FFFFFFFF" w:tentative="1">
+      <w:start w:val="1"/>
+      <w:numFmt w:val="bullet"/>
+      <w:lvlText w:val=""/>
+      <w:lvlJc w:val="left"/>
+      <w:pPr>
+        <w:ind w:left="2880" w:hanging="360"/>
+      </w:pPr>
+      <w:rPr>
+        <w:rFonts w:ascii="Wingdings" w:hAnsi="Wingdings" w:hint="default"/>
+      </w:rPr>
+    </w:lvl>
+    <w:lvl w:ilvl="3" w:tplc="FFFFFFFF" w:tentative="1">
+      <w:start w:val="1"/>
+      <w:numFmt w:val="bullet"/>
+      <w:lvlText w:val=""/>
+      <w:lvlJc w:val="left"/>
+      <w:pPr>
+        <w:ind w:left="3600" w:hanging="360"/>
+      </w:pPr>
+      <w:rPr>
+        <w:rFonts w:ascii="Symbol" w:hAnsi="Symbol" w:hint="default"/>
+      </w:rPr>
+    </w:lvl>
+    <w:lvl w:ilvl="4" w:tplc="FFFFFFFF" w:tentative="1">
+      <w:start w:val="1"/>
+      <w:numFmt w:val="bullet"/>
+      <w:lvlText w:val="o"/>
+      <w:lvlJc w:val="left"/>
+      <w:pPr>
+        <w:ind w:left="4320" w:hanging="360"/>
+      </w:pPr>
+      <w:rPr>
+        <w:rFonts w:ascii="Courier New" w:hAnsi="Courier New" w:cs="Courier New" w:hint="default"/>
+      </w:rPr>
+    </w:lvl>
+    <w:lvl w:ilvl="5" w:tplc="FFFFFFFF" w:tentative="1">
+      <w:start w:val="1"/>
+      <w:numFmt w:val="bullet"/>
+      <w:lvlText w:val=""/>
+      <w:lvlJc w:val="left"/>
+      <w:pPr>
+        <w:ind w:left="5040" w:hanging="360"/>
+      </w:pPr>
+      <w:rPr>
+        <w:rFonts w:ascii="Wingdings" w:hAnsi="Wingdings" w:hint="default"/>
+      </w:rPr>
+    </w:lvl>
+    <w:lvl w:ilvl="6" w:tplc="FFFFFFFF" w:tentative="1">
+      <w:start w:val="1"/>
+      <w:numFmt w:val="bullet"/>
+      <w:lvlText w:val=""/>
+      <w:lvlJc w:val="left"/>
+      <w:pPr>
+        <w:ind w:left="5760" w:hanging="360"/>
+      </w:pPr>
+      <w:rPr>
+        <w:rFonts w:ascii="Symbol" w:hAnsi="Symbol" w:hint="default"/>
+      </w:rPr>
+    </w:lvl>
+    <w:lvl w:ilvl="7" w:tplc="FFFFFFFF" w:tentative="1">
+      <w:start w:val="1"/>
+      <w:numFmt w:val="bullet"/>
+      <w:lvlText w:val="o"/>
+      <w:lvlJc w:val="left"/>
+      <w:pPr>
+        <w:ind w:left="6480" w:hanging="360"/>
+      </w:pPr>
+      <w:rPr>
+        <w:rFonts w:ascii="Courier New" w:hAnsi="Courier New" w:cs="Courier New" w:hint="default"/>
+      </w:rPr>
+    </w:lvl>
+    <w:lvl w:ilvl="8" w:tplc="FFFFFFFF" w:tentative="1">
+      <w:start w:val="1"/>
+      <w:numFmt w:val="bullet"/>
+      <w:lvlText w:val=""/>
+      <w:lvlJc w:val="left"/>
+      <w:pPr>
+        <w:ind w:left="7200" w:hanging="360"/>
+      </w:pPr>
+      <w:rPr>
+        <w:rFonts w:ascii="Wingdings" w:hAnsi="Wingdings" w:hint="default"/>
+      </w:rPr>
+    </w:lvl>
+  </w:abstractNum>
+  <w:abstractNum w:abstractNumId="57" w15:restartNumberingAfterBreak="0">
     <w:nsid w:val="5B337FA7"/>
     <w:multiLevelType w:val="hybridMultilevel"/>
     <w:tmpl w:val="274C1378"/>
@@ -43665,7 +44721,7 @@
       </w:rPr>
     </w:lvl>
   </w:abstractNum>
-  <w:abstractNum w:abstractNumId="54" w15:restartNumberingAfterBreak="0">
+  <w:abstractNum w:abstractNumId="58" w15:restartNumberingAfterBreak="0">
     <w:nsid w:val="5BB57DE5"/>
     <w:multiLevelType w:val="hybridMultilevel"/>
     <w:tmpl w:val="7368C3AA"/>
@@ -43778,7 +44834,7 @@
       </w:rPr>
     </w:lvl>
   </w:abstractNum>
-  <w:abstractNum w:abstractNumId="55" w15:restartNumberingAfterBreak="0">
+  <w:abstractNum w:abstractNumId="59" w15:restartNumberingAfterBreak="0">
     <w:nsid w:val="5C323296"/>
     <w:multiLevelType w:val="hybridMultilevel"/>
     <w:tmpl w:val="D958A63A"/>
@@ -43864,7 +44920,7 @@
       </w:pPr>
     </w:lvl>
   </w:abstractNum>
-  <w:abstractNum w:abstractNumId="56" w15:restartNumberingAfterBreak="0">
+  <w:abstractNum w:abstractNumId="60" w15:restartNumberingAfterBreak="0">
     <w:nsid w:val="5E8305D0"/>
     <w:multiLevelType w:val="hybridMultilevel"/>
     <w:tmpl w:val="508459C0"/>
@@ -43977,7 +45033,7 @@
       </w:rPr>
     </w:lvl>
   </w:abstractNum>
-  <w:abstractNum w:abstractNumId="57" w15:restartNumberingAfterBreak="0">
+  <w:abstractNum w:abstractNumId="61" w15:restartNumberingAfterBreak="0">
     <w:nsid w:val="5F964D8A"/>
     <w:multiLevelType w:val="hybridMultilevel"/>
     <w:tmpl w:val="EBB62B2C"/>
@@ -44090,7 +45146,7 @@
       </w:rPr>
     </w:lvl>
   </w:abstractNum>
-  <w:abstractNum w:abstractNumId="58" w15:restartNumberingAfterBreak="0">
+  <w:abstractNum w:abstractNumId="62" w15:restartNumberingAfterBreak="0">
     <w:nsid w:val="608237FD"/>
     <w:multiLevelType w:val="hybridMultilevel"/>
     <w:tmpl w:val="1B40E5BA"/>
@@ -44176,7 +45232,7 @@
       </w:pPr>
     </w:lvl>
   </w:abstractNum>
-  <w:abstractNum w:abstractNumId="59" w15:restartNumberingAfterBreak="0">
+  <w:abstractNum w:abstractNumId="63" w15:restartNumberingAfterBreak="0">
     <w:nsid w:val="614E32F4"/>
     <w:multiLevelType w:val="hybridMultilevel"/>
     <w:tmpl w:val="97BE0072"/>
@@ -44289,7 +45345,7 @@
       </w:rPr>
     </w:lvl>
   </w:abstractNum>
-  <w:abstractNum w:abstractNumId="60" w15:restartNumberingAfterBreak="0">
+  <w:abstractNum w:abstractNumId="64" w15:restartNumberingAfterBreak="0">
     <w:nsid w:val="61787DBC"/>
     <w:multiLevelType w:val="hybridMultilevel"/>
     <w:tmpl w:val="EE9C8548"/>
@@ -44402,7 +45458,7 @@
       </w:rPr>
     </w:lvl>
   </w:abstractNum>
-  <w:abstractNum w:abstractNumId="61" w15:restartNumberingAfterBreak="0">
+  <w:abstractNum w:abstractNumId="65" w15:restartNumberingAfterBreak="0">
     <w:nsid w:val="670A289A"/>
     <w:multiLevelType w:val="hybridMultilevel"/>
     <w:tmpl w:val="8EAA8596"/>
@@ -44514,7 +45570,7 @@
       </w:rPr>
     </w:lvl>
   </w:abstractNum>
-  <w:abstractNum w:abstractNumId="62" w15:restartNumberingAfterBreak="0">
+  <w:abstractNum w:abstractNumId="66" w15:restartNumberingAfterBreak="0">
     <w:nsid w:val="673A6DD4"/>
     <w:multiLevelType w:val="hybridMultilevel"/>
     <w:tmpl w:val="AD60EDF6"/>
@@ -44626,7 +45682,7 @@
       </w:rPr>
     </w:lvl>
   </w:abstractNum>
-  <w:abstractNum w:abstractNumId="63" w15:restartNumberingAfterBreak="0">
+  <w:abstractNum w:abstractNumId="67" w15:restartNumberingAfterBreak="0">
     <w:nsid w:val="673E77F2"/>
     <w:multiLevelType w:val="hybridMultilevel"/>
     <w:tmpl w:val="AF90BF36"/>
@@ -44739,7 +45795,7 @@
       </w:rPr>
     </w:lvl>
   </w:abstractNum>
-  <w:abstractNum w:abstractNumId="64" w15:restartNumberingAfterBreak="0">
+  <w:abstractNum w:abstractNumId="68" w15:restartNumberingAfterBreak="0">
     <w:nsid w:val="68EC7611"/>
     <w:multiLevelType w:val="hybridMultilevel"/>
     <w:tmpl w:val="57A23898"/>
@@ -44852,7 +45908,7 @@
       </w:rPr>
     </w:lvl>
   </w:abstractNum>
-  <w:abstractNum w:abstractNumId="65" w15:restartNumberingAfterBreak="0">
+  <w:abstractNum w:abstractNumId="69" w15:restartNumberingAfterBreak="0">
     <w:nsid w:val="6A7C5456"/>
     <w:multiLevelType w:val="hybridMultilevel"/>
     <w:tmpl w:val="CF1A9DBE"/>
@@ -44965,7 +46021,7 @@
       </w:rPr>
     </w:lvl>
   </w:abstractNum>
-  <w:abstractNum w:abstractNumId="66" w15:restartNumberingAfterBreak="0">
+  <w:abstractNum w:abstractNumId="70" w15:restartNumberingAfterBreak="0">
     <w:nsid w:val="6E6273CA"/>
     <w:multiLevelType w:val="hybridMultilevel"/>
     <w:tmpl w:val="8940D6DC"/>
@@ -45078,7 +46134,7 @@
       </w:rPr>
     </w:lvl>
   </w:abstractNum>
-  <w:abstractNum w:abstractNumId="67" w15:restartNumberingAfterBreak="0">
+  <w:abstractNum w:abstractNumId="71" w15:restartNumberingAfterBreak="0">
     <w:nsid w:val="6E811CCA"/>
     <w:multiLevelType w:val="hybridMultilevel"/>
     <w:tmpl w:val="7592D3C0"/>
@@ -45191,7 +46247,7 @@
       </w:rPr>
     </w:lvl>
   </w:abstractNum>
-  <w:abstractNum w:abstractNumId="68" w15:restartNumberingAfterBreak="0">
+  <w:abstractNum w:abstractNumId="72" w15:restartNumberingAfterBreak="0">
     <w:nsid w:val="6EB731AA"/>
     <w:multiLevelType w:val="hybridMultilevel"/>
     <w:tmpl w:val="2A7AE050"/>
@@ -45304,7 +46360,7 @@
       </w:rPr>
     </w:lvl>
   </w:abstractNum>
-  <w:abstractNum w:abstractNumId="69" w15:restartNumberingAfterBreak="0">
+  <w:abstractNum w:abstractNumId="73" w15:restartNumberingAfterBreak="0">
     <w:nsid w:val="6EEB05F0"/>
     <w:multiLevelType w:val="hybridMultilevel"/>
     <w:tmpl w:val="D6C25E98"/>
@@ -45417,7 +46473,7 @@
       </w:rPr>
     </w:lvl>
   </w:abstractNum>
-  <w:abstractNum w:abstractNumId="70" w15:restartNumberingAfterBreak="0">
+  <w:abstractNum w:abstractNumId="74" w15:restartNumberingAfterBreak="0">
     <w:nsid w:val="6FCB0D71"/>
     <w:multiLevelType w:val="hybridMultilevel"/>
     <w:tmpl w:val="BBD6B9B0"/>
@@ -45503,7 +46559,7 @@
       </w:pPr>
     </w:lvl>
   </w:abstractNum>
-  <w:abstractNum w:abstractNumId="71" w15:restartNumberingAfterBreak="0">
+  <w:abstractNum w:abstractNumId="75" w15:restartNumberingAfterBreak="0">
     <w:nsid w:val="70210479"/>
     <w:multiLevelType w:val="hybridMultilevel"/>
     <w:tmpl w:val="D22CA248"/>
@@ -45616,7 +46672,7 @@
       </w:rPr>
     </w:lvl>
   </w:abstractNum>
-  <w:abstractNum w:abstractNumId="72" w15:restartNumberingAfterBreak="0">
+  <w:abstractNum w:abstractNumId="76" w15:restartNumberingAfterBreak="0">
     <w:nsid w:val="73850CCB"/>
     <w:multiLevelType w:val="hybridMultilevel"/>
     <w:tmpl w:val="7780F692"/>
@@ -45729,7 +46785,7 @@
       </w:rPr>
     </w:lvl>
   </w:abstractNum>
-  <w:abstractNum w:abstractNumId="73" w15:restartNumberingAfterBreak="0">
+  <w:abstractNum w:abstractNumId="77" w15:restartNumberingAfterBreak="0">
     <w:nsid w:val="738D3B2A"/>
     <w:multiLevelType w:val="hybridMultilevel"/>
     <w:tmpl w:val="15140A52"/>
@@ -45842,7 +46898,7 @@
       </w:rPr>
     </w:lvl>
   </w:abstractNum>
-  <w:abstractNum w:abstractNumId="74" w15:restartNumberingAfterBreak="0">
+  <w:abstractNum w:abstractNumId="78" w15:restartNumberingAfterBreak="0">
     <w:nsid w:val="77CA55A4"/>
     <w:multiLevelType w:val="hybridMultilevel"/>
     <w:tmpl w:val="787EF6C6"/>
@@ -45955,7 +47011,7 @@
       </w:rPr>
     </w:lvl>
   </w:abstractNum>
-  <w:abstractNum w:abstractNumId="75" w15:restartNumberingAfterBreak="0">
+  <w:abstractNum w:abstractNumId="79" w15:restartNumberingAfterBreak="0">
     <w:nsid w:val="795C139B"/>
     <w:multiLevelType w:val="hybridMultilevel"/>
     <w:tmpl w:val="BCE63856"/>
@@ -46041,7 +47097,7 @@
       </w:pPr>
     </w:lvl>
   </w:abstractNum>
-  <w:abstractNum w:abstractNumId="76" w15:restartNumberingAfterBreak="0">
+  <w:abstractNum w:abstractNumId="80" w15:restartNumberingAfterBreak="0">
     <w:nsid w:val="7E6C4EA5"/>
     <w:multiLevelType w:val="hybridMultilevel"/>
     <w:tmpl w:val="86C0D800"/>
@@ -46154,235 +47210,247 @@
     </w:lvl>
   </w:abstractNum>
   <w:num w:numId="1" w16cid:durableId="1635065147">
-    <w:abstractNumId w:val="42"/>
+    <w:abstractNumId w:val="44"/>
   </w:num>
   <w:num w:numId="2" w16cid:durableId="1414159583">
-    <w:abstractNumId w:val="32"/>
+    <w:abstractNumId w:val="34"/>
   </w:num>
   <w:num w:numId="3" w16cid:durableId="435637166">
     <w:abstractNumId w:val="3"/>
   </w:num>
   <w:num w:numId="4" w16cid:durableId="2016955889">
-    <w:abstractNumId w:val="61"/>
+    <w:abstractNumId w:val="65"/>
   </w:num>
   <w:num w:numId="5" w16cid:durableId="665278943">
-    <w:abstractNumId w:val="7"/>
+    <w:abstractNumId w:val="8"/>
   </w:num>
   <w:num w:numId="6" w16cid:durableId="612634043">
-    <w:abstractNumId w:val="62"/>
+    <w:abstractNumId w:val="66"/>
   </w:num>
   <w:num w:numId="7" w16cid:durableId="1684555838">
+    <w:abstractNumId w:val="40"/>
+  </w:num>
+  <w:num w:numId="8" w16cid:durableId="2014261147">
+    <w:abstractNumId w:val="80"/>
+  </w:num>
+  <w:num w:numId="9" w16cid:durableId="1267956913">
+    <w:abstractNumId w:val="53"/>
+  </w:num>
+  <w:num w:numId="10" w16cid:durableId="127750394">
+    <w:abstractNumId w:val="54"/>
+  </w:num>
+  <w:num w:numId="11" w16cid:durableId="647247590">
+    <w:abstractNumId w:val="47"/>
+  </w:num>
+  <w:num w:numId="12" w16cid:durableId="1592855828">
+    <w:abstractNumId w:val="73"/>
+  </w:num>
+  <w:num w:numId="13" w16cid:durableId="814681073">
+    <w:abstractNumId w:val="39"/>
+  </w:num>
+  <w:num w:numId="14" w16cid:durableId="985356382">
+    <w:abstractNumId w:val="69"/>
+  </w:num>
+  <w:num w:numId="15" w16cid:durableId="1439985534">
+    <w:abstractNumId w:val="6"/>
+  </w:num>
+  <w:num w:numId="16" w16cid:durableId="243144593">
+    <w:abstractNumId w:val="52"/>
+  </w:num>
+  <w:num w:numId="17" w16cid:durableId="302004669">
+    <w:abstractNumId w:val="51"/>
+  </w:num>
+  <w:num w:numId="18" w16cid:durableId="2102752133">
+    <w:abstractNumId w:val="20"/>
+  </w:num>
+  <w:num w:numId="19" w16cid:durableId="1547982813">
+    <w:abstractNumId w:val="79"/>
+  </w:num>
+  <w:num w:numId="20" w16cid:durableId="386296522">
+    <w:abstractNumId w:val="12"/>
+  </w:num>
+  <w:num w:numId="21" w16cid:durableId="708144125">
+    <w:abstractNumId w:val="11"/>
+  </w:num>
+  <w:num w:numId="22" w16cid:durableId="1191069953">
+    <w:abstractNumId w:val="78"/>
+  </w:num>
+  <w:num w:numId="23" w16cid:durableId="550699742">
     <w:abstractNumId w:val="38"/>
   </w:num>
-  <w:num w:numId="8" w16cid:durableId="2014261147">
-    <w:abstractNumId w:val="76"/>
-  </w:num>
-  <w:num w:numId="9" w16cid:durableId="1267956913">
-    <w:abstractNumId w:val="51"/>
-  </w:num>
-  <w:num w:numId="10" w16cid:durableId="127750394">
-    <w:abstractNumId w:val="52"/>
-  </w:num>
-  <w:num w:numId="11" w16cid:durableId="647247590">
-    <w:abstractNumId w:val="45"/>
-  </w:num>
-  <w:num w:numId="12" w16cid:durableId="1592855828">
-    <w:abstractNumId w:val="69"/>
-  </w:num>
-  <w:num w:numId="13" w16cid:durableId="814681073">
-    <w:abstractNumId w:val="37"/>
-  </w:num>
-  <w:num w:numId="14" w16cid:durableId="985356382">
-    <w:abstractNumId w:val="65"/>
-  </w:num>
-  <w:num w:numId="15" w16cid:durableId="1439985534">
-    <w:abstractNumId w:val="5"/>
-  </w:num>
-  <w:num w:numId="16" w16cid:durableId="243144593">
-    <w:abstractNumId w:val="50"/>
-  </w:num>
-  <w:num w:numId="17" w16cid:durableId="302004669">
-    <w:abstractNumId w:val="49"/>
-  </w:num>
-  <w:num w:numId="18" w16cid:durableId="2102752133">
-    <w:abstractNumId w:val="18"/>
-  </w:num>
-  <w:num w:numId="19" w16cid:durableId="1547982813">
-    <w:abstractNumId w:val="75"/>
-  </w:num>
-  <w:num w:numId="20" w16cid:durableId="386296522">
-    <w:abstractNumId w:val="11"/>
-  </w:num>
-  <w:num w:numId="21" w16cid:durableId="708144125">
-    <w:abstractNumId w:val="10"/>
-  </w:num>
-  <w:num w:numId="22" w16cid:durableId="1191069953">
-    <w:abstractNumId w:val="74"/>
-  </w:num>
-  <w:num w:numId="23" w16cid:durableId="550699742">
-    <w:abstractNumId w:val="36"/>
-  </w:num>
   <w:num w:numId="24" w16cid:durableId="544289915">
-    <w:abstractNumId w:val="22"/>
+    <w:abstractNumId w:val="24"/>
   </w:num>
   <w:num w:numId="25" w16cid:durableId="2105761222">
-    <w:abstractNumId w:val="46"/>
+    <w:abstractNumId w:val="48"/>
   </w:num>
   <w:num w:numId="26" w16cid:durableId="993797807">
-    <w:abstractNumId w:val="41"/>
+    <w:abstractNumId w:val="43"/>
   </w:num>
   <w:num w:numId="27" w16cid:durableId="1801148759">
-    <w:abstractNumId w:val="53"/>
+    <w:abstractNumId w:val="57"/>
   </w:num>
   <w:num w:numId="28" w16cid:durableId="477461107">
-    <w:abstractNumId w:val="60"/>
+    <w:abstractNumId w:val="64"/>
   </w:num>
   <w:num w:numId="29" w16cid:durableId="1272131790">
     <w:abstractNumId w:val="0"/>
   </w:num>
   <w:num w:numId="30" w16cid:durableId="1712146447">
-    <w:abstractNumId w:val="40"/>
+    <w:abstractNumId w:val="42"/>
   </w:num>
   <w:num w:numId="31" w16cid:durableId="1922568847">
+    <w:abstractNumId w:val="27"/>
+  </w:num>
+  <w:num w:numId="32" w16cid:durableId="1839153401">
+    <w:abstractNumId w:val="63"/>
+  </w:num>
+  <w:num w:numId="33" w16cid:durableId="876041062">
+    <w:abstractNumId w:val="30"/>
+  </w:num>
+  <w:num w:numId="34" w16cid:durableId="1017079294">
     <w:abstractNumId w:val="25"/>
   </w:num>
-  <w:num w:numId="32" w16cid:durableId="1839153401">
+  <w:num w:numId="35" w16cid:durableId="1762991328">
+    <w:abstractNumId w:val="71"/>
+  </w:num>
+  <w:num w:numId="36" w16cid:durableId="1546256733">
+    <w:abstractNumId w:val="74"/>
+  </w:num>
+  <w:num w:numId="37" w16cid:durableId="2030402463">
     <w:abstractNumId w:val="59"/>
   </w:num>
-  <w:num w:numId="33" w16cid:durableId="876041062">
+  <w:num w:numId="38" w16cid:durableId="778567840">
+    <w:abstractNumId w:val="21"/>
+  </w:num>
+  <w:num w:numId="39" w16cid:durableId="1656685311">
     <w:abstractNumId w:val="28"/>
   </w:num>
-  <w:num w:numId="34" w16cid:durableId="1017079294">
-    <w:abstractNumId w:val="23"/>
-  </w:num>
-  <w:num w:numId="35" w16cid:durableId="1762991328">
-    <w:abstractNumId w:val="67"/>
-  </w:num>
-  <w:num w:numId="36" w16cid:durableId="1546256733">
+  <w:num w:numId="40" w16cid:durableId="1993479625">
     <w:abstractNumId w:val="70"/>
   </w:num>
-  <w:num w:numId="37" w16cid:durableId="2030402463">
-    <w:abstractNumId w:val="55"/>
-  </w:num>
-  <w:num w:numId="38" w16cid:durableId="778567840">
-    <w:abstractNumId w:val="19"/>
-  </w:num>
-  <w:num w:numId="39" w16cid:durableId="1656685311">
+  <w:num w:numId="41" w16cid:durableId="670449054">
     <w:abstractNumId w:val="26"/>
-  </w:num>
-  <w:num w:numId="40" w16cid:durableId="1993479625">
-    <w:abstractNumId w:val="66"/>
-  </w:num>
-  <w:num w:numId="41" w16cid:durableId="670449054">
-    <w:abstractNumId w:val="24"/>
   </w:num>
   <w:num w:numId="42" w16cid:durableId="1328900094">
     <w:abstractNumId w:val="2"/>
   </w:num>
   <w:num w:numId="43" w16cid:durableId="251940448">
-    <w:abstractNumId w:val="29"/>
+    <w:abstractNumId w:val="31"/>
   </w:num>
   <w:num w:numId="44" w16cid:durableId="1246960775">
-    <w:abstractNumId w:val="20"/>
+    <w:abstractNumId w:val="22"/>
   </w:num>
   <w:num w:numId="45" w16cid:durableId="1496804893">
-    <w:abstractNumId w:val="6"/>
+    <w:abstractNumId w:val="7"/>
   </w:num>
   <w:num w:numId="46" w16cid:durableId="534193920">
+    <w:abstractNumId w:val="76"/>
+  </w:num>
+  <w:num w:numId="47" w16cid:durableId="2100366988">
+    <w:abstractNumId w:val="13"/>
+  </w:num>
+  <w:num w:numId="48" w16cid:durableId="484318874">
+    <w:abstractNumId w:val="58"/>
+  </w:num>
+  <w:num w:numId="49" w16cid:durableId="835733622">
+    <w:abstractNumId w:val="15"/>
+  </w:num>
+  <w:num w:numId="50" w16cid:durableId="2110006948">
+    <w:abstractNumId w:val="16"/>
+  </w:num>
+  <w:num w:numId="51" w16cid:durableId="810948350">
+    <w:abstractNumId w:val="41"/>
+  </w:num>
+  <w:num w:numId="52" w16cid:durableId="357004877">
+    <w:abstractNumId w:val="62"/>
+  </w:num>
+  <w:num w:numId="53" w16cid:durableId="207568158">
     <w:abstractNumId w:val="72"/>
   </w:num>
-  <w:num w:numId="47" w16cid:durableId="2100366988">
-    <w:abstractNumId w:val="12"/>
-  </w:num>
-  <w:num w:numId="48" w16cid:durableId="484318874">
-    <w:abstractNumId w:val="54"/>
-  </w:num>
-  <w:num w:numId="49" w16cid:durableId="835733622">
-    <w:abstractNumId w:val="14"/>
-  </w:num>
-  <w:num w:numId="50" w16cid:durableId="2110006948">
-    <w:abstractNumId w:val="15"/>
-  </w:num>
-  <w:num w:numId="51" w16cid:durableId="810948350">
-    <w:abstractNumId w:val="39"/>
-  </w:num>
-  <w:num w:numId="52" w16cid:durableId="357004877">
-    <w:abstractNumId w:val="58"/>
-  </w:num>
-  <w:num w:numId="53" w16cid:durableId="207568158">
-    <w:abstractNumId w:val="68"/>
-  </w:num>
   <w:num w:numId="54" w16cid:durableId="1493334572">
-    <w:abstractNumId w:val="48"/>
+    <w:abstractNumId w:val="50"/>
   </w:num>
   <w:num w:numId="55" w16cid:durableId="1826316795">
+    <w:abstractNumId w:val="37"/>
+  </w:num>
+  <w:num w:numId="56" w16cid:durableId="1073236273">
     <w:abstractNumId w:val="35"/>
   </w:num>
-  <w:num w:numId="56" w16cid:durableId="1073236273">
-    <w:abstractNumId w:val="33"/>
-  </w:num>
   <w:num w:numId="57" w16cid:durableId="1388184045">
-    <w:abstractNumId w:val="17"/>
+    <w:abstractNumId w:val="19"/>
   </w:num>
   <w:num w:numId="58" w16cid:durableId="644242368">
-    <w:abstractNumId w:val="56"/>
+    <w:abstractNumId w:val="60"/>
   </w:num>
   <w:num w:numId="59" w16cid:durableId="1469123771">
-    <w:abstractNumId w:val="8"/>
+    <w:abstractNumId w:val="9"/>
   </w:num>
   <w:num w:numId="60" w16cid:durableId="1772166774">
-    <w:abstractNumId w:val="47"/>
+    <w:abstractNumId w:val="49"/>
   </w:num>
   <w:num w:numId="61" w16cid:durableId="845510853">
-    <w:abstractNumId w:val="63"/>
+    <w:abstractNumId w:val="67"/>
   </w:num>
   <w:num w:numId="62" w16cid:durableId="1423181119">
     <w:abstractNumId w:val="1"/>
   </w:num>
   <w:num w:numId="63" w16cid:durableId="1718355531">
-    <w:abstractNumId w:val="13"/>
+    <w:abstractNumId w:val="14"/>
   </w:num>
   <w:num w:numId="64" w16cid:durableId="632061589">
-    <w:abstractNumId w:val="57"/>
+    <w:abstractNumId w:val="61"/>
   </w:num>
   <w:num w:numId="65" w16cid:durableId="773742385">
-    <w:abstractNumId w:val="21"/>
+    <w:abstractNumId w:val="23"/>
   </w:num>
   <w:num w:numId="66" w16cid:durableId="1893081187">
-    <w:abstractNumId w:val="30"/>
+    <w:abstractNumId w:val="32"/>
   </w:num>
   <w:num w:numId="67" w16cid:durableId="1770659286">
-    <w:abstractNumId w:val="44"/>
+    <w:abstractNumId w:val="46"/>
   </w:num>
   <w:num w:numId="68" w16cid:durableId="568885239">
+    <w:abstractNumId w:val="5"/>
+  </w:num>
+  <w:num w:numId="69" w16cid:durableId="2105029966">
+    <w:abstractNumId w:val="45"/>
+  </w:num>
+  <w:num w:numId="70" w16cid:durableId="584144648">
+    <w:abstractNumId w:val="29"/>
+  </w:num>
+  <w:num w:numId="71" w16cid:durableId="880752959">
+    <w:abstractNumId w:val="75"/>
+  </w:num>
+  <w:num w:numId="72" w16cid:durableId="1717119763">
+    <w:abstractNumId w:val="36"/>
+  </w:num>
+  <w:num w:numId="73" w16cid:durableId="1551914520">
+    <w:abstractNumId w:val="10"/>
+  </w:num>
+  <w:num w:numId="74" w16cid:durableId="797144372">
+    <w:abstractNumId w:val="17"/>
+  </w:num>
+  <w:num w:numId="75" w16cid:durableId="501775922">
+    <w:abstractNumId w:val="33"/>
+  </w:num>
+  <w:num w:numId="76" w16cid:durableId="1933080846">
+    <w:abstractNumId w:val="77"/>
+  </w:num>
+  <w:num w:numId="77" w16cid:durableId="2134444328">
+    <w:abstractNumId w:val="68"/>
+  </w:num>
+  <w:num w:numId="78" w16cid:durableId="350225506">
     <w:abstractNumId w:val="4"/>
   </w:num>
-  <w:num w:numId="69" w16cid:durableId="2105029966">
-    <w:abstractNumId w:val="43"/>
+  <w:num w:numId="79" w16cid:durableId="836264031">
+    <w:abstractNumId w:val="55"/>
   </w:num>
-  <w:num w:numId="70" w16cid:durableId="584144648">
-    <w:abstractNumId w:val="27"/>
+  <w:num w:numId="80" w16cid:durableId="886834919">
+    <w:abstractNumId w:val="18"/>
   </w:num>
-  <w:num w:numId="71" w16cid:durableId="880752959">
-    <w:abstractNumId w:val="71"/>
-  </w:num>
-  <w:num w:numId="72" w16cid:durableId="1717119763">
-    <w:abstractNumId w:val="34"/>
-  </w:num>
-  <w:num w:numId="73" w16cid:durableId="1551914520">
-    <w:abstractNumId w:val="9"/>
-  </w:num>
-  <w:num w:numId="74" w16cid:durableId="797144372">
-    <w:abstractNumId w:val="16"/>
-  </w:num>
-  <w:num w:numId="75" w16cid:durableId="501775922">
-    <w:abstractNumId w:val="31"/>
-  </w:num>
-  <w:num w:numId="76" w16cid:durableId="1933080846">
-    <w:abstractNumId w:val="73"/>
-  </w:num>
-  <w:num w:numId="77" w16cid:durableId="2134444328">
-    <w:abstractNumId w:val="64"/>
+  <w:num w:numId="81" w16cid:durableId="1525481957">
+    <w:abstractNumId w:val="56"/>
   </w:num>
   <w:numIdMacAtCleanup w:val="77"/>
 </w:numbering>
@@ -47461,6 +48529,118 @@
       </w:tcPr>
     </w:tblStylePr>
   </w:style>
+  <w:style w:type="character" w:styleId="CommentReference">
+    <w:name w:val="annotation reference"/>
+    <w:basedOn w:val="DefaultParagraphFont"/>
+    <w:uiPriority w:val="99"/>
+    <w:semiHidden/>
+    <w:unhideWhenUsed/>
+    <w:rsid w:val="0048161B"/>
+    <w:rPr>
+      <w:sz w:val="16"/>
+      <w:szCs w:val="16"/>
+    </w:rPr>
+  </w:style>
+  <w:style w:type="paragraph" w:styleId="CommentText">
+    <w:name w:val="annotation text"/>
+    <w:basedOn w:val="Normal"/>
+    <w:link w:val="CommentTextChar"/>
+    <w:uiPriority w:val="99"/>
+    <w:semiHidden/>
+    <w:unhideWhenUsed/>
+    <w:rsid w:val="0048161B"/>
+    <w:pPr>
+      <w:spacing w:line="240" w:lineRule="auto"/>
+    </w:pPr>
+    <w:rPr>
+      <w:sz w:val="20"/>
+      <w:szCs w:val="20"/>
+    </w:rPr>
+  </w:style>
+  <w:style w:type="character" w:customStyle="1" w:styleId="CommentTextChar">
+    <w:name w:val="Comment Text Char"/>
+    <w:basedOn w:val="DefaultParagraphFont"/>
+    <w:link w:val="CommentText"/>
+    <w:uiPriority w:val="99"/>
+    <w:semiHidden/>
+    <w:rsid w:val="0048161B"/>
+    <w:rPr>
+      <w:sz w:val="20"/>
+      <w:szCs w:val="20"/>
+    </w:rPr>
+  </w:style>
+  <w:style w:type="paragraph" w:styleId="CommentSubject">
+    <w:name w:val="annotation subject"/>
+    <w:basedOn w:val="CommentText"/>
+    <w:next w:val="CommentText"/>
+    <w:link w:val="CommentSubjectChar"/>
+    <w:uiPriority w:val="99"/>
+    <w:semiHidden/>
+    <w:unhideWhenUsed/>
+    <w:rsid w:val="0048161B"/>
+    <w:rPr>
+      <w:b/>
+      <w:bCs/>
+    </w:rPr>
+  </w:style>
+  <w:style w:type="character" w:customStyle="1" w:styleId="CommentSubjectChar">
+    <w:name w:val="Comment Subject Char"/>
+    <w:basedOn w:val="CommentTextChar"/>
+    <w:link w:val="CommentSubject"/>
+    <w:uiPriority w:val="99"/>
+    <w:semiHidden/>
+    <w:rsid w:val="0048161B"/>
+    <w:rPr>
+      <w:b/>
+      <w:bCs/>
+      <w:sz w:val="20"/>
+      <w:szCs w:val="20"/>
+    </w:rPr>
+  </w:style>
+  <w:style w:type="paragraph" w:styleId="Header">
+    <w:name w:val="header"/>
+    <w:basedOn w:val="Normal"/>
+    <w:link w:val="HeaderChar"/>
+    <w:uiPriority w:val="99"/>
+    <w:unhideWhenUsed/>
+    <w:rsid w:val="0048161B"/>
+    <w:pPr>
+      <w:tabs>
+        <w:tab w:val="center" w:pos="4680"/>
+        <w:tab w:val="right" w:pos="9360"/>
+      </w:tabs>
+      <w:spacing w:after="0" w:line="240" w:lineRule="auto"/>
+    </w:pPr>
+  </w:style>
+  <w:style w:type="character" w:customStyle="1" w:styleId="HeaderChar">
+    <w:name w:val="Header Char"/>
+    <w:basedOn w:val="DefaultParagraphFont"/>
+    <w:link w:val="Header"/>
+    <w:uiPriority w:val="99"/>
+    <w:rsid w:val="0048161B"/>
+  </w:style>
+  <w:style w:type="paragraph" w:styleId="Footer">
+    <w:name w:val="footer"/>
+    <w:basedOn w:val="Normal"/>
+    <w:link w:val="FooterChar"/>
+    <w:uiPriority w:val="99"/>
+    <w:unhideWhenUsed/>
+    <w:rsid w:val="0048161B"/>
+    <w:pPr>
+      <w:tabs>
+        <w:tab w:val="center" w:pos="4680"/>
+        <w:tab w:val="right" w:pos="9360"/>
+      </w:tabs>
+      <w:spacing w:after="0" w:line="240" w:lineRule="auto"/>
+    </w:pPr>
+  </w:style>
+  <w:style w:type="character" w:customStyle="1" w:styleId="FooterChar">
+    <w:name w:val="Footer Char"/>
+    <w:basedOn w:val="DefaultParagraphFont"/>
+    <w:link w:val="Footer"/>
+    <w:uiPriority w:val="99"/>
+    <w:rsid w:val="0048161B"/>
+  </w:style>
 </w:styles>
 </file>
 

--- a/Kubernetes/6-deployment.docx
+++ b/Kubernetes/6-deployment.docx
@@ -17073,6 +17073,7 @@
     </w:p>
     <w:p>
       <w:pPr>
+        <w:spacing w:after="60"/>
         <w:jc w:val="both"/>
         <w:rPr>
           <w:rFonts w:asciiTheme="majorBidi" w:hAnsiTheme="majorBidi" w:cstheme="majorBidi"/>
@@ -20549,7 +20550,7 @@
           <w:ilvl w:val="0"/>
           <w:numId w:val="33"/>
         </w:numPr>
-        <w:spacing w:after="120"/>
+        <w:spacing w:after="100"/>
         <w:ind w:left="360"/>
         <w:jc w:val="both"/>
         <w:rPr>

--- a/Kubernetes/6-deployment.docx
+++ b/Kubernetes/6-deployment.docx
@@ -344,6 +344,7 @@
                           <w:p>
                             <w:pPr>
                               <w:spacing w:after="60"/>
+                              <w:jc w:val="both"/>
                               <w:rPr>
                                 <w:rFonts w:asciiTheme="majorBidi" w:hAnsiTheme="majorBidi" w:cstheme="majorBidi"/>
                                 <w:sz w:val="28"/>
@@ -364,6 +365,7 @@
                           <w:p>
                             <w:pPr>
                               <w:spacing w:after="60"/>
+                              <w:jc w:val="both"/>
                               <w:rPr>
                                 <w:rFonts w:asciiTheme="majorBidi" w:hAnsiTheme="majorBidi" w:cstheme="majorBidi"/>
                                 <w:sz w:val="28"/>
@@ -430,6 +432,7 @@
                           <w:p>
                             <w:pPr>
                               <w:spacing w:after="60"/>
+                              <w:jc w:val="both"/>
                               <w:rPr>
                                 <w:rFonts w:asciiTheme="majorBidi" w:hAnsiTheme="majorBidi" w:cstheme="majorBidi"/>
                                 <w:sz w:val="28"/>
@@ -448,6 +451,7 @@
                           <w:p>
                             <w:pPr>
                               <w:spacing w:after="60"/>
+                              <w:jc w:val="both"/>
                               <w:rPr>
                                 <w:rFonts w:asciiTheme="majorBidi" w:hAnsiTheme="majorBidi" w:cstheme="majorBidi"/>
                                 <w:sz w:val="28"/>
@@ -471,6 +475,7 @@
                                 <w:numId w:val="1"/>
                               </w:numPr>
                               <w:ind w:left="360"/>
+                              <w:jc w:val="both"/>
                               <w:rPr>
                                 <w:rFonts w:asciiTheme="majorBidi" w:hAnsiTheme="majorBidi" w:cstheme="majorBidi"/>
                                 <w:sz w:val="28"/>
@@ -520,6 +525,7 @@
                                 <w:numId w:val="1"/>
                               </w:numPr>
                               <w:ind w:left="360"/>
+                              <w:jc w:val="both"/>
                               <w:rPr>
                                 <w:rFonts w:asciiTheme="majorBidi" w:hAnsiTheme="majorBidi" w:cstheme="majorBidi"/>
                                 <w:sz w:val="28"/>
@@ -569,6 +575,7 @@
                                 <w:numId w:val="1"/>
                               </w:numPr>
                               <w:ind w:left="360"/>
+                              <w:jc w:val="both"/>
                               <w:rPr>
                                 <w:rFonts w:asciiTheme="majorBidi" w:hAnsiTheme="majorBidi" w:cstheme="majorBidi"/>
                                 <w:sz w:val="28"/>
@@ -664,6 +671,7 @@
                           <w:p>
                             <w:pPr>
                               <w:spacing w:after="60"/>
+                              <w:jc w:val="both"/>
                               <w:rPr>
                                 <w:rFonts w:asciiTheme="majorBidi" w:hAnsiTheme="majorBidi" w:cstheme="majorBidi"/>
                                 <w:sz w:val="28"/>
@@ -875,6 +883,7 @@
                     <w:p>
                       <w:pPr>
                         <w:spacing w:after="60"/>
+                        <w:jc w:val="both"/>
                         <w:rPr>
                           <w:rFonts w:asciiTheme="majorBidi" w:hAnsiTheme="majorBidi" w:cstheme="majorBidi"/>
                           <w:sz w:val="28"/>
@@ -895,6 +904,7 @@
                     <w:p>
                       <w:pPr>
                         <w:spacing w:after="60"/>
+                        <w:jc w:val="both"/>
                         <w:rPr>
                           <w:rFonts w:asciiTheme="majorBidi" w:hAnsiTheme="majorBidi" w:cstheme="majorBidi"/>
                           <w:sz w:val="28"/>
@@ -961,6 +971,7 @@
                     <w:p>
                       <w:pPr>
                         <w:spacing w:after="60"/>
+                        <w:jc w:val="both"/>
                         <w:rPr>
                           <w:rFonts w:asciiTheme="majorBidi" w:hAnsiTheme="majorBidi" w:cstheme="majorBidi"/>
                           <w:sz w:val="28"/>
@@ -979,6 +990,7 @@
                     <w:p>
                       <w:pPr>
                         <w:spacing w:after="60"/>
+                        <w:jc w:val="both"/>
                         <w:rPr>
                           <w:rFonts w:asciiTheme="majorBidi" w:hAnsiTheme="majorBidi" w:cstheme="majorBidi"/>
                           <w:sz w:val="28"/>
@@ -1002,6 +1014,7 @@
                           <w:numId w:val="1"/>
                         </w:numPr>
                         <w:ind w:left="360"/>
+                        <w:jc w:val="both"/>
                         <w:rPr>
                           <w:rFonts w:asciiTheme="majorBidi" w:hAnsiTheme="majorBidi" w:cstheme="majorBidi"/>
                           <w:sz w:val="28"/>
@@ -1051,6 +1064,7 @@
                           <w:numId w:val="1"/>
                         </w:numPr>
                         <w:ind w:left="360"/>
+                        <w:jc w:val="both"/>
                         <w:rPr>
                           <w:rFonts w:asciiTheme="majorBidi" w:hAnsiTheme="majorBidi" w:cstheme="majorBidi"/>
                           <w:sz w:val="28"/>
@@ -1100,6 +1114,7 @@
                           <w:numId w:val="1"/>
                         </w:numPr>
                         <w:ind w:left="360"/>
+                        <w:jc w:val="both"/>
                         <w:rPr>
                           <w:rFonts w:asciiTheme="majorBidi" w:hAnsiTheme="majorBidi" w:cstheme="majorBidi"/>
                           <w:sz w:val="28"/>
@@ -1195,6 +1210,7 @@
                     <w:p>
                       <w:pPr>
                         <w:spacing w:after="60"/>
+                        <w:jc w:val="both"/>
                         <w:rPr>
                           <w:rFonts w:asciiTheme="majorBidi" w:hAnsiTheme="majorBidi" w:cstheme="majorBidi"/>
                           <w:sz w:val="28"/>
@@ -17232,8 +17248,8 @@
           <w:bCs/>
           <w:i/>
           <w:iCs/>
-          <w:sz w:val="28"/>
-          <w:szCs w:val="28"/>
+          <w:sz w:val="32"/>
+          <w:szCs w:val="32"/>
         </w:rPr>
       </w:pPr>
       <w:r>
@@ -17243,10 +17259,20 @@
           <w:bCs/>
           <w:i/>
           <w:iCs/>
-          <w:sz w:val="28"/>
-          <w:szCs w:val="28"/>
+          <w:sz w:val="32"/>
+          <w:szCs w:val="32"/>
         </w:rPr>
         <w:t>CHANGE-CAUSE</w:t>
+      </w:r>
+      <w:r>
+        <w:rPr>
+          <w:rFonts w:asciiTheme="majorBidi" w:hAnsiTheme="majorBidi" w:cstheme="majorBidi"/>
+          <w:b/>
+          <w:bCs/>
+          <w:sz w:val="32"/>
+          <w:szCs w:val="32"/>
+        </w:rPr>
+        <w:t>:</w:t>
       </w:r>
     </w:p>
     <w:p>
@@ -21298,6 +21324,7 @@
     </w:p>
     <w:p>
       <w:pPr>
+        <w:spacing w:after="80"/>
         <w:jc w:val="both"/>
         <w:rPr>
           <w:rFonts w:asciiTheme="majorBidi" w:hAnsiTheme="majorBidi" w:cstheme="majorBidi"/>
@@ -21330,7 +21357,7 @@
     </w:p>
     <w:p>
       <w:pPr>
-        <w:spacing w:after="120"/>
+        <w:spacing w:after="80"/>
         <w:jc w:val="both"/>
         <w:rPr>
           <w:rFonts w:asciiTheme="majorBidi" w:hAnsiTheme="majorBidi" w:cstheme="majorBidi"/>
@@ -22403,6 +22430,494 @@
           <w:rFonts w:asciiTheme="majorBidi" w:hAnsiTheme="majorBidi" w:cstheme="majorBidi"/>
           <w:b/>
           <w:bCs/>
+          <w:sz w:val="32"/>
+          <w:szCs w:val="32"/>
+        </w:rPr>
+      </w:pPr>
+      <w:r>
+        <w:rPr>
+          <w:rFonts w:asciiTheme="majorBidi" w:hAnsiTheme="majorBidi" w:cstheme="majorBidi"/>
+          <w:b/>
+          <w:bCs/>
+          <w:sz w:val="32"/>
+          <w:szCs w:val="32"/>
+        </w:rPr>
+        <w:t xml:space="preserve">Commands </w:t>
+      </w:r>
+      <w:proofErr w:type="spellStart"/>
+      <w:r>
+        <w:rPr>
+          <w:rFonts w:asciiTheme="majorBidi" w:hAnsiTheme="majorBidi" w:cstheme="majorBidi"/>
+          <w:b/>
+          <w:bCs/>
+          <w:sz w:val="32"/>
+          <w:szCs w:val="32"/>
+        </w:rPr>
+        <w:t>Summery</w:t>
+      </w:r>
+      <w:proofErr w:type="spellEnd"/>
+      <w:r>
+        <w:rPr>
+          <w:rFonts w:asciiTheme="majorBidi" w:hAnsiTheme="majorBidi" w:cstheme="majorBidi"/>
+          <w:b/>
+          <w:bCs/>
+          <w:sz w:val="32"/>
+          <w:szCs w:val="32"/>
+        </w:rPr>
+        <w:t>:</w:t>
+      </w:r>
+    </w:p>
+    <w:p>
+      <w:pPr>
+        <w:pStyle w:val="ListParagraph"/>
+        <w:numPr>
+          <w:ilvl w:val="0"/>
+          <w:numId w:val="82"/>
+        </w:numPr>
+        <w:ind w:left="360"/>
+        <w:jc w:val="both"/>
+        <w:rPr>
+          <w:rFonts w:asciiTheme="majorBidi" w:hAnsiTheme="majorBidi" w:cstheme="majorBidi"/>
+          <w:b/>
+          <w:bCs/>
+          <w:i/>
+          <w:iCs/>
+          <w:sz w:val="28"/>
+          <w:szCs w:val="28"/>
+        </w:rPr>
+      </w:pPr>
+      <w:proofErr w:type="spellStart"/>
+      <w:r>
+        <w:rPr>
+          <w:rFonts w:asciiTheme="majorBidi" w:hAnsiTheme="majorBidi" w:cstheme="majorBidi"/>
+          <w:b/>
+          <w:bCs/>
+          <w:i/>
+          <w:iCs/>
+          <w:sz w:val="28"/>
+          <w:szCs w:val="28"/>
+        </w:rPr>
+        <w:t>kubectl</w:t>
+      </w:r>
+      <w:proofErr w:type="spellEnd"/>
+      <w:r>
+        <w:rPr>
+          <w:rFonts w:asciiTheme="majorBidi" w:hAnsiTheme="majorBidi" w:cstheme="majorBidi"/>
+          <w:b/>
+          <w:bCs/>
+          <w:i/>
+          <w:iCs/>
+          <w:sz w:val="28"/>
+          <w:szCs w:val="28"/>
+        </w:rPr>
+        <w:t xml:space="preserve"> rollout status deployment/&lt;name&gt; </w:t>
+      </w:r>
+      <w:r>
+        <w:rPr>
+          <w:rFonts w:asciiTheme="majorBidi" w:hAnsiTheme="majorBidi" w:cstheme="majorBidi"/>
+          <w:sz w:val="28"/>
+          <w:szCs w:val="28"/>
+        </w:rPr>
+        <w:t>→ Shows the progress of a rollout and waits until it completes or fails.</w:t>
+      </w:r>
+    </w:p>
+    <w:p>
+      <w:pPr>
+        <w:pStyle w:val="ListParagraph"/>
+        <w:numPr>
+          <w:ilvl w:val="0"/>
+          <w:numId w:val="82"/>
+        </w:numPr>
+        <w:ind w:left="360"/>
+        <w:jc w:val="both"/>
+        <w:rPr>
+          <w:rFonts w:asciiTheme="majorBidi" w:hAnsiTheme="majorBidi" w:cstheme="majorBidi"/>
+          <w:sz w:val="28"/>
+          <w:szCs w:val="28"/>
+        </w:rPr>
+      </w:pPr>
+      <w:proofErr w:type="spellStart"/>
+      <w:r>
+        <w:rPr>
+          <w:rFonts w:asciiTheme="majorBidi" w:hAnsiTheme="majorBidi" w:cstheme="majorBidi"/>
+          <w:b/>
+          <w:bCs/>
+          <w:i/>
+          <w:iCs/>
+          <w:sz w:val="28"/>
+          <w:szCs w:val="28"/>
+        </w:rPr>
+        <w:t>kubectl</w:t>
+      </w:r>
+      <w:proofErr w:type="spellEnd"/>
+      <w:r>
+        <w:rPr>
+          <w:rFonts w:asciiTheme="majorBidi" w:hAnsiTheme="majorBidi" w:cstheme="majorBidi"/>
+          <w:b/>
+          <w:bCs/>
+          <w:i/>
+          <w:iCs/>
+          <w:sz w:val="28"/>
+          <w:szCs w:val="28"/>
+        </w:rPr>
+        <w:t xml:space="preserve"> rollout history deployment/&lt;name&gt;</w:t>
+      </w:r>
+      <w:r>
+        <w:rPr>
+          <w:rFonts w:asciiTheme="majorBidi" w:hAnsiTheme="majorBidi" w:cstheme="majorBidi"/>
+          <w:sz w:val="28"/>
+          <w:szCs w:val="28"/>
+        </w:rPr>
+        <w:t xml:space="preserve"> → Displays the rollout revision history of a Deployment.</w:t>
+      </w:r>
+    </w:p>
+    <w:p>
+      <w:pPr>
+        <w:pStyle w:val="ListParagraph"/>
+        <w:numPr>
+          <w:ilvl w:val="0"/>
+          <w:numId w:val="82"/>
+        </w:numPr>
+        <w:ind w:left="360"/>
+        <w:jc w:val="both"/>
+        <w:rPr>
+          <w:rFonts w:asciiTheme="majorBidi" w:hAnsiTheme="majorBidi" w:cstheme="majorBidi"/>
+          <w:sz w:val="28"/>
+          <w:szCs w:val="28"/>
+        </w:rPr>
+      </w:pPr>
+      <w:proofErr w:type="spellStart"/>
+      <w:r>
+        <w:rPr>
+          <w:rFonts w:asciiTheme="majorBidi" w:hAnsiTheme="majorBidi" w:cstheme="majorBidi"/>
+          <w:b/>
+          <w:bCs/>
+          <w:i/>
+          <w:iCs/>
+          <w:sz w:val="28"/>
+          <w:szCs w:val="28"/>
+        </w:rPr>
+        <w:t>kubectl</w:t>
+      </w:r>
+      <w:proofErr w:type="spellEnd"/>
+      <w:r>
+        <w:rPr>
+          <w:rFonts w:asciiTheme="majorBidi" w:hAnsiTheme="majorBidi" w:cstheme="majorBidi"/>
+          <w:b/>
+          <w:bCs/>
+          <w:i/>
+          <w:iCs/>
+          <w:sz w:val="28"/>
+          <w:szCs w:val="28"/>
+        </w:rPr>
+        <w:t xml:space="preserve"> rollout history deployment/&lt;name&gt; --revision=&lt;n&gt; </w:t>
+      </w:r>
+      <w:r>
+        <w:rPr>
+          <w:rFonts w:asciiTheme="majorBidi" w:hAnsiTheme="majorBidi" w:cstheme="majorBidi"/>
+          <w:sz w:val="28"/>
+          <w:szCs w:val="28"/>
+        </w:rPr>
+        <w:t>→ Shows detailed information about a specific rollout revision.</w:t>
+      </w:r>
+    </w:p>
+    <w:p>
+      <w:pPr>
+        <w:pStyle w:val="ListParagraph"/>
+        <w:numPr>
+          <w:ilvl w:val="0"/>
+          <w:numId w:val="82"/>
+        </w:numPr>
+        <w:ind w:left="360"/>
+        <w:jc w:val="both"/>
+        <w:rPr>
+          <w:rFonts w:asciiTheme="majorBidi" w:hAnsiTheme="majorBidi" w:cstheme="majorBidi"/>
+          <w:b/>
+          <w:bCs/>
+          <w:i/>
+          <w:iCs/>
+          <w:sz w:val="28"/>
+          <w:szCs w:val="28"/>
+        </w:rPr>
+      </w:pPr>
+      <w:proofErr w:type="spellStart"/>
+      <w:r>
+        <w:rPr>
+          <w:rFonts w:asciiTheme="majorBidi" w:hAnsiTheme="majorBidi" w:cstheme="majorBidi"/>
+          <w:b/>
+          <w:bCs/>
+          <w:i/>
+          <w:iCs/>
+          <w:sz w:val="28"/>
+          <w:szCs w:val="28"/>
+        </w:rPr>
+        <w:t>kubectl</w:t>
+      </w:r>
+      <w:proofErr w:type="spellEnd"/>
+      <w:r>
+        <w:rPr>
+          <w:rFonts w:asciiTheme="majorBidi" w:hAnsiTheme="majorBidi" w:cstheme="majorBidi"/>
+          <w:b/>
+          <w:bCs/>
+          <w:i/>
+          <w:iCs/>
+          <w:sz w:val="28"/>
+          <w:szCs w:val="28"/>
+        </w:rPr>
+        <w:t xml:space="preserve"> rollout undo deployment/&lt;name&gt; </w:t>
+      </w:r>
+      <w:r>
+        <w:rPr>
+          <w:rFonts w:asciiTheme="majorBidi" w:hAnsiTheme="majorBidi" w:cstheme="majorBidi"/>
+          <w:sz w:val="28"/>
+          <w:szCs w:val="28"/>
+        </w:rPr>
+        <w:t>→ Rolls back the Deployment to the previous revision.</w:t>
+      </w:r>
+    </w:p>
+    <w:p>
+      <w:pPr>
+        <w:pStyle w:val="ListParagraph"/>
+        <w:numPr>
+          <w:ilvl w:val="0"/>
+          <w:numId w:val="82"/>
+        </w:numPr>
+        <w:ind w:left="360"/>
+        <w:jc w:val="both"/>
+        <w:rPr>
+          <w:rFonts w:asciiTheme="majorBidi" w:hAnsiTheme="majorBidi" w:cstheme="majorBidi"/>
+          <w:b/>
+          <w:bCs/>
+          <w:i/>
+          <w:iCs/>
+          <w:sz w:val="28"/>
+          <w:szCs w:val="28"/>
+        </w:rPr>
+      </w:pPr>
+      <w:proofErr w:type="spellStart"/>
+      <w:r>
+        <w:rPr>
+          <w:rFonts w:asciiTheme="majorBidi" w:hAnsiTheme="majorBidi" w:cstheme="majorBidi"/>
+          <w:b/>
+          <w:bCs/>
+          <w:i/>
+          <w:iCs/>
+          <w:sz w:val="28"/>
+          <w:szCs w:val="28"/>
+        </w:rPr>
+        <w:t>kubectl</w:t>
+      </w:r>
+      <w:proofErr w:type="spellEnd"/>
+      <w:r>
+        <w:rPr>
+          <w:rFonts w:asciiTheme="majorBidi" w:hAnsiTheme="majorBidi" w:cstheme="majorBidi"/>
+          <w:b/>
+          <w:bCs/>
+          <w:i/>
+          <w:iCs/>
+          <w:sz w:val="28"/>
+          <w:szCs w:val="28"/>
+        </w:rPr>
+        <w:t xml:space="preserve"> rollout undo deployment/&lt;name&gt; --to-revision=&lt;n&gt; </w:t>
+      </w:r>
+      <w:r>
+        <w:rPr>
+          <w:rFonts w:asciiTheme="majorBidi" w:hAnsiTheme="majorBidi" w:cstheme="majorBidi"/>
+          <w:sz w:val="28"/>
+          <w:szCs w:val="28"/>
+        </w:rPr>
+        <w:t>→ Rolls back the Deployment to a specific revision.</w:t>
+      </w:r>
+    </w:p>
+    <w:p>
+      <w:pPr>
+        <w:pStyle w:val="ListParagraph"/>
+        <w:numPr>
+          <w:ilvl w:val="0"/>
+          <w:numId w:val="82"/>
+        </w:numPr>
+        <w:ind w:left="360"/>
+        <w:jc w:val="both"/>
+        <w:rPr>
+          <w:rFonts w:asciiTheme="majorBidi" w:hAnsiTheme="majorBidi" w:cstheme="majorBidi"/>
+          <w:sz w:val="28"/>
+          <w:szCs w:val="28"/>
+        </w:rPr>
+      </w:pPr>
+      <w:proofErr w:type="spellStart"/>
+      <w:r>
+        <w:rPr>
+          <w:rFonts w:asciiTheme="majorBidi" w:hAnsiTheme="majorBidi" w:cstheme="majorBidi"/>
+          <w:b/>
+          <w:bCs/>
+          <w:i/>
+          <w:iCs/>
+          <w:sz w:val="28"/>
+          <w:szCs w:val="28"/>
+        </w:rPr>
+        <w:lastRenderedPageBreak/>
+        <w:t>kubectl</w:t>
+      </w:r>
+      <w:proofErr w:type="spellEnd"/>
+      <w:r>
+        <w:rPr>
+          <w:rFonts w:asciiTheme="majorBidi" w:hAnsiTheme="majorBidi" w:cstheme="majorBidi"/>
+          <w:b/>
+          <w:bCs/>
+          <w:i/>
+          <w:iCs/>
+          <w:sz w:val="28"/>
+          <w:szCs w:val="28"/>
+        </w:rPr>
+        <w:t xml:space="preserve"> rollout restart deployment/&lt;name&gt;</w:t>
+      </w:r>
+      <w:r>
+        <w:rPr>
+          <w:rFonts w:asciiTheme="majorBidi" w:hAnsiTheme="majorBidi" w:cstheme="majorBidi"/>
+          <w:sz w:val="28"/>
+          <w:szCs w:val="28"/>
+        </w:rPr>
+        <w:t xml:space="preserve"> → Restarts all Pods by triggering a new rollout without changing the Deployment configuration.</w:t>
+      </w:r>
+    </w:p>
+    <w:p>
+      <w:pPr>
+        <w:pStyle w:val="ListParagraph"/>
+        <w:numPr>
+          <w:ilvl w:val="0"/>
+          <w:numId w:val="82"/>
+        </w:numPr>
+        <w:ind w:left="360"/>
+        <w:jc w:val="both"/>
+        <w:rPr>
+          <w:rFonts w:asciiTheme="majorBidi" w:hAnsiTheme="majorBidi" w:cstheme="majorBidi"/>
+          <w:b/>
+          <w:bCs/>
+          <w:i/>
+          <w:iCs/>
+          <w:sz w:val="28"/>
+          <w:szCs w:val="28"/>
+        </w:rPr>
+      </w:pPr>
+      <w:proofErr w:type="spellStart"/>
+      <w:r>
+        <w:rPr>
+          <w:rFonts w:asciiTheme="majorBidi" w:hAnsiTheme="majorBidi" w:cstheme="majorBidi"/>
+          <w:b/>
+          <w:bCs/>
+          <w:i/>
+          <w:iCs/>
+          <w:sz w:val="28"/>
+          <w:szCs w:val="28"/>
+        </w:rPr>
+        <w:t>kubectl</w:t>
+      </w:r>
+      <w:proofErr w:type="spellEnd"/>
+      <w:r>
+        <w:rPr>
+          <w:rFonts w:asciiTheme="majorBidi" w:hAnsiTheme="majorBidi" w:cstheme="majorBidi"/>
+          <w:b/>
+          <w:bCs/>
+          <w:i/>
+          <w:iCs/>
+          <w:sz w:val="28"/>
+          <w:szCs w:val="28"/>
+        </w:rPr>
+        <w:t xml:space="preserve"> rollout </w:t>
+      </w:r>
+      <w:proofErr w:type="gramStart"/>
+      <w:r>
+        <w:rPr>
+          <w:rFonts w:asciiTheme="majorBidi" w:hAnsiTheme="majorBidi" w:cstheme="majorBidi"/>
+          <w:b/>
+          <w:bCs/>
+          <w:i/>
+          <w:iCs/>
+          <w:sz w:val="28"/>
+          <w:szCs w:val="28"/>
+        </w:rPr>
+        <w:t>pause</w:t>
+      </w:r>
+      <w:proofErr w:type="gramEnd"/>
+      <w:r>
+        <w:rPr>
+          <w:rFonts w:asciiTheme="majorBidi" w:hAnsiTheme="majorBidi" w:cstheme="majorBidi"/>
+          <w:b/>
+          <w:bCs/>
+          <w:i/>
+          <w:iCs/>
+          <w:sz w:val="28"/>
+          <w:szCs w:val="28"/>
+        </w:rPr>
+        <w:t xml:space="preserve"> deployment/&lt;name&gt; </w:t>
+      </w:r>
+      <w:r>
+        <w:rPr>
+          <w:rFonts w:asciiTheme="majorBidi" w:hAnsiTheme="majorBidi" w:cstheme="majorBidi"/>
+          <w:sz w:val="28"/>
+          <w:szCs w:val="28"/>
+        </w:rPr>
+        <w:t>→ Pauses an ongoing rollout, allowing you to make multiple changes before resuming.</w:t>
+      </w:r>
+    </w:p>
+    <w:p>
+      <w:pPr>
+        <w:pStyle w:val="ListParagraph"/>
+        <w:numPr>
+          <w:ilvl w:val="0"/>
+          <w:numId w:val="82"/>
+        </w:numPr>
+        <w:ind w:left="360"/>
+        <w:jc w:val="both"/>
+        <w:rPr>
+          <w:rFonts w:asciiTheme="majorBidi" w:hAnsiTheme="majorBidi" w:cstheme="majorBidi"/>
+          <w:sz w:val="28"/>
+          <w:szCs w:val="28"/>
+        </w:rPr>
+      </w:pPr>
+      <w:proofErr w:type="spellStart"/>
+      <w:r>
+        <w:rPr>
+          <w:rFonts w:asciiTheme="majorBidi" w:hAnsiTheme="majorBidi" w:cstheme="majorBidi"/>
+          <w:b/>
+          <w:bCs/>
+          <w:i/>
+          <w:iCs/>
+          <w:sz w:val="28"/>
+          <w:szCs w:val="28"/>
+        </w:rPr>
+        <w:t>kubectl</w:t>
+      </w:r>
+      <w:proofErr w:type="spellEnd"/>
+      <w:r>
+        <w:rPr>
+          <w:rFonts w:asciiTheme="majorBidi" w:hAnsiTheme="majorBidi" w:cstheme="majorBidi"/>
+          <w:b/>
+          <w:bCs/>
+          <w:i/>
+          <w:iCs/>
+          <w:sz w:val="28"/>
+          <w:szCs w:val="28"/>
+        </w:rPr>
+        <w:t xml:space="preserve"> rollout resume deployment/&lt;name&gt;</w:t>
+      </w:r>
+      <w:r>
+        <w:rPr>
+          <w:rFonts w:asciiTheme="majorBidi" w:hAnsiTheme="majorBidi" w:cstheme="majorBidi"/>
+          <w:sz w:val="28"/>
+          <w:szCs w:val="28"/>
+        </w:rPr>
+        <w:t xml:space="preserve"> → Resumes a paused rollout and applies any pending changes.</w:t>
+      </w:r>
+    </w:p>
+    <w:p>
+      <w:pPr>
+        <w:spacing w:after="60"/>
+        <w:jc w:val="both"/>
+        <w:rPr>
+          <w:rFonts w:asciiTheme="majorBidi" w:hAnsiTheme="majorBidi" w:cstheme="majorBidi"/>
+          <w:b/>
+          <w:bCs/>
           <w:sz w:val="40"/>
           <w:szCs w:val="40"/>
         </w:rPr>
@@ -22687,7 +23202,6 @@
           <w:sz w:val="28"/>
           <w:szCs w:val="28"/>
         </w:rPr>
-        <w:lastRenderedPageBreak/>
         <w:t>What “Horizontal” Means</w:t>
       </w:r>
       <w:r>
@@ -23118,7 +23632,7 @@
           <w:ilvl w:val="0"/>
           <w:numId w:val="36"/>
         </w:numPr>
-        <w:spacing w:after="120"/>
+        <w:spacing w:after="80"/>
         <w:ind w:left="360"/>
         <w:jc w:val="both"/>
         <w:rPr>
@@ -23133,6 +23647,7 @@
           <w:sz w:val="28"/>
           <w:szCs w:val="28"/>
         </w:rPr>
+        <w:lastRenderedPageBreak/>
         <w:t>If usage is lower than target → scale down</w:t>
       </w:r>
     </w:p>
@@ -23159,7 +23674,7 @@
     </w:p>
     <w:p>
       <w:pPr>
-        <w:spacing w:after="120"/>
+        <w:spacing w:after="100"/>
         <w:jc w:val="both"/>
         <w:rPr>
           <w:rFonts w:asciiTheme="majorBidi" w:hAnsiTheme="majorBidi" w:cstheme="majorBidi"/>
@@ -23530,7 +24045,6 @@
           <w:szCs w:val="28"/>
           <w:u w:val="single"/>
         </w:rPr>
-        <w:lastRenderedPageBreak/>
         <w:t>Examples:</w:t>
       </w:r>
     </w:p>
@@ -23777,6 +24291,7 @@
           <w:ilvl w:val="0"/>
           <w:numId w:val="42"/>
         </w:numPr>
+        <w:spacing w:after="100"/>
         <w:jc w:val="both"/>
         <w:rPr>
           <w:rFonts w:asciiTheme="majorBidi" w:hAnsiTheme="majorBidi" w:cstheme="majorBidi"/>
@@ -23814,16 +24329,16 @@
         <mc:AlternateContent>
           <mc:Choice Requires="wps">
             <w:drawing>
-              <wp:anchor distT="0" distB="0" distL="114300" distR="114300" simplePos="0" relativeHeight="251671552" behindDoc="0" locked="0" layoutInCell="1" allowOverlap="1" wp14:anchorId="6F83D22C" wp14:editId="622A0BA8">
+              <wp:anchor distT="0" distB="0" distL="114300" distR="114300" simplePos="0" relativeHeight="251671552" behindDoc="0" locked="0" layoutInCell="1" allowOverlap="1" wp14:anchorId="6F83D22C" wp14:editId="45FF1C51">
                 <wp:simplePos x="0" y="0"/>
                 <wp:positionH relativeFrom="margin">
                   <wp:align>left</wp:align>
                 </wp:positionH>
                 <wp:positionV relativeFrom="paragraph">
-                  <wp:posOffset>336723</wp:posOffset>
+                  <wp:posOffset>302895</wp:posOffset>
                 </wp:positionV>
-                <wp:extent cx="3546475" cy="5814060"/>
-                <wp:effectExtent l="0" t="0" r="15875" b="15240"/>
+                <wp:extent cx="2552700" cy="1501140"/>
+                <wp:effectExtent l="0" t="0" r="19050" b="22860"/>
                 <wp:wrapNone/>
                 <wp:docPr id="545739982" name="Rectangle 14"/>
                 <wp:cNvGraphicFramePr/>
@@ -23834,7 +24349,7 @@
                       <wps:spPr>
                         <a:xfrm>
                           <a:off x="0" y="0"/>
-                          <a:ext cx="3546475" cy="5814060"/>
+                          <a:ext cx="2552700" cy="1501140"/>
                         </a:xfrm>
                         <a:prstGeom prst="rect">
                           <a:avLst/>
@@ -24107,774 +24622,6 @@
                                 <w:szCs w:val="28"/>
                               </w:rPr>
                             </w:pPr>
-                            <w:r>
-                              <w:rPr>
-                                <w:rFonts w:asciiTheme="majorBidi" w:hAnsiTheme="majorBidi" w:cstheme="majorBidi"/>
-                                <w:b/>
-                                <w:bCs/>
-                                <w:i/>
-                                <w:iCs/>
-                                <w:sz w:val="28"/>
-                                <w:szCs w:val="28"/>
-                              </w:rPr>
-                              <w:t xml:space="preserve">          </w:t>
-                            </w:r>
-                            <w:proofErr w:type="spellStart"/>
-                            <w:r>
-                              <w:rPr>
-                                <w:rFonts w:asciiTheme="majorBidi" w:hAnsiTheme="majorBidi" w:cstheme="majorBidi"/>
-                                <w:b/>
-                                <w:bCs/>
-                                <w:i/>
-                                <w:iCs/>
-                                <w:sz w:val="28"/>
-                                <w:szCs w:val="28"/>
-                              </w:rPr>
-                              <w:t>apiVersion</w:t>
-                            </w:r>
-                            <w:proofErr w:type="spellEnd"/>
-                            <w:r>
-                              <w:rPr>
-                                <w:rFonts w:asciiTheme="majorBidi" w:hAnsiTheme="majorBidi" w:cstheme="majorBidi"/>
-                                <w:b/>
-                                <w:bCs/>
-                                <w:i/>
-                                <w:iCs/>
-                                <w:sz w:val="28"/>
-                                <w:szCs w:val="28"/>
-                              </w:rPr>
-                              <w:t>: apps/v1</w:t>
-                            </w:r>
-                          </w:p>
-                          <w:p>
-                            <w:pPr>
-                              <w:spacing w:after="0"/>
-                              <w:rPr>
-                                <w:rFonts w:asciiTheme="majorBidi" w:hAnsiTheme="majorBidi" w:cstheme="majorBidi"/>
-                                <w:b/>
-                                <w:bCs/>
-                                <w:i/>
-                                <w:iCs/>
-                                <w:sz w:val="28"/>
-                                <w:szCs w:val="28"/>
-                              </w:rPr>
-                            </w:pPr>
-                            <w:r>
-                              <w:rPr>
-                                <w:rFonts w:asciiTheme="majorBidi" w:hAnsiTheme="majorBidi" w:cstheme="majorBidi"/>
-                                <w:b/>
-                                <w:bCs/>
-                                <w:i/>
-                                <w:iCs/>
-                                <w:sz w:val="28"/>
-                                <w:szCs w:val="28"/>
-                              </w:rPr>
-                              <w:t xml:space="preserve">          </w:t>
-                            </w:r>
-                            <w:r>
-                              <w:rPr>
-                                <w:rFonts w:asciiTheme="majorBidi" w:hAnsiTheme="majorBidi" w:cstheme="majorBidi"/>
-                                <w:b/>
-                                <w:bCs/>
-                                <w:i/>
-                                <w:iCs/>
-                                <w:sz w:val="28"/>
-                                <w:szCs w:val="28"/>
-                              </w:rPr>
-                              <w:t>kind: Deployment</w:t>
-                            </w:r>
-                          </w:p>
-                          <w:p>
-                            <w:pPr>
-                              <w:spacing w:after="0"/>
-                              <w:rPr>
-                                <w:rFonts w:asciiTheme="majorBidi" w:hAnsiTheme="majorBidi" w:cstheme="majorBidi"/>
-                                <w:b/>
-                                <w:bCs/>
-                                <w:i/>
-                                <w:iCs/>
-                                <w:sz w:val="28"/>
-                                <w:szCs w:val="28"/>
-                              </w:rPr>
-                            </w:pPr>
-                            <w:r>
-                              <w:rPr>
-                                <w:rFonts w:asciiTheme="majorBidi" w:hAnsiTheme="majorBidi" w:cstheme="majorBidi"/>
-                                <w:b/>
-                                <w:bCs/>
-                                <w:i/>
-                                <w:iCs/>
-                                <w:sz w:val="28"/>
-                                <w:szCs w:val="28"/>
-                              </w:rPr>
-                              <w:t xml:space="preserve">          </w:t>
-                            </w:r>
-                            <w:r>
-                              <w:rPr>
-                                <w:rFonts w:asciiTheme="majorBidi" w:hAnsiTheme="majorBidi" w:cstheme="majorBidi"/>
-                                <w:b/>
-                                <w:bCs/>
-                                <w:i/>
-                                <w:iCs/>
-                                <w:sz w:val="28"/>
-                                <w:szCs w:val="28"/>
-                              </w:rPr>
-                              <w:t>name: nginx-deployment</w:t>
-                            </w:r>
-                          </w:p>
-                          <w:p>
-                            <w:pPr>
-                              <w:spacing w:after="0"/>
-                              <w:rPr>
-                                <w:rFonts w:asciiTheme="majorBidi" w:hAnsiTheme="majorBidi" w:cstheme="majorBidi"/>
-                                <w:b/>
-                                <w:bCs/>
-                                <w:i/>
-                                <w:iCs/>
-                                <w:sz w:val="28"/>
-                                <w:szCs w:val="28"/>
-                              </w:rPr>
-                            </w:pPr>
-                            <w:r>
-                              <w:rPr>
-                                <w:rFonts w:asciiTheme="majorBidi" w:hAnsiTheme="majorBidi" w:cstheme="majorBidi"/>
-                                <w:b/>
-                                <w:bCs/>
-                                <w:i/>
-                                <w:iCs/>
-                                <w:sz w:val="28"/>
-                                <w:szCs w:val="28"/>
-                              </w:rPr>
-                              <w:t xml:space="preserve">     </w:t>
-                            </w:r>
-                            <w:proofErr w:type="spellStart"/>
-                            <w:r>
-                              <w:rPr>
-                                <w:rFonts w:asciiTheme="majorBidi" w:hAnsiTheme="majorBidi" w:cstheme="majorBidi"/>
-                                <w:b/>
-                                <w:bCs/>
-                                <w:i/>
-                                <w:iCs/>
-                                <w:sz w:val="28"/>
-                                <w:szCs w:val="28"/>
-                              </w:rPr>
-                              <w:t>minReplicas</w:t>
-                            </w:r>
-                            <w:proofErr w:type="spellEnd"/>
-                            <w:r>
-                              <w:rPr>
-                                <w:rFonts w:asciiTheme="majorBidi" w:hAnsiTheme="majorBidi" w:cstheme="majorBidi"/>
-                                <w:b/>
-                                <w:bCs/>
-                                <w:i/>
-                                <w:iCs/>
-                                <w:sz w:val="28"/>
-                                <w:szCs w:val="28"/>
-                              </w:rPr>
-                              <w:t>: 2</w:t>
-                            </w:r>
-                          </w:p>
-                          <w:p>
-                            <w:pPr>
-                              <w:spacing w:after="0"/>
-                              <w:rPr>
-                                <w:rFonts w:asciiTheme="majorBidi" w:hAnsiTheme="majorBidi" w:cstheme="majorBidi"/>
-                                <w:b/>
-                                <w:bCs/>
-                                <w:i/>
-                                <w:iCs/>
-                                <w:sz w:val="28"/>
-                                <w:szCs w:val="28"/>
-                              </w:rPr>
-                            </w:pPr>
-                            <w:r>
-                              <w:rPr>
-                                <w:rFonts w:asciiTheme="majorBidi" w:hAnsiTheme="majorBidi" w:cstheme="majorBidi"/>
-                                <w:b/>
-                                <w:bCs/>
-                                <w:i/>
-                                <w:iCs/>
-                                <w:sz w:val="28"/>
-                                <w:szCs w:val="28"/>
-                              </w:rPr>
-                              <w:t xml:space="preserve">     </w:t>
-                            </w:r>
-                            <w:proofErr w:type="spellStart"/>
-                            <w:r>
-                              <w:rPr>
-                                <w:rFonts w:asciiTheme="majorBidi" w:hAnsiTheme="majorBidi" w:cstheme="majorBidi"/>
-                                <w:b/>
-                                <w:bCs/>
-                                <w:i/>
-                                <w:iCs/>
-                                <w:sz w:val="28"/>
-                                <w:szCs w:val="28"/>
-                              </w:rPr>
-                              <w:t>maxReplicas</w:t>
-                            </w:r>
-                            <w:proofErr w:type="spellEnd"/>
-                            <w:r>
-                              <w:rPr>
-                                <w:rFonts w:asciiTheme="majorBidi" w:hAnsiTheme="majorBidi" w:cstheme="majorBidi"/>
-                                <w:b/>
-                                <w:bCs/>
-                                <w:i/>
-                                <w:iCs/>
-                                <w:sz w:val="28"/>
-                                <w:szCs w:val="28"/>
-                              </w:rPr>
-                              <w:t>: 10</w:t>
-                            </w:r>
-                          </w:p>
-                          <w:p>
-                            <w:pPr>
-                              <w:spacing w:after="0"/>
-                              <w:rPr>
-                                <w:rFonts w:asciiTheme="majorBidi" w:hAnsiTheme="majorBidi" w:cstheme="majorBidi"/>
-                                <w:b/>
-                                <w:bCs/>
-                                <w:i/>
-                                <w:iCs/>
-                                <w:sz w:val="28"/>
-                                <w:szCs w:val="28"/>
-                              </w:rPr>
-                            </w:pPr>
-                            <w:r>
-                              <w:rPr>
-                                <w:rFonts w:asciiTheme="majorBidi" w:hAnsiTheme="majorBidi" w:cstheme="majorBidi"/>
-                                <w:b/>
-                                <w:bCs/>
-                                <w:i/>
-                                <w:iCs/>
-                                <w:sz w:val="28"/>
-                                <w:szCs w:val="28"/>
-                              </w:rPr>
-                              <w:t xml:space="preserve">     </w:t>
-                            </w:r>
-                            <w:r>
-                              <w:rPr>
-                                <w:rFonts w:asciiTheme="majorBidi" w:hAnsiTheme="majorBidi" w:cstheme="majorBidi"/>
-                                <w:b/>
-                                <w:bCs/>
-                                <w:i/>
-                                <w:iCs/>
-                                <w:sz w:val="28"/>
-                                <w:szCs w:val="28"/>
-                              </w:rPr>
-                              <w:t>metrics:</w:t>
-                            </w:r>
-                          </w:p>
-                          <w:p>
-                            <w:pPr>
-                              <w:spacing w:after="0"/>
-                              <w:rPr>
-                                <w:rFonts w:asciiTheme="majorBidi" w:hAnsiTheme="majorBidi" w:cstheme="majorBidi"/>
-                                <w:b/>
-                                <w:bCs/>
-                                <w:i/>
-                                <w:iCs/>
-                                <w:sz w:val="28"/>
-                                <w:szCs w:val="28"/>
-                              </w:rPr>
-                            </w:pPr>
-                            <w:r>
-                              <w:rPr>
-                                <w:rFonts w:asciiTheme="majorBidi" w:hAnsiTheme="majorBidi" w:cstheme="majorBidi"/>
-                                <w:b/>
-                                <w:bCs/>
-                                <w:i/>
-                                <w:iCs/>
-                                <w:sz w:val="28"/>
-                                <w:szCs w:val="28"/>
-                              </w:rPr>
-                              <w:t xml:space="preserve">        </w:t>
-                            </w:r>
-                            <w:r>
-                              <w:rPr>
-                                <w:rFonts w:asciiTheme="majorBidi" w:hAnsiTheme="majorBidi" w:cstheme="majorBidi"/>
-                                <w:b/>
-                                <w:bCs/>
-                                <w:i/>
-                                <w:iCs/>
-                                <w:sz w:val="28"/>
-                                <w:szCs w:val="28"/>
-                              </w:rPr>
-                              <w:t>- type: Resource</w:t>
-                            </w:r>
-                          </w:p>
-                          <w:p>
-                            <w:pPr>
-                              <w:spacing w:after="0"/>
-                              <w:rPr>
-                                <w:rFonts w:asciiTheme="majorBidi" w:hAnsiTheme="majorBidi" w:cstheme="majorBidi"/>
-                                <w:b/>
-                                <w:bCs/>
-                                <w:i/>
-                                <w:iCs/>
-                                <w:sz w:val="28"/>
-                                <w:szCs w:val="28"/>
-                              </w:rPr>
-                            </w:pPr>
-                            <w:r>
-                              <w:rPr>
-                                <w:rFonts w:asciiTheme="majorBidi" w:hAnsiTheme="majorBidi" w:cstheme="majorBidi"/>
-                                <w:b/>
-                                <w:bCs/>
-                                <w:i/>
-                                <w:iCs/>
-                                <w:sz w:val="28"/>
-                                <w:szCs w:val="28"/>
-                              </w:rPr>
-                              <w:t xml:space="preserve">          </w:t>
-                            </w:r>
-                            <w:r>
-                              <w:rPr>
-                                <w:rFonts w:asciiTheme="majorBidi" w:hAnsiTheme="majorBidi" w:cstheme="majorBidi"/>
-                                <w:b/>
-                                <w:bCs/>
-                                <w:i/>
-                                <w:iCs/>
-                                <w:sz w:val="28"/>
-                                <w:szCs w:val="28"/>
-                              </w:rPr>
-                              <w:t>resource:</w:t>
-                            </w:r>
-                          </w:p>
-                          <w:p>
-                            <w:pPr>
-                              <w:spacing w:after="0"/>
-                              <w:rPr>
-                                <w:rFonts w:asciiTheme="majorBidi" w:hAnsiTheme="majorBidi" w:cstheme="majorBidi"/>
-                                <w:b/>
-                                <w:bCs/>
-                                <w:i/>
-                                <w:iCs/>
-                                <w:sz w:val="28"/>
-                                <w:szCs w:val="28"/>
-                              </w:rPr>
-                            </w:pPr>
-                            <w:r>
-                              <w:rPr>
-                                <w:rFonts w:asciiTheme="majorBidi" w:hAnsiTheme="majorBidi" w:cstheme="majorBidi"/>
-                                <w:b/>
-                                <w:bCs/>
-                                <w:i/>
-                                <w:iCs/>
-                                <w:sz w:val="28"/>
-                                <w:szCs w:val="28"/>
-                              </w:rPr>
-                              <w:t xml:space="preserve">               </w:t>
-                            </w:r>
-                            <w:r>
-                              <w:rPr>
-                                <w:rFonts w:asciiTheme="majorBidi" w:hAnsiTheme="majorBidi" w:cstheme="majorBidi"/>
-                                <w:b/>
-                                <w:bCs/>
-                                <w:i/>
-                                <w:iCs/>
-                                <w:sz w:val="28"/>
-                                <w:szCs w:val="28"/>
-                              </w:rPr>
-                              <w:t xml:space="preserve">name: </w:t>
-                            </w:r>
-                            <w:proofErr w:type="spellStart"/>
-                            <w:r>
-                              <w:rPr>
-                                <w:rFonts w:asciiTheme="majorBidi" w:hAnsiTheme="majorBidi" w:cstheme="majorBidi"/>
-                                <w:b/>
-                                <w:bCs/>
-                                <w:i/>
-                                <w:iCs/>
-                                <w:sz w:val="28"/>
-                                <w:szCs w:val="28"/>
-                              </w:rPr>
-                              <w:t>cpu</w:t>
-                            </w:r>
-                            <w:proofErr w:type="spellEnd"/>
-                          </w:p>
-                          <w:p>
-                            <w:pPr>
-                              <w:spacing w:after="0"/>
-                              <w:rPr>
-                                <w:rFonts w:asciiTheme="majorBidi" w:hAnsiTheme="majorBidi" w:cstheme="majorBidi"/>
-                                <w:b/>
-                                <w:bCs/>
-                                <w:i/>
-                                <w:iCs/>
-                                <w:sz w:val="28"/>
-                                <w:szCs w:val="28"/>
-                              </w:rPr>
-                            </w:pPr>
-                            <w:r>
-                              <w:rPr>
-                                <w:rFonts w:asciiTheme="majorBidi" w:hAnsiTheme="majorBidi" w:cstheme="majorBidi"/>
-                                <w:b/>
-                                <w:bCs/>
-                                <w:i/>
-                                <w:iCs/>
-                                <w:sz w:val="28"/>
-                                <w:szCs w:val="28"/>
-                              </w:rPr>
-                              <w:t xml:space="preserve">               </w:t>
-                            </w:r>
-                            <w:r>
-                              <w:rPr>
-                                <w:rFonts w:asciiTheme="majorBidi" w:hAnsiTheme="majorBidi" w:cstheme="majorBidi"/>
-                                <w:b/>
-                                <w:bCs/>
-                                <w:i/>
-                                <w:iCs/>
-                                <w:sz w:val="28"/>
-                                <w:szCs w:val="28"/>
-                              </w:rPr>
-                              <w:t>target:</w:t>
-                            </w:r>
-                          </w:p>
-                          <w:p>
-                            <w:pPr>
-                              <w:spacing w:after="0"/>
-                              <w:rPr>
-                                <w:rFonts w:asciiTheme="majorBidi" w:hAnsiTheme="majorBidi" w:cstheme="majorBidi"/>
-                                <w:b/>
-                                <w:bCs/>
-                                <w:i/>
-                                <w:iCs/>
-                                <w:sz w:val="28"/>
-                                <w:szCs w:val="28"/>
-                              </w:rPr>
-                            </w:pPr>
-                            <w:r>
-                              <w:rPr>
-                                <w:rFonts w:asciiTheme="majorBidi" w:hAnsiTheme="majorBidi" w:cstheme="majorBidi"/>
-                                <w:b/>
-                                <w:bCs/>
-                                <w:i/>
-                                <w:iCs/>
-                                <w:sz w:val="28"/>
-                                <w:szCs w:val="28"/>
-                              </w:rPr>
-                              <w:t xml:space="preserve">                    </w:t>
-                            </w:r>
-                            <w:r>
-                              <w:rPr>
-                                <w:rFonts w:asciiTheme="majorBidi" w:hAnsiTheme="majorBidi" w:cstheme="majorBidi"/>
-                                <w:b/>
-                                <w:bCs/>
-                                <w:i/>
-                                <w:iCs/>
-                                <w:sz w:val="28"/>
-                                <w:szCs w:val="28"/>
-                              </w:rPr>
-                              <w:t>type: Utilization</w:t>
-                            </w:r>
-                          </w:p>
-                          <w:p>
-                            <w:pPr>
-                              <w:spacing w:after="0"/>
-                              <w:rPr>
-                                <w:rFonts w:asciiTheme="majorBidi" w:hAnsiTheme="majorBidi" w:cstheme="majorBidi"/>
-                                <w:b/>
-                                <w:bCs/>
-                                <w:i/>
-                                <w:iCs/>
-                                <w:sz w:val="28"/>
-                                <w:szCs w:val="28"/>
-                              </w:rPr>
-                            </w:pPr>
-                            <w:r>
-                              <w:rPr>
-                                <w:rFonts w:asciiTheme="majorBidi" w:hAnsiTheme="majorBidi" w:cstheme="majorBidi"/>
-                                <w:b/>
-                                <w:bCs/>
-                                <w:i/>
-                                <w:iCs/>
-                                <w:sz w:val="28"/>
-                                <w:szCs w:val="28"/>
-                              </w:rPr>
-                              <w:t xml:space="preserve">                    </w:t>
-                            </w:r>
-                            <w:proofErr w:type="spellStart"/>
-                            <w:r>
-                              <w:rPr>
-                                <w:rFonts w:asciiTheme="majorBidi" w:hAnsiTheme="majorBidi" w:cstheme="majorBidi"/>
-                                <w:b/>
-                                <w:bCs/>
-                                <w:i/>
-                                <w:iCs/>
-                                <w:sz w:val="28"/>
-                                <w:szCs w:val="28"/>
-                              </w:rPr>
-                              <w:t>averageUtilization</w:t>
-                            </w:r>
-                            <w:proofErr w:type="spellEnd"/>
-                            <w:r>
-                              <w:rPr>
-                                <w:rFonts w:asciiTheme="majorBidi" w:hAnsiTheme="majorBidi" w:cstheme="majorBidi"/>
-                                <w:b/>
-                                <w:bCs/>
-                                <w:i/>
-                                <w:iCs/>
-                                <w:sz w:val="28"/>
-                                <w:szCs w:val="28"/>
-                              </w:rPr>
-                              <w:t>: 50</w:t>
-                            </w:r>
-                          </w:p>
-                          <w:p>
-                            <w:pPr>
-                              <w:spacing w:after="0"/>
-                              <w:rPr>
-                                <w:rFonts w:asciiTheme="majorBidi" w:hAnsiTheme="majorBidi" w:cstheme="majorBidi"/>
-                                <w:b/>
-                                <w:bCs/>
-                                <w:i/>
-                                <w:iCs/>
-                                <w:sz w:val="28"/>
-                                <w:szCs w:val="28"/>
-                              </w:rPr>
-                            </w:pPr>
-                            <w:r>
-                              <w:rPr>
-                                <w:rFonts w:asciiTheme="majorBidi" w:hAnsiTheme="majorBidi" w:cstheme="majorBidi"/>
-                                <w:b/>
-                                <w:bCs/>
-                                <w:i/>
-                                <w:iCs/>
-                                <w:sz w:val="28"/>
-                                <w:szCs w:val="28"/>
-                              </w:rPr>
-                              <w:t xml:space="preserve">        </w:t>
-                            </w:r>
-                            <w:r>
-                              <w:rPr>
-                                <w:rFonts w:asciiTheme="majorBidi" w:hAnsiTheme="majorBidi" w:cstheme="majorBidi"/>
-                                <w:b/>
-                                <w:bCs/>
-                                <w:i/>
-                                <w:iCs/>
-                                <w:sz w:val="28"/>
-                                <w:szCs w:val="28"/>
-                              </w:rPr>
-                              <w:t>- type: Resource</w:t>
-                            </w:r>
-                          </w:p>
-                          <w:p>
-                            <w:pPr>
-                              <w:spacing w:after="0"/>
-                              <w:rPr>
-                                <w:rFonts w:asciiTheme="majorBidi" w:hAnsiTheme="majorBidi" w:cstheme="majorBidi"/>
-                                <w:b/>
-                                <w:bCs/>
-                                <w:i/>
-                                <w:iCs/>
-                                <w:sz w:val="28"/>
-                                <w:szCs w:val="28"/>
-                              </w:rPr>
-                            </w:pPr>
-                            <w:r>
-                              <w:rPr>
-                                <w:rFonts w:asciiTheme="majorBidi" w:hAnsiTheme="majorBidi" w:cstheme="majorBidi"/>
-                                <w:b/>
-                                <w:bCs/>
-                                <w:i/>
-                                <w:iCs/>
-                                <w:sz w:val="28"/>
-                                <w:szCs w:val="28"/>
-                              </w:rPr>
-                              <w:t xml:space="preserve">          </w:t>
-                            </w:r>
-                            <w:r>
-                              <w:rPr>
-                                <w:rFonts w:asciiTheme="majorBidi" w:hAnsiTheme="majorBidi" w:cstheme="majorBidi"/>
-                                <w:b/>
-                                <w:bCs/>
-                                <w:i/>
-                                <w:iCs/>
-                                <w:sz w:val="28"/>
-                                <w:szCs w:val="28"/>
-                              </w:rPr>
-                              <w:t>resource:</w:t>
-                            </w:r>
-                          </w:p>
-                          <w:p>
-                            <w:pPr>
-                              <w:spacing w:after="0"/>
-                              <w:rPr>
-                                <w:rFonts w:asciiTheme="majorBidi" w:hAnsiTheme="majorBidi" w:cstheme="majorBidi"/>
-                                <w:b/>
-                                <w:bCs/>
-                                <w:i/>
-                                <w:iCs/>
-                                <w:sz w:val="28"/>
-                                <w:szCs w:val="28"/>
-                              </w:rPr>
-                            </w:pPr>
-                            <w:r>
-                              <w:rPr>
-                                <w:rFonts w:asciiTheme="majorBidi" w:hAnsiTheme="majorBidi" w:cstheme="majorBidi"/>
-                                <w:b/>
-                                <w:bCs/>
-                                <w:i/>
-                                <w:iCs/>
-                                <w:sz w:val="28"/>
-                                <w:szCs w:val="28"/>
-                              </w:rPr>
-                              <w:t xml:space="preserve">               </w:t>
-                            </w:r>
-                            <w:r>
-                              <w:rPr>
-                                <w:rFonts w:asciiTheme="majorBidi" w:hAnsiTheme="majorBidi" w:cstheme="majorBidi"/>
-                                <w:b/>
-                                <w:bCs/>
-                                <w:i/>
-                                <w:iCs/>
-                                <w:sz w:val="28"/>
-                                <w:szCs w:val="28"/>
-                              </w:rPr>
-                              <w:t>name: memory</w:t>
-                            </w:r>
-                          </w:p>
-                          <w:p>
-                            <w:pPr>
-                              <w:spacing w:after="0"/>
-                              <w:rPr>
-                                <w:rFonts w:asciiTheme="majorBidi" w:hAnsiTheme="majorBidi" w:cstheme="majorBidi"/>
-                                <w:b/>
-                                <w:bCs/>
-                                <w:i/>
-                                <w:iCs/>
-                                <w:sz w:val="28"/>
-                                <w:szCs w:val="28"/>
-                              </w:rPr>
-                            </w:pPr>
-                            <w:r>
-                              <w:rPr>
-                                <w:rFonts w:asciiTheme="majorBidi" w:hAnsiTheme="majorBidi" w:cstheme="majorBidi"/>
-                                <w:b/>
-                                <w:bCs/>
-                                <w:i/>
-                                <w:iCs/>
-                                <w:sz w:val="28"/>
-                                <w:szCs w:val="28"/>
-                              </w:rPr>
-                              <w:t xml:space="preserve">               </w:t>
-                            </w:r>
-                            <w:r>
-                              <w:rPr>
-                                <w:rFonts w:asciiTheme="majorBidi" w:hAnsiTheme="majorBidi" w:cstheme="majorBidi"/>
-                                <w:b/>
-                                <w:bCs/>
-                                <w:i/>
-                                <w:iCs/>
-                                <w:sz w:val="28"/>
-                                <w:szCs w:val="28"/>
-                              </w:rPr>
-                              <w:t>target:</w:t>
-                            </w:r>
-                          </w:p>
-                          <w:p>
-                            <w:pPr>
-                              <w:spacing w:after="0"/>
-                              <w:rPr>
-                                <w:rFonts w:asciiTheme="majorBidi" w:hAnsiTheme="majorBidi" w:cstheme="majorBidi"/>
-                                <w:b/>
-                                <w:bCs/>
-                                <w:i/>
-                                <w:iCs/>
-                                <w:sz w:val="28"/>
-                                <w:szCs w:val="28"/>
-                              </w:rPr>
-                            </w:pPr>
-                            <w:r>
-                              <w:rPr>
-                                <w:rFonts w:asciiTheme="majorBidi" w:hAnsiTheme="majorBidi" w:cstheme="majorBidi"/>
-                                <w:b/>
-                                <w:bCs/>
-                                <w:i/>
-                                <w:iCs/>
-                                <w:sz w:val="28"/>
-                                <w:szCs w:val="28"/>
-                              </w:rPr>
-                              <w:t xml:space="preserve">                    </w:t>
-                            </w:r>
-                            <w:r>
-                              <w:rPr>
-                                <w:rFonts w:asciiTheme="majorBidi" w:hAnsiTheme="majorBidi" w:cstheme="majorBidi"/>
-                                <w:b/>
-                                <w:bCs/>
-                                <w:i/>
-                                <w:iCs/>
-                                <w:sz w:val="28"/>
-                                <w:szCs w:val="28"/>
-                              </w:rPr>
-                              <w:t>type: Utilization</w:t>
-                            </w:r>
-                          </w:p>
-                          <w:p>
-                            <w:pPr>
-                              <w:spacing w:after="0"/>
-                              <w:rPr>
-                                <w:rFonts w:asciiTheme="majorBidi" w:hAnsiTheme="majorBidi" w:cstheme="majorBidi"/>
-                                <w:b/>
-                                <w:bCs/>
-                                <w:i/>
-                                <w:iCs/>
-                                <w:sz w:val="28"/>
-                                <w:szCs w:val="28"/>
-                              </w:rPr>
-                            </w:pPr>
-                            <w:r>
-                              <w:rPr>
-                                <w:rFonts w:asciiTheme="majorBidi" w:hAnsiTheme="majorBidi" w:cstheme="majorBidi"/>
-                                <w:b/>
-                                <w:bCs/>
-                                <w:i/>
-                                <w:iCs/>
-                                <w:sz w:val="28"/>
-                                <w:szCs w:val="28"/>
-                              </w:rPr>
-                              <w:t xml:space="preserve">                    </w:t>
-                            </w:r>
-                            <w:proofErr w:type="spellStart"/>
-                            <w:r>
-                              <w:rPr>
-                                <w:rFonts w:asciiTheme="majorBidi" w:hAnsiTheme="majorBidi" w:cstheme="majorBidi"/>
-                                <w:b/>
-                                <w:bCs/>
-                                <w:i/>
-                                <w:iCs/>
-                                <w:sz w:val="28"/>
-                                <w:szCs w:val="28"/>
-                              </w:rPr>
-                              <w:t>averageUtilization</w:t>
-                            </w:r>
-                            <w:proofErr w:type="spellEnd"/>
-                            <w:r>
-                              <w:rPr>
-                                <w:rFonts w:asciiTheme="majorBidi" w:hAnsiTheme="majorBidi" w:cstheme="majorBidi"/>
-                                <w:b/>
-                                <w:bCs/>
-                                <w:i/>
-                                <w:iCs/>
-                                <w:sz w:val="28"/>
-                                <w:szCs w:val="28"/>
-                              </w:rPr>
-                              <w:t>: 70</w:t>
-                            </w:r>
-                          </w:p>
-                          <w:p>
-                            <w:pPr>
-                              <w:spacing w:after="0"/>
-                              <w:rPr>
-                                <w:rFonts w:asciiTheme="majorBidi" w:hAnsiTheme="majorBidi" w:cstheme="majorBidi"/>
-                                <w:b/>
-                                <w:bCs/>
-                                <w:i/>
-                                <w:iCs/>
-                                <w:sz w:val="28"/>
-                                <w:szCs w:val="28"/>
-                              </w:rPr>
-                            </w:pPr>
                           </w:p>
                           <w:p>
                             <w:pPr>
@@ -24924,7 +24671,7 @@
           </mc:Choice>
           <mc:Fallback>
             <w:pict>
-              <v:rect w14:anchorId="6F83D22C" id="Rectangle 14" o:spid="_x0000_s1039" style="position:absolute;left:0;text-align:left;margin-left:0;margin-top:26.5pt;width:279.25pt;height:457.8pt;z-index:251671552;visibility:visible;mso-wrap-style:square;mso-width-percent:0;mso-height-percent:0;mso-wrap-distance-left:9pt;mso-wrap-distance-top:0;mso-wrap-distance-right:9pt;mso-wrap-distance-bottom:0;mso-position-horizontal:left;mso-position-horizontal-relative:margin;mso-position-vertical:absolute;mso-position-vertical-relative:text;mso-width-percent:0;mso-height-percent:0;mso-width-relative:margin;mso-height-relative:margin;v-text-anchor:middle" o:gfxdata="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" fillcolor="black [3200]" strokecolor="black [480]" strokeweight="1pt">
+              <v:rect w14:anchorId="6F83D22C" id="Rectangle 14" o:spid="_x0000_s1039" style="position:absolute;left:0;text-align:left;margin-left:0;margin-top:23.85pt;width:201pt;height:118.2pt;z-index:251671552;visibility:visible;mso-wrap-style:square;mso-width-percent:0;mso-height-percent:0;mso-wrap-distance-left:9pt;mso-wrap-distance-top:0;mso-wrap-distance-right:9pt;mso-wrap-distance-bottom:0;mso-position-horizontal:left;mso-position-horizontal-relative:margin;mso-position-vertical:absolute;mso-position-vertical-relative:text;mso-width-percent:0;mso-height-percent:0;mso-width-relative:margin;mso-height-relative:margin;v-text-anchor:middle" o:gfxdata="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" fillcolor="black [3200]" strokecolor="black [480]" strokeweight="1pt">
                 <v:textbox>
                   <w:txbxContent>
                     <w:p>
@@ -25161,774 +24908,6 @@
                           <w:szCs w:val="28"/>
                         </w:rPr>
                         <w:t>:</w:t>
-                      </w:r>
-                    </w:p>
-                    <w:p>
-                      <w:pPr>
-                        <w:spacing w:after="0"/>
-                        <w:rPr>
-                          <w:rFonts w:asciiTheme="majorBidi" w:hAnsiTheme="majorBidi" w:cstheme="majorBidi"/>
-                          <w:b/>
-                          <w:bCs/>
-                          <w:i/>
-                          <w:iCs/>
-                          <w:sz w:val="28"/>
-                          <w:szCs w:val="28"/>
-                        </w:rPr>
-                      </w:pPr>
-                      <w:r>
-                        <w:rPr>
-                          <w:rFonts w:asciiTheme="majorBidi" w:hAnsiTheme="majorBidi" w:cstheme="majorBidi"/>
-                          <w:b/>
-                          <w:bCs/>
-                          <w:i/>
-                          <w:iCs/>
-                          <w:sz w:val="28"/>
-                          <w:szCs w:val="28"/>
-                        </w:rPr>
-                        <w:t xml:space="preserve">          </w:t>
-                      </w:r>
-                      <w:proofErr w:type="spellStart"/>
-                      <w:r>
-                        <w:rPr>
-                          <w:rFonts w:asciiTheme="majorBidi" w:hAnsiTheme="majorBidi" w:cstheme="majorBidi"/>
-                          <w:b/>
-                          <w:bCs/>
-                          <w:i/>
-                          <w:iCs/>
-                          <w:sz w:val="28"/>
-                          <w:szCs w:val="28"/>
-                        </w:rPr>
-                        <w:t>apiVersion</w:t>
-                      </w:r>
-                      <w:proofErr w:type="spellEnd"/>
-                      <w:r>
-                        <w:rPr>
-                          <w:rFonts w:asciiTheme="majorBidi" w:hAnsiTheme="majorBidi" w:cstheme="majorBidi"/>
-                          <w:b/>
-                          <w:bCs/>
-                          <w:i/>
-                          <w:iCs/>
-                          <w:sz w:val="28"/>
-                          <w:szCs w:val="28"/>
-                        </w:rPr>
-                        <w:t>: apps/v1</w:t>
-                      </w:r>
-                    </w:p>
-                    <w:p>
-                      <w:pPr>
-                        <w:spacing w:after="0"/>
-                        <w:rPr>
-                          <w:rFonts w:asciiTheme="majorBidi" w:hAnsiTheme="majorBidi" w:cstheme="majorBidi"/>
-                          <w:b/>
-                          <w:bCs/>
-                          <w:i/>
-                          <w:iCs/>
-                          <w:sz w:val="28"/>
-                          <w:szCs w:val="28"/>
-                        </w:rPr>
-                      </w:pPr>
-                      <w:r>
-                        <w:rPr>
-                          <w:rFonts w:asciiTheme="majorBidi" w:hAnsiTheme="majorBidi" w:cstheme="majorBidi"/>
-                          <w:b/>
-                          <w:bCs/>
-                          <w:i/>
-                          <w:iCs/>
-                          <w:sz w:val="28"/>
-                          <w:szCs w:val="28"/>
-                        </w:rPr>
-                        <w:t xml:space="preserve">          </w:t>
-                      </w:r>
-                      <w:r>
-                        <w:rPr>
-                          <w:rFonts w:asciiTheme="majorBidi" w:hAnsiTheme="majorBidi" w:cstheme="majorBidi"/>
-                          <w:b/>
-                          <w:bCs/>
-                          <w:i/>
-                          <w:iCs/>
-                          <w:sz w:val="28"/>
-                          <w:szCs w:val="28"/>
-                        </w:rPr>
-                        <w:t>kind: Deployment</w:t>
-                      </w:r>
-                    </w:p>
-                    <w:p>
-                      <w:pPr>
-                        <w:spacing w:after="0"/>
-                        <w:rPr>
-                          <w:rFonts w:asciiTheme="majorBidi" w:hAnsiTheme="majorBidi" w:cstheme="majorBidi"/>
-                          <w:b/>
-                          <w:bCs/>
-                          <w:i/>
-                          <w:iCs/>
-                          <w:sz w:val="28"/>
-                          <w:szCs w:val="28"/>
-                        </w:rPr>
-                      </w:pPr>
-                      <w:r>
-                        <w:rPr>
-                          <w:rFonts w:asciiTheme="majorBidi" w:hAnsiTheme="majorBidi" w:cstheme="majorBidi"/>
-                          <w:b/>
-                          <w:bCs/>
-                          <w:i/>
-                          <w:iCs/>
-                          <w:sz w:val="28"/>
-                          <w:szCs w:val="28"/>
-                        </w:rPr>
-                        <w:t xml:space="preserve">          </w:t>
-                      </w:r>
-                      <w:r>
-                        <w:rPr>
-                          <w:rFonts w:asciiTheme="majorBidi" w:hAnsiTheme="majorBidi" w:cstheme="majorBidi"/>
-                          <w:b/>
-                          <w:bCs/>
-                          <w:i/>
-                          <w:iCs/>
-                          <w:sz w:val="28"/>
-                          <w:szCs w:val="28"/>
-                        </w:rPr>
-                        <w:t>name: nginx-deployment</w:t>
-                      </w:r>
-                    </w:p>
-                    <w:p>
-                      <w:pPr>
-                        <w:spacing w:after="0"/>
-                        <w:rPr>
-                          <w:rFonts w:asciiTheme="majorBidi" w:hAnsiTheme="majorBidi" w:cstheme="majorBidi"/>
-                          <w:b/>
-                          <w:bCs/>
-                          <w:i/>
-                          <w:iCs/>
-                          <w:sz w:val="28"/>
-                          <w:szCs w:val="28"/>
-                        </w:rPr>
-                      </w:pPr>
-                      <w:r>
-                        <w:rPr>
-                          <w:rFonts w:asciiTheme="majorBidi" w:hAnsiTheme="majorBidi" w:cstheme="majorBidi"/>
-                          <w:b/>
-                          <w:bCs/>
-                          <w:i/>
-                          <w:iCs/>
-                          <w:sz w:val="28"/>
-                          <w:szCs w:val="28"/>
-                        </w:rPr>
-                        <w:t xml:space="preserve">     </w:t>
-                      </w:r>
-                      <w:proofErr w:type="spellStart"/>
-                      <w:r>
-                        <w:rPr>
-                          <w:rFonts w:asciiTheme="majorBidi" w:hAnsiTheme="majorBidi" w:cstheme="majorBidi"/>
-                          <w:b/>
-                          <w:bCs/>
-                          <w:i/>
-                          <w:iCs/>
-                          <w:sz w:val="28"/>
-                          <w:szCs w:val="28"/>
-                        </w:rPr>
-                        <w:t>minReplicas</w:t>
-                      </w:r>
-                      <w:proofErr w:type="spellEnd"/>
-                      <w:r>
-                        <w:rPr>
-                          <w:rFonts w:asciiTheme="majorBidi" w:hAnsiTheme="majorBidi" w:cstheme="majorBidi"/>
-                          <w:b/>
-                          <w:bCs/>
-                          <w:i/>
-                          <w:iCs/>
-                          <w:sz w:val="28"/>
-                          <w:szCs w:val="28"/>
-                        </w:rPr>
-                        <w:t>: 2</w:t>
-                      </w:r>
-                    </w:p>
-                    <w:p>
-                      <w:pPr>
-                        <w:spacing w:after="0"/>
-                        <w:rPr>
-                          <w:rFonts w:asciiTheme="majorBidi" w:hAnsiTheme="majorBidi" w:cstheme="majorBidi"/>
-                          <w:b/>
-                          <w:bCs/>
-                          <w:i/>
-                          <w:iCs/>
-                          <w:sz w:val="28"/>
-                          <w:szCs w:val="28"/>
-                        </w:rPr>
-                      </w:pPr>
-                      <w:r>
-                        <w:rPr>
-                          <w:rFonts w:asciiTheme="majorBidi" w:hAnsiTheme="majorBidi" w:cstheme="majorBidi"/>
-                          <w:b/>
-                          <w:bCs/>
-                          <w:i/>
-                          <w:iCs/>
-                          <w:sz w:val="28"/>
-                          <w:szCs w:val="28"/>
-                        </w:rPr>
-                        <w:t xml:space="preserve">     </w:t>
-                      </w:r>
-                      <w:proofErr w:type="spellStart"/>
-                      <w:r>
-                        <w:rPr>
-                          <w:rFonts w:asciiTheme="majorBidi" w:hAnsiTheme="majorBidi" w:cstheme="majorBidi"/>
-                          <w:b/>
-                          <w:bCs/>
-                          <w:i/>
-                          <w:iCs/>
-                          <w:sz w:val="28"/>
-                          <w:szCs w:val="28"/>
-                        </w:rPr>
-                        <w:t>maxReplicas</w:t>
-                      </w:r>
-                      <w:proofErr w:type="spellEnd"/>
-                      <w:r>
-                        <w:rPr>
-                          <w:rFonts w:asciiTheme="majorBidi" w:hAnsiTheme="majorBidi" w:cstheme="majorBidi"/>
-                          <w:b/>
-                          <w:bCs/>
-                          <w:i/>
-                          <w:iCs/>
-                          <w:sz w:val="28"/>
-                          <w:szCs w:val="28"/>
-                        </w:rPr>
-                        <w:t>: 10</w:t>
-                      </w:r>
-                    </w:p>
-                    <w:p>
-                      <w:pPr>
-                        <w:spacing w:after="0"/>
-                        <w:rPr>
-                          <w:rFonts w:asciiTheme="majorBidi" w:hAnsiTheme="majorBidi" w:cstheme="majorBidi"/>
-                          <w:b/>
-                          <w:bCs/>
-                          <w:i/>
-                          <w:iCs/>
-                          <w:sz w:val="28"/>
-                          <w:szCs w:val="28"/>
-                        </w:rPr>
-                      </w:pPr>
-                      <w:r>
-                        <w:rPr>
-                          <w:rFonts w:asciiTheme="majorBidi" w:hAnsiTheme="majorBidi" w:cstheme="majorBidi"/>
-                          <w:b/>
-                          <w:bCs/>
-                          <w:i/>
-                          <w:iCs/>
-                          <w:sz w:val="28"/>
-                          <w:szCs w:val="28"/>
-                        </w:rPr>
-                        <w:t xml:space="preserve">     </w:t>
-                      </w:r>
-                      <w:r>
-                        <w:rPr>
-                          <w:rFonts w:asciiTheme="majorBidi" w:hAnsiTheme="majorBidi" w:cstheme="majorBidi"/>
-                          <w:b/>
-                          <w:bCs/>
-                          <w:i/>
-                          <w:iCs/>
-                          <w:sz w:val="28"/>
-                          <w:szCs w:val="28"/>
-                        </w:rPr>
-                        <w:t>metrics:</w:t>
-                      </w:r>
-                    </w:p>
-                    <w:p>
-                      <w:pPr>
-                        <w:spacing w:after="0"/>
-                        <w:rPr>
-                          <w:rFonts w:asciiTheme="majorBidi" w:hAnsiTheme="majorBidi" w:cstheme="majorBidi"/>
-                          <w:b/>
-                          <w:bCs/>
-                          <w:i/>
-                          <w:iCs/>
-                          <w:sz w:val="28"/>
-                          <w:szCs w:val="28"/>
-                        </w:rPr>
-                      </w:pPr>
-                      <w:r>
-                        <w:rPr>
-                          <w:rFonts w:asciiTheme="majorBidi" w:hAnsiTheme="majorBidi" w:cstheme="majorBidi"/>
-                          <w:b/>
-                          <w:bCs/>
-                          <w:i/>
-                          <w:iCs/>
-                          <w:sz w:val="28"/>
-                          <w:szCs w:val="28"/>
-                        </w:rPr>
-                        <w:t xml:space="preserve">        </w:t>
-                      </w:r>
-                      <w:r>
-                        <w:rPr>
-                          <w:rFonts w:asciiTheme="majorBidi" w:hAnsiTheme="majorBidi" w:cstheme="majorBidi"/>
-                          <w:b/>
-                          <w:bCs/>
-                          <w:i/>
-                          <w:iCs/>
-                          <w:sz w:val="28"/>
-                          <w:szCs w:val="28"/>
-                        </w:rPr>
-                        <w:t>- type: Resource</w:t>
-                      </w:r>
-                    </w:p>
-                    <w:p>
-                      <w:pPr>
-                        <w:spacing w:after="0"/>
-                        <w:rPr>
-                          <w:rFonts w:asciiTheme="majorBidi" w:hAnsiTheme="majorBidi" w:cstheme="majorBidi"/>
-                          <w:b/>
-                          <w:bCs/>
-                          <w:i/>
-                          <w:iCs/>
-                          <w:sz w:val="28"/>
-                          <w:szCs w:val="28"/>
-                        </w:rPr>
-                      </w:pPr>
-                      <w:r>
-                        <w:rPr>
-                          <w:rFonts w:asciiTheme="majorBidi" w:hAnsiTheme="majorBidi" w:cstheme="majorBidi"/>
-                          <w:b/>
-                          <w:bCs/>
-                          <w:i/>
-                          <w:iCs/>
-                          <w:sz w:val="28"/>
-                          <w:szCs w:val="28"/>
-                        </w:rPr>
-                        <w:t xml:space="preserve">          </w:t>
-                      </w:r>
-                      <w:r>
-                        <w:rPr>
-                          <w:rFonts w:asciiTheme="majorBidi" w:hAnsiTheme="majorBidi" w:cstheme="majorBidi"/>
-                          <w:b/>
-                          <w:bCs/>
-                          <w:i/>
-                          <w:iCs/>
-                          <w:sz w:val="28"/>
-                          <w:szCs w:val="28"/>
-                        </w:rPr>
-                        <w:t>resource:</w:t>
-                      </w:r>
-                    </w:p>
-                    <w:p>
-                      <w:pPr>
-                        <w:spacing w:after="0"/>
-                        <w:rPr>
-                          <w:rFonts w:asciiTheme="majorBidi" w:hAnsiTheme="majorBidi" w:cstheme="majorBidi"/>
-                          <w:b/>
-                          <w:bCs/>
-                          <w:i/>
-                          <w:iCs/>
-                          <w:sz w:val="28"/>
-                          <w:szCs w:val="28"/>
-                        </w:rPr>
-                      </w:pPr>
-                      <w:r>
-                        <w:rPr>
-                          <w:rFonts w:asciiTheme="majorBidi" w:hAnsiTheme="majorBidi" w:cstheme="majorBidi"/>
-                          <w:b/>
-                          <w:bCs/>
-                          <w:i/>
-                          <w:iCs/>
-                          <w:sz w:val="28"/>
-                          <w:szCs w:val="28"/>
-                        </w:rPr>
-                        <w:t xml:space="preserve">               </w:t>
-                      </w:r>
-                      <w:r>
-                        <w:rPr>
-                          <w:rFonts w:asciiTheme="majorBidi" w:hAnsiTheme="majorBidi" w:cstheme="majorBidi"/>
-                          <w:b/>
-                          <w:bCs/>
-                          <w:i/>
-                          <w:iCs/>
-                          <w:sz w:val="28"/>
-                          <w:szCs w:val="28"/>
-                        </w:rPr>
-                        <w:t xml:space="preserve">name: </w:t>
-                      </w:r>
-                      <w:proofErr w:type="spellStart"/>
-                      <w:r>
-                        <w:rPr>
-                          <w:rFonts w:asciiTheme="majorBidi" w:hAnsiTheme="majorBidi" w:cstheme="majorBidi"/>
-                          <w:b/>
-                          <w:bCs/>
-                          <w:i/>
-                          <w:iCs/>
-                          <w:sz w:val="28"/>
-                          <w:szCs w:val="28"/>
-                        </w:rPr>
-                        <w:t>cpu</w:t>
-                      </w:r>
-                      <w:proofErr w:type="spellEnd"/>
-                    </w:p>
-                    <w:p>
-                      <w:pPr>
-                        <w:spacing w:after="0"/>
-                        <w:rPr>
-                          <w:rFonts w:asciiTheme="majorBidi" w:hAnsiTheme="majorBidi" w:cstheme="majorBidi"/>
-                          <w:b/>
-                          <w:bCs/>
-                          <w:i/>
-                          <w:iCs/>
-                          <w:sz w:val="28"/>
-                          <w:szCs w:val="28"/>
-                        </w:rPr>
-                      </w:pPr>
-                      <w:r>
-                        <w:rPr>
-                          <w:rFonts w:asciiTheme="majorBidi" w:hAnsiTheme="majorBidi" w:cstheme="majorBidi"/>
-                          <w:b/>
-                          <w:bCs/>
-                          <w:i/>
-                          <w:iCs/>
-                          <w:sz w:val="28"/>
-                          <w:szCs w:val="28"/>
-                        </w:rPr>
-                        <w:t xml:space="preserve">               </w:t>
-                      </w:r>
-                      <w:r>
-                        <w:rPr>
-                          <w:rFonts w:asciiTheme="majorBidi" w:hAnsiTheme="majorBidi" w:cstheme="majorBidi"/>
-                          <w:b/>
-                          <w:bCs/>
-                          <w:i/>
-                          <w:iCs/>
-                          <w:sz w:val="28"/>
-                          <w:szCs w:val="28"/>
-                        </w:rPr>
-                        <w:t>target:</w:t>
-                      </w:r>
-                    </w:p>
-                    <w:p>
-                      <w:pPr>
-                        <w:spacing w:after="0"/>
-                        <w:rPr>
-                          <w:rFonts w:asciiTheme="majorBidi" w:hAnsiTheme="majorBidi" w:cstheme="majorBidi"/>
-                          <w:b/>
-                          <w:bCs/>
-                          <w:i/>
-                          <w:iCs/>
-                          <w:sz w:val="28"/>
-                          <w:szCs w:val="28"/>
-                        </w:rPr>
-                      </w:pPr>
-                      <w:r>
-                        <w:rPr>
-                          <w:rFonts w:asciiTheme="majorBidi" w:hAnsiTheme="majorBidi" w:cstheme="majorBidi"/>
-                          <w:b/>
-                          <w:bCs/>
-                          <w:i/>
-                          <w:iCs/>
-                          <w:sz w:val="28"/>
-                          <w:szCs w:val="28"/>
-                        </w:rPr>
-                        <w:t xml:space="preserve">                    </w:t>
-                      </w:r>
-                      <w:r>
-                        <w:rPr>
-                          <w:rFonts w:asciiTheme="majorBidi" w:hAnsiTheme="majorBidi" w:cstheme="majorBidi"/>
-                          <w:b/>
-                          <w:bCs/>
-                          <w:i/>
-                          <w:iCs/>
-                          <w:sz w:val="28"/>
-                          <w:szCs w:val="28"/>
-                        </w:rPr>
-                        <w:t>type: Utilization</w:t>
-                      </w:r>
-                    </w:p>
-                    <w:p>
-                      <w:pPr>
-                        <w:spacing w:after="0"/>
-                        <w:rPr>
-                          <w:rFonts w:asciiTheme="majorBidi" w:hAnsiTheme="majorBidi" w:cstheme="majorBidi"/>
-                          <w:b/>
-                          <w:bCs/>
-                          <w:i/>
-                          <w:iCs/>
-                          <w:sz w:val="28"/>
-                          <w:szCs w:val="28"/>
-                        </w:rPr>
-                      </w:pPr>
-                      <w:r>
-                        <w:rPr>
-                          <w:rFonts w:asciiTheme="majorBidi" w:hAnsiTheme="majorBidi" w:cstheme="majorBidi"/>
-                          <w:b/>
-                          <w:bCs/>
-                          <w:i/>
-                          <w:iCs/>
-                          <w:sz w:val="28"/>
-                          <w:szCs w:val="28"/>
-                        </w:rPr>
-                        <w:t xml:space="preserve">                    </w:t>
-                      </w:r>
-                      <w:proofErr w:type="spellStart"/>
-                      <w:r>
-                        <w:rPr>
-                          <w:rFonts w:asciiTheme="majorBidi" w:hAnsiTheme="majorBidi" w:cstheme="majorBidi"/>
-                          <w:b/>
-                          <w:bCs/>
-                          <w:i/>
-                          <w:iCs/>
-                          <w:sz w:val="28"/>
-                          <w:szCs w:val="28"/>
-                        </w:rPr>
-                        <w:t>averageUtilization</w:t>
-                      </w:r>
-                      <w:proofErr w:type="spellEnd"/>
-                      <w:r>
-                        <w:rPr>
-                          <w:rFonts w:asciiTheme="majorBidi" w:hAnsiTheme="majorBidi" w:cstheme="majorBidi"/>
-                          <w:b/>
-                          <w:bCs/>
-                          <w:i/>
-                          <w:iCs/>
-                          <w:sz w:val="28"/>
-                          <w:szCs w:val="28"/>
-                        </w:rPr>
-                        <w:t>: 50</w:t>
-                      </w:r>
-                    </w:p>
-                    <w:p>
-                      <w:pPr>
-                        <w:spacing w:after="0"/>
-                        <w:rPr>
-                          <w:rFonts w:asciiTheme="majorBidi" w:hAnsiTheme="majorBidi" w:cstheme="majorBidi"/>
-                          <w:b/>
-                          <w:bCs/>
-                          <w:i/>
-                          <w:iCs/>
-                          <w:sz w:val="28"/>
-                          <w:szCs w:val="28"/>
-                        </w:rPr>
-                      </w:pPr>
-                      <w:r>
-                        <w:rPr>
-                          <w:rFonts w:asciiTheme="majorBidi" w:hAnsiTheme="majorBidi" w:cstheme="majorBidi"/>
-                          <w:b/>
-                          <w:bCs/>
-                          <w:i/>
-                          <w:iCs/>
-                          <w:sz w:val="28"/>
-                          <w:szCs w:val="28"/>
-                        </w:rPr>
-                        <w:t xml:space="preserve">        </w:t>
-                      </w:r>
-                      <w:r>
-                        <w:rPr>
-                          <w:rFonts w:asciiTheme="majorBidi" w:hAnsiTheme="majorBidi" w:cstheme="majorBidi"/>
-                          <w:b/>
-                          <w:bCs/>
-                          <w:i/>
-                          <w:iCs/>
-                          <w:sz w:val="28"/>
-                          <w:szCs w:val="28"/>
-                        </w:rPr>
-                        <w:t>- type: Resource</w:t>
-                      </w:r>
-                    </w:p>
-                    <w:p>
-                      <w:pPr>
-                        <w:spacing w:after="0"/>
-                        <w:rPr>
-                          <w:rFonts w:asciiTheme="majorBidi" w:hAnsiTheme="majorBidi" w:cstheme="majorBidi"/>
-                          <w:b/>
-                          <w:bCs/>
-                          <w:i/>
-                          <w:iCs/>
-                          <w:sz w:val="28"/>
-                          <w:szCs w:val="28"/>
-                        </w:rPr>
-                      </w:pPr>
-                      <w:r>
-                        <w:rPr>
-                          <w:rFonts w:asciiTheme="majorBidi" w:hAnsiTheme="majorBidi" w:cstheme="majorBidi"/>
-                          <w:b/>
-                          <w:bCs/>
-                          <w:i/>
-                          <w:iCs/>
-                          <w:sz w:val="28"/>
-                          <w:szCs w:val="28"/>
-                        </w:rPr>
-                        <w:t xml:space="preserve">          </w:t>
-                      </w:r>
-                      <w:r>
-                        <w:rPr>
-                          <w:rFonts w:asciiTheme="majorBidi" w:hAnsiTheme="majorBidi" w:cstheme="majorBidi"/>
-                          <w:b/>
-                          <w:bCs/>
-                          <w:i/>
-                          <w:iCs/>
-                          <w:sz w:val="28"/>
-                          <w:szCs w:val="28"/>
-                        </w:rPr>
-                        <w:t>resource:</w:t>
-                      </w:r>
-                    </w:p>
-                    <w:p>
-                      <w:pPr>
-                        <w:spacing w:after="0"/>
-                        <w:rPr>
-                          <w:rFonts w:asciiTheme="majorBidi" w:hAnsiTheme="majorBidi" w:cstheme="majorBidi"/>
-                          <w:b/>
-                          <w:bCs/>
-                          <w:i/>
-                          <w:iCs/>
-                          <w:sz w:val="28"/>
-                          <w:szCs w:val="28"/>
-                        </w:rPr>
-                      </w:pPr>
-                      <w:r>
-                        <w:rPr>
-                          <w:rFonts w:asciiTheme="majorBidi" w:hAnsiTheme="majorBidi" w:cstheme="majorBidi"/>
-                          <w:b/>
-                          <w:bCs/>
-                          <w:i/>
-                          <w:iCs/>
-                          <w:sz w:val="28"/>
-                          <w:szCs w:val="28"/>
-                        </w:rPr>
-                        <w:t xml:space="preserve">               </w:t>
-                      </w:r>
-                      <w:r>
-                        <w:rPr>
-                          <w:rFonts w:asciiTheme="majorBidi" w:hAnsiTheme="majorBidi" w:cstheme="majorBidi"/>
-                          <w:b/>
-                          <w:bCs/>
-                          <w:i/>
-                          <w:iCs/>
-                          <w:sz w:val="28"/>
-                          <w:szCs w:val="28"/>
-                        </w:rPr>
-                        <w:t>name: memory</w:t>
-                      </w:r>
-                    </w:p>
-                    <w:p>
-                      <w:pPr>
-                        <w:spacing w:after="0"/>
-                        <w:rPr>
-                          <w:rFonts w:asciiTheme="majorBidi" w:hAnsiTheme="majorBidi" w:cstheme="majorBidi"/>
-                          <w:b/>
-                          <w:bCs/>
-                          <w:i/>
-                          <w:iCs/>
-                          <w:sz w:val="28"/>
-                          <w:szCs w:val="28"/>
-                        </w:rPr>
-                      </w:pPr>
-                      <w:r>
-                        <w:rPr>
-                          <w:rFonts w:asciiTheme="majorBidi" w:hAnsiTheme="majorBidi" w:cstheme="majorBidi"/>
-                          <w:b/>
-                          <w:bCs/>
-                          <w:i/>
-                          <w:iCs/>
-                          <w:sz w:val="28"/>
-                          <w:szCs w:val="28"/>
-                        </w:rPr>
-                        <w:t xml:space="preserve">               </w:t>
-                      </w:r>
-                      <w:r>
-                        <w:rPr>
-                          <w:rFonts w:asciiTheme="majorBidi" w:hAnsiTheme="majorBidi" w:cstheme="majorBidi"/>
-                          <w:b/>
-                          <w:bCs/>
-                          <w:i/>
-                          <w:iCs/>
-                          <w:sz w:val="28"/>
-                          <w:szCs w:val="28"/>
-                        </w:rPr>
-                        <w:t>target:</w:t>
-                      </w:r>
-                    </w:p>
-                    <w:p>
-                      <w:pPr>
-                        <w:spacing w:after="0"/>
-                        <w:rPr>
-                          <w:rFonts w:asciiTheme="majorBidi" w:hAnsiTheme="majorBidi" w:cstheme="majorBidi"/>
-                          <w:b/>
-                          <w:bCs/>
-                          <w:i/>
-                          <w:iCs/>
-                          <w:sz w:val="28"/>
-                          <w:szCs w:val="28"/>
-                        </w:rPr>
-                      </w:pPr>
-                      <w:r>
-                        <w:rPr>
-                          <w:rFonts w:asciiTheme="majorBidi" w:hAnsiTheme="majorBidi" w:cstheme="majorBidi"/>
-                          <w:b/>
-                          <w:bCs/>
-                          <w:i/>
-                          <w:iCs/>
-                          <w:sz w:val="28"/>
-                          <w:szCs w:val="28"/>
-                        </w:rPr>
-                        <w:t xml:space="preserve">                    </w:t>
-                      </w:r>
-                      <w:r>
-                        <w:rPr>
-                          <w:rFonts w:asciiTheme="majorBidi" w:hAnsiTheme="majorBidi" w:cstheme="majorBidi"/>
-                          <w:b/>
-                          <w:bCs/>
-                          <w:i/>
-                          <w:iCs/>
-                          <w:sz w:val="28"/>
-                          <w:szCs w:val="28"/>
-                        </w:rPr>
-                        <w:t>type: Utilization</w:t>
-                      </w:r>
-                    </w:p>
-                    <w:p>
-                      <w:pPr>
-                        <w:spacing w:after="0"/>
-                        <w:rPr>
-                          <w:rFonts w:asciiTheme="majorBidi" w:hAnsiTheme="majorBidi" w:cstheme="majorBidi"/>
-                          <w:b/>
-                          <w:bCs/>
-                          <w:i/>
-                          <w:iCs/>
-                          <w:sz w:val="28"/>
-                          <w:szCs w:val="28"/>
-                        </w:rPr>
-                      </w:pPr>
-                      <w:r>
-                        <w:rPr>
-                          <w:rFonts w:asciiTheme="majorBidi" w:hAnsiTheme="majorBidi" w:cstheme="majorBidi"/>
-                          <w:b/>
-                          <w:bCs/>
-                          <w:i/>
-                          <w:iCs/>
-                          <w:sz w:val="28"/>
-                          <w:szCs w:val="28"/>
-                        </w:rPr>
-                        <w:t xml:space="preserve">                    </w:t>
-                      </w:r>
-                      <w:proofErr w:type="spellStart"/>
-                      <w:r>
-                        <w:rPr>
-                          <w:rFonts w:asciiTheme="majorBidi" w:hAnsiTheme="majorBidi" w:cstheme="majorBidi"/>
-                          <w:b/>
-                          <w:bCs/>
-                          <w:i/>
-                          <w:iCs/>
-                          <w:sz w:val="28"/>
-                          <w:szCs w:val="28"/>
-                        </w:rPr>
-                        <w:t>averageUtilization</w:t>
-                      </w:r>
-                      <w:proofErr w:type="spellEnd"/>
-                      <w:r>
-                        <w:rPr>
-                          <w:rFonts w:asciiTheme="majorBidi" w:hAnsiTheme="majorBidi" w:cstheme="majorBidi"/>
-                          <w:b/>
-                          <w:bCs/>
-                          <w:i/>
-                          <w:iCs/>
-                          <w:sz w:val="28"/>
-                          <w:szCs w:val="28"/>
-                        </w:rPr>
-                        <w:t>: 70</w:t>
                       </w:r>
                     </w:p>
                     <w:p>
@@ -26039,124 +25018,1828 @@
           <w:szCs w:val="28"/>
         </w:rPr>
       </w:pPr>
-    </w:p>
-    <w:p>
-      <w:pPr>
-        <w:jc w:val="both"/>
-        <w:rPr>
-          <w:rFonts w:asciiTheme="majorBidi" w:hAnsiTheme="majorBidi" w:cstheme="majorBidi"/>
-          <w:sz w:val="28"/>
-          <w:szCs w:val="28"/>
-        </w:rPr>
-      </w:pPr>
-    </w:p>
-    <w:p>
-      <w:pPr>
-        <w:jc w:val="both"/>
-        <w:rPr>
-          <w:rFonts w:asciiTheme="majorBidi" w:hAnsiTheme="majorBidi" w:cstheme="majorBidi"/>
-          <w:sz w:val="28"/>
-          <w:szCs w:val="28"/>
-        </w:rPr>
-      </w:pPr>
-    </w:p>
-    <w:p>
-      <w:pPr>
-        <w:jc w:val="both"/>
-        <w:rPr>
-          <w:rFonts w:asciiTheme="majorBidi" w:hAnsiTheme="majorBidi" w:cstheme="majorBidi"/>
-          <w:sz w:val="28"/>
-          <w:szCs w:val="28"/>
-        </w:rPr>
-      </w:pPr>
-    </w:p>
-    <w:p>
-      <w:pPr>
-        <w:jc w:val="both"/>
-        <w:rPr>
-          <w:rFonts w:asciiTheme="majorBidi" w:hAnsiTheme="majorBidi" w:cstheme="majorBidi"/>
-          <w:sz w:val="28"/>
-          <w:szCs w:val="28"/>
-        </w:rPr>
-      </w:pPr>
-    </w:p>
-    <w:p>
-      <w:pPr>
-        <w:jc w:val="both"/>
-        <w:rPr>
-          <w:rFonts w:asciiTheme="majorBidi" w:hAnsiTheme="majorBidi" w:cstheme="majorBidi"/>
-          <w:sz w:val="28"/>
-          <w:szCs w:val="28"/>
-        </w:rPr>
-      </w:pPr>
-    </w:p>
-    <w:p>
-      <w:pPr>
-        <w:jc w:val="both"/>
-        <w:rPr>
-          <w:rFonts w:asciiTheme="majorBidi" w:hAnsiTheme="majorBidi" w:cstheme="majorBidi"/>
-          <w:sz w:val="28"/>
-          <w:szCs w:val="28"/>
-        </w:rPr>
-      </w:pPr>
-    </w:p>
-    <w:p>
-      <w:pPr>
-        <w:jc w:val="both"/>
-        <w:rPr>
-          <w:rFonts w:asciiTheme="majorBidi" w:hAnsiTheme="majorBidi" w:cstheme="majorBidi"/>
-          <w:sz w:val="28"/>
-          <w:szCs w:val="28"/>
-        </w:rPr>
-      </w:pPr>
-    </w:p>
-    <w:p>
-      <w:pPr>
-        <w:jc w:val="both"/>
-        <w:rPr>
-          <w:rFonts w:asciiTheme="majorBidi" w:hAnsiTheme="majorBidi" w:cstheme="majorBidi"/>
-          <w:sz w:val="28"/>
-          <w:szCs w:val="28"/>
-        </w:rPr>
-      </w:pPr>
-    </w:p>
-    <w:p>
-      <w:pPr>
-        <w:jc w:val="both"/>
-        <w:rPr>
-          <w:rFonts w:asciiTheme="majorBidi" w:hAnsiTheme="majorBidi" w:cstheme="majorBidi"/>
-          <w:sz w:val="28"/>
-          <w:szCs w:val="28"/>
-        </w:rPr>
-      </w:pPr>
-    </w:p>
-    <w:p>
-      <w:pPr>
-        <w:jc w:val="both"/>
-        <w:rPr>
-          <w:rFonts w:asciiTheme="majorBidi" w:hAnsiTheme="majorBidi" w:cstheme="majorBidi"/>
-          <w:sz w:val="28"/>
-          <w:szCs w:val="28"/>
-        </w:rPr>
-      </w:pPr>
-    </w:p>
-    <w:p>
-      <w:pPr>
-        <w:jc w:val="both"/>
-        <w:rPr>
-          <w:rFonts w:asciiTheme="majorBidi" w:hAnsiTheme="majorBidi" w:cstheme="majorBidi"/>
-          <w:sz w:val="28"/>
-          <w:szCs w:val="28"/>
-        </w:rPr>
-      </w:pPr>
-    </w:p>
-    <w:p>
-      <w:pPr>
-        <w:jc w:val="both"/>
-        <w:rPr>
-          <w:rFonts w:asciiTheme="majorBidi" w:hAnsiTheme="majorBidi" w:cstheme="majorBidi"/>
-          <w:sz w:val="40"/>
-          <w:szCs w:val="40"/>
+      <w:r>
+        <w:rPr>
+          <w:rFonts w:asciiTheme="majorBidi" w:hAnsiTheme="majorBidi" w:cstheme="majorBidi"/>
+          <w:noProof/>
+          <w:sz w:val="28"/>
+          <w:szCs w:val="28"/>
+        </w:rPr>
+        <w:lastRenderedPageBreak/>
+        <mc:AlternateContent>
+          <mc:Choice Requires="wps">
+            <w:drawing>
+              <wp:anchor distT="0" distB="0" distL="114300" distR="114300" simplePos="0" relativeHeight="251684864" behindDoc="0" locked="0" layoutInCell="1" allowOverlap="1" wp14:anchorId="45FBEF53" wp14:editId="7A2D414A">
+                <wp:simplePos x="0" y="0"/>
+                <wp:positionH relativeFrom="margin">
+                  <wp:align>left</wp:align>
+                </wp:positionH>
+                <wp:positionV relativeFrom="paragraph">
+                  <wp:posOffset>0</wp:posOffset>
+                </wp:positionV>
+                <wp:extent cx="3546475" cy="4358640"/>
+                <wp:effectExtent l="0" t="0" r="15875" b="22860"/>
+                <wp:wrapNone/>
+                <wp:docPr id="1095438855" name="Rectangle 14"/>
+                <wp:cNvGraphicFramePr/>
+                <a:graphic xmlns:a="http://schemas.openxmlformats.org/drawingml/2006/main">
+                  <a:graphicData uri="http://schemas.microsoft.com/office/word/2010/wordprocessingShape">
+                    <wps:wsp>
+                      <wps:cNvSpPr/>
+                      <wps:spPr>
+                        <a:xfrm>
+                          <a:off x="0" y="0"/>
+                          <a:ext cx="3546475" cy="4358640"/>
+                        </a:xfrm>
+                        <a:prstGeom prst="rect">
+                          <a:avLst/>
+                        </a:prstGeom>
+                      </wps:spPr>
+                      <wps:style>
+                        <a:lnRef idx="2">
+                          <a:schemeClr val="dk1">
+                            <a:shade val="15000"/>
+                          </a:schemeClr>
+                        </a:lnRef>
+                        <a:fillRef idx="1">
+                          <a:schemeClr val="dk1"/>
+                        </a:fillRef>
+                        <a:effectRef idx="0">
+                          <a:schemeClr val="dk1"/>
+                        </a:effectRef>
+                        <a:fontRef idx="minor">
+                          <a:schemeClr val="lt1"/>
+                        </a:fontRef>
+                      </wps:style>
+                      <wps:txbx>
+                        <w:txbxContent>
+                          <w:p>
+                            <w:pPr>
+                              <w:spacing w:after="0"/>
+                              <w:rPr>
+                                <w:rFonts w:asciiTheme="majorBidi" w:hAnsiTheme="majorBidi" w:cstheme="majorBidi"/>
+                                <w:b/>
+                                <w:bCs/>
+                                <w:i/>
+                                <w:iCs/>
+                                <w:sz w:val="28"/>
+                                <w:szCs w:val="28"/>
+                              </w:rPr>
+                            </w:pPr>
+                            <w:r>
+                              <w:rPr>
+                                <w:rFonts w:asciiTheme="majorBidi" w:hAnsiTheme="majorBidi" w:cstheme="majorBidi"/>
+                                <w:b/>
+                                <w:bCs/>
+                                <w:i/>
+                                <w:iCs/>
+                                <w:sz w:val="28"/>
+                                <w:szCs w:val="28"/>
+                              </w:rPr>
+                              <w:t xml:space="preserve">          </w:t>
+                            </w:r>
+                            <w:proofErr w:type="spellStart"/>
+                            <w:r>
+                              <w:rPr>
+                                <w:rFonts w:asciiTheme="majorBidi" w:hAnsiTheme="majorBidi" w:cstheme="majorBidi"/>
+                                <w:b/>
+                                <w:bCs/>
+                                <w:i/>
+                                <w:iCs/>
+                                <w:sz w:val="28"/>
+                                <w:szCs w:val="28"/>
+                              </w:rPr>
+                              <w:t>apiVersion</w:t>
+                            </w:r>
+                            <w:proofErr w:type="spellEnd"/>
+                            <w:r>
+                              <w:rPr>
+                                <w:rFonts w:asciiTheme="majorBidi" w:hAnsiTheme="majorBidi" w:cstheme="majorBidi"/>
+                                <w:b/>
+                                <w:bCs/>
+                                <w:i/>
+                                <w:iCs/>
+                                <w:sz w:val="28"/>
+                                <w:szCs w:val="28"/>
+                              </w:rPr>
+                              <w:t>: apps/v1</w:t>
+                            </w:r>
+                          </w:p>
+                          <w:p>
+                            <w:pPr>
+                              <w:spacing w:after="0"/>
+                              <w:rPr>
+                                <w:rFonts w:asciiTheme="majorBidi" w:hAnsiTheme="majorBidi" w:cstheme="majorBidi"/>
+                                <w:b/>
+                                <w:bCs/>
+                                <w:i/>
+                                <w:iCs/>
+                                <w:sz w:val="28"/>
+                                <w:szCs w:val="28"/>
+                              </w:rPr>
+                            </w:pPr>
+                            <w:r>
+                              <w:rPr>
+                                <w:rFonts w:asciiTheme="majorBidi" w:hAnsiTheme="majorBidi" w:cstheme="majorBidi"/>
+                                <w:b/>
+                                <w:bCs/>
+                                <w:i/>
+                                <w:iCs/>
+                                <w:sz w:val="28"/>
+                                <w:szCs w:val="28"/>
+                              </w:rPr>
+                              <w:t xml:space="preserve">          </w:t>
+                            </w:r>
+                            <w:r>
+                              <w:rPr>
+                                <w:rFonts w:asciiTheme="majorBidi" w:hAnsiTheme="majorBidi" w:cstheme="majorBidi"/>
+                                <w:b/>
+                                <w:bCs/>
+                                <w:i/>
+                                <w:iCs/>
+                                <w:sz w:val="28"/>
+                                <w:szCs w:val="28"/>
+                              </w:rPr>
+                              <w:t>kind: Deployment</w:t>
+                            </w:r>
+                          </w:p>
+                          <w:p>
+                            <w:pPr>
+                              <w:spacing w:after="0"/>
+                              <w:rPr>
+                                <w:rFonts w:asciiTheme="majorBidi" w:hAnsiTheme="majorBidi" w:cstheme="majorBidi"/>
+                                <w:b/>
+                                <w:bCs/>
+                                <w:i/>
+                                <w:iCs/>
+                                <w:sz w:val="28"/>
+                                <w:szCs w:val="28"/>
+                              </w:rPr>
+                            </w:pPr>
+                            <w:r>
+                              <w:rPr>
+                                <w:rFonts w:asciiTheme="majorBidi" w:hAnsiTheme="majorBidi" w:cstheme="majorBidi"/>
+                                <w:b/>
+                                <w:bCs/>
+                                <w:i/>
+                                <w:iCs/>
+                                <w:sz w:val="28"/>
+                                <w:szCs w:val="28"/>
+                              </w:rPr>
+                              <w:t xml:space="preserve">          </w:t>
+                            </w:r>
+                            <w:r>
+                              <w:rPr>
+                                <w:rFonts w:asciiTheme="majorBidi" w:hAnsiTheme="majorBidi" w:cstheme="majorBidi"/>
+                                <w:b/>
+                                <w:bCs/>
+                                <w:i/>
+                                <w:iCs/>
+                                <w:sz w:val="28"/>
+                                <w:szCs w:val="28"/>
+                              </w:rPr>
+                              <w:t>name: nginx-deployment</w:t>
+                            </w:r>
+                          </w:p>
+                          <w:p>
+                            <w:pPr>
+                              <w:spacing w:after="0"/>
+                              <w:rPr>
+                                <w:rFonts w:asciiTheme="majorBidi" w:hAnsiTheme="majorBidi" w:cstheme="majorBidi"/>
+                                <w:b/>
+                                <w:bCs/>
+                                <w:i/>
+                                <w:iCs/>
+                                <w:sz w:val="28"/>
+                                <w:szCs w:val="28"/>
+                              </w:rPr>
+                            </w:pPr>
+                            <w:r>
+                              <w:rPr>
+                                <w:rFonts w:asciiTheme="majorBidi" w:hAnsiTheme="majorBidi" w:cstheme="majorBidi"/>
+                                <w:b/>
+                                <w:bCs/>
+                                <w:i/>
+                                <w:iCs/>
+                                <w:sz w:val="28"/>
+                                <w:szCs w:val="28"/>
+                              </w:rPr>
+                              <w:t xml:space="preserve">     </w:t>
+                            </w:r>
+                            <w:proofErr w:type="spellStart"/>
+                            <w:r>
+                              <w:rPr>
+                                <w:rFonts w:asciiTheme="majorBidi" w:hAnsiTheme="majorBidi" w:cstheme="majorBidi"/>
+                                <w:b/>
+                                <w:bCs/>
+                                <w:i/>
+                                <w:iCs/>
+                                <w:sz w:val="28"/>
+                                <w:szCs w:val="28"/>
+                              </w:rPr>
+                              <w:t>minReplicas</w:t>
+                            </w:r>
+                            <w:proofErr w:type="spellEnd"/>
+                            <w:r>
+                              <w:rPr>
+                                <w:rFonts w:asciiTheme="majorBidi" w:hAnsiTheme="majorBidi" w:cstheme="majorBidi"/>
+                                <w:b/>
+                                <w:bCs/>
+                                <w:i/>
+                                <w:iCs/>
+                                <w:sz w:val="28"/>
+                                <w:szCs w:val="28"/>
+                              </w:rPr>
+                              <w:t>: 2</w:t>
+                            </w:r>
+                          </w:p>
+                          <w:p>
+                            <w:pPr>
+                              <w:spacing w:after="0"/>
+                              <w:rPr>
+                                <w:rFonts w:asciiTheme="majorBidi" w:hAnsiTheme="majorBidi" w:cstheme="majorBidi"/>
+                                <w:b/>
+                                <w:bCs/>
+                                <w:i/>
+                                <w:iCs/>
+                                <w:sz w:val="28"/>
+                                <w:szCs w:val="28"/>
+                              </w:rPr>
+                            </w:pPr>
+                            <w:r>
+                              <w:rPr>
+                                <w:rFonts w:asciiTheme="majorBidi" w:hAnsiTheme="majorBidi" w:cstheme="majorBidi"/>
+                                <w:b/>
+                                <w:bCs/>
+                                <w:i/>
+                                <w:iCs/>
+                                <w:sz w:val="28"/>
+                                <w:szCs w:val="28"/>
+                              </w:rPr>
+                              <w:t xml:space="preserve">     </w:t>
+                            </w:r>
+                            <w:proofErr w:type="spellStart"/>
+                            <w:r>
+                              <w:rPr>
+                                <w:rFonts w:asciiTheme="majorBidi" w:hAnsiTheme="majorBidi" w:cstheme="majorBidi"/>
+                                <w:b/>
+                                <w:bCs/>
+                                <w:i/>
+                                <w:iCs/>
+                                <w:sz w:val="28"/>
+                                <w:szCs w:val="28"/>
+                              </w:rPr>
+                              <w:t>maxReplicas</w:t>
+                            </w:r>
+                            <w:proofErr w:type="spellEnd"/>
+                            <w:r>
+                              <w:rPr>
+                                <w:rFonts w:asciiTheme="majorBidi" w:hAnsiTheme="majorBidi" w:cstheme="majorBidi"/>
+                                <w:b/>
+                                <w:bCs/>
+                                <w:i/>
+                                <w:iCs/>
+                                <w:sz w:val="28"/>
+                                <w:szCs w:val="28"/>
+                              </w:rPr>
+                              <w:t>: 10</w:t>
+                            </w:r>
+                          </w:p>
+                          <w:p>
+                            <w:pPr>
+                              <w:spacing w:after="0"/>
+                              <w:rPr>
+                                <w:rFonts w:asciiTheme="majorBidi" w:hAnsiTheme="majorBidi" w:cstheme="majorBidi"/>
+                                <w:b/>
+                                <w:bCs/>
+                                <w:i/>
+                                <w:iCs/>
+                                <w:sz w:val="28"/>
+                                <w:szCs w:val="28"/>
+                              </w:rPr>
+                            </w:pPr>
+                            <w:r>
+                              <w:rPr>
+                                <w:rFonts w:asciiTheme="majorBidi" w:hAnsiTheme="majorBidi" w:cstheme="majorBidi"/>
+                                <w:b/>
+                                <w:bCs/>
+                                <w:i/>
+                                <w:iCs/>
+                                <w:sz w:val="28"/>
+                                <w:szCs w:val="28"/>
+                              </w:rPr>
+                              <w:t xml:space="preserve">     </w:t>
+                            </w:r>
+                            <w:r>
+                              <w:rPr>
+                                <w:rFonts w:asciiTheme="majorBidi" w:hAnsiTheme="majorBidi" w:cstheme="majorBidi"/>
+                                <w:b/>
+                                <w:bCs/>
+                                <w:i/>
+                                <w:iCs/>
+                                <w:sz w:val="28"/>
+                                <w:szCs w:val="28"/>
+                              </w:rPr>
+                              <w:t>metrics:</w:t>
+                            </w:r>
+                          </w:p>
+                          <w:p>
+                            <w:pPr>
+                              <w:spacing w:after="0"/>
+                              <w:rPr>
+                                <w:rFonts w:asciiTheme="majorBidi" w:hAnsiTheme="majorBidi" w:cstheme="majorBidi"/>
+                                <w:b/>
+                                <w:bCs/>
+                                <w:i/>
+                                <w:iCs/>
+                                <w:sz w:val="28"/>
+                                <w:szCs w:val="28"/>
+                              </w:rPr>
+                            </w:pPr>
+                            <w:r>
+                              <w:rPr>
+                                <w:rFonts w:asciiTheme="majorBidi" w:hAnsiTheme="majorBidi" w:cstheme="majorBidi"/>
+                                <w:b/>
+                                <w:bCs/>
+                                <w:i/>
+                                <w:iCs/>
+                                <w:sz w:val="28"/>
+                                <w:szCs w:val="28"/>
+                              </w:rPr>
+                              <w:t xml:space="preserve">        </w:t>
+                            </w:r>
+                            <w:r>
+                              <w:rPr>
+                                <w:rFonts w:asciiTheme="majorBidi" w:hAnsiTheme="majorBidi" w:cstheme="majorBidi"/>
+                                <w:b/>
+                                <w:bCs/>
+                                <w:i/>
+                                <w:iCs/>
+                                <w:sz w:val="28"/>
+                                <w:szCs w:val="28"/>
+                              </w:rPr>
+                              <w:t>- type: Resource</w:t>
+                            </w:r>
+                          </w:p>
+                          <w:p>
+                            <w:pPr>
+                              <w:spacing w:after="0"/>
+                              <w:rPr>
+                                <w:rFonts w:asciiTheme="majorBidi" w:hAnsiTheme="majorBidi" w:cstheme="majorBidi"/>
+                                <w:b/>
+                                <w:bCs/>
+                                <w:i/>
+                                <w:iCs/>
+                                <w:sz w:val="28"/>
+                                <w:szCs w:val="28"/>
+                              </w:rPr>
+                            </w:pPr>
+                            <w:r>
+                              <w:rPr>
+                                <w:rFonts w:asciiTheme="majorBidi" w:hAnsiTheme="majorBidi" w:cstheme="majorBidi"/>
+                                <w:b/>
+                                <w:bCs/>
+                                <w:i/>
+                                <w:iCs/>
+                                <w:sz w:val="28"/>
+                                <w:szCs w:val="28"/>
+                              </w:rPr>
+                              <w:t xml:space="preserve">          </w:t>
+                            </w:r>
+                            <w:r>
+                              <w:rPr>
+                                <w:rFonts w:asciiTheme="majorBidi" w:hAnsiTheme="majorBidi" w:cstheme="majorBidi"/>
+                                <w:b/>
+                                <w:bCs/>
+                                <w:i/>
+                                <w:iCs/>
+                                <w:sz w:val="28"/>
+                                <w:szCs w:val="28"/>
+                              </w:rPr>
+                              <w:t>resource:</w:t>
+                            </w:r>
+                          </w:p>
+                          <w:p>
+                            <w:pPr>
+                              <w:spacing w:after="0"/>
+                              <w:rPr>
+                                <w:rFonts w:asciiTheme="majorBidi" w:hAnsiTheme="majorBidi" w:cstheme="majorBidi"/>
+                                <w:b/>
+                                <w:bCs/>
+                                <w:i/>
+                                <w:iCs/>
+                                <w:sz w:val="28"/>
+                                <w:szCs w:val="28"/>
+                              </w:rPr>
+                            </w:pPr>
+                            <w:r>
+                              <w:rPr>
+                                <w:rFonts w:asciiTheme="majorBidi" w:hAnsiTheme="majorBidi" w:cstheme="majorBidi"/>
+                                <w:b/>
+                                <w:bCs/>
+                                <w:i/>
+                                <w:iCs/>
+                                <w:sz w:val="28"/>
+                                <w:szCs w:val="28"/>
+                              </w:rPr>
+                              <w:t xml:space="preserve">               </w:t>
+                            </w:r>
+                            <w:r>
+                              <w:rPr>
+                                <w:rFonts w:asciiTheme="majorBidi" w:hAnsiTheme="majorBidi" w:cstheme="majorBidi"/>
+                                <w:b/>
+                                <w:bCs/>
+                                <w:i/>
+                                <w:iCs/>
+                                <w:sz w:val="28"/>
+                                <w:szCs w:val="28"/>
+                              </w:rPr>
+                              <w:t xml:space="preserve">name: </w:t>
+                            </w:r>
+                            <w:proofErr w:type="spellStart"/>
+                            <w:r>
+                              <w:rPr>
+                                <w:rFonts w:asciiTheme="majorBidi" w:hAnsiTheme="majorBidi" w:cstheme="majorBidi"/>
+                                <w:b/>
+                                <w:bCs/>
+                                <w:i/>
+                                <w:iCs/>
+                                <w:sz w:val="28"/>
+                                <w:szCs w:val="28"/>
+                              </w:rPr>
+                              <w:t>cpu</w:t>
+                            </w:r>
+                            <w:proofErr w:type="spellEnd"/>
+                          </w:p>
+                          <w:p>
+                            <w:pPr>
+                              <w:spacing w:after="0"/>
+                              <w:rPr>
+                                <w:rFonts w:asciiTheme="majorBidi" w:hAnsiTheme="majorBidi" w:cstheme="majorBidi"/>
+                                <w:b/>
+                                <w:bCs/>
+                                <w:i/>
+                                <w:iCs/>
+                                <w:sz w:val="28"/>
+                                <w:szCs w:val="28"/>
+                              </w:rPr>
+                            </w:pPr>
+                            <w:r>
+                              <w:rPr>
+                                <w:rFonts w:asciiTheme="majorBidi" w:hAnsiTheme="majorBidi" w:cstheme="majorBidi"/>
+                                <w:b/>
+                                <w:bCs/>
+                                <w:i/>
+                                <w:iCs/>
+                                <w:sz w:val="28"/>
+                                <w:szCs w:val="28"/>
+                              </w:rPr>
+                              <w:t xml:space="preserve">               </w:t>
+                            </w:r>
+                            <w:r>
+                              <w:rPr>
+                                <w:rFonts w:asciiTheme="majorBidi" w:hAnsiTheme="majorBidi" w:cstheme="majorBidi"/>
+                                <w:b/>
+                                <w:bCs/>
+                                <w:i/>
+                                <w:iCs/>
+                                <w:sz w:val="28"/>
+                                <w:szCs w:val="28"/>
+                              </w:rPr>
+                              <w:t>target:</w:t>
+                            </w:r>
+                          </w:p>
+                          <w:p>
+                            <w:pPr>
+                              <w:spacing w:after="0"/>
+                              <w:rPr>
+                                <w:rFonts w:asciiTheme="majorBidi" w:hAnsiTheme="majorBidi" w:cstheme="majorBidi"/>
+                                <w:b/>
+                                <w:bCs/>
+                                <w:i/>
+                                <w:iCs/>
+                                <w:sz w:val="28"/>
+                                <w:szCs w:val="28"/>
+                              </w:rPr>
+                            </w:pPr>
+                            <w:r>
+                              <w:rPr>
+                                <w:rFonts w:asciiTheme="majorBidi" w:hAnsiTheme="majorBidi" w:cstheme="majorBidi"/>
+                                <w:b/>
+                                <w:bCs/>
+                                <w:i/>
+                                <w:iCs/>
+                                <w:sz w:val="28"/>
+                                <w:szCs w:val="28"/>
+                              </w:rPr>
+                              <w:t xml:space="preserve">                    </w:t>
+                            </w:r>
+                            <w:r>
+                              <w:rPr>
+                                <w:rFonts w:asciiTheme="majorBidi" w:hAnsiTheme="majorBidi" w:cstheme="majorBidi"/>
+                                <w:b/>
+                                <w:bCs/>
+                                <w:i/>
+                                <w:iCs/>
+                                <w:sz w:val="28"/>
+                                <w:szCs w:val="28"/>
+                              </w:rPr>
+                              <w:t>type: Utilization</w:t>
+                            </w:r>
+                          </w:p>
+                          <w:p>
+                            <w:pPr>
+                              <w:spacing w:after="0"/>
+                              <w:rPr>
+                                <w:rFonts w:asciiTheme="majorBidi" w:hAnsiTheme="majorBidi" w:cstheme="majorBidi"/>
+                                <w:b/>
+                                <w:bCs/>
+                                <w:i/>
+                                <w:iCs/>
+                                <w:sz w:val="28"/>
+                                <w:szCs w:val="28"/>
+                              </w:rPr>
+                            </w:pPr>
+                            <w:r>
+                              <w:rPr>
+                                <w:rFonts w:asciiTheme="majorBidi" w:hAnsiTheme="majorBidi" w:cstheme="majorBidi"/>
+                                <w:b/>
+                                <w:bCs/>
+                                <w:i/>
+                                <w:iCs/>
+                                <w:sz w:val="28"/>
+                                <w:szCs w:val="28"/>
+                              </w:rPr>
+                              <w:t xml:space="preserve">                    </w:t>
+                            </w:r>
+                            <w:proofErr w:type="spellStart"/>
+                            <w:r>
+                              <w:rPr>
+                                <w:rFonts w:asciiTheme="majorBidi" w:hAnsiTheme="majorBidi" w:cstheme="majorBidi"/>
+                                <w:b/>
+                                <w:bCs/>
+                                <w:i/>
+                                <w:iCs/>
+                                <w:sz w:val="28"/>
+                                <w:szCs w:val="28"/>
+                              </w:rPr>
+                              <w:t>averageUtilization</w:t>
+                            </w:r>
+                            <w:proofErr w:type="spellEnd"/>
+                            <w:r>
+                              <w:rPr>
+                                <w:rFonts w:asciiTheme="majorBidi" w:hAnsiTheme="majorBidi" w:cstheme="majorBidi"/>
+                                <w:b/>
+                                <w:bCs/>
+                                <w:i/>
+                                <w:iCs/>
+                                <w:sz w:val="28"/>
+                                <w:szCs w:val="28"/>
+                              </w:rPr>
+                              <w:t>: 50</w:t>
+                            </w:r>
+                          </w:p>
+                          <w:p>
+                            <w:pPr>
+                              <w:spacing w:after="0"/>
+                              <w:rPr>
+                                <w:rFonts w:asciiTheme="majorBidi" w:hAnsiTheme="majorBidi" w:cstheme="majorBidi"/>
+                                <w:b/>
+                                <w:bCs/>
+                                <w:i/>
+                                <w:iCs/>
+                                <w:sz w:val="28"/>
+                                <w:szCs w:val="28"/>
+                              </w:rPr>
+                            </w:pPr>
+                            <w:r>
+                              <w:rPr>
+                                <w:rFonts w:asciiTheme="majorBidi" w:hAnsiTheme="majorBidi" w:cstheme="majorBidi"/>
+                                <w:b/>
+                                <w:bCs/>
+                                <w:i/>
+                                <w:iCs/>
+                                <w:sz w:val="28"/>
+                                <w:szCs w:val="28"/>
+                              </w:rPr>
+                              <w:t xml:space="preserve">        </w:t>
+                            </w:r>
+                            <w:r>
+                              <w:rPr>
+                                <w:rFonts w:asciiTheme="majorBidi" w:hAnsiTheme="majorBidi" w:cstheme="majorBidi"/>
+                                <w:b/>
+                                <w:bCs/>
+                                <w:i/>
+                                <w:iCs/>
+                                <w:sz w:val="28"/>
+                                <w:szCs w:val="28"/>
+                              </w:rPr>
+                              <w:t>- type: Resource</w:t>
+                            </w:r>
+                          </w:p>
+                          <w:p>
+                            <w:pPr>
+                              <w:spacing w:after="0"/>
+                              <w:rPr>
+                                <w:rFonts w:asciiTheme="majorBidi" w:hAnsiTheme="majorBidi" w:cstheme="majorBidi"/>
+                                <w:b/>
+                                <w:bCs/>
+                                <w:i/>
+                                <w:iCs/>
+                                <w:sz w:val="28"/>
+                                <w:szCs w:val="28"/>
+                              </w:rPr>
+                            </w:pPr>
+                            <w:r>
+                              <w:rPr>
+                                <w:rFonts w:asciiTheme="majorBidi" w:hAnsiTheme="majorBidi" w:cstheme="majorBidi"/>
+                                <w:b/>
+                                <w:bCs/>
+                                <w:i/>
+                                <w:iCs/>
+                                <w:sz w:val="28"/>
+                                <w:szCs w:val="28"/>
+                              </w:rPr>
+                              <w:t xml:space="preserve">          </w:t>
+                            </w:r>
+                            <w:r>
+                              <w:rPr>
+                                <w:rFonts w:asciiTheme="majorBidi" w:hAnsiTheme="majorBidi" w:cstheme="majorBidi"/>
+                                <w:b/>
+                                <w:bCs/>
+                                <w:i/>
+                                <w:iCs/>
+                                <w:sz w:val="28"/>
+                                <w:szCs w:val="28"/>
+                              </w:rPr>
+                              <w:t>resource:</w:t>
+                            </w:r>
+                          </w:p>
+                          <w:p>
+                            <w:pPr>
+                              <w:spacing w:after="0"/>
+                              <w:rPr>
+                                <w:rFonts w:asciiTheme="majorBidi" w:hAnsiTheme="majorBidi" w:cstheme="majorBidi"/>
+                                <w:b/>
+                                <w:bCs/>
+                                <w:i/>
+                                <w:iCs/>
+                                <w:sz w:val="28"/>
+                                <w:szCs w:val="28"/>
+                              </w:rPr>
+                            </w:pPr>
+                            <w:r>
+                              <w:rPr>
+                                <w:rFonts w:asciiTheme="majorBidi" w:hAnsiTheme="majorBidi" w:cstheme="majorBidi"/>
+                                <w:b/>
+                                <w:bCs/>
+                                <w:i/>
+                                <w:iCs/>
+                                <w:sz w:val="28"/>
+                                <w:szCs w:val="28"/>
+                              </w:rPr>
+                              <w:t xml:space="preserve">               </w:t>
+                            </w:r>
+                            <w:r>
+                              <w:rPr>
+                                <w:rFonts w:asciiTheme="majorBidi" w:hAnsiTheme="majorBidi" w:cstheme="majorBidi"/>
+                                <w:b/>
+                                <w:bCs/>
+                                <w:i/>
+                                <w:iCs/>
+                                <w:sz w:val="28"/>
+                                <w:szCs w:val="28"/>
+                              </w:rPr>
+                              <w:t>name: memory</w:t>
+                            </w:r>
+                          </w:p>
+                          <w:p>
+                            <w:pPr>
+                              <w:spacing w:after="0"/>
+                              <w:rPr>
+                                <w:rFonts w:asciiTheme="majorBidi" w:hAnsiTheme="majorBidi" w:cstheme="majorBidi"/>
+                                <w:b/>
+                                <w:bCs/>
+                                <w:i/>
+                                <w:iCs/>
+                                <w:sz w:val="28"/>
+                                <w:szCs w:val="28"/>
+                              </w:rPr>
+                            </w:pPr>
+                            <w:r>
+                              <w:rPr>
+                                <w:rFonts w:asciiTheme="majorBidi" w:hAnsiTheme="majorBidi" w:cstheme="majorBidi"/>
+                                <w:b/>
+                                <w:bCs/>
+                                <w:i/>
+                                <w:iCs/>
+                                <w:sz w:val="28"/>
+                                <w:szCs w:val="28"/>
+                              </w:rPr>
+                              <w:t xml:space="preserve">               </w:t>
+                            </w:r>
+                            <w:r>
+                              <w:rPr>
+                                <w:rFonts w:asciiTheme="majorBidi" w:hAnsiTheme="majorBidi" w:cstheme="majorBidi"/>
+                                <w:b/>
+                                <w:bCs/>
+                                <w:i/>
+                                <w:iCs/>
+                                <w:sz w:val="28"/>
+                                <w:szCs w:val="28"/>
+                              </w:rPr>
+                              <w:t>target:</w:t>
+                            </w:r>
+                          </w:p>
+                          <w:p>
+                            <w:pPr>
+                              <w:spacing w:after="0"/>
+                              <w:rPr>
+                                <w:rFonts w:asciiTheme="majorBidi" w:hAnsiTheme="majorBidi" w:cstheme="majorBidi"/>
+                                <w:b/>
+                                <w:bCs/>
+                                <w:i/>
+                                <w:iCs/>
+                                <w:sz w:val="28"/>
+                                <w:szCs w:val="28"/>
+                              </w:rPr>
+                            </w:pPr>
+                            <w:r>
+                              <w:rPr>
+                                <w:rFonts w:asciiTheme="majorBidi" w:hAnsiTheme="majorBidi" w:cstheme="majorBidi"/>
+                                <w:b/>
+                                <w:bCs/>
+                                <w:i/>
+                                <w:iCs/>
+                                <w:sz w:val="28"/>
+                                <w:szCs w:val="28"/>
+                              </w:rPr>
+                              <w:t xml:space="preserve">                    </w:t>
+                            </w:r>
+                            <w:r>
+                              <w:rPr>
+                                <w:rFonts w:asciiTheme="majorBidi" w:hAnsiTheme="majorBidi" w:cstheme="majorBidi"/>
+                                <w:b/>
+                                <w:bCs/>
+                                <w:i/>
+                                <w:iCs/>
+                                <w:sz w:val="28"/>
+                                <w:szCs w:val="28"/>
+                              </w:rPr>
+                              <w:t>type: Utilization</w:t>
+                            </w:r>
+                          </w:p>
+                          <w:p>
+                            <w:pPr>
+                              <w:spacing w:after="0"/>
+                              <w:rPr>
+                                <w:rFonts w:asciiTheme="majorBidi" w:hAnsiTheme="majorBidi" w:cstheme="majorBidi"/>
+                                <w:b/>
+                                <w:bCs/>
+                                <w:i/>
+                                <w:iCs/>
+                                <w:sz w:val="28"/>
+                                <w:szCs w:val="28"/>
+                              </w:rPr>
+                            </w:pPr>
+                            <w:r>
+                              <w:rPr>
+                                <w:rFonts w:asciiTheme="majorBidi" w:hAnsiTheme="majorBidi" w:cstheme="majorBidi"/>
+                                <w:b/>
+                                <w:bCs/>
+                                <w:i/>
+                                <w:iCs/>
+                                <w:sz w:val="28"/>
+                                <w:szCs w:val="28"/>
+                              </w:rPr>
+                              <w:t xml:space="preserve">                    </w:t>
+                            </w:r>
+                            <w:proofErr w:type="spellStart"/>
+                            <w:r>
+                              <w:rPr>
+                                <w:rFonts w:asciiTheme="majorBidi" w:hAnsiTheme="majorBidi" w:cstheme="majorBidi"/>
+                                <w:b/>
+                                <w:bCs/>
+                                <w:i/>
+                                <w:iCs/>
+                                <w:sz w:val="28"/>
+                                <w:szCs w:val="28"/>
+                              </w:rPr>
+                              <w:t>averageUtilization</w:t>
+                            </w:r>
+                            <w:proofErr w:type="spellEnd"/>
+                            <w:r>
+                              <w:rPr>
+                                <w:rFonts w:asciiTheme="majorBidi" w:hAnsiTheme="majorBidi" w:cstheme="majorBidi"/>
+                                <w:b/>
+                                <w:bCs/>
+                                <w:i/>
+                                <w:iCs/>
+                                <w:sz w:val="28"/>
+                                <w:szCs w:val="28"/>
+                              </w:rPr>
+                              <w:t>: 70</w:t>
+                            </w:r>
+                          </w:p>
+                          <w:p>
+                            <w:pPr>
+                              <w:spacing w:after="0"/>
+                              <w:rPr>
+                                <w:rFonts w:asciiTheme="majorBidi" w:hAnsiTheme="majorBidi" w:cstheme="majorBidi"/>
+                                <w:b/>
+                                <w:bCs/>
+                                <w:i/>
+                                <w:iCs/>
+                                <w:sz w:val="28"/>
+                                <w:szCs w:val="28"/>
+                              </w:rPr>
+                            </w:pPr>
+                          </w:p>
+                          <w:p>
+                            <w:pPr>
+                              <w:spacing w:after="0"/>
+                              <w:rPr>
+                                <w:rFonts w:asciiTheme="majorBidi" w:hAnsiTheme="majorBidi" w:cstheme="majorBidi"/>
+                                <w:b/>
+                                <w:bCs/>
+                                <w:i/>
+                                <w:iCs/>
+                                <w:sz w:val="28"/>
+                                <w:szCs w:val="28"/>
+                              </w:rPr>
+                            </w:pPr>
+                          </w:p>
+                          <w:p>
+                            <w:pPr>
+                              <w:spacing w:after="0"/>
+                              <w:jc w:val="center"/>
+                              <w:rPr>
+                                <w:b/>
+                                <w:bCs/>
+                                <w:i/>
+                                <w:iCs/>
+                              </w:rPr>
+                            </w:pPr>
+                          </w:p>
+                        </w:txbxContent>
+                      </wps:txbx>
+                      <wps:bodyPr rot="0" spcFirstLastPara="0" vertOverflow="overflow" horzOverflow="overflow" vert="horz" wrap="square" lIns="91440" tIns="45720" rIns="91440" bIns="45720" numCol="1" spcCol="0" rtlCol="0" fromWordArt="0" anchor="ctr" anchorCtr="0" forceAA="0" compatLnSpc="1">
+                        <a:prstTxWarp prst="textNoShape">
+                          <a:avLst/>
+                        </a:prstTxWarp>
+                        <a:noAutofit/>
+                      </wps:bodyPr>
+                    </wps:wsp>
+                  </a:graphicData>
+                </a:graphic>
+                <wp14:sizeRelH relativeFrom="margin">
+                  <wp14:pctWidth>0</wp14:pctWidth>
+                </wp14:sizeRelH>
+                <wp14:sizeRelV relativeFrom="margin">
+                  <wp14:pctHeight>0</wp14:pctHeight>
+                </wp14:sizeRelV>
+              </wp:anchor>
+            </w:drawing>
+          </mc:Choice>
+          <mc:Fallback>
+            <w:pict>
+              <v:rect w14:anchorId="45FBEF53" id="_x0000_s1040" style="position:absolute;left:0;text-align:left;margin-left:0;margin-top:0;width:279.25pt;height:343.2pt;z-index:251684864;visibility:visible;mso-wrap-style:square;mso-width-percent:0;mso-height-percent:0;mso-wrap-distance-left:9pt;mso-wrap-distance-top:0;mso-wrap-distance-right:9pt;mso-wrap-distance-bottom:0;mso-position-horizontal:left;mso-position-horizontal-relative:margin;mso-position-vertical:absolute;mso-position-vertical-relative:text;mso-width-percent:0;mso-height-percent:0;mso-width-relative:margin;mso-height-relative:margin;v-text-anchor:middle" o:gfxdata="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" fillcolor="black [3200]" strokecolor="black [480]" strokeweight="1pt">
+                <v:textbox>
+                  <w:txbxContent>
+                    <w:p>
+                      <w:pPr>
+                        <w:spacing w:after="0"/>
+                        <w:rPr>
+                          <w:rFonts w:asciiTheme="majorBidi" w:hAnsiTheme="majorBidi" w:cstheme="majorBidi"/>
+                          <w:b/>
+                          <w:bCs/>
+                          <w:i/>
+                          <w:iCs/>
+                          <w:sz w:val="28"/>
+                          <w:szCs w:val="28"/>
+                        </w:rPr>
+                      </w:pPr>
+                      <w:r>
+                        <w:rPr>
+                          <w:rFonts w:asciiTheme="majorBidi" w:hAnsiTheme="majorBidi" w:cstheme="majorBidi"/>
+                          <w:b/>
+                          <w:bCs/>
+                          <w:i/>
+                          <w:iCs/>
+                          <w:sz w:val="28"/>
+                          <w:szCs w:val="28"/>
+                        </w:rPr>
+                        <w:t xml:space="preserve">          </w:t>
+                      </w:r>
+                      <w:proofErr w:type="spellStart"/>
+                      <w:r>
+                        <w:rPr>
+                          <w:rFonts w:asciiTheme="majorBidi" w:hAnsiTheme="majorBidi" w:cstheme="majorBidi"/>
+                          <w:b/>
+                          <w:bCs/>
+                          <w:i/>
+                          <w:iCs/>
+                          <w:sz w:val="28"/>
+                          <w:szCs w:val="28"/>
+                        </w:rPr>
+                        <w:t>apiVersion</w:t>
+                      </w:r>
+                      <w:proofErr w:type="spellEnd"/>
+                      <w:r>
+                        <w:rPr>
+                          <w:rFonts w:asciiTheme="majorBidi" w:hAnsiTheme="majorBidi" w:cstheme="majorBidi"/>
+                          <w:b/>
+                          <w:bCs/>
+                          <w:i/>
+                          <w:iCs/>
+                          <w:sz w:val="28"/>
+                          <w:szCs w:val="28"/>
+                        </w:rPr>
+                        <w:t>: apps/v1</w:t>
+                      </w:r>
+                    </w:p>
+                    <w:p>
+                      <w:pPr>
+                        <w:spacing w:after="0"/>
+                        <w:rPr>
+                          <w:rFonts w:asciiTheme="majorBidi" w:hAnsiTheme="majorBidi" w:cstheme="majorBidi"/>
+                          <w:b/>
+                          <w:bCs/>
+                          <w:i/>
+                          <w:iCs/>
+                          <w:sz w:val="28"/>
+                          <w:szCs w:val="28"/>
+                        </w:rPr>
+                      </w:pPr>
+                      <w:r>
+                        <w:rPr>
+                          <w:rFonts w:asciiTheme="majorBidi" w:hAnsiTheme="majorBidi" w:cstheme="majorBidi"/>
+                          <w:b/>
+                          <w:bCs/>
+                          <w:i/>
+                          <w:iCs/>
+                          <w:sz w:val="28"/>
+                          <w:szCs w:val="28"/>
+                        </w:rPr>
+                        <w:t xml:space="preserve">          </w:t>
+                      </w:r>
+                      <w:r>
+                        <w:rPr>
+                          <w:rFonts w:asciiTheme="majorBidi" w:hAnsiTheme="majorBidi" w:cstheme="majorBidi"/>
+                          <w:b/>
+                          <w:bCs/>
+                          <w:i/>
+                          <w:iCs/>
+                          <w:sz w:val="28"/>
+                          <w:szCs w:val="28"/>
+                        </w:rPr>
+                        <w:t>kind: Deployment</w:t>
+                      </w:r>
+                    </w:p>
+                    <w:p>
+                      <w:pPr>
+                        <w:spacing w:after="0"/>
+                        <w:rPr>
+                          <w:rFonts w:asciiTheme="majorBidi" w:hAnsiTheme="majorBidi" w:cstheme="majorBidi"/>
+                          <w:b/>
+                          <w:bCs/>
+                          <w:i/>
+                          <w:iCs/>
+                          <w:sz w:val="28"/>
+                          <w:szCs w:val="28"/>
+                        </w:rPr>
+                      </w:pPr>
+                      <w:r>
+                        <w:rPr>
+                          <w:rFonts w:asciiTheme="majorBidi" w:hAnsiTheme="majorBidi" w:cstheme="majorBidi"/>
+                          <w:b/>
+                          <w:bCs/>
+                          <w:i/>
+                          <w:iCs/>
+                          <w:sz w:val="28"/>
+                          <w:szCs w:val="28"/>
+                        </w:rPr>
+                        <w:t xml:space="preserve">          </w:t>
+                      </w:r>
+                      <w:r>
+                        <w:rPr>
+                          <w:rFonts w:asciiTheme="majorBidi" w:hAnsiTheme="majorBidi" w:cstheme="majorBidi"/>
+                          <w:b/>
+                          <w:bCs/>
+                          <w:i/>
+                          <w:iCs/>
+                          <w:sz w:val="28"/>
+                          <w:szCs w:val="28"/>
+                        </w:rPr>
+                        <w:t>name: nginx-deployment</w:t>
+                      </w:r>
+                    </w:p>
+                    <w:p>
+                      <w:pPr>
+                        <w:spacing w:after="0"/>
+                        <w:rPr>
+                          <w:rFonts w:asciiTheme="majorBidi" w:hAnsiTheme="majorBidi" w:cstheme="majorBidi"/>
+                          <w:b/>
+                          <w:bCs/>
+                          <w:i/>
+                          <w:iCs/>
+                          <w:sz w:val="28"/>
+                          <w:szCs w:val="28"/>
+                        </w:rPr>
+                      </w:pPr>
+                      <w:r>
+                        <w:rPr>
+                          <w:rFonts w:asciiTheme="majorBidi" w:hAnsiTheme="majorBidi" w:cstheme="majorBidi"/>
+                          <w:b/>
+                          <w:bCs/>
+                          <w:i/>
+                          <w:iCs/>
+                          <w:sz w:val="28"/>
+                          <w:szCs w:val="28"/>
+                        </w:rPr>
+                        <w:t xml:space="preserve">     </w:t>
+                      </w:r>
+                      <w:proofErr w:type="spellStart"/>
+                      <w:r>
+                        <w:rPr>
+                          <w:rFonts w:asciiTheme="majorBidi" w:hAnsiTheme="majorBidi" w:cstheme="majorBidi"/>
+                          <w:b/>
+                          <w:bCs/>
+                          <w:i/>
+                          <w:iCs/>
+                          <w:sz w:val="28"/>
+                          <w:szCs w:val="28"/>
+                        </w:rPr>
+                        <w:t>minReplicas</w:t>
+                      </w:r>
+                      <w:proofErr w:type="spellEnd"/>
+                      <w:r>
+                        <w:rPr>
+                          <w:rFonts w:asciiTheme="majorBidi" w:hAnsiTheme="majorBidi" w:cstheme="majorBidi"/>
+                          <w:b/>
+                          <w:bCs/>
+                          <w:i/>
+                          <w:iCs/>
+                          <w:sz w:val="28"/>
+                          <w:szCs w:val="28"/>
+                        </w:rPr>
+                        <w:t>: 2</w:t>
+                      </w:r>
+                    </w:p>
+                    <w:p>
+                      <w:pPr>
+                        <w:spacing w:after="0"/>
+                        <w:rPr>
+                          <w:rFonts w:asciiTheme="majorBidi" w:hAnsiTheme="majorBidi" w:cstheme="majorBidi"/>
+                          <w:b/>
+                          <w:bCs/>
+                          <w:i/>
+                          <w:iCs/>
+                          <w:sz w:val="28"/>
+                          <w:szCs w:val="28"/>
+                        </w:rPr>
+                      </w:pPr>
+                      <w:r>
+                        <w:rPr>
+                          <w:rFonts w:asciiTheme="majorBidi" w:hAnsiTheme="majorBidi" w:cstheme="majorBidi"/>
+                          <w:b/>
+                          <w:bCs/>
+                          <w:i/>
+                          <w:iCs/>
+                          <w:sz w:val="28"/>
+                          <w:szCs w:val="28"/>
+                        </w:rPr>
+                        <w:t xml:space="preserve">     </w:t>
+                      </w:r>
+                      <w:proofErr w:type="spellStart"/>
+                      <w:r>
+                        <w:rPr>
+                          <w:rFonts w:asciiTheme="majorBidi" w:hAnsiTheme="majorBidi" w:cstheme="majorBidi"/>
+                          <w:b/>
+                          <w:bCs/>
+                          <w:i/>
+                          <w:iCs/>
+                          <w:sz w:val="28"/>
+                          <w:szCs w:val="28"/>
+                        </w:rPr>
+                        <w:t>maxReplicas</w:t>
+                      </w:r>
+                      <w:proofErr w:type="spellEnd"/>
+                      <w:r>
+                        <w:rPr>
+                          <w:rFonts w:asciiTheme="majorBidi" w:hAnsiTheme="majorBidi" w:cstheme="majorBidi"/>
+                          <w:b/>
+                          <w:bCs/>
+                          <w:i/>
+                          <w:iCs/>
+                          <w:sz w:val="28"/>
+                          <w:szCs w:val="28"/>
+                        </w:rPr>
+                        <w:t>: 10</w:t>
+                      </w:r>
+                    </w:p>
+                    <w:p>
+                      <w:pPr>
+                        <w:spacing w:after="0"/>
+                        <w:rPr>
+                          <w:rFonts w:asciiTheme="majorBidi" w:hAnsiTheme="majorBidi" w:cstheme="majorBidi"/>
+                          <w:b/>
+                          <w:bCs/>
+                          <w:i/>
+                          <w:iCs/>
+                          <w:sz w:val="28"/>
+                          <w:szCs w:val="28"/>
+                        </w:rPr>
+                      </w:pPr>
+                      <w:r>
+                        <w:rPr>
+                          <w:rFonts w:asciiTheme="majorBidi" w:hAnsiTheme="majorBidi" w:cstheme="majorBidi"/>
+                          <w:b/>
+                          <w:bCs/>
+                          <w:i/>
+                          <w:iCs/>
+                          <w:sz w:val="28"/>
+                          <w:szCs w:val="28"/>
+                        </w:rPr>
+                        <w:t xml:space="preserve">     </w:t>
+                      </w:r>
+                      <w:r>
+                        <w:rPr>
+                          <w:rFonts w:asciiTheme="majorBidi" w:hAnsiTheme="majorBidi" w:cstheme="majorBidi"/>
+                          <w:b/>
+                          <w:bCs/>
+                          <w:i/>
+                          <w:iCs/>
+                          <w:sz w:val="28"/>
+                          <w:szCs w:val="28"/>
+                        </w:rPr>
+                        <w:t>metrics:</w:t>
+                      </w:r>
+                    </w:p>
+                    <w:p>
+                      <w:pPr>
+                        <w:spacing w:after="0"/>
+                        <w:rPr>
+                          <w:rFonts w:asciiTheme="majorBidi" w:hAnsiTheme="majorBidi" w:cstheme="majorBidi"/>
+                          <w:b/>
+                          <w:bCs/>
+                          <w:i/>
+                          <w:iCs/>
+                          <w:sz w:val="28"/>
+                          <w:szCs w:val="28"/>
+                        </w:rPr>
+                      </w:pPr>
+                      <w:r>
+                        <w:rPr>
+                          <w:rFonts w:asciiTheme="majorBidi" w:hAnsiTheme="majorBidi" w:cstheme="majorBidi"/>
+                          <w:b/>
+                          <w:bCs/>
+                          <w:i/>
+                          <w:iCs/>
+                          <w:sz w:val="28"/>
+                          <w:szCs w:val="28"/>
+                        </w:rPr>
+                        <w:t xml:space="preserve">        </w:t>
+                      </w:r>
+                      <w:r>
+                        <w:rPr>
+                          <w:rFonts w:asciiTheme="majorBidi" w:hAnsiTheme="majorBidi" w:cstheme="majorBidi"/>
+                          <w:b/>
+                          <w:bCs/>
+                          <w:i/>
+                          <w:iCs/>
+                          <w:sz w:val="28"/>
+                          <w:szCs w:val="28"/>
+                        </w:rPr>
+                        <w:t>- type: Resource</w:t>
+                      </w:r>
+                    </w:p>
+                    <w:p>
+                      <w:pPr>
+                        <w:spacing w:after="0"/>
+                        <w:rPr>
+                          <w:rFonts w:asciiTheme="majorBidi" w:hAnsiTheme="majorBidi" w:cstheme="majorBidi"/>
+                          <w:b/>
+                          <w:bCs/>
+                          <w:i/>
+                          <w:iCs/>
+                          <w:sz w:val="28"/>
+                          <w:szCs w:val="28"/>
+                        </w:rPr>
+                      </w:pPr>
+                      <w:r>
+                        <w:rPr>
+                          <w:rFonts w:asciiTheme="majorBidi" w:hAnsiTheme="majorBidi" w:cstheme="majorBidi"/>
+                          <w:b/>
+                          <w:bCs/>
+                          <w:i/>
+                          <w:iCs/>
+                          <w:sz w:val="28"/>
+                          <w:szCs w:val="28"/>
+                        </w:rPr>
+                        <w:t xml:space="preserve">          </w:t>
+                      </w:r>
+                      <w:r>
+                        <w:rPr>
+                          <w:rFonts w:asciiTheme="majorBidi" w:hAnsiTheme="majorBidi" w:cstheme="majorBidi"/>
+                          <w:b/>
+                          <w:bCs/>
+                          <w:i/>
+                          <w:iCs/>
+                          <w:sz w:val="28"/>
+                          <w:szCs w:val="28"/>
+                        </w:rPr>
+                        <w:t>resource:</w:t>
+                      </w:r>
+                    </w:p>
+                    <w:p>
+                      <w:pPr>
+                        <w:spacing w:after="0"/>
+                        <w:rPr>
+                          <w:rFonts w:asciiTheme="majorBidi" w:hAnsiTheme="majorBidi" w:cstheme="majorBidi"/>
+                          <w:b/>
+                          <w:bCs/>
+                          <w:i/>
+                          <w:iCs/>
+                          <w:sz w:val="28"/>
+                          <w:szCs w:val="28"/>
+                        </w:rPr>
+                      </w:pPr>
+                      <w:r>
+                        <w:rPr>
+                          <w:rFonts w:asciiTheme="majorBidi" w:hAnsiTheme="majorBidi" w:cstheme="majorBidi"/>
+                          <w:b/>
+                          <w:bCs/>
+                          <w:i/>
+                          <w:iCs/>
+                          <w:sz w:val="28"/>
+                          <w:szCs w:val="28"/>
+                        </w:rPr>
+                        <w:t xml:space="preserve">               </w:t>
+                      </w:r>
+                      <w:r>
+                        <w:rPr>
+                          <w:rFonts w:asciiTheme="majorBidi" w:hAnsiTheme="majorBidi" w:cstheme="majorBidi"/>
+                          <w:b/>
+                          <w:bCs/>
+                          <w:i/>
+                          <w:iCs/>
+                          <w:sz w:val="28"/>
+                          <w:szCs w:val="28"/>
+                        </w:rPr>
+                        <w:t xml:space="preserve">name: </w:t>
+                      </w:r>
+                      <w:proofErr w:type="spellStart"/>
+                      <w:r>
+                        <w:rPr>
+                          <w:rFonts w:asciiTheme="majorBidi" w:hAnsiTheme="majorBidi" w:cstheme="majorBidi"/>
+                          <w:b/>
+                          <w:bCs/>
+                          <w:i/>
+                          <w:iCs/>
+                          <w:sz w:val="28"/>
+                          <w:szCs w:val="28"/>
+                        </w:rPr>
+                        <w:t>cpu</w:t>
+                      </w:r>
+                      <w:proofErr w:type="spellEnd"/>
+                    </w:p>
+                    <w:p>
+                      <w:pPr>
+                        <w:spacing w:after="0"/>
+                        <w:rPr>
+                          <w:rFonts w:asciiTheme="majorBidi" w:hAnsiTheme="majorBidi" w:cstheme="majorBidi"/>
+                          <w:b/>
+                          <w:bCs/>
+                          <w:i/>
+                          <w:iCs/>
+                          <w:sz w:val="28"/>
+                          <w:szCs w:val="28"/>
+                        </w:rPr>
+                      </w:pPr>
+                      <w:r>
+                        <w:rPr>
+                          <w:rFonts w:asciiTheme="majorBidi" w:hAnsiTheme="majorBidi" w:cstheme="majorBidi"/>
+                          <w:b/>
+                          <w:bCs/>
+                          <w:i/>
+                          <w:iCs/>
+                          <w:sz w:val="28"/>
+                          <w:szCs w:val="28"/>
+                        </w:rPr>
+                        <w:t xml:space="preserve">               </w:t>
+                      </w:r>
+                      <w:r>
+                        <w:rPr>
+                          <w:rFonts w:asciiTheme="majorBidi" w:hAnsiTheme="majorBidi" w:cstheme="majorBidi"/>
+                          <w:b/>
+                          <w:bCs/>
+                          <w:i/>
+                          <w:iCs/>
+                          <w:sz w:val="28"/>
+                          <w:szCs w:val="28"/>
+                        </w:rPr>
+                        <w:t>target:</w:t>
+                      </w:r>
+                    </w:p>
+                    <w:p>
+                      <w:pPr>
+                        <w:spacing w:after="0"/>
+                        <w:rPr>
+                          <w:rFonts w:asciiTheme="majorBidi" w:hAnsiTheme="majorBidi" w:cstheme="majorBidi"/>
+                          <w:b/>
+                          <w:bCs/>
+                          <w:i/>
+                          <w:iCs/>
+                          <w:sz w:val="28"/>
+                          <w:szCs w:val="28"/>
+                        </w:rPr>
+                      </w:pPr>
+                      <w:r>
+                        <w:rPr>
+                          <w:rFonts w:asciiTheme="majorBidi" w:hAnsiTheme="majorBidi" w:cstheme="majorBidi"/>
+                          <w:b/>
+                          <w:bCs/>
+                          <w:i/>
+                          <w:iCs/>
+                          <w:sz w:val="28"/>
+                          <w:szCs w:val="28"/>
+                        </w:rPr>
+                        <w:t xml:space="preserve">                    </w:t>
+                      </w:r>
+                      <w:r>
+                        <w:rPr>
+                          <w:rFonts w:asciiTheme="majorBidi" w:hAnsiTheme="majorBidi" w:cstheme="majorBidi"/>
+                          <w:b/>
+                          <w:bCs/>
+                          <w:i/>
+                          <w:iCs/>
+                          <w:sz w:val="28"/>
+                          <w:szCs w:val="28"/>
+                        </w:rPr>
+                        <w:t>type: Utilization</w:t>
+                      </w:r>
+                    </w:p>
+                    <w:p>
+                      <w:pPr>
+                        <w:spacing w:after="0"/>
+                        <w:rPr>
+                          <w:rFonts w:asciiTheme="majorBidi" w:hAnsiTheme="majorBidi" w:cstheme="majorBidi"/>
+                          <w:b/>
+                          <w:bCs/>
+                          <w:i/>
+                          <w:iCs/>
+                          <w:sz w:val="28"/>
+                          <w:szCs w:val="28"/>
+                        </w:rPr>
+                      </w:pPr>
+                      <w:r>
+                        <w:rPr>
+                          <w:rFonts w:asciiTheme="majorBidi" w:hAnsiTheme="majorBidi" w:cstheme="majorBidi"/>
+                          <w:b/>
+                          <w:bCs/>
+                          <w:i/>
+                          <w:iCs/>
+                          <w:sz w:val="28"/>
+                          <w:szCs w:val="28"/>
+                        </w:rPr>
+                        <w:t xml:space="preserve">                    </w:t>
+                      </w:r>
+                      <w:proofErr w:type="spellStart"/>
+                      <w:r>
+                        <w:rPr>
+                          <w:rFonts w:asciiTheme="majorBidi" w:hAnsiTheme="majorBidi" w:cstheme="majorBidi"/>
+                          <w:b/>
+                          <w:bCs/>
+                          <w:i/>
+                          <w:iCs/>
+                          <w:sz w:val="28"/>
+                          <w:szCs w:val="28"/>
+                        </w:rPr>
+                        <w:t>averageUtilization</w:t>
+                      </w:r>
+                      <w:proofErr w:type="spellEnd"/>
+                      <w:r>
+                        <w:rPr>
+                          <w:rFonts w:asciiTheme="majorBidi" w:hAnsiTheme="majorBidi" w:cstheme="majorBidi"/>
+                          <w:b/>
+                          <w:bCs/>
+                          <w:i/>
+                          <w:iCs/>
+                          <w:sz w:val="28"/>
+                          <w:szCs w:val="28"/>
+                        </w:rPr>
+                        <w:t>: 50</w:t>
+                      </w:r>
+                    </w:p>
+                    <w:p>
+                      <w:pPr>
+                        <w:spacing w:after="0"/>
+                        <w:rPr>
+                          <w:rFonts w:asciiTheme="majorBidi" w:hAnsiTheme="majorBidi" w:cstheme="majorBidi"/>
+                          <w:b/>
+                          <w:bCs/>
+                          <w:i/>
+                          <w:iCs/>
+                          <w:sz w:val="28"/>
+                          <w:szCs w:val="28"/>
+                        </w:rPr>
+                      </w:pPr>
+                      <w:r>
+                        <w:rPr>
+                          <w:rFonts w:asciiTheme="majorBidi" w:hAnsiTheme="majorBidi" w:cstheme="majorBidi"/>
+                          <w:b/>
+                          <w:bCs/>
+                          <w:i/>
+                          <w:iCs/>
+                          <w:sz w:val="28"/>
+                          <w:szCs w:val="28"/>
+                        </w:rPr>
+                        <w:t xml:space="preserve">        </w:t>
+                      </w:r>
+                      <w:r>
+                        <w:rPr>
+                          <w:rFonts w:asciiTheme="majorBidi" w:hAnsiTheme="majorBidi" w:cstheme="majorBidi"/>
+                          <w:b/>
+                          <w:bCs/>
+                          <w:i/>
+                          <w:iCs/>
+                          <w:sz w:val="28"/>
+                          <w:szCs w:val="28"/>
+                        </w:rPr>
+                        <w:t>- type: Resource</w:t>
+                      </w:r>
+                    </w:p>
+                    <w:p>
+                      <w:pPr>
+                        <w:spacing w:after="0"/>
+                        <w:rPr>
+                          <w:rFonts w:asciiTheme="majorBidi" w:hAnsiTheme="majorBidi" w:cstheme="majorBidi"/>
+                          <w:b/>
+                          <w:bCs/>
+                          <w:i/>
+                          <w:iCs/>
+                          <w:sz w:val="28"/>
+                          <w:szCs w:val="28"/>
+                        </w:rPr>
+                      </w:pPr>
+                      <w:r>
+                        <w:rPr>
+                          <w:rFonts w:asciiTheme="majorBidi" w:hAnsiTheme="majorBidi" w:cstheme="majorBidi"/>
+                          <w:b/>
+                          <w:bCs/>
+                          <w:i/>
+                          <w:iCs/>
+                          <w:sz w:val="28"/>
+                          <w:szCs w:val="28"/>
+                        </w:rPr>
+                        <w:t xml:space="preserve">          </w:t>
+                      </w:r>
+                      <w:r>
+                        <w:rPr>
+                          <w:rFonts w:asciiTheme="majorBidi" w:hAnsiTheme="majorBidi" w:cstheme="majorBidi"/>
+                          <w:b/>
+                          <w:bCs/>
+                          <w:i/>
+                          <w:iCs/>
+                          <w:sz w:val="28"/>
+                          <w:szCs w:val="28"/>
+                        </w:rPr>
+                        <w:t>resource:</w:t>
+                      </w:r>
+                    </w:p>
+                    <w:p>
+                      <w:pPr>
+                        <w:spacing w:after="0"/>
+                        <w:rPr>
+                          <w:rFonts w:asciiTheme="majorBidi" w:hAnsiTheme="majorBidi" w:cstheme="majorBidi"/>
+                          <w:b/>
+                          <w:bCs/>
+                          <w:i/>
+                          <w:iCs/>
+                          <w:sz w:val="28"/>
+                          <w:szCs w:val="28"/>
+                        </w:rPr>
+                      </w:pPr>
+                      <w:r>
+                        <w:rPr>
+                          <w:rFonts w:asciiTheme="majorBidi" w:hAnsiTheme="majorBidi" w:cstheme="majorBidi"/>
+                          <w:b/>
+                          <w:bCs/>
+                          <w:i/>
+                          <w:iCs/>
+                          <w:sz w:val="28"/>
+                          <w:szCs w:val="28"/>
+                        </w:rPr>
+                        <w:t xml:space="preserve">               </w:t>
+                      </w:r>
+                      <w:r>
+                        <w:rPr>
+                          <w:rFonts w:asciiTheme="majorBidi" w:hAnsiTheme="majorBidi" w:cstheme="majorBidi"/>
+                          <w:b/>
+                          <w:bCs/>
+                          <w:i/>
+                          <w:iCs/>
+                          <w:sz w:val="28"/>
+                          <w:szCs w:val="28"/>
+                        </w:rPr>
+                        <w:t>name: memory</w:t>
+                      </w:r>
+                    </w:p>
+                    <w:p>
+                      <w:pPr>
+                        <w:spacing w:after="0"/>
+                        <w:rPr>
+                          <w:rFonts w:asciiTheme="majorBidi" w:hAnsiTheme="majorBidi" w:cstheme="majorBidi"/>
+                          <w:b/>
+                          <w:bCs/>
+                          <w:i/>
+                          <w:iCs/>
+                          <w:sz w:val="28"/>
+                          <w:szCs w:val="28"/>
+                        </w:rPr>
+                      </w:pPr>
+                      <w:r>
+                        <w:rPr>
+                          <w:rFonts w:asciiTheme="majorBidi" w:hAnsiTheme="majorBidi" w:cstheme="majorBidi"/>
+                          <w:b/>
+                          <w:bCs/>
+                          <w:i/>
+                          <w:iCs/>
+                          <w:sz w:val="28"/>
+                          <w:szCs w:val="28"/>
+                        </w:rPr>
+                        <w:t xml:space="preserve">               </w:t>
+                      </w:r>
+                      <w:r>
+                        <w:rPr>
+                          <w:rFonts w:asciiTheme="majorBidi" w:hAnsiTheme="majorBidi" w:cstheme="majorBidi"/>
+                          <w:b/>
+                          <w:bCs/>
+                          <w:i/>
+                          <w:iCs/>
+                          <w:sz w:val="28"/>
+                          <w:szCs w:val="28"/>
+                        </w:rPr>
+                        <w:t>target:</w:t>
+                      </w:r>
+                    </w:p>
+                    <w:p>
+                      <w:pPr>
+                        <w:spacing w:after="0"/>
+                        <w:rPr>
+                          <w:rFonts w:asciiTheme="majorBidi" w:hAnsiTheme="majorBidi" w:cstheme="majorBidi"/>
+                          <w:b/>
+                          <w:bCs/>
+                          <w:i/>
+                          <w:iCs/>
+                          <w:sz w:val="28"/>
+                          <w:szCs w:val="28"/>
+                        </w:rPr>
+                      </w:pPr>
+                      <w:r>
+                        <w:rPr>
+                          <w:rFonts w:asciiTheme="majorBidi" w:hAnsiTheme="majorBidi" w:cstheme="majorBidi"/>
+                          <w:b/>
+                          <w:bCs/>
+                          <w:i/>
+                          <w:iCs/>
+                          <w:sz w:val="28"/>
+                          <w:szCs w:val="28"/>
+                        </w:rPr>
+                        <w:t xml:space="preserve">                    </w:t>
+                      </w:r>
+                      <w:r>
+                        <w:rPr>
+                          <w:rFonts w:asciiTheme="majorBidi" w:hAnsiTheme="majorBidi" w:cstheme="majorBidi"/>
+                          <w:b/>
+                          <w:bCs/>
+                          <w:i/>
+                          <w:iCs/>
+                          <w:sz w:val="28"/>
+                          <w:szCs w:val="28"/>
+                        </w:rPr>
+                        <w:t>type: Utilization</w:t>
+                      </w:r>
+                    </w:p>
+                    <w:p>
+                      <w:pPr>
+                        <w:spacing w:after="0"/>
+                        <w:rPr>
+                          <w:rFonts w:asciiTheme="majorBidi" w:hAnsiTheme="majorBidi" w:cstheme="majorBidi"/>
+                          <w:b/>
+                          <w:bCs/>
+                          <w:i/>
+                          <w:iCs/>
+                          <w:sz w:val="28"/>
+                          <w:szCs w:val="28"/>
+                        </w:rPr>
+                      </w:pPr>
+                      <w:r>
+                        <w:rPr>
+                          <w:rFonts w:asciiTheme="majorBidi" w:hAnsiTheme="majorBidi" w:cstheme="majorBidi"/>
+                          <w:b/>
+                          <w:bCs/>
+                          <w:i/>
+                          <w:iCs/>
+                          <w:sz w:val="28"/>
+                          <w:szCs w:val="28"/>
+                        </w:rPr>
+                        <w:t xml:space="preserve">                    </w:t>
+                      </w:r>
+                      <w:proofErr w:type="spellStart"/>
+                      <w:r>
+                        <w:rPr>
+                          <w:rFonts w:asciiTheme="majorBidi" w:hAnsiTheme="majorBidi" w:cstheme="majorBidi"/>
+                          <w:b/>
+                          <w:bCs/>
+                          <w:i/>
+                          <w:iCs/>
+                          <w:sz w:val="28"/>
+                          <w:szCs w:val="28"/>
+                        </w:rPr>
+                        <w:t>averageUtilization</w:t>
+                      </w:r>
+                      <w:proofErr w:type="spellEnd"/>
+                      <w:r>
+                        <w:rPr>
+                          <w:rFonts w:asciiTheme="majorBidi" w:hAnsiTheme="majorBidi" w:cstheme="majorBidi"/>
+                          <w:b/>
+                          <w:bCs/>
+                          <w:i/>
+                          <w:iCs/>
+                          <w:sz w:val="28"/>
+                          <w:szCs w:val="28"/>
+                        </w:rPr>
+                        <w:t>: 70</w:t>
+                      </w:r>
+                    </w:p>
+                    <w:p>
+                      <w:pPr>
+                        <w:spacing w:after="0"/>
+                        <w:rPr>
+                          <w:rFonts w:asciiTheme="majorBidi" w:hAnsiTheme="majorBidi" w:cstheme="majorBidi"/>
+                          <w:b/>
+                          <w:bCs/>
+                          <w:i/>
+                          <w:iCs/>
+                          <w:sz w:val="28"/>
+                          <w:szCs w:val="28"/>
+                        </w:rPr>
+                      </w:pPr>
+                    </w:p>
+                    <w:p>
+                      <w:pPr>
+                        <w:spacing w:after="0"/>
+                        <w:rPr>
+                          <w:rFonts w:asciiTheme="majorBidi" w:hAnsiTheme="majorBidi" w:cstheme="majorBidi"/>
+                          <w:b/>
+                          <w:bCs/>
+                          <w:i/>
+                          <w:iCs/>
+                          <w:sz w:val="28"/>
+                          <w:szCs w:val="28"/>
+                        </w:rPr>
+                      </w:pPr>
+                    </w:p>
+                    <w:p>
+                      <w:pPr>
+                        <w:spacing w:after="0"/>
+                        <w:jc w:val="center"/>
+                        <w:rPr>
+                          <w:b/>
+                          <w:bCs/>
+                          <w:i/>
+                          <w:iCs/>
+                        </w:rPr>
+                      </w:pPr>
+                    </w:p>
+                  </w:txbxContent>
+                </v:textbox>
+                <w10:wrap anchorx="margin"/>
+              </v:rect>
+            </w:pict>
+          </mc:Fallback>
+        </mc:AlternateContent>
+      </w:r>
+    </w:p>
+    <w:p>
+      <w:pPr>
+        <w:jc w:val="both"/>
+        <w:rPr>
+          <w:rFonts w:asciiTheme="majorBidi" w:hAnsiTheme="majorBidi" w:cstheme="majorBidi"/>
+          <w:sz w:val="28"/>
+          <w:szCs w:val="28"/>
+        </w:rPr>
+      </w:pPr>
+    </w:p>
+    <w:p>
+      <w:pPr>
+        <w:jc w:val="both"/>
+        <w:rPr>
+          <w:rFonts w:asciiTheme="majorBidi" w:hAnsiTheme="majorBidi" w:cstheme="majorBidi"/>
+          <w:sz w:val="28"/>
+          <w:szCs w:val="28"/>
+        </w:rPr>
+      </w:pPr>
+    </w:p>
+    <w:p>
+      <w:pPr>
+        <w:jc w:val="both"/>
+        <w:rPr>
+          <w:rFonts w:asciiTheme="majorBidi" w:hAnsiTheme="majorBidi" w:cstheme="majorBidi"/>
+          <w:sz w:val="28"/>
+          <w:szCs w:val="28"/>
+        </w:rPr>
+      </w:pPr>
+    </w:p>
+    <w:p>
+      <w:pPr>
+        <w:jc w:val="both"/>
+        <w:rPr>
+          <w:rFonts w:asciiTheme="majorBidi" w:hAnsiTheme="majorBidi" w:cstheme="majorBidi"/>
+          <w:sz w:val="28"/>
+          <w:szCs w:val="28"/>
+        </w:rPr>
+      </w:pPr>
+    </w:p>
+    <w:p>
+      <w:pPr>
+        <w:jc w:val="both"/>
+        <w:rPr>
+          <w:rFonts w:asciiTheme="majorBidi" w:hAnsiTheme="majorBidi" w:cstheme="majorBidi"/>
+          <w:sz w:val="28"/>
+          <w:szCs w:val="28"/>
+        </w:rPr>
+      </w:pPr>
+    </w:p>
+    <w:p>
+      <w:pPr>
+        <w:jc w:val="both"/>
+        <w:rPr>
+          <w:rFonts w:asciiTheme="majorBidi" w:hAnsiTheme="majorBidi" w:cstheme="majorBidi"/>
+          <w:sz w:val="28"/>
+          <w:szCs w:val="28"/>
+        </w:rPr>
+      </w:pPr>
+    </w:p>
+    <w:p>
+      <w:pPr>
+        <w:jc w:val="both"/>
+        <w:rPr>
+          <w:rFonts w:asciiTheme="majorBidi" w:hAnsiTheme="majorBidi" w:cstheme="majorBidi"/>
+          <w:sz w:val="28"/>
+          <w:szCs w:val="28"/>
+        </w:rPr>
+      </w:pPr>
+    </w:p>
+    <w:p>
+      <w:pPr>
+        <w:jc w:val="both"/>
+        <w:rPr>
+          <w:rFonts w:asciiTheme="majorBidi" w:hAnsiTheme="majorBidi" w:cstheme="majorBidi"/>
+          <w:sz w:val="28"/>
+          <w:szCs w:val="28"/>
+        </w:rPr>
+      </w:pPr>
+    </w:p>
+    <w:p>
+      <w:pPr>
+        <w:jc w:val="both"/>
+        <w:rPr>
+          <w:rFonts w:asciiTheme="majorBidi" w:hAnsiTheme="majorBidi" w:cstheme="majorBidi"/>
+          <w:sz w:val="28"/>
+          <w:szCs w:val="28"/>
+        </w:rPr>
+      </w:pPr>
+    </w:p>
+    <w:p>
+      <w:pPr>
+        <w:jc w:val="both"/>
+        <w:rPr>
+          <w:rFonts w:asciiTheme="majorBidi" w:hAnsiTheme="majorBidi" w:cstheme="majorBidi"/>
+          <w:sz w:val="28"/>
+          <w:szCs w:val="28"/>
+        </w:rPr>
+      </w:pPr>
+    </w:p>
+    <w:p>
+      <w:pPr>
+        <w:jc w:val="both"/>
+        <w:rPr>
+          <w:rFonts w:asciiTheme="majorBidi" w:hAnsiTheme="majorBidi" w:cstheme="majorBidi"/>
+          <w:sz w:val="28"/>
+          <w:szCs w:val="28"/>
+        </w:rPr>
+      </w:pPr>
+    </w:p>
+    <w:p>
+      <w:pPr>
+        <w:jc w:val="both"/>
+        <w:rPr>
+          <w:rFonts w:asciiTheme="majorBidi" w:hAnsiTheme="majorBidi" w:cstheme="majorBidi"/>
+          <w:sz w:val="28"/>
+          <w:szCs w:val="28"/>
         </w:rPr>
       </w:pPr>
     </w:p>
@@ -26166,19 +26849,20 @@
         <w:jc w:val="both"/>
         <w:rPr>
           <w:rFonts w:asciiTheme="majorBidi" w:hAnsiTheme="majorBidi" w:cstheme="majorBidi"/>
-          <w:sz w:val="28"/>
-          <w:szCs w:val="28"/>
-          <w:u w:val="single"/>
-        </w:rPr>
-      </w:pPr>
-      <w:r>
-        <w:rPr>
-          <w:rFonts w:asciiTheme="majorBidi" w:hAnsiTheme="majorBidi" w:cstheme="majorBidi"/>
-          <w:sz w:val="28"/>
-          <w:szCs w:val="28"/>
-          <w:u w:val="single"/>
-        </w:rPr>
-        <w:lastRenderedPageBreak/>
+          <w:b/>
+          <w:bCs/>
+          <w:sz w:val="28"/>
+          <w:szCs w:val="28"/>
+        </w:rPr>
+      </w:pPr>
+      <w:r>
+        <w:rPr>
+          <w:rFonts w:asciiTheme="majorBidi" w:hAnsiTheme="majorBidi" w:cstheme="majorBidi"/>
+          <w:b/>
+          <w:bCs/>
+          <w:sz w:val="28"/>
+          <w:szCs w:val="28"/>
+        </w:rPr>
         <w:t>Meaning:</w:t>
       </w:r>
     </w:p>
@@ -26742,6 +27426,7 @@
           <w:sz w:val="32"/>
           <w:szCs w:val="32"/>
         </w:rPr>
+        <w:lastRenderedPageBreak/>
         <w:t>Requirements for HPA</w:t>
       </w:r>
       <w:r>
@@ -27198,7 +27883,7 @@
           </mc:Choice>
           <mc:Fallback>
             <w:pict>
-              <v:rect w14:anchorId="6610E11E" id="Rectangle 15" o:spid="_x0000_s1040" style="position:absolute;left:0;text-align:left;margin-left:18pt;margin-top:19.6pt;width:162.55pt;height:84.55pt;z-index:251669504;visibility:visible;mso-wrap-style:square;mso-width-percent:0;mso-height-percent:0;mso-wrap-distance-left:9pt;mso-wrap-distance-top:0;mso-wrap-distance-right:9pt;mso-wrap-distance-bottom:0;mso-position-horizontal:absolute;mso-position-horizontal-relative:text;mso-position-vertical:absolute;mso-position-vertical-relative:text;mso-width-percent:0;mso-height-percent:0;mso-width-relative:margin;mso-height-relative:margin;v-text-anchor:middle" o:gfxdata="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" fillcolor="black [3200]" strokecolor="black [480]" strokeweight="1pt">
+              <v:rect w14:anchorId="6610E11E" id="Rectangle 15" o:spid="_x0000_s1041" style="position:absolute;left:0;text-align:left;margin-left:18pt;margin-top:19.6pt;width:162.55pt;height:84.55pt;z-index:251669504;visibility:visible;mso-wrap-style:square;mso-width-percent:0;mso-height-percent:0;mso-wrap-distance-left:9pt;mso-wrap-distance-top:0;mso-wrap-distance-right:9pt;mso-wrap-distance-bottom:0;mso-position-horizontal:absolute;mso-position-horizontal-relative:text;mso-position-vertical:absolute;mso-position-vertical-relative:text;mso-width-percent:0;mso-height-percent:0;mso-width-relative:margin;mso-height-relative:margin;v-text-anchor:middle" o:gfxdata="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" fillcolor="black [3200]" strokecolor="black [480]" strokeweight="1pt">
                 <v:textbox>
                   <w:txbxContent>
                     <w:p>
@@ -27698,7 +28383,6 @@
           <w:sz w:val="36"/>
           <w:szCs w:val="36"/>
         </w:rPr>
-        <w:lastRenderedPageBreak/>
         <w:t>Resource Requests and Limits</w:t>
       </w:r>
       <w:r>
@@ -28049,6 +28733,7 @@
           <w:sz w:val="28"/>
           <w:szCs w:val="28"/>
         </w:rPr>
+        <w:lastRenderedPageBreak/>
         <mc:AlternateContent>
           <mc:Choice Requires="wps">
             <w:drawing>
@@ -28251,7 +28936,7 @@
           </mc:Choice>
           <mc:Fallback>
             <w:pict>
-              <v:rect w14:anchorId="74A9D9DA" id="Rectangle 18" o:spid="_x0000_s1041" style="position:absolute;left:0;text-align:left;margin-left:18pt;margin-top:22.3pt;width:169.65pt;height:80.75pt;z-index:251676672;visibility:visible;mso-wrap-style:square;mso-height-percent:0;mso-wrap-distance-left:9pt;mso-wrap-distance-top:0;mso-wrap-distance-right:9pt;mso-wrap-distance-bottom:0;mso-position-horizontal:absolute;mso-position-horizontal-relative:text;mso-position-vertical:absolute;mso-position-vertical-relative:text;mso-height-percent:0;mso-height-relative:margin;v-text-anchor:middle" o:gfxdata="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" fillcolor="black [3200]" strokecolor="black [480]" strokeweight="1pt">
+              <v:rect w14:anchorId="74A9D9DA" id="Rectangle 18" o:spid="_x0000_s1042" style="position:absolute;left:0;text-align:left;margin-left:18pt;margin-top:22.3pt;width:169.65pt;height:80.75pt;z-index:251676672;visibility:visible;mso-wrap-style:square;mso-height-percent:0;mso-wrap-distance-left:9pt;mso-wrap-distance-top:0;mso-wrap-distance-right:9pt;mso-wrap-distance-bottom:0;mso-position-horizontal:absolute;mso-position-horizontal-relative:text;mso-position-vertical:absolute;mso-position-vertical-relative:text;mso-height-percent:0;mso-height-relative:margin;v-text-anchor:middle" o:gfxdata="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" fillcolor="black [3200]" strokecolor="black [480]" strokeweight="1pt">
                 <v:textbox>
                   <w:txbxContent>
                     <w:p>
@@ -28488,7 +29173,7 @@
         <w:pStyle w:val="ListParagraph"/>
         <w:numPr>
           <w:ilvl w:val="0"/>
-          <w:numId w:val="63"/>
+          <w:numId w:val="83"/>
         </w:numPr>
         <w:jc w:val="both"/>
         <w:rPr>
@@ -28511,7 +29196,7 @@
         <w:pStyle w:val="ListParagraph"/>
         <w:numPr>
           <w:ilvl w:val="0"/>
-          <w:numId w:val="63"/>
+          <w:numId w:val="83"/>
         </w:numPr>
         <w:spacing w:after="60"/>
         <w:jc w:val="both"/>
@@ -28535,7 +29220,7 @@
         <w:pStyle w:val="ListParagraph"/>
         <w:numPr>
           <w:ilvl w:val="0"/>
-          <w:numId w:val="63"/>
+          <w:numId w:val="83"/>
         </w:numPr>
         <w:spacing w:after="60"/>
         <w:jc w:val="both"/>
@@ -28605,16 +29290,7 @@
           <w:sz w:val="28"/>
           <w:szCs w:val="28"/>
         </w:rPr>
-        <w:t xml:space="preserve">After the Pod is placed on the node, the requested resources are considered reserved for that container. This means the scheduler will treat those resources as already allocated and will not schedule other Pods that require those same </w:t>
-      </w:r>
-      <w:r>
-        <w:rPr>
-          <w:rFonts w:asciiTheme="majorBidi" w:hAnsiTheme="majorBidi" w:cstheme="majorBidi"/>
-          <w:sz w:val="28"/>
-          <w:szCs w:val="28"/>
-        </w:rPr>
-        <w:lastRenderedPageBreak/>
-        <w:t>resources, even if the container is not actively using them at that moment.</w:t>
+        <w:t>After the Pod is placed on the node, the requested resources are considered reserved for that container. This means the scheduler will treat those resources as already allocated and will not schedule other Pods that require those same resources, even if the container is not actively using them at that moment.</w:t>
       </w:r>
       <w:r>
         <w:rPr>
@@ -29155,6 +29831,7 @@
           <w:sz w:val="28"/>
           <w:szCs w:val="28"/>
         </w:rPr>
+        <w:lastRenderedPageBreak/>
         <w:t>m</w:t>
       </w:r>
       <w:r>
@@ -29423,7 +30100,7 @@
         <mc:AlternateContent>
           <mc:Choice Requires="wps">
             <w:drawing>
-              <wp:anchor distT="0" distB="0" distL="114300" distR="114300" simplePos="0" relativeHeight="251677696" behindDoc="0" locked="0" layoutInCell="1" allowOverlap="1" wp14:anchorId="4897CED0" wp14:editId="4FFE8B42">
+              <wp:anchor distT="0" distB="0" distL="114300" distR="114300" simplePos="0" relativeHeight="251677696" behindDoc="0" locked="0" layoutInCell="1" allowOverlap="1" wp14:anchorId="4897CED0" wp14:editId="333E1488">
                 <wp:simplePos x="0" y="0"/>
                 <wp:positionH relativeFrom="margin">
                   <wp:align>left</wp:align>
@@ -29431,8 +30108,8 @@
                 <wp:positionV relativeFrom="paragraph">
                   <wp:posOffset>313228</wp:posOffset>
                 </wp:positionV>
-                <wp:extent cx="2918460" cy="1711037"/>
-                <wp:effectExtent l="0" t="0" r="15240" b="22860"/>
+                <wp:extent cx="2918460" cy="5760720"/>
+                <wp:effectExtent l="0" t="0" r="15240" b="11430"/>
                 <wp:wrapNone/>
                 <wp:docPr id="1999959555" name="Rectangle 19"/>
                 <wp:cNvGraphicFramePr/>
@@ -29443,7 +30120,7 @@
                       <wps:spPr>
                         <a:xfrm>
                           <a:off x="0" y="0"/>
-                          <a:ext cx="2918460" cy="1711037"/>
+                          <a:ext cx="2918460" cy="5760720"/>
                         </a:xfrm>
                         <a:prstGeom prst="rect">
                           <a:avLst/>
@@ -29701,6 +30378,708 @@
                           </w:p>
                           <w:p>
                             <w:pPr>
+                              <w:spacing w:after="0"/>
+                              <w:rPr>
+                                <w:rFonts w:asciiTheme="majorBidi" w:hAnsiTheme="majorBidi" w:cstheme="majorBidi"/>
+                                <w:b/>
+                                <w:bCs/>
+                                <w:i/>
+                                <w:iCs/>
+                                <w:sz w:val="28"/>
+                                <w:szCs w:val="28"/>
+                              </w:rPr>
+                            </w:pPr>
+                            <w:r>
+                              <w:rPr>
+                                <w:rFonts w:asciiTheme="majorBidi" w:hAnsiTheme="majorBidi" w:cstheme="majorBidi"/>
+                                <w:b/>
+                                <w:bCs/>
+                                <w:i/>
+                                <w:iCs/>
+                                <w:sz w:val="28"/>
+                                <w:szCs w:val="28"/>
+                              </w:rPr>
+                              <w:t xml:space="preserve">          </w:t>
+                            </w:r>
+                            <w:proofErr w:type="spellStart"/>
+                            <w:r>
+                              <w:rPr>
+                                <w:rFonts w:asciiTheme="majorBidi" w:hAnsiTheme="majorBidi" w:cstheme="majorBidi"/>
+                                <w:b/>
+                                <w:bCs/>
+                                <w:i/>
+                                <w:iCs/>
+                                <w:sz w:val="28"/>
+                                <w:szCs w:val="28"/>
+                              </w:rPr>
+                              <w:t>matchLabels</w:t>
+                            </w:r>
+                            <w:proofErr w:type="spellEnd"/>
+                            <w:r>
+                              <w:rPr>
+                                <w:rFonts w:asciiTheme="majorBidi" w:hAnsiTheme="majorBidi" w:cstheme="majorBidi"/>
+                                <w:b/>
+                                <w:bCs/>
+                                <w:i/>
+                                <w:iCs/>
+                                <w:sz w:val="28"/>
+                                <w:szCs w:val="28"/>
+                              </w:rPr>
+                              <w:t>:</w:t>
+                            </w:r>
+                          </w:p>
+                          <w:p>
+                            <w:pPr>
+                              <w:spacing w:after="0"/>
+                              <w:rPr>
+                                <w:rFonts w:asciiTheme="majorBidi" w:hAnsiTheme="majorBidi" w:cstheme="majorBidi"/>
+                                <w:b/>
+                                <w:bCs/>
+                                <w:i/>
+                                <w:iCs/>
+                                <w:sz w:val="28"/>
+                                <w:szCs w:val="28"/>
+                              </w:rPr>
+                            </w:pPr>
+                            <w:r>
+                              <w:rPr>
+                                <w:rFonts w:asciiTheme="majorBidi" w:hAnsiTheme="majorBidi" w:cstheme="majorBidi"/>
+                                <w:b/>
+                                <w:bCs/>
+                                <w:i/>
+                                <w:iCs/>
+                                <w:sz w:val="28"/>
+                                <w:szCs w:val="28"/>
+                              </w:rPr>
+                              <w:t xml:space="preserve">               </w:t>
+                            </w:r>
+                            <w:r>
+                              <w:rPr>
+                                <w:rFonts w:asciiTheme="majorBidi" w:hAnsiTheme="majorBidi" w:cstheme="majorBidi"/>
+                                <w:b/>
+                                <w:bCs/>
+                                <w:i/>
+                                <w:iCs/>
+                                <w:sz w:val="28"/>
+                                <w:szCs w:val="28"/>
+                              </w:rPr>
+                              <w:t>app: nginx</w:t>
+                            </w:r>
+                          </w:p>
+                          <w:p>
+                            <w:pPr>
+                              <w:spacing w:after="0"/>
+                              <w:rPr>
+                                <w:rFonts w:asciiTheme="majorBidi" w:hAnsiTheme="majorBidi" w:cstheme="majorBidi"/>
+                                <w:b/>
+                                <w:bCs/>
+                                <w:i/>
+                                <w:iCs/>
+                                <w:sz w:val="28"/>
+                                <w:szCs w:val="28"/>
+                              </w:rPr>
+                            </w:pPr>
+                            <w:r>
+                              <w:rPr>
+                                <w:rFonts w:asciiTheme="majorBidi" w:hAnsiTheme="majorBidi" w:cstheme="majorBidi"/>
+                                <w:b/>
+                                <w:bCs/>
+                                <w:i/>
+                                <w:iCs/>
+                                <w:sz w:val="28"/>
+                                <w:szCs w:val="28"/>
+                              </w:rPr>
+                              <w:t xml:space="preserve">     </w:t>
+                            </w:r>
+                            <w:r>
+                              <w:rPr>
+                                <w:rFonts w:asciiTheme="majorBidi" w:hAnsiTheme="majorBidi" w:cstheme="majorBidi"/>
+                                <w:b/>
+                                <w:bCs/>
+                                <w:i/>
+                                <w:iCs/>
+                                <w:sz w:val="28"/>
+                                <w:szCs w:val="28"/>
+                              </w:rPr>
+                              <w:t>template:</w:t>
+                            </w:r>
+                          </w:p>
+                          <w:p>
+                            <w:pPr>
+                              <w:spacing w:after="0"/>
+                              <w:rPr>
+                                <w:rFonts w:asciiTheme="majorBidi" w:hAnsiTheme="majorBidi" w:cstheme="majorBidi"/>
+                                <w:b/>
+                                <w:bCs/>
+                                <w:i/>
+                                <w:iCs/>
+                                <w:sz w:val="28"/>
+                                <w:szCs w:val="28"/>
+                              </w:rPr>
+                            </w:pPr>
+                            <w:r>
+                              <w:rPr>
+                                <w:rFonts w:asciiTheme="majorBidi" w:hAnsiTheme="majorBidi" w:cstheme="majorBidi"/>
+                                <w:b/>
+                                <w:bCs/>
+                                <w:i/>
+                                <w:iCs/>
+                                <w:sz w:val="28"/>
+                                <w:szCs w:val="28"/>
+                              </w:rPr>
+                              <w:t xml:space="preserve">          </w:t>
+                            </w:r>
+                            <w:r>
+                              <w:rPr>
+                                <w:rFonts w:asciiTheme="majorBidi" w:hAnsiTheme="majorBidi" w:cstheme="majorBidi"/>
+                                <w:b/>
+                                <w:bCs/>
+                                <w:i/>
+                                <w:iCs/>
+                                <w:sz w:val="28"/>
+                                <w:szCs w:val="28"/>
+                              </w:rPr>
+                              <w:t>metadata:</w:t>
+                            </w:r>
+                          </w:p>
+                          <w:p>
+                            <w:pPr>
+                              <w:spacing w:after="0"/>
+                              <w:rPr>
+                                <w:rFonts w:asciiTheme="majorBidi" w:hAnsiTheme="majorBidi" w:cstheme="majorBidi"/>
+                                <w:b/>
+                                <w:bCs/>
+                                <w:i/>
+                                <w:iCs/>
+                                <w:sz w:val="28"/>
+                                <w:szCs w:val="28"/>
+                              </w:rPr>
+                            </w:pPr>
+                            <w:r>
+                              <w:rPr>
+                                <w:rFonts w:asciiTheme="majorBidi" w:hAnsiTheme="majorBidi" w:cstheme="majorBidi"/>
+                                <w:b/>
+                                <w:bCs/>
+                                <w:i/>
+                                <w:iCs/>
+                                <w:sz w:val="28"/>
+                                <w:szCs w:val="28"/>
+                              </w:rPr>
+                              <w:t xml:space="preserve">               </w:t>
+                            </w:r>
+                            <w:r>
+                              <w:rPr>
+                                <w:rFonts w:asciiTheme="majorBidi" w:hAnsiTheme="majorBidi" w:cstheme="majorBidi"/>
+                                <w:b/>
+                                <w:bCs/>
+                                <w:i/>
+                                <w:iCs/>
+                                <w:sz w:val="28"/>
+                                <w:szCs w:val="28"/>
+                              </w:rPr>
+                              <w:t>labels:</w:t>
+                            </w:r>
+                          </w:p>
+                          <w:p>
+                            <w:pPr>
+                              <w:spacing w:after="0"/>
+                              <w:rPr>
+                                <w:rFonts w:asciiTheme="majorBidi" w:hAnsiTheme="majorBidi" w:cstheme="majorBidi"/>
+                                <w:b/>
+                                <w:bCs/>
+                                <w:i/>
+                                <w:iCs/>
+                                <w:sz w:val="28"/>
+                                <w:szCs w:val="28"/>
+                              </w:rPr>
+                            </w:pPr>
+                            <w:r>
+                              <w:rPr>
+                                <w:rFonts w:asciiTheme="majorBidi" w:hAnsiTheme="majorBidi" w:cstheme="majorBidi"/>
+                                <w:b/>
+                                <w:bCs/>
+                                <w:i/>
+                                <w:iCs/>
+                                <w:sz w:val="28"/>
+                                <w:szCs w:val="28"/>
+                              </w:rPr>
+                              <w:t xml:space="preserve">                    </w:t>
+                            </w:r>
+                            <w:r>
+                              <w:rPr>
+                                <w:rFonts w:asciiTheme="majorBidi" w:hAnsiTheme="majorBidi" w:cstheme="majorBidi"/>
+                                <w:b/>
+                                <w:bCs/>
+                                <w:i/>
+                                <w:iCs/>
+                                <w:sz w:val="28"/>
+                                <w:szCs w:val="28"/>
+                              </w:rPr>
+                              <w:t>app: nginx</w:t>
+                            </w:r>
+                          </w:p>
+                          <w:p>
+                            <w:pPr>
+                              <w:spacing w:after="0"/>
+                              <w:rPr>
+                                <w:rFonts w:asciiTheme="majorBidi" w:hAnsiTheme="majorBidi" w:cstheme="majorBidi"/>
+                                <w:b/>
+                                <w:bCs/>
+                                <w:i/>
+                                <w:iCs/>
+                                <w:sz w:val="28"/>
+                                <w:szCs w:val="28"/>
+                              </w:rPr>
+                            </w:pPr>
+                            <w:r>
+                              <w:rPr>
+                                <w:rFonts w:asciiTheme="majorBidi" w:hAnsiTheme="majorBidi" w:cstheme="majorBidi"/>
+                                <w:b/>
+                                <w:bCs/>
+                                <w:i/>
+                                <w:iCs/>
+                                <w:sz w:val="28"/>
+                                <w:szCs w:val="28"/>
+                              </w:rPr>
+                              <w:t xml:space="preserve">          </w:t>
+                            </w:r>
+                            <w:r>
+                              <w:rPr>
+                                <w:rFonts w:asciiTheme="majorBidi" w:hAnsiTheme="majorBidi" w:cstheme="majorBidi"/>
+                                <w:b/>
+                                <w:bCs/>
+                                <w:i/>
+                                <w:iCs/>
+                                <w:sz w:val="28"/>
+                                <w:szCs w:val="28"/>
+                              </w:rPr>
+                              <w:t>spec:</w:t>
+                            </w:r>
+                          </w:p>
+                          <w:p>
+                            <w:pPr>
+                              <w:spacing w:after="0"/>
+                              <w:rPr>
+                                <w:rFonts w:asciiTheme="majorBidi" w:hAnsiTheme="majorBidi" w:cstheme="majorBidi"/>
+                                <w:b/>
+                                <w:bCs/>
+                                <w:i/>
+                                <w:iCs/>
+                                <w:sz w:val="28"/>
+                                <w:szCs w:val="28"/>
+                              </w:rPr>
+                            </w:pPr>
+                            <w:r>
+                              <w:rPr>
+                                <w:rFonts w:asciiTheme="majorBidi" w:hAnsiTheme="majorBidi" w:cstheme="majorBidi"/>
+                                <w:b/>
+                                <w:bCs/>
+                                <w:i/>
+                                <w:iCs/>
+                                <w:sz w:val="28"/>
+                                <w:szCs w:val="28"/>
+                              </w:rPr>
+                              <w:t xml:space="preserve">               </w:t>
+                            </w:r>
+                            <w:r>
+                              <w:rPr>
+                                <w:rFonts w:asciiTheme="majorBidi" w:hAnsiTheme="majorBidi" w:cstheme="majorBidi"/>
+                                <w:b/>
+                                <w:bCs/>
+                                <w:i/>
+                                <w:iCs/>
+                                <w:sz w:val="28"/>
+                                <w:szCs w:val="28"/>
+                              </w:rPr>
+                              <w:t>containers:</w:t>
+                            </w:r>
+                          </w:p>
+                          <w:p>
+                            <w:pPr>
+                              <w:spacing w:after="0"/>
+                              <w:rPr>
+                                <w:rFonts w:asciiTheme="majorBidi" w:hAnsiTheme="majorBidi" w:cstheme="majorBidi"/>
+                                <w:b/>
+                                <w:bCs/>
+                                <w:i/>
+                                <w:iCs/>
+                                <w:sz w:val="28"/>
+                                <w:szCs w:val="28"/>
+                              </w:rPr>
+                            </w:pPr>
+                            <w:r>
+                              <w:rPr>
+                                <w:rFonts w:asciiTheme="majorBidi" w:hAnsiTheme="majorBidi" w:cstheme="majorBidi"/>
+                                <w:b/>
+                                <w:bCs/>
+                                <w:i/>
+                                <w:iCs/>
+                                <w:sz w:val="28"/>
+                                <w:szCs w:val="28"/>
+                              </w:rPr>
+                              <w:t xml:space="preserve">                  </w:t>
+                            </w:r>
+                            <w:r>
+                              <w:rPr>
+                                <w:rFonts w:asciiTheme="majorBidi" w:hAnsiTheme="majorBidi" w:cstheme="majorBidi"/>
+                                <w:b/>
+                                <w:bCs/>
+                                <w:i/>
+                                <w:iCs/>
+                                <w:sz w:val="28"/>
+                                <w:szCs w:val="28"/>
+                              </w:rPr>
+                              <w:t>- name: nginx</w:t>
+                            </w:r>
+                          </w:p>
+                          <w:p>
+                            <w:pPr>
+                              <w:spacing w:after="0"/>
+                              <w:rPr>
+                                <w:rFonts w:asciiTheme="majorBidi" w:hAnsiTheme="majorBidi" w:cstheme="majorBidi"/>
+                                <w:b/>
+                                <w:bCs/>
+                                <w:i/>
+                                <w:iCs/>
+                                <w:sz w:val="28"/>
+                                <w:szCs w:val="28"/>
+                              </w:rPr>
+                            </w:pPr>
+                            <w:r>
+                              <w:rPr>
+                                <w:rFonts w:asciiTheme="majorBidi" w:hAnsiTheme="majorBidi" w:cstheme="majorBidi"/>
+                                <w:b/>
+                                <w:bCs/>
+                                <w:i/>
+                                <w:iCs/>
+                                <w:sz w:val="28"/>
+                                <w:szCs w:val="28"/>
+                              </w:rPr>
+                              <w:t xml:space="preserve">                    </w:t>
+                            </w:r>
+                            <w:r>
+                              <w:rPr>
+                                <w:rFonts w:asciiTheme="majorBidi" w:hAnsiTheme="majorBidi" w:cstheme="majorBidi"/>
+                                <w:b/>
+                                <w:bCs/>
+                                <w:i/>
+                                <w:iCs/>
+                                <w:sz w:val="28"/>
+                                <w:szCs w:val="28"/>
+                              </w:rPr>
+                              <w:t>image: nginx:1.26</w:t>
+                            </w:r>
+                          </w:p>
+                          <w:p>
+                            <w:pPr>
+                              <w:spacing w:after="0"/>
+                              <w:rPr>
+                                <w:rFonts w:asciiTheme="majorBidi" w:hAnsiTheme="majorBidi" w:cstheme="majorBidi"/>
+                                <w:b/>
+                                <w:bCs/>
+                                <w:i/>
+                                <w:iCs/>
+                                <w:sz w:val="28"/>
+                                <w:szCs w:val="28"/>
+                              </w:rPr>
+                            </w:pPr>
+                            <w:r>
+                              <w:rPr>
+                                <w:rFonts w:asciiTheme="majorBidi" w:hAnsiTheme="majorBidi" w:cstheme="majorBidi"/>
+                                <w:b/>
+                                <w:bCs/>
+                                <w:i/>
+                                <w:iCs/>
+                                <w:sz w:val="28"/>
+                                <w:szCs w:val="28"/>
+                              </w:rPr>
+                              <w:t xml:space="preserve">                    </w:t>
+                            </w:r>
+                            <w:r>
+                              <w:rPr>
+                                <w:rFonts w:asciiTheme="majorBidi" w:hAnsiTheme="majorBidi" w:cstheme="majorBidi"/>
+                                <w:b/>
+                                <w:bCs/>
+                                <w:i/>
+                                <w:iCs/>
+                                <w:sz w:val="28"/>
+                                <w:szCs w:val="28"/>
+                              </w:rPr>
+                              <w:t>resources:</w:t>
+                            </w:r>
+                          </w:p>
+                          <w:p>
+                            <w:pPr>
+                              <w:spacing w:after="0"/>
+                              <w:rPr>
+                                <w:rFonts w:asciiTheme="majorBidi" w:hAnsiTheme="majorBidi" w:cstheme="majorBidi"/>
+                                <w:b/>
+                                <w:bCs/>
+                                <w:i/>
+                                <w:iCs/>
+                                <w:sz w:val="28"/>
+                                <w:szCs w:val="28"/>
+                              </w:rPr>
+                            </w:pPr>
+                            <w:r>
+                              <w:rPr>
+                                <w:rFonts w:asciiTheme="majorBidi" w:hAnsiTheme="majorBidi" w:cstheme="majorBidi"/>
+                                <w:b/>
+                                <w:bCs/>
+                                <w:i/>
+                                <w:iCs/>
+                                <w:sz w:val="28"/>
+                                <w:szCs w:val="28"/>
+                              </w:rPr>
+                              <w:t xml:space="preserve">                         </w:t>
+                            </w:r>
+                            <w:r>
+                              <w:rPr>
+                                <w:rFonts w:asciiTheme="majorBidi" w:hAnsiTheme="majorBidi" w:cstheme="majorBidi"/>
+                                <w:b/>
+                                <w:bCs/>
+                                <w:i/>
+                                <w:iCs/>
+                                <w:sz w:val="28"/>
+                                <w:szCs w:val="28"/>
+                              </w:rPr>
+                              <w:t>requests:</w:t>
+                            </w:r>
+                          </w:p>
+                          <w:p>
+                            <w:pPr>
+                              <w:spacing w:after="0"/>
+                              <w:rPr>
+                                <w:rFonts w:asciiTheme="majorBidi" w:hAnsiTheme="majorBidi" w:cstheme="majorBidi"/>
+                                <w:b/>
+                                <w:bCs/>
+                                <w:i/>
+                                <w:iCs/>
+                                <w:sz w:val="28"/>
+                                <w:szCs w:val="28"/>
+                              </w:rPr>
+                            </w:pPr>
+                            <w:r>
+                              <w:rPr>
+                                <w:rFonts w:asciiTheme="majorBidi" w:hAnsiTheme="majorBidi" w:cstheme="majorBidi"/>
+                                <w:b/>
+                                <w:bCs/>
+                                <w:i/>
+                                <w:iCs/>
+                                <w:sz w:val="28"/>
+                                <w:szCs w:val="28"/>
+                              </w:rPr>
+                              <w:t xml:space="preserve">                              </w:t>
+                            </w:r>
+                            <w:proofErr w:type="spellStart"/>
+                            <w:r>
+                              <w:rPr>
+                                <w:rFonts w:asciiTheme="majorBidi" w:hAnsiTheme="majorBidi" w:cstheme="majorBidi"/>
+                                <w:b/>
+                                <w:bCs/>
+                                <w:i/>
+                                <w:iCs/>
+                                <w:sz w:val="28"/>
+                                <w:szCs w:val="28"/>
+                              </w:rPr>
+                              <w:t>cpu</w:t>
+                            </w:r>
+                            <w:proofErr w:type="spellEnd"/>
+                            <w:r>
+                              <w:rPr>
+                                <w:rFonts w:asciiTheme="majorBidi" w:hAnsiTheme="majorBidi" w:cstheme="majorBidi"/>
+                                <w:b/>
+                                <w:bCs/>
+                                <w:i/>
+                                <w:iCs/>
+                                <w:sz w:val="28"/>
+                                <w:szCs w:val="28"/>
+                              </w:rPr>
+                              <w:t>: "250m"</w:t>
+                            </w:r>
+                          </w:p>
+                          <w:p>
+                            <w:pPr>
+                              <w:spacing w:after="0"/>
+                              <w:rPr>
+                                <w:rFonts w:asciiTheme="majorBidi" w:hAnsiTheme="majorBidi" w:cstheme="majorBidi"/>
+                                <w:b/>
+                                <w:bCs/>
+                                <w:i/>
+                                <w:iCs/>
+                                <w:sz w:val="28"/>
+                                <w:szCs w:val="28"/>
+                              </w:rPr>
+                            </w:pPr>
+                            <w:r>
+                              <w:rPr>
+                                <w:rFonts w:asciiTheme="majorBidi" w:hAnsiTheme="majorBidi" w:cstheme="majorBidi"/>
+                                <w:b/>
+                                <w:bCs/>
+                                <w:i/>
+                                <w:iCs/>
+                                <w:sz w:val="28"/>
+                                <w:szCs w:val="28"/>
+                              </w:rPr>
+                              <w:t xml:space="preserve">                              </w:t>
+                            </w:r>
+                            <w:r>
+                              <w:rPr>
+                                <w:rFonts w:asciiTheme="majorBidi" w:hAnsiTheme="majorBidi" w:cstheme="majorBidi"/>
+                                <w:b/>
+                                <w:bCs/>
+                                <w:i/>
+                                <w:iCs/>
+                                <w:sz w:val="28"/>
+                                <w:szCs w:val="28"/>
+                              </w:rPr>
+                              <w:t>memory: "128Mi"</w:t>
+                            </w:r>
+                          </w:p>
+                          <w:p>
+                            <w:pPr>
+                              <w:spacing w:after="0"/>
+                              <w:rPr>
+                                <w:rFonts w:asciiTheme="majorBidi" w:hAnsiTheme="majorBidi" w:cstheme="majorBidi"/>
+                                <w:b/>
+                                <w:bCs/>
+                                <w:i/>
+                                <w:iCs/>
+                                <w:sz w:val="28"/>
+                                <w:szCs w:val="28"/>
+                              </w:rPr>
+                            </w:pPr>
+                            <w:r>
+                              <w:rPr>
+                                <w:rFonts w:asciiTheme="majorBidi" w:hAnsiTheme="majorBidi" w:cstheme="majorBidi"/>
+                                <w:b/>
+                                <w:bCs/>
+                                <w:i/>
+                                <w:iCs/>
+                                <w:sz w:val="28"/>
+                                <w:szCs w:val="28"/>
+                              </w:rPr>
+                              <w:t xml:space="preserve">                         </w:t>
+                            </w:r>
+                            <w:r>
+                              <w:rPr>
+                                <w:rFonts w:asciiTheme="majorBidi" w:hAnsiTheme="majorBidi" w:cstheme="majorBidi"/>
+                                <w:b/>
+                                <w:bCs/>
+                                <w:i/>
+                                <w:iCs/>
+                                <w:sz w:val="28"/>
+                                <w:szCs w:val="28"/>
+                              </w:rPr>
+                              <w:t>limits:</w:t>
+                            </w:r>
+                          </w:p>
+                          <w:p>
+                            <w:pPr>
+                              <w:spacing w:after="0"/>
+                              <w:rPr>
+                                <w:rFonts w:asciiTheme="majorBidi" w:hAnsiTheme="majorBidi" w:cstheme="majorBidi"/>
+                                <w:b/>
+                                <w:bCs/>
+                                <w:i/>
+                                <w:iCs/>
+                                <w:sz w:val="28"/>
+                                <w:szCs w:val="28"/>
+                              </w:rPr>
+                            </w:pPr>
+                            <w:r>
+                              <w:rPr>
+                                <w:rFonts w:asciiTheme="majorBidi" w:hAnsiTheme="majorBidi" w:cstheme="majorBidi"/>
+                                <w:b/>
+                                <w:bCs/>
+                                <w:i/>
+                                <w:iCs/>
+                                <w:sz w:val="28"/>
+                                <w:szCs w:val="28"/>
+                              </w:rPr>
+                              <w:t xml:space="preserve">                              </w:t>
+                            </w:r>
+                            <w:proofErr w:type="spellStart"/>
+                            <w:r>
+                              <w:rPr>
+                                <w:rFonts w:asciiTheme="majorBidi" w:hAnsiTheme="majorBidi" w:cstheme="majorBidi"/>
+                                <w:b/>
+                                <w:bCs/>
+                                <w:i/>
+                                <w:iCs/>
+                                <w:sz w:val="28"/>
+                                <w:szCs w:val="28"/>
+                              </w:rPr>
+                              <w:t>cpu</w:t>
+                            </w:r>
+                            <w:proofErr w:type="spellEnd"/>
+                            <w:r>
+                              <w:rPr>
+                                <w:rFonts w:asciiTheme="majorBidi" w:hAnsiTheme="majorBidi" w:cstheme="majorBidi"/>
+                                <w:b/>
+                                <w:bCs/>
+                                <w:i/>
+                                <w:iCs/>
+                                <w:sz w:val="28"/>
+                                <w:szCs w:val="28"/>
+                              </w:rPr>
+                              <w:t>: "500m"</w:t>
+                            </w:r>
+                          </w:p>
+                          <w:p>
+                            <w:pPr>
+                              <w:spacing w:after="0"/>
+                              <w:rPr>
+                                <w:rFonts w:asciiTheme="majorBidi" w:hAnsiTheme="majorBidi" w:cstheme="majorBidi"/>
+                                <w:b/>
+                                <w:bCs/>
+                                <w:i/>
+                                <w:iCs/>
+                                <w:sz w:val="28"/>
+                                <w:szCs w:val="28"/>
+                              </w:rPr>
+                            </w:pPr>
+                            <w:r>
+                              <w:rPr>
+                                <w:rFonts w:asciiTheme="majorBidi" w:hAnsiTheme="majorBidi" w:cstheme="majorBidi"/>
+                                <w:b/>
+                                <w:bCs/>
+                                <w:i/>
+                                <w:iCs/>
+                                <w:sz w:val="28"/>
+                                <w:szCs w:val="28"/>
+                              </w:rPr>
+                              <w:t xml:space="preserve">                              </w:t>
+                            </w:r>
+                            <w:r>
+                              <w:rPr>
+                                <w:rFonts w:asciiTheme="majorBidi" w:hAnsiTheme="majorBidi" w:cstheme="majorBidi"/>
+                                <w:b/>
+                                <w:bCs/>
+                                <w:i/>
+                                <w:iCs/>
+                                <w:sz w:val="28"/>
+                                <w:szCs w:val="28"/>
+                              </w:rPr>
+                              <w:t>memory: "256Mi"</w:t>
+                            </w:r>
+                          </w:p>
+                          <w:p>
+                            <w:pPr>
+                              <w:spacing w:after="0"/>
+                              <w:rPr>
+                                <w:rFonts w:asciiTheme="majorBidi" w:hAnsiTheme="majorBidi" w:cstheme="majorBidi"/>
+                                <w:b/>
+                                <w:bCs/>
+                                <w:i/>
+                                <w:iCs/>
+                                <w:sz w:val="28"/>
+                                <w:szCs w:val="28"/>
+                              </w:rPr>
+                            </w:pPr>
+                          </w:p>
+                          <w:p>
+                            <w:pPr>
                               <w:rPr>
                                 <w:rFonts w:asciiTheme="majorBidi" w:hAnsiTheme="majorBidi" w:cstheme="majorBidi"/>
                                 <w:b/>
@@ -29760,7 +31139,7 @@
           </mc:Choice>
           <mc:Fallback>
             <w:pict>
-              <v:rect w14:anchorId="4897CED0" id="Rectangle 19" o:spid="_x0000_s1042" style="position:absolute;left:0;text-align:left;margin-left:0;margin-top:24.65pt;width:229.8pt;height:134.75pt;z-index:251677696;visibility:visible;mso-wrap-style:square;mso-width-percent:0;mso-height-percent:0;mso-wrap-distance-left:9pt;mso-wrap-distance-top:0;mso-wrap-distance-right:9pt;mso-wrap-distance-bottom:0;mso-position-horizontal:left;mso-position-horizontal-relative:margin;mso-position-vertical:absolute;mso-position-vertical-relative:text;mso-width-percent:0;mso-height-percent:0;mso-width-relative:margin;mso-height-relative:margin;v-text-anchor:middle" o:gfxdata="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" fillcolor="black [3200]" strokecolor="black [480]" strokeweight="1pt">
+              <v:rect w14:anchorId="4897CED0" id="Rectangle 19" o:spid="_x0000_s1043" style="position:absolute;left:0;text-align:left;margin-left:0;margin-top:24.65pt;width:229.8pt;height:453.6pt;z-index:251677696;visibility:visible;mso-wrap-style:square;mso-width-percent:0;mso-height-percent:0;mso-wrap-distance-left:9pt;mso-wrap-distance-top:0;mso-wrap-distance-right:9pt;mso-wrap-distance-bottom:0;mso-position-horizontal:left;mso-position-horizontal-relative:margin;mso-position-vertical:absolute;mso-position-vertical-relative:text;mso-width-percent:0;mso-height-percent:0;mso-width-relative:margin;mso-height-relative:margin;v-text-anchor:middle" o:gfxdata="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" fillcolor="black [3200]" strokecolor="black [480]" strokeweight="1pt">
                 <v:textbox>
                   <w:txbxContent>
                     <w:p>
@@ -29994,6 +31373,708 @@
                         </w:rPr>
                         <w:t>selector:</w:t>
                       </w:r>
+                    </w:p>
+                    <w:p>
+                      <w:pPr>
+                        <w:spacing w:after="0"/>
+                        <w:rPr>
+                          <w:rFonts w:asciiTheme="majorBidi" w:hAnsiTheme="majorBidi" w:cstheme="majorBidi"/>
+                          <w:b/>
+                          <w:bCs/>
+                          <w:i/>
+                          <w:iCs/>
+                          <w:sz w:val="28"/>
+                          <w:szCs w:val="28"/>
+                        </w:rPr>
+                      </w:pPr>
+                      <w:r>
+                        <w:rPr>
+                          <w:rFonts w:asciiTheme="majorBidi" w:hAnsiTheme="majorBidi" w:cstheme="majorBidi"/>
+                          <w:b/>
+                          <w:bCs/>
+                          <w:i/>
+                          <w:iCs/>
+                          <w:sz w:val="28"/>
+                          <w:szCs w:val="28"/>
+                        </w:rPr>
+                        <w:t xml:space="preserve">          </w:t>
+                      </w:r>
+                      <w:proofErr w:type="spellStart"/>
+                      <w:r>
+                        <w:rPr>
+                          <w:rFonts w:asciiTheme="majorBidi" w:hAnsiTheme="majorBidi" w:cstheme="majorBidi"/>
+                          <w:b/>
+                          <w:bCs/>
+                          <w:i/>
+                          <w:iCs/>
+                          <w:sz w:val="28"/>
+                          <w:szCs w:val="28"/>
+                        </w:rPr>
+                        <w:t>matchLabels</w:t>
+                      </w:r>
+                      <w:proofErr w:type="spellEnd"/>
+                      <w:r>
+                        <w:rPr>
+                          <w:rFonts w:asciiTheme="majorBidi" w:hAnsiTheme="majorBidi" w:cstheme="majorBidi"/>
+                          <w:b/>
+                          <w:bCs/>
+                          <w:i/>
+                          <w:iCs/>
+                          <w:sz w:val="28"/>
+                          <w:szCs w:val="28"/>
+                        </w:rPr>
+                        <w:t>:</w:t>
+                      </w:r>
+                    </w:p>
+                    <w:p>
+                      <w:pPr>
+                        <w:spacing w:after="0"/>
+                        <w:rPr>
+                          <w:rFonts w:asciiTheme="majorBidi" w:hAnsiTheme="majorBidi" w:cstheme="majorBidi"/>
+                          <w:b/>
+                          <w:bCs/>
+                          <w:i/>
+                          <w:iCs/>
+                          <w:sz w:val="28"/>
+                          <w:szCs w:val="28"/>
+                        </w:rPr>
+                      </w:pPr>
+                      <w:r>
+                        <w:rPr>
+                          <w:rFonts w:asciiTheme="majorBidi" w:hAnsiTheme="majorBidi" w:cstheme="majorBidi"/>
+                          <w:b/>
+                          <w:bCs/>
+                          <w:i/>
+                          <w:iCs/>
+                          <w:sz w:val="28"/>
+                          <w:szCs w:val="28"/>
+                        </w:rPr>
+                        <w:t xml:space="preserve">               </w:t>
+                      </w:r>
+                      <w:r>
+                        <w:rPr>
+                          <w:rFonts w:asciiTheme="majorBidi" w:hAnsiTheme="majorBidi" w:cstheme="majorBidi"/>
+                          <w:b/>
+                          <w:bCs/>
+                          <w:i/>
+                          <w:iCs/>
+                          <w:sz w:val="28"/>
+                          <w:szCs w:val="28"/>
+                        </w:rPr>
+                        <w:t>app: nginx</w:t>
+                      </w:r>
+                    </w:p>
+                    <w:p>
+                      <w:pPr>
+                        <w:spacing w:after="0"/>
+                        <w:rPr>
+                          <w:rFonts w:asciiTheme="majorBidi" w:hAnsiTheme="majorBidi" w:cstheme="majorBidi"/>
+                          <w:b/>
+                          <w:bCs/>
+                          <w:i/>
+                          <w:iCs/>
+                          <w:sz w:val="28"/>
+                          <w:szCs w:val="28"/>
+                        </w:rPr>
+                      </w:pPr>
+                      <w:r>
+                        <w:rPr>
+                          <w:rFonts w:asciiTheme="majorBidi" w:hAnsiTheme="majorBidi" w:cstheme="majorBidi"/>
+                          <w:b/>
+                          <w:bCs/>
+                          <w:i/>
+                          <w:iCs/>
+                          <w:sz w:val="28"/>
+                          <w:szCs w:val="28"/>
+                        </w:rPr>
+                        <w:t xml:space="preserve">     </w:t>
+                      </w:r>
+                      <w:r>
+                        <w:rPr>
+                          <w:rFonts w:asciiTheme="majorBidi" w:hAnsiTheme="majorBidi" w:cstheme="majorBidi"/>
+                          <w:b/>
+                          <w:bCs/>
+                          <w:i/>
+                          <w:iCs/>
+                          <w:sz w:val="28"/>
+                          <w:szCs w:val="28"/>
+                        </w:rPr>
+                        <w:t>template:</w:t>
+                      </w:r>
+                    </w:p>
+                    <w:p>
+                      <w:pPr>
+                        <w:spacing w:after="0"/>
+                        <w:rPr>
+                          <w:rFonts w:asciiTheme="majorBidi" w:hAnsiTheme="majorBidi" w:cstheme="majorBidi"/>
+                          <w:b/>
+                          <w:bCs/>
+                          <w:i/>
+                          <w:iCs/>
+                          <w:sz w:val="28"/>
+                          <w:szCs w:val="28"/>
+                        </w:rPr>
+                      </w:pPr>
+                      <w:r>
+                        <w:rPr>
+                          <w:rFonts w:asciiTheme="majorBidi" w:hAnsiTheme="majorBidi" w:cstheme="majorBidi"/>
+                          <w:b/>
+                          <w:bCs/>
+                          <w:i/>
+                          <w:iCs/>
+                          <w:sz w:val="28"/>
+                          <w:szCs w:val="28"/>
+                        </w:rPr>
+                        <w:t xml:space="preserve">          </w:t>
+                      </w:r>
+                      <w:r>
+                        <w:rPr>
+                          <w:rFonts w:asciiTheme="majorBidi" w:hAnsiTheme="majorBidi" w:cstheme="majorBidi"/>
+                          <w:b/>
+                          <w:bCs/>
+                          <w:i/>
+                          <w:iCs/>
+                          <w:sz w:val="28"/>
+                          <w:szCs w:val="28"/>
+                        </w:rPr>
+                        <w:t>metadata:</w:t>
+                      </w:r>
+                    </w:p>
+                    <w:p>
+                      <w:pPr>
+                        <w:spacing w:after="0"/>
+                        <w:rPr>
+                          <w:rFonts w:asciiTheme="majorBidi" w:hAnsiTheme="majorBidi" w:cstheme="majorBidi"/>
+                          <w:b/>
+                          <w:bCs/>
+                          <w:i/>
+                          <w:iCs/>
+                          <w:sz w:val="28"/>
+                          <w:szCs w:val="28"/>
+                        </w:rPr>
+                      </w:pPr>
+                      <w:r>
+                        <w:rPr>
+                          <w:rFonts w:asciiTheme="majorBidi" w:hAnsiTheme="majorBidi" w:cstheme="majorBidi"/>
+                          <w:b/>
+                          <w:bCs/>
+                          <w:i/>
+                          <w:iCs/>
+                          <w:sz w:val="28"/>
+                          <w:szCs w:val="28"/>
+                        </w:rPr>
+                        <w:t xml:space="preserve">               </w:t>
+                      </w:r>
+                      <w:r>
+                        <w:rPr>
+                          <w:rFonts w:asciiTheme="majorBidi" w:hAnsiTheme="majorBidi" w:cstheme="majorBidi"/>
+                          <w:b/>
+                          <w:bCs/>
+                          <w:i/>
+                          <w:iCs/>
+                          <w:sz w:val="28"/>
+                          <w:szCs w:val="28"/>
+                        </w:rPr>
+                        <w:t>labels:</w:t>
+                      </w:r>
+                    </w:p>
+                    <w:p>
+                      <w:pPr>
+                        <w:spacing w:after="0"/>
+                        <w:rPr>
+                          <w:rFonts w:asciiTheme="majorBidi" w:hAnsiTheme="majorBidi" w:cstheme="majorBidi"/>
+                          <w:b/>
+                          <w:bCs/>
+                          <w:i/>
+                          <w:iCs/>
+                          <w:sz w:val="28"/>
+                          <w:szCs w:val="28"/>
+                        </w:rPr>
+                      </w:pPr>
+                      <w:r>
+                        <w:rPr>
+                          <w:rFonts w:asciiTheme="majorBidi" w:hAnsiTheme="majorBidi" w:cstheme="majorBidi"/>
+                          <w:b/>
+                          <w:bCs/>
+                          <w:i/>
+                          <w:iCs/>
+                          <w:sz w:val="28"/>
+                          <w:szCs w:val="28"/>
+                        </w:rPr>
+                        <w:t xml:space="preserve">                    </w:t>
+                      </w:r>
+                      <w:r>
+                        <w:rPr>
+                          <w:rFonts w:asciiTheme="majorBidi" w:hAnsiTheme="majorBidi" w:cstheme="majorBidi"/>
+                          <w:b/>
+                          <w:bCs/>
+                          <w:i/>
+                          <w:iCs/>
+                          <w:sz w:val="28"/>
+                          <w:szCs w:val="28"/>
+                        </w:rPr>
+                        <w:t>app: nginx</w:t>
+                      </w:r>
+                    </w:p>
+                    <w:p>
+                      <w:pPr>
+                        <w:spacing w:after="0"/>
+                        <w:rPr>
+                          <w:rFonts w:asciiTheme="majorBidi" w:hAnsiTheme="majorBidi" w:cstheme="majorBidi"/>
+                          <w:b/>
+                          <w:bCs/>
+                          <w:i/>
+                          <w:iCs/>
+                          <w:sz w:val="28"/>
+                          <w:szCs w:val="28"/>
+                        </w:rPr>
+                      </w:pPr>
+                      <w:r>
+                        <w:rPr>
+                          <w:rFonts w:asciiTheme="majorBidi" w:hAnsiTheme="majorBidi" w:cstheme="majorBidi"/>
+                          <w:b/>
+                          <w:bCs/>
+                          <w:i/>
+                          <w:iCs/>
+                          <w:sz w:val="28"/>
+                          <w:szCs w:val="28"/>
+                        </w:rPr>
+                        <w:t xml:space="preserve">          </w:t>
+                      </w:r>
+                      <w:r>
+                        <w:rPr>
+                          <w:rFonts w:asciiTheme="majorBidi" w:hAnsiTheme="majorBidi" w:cstheme="majorBidi"/>
+                          <w:b/>
+                          <w:bCs/>
+                          <w:i/>
+                          <w:iCs/>
+                          <w:sz w:val="28"/>
+                          <w:szCs w:val="28"/>
+                        </w:rPr>
+                        <w:t>spec:</w:t>
+                      </w:r>
+                    </w:p>
+                    <w:p>
+                      <w:pPr>
+                        <w:spacing w:after="0"/>
+                        <w:rPr>
+                          <w:rFonts w:asciiTheme="majorBidi" w:hAnsiTheme="majorBidi" w:cstheme="majorBidi"/>
+                          <w:b/>
+                          <w:bCs/>
+                          <w:i/>
+                          <w:iCs/>
+                          <w:sz w:val="28"/>
+                          <w:szCs w:val="28"/>
+                        </w:rPr>
+                      </w:pPr>
+                      <w:r>
+                        <w:rPr>
+                          <w:rFonts w:asciiTheme="majorBidi" w:hAnsiTheme="majorBidi" w:cstheme="majorBidi"/>
+                          <w:b/>
+                          <w:bCs/>
+                          <w:i/>
+                          <w:iCs/>
+                          <w:sz w:val="28"/>
+                          <w:szCs w:val="28"/>
+                        </w:rPr>
+                        <w:t xml:space="preserve">               </w:t>
+                      </w:r>
+                      <w:r>
+                        <w:rPr>
+                          <w:rFonts w:asciiTheme="majorBidi" w:hAnsiTheme="majorBidi" w:cstheme="majorBidi"/>
+                          <w:b/>
+                          <w:bCs/>
+                          <w:i/>
+                          <w:iCs/>
+                          <w:sz w:val="28"/>
+                          <w:szCs w:val="28"/>
+                        </w:rPr>
+                        <w:t>containers:</w:t>
+                      </w:r>
+                    </w:p>
+                    <w:p>
+                      <w:pPr>
+                        <w:spacing w:after="0"/>
+                        <w:rPr>
+                          <w:rFonts w:asciiTheme="majorBidi" w:hAnsiTheme="majorBidi" w:cstheme="majorBidi"/>
+                          <w:b/>
+                          <w:bCs/>
+                          <w:i/>
+                          <w:iCs/>
+                          <w:sz w:val="28"/>
+                          <w:szCs w:val="28"/>
+                        </w:rPr>
+                      </w:pPr>
+                      <w:r>
+                        <w:rPr>
+                          <w:rFonts w:asciiTheme="majorBidi" w:hAnsiTheme="majorBidi" w:cstheme="majorBidi"/>
+                          <w:b/>
+                          <w:bCs/>
+                          <w:i/>
+                          <w:iCs/>
+                          <w:sz w:val="28"/>
+                          <w:szCs w:val="28"/>
+                        </w:rPr>
+                        <w:t xml:space="preserve">                  </w:t>
+                      </w:r>
+                      <w:r>
+                        <w:rPr>
+                          <w:rFonts w:asciiTheme="majorBidi" w:hAnsiTheme="majorBidi" w:cstheme="majorBidi"/>
+                          <w:b/>
+                          <w:bCs/>
+                          <w:i/>
+                          <w:iCs/>
+                          <w:sz w:val="28"/>
+                          <w:szCs w:val="28"/>
+                        </w:rPr>
+                        <w:t>- name: nginx</w:t>
+                      </w:r>
+                    </w:p>
+                    <w:p>
+                      <w:pPr>
+                        <w:spacing w:after="0"/>
+                        <w:rPr>
+                          <w:rFonts w:asciiTheme="majorBidi" w:hAnsiTheme="majorBidi" w:cstheme="majorBidi"/>
+                          <w:b/>
+                          <w:bCs/>
+                          <w:i/>
+                          <w:iCs/>
+                          <w:sz w:val="28"/>
+                          <w:szCs w:val="28"/>
+                        </w:rPr>
+                      </w:pPr>
+                      <w:r>
+                        <w:rPr>
+                          <w:rFonts w:asciiTheme="majorBidi" w:hAnsiTheme="majorBidi" w:cstheme="majorBidi"/>
+                          <w:b/>
+                          <w:bCs/>
+                          <w:i/>
+                          <w:iCs/>
+                          <w:sz w:val="28"/>
+                          <w:szCs w:val="28"/>
+                        </w:rPr>
+                        <w:t xml:space="preserve">                    </w:t>
+                      </w:r>
+                      <w:r>
+                        <w:rPr>
+                          <w:rFonts w:asciiTheme="majorBidi" w:hAnsiTheme="majorBidi" w:cstheme="majorBidi"/>
+                          <w:b/>
+                          <w:bCs/>
+                          <w:i/>
+                          <w:iCs/>
+                          <w:sz w:val="28"/>
+                          <w:szCs w:val="28"/>
+                        </w:rPr>
+                        <w:t>image: nginx:1.26</w:t>
+                      </w:r>
+                    </w:p>
+                    <w:p>
+                      <w:pPr>
+                        <w:spacing w:after="0"/>
+                        <w:rPr>
+                          <w:rFonts w:asciiTheme="majorBidi" w:hAnsiTheme="majorBidi" w:cstheme="majorBidi"/>
+                          <w:b/>
+                          <w:bCs/>
+                          <w:i/>
+                          <w:iCs/>
+                          <w:sz w:val="28"/>
+                          <w:szCs w:val="28"/>
+                        </w:rPr>
+                      </w:pPr>
+                      <w:r>
+                        <w:rPr>
+                          <w:rFonts w:asciiTheme="majorBidi" w:hAnsiTheme="majorBidi" w:cstheme="majorBidi"/>
+                          <w:b/>
+                          <w:bCs/>
+                          <w:i/>
+                          <w:iCs/>
+                          <w:sz w:val="28"/>
+                          <w:szCs w:val="28"/>
+                        </w:rPr>
+                        <w:t xml:space="preserve">                    </w:t>
+                      </w:r>
+                      <w:r>
+                        <w:rPr>
+                          <w:rFonts w:asciiTheme="majorBidi" w:hAnsiTheme="majorBidi" w:cstheme="majorBidi"/>
+                          <w:b/>
+                          <w:bCs/>
+                          <w:i/>
+                          <w:iCs/>
+                          <w:sz w:val="28"/>
+                          <w:szCs w:val="28"/>
+                        </w:rPr>
+                        <w:t>resources:</w:t>
+                      </w:r>
+                    </w:p>
+                    <w:p>
+                      <w:pPr>
+                        <w:spacing w:after="0"/>
+                        <w:rPr>
+                          <w:rFonts w:asciiTheme="majorBidi" w:hAnsiTheme="majorBidi" w:cstheme="majorBidi"/>
+                          <w:b/>
+                          <w:bCs/>
+                          <w:i/>
+                          <w:iCs/>
+                          <w:sz w:val="28"/>
+                          <w:szCs w:val="28"/>
+                        </w:rPr>
+                      </w:pPr>
+                      <w:r>
+                        <w:rPr>
+                          <w:rFonts w:asciiTheme="majorBidi" w:hAnsiTheme="majorBidi" w:cstheme="majorBidi"/>
+                          <w:b/>
+                          <w:bCs/>
+                          <w:i/>
+                          <w:iCs/>
+                          <w:sz w:val="28"/>
+                          <w:szCs w:val="28"/>
+                        </w:rPr>
+                        <w:t xml:space="preserve">                         </w:t>
+                      </w:r>
+                      <w:r>
+                        <w:rPr>
+                          <w:rFonts w:asciiTheme="majorBidi" w:hAnsiTheme="majorBidi" w:cstheme="majorBidi"/>
+                          <w:b/>
+                          <w:bCs/>
+                          <w:i/>
+                          <w:iCs/>
+                          <w:sz w:val="28"/>
+                          <w:szCs w:val="28"/>
+                        </w:rPr>
+                        <w:t>requests:</w:t>
+                      </w:r>
+                    </w:p>
+                    <w:p>
+                      <w:pPr>
+                        <w:spacing w:after="0"/>
+                        <w:rPr>
+                          <w:rFonts w:asciiTheme="majorBidi" w:hAnsiTheme="majorBidi" w:cstheme="majorBidi"/>
+                          <w:b/>
+                          <w:bCs/>
+                          <w:i/>
+                          <w:iCs/>
+                          <w:sz w:val="28"/>
+                          <w:szCs w:val="28"/>
+                        </w:rPr>
+                      </w:pPr>
+                      <w:r>
+                        <w:rPr>
+                          <w:rFonts w:asciiTheme="majorBidi" w:hAnsiTheme="majorBidi" w:cstheme="majorBidi"/>
+                          <w:b/>
+                          <w:bCs/>
+                          <w:i/>
+                          <w:iCs/>
+                          <w:sz w:val="28"/>
+                          <w:szCs w:val="28"/>
+                        </w:rPr>
+                        <w:t xml:space="preserve">                              </w:t>
+                      </w:r>
+                      <w:proofErr w:type="spellStart"/>
+                      <w:r>
+                        <w:rPr>
+                          <w:rFonts w:asciiTheme="majorBidi" w:hAnsiTheme="majorBidi" w:cstheme="majorBidi"/>
+                          <w:b/>
+                          <w:bCs/>
+                          <w:i/>
+                          <w:iCs/>
+                          <w:sz w:val="28"/>
+                          <w:szCs w:val="28"/>
+                        </w:rPr>
+                        <w:t>cpu</w:t>
+                      </w:r>
+                      <w:proofErr w:type="spellEnd"/>
+                      <w:r>
+                        <w:rPr>
+                          <w:rFonts w:asciiTheme="majorBidi" w:hAnsiTheme="majorBidi" w:cstheme="majorBidi"/>
+                          <w:b/>
+                          <w:bCs/>
+                          <w:i/>
+                          <w:iCs/>
+                          <w:sz w:val="28"/>
+                          <w:szCs w:val="28"/>
+                        </w:rPr>
+                        <w:t>: "250m"</w:t>
+                      </w:r>
+                    </w:p>
+                    <w:p>
+                      <w:pPr>
+                        <w:spacing w:after="0"/>
+                        <w:rPr>
+                          <w:rFonts w:asciiTheme="majorBidi" w:hAnsiTheme="majorBidi" w:cstheme="majorBidi"/>
+                          <w:b/>
+                          <w:bCs/>
+                          <w:i/>
+                          <w:iCs/>
+                          <w:sz w:val="28"/>
+                          <w:szCs w:val="28"/>
+                        </w:rPr>
+                      </w:pPr>
+                      <w:r>
+                        <w:rPr>
+                          <w:rFonts w:asciiTheme="majorBidi" w:hAnsiTheme="majorBidi" w:cstheme="majorBidi"/>
+                          <w:b/>
+                          <w:bCs/>
+                          <w:i/>
+                          <w:iCs/>
+                          <w:sz w:val="28"/>
+                          <w:szCs w:val="28"/>
+                        </w:rPr>
+                        <w:t xml:space="preserve">                              </w:t>
+                      </w:r>
+                      <w:r>
+                        <w:rPr>
+                          <w:rFonts w:asciiTheme="majorBidi" w:hAnsiTheme="majorBidi" w:cstheme="majorBidi"/>
+                          <w:b/>
+                          <w:bCs/>
+                          <w:i/>
+                          <w:iCs/>
+                          <w:sz w:val="28"/>
+                          <w:szCs w:val="28"/>
+                        </w:rPr>
+                        <w:t>memory: "128Mi"</w:t>
+                      </w:r>
+                    </w:p>
+                    <w:p>
+                      <w:pPr>
+                        <w:spacing w:after="0"/>
+                        <w:rPr>
+                          <w:rFonts w:asciiTheme="majorBidi" w:hAnsiTheme="majorBidi" w:cstheme="majorBidi"/>
+                          <w:b/>
+                          <w:bCs/>
+                          <w:i/>
+                          <w:iCs/>
+                          <w:sz w:val="28"/>
+                          <w:szCs w:val="28"/>
+                        </w:rPr>
+                      </w:pPr>
+                      <w:r>
+                        <w:rPr>
+                          <w:rFonts w:asciiTheme="majorBidi" w:hAnsiTheme="majorBidi" w:cstheme="majorBidi"/>
+                          <w:b/>
+                          <w:bCs/>
+                          <w:i/>
+                          <w:iCs/>
+                          <w:sz w:val="28"/>
+                          <w:szCs w:val="28"/>
+                        </w:rPr>
+                        <w:t xml:space="preserve">                         </w:t>
+                      </w:r>
+                      <w:r>
+                        <w:rPr>
+                          <w:rFonts w:asciiTheme="majorBidi" w:hAnsiTheme="majorBidi" w:cstheme="majorBidi"/>
+                          <w:b/>
+                          <w:bCs/>
+                          <w:i/>
+                          <w:iCs/>
+                          <w:sz w:val="28"/>
+                          <w:szCs w:val="28"/>
+                        </w:rPr>
+                        <w:t>limits:</w:t>
+                      </w:r>
+                    </w:p>
+                    <w:p>
+                      <w:pPr>
+                        <w:spacing w:after="0"/>
+                        <w:rPr>
+                          <w:rFonts w:asciiTheme="majorBidi" w:hAnsiTheme="majorBidi" w:cstheme="majorBidi"/>
+                          <w:b/>
+                          <w:bCs/>
+                          <w:i/>
+                          <w:iCs/>
+                          <w:sz w:val="28"/>
+                          <w:szCs w:val="28"/>
+                        </w:rPr>
+                      </w:pPr>
+                      <w:r>
+                        <w:rPr>
+                          <w:rFonts w:asciiTheme="majorBidi" w:hAnsiTheme="majorBidi" w:cstheme="majorBidi"/>
+                          <w:b/>
+                          <w:bCs/>
+                          <w:i/>
+                          <w:iCs/>
+                          <w:sz w:val="28"/>
+                          <w:szCs w:val="28"/>
+                        </w:rPr>
+                        <w:t xml:space="preserve">                              </w:t>
+                      </w:r>
+                      <w:proofErr w:type="spellStart"/>
+                      <w:r>
+                        <w:rPr>
+                          <w:rFonts w:asciiTheme="majorBidi" w:hAnsiTheme="majorBidi" w:cstheme="majorBidi"/>
+                          <w:b/>
+                          <w:bCs/>
+                          <w:i/>
+                          <w:iCs/>
+                          <w:sz w:val="28"/>
+                          <w:szCs w:val="28"/>
+                        </w:rPr>
+                        <w:t>cpu</w:t>
+                      </w:r>
+                      <w:proofErr w:type="spellEnd"/>
+                      <w:r>
+                        <w:rPr>
+                          <w:rFonts w:asciiTheme="majorBidi" w:hAnsiTheme="majorBidi" w:cstheme="majorBidi"/>
+                          <w:b/>
+                          <w:bCs/>
+                          <w:i/>
+                          <w:iCs/>
+                          <w:sz w:val="28"/>
+                          <w:szCs w:val="28"/>
+                        </w:rPr>
+                        <w:t>: "500m"</w:t>
+                      </w:r>
+                    </w:p>
+                    <w:p>
+                      <w:pPr>
+                        <w:spacing w:after="0"/>
+                        <w:rPr>
+                          <w:rFonts w:asciiTheme="majorBidi" w:hAnsiTheme="majorBidi" w:cstheme="majorBidi"/>
+                          <w:b/>
+                          <w:bCs/>
+                          <w:i/>
+                          <w:iCs/>
+                          <w:sz w:val="28"/>
+                          <w:szCs w:val="28"/>
+                        </w:rPr>
+                      </w:pPr>
+                      <w:r>
+                        <w:rPr>
+                          <w:rFonts w:asciiTheme="majorBidi" w:hAnsiTheme="majorBidi" w:cstheme="majorBidi"/>
+                          <w:b/>
+                          <w:bCs/>
+                          <w:i/>
+                          <w:iCs/>
+                          <w:sz w:val="28"/>
+                          <w:szCs w:val="28"/>
+                        </w:rPr>
+                        <w:t xml:space="preserve">                              </w:t>
+                      </w:r>
+                      <w:r>
+                        <w:rPr>
+                          <w:rFonts w:asciiTheme="majorBidi" w:hAnsiTheme="majorBidi" w:cstheme="majorBidi"/>
+                          <w:b/>
+                          <w:bCs/>
+                          <w:i/>
+                          <w:iCs/>
+                          <w:sz w:val="28"/>
+                          <w:szCs w:val="28"/>
+                        </w:rPr>
+                        <w:t>memory: "256Mi"</w:t>
+                      </w:r>
+                    </w:p>
+                    <w:p>
+                      <w:pPr>
+                        <w:spacing w:after="0"/>
+                        <w:rPr>
+                          <w:rFonts w:asciiTheme="majorBidi" w:hAnsiTheme="majorBidi" w:cstheme="majorBidi"/>
+                          <w:b/>
+                          <w:bCs/>
+                          <w:i/>
+                          <w:iCs/>
+                          <w:sz w:val="28"/>
+                          <w:szCs w:val="28"/>
+                        </w:rPr>
+                      </w:pPr>
                     </w:p>
                     <w:p>
                       <w:pPr>
@@ -30122,1866 +32203,114 @@
           <w:szCs w:val="28"/>
         </w:rPr>
       </w:pPr>
-      <w:r>
-        <w:rPr>
-          <w:rFonts w:asciiTheme="majorBidi" w:hAnsiTheme="majorBidi" w:cstheme="majorBidi"/>
-          <w:noProof/>
-          <w:sz w:val="28"/>
-          <w:szCs w:val="28"/>
-        </w:rPr>
-        <w:lastRenderedPageBreak/>
-        <mc:AlternateContent>
-          <mc:Choice Requires="wps">
-            <w:drawing>
-              <wp:anchor distT="0" distB="0" distL="114300" distR="114300" simplePos="0" relativeHeight="251678720" behindDoc="0" locked="0" layoutInCell="1" allowOverlap="1" wp14:anchorId="6AA14DDD" wp14:editId="03FF8FA0">
-                <wp:simplePos x="0" y="0"/>
-                <wp:positionH relativeFrom="margin">
-                  <wp:align>left</wp:align>
-                </wp:positionH>
-                <wp:positionV relativeFrom="paragraph">
-                  <wp:posOffset>-982</wp:posOffset>
-                </wp:positionV>
-                <wp:extent cx="2918460" cy="4087091"/>
-                <wp:effectExtent l="0" t="0" r="15240" b="27940"/>
-                <wp:wrapNone/>
-                <wp:docPr id="1642417434" name="Rectangle 20"/>
-                <wp:cNvGraphicFramePr/>
-                <a:graphic xmlns:a="http://schemas.openxmlformats.org/drawingml/2006/main">
-                  <a:graphicData uri="http://schemas.microsoft.com/office/word/2010/wordprocessingShape">
-                    <wps:wsp>
-                      <wps:cNvSpPr/>
-                      <wps:spPr>
-                        <a:xfrm>
-                          <a:off x="0" y="0"/>
-                          <a:ext cx="2918460" cy="4087091"/>
-                        </a:xfrm>
-                        <a:prstGeom prst="rect">
-                          <a:avLst/>
-                        </a:prstGeom>
-                      </wps:spPr>
-                      <wps:style>
-                        <a:lnRef idx="2">
-                          <a:schemeClr val="dk1">
-                            <a:shade val="15000"/>
-                          </a:schemeClr>
-                        </a:lnRef>
-                        <a:fillRef idx="1">
-                          <a:schemeClr val="dk1"/>
-                        </a:fillRef>
-                        <a:effectRef idx="0">
-                          <a:schemeClr val="dk1"/>
-                        </a:effectRef>
-                        <a:fontRef idx="minor">
-                          <a:schemeClr val="lt1"/>
-                        </a:fontRef>
-                      </wps:style>
-                      <wps:txbx>
-                        <w:txbxContent>
-                          <w:p>
-                            <w:pPr>
-                              <w:spacing w:after="0"/>
-                              <w:rPr>
-                                <w:rFonts w:asciiTheme="majorBidi" w:hAnsiTheme="majorBidi" w:cstheme="majorBidi"/>
-                                <w:b/>
-                                <w:bCs/>
-                                <w:i/>
-                                <w:iCs/>
-                                <w:sz w:val="28"/>
-                                <w:szCs w:val="28"/>
-                              </w:rPr>
-                            </w:pPr>
-                            <w:r>
-                              <w:rPr>
-                                <w:rFonts w:asciiTheme="majorBidi" w:hAnsiTheme="majorBidi" w:cstheme="majorBidi"/>
-                                <w:b/>
-                                <w:bCs/>
-                                <w:i/>
-                                <w:iCs/>
-                                <w:sz w:val="28"/>
-                                <w:szCs w:val="28"/>
-                              </w:rPr>
-                              <w:t xml:space="preserve">          </w:t>
-                            </w:r>
-                            <w:proofErr w:type="spellStart"/>
-                            <w:r>
-                              <w:rPr>
-                                <w:rFonts w:asciiTheme="majorBidi" w:hAnsiTheme="majorBidi" w:cstheme="majorBidi"/>
-                                <w:b/>
-                                <w:bCs/>
-                                <w:i/>
-                                <w:iCs/>
-                                <w:sz w:val="28"/>
-                                <w:szCs w:val="28"/>
-                              </w:rPr>
-                              <w:t>matchLabels</w:t>
-                            </w:r>
-                            <w:proofErr w:type="spellEnd"/>
-                            <w:r>
-                              <w:rPr>
-                                <w:rFonts w:asciiTheme="majorBidi" w:hAnsiTheme="majorBidi" w:cstheme="majorBidi"/>
-                                <w:b/>
-                                <w:bCs/>
-                                <w:i/>
-                                <w:iCs/>
-                                <w:sz w:val="28"/>
-                                <w:szCs w:val="28"/>
-                              </w:rPr>
-                              <w:t>:</w:t>
-                            </w:r>
-                          </w:p>
-                          <w:p>
-                            <w:pPr>
-                              <w:spacing w:after="0"/>
-                              <w:rPr>
-                                <w:rFonts w:asciiTheme="majorBidi" w:hAnsiTheme="majorBidi" w:cstheme="majorBidi"/>
-                                <w:b/>
-                                <w:bCs/>
-                                <w:i/>
-                                <w:iCs/>
-                                <w:sz w:val="28"/>
-                                <w:szCs w:val="28"/>
-                              </w:rPr>
-                            </w:pPr>
-                            <w:r>
-                              <w:rPr>
-                                <w:rFonts w:asciiTheme="majorBidi" w:hAnsiTheme="majorBidi" w:cstheme="majorBidi"/>
-                                <w:b/>
-                                <w:bCs/>
-                                <w:i/>
-                                <w:iCs/>
-                                <w:sz w:val="28"/>
-                                <w:szCs w:val="28"/>
-                              </w:rPr>
-                              <w:t xml:space="preserve">               </w:t>
-                            </w:r>
-                            <w:r>
-                              <w:rPr>
-                                <w:rFonts w:asciiTheme="majorBidi" w:hAnsiTheme="majorBidi" w:cstheme="majorBidi"/>
-                                <w:b/>
-                                <w:bCs/>
-                                <w:i/>
-                                <w:iCs/>
-                                <w:sz w:val="28"/>
-                                <w:szCs w:val="28"/>
-                              </w:rPr>
-                              <w:t>app: nginx</w:t>
-                            </w:r>
-                          </w:p>
-                          <w:p>
-                            <w:pPr>
-                              <w:spacing w:after="0"/>
-                              <w:rPr>
-                                <w:rFonts w:asciiTheme="majorBidi" w:hAnsiTheme="majorBidi" w:cstheme="majorBidi"/>
-                                <w:b/>
-                                <w:bCs/>
-                                <w:i/>
-                                <w:iCs/>
-                                <w:sz w:val="28"/>
-                                <w:szCs w:val="28"/>
-                              </w:rPr>
-                            </w:pPr>
-                            <w:r>
-                              <w:rPr>
-                                <w:rFonts w:asciiTheme="majorBidi" w:hAnsiTheme="majorBidi" w:cstheme="majorBidi"/>
-                                <w:b/>
-                                <w:bCs/>
-                                <w:i/>
-                                <w:iCs/>
-                                <w:sz w:val="28"/>
-                                <w:szCs w:val="28"/>
-                              </w:rPr>
-                              <w:t xml:space="preserve">     </w:t>
-                            </w:r>
-                            <w:r>
-                              <w:rPr>
-                                <w:rFonts w:asciiTheme="majorBidi" w:hAnsiTheme="majorBidi" w:cstheme="majorBidi"/>
-                                <w:b/>
-                                <w:bCs/>
-                                <w:i/>
-                                <w:iCs/>
-                                <w:sz w:val="28"/>
-                                <w:szCs w:val="28"/>
-                              </w:rPr>
-                              <w:t>template:</w:t>
-                            </w:r>
-                          </w:p>
-                          <w:p>
-                            <w:pPr>
-                              <w:spacing w:after="0"/>
-                              <w:rPr>
-                                <w:rFonts w:asciiTheme="majorBidi" w:hAnsiTheme="majorBidi" w:cstheme="majorBidi"/>
-                                <w:b/>
-                                <w:bCs/>
-                                <w:i/>
-                                <w:iCs/>
-                                <w:sz w:val="28"/>
-                                <w:szCs w:val="28"/>
-                              </w:rPr>
-                            </w:pPr>
-                            <w:r>
-                              <w:rPr>
-                                <w:rFonts w:asciiTheme="majorBidi" w:hAnsiTheme="majorBidi" w:cstheme="majorBidi"/>
-                                <w:b/>
-                                <w:bCs/>
-                                <w:i/>
-                                <w:iCs/>
-                                <w:sz w:val="28"/>
-                                <w:szCs w:val="28"/>
-                              </w:rPr>
-                              <w:t xml:space="preserve">          </w:t>
-                            </w:r>
-                            <w:r>
-                              <w:rPr>
-                                <w:rFonts w:asciiTheme="majorBidi" w:hAnsiTheme="majorBidi" w:cstheme="majorBidi"/>
-                                <w:b/>
-                                <w:bCs/>
-                                <w:i/>
-                                <w:iCs/>
-                                <w:sz w:val="28"/>
-                                <w:szCs w:val="28"/>
-                              </w:rPr>
-                              <w:t>metadata:</w:t>
-                            </w:r>
-                          </w:p>
-                          <w:p>
-                            <w:pPr>
-                              <w:spacing w:after="0"/>
-                              <w:rPr>
-                                <w:rFonts w:asciiTheme="majorBidi" w:hAnsiTheme="majorBidi" w:cstheme="majorBidi"/>
-                                <w:b/>
-                                <w:bCs/>
-                                <w:i/>
-                                <w:iCs/>
-                                <w:sz w:val="28"/>
-                                <w:szCs w:val="28"/>
-                              </w:rPr>
-                            </w:pPr>
-                            <w:r>
-                              <w:rPr>
-                                <w:rFonts w:asciiTheme="majorBidi" w:hAnsiTheme="majorBidi" w:cstheme="majorBidi"/>
-                                <w:b/>
-                                <w:bCs/>
-                                <w:i/>
-                                <w:iCs/>
-                                <w:sz w:val="28"/>
-                                <w:szCs w:val="28"/>
-                              </w:rPr>
-                              <w:t xml:space="preserve">               </w:t>
-                            </w:r>
-                            <w:r>
-                              <w:rPr>
-                                <w:rFonts w:asciiTheme="majorBidi" w:hAnsiTheme="majorBidi" w:cstheme="majorBidi"/>
-                                <w:b/>
-                                <w:bCs/>
-                                <w:i/>
-                                <w:iCs/>
-                                <w:sz w:val="28"/>
-                                <w:szCs w:val="28"/>
-                              </w:rPr>
-                              <w:t>labels:</w:t>
-                            </w:r>
-                          </w:p>
-                          <w:p>
-                            <w:pPr>
-                              <w:spacing w:after="0"/>
-                              <w:rPr>
-                                <w:rFonts w:asciiTheme="majorBidi" w:hAnsiTheme="majorBidi" w:cstheme="majorBidi"/>
-                                <w:b/>
-                                <w:bCs/>
-                                <w:i/>
-                                <w:iCs/>
-                                <w:sz w:val="28"/>
-                                <w:szCs w:val="28"/>
-                              </w:rPr>
-                            </w:pPr>
-                            <w:r>
-                              <w:rPr>
-                                <w:rFonts w:asciiTheme="majorBidi" w:hAnsiTheme="majorBidi" w:cstheme="majorBidi"/>
-                                <w:b/>
-                                <w:bCs/>
-                                <w:i/>
-                                <w:iCs/>
-                                <w:sz w:val="28"/>
-                                <w:szCs w:val="28"/>
-                              </w:rPr>
-                              <w:t xml:space="preserve">               </w:t>
-                            </w:r>
-                            <w:r>
-                              <w:rPr>
-                                <w:rFonts w:asciiTheme="majorBidi" w:hAnsiTheme="majorBidi" w:cstheme="majorBidi"/>
-                                <w:b/>
-                                <w:bCs/>
-                                <w:i/>
-                                <w:iCs/>
-                                <w:sz w:val="28"/>
-                                <w:szCs w:val="28"/>
-                              </w:rPr>
-                              <w:t xml:space="preserve">     </w:t>
-                            </w:r>
-                            <w:r>
-                              <w:rPr>
-                                <w:rFonts w:asciiTheme="majorBidi" w:hAnsiTheme="majorBidi" w:cstheme="majorBidi"/>
-                                <w:b/>
-                                <w:bCs/>
-                                <w:i/>
-                                <w:iCs/>
-                                <w:sz w:val="28"/>
-                                <w:szCs w:val="28"/>
-                              </w:rPr>
-                              <w:t>app: nginx</w:t>
-                            </w:r>
-                          </w:p>
-                          <w:p>
-                            <w:pPr>
-                              <w:spacing w:after="0"/>
-                              <w:rPr>
-                                <w:rFonts w:asciiTheme="majorBidi" w:hAnsiTheme="majorBidi" w:cstheme="majorBidi"/>
-                                <w:b/>
-                                <w:bCs/>
-                                <w:i/>
-                                <w:iCs/>
-                                <w:sz w:val="28"/>
-                                <w:szCs w:val="28"/>
-                              </w:rPr>
-                            </w:pPr>
-                            <w:r>
-                              <w:rPr>
-                                <w:rFonts w:asciiTheme="majorBidi" w:hAnsiTheme="majorBidi" w:cstheme="majorBidi"/>
-                                <w:b/>
-                                <w:bCs/>
-                                <w:i/>
-                                <w:iCs/>
-                                <w:sz w:val="28"/>
-                                <w:szCs w:val="28"/>
-                              </w:rPr>
-                              <w:t xml:space="preserve">          </w:t>
-                            </w:r>
-                            <w:r>
-                              <w:rPr>
-                                <w:rFonts w:asciiTheme="majorBidi" w:hAnsiTheme="majorBidi" w:cstheme="majorBidi"/>
-                                <w:b/>
-                                <w:bCs/>
-                                <w:i/>
-                                <w:iCs/>
-                                <w:sz w:val="28"/>
-                                <w:szCs w:val="28"/>
-                              </w:rPr>
-                              <w:t>spec:</w:t>
-                            </w:r>
-                          </w:p>
-                          <w:p>
-                            <w:pPr>
-                              <w:spacing w:after="0"/>
-                              <w:rPr>
-                                <w:rFonts w:asciiTheme="majorBidi" w:hAnsiTheme="majorBidi" w:cstheme="majorBidi"/>
-                                <w:b/>
-                                <w:bCs/>
-                                <w:i/>
-                                <w:iCs/>
-                                <w:sz w:val="28"/>
-                                <w:szCs w:val="28"/>
-                              </w:rPr>
-                            </w:pPr>
-                            <w:r>
-                              <w:rPr>
-                                <w:rFonts w:asciiTheme="majorBidi" w:hAnsiTheme="majorBidi" w:cstheme="majorBidi"/>
-                                <w:b/>
-                                <w:bCs/>
-                                <w:i/>
-                                <w:iCs/>
-                                <w:sz w:val="28"/>
-                                <w:szCs w:val="28"/>
-                              </w:rPr>
-                              <w:t xml:space="preserve">          </w:t>
-                            </w:r>
-                            <w:r>
-                              <w:rPr>
-                                <w:rFonts w:asciiTheme="majorBidi" w:hAnsiTheme="majorBidi" w:cstheme="majorBidi"/>
-                                <w:b/>
-                                <w:bCs/>
-                                <w:i/>
-                                <w:iCs/>
-                                <w:sz w:val="28"/>
-                                <w:szCs w:val="28"/>
-                              </w:rPr>
-                              <w:t xml:space="preserve">     </w:t>
-                            </w:r>
-                            <w:r>
-                              <w:rPr>
-                                <w:rFonts w:asciiTheme="majorBidi" w:hAnsiTheme="majorBidi" w:cstheme="majorBidi"/>
-                                <w:b/>
-                                <w:bCs/>
-                                <w:i/>
-                                <w:iCs/>
-                                <w:sz w:val="28"/>
-                                <w:szCs w:val="28"/>
-                              </w:rPr>
-                              <w:t>containers:</w:t>
-                            </w:r>
-                          </w:p>
-                          <w:p>
-                            <w:pPr>
-                              <w:spacing w:after="0"/>
-                              <w:rPr>
-                                <w:rFonts w:asciiTheme="majorBidi" w:hAnsiTheme="majorBidi" w:cstheme="majorBidi"/>
-                                <w:b/>
-                                <w:bCs/>
-                                <w:i/>
-                                <w:iCs/>
-                                <w:sz w:val="28"/>
-                                <w:szCs w:val="28"/>
-                              </w:rPr>
-                            </w:pPr>
-                            <w:r>
-                              <w:rPr>
-                                <w:rFonts w:asciiTheme="majorBidi" w:hAnsiTheme="majorBidi" w:cstheme="majorBidi"/>
-                                <w:b/>
-                                <w:bCs/>
-                                <w:i/>
-                                <w:iCs/>
-                                <w:sz w:val="28"/>
-                                <w:szCs w:val="28"/>
-                              </w:rPr>
-                              <w:t xml:space="preserve">             </w:t>
-                            </w:r>
-                            <w:r>
-                              <w:rPr>
-                                <w:rFonts w:asciiTheme="majorBidi" w:hAnsiTheme="majorBidi" w:cstheme="majorBidi"/>
-                                <w:b/>
-                                <w:bCs/>
-                                <w:i/>
-                                <w:iCs/>
-                                <w:sz w:val="28"/>
-                                <w:szCs w:val="28"/>
-                              </w:rPr>
-                              <w:t xml:space="preserve">     </w:t>
-                            </w:r>
-                            <w:r>
-                              <w:rPr>
-                                <w:rFonts w:asciiTheme="majorBidi" w:hAnsiTheme="majorBidi" w:cstheme="majorBidi"/>
-                                <w:b/>
-                                <w:bCs/>
-                                <w:i/>
-                                <w:iCs/>
-                                <w:sz w:val="28"/>
-                                <w:szCs w:val="28"/>
-                              </w:rPr>
-                              <w:t>- name: nginx</w:t>
-                            </w:r>
-                          </w:p>
-                          <w:p>
-                            <w:pPr>
-                              <w:spacing w:after="0"/>
-                              <w:rPr>
-                                <w:rFonts w:asciiTheme="majorBidi" w:hAnsiTheme="majorBidi" w:cstheme="majorBidi"/>
-                                <w:b/>
-                                <w:bCs/>
-                                <w:i/>
-                                <w:iCs/>
-                                <w:sz w:val="28"/>
-                                <w:szCs w:val="28"/>
-                              </w:rPr>
-                            </w:pPr>
-                            <w:r>
-                              <w:rPr>
-                                <w:rFonts w:asciiTheme="majorBidi" w:hAnsiTheme="majorBidi" w:cstheme="majorBidi"/>
-                                <w:b/>
-                                <w:bCs/>
-                                <w:i/>
-                                <w:iCs/>
-                                <w:sz w:val="28"/>
-                                <w:szCs w:val="28"/>
-                              </w:rPr>
-                              <w:t xml:space="preserve">               </w:t>
-                            </w:r>
-                            <w:r>
-                              <w:rPr>
-                                <w:rFonts w:asciiTheme="majorBidi" w:hAnsiTheme="majorBidi" w:cstheme="majorBidi"/>
-                                <w:b/>
-                                <w:bCs/>
-                                <w:i/>
-                                <w:iCs/>
-                                <w:sz w:val="28"/>
-                                <w:szCs w:val="28"/>
-                              </w:rPr>
-                              <w:t xml:space="preserve">     </w:t>
-                            </w:r>
-                            <w:r>
-                              <w:rPr>
-                                <w:rFonts w:asciiTheme="majorBidi" w:hAnsiTheme="majorBidi" w:cstheme="majorBidi"/>
-                                <w:b/>
-                                <w:bCs/>
-                                <w:i/>
-                                <w:iCs/>
-                                <w:sz w:val="28"/>
-                                <w:szCs w:val="28"/>
-                              </w:rPr>
-                              <w:t>image: nginx:1.26</w:t>
-                            </w:r>
-                          </w:p>
-                          <w:p>
-                            <w:pPr>
-                              <w:spacing w:after="0"/>
-                              <w:rPr>
-                                <w:rFonts w:asciiTheme="majorBidi" w:hAnsiTheme="majorBidi" w:cstheme="majorBidi"/>
-                                <w:b/>
-                                <w:bCs/>
-                                <w:i/>
-                                <w:iCs/>
-                                <w:sz w:val="28"/>
-                                <w:szCs w:val="28"/>
-                              </w:rPr>
-                            </w:pPr>
-                            <w:r>
-                              <w:rPr>
-                                <w:rFonts w:asciiTheme="majorBidi" w:hAnsiTheme="majorBidi" w:cstheme="majorBidi"/>
-                                <w:b/>
-                                <w:bCs/>
-                                <w:i/>
-                                <w:iCs/>
-                                <w:sz w:val="28"/>
-                                <w:szCs w:val="28"/>
-                              </w:rPr>
-                              <w:t xml:space="preserve">               </w:t>
-                            </w:r>
-                            <w:r>
-                              <w:rPr>
-                                <w:rFonts w:asciiTheme="majorBidi" w:hAnsiTheme="majorBidi" w:cstheme="majorBidi"/>
-                                <w:b/>
-                                <w:bCs/>
-                                <w:i/>
-                                <w:iCs/>
-                                <w:sz w:val="28"/>
-                                <w:szCs w:val="28"/>
-                              </w:rPr>
-                              <w:t xml:space="preserve">     </w:t>
-                            </w:r>
-                            <w:r>
-                              <w:rPr>
-                                <w:rFonts w:asciiTheme="majorBidi" w:hAnsiTheme="majorBidi" w:cstheme="majorBidi"/>
-                                <w:b/>
-                                <w:bCs/>
-                                <w:i/>
-                                <w:iCs/>
-                                <w:sz w:val="28"/>
-                                <w:szCs w:val="28"/>
-                              </w:rPr>
-                              <w:t>resources:</w:t>
-                            </w:r>
-                          </w:p>
-                          <w:p>
-                            <w:pPr>
-                              <w:spacing w:after="0"/>
-                              <w:rPr>
-                                <w:rFonts w:asciiTheme="majorBidi" w:hAnsiTheme="majorBidi" w:cstheme="majorBidi"/>
-                                <w:b/>
-                                <w:bCs/>
-                                <w:i/>
-                                <w:iCs/>
-                                <w:sz w:val="28"/>
-                                <w:szCs w:val="28"/>
-                              </w:rPr>
-                            </w:pPr>
-                            <w:r>
-                              <w:rPr>
-                                <w:rFonts w:asciiTheme="majorBidi" w:hAnsiTheme="majorBidi" w:cstheme="majorBidi"/>
-                                <w:b/>
-                                <w:bCs/>
-                                <w:i/>
-                                <w:iCs/>
-                                <w:sz w:val="28"/>
-                                <w:szCs w:val="28"/>
-                              </w:rPr>
-                              <w:t xml:space="preserve">                    </w:t>
-                            </w:r>
-                            <w:r>
-                              <w:rPr>
-                                <w:rFonts w:asciiTheme="majorBidi" w:hAnsiTheme="majorBidi" w:cstheme="majorBidi"/>
-                                <w:b/>
-                                <w:bCs/>
-                                <w:i/>
-                                <w:iCs/>
-                                <w:sz w:val="28"/>
-                                <w:szCs w:val="28"/>
-                              </w:rPr>
-                              <w:t xml:space="preserve">     </w:t>
-                            </w:r>
-                            <w:r>
-                              <w:rPr>
-                                <w:rFonts w:asciiTheme="majorBidi" w:hAnsiTheme="majorBidi" w:cstheme="majorBidi"/>
-                                <w:b/>
-                                <w:bCs/>
-                                <w:i/>
-                                <w:iCs/>
-                                <w:sz w:val="28"/>
-                                <w:szCs w:val="28"/>
-                              </w:rPr>
-                              <w:t>requests:</w:t>
-                            </w:r>
-                          </w:p>
-                          <w:p>
-                            <w:pPr>
-                              <w:spacing w:after="0"/>
-                              <w:rPr>
-                                <w:rFonts w:asciiTheme="majorBidi" w:hAnsiTheme="majorBidi" w:cstheme="majorBidi"/>
-                                <w:b/>
-                                <w:bCs/>
-                                <w:i/>
-                                <w:iCs/>
-                                <w:sz w:val="28"/>
-                                <w:szCs w:val="28"/>
-                              </w:rPr>
-                            </w:pPr>
-                            <w:r>
-                              <w:rPr>
-                                <w:rFonts w:asciiTheme="majorBidi" w:hAnsiTheme="majorBidi" w:cstheme="majorBidi"/>
-                                <w:b/>
-                                <w:bCs/>
-                                <w:i/>
-                                <w:iCs/>
-                                <w:sz w:val="28"/>
-                                <w:szCs w:val="28"/>
-                              </w:rPr>
-                              <w:t xml:space="preserve">                         </w:t>
-                            </w:r>
-                            <w:r>
-                              <w:rPr>
-                                <w:rFonts w:asciiTheme="majorBidi" w:hAnsiTheme="majorBidi" w:cstheme="majorBidi"/>
-                                <w:b/>
-                                <w:bCs/>
-                                <w:i/>
-                                <w:iCs/>
-                                <w:sz w:val="28"/>
-                                <w:szCs w:val="28"/>
-                              </w:rPr>
-                              <w:t xml:space="preserve">     </w:t>
-                            </w:r>
-                            <w:proofErr w:type="spellStart"/>
-                            <w:r>
-                              <w:rPr>
-                                <w:rFonts w:asciiTheme="majorBidi" w:hAnsiTheme="majorBidi" w:cstheme="majorBidi"/>
-                                <w:b/>
-                                <w:bCs/>
-                                <w:i/>
-                                <w:iCs/>
-                                <w:sz w:val="28"/>
-                                <w:szCs w:val="28"/>
-                              </w:rPr>
-                              <w:t>cpu</w:t>
-                            </w:r>
-                            <w:proofErr w:type="spellEnd"/>
-                            <w:r>
-                              <w:rPr>
-                                <w:rFonts w:asciiTheme="majorBidi" w:hAnsiTheme="majorBidi" w:cstheme="majorBidi"/>
-                                <w:b/>
-                                <w:bCs/>
-                                <w:i/>
-                                <w:iCs/>
-                                <w:sz w:val="28"/>
-                                <w:szCs w:val="28"/>
-                              </w:rPr>
-                              <w:t>: "250m"</w:t>
-                            </w:r>
-                          </w:p>
-                          <w:p>
-                            <w:pPr>
-                              <w:spacing w:after="0"/>
-                              <w:rPr>
-                                <w:rFonts w:asciiTheme="majorBidi" w:hAnsiTheme="majorBidi" w:cstheme="majorBidi"/>
-                                <w:b/>
-                                <w:bCs/>
-                                <w:i/>
-                                <w:iCs/>
-                                <w:sz w:val="28"/>
-                                <w:szCs w:val="28"/>
-                              </w:rPr>
-                            </w:pPr>
-                            <w:r>
-                              <w:rPr>
-                                <w:rFonts w:asciiTheme="majorBidi" w:hAnsiTheme="majorBidi" w:cstheme="majorBidi"/>
-                                <w:b/>
-                                <w:bCs/>
-                                <w:i/>
-                                <w:iCs/>
-                                <w:sz w:val="28"/>
-                                <w:szCs w:val="28"/>
-                              </w:rPr>
-                              <w:t xml:space="preserve">                         </w:t>
-                            </w:r>
-                            <w:r>
-                              <w:rPr>
-                                <w:rFonts w:asciiTheme="majorBidi" w:hAnsiTheme="majorBidi" w:cstheme="majorBidi"/>
-                                <w:b/>
-                                <w:bCs/>
-                                <w:i/>
-                                <w:iCs/>
-                                <w:sz w:val="28"/>
-                                <w:szCs w:val="28"/>
-                              </w:rPr>
-                              <w:t xml:space="preserve">     </w:t>
-                            </w:r>
-                            <w:r>
-                              <w:rPr>
-                                <w:rFonts w:asciiTheme="majorBidi" w:hAnsiTheme="majorBidi" w:cstheme="majorBidi"/>
-                                <w:b/>
-                                <w:bCs/>
-                                <w:i/>
-                                <w:iCs/>
-                                <w:sz w:val="28"/>
-                                <w:szCs w:val="28"/>
-                              </w:rPr>
-                              <w:t>memory: "128Mi"</w:t>
-                            </w:r>
-                          </w:p>
-                          <w:p>
-                            <w:pPr>
-                              <w:spacing w:after="0"/>
-                              <w:rPr>
-                                <w:rFonts w:asciiTheme="majorBidi" w:hAnsiTheme="majorBidi" w:cstheme="majorBidi"/>
-                                <w:b/>
-                                <w:bCs/>
-                                <w:i/>
-                                <w:iCs/>
-                                <w:sz w:val="28"/>
-                                <w:szCs w:val="28"/>
-                              </w:rPr>
-                            </w:pPr>
-                            <w:r>
-                              <w:rPr>
-                                <w:rFonts w:asciiTheme="majorBidi" w:hAnsiTheme="majorBidi" w:cstheme="majorBidi"/>
-                                <w:b/>
-                                <w:bCs/>
-                                <w:i/>
-                                <w:iCs/>
-                                <w:sz w:val="28"/>
-                                <w:szCs w:val="28"/>
-                              </w:rPr>
-                              <w:t xml:space="preserve">                    </w:t>
-                            </w:r>
-                            <w:r>
-                              <w:rPr>
-                                <w:rFonts w:asciiTheme="majorBidi" w:hAnsiTheme="majorBidi" w:cstheme="majorBidi"/>
-                                <w:b/>
-                                <w:bCs/>
-                                <w:i/>
-                                <w:iCs/>
-                                <w:sz w:val="28"/>
-                                <w:szCs w:val="28"/>
-                              </w:rPr>
-                              <w:t xml:space="preserve">     </w:t>
-                            </w:r>
-                            <w:r>
-                              <w:rPr>
-                                <w:rFonts w:asciiTheme="majorBidi" w:hAnsiTheme="majorBidi" w:cstheme="majorBidi"/>
-                                <w:b/>
-                                <w:bCs/>
-                                <w:i/>
-                                <w:iCs/>
-                                <w:sz w:val="28"/>
-                                <w:szCs w:val="28"/>
-                              </w:rPr>
-                              <w:t>limits:</w:t>
-                            </w:r>
-                          </w:p>
-                          <w:p>
-                            <w:pPr>
-                              <w:spacing w:after="0"/>
-                              <w:rPr>
-                                <w:rFonts w:asciiTheme="majorBidi" w:hAnsiTheme="majorBidi" w:cstheme="majorBidi"/>
-                                <w:b/>
-                                <w:bCs/>
-                                <w:i/>
-                                <w:iCs/>
-                                <w:sz w:val="28"/>
-                                <w:szCs w:val="28"/>
-                              </w:rPr>
-                            </w:pPr>
-                            <w:r>
-                              <w:rPr>
-                                <w:rFonts w:asciiTheme="majorBidi" w:hAnsiTheme="majorBidi" w:cstheme="majorBidi"/>
-                                <w:b/>
-                                <w:bCs/>
-                                <w:i/>
-                                <w:iCs/>
-                                <w:sz w:val="28"/>
-                                <w:szCs w:val="28"/>
-                              </w:rPr>
-                              <w:t xml:space="preserve">                         </w:t>
-                            </w:r>
-                            <w:r>
-                              <w:rPr>
-                                <w:rFonts w:asciiTheme="majorBidi" w:hAnsiTheme="majorBidi" w:cstheme="majorBidi"/>
-                                <w:b/>
-                                <w:bCs/>
-                                <w:i/>
-                                <w:iCs/>
-                                <w:sz w:val="28"/>
-                                <w:szCs w:val="28"/>
-                              </w:rPr>
-                              <w:t xml:space="preserve">     </w:t>
-                            </w:r>
-                            <w:proofErr w:type="spellStart"/>
-                            <w:r>
-                              <w:rPr>
-                                <w:rFonts w:asciiTheme="majorBidi" w:hAnsiTheme="majorBidi" w:cstheme="majorBidi"/>
-                                <w:b/>
-                                <w:bCs/>
-                                <w:i/>
-                                <w:iCs/>
-                                <w:sz w:val="28"/>
-                                <w:szCs w:val="28"/>
-                              </w:rPr>
-                              <w:t>cpu</w:t>
-                            </w:r>
-                            <w:proofErr w:type="spellEnd"/>
-                            <w:r>
-                              <w:rPr>
-                                <w:rFonts w:asciiTheme="majorBidi" w:hAnsiTheme="majorBidi" w:cstheme="majorBidi"/>
-                                <w:b/>
-                                <w:bCs/>
-                                <w:i/>
-                                <w:iCs/>
-                                <w:sz w:val="28"/>
-                                <w:szCs w:val="28"/>
-                              </w:rPr>
-                              <w:t>: "500m"</w:t>
-                            </w:r>
-                          </w:p>
-                          <w:p>
-                            <w:pPr>
-                              <w:spacing w:after="0"/>
-                              <w:rPr>
-                                <w:rFonts w:asciiTheme="majorBidi" w:hAnsiTheme="majorBidi" w:cstheme="majorBidi"/>
-                                <w:b/>
-                                <w:bCs/>
-                                <w:i/>
-                                <w:iCs/>
-                                <w:sz w:val="28"/>
-                                <w:szCs w:val="28"/>
-                              </w:rPr>
-                            </w:pPr>
-                            <w:r>
-                              <w:rPr>
-                                <w:rFonts w:asciiTheme="majorBidi" w:hAnsiTheme="majorBidi" w:cstheme="majorBidi"/>
-                                <w:b/>
-                                <w:bCs/>
-                                <w:i/>
-                                <w:iCs/>
-                                <w:sz w:val="28"/>
-                                <w:szCs w:val="28"/>
-                              </w:rPr>
-                              <w:t xml:space="preserve">                         </w:t>
-                            </w:r>
-                            <w:r>
-                              <w:rPr>
-                                <w:rFonts w:asciiTheme="majorBidi" w:hAnsiTheme="majorBidi" w:cstheme="majorBidi"/>
-                                <w:b/>
-                                <w:bCs/>
-                                <w:i/>
-                                <w:iCs/>
-                                <w:sz w:val="28"/>
-                                <w:szCs w:val="28"/>
-                              </w:rPr>
-                              <w:t xml:space="preserve">     </w:t>
-                            </w:r>
-                            <w:r>
-                              <w:rPr>
-                                <w:rFonts w:asciiTheme="majorBidi" w:hAnsiTheme="majorBidi" w:cstheme="majorBidi"/>
-                                <w:b/>
-                                <w:bCs/>
-                                <w:i/>
-                                <w:iCs/>
-                                <w:sz w:val="28"/>
-                                <w:szCs w:val="28"/>
-                              </w:rPr>
-                              <w:t>memory: "256Mi"</w:t>
-                            </w:r>
-                          </w:p>
-                          <w:p>
-                            <w:pPr>
-                              <w:spacing w:after="0"/>
-                              <w:jc w:val="center"/>
-                              <w:rPr>
-                                <w:b/>
-                                <w:bCs/>
-                                <w:i/>
-                                <w:iCs/>
-                              </w:rPr>
-                            </w:pPr>
-                          </w:p>
-                        </w:txbxContent>
-                      </wps:txbx>
-                      <wps:bodyPr rot="0" spcFirstLastPara="0" vertOverflow="overflow" horzOverflow="overflow" vert="horz" wrap="square" lIns="91440" tIns="45720" rIns="91440" bIns="45720" numCol="1" spcCol="0" rtlCol="0" fromWordArt="0" anchor="ctr" anchorCtr="0" forceAA="0" compatLnSpc="1">
-                        <a:prstTxWarp prst="textNoShape">
-                          <a:avLst/>
-                        </a:prstTxWarp>
-                        <a:noAutofit/>
-                      </wps:bodyPr>
-                    </wps:wsp>
-                  </a:graphicData>
-                </a:graphic>
-                <wp14:sizeRelH relativeFrom="margin">
-                  <wp14:pctWidth>0</wp14:pctWidth>
-                </wp14:sizeRelH>
-                <wp14:sizeRelV relativeFrom="margin">
-                  <wp14:pctHeight>0</wp14:pctHeight>
-                </wp14:sizeRelV>
-              </wp:anchor>
-            </w:drawing>
-          </mc:Choice>
-          <mc:Fallback>
-            <w:pict>
-              <v:rect w14:anchorId="6AA14DDD" id="Rectangle 20" o:spid="_x0000_s1043" style="position:absolute;left:0;text-align:left;margin-left:0;margin-top:-.1pt;width:229.8pt;height:321.8pt;z-index:251678720;visibility:visible;mso-wrap-style:square;mso-width-percent:0;mso-height-percent:0;mso-wrap-distance-left:9pt;mso-wrap-distance-top:0;mso-wrap-distance-right:9pt;mso-wrap-distance-bottom:0;mso-position-horizontal:left;mso-position-horizontal-relative:margin;mso-position-vertical:absolute;mso-position-vertical-relative:text;mso-width-percent:0;mso-height-percent:0;mso-width-relative:margin;mso-height-relative:margin;v-text-anchor:middle" o:gfxdata="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" fillcolor="black [3200]" strokecolor="black [480]" strokeweight="1pt">
-                <v:textbox>
-                  <w:txbxContent>
-                    <w:p>
-                      <w:pPr>
-                        <w:spacing w:after="0"/>
-                        <w:rPr>
-                          <w:rFonts w:asciiTheme="majorBidi" w:hAnsiTheme="majorBidi" w:cstheme="majorBidi"/>
-                          <w:b/>
-                          <w:bCs/>
-                          <w:i/>
-                          <w:iCs/>
-                          <w:sz w:val="28"/>
-                          <w:szCs w:val="28"/>
-                        </w:rPr>
-                      </w:pPr>
-                      <w:r>
-                        <w:rPr>
-                          <w:rFonts w:asciiTheme="majorBidi" w:hAnsiTheme="majorBidi" w:cstheme="majorBidi"/>
-                          <w:b/>
-                          <w:bCs/>
-                          <w:i/>
-                          <w:iCs/>
-                          <w:sz w:val="28"/>
-                          <w:szCs w:val="28"/>
-                        </w:rPr>
-                        <w:t xml:space="preserve">          </w:t>
-                      </w:r>
-                      <w:proofErr w:type="spellStart"/>
-                      <w:r>
-                        <w:rPr>
-                          <w:rFonts w:asciiTheme="majorBidi" w:hAnsiTheme="majorBidi" w:cstheme="majorBidi"/>
-                          <w:b/>
-                          <w:bCs/>
-                          <w:i/>
-                          <w:iCs/>
-                          <w:sz w:val="28"/>
-                          <w:szCs w:val="28"/>
-                        </w:rPr>
-                        <w:t>matchLabels</w:t>
-                      </w:r>
-                      <w:proofErr w:type="spellEnd"/>
-                      <w:r>
-                        <w:rPr>
-                          <w:rFonts w:asciiTheme="majorBidi" w:hAnsiTheme="majorBidi" w:cstheme="majorBidi"/>
-                          <w:b/>
-                          <w:bCs/>
-                          <w:i/>
-                          <w:iCs/>
-                          <w:sz w:val="28"/>
-                          <w:szCs w:val="28"/>
-                        </w:rPr>
-                        <w:t>:</w:t>
-                      </w:r>
-                    </w:p>
-                    <w:p>
-                      <w:pPr>
-                        <w:spacing w:after="0"/>
-                        <w:rPr>
-                          <w:rFonts w:asciiTheme="majorBidi" w:hAnsiTheme="majorBidi" w:cstheme="majorBidi"/>
-                          <w:b/>
-                          <w:bCs/>
-                          <w:i/>
-                          <w:iCs/>
-                          <w:sz w:val="28"/>
-                          <w:szCs w:val="28"/>
-                        </w:rPr>
-                      </w:pPr>
-                      <w:r>
-                        <w:rPr>
-                          <w:rFonts w:asciiTheme="majorBidi" w:hAnsiTheme="majorBidi" w:cstheme="majorBidi"/>
-                          <w:b/>
-                          <w:bCs/>
-                          <w:i/>
-                          <w:iCs/>
-                          <w:sz w:val="28"/>
-                          <w:szCs w:val="28"/>
-                        </w:rPr>
-                        <w:t xml:space="preserve">               </w:t>
-                      </w:r>
-                      <w:r>
-                        <w:rPr>
-                          <w:rFonts w:asciiTheme="majorBidi" w:hAnsiTheme="majorBidi" w:cstheme="majorBidi"/>
-                          <w:b/>
-                          <w:bCs/>
-                          <w:i/>
-                          <w:iCs/>
-                          <w:sz w:val="28"/>
-                          <w:szCs w:val="28"/>
-                        </w:rPr>
-                        <w:t>app: nginx</w:t>
-                      </w:r>
-                    </w:p>
-                    <w:p>
-                      <w:pPr>
-                        <w:spacing w:after="0"/>
-                        <w:rPr>
-                          <w:rFonts w:asciiTheme="majorBidi" w:hAnsiTheme="majorBidi" w:cstheme="majorBidi"/>
-                          <w:b/>
-                          <w:bCs/>
-                          <w:i/>
-                          <w:iCs/>
-                          <w:sz w:val="28"/>
-                          <w:szCs w:val="28"/>
-                        </w:rPr>
-                      </w:pPr>
-                      <w:r>
-                        <w:rPr>
-                          <w:rFonts w:asciiTheme="majorBidi" w:hAnsiTheme="majorBidi" w:cstheme="majorBidi"/>
-                          <w:b/>
-                          <w:bCs/>
-                          <w:i/>
-                          <w:iCs/>
-                          <w:sz w:val="28"/>
-                          <w:szCs w:val="28"/>
-                        </w:rPr>
-                        <w:t xml:space="preserve">     </w:t>
-                      </w:r>
-                      <w:r>
-                        <w:rPr>
-                          <w:rFonts w:asciiTheme="majorBidi" w:hAnsiTheme="majorBidi" w:cstheme="majorBidi"/>
-                          <w:b/>
-                          <w:bCs/>
-                          <w:i/>
-                          <w:iCs/>
-                          <w:sz w:val="28"/>
-                          <w:szCs w:val="28"/>
-                        </w:rPr>
-                        <w:t>template:</w:t>
-                      </w:r>
-                    </w:p>
-                    <w:p>
-                      <w:pPr>
-                        <w:spacing w:after="0"/>
-                        <w:rPr>
-                          <w:rFonts w:asciiTheme="majorBidi" w:hAnsiTheme="majorBidi" w:cstheme="majorBidi"/>
-                          <w:b/>
-                          <w:bCs/>
-                          <w:i/>
-                          <w:iCs/>
-                          <w:sz w:val="28"/>
-                          <w:szCs w:val="28"/>
-                        </w:rPr>
-                      </w:pPr>
-                      <w:r>
-                        <w:rPr>
-                          <w:rFonts w:asciiTheme="majorBidi" w:hAnsiTheme="majorBidi" w:cstheme="majorBidi"/>
-                          <w:b/>
-                          <w:bCs/>
-                          <w:i/>
-                          <w:iCs/>
-                          <w:sz w:val="28"/>
-                          <w:szCs w:val="28"/>
-                        </w:rPr>
-                        <w:t xml:space="preserve">          </w:t>
-                      </w:r>
-                      <w:r>
-                        <w:rPr>
-                          <w:rFonts w:asciiTheme="majorBidi" w:hAnsiTheme="majorBidi" w:cstheme="majorBidi"/>
-                          <w:b/>
-                          <w:bCs/>
-                          <w:i/>
-                          <w:iCs/>
-                          <w:sz w:val="28"/>
-                          <w:szCs w:val="28"/>
-                        </w:rPr>
-                        <w:t>metadata:</w:t>
-                      </w:r>
-                    </w:p>
-                    <w:p>
-                      <w:pPr>
-                        <w:spacing w:after="0"/>
-                        <w:rPr>
-                          <w:rFonts w:asciiTheme="majorBidi" w:hAnsiTheme="majorBidi" w:cstheme="majorBidi"/>
-                          <w:b/>
-                          <w:bCs/>
-                          <w:i/>
-                          <w:iCs/>
-                          <w:sz w:val="28"/>
-                          <w:szCs w:val="28"/>
-                        </w:rPr>
-                      </w:pPr>
-                      <w:r>
-                        <w:rPr>
-                          <w:rFonts w:asciiTheme="majorBidi" w:hAnsiTheme="majorBidi" w:cstheme="majorBidi"/>
-                          <w:b/>
-                          <w:bCs/>
-                          <w:i/>
-                          <w:iCs/>
-                          <w:sz w:val="28"/>
-                          <w:szCs w:val="28"/>
-                        </w:rPr>
-                        <w:t xml:space="preserve">               </w:t>
-                      </w:r>
-                      <w:r>
-                        <w:rPr>
-                          <w:rFonts w:asciiTheme="majorBidi" w:hAnsiTheme="majorBidi" w:cstheme="majorBidi"/>
-                          <w:b/>
-                          <w:bCs/>
-                          <w:i/>
-                          <w:iCs/>
-                          <w:sz w:val="28"/>
-                          <w:szCs w:val="28"/>
-                        </w:rPr>
-                        <w:t>labels:</w:t>
-                      </w:r>
-                    </w:p>
-                    <w:p>
-                      <w:pPr>
-                        <w:spacing w:after="0"/>
-                        <w:rPr>
-                          <w:rFonts w:asciiTheme="majorBidi" w:hAnsiTheme="majorBidi" w:cstheme="majorBidi"/>
-                          <w:b/>
-                          <w:bCs/>
-                          <w:i/>
-                          <w:iCs/>
-                          <w:sz w:val="28"/>
-                          <w:szCs w:val="28"/>
-                        </w:rPr>
-                      </w:pPr>
-                      <w:r>
-                        <w:rPr>
-                          <w:rFonts w:asciiTheme="majorBidi" w:hAnsiTheme="majorBidi" w:cstheme="majorBidi"/>
-                          <w:b/>
-                          <w:bCs/>
-                          <w:i/>
-                          <w:iCs/>
-                          <w:sz w:val="28"/>
-                          <w:szCs w:val="28"/>
-                        </w:rPr>
-                        <w:t xml:space="preserve">               </w:t>
-                      </w:r>
-                      <w:r>
-                        <w:rPr>
-                          <w:rFonts w:asciiTheme="majorBidi" w:hAnsiTheme="majorBidi" w:cstheme="majorBidi"/>
-                          <w:b/>
-                          <w:bCs/>
-                          <w:i/>
-                          <w:iCs/>
-                          <w:sz w:val="28"/>
-                          <w:szCs w:val="28"/>
-                        </w:rPr>
-                        <w:t xml:space="preserve">     </w:t>
-                      </w:r>
-                      <w:r>
-                        <w:rPr>
-                          <w:rFonts w:asciiTheme="majorBidi" w:hAnsiTheme="majorBidi" w:cstheme="majorBidi"/>
-                          <w:b/>
-                          <w:bCs/>
-                          <w:i/>
-                          <w:iCs/>
-                          <w:sz w:val="28"/>
-                          <w:szCs w:val="28"/>
-                        </w:rPr>
-                        <w:t>app: nginx</w:t>
-                      </w:r>
-                    </w:p>
-                    <w:p>
-                      <w:pPr>
-                        <w:spacing w:after="0"/>
-                        <w:rPr>
-                          <w:rFonts w:asciiTheme="majorBidi" w:hAnsiTheme="majorBidi" w:cstheme="majorBidi"/>
-                          <w:b/>
-                          <w:bCs/>
-                          <w:i/>
-                          <w:iCs/>
-                          <w:sz w:val="28"/>
-                          <w:szCs w:val="28"/>
-                        </w:rPr>
-                      </w:pPr>
-                      <w:r>
-                        <w:rPr>
-                          <w:rFonts w:asciiTheme="majorBidi" w:hAnsiTheme="majorBidi" w:cstheme="majorBidi"/>
-                          <w:b/>
-                          <w:bCs/>
-                          <w:i/>
-                          <w:iCs/>
-                          <w:sz w:val="28"/>
-                          <w:szCs w:val="28"/>
-                        </w:rPr>
-                        <w:t xml:space="preserve">          </w:t>
-                      </w:r>
-                      <w:r>
-                        <w:rPr>
-                          <w:rFonts w:asciiTheme="majorBidi" w:hAnsiTheme="majorBidi" w:cstheme="majorBidi"/>
-                          <w:b/>
-                          <w:bCs/>
-                          <w:i/>
-                          <w:iCs/>
-                          <w:sz w:val="28"/>
-                          <w:szCs w:val="28"/>
-                        </w:rPr>
-                        <w:t>spec:</w:t>
-                      </w:r>
-                    </w:p>
-                    <w:p>
-                      <w:pPr>
-                        <w:spacing w:after="0"/>
-                        <w:rPr>
-                          <w:rFonts w:asciiTheme="majorBidi" w:hAnsiTheme="majorBidi" w:cstheme="majorBidi"/>
-                          <w:b/>
-                          <w:bCs/>
-                          <w:i/>
-                          <w:iCs/>
-                          <w:sz w:val="28"/>
-                          <w:szCs w:val="28"/>
-                        </w:rPr>
-                      </w:pPr>
-                      <w:r>
-                        <w:rPr>
-                          <w:rFonts w:asciiTheme="majorBidi" w:hAnsiTheme="majorBidi" w:cstheme="majorBidi"/>
-                          <w:b/>
-                          <w:bCs/>
-                          <w:i/>
-                          <w:iCs/>
-                          <w:sz w:val="28"/>
-                          <w:szCs w:val="28"/>
-                        </w:rPr>
-                        <w:t xml:space="preserve">          </w:t>
-                      </w:r>
-                      <w:r>
-                        <w:rPr>
-                          <w:rFonts w:asciiTheme="majorBidi" w:hAnsiTheme="majorBidi" w:cstheme="majorBidi"/>
-                          <w:b/>
-                          <w:bCs/>
-                          <w:i/>
-                          <w:iCs/>
-                          <w:sz w:val="28"/>
-                          <w:szCs w:val="28"/>
-                        </w:rPr>
-                        <w:t xml:space="preserve">     </w:t>
-                      </w:r>
-                      <w:r>
-                        <w:rPr>
-                          <w:rFonts w:asciiTheme="majorBidi" w:hAnsiTheme="majorBidi" w:cstheme="majorBidi"/>
-                          <w:b/>
-                          <w:bCs/>
-                          <w:i/>
-                          <w:iCs/>
-                          <w:sz w:val="28"/>
-                          <w:szCs w:val="28"/>
-                        </w:rPr>
-                        <w:t>containers:</w:t>
-                      </w:r>
-                    </w:p>
-                    <w:p>
-                      <w:pPr>
-                        <w:spacing w:after="0"/>
-                        <w:rPr>
-                          <w:rFonts w:asciiTheme="majorBidi" w:hAnsiTheme="majorBidi" w:cstheme="majorBidi"/>
-                          <w:b/>
-                          <w:bCs/>
-                          <w:i/>
-                          <w:iCs/>
-                          <w:sz w:val="28"/>
-                          <w:szCs w:val="28"/>
-                        </w:rPr>
-                      </w:pPr>
-                      <w:r>
-                        <w:rPr>
-                          <w:rFonts w:asciiTheme="majorBidi" w:hAnsiTheme="majorBidi" w:cstheme="majorBidi"/>
-                          <w:b/>
-                          <w:bCs/>
-                          <w:i/>
-                          <w:iCs/>
-                          <w:sz w:val="28"/>
-                          <w:szCs w:val="28"/>
-                        </w:rPr>
-                        <w:t xml:space="preserve">             </w:t>
-                      </w:r>
-                      <w:r>
-                        <w:rPr>
-                          <w:rFonts w:asciiTheme="majorBidi" w:hAnsiTheme="majorBidi" w:cstheme="majorBidi"/>
-                          <w:b/>
-                          <w:bCs/>
-                          <w:i/>
-                          <w:iCs/>
-                          <w:sz w:val="28"/>
-                          <w:szCs w:val="28"/>
-                        </w:rPr>
-                        <w:t xml:space="preserve">     </w:t>
-                      </w:r>
-                      <w:r>
-                        <w:rPr>
-                          <w:rFonts w:asciiTheme="majorBidi" w:hAnsiTheme="majorBidi" w:cstheme="majorBidi"/>
-                          <w:b/>
-                          <w:bCs/>
-                          <w:i/>
-                          <w:iCs/>
-                          <w:sz w:val="28"/>
-                          <w:szCs w:val="28"/>
-                        </w:rPr>
-                        <w:t>- name: nginx</w:t>
-                      </w:r>
-                    </w:p>
-                    <w:p>
-                      <w:pPr>
-                        <w:spacing w:after="0"/>
-                        <w:rPr>
-                          <w:rFonts w:asciiTheme="majorBidi" w:hAnsiTheme="majorBidi" w:cstheme="majorBidi"/>
-                          <w:b/>
-                          <w:bCs/>
-                          <w:i/>
-                          <w:iCs/>
-                          <w:sz w:val="28"/>
-                          <w:szCs w:val="28"/>
-                        </w:rPr>
-                      </w:pPr>
-                      <w:r>
-                        <w:rPr>
-                          <w:rFonts w:asciiTheme="majorBidi" w:hAnsiTheme="majorBidi" w:cstheme="majorBidi"/>
-                          <w:b/>
-                          <w:bCs/>
-                          <w:i/>
-                          <w:iCs/>
-                          <w:sz w:val="28"/>
-                          <w:szCs w:val="28"/>
-                        </w:rPr>
-                        <w:t xml:space="preserve">               </w:t>
-                      </w:r>
-                      <w:r>
-                        <w:rPr>
-                          <w:rFonts w:asciiTheme="majorBidi" w:hAnsiTheme="majorBidi" w:cstheme="majorBidi"/>
-                          <w:b/>
-                          <w:bCs/>
-                          <w:i/>
-                          <w:iCs/>
-                          <w:sz w:val="28"/>
-                          <w:szCs w:val="28"/>
-                        </w:rPr>
-                        <w:t xml:space="preserve">     </w:t>
-                      </w:r>
-                      <w:r>
-                        <w:rPr>
-                          <w:rFonts w:asciiTheme="majorBidi" w:hAnsiTheme="majorBidi" w:cstheme="majorBidi"/>
-                          <w:b/>
-                          <w:bCs/>
-                          <w:i/>
-                          <w:iCs/>
-                          <w:sz w:val="28"/>
-                          <w:szCs w:val="28"/>
-                        </w:rPr>
-                        <w:t>image: nginx:1.26</w:t>
-                      </w:r>
-                    </w:p>
-                    <w:p>
-                      <w:pPr>
-                        <w:spacing w:after="0"/>
-                        <w:rPr>
-                          <w:rFonts w:asciiTheme="majorBidi" w:hAnsiTheme="majorBidi" w:cstheme="majorBidi"/>
-                          <w:b/>
-                          <w:bCs/>
-                          <w:i/>
-                          <w:iCs/>
-                          <w:sz w:val="28"/>
-                          <w:szCs w:val="28"/>
-                        </w:rPr>
-                      </w:pPr>
-                      <w:r>
-                        <w:rPr>
-                          <w:rFonts w:asciiTheme="majorBidi" w:hAnsiTheme="majorBidi" w:cstheme="majorBidi"/>
-                          <w:b/>
-                          <w:bCs/>
-                          <w:i/>
-                          <w:iCs/>
-                          <w:sz w:val="28"/>
-                          <w:szCs w:val="28"/>
-                        </w:rPr>
-                        <w:t xml:space="preserve">               </w:t>
-                      </w:r>
-                      <w:r>
-                        <w:rPr>
-                          <w:rFonts w:asciiTheme="majorBidi" w:hAnsiTheme="majorBidi" w:cstheme="majorBidi"/>
-                          <w:b/>
-                          <w:bCs/>
-                          <w:i/>
-                          <w:iCs/>
-                          <w:sz w:val="28"/>
-                          <w:szCs w:val="28"/>
-                        </w:rPr>
-                        <w:t xml:space="preserve">     </w:t>
-                      </w:r>
-                      <w:r>
-                        <w:rPr>
-                          <w:rFonts w:asciiTheme="majorBidi" w:hAnsiTheme="majorBidi" w:cstheme="majorBidi"/>
-                          <w:b/>
-                          <w:bCs/>
-                          <w:i/>
-                          <w:iCs/>
-                          <w:sz w:val="28"/>
-                          <w:szCs w:val="28"/>
-                        </w:rPr>
-                        <w:t>resources:</w:t>
-                      </w:r>
-                    </w:p>
-                    <w:p>
-                      <w:pPr>
-                        <w:spacing w:after="0"/>
-                        <w:rPr>
-                          <w:rFonts w:asciiTheme="majorBidi" w:hAnsiTheme="majorBidi" w:cstheme="majorBidi"/>
-                          <w:b/>
-                          <w:bCs/>
-                          <w:i/>
-                          <w:iCs/>
-                          <w:sz w:val="28"/>
-                          <w:szCs w:val="28"/>
-                        </w:rPr>
-                      </w:pPr>
-                      <w:r>
-                        <w:rPr>
-                          <w:rFonts w:asciiTheme="majorBidi" w:hAnsiTheme="majorBidi" w:cstheme="majorBidi"/>
-                          <w:b/>
-                          <w:bCs/>
-                          <w:i/>
-                          <w:iCs/>
-                          <w:sz w:val="28"/>
-                          <w:szCs w:val="28"/>
-                        </w:rPr>
-                        <w:t xml:space="preserve">                    </w:t>
-                      </w:r>
-                      <w:r>
-                        <w:rPr>
-                          <w:rFonts w:asciiTheme="majorBidi" w:hAnsiTheme="majorBidi" w:cstheme="majorBidi"/>
-                          <w:b/>
-                          <w:bCs/>
-                          <w:i/>
-                          <w:iCs/>
-                          <w:sz w:val="28"/>
-                          <w:szCs w:val="28"/>
-                        </w:rPr>
-                        <w:t xml:space="preserve">     </w:t>
-                      </w:r>
-                      <w:r>
-                        <w:rPr>
-                          <w:rFonts w:asciiTheme="majorBidi" w:hAnsiTheme="majorBidi" w:cstheme="majorBidi"/>
-                          <w:b/>
-                          <w:bCs/>
-                          <w:i/>
-                          <w:iCs/>
-                          <w:sz w:val="28"/>
-                          <w:szCs w:val="28"/>
-                        </w:rPr>
-                        <w:t>requests:</w:t>
-                      </w:r>
-                    </w:p>
-                    <w:p>
-                      <w:pPr>
-                        <w:spacing w:after="0"/>
-                        <w:rPr>
-                          <w:rFonts w:asciiTheme="majorBidi" w:hAnsiTheme="majorBidi" w:cstheme="majorBidi"/>
-                          <w:b/>
-                          <w:bCs/>
-                          <w:i/>
-                          <w:iCs/>
-                          <w:sz w:val="28"/>
-                          <w:szCs w:val="28"/>
-                        </w:rPr>
-                      </w:pPr>
-                      <w:r>
-                        <w:rPr>
-                          <w:rFonts w:asciiTheme="majorBidi" w:hAnsiTheme="majorBidi" w:cstheme="majorBidi"/>
-                          <w:b/>
-                          <w:bCs/>
-                          <w:i/>
-                          <w:iCs/>
-                          <w:sz w:val="28"/>
-                          <w:szCs w:val="28"/>
-                        </w:rPr>
-                        <w:t xml:space="preserve">                         </w:t>
-                      </w:r>
-                      <w:r>
-                        <w:rPr>
-                          <w:rFonts w:asciiTheme="majorBidi" w:hAnsiTheme="majorBidi" w:cstheme="majorBidi"/>
-                          <w:b/>
-                          <w:bCs/>
-                          <w:i/>
-                          <w:iCs/>
-                          <w:sz w:val="28"/>
-                          <w:szCs w:val="28"/>
-                        </w:rPr>
-                        <w:t xml:space="preserve">     </w:t>
-                      </w:r>
-                      <w:proofErr w:type="spellStart"/>
-                      <w:r>
-                        <w:rPr>
-                          <w:rFonts w:asciiTheme="majorBidi" w:hAnsiTheme="majorBidi" w:cstheme="majorBidi"/>
-                          <w:b/>
-                          <w:bCs/>
-                          <w:i/>
-                          <w:iCs/>
-                          <w:sz w:val="28"/>
-                          <w:szCs w:val="28"/>
-                        </w:rPr>
-                        <w:t>cpu</w:t>
-                      </w:r>
-                      <w:proofErr w:type="spellEnd"/>
-                      <w:r>
-                        <w:rPr>
-                          <w:rFonts w:asciiTheme="majorBidi" w:hAnsiTheme="majorBidi" w:cstheme="majorBidi"/>
-                          <w:b/>
-                          <w:bCs/>
-                          <w:i/>
-                          <w:iCs/>
-                          <w:sz w:val="28"/>
-                          <w:szCs w:val="28"/>
-                        </w:rPr>
-                        <w:t>: "250m"</w:t>
-                      </w:r>
-                    </w:p>
-                    <w:p>
-                      <w:pPr>
-                        <w:spacing w:after="0"/>
-                        <w:rPr>
-                          <w:rFonts w:asciiTheme="majorBidi" w:hAnsiTheme="majorBidi" w:cstheme="majorBidi"/>
-                          <w:b/>
-                          <w:bCs/>
-                          <w:i/>
-                          <w:iCs/>
-                          <w:sz w:val="28"/>
-                          <w:szCs w:val="28"/>
-                        </w:rPr>
-                      </w:pPr>
-                      <w:r>
-                        <w:rPr>
-                          <w:rFonts w:asciiTheme="majorBidi" w:hAnsiTheme="majorBidi" w:cstheme="majorBidi"/>
-                          <w:b/>
-                          <w:bCs/>
-                          <w:i/>
-                          <w:iCs/>
-                          <w:sz w:val="28"/>
-                          <w:szCs w:val="28"/>
-                        </w:rPr>
-                        <w:t xml:space="preserve">                         </w:t>
-                      </w:r>
-                      <w:r>
-                        <w:rPr>
-                          <w:rFonts w:asciiTheme="majorBidi" w:hAnsiTheme="majorBidi" w:cstheme="majorBidi"/>
-                          <w:b/>
-                          <w:bCs/>
-                          <w:i/>
-                          <w:iCs/>
-                          <w:sz w:val="28"/>
-                          <w:szCs w:val="28"/>
-                        </w:rPr>
-                        <w:t xml:space="preserve">     </w:t>
-                      </w:r>
-                      <w:r>
-                        <w:rPr>
-                          <w:rFonts w:asciiTheme="majorBidi" w:hAnsiTheme="majorBidi" w:cstheme="majorBidi"/>
-                          <w:b/>
-                          <w:bCs/>
-                          <w:i/>
-                          <w:iCs/>
-                          <w:sz w:val="28"/>
-                          <w:szCs w:val="28"/>
-                        </w:rPr>
-                        <w:t>memory: "128Mi"</w:t>
-                      </w:r>
-                    </w:p>
-                    <w:p>
-                      <w:pPr>
-                        <w:spacing w:after="0"/>
-                        <w:rPr>
-                          <w:rFonts w:asciiTheme="majorBidi" w:hAnsiTheme="majorBidi" w:cstheme="majorBidi"/>
-                          <w:b/>
-                          <w:bCs/>
-                          <w:i/>
-                          <w:iCs/>
-                          <w:sz w:val="28"/>
-                          <w:szCs w:val="28"/>
-                        </w:rPr>
-                      </w:pPr>
-                      <w:r>
-                        <w:rPr>
-                          <w:rFonts w:asciiTheme="majorBidi" w:hAnsiTheme="majorBidi" w:cstheme="majorBidi"/>
-                          <w:b/>
-                          <w:bCs/>
-                          <w:i/>
-                          <w:iCs/>
-                          <w:sz w:val="28"/>
-                          <w:szCs w:val="28"/>
-                        </w:rPr>
-                        <w:t xml:space="preserve">                    </w:t>
-                      </w:r>
-                      <w:r>
-                        <w:rPr>
-                          <w:rFonts w:asciiTheme="majorBidi" w:hAnsiTheme="majorBidi" w:cstheme="majorBidi"/>
-                          <w:b/>
-                          <w:bCs/>
-                          <w:i/>
-                          <w:iCs/>
-                          <w:sz w:val="28"/>
-                          <w:szCs w:val="28"/>
-                        </w:rPr>
-                        <w:t xml:space="preserve">     </w:t>
-                      </w:r>
-                      <w:r>
-                        <w:rPr>
-                          <w:rFonts w:asciiTheme="majorBidi" w:hAnsiTheme="majorBidi" w:cstheme="majorBidi"/>
-                          <w:b/>
-                          <w:bCs/>
-                          <w:i/>
-                          <w:iCs/>
-                          <w:sz w:val="28"/>
-                          <w:szCs w:val="28"/>
-                        </w:rPr>
-                        <w:t>limits:</w:t>
-                      </w:r>
-                    </w:p>
-                    <w:p>
-                      <w:pPr>
-                        <w:spacing w:after="0"/>
-                        <w:rPr>
-                          <w:rFonts w:asciiTheme="majorBidi" w:hAnsiTheme="majorBidi" w:cstheme="majorBidi"/>
-                          <w:b/>
-                          <w:bCs/>
-                          <w:i/>
-                          <w:iCs/>
-                          <w:sz w:val="28"/>
-                          <w:szCs w:val="28"/>
-                        </w:rPr>
-                      </w:pPr>
-                      <w:r>
-                        <w:rPr>
-                          <w:rFonts w:asciiTheme="majorBidi" w:hAnsiTheme="majorBidi" w:cstheme="majorBidi"/>
-                          <w:b/>
-                          <w:bCs/>
-                          <w:i/>
-                          <w:iCs/>
-                          <w:sz w:val="28"/>
-                          <w:szCs w:val="28"/>
-                        </w:rPr>
-                        <w:t xml:space="preserve">                         </w:t>
-                      </w:r>
-                      <w:r>
-                        <w:rPr>
-                          <w:rFonts w:asciiTheme="majorBidi" w:hAnsiTheme="majorBidi" w:cstheme="majorBidi"/>
-                          <w:b/>
-                          <w:bCs/>
-                          <w:i/>
-                          <w:iCs/>
-                          <w:sz w:val="28"/>
-                          <w:szCs w:val="28"/>
-                        </w:rPr>
-                        <w:t xml:space="preserve">     </w:t>
-                      </w:r>
-                      <w:proofErr w:type="spellStart"/>
-                      <w:r>
-                        <w:rPr>
-                          <w:rFonts w:asciiTheme="majorBidi" w:hAnsiTheme="majorBidi" w:cstheme="majorBidi"/>
-                          <w:b/>
-                          <w:bCs/>
-                          <w:i/>
-                          <w:iCs/>
-                          <w:sz w:val="28"/>
-                          <w:szCs w:val="28"/>
-                        </w:rPr>
-                        <w:t>cpu</w:t>
-                      </w:r>
-                      <w:proofErr w:type="spellEnd"/>
-                      <w:r>
-                        <w:rPr>
-                          <w:rFonts w:asciiTheme="majorBidi" w:hAnsiTheme="majorBidi" w:cstheme="majorBidi"/>
-                          <w:b/>
-                          <w:bCs/>
-                          <w:i/>
-                          <w:iCs/>
-                          <w:sz w:val="28"/>
-                          <w:szCs w:val="28"/>
-                        </w:rPr>
-                        <w:t>: "500m"</w:t>
-                      </w:r>
-                    </w:p>
-                    <w:p>
-                      <w:pPr>
-                        <w:spacing w:after="0"/>
-                        <w:rPr>
-                          <w:rFonts w:asciiTheme="majorBidi" w:hAnsiTheme="majorBidi" w:cstheme="majorBidi"/>
-                          <w:b/>
-                          <w:bCs/>
-                          <w:i/>
-                          <w:iCs/>
-                          <w:sz w:val="28"/>
-                          <w:szCs w:val="28"/>
-                        </w:rPr>
-                      </w:pPr>
-                      <w:r>
-                        <w:rPr>
-                          <w:rFonts w:asciiTheme="majorBidi" w:hAnsiTheme="majorBidi" w:cstheme="majorBidi"/>
-                          <w:b/>
-                          <w:bCs/>
-                          <w:i/>
-                          <w:iCs/>
-                          <w:sz w:val="28"/>
-                          <w:szCs w:val="28"/>
-                        </w:rPr>
-                        <w:t xml:space="preserve">                         </w:t>
-                      </w:r>
-                      <w:r>
-                        <w:rPr>
-                          <w:rFonts w:asciiTheme="majorBidi" w:hAnsiTheme="majorBidi" w:cstheme="majorBidi"/>
-                          <w:b/>
-                          <w:bCs/>
-                          <w:i/>
-                          <w:iCs/>
-                          <w:sz w:val="28"/>
-                          <w:szCs w:val="28"/>
-                        </w:rPr>
-                        <w:t xml:space="preserve">     </w:t>
-                      </w:r>
-                      <w:r>
-                        <w:rPr>
-                          <w:rFonts w:asciiTheme="majorBidi" w:hAnsiTheme="majorBidi" w:cstheme="majorBidi"/>
-                          <w:b/>
-                          <w:bCs/>
-                          <w:i/>
-                          <w:iCs/>
-                          <w:sz w:val="28"/>
-                          <w:szCs w:val="28"/>
-                        </w:rPr>
-                        <w:t>memory: "256Mi"</w:t>
-                      </w:r>
-                    </w:p>
-                    <w:p>
-                      <w:pPr>
-                        <w:spacing w:after="0"/>
-                        <w:jc w:val="center"/>
-                        <w:rPr>
-                          <w:b/>
-                          <w:bCs/>
-                          <w:i/>
-                          <w:iCs/>
-                        </w:rPr>
-                      </w:pPr>
-                    </w:p>
-                  </w:txbxContent>
-                </v:textbox>
-                <w10:wrap anchorx="margin"/>
-              </v:rect>
-            </w:pict>
-          </mc:Fallback>
-        </mc:AlternateContent>
-      </w:r>
-    </w:p>
-    <w:p>
-      <w:pPr>
-        <w:jc w:val="both"/>
-        <w:rPr>
-          <w:rFonts w:asciiTheme="majorBidi" w:hAnsiTheme="majorBidi" w:cstheme="majorBidi"/>
-          <w:sz w:val="28"/>
-          <w:szCs w:val="28"/>
-        </w:rPr>
-      </w:pPr>
-    </w:p>
-    <w:p>
-      <w:pPr>
-        <w:jc w:val="both"/>
-        <w:rPr>
-          <w:rFonts w:asciiTheme="majorBidi" w:hAnsiTheme="majorBidi" w:cstheme="majorBidi"/>
-          <w:sz w:val="28"/>
-          <w:szCs w:val="28"/>
-        </w:rPr>
-      </w:pPr>
-    </w:p>
-    <w:p>
-      <w:pPr>
-        <w:jc w:val="both"/>
-        <w:rPr>
-          <w:rFonts w:asciiTheme="majorBidi" w:hAnsiTheme="majorBidi" w:cstheme="majorBidi"/>
-          <w:sz w:val="28"/>
-          <w:szCs w:val="28"/>
-        </w:rPr>
-      </w:pPr>
-    </w:p>
-    <w:p>
-      <w:pPr>
-        <w:jc w:val="both"/>
-        <w:rPr>
-          <w:rFonts w:asciiTheme="majorBidi" w:hAnsiTheme="majorBidi" w:cstheme="majorBidi"/>
-          <w:sz w:val="28"/>
-          <w:szCs w:val="28"/>
-        </w:rPr>
-      </w:pPr>
-    </w:p>
-    <w:p>
-      <w:pPr>
-        <w:jc w:val="both"/>
-        <w:rPr>
-          <w:rFonts w:asciiTheme="majorBidi" w:hAnsiTheme="majorBidi" w:cstheme="majorBidi"/>
-          <w:sz w:val="28"/>
-          <w:szCs w:val="28"/>
-        </w:rPr>
-      </w:pPr>
-    </w:p>
-    <w:p>
-      <w:pPr>
-        <w:jc w:val="both"/>
-        <w:rPr>
-          <w:rFonts w:asciiTheme="majorBidi" w:hAnsiTheme="majorBidi" w:cstheme="majorBidi"/>
-          <w:sz w:val="28"/>
-          <w:szCs w:val="28"/>
-        </w:rPr>
-      </w:pPr>
-    </w:p>
-    <w:p>
-      <w:pPr>
-        <w:jc w:val="both"/>
-        <w:rPr>
-          <w:rFonts w:asciiTheme="majorBidi" w:hAnsiTheme="majorBidi" w:cstheme="majorBidi"/>
-          <w:sz w:val="28"/>
-          <w:szCs w:val="28"/>
-        </w:rPr>
-      </w:pPr>
-    </w:p>
-    <w:p>
-      <w:pPr>
-        <w:jc w:val="both"/>
-        <w:rPr>
-          <w:rFonts w:asciiTheme="majorBidi" w:hAnsiTheme="majorBidi" w:cstheme="majorBidi"/>
-          <w:sz w:val="28"/>
-          <w:szCs w:val="28"/>
-        </w:rPr>
-      </w:pPr>
-    </w:p>
-    <w:p>
-      <w:pPr>
-        <w:jc w:val="both"/>
-        <w:rPr>
-          <w:rFonts w:asciiTheme="majorBidi" w:hAnsiTheme="majorBidi" w:cstheme="majorBidi"/>
-          <w:sz w:val="28"/>
-          <w:szCs w:val="28"/>
-        </w:rPr>
-      </w:pPr>
-    </w:p>
-    <w:p>
-      <w:pPr>
-        <w:jc w:val="both"/>
-        <w:rPr>
-          <w:rFonts w:asciiTheme="majorBidi" w:hAnsiTheme="majorBidi" w:cstheme="majorBidi"/>
-          <w:sz w:val="28"/>
-          <w:szCs w:val="28"/>
-        </w:rPr>
-      </w:pPr>
-    </w:p>
-    <w:p>
-      <w:pPr>
-        <w:jc w:val="both"/>
-        <w:rPr>
-          <w:rFonts w:asciiTheme="majorBidi" w:hAnsiTheme="majorBidi" w:cstheme="majorBidi"/>
-          <w:sz w:val="36"/>
-          <w:szCs w:val="36"/>
+    </w:p>
+    <w:p>
+      <w:pPr>
+        <w:jc w:val="both"/>
+        <w:rPr>
+          <w:rFonts w:asciiTheme="majorBidi" w:hAnsiTheme="majorBidi" w:cstheme="majorBidi"/>
+          <w:sz w:val="28"/>
+          <w:szCs w:val="28"/>
+        </w:rPr>
+      </w:pPr>
+    </w:p>
+    <w:p>
+      <w:pPr>
+        <w:jc w:val="both"/>
+        <w:rPr>
+          <w:rFonts w:asciiTheme="majorBidi" w:hAnsiTheme="majorBidi" w:cstheme="majorBidi"/>
+          <w:sz w:val="28"/>
+          <w:szCs w:val="28"/>
+        </w:rPr>
+      </w:pPr>
+    </w:p>
+    <w:p>
+      <w:pPr>
+        <w:jc w:val="both"/>
+        <w:rPr>
+          <w:rFonts w:asciiTheme="majorBidi" w:hAnsiTheme="majorBidi" w:cstheme="majorBidi"/>
+          <w:sz w:val="28"/>
+          <w:szCs w:val="28"/>
+        </w:rPr>
+      </w:pPr>
+    </w:p>
+    <w:p>
+      <w:pPr>
+        <w:jc w:val="both"/>
+        <w:rPr>
+          <w:rFonts w:asciiTheme="majorBidi" w:hAnsiTheme="majorBidi" w:cstheme="majorBidi"/>
+          <w:sz w:val="28"/>
+          <w:szCs w:val="28"/>
+        </w:rPr>
+      </w:pPr>
+    </w:p>
+    <w:p>
+      <w:pPr>
+        <w:jc w:val="both"/>
+        <w:rPr>
+          <w:rFonts w:asciiTheme="majorBidi" w:hAnsiTheme="majorBidi" w:cstheme="majorBidi"/>
+          <w:sz w:val="28"/>
+          <w:szCs w:val="28"/>
+        </w:rPr>
+      </w:pPr>
+    </w:p>
+    <w:p>
+      <w:pPr>
+        <w:jc w:val="both"/>
+        <w:rPr>
+          <w:rFonts w:asciiTheme="majorBidi" w:hAnsiTheme="majorBidi" w:cstheme="majorBidi"/>
+          <w:sz w:val="28"/>
+          <w:szCs w:val="28"/>
+        </w:rPr>
+      </w:pPr>
+    </w:p>
+    <w:p>
+      <w:pPr>
+        <w:jc w:val="both"/>
+        <w:rPr>
+          <w:rFonts w:asciiTheme="majorBidi" w:hAnsiTheme="majorBidi" w:cstheme="majorBidi"/>
+          <w:sz w:val="28"/>
+          <w:szCs w:val="28"/>
+        </w:rPr>
+      </w:pPr>
+    </w:p>
+    <w:p>
+      <w:pPr>
+        <w:jc w:val="both"/>
+        <w:rPr>
+          <w:rFonts w:asciiTheme="majorBidi" w:hAnsiTheme="majorBidi" w:cstheme="majorBidi"/>
+          <w:sz w:val="28"/>
+          <w:szCs w:val="28"/>
+        </w:rPr>
+      </w:pPr>
+    </w:p>
+    <w:p>
+      <w:pPr>
+        <w:jc w:val="both"/>
+        <w:rPr>
+          <w:rFonts w:asciiTheme="majorBidi" w:hAnsiTheme="majorBidi" w:cstheme="majorBidi"/>
+          <w:sz w:val="28"/>
+          <w:szCs w:val="28"/>
+        </w:rPr>
+      </w:pPr>
+    </w:p>
+    <w:p>
+      <w:pPr>
+        <w:jc w:val="both"/>
+        <w:rPr>
+          <w:rFonts w:asciiTheme="majorBidi" w:hAnsiTheme="majorBidi" w:cstheme="majorBidi"/>
+          <w:sz w:val="28"/>
+          <w:szCs w:val="28"/>
+        </w:rPr>
+      </w:pPr>
+    </w:p>
+    <w:p>
+      <w:pPr>
+        <w:jc w:val="both"/>
+        <w:rPr>
+          <w:rFonts w:asciiTheme="majorBidi" w:hAnsiTheme="majorBidi" w:cstheme="majorBidi"/>
+          <w:sz w:val="28"/>
+          <w:szCs w:val="28"/>
         </w:rPr>
       </w:pPr>
     </w:p>
@@ -32136,6 +32465,7 @@
           <w:sz w:val="28"/>
           <w:szCs w:val="28"/>
         </w:rPr>
+        <w:lastRenderedPageBreak/>
         <w:t>If it tries to exceed 500m CPU, it will be throttled.</w:t>
       </w:r>
       <w:r>
@@ -32549,6 +32879,7 @@
     </w:p>
     <w:p>
       <w:pPr>
+        <w:spacing w:after="60"/>
         <w:jc w:val="both"/>
         <w:rPr>
           <w:rFonts w:asciiTheme="majorBidi" w:hAnsiTheme="majorBidi" w:cstheme="majorBidi"/>
@@ -32570,7 +32901,6 @@
           <w:sz w:val="28"/>
           <w:szCs w:val="28"/>
         </w:rPr>
-        <w:lastRenderedPageBreak/>
         <w:t>CPU utilization = actual CPU usage / CPU request</w:t>
       </w:r>
     </w:p>
@@ -32949,168 +33279,26 @@
     </w:p>
     <w:p>
       <w:pPr>
-        <w:jc w:val="both"/>
-        <w:rPr>
-          <w:rFonts w:asciiTheme="majorBidi" w:hAnsiTheme="majorBidi" w:cstheme="majorBidi"/>
-          <w:b/>
-          <w:bCs/>
-          <w:sz w:val="32"/>
-          <w:szCs w:val="32"/>
-        </w:rPr>
-      </w:pPr>
-    </w:p>
-    <w:p>
-      <w:pPr>
-        <w:jc w:val="both"/>
-        <w:rPr>
-          <w:rFonts w:asciiTheme="majorBidi" w:hAnsiTheme="majorBidi" w:cstheme="majorBidi"/>
-          <w:b/>
-          <w:bCs/>
-          <w:sz w:val="32"/>
-          <w:szCs w:val="32"/>
-        </w:rPr>
-      </w:pPr>
-    </w:p>
-    <w:p>
-      <w:pPr>
-        <w:jc w:val="both"/>
-        <w:rPr>
-          <w:rFonts w:asciiTheme="majorBidi" w:hAnsiTheme="majorBidi" w:cstheme="majorBidi"/>
-          <w:b/>
-          <w:bCs/>
-          <w:sz w:val="32"/>
-          <w:szCs w:val="32"/>
-        </w:rPr>
-      </w:pPr>
-    </w:p>
-    <w:p>
-      <w:pPr>
-        <w:jc w:val="both"/>
-        <w:rPr>
-          <w:rFonts w:asciiTheme="majorBidi" w:hAnsiTheme="majorBidi" w:cstheme="majorBidi"/>
-          <w:b/>
-          <w:bCs/>
-          <w:sz w:val="32"/>
-          <w:szCs w:val="32"/>
-        </w:rPr>
-      </w:pPr>
-    </w:p>
-    <w:p>
-      <w:pPr>
-        <w:jc w:val="both"/>
-        <w:rPr>
-          <w:rFonts w:asciiTheme="majorBidi" w:hAnsiTheme="majorBidi" w:cstheme="majorBidi"/>
-          <w:b/>
-          <w:bCs/>
-          <w:sz w:val="32"/>
-          <w:szCs w:val="32"/>
-        </w:rPr>
-      </w:pPr>
-    </w:p>
-    <w:p>
-      <w:pPr>
-        <w:jc w:val="both"/>
-        <w:rPr>
-          <w:rFonts w:asciiTheme="majorBidi" w:hAnsiTheme="majorBidi" w:cstheme="majorBidi"/>
-          <w:b/>
-          <w:bCs/>
-          <w:sz w:val="32"/>
-          <w:szCs w:val="32"/>
-        </w:rPr>
-      </w:pPr>
-    </w:p>
-    <w:p>
-      <w:pPr>
-        <w:jc w:val="both"/>
-        <w:rPr>
-          <w:rFonts w:asciiTheme="majorBidi" w:hAnsiTheme="majorBidi" w:cstheme="majorBidi"/>
-          <w:b/>
-          <w:bCs/>
-          <w:sz w:val="32"/>
-          <w:szCs w:val="32"/>
-        </w:rPr>
-      </w:pPr>
-    </w:p>
-    <w:p>
-      <w:pPr>
-        <w:jc w:val="both"/>
-        <w:rPr>
-          <w:rFonts w:asciiTheme="majorBidi" w:hAnsiTheme="majorBidi" w:cstheme="majorBidi"/>
-          <w:b/>
-          <w:bCs/>
-          <w:sz w:val="32"/>
-          <w:szCs w:val="32"/>
-        </w:rPr>
-      </w:pPr>
-    </w:p>
-    <w:p>
-      <w:pPr>
-        <w:jc w:val="both"/>
-        <w:rPr>
-          <w:rFonts w:asciiTheme="majorBidi" w:hAnsiTheme="majorBidi" w:cstheme="majorBidi"/>
-          <w:b/>
-          <w:bCs/>
-          <w:sz w:val="32"/>
-          <w:szCs w:val="32"/>
-        </w:rPr>
-      </w:pPr>
-    </w:p>
-    <w:p>
-      <w:pPr>
-        <w:jc w:val="both"/>
-        <w:rPr>
-          <w:rFonts w:asciiTheme="majorBidi" w:hAnsiTheme="majorBidi" w:cstheme="majorBidi"/>
-          <w:b/>
-          <w:bCs/>
-          <w:sz w:val="32"/>
-          <w:szCs w:val="32"/>
-        </w:rPr>
-      </w:pPr>
-    </w:p>
-    <w:p>
-      <w:pPr>
-        <w:jc w:val="both"/>
-        <w:rPr>
-          <w:rFonts w:asciiTheme="majorBidi" w:hAnsiTheme="majorBidi" w:cstheme="majorBidi"/>
-          <w:b/>
-          <w:bCs/>
-          <w:sz w:val="32"/>
-          <w:szCs w:val="32"/>
-        </w:rPr>
-      </w:pPr>
-    </w:p>
-    <w:p>
-      <w:pPr>
         <w:spacing w:after="80"/>
         <w:jc w:val="both"/>
         <w:rPr>
           <w:rFonts w:asciiTheme="majorBidi" w:hAnsiTheme="majorBidi" w:cstheme="majorBidi"/>
           <w:b/>
           <w:bCs/>
-          <w:sz w:val="32"/>
-          <w:szCs w:val="32"/>
-        </w:rPr>
-      </w:pPr>
-      <w:r>
-        <w:rPr>
-          <w:rFonts w:asciiTheme="majorBidi" w:hAnsiTheme="majorBidi" w:cstheme="majorBidi"/>
-          <w:b/>
-          <w:bCs/>
-          <w:sz w:val="32"/>
-          <w:szCs w:val="32"/>
+          <w:sz w:val="40"/>
+          <w:szCs w:val="40"/>
+        </w:rPr>
+      </w:pPr>
+      <w:r>
+        <w:rPr>
+          <w:rFonts w:asciiTheme="majorBidi" w:hAnsiTheme="majorBidi" w:cstheme="majorBidi"/>
+          <w:b/>
+          <w:bCs/>
+          <w:sz w:val="40"/>
+          <w:szCs w:val="40"/>
         </w:rPr>
         <w:lastRenderedPageBreak/>
-        <w:t>Managing Deployment Lifecycle</w:t>
-      </w:r>
-      <w:r>
-        <w:rPr>
-          <w:rFonts w:asciiTheme="majorBidi" w:hAnsiTheme="majorBidi" w:cstheme="majorBidi"/>
-          <w:b/>
-          <w:bCs/>
-          <w:sz w:val="32"/>
-          <w:szCs w:val="32"/>
-        </w:rPr>
-        <w:t>:</w:t>
+        <w:t>Managing Deployment Lifecycle:</w:t>
       </w:r>
     </w:p>
     <w:p>
@@ -42068,6 +42256,119 @@
     </w:lvl>
   </w:abstractNum>
   <w:abstractNum w:abstractNumId="34" w15:restartNumberingAfterBreak="0">
+    <w:nsid w:val="2C864D63"/>
+    <w:multiLevelType w:val="hybridMultilevel"/>
+    <w:tmpl w:val="9E3A8A70"/>
+    <w:lvl w:ilvl="0" w:tplc="04090003">
+      <w:start w:val="1"/>
+      <w:numFmt w:val="bullet"/>
+      <w:lvlText w:val="o"/>
+      <w:lvlJc w:val="left"/>
+      <w:pPr>
+        <w:ind w:left="720" w:hanging="360"/>
+      </w:pPr>
+      <w:rPr>
+        <w:rFonts w:ascii="Courier New" w:hAnsi="Courier New" w:cs="Courier New" w:hint="default"/>
+      </w:rPr>
+    </w:lvl>
+    <w:lvl w:ilvl="1" w:tplc="FFFFFFFF" w:tentative="1">
+      <w:start w:val="1"/>
+      <w:numFmt w:val="bullet"/>
+      <w:lvlText w:val="o"/>
+      <w:lvlJc w:val="left"/>
+      <w:pPr>
+        <w:ind w:left="1440" w:hanging="360"/>
+      </w:pPr>
+      <w:rPr>
+        <w:rFonts w:ascii="Courier New" w:hAnsi="Courier New" w:cs="Courier New" w:hint="default"/>
+      </w:rPr>
+    </w:lvl>
+    <w:lvl w:ilvl="2" w:tplc="FFFFFFFF" w:tentative="1">
+      <w:start w:val="1"/>
+      <w:numFmt w:val="bullet"/>
+      <w:lvlText w:val=""/>
+      <w:lvlJc w:val="left"/>
+      <w:pPr>
+        <w:ind w:left="2160" w:hanging="360"/>
+      </w:pPr>
+      <w:rPr>
+        <w:rFonts w:ascii="Wingdings" w:hAnsi="Wingdings" w:hint="default"/>
+      </w:rPr>
+    </w:lvl>
+    <w:lvl w:ilvl="3" w:tplc="FFFFFFFF" w:tentative="1">
+      <w:start w:val="1"/>
+      <w:numFmt w:val="bullet"/>
+      <w:lvlText w:val=""/>
+      <w:lvlJc w:val="left"/>
+      <w:pPr>
+        <w:ind w:left="2880" w:hanging="360"/>
+      </w:pPr>
+      <w:rPr>
+        <w:rFonts w:ascii="Symbol" w:hAnsi="Symbol" w:hint="default"/>
+      </w:rPr>
+    </w:lvl>
+    <w:lvl w:ilvl="4" w:tplc="FFFFFFFF" w:tentative="1">
+      <w:start w:val="1"/>
+      <w:numFmt w:val="bullet"/>
+      <w:lvlText w:val="o"/>
+      <w:lvlJc w:val="left"/>
+      <w:pPr>
+        <w:ind w:left="3600" w:hanging="360"/>
+      </w:pPr>
+      <w:rPr>
+        <w:rFonts w:ascii="Courier New" w:hAnsi="Courier New" w:cs="Courier New" w:hint="default"/>
+      </w:rPr>
+    </w:lvl>
+    <w:lvl w:ilvl="5" w:tplc="FFFFFFFF" w:tentative="1">
+      <w:start w:val="1"/>
+      <w:numFmt w:val="bullet"/>
+      <w:lvlText w:val=""/>
+      <w:lvlJc w:val="left"/>
+      <w:pPr>
+        <w:ind w:left="4320" w:hanging="360"/>
+      </w:pPr>
+      <w:rPr>
+        <w:rFonts w:ascii="Wingdings" w:hAnsi="Wingdings" w:hint="default"/>
+      </w:rPr>
+    </w:lvl>
+    <w:lvl w:ilvl="6" w:tplc="FFFFFFFF" w:tentative="1">
+      <w:start w:val="1"/>
+      <w:numFmt w:val="bullet"/>
+      <w:lvlText w:val=""/>
+      <w:lvlJc w:val="left"/>
+      <w:pPr>
+        <w:ind w:left="5040" w:hanging="360"/>
+      </w:pPr>
+      <w:rPr>
+        <w:rFonts w:ascii="Symbol" w:hAnsi="Symbol" w:hint="default"/>
+      </w:rPr>
+    </w:lvl>
+    <w:lvl w:ilvl="7" w:tplc="FFFFFFFF" w:tentative="1">
+      <w:start w:val="1"/>
+      <w:numFmt w:val="bullet"/>
+      <w:lvlText w:val="o"/>
+      <w:lvlJc w:val="left"/>
+      <w:pPr>
+        <w:ind w:left="5760" w:hanging="360"/>
+      </w:pPr>
+      <w:rPr>
+        <w:rFonts w:ascii="Courier New" w:hAnsi="Courier New" w:cs="Courier New" w:hint="default"/>
+      </w:rPr>
+    </w:lvl>
+    <w:lvl w:ilvl="8" w:tplc="FFFFFFFF" w:tentative="1">
+      <w:start w:val="1"/>
+      <w:numFmt w:val="bullet"/>
+      <w:lvlText w:val=""/>
+      <w:lvlJc w:val="left"/>
+      <w:pPr>
+        <w:ind w:left="6480" w:hanging="360"/>
+      </w:pPr>
+      <w:rPr>
+        <w:rFonts w:ascii="Wingdings" w:hAnsi="Wingdings" w:hint="default"/>
+      </w:rPr>
+    </w:lvl>
+  </w:abstractNum>
+  <w:abstractNum w:abstractNumId="35" w15:restartNumberingAfterBreak="0">
     <w:nsid w:val="2CAA3C26"/>
     <w:multiLevelType w:val="hybridMultilevel"/>
     <w:tmpl w:val="93FE0272"/>
@@ -42179,7 +42480,7 @@
       </w:rPr>
     </w:lvl>
   </w:abstractNum>
-  <w:abstractNum w:abstractNumId="35" w15:restartNumberingAfterBreak="0">
+  <w:abstractNum w:abstractNumId="36" w15:restartNumberingAfterBreak="0">
     <w:nsid w:val="2F8A7688"/>
     <w:multiLevelType w:val="hybridMultilevel"/>
     <w:tmpl w:val="3C2CE564"/>
@@ -42292,7 +42593,120 @@
       </w:rPr>
     </w:lvl>
   </w:abstractNum>
-  <w:abstractNum w:abstractNumId="36" w15:restartNumberingAfterBreak="0">
+  <w:abstractNum w:abstractNumId="37" w15:restartNumberingAfterBreak="0">
+    <w:nsid w:val="301437DA"/>
+    <w:multiLevelType w:val="hybridMultilevel"/>
+    <w:tmpl w:val="BCD6E9FC"/>
+    <w:lvl w:ilvl="0" w:tplc="04090001">
+      <w:start w:val="1"/>
+      <w:numFmt w:val="bullet"/>
+      <w:lvlText w:val=""/>
+      <w:lvlJc w:val="left"/>
+      <w:pPr>
+        <w:ind w:left="720" w:hanging="360"/>
+      </w:pPr>
+      <w:rPr>
+        <w:rFonts w:ascii="Symbol" w:hAnsi="Symbol" w:hint="default"/>
+      </w:rPr>
+    </w:lvl>
+    <w:lvl w:ilvl="1" w:tplc="04090003" w:tentative="1">
+      <w:start w:val="1"/>
+      <w:numFmt w:val="bullet"/>
+      <w:lvlText w:val="o"/>
+      <w:lvlJc w:val="left"/>
+      <w:pPr>
+        <w:ind w:left="1440" w:hanging="360"/>
+      </w:pPr>
+      <w:rPr>
+        <w:rFonts w:ascii="Courier New" w:hAnsi="Courier New" w:cs="Courier New" w:hint="default"/>
+      </w:rPr>
+    </w:lvl>
+    <w:lvl w:ilvl="2" w:tplc="04090005" w:tentative="1">
+      <w:start w:val="1"/>
+      <w:numFmt w:val="bullet"/>
+      <w:lvlText w:val=""/>
+      <w:lvlJc w:val="left"/>
+      <w:pPr>
+        <w:ind w:left="2160" w:hanging="360"/>
+      </w:pPr>
+      <w:rPr>
+        <w:rFonts w:ascii="Wingdings" w:hAnsi="Wingdings" w:hint="default"/>
+      </w:rPr>
+    </w:lvl>
+    <w:lvl w:ilvl="3" w:tplc="04090001" w:tentative="1">
+      <w:start w:val="1"/>
+      <w:numFmt w:val="bullet"/>
+      <w:lvlText w:val=""/>
+      <w:lvlJc w:val="left"/>
+      <w:pPr>
+        <w:ind w:left="2880" w:hanging="360"/>
+      </w:pPr>
+      <w:rPr>
+        <w:rFonts w:ascii="Symbol" w:hAnsi="Symbol" w:hint="default"/>
+      </w:rPr>
+    </w:lvl>
+    <w:lvl w:ilvl="4" w:tplc="04090003" w:tentative="1">
+      <w:start w:val="1"/>
+      <w:numFmt w:val="bullet"/>
+      <w:lvlText w:val="o"/>
+      <w:lvlJc w:val="left"/>
+      <w:pPr>
+        <w:ind w:left="3600" w:hanging="360"/>
+      </w:pPr>
+      <w:rPr>
+        <w:rFonts w:ascii="Courier New" w:hAnsi="Courier New" w:cs="Courier New" w:hint="default"/>
+      </w:rPr>
+    </w:lvl>
+    <w:lvl w:ilvl="5" w:tplc="04090005" w:tentative="1">
+      <w:start w:val="1"/>
+      <w:numFmt w:val="bullet"/>
+      <w:lvlText w:val=""/>
+      <w:lvlJc w:val="left"/>
+      <w:pPr>
+        <w:ind w:left="4320" w:hanging="360"/>
+      </w:pPr>
+      <w:rPr>
+        <w:rFonts w:ascii="Wingdings" w:hAnsi="Wingdings" w:hint="default"/>
+      </w:rPr>
+    </w:lvl>
+    <w:lvl w:ilvl="6" w:tplc="04090001" w:tentative="1">
+      <w:start w:val="1"/>
+      <w:numFmt w:val="bullet"/>
+      <w:lvlText w:val=""/>
+      <w:lvlJc w:val="left"/>
+      <w:pPr>
+        <w:ind w:left="5040" w:hanging="360"/>
+      </w:pPr>
+      <w:rPr>
+        <w:rFonts w:ascii="Symbol" w:hAnsi="Symbol" w:hint="default"/>
+      </w:rPr>
+    </w:lvl>
+    <w:lvl w:ilvl="7" w:tplc="04090003" w:tentative="1">
+      <w:start w:val="1"/>
+      <w:numFmt w:val="bullet"/>
+      <w:lvlText w:val="o"/>
+      <w:lvlJc w:val="left"/>
+      <w:pPr>
+        <w:ind w:left="5760" w:hanging="360"/>
+      </w:pPr>
+      <w:rPr>
+        <w:rFonts w:ascii="Courier New" w:hAnsi="Courier New" w:cs="Courier New" w:hint="default"/>
+      </w:rPr>
+    </w:lvl>
+    <w:lvl w:ilvl="8" w:tplc="04090005" w:tentative="1">
+      <w:start w:val="1"/>
+      <w:numFmt w:val="bullet"/>
+      <w:lvlText w:val=""/>
+      <w:lvlJc w:val="left"/>
+      <w:pPr>
+        <w:ind w:left="6480" w:hanging="360"/>
+      </w:pPr>
+      <w:rPr>
+        <w:rFonts w:ascii="Wingdings" w:hAnsi="Wingdings" w:hint="default"/>
+      </w:rPr>
+    </w:lvl>
+  </w:abstractNum>
+  <w:abstractNum w:abstractNumId="38" w15:restartNumberingAfterBreak="0">
     <w:nsid w:val="30C93D32"/>
     <w:multiLevelType w:val="hybridMultilevel"/>
     <w:tmpl w:val="6E0C4D6A"/>
@@ -42405,7 +42819,7 @@
       </w:rPr>
     </w:lvl>
   </w:abstractNum>
-  <w:abstractNum w:abstractNumId="37" w15:restartNumberingAfterBreak="0">
+  <w:abstractNum w:abstractNumId="39" w15:restartNumberingAfterBreak="0">
     <w:nsid w:val="315243BC"/>
     <w:multiLevelType w:val="hybridMultilevel"/>
     <w:tmpl w:val="A0403748"/>
@@ -42518,7 +42932,7 @@
       </w:rPr>
     </w:lvl>
   </w:abstractNum>
-  <w:abstractNum w:abstractNumId="38" w15:restartNumberingAfterBreak="0">
+  <w:abstractNum w:abstractNumId="40" w15:restartNumberingAfterBreak="0">
     <w:nsid w:val="318F7796"/>
     <w:multiLevelType w:val="hybridMultilevel"/>
     <w:tmpl w:val="25381E70"/>
@@ -42631,7 +43045,7 @@
       </w:rPr>
     </w:lvl>
   </w:abstractNum>
-  <w:abstractNum w:abstractNumId="39" w15:restartNumberingAfterBreak="0">
+  <w:abstractNum w:abstractNumId="41" w15:restartNumberingAfterBreak="0">
     <w:nsid w:val="328844CA"/>
     <w:multiLevelType w:val="hybridMultilevel"/>
     <w:tmpl w:val="3F586B3E"/>
@@ -42717,7 +43131,7 @@
       </w:pPr>
     </w:lvl>
   </w:abstractNum>
-  <w:abstractNum w:abstractNumId="40" w15:restartNumberingAfterBreak="0">
+  <w:abstractNum w:abstractNumId="42" w15:restartNumberingAfterBreak="0">
     <w:nsid w:val="34067D76"/>
     <w:multiLevelType w:val="hybridMultilevel"/>
     <w:tmpl w:val="D334325A"/>
@@ -42829,7 +43243,7 @@
       </w:rPr>
     </w:lvl>
   </w:abstractNum>
-  <w:abstractNum w:abstractNumId="41" w15:restartNumberingAfterBreak="0">
+  <w:abstractNum w:abstractNumId="43" w15:restartNumberingAfterBreak="0">
     <w:nsid w:val="34A00F95"/>
     <w:multiLevelType w:val="hybridMultilevel"/>
     <w:tmpl w:val="14EE6704"/>
@@ -42942,7 +43356,7 @@
       </w:rPr>
     </w:lvl>
   </w:abstractNum>
-  <w:abstractNum w:abstractNumId="42" w15:restartNumberingAfterBreak="0">
+  <w:abstractNum w:abstractNumId="44" w15:restartNumberingAfterBreak="0">
     <w:nsid w:val="39133DFE"/>
     <w:multiLevelType w:val="hybridMultilevel"/>
     <w:tmpl w:val="14DEF5CC"/>
@@ -43055,7 +43469,7 @@
       </w:rPr>
     </w:lvl>
   </w:abstractNum>
-  <w:abstractNum w:abstractNumId="43" w15:restartNumberingAfterBreak="0">
+  <w:abstractNum w:abstractNumId="45" w15:restartNumberingAfterBreak="0">
     <w:nsid w:val="3AF80C4A"/>
     <w:multiLevelType w:val="hybridMultilevel"/>
     <w:tmpl w:val="048A5EC2"/>
@@ -43168,7 +43582,7 @@
       </w:rPr>
     </w:lvl>
   </w:abstractNum>
-  <w:abstractNum w:abstractNumId="44" w15:restartNumberingAfterBreak="0">
+  <w:abstractNum w:abstractNumId="46" w15:restartNumberingAfterBreak="0">
     <w:nsid w:val="3DAF31D9"/>
     <w:multiLevelType w:val="hybridMultilevel"/>
     <w:tmpl w:val="2976DA98"/>
@@ -43280,7 +43694,7 @@
       </w:rPr>
     </w:lvl>
   </w:abstractNum>
-  <w:abstractNum w:abstractNumId="45" w15:restartNumberingAfterBreak="0">
+  <w:abstractNum w:abstractNumId="47" w15:restartNumberingAfterBreak="0">
     <w:nsid w:val="3E3C4053"/>
     <w:multiLevelType w:val="hybridMultilevel"/>
     <w:tmpl w:val="CA9A0E88"/>
@@ -43393,7 +43807,7 @@
       </w:rPr>
     </w:lvl>
   </w:abstractNum>
-  <w:abstractNum w:abstractNumId="46" w15:restartNumberingAfterBreak="0">
+  <w:abstractNum w:abstractNumId="48" w15:restartNumberingAfterBreak="0">
     <w:nsid w:val="3F3E7FD4"/>
     <w:multiLevelType w:val="hybridMultilevel"/>
     <w:tmpl w:val="7E82E6A6"/>
@@ -43506,7 +43920,7 @@
       </w:rPr>
     </w:lvl>
   </w:abstractNum>
-  <w:abstractNum w:abstractNumId="47" w15:restartNumberingAfterBreak="0">
+  <w:abstractNum w:abstractNumId="49" w15:restartNumberingAfterBreak="0">
     <w:nsid w:val="43183CE1"/>
     <w:multiLevelType w:val="hybridMultilevel"/>
     <w:tmpl w:val="AE8A5DA6"/>
@@ -43619,7 +44033,7 @@
       </w:rPr>
     </w:lvl>
   </w:abstractNum>
-  <w:abstractNum w:abstractNumId="48" w15:restartNumberingAfterBreak="0">
+  <w:abstractNum w:abstractNumId="50" w15:restartNumberingAfterBreak="0">
     <w:nsid w:val="444972AD"/>
     <w:multiLevelType w:val="hybridMultilevel"/>
     <w:tmpl w:val="E3B65A18"/>
@@ -43705,7 +44119,7 @@
       </w:pPr>
     </w:lvl>
   </w:abstractNum>
-  <w:abstractNum w:abstractNumId="49" w15:restartNumberingAfterBreak="0">
+  <w:abstractNum w:abstractNumId="51" w15:restartNumberingAfterBreak="0">
     <w:nsid w:val="44E11C8A"/>
     <w:multiLevelType w:val="hybridMultilevel"/>
     <w:tmpl w:val="0C627216"/>
@@ -43818,7 +44232,7 @@
       </w:rPr>
     </w:lvl>
   </w:abstractNum>
-  <w:abstractNum w:abstractNumId="50" w15:restartNumberingAfterBreak="0">
+  <w:abstractNum w:abstractNumId="52" w15:restartNumberingAfterBreak="0">
     <w:nsid w:val="4AFC6BA5"/>
     <w:multiLevelType w:val="hybridMultilevel"/>
     <w:tmpl w:val="DD3843E4"/>
@@ -43931,7 +44345,7 @@
       </w:rPr>
     </w:lvl>
   </w:abstractNum>
-  <w:abstractNum w:abstractNumId="51" w15:restartNumberingAfterBreak="0">
+  <w:abstractNum w:abstractNumId="53" w15:restartNumberingAfterBreak="0">
     <w:nsid w:val="55AA1F03"/>
     <w:multiLevelType w:val="hybridMultilevel"/>
     <w:tmpl w:val="D250D236"/>
@@ -44044,7 +44458,7 @@
       </w:rPr>
     </w:lvl>
   </w:abstractNum>
-  <w:abstractNum w:abstractNumId="52" w15:restartNumberingAfterBreak="0">
+  <w:abstractNum w:abstractNumId="54" w15:restartNumberingAfterBreak="0">
     <w:nsid w:val="57F17E60"/>
     <w:multiLevelType w:val="hybridMultilevel"/>
     <w:tmpl w:val="E1B69E4C"/>
@@ -44157,7 +44571,7 @@
       </w:rPr>
     </w:lvl>
   </w:abstractNum>
-  <w:abstractNum w:abstractNumId="53" w15:restartNumberingAfterBreak="0">
+  <w:abstractNum w:abstractNumId="55" w15:restartNumberingAfterBreak="0">
     <w:nsid w:val="57FD3E6B"/>
     <w:multiLevelType w:val="hybridMultilevel"/>
     <w:tmpl w:val="AA784672"/>
@@ -44270,7 +44684,7 @@
       </w:rPr>
     </w:lvl>
   </w:abstractNum>
-  <w:abstractNum w:abstractNumId="54" w15:restartNumberingAfterBreak="0">
+  <w:abstractNum w:abstractNumId="56" w15:restartNumberingAfterBreak="0">
     <w:nsid w:val="57FF1262"/>
     <w:multiLevelType w:val="hybridMultilevel"/>
     <w:tmpl w:val="C80CFC44"/>
@@ -44383,7 +44797,7 @@
       </w:rPr>
     </w:lvl>
   </w:abstractNum>
-  <w:abstractNum w:abstractNumId="55" w15:restartNumberingAfterBreak="0">
+  <w:abstractNum w:abstractNumId="57" w15:restartNumberingAfterBreak="0">
     <w:nsid w:val="58520057"/>
     <w:multiLevelType w:val="hybridMultilevel"/>
     <w:tmpl w:val="EAFA21AE"/>
@@ -44496,7 +44910,7 @@
       </w:rPr>
     </w:lvl>
   </w:abstractNum>
-  <w:abstractNum w:abstractNumId="56" w15:restartNumberingAfterBreak="0">
+  <w:abstractNum w:abstractNumId="58" w15:restartNumberingAfterBreak="0">
     <w:nsid w:val="5AD97D97"/>
     <w:multiLevelType w:val="hybridMultilevel"/>
     <w:tmpl w:val="B9429F3E"/>
@@ -44609,7 +45023,7 @@
       </w:rPr>
     </w:lvl>
   </w:abstractNum>
-  <w:abstractNum w:abstractNumId="57" w15:restartNumberingAfterBreak="0">
+  <w:abstractNum w:abstractNumId="59" w15:restartNumberingAfterBreak="0">
     <w:nsid w:val="5B337FA7"/>
     <w:multiLevelType w:val="hybridMultilevel"/>
     <w:tmpl w:val="274C1378"/>
@@ -44722,7 +45136,7 @@
       </w:rPr>
     </w:lvl>
   </w:abstractNum>
-  <w:abstractNum w:abstractNumId="58" w15:restartNumberingAfterBreak="0">
+  <w:abstractNum w:abstractNumId="60" w15:restartNumberingAfterBreak="0">
     <w:nsid w:val="5BB57DE5"/>
     <w:multiLevelType w:val="hybridMultilevel"/>
     <w:tmpl w:val="7368C3AA"/>
@@ -44835,7 +45249,7 @@
       </w:rPr>
     </w:lvl>
   </w:abstractNum>
-  <w:abstractNum w:abstractNumId="59" w15:restartNumberingAfterBreak="0">
+  <w:abstractNum w:abstractNumId="61" w15:restartNumberingAfterBreak="0">
     <w:nsid w:val="5C323296"/>
     <w:multiLevelType w:val="hybridMultilevel"/>
     <w:tmpl w:val="D958A63A"/>
@@ -44921,7 +45335,7 @@
       </w:pPr>
     </w:lvl>
   </w:abstractNum>
-  <w:abstractNum w:abstractNumId="60" w15:restartNumberingAfterBreak="0">
+  <w:abstractNum w:abstractNumId="62" w15:restartNumberingAfterBreak="0">
     <w:nsid w:val="5E8305D0"/>
     <w:multiLevelType w:val="hybridMultilevel"/>
     <w:tmpl w:val="508459C0"/>
@@ -45034,7 +45448,7 @@
       </w:rPr>
     </w:lvl>
   </w:abstractNum>
-  <w:abstractNum w:abstractNumId="61" w15:restartNumberingAfterBreak="0">
+  <w:abstractNum w:abstractNumId="63" w15:restartNumberingAfterBreak="0">
     <w:nsid w:val="5F964D8A"/>
     <w:multiLevelType w:val="hybridMultilevel"/>
     <w:tmpl w:val="EBB62B2C"/>
@@ -45147,7 +45561,7 @@
       </w:rPr>
     </w:lvl>
   </w:abstractNum>
-  <w:abstractNum w:abstractNumId="62" w15:restartNumberingAfterBreak="0">
+  <w:abstractNum w:abstractNumId="64" w15:restartNumberingAfterBreak="0">
     <w:nsid w:val="608237FD"/>
     <w:multiLevelType w:val="hybridMultilevel"/>
     <w:tmpl w:val="1B40E5BA"/>
@@ -45233,7 +45647,7 @@
       </w:pPr>
     </w:lvl>
   </w:abstractNum>
-  <w:abstractNum w:abstractNumId="63" w15:restartNumberingAfterBreak="0">
+  <w:abstractNum w:abstractNumId="65" w15:restartNumberingAfterBreak="0">
     <w:nsid w:val="614E32F4"/>
     <w:multiLevelType w:val="hybridMultilevel"/>
     <w:tmpl w:val="97BE0072"/>
@@ -45346,7 +45760,7 @@
       </w:rPr>
     </w:lvl>
   </w:abstractNum>
-  <w:abstractNum w:abstractNumId="64" w15:restartNumberingAfterBreak="0">
+  <w:abstractNum w:abstractNumId="66" w15:restartNumberingAfterBreak="0">
     <w:nsid w:val="61787DBC"/>
     <w:multiLevelType w:val="hybridMultilevel"/>
     <w:tmpl w:val="EE9C8548"/>
@@ -45459,7 +45873,7 @@
       </w:rPr>
     </w:lvl>
   </w:abstractNum>
-  <w:abstractNum w:abstractNumId="65" w15:restartNumberingAfterBreak="0">
+  <w:abstractNum w:abstractNumId="67" w15:restartNumberingAfterBreak="0">
     <w:nsid w:val="670A289A"/>
     <w:multiLevelType w:val="hybridMultilevel"/>
     <w:tmpl w:val="8EAA8596"/>
@@ -45571,7 +45985,7 @@
       </w:rPr>
     </w:lvl>
   </w:abstractNum>
-  <w:abstractNum w:abstractNumId="66" w15:restartNumberingAfterBreak="0">
+  <w:abstractNum w:abstractNumId="68" w15:restartNumberingAfterBreak="0">
     <w:nsid w:val="673A6DD4"/>
     <w:multiLevelType w:val="hybridMultilevel"/>
     <w:tmpl w:val="AD60EDF6"/>
@@ -45683,7 +46097,7 @@
       </w:rPr>
     </w:lvl>
   </w:abstractNum>
-  <w:abstractNum w:abstractNumId="67" w15:restartNumberingAfterBreak="0">
+  <w:abstractNum w:abstractNumId="69" w15:restartNumberingAfterBreak="0">
     <w:nsid w:val="673E77F2"/>
     <w:multiLevelType w:val="hybridMultilevel"/>
     <w:tmpl w:val="AF90BF36"/>
@@ -45796,7 +46210,7 @@
       </w:rPr>
     </w:lvl>
   </w:abstractNum>
-  <w:abstractNum w:abstractNumId="68" w15:restartNumberingAfterBreak="0">
+  <w:abstractNum w:abstractNumId="70" w15:restartNumberingAfterBreak="0">
     <w:nsid w:val="68EC7611"/>
     <w:multiLevelType w:val="hybridMultilevel"/>
     <w:tmpl w:val="57A23898"/>
@@ -45909,7 +46323,7 @@
       </w:rPr>
     </w:lvl>
   </w:abstractNum>
-  <w:abstractNum w:abstractNumId="69" w15:restartNumberingAfterBreak="0">
+  <w:abstractNum w:abstractNumId="71" w15:restartNumberingAfterBreak="0">
     <w:nsid w:val="6A7C5456"/>
     <w:multiLevelType w:val="hybridMultilevel"/>
     <w:tmpl w:val="CF1A9DBE"/>
@@ -46022,7 +46436,7 @@
       </w:rPr>
     </w:lvl>
   </w:abstractNum>
-  <w:abstractNum w:abstractNumId="70" w15:restartNumberingAfterBreak="0">
+  <w:abstractNum w:abstractNumId="72" w15:restartNumberingAfterBreak="0">
     <w:nsid w:val="6E6273CA"/>
     <w:multiLevelType w:val="hybridMultilevel"/>
     <w:tmpl w:val="8940D6DC"/>
@@ -46135,7 +46549,7 @@
       </w:rPr>
     </w:lvl>
   </w:abstractNum>
-  <w:abstractNum w:abstractNumId="71" w15:restartNumberingAfterBreak="0">
+  <w:abstractNum w:abstractNumId="73" w15:restartNumberingAfterBreak="0">
     <w:nsid w:val="6E811CCA"/>
     <w:multiLevelType w:val="hybridMultilevel"/>
     <w:tmpl w:val="7592D3C0"/>
@@ -46248,7 +46662,7 @@
       </w:rPr>
     </w:lvl>
   </w:abstractNum>
-  <w:abstractNum w:abstractNumId="72" w15:restartNumberingAfterBreak="0">
+  <w:abstractNum w:abstractNumId="74" w15:restartNumberingAfterBreak="0">
     <w:nsid w:val="6EB731AA"/>
     <w:multiLevelType w:val="hybridMultilevel"/>
     <w:tmpl w:val="2A7AE050"/>
@@ -46361,7 +46775,7 @@
       </w:rPr>
     </w:lvl>
   </w:abstractNum>
-  <w:abstractNum w:abstractNumId="73" w15:restartNumberingAfterBreak="0">
+  <w:abstractNum w:abstractNumId="75" w15:restartNumberingAfterBreak="0">
     <w:nsid w:val="6EEB05F0"/>
     <w:multiLevelType w:val="hybridMultilevel"/>
     <w:tmpl w:val="D6C25E98"/>
@@ -46474,7 +46888,7 @@
       </w:rPr>
     </w:lvl>
   </w:abstractNum>
-  <w:abstractNum w:abstractNumId="74" w15:restartNumberingAfterBreak="0">
+  <w:abstractNum w:abstractNumId="76" w15:restartNumberingAfterBreak="0">
     <w:nsid w:val="6FCB0D71"/>
     <w:multiLevelType w:val="hybridMultilevel"/>
     <w:tmpl w:val="BBD6B9B0"/>
@@ -46560,7 +46974,7 @@
       </w:pPr>
     </w:lvl>
   </w:abstractNum>
-  <w:abstractNum w:abstractNumId="75" w15:restartNumberingAfterBreak="0">
+  <w:abstractNum w:abstractNumId="77" w15:restartNumberingAfterBreak="0">
     <w:nsid w:val="70210479"/>
     <w:multiLevelType w:val="hybridMultilevel"/>
     <w:tmpl w:val="D22CA248"/>
@@ -46673,7 +47087,7 @@
       </w:rPr>
     </w:lvl>
   </w:abstractNum>
-  <w:abstractNum w:abstractNumId="76" w15:restartNumberingAfterBreak="0">
+  <w:abstractNum w:abstractNumId="78" w15:restartNumberingAfterBreak="0">
     <w:nsid w:val="73850CCB"/>
     <w:multiLevelType w:val="hybridMultilevel"/>
     <w:tmpl w:val="7780F692"/>
@@ -46786,7 +47200,7 @@
       </w:rPr>
     </w:lvl>
   </w:abstractNum>
-  <w:abstractNum w:abstractNumId="77" w15:restartNumberingAfterBreak="0">
+  <w:abstractNum w:abstractNumId="79" w15:restartNumberingAfterBreak="0">
     <w:nsid w:val="738D3B2A"/>
     <w:multiLevelType w:val="hybridMultilevel"/>
     <w:tmpl w:val="15140A52"/>
@@ -46899,7 +47313,7 @@
       </w:rPr>
     </w:lvl>
   </w:abstractNum>
-  <w:abstractNum w:abstractNumId="78" w15:restartNumberingAfterBreak="0">
+  <w:abstractNum w:abstractNumId="80" w15:restartNumberingAfterBreak="0">
     <w:nsid w:val="77CA55A4"/>
     <w:multiLevelType w:val="hybridMultilevel"/>
     <w:tmpl w:val="787EF6C6"/>
@@ -47012,7 +47426,7 @@
       </w:rPr>
     </w:lvl>
   </w:abstractNum>
-  <w:abstractNum w:abstractNumId="79" w15:restartNumberingAfterBreak="0">
+  <w:abstractNum w:abstractNumId="81" w15:restartNumberingAfterBreak="0">
     <w:nsid w:val="795C139B"/>
     <w:multiLevelType w:val="hybridMultilevel"/>
     <w:tmpl w:val="BCE63856"/>
@@ -47098,7 +47512,7 @@
       </w:pPr>
     </w:lvl>
   </w:abstractNum>
-  <w:abstractNum w:abstractNumId="80" w15:restartNumberingAfterBreak="0">
+  <w:abstractNum w:abstractNumId="82" w15:restartNumberingAfterBreak="0">
     <w:nsid w:val="7E6C4EA5"/>
     <w:multiLevelType w:val="hybridMultilevel"/>
     <w:tmpl w:val="86C0D800"/>
@@ -47211,61 +47625,61 @@
     </w:lvl>
   </w:abstractNum>
   <w:num w:numId="1" w16cid:durableId="1635065147">
-    <w:abstractNumId w:val="44"/>
+    <w:abstractNumId w:val="46"/>
   </w:num>
   <w:num w:numId="2" w16cid:durableId="1414159583">
-    <w:abstractNumId w:val="34"/>
+    <w:abstractNumId w:val="35"/>
   </w:num>
   <w:num w:numId="3" w16cid:durableId="435637166">
     <w:abstractNumId w:val="3"/>
   </w:num>
   <w:num w:numId="4" w16cid:durableId="2016955889">
-    <w:abstractNumId w:val="65"/>
+    <w:abstractNumId w:val="67"/>
   </w:num>
   <w:num w:numId="5" w16cid:durableId="665278943">
     <w:abstractNumId w:val="8"/>
   </w:num>
   <w:num w:numId="6" w16cid:durableId="612634043">
-    <w:abstractNumId w:val="66"/>
+    <w:abstractNumId w:val="68"/>
   </w:num>
   <w:num w:numId="7" w16cid:durableId="1684555838">
-    <w:abstractNumId w:val="40"/>
+    <w:abstractNumId w:val="42"/>
   </w:num>
   <w:num w:numId="8" w16cid:durableId="2014261147">
-    <w:abstractNumId w:val="80"/>
+    <w:abstractNumId w:val="82"/>
   </w:num>
   <w:num w:numId="9" w16cid:durableId="1267956913">
-    <w:abstractNumId w:val="53"/>
+    <w:abstractNumId w:val="55"/>
   </w:num>
   <w:num w:numId="10" w16cid:durableId="127750394">
-    <w:abstractNumId w:val="54"/>
+    <w:abstractNumId w:val="56"/>
   </w:num>
   <w:num w:numId="11" w16cid:durableId="647247590">
-    <w:abstractNumId w:val="47"/>
+    <w:abstractNumId w:val="49"/>
   </w:num>
   <w:num w:numId="12" w16cid:durableId="1592855828">
-    <w:abstractNumId w:val="73"/>
+    <w:abstractNumId w:val="75"/>
   </w:num>
   <w:num w:numId="13" w16cid:durableId="814681073">
-    <w:abstractNumId w:val="39"/>
+    <w:abstractNumId w:val="41"/>
   </w:num>
   <w:num w:numId="14" w16cid:durableId="985356382">
-    <w:abstractNumId w:val="69"/>
+    <w:abstractNumId w:val="71"/>
   </w:num>
   <w:num w:numId="15" w16cid:durableId="1439985534">
     <w:abstractNumId w:val="6"/>
   </w:num>
   <w:num w:numId="16" w16cid:durableId="243144593">
-    <w:abstractNumId w:val="52"/>
+    <w:abstractNumId w:val="54"/>
   </w:num>
   <w:num w:numId="17" w16cid:durableId="302004669">
-    <w:abstractNumId w:val="51"/>
+    <w:abstractNumId w:val="53"/>
   </w:num>
   <w:num w:numId="18" w16cid:durableId="2102752133">
     <w:abstractNumId w:val="20"/>
   </w:num>
   <w:num w:numId="19" w16cid:durableId="1547982813">
-    <w:abstractNumId w:val="79"/>
+    <w:abstractNumId w:val="81"/>
   </w:num>
   <w:num w:numId="20" w16cid:durableId="386296522">
     <w:abstractNumId w:val="12"/>
@@ -47274,37 +47688,37 @@
     <w:abstractNumId w:val="11"/>
   </w:num>
   <w:num w:numId="22" w16cid:durableId="1191069953">
-    <w:abstractNumId w:val="78"/>
+    <w:abstractNumId w:val="80"/>
   </w:num>
   <w:num w:numId="23" w16cid:durableId="550699742">
-    <w:abstractNumId w:val="38"/>
+    <w:abstractNumId w:val="40"/>
   </w:num>
   <w:num w:numId="24" w16cid:durableId="544289915">
     <w:abstractNumId w:val="24"/>
   </w:num>
   <w:num w:numId="25" w16cid:durableId="2105761222">
-    <w:abstractNumId w:val="48"/>
+    <w:abstractNumId w:val="50"/>
   </w:num>
   <w:num w:numId="26" w16cid:durableId="993797807">
-    <w:abstractNumId w:val="43"/>
+    <w:abstractNumId w:val="45"/>
   </w:num>
   <w:num w:numId="27" w16cid:durableId="1801148759">
-    <w:abstractNumId w:val="57"/>
+    <w:abstractNumId w:val="59"/>
   </w:num>
   <w:num w:numId="28" w16cid:durableId="477461107">
-    <w:abstractNumId w:val="64"/>
+    <w:abstractNumId w:val="66"/>
   </w:num>
   <w:num w:numId="29" w16cid:durableId="1272131790">
     <w:abstractNumId w:val="0"/>
   </w:num>
   <w:num w:numId="30" w16cid:durableId="1712146447">
-    <w:abstractNumId w:val="42"/>
+    <w:abstractNumId w:val="44"/>
   </w:num>
   <w:num w:numId="31" w16cid:durableId="1922568847">
     <w:abstractNumId w:val="27"/>
   </w:num>
   <w:num w:numId="32" w16cid:durableId="1839153401">
-    <w:abstractNumId w:val="63"/>
+    <w:abstractNumId w:val="65"/>
   </w:num>
   <w:num w:numId="33" w16cid:durableId="876041062">
     <w:abstractNumId w:val="30"/>
@@ -47313,13 +47727,13 @@
     <w:abstractNumId w:val="25"/>
   </w:num>
   <w:num w:numId="35" w16cid:durableId="1762991328">
-    <w:abstractNumId w:val="71"/>
+    <w:abstractNumId w:val="73"/>
   </w:num>
   <w:num w:numId="36" w16cid:durableId="1546256733">
-    <w:abstractNumId w:val="74"/>
+    <w:abstractNumId w:val="76"/>
   </w:num>
   <w:num w:numId="37" w16cid:durableId="2030402463">
-    <w:abstractNumId w:val="59"/>
+    <w:abstractNumId w:val="61"/>
   </w:num>
   <w:num w:numId="38" w16cid:durableId="778567840">
     <w:abstractNumId w:val="21"/>
@@ -47328,7 +47742,7 @@
     <w:abstractNumId w:val="28"/>
   </w:num>
   <w:num w:numId="40" w16cid:durableId="1993479625">
-    <w:abstractNumId w:val="70"/>
+    <w:abstractNumId w:val="72"/>
   </w:num>
   <w:num w:numId="41" w16cid:durableId="670449054">
     <w:abstractNumId w:val="26"/>
@@ -47346,13 +47760,13 @@
     <w:abstractNumId w:val="7"/>
   </w:num>
   <w:num w:numId="46" w16cid:durableId="534193920">
-    <w:abstractNumId w:val="76"/>
+    <w:abstractNumId w:val="78"/>
   </w:num>
   <w:num w:numId="47" w16cid:durableId="2100366988">
     <w:abstractNumId w:val="13"/>
   </w:num>
   <w:num w:numId="48" w16cid:durableId="484318874">
-    <w:abstractNumId w:val="58"/>
+    <w:abstractNumId w:val="60"/>
   </w:num>
   <w:num w:numId="49" w16cid:durableId="835733622">
     <w:abstractNumId w:val="15"/>
@@ -47361,37 +47775,37 @@
     <w:abstractNumId w:val="16"/>
   </w:num>
   <w:num w:numId="51" w16cid:durableId="810948350">
-    <w:abstractNumId w:val="41"/>
+    <w:abstractNumId w:val="43"/>
   </w:num>
   <w:num w:numId="52" w16cid:durableId="357004877">
-    <w:abstractNumId w:val="62"/>
+    <w:abstractNumId w:val="64"/>
   </w:num>
   <w:num w:numId="53" w16cid:durableId="207568158">
-    <w:abstractNumId w:val="72"/>
+    <w:abstractNumId w:val="74"/>
   </w:num>
   <w:num w:numId="54" w16cid:durableId="1493334572">
-    <w:abstractNumId w:val="50"/>
+    <w:abstractNumId w:val="52"/>
   </w:num>
   <w:num w:numId="55" w16cid:durableId="1826316795">
-    <w:abstractNumId w:val="37"/>
+    <w:abstractNumId w:val="39"/>
   </w:num>
   <w:num w:numId="56" w16cid:durableId="1073236273">
-    <w:abstractNumId w:val="35"/>
+    <w:abstractNumId w:val="36"/>
   </w:num>
   <w:num w:numId="57" w16cid:durableId="1388184045">
     <w:abstractNumId w:val="19"/>
   </w:num>
   <w:num w:numId="58" w16cid:durableId="644242368">
-    <w:abstractNumId w:val="60"/>
+    <w:abstractNumId w:val="62"/>
   </w:num>
   <w:num w:numId="59" w16cid:durableId="1469123771">
     <w:abstractNumId w:val="9"/>
   </w:num>
   <w:num w:numId="60" w16cid:durableId="1772166774">
-    <w:abstractNumId w:val="49"/>
+    <w:abstractNumId w:val="51"/>
   </w:num>
   <w:num w:numId="61" w16cid:durableId="845510853">
-    <w:abstractNumId w:val="67"/>
+    <w:abstractNumId w:val="69"/>
   </w:num>
   <w:num w:numId="62" w16cid:durableId="1423181119">
     <w:abstractNumId w:val="1"/>
@@ -47400,7 +47814,7 @@
     <w:abstractNumId w:val="14"/>
   </w:num>
   <w:num w:numId="64" w16cid:durableId="632061589">
-    <w:abstractNumId w:val="61"/>
+    <w:abstractNumId w:val="63"/>
   </w:num>
   <w:num w:numId="65" w16cid:durableId="773742385">
     <w:abstractNumId w:val="23"/>
@@ -47409,22 +47823,22 @@
     <w:abstractNumId w:val="32"/>
   </w:num>
   <w:num w:numId="67" w16cid:durableId="1770659286">
-    <w:abstractNumId w:val="46"/>
+    <w:abstractNumId w:val="48"/>
   </w:num>
   <w:num w:numId="68" w16cid:durableId="568885239">
     <w:abstractNumId w:val="5"/>
   </w:num>
   <w:num w:numId="69" w16cid:durableId="2105029966">
-    <w:abstractNumId w:val="45"/>
+    <w:abstractNumId w:val="47"/>
   </w:num>
   <w:num w:numId="70" w16cid:durableId="584144648">
     <w:abstractNumId w:val="29"/>
   </w:num>
   <w:num w:numId="71" w16cid:durableId="880752959">
-    <w:abstractNumId w:val="75"/>
+    <w:abstractNumId w:val="77"/>
   </w:num>
   <w:num w:numId="72" w16cid:durableId="1717119763">
-    <w:abstractNumId w:val="36"/>
+    <w:abstractNumId w:val="38"/>
   </w:num>
   <w:num w:numId="73" w16cid:durableId="1551914520">
     <w:abstractNumId w:val="10"/>
@@ -47436,22 +47850,28 @@
     <w:abstractNumId w:val="33"/>
   </w:num>
   <w:num w:numId="76" w16cid:durableId="1933080846">
-    <w:abstractNumId w:val="77"/>
+    <w:abstractNumId w:val="79"/>
   </w:num>
   <w:num w:numId="77" w16cid:durableId="2134444328">
-    <w:abstractNumId w:val="68"/>
+    <w:abstractNumId w:val="70"/>
   </w:num>
   <w:num w:numId="78" w16cid:durableId="350225506">
     <w:abstractNumId w:val="4"/>
   </w:num>
   <w:num w:numId="79" w16cid:durableId="836264031">
-    <w:abstractNumId w:val="55"/>
+    <w:abstractNumId w:val="57"/>
   </w:num>
   <w:num w:numId="80" w16cid:durableId="886834919">
     <w:abstractNumId w:val="18"/>
   </w:num>
   <w:num w:numId="81" w16cid:durableId="1525481957">
-    <w:abstractNumId w:val="56"/>
+    <w:abstractNumId w:val="58"/>
+  </w:num>
+  <w:num w:numId="82" w16cid:durableId="612786370">
+    <w:abstractNumId w:val="37"/>
+  </w:num>
+  <w:num w:numId="83" w16cid:durableId="365451735">
+    <w:abstractNumId w:val="34"/>
   </w:num>
   <w:numIdMacAtCleanup w:val="77"/>
 </w:numbering>

--- a/Kubernetes/6-deployment.docx
+++ b/Kubernetes/6-deployment.docx
@@ -21029,7 +21029,25 @@
           <w:sz w:val="28"/>
           <w:szCs w:val="28"/>
         </w:rPr>
-        <w:t>Changes to the Pod template are not rolled out</w:t>
+        <w:t xml:space="preserve">Changes to the Pod </w:t>
+      </w:r>
+      <w:r>
+        <w:rPr>
+          <w:rFonts w:asciiTheme="majorBidi" w:hAnsiTheme="majorBidi" w:cstheme="majorBidi"/>
+          <w:b/>
+          <w:bCs/>
+          <w:sz w:val="28"/>
+          <w:szCs w:val="28"/>
+        </w:rPr>
+        <w:t>template</w:t>
+      </w:r>
+      <w:r>
+        <w:rPr>
+          <w:rFonts w:asciiTheme="majorBidi" w:hAnsiTheme="majorBidi" w:cstheme="majorBidi"/>
+          <w:sz w:val="28"/>
+          <w:szCs w:val="28"/>
+        </w:rPr>
+        <w:t xml:space="preserve"> are not rolled out</w:t>
       </w:r>
     </w:p>
     <w:p>
@@ -21244,7 +21262,6 @@
           <w:iCs/>
           <w:sz w:val="28"/>
           <w:szCs w:val="28"/>
-          <w:u w:val="single"/>
         </w:rPr>
       </w:pPr>
       <w:proofErr w:type="spellStart"/>
@@ -21320,6 +21337,121 @@
           <w:szCs w:val="28"/>
         </w:rPr>
         <w:t>Paused: True</w:t>
+      </w:r>
+    </w:p>
+    <w:p>
+      <w:pPr>
+        <w:pStyle w:val="ListParagraph"/>
+        <w:numPr>
+          <w:ilvl w:val="0"/>
+          <w:numId w:val="84"/>
+        </w:numPr>
+        <w:spacing w:after="120"/>
+        <w:ind w:left="360"/>
+        <w:jc w:val="both"/>
+        <w:rPr>
+          <w:rFonts w:asciiTheme="majorBidi" w:hAnsiTheme="majorBidi" w:cstheme="majorBidi"/>
+          <w:sz w:val="28"/>
+          <w:szCs w:val="28"/>
+        </w:rPr>
+      </w:pPr>
+      <w:r>
+        <w:rPr>
+          <w:rFonts w:asciiTheme="majorBidi" w:hAnsiTheme="majorBidi" w:cstheme="majorBidi"/>
+          <w:sz w:val="28"/>
+          <w:szCs w:val="28"/>
+        </w:rPr>
+        <w:t xml:space="preserve">When a Deployment is paused—either by running </w:t>
+      </w:r>
+      <w:proofErr w:type="spellStart"/>
+      <w:r>
+        <w:rPr>
+          <w:rFonts w:asciiTheme="majorBidi" w:hAnsiTheme="majorBidi" w:cstheme="majorBidi"/>
+          <w:b/>
+          <w:bCs/>
+          <w:i/>
+          <w:iCs/>
+          <w:sz w:val="28"/>
+          <w:szCs w:val="28"/>
+        </w:rPr>
+        <w:t>kubectl</w:t>
+      </w:r>
+      <w:proofErr w:type="spellEnd"/>
+      <w:r>
+        <w:rPr>
+          <w:rFonts w:asciiTheme="majorBidi" w:hAnsiTheme="majorBidi" w:cstheme="majorBidi"/>
+          <w:b/>
+          <w:bCs/>
+          <w:i/>
+          <w:iCs/>
+          <w:sz w:val="28"/>
+          <w:szCs w:val="28"/>
+        </w:rPr>
+        <w:t xml:space="preserve"> rollout pause</w:t>
+      </w:r>
+      <w:r>
+        <w:rPr>
+          <w:rFonts w:asciiTheme="majorBidi" w:hAnsiTheme="majorBidi" w:cstheme="majorBidi"/>
+          <w:sz w:val="28"/>
+          <w:szCs w:val="28"/>
+        </w:rPr>
+        <w:t xml:space="preserve"> or by setting </w:t>
+      </w:r>
+      <w:proofErr w:type="spellStart"/>
+      <w:proofErr w:type="gramStart"/>
+      <w:r>
+        <w:rPr>
+          <w:rFonts w:asciiTheme="majorBidi" w:hAnsiTheme="majorBidi" w:cstheme="majorBidi"/>
+          <w:b/>
+          <w:bCs/>
+          <w:i/>
+          <w:iCs/>
+          <w:sz w:val="28"/>
+          <w:szCs w:val="28"/>
+        </w:rPr>
+        <w:t>spec.paused</w:t>
+      </w:r>
+      <w:proofErr w:type="spellEnd"/>
+      <w:proofErr w:type="gramEnd"/>
+      <w:r>
+        <w:rPr>
+          <w:rFonts w:asciiTheme="majorBidi" w:hAnsiTheme="majorBidi" w:cstheme="majorBidi"/>
+          <w:b/>
+          <w:bCs/>
+          <w:i/>
+          <w:iCs/>
+          <w:sz w:val="28"/>
+          <w:szCs w:val="28"/>
+        </w:rPr>
+        <w:t>: true</w:t>
+      </w:r>
+      <w:r>
+        <w:rPr>
+          <w:rFonts w:asciiTheme="majorBidi" w:hAnsiTheme="majorBidi" w:cstheme="majorBidi"/>
+          <w:sz w:val="28"/>
+          <w:szCs w:val="28"/>
+        </w:rPr>
+        <w:t xml:space="preserve"> in the manifest—changes to the Pod template (such as the container image or environment variables) do not trigger a new rollout. However, changes to the </w:t>
+      </w:r>
+      <w:r>
+        <w:rPr>
+          <w:rFonts w:asciiTheme="majorBidi" w:hAnsiTheme="majorBidi" w:cstheme="majorBidi"/>
+          <w:b/>
+          <w:bCs/>
+          <w:i/>
+          <w:iCs/>
+          <w:sz w:val="28"/>
+          <w:szCs w:val="28"/>
+        </w:rPr>
+        <w:t>replicas</w:t>
+      </w:r>
+      <w:r>
+        <w:rPr>
+          <w:rFonts w:asciiTheme="majorBidi" w:hAnsiTheme="majorBidi" w:cstheme="majorBidi"/>
+          <w:sz w:val="28"/>
+          <w:szCs w:val="28"/>
+        </w:rPr>
+        <w:t xml:space="preserve"> field take effect immediately, allowing the Deployment to scale up or down even while the rollout remains paused.</w:t>
       </w:r>
     </w:p>
     <w:p>
@@ -21624,6 +21756,7 @@
           <w:sz w:val="28"/>
           <w:szCs w:val="28"/>
         </w:rPr>
+        <w:lastRenderedPageBreak/>
         <w:t xml:space="preserve">Pause rollout → </w:t>
       </w:r>
       <w:proofErr w:type="spellStart"/>
@@ -21810,7 +21943,6 @@
           <w:sz w:val="28"/>
           <w:szCs w:val="28"/>
         </w:rPr>
-        <w:lastRenderedPageBreak/>
         <w:t>Resume rollout:</w:t>
       </w:r>
     </w:p>
@@ -22597,6 +22729,7 @@
           <w:sz w:val="28"/>
           <w:szCs w:val="28"/>
         </w:rPr>
+        <w:lastRenderedPageBreak/>
         <w:t>kubectl</w:t>
       </w:r>
       <w:proofErr w:type="spellEnd"/>
@@ -22755,7 +22888,6 @@
           <w:sz w:val="28"/>
           <w:szCs w:val="28"/>
         </w:rPr>
-        <w:lastRenderedPageBreak/>
         <w:t>kubectl</w:t>
       </w:r>
       <w:proofErr w:type="spellEnd"/>
@@ -23507,6 +23639,7 @@
           <w:sz w:val="28"/>
           <w:szCs w:val="28"/>
         </w:rPr>
+        <w:lastRenderedPageBreak/>
         <w:t>How HPA Works Internally</w:t>
       </w:r>
     </w:p>
@@ -23647,7 +23780,6 @@
           <w:sz w:val="28"/>
           <w:szCs w:val="28"/>
         </w:rPr>
-        <w:lastRenderedPageBreak/>
         <w:t>If usage is lower than target → scale down</w:t>
       </w:r>
     </w:p>
@@ -24322,23 +24454,44 @@
       <w:r>
         <w:rPr>
           <w:rFonts w:asciiTheme="majorBidi" w:hAnsiTheme="majorBidi" w:cstheme="majorBidi"/>
+          <w:b/>
+          <w:bCs/>
+          <w:sz w:val="32"/>
+          <w:szCs w:val="32"/>
+        </w:rPr>
+        <w:t>Example HPA YAML</w:t>
+      </w:r>
+    </w:p>
+    <w:p>
+      <w:pPr>
+        <w:jc w:val="both"/>
+        <w:rPr>
+          <w:rFonts w:asciiTheme="majorBidi" w:hAnsiTheme="majorBidi" w:cstheme="majorBidi"/>
+          <w:sz w:val="28"/>
+          <w:szCs w:val="28"/>
+        </w:rPr>
+      </w:pPr>
+      <w:r>
+        <w:rPr>
+          <w:rFonts w:asciiTheme="majorBidi" w:hAnsiTheme="majorBidi" w:cstheme="majorBidi"/>
           <w:noProof/>
           <w:sz w:val="28"/>
           <w:szCs w:val="28"/>
         </w:rPr>
+        <w:lastRenderedPageBreak/>
         <mc:AlternateContent>
           <mc:Choice Requires="wps">
             <w:drawing>
-              <wp:anchor distT="0" distB="0" distL="114300" distR="114300" simplePos="0" relativeHeight="251671552" behindDoc="0" locked="0" layoutInCell="1" allowOverlap="1" wp14:anchorId="6F83D22C" wp14:editId="45FF1C51">
+              <wp:anchor distT="0" distB="0" distL="114300" distR="114300" simplePos="0" relativeHeight="251671552" behindDoc="0" locked="0" layoutInCell="1" allowOverlap="1" wp14:anchorId="6F83D22C" wp14:editId="5187BE78">
                 <wp:simplePos x="0" y="0"/>
                 <wp:positionH relativeFrom="margin">
                   <wp:align>left</wp:align>
                 </wp:positionH>
                 <wp:positionV relativeFrom="paragraph">
-                  <wp:posOffset>302895</wp:posOffset>
+                  <wp:posOffset>-3810</wp:posOffset>
                 </wp:positionV>
-                <wp:extent cx="2552700" cy="1501140"/>
-                <wp:effectExtent l="0" t="0" r="19050" b="22860"/>
+                <wp:extent cx="2750820" cy="5775960"/>
+                <wp:effectExtent l="0" t="0" r="11430" b="15240"/>
                 <wp:wrapNone/>
                 <wp:docPr id="545739982" name="Rectangle 14"/>
                 <wp:cNvGraphicFramePr/>
@@ -24349,7 +24502,7 @@
                       <wps:spPr>
                         <a:xfrm>
                           <a:off x="0" y="0"/>
-                          <a:ext cx="2552700" cy="1501140"/>
+                          <a:ext cx="2750820" cy="5775960"/>
                         </a:xfrm>
                         <a:prstGeom prst="rect">
                           <a:avLst/>
@@ -24622,6 +24775,788 @@
                                 <w:szCs w:val="28"/>
                               </w:rPr>
                             </w:pPr>
+                            <w:r>
+                              <w:rPr>
+                                <w:rFonts w:asciiTheme="majorBidi" w:hAnsiTheme="majorBidi" w:cstheme="majorBidi"/>
+                                <w:b/>
+                                <w:bCs/>
+                                <w:i/>
+                                <w:iCs/>
+                                <w:sz w:val="28"/>
+                                <w:szCs w:val="28"/>
+                              </w:rPr>
+                              <w:t xml:space="preserve">          </w:t>
+                            </w:r>
+                            <w:proofErr w:type="spellStart"/>
+                            <w:r>
+                              <w:rPr>
+                                <w:rFonts w:asciiTheme="majorBidi" w:hAnsiTheme="majorBidi" w:cstheme="majorBidi"/>
+                                <w:b/>
+                                <w:bCs/>
+                                <w:i/>
+                                <w:iCs/>
+                                <w:sz w:val="28"/>
+                                <w:szCs w:val="28"/>
+                              </w:rPr>
+                              <w:t>apiVersion</w:t>
+                            </w:r>
+                            <w:proofErr w:type="spellEnd"/>
+                            <w:r>
+                              <w:rPr>
+                                <w:rFonts w:asciiTheme="majorBidi" w:hAnsiTheme="majorBidi" w:cstheme="majorBidi"/>
+                                <w:b/>
+                                <w:bCs/>
+                                <w:i/>
+                                <w:iCs/>
+                                <w:sz w:val="28"/>
+                                <w:szCs w:val="28"/>
+                              </w:rPr>
+                              <w:t>: apps/v1</w:t>
+                            </w:r>
+                          </w:p>
+                          <w:p>
+                            <w:pPr>
+                              <w:spacing w:after="0"/>
+                              <w:rPr>
+                                <w:rFonts w:asciiTheme="majorBidi" w:hAnsiTheme="majorBidi" w:cstheme="majorBidi"/>
+                                <w:b/>
+                                <w:bCs/>
+                                <w:i/>
+                                <w:iCs/>
+                                <w:sz w:val="28"/>
+                                <w:szCs w:val="28"/>
+                              </w:rPr>
+                            </w:pPr>
+                            <w:r>
+                              <w:rPr>
+                                <w:rFonts w:asciiTheme="majorBidi" w:hAnsiTheme="majorBidi" w:cstheme="majorBidi"/>
+                                <w:b/>
+                                <w:bCs/>
+                                <w:i/>
+                                <w:iCs/>
+                                <w:sz w:val="28"/>
+                                <w:szCs w:val="28"/>
+                              </w:rPr>
+                              <w:t xml:space="preserve">          </w:t>
+                            </w:r>
+                            <w:r>
+                              <w:rPr>
+                                <w:rFonts w:asciiTheme="majorBidi" w:hAnsiTheme="majorBidi" w:cstheme="majorBidi"/>
+                                <w:b/>
+                                <w:bCs/>
+                                <w:i/>
+                                <w:iCs/>
+                                <w:sz w:val="28"/>
+                                <w:szCs w:val="28"/>
+                              </w:rPr>
+                              <w:t>kind: Deployment</w:t>
+                            </w:r>
+                          </w:p>
+                          <w:p>
+                            <w:pPr>
+                              <w:spacing w:after="0"/>
+                              <w:rPr>
+                                <w:rFonts w:asciiTheme="majorBidi" w:hAnsiTheme="majorBidi" w:cstheme="majorBidi"/>
+                                <w:b/>
+                                <w:bCs/>
+                                <w:i/>
+                                <w:iCs/>
+                                <w:sz w:val="28"/>
+                                <w:szCs w:val="28"/>
+                              </w:rPr>
+                            </w:pPr>
+                            <w:r>
+                              <w:rPr>
+                                <w:rFonts w:asciiTheme="majorBidi" w:hAnsiTheme="majorBidi" w:cstheme="majorBidi"/>
+                                <w:b/>
+                                <w:bCs/>
+                                <w:i/>
+                                <w:iCs/>
+                                <w:sz w:val="28"/>
+                                <w:szCs w:val="28"/>
+                              </w:rPr>
+                              <w:t xml:space="preserve">          </w:t>
+                            </w:r>
+                            <w:r>
+                              <w:rPr>
+                                <w:rFonts w:asciiTheme="majorBidi" w:hAnsiTheme="majorBidi" w:cstheme="majorBidi"/>
+                                <w:b/>
+                                <w:bCs/>
+                                <w:i/>
+                                <w:iCs/>
+                                <w:sz w:val="28"/>
+                                <w:szCs w:val="28"/>
+                              </w:rPr>
+                              <w:t>name: nginx-deployment</w:t>
+                            </w:r>
+                          </w:p>
+                          <w:p>
+                            <w:pPr>
+                              <w:spacing w:after="0"/>
+                              <w:rPr>
+                                <w:rFonts w:asciiTheme="majorBidi" w:hAnsiTheme="majorBidi" w:cstheme="majorBidi"/>
+                                <w:b/>
+                                <w:bCs/>
+                                <w:i/>
+                                <w:iCs/>
+                                <w:sz w:val="28"/>
+                                <w:szCs w:val="28"/>
+                              </w:rPr>
+                            </w:pPr>
+                            <w:r>
+                              <w:rPr>
+                                <w:rFonts w:asciiTheme="majorBidi" w:hAnsiTheme="majorBidi" w:cstheme="majorBidi"/>
+                                <w:b/>
+                                <w:bCs/>
+                                <w:i/>
+                                <w:iCs/>
+                                <w:sz w:val="28"/>
+                                <w:szCs w:val="28"/>
+                              </w:rPr>
+                              <w:t xml:space="preserve">     </w:t>
+                            </w:r>
+                            <w:proofErr w:type="spellStart"/>
+                            <w:r>
+                              <w:rPr>
+                                <w:rFonts w:asciiTheme="majorBidi" w:hAnsiTheme="majorBidi" w:cstheme="majorBidi"/>
+                                <w:b/>
+                                <w:bCs/>
+                                <w:i/>
+                                <w:iCs/>
+                                <w:sz w:val="28"/>
+                                <w:szCs w:val="28"/>
+                              </w:rPr>
+                              <w:t>minReplicas</w:t>
+                            </w:r>
+                            <w:proofErr w:type="spellEnd"/>
+                            <w:r>
+                              <w:rPr>
+                                <w:rFonts w:asciiTheme="majorBidi" w:hAnsiTheme="majorBidi" w:cstheme="majorBidi"/>
+                                <w:b/>
+                                <w:bCs/>
+                                <w:i/>
+                                <w:iCs/>
+                                <w:sz w:val="28"/>
+                                <w:szCs w:val="28"/>
+                              </w:rPr>
+                              <w:t>: 2</w:t>
+                            </w:r>
+                          </w:p>
+                          <w:p>
+                            <w:pPr>
+                              <w:spacing w:after="0"/>
+                              <w:rPr>
+                                <w:rFonts w:asciiTheme="majorBidi" w:hAnsiTheme="majorBidi" w:cstheme="majorBidi"/>
+                                <w:b/>
+                                <w:bCs/>
+                                <w:i/>
+                                <w:iCs/>
+                                <w:sz w:val="28"/>
+                                <w:szCs w:val="28"/>
+                              </w:rPr>
+                            </w:pPr>
+                            <w:r>
+                              <w:rPr>
+                                <w:rFonts w:asciiTheme="majorBidi" w:hAnsiTheme="majorBidi" w:cstheme="majorBidi"/>
+                                <w:b/>
+                                <w:bCs/>
+                                <w:i/>
+                                <w:iCs/>
+                                <w:sz w:val="28"/>
+                                <w:szCs w:val="28"/>
+                              </w:rPr>
+                              <w:t xml:space="preserve">     </w:t>
+                            </w:r>
+                            <w:proofErr w:type="spellStart"/>
+                            <w:r>
+                              <w:rPr>
+                                <w:rFonts w:asciiTheme="majorBidi" w:hAnsiTheme="majorBidi" w:cstheme="majorBidi"/>
+                                <w:b/>
+                                <w:bCs/>
+                                <w:i/>
+                                <w:iCs/>
+                                <w:sz w:val="28"/>
+                                <w:szCs w:val="28"/>
+                              </w:rPr>
+                              <w:t>maxReplicas</w:t>
+                            </w:r>
+                            <w:proofErr w:type="spellEnd"/>
+                            <w:r>
+                              <w:rPr>
+                                <w:rFonts w:asciiTheme="majorBidi" w:hAnsiTheme="majorBidi" w:cstheme="majorBidi"/>
+                                <w:b/>
+                                <w:bCs/>
+                                <w:i/>
+                                <w:iCs/>
+                                <w:sz w:val="28"/>
+                                <w:szCs w:val="28"/>
+                              </w:rPr>
+                              <w:t>: 10</w:t>
+                            </w:r>
+                          </w:p>
+                          <w:p>
+                            <w:pPr>
+                              <w:spacing w:after="0"/>
+                              <w:rPr>
+                                <w:rFonts w:asciiTheme="majorBidi" w:hAnsiTheme="majorBidi" w:cstheme="majorBidi"/>
+                                <w:b/>
+                                <w:bCs/>
+                                <w:i/>
+                                <w:iCs/>
+                                <w:sz w:val="28"/>
+                                <w:szCs w:val="28"/>
+                              </w:rPr>
+                            </w:pPr>
+                            <w:r>
+                              <w:rPr>
+                                <w:rFonts w:asciiTheme="majorBidi" w:hAnsiTheme="majorBidi" w:cstheme="majorBidi"/>
+                                <w:b/>
+                                <w:bCs/>
+                                <w:i/>
+                                <w:iCs/>
+                                <w:sz w:val="28"/>
+                                <w:szCs w:val="28"/>
+                              </w:rPr>
+                              <w:t xml:space="preserve">     </w:t>
+                            </w:r>
+                            <w:r>
+                              <w:rPr>
+                                <w:rFonts w:asciiTheme="majorBidi" w:hAnsiTheme="majorBidi" w:cstheme="majorBidi"/>
+                                <w:b/>
+                                <w:bCs/>
+                                <w:i/>
+                                <w:iCs/>
+                                <w:sz w:val="28"/>
+                                <w:szCs w:val="28"/>
+                              </w:rPr>
+                              <w:t>metrics:</w:t>
+                            </w:r>
+                          </w:p>
+                          <w:p>
+                            <w:pPr>
+                              <w:spacing w:after="0"/>
+                              <w:rPr>
+                                <w:rFonts w:asciiTheme="majorBidi" w:hAnsiTheme="majorBidi" w:cstheme="majorBidi"/>
+                                <w:b/>
+                                <w:bCs/>
+                                <w:i/>
+                                <w:iCs/>
+                                <w:sz w:val="28"/>
+                                <w:szCs w:val="28"/>
+                              </w:rPr>
+                            </w:pPr>
+                            <w:r>
+                              <w:rPr>
+                                <w:rFonts w:asciiTheme="majorBidi" w:hAnsiTheme="majorBidi" w:cstheme="majorBidi"/>
+                                <w:b/>
+                                <w:bCs/>
+                                <w:i/>
+                                <w:iCs/>
+                                <w:sz w:val="28"/>
+                                <w:szCs w:val="28"/>
+                              </w:rPr>
+                              <w:t xml:space="preserve">        </w:t>
+                            </w:r>
+                            <w:r>
+                              <w:rPr>
+                                <w:rFonts w:asciiTheme="majorBidi" w:hAnsiTheme="majorBidi" w:cstheme="majorBidi"/>
+                                <w:b/>
+                                <w:bCs/>
+                                <w:i/>
+                                <w:iCs/>
+                                <w:sz w:val="28"/>
+                                <w:szCs w:val="28"/>
+                              </w:rPr>
+                              <w:t>- type: Resource</w:t>
+                            </w:r>
+                          </w:p>
+                          <w:p>
+                            <w:pPr>
+                              <w:spacing w:after="0"/>
+                              <w:rPr>
+                                <w:rFonts w:asciiTheme="majorBidi" w:hAnsiTheme="majorBidi" w:cstheme="majorBidi"/>
+                                <w:b/>
+                                <w:bCs/>
+                                <w:i/>
+                                <w:iCs/>
+                                <w:sz w:val="28"/>
+                                <w:szCs w:val="28"/>
+                              </w:rPr>
+                            </w:pPr>
+                            <w:r>
+                              <w:rPr>
+                                <w:rFonts w:asciiTheme="majorBidi" w:hAnsiTheme="majorBidi" w:cstheme="majorBidi"/>
+                                <w:b/>
+                                <w:bCs/>
+                                <w:i/>
+                                <w:iCs/>
+                                <w:sz w:val="28"/>
+                                <w:szCs w:val="28"/>
+                              </w:rPr>
+                              <w:t xml:space="preserve">          </w:t>
+                            </w:r>
+                            <w:r>
+                              <w:rPr>
+                                <w:rFonts w:asciiTheme="majorBidi" w:hAnsiTheme="majorBidi" w:cstheme="majorBidi"/>
+                                <w:b/>
+                                <w:bCs/>
+                                <w:i/>
+                                <w:iCs/>
+                                <w:sz w:val="28"/>
+                                <w:szCs w:val="28"/>
+                              </w:rPr>
+                              <w:t>resource:</w:t>
+                            </w:r>
+                          </w:p>
+                          <w:p>
+                            <w:pPr>
+                              <w:spacing w:after="0"/>
+                              <w:rPr>
+                                <w:rFonts w:asciiTheme="majorBidi" w:hAnsiTheme="majorBidi" w:cstheme="majorBidi"/>
+                                <w:b/>
+                                <w:bCs/>
+                                <w:i/>
+                                <w:iCs/>
+                                <w:sz w:val="28"/>
+                                <w:szCs w:val="28"/>
+                              </w:rPr>
+                            </w:pPr>
+                            <w:r>
+                              <w:rPr>
+                                <w:rFonts w:asciiTheme="majorBidi" w:hAnsiTheme="majorBidi" w:cstheme="majorBidi"/>
+                                <w:b/>
+                                <w:bCs/>
+                                <w:i/>
+                                <w:iCs/>
+                                <w:sz w:val="28"/>
+                                <w:szCs w:val="28"/>
+                              </w:rPr>
+                              <w:t xml:space="preserve">               </w:t>
+                            </w:r>
+                            <w:r>
+                              <w:rPr>
+                                <w:rFonts w:asciiTheme="majorBidi" w:hAnsiTheme="majorBidi" w:cstheme="majorBidi"/>
+                                <w:b/>
+                                <w:bCs/>
+                                <w:i/>
+                                <w:iCs/>
+                                <w:sz w:val="28"/>
+                                <w:szCs w:val="28"/>
+                              </w:rPr>
+                              <w:t xml:space="preserve">name: </w:t>
+                            </w:r>
+                            <w:proofErr w:type="spellStart"/>
+                            <w:r>
+                              <w:rPr>
+                                <w:rFonts w:asciiTheme="majorBidi" w:hAnsiTheme="majorBidi" w:cstheme="majorBidi"/>
+                                <w:b/>
+                                <w:bCs/>
+                                <w:i/>
+                                <w:iCs/>
+                                <w:sz w:val="28"/>
+                                <w:szCs w:val="28"/>
+                              </w:rPr>
+                              <w:t>cpu</w:t>
+                            </w:r>
+                            <w:proofErr w:type="spellEnd"/>
+                          </w:p>
+                          <w:p>
+                            <w:pPr>
+                              <w:spacing w:after="0"/>
+                              <w:rPr>
+                                <w:rFonts w:asciiTheme="majorBidi" w:hAnsiTheme="majorBidi" w:cstheme="majorBidi"/>
+                                <w:b/>
+                                <w:bCs/>
+                                <w:i/>
+                                <w:iCs/>
+                                <w:sz w:val="28"/>
+                                <w:szCs w:val="28"/>
+                              </w:rPr>
+                            </w:pPr>
+                            <w:r>
+                              <w:rPr>
+                                <w:rFonts w:asciiTheme="majorBidi" w:hAnsiTheme="majorBidi" w:cstheme="majorBidi"/>
+                                <w:b/>
+                                <w:bCs/>
+                                <w:i/>
+                                <w:iCs/>
+                                <w:sz w:val="28"/>
+                                <w:szCs w:val="28"/>
+                              </w:rPr>
+                              <w:t xml:space="preserve">               </w:t>
+                            </w:r>
+                            <w:r>
+                              <w:rPr>
+                                <w:rFonts w:asciiTheme="majorBidi" w:hAnsiTheme="majorBidi" w:cstheme="majorBidi"/>
+                                <w:b/>
+                                <w:bCs/>
+                                <w:i/>
+                                <w:iCs/>
+                                <w:sz w:val="28"/>
+                                <w:szCs w:val="28"/>
+                              </w:rPr>
+                              <w:t>target:</w:t>
+                            </w:r>
+                          </w:p>
+                          <w:p>
+                            <w:pPr>
+                              <w:spacing w:after="0"/>
+                              <w:rPr>
+                                <w:rFonts w:asciiTheme="majorBidi" w:hAnsiTheme="majorBidi" w:cstheme="majorBidi"/>
+                                <w:b/>
+                                <w:bCs/>
+                                <w:i/>
+                                <w:iCs/>
+                                <w:sz w:val="28"/>
+                                <w:szCs w:val="28"/>
+                              </w:rPr>
+                            </w:pPr>
+                            <w:r>
+                              <w:rPr>
+                                <w:rFonts w:asciiTheme="majorBidi" w:hAnsiTheme="majorBidi" w:cstheme="majorBidi"/>
+                                <w:b/>
+                                <w:bCs/>
+                                <w:i/>
+                                <w:iCs/>
+                                <w:sz w:val="28"/>
+                                <w:szCs w:val="28"/>
+                              </w:rPr>
+                              <w:t xml:space="preserve">                    </w:t>
+                            </w:r>
+                            <w:r>
+                              <w:rPr>
+                                <w:rFonts w:asciiTheme="majorBidi" w:hAnsiTheme="majorBidi" w:cstheme="majorBidi"/>
+                                <w:b/>
+                                <w:bCs/>
+                                <w:i/>
+                                <w:iCs/>
+                                <w:sz w:val="28"/>
+                                <w:szCs w:val="28"/>
+                              </w:rPr>
+                              <w:t>type: Utilization</w:t>
+                            </w:r>
+                          </w:p>
+                          <w:p>
+                            <w:pPr>
+                              <w:spacing w:after="0"/>
+                              <w:rPr>
+                                <w:rFonts w:asciiTheme="majorBidi" w:hAnsiTheme="majorBidi" w:cstheme="majorBidi"/>
+                                <w:b/>
+                                <w:bCs/>
+                                <w:i/>
+                                <w:iCs/>
+                                <w:sz w:val="28"/>
+                                <w:szCs w:val="28"/>
+                              </w:rPr>
+                            </w:pPr>
+                            <w:r>
+                              <w:rPr>
+                                <w:rFonts w:asciiTheme="majorBidi" w:hAnsiTheme="majorBidi" w:cstheme="majorBidi"/>
+                                <w:b/>
+                                <w:bCs/>
+                                <w:i/>
+                                <w:iCs/>
+                                <w:sz w:val="28"/>
+                                <w:szCs w:val="28"/>
+                              </w:rPr>
+                              <w:t xml:space="preserve">                    </w:t>
+                            </w:r>
+                            <w:proofErr w:type="spellStart"/>
+                            <w:r>
+                              <w:rPr>
+                                <w:rFonts w:asciiTheme="majorBidi" w:hAnsiTheme="majorBidi" w:cstheme="majorBidi"/>
+                                <w:b/>
+                                <w:bCs/>
+                                <w:i/>
+                                <w:iCs/>
+                                <w:sz w:val="28"/>
+                                <w:szCs w:val="28"/>
+                              </w:rPr>
+                              <w:t>averageUtilization</w:t>
+                            </w:r>
+                            <w:proofErr w:type="spellEnd"/>
+                            <w:r>
+                              <w:rPr>
+                                <w:rFonts w:asciiTheme="majorBidi" w:hAnsiTheme="majorBidi" w:cstheme="majorBidi"/>
+                                <w:b/>
+                                <w:bCs/>
+                                <w:i/>
+                                <w:iCs/>
+                                <w:sz w:val="28"/>
+                                <w:szCs w:val="28"/>
+                              </w:rPr>
+                              <w:t>: 50</w:t>
+                            </w:r>
+                          </w:p>
+                          <w:p>
+                            <w:pPr>
+                              <w:spacing w:after="0"/>
+                              <w:rPr>
+                                <w:rFonts w:asciiTheme="majorBidi" w:hAnsiTheme="majorBidi" w:cstheme="majorBidi"/>
+                                <w:b/>
+                                <w:bCs/>
+                                <w:i/>
+                                <w:iCs/>
+                                <w:sz w:val="28"/>
+                                <w:szCs w:val="28"/>
+                              </w:rPr>
+                            </w:pPr>
+                            <w:r>
+                              <w:rPr>
+                                <w:rFonts w:asciiTheme="majorBidi" w:hAnsiTheme="majorBidi" w:cstheme="majorBidi"/>
+                                <w:b/>
+                                <w:bCs/>
+                                <w:i/>
+                                <w:iCs/>
+                                <w:sz w:val="28"/>
+                                <w:szCs w:val="28"/>
+                              </w:rPr>
+                              <w:t xml:space="preserve">        </w:t>
+                            </w:r>
+                            <w:r>
+                              <w:rPr>
+                                <w:rFonts w:asciiTheme="majorBidi" w:hAnsiTheme="majorBidi" w:cstheme="majorBidi"/>
+                                <w:b/>
+                                <w:bCs/>
+                                <w:i/>
+                                <w:iCs/>
+                                <w:sz w:val="28"/>
+                                <w:szCs w:val="28"/>
+                              </w:rPr>
+                              <w:t>- type: Resource</w:t>
+                            </w:r>
+                          </w:p>
+                          <w:p>
+                            <w:pPr>
+                              <w:spacing w:after="0"/>
+                              <w:rPr>
+                                <w:rFonts w:asciiTheme="majorBidi" w:hAnsiTheme="majorBidi" w:cstheme="majorBidi"/>
+                                <w:b/>
+                                <w:bCs/>
+                                <w:i/>
+                                <w:iCs/>
+                                <w:sz w:val="28"/>
+                                <w:szCs w:val="28"/>
+                              </w:rPr>
+                            </w:pPr>
+                            <w:r>
+                              <w:rPr>
+                                <w:rFonts w:asciiTheme="majorBidi" w:hAnsiTheme="majorBidi" w:cstheme="majorBidi"/>
+                                <w:b/>
+                                <w:bCs/>
+                                <w:i/>
+                                <w:iCs/>
+                                <w:sz w:val="28"/>
+                                <w:szCs w:val="28"/>
+                              </w:rPr>
+                              <w:t xml:space="preserve">          </w:t>
+                            </w:r>
+                            <w:r>
+                              <w:rPr>
+                                <w:rFonts w:asciiTheme="majorBidi" w:hAnsiTheme="majorBidi" w:cstheme="majorBidi"/>
+                                <w:b/>
+                                <w:bCs/>
+                                <w:i/>
+                                <w:iCs/>
+                                <w:sz w:val="28"/>
+                                <w:szCs w:val="28"/>
+                              </w:rPr>
+                              <w:t>resource:</w:t>
+                            </w:r>
+                          </w:p>
+                          <w:p>
+                            <w:pPr>
+                              <w:spacing w:after="0"/>
+                              <w:rPr>
+                                <w:rFonts w:asciiTheme="majorBidi" w:hAnsiTheme="majorBidi" w:cstheme="majorBidi"/>
+                                <w:b/>
+                                <w:bCs/>
+                                <w:i/>
+                                <w:iCs/>
+                                <w:sz w:val="28"/>
+                                <w:szCs w:val="28"/>
+                              </w:rPr>
+                            </w:pPr>
+                            <w:r>
+                              <w:rPr>
+                                <w:rFonts w:asciiTheme="majorBidi" w:hAnsiTheme="majorBidi" w:cstheme="majorBidi"/>
+                                <w:b/>
+                                <w:bCs/>
+                                <w:i/>
+                                <w:iCs/>
+                                <w:sz w:val="28"/>
+                                <w:szCs w:val="28"/>
+                              </w:rPr>
+                              <w:t xml:space="preserve">               </w:t>
+                            </w:r>
+                            <w:r>
+                              <w:rPr>
+                                <w:rFonts w:asciiTheme="majorBidi" w:hAnsiTheme="majorBidi" w:cstheme="majorBidi"/>
+                                <w:b/>
+                                <w:bCs/>
+                                <w:i/>
+                                <w:iCs/>
+                                <w:sz w:val="28"/>
+                                <w:szCs w:val="28"/>
+                              </w:rPr>
+                              <w:t>name: memory</w:t>
+                            </w:r>
+                          </w:p>
+                          <w:p>
+                            <w:pPr>
+                              <w:spacing w:after="0"/>
+                              <w:rPr>
+                                <w:rFonts w:asciiTheme="majorBidi" w:hAnsiTheme="majorBidi" w:cstheme="majorBidi"/>
+                                <w:b/>
+                                <w:bCs/>
+                                <w:i/>
+                                <w:iCs/>
+                                <w:sz w:val="28"/>
+                                <w:szCs w:val="28"/>
+                              </w:rPr>
+                            </w:pPr>
+                            <w:r>
+                              <w:rPr>
+                                <w:rFonts w:asciiTheme="majorBidi" w:hAnsiTheme="majorBidi" w:cstheme="majorBidi"/>
+                                <w:b/>
+                                <w:bCs/>
+                                <w:i/>
+                                <w:iCs/>
+                                <w:sz w:val="28"/>
+                                <w:szCs w:val="28"/>
+                              </w:rPr>
+                              <w:t xml:space="preserve">               </w:t>
+                            </w:r>
+                            <w:r>
+                              <w:rPr>
+                                <w:rFonts w:asciiTheme="majorBidi" w:hAnsiTheme="majorBidi" w:cstheme="majorBidi"/>
+                                <w:b/>
+                                <w:bCs/>
+                                <w:i/>
+                                <w:iCs/>
+                                <w:sz w:val="28"/>
+                                <w:szCs w:val="28"/>
+                              </w:rPr>
+                              <w:t>target:</w:t>
+                            </w:r>
+                          </w:p>
+                          <w:p>
+                            <w:pPr>
+                              <w:spacing w:after="0"/>
+                              <w:rPr>
+                                <w:rFonts w:asciiTheme="majorBidi" w:hAnsiTheme="majorBidi" w:cstheme="majorBidi"/>
+                                <w:b/>
+                                <w:bCs/>
+                                <w:i/>
+                                <w:iCs/>
+                                <w:sz w:val="28"/>
+                                <w:szCs w:val="28"/>
+                              </w:rPr>
+                            </w:pPr>
+                            <w:r>
+                              <w:rPr>
+                                <w:rFonts w:asciiTheme="majorBidi" w:hAnsiTheme="majorBidi" w:cstheme="majorBidi"/>
+                                <w:b/>
+                                <w:bCs/>
+                                <w:i/>
+                                <w:iCs/>
+                                <w:sz w:val="28"/>
+                                <w:szCs w:val="28"/>
+                              </w:rPr>
+                              <w:t xml:space="preserve">                    </w:t>
+                            </w:r>
+                            <w:r>
+                              <w:rPr>
+                                <w:rFonts w:asciiTheme="majorBidi" w:hAnsiTheme="majorBidi" w:cstheme="majorBidi"/>
+                                <w:b/>
+                                <w:bCs/>
+                                <w:i/>
+                                <w:iCs/>
+                                <w:sz w:val="28"/>
+                                <w:szCs w:val="28"/>
+                              </w:rPr>
+                              <w:t>type: Utilization</w:t>
+                            </w:r>
+                          </w:p>
+                          <w:p>
+                            <w:pPr>
+                              <w:spacing w:after="0"/>
+                              <w:rPr>
+                                <w:rFonts w:asciiTheme="majorBidi" w:hAnsiTheme="majorBidi" w:cstheme="majorBidi"/>
+                                <w:b/>
+                                <w:bCs/>
+                                <w:i/>
+                                <w:iCs/>
+                                <w:sz w:val="28"/>
+                                <w:szCs w:val="28"/>
+                              </w:rPr>
+                            </w:pPr>
+                            <w:r>
+                              <w:rPr>
+                                <w:rFonts w:asciiTheme="majorBidi" w:hAnsiTheme="majorBidi" w:cstheme="majorBidi"/>
+                                <w:b/>
+                                <w:bCs/>
+                                <w:i/>
+                                <w:iCs/>
+                                <w:sz w:val="28"/>
+                                <w:szCs w:val="28"/>
+                              </w:rPr>
+                              <w:t xml:space="preserve">                    </w:t>
+                            </w:r>
+                            <w:proofErr w:type="spellStart"/>
+                            <w:r>
+                              <w:rPr>
+                                <w:rFonts w:asciiTheme="majorBidi" w:hAnsiTheme="majorBidi" w:cstheme="majorBidi"/>
+                                <w:b/>
+                                <w:bCs/>
+                                <w:i/>
+                                <w:iCs/>
+                                <w:sz w:val="28"/>
+                                <w:szCs w:val="28"/>
+                              </w:rPr>
+                              <w:t>averageUtilization</w:t>
+                            </w:r>
+                            <w:proofErr w:type="spellEnd"/>
+                            <w:r>
+                              <w:rPr>
+                                <w:rFonts w:asciiTheme="majorBidi" w:hAnsiTheme="majorBidi" w:cstheme="majorBidi"/>
+                                <w:b/>
+                                <w:bCs/>
+                                <w:i/>
+                                <w:iCs/>
+                                <w:sz w:val="28"/>
+                                <w:szCs w:val="28"/>
+                              </w:rPr>
+                              <w:t>: 70</w:t>
+                            </w:r>
+                          </w:p>
+                          <w:p>
+                            <w:pPr>
+                              <w:spacing w:after="0"/>
+                              <w:rPr>
+                                <w:rFonts w:asciiTheme="majorBidi" w:hAnsiTheme="majorBidi" w:cstheme="majorBidi"/>
+                                <w:b/>
+                                <w:bCs/>
+                                <w:i/>
+                                <w:iCs/>
+                                <w:sz w:val="28"/>
+                                <w:szCs w:val="28"/>
+                              </w:rPr>
+                            </w:pPr>
+                          </w:p>
+                          <w:p>
+                            <w:pPr>
+                              <w:spacing w:after="0"/>
+                              <w:rPr>
+                                <w:rFonts w:asciiTheme="majorBidi" w:hAnsiTheme="majorBidi" w:cstheme="majorBidi"/>
+                                <w:b/>
+                                <w:bCs/>
+                                <w:i/>
+                                <w:iCs/>
+                                <w:sz w:val="28"/>
+                                <w:szCs w:val="28"/>
+                              </w:rPr>
+                            </w:pPr>
                           </w:p>
                           <w:p>
                             <w:pPr>
@@ -24671,7 +25606,7 @@
           </mc:Choice>
           <mc:Fallback>
             <w:pict>
-              <v:rect w14:anchorId="6F83D22C" id="Rectangle 14" o:spid="_x0000_s1039" style="position:absolute;left:0;text-align:left;margin-left:0;margin-top:23.85pt;width:201pt;height:118.2pt;z-index:251671552;visibility:visible;mso-wrap-style:square;mso-width-percent:0;mso-height-percent:0;mso-wrap-distance-left:9pt;mso-wrap-distance-top:0;mso-wrap-distance-right:9pt;mso-wrap-distance-bottom:0;mso-position-horizontal:left;mso-position-horizontal-relative:margin;mso-position-vertical:absolute;mso-position-vertical-relative:text;mso-width-percent:0;mso-height-percent:0;mso-width-relative:margin;mso-height-relative:margin;v-text-anchor:middle" o:gfxdata="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" fillcolor="black [3200]" strokecolor="black [480]" strokeweight="1pt">
+              <v:rect w14:anchorId="6F83D22C" id="Rectangle 14" o:spid="_x0000_s1039" style="position:absolute;left:0;text-align:left;margin-left:0;margin-top:-.3pt;width:216.6pt;height:454.8pt;z-index:251671552;visibility:visible;mso-wrap-style:square;mso-width-percent:0;mso-height-percent:0;mso-wrap-distance-left:9pt;mso-wrap-distance-top:0;mso-wrap-distance-right:9pt;mso-wrap-distance-bottom:0;mso-position-horizontal:left;mso-position-horizontal-relative:margin;mso-position-vertical:absolute;mso-position-vertical-relative:text;mso-width-percent:0;mso-height-percent:0;mso-width-relative:margin;mso-height-relative:margin;v-text-anchor:middle" o:gfxdata="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" fillcolor="black [3200]" strokecolor="black [480]" strokeweight="1pt">
                 <v:textbox>
                   <w:txbxContent>
                     <w:p>
@@ -24909,6 +25844,788 @@
                         </w:rPr>
                         <w:t>:</w:t>
                       </w:r>
+                    </w:p>
+                    <w:p>
+                      <w:pPr>
+                        <w:spacing w:after="0"/>
+                        <w:rPr>
+                          <w:rFonts w:asciiTheme="majorBidi" w:hAnsiTheme="majorBidi" w:cstheme="majorBidi"/>
+                          <w:b/>
+                          <w:bCs/>
+                          <w:i/>
+                          <w:iCs/>
+                          <w:sz w:val="28"/>
+                          <w:szCs w:val="28"/>
+                        </w:rPr>
+                      </w:pPr>
+                      <w:r>
+                        <w:rPr>
+                          <w:rFonts w:asciiTheme="majorBidi" w:hAnsiTheme="majorBidi" w:cstheme="majorBidi"/>
+                          <w:b/>
+                          <w:bCs/>
+                          <w:i/>
+                          <w:iCs/>
+                          <w:sz w:val="28"/>
+                          <w:szCs w:val="28"/>
+                        </w:rPr>
+                        <w:t xml:space="preserve">          </w:t>
+                      </w:r>
+                      <w:proofErr w:type="spellStart"/>
+                      <w:r>
+                        <w:rPr>
+                          <w:rFonts w:asciiTheme="majorBidi" w:hAnsiTheme="majorBidi" w:cstheme="majorBidi"/>
+                          <w:b/>
+                          <w:bCs/>
+                          <w:i/>
+                          <w:iCs/>
+                          <w:sz w:val="28"/>
+                          <w:szCs w:val="28"/>
+                        </w:rPr>
+                        <w:t>apiVersion</w:t>
+                      </w:r>
+                      <w:proofErr w:type="spellEnd"/>
+                      <w:r>
+                        <w:rPr>
+                          <w:rFonts w:asciiTheme="majorBidi" w:hAnsiTheme="majorBidi" w:cstheme="majorBidi"/>
+                          <w:b/>
+                          <w:bCs/>
+                          <w:i/>
+                          <w:iCs/>
+                          <w:sz w:val="28"/>
+                          <w:szCs w:val="28"/>
+                        </w:rPr>
+                        <w:t>: apps/v1</w:t>
+                      </w:r>
+                    </w:p>
+                    <w:p>
+                      <w:pPr>
+                        <w:spacing w:after="0"/>
+                        <w:rPr>
+                          <w:rFonts w:asciiTheme="majorBidi" w:hAnsiTheme="majorBidi" w:cstheme="majorBidi"/>
+                          <w:b/>
+                          <w:bCs/>
+                          <w:i/>
+                          <w:iCs/>
+                          <w:sz w:val="28"/>
+                          <w:szCs w:val="28"/>
+                        </w:rPr>
+                      </w:pPr>
+                      <w:r>
+                        <w:rPr>
+                          <w:rFonts w:asciiTheme="majorBidi" w:hAnsiTheme="majorBidi" w:cstheme="majorBidi"/>
+                          <w:b/>
+                          <w:bCs/>
+                          <w:i/>
+                          <w:iCs/>
+                          <w:sz w:val="28"/>
+                          <w:szCs w:val="28"/>
+                        </w:rPr>
+                        <w:t xml:space="preserve">          </w:t>
+                      </w:r>
+                      <w:r>
+                        <w:rPr>
+                          <w:rFonts w:asciiTheme="majorBidi" w:hAnsiTheme="majorBidi" w:cstheme="majorBidi"/>
+                          <w:b/>
+                          <w:bCs/>
+                          <w:i/>
+                          <w:iCs/>
+                          <w:sz w:val="28"/>
+                          <w:szCs w:val="28"/>
+                        </w:rPr>
+                        <w:t>kind: Deployment</w:t>
+                      </w:r>
+                    </w:p>
+                    <w:p>
+                      <w:pPr>
+                        <w:spacing w:after="0"/>
+                        <w:rPr>
+                          <w:rFonts w:asciiTheme="majorBidi" w:hAnsiTheme="majorBidi" w:cstheme="majorBidi"/>
+                          <w:b/>
+                          <w:bCs/>
+                          <w:i/>
+                          <w:iCs/>
+                          <w:sz w:val="28"/>
+                          <w:szCs w:val="28"/>
+                        </w:rPr>
+                      </w:pPr>
+                      <w:r>
+                        <w:rPr>
+                          <w:rFonts w:asciiTheme="majorBidi" w:hAnsiTheme="majorBidi" w:cstheme="majorBidi"/>
+                          <w:b/>
+                          <w:bCs/>
+                          <w:i/>
+                          <w:iCs/>
+                          <w:sz w:val="28"/>
+                          <w:szCs w:val="28"/>
+                        </w:rPr>
+                        <w:t xml:space="preserve">          </w:t>
+                      </w:r>
+                      <w:r>
+                        <w:rPr>
+                          <w:rFonts w:asciiTheme="majorBidi" w:hAnsiTheme="majorBidi" w:cstheme="majorBidi"/>
+                          <w:b/>
+                          <w:bCs/>
+                          <w:i/>
+                          <w:iCs/>
+                          <w:sz w:val="28"/>
+                          <w:szCs w:val="28"/>
+                        </w:rPr>
+                        <w:t>name: nginx-deployment</w:t>
+                      </w:r>
+                    </w:p>
+                    <w:p>
+                      <w:pPr>
+                        <w:spacing w:after="0"/>
+                        <w:rPr>
+                          <w:rFonts w:asciiTheme="majorBidi" w:hAnsiTheme="majorBidi" w:cstheme="majorBidi"/>
+                          <w:b/>
+                          <w:bCs/>
+                          <w:i/>
+                          <w:iCs/>
+                          <w:sz w:val="28"/>
+                          <w:szCs w:val="28"/>
+                        </w:rPr>
+                      </w:pPr>
+                      <w:r>
+                        <w:rPr>
+                          <w:rFonts w:asciiTheme="majorBidi" w:hAnsiTheme="majorBidi" w:cstheme="majorBidi"/>
+                          <w:b/>
+                          <w:bCs/>
+                          <w:i/>
+                          <w:iCs/>
+                          <w:sz w:val="28"/>
+                          <w:szCs w:val="28"/>
+                        </w:rPr>
+                        <w:t xml:space="preserve">     </w:t>
+                      </w:r>
+                      <w:proofErr w:type="spellStart"/>
+                      <w:r>
+                        <w:rPr>
+                          <w:rFonts w:asciiTheme="majorBidi" w:hAnsiTheme="majorBidi" w:cstheme="majorBidi"/>
+                          <w:b/>
+                          <w:bCs/>
+                          <w:i/>
+                          <w:iCs/>
+                          <w:sz w:val="28"/>
+                          <w:szCs w:val="28"/>
+                        </w:rPr>
+                        <w:t>minReplicas</w:t>
+                      </w:r>
+                      <w:proofErr w:type="spellEnd"/>
+                      <w:r>
+                        <w:rPr>
+                          <w:rFonts w:asciiTheme="majorBidi" w:hAnsiTheme="majorBidi" w:cstheme="majorBidi"/>
+                          <w:b/>
+                          <w:bCs/>
+                          <w:i/>
+                          <w:iCs/>
+                          <w:sz w:val="28"/>
+                          <w:szCs w:val="28"/>
+                        </w:rPr>
+                        <w:t>: 2</w:t>
+                      </w:r>
+                    </w:p>
+                    <w:p>
+                      <w:pPr>
+                        <w:spacing w:after="0"/>
+                        <w:rPr>
+                          <w:rFonts w:asciiTheme="majorBidi" w:hAnsiTheme="majorBidi" w:cstheme="majorBidi"/>
+                          <w:b/>
+                          <w:bCs/>
+                          <w:i/>
+                          <w:iCs/>
+                          <w:sz w:val="28"/>
+                          <w:szCs w:val="28"/>
+                        </w:rPr>
+                      </w:pPr>
+                      <w:r>
+                        <w:rPr>
+                          <w:rFonts w:asciiTheme="majorBidi" w:hAnsiTheme="majorBidi" w:cstheme="majorBidi"/>
+                          <w:b/>
+                          <w:bCs/>
+                          <w:i/>
+                          <w:iCs/>
+                          <w:sz w:val="28"/>
+                          <w:szCs w:val="28"/>
+                        </w:rPr>
+                        <w:t xml:space="preserve">     </w:t>
+                      </w:r>
+                      <w:proofErr w:type="spellStart"/>
+                      <w:r>
+                        <w:rPr>
+                          <w:rFonts w:asciiTheme="majorBidi" w:hAnsiTheme="majorBidi" w:cstheme="majorBidi"/>
+                          <w:b/>
+                          <w:bCs/>
+                          <w:i/>
+                          <w:iCs/>
+                          <w:sz w:val="28"/>
+                          <w:szCs w:val="28"/>
+                        </w:rPr>
+                        <w:t>maxReplicas</w:t>
+                      </w:r>
+                      <w:proofErr w:type="spellEnd"/>
+                      <w:r>
+                        <w:rPr>
+                          <w:rFonts w:asciiTheme="majorBidi" w:hAnsiTheme="majorBidi" w:cstheme="majorBidi"/>
+                          <w:b/>
+                          <w:bCs/>
+                          <w:i/>
+                          <w:iCs/>
+                          <w:sz w:val="28"/>
+                          <w:szCs w:val="28"/>
+                        </w:rPr>
+                        <w:t>: 10</w:t>
+                      </w:r>
+                    </w:p>
+                    <w:p>
+                      <w:pPr>
+                        <w:spacing w:after="0"/>
+                        <w:rPr>
+                          <w:rFonts w:asciiTheme="majorBidi" w:hAnsiTheme="majorBidi" w:cstheme="majorBidi"/>
+                          <w:b/>
+                          <w:bCs/>
+                          <w:i/>
+                          <w:iCs/>
+                          <w:sz w:val="28"/>
+                          <w:szCs w:val="28"/>
+                        </w:rPr>
+                      </w:pPr>
+                      <w:r>
+                        <w:rPr>
+                          <w:rFonts w:asciiTheme="majorBidi" w:hAnsiTheme="majorBidi" w:cstheme="majorBidi"/>
+                          <w:b/>
+                          <w:bCs/>
+                          <w:i/>
+                          <w:iCs/>
+                          <w:sz w:val="28"/>
+                          <w:szCs w:val="28"/>
+                        </w:rPr>
+                        <w:t xml:space="preserve">     </w:t>
+                      </w:r>
+                      <w:r>
+                        <w:rPr>
+                          <w:rFonts w:asciiTheme="majorBidi" w:hAnsiTheme="majorBidi" w:cstheme="majorBidi"/>
+                          <w:b/>
+                          <w:bCs/>
+                          <w:i/>
+                          <w:iCs/>
+                          <w:sz w:val="28"/>
+                          <w:szCs w:val="28"/>
+                        </w:rPr>
+                        <w:t>metrics:</w:t>
+                      </w:r>
+                    </w:p>
+                    <w:p>
+                      <w:pPr>
+                        <w:spacing w:after="0"/>
+                        <w:rPr>
+                          <w:rFonts w:asciiTheme="majorBidi" w:hAnsiTheme="majorBidi" w:cstheme="majorBidi"/>
+                          <w:b/>
+                          <w:bCs/>
+                          <w:i/>
+                          <w:iCs/>
+                          <w:sz w:val="28"/>
+                          <w:szCs w:val="28"/>
+                        </w:rPr>
+                      </w:pPr>
+                      <w:r>
+                        <w:rPr>
+                          <w:rFonts w:asciiTheme="majorBidi" w:hAnsiTheme="majorBidi" w:cstheme="majorBidi"/>
+                          <w:b/>
+                          <w:bCs/>
+                          <w:i/>
+                          <w:iCs/>
+                          <w:sz w:val="28"/>
+                          <w:szCs w:val="28"/>
+                        </w:rPr>
+                        <w:t xml:space="preserve">        </w:t>
+                      </w:r>
+                      <w:r>
+                        <w:rPr>
+                          <w:rFonts w:asciiTheme="majorBidi" w:hAnsiTheme="majorBidi" w:cstheme="majorBidi"/>
+                          <w:b/>
+                          <w:bCs/>
+                          <w:i/>
+                          <w:iCs/>
+                          <w:sz w:val="28"/>
+                          <w:szCs w:val="28"/>
+                        </w:rPr>
+                        <w:t>- type: Resource</w:t>
+                      </w:r>
+                    </w:p>
+                    <w:p>
+                      <w:pPr>
+                        <w:spacing w:after="0"/>
+                        <w:rPr>
+                          <w:rFonts w:asciiTheme="majorBidi" w:hAnsiTheme="majorBidi" w:cstheme="majorBidi"/>
+                          <w:b/>
+                          <w:bCs/>
+                          <w:i/>
+                          <w:iCs/>
+                          <w:sz w:val="28"/>
+                          <w:szCs w:val="28"/>
+                        </w:rPr>
+                      </w:pPr>
+                      <w:r>
+                        <w:rPr>
+                          <w:rFonts w:asciiTheme="majorBidi" w:hAnsiTheme="majorBidi" w:cstheme="majorBidi"/>
+                          <w:b/>
+                          <w:bCs/>
+                          <w:i/>
+                          <w:iCs/>
+                          <w:sz w:val="28"/>
+                          <w:szCs w:val="28"/>
+                        </w:rPr>
+                        <w:t xml:space="preserve">          </w:t>
+                      </w:r>
+                      <w:r>
+                        <w:rPr>
+                          <w:rFonts w:asciiTheme="majorBidi" w:hAnsiTheme="majorBidi" w:cstheme="majorBidi"/>
+                          <w:b/>
+                          <w:bCs/>
+                          <w:i/>
+                          <w:iCs/>
+                          <w:sz w:val="28"/>
+                          <w:szCs w:val="28"/>
+                        </w:rPr>
+                        <w:t>resource:</w:t>
+                      </w:r>
+                    </w:p>
+                    <w:p>
+                      <w:pPr>
+                        <w:spacing w:after="0"/>
+                        <w:rPr>
+                          <w:rFonts w:asciiTheme="majorBidi" w:hAnsiTheme="majorBidi" w:cstheme="majorBidi"/>
+                          <w:b/>
+                          <w:bCs/>
+                          <w:i/>
+                          <w:iCs/>
+                          <w:sz w:val="28"/>
+                          <w:szCs w:val="28"/>
+                        </w:rPr>
+                      </w:pPr>
+                      <w:r>
+                        <w:rPr>
+                          <w:rFonts w:asciiTheme="majorBidi" w:hAnsiTheme="majorBidi" w:cstheme="majorBidi"/>
+                          <w:b/>
+                          <w:bCs/>
+                          <w:i/>
+                          <w:iCs/>
+                          <w:sz w:val="28"/>
+                          <w:szCs w:val="28"/>
+                        </w:rPr>
+                        <w:t xml:space="preserve">               </w:t>
+                      </w:r>
+                      <w:r>
+                        <w:rPr>
+                          <w:rFonts w:asciiTheme="majorBidi" w:hAnsiTheme="majorBidi" w:cstheme="majorBidi"/>
+                          <w:b/>
+                          <w:bCs/>
+                          <w:i/>
+                          <w:iCs/>
+                          <w:sz w:val="28"/>
+                          <w:szCs w:val="28"/>
+                        </w:rPr>
+                        <w:t xml:space="preserve">name: </w:t>
+                      </w:r>
+                      <w:proofErr w:type="spellStart"/>
+                      <w:r>
+                        <w:rPr>
+                          <w:rFonts w:asciiTheme="majorBidi" w:hAnsiTheme="majorBidi" w:cstheme="majorBidi"/>
+                          <w:b/>
+                          <w:bCs/>
+                          <w:i/>
+                          <w:iCs/>
+                          <w:sz w:val="28"/>
+                          <w:szCs w:val="28"/>
+                        </w:rPr>
+                        <w:t>cpu</w:t>
+                      </w:r>
+                      <w:proofErr w:type="spellEnd"/>
+                    </w:p>
+                    <w:p>
+                      <w:pPr>
+                        <w:spacing w:after="0"/>
+                        <w:rPr>
+                          <w:rFonts w:asciiTheme="majorBidi" w:hAnsiTheme="majorBidi" w:cstheme="majorBidi"/>
+                          <w:b/>
+                          <w:bCs/>
+                          <w:i/>
+                          <w:iCs/>
+                          <w:sz w:val="28"/>
+                          <w:szCs w:val="28"/>
+                        </w:rPr>
+                      </w:pPr>
+                      <w:r>
+                        <w:rPr>
+                          <w:rFonts w:asciiTheme="majorBidi" w:hAnsiTheme="majorBidi" w:cstheme="majorBidi"/>
+                          <w:b/>
+                          <w:bCs/>
+                          <w:i/>
+                          <w:iCs/>
+                          <w:sz w:val="28"/>
+                          <w:szCs w:val="28"/>
+                        </w:rPr>
+                        <w:t xml:space="preserve">               </w:t>
+                      </w:r>
+                      <w:r>
+                        <w:rPr>
+                          <w:rFonts w:asciiTheme="majorBidi" w:hAnsiTheme="majorBidi" w:cstheme="majorBidi"/>
+                          <w:b/>
+                          <w:bCs/>
+                          <w:i/>
+                          <w:iCs/>
+                          <w:sz w:val="28"/>
+                          <w:szCs w:val="28"/>
+                        </w:rPr>
+                        <w:t>target:</w:t>
+                      </w:r>
+                    </w:p>
+                    <w:p>
+                      <w:pPr>
+                        <w:spacing w:after="0"/>
+                        <w:rPr>
+                          <w:rFonts w:asciiTheme="majorBidi" w:hAnsiTheme="majorBidi" w:cstheme="majorBidi"/>
+                          <w:b/>
+                          <w:bCs/>
+                          <w:i/>
+                          <w:iCs/>
+                          <w:sz w:val="28"/>
+                          <w:szCs w:val="28"/>
+                        </w:rPr>
+                      </w:pPr>
+                      <w:r>
+                        <w:rPr>
+                          <w:rFonts w:asciiTheme="majorBidi" w:hAnsiTheme="majorBidi" w:cstheme="majorBidi"/>
+                          <w:b/>
+                          <w:bCs/>
+                          <w:i/>
+                          <w:iCs/>
+                          <w:sz w:val="28"/>
+                          <w:szCs w:val="28"/>
+                        </w:rPr>
+                        <w:t xml:space="preserve">                    </w:t>
+                      </w:r>
+                      <w:r>
+                        <w:rPr>
+                          <w:rFonts w:asciiTheme="majorBidi" w:hAnsiTheme="majorBidi" w:cstheme="majorBidi"/>
+                          <w:b/>
+                          <w:bCs/>
+                          <w:i/>
+                          <w:iCs/>
+                          <w:sz w:val="28"/>
+                          <w:szCs w:val="28"/>
+                        </w:rPr>
+                        <w:t>type: Utilization</w:t>
+                      </w:r>
+                    </w:p>
+                    <w:p>
+                      <w:pPr>
+                        <w:spacing w:after="0"/>
+                        <w:rPr>
+                          <w:rFonts w:asciiTheme="majorBidi" w:hAnsiTheme="majorBidi" w:cstheme="majorBidi"/>
+                          <w:b/>
+                          <w:bCs/>
+                          <w:i/>
+                          <w:iCs/>
+                          <w:sz w:val="28"/>
+                          <w:szCs w:val="28"/>
+                        </w:rPr>
+                      </w:pPr>
+                      <w:r>
+                        <w:rPr>
+                          <w:rFonts w:asciiTheme="majorBidi" w:hAnsiTheme="majorBidi" w:cstheme="majorBidi"/>
+                          <w:b/>
+                          <w:bCs/>
+                          <w:i/>
+                          <w:iCs/>
+                          <w:sz w:val="28"/>
+                          <w:szCs w:val="28"/>
+                        </w:rPr>
+                        <w:t xml:space="preserve">                    </w:t>
+                      </w:r>
+                      <w:proofErr w:type="spellStart"/>
+                      <w:r>
+                        <w:rPr>
+                          <w:rFonts w:asciiTheme="majorBidi" w:hAnsiTheme="majorBidi" w:cstheme="majorBidi"/>
+                          <w:b/>
+                          <w:bCs/>
+                          <w:i/>
+                          <w:iCs/>
+                          <w:sz w:val="28"/>
+                          <w:szCs w:val="28"/>
+                        </w:rPr>
+                        <w:t>averageUtilization</w:t>
+                      </w:r>
+                      <w:proofErr w:type="spellEnd"/>
+                      <w:r>
+                        <w:rPr>
+                          <w:rFonts w:asciiTheme="majorBidi" w:hAnsiTheme="majorBidi" w:cstheme="majorBidi"/>
+                          <w:b/>
+                          <w:bCs/>
+                          <w:i/>
+                          <w:iCs/>
+                          <w:sz w:val="28"/>
+                          <w:szCs w:val="28"/>
+                        </w:rPr>
+                        <w:t>: 50</w:t>
+                      </w:r>
+                    </w:p>
+                    <w:p>
+                      <w:pPr>
+                        <w:spacing w:after="0"/>
+                        <w:rPr>
+                          <w:rFonts w:asciiTheme="majorBidi" w:hAnsiTheme="majorBidi" w:cstheme="majorBidi"/>
+                          <w:b/>
+                          <w:bCs/>
+                          <w:i/>
+                          <w:iCs/>
+                          <w:sz w:val="28"/>
+                          <w:szCs w:val="28"/>
+                        </w:rPr>
+                      </w:pPr>
+                      <w:r>
+                        <w:rPr>
+                          <w:rFonts w:asciiTheme="majorBidi" w:hAnsiTheme="majorBidi" w:cstheme="majorBidi"/>
+                          <w:b/>
+                          <w:bCs/>
+                          <w:i/>
+                          <w:iCs/>
+                          <w:sz w:val="28"/>
+                          <w:szCs w:val="28"/>
+                        </w:rPr>
+                        <w:t xml:space="preserve">        </w:t>
+                      </w:r>
+                      <w:r>
+                        <w:rPr>
+                          <w:rFonts w:asciiTheme="majorBidi" w:hAnsiTheme="majorBidi" w:cstheme="majorBidi"/>
+                          <w:b/>
+                          <w:bCs/>
+                          <w:i/>
+                          <w:iCs/>
+                          <w:sz w:val="28"/>
+                          <w:szCs w:val="28"/>
+                        </w:rPr>
+                        <w:t>- type: Resource</w:t>
+                      </w:r>
+                    </w:p>
+                    <w:p>
+                      <w:pPr>
+                        <w:spacing w:after="0"/>
+                        <w:rPr>
+                          <w:rFonts w:asciiTheme="majorBidi" w:hAnsiTheme="majorBidi" w:cstheme="majorBidi"/>
+                          <w:b/>
+                          <w:bCs/>
+                          <w:i/>
+                          <w:iCs/>
+                          <w:sz w:val="28"/>
+                          <w:szCs w:val="28"/>
+                        </w:rPr>
+                      </w:pPr>
+                      <w:r>
+                        <w:rPr>
+                          <w:rFonts w:asciiTheme="majorBidi" w:hAnsiTheme="majorBidi" w:cstheme="majorBidi"/>
+                          <w:b/>
+                          <w:bCs/>
+                          <w:i/>
+                          <w:iCs/>
+                          <w:sz w:val="28"/>
+                          <w:szCs w:val="28"/>
+                        </w:rPr>
+                        <w:t xml:space="preserve">          </w:t>
+                      </w:r>
+                      <w:r>
+                        <w:rPr>
+                          <w:rFonts w:asciiTheme="majorBidi" w:hAnsiTheme="majorBidi" w:cstheme="majorBidi"/>
+                          <w:b/>
+                          <w:bCs/>
+                          <w:i/>
+                          <w:iCs/>
+                          <w:sz w:val="28"/>
+                          <w:szCs w:val="28"/>
+                        </w:rPr>
+                        <w:t>resource:</w:t>
+                      </w:r>
+                    </w:p>
+                    <w:p>
+                      <w:pPr>
+                        <w:spacing w:after="0"/>
+                        <w:rPr>
+                          <w:rFonts w:asciiTheme="majorBidi" w:hAnsiTheme="majorBidi" w:cstheme="majorBidi"/>
+                          <w:b/>
+                          <w:bCs/>
+                          <w:i/>
+                          <w:iCs/>
+                          <w:sz w:val="28"/>
+                          <w:szCs w:val="28"/>
+                        </w:rPr>
+                      </w:pPr>
+                      <w:r>
+                        <w:rPr>
+                          <w:rFonts w:asciiTheme="majorBidi" w:hAnsiTheme="majorBidi" w:cstheme="majorBidi"/>
+                          <w:b/>
+                          <w:bCs/>
+                          <w:i/>
+                          <w:iCs/>
+                          <w:sz w:val="28"/>
+                          <w:szCs w:val="28"/>
+                        </w:rPr>
+                        <w:t xml:space="preserve">               </w:t>
+                      </w:r>
+                      <w:r>
+                        <w:rPr>
+                          <w:rFonts w:asciiTheme="majorBidi" w:hAnsiTheme="majorBidi" w:cstheme="majorBidi"/>
+                          <w:b/>
+                          <w:bCs/>
+                          <w:i/>
+                          <w:iCs/>
+                          <w:sz w:val="28"/>
+                          <w:szCs w:val="28"/>
+                        </w:rPr>
+                        <w:t>name: memory</w:t>
+                      </w:r>
+                    </w:p>
+                    <w:p>
+                      <w:pPr>
+                        <w:spacing w:after="0"/>
+                        <w:rPr>
+                          <w:rFonts w:asciiTheme="majorBidi" w:hAnsiTheme="majorBidi" w:cstheme="majorBidi"/>
+                          <w:b/>
+                          <w:bCs/>
+                          <w:i/>
+                          <w:iCs/>
+                          <w:sz w:val="28"/>
+                          <w:szCs w:val="28"/>
+                        </w:rPr>
+                      </w:pPr>
+                      <w:r>
+                        <w:rPr>
+                          <w:rFonts w:asciiTheme="majorBidi" w:hAnsiTheme="majorBidi" w:cstheme="majorBidi"/>
+                          <w:b/>
+                          <w:bCs/>
+                          <w:i/>
+                          <w:iCs/>
+                          <w:sz w:val="28"/>
+                          <w:szCs w:val="28"/>
+                        </w:rPr>
+                        <w:t xml:space="preserve">               </w:t>
+                      </w:r>
+                      <w:r>
+                        <w:rPr>
+                          <w:rFonts w:asciiTheme="majorBidi" w:hAnsiTheme="majorBidi" w:cstheme="majorBidi"/>
+                          <w:b/>
+                          <w:bCs/>
+                          <w:i/>
+                          <w:iCs/>
+                          <w:sz w:val="28"/>
+                          <w:szCs w:val="28"/>
+                        </w:rPr>
+                        <w:t>target:</w:t>
+                      </w:r>
+                    </w:p>
+                    <w:p>
+                      <w:pPr>
+                        <w:spacing w:after="0"/>
+                        <w:rPr>
+                          <w:rFonts w:asciiTheme="majorBidi" w:hAnsiTheme="majorBidi" w:cstheme="majorBidi"/>
+                          <w:b/>
+                          <w:bCs/>
+                          <w:i/>
+                          <w:iCs/>
+                          <w:sz w:val="28"/>
+                          <w:szCs w:val="28"/>
+                        </w:rPr>
+                      </w:pPr>
+                      <w:r>
+                        <w:rPr>
+                          <w:rFonts w:asciiTheme="majorBidi" w:hAnsiTheme="majorBidi" w:cstheme="majorBidi"/>
+                          <w:b/>
+                          <w:bCs/>
+                          <w:i/>
+                          <w:iCs/>
+                          <w:sz w:val="28"/>
+                          <w:szCs w:val="28"/>
+                        </w:rPr>
+                        <w:t xml:space="preserve">                    </w:t>
+                      </w:r>
+                      <w:r>
+                        <w:rPr>
+                          <w:rFonts w:asciiTheme="majorBidi" w:hAnsiTheme="majorBidi" w:cstheme="majorBidi"/>
+                          <w:b/>
+                          <w:bCs/>
+                          <w:i/>
+                          <w:iCs/>
+                          <w:sz w:val="28"/>
+                          <w:szCs w:val="28"/>
+                        </w:rPr>
+                        <w:t>type: Utilization</w:t>
+                      </w:r>
+                    </w:p>
+                    <w:p>
+                      <w:pPr>
+                        <w:spacing w:after="0"/>
+                        <w:rPr>
+                          <w:rFonts w:asciiTheme="majorBidi" w:hAnsiTheme="majorBidi" w:cstheme="majorBidi"/>
+                          <w:b/>
+                          <w:bCs/>
+                          <w:i/>
+                          <w:iCs/>
+                          <w:sz w:val="28"/>
+                          <w:szCs w:val="28"/>
+                        </w:rPr>
+                      </w:pPr>
+                      <w:r>
+                        <w:rPr>
+                          <w:rFonts w:asciiTheme="majorBidi" w:hAnsiTheme="majorBidi" w:cstheme="majorBidi"/>
+                          <w:b/>
+                          <w:bCs/>
+                          <w:i/>
+                          <w:iCs/>
+                          <w:sz w:val="28"/>
+                          <w:szCs w:val="28"/>
+                        </w:rPr>
+                        <w:t xml:space="preserve">                    </w:t>
+                      </w:r>
+                      <w:proofErr w:type="spellStart"/>
+                      <w:r>
+                        <w:rPr>
+                          <w:rFonts w:asciiTheme="majorBidi" w:hAnsiTheme="majorBidi" w:cstheme="majorBidi"/>
+                          <w:b/>
+                          <w:bCs/>
+                          <w:i/>
+                          <w:iCs/>
+                          <w:sz w:val="28"/>
+                          <w:szCs w:val="28"/>
+                        </w:rPr>
+                        <w:t>averageUtilization</w:t>
+                      </w:r>
+                      <w:proofErr w:type="spellEnd"/>
+                      <w:r>
+                        <w:rPr>
+                          <w:rFonts w:asciiTheme="majorBidi" w:hAnsiTheme="majorBidi" w:cstheme="majorBidi"/>
+                          <w:b/>
+                          <w:bCs/>
+                          <w:i/>
+                          <w:iCs/>
+                          <w:sz w:val="28"/>
+                          <w:szCs w:val="28"/>
+                        </w:rPr>
+                        <w:t>: 70</w:t>
+                      </w:r>
+                    </w:p>
+                    <w:p>
+                      <w:pPr>
+                        <w:spacing w:after="0"/>
+                        <w:rPr>
+                          <w:rFonts w:asciiTheme="majorBidi" w:hAnsiTheme="majorBidi" w:cstheme="majorBidi"/>
+                          <w:b/>
+                          <w:bCs/>
+                          <w:i/>
+                          <w:iCs/>
+                          <w:sz w:val="28"/>
+                          <w:szCs w:val="28"/>
+                        </w:rPr>
+                      </w:pPr>
                     </w:p>
                     <w:p>
                       <w:pPr>
@@ -24958,1888 +26675,164 @@
           </mc:Fallback>
         </mc:AlternateContent>
       </w:r>
-      <w:r>
-        <w:rPr>
-          <w:rFonts w:asciiTheme="majorBidi" w:hAnsiTheme="majorBidi" w:cstheme="majorBidi"/>
-          <w:b/>
-          <w:bCs/>
-          <w:sz w:val="32"/>
-          <w:szCs w:val="32"/>
-        </w:rPr>
-        <w:t>Example HPA YAML</w:t>
-      </w:r>
-    </w:p>
-    <w:p>
-      <w:pPr>
-        <w:jc w:val="both"/>
-        <w:rPr>
-          <w:rFonts w:asciiTheme="majorBidi" w:hAnsiTheme="majorBidi" w:cstheme="majorBidi"/>
-          <w:sz w:val="28"/>
-          <w:szCs w:val="28"/>
-        </w:rPr>
-      </w:pPr>
-    </w:p>
-    <w:p>
-      <w:pPr>
-        <w:jc w:val="both"/>
-        <w:rPr>
-          <w:rFonts w:asciiTheme="majorBidi" w:hAnsiTheme="majorBidi" w:cstheme="majorBidi"/>
-          <w:sz w:val="28"/>
-          <w:szCs w:val="28"/>
-        </w:rPr>
-      </w:pPr>
-    </w:p>
-    <w:p>
-      <w:pPr>
-        <w:jc w:val="both"/>
-        <w:rPr>
-          <w:rFonts w:asciiTheme="majorBidi" w:hAnsiTheme="majorBidi" w:cstheme="majorBidi"/>
-          <w:sz w:val="28"/>
-          <w:szCs w:val="28"/>
-        </w:rPr>
-      </w:pPr>
-    </w:p>
-    <w:p>
-      <w:pPr>
-        <w:jc w:val="both"/>
-        <w:rPr>
-          <w:rFonts w:asciiTheme="majorBidi" w:hAnsiTheme="majorBidi" w:cstheme="majorBidi"/>
-          <w:sz w:val="28"/>
-          <w:szCs w:val="28"/>
-        </w:rPr>
-      </w:pPr>
-    </w:p>
-    <w:p>
-      <w:pPr>
-        <w:jc w:val="both"/>
-        <w:rPr>
-          <w:rFonts w:asciiTheme="majorBidi" w:hAnsiTheme="majorBidi" w:cstheme="majorBidi"/>
-          <w:sz w:val="28"/>
-          <w:szCs w:val="28"/>
-        </w:rPr>
-      </w:pPr>
-      <w:r>
-        <w:rPr>
-          <w:rFonts w:asciiTheme="majorBidi" w:hAnsiTheme="majorBidi" w:cstheme="majorBidi"/>
-          <w:noProof/>
-          <w:sz w:val="28"/>
-          <w:szCs w:val="28"/>
-        </w:rPr>
-        <w:lastRenderedPageBreak/>
-        <mc:AlternateContent>
-          <mc:Choice Requires="wps">
-            <w:drawing>
-              <wp:anchor distT="0" distB="0" distL="114300" distR="114300" simplePos="0" relativeHeight="251684864" behindDoc="0" locked="0" layoutInCell="1" allowOverlap="1" wp14:anchorId="45FBEF53" wp14:editId="7A2D414A">
-                <wp:simplePos x="0" y="0"/>
-                <wp:positionH relativeFrom="margin">
-                  <wp:align>left</wp:align>
-                </wp:positionH>
-                <wp:positionV relativeFrom="paragraph">
-                  <wp:posOffset>0</wp:posOffset>
-                </wp:positionV>
-                <wp:extent cx="3546475" cy="4358640"/>
-                <wp:effectExtent l="0" t="0" r="15875" b="22860"/>
-                <wp:wrapNone/>
-                <wp:docPr id="1095438855" name="Rectangle 14"/>
-                <wp:cNvGraphicFramePr/>
-                <a:graphic xmlns:a="http://schemas.openxmlformats.org/drawingml/2006/main">
-                  <a:graphicData uri="http://schemas.microsoft.com/office/word/2010/wordprocessingShape">
-                    <wps:wsp>
-                      <wps:cNvSpPr/>
-                      <wps:spPr>
-                        <a:xfrm>
-                          <a:off x="0" y="0"/>
-                          <a:ext cx="3546475" cy="4358640"/>
-                        </a:xfrm>
-                        <a:prstGeom prst="rect">
-                          <a:avLst/>
-                        </a:prstGeom>
-                      </wps:spPr>
-                      <wps:style>
-                        <a:lnRef idx="2">
-                          <a:schemeClr val="dk1">
-                            <a:shade val="15000"/>
-                          </a:schemeClr>
-                        </a:lnRef>
-                        <a:fillRef idx="1">
-                          <a:schemeClr val="dk1"/>
-                        </a:fillRef>
-                        <a:effectRef idx="0">
-                          <a:schemeClr val="dk1"/>
-                        </a:effectRef>
-                        <a:fontRef idx="minor">
-                          <a:schemeClr val="lt1"/>
-                        </a:fontRef>
-                      </wps:style>
-                      <wps:txbx>
-                        <w:txbxContent>
-                          <w:p>
-                            <w:pPr>
-                              <w:spacing w:after="0"/>
-                              <w:rPr>
-                                <w:rFonts w:asciiTheme="majorBidi" w:hAnsiTheme="majorBidi" w:cstheme="majorBidi"/>
-                                <w:b/>
-                                <w:bCs/>
-                                <w:i/>
-                                <w:iCs/>
-                                <w:sz w:val="28"/>
-                                <w:szCs w:val="28"/>
-                              </w:rPr>
-                            </w:pPr>
-                            <w:r>
-                              <w:rPr>
-                                <w:rFonts w:asciiTheme="majorBidi" w:hAnsiTheme="majorBidi" w:cstheme="majorBidi"/>
-                                <w:b/>
-                                <w:bCs/>
-                                <w:i/>
-                                <w:iCs/>
-                                <w:sz w:val="28"/>
-                                <w:szCs w:val="28"/>
-                              </w:rPr>
-                              <w:t xml:space="preserve">          </w:t>
-                            </w:r>
-                            <w:proofErr w:type="spellStart"/>
-                            <w:r>
-                              <w:rPr>
-                                <w:rFonts w:asciiTheme="majorBidi" w:hAnsiTheme="majorBidi" w:cstheme="majorBidi"/>
-                                <w:b/>
-                                <w:bCs/>
-                                <w:i/>
-                                <w:iCs/>
-                                <w:sz w:val="28"/>
-                                <w:szCs w:val="28"/>
-                              </w:rPr>
-                              <w:t>apiVersion</w:t>
-                            </w:r>
-                            <w:proofErr w:type="spellEnd"/>
-                            <w:r>
-                              <w:rPr>
-                                <w:rFonts w:asciiTheme="majorBidi" w:hAnsiTheme="majorBidi" w:cstheme="majorBidi"/>
-                                <w:b/>
-                                <w:bCs/>
-                                <w:i/>
-                                <w:iCs/>
-                                <w:sz w:val="28"/>
-                                <w:szCs w:val="28"/>
-                              </w:rPr>
-                              <w:t>: apps/v1</w:t>
-                            </w:r>
-                          </w:p>
-                          <w:p>
-                            <w:pPr>
-                              <w:spacing w:after="0"/>
-                              <w:rPr>
-                                <w:rFonts w:asciiTheme="majorBidi" w:hAnsiTheme="majorBidi" w:cstheme="majorBidi"/>
-                                <w:b/>
-                                <w:bCs/>
-                                <w:i/>
-                                <w:iCs/>
-                                <w:sz w:val="28"/>
-                                <w:szCs w:val="28"/>
-                              </w:rPr>
-                            </w:pPr>
-                            <w:r>
-                              <w:rPr>
-                                <w:rFonts w:asciiTheme="majorBidi" w:hAnsiTheme="majorBidi" w:cstheme="majorBidi"/>
-                                <w:b/>
-                                <w:bCs/>
-                                <w:i/>
-                                <w:iCs/>
-                                <w:sz w:val="28"/>
-                                <w:szCs w:val="28"/>
-                              </w:rPr>
-                              <w:t xml:space="preserve">          </w:t>
-                            </w:r>
-                            <w:r>
-                              <w:rPr>
-                                <w:rFonts w:asciiTheme="majorBidi" w:hAnsiTheme="majorBidi" w:cstheme="majorBidi"/>
-                                <w:b/>
-                                <w:bCs/>
-                                <w:i/>
-                                <w:iCs/>
-                                <w:sz w:val="28"/>
-                                <w:szCs w:val="28"/>
-                              </w:rPr>
-                              <w:t>kind: Deployment</w:t>
-                            </w:r>
-                          </w:p>
-                          <w:p>
-                            <w:pPr>
-                              <w:spacing w:after="0"/>
-                              <w:rPr>
-                                <w:rFonts w:asciiTheme="majorBidi" w:hAnsiTheme="majorBidi" w:cstheme="majorBidi"/>
-                                <w:b/>
-                                <w:bCs/>
-                                <w:i/>
-                                <w:iCs/>
-                                <w:sz w:val="28"/>
-                                <w:szCs w:val="28"/>
-                              </w:rPr>
-                            </w:pPr>
-                            <w:r>
-                              <w:rPr>
-                                <w:rFonts w:asciiTheme="majorBidi" w:hAnsiTheme="majorBidi" w:cstheme="majorBidi"/>
-                                <w:b/>
-                                <w:bCs/>
-                                <w:i/>
-                                <w:iCs/>
-                                <w:sz w:val="28"/>
-                                <w:szCs w:val="28"/>
-                              </w:rPr>
-                              <w:t xml:space="preserve">          </w:t>
-                            </w:r>
-                            <w:r>
-                              <w:rPr>
-                                <w:rFonts w:asciiTheme="majorBidi" w:hAnsiTheme="majorBidi" w:cstheme="majorBidi"/>
-                                <w:b/>
-                                <w:bCs/>
-                                <w:i/>
-                                <w:iCs/>
-                                <w:sz w:val="28"/>
-                                <w:szCs w:val="28"/>
-                              </w:rPr>
-                              <w:t>name: nginx-deployment</w:t>
-                            </w:r>
-                          </w:p>
-                          <w:p>
-                            <w:pPr>
-                              <w:spacing w:after="0"/>
-                              <w:rPr>
-                                <w:rFonts w:asciiTheme="majorBidi" w:hAnsiTheme="majorBidi" w:cstheme="majorBidi"/>
-                                <w:b/>
-                                <w:bCs/>
-                                <w:i/>
-                                <w:iCs/>
-                                <w:sz w:val="28"/>
-                                <w:szCs w:val="28"/>
-                              </w:rPr>
-                            </w:pPr>
-                            <w:r>
-                              <w:rPr>
-                                <w:rFonts w:asciiTheme="majorBidi" w:hAnsiTheme="majorBidi" w:cstheme="majorBidi"/>
-                                <w:b/>
-                                <w:bCs/>
-                                <w:i/>
-                                <w:iCs/>
-                                <w:sz w:val="28"/>
-                                <w:szCs w:val="28"/>
-                              </w:rPr>
-                              <w:t xml:space="preserve">     </w:t>
-                            </w:r>
-                            <w:proofErr w:type="spellStart"/>
-                            <w:r>
-                              <w:rPr>
-                                <w:rFonts w:asciiTheme="majorBidi" w:hAnsiTheme="majorBidi" w:cstheme="majorBidi"/>
-                                <w:b/>
-                                <w:bCs/>
-                                <w:i/>
-                                <w:iCs/>
-                                <w:sz w:val="28"/>
-                                <w:szCs w:val="28"/>
-                              </w:rPr>
-                              <w:t>minReplicas</w:t>
-                            </w:r>
-                            <w:proofErr w:type="spellEnd"/>
-                            <w:r>
-                              <w:rPr>
-                                <w:rFonts w:asciiTheme="majorBidi" w:hAnsiTheme="majorBidi" w:cstheme="majorBidi"/>
-                                <w:b/>
-                                <w:bCs/>
-                                <w:i/>
-                                <w:iCs/>
-                                <w:sz w:val="28"/>
-                                <w:szCs w:val="28"/>
-                              </w:rPr>
-                              <w:t>: 2</w:t>
-                            </w:r>
-                          </w:p>
-                          <w:p>
-                            <w:pPr>
-                              <w:spacing w:after="0"/>
-                              <w:rPr>
-                                <w:rFonts w:asciiTheme="majorBidi" w:hAnsiTheme="majorBidi" w:cstheme="majorBidi"/>
-                                <w:b/>
-                                <w:bCs/>
-                                <w:i/>
-                                <w:iCs/>
-                                <w:sz w:val="28"/>
-                                <w:szCs w:val="28"/>
-                              </w:rPr>
-                            </w:pPr>
-                            <w:r>
-                              <w:rPr>
-                                <w:rFonts w:asciiTheme="majorBidi" w:hAnsiTheme="majorBidi" w:cstheme="majorBidi"/>
-                                <w:b/>
-                                <w:bCs/>
-                                <w:i/>
-                                <w:iCs/>
-                                <w:sz w:val="28"/>
-                                <w:szCs w:val="28"/>
-                              </w:rPr>
-                              <w:t xml:space="preserve">     </w:t>
-                            </w:r>
-                            <w:proofErr w:type="spellStart"/>
-                            <w:r>
-                              <w:rPr>
-                                <w:rFonts w:asciiTheme="majorBidi" w:hAnsiTheme="majorBidi" w:cstheme="majorBidi"/>
-                                <w:b/>
-                                <w:bCs/>
-                                <w:i/>
-                                <w:iCs/>
-                                <w:sz w:val="28"/>
-                                <w:szCs w:val="28"/>
-                              </w:rPr>
-                              <w:t>maxReplicas</w:t>
-                            </w:r>
-                            <w:proofErr w:type="spellEnd"/>
-                            <w:r>
-                              <w:rPr>
-                                <w:rFonts w:asciiTheme="majorBidi" w:hAnsiTheme="majorBidi" w:cstheme="majorBidi"/>
-                                <w:b/>
-                                <w:bCs/>
-                                <w:i/>
-                                <w:iCs/>
-                                <w:sz w:val="28"/>
-                                <w:szCs w:val="28"/>
-                              </w:rPr>
-                              <w:t>: 10</w:t>
-                            </w:r>
-                          </w:p>
-                          <w:p>
-                            <w:pPr>
-                              <w:spacing w:after="0"/>
-                              <w:rPr>
-                                <w:rFonts w:asciiTheme="majorBidi" w:hAnsiTheme="majorBidi" w:cstheme="majorBidi"/>
-                                <w:b/>
-                                <w:bCs/>
-                                <w:i/>
-                                <w:iCs/>
-                                <w:sz w:val="28"/>
-                                <w:szCs w:val="28"/>
-                              </w:rPr>
-                            </w:pPr>
-                            <w:r>
-                              <w:rPr>
-                                <w:rFonts w:asciiTheme="majorBidi" w:hAnsiTheme="majorBidi" w:cstheme="majorBidi"/>
-                                <w:b/>
-                                <w:bCs/>
-                                <w:i/>
-                                <w:iCs/>
-                                <w:sz w:val="28"/>
-                                <w:szCs w:val="28"/>
-                              </w:rPr>
-                              <w:t xml:space="preserve">     </w:t>
-                            </w:r>
-                            <w:r>
-                              <w:rPr>
-                                <w:rFonts w:asciiTheme="majorBidi" w:hAnsiTheme="majorBidi" w:cstheme="majorBidi"/>
-                                <w:b/>
-                                <w:bCs/>
-                                <w:i/>
-                                <w:iCs/>
-                                <w:sz w:val="28"/>
-                                <w:szCs w:val="28"/>
-                              </w:rPr>
-                              <w:t>metrics:</w:t>
-                            </w:r>
-                          </w:p>
-                          <w:p>
-                            <w:pPr>
-                              <w:spacing w:after="0"/>
-                              <w:rPr>
-                                <w:rFonts w:asciiTheme="majorBidi" w:hAnsiTheme="majorBidi" w:cstheme="majorBidi"/>
-                                <w:b/>
-                                <w:bCs/>
-                                <w:i/>
-                                <w:iCs/>
-                                <w:sz w:val="28"/>
-                                <w:szCs w:val="28"/>
-                              </w:rPr>
-                            </w:pPr>
-                            <w:r>
-                              <w:rPr>
-                                <w:rFonts w:asciiTheme="majorBidi" w:hAnsiTheme="majorBidi" w:cstheme="majorBidi"/>
-                                <w:b/>
-                                <w:bCs/>
-                                <w:i/>
-                                <w:iCs/>
-                                <w:sz w:val="28"/>
-                                <w:szCs w:val="28"/>
-                              </w:rPr>
-                              <w:t xml:space="preserve">        </w:t>
-                            </w:r>
-                            <w:r>
-                              <w:rPr>
-                                <w:rFonts w:asciiTheme="majorBidi" w:hAnsiTheme="majorBidi" w:cstheme="majorBidi"/>
-                                <w:b/>
-                                <w:bCs/>
-                                <w:i/>
-                                <w:iCs/>
-                                <w:sz w:val="28"/>
-                                <w:szCs w:val="28"/>
-                              </w:rPr>
-                              <w:t>- type: Resource</w:t>
-                            </w:r>
-                          </w:p>
-                          <w:p>
-                            <w:pPr>
-                              <w:spacing w:after="0"/>
-                              <w:rPr>
-                                <w:rFonts w:asciiTheme="majorBidi" w:hAnsiTheme="majorBidi" w:cstheme="majorBidi"/>
-                                <w:b/>
-                                <w:bCs/>
-                                <w:i/>
-                                <w:iCs/>
-                                <w:sz w:val="28"/>
-                                <w:szCs w:val="28"/>
-                              </w:rPr>
-                            </w:pPr>
-                            <w:r>
-                              <w:rPr>
-                                <w:rFonts w:asciiTheme="majorBidi" w:hAnsiTheme="majorBidi" w:cstheme="majorBidi"/>
-                                <w:b/>
-                                <w:bCs/>
-                                <w:i/>
-                                <w:iCs/>
-                                <w:sz w:val="28"/>
-                                <w:szCs w:val="28"/>
-                              </w:rPr>
-                              <w:t xml:space="preserve">          </w:t>
-                            </w:r>
-                            <w:r>
-                              <w:rPr>
-                                <w:rFonts w:asciiTheme="majorBidi" w:hAnsiTheme="majorBidi" w:cstheme="majorBidi"/>
-                                <w:b/>
-                                <w:bCs/>
-                                <w:i/>
-                                <w:iCs/>
-                                <w:sz w:val="28"/>
-                                <w:szCs w:val="28"/>
-                              </w:rPr>
-                              <w:t>resource:</w:t>
-                            </w:r>
-                          </w:p>
-                          <w:p>
-                            <w:pPr>
-                              <w:spacing w:after="0"/>
-                              <w:rPr>
-                                <w:rFonts w:asciiTheme="majorBidi" w:hAnsiTheme="majorBidi" w:cstheme="majorBidi"/>
-                                <w:b/>
-                                <w:bCs/>
-                                <w:i/>
-                                <w:iCs/>
-                                <w:sz w:val="28"/>
-                                <w:szCs w:val="28"/>
-                              </w:rPr>
-                            </w:pPr>
-                            <w:r>
-                              <w:rPr>
-                                <w:rFonts w:asciiTheme="majorBidi" w:hAnsiTheme="majorBidi" w:cstheme="majorBidi"/>
-                                <w:b/>
-                                <w:bCs/>
-                                <w:i/>
-                                <w:iCs/>
-                                <w:sz w:val="28"/>
-                                <w:szCs w:val="28"/>
-                              </w:rPr>
-                              <w:t xml:space="preserve">               </w:t>
-                            </w:r>
-                            <w:r>
-                              <w:rPr>
-                                <w:rFonts w:asciiTheme="majorBidi" w:hAnsiTheme="majorBidi" w:cstheme="majorBidi"/>
-                                <w:b/>
-                                <w:bCs/>
-                                <w:i/>
-                                <w:iCs/>
-                                <w:sz w:val="28"/>
-                                <w:szCs w:val="28"/>
-                              </w:rPr>
-                              <w:t xml:space="preserve">name: </w:t>
-                            </w:r>
-                            <w:proofErr w:type="spellStart"/>
-                            <w:r>
-                              <w:rPr>
-                                <w:rFonts w:asciiTheme="majorBidi" w:hAnsiTheme="majorBidi" w:cstheme="majorBidi"/>
-                                <w:b/>
-                                <w:bCs/>
-                                <w:i/>
-                                <w:iCs/>
-                                <w:sz w:val="28"/>
-                                <w:szCs w:val="28"/>
-                              </w:rPr>
-                              <w:t>cpu</w:t>
-                            </w:r>
-                            <w:proofErr w:type="spellEnd"/>
-                          </w:p>
-                          <w:p>
-                            <w:pPr>
-                              <w:spacing w:after="0"/>
-                              <w:rPr>
-                                <w:rFonts w:asciiTheme="majorBidi" w:hAnsiTheme="majorBidi" w:cstheme="majorBidi"/>
-                                <w:b/>
-                                <w:bCs/>
-                                <w:i/>
-                                <w:iCs/>
-                                <w:sz w:val="28"/>
-                                <w:szCs w:val="28"/>
-                              </w:rPr>
-                            </w:pPr>
-                            <w:r>
-                              <w:rPr>
-                                <w:rFonts w:asciiTheme="majorBidi" w:hAnsiTheme="majorBidi" w:cstheme="majorBidi"/>
-                                <w:b/>
-                                <w:bCs/>
-                                <w:i/>
-                                <w:iCs/>
-                                <w:sz w:val="28"/>
-                                <w:szCs w:val="28"/>
-                              </w:rPr>
-                              <w:t xml:space="preserve">               </w:t>
-                            </w:r>
-                            <w:r>
-                              <w:rPr>
-                                <w:rFonts w:asciiTheme="majorBidi" w:hAnsiTheme="majorBidi" w:cstheme="majorBidi"/>
-                                <w:b/>
-                                <w:bCs/>
-                                <w:i/>
-                                <w:iCs/>
-                                <w:sz w:val="28"/>
-                                <w:szCs w:val="28"/>
-                              </w:rPr>
-                              <w:t>target:</w:t>
-                            </w:r>
-                          </w:p>
-                          <w:p>
-                            <w:pPr>
-                              <w:spacing w:after="0"/>
-                              <w:rPr>
-                                <w:rFonts w:asciiTheme="majorBidi" w:hAnsiTheme="majorBidi" w:cstheme="majorBidi"/>
-                                <w:b/>
-                                <w:bCs/>
-                                <w:i/>
-                                <w:iCs/>
-                                <w:sz w:val="28"/>
-                                <w:szCs w:val="28"/>
-                              </w:rPr>
-                            </w:pPr>
-                            <w:r>
-                              <w:rPr>
-                                <w:rFonts w:asciiTheme="majorBidi" w:hAnsiTheme="majorBidi" w:cstheme="majorBidi"/>
-                                <w:b/>
-                                <w:bCs/>
-                                <w:i/>
-                                <w:iCs/>
-                                <w:sz w:val="28"/>
-                                <w:szCs w:val="28"/>
-                              </w:rPr>
-                              <w:t xml:space="preserve">                    </w:t>
-                            </w:r>
-                            <w:r>
-                              <w:rPr>
-                                <w:rFonts w:asciiTheme="majorBidi" w:hAnsiTheme="majorBidi" w:cstheme="majorBidi"/>
-                                <w:b/>
-                                <w:bCs/>
-                                <w:i/>
-                                <w:iCs/>
-                                <w:sz w:val="28"/>
-                                <w:szCs w:val="28"/>
-                              </w:rPr>
-                              <w:t>type: Utilization</w:t>
-                            </w:r>
-                          </w:p>
-                          <w:p>
-                            <w:pPr>
-                              <w:spacing w:after="0"/>
-                              <w:rPr>
-                                <w:rFonts w:asciiTheme="majorBidi" w:hAnsiTheme="majorBidi" w:cstheme="majorBidi"/>
-                                <w:b/>
-                                <w:bCs/>
-                                <w:i/>
-                                <w:iCs/>
-                                <w:sz w:val="28"/>
-                                <w:szCs w:val="28"/>
-                              </w:rPr>
-                            </w:pPr>
-                            <w:r>
-                              <w:rPr>
-                                <w:rFonts w:asciiTheme="majorBidi" w:hAnsiTheme="majorBidi" w:cstheme="majorBidi"/>
-                                <w:b/>
-                                <w:bCs/>
-                                <w:i/>
-                                <w:iCs/>
-                                <w:sz w:val="28"/>
-                                <w:szCs w:val="28"/>
-                              </w:rPr>
-                              <w:t xml:space="preserve">                    </w:t>
-                            </w:r>
-                            <w:proofErr w:type="spellStart"/>
-                            <w:r>
-                              <w:rPr>
-                                <w:rFonts w:asciiTheme="majorBidi" w:hAnsiTheme="majorBidi" w:cstheme="majorBidi"/>
-                                <w:b/>
-                                <w:bCs/>
-                                <w:i/>
-                                <w:iCs/>
-                                <w:sz w:val="28"/>
-                                <w:szCs w:val="28"/>
-                              </w:rPr>
-                              <w:t>averageUtilization</w:t>
-                            </w:r>
-                            <w:proofErr w:type="spellEnd"/>
-                            <w:r>
-                              <w:rPr>
-                                <w:rFonts w:asciiTheme="majorBidi" w:hAnsiTheme="majorBidi" w:cstheme="majorBidi"/>
-                                <w:b/>
-                                <w:bCs/>
-                                <w:i/>
-                                <w:iCs/>
-                                <w:sz w:val="28"/>
-                                <w:szCs w:val="28"/>
-                              </w:rPr>
-                              <w:t>: 50</w:t>
-                            </w:r>
-                          </w:p>
-                          <w:p>
-                            <w:pPr>
-                              <w:spacing w:after="0"/>
-                              <w:rPr>
-                                <w:rFonts w:asciiTheme="majorBidi" w:hAnsiTheme="majorBidi" w:cstheme="majorBidi"/>
-                                <w:b/>
-                                <w:bCs/>
-                                <w:i/>
-                                <w:iCs/>
-                                <w:sz w:val="28"/>
-                                <w:szCs w:val="28"/>
-                              </w:rPr>
-                            </w:pPr>
-                            <w:r>
-                              <w:rPr>
-                                <w:rFonts w:asciiTheme="majorBidi" w:hAnsiTheme="majorBidi" w:cstheme="majorBidi"/>
-                                <w:b/>
-                                <w:bCs/>
-                                <w:i/>
-                                <w:iCs/>
-                                <w:sz w:val="28"/>
-                                <w:szCs w:val="28"/>
-                              </w:rPr>
-                              <w:t xml:space="preserve">        </w:t>
-                            </w:r>
-                            <w:r>
-                              <w:rPr>
-                                <w:rFonts w:asciiTheme="majorBidi" w:hAnsiTheme="majorBidi" w:cstheme="majorBidi"/>
-                                <w:b/>
-                                <w:bCs/>
-                                <w:i/>
-                                <w:iCs/>
-                                <w:sz w:val="28"/>
-                                <w:szCs w:val="28"/>
-                              </w:rPr>
-                              <w:t>- type: Resource</w:t>
-                            </w:r>
-                          </w:p>
-                          <w:p>
-                            <w:pPr>
-                              <w:spacing w:after="0"/>
-                              <w:rPr>
-                                <w:rFonts w:asciiTheme="majorBidi" w:hAnsiTheme="majorBidi" w:cstheme="majorBidi"/>
-                                <w:b/>
-                                <w:bCs/>
-                                <w:i/>
-                                <w:iCs/>
-                                <w:sz w:val="28"/>
-                                <w:szCs w:val="28"/>
-                              </w:rPr>
-                            </w:pPr>
-                            <w:r>
-                              <w:rPr>
-                                <w:rFonts w:asciiTheme="majorBidi" w:hAnsiTheme="majorBidi" w:cstheme="majorBidi"/>
-                                <w:b/>
-                                <w:bCs/>
-                                <w:i/>
-                                <w:iCs/>
-                                <w:sz w:val="28"/>
-                                <w:szCs w:val="28"/>
-                              </w:rPr>
-                              <w:t xml:space="preserve">          </w:t>
-                            </w:r>
-                            <w:r>
-                              <w:rPr>
-                                <w:rFonts w:asciiTheme="majorBidi" w:hAnsiTheme="majorBidi" w:cstheme="majorBidi"/>
-                                <w:b/>
-                                <w:bCs/>
-                                <w:i/>
-                                <w:iCs/>
-                                <w:sz w:val="28"/>
-                                <w:szCs w:val="28"/>
-                              </w:rPr>
-                              <w:t>resource:</w:t>
-                            </w:r>
-                          </w:p>
-                          <w:p>
-                            <w:pPr>
-                              <w:spacing w:after="0"/>
-                              <w:rPr>
-                                <w:rFonts w:asciiTheme="majorBidi" w:hAnsiTheme="majorBidi" w:cstheme="majorBidi"/>
-                                <w:b/>
-                                <w:bCs/>
-                                <w:i/>
-                                <w:iCs/>
-                                <w:sz w:val="28"/>
-                                <w:szCs w:val="28"/>
-                              </w:rPr>
-                            </w:pPr>
-                            <w:r>
-                              <w:rPr>
-                                <w:rFonts w:asciiTheme="majorBidi" w:hAnsiTheme="majorBidi" w:cstheme="majorBidi"/>
-                                <w:b/>
-                                <w:bCs/>
-                                <w:i/>
-                                <w:iCs/>
-                                <w:sz w:val="28"/>
-                                <w:szCs w:val="28"/>
-                              </w:rPr>
-                              <w:t xml:space="preserve">               </w:t>
-                            </w:r>
-                            <w:r>
-                              <w:rPr>
-                                <w:rFonts w:asciiTheme="majorBidi" w:hAnsiTheme="majorBidi" w:cstheme="majorBidi"/>
-                                <w:b/>
-                                <w:bCs/>
-                                <w:i/>
-                                <w:iCs/>
-                                <w:sz w:val="28"/>
-                                <w:szCs w:val="28"/>
-                              </w:rPr>
-                              <w:t>name: memory</w:t>
-                            </w:r>
-                          </w:p>
-                          <w:p>
-                            <w:pPr>
-                              <w:spacing w:after="0"/>
-                              <w:rPr>
-                                <w:rFonts w:asciiTheme="majorBidi" w:hAnsiTheme="majorBidi" w:cstheme="majorBidi"/>
-                                <w:b/>
-                                <w:bCs/>
-                                <w:i/>
-                                <w:iCs/>
-                                <w:sz w:val="28"/>
-                                <w:szCs w:val="28"/>
-                              </w:rPr>
-                            </w:pPr>
-                            <w:r>
-                              <w:rPr>
-                                <w:rFonts w:asciiTheme="majorBidi" w:hAnsiTheme="majorBidi" w:cstheme="majorBidi"/>
-                                <w:b/>
-                                <w:bCs/>
-                                <w:i/>
-                                <w:iCs/>
-                                <w:sz w:val="28"/>
-                                <w:szCs w:val="28"/>
-                              </w:rPr>
-                              <w:t xml:space="preserve">               </w:t>
-                            </w:r>
-                            <w:r>
-                              <w:rPr>
-                                <w:rFonts w:asciiTheme="majorBidi" w:hAnsiTheme="majorBidi" w:cstheme="majorBidi"/>
-                                <w:b/>
-                                <w:bCs/>
-                                <w:i/>
-                                <w:iCs/>
-                                <w:sz w:val="28"/>
-                                <w:szCs w:val="28"/>
-                              </w:rPr>
-                              <w:t>target:</w:t>
-                            </w:r>
-                          </w:p>
-                          <w:p>
-                            <w:pPr>
-                              <w:spacing w:after="0"/>
-                              <w:rPr>
-                                <w:rFonts w:asciiTheme="majorBidi" w:hAnsiTheme="majorBidi" w:cstheme="majorBidi"/>
-                                <w:b/>
-                                <w:bCs/>
-                                <w:i/>
-                                <w:iCs/>
-                                <w:sz w:val="28"/>
-                                <w:szCs w:val="28"/>
-                              </w:rPr>
-                            </w:pPr>
-                            <w:r>
-                              <w:rPr>
-                                <w:rFonts w:asciiTheme="majorBidi" w:hAnsiTheme="majorBidi" w:cstheme="majorBidi"/>
-                                <w:b/>
-                                <w:bCs/>
-                                <w:i/>
-                                <w:iCs/>
-                                <w:sz w:val="28"/>
-                                <w:szCs w:val="28"/>
-                              </w:rPr>
-                              <w:t xml:space="preserve">                    </w:t>
-                            </w:r>
-                            <w:r>
-                              <w:rPr>
-                                <w:rFonts w:asciiTheme="majorBidi" w:hAnsiTheme="majorBidi" w:cstheme="majorBidi"/>
-                                <w:b/>
-                                <w:bCs/>
-                                <w:i/>
-                                <w:iCs/>
-                                <w:sz w:val="28"/>
-                                <w:szCs w:val="28"/>
-                              </w:rPr>
-                              <w:t>type: Utilization</w:t>
-                            </w:r>
-                          </w:p>
-                          <w:p>
-                            <w:pPr>
-                              <w:spacing w:after="0"/>
-                              <w:rPr>
-                                <w:rFonts w:asciiTheme="majorBidi" w:hAnsiTheme="majorBidi" w:cstheme="majorBidi"/>
-                                <w:b/>
-                                <w:bCs/>
-                                <w:i/>
-                                <w:iCs/>
-                                <w:sz w:val="28"/>
-                                <w:szCs w:val="28"/>
-                              </w:rPr>
-                            </w:pPr>
-                            <w:r>
-                              <w:rPr>
-                                <w:rFonts w:asciiTheme="majorBidi" w:hAnsiTheme="majorBidi" w:cstheme="majorBidi"/>
-                                <w:b/>
-                                <w:bCs/>
-                                <w:i/>
-                                <w:iCs/>
-                                <w:sz w:val="28"/>
-                                <w:szCs w:val="28"/>
-                              </w:rPr>
-                              <w:t xml:space="preserve">                    </w:t>
-                            </w:r>
-                            <w:proofErr w:type="spellStart"/>
-                            <w:r>
-                              <w:rPr>
-                                <w:rFonts w:asciiTheme="majorBidi" w:hAnsiTheme="majorBidi" w:cstheme="majorBidi"/>
-                                <w:b/>
-                                <w:bCs/>
-                                <w:i/>
-                                <w:iCs/>
-                                <w:sz w:val="28"/>
-                                <w:szCs w:val="28"/>
-                              </w:rPr>
-                              <w:t>averageUtilization</w:t>
-                            </w:r>
-                            <w:proofErr w:type="spellEnd"/>
-                            <w:r>
-                              <w:rPr>
-                                <w:rFonts w:asciiTheme="majorBidi" w:hAnsiTheme="majorBidi" w:cstheme="majorBidi"/>
-                                <w:b/>
-                                <w:bCs/>
-                                <w:i/>
-                                <w:iCs/>
-                                <w:sz w:val="28"/>
-                                <w:szCs w:val="28"/>
-                              </w:rPr>
-                              <w:t>: 70</w:t>
-                            </w:r>
-                          </w:p>
-                          <w:p>
-                            <w:pPr>
-                              <w:spacing w:after="0"/>
-                              <w:rPr>
-                                <w:rFonts w:asciiTheme="majorBidi" w:hAnsiTheme="majorBidi" w:cstheme="majorBidi"/>
-                                <w:b/>
-                                <w:bCs/>
-                                <w:i/>
-                                <w:iCs/>
-                                <w:sz w:val="28"/>
-                                <w:szCs w:val="28"/>
-                              </w:rPr>
-                            </w:pPr>
-                          </w:p>
-                          <w:p>
-                            <w:pPr>
-                              <w:spacing w:after="0"/>
-                              <w:rPr>
-                                <w:rFonts w:asciiTheme="majorBidi" w:hAnsiTheme="majorBidi" w:cstheme="majorBidi"/>
-                                <w:b/>
-                                <w:bCs/>
-                                <w:i/>
-                                <w:iCs/>
-                                <w:sz w:val="28"/>
-                                <w:szCs w:val="28"/>
-                              </w:rPr>
-                            </w:pPr>
-                          </w:p>
-                          <w:p>
-                            <w:pPr>
-                              <w:spacing w:after="0"/>
-                              <w:jc w:val="center"/>
-                              <w:rPr>
-                                <w:b/>
-                                <w:bCs/>
-                                <w:i/>
-                                <w:iCs/>
-                              </w:rPr>
-                            </w:pPr>
-                          </w:p>
-                        </w:txbxContent>
-                      </wps:txbx>
-                      <wps:bodyPr rot="0" spcFirstLastPara="0" vertOverflow="overflow" horzOverflow="overflow" vert="horz" wrap="square" lIns="91440" tIns="45720" rIns="91440" bIns="45720" numCol="1" spcCol="0" rtlCol="0" fromWordArt="0" anchor="ctr" anchorCtr="0" forceAA="0" compatLnSpc="1">
-                        <a:prstTxWarp prst="textNoShape">
-                          <a:avLst/>
-                        </a:prstTxWarp>
-                        <a:noAutofit/>
-                      </wps:bodyPr>
-                    </wps:wsp>
-                  </a:graphicData>
-                </a:graphic>
-                <wp14:sizeRelH relativeFrom="margin">
-                  <wp14:pctWidth>0</wp14:pctWidth>
-                </wp14:sizeRelH>
-                <wp14:sizeRelV relativeFrom="margin">
-                  <wp14:pctHeight>0</wp14:pctHeight>
-                </wp14:sizeRelV>
-              </wp:anchor>
-            </w:drawing>
-          </mc:Choice>
-          <mc:Fallback>
-            <w:pict>
-              <v:rect w14:anchorId="45FBEF53" id="_x0000_s1040" style="position:absolute;left:0;text-align:left;margin-left:0;margin-top:0;width:279.25pt;height:343.2pt;z-index:251684864;visibility:visible;mso-wrap-style:square;mso-width-percent:0;mso-height-percent:0;mso-wrap-distance-left:9pt;mso-wrap-distance-top:0;mso-wrap-distance-right:9pt;mso-wrap-distance-bottom:0;mso-position-horizontal:left;mso-position-horizontal-relative:margin;mso-position-vertical:absolute;mso-position-vertical-relative:text;mso-width-percent:0;mso-height-percent:0;mso-width-relative:margin;mso-height-relative:margin;v-text-anchor:middle" o:gfxdata="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" fillcolor="black [3200]" strokecolor="black [480]" strokeweight="1pt">
-                <v:textbox>
-                  <w:txbxContent>
-                    <w:p>
-                      <w:pPr>
-                        <w:spacing w:after="0"/>
-                        <w:rPr>
-                          <w:rFonts w:asciiTheme="majorBidi" w:hAnsiTheme="majorBidi" w:cstheme="majorBidi"/>
-                          <w:b/>
-                          <w:bCs/>
-                          <w:i/>
-                          <w:iCs/>
-                          <w:sz w:val="28"/>
-                          <w:szCs w:val="28"/>
-                        </w:rPr>
-                      </w:pPr>
-                      <w:r>
-                        <w:rPr>
-                          <w:rFonts w:asciiTheme="majorBidi" w:hAnsiTheme="majorBidi" w:cstheme="majorBidi"/>
-                          <w:b/>
-                          <w:bCs/>
-                          <w:i/>
-                          <w:iCs/>
-                          <w:sz w:val="28"/>
-                          <w:szCs w:val="28"/>
-                        </w:rPr>
-                        <w:t xml:space="preserve">          </w:t>
-                      </w:r>
-                      <w:proofErr w:type="spellStart"/>
-                      <w:r>
-                        <w:rPr>
-                          <w:rFonts w:asciiTheme="majorBidi" w:hAnsiTheme="majorBidi" w:cstheme="majorBidi"/>
-                          <w:b/>
-                          <w:bCs/>
-                          <w:i/>
-                          <w:iCs/>
-                          <w:sz w:val="28"/>
-                          <w:szCs w:val="28"/>
-                        </w:rPr>
-                        <w:t>apiVersion</w:t>
-                      </w:r>
-                      <w:proofErr w:type="spellEnd"/>
-                      <w:r>
-                        <w:rPr>
-                          <w:rFonts w:asciiTheme="majorBidi" w:hAnsiTheme="majorBidi" w:cstheme="majorBidi"/>
-                          <w:b/>
-                          <w:bCs/>
-                          <w:i/>
-                          <w:iCs/>
-                          <w:sz w:val="28"/>
-                          <w:szCs w:val="28"/>
-                        </w:rPr>
-                        <w:t>: apps/v1</w:t>
-                      </w:r>
-                    </w:p>
-                    <w:p>
-                      <w:pPr>
-                        <w:spacing w:after="0"/>
-                        <w:rPr>
-                          <w:rFonts w:asciiTheme="majorBidi" w:hAnsiTheme="majorBidi" w:cstheme="majorBidi"/>
-                          <w:b/>
-                          <w:bCs/>
-                          <w:i/>
-                          <w:iCs/>
-                          <w:sz w:val="28"/>
-                          <w:szCs w:val="28"/>
-                        </w:rPr>
-                      </w:pPr>
-                      <w:r>
-                        <w:rPr>
-                          <w:rFonts w:asciiTheme="majorBidi" w:hAnsiTheme="majorBidi" w:cstheme="majorBidi"/>
-                          <w:b/>
-                          <w:bCs/>
-                          <w:i/>
-                          <w:iCs/>
-                          <w:sz w:val="28"/>
-                          <w:szCs w:val="28"/>
-                        </w:rPr>
-                        <w:t xml:space="preserve">          </w:t>
-                      </w:r>
-                      <w:r>
-                        <w:rPr>
-                          <w:rFonts w:asciiTheme="majorBidi" w:hAnsiTheme="majorBidi" w:cstheme="majorBidi"/>
-                          <w:b/>
-                          <w:bCs/>
-                          <w:i/>
-                          <w:iCs/>
-                          <w:sz w:val="28"/>
-                          <w:szCs w:val="28"/>
-                        </w:rPr>
-                        <w:t>kind: Deployment</w:t>
-                      </w:r>
-                    </w:p>
-                    <w:p>
-                      <w:pPr>
-                        <w:spacing w:after="0"/>
-                        <w:rPr>
-                          <w:rFonts w:asciiTheme="majorBidi" w:hAnsiTheme="majorBidi" w:cstheme="majorBidi"/>
-                          <w:b/>
-                          <w:bCs/>
-                          <w:i/>
-                          <w:iCs/>
-                          <w:sz w:val="28"/>
-                          <w:szCs w:val="28"/>
-                        </w:rPr>
-                      </w:pPr>
-                      <w:r>
-                        <w:rPr>
-                          <w:rFonts w:asciiTheme="majorBidi" w:hAnsiTheme="majorBidi" w:cstheme="majorBidi"/>
-                          <w:b/>
-                          <w:bCs/>
-                          <w:i/>
-                          <w:iCs/>
-                          <w:sz w:val="28"/>
-                          <w:szCs w:val="28"/>
-                        </w:rPr>
-                        <w:t xml:space="preserve">          </w:t>
-                      </w:r>
-                      <w:r>
-                        <w:rPr>
-                          <w:rFonts w:asciiTheme="majorBidi" w:hAnsiTheme="majorBidi" w:cstheme="majorBidi"/>
-                          <w:b/>
-                          <w:bCs/>
-                          <w:i/>
-                          <w:iCs/>
-                          <w:sz w:val="28"/>
-                          <w:szCs w:val="28"/>
-                        </w:rPr>
-                        <w:t>name: nginx-deployment</w:t>
-                      </w:r>
-                    </w:p>
-                    <w:p>
-                      <w:pPr>
-                        <w:spacing w:after="0"/>
-                        <w:rPr>
-                          <w:rFonts w:asciiTheme="majorBidi" w:hAnsiTheme="majorBidi" w:cstheme="majorBidi"/>
-                          <w:b/>
-                          <w:bCs/>
-                          <w:i/>
-                          <w:iCs/>
-                          <w:sz w:val="28"/>
-                          <w:szCs w:val="28"/>
-                        </w:rPr>
-                      </w:pPr>
-                      <w:r>
-                        <w:rPr>
-                          <w:rFonts w:asciiTheme="majorBidi" w:hAnsiTheme="majorBidi" w:cstheme="majorBidi"/>
-                          <w:b/>
-                          <w:bCs/>
-                          <w:i/>
-                          <w:iCs/>
-                          <w:sz w:val="28"/>
-                          <w:szCs w:val="28"/>
-                        </w:rPr>
-                        <w:t xml:space="preserve">     </w:t>
-                      </w:r>
-                      <w:proofErr w:type="spellStart"/>
-                      <w:r>
-                        <w:rPr>
-                          <w:rFonts w:asciiTheme="majorBidi" w:hAnsiTheme="majorBidi" w:cstheme="majorBidi"/>
-                          <w:b/>
-                          <w:bCs/>
-                          <w:i/>
-                          <w:iCs/>
-                          <w:sz w:val="28"/>
-                          <w:szCs w:val="28"/>
-                        </w:rPr>
-                        <w:t>minReplicas</w:t>
-                      </w:r>
-                      <w:proofErr w:type="spellEnd"/>
-                      <w:r>
-                        <w:rPr>
-                          <w:rFonts w:asciiTheme="majorBidi" w:hAnsiTheme="majorBidi" w:cstheme="majorBidi"/>
-                          <w:b/>
-                          <w:bCs/>
-                          <w:i/>
-                          <w:iCs/>
-                          <w:sz w:val="28"/>
-                          <w:szCs w:val="28"/>
-                        </w:rPr>
-                        <w:t>: 2</w:t>
-                      </w:r>
-                    </w:p>
-                    <w:p>
-                      <w:pPr>
-                        <w:spacing w:after="0"/>
-                        <w:rPr>
-                          <w:rFonts w:asciiTheme="majorBidi" w:hAnsiTheme="majorBidi" w:cstheme="majorBidi"/>
-                          <w:b/>
-                          <w:bCs/>
-                          <w:i/>
-                          <w:iCs/>
-                          <w:sz w:val="28"/>
-                          <w:szCs w:val="28"/>
-                        </w:rPr>
-                      </w:pPr>
-                      <w:r>
-                        <w:rPr>
-                          <w:rFonts w:asciiTheme="majorBidi" w:hAnsiTheme="majorBidi" w:cstheme="majorBidi"/>
-                          <w:b/>
-                          <w:bCs/>
-                          <w:i/>
-                          <w:iCs/>
-                          <w:sz w:val="28"/>
-                          <w:szCs w:val="28"/>
-                        </w:rPr>
-                        <w:t xml:space="preserve">     </w:t>
-                      </w:r>
-                      <w:proofErr w:type="spellStart"/>
-                      <w:r>
-                        <w:rPr>
-                          <w:rFonts w:asciiTheme="majorBidi" w:hAnsiTheme="majorBidi" w:cstheme="majorBidi"/>
-                          <w:b/>
-                          <w:bCs/>
-                          <w:i/>
-                          <w:iCs/>
-                          <w:sz w:val="28"/>
-                          <w:szCs w:val="28"/>
-                        </w:rPr>
-                        <w:t>maxReplicas</w:t>
-                      </w:r>
-                      <w:proofErr w:type="spellEnd"/>
-                      <w:r>
-                        <w:rPr>
-                          <w:rFonts w:asciiTheme="majorBidi" w:hAnsiTheme="majorBidi" w:cstheme="majorBidi"/>
-                          <w:b/>
-                          <w:bCs/>
-                          <w:i/>
-                          <w:iCs/>
-                          <w:sz w:val="28"/>
-                          <w:szCs w:val="28"/>
-                        </w:rPr>
-                        <w:t>: 10</w:t>
-                      </w:r>
-                    </w:p>
-                    <w:p>
-                      <w:pPr>
-                        <w:spacing w:after="0"/>
-                        <w:rPr>
-                          <w:rFonts w:asciiTheme="majorBidi" w:hAnsiTheme="majorBidi" w:cstheme="majorBidi"/>
-                          <w:b/>
-                          <w:bCs/>
-                          <w:i/>
-                          <w:iCs/>
-                          <w:sz w:val="28"/>
-                          <w:szCs w:val="28"/>
-                        </w:rPr>
-                      </w:pPr>
-                      <w:r>
-                        <w:rPr>
-                          <w:rFonts w:asciiTheme="majorBidi" w:hAnsiTheme="majorBidi" w:cstheme="majorBidi"/>
-                          <w:b/>
-                          <w:bCs/>
-                          <w:i/>
-                          <w:iCs/>
-                          <w:sz w:val="28"/>
-                          <w:szCs w:val="28"/>
-                        </w:rPr>
-                        <w:t xml:space="preserve">     </w:t>
-                      </w:r>
-                      <w:r>
-                        <w:rPr>
-                          <w:rFonts w:asciiTheme="majorBidi" w:hAnsiTheme="majorBidi" w:cstheme="majorBidi"/>
-                          <w:b/>
-                          <w:bCs/>
-                          <w:i/>
-                          <w:iCs/>
-                          <w:sz w:val="28"/>
-                          <w:szCs w:val="28"/>
-                        </w:rPr>
-                        <w:t>metrics:</w:t>
-                      </w:r>
-                    </w:p>
-                    <w:p>
-                      <w:pPr>
-                        <w:spacing w:after="0"/>
-                        <w:rPr>
-                          <w:rFonts w:asciiTheme="majorBidi" w:hAnsiTheme="majorBidi" w:cstheme="majorBidi"/>
-                          <w:b/>
-                          <w:bCs/>
-                          <w:i/>
-                          <w:iCs/>
-                          <w:sz w:val="28"/>
-                          <w:szCs w:val="28"/>
-                        </w:rPr>
-                      </w:pPr>
-                      <w:r>
-                        <w:rPr>
-                          <w:rFonts w:asciiTheme="majorBidi" w:hAnsiTheme="majorBidi" w:cstheme="majorBidi"/>
-                          <w:b/>
-                          <w:bCs/>
-                          <w:i/>
-                          <w:iCs/>
-                          <w:sz w:val="28"/>
-                          <w:szCs w:val="28"/>
-                        </w:rPr>
-                        <w:t xml:space="preserve">        </w:t>
-                      </w:r>
-                      <w:r>
-                        <w:rPr>
-                          <w:rFonts w:asciiTheme="majorBidi" w:hAnsiTheme="majorBidi" w:cstheme="majorBidi"/>
-                          <w:b/>
-                          <w:bCs/>
-                          <w:i/>
-                          <w:iCs/>
-                          <w:sz w:val="28"/>
-                          <w:szCs w:val="28"/>
-                        </w:rPr>
-                        <w:t>- type: Resource</w:t>
-                      </w:r>
-                    </w:p>
-                    <w:p>
-                      <w:pPr>
-                        <w:spacing w:after="0"/>
-                        <w:rPr>
-                          <w:rFonts w:asciiTheme="majorBidi" w:hAnsiTheme="majorBidi" w:cstheme="majorBidi"/>
-                          <w:b/>
-                          <w:bCs/>
-                          <w:i/>
-                          <w:iCs/>
-                          <w:sz w:val="28"/>
-                          <w:szCs w:val="28"/>
-                        </w:rPr>
-                      </w:pPr>
-                      <w:r>
-                        <w:rPr>
-                          <w:rFonts w:asciiTheme="majorBidi" w:hAnsiTheme="majorBidi" w:cstheme="majorBidi"/>
-                          <w:b/>
-                          <w:bCs/>
-                          <w:i/>
-                          <w:iCs/>
-                          <w:sz w:val="28"/>
-                          <w:szCs w:val="28"/>
-                        </w:rPr>
-                        <w:t xml:space="preserve">          </w:t>
-                      </w:r>
-                      <w:r>
-                        <w:rPr>
-                          <w:rFonts w:asciiTheme="majorBidi" w:hAnsiTheme="majorBidi" w:cstheme="majorBidi"/>
-                          <w:b/>
-                          <w:bCs/>
-                          <w:i/>
-                          <w:iCs/>
-                          <w:sz w:val="28"/>
-                          <w:szCs w:val="28"/>
-                        </w:rPr>
-                        <w:t>resource:</w:t>
-                      </w:r>
-                    </w:p>
-                    <w:p>
-                      <w:pPr>
-                        <w:spacing w:after="0"/>
-                        <w:rPr>
-                          <w:rFonts w:asciiTheme="majorBidi" w:hAnsiTheme="majorBidi" w:cstheme="majorBidi"/>
-                          <w:b/>
-                          <w:bCs/>
-                          <w:i/>
-                          <w:iCs/>
-                          <w:sz w:val="28"/>
-                          <w:szCs w:val="28"/>
-                        </w:rPr>
-                      </w:pPr>
-                      <w:r>
-                        <w:rPr>
-                          <w:rFonts w:asciiTheme="majorBidi" w:hAnsiTheme="majorBidi" w:cstheme="majorBidi"/>
-                          <w:b/>
-                          <w:bCs/>
-                          <w:i/>
-                          <w:iCs/>
-                          <w:sz w:val="28"/>
-                          <w:szCs w:val="28"/>
-                        </w:rPr>
-                        <w:t xml:space="preserve">               </w:t>
-                      </w:r>
-                      <w:r>
-                        <w:rPr>
-                          <w:rFonts w:asciiTheme="majorBidi" w:hAnsiTheme="majorBidi" w:cstheme="majorBidi"/>
-                          <w:b/>
-                          <w:bCs/>
-                          <w:i/>
-                          <w:iCs/>
-                          <w:sz w:val="28"/>
-                          <w:szCs w:val="28"/>
-                        </w:rPr>
-                        <w:t xml:space="preserve">name: </w:t>
-                      </w:r>
-                      <w:proofErr w:type="spellStart"/>
-                      <w:r>
-                        <w:rPr>
-                          <w:rFonts w:asciiTheme="majorBidi" w:hAnsiTheme="majorBidi" w:cstheme="majorBidi"/>
-                          <w:b/>
-                          <w:bCs/>
-                          <w:i/>
-                          <w:iCs/>
-                          <w:sz w:val="28"/>
-                          <w:szCs w:val="28"/>
-                        </w:rPr>
-                        <w:t>cpu</w:t>
-                      </w:r>
-                      <w:proofErr w:type="spellEnd"/>
-                    </w:p>
-                    <w:p>
-                      <w:pPr>
-                        <w:spacing w:after="0"/>
-                        <w:rPr>
-                          <w:rFonts w:asciiTheme="majorBidi" w:hAnsiTheme="majorBidi" w:cstheme="majorBidi"/>
-                          <w:b/>
-                          <w:bCs/>
-                          <w:i/>
-                          <w:iCs/>
-                          <w:sz w:val="28"/>
-                          <w:szCs w:val="28"/>
-                        </w:rPr>
-                      </w:pPr>
-                      <w:r>
-                        <w:rPr>
-                          <w:rFonts w:asciiTheme="majorBidi" w:hAnsiTheme="majorBidi" w:cstheme="majorBidi"/>
-                          <w:b/>
-                          <w:bCs/>
-                          <w:i/>
-                          <w:iCs/>
-                          <w:sz w:val="28"/>
-                          <w:szCs w:val="28"/>
-                        </w:rPr>
-                        <w:t xml:space="preserve">               </w:t>
-                      </w:r>
-                      <w:r>
-                        <w:rPr>
-                          <w:rFonts w:asciiTheme="majorBidi" w:hAnsiTheme="majorBidi" w:cstheme="majorBidi"/>
-                          <w:b/>
-                          <w:bCs/>
-                          <w:i/>
-                          <w:iCs/>
-                          <w:sz w:val="28"/>
-                          <w:szCs w:val="28"/>
-                        </w:rPr>
-                        <w:t>target:</w:t>
-                      </w:r>
-                    </w:p>
-                    <w:p>
-                      <w:pPr>
-                        <w:spacing w:after="0"/>
-                        <w:rPr>
-                          <w:rFonts w:asciiTheme="majorBidi" w:hAnsiTheme="majorBidi" w:cstheme="majorBidi"/>
-                          <w:b/>
-                          <w:bCs/>
-                          <w:i/>
-                          <w:iCs/>
-                          <w:sz w:val="28"/>
-                          <w:szCs w:val="28"/>
-                        </w:rPr>
-                      </w:pPr>
-                      <w:r>
-                        <w:rPr>
-                          <w:rFonts w:asciiTheme="majorBidi" w:hAnsiTheme="majorBidi" w:cstheme="majorBidi"/>
-                          <w:b/>
-                          <w:bCs/>
-                          <w:i/>
-                          <w:iCs/>
-                          <w:sz w:val="28"/>
-                          <w:szCs w:val="28"/>
-                        </w:rPr>
-                        <w:t xml:space="preserve">                    </w:t>
-                      </w:r>
-                      <w:r>
-                        <w:rPr>
-                          <w:rFonts w:asciiTheme="majorBidi" w:hAnsiTheme="majorBidi" w:cstheme="majorBidi"/>
-                          <w:b/>
-                          <w:bCs/>
-                          <w:i/>
-                          <w:iCs/>
-                          <w:sz w:val="28"/>
-                          <w:szCs w:val="28"/>
-                        </w:rPr>
-                        <w:t>type: Utilization</w:t>
-                      </w:r>
-                    </w:p>
-                    <w:p>
-                      <w:pPr>
-                        <w:spacing w:after="0"/>
-                        <w:rPr>
-                          <w:rFonts w:asciiTheme="majorBidi" w:hAnsiTheme="majorBidi" w:cstheme="majorBidi"/>
-                          <w:b/>
-                          <w:bCs/>
-                          <w:i/>
-                          <w:iCs/>
-                          <w:sz w:val="28"/>
-                          <w:szCs w:val="28"/>
-                        </w:rPr>
-                      </w:pPr>
-                      <w:r>
-                        <w:rPr>
-                          <w:rFonts w:asciiTheme="majorBidi" w:hAnsiTheme="majorBidi" w:cstheme="majorBidi"/>
-                          <w:b/>
-                          <w:bCs/>
-                          <w:i/>
-                          <w:iCs/>
-                          <w:sz w:val="28"/>
-                          <w:szCs w:val="28"/>
-                        </w:rPr>
-                        <w:t xml:space="preserve">                    </w:t>
-                      </w:r>
-                      <w:proofErr w:type="spellStart"/>
-                      <w:r>
-                        <w:rPr>
-                          <w:rFonts w:asciiTheme="majorBidi" w:hAnsiTheme="majorBidi" w:cstheme="majorBidi"/>
-                          <w:b/>
-                          <w:bCs/>
-                          <w:i/>
-                          <w:iCs/>
-                          <w:sz w:val="28"/>
-                          <w:szCs w:val="28"/>
-                        </w:rPr>
-                        <w:t>averageUtilization</w:t>
-                      </w:r>
-                      <w:proofErr w:type="spellEnd"/>
-                      <w:r>
-                        <w:rPr>
-                          <w:rFonts w:asciiTheme="majorBidi" w:hAnsiTheme="majorBidi" w:cstheme="majorBidi"/>
-                          <w:b/>
-                          <w:bCs/>
-                          <w:i/>
-                          <w:iCs/>
-                          <w:sz w:val="28"/>
-                          <w:szCs w:val="28"/>
-                        </w:rPr>
-                        <w:t>: 50</w:t>
-                      </w:r>
-                    </w:p>
-                    <w:p>
-                      <w:pPr>
-                        <w:spacing w:after="0"/>
-                        <w:rPr>
-                          <w:rFonts w:asciiTheme="majorBidi" w:hAnsiTheme="majorBidi" w:cstheme="majorBidi"/>
-                          <w:b/>
-                          <w:bCs/>
-                          <w:i/>
-                          <w:iCs/>
-                          <w:sz w:val="28"/>
-                          <w:szCs w:val="28"/>
-                        </w:rPr>
-                      </w:pPr>
-                      <w:r>
-                        <w:rPr>
-                          <w:rFonts w:asciiTheme="majorBidi" w:hAnsiTheme="majorBidi" w:cstheme="majorBidi"/>
-                          <w:b/>
-                          <w:bCs/>
-                          <w:i/>
-                          <w:iCs/>
-                          <w:sz w:val="28"/>
-                          <w:szCs w:val="28"/>
-                        </w:rPr>
-                        <w:t xml:space="preserve">        </w:t>
-                      </w:r>
-                      <w:r>
-                        <w:rPr>
-                          <w:rFonts w:asciiTheme="majorBidi" w:hAnsiTheme="majorBidi" w:cstheme="majorBidi"/>
-                          <w:b/>
-                          <w:bCs/>
-                          <w:i/>
-                          <w:iCs/>
-                          <w:sz w:val="28"/>
-                          <w:szCs w:val="28"/>
-                        </w:rPr>
-                        <w:t>- type: Resource</w:t>
-                      </w:r>
-                    </w:p>
-                    <w:p>
-                      <w:pPr>
-                        <w:spacing w:after="0"/>
-                        <w:rPr>
-                          <w:rFonts w:asciiTheme="majorBidi" w:hAnsiTheme="majorBidi" w:cstheme="majorBidi"/>
-                          <w:b/>
-                          <w:bCs/>
-                          <w:i/>
-                          <w:iCs/>
-                          <w:sz w:val="28"/>
-                          <w:szCs w:val="28"/>
-                        </w:rPr>
-                      </w:pPr>
-                      <w:r>
-                        <w:rPr>
-                          <w:rFonts w:asciiTheme="majorBidi" w:hAnsiTheme="majorBidi" w:cstheme="majorBidi"/>
-                          <w:b/>
-                          <w:bCs/>
-                          <w:i/>
-                          <w:iCs/>
-                          <w:sz w:val="28"/>
-                          <w:szCs w:val="28"/>
-                        </w:rPr>
-                        <w:t xml:space="preserve">          </w:t>
-                      </w:r>
-                      <w:r>
-                        <w:rPr>
-                          <w:rFonts w:asciiTheme="majorBidi" w:hAnsiTheme="majorBidi" w:cstheme="majorBidi"/>
-                          <w:b/>
-                          <w:bCs/>
-                          <w:i/>
-                          <w:iCs/>
-                          <w:sz w:val="28"/>
-                          <w:szCs w:val="28"/>
-                        </w:rPr>
-                        <w:t>resource:</w:t>
-                      </w:r>
-                    </w:p>
-                    <w:p>
-                      <w:pPr>
-                        <w:spacing w:after="0"/>
-                        <w:rPr>
-                          <w:rFonts w:asciiTheme="majorBidi" w:hAnsiTheme="majorBidi" w:cstheme="majorBidi"/>
-                          <w:b/>
-                          <w:bCs/>
-                          <w:i/>
-                          <w:iCs/>
-                          <w:sz w:val="28"/>
-                          <w:szCs w:val="28"/>
-                        </w:rPr>
-                      </w:pPr>
-                      <w:r>
-                        <w:rPr>
-                          <w:rFonts w:asciiTheme="majorBidi" w:hAnsiTheme="majorBidi" w:cstheme="majorBidi"/>
-                          <w:b/>
-                          <w:bCs/>
-                          <w:i/>
-                          <w:iCs/>
-                          <w:sz w:val="28"/>
-                          <w:szCs w:val="28"/>
-                        </w:rPr>
-                        <w:t xml:space="preserve">               </w:t>
-                      </w:r>
-                      <w:r>
-                        <w:rPr>
-                          <w:rFonts w:asciiTheme="majorBidi" w:hAnsiTheme="majorBidi" w:cstheme="majorBidi"/>
-                          <w:b/>
-                          <w:bCs/>
-                          <w:i/>
-                          <w:iCs/>
-                          <w:sz w:val="28"/>
-                          <w:szCs w:val="28"/>
-                        </w:rPr>
-                        <w:t>name: memory</w:t>
-                      </w:r>
-                    </w:p>
-                    <w:p>
-                      <w:pPr>
-                        <w:spacing w:after="0"/>
-                        <w:rPr>
-                          <w:rFonts w:asciiTheme="majorBidi" w:hAnsiTheme="majorBidi" w:cstheme="majorBidi"/>
-                          <w:b/>
-                          <w:bCs/>
-                          <w:i/>
-                          <w:iCs/>
-                          <w:sz w:val="28"/>
-                          <w:szCs w:val="28"/>
-                        </w:rPr>
-                      </w:pPr>
-                      <w:r>
-                        <w:rPr>
-                          <w:rFonts w:asciiTheme="majorBidi" w:hAnsiTheme="majorBidi" w:cstheme="majorBidi"/>
-                          <w:b/>
-                          <w:bCs/>
-                          <w:i/>
-                          <w:iCs/>
-                          <w:sz w:val="28"/>
-                          <w:szCs w:val="28"/>
-                        </w:rPr>
-                        <w:t xml:space="preserve">               </w:t>
-                      </w:r>
-                      <w:r>
-                        <w:rPr>
-                          <w:rFonts w:asciiTheme="majorBidi" w:hAnsiTheme="majorBidi" w:cstheme="majorBidi"/>
-                          <w:b/>
-                          <w:bCs/>
-                          <w:i/>
-                          <w:iCs/>
-                          <w:sz w:val="28"/>
-                          <w:szCs w:val="28"/>
-                        </w:rPr>
-                        <w:t>target:</w:t>
-                      </w:r>
-                    </w:p>
-                    <w:p>
-                      <w:pPr>
-                        <w:spacing w:after="0"/>
-                        <w:rPr>
-                          <w:rFonts w:asciiTheme="majorBidi" w:hAnsiTheme="majorBidi" w:cstheme="majorBidi"/>
-                          <w:b/>
-                          <w:bCs/>
-                          <w:i/>
-                          <w:iCs/>
-                          <w:sz w:val="28"/>
-                          <w:szCs w:val="28"/>
-                        </w:rPr>
-                      </w:pPr>
-                      <w:r>
-                        <w:rPr>
-                          <w:rFonts w:asciiTheme="majorBidi" w:hAnsiTheme="majorBidi" w:cstheme="majorBidi"/>
-                          <w:b/>
-                          <w:bCs/>
-                          <w:i/>
-                          <w:iCs/>
-                          <w:sz w:val="28"/>
-                          <w:szCs w:val="28"/>
-                        </w:rPr>
-                        <w:t xml:space="preserve">                    </w:t>
-                      </w:r>
-                      <w:r>
-                        <w:rPr>
-                          <w:rFonts w:asciiTheme="majorBidi" w:hAnsiTheme="majorBidi" w:cstheme="majorBidi"/>
-                          <w:b/>
-                          <w:bCs/>
-                          <w:i/>
-                          <w:iCs/>
-                          <w:sz w:val="28"/>
-                          <w:szCs w:val="28"/>
-                        </w:rPr>
-                        <w:t>type: Utilization</w:t>
-                      </w:r>
-                    </w:p>
-                    <w:p>
-                      <w:pPr>
-                        <w:spacing w:after="0"/>
-                        <w:rPr>
-                          <w:rFonts w:asciiTheme="majorBidi" w:hAnsiTheme="majorBidi" w:cstheme="majorBidi"/>
-                          <w:b/>
-                          <w:bCs/>
-                          <w:i/>
-                          <w:iCs/>
-                          <w:sz w:val="28"/>
-                          <w:szCs w:val="28"/>
-                        </w:rPr>
-                      </w:pPr>
-                      <w:r>
-                        <w:rPr>
-                          <w:rFonts w:asciiTheme="majorBidi" w:hAnsiTheme="majorBidi" w:cstheme="majorBidi"/>
-                          <w:b/>
-                          <w:bCs/>
-                          <w:i/>
-                          <w:iCs/>
-                          <w:sz w:val="28"/>
-                          <w:szCs w:val="28"/>
-                        </w:rPr>
-                        <w:t xml:space="preserve">                    </w:t>
-                      </w:r>
-                      <w:proofErr w:type="spellStart"/>
-                      <w:r>
-                        <w:rPr>
-                          <w:rFonts w:asciiTheme="majorBidi" w:hAnsiTheme="majorBidi" w:cstheme="majorBidi"/>
-                          <w:b/>
-                          <w:bCs/>
-                          <w:i/>
-                          <w:iCs/>
-                          <w:sz w:val="28"/>
-                          <w:szCs w:val="28"/>
-                        </w:rPr>
-                        <w:t>averageUtilization</w:t>
-                      </w:r>
-                      <w:proofErr w:type="spellEnd"/>
-                      <w:r>
-                        <w:rPr>
-                          <w:rFonts w:asciiTheme="majorBidi" w:hAnsiTheme="majorBidi" w:cstheme="majorBidi"/>
-                          <w:b/>
-                          <w:bCs/>
-                          <w:i/>
-                          <w:iCs/>
-                          <w:sz w:val="28"/>
-                          <w:szCs w:val="28"/>
-                        </w:rPr>
-                        <w:t>: 70</w:t>
-                      </w:r>
-                    </w:p>
-                    <w:p>
-                      <w:pPr>
-                        <w:spacing w:after="0"/>
-                        <w:rPr>
-                          <w:rFonts w:asciiTheme="majorBidi" w:hAnsiTheme="majorBidi" w:cstheme="majorBidi"/>
-                          <w:b/>
-                          <w:bCs/>
-                          <w:i/>
-                          <w:iCs/>
-                          <w:sz w:val="28"/>
-                          <w:szCs w:val="28"/>
-                        </w:rPr>
-                      </w:pPr>
-                    </w:p>
-                    <w:p>
-                      <w:pPr>
-                        <w:spacing w:after="0"/>
-                        <w:rPr>
-                          <w:rFonts w:asciiTheme="majorBidi" w:hAnsiTheme="majorBidi" w:cstheme="majorBidi"/>
-                          <w:b/>
-                          <w:bCs/>
-                          <w:i/>
-                          <w:iCs/>
-                          <w:sz w:val="28"/>
-                          <w:szCs w:val="28"/>
-                        </w:rPr>
-                      </w:pPr>
-                    </w:p>
-                    <w:p>
-                      <w:pPr>
-                        <w:spacing w:after="0"/>
-                        <w:jc w:val="center"/>
-                        <w:rPr>
-                          <w:b/>
-                          <w:bCs/>
-                          <w:i/>
-                          <w:iCs/>
-                        </w:rPr>
-                      </w:pPr>
-                    </w:p>
-                  </w:txbxContent>
-                </v:textbox>
-                <w10:wrap anchorx="margin"/>
-              </v:rect>
-            </w:pict>
-          </mc:Fallback>
-        </mc:AlternateContent>
-      </w:r>
-    </w:p>
-    <w:p>
-      <w:pPr>
-        <w:jc w:val="both"/>
-        <w:rPr>
-          <w:rFonts w:asciiTheme="majorBidi" w:hAnsiTheme="majorBidi" w:cstheme="majorBidi"/>
-          <w:sz w:val="28"/>
-          <w:szCs w:val="28"/>
-        </w:rPr>
-      </w:pPr>
-    </w:p>
-    <w:p>
-      <w:pPr>
-        <w:jc w:val="both"/>
-        <w:rPr>
-          <w:rFonts w:asciiTheme="majorBidi" w:hAnsiTheme="majorBidi" w:cstheme="majorBidi"/>
-          <w:sz w:val="28"/>
-          <w:szCs w:val="28"/>
-        </w:rPr>
-      </w:pPr>
-    </w:p>
-    <w:p>
-      <w:pPr>
-        <w:jc w:val="both"/>
-        <w:rPr>
-          <w:rFonts w:asciiTheme="majorBidi" w:hAnsiTheme="majorBidi" w:cstheme="majorBidi"/>
-          <w:sz w:val="28"/>
-          <w:szCs w:val="28"/>
-        </w:rPr>
-      </w:pPr>
-    </w:p>
-    <w:p>
-      <w:pPr>
-        <w:jc w:val="both"/>
-        <w:rPr>
-          <w:rFonts w:asciiTheme="majorBidi" w:hAnsiTheme="majorBidi" w:cstheme="majorBidi"/>
-          <w:sz w:val="28"/>
-          <w:szCs w:val="28"/>
-        </w:rPr>
-      </w:pPr>
-    </w:p>
-    <w:p>
-      <w:pPr>
-        <w:jc w:val="both"/>
-        <w:rPr>
-          <w:rFonts w:asciiTheme="majorBidi" w:hAnsiTheme="majorBidi" w:cstheme="majorBidi"/>
-          <w:sz w:val="28"/>
-          <w:szCs w:val="28"/>
-        </w:rPr>
-      </w:pPr>
-    </w:p>
-    <w:p>
-      <w:pPr>
-        <w:jc w:val="both"/>
-        <w:rPr>
-          <w:rFonts w:asciiTheme="majorBidi" w:hAnsiTheme="majorBidi" w:cstheme="majorBidi"/>
-          <w:sz w:val="28"/>
-          <w:szCs w:val="28"/>
-        </w:rPr>
-      </w:pPr>
-    </w:p>
-    <w:p>
-      <w:pPr>
-        <w:jc w:val="both"/>
-        <w:rPr>
-          <w:rFonts w:asciiTheme="majorBidi" w:hAnsiTheme="majorBidi" w:cstheme="majorBidi"/>
-          <w:sz w:val="28"/>
-          <w:szCs w:val="28"/>
-        </w:rPr>
-      </w:pPr>
-    </w:p>
-    <w:p>
-      <w:pPr>
-        <w:jc w:val="both"/>
-        <w:rPr>
-          <w:rFonts w:asciiTheme="majorBidi" w:hAnsiTheme="majorBidi" w:cstheme="majorBidi"/>
-          <w:sz w:val="28"/>
-          <w:szCs w:val="28"/>
-        </w:rPr>
-      </w:pPr>
-    </w:p>
-    <w:p>
-      <w:pPr>
-        <w:jc w:val="both"/>
-        <w:rPr>
-          <w:rFonts w:asciiTheme="majorBidi" w:hAnsiTheme="majorBidi" w:cstheme="majorBidi"/>
-          <w:sz w:val="28"/>
-          <w:szCs w:val="28"/>
-        </w:rPr>
-      </w:pPr>
-    </w:p>
-    <w:p>
-      <w:pPr>
-        <w:jc w:val="both"/>
-        <w:rPr>
-          <w:rFonts w:asciiTheme="majorBidi" w:hAnsiTheme="majorBidi" w:cstheme="majorBidi"/>
-          <w:sz w:val="28"/>
-          <w:szCs w:val="28"/>
-        </w:rPr>
-      </w:pPr>
-    </w:p>
-    <w:p>
-      <w:pPr>
-        <w:jc w:val="both"/>
-        <w:rPr>
-          <w:rFonts w:asciiTheme="majorBidi" w:hAnsiTheme="majorBidi" w:cstheme="majorBidi"/>
-          <w:sz w:val="28"/>
-          <w:szCs w:val="28"/>
-        </w:rPr>
-      </w:pPr>
-    </w:p>
-    <w:p>
-      <w:pPr>
-        <w:jc w:val="both"/>
-        <w:rPr>
-          <w:rFonts w:asciiTheme="majorBidi" w:hAnsiTheme="majorBidi" w:cstheme="majorBidi"/>
-          <w:sz w:val="28"/>
-          <w:szCs w:val="28"/>
+    </w:p>
+    <w:p>
+      <w:pPr>
+        <w:jc w:val="both"/>
+        <w:rPr>
+          <w:rFonts w:asciiTheme="majorBidi" w:hAnsiTheme="majorBidi" w:cstheme="majorBidi"/>
+          <w:sz w:val="28"/>
+          <w:szCs w:val="28"/>
+        </w:rPr>
+      </w:pPr>
+    </w:p>
+    <w:p>
+      <w:pPr>
+        <w:jc w:val="both"/>
+        <w:rPr>
+          <w:rFonts w:asciiTheme="majorBidi" w:hAnsiTheme="majorBidi" w:cstheme="majorBidi"/>
+          <w:sz w:val="28"/>
+          <w:szCs w:val="28"/>
+        </w:rPr>
+      </w:pPr>
+    </w:p>
+    <w:p>
+      <w:pPr>
+        <w:jc w:val="both"/>
+        <w:rPr>
+          <w:rFonts w:asciiTheme="majorBidi" w:hAnsiTheme="majorBidi" w:cstheme="majorBidi"/>
+          <w:sz w:val="28"/>
+          <w:szCs w:val="28"/>
+        </w:rPr>
+      </w:pPr>
+    </w:p>
+    <w:p>
+      <w:pPr>
+        <w:jc w:val="both"/>
+        <w:rPr>
+          <w:rFonts w:asciiTheme="majorBidi" w:hAnsiTheme="majorBidi" w:cstheme="majorBidi"/>
+          <w:sz w:val="28"/>
+          <w:szCs w:val="28"/>
+        </w:rPr>
+      </w:pPr>
+    </w:p>
+    <w:p>
+      <w:pPr>
+        <w:jc w:val="both"/>
+        <w:rPr>
+          <w:rFonts w:asciiTheme="majorBidi" w:hAnsiTheme="majorBidi" w:cstheme="majorBidi"/>
+          <w:sz w:val="28"/>
+          <w:szCs w:val="28"/>
+        </w:rPr>
+      </w:pPr>
+    </w:p>
+    <w:p>
+      <w:pPr>
+        <w:jc w:val="both"/>
+        <w:rPr>
+          <w:rFonts w:asciiTheme="majorBidi" w:hAnsiTheme="majorBidi" w:cstheme="majorBidi"/>
+          <w:sz w:val="28"/>
+          <w:szCs w:val="28"/>
+        </w:rPr>
+      </w:pPr>
+    </w:p>
+    <w:p>
+      <w:pPr>
+        <w:jc w:val="both"/>
+        <w:rPr>
+          <w:rFonts w:asciiTheme="majorBidi" w:hAnsiTheme="majorBidi" w:cstheme="majorBidi"/>
+          <w:sz w:val="28"/>
+          <w:szCs w:val="28"/>
+        </w:rPr>
+      </w:pPr>
+    </w:p>
+    <w:p>
+      <w:pPr>
+        <w:jc w:val="both"/>
+        <w:rPr>
+          <w:rFonts w:asciiTheme="majorBidi" w:hAnsiTheme="majorBidi" w:cstheme="majorBidi"/>
+          <w:sz w:val="28"/>
+          <w:szCs w:val="28"/>
+        </w:rPr>
+      </w:pPr>
+    </w:p>
+    <w:p>
+      <w:pPr>
+        <w:jc w:val="both"/>
+        <w:rPr>
+          <w:rFonts w:asciiTheme="majorBidi" w:hAnsiTheme="majorBidi" w:cstheme="majorBidi"/>
+          <w:sz w:val="28"/>
+          <w:szCs w:val="28"/>
+        </w:rPr>
+      </w:pPr>
+    </w:p>
+    <w:p>
+      <w:pPr>
+        <w:jc w:val="both"/>
+        <w:rPr>
+          <w:rFonts w:asciiTheme="majorBidi" w:hAnsiTheme="majorBidi" w:cstheme="majorBidi"/>
+          <w:sz w:val="28"/>
+          <w:szCs w:val="28"/>
+        </w:rPr>
+      </w:pPr>
+    </w:p>
+    <w:p>
+      <w:pPr>
+        <w:jc w:val="both"/>
+        <w:rPr>
+          <w:rFonts w:asciiTheme="majorBidi" w:hAnsiTheme="majorBidi" w:cstheme="majorBidi"/>
+          <w:sz w:val="28"/>
+          <w:szCs w:val="28"/>
+        </w:rPr>
+      </w:pPr>
+    </w:p>
+    <w:p>
+      <w:pPr>
+        <w:jc w:val="both"/>
+        <w:rPr>
+          <w:rFonts w:asciiTheme="majorBidi" w:hAnsiTheme="majorBidi" w:cstheme="majorBidi"/>
+          <w:sz w:val="28"/>
+          <w:szCs w:val="28"/>
+        </w:rPr>
+      </w:pPr>
+    </w:p>
+    <w:p>
+      <w:pPr>
+        <w:jc w:val="both"/>
+        <w:rPr>
+          <w:rFonts w:asciiTheme="majorBidi" w:hAnsiTheme="majorBidi" w:cstheme="majorBidi"/>
+          <w:sz w:val="28"/>
+          <w:szCs w:val="28"/>
+        </w:rPr>
+      </w:pPr>
+    </w:p>
+    <w:p>
+      <w:pPr>
+        <w:jc w:val="both"/>
+        <w:rPr>
+          <w:rFonts w:asciiTheme="majorBidi" w:hAnsiTheme="majorBidi" w:cstheme="majorBidi"/>
+          <w:sz w:val="28"/>
+          <w:szCs w:val="28"/>
+        </w:rPr>
+      </w:pPr>
+    </w:p>
+    <w:p>
+      <w:pPr>
+        <w:jc w:val="both"/>
+        <w:rPr>
+          <w:rFonts w:asciiTheme="majorBidi" w:hAnsiTheme="majorBidi" w:cstheme="majorBidi"/>
+          <w:sz w:val="28"/>
+          <w:szCs w:val="28"/>
+        </w:rPr>
+      </w:pPr>
+    </w:p>
+    <w:p>
+      <w:pPr>
+        <w:jc w:val="both"/>
+        <w:rPr>
+          <w:rFonts w:asciiTheme="majorBidi" w:hAnsiTheme="majorBidi" w:cstheme="majorBidi"/>
+          <w:sz w:val="36"/>
+          <w:szCs w:val="36"/>
         </w:rPr>
       </w:pPr>
     </w:p>
@@ -27194,6 +27187,7 @@
           <w:sz w:val="28"/>
           <w:szCs w:val="28"/>
         </w:rPr>
+        <w:lastRenderedPageBreak/>
         <w:t>No scaling occurs.</w:t>
       </w:r>
     </w:p>
@@ -27426,7 +27420,6 @@
           <w:sz w:val="32"/>
           <w:szCs w:val="32"/>
         </w:rPr>
-        <w:lastRenderedPageBreak/>
         <w:t>Requirements for HPA</w:t>
       </w:r>
       <w:r>
@@ -28566,6 +28559,7 @@
           <w:sz w:val="28"/>
           <w:szCs w:val="28"/>
         </w:rPr>
+        <w:lastRenderedPageBreak/>
         <w:t xml:space="preserve">They are also required for some features such as the </w:t>
       </w:r>
       <w:r>
@@ -28733,7 +28727,6 @@
           <w:sz w:val="28"/>
           <w:szCs w:val="28"/>
         </w:rPr>
-        <w:lastRenderedPageBreak/>
         <mc:AlternateContent>
           <mc:Choice Requires="wps">
             <w:drawing>
@@ -29607,6 +29600,7 @@
           <w:sz w:val="28"/>
           <w:szCs w:val="28"/>
         </w:rPr>
+        <w:lastRenderedPageBreak/>
         <w:t>Limits protect the node and other workloads from resource exhaustion.</w:t>
       </w:r>
     </w:p>
@@ -29831,7 +29825,6 @@
           <w:sz w:val="28"/>
           <w:szCs w:val="28"/>
         </w:rPr>
-        <w:lastRenderedPageBreak/>
         <w:t>m</w:t>
       </w:r>
       <w:r>
@@ -29892,17 +29885,14 @@
         </w:rPr>
         <w:t>:</w:t>
       </w:r>
-    </w:p>
-    <w:p>
-      <w:pPr>
-        <w:spacing w:after="120"/>
-        <w:jc w:val="both"/>
-        <w:rPr>
-          <w:rFonts w:asciiTheme="majorBidi" w:hAnsiTheme="majorBidi" w:cstheme="majorBidi"/>
-          <w:sz w:val="28"/>
-          <w:szCs w:val="28"/>
-        </w:rPr>
-      </w:pPr>
+      <w:r>
+        <w:rPr>
+          <w:rFonts w:asciiTheme="majorBidi" w:hAnsiTheme="majorBidi" w:cstheme="majorBidi"/>
+          <w:sz w:val="28"/>
+          <w:szCs w:val="28"/>
+        </w:rPr>
+        <w:t xml:space="preserve"> </w:t>
+      </w:r>
       <w:proofErr w:type="spellStart"/>
       <w:r>
         <w:rPr>
@@ -29993,24 +29983,16 @@
           <w:sz w:val="28"/>
           <w:szCs w:val="28"/>
         </w:rPr>
-        <w:t>Memory is measured in bytes, usually using binary units:</w:t>
-      </w:r>
-    </w:p>
-    <w:p>
-      <w:pPr>
-        <w:pStyle w:val="ListParagraph"/>
-        <w:numPr>
-          <w:ilvl w:val="0"/>
-          <w:numId w:val="66"/>
-        </w:numPr>
-        <w:ind w:left="360"/>
-        <w:jc w:val="both"/>
-        <w:rPr>
-          <w:rFonts w:asciiTheme="majorBidi" w:hAnsiTheme="majorBidi" w:cstheme="majorBidi"/>
-          <w:sz w:val="28"/>
-          <w:szCs w:val="28"/>
-        </w:rPr>
-      </w:pPr>
+        <w:t>Memory is measured in bytes, usually using binary units</w:t>
+      </w:r>
+      <w:r>
+        <w:rPr>
+          <w:rFonts w:asciiTheme="majorBidi" w:hAnsiTheme="majorBidi" w:cstheme="majorBidi"/>
+          <w:sz w:val="28"/>
+          <w:szCs w:val="28"/>
+        </w:rPr>
+        <w:t xml:space="preserve">. For example, </w:t>
+      </w:r>
       <w:r>
         <w:rPr>
           <w:rFonts w:asciiTheme="majorBidi" w:hAnsiTheme="majorBidi" w:cstheme="majorBidi"/>
@@ -30035,23 +30017,14 @@
         </w:rPr>
         <w:t>Mebibyte</w:t>
       </w:r>
-    </w:p>
-    <w:p>
-      <w:pPr>
-        <w:pStyle w:val="ListParagraph"/>
-        <w:numPr>
-          <w:ilvl w:val="0"/>
-          <w:numId w:val="66"/>
-        </w:numPr>
-        <w:spacing w:after="120"/>
-        <w:ind w:left="360"/>
-        <w:jc w:val="both"/>
-        <w:rPr>
-          <w:rFonts w:asciiTheme="majorBidi" w:hAnsiTheme="majorBidi" w:cstheme="majorBidi"/>
-          <w:sz w:val="28"/>
-          <w:szCs w:val="28"/>
-        </w:rPr>
-      </w:pPr>
+      <w:r>
+        <w:rPr>
+          <w:rFonts w:asciiTheme="majorBidi" w:hAnsiTheme="majorBidi" w:cstheme="majorBidi"/>
+          <w:sz w:val="28"/>
+          <w:szCs w:val="28"/>
+        </w:rPr>
+        <w:t xml:space="preserve"> or </w:t>
+      </w:r>
       <w:r>
         <w:rPr>
           <w:rFonts w:asciiTheme="majorBidi" w:hAnsiTheme="majorBidi" w:cstheme="majorBidi"/>
@@ -30100,16 +30073,16 @@
         <mc:AlternateContent>
           <mc:Choice Requires="wps">
             <w:drawing>
-              <wp:anchor distT="0" distB="0" distL="114300" distR="114300" simplePos="0" relativeHeight="251677696" behindDoc="0" locked="0" layoutInCell="1" allowOverlap="1" wp14:anchorId="4897CED0" wp14:editId="333E1488">
+              <wp:anchor distT="0" distB="0" distL="114300" distR="114300" simplePos="0" relativeHeight="251677696" behindDoc="0" locked="0" layoutInCell="1" allowOverlap="1" wp14:anchorId="4897CED0" wp14:editId="00E92112">
                 <wp:simplePos x="0" y="0"/>
                 <wp:positionH relativeFrom="margin">
                   <wp:align>left</wp:align>
                 </wp:positionH>
                 <wp:positionV relativeFrom="paragraph">
-                  <wp:posOffset>313228</wp:posOffset>
+                  <wp:posOffset>328295</wp:posOffset>
                 </wp:positionV>
-                <wp:extent cx="2918460" cy="5760720"/>
-                <wp:effectExtent l="0" t="0" r="15240" b="11430"/>
+                <wp:extent cx="2918460" cy="5814060"/>
+                <wp:effectExtent l="0" t="0" r="15240" b="15240"/>
                 <wp:wrapNone/>
                 <wp:docPr id="1999959555" name="Rectangle 19"/>
                 <wp:cNvGraphicFramePr/>
@@ -30120,7 +30093,7 @@
                       <wps:spPr>
                         <a:xfrm>
                           <a:off x="0" y="0"/>
-                          <a:ext cx="2918460" cy="5760720"/>
+                          <a:ext cx="2918460" cy="5814060"/>
                         </a:xfrm>
                         <a:prstGeom prst="rect">
                           <a:avLst/>
@@ -31139,7 +31112,7 @@
           </mc:Choice>
           <mc:Fallback>
             <w:pict>
-              <v:rect w14:anchorId="4897CED0" id="Rectangle 19" o:spid="_x0000_s1043" style="position:absolute;left:0;text-align:left;margin-left:0;margin-top:24.65pt;width:229.8pt;height:453.6pt;z-index:251677696;visibility:visible;mso-wrap-style:square;mso-width-percent:0;mso-height-percent:0;mso-wrap-distance-left:9pt;mso-wrap-distance-top:0;mso-wrap-distance-right:9pt;mso-wrap-distance-bottom:0;mso-position-horizontal:left;mso-position-horizontal-relative:margin;mso-position-vertical:absolute;mso-position-vertical-relative:text;mso-width-percent:0;mso-height-percent:0;mso-width-relative:margin;mso-height-relative:margin;v-text-anchor:middle" o:gfxdata="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" fillcolor="black [3200]" strokecolor="black [480]" strokeweight="1pt">
+              <v:rect w14:anchorId="4897CED0" id="Rectangle 19" o:spid="_x0000_s1042" style="position:absolute;left:0;text-align:left;margin-left:0;margin-top:25.85pt;width:229.8pt;height:457.8pt;z-index:251677696;visibility:visible;mso-wrap-style:square;mso-width-percent:0;mso-height-percent:0;mso-wrap-distance-left:9pt;mso-wrap-distance-top:0;mso-wrap-distance-right:9pt;mso-wrap-distance-bottom:0;mso-position-horizontal:left;mso-position-horizontal-relative:margin;mso-position-vertical:absolute;mso-position-vertical-relative:text;mso-width-percent:0;mso-height-percent:0;mso-width-relative:margin;mso-height-relative:margin;v-text-anchor:middle" o:gfxdata="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" fillcolor="black [3200]" strokecolor="black [480]" strokeweight="1pt">
                 <v:textbox>
                   <w:txbxContent>
                     <w:p>
@@ -32334,6 +32307,7 @@
           <w:sz w:val="28"/>
           <w:szCs w:val="28"/>
         </w:rPr>
+        <w:lastRenderedPageBreak/>
         <w:t>Explanation:</w:t>
       </w:r>
     </w:p>
@@ -32465,7 +32439,6 @@
           <w:sz w:val="28"/>
           <w:szCs w:val="28"/>
         </w:rPr>
-        <w:lastRenderedPageBreak/>
         <w:t>If it tries to exceed 500m CPU, it will be throttled.</w:t>
       </w:r>
       <w:r>
@@ -33204,30 +33177,6 @@
         </w:rPr>
         <w:t>).</w:t>
       </w:r>
-    </w:p>
-    <w:p>
-      <w:pPr>
-        <w:jc w:val="both"/>
-        <w:rPr>
-          <w:rFonts w:asciiTheme="majorBidi" w:hAnsiTheme="majorBidi" w:cstheme="majorBidi"/>
-          <w:b/>
-          <w:bCs/>
-          <w:sz w:val="32"/>
-          <w:szCs w:val="32"/>
-        </w:rPr>
-      </w:pPr>
-    </w:p>
-    <w:p>
-      <w:pPr>
-        <w:jc w:val="both"/>
-        <w:rPr>
-          <w:rFonts w:asciiTheme="majorBidi" w:hAnsiTheme="majorBidi" w:cstheme="majorBidi"/>
-          <w:b/>
-          <w:bCs/>
-          <w:sz w:val="32"/>
-          <w:szCs w:val="32"/>
-        </w:rPr>
-      </w:pPr>
     </w:p>
     <w:p>
       <w:pPr>
@@ -45562,6 +45511,119 @@
     </w:lvl>
   </w:abstractNum>
   <w:abstractNum w:abstractNumId="64" w15:restartNumberingAfterBreak="0">
+    <w:nsid w:val="5FB27D1C"/>
+    <w:multiLevelType w:val="hybridMultilevel"/>
+    <w:tmpl w:val="BB6E0286"/>
+    <w:lvl w:ilvl="0" w:tplc="0409000D">
+      <w:start w:val="1"/>
+      <w:numFmt w:val="bullet"/>
+      <w:lvlText w:val=""/>
+      <w:lvlJc w:val="left"/>
+      <w:pPr>
+        <w:ind w:left="720" w:hanging="360"/>
+      </w:pPr>
+      <w:rPr>
+        <w:rFonts w:ascii="Wingdings" w:hAnsi="Wingdings" w:hint="default"/>
+      </w:rPr>
+    </w:lvl>
+    <w:lvl w:ilvl="1" w:tplc="04090003" w:tentative="1">
+      <w:start w:val="1"/>
+      <w:numFmt w:val="bullet"/>
+      <w:lvlText w:val="o"/>
+      <w:lvlJc w:val="left"/>
+      <w:pPr>
+        <w:ind w:left="1440" w:hanging="360"/>
+      </w:pPr>
+      <w:rPr>
+        <w:rFonts w:ascii="Courier New" w:hAnsi="Courier New" w:cs="Courier New" w:hint="default"/>
+      </w:rPr>
+    </w:lvl>
+    <w:lvl w:ilvl="2" w:tplc="04090005" w:tentative="1">
+      <w:start w:val="1"/>
+      <w:numFmt w:val="bullet"/>
+      <w:lvlText w:val=""/>
+      <w:lvlJc w:val="left"/>
+      <w:pPr>
+        <w:ind w:left="2160" w:hanging="360"/>
+      </w:pPr>
+      <w:rPr>
+        <w:rFonts w:ascii="Wingdings" w:hAnsi="Wingdings" w:hint="default"/>
+      </w:rPr>
+    </w:lvl>
+    <w:lvl w:ilvl="3" w:tplc="04090001" w:tentative="1">
+      <w:start w:val="1"/>
+      <w:numFmt w:val="bullet"/>
+      <w:lvlText w:val=""/>
+      <w:lvlJc w:val="left"/>
+      <w:pPr>
+        <w:ind w:left="2880" w:hanging="360"/>
+      </w:pPr>
+      <w:rPr>
+        <w:rFonts w:ascii="Symbol" w:hAnsi="Symbol" w:hint="default"/>
+      </w:rPr>
+    </w:lvl>
+    <w:lvl w:ilvl="4" w:tplc="04090003" w:tentative="1">
+      <w:start w:val="1"/>
+      <w:numFmt w:val="bullet"/>
+      <w:lvlText w:val="o"/>
+      <w:lvlJc w:val="left"/>
+      <w:pPr>
+        <w:ind w:left="3600" w:hanging="360"/>
+      </w:pPr>
+      <w:rPr>
+        <w:rFonts w:ascii="Courier New" w:hAnsi="Courier New" w:cs="Courier New" w:hint="default"/>
+      </w:rPr>
+    </w:lvl>
+    <w:lvl w:ilvl="5" w:tplc="04090005" w:tentative="1">
+      <w:start w:val="1"/>
+      <w:numFmt w:val="bullet"/>
+      <w:lvlText w:val=""/>
+      <w:lvlJc w:val="left"/>
+      <w:pPr>
+        <w:ind w:left="4320" w:hanging="360"/>
+      </w:pPr>
+      <w:rPr>
+        <w:rFonts w:ascii="Wingdings" w:hAnsi="Wingdings" w:hint="default"/>
+      </w:rPr>
+    </w:lvl>
+    <w:lvl w:ilvl="6" w:tplc="04090001" w:tentative="1">
+      <w:start w:val="1"/>
+      <w:numFmt w:val="bullet"/>
+      <w:lvlText w:val=""/>
+      <w:lvlJc w:val="left"/>
+      <w:pPr>
+        <w:ind w:left="5040" w:hanging="360"/>
+      </w:pPr>
+      <w:rPr>
+        <w:rFonts w:ascii="Symbol" w:hAnsi="Symbol" w:hint="default"/>
+      </w:rPr>
+    </w:lvl>
+    <w:lvl w:ilvl="7" w:tplc="04090003" w:tentative="1">
+      <w:start w:val="1"/>
+      <w:numFmt w:val="bullet"/>
+      <w:lvlText w:val="o"/>
+      <w:lvlJc w:val="left"/>
+      <w:pPr>
+        <w:ind w:left="5760" w:hanging="360"/>
+      </w:pPr>
+      <w:rPr>
+        <w:rFonts w:ascii="Courier New" w:hAnsi="Courier New" w:cs="Courier New" w:hint="default"/>
+      </w:rPr>
+    </w:lvl>
+    <w:lvl w:ilvl="8" w:tplc="04090005" w:tentative="1">
+      <w:start w:val="1"/>
+      <w:numFmt w:val="bullet"/>
+      <w:lvlText w:val=""/>
+      <w:lvlJc w:val="left"/>
+      <w:pPr>
+        <w:ind w:left="6480" w:hanging="360"/>
+      </w:pPr>
+      <w:rPr>
+        <w:rFonts w:ascii="Wingdings" w:hAnsi="Wingdings" w:hint="default"/>
+      </w:rPr>
+    </w:lvl>
+  </w:abstractNum>
+  <w:abstractNum w:abstractNumId="65" w15:restartNumberingAfterBreak="0">
     <w:nsid w:val="608237FD"/>
     <w:multiLevelType w:val="hybridMultilevel"/>
     <w:tmpl w:val="1B40E5BA"/>
@@ -45647,7 +45709,7 @@
       </w:pPr>
     </w:lvl>
   </w:abstractNum>
-  <w:abstractNum w:abstractNumId="65" w15:restartNumberingAfterBreak="0">
+  <w:abstractNum w:abstractNumId="66" w15:restartNumberingAfterBreak="0">
     <w:nsid w:val="614E32F4"/>
     <w:multiLevelType w:val="hybridMultilevel"/>
     <w:tmpl w:val="97BE0072"/>
@@ -45760,7 +45822,7 @@
       </w:rPr>
     </w:lvl>
   </w:abstractNum>
-  <w:abstractNum w:abstractNumId="66" w15:restartNumberingAfterBreak="0">
+  <w:abstractNum w:abstractNumId="67" w15:restartNumberingAfterBreak="0">
     <w:nsid w:val="61787DBC"/>
     <w:multiLevelType w:val="hybridMultilevel"/>
     <w:tmpl w:val="EE9C8548"/>
@@ -45873,7 +45935,7 @@
       </w:rPr>
     </w:lvl>
   </w:abstractNum>
-  <w:abstractNum w:abstractNumId="67" w15:restartNumberingAfterBreak="0">
+  <w:abstractNum w:abstractNumId="68" w15:restartNumberingAfterBreak="0">
     <w:nsid w:val="670A289A"/>
     <w:multiLevelType w:val="hybridMultilevel"/>
     <w:tmpl w:val="8EAA8596"/>
@@ -45985,7 +46047,7 @@
       </w:rPr>
     </w:lvl>
   </w:abstractNum>
-  <w:abstractNum w:abstractNumId="68" w15:restartNumberingAfterBreak="0">
+  <w:abstractNum w:abstractNumId="69" w15:restartNumberingAfterBreak="0">
     <w:nsid w:val="673A6DD4"/>
     <w:multiLevelType w:val="hybridMultilevel"/>
     <w:tmpl w:val="AD60EDF6"/>
@@ -46097,7 +46159,7 @@
       </w:rPr>
     </w:lvl>
   </w:abstractNum>
-  <w:abstractNum w:abstractNumId="69" w15:restartNumberingAfterBreak="0">
+  <w:abstractNum w:abstractNumId="70" w15:restartNumberingAfterBreak="0">
     <w:nsid w:val="673E77F2"/>
     <w:multiLevelType w:val="hybridMultilevel"/>
     <w:tmpl w:val="AF90BF36"/>
@@ -46210,7 +46272,7 @@
       </w:rPr>
     </w:lvl>
   </w:abstractNum>
-  <w:abstractNum w:abstractNumId="70" w15:restartNumberingAfterBreak="0">
+  <w:abstractNum w:abstractNumId="71" w15:restartNumberingAfterBreak="0">
     <w:nsid w:val="68EC7611"/>
     <w:multiLevelType w:val="hybridMultilevel"/>
     <w:tmpl w:val="57A23898"/>
@@ -46323,7 +46385,7 @@
       </w:rPr>
     </w:lvl>
   </w:abstractNum>
-  <w:abstractNum w:abstractNumId="71" w15:restartNumberingAfterBreak="0">
+  <w:abstractNum w:abstractNumId="72" w15:restartNumberingAfterBreak="0">
     <w:nsid w:val="6A7C5456"/>
     <w:multiLevelType w:val="hybridMultilevel"/>
     <w:tmpl w:val="CF1A9DBE"/>
@@ -46436,7 +46498,7 @@
       </w:rPr>
     </w:lvl>
   </w:abstractNum>
-  <w:abstractNum w:abstractNumId="72" w15:restartNumberingAfterBreak="0">
+  <w:abstractNum w:abstractNumId="73" w15:restartNumberingAfterBreak="0">
     <w:nsid w:val="6E6273CA"/>
     <w:multiLevelType w:val="hybridMultilevel"/>
     <w:tmpl w:val="8940D6DC"/>
@@ -46549,7 +46611,7 @@
       </w:rPr>
     </w:lvl>
   </w:abstractNum>
-  <w:abstractNum w:abstractNumId="73" w15:restartNumberingAfterBreak="0">
+  <w:abstractNum w:abstractNumId="74" w15:restartNumberingAfterBreak="0">
     <w:nsid w:val="6E811CCA"/>
     <w:multiLevelType w:val="hybridMultilevel"/>
     <w:tmpl w:val="7592D3C0"/>
@@ -46662,7 +46724,7 @@
       </w:rPr>
     </w:lvl>
   </w:abstractNum>
-  <w:abstractNum w:abstractNumId="74" w15:restartNumberingAfterBreak="0">
+  <w:abstractNum w:abstractNumId="75" w15:restartNumberingAfterBreak="0">
     <w:nsid w:val="6EB731AA"/>
     <w:multiLevelType w:val="hybridMultilevel"/>
     <w:tmpl w:val="2A7AE050"/>
@@ -46775,7 +46837,7 @@
       </w:rPr>
     </w:lvl>
   </w:abstractNum>
-  <w:abstractNum w:abstractNumId="75" w15:restartNumberingAfterBreak="0">
+  <w:abstractNum w:abstractNumId="76" w15:restartNumberingAfterBreak="0">
     <w:nsid w:val="6EEB05F0"/>
     <w:multiLevelType w:val="hybridMultilevel"/>
     <w:tmpl w:val="D6C25E98"/>
@@ -46888,7 +46950,7 @@
       </w:rPr>
     </w:lvl>
   </w:abstractNum>
-  <w:abstractNum w:abstractNumId="76" w15:restartNumberingAfterBreak="0">
+  <w:abstractNum w:abstractNumId="77" w15:restartNumberingAfterBreak="0">
     <w:nsid w:val="6FCB0D71"/>
     <w:multiLevelType w:val="hybridMultilevel"/>
     <w:tmpl w:val="BBD6B9B0"/>
@@ -46974,7 +47036,7 @@
       </w:pPr>
     </w:lvl>
   </w:abstractNum>
-  <w:abstractNum w:abstractNumId="77" w15:restartNumberingAfterBreak="0">
+  <w:abstractNum w:abstractNumId="78" w15:restartNumberingAfterBreak="0">
     <w:nsid w:val="70210479"/>
     <w:multiLevelType w:val="hybridMultilevel"/>
     <w:tmpl w:val="D22CA248"/>
@@ -47087,7 +47149,7 @@
       </w:rPr>
     </w:lvl>
   </w:abstractNum>
-  <w:abstractNum w:abstractNumId="78" w15:restartNumberingAfterBreak="0">
+  <w:abstractNum w:abstractNumId="79" w15:restartNumberingAfterBreak="0">
     <w:nsid w:val="73850CCB"/>
     <w:multiLevelType w:val="hybridMultilevel"/>
     <w:tmpl w:val="7780F692"/>
@@ -47200,7 +47262,7 @@
       </w:rPr>
     </w:lvl>
   </w:abstractNum>
-  <w:abstractNum w:abstractNumId="79" w15:restartNumberingAfterBreak="0">
+  <w:abstractNum w:abstractNumId="80" w15:restartNumberingAfterBreak="0">
     <w:nsid w:val="738D3B2A"/>
     <w:multiLevelType w:val="hybridMultilevel"/>
     <w:tmpl w:val="15140A52"/>
@@ -47313,7 +47375,7 @@
       </w:rPr>
     </w:lvl>
   </w:abstractNum>
-  <w:abstractNum w:abstractNumId="80" w15:restartNumberingAfterBreak="0">
+  <w:abstractNum w:abstractNumId="81" w15:restartNumberingAfterBreak="0">
     <w:nsid w:val="77CA55A4"/>
     <w:multiLevelType w:val="hybridMultilevel"/>
     <w:tmpl w:val="787EF6C6"/>
@@ -47426,7 +47488,7 @@
       </w:rPr>
     </w:lvl>
   </w:abstractNum>
-  <w:abstractNum w:abstractNumId="81" w15:restartNumberingAfterBreak="0">
+  <w:abstractNum w:abstractNumId="82" w15:restartNumberingAfterBreak="0">
     <w:nsid w:val="795C139B"/>
     <w:multiLevelType w:val="hybridMultilevel"/>
     <w:tmpl w:val="BCE63856"/>
@@ -47512,7 +47574,7 @@
       </w:pPr>
     </w:lvl>
   </w:abstractNum>
-  <w:abstractNum w:abstractNumId="82" w15:restartNumberingAfterBreak="0">
+  <w:abstractNum w:abstractNumId="83" w15:restartNumberingAfterBreak="0">
     <w:nsid w:val="7E6C4EA5"/>
     <w:multiLevelType w:val="hybridMultilevel"/>
     <w:tmpl w:val="86C0D800"/>
@@ -47634,19 +47696,19 @@
     <w:abstractNumId w:val="3"/>
   </w:num>
   <w:num w:numId="4" w16cid:durableId="2016955889">
-    <w:abstractNumId w:val="67"/>
+    <w:abstractNumId w:val="68"/>
   </w:num>
   <w:num w:numId="5" w16cid:durableId="665278943">
     <w:abstractNumId w:val="8"/>
   </w:num>
   <w:num w:numId="6" w16cid:durableId="612634043">
-    <w:abstractNumId w:val="68"/>
+    <w:abstractNumId w:val="69"/>
   </w:num>
   <w:num w:numId="7" w16cid:durableId="1684555838">
     <w:abstractNumId w:val="42"/>
   </w:num>
   <w:num w:numId="8" w16cid:durableId="2014261147">
-    <w:abstractNumId w:val="82"/>
+    <w:abstractNumId w:val="83"/>
   </w:num>
   <w:num w:numId="9" w16cid:durableId="1267956913">
     <w:abstractNumId w:val="55"/>
@@ -47658,13 +47720,13 @@
     <w:abstractNumId w:val="49"/>
   </w:num>
   <w:num w:numId="12" w16cid:durableId="1592855828">
-    <w:abstractNumId w:val="75"/>
+    <w:abstractNumId w:val="76"/>
   </w:num>
   <w:num w:numId="13" w16cid:durableId="814681073">
     <w:abstractNumId w:val="41"/>
   </w:num>
   <w:num w:numId="14" w16cid:durableId="985356382">
-    <w:abstractNumId w:val="71"/>
+    <w:abstractNumId w:val="72"/>
   </w:num>
   <w:num w:numId="15" w16cid:durableId="1439985534">
     <w:abstractNumId w:val="6"/>
@@ -47679,7 +47741,7 @@
     <w:abstractNumId w:val="20"/>
   </w:num>
   <w:num w:numId="19" w16cid:durableId="1547982813">
-    <w:abstractNumId w:val="81"/>
+    <w:abstractNumId w:val="82"/>
   </w:num>
   <w:num w:numId="20" w16cid:durableId="386296522">
     <w:abstractNumId w:val="12"/>
@@ -47688,7 +47750,7 @@
     <w:abstractNumId w:val="11"/>
   </w:num>
   <w:num w:numId="22" w16cid:durableId="1191069953">
-    <w:abstractNumId w:val="80"/>
+    <w:abstractNumId w:val="81"/>
   </w:num>
   <w:num w:numId="23" w16cid:durableId="550699742">
     <w:abstractNumId w:val="40"/>
@@ -47706,7 +47768,7 @@
     <w:abstractNumId w:val="59"/>
   </w:num>
   <w:num w:numId="28" w16cid:durableId="477461107">
-    <w:abstractNumId w:val="66"/>
+    <w:abstractNumId w:val="67"/>
   </w:num>
   <w:num w:numId="29" w16cid:durableId="1272131790">
     <w:abstractNumId w:val="0"/>
@@ -47718,7 +47780,7 @@
     <w:abstractNumId w:val="27"/>
   </w:num>
   <w:num w:numId="32" w16cid:durableId="1839153401">
-    <w:abstractNumId w:val="65"/>
+    <w:abstractNumId w:val="66"/>
   </w:num>
   <w:num w:numId="33" w16cid:durableId="876041062">
     <w:abstractNumId w:val="30"/>
@@ -47727,10 +47789,10 @@
     <w:abstractNumId w:val="25"/>
   </w:num>
   <w:num w:numId="35" w16cid:durableId="1762991328">
-    <w:abstractNumId w:val="73"/>
+    <w:abstractNumId w:val="74"/>
   </w:num>
   <w:num w:numId="36" w16cid:durableId="1546256733">
-    <w:abstractNumId w:val="76"/>
+    <w:abstractNumId w:val="77"/>
   </w:num>
   <w:num w:numId="37" w16cid:durableId="2030402463">
     <w:abstractNumId w:val="61"/>
@@ -47742,7 +47804,7 @@
     <w:abstractNumId w:val="28"/>
   </w:num>
   <w:num w:numId="40" w16cid:durableId="1993479625">
-    <w:abstractNumId w:val="72"/>
+    <w:abstractNumId w:val="73"/>
   </w:num>
   <w:num w:numId="41" w16cid:durableId="670449054">
     <w:abstractNumId w:val="26"/>
@@ -47760,7 +47822,7 @@
     <w:abstractNumId w:val="7"/>
   </w:num>
   <w:num w:numId="46" w16cid:durableId="534193920">
-    <w:abstractNumId w:val="78"/>
+    <w:abstractNumId w:val="79"/>
   </w:num>
   <w:num w:numId="47" w16cid:durableId="2100366988">
     <w:abstractNumId w:val="13"/>
@@ -47778,10 +47840,10 @@
     <w:abstractNumId w:val="43"/>
   </w:num>
   <w:num w:numId="52" w16cid:durableId="357004877">
-    <w:abstractNumId w:val="64"/>
+    <w:abstractNumId w:val="65"/>
   </w:num>
   <w:num w:numId="53" w16cid:durableId="207568158">
-    <w:abstractNumId w:val="74"/>
+    <w:abstractNumId w:val="75"/>
   </w:num>
   <w:num w:numId="54" w16cid:durableId="1493334572">
     <w:abstractNumId w:val="52"/>
@@ -47805,7 +47867,7 @@
     <w:abstractNumId w:val="51"/>
   </w:num>
   <w:num w:numId="61" w16cid:durableId="845510853">
-    <w:abstractNumId w:val="69"/>
+    <w:abstractNumId w:val="70"/>
   </w:num>
   <w:num w:numId="62" w16cid:durableId="1423181119">
     <w:abstractNumId w:val="1"/>
@@ -47835,7 +47897,7 @@
     <w:abstractNumId w:val="29"/>
   </w:num>
   <w:num w:numId="71" w16cid:durableId="880752959">
-    <w:abstractNumId w:val="77"/>
+    <w:abstractNumId w:val="78"/>
   </w:num>
   <w:num w:numId="72" w16cid:durableId="1717119763">
     <w:abstractNumId w:val="38"/>
@@ -47850,10 +47912,10 @@
     <w:abstractNumId w:val="33"/>
   </w:num>
   <w:num w:numId="76" w16cid:durableId="1933080846">
-    <w:abstractNumId w:val="79"/>
+    <w:abstractNumId w:val="80"/>
   </w:num>
   <w:num w:numId="77" w16cid:durableId="2134444328">
-    <w:abstractNumId w:val="70"/>
+    <w:abstractNumId w:val="71"/>
   </w:num>
   <w:num w:numId="78" w16cid:durableId="350225506">
     <w:abstractNumId w:val="4"/>
@@ -47872,6 +47934,9 @@
   </w:num>
   <w:num w:numId="83" w16cid:durableId="365451735">
     <w:abstractNumId w:val="34"/>
+  </w:num>
+  <w:num w:numId="84" w16cid:durableId="625310733">
+    <w:abstractNumId w:val="64"/>
   </w:num>
   <w:numIdMacAtCleanup w:val="77"/>
 </w:numbering>
